--- a/report/POST_SUBMISSION_CHANGES.docx
+++ b/report/POST_SUBMISSION_CHANGES.docx
@@ -48,11 +48,11 @@
         <w:tblLook w:firstColumn="1" w:firstRow="1" w:lastColumn="0" w:lastRow="0" w:noHBand="0" w:noVBand="1" w:val="04A0"/>
       </w:tblPr>
       <w:tblGrid>
-        <w:gridCol w:w="319"/>
-        <w:gridCol w:w="1729"/>
-        <w:gridCol w:w="2562"/>
-        <w:gridCol w:w="2459"/>
-        <w:gridCol w:w="1426"/>
+        <w:gridCol w:w="435"/>
+        <w:gridCol w:w="1719"/>
+        <w:gridCol w:w="2506"/>
+        <w:gridCol w:w="2421"/>
+        <w:gridCol w:w="1415"/>
       </w:tblGrid>
       <w:tr>
         <w:trPr>
@@ -61,7 +61,7 @@
         </w:trPr>
         <w:tc>
           <w:tcPr>
-            <w:tcW w:type="dxa" w:w="319"/>
+            <w:tcW w:type="dxa" w:w="435"/>
             <w:shd w:val="clear" w:color="auto" w:fill="1F4E79"/>
             <w:vAlign w:val="center"/>
           </w:tcPr>
@@ -85,7 +85,7 @@
         </w:tc>
         <w:tc>
           <w:tcPr>
-            <w:tcW w:type="dxa" w:w="1729"/>
+            <w:tcW w:type="dxa" w:w="1719"/>
             <w:shd w:val="clear" w:color="auto" w:fill="1F4E79"/>
             <w:vAlign w:val="center"/>
           </w:tcPr>
@@ -109,7 +109,7 @@
         </w:tc>
         <w:tc>
           <w:tcPr>
-            <w:tcW w:type="dxa" w:w="2562"/>
+            <w:tcW w:type="dxa" w:w="2506"/>
             <w:shd w:val="clear" w:color="auto" w:fill="1F4E79"/>
             <w:vAlign w:val="center"/>
           </w:tcPr>
@@ -132,7 +132,7 @@
         </w:tc>
         <w:tc>
           <w:tcPr>
-            <w:tcW w:type="dxa" w:w="2459"/>
+            <w:tcW w:type="dxa" w:w="2421"/>
             <w:shd w:val="clear" w:color="auto" w:fill="1F4E79"/>
             <w:vAlign w:val="center"/>
           </w:tcPr>
@@ -155,7 +155,7 @@
         </w:tc>
         <w:tc>
           <w:tcPr>
-            <w:tcW w:type="dxa" w:w="1426"/>
+            <w:tcW w:type="dxa" w:w="1415"/>
             <w:shd w:val="clear" w:color="auto" w:fill="1F4E79"/>
             <w:vAlign w:val="center"/>
           </w:tcPr>
@@ -183,7 +183,7 @@
         </w:trPr>
         <w:tc>
           <w:tcPr>
-            <w:tcW w:type="dxa" w:w="319"/>
+            <w:tcW w:type="dxa" w:w="435"/>
             <w:shd w:val="clear" w:color="auto" w:fill="FFFFFF"/>
             <w:vAlign w:val="center"/>
           </w:tcPr>
@@ -207,7 +207,7 @@
         </w:tc>
         <w:tc>
           <w:tcPr>
-            <w:tcW w:type="dxa" w:w="1729"/>
+            <w:tcW w:type="dxa" w:w="1719"/>
             <w:shd w:val="clear" w:color="auto" w:fill="FFFFFF"/>
             <w:vAlign w:val="center"/>
           </w:tcPr>
@@ -231,7 +231,7 @@
         </w:tc>
         <w:tc>
           <w:tcPr>
-            <w:tcW w:type="dxa" w:w="2562"/>
+            <w:tcW w:type="dxa" w:w="2506"/>
             <w:shd w:val="clear" w:color="auto" w:fill="FFFFFF"/>
             <w:vAlign w:val="center"/>
           </w:tcPr>
@@ -254,7 +254,7 @@
         </w:tc>
         <w:tc>
           <w:tcPr>
-            <w:tcW w:type="dxa" w:w="2459"/>
+            <w:tcW w:type="dxa" w:w="2421"/>
             <w:shd w:val="clear" w:color="auto" w:fill="FFFFFF"/>
             <w:vAlign w:val="center"/>
           </w:tcPr>
@@ -277,7 +277,7 @@
         </w:tc>
         <w:tc>
           <w:tcPr>
-            <w:tcW w:type="dxa" w:w="1426"/>
+            <w:tcW w:type="dxa" w:w="1415"/>
             <w:shd w:val="clear" w:color="auto" w:fill="FFFFFF"/>
             <w:vAlign w:val="center"/>
           </w:tcPr>
@@ -325,7 +325,7 @@
         </w:trPr>
         <w:tc>
           <w:tcPr>
-            <w:tcW w:type="dxa" w:w="319"/>
+            <w:tcW w:type="dxa" w:w="435"/>
             <w:shd w:val="clear" w:color="auto" w:fill="F7F9FB"/>
             <w:vAlign w:val="center"/>
           </w:tcPr>
@@ -349,7 +349,7 @@
         </w:tc>
         <w:tc>
           <w:tcPr>
-            <w:tcW w:type="dxa" w:w="1729"/>
+            <w:tcW w:type="dxa" w:w="1719"/>
             <w:shd w:val="clear" w:color="auto" w:fill="F7F9FB"/>
             <w:vAlign w:val="center"/>
           </w:tcPr>
@@ -373,7 +373,7 @@
         </w:tc>
         <w:tc>
           <w:tcPr>
-            <w:tcW w:type="dxa" w:w="2562"/>
+            <w:tcW w:type="dxa" w:w="2506"/>
             <w:shd w:val="clear" w:color="auto" w:fill="F7F9FB"/>
             <w:vAlign w:val="center"/>
           </w:tcPr>
@@ -396,7 +396,7 @@
         </w:tc>
         <w:tc>
           <w:tcPr>
-            <w:tcW w:type="dxa" w:w="2459"/>
+            <w:tcW w:type="dxa" w:w="2421"/>
             <w:shd w:val="clear" w:color="auto" w:fill="F7F9FB"/>
             <w:vAlign w:val="center"/>
           </w:tcPr>
@@ -419,7 +419,7 @@
         </w:tc>
         <w:tc>
           <w:tcPr>
-            <w:tcW w:type="dxa" w:w="1426"/>
+            <w:tcW w:type="dxa" w:w="1415"/>
             <w:shd w:val="clear" w:color="auto" w:fill="F7F9FB"/>
             <w:vAlign w:val="center"/>
           </w:tcPr>
@@ -447,7 +447,7 @@
         </w:trPr>
         <w:tc>
           <w:tcPr>
-            <w:tcW w:type="dxa" w:w="319"/>
+            <w:tcW w:type="dxa" w:w="435"/>
             <w:shd w:val="clear" w:color="auto" w:fill="FFFFFF"/>
             <w:vAlign w:val="center"/>
           </w:tcPr>
@@ -471,7 +471,7 @@
         </w:tc>
         <w:tc>
           <w:tcPr>
-            <w:tcW w:type="dxa" w:w="1729"/>
+            <w:tcW w:type="dxa" w:w="1719"/>
             <w:shd w:val="clear" w:color="auto" w:fill="FFFFFF"/>
             <w:vAlign w:val="center"/>
           </w:tcPr>
@@ -495,7 +495,7 @@
         </w:tc>
         <w:tc>
           <w:tcPr>
-            <w:tcW w:type="dxa" w:w="2562"/>
+            <w:tcW w:type="dxa" w:w="2506"/>
             <w:shd w:val="clear" w:color="auto" w:fill="FFFFFF"/>
             <w:vAlign w:val="center"/>
           </w:tcPr>
@@ -518,7 +518,7 @@
         </w:tc>
         <w:tc>
           <w:tcPr>
-            <w:tcW w:type="dxa" w:w="2459"/>
+            <w:tcW w:type="dxa" w:w="2421"/>
             <w:shd w:val="clear" w:color="auto" w:fill="FFFFFF"/>
             <w:vAlign w:val="center"/>
           </w:tcPr>
@@ -541,7 +541,7 @@
         </w:tc>
         <w:tc>
           <w:tcPr>
-            <w:tcW w:type="dxa" w:w="1426"/>
+            <w:tcW w:type="dxa" w:w="1415"/>
             <w:shd w:val="clear" w:color="auto" w:fill="FFFFFF"/>
             <w:vAlign w:val="center"/>
           </w:tcPr>
@@ -569,7 +569,7 @@
         </w:trPr>
         <w:tc>
           <w:tcPr>
-            <w:tcW w:type="dxa" w:w="319"/>
+            <w:tcW w:type="dxa" w:w="435"/>
             <w:shd w:val="clear" w:color="auto" w:fill="F7F9FB"/>
             <w:vAlign w:val="center"/>
           </w:tcPr>
@@ -593,7 +593,7 @@
         </w:tc>
         <w:tc>
           <w:tcPr>
-            <w:tcW w:type="dxa" w:w="1729"/>
+            <w:tcW w:type="dxa" w:w="1719"/>
             <w:shd w:val="clear" w:color="auto" w:fill="F7F9FB"/>
             <w:vAlign w:val="center"/>
           </w:tcPr>
@@ -617,7 +617,7 @@
         </w:tc>
         <w:tc>
           <w:tcPr>
-            <w:tcW w:type="dxa" w:w="2562"/>
+            <w:tcW w:type="dxa" w:w="2506"/>
             <w:shd w:val="clear" w:color="auto" w:fill="F7F9FB"/>
             <w:vAlign w:val="center"/>
           </w:tcPr>
@@ -640,7 +640,7 @@
         </w:tc>
         <w:tc>
           <w:tcPr>
-            <w:tcW w:type="dxa" w:w="2459"/>
+            <w:tcW w:type="dxa" w:w="2421"/>
             <w:shd w:val="clear" w:color="auto" w:fill="F7F9FB"/>
             <w:vAlign w:val="center"/>
           </w:tcPr>
@@ -663,7 +663,7 @@
         </w:tc>
         <w:tc>
           <w:tcPr>
-            <w:tcW w:type="dxa" w:w="1426"/>
+            <w:tcW w:type="dxa" w:w="1415"/>
             <w:shd w:val="clear" w:color="auto" w:fill="F7F9FB"/>
             <w:vAlign w:val="center"/>
           </w:tcPr>
@@ -711,7 +711,7 @@
         </w:trPr>
         <w:tc>
           <w:tcPr>
-            <w:tcW w:type="dxa" w:w="319"/>
+            <w:tcW w:type="dxa" w:w="435"/>
             <w:shd w:val="clear" w:color="auto" w:fill="FFFFFF"/>
             <w:vAlign w:val="center"/>
           </w:tcPr>
@@ -735,7 +735,7 @@
         </w:tc>
         <w:tc>
           <w:tcPr>
-            <w:tcW w:type="dxa" w:w="1729"/>
+            <w:tcW w:type="dxa" w:w="1719"/>
             <w:shd w:val="clear" w:color="auto" w:fill="FFFFFF"/>
             <w:vAlign w:val="center"/>
           </w:tcPr>
@@ -759,7 +759,7 @@
         </w:tc>
         <w:tc>
           <w:tcPr>
-            <w:tcW w:type="dxa" w:w="2562"/>
+            <w:tcW w:type="dxa" w:w="2506"/>
             <w:shd w:val="clear" w:color="auto" w:fill="FFFFFF"/>
             <w:vAlign w:val="center"/>
           </w:tcPr>
@@ -782,7 +782,7 @@
         </w:tc>
         <w:tc>
           <w:tcPr>
-            <w:tcW w:type="dxa" w:w="2459"/>
+            <w:tcW w:type="dxa" w:w="2421"/>
             <w:shd w:val="clear" w:color="auto" w:fill="FFFFFF"/>
             <w:vAlign w:val="center"/>
           </w:tcPr>
@@ -805,7 +805,7 @@
         </w:tc>
         <w:tc>
           <w:tcPr>
-            <w:tcW w:type="dxa" w:w="1426"/>
+            <w:tcW w:type="dxa" w:w="1415"/>
             <w:shd w:val="clear" w:color="auto" w:fill="FFFFFF"/>
             <w:vAlign w:val="center"/>
           </w:tcPr>
@@ -833,7 +833,7 @@
         </w:trPr>
         <w:tc>
           <w:tcPr>
-            <w:tcW w:type="dxa" w:w="319"/>
+            <w:tcW w:type="dxa" w:w="435"/>
             <w:shd w:val="clear" w:color="auto" w:fill="F7F9FB"/>
             <w:vAlign w:val="center"/>
           </w:tcPr>
@@ -857,7 +857,7 @@
         </w:tc>
         <w:tc>
           <w:tcPr>
-            <w:tcW w:type="dxa" w:w="1729"/>
+            <w:tcW w:type="dxa" w:w="1719"/>
             <w:shd w:val="clear" w:color="auto" w:fill="F7F9FB"/>
             <w:vAlign w:val="center"/>
           </w:tcPr>
@@ -881,7 +881,7 @@
         </w:tc>
         <w:tc>
           <w:tcPr>
-            <w:tcW w:type="dxa" w:w="2562"/>
+            <w:tcW w:type="dxa" w:w="2506"/>
             <w:shd w:val="clear" w:color="auto" w:fill="F7F9FB"/>
             <w:vAlign w:val="center"/>
           </w:tcPr>
@@ -904,7 +904,7 @@
         </w:tc>
         <w:tc>
           <w:tcPr>
-            <w:tcW w:type="dxa" w:w="2459"/>
+            <w:tcW w:type="dxa" w:w="2421"/>
             <w:shd w:val="clear" w:color="auto" w:fill="F7F9FB"/>
             <w:vAlign w:val="center"/>
           </w:tcPr>
@@ -927,7 +927,7 @@
         </w:tc>
         <w:tc>
           <w:tcPr>
-            <w:tcW w:type="dxa" w:w="1426"/>
+            <w:tcW w:type="dxa" w:w="1415"/>
             <w:shd w:val="clear" w:color="auto" w:fill="F7F9FB"/>
             <w:vAlign w:val="center"/>
           </w:tcPr>
@@ -955,7 +955,7 @@
         </w:trPr>
         <w:tc>
           <w:tcPr>
-            <w:tcW w:type="dxa" w:w="319"/>
+            <w:tcW w:type="dxa" w:w="435"/>
             <w:shd w:val="clear" w:color="auto" w:fill="FFFFFF"/>
             <w:vAlign w:val="center"/>
           </w:tcPr>
@@ -979,7 +979,7 @@
         </w:tc>
         <w:tc>
           <w:tcPr>
-            <w:tcW w:type="dxa" w:w="1729"/>
+            <w:tcW w:type="dxa" w:w="1719"/>
             <w:shd w:val="clear" w:color="auto" w:fill="FFFFFF"/>
             <w:vAlign w:val="center"/>
           </w:tcPr>
@@ -1003,7 +1003,7 @@
         </w:tc>
         <w:tc>
           <w:tcPr>
-            <w:tcW w:type="dxa" w:w="2562"/>
+            <w:tcW w:type="dxa" w:w="2506"/>
             <w:shd w:val="clear" w:color="auto" w:fill="FFFFFF"/>
             <w:vAlign w:val="center"/>
           </w:tcPr>
@@ -1026,7 +1026,7 @@
         </w:tc>
         <w:tc>
           <w:tcPr>
-            <w:tcW w:type="dxa" w:w="2459"/>
+            <w:tcW w:type="dxa" w:w="2421"/>
             <w:shd w:val="clear" w:color="auto" w:fill="FFFFFF"/>
             <w:vAlign w:val="center"/>
           </w:tcPr>
@@ -1049,7 +1049,7 @@
         </w:tc>
         <w:tc>
           <w:tcPr>
-            <w:tcW w:type="dxa" w:w="1426"/>
+            <w:tcW w:type="dxa" w:w="1415"/>
             <w:shd w:val="clear" w:color="auto" w:fill="FFFFFF"/>
             <w:vAlign w:val="center"/>
           </w:tcPr>
@@ -1097,7 +1097,7 @@
         </w:trPr>
         <w:tc>
           <w:tcPr>
-            <w:tcW w:type="dxa" w:w="319"/>
+            <w:tcW w:type="dxa" w:w="435"/>
             <w:shd w:val="clear" w:color="auto" w:fill="F7F9FB"/>
             <w:vAlign w:val="center"/>
           </w:tcPr>
@@ -1121,7 +1121,7 @@
         </w:tc>
         <w:tc>
           <w:tcPr>
-            <w:tcW w:type="dxa" w:w="1729"/>
+            <w:tcW w:type="dxa" w:w="1719"/>
             <w:shd w:val="clear" w:color="auto" w:fill="F7F9FB"/>
             <w:vAlign w:val="center"/>
           </w:tcPr>
@@ -1145,7 +1145,7 @@
         </w:tc>
         <w:tc>
           <w:tcPr>
-            <w:tcW w:type="dxa" w:w="2562"/>
+            <w:tcW w:type="dxa" w:w="2506"/>
             <w:shd w:val="clear" w:color="auto" w:fill="F7F9FB"/>
             <w:vAlign w:val="center"/>
           </w:tcPr>
@@ -1168,7 +1168,7 @@
         </w:tc>
         <w:tc>
           <w:tcPr>
-            <w:tcW w:type="dxa" w:w="2459"/>
+            <w:tcW w:type="dxa" w:w="2421"/>
             <w:shd w:val="clear" w:color="auto" w:fill="F7F9FB"/>
             <w:vAlign w:val="center"/>
           </w:tcPr>
@@ -1191,7 +1191,7 @@
         </w:tc>
         <w:tc>
           <w:tcPr>
-            <w:tcW w:type="dxa" w:w="1426"/>
+            <w:tcW w:type="dxa" w:w="1415"/>
             <w:shd w:val="clear" w:color="auto" w:fill="F7F9FB"/>
             <w:vAlign w:val="center"/>
           </w:tcPr>
@@ -1239,13 +1239,13 @@
         </w:trPr>
         <w:tc>
           <w:tcPr>
-            <w:tcW w:type="dxa" w:w="319"/>
+            <w:tcW w:type="dxa" w:w="435"/>
             <w:shd w:val="clear" w:color="auto" w:fill="FFFFFF"/>
             <w:vAlign w:val="center"/>
           </w:tcPr>
           <w:p>
             <w:pPr>
-              <w:keepNext w:val="0"/>
+              <w:keepNext/>
               <w:spacing w:after="0"/>
               <w:jc w:val="center"/>
             </w:pPr>
@@ -1263,13 +1263,13 @@
         </w:tc>
         <w:tc>
           <w:tcPr>
-            <w:tcW w:type="dxa" w:w="1729"/>
+            <w:tcW w:type="dxa" w:w="1719"/>
             <w:shd w:val="clear" w:color="auto" w:fill="FFFFFF"/>
             <w:vAlign w:val="center"/>
           </w:tcPr>
           <w:p>
             <w:pPr>
-              <w:keepNext w:val="0"/>
+              <w:keepNext/>
               <w:spacing w:after="0"/>
               <w:jc w:val="center"/>
             </w:pPr>
@@ -1287,13 +1287,13 @@
         </w:tc>
         <w:tc>
           <w:tcPr>
-            <w:tcW w:type="dxa" w:w="2562"/>
+            <w:tcW w:type="dxa" w:w="2506"/>
             <w:shd w:val="clear" w:color="auto" w:fill="FFFFFF"/>
             <w:vAlign w:val="center"/>
           </w:tcPr>
           <w:p>
             <w:pPr>
-              <w:keepNext w:val="0"/>
+              <w:keepNext/>
               <w:spacing w:after="0"/>
             </w:pPr>
             <w:r>
@@ -1310,13 +1310,13 @@
         </w:tc>
         <w:tc>
           <w:tcPr>
-            <w:tcW w:type="dxa" w:w="2459"/>
+            <w:tcW w:type="dxa" w:w="2421"/>
             <w:shd w:val="clear" w:color="auto" w:fill="FFFFFF"/>
             <w:vAlign w:val="center"/>
           </w:tcPr>
           <w:p>
             <w:pPr>
-              <w:keepNext w:val="0"/>
+              <w:keepNext/>
               <w:spacing w:after="0"/>
             </w:pPr>
             <w:r>
@@ -1333,13 +1333,13 @@
         </w:tc>
         <w:tc>
           <w:tcPr>
-            <w:tcW w:type="dxa" w:w="1426"/>
+            <w:tcW w:type="dxa" w:w="1415"/>
             <w:shd w:val="clear" w:color="auto" w:fill="FFFFFF"/>
             <w:vAlign w:val="center"/>
           </w:tcPr>
           <w:p>
             <w:pPr>
-              <w:keepNext w:val="0"/>
+              <w:keepNext/>
               <w:spacing w:after="0"/>
             </w:pPr>
             <w:r>
@@ -1375,6 +1375,138 @@
           </w:p>
         </w:tc>
       </w:tr>
+      <w:tr>
+        <w:trPr>
+          <w:cantSplit/>
+        </w:trPr>
+        <w:tc>
+          <w:tcPr>
+            <w:tcW w:type="dxa" w:w="435"/>
+            <w:shd w:val="clear" w:color="auto" w:fill="F7F9FB"/>
+            <w:vAlign w:val="center"/>
+          </w:tcPr>
+          <w:p>
+            <w:pPr>
+              <w:keepNext w:val="0"/>
+              <w:spacing w:after="0"/>
+              <w:jc w:val="center"/>
+            </w:pPr>
+            <w:r>
+              <w:rPr>
+                <w:rFonts w:ascii="Calibri" w:hAnsi="Calibri"/>
+                <w:b/>
+                <w:i w:val="0"/>
+                <w:color w:val="222222"/>
+                <w:sz w:val="20"/>
+              </w:rPr>
+              <w:t>10</w:t>
+            </w:r>
+          </w:p>
+        </w:tc>
+        <w:tc>
+          <w:tcPr>
+            <w:tcW w:type="dxa" w:w="1719"/>
+            <w:shd w:val="clear" w:color="auto" w:fill="F7F9FB"/>
+            <w:vAlign w:val="center"/>
+          </w:tcPr>
+          <w:p>
+            <w:pPr>
+              <w:keepNext w:val="0"/>
+              <w:spacing w:after="0"/>
+              <w:jc w:val="center"/>
+            </w:pPr>
+            <w:r>
+              <w:rPr>
+                <w:rFonts w:ascii="Calibri" w:hAnsi="Calibri"/>
+                <w:b w:val="0"/>
+                <w:i w:val="0"/>
+                <w:color w:val="222222"/>
+                <w:sz w:val="20"/>
+              </w:rPr>
+              <w:t>2026-10-24</w:t>
+            </w:r>
+          </w:p>
+        </w:tc>
+        <w:tc>
+          <w:tcPr>
+            <w:tcW w:type="dxa" w:w="2506"/>
+            <w:shd w:val="clear" w:color="auto" w:fill="F7F9FB"/>
+            <w:vAlign w:val="center"/>
+          </w:tcPr>
+          <w:p>
+            <w:pPr>
+              <w:keepNext w:val="0"/>
+              <w:spacing w:after="0"/>
+            </w:pPr>
+            <w:r>
+              <w:rPr>
+                <w:rFonts w:ascii="Calibri" w:hAnsi="Calibri"/>
+                <w:b w:val="0"/>
+                <w:i w:val="0"/>
+                <w:color w:val="222222"/>
+                <w:sz w:val="20"/>
+              </w:rPr>
+              <w:t>Behaviour read at the motor neurons of the male CNS</w:t>
+            </w:r>
+          </w:p>
+        </w:tc>
+        <w:tc>
+          <w:tcPr>
+            <w:tcW w:type="dxa" w:w="2421"/>
+            <w:shd w:val="clear" w:color="auto" w:fill="F7F9FB"/>
+            <w:vAlign w:val="center"/>
+          </w:tcPr>
+          <w:p>
+            <w:pPr>
+              <w:keepNext w:val="0"/>
+              <w:spacing w:after="0"/>
+            </w:pPr>
+            <w:r>
+              <w:rPr>
+                <w:rFonts w:ascii="Calibri" w:hAnsi="Calibri"/>
+                <w:b w:val="0"/>
+                <w:i w:val="0"/>
+                <w:color w:val="222222"/>
+                <w:sz w:val="20"/>
+              </w:rPr>
+              <w:t>6 of 7 registered predictions pass</w:t>
+            </w:r>
+          </w:p>
+        </w:tc>
+        <w:tc>
+          <w:tcPr>
+            <w:tcW w:type="dxa" w:w="1415"/>
+            <w:shd w:val="clear" w:color="auto" w:fill="F7F9FB"/>
+            <w:vAlign w:val="center"/>
+          </w:tcPr>
+          <w:p>
+            <w:pPr>
+              <w:keepNext w:val="0"/>
+              <w:spacing w:after="0"/>
+            </w:pPr>
+            <w:r>
+              <w:rPr>
+                <w:rFonts w:ascii="Consolas" w:hAnsi="Consolas"/>
+                <w:b w:val="0"/>
+                <w:i w:val="0"/>
+                <w:color w:val="222222"/>
+                <w:sz w:val="18"/>
+              </w:rPr>
+              <w:t>a1c5f27</w:t>
+            </w:r>
+            <w:r>
+              <w:rPr>
+                <w:rFonts w:ascii="Calibri" w:hAnsi="Calibri"/>
+                <w:b w:val="0"/>
+                <w:i w:val="0"/>
+                <w:color w:val="222222"/>
+                <w:sz w:val="20"/>
+              </w:rPr>
+              <w:t>, this merge</w:t>
+            </w:r>
+          </w:p>
+        </w:tc>
+      </w:tr>
     </w:tbl>
     <w:p>
       <w:pPr>
@@ -3592,6 +3724,265 @@
           <w:sz w:val="21"/>
         </w:rPr>
         <w:t xml:space="preserve"> Report §24 ("Where to put the electrode") and figure; §20, fifth area.</w:t>
+      </w:r>
+    </w:p>
+    <w:p>
+      <w:pPr>
+        <w:keepNext/>
+        <w:spacing w:before="240" w:after="60"/>
+      </w:pPr>
+      <w:r>
+        <w:rPr>
+          <w:rFonts w:ascii="Calibri" w:hAnsi="Calibri"/>
+          <w:b/>
+          <w:i w:val="0"/>
+          <w:color w:val="1F4E79"/>
+          <w:sz w:val="23"/>
+        </w:rPr>
+        <w:t>10. One step closer to behaviour: the motor neurons</w:t>
+      </w:r>
+    </w:p>
+    <w:p>
+      <w:pPr>
+        <w:spacing w:after="120"/>
+      </w:pPr>
+      <w:r>
+        <w:rPr>
+          <w:rFonts w:ascii="Calibri" w:hAnsi="Calibri"/>
+          <w:b/>
+          <w:i w:val="0"/>
+          <w:color w:val="156082"/>
+          <w:sz w:val="21"/>
+        </w:rPr>
+        <w:t>Slide message:</w:t>
+      </w:r>
+      <w:r>
+        <w:rPr>
+          <w:rFonts w:ascii="Calibri" w:hAnsi="Calibri"/>
+          <w:b w:val="0"/>
+          <w:i w:val="0"/>
+          <w:color w:val="222222"/>
+          <w:sz w:val="21"/>
+        </w:rPr>
+        <w:t xml:space="preserve"> </w:t>
+      </w:r>
+      <w:r>
+        <w:rPr>
+          <w:rFonts w:ascii="Calibri" w:hAnsi="Calibri"/>
+          <w:b w:val="0"/>
+          <w:i/>
+          <w:color w:val="222222"/>
+          <w:sz w:val="21"/>
+        </w:rPr>
+        <w:t>Read at the motor neurons that move the fly's mouthparts and legs, the chip is never ahead of behaviour: it is late in three drug families and level in two.</w:t>
+      </w:r>
+    </w:p>
+    <w:p>
+      <w:pPr>
+        <w:spacing w:after="120"/>
+        <w:ind w:left="432" w:hanging="259"/>
+      </w:pPr>
+      <w:r>
+        <w:rPr>
+          <w:rFonts w:ascii="Calibri" w:hAnsi="Calibri"/>
+          <w:b w:val="0"/>
+          <w:i w:val="0"/>
+          <w:color w:val="222222"/>
+          <w:sz w:val="21"/>
+        </w:rPr>
+        <w:t>•</w:t>
+        <w:tab/>
+      </w:r>
+      <w:r>
+        <w:rPr>
+          <w:rFonts w:ascii="Calibri" w:hAnsi="Calibri"/>
+          <w:b/>
+          <w:i w:val="0"/>
+          <w:color w:val="156082"/>
+          <w:sz w:val="21"/>
+        </w:rPr>
+        <w:t>What changed.</w:t>
+      </w:r>
+      <w:r>
+        <w:rPr>
+          <w:rFonts w:ascii="Calibri" w:hAnsi="Calibri"/>
+          <w:b w:val="0"/>
+          <w:i w:val="0"/>
+          <w:color w:val="222222"/>
+          <w:sz w:val="21"/>
+        </w:rPr>
+        <w:t xml:space="preserve"> </w:t>
+      </w:r>
+      <w:r>
+        <w:rPr>
+          <w:rFonts w:ascii="Consolas" w:hAnsi="Consolas"/>
+          <w:b w:val="0"/>
+          <w:i w:val="0"/>
+          <w:color w:val="222222"/>
+          <w:sz w:val="19"/>
+        </w:rPr>
+        <w:t>src/neuromps/fly/motor.py</w:t>
+      </w:r>
+      <w:r>
+        <w:rPr>
+          <w:rFonts w:ascii="Calibri" w:hAnsi="Calibri"/>
+          <w:b w:val="0"/>
+          <w:i w:val="0"/>
+          <w:color w:val="222222"/>
+          <w:sz w:val="21"/>
+        </w:rPr>
+        <w:t xml:space="preserve"> repeats the male-CNS replication's behaviour trials (same seeds) and reads them at the proboscis motor pool (feeding and its bitter gate), the front-leg motor pool (antennal grooming) and all motor neurons (recruitment). Registered before any drug condition was run (</w:t>
+      </w:r>
+      <w:r>
+        <w:rPr>
+          <w:rFonts w:ascii="Consolas" w:hAnsi="Consolas"/>
+          <w:b w:val="0"/>
+          <w:i w:val="0"/>
+          <w:color w:val="222222"/>
+          <w:sz w:val="19"/>
+        </w:rPr>
+        <w:t>preregistration/fly_motor_readout.json</w:t>
+      </w:r>
+      <w:r>
+        <w:rPr>
+          <w:rFonts w:ascii="Calibri" w:hAnsi="Calibri"/>
+          <w:b w:val="0"/>
+          <w:i w:val="0"/>
+          <w:color w:val="222222"/>
+          <w:sz w:val="21"/>
+        </w:rPr>
+        <w:t>).</w:t>
+      </w:r>
+    </w:p>
+    <w:p>
+      <w:pPr>
+        <w:spacing w:after="120"/>
+        <w:ind w:left="432" w:hanging="259"/>
+      </w:pPr>
+      <w:r>
+        <w:rPr>
+          <w:rFonts w:ascii="Calibri" w:hAnsi="Calibri"/>
+          <w:b w:val="0"/>
+          <w:i w:val="0"/>
+          <w:color w:val="222222"/>
+          <w:sz w:val="21"/>
+        </w:rPr>
+        <w:t>•</w:t>
+        <w:tab/>
+      </w:r>
+      <w:r>
+        <w:rPr>
+          <w:rFonts w:ascii="Calibri" w:hAnsi="Calibri"/>
+          <w:b/>
+          <w:i w:val="0"/>
+          <w:color w:val="156082"/>
+          <w:sz w:val="21"/>
+        </w:rPr>
+        <w:t>Why.</w:t>
+      </w:r>
+      <w:r>
+        <w:rPr>
+          <w:rFonts w:ascii="Calibri" w:hAnsi="Calibri"/>
+          <w:b w:val="0"/>
+          <w:i w:val="0"/>
+          <w:color w:val="222222"/>
+          <w:sz w:val="21"/>
+        </w:rPr>
+        <w:t xml:space="preserve"> The behaviour readouts were firing rates of interneurons; the male connectome includes the nerve cord, so behaviour can be read where it leaves the nervous system. This is the first step toward a closed-loop, embodied fly, which needs a body and sensory feedback on top.</w:t>
+      </w:r>
+    </w:p>
+    <w:p>
+      <w:pPr>
+        <w:spacing w:after="120"/>
+        <w:ind w:left="432" w:hanging="259"/>
+      </w:pPr>
+      <w:r>
+        <w:rPr>
+          <w:rFonts w:ascii="Calibri" w:hAnsi="Calibri"/>
+          <w:b w:val="0"/>
+          <w:i w:val="0"/>
+          <w:color w:val="222222"/>
+          <w:sz w:val="21"/>
+        </w:rPr>
+        <w:t>•</w:t>
+        <w:tab/>
+      </w:r>
+      <w:r>
+        <w:rPr>
+          <w:rFonts w:ascii="Calibri" w:hAnsi="Calibri"/>
+          <w:b/>
+          <w:i w:val="0"/>
+          <w:color w:val="156082"/>
+          <w:sz w:val="21"/>
+        </w:rPr>
+        <w:t>Effect.</w:t>
+      </w:r>
+      <w:r>
+        <w:rPr>
+          <w:rFonts w:ascii="Calibri" w:hAnsi="Calibri"/>
+          <w:b w:val="0"/>
+          <w:i w:val="0"/>
+          <w:color w:val="222222"/>
+          <w:sz w:val="21"/>
+        </w:rPr>
+        <w:t xml:space="preserve"> Six of seven predictions pass. The interneuron readouts reproduce exactly; sugar drives the proboscis pool at 31.405 Hz and bitter cuts it to 5.625; the chip tracks motor disruption (Spearman 0.8922). The chip-is-late prediction failed narrowly: late in 3, tied in 2, earlier in 0 (four late were needed). Motor output fails no later than the interneurons in every family.</w:t>
+      </w:r>
+    </w:p>
+    <w:p>
+      <w:pPr>
+        <w:spacing w:after="120"/>
+        <w:ind w:left="432" w:hanging="259"/>
+      </w:pPr>
+      <w:r>
+        <w:rPr>
+          <w:rFonts w:ascii="Calibri" w:hAnsi="Calibri"/>
+          <w:b w:val="0"/>
+          <w:i w:val="0"/>
+          <w:color w:val="222222"/>
+          <w:sz w:val="21"/>
+        </w:rPr>
+        <w:t>•</w:t>
+        <w:tab/>
+      </w:r>
+      <w:r>
+        <w:rPr>
+          <w:rFonts w:ascii="Calibri" w:hAnsi="Calibri"/>
+          <w:b/>
+          <w:i w:val="0"/>
+          <w:color w:val="156082"/>
+          <w:sz w:val="21"/>
+        </w:rPr>
+        <w:t>Evidence.</w:t>
+      </w:r>
+      <w:r>
+        <w:rPr>
+          <w:rFonts w:ascii="Calibri" w:hAnsi="Calibri"/>
+          <w:b w:val="0"/>
+          <w:i w:val="0"/>
+          <w:color w:val="222222"/>
+          <w:sz w:val="21"/>
+        </w:rPr>
+        <w:t xml:space="preserve"> Report §25 ("One step closer to behaviour") and figure; </w:t>
+      </w:r>
+      <w:r>
+        <w:rPr>
+          <w:rFonts w:ascii="Consolas" w:hAnsi="Consolas"/>
+          <w:b w:val="0"/>
+          <w:i w:val="0"/>
+          <w:color w:val="222222"/>
+          <w:sz w:val="19"/>
+        </w:rPr>
+        <w:t>outputs/fly/malecns_motor_SIMULATED.csv</w:t>
+      </w:r>
+      <w:r>
+        <w:rPr>
+          <w:rFonts w:ascii="Calibri" w:hAnsi="Calibri"/>
+          <w:b w:val="0"/>
+          <w:i w:val="0"/>
+          <w:color w:val="222222"/>
+          <w:sz w:val="21"/>
+        </w:rPr>
+        <w:t>.</w:t>
       </w:r>
     </w:p>
     <w:p>
@@ -3624,9 +4015,9 @@
         <w:tblLook w:firstColumn="1" w:firstRow="1" w:lastColumn="0" w:lastRow="0" w:noHBand="0" w:noVBand="1" w:val="04A0"/>
       </w:tblPr>
       <w:tblGrid>
-        <w:gridCol w:w="3842"/>
-        <w:gridCol w:w="3019"/>
-        <w:gridCol w:w="1635"/>
+        <w:gridCol w:w="3947"/>
+        <w:gridCol w:w="2955"/>
+        <w:gridCol w:w="1594"/>
       </w:tblGrid>
       <w:tr>
         <w:trPr>
@@ -3635,7 +4026,7 @@
         </w:trPr>
         <w:tc>
           <w:tcPr>
-            <w:tcW w:type="dxa" w:w="3842"/>
+            <w:tcW w:type="dxa" w:w="3947"/>
             <w:shd w:val="clear" w:color="auto" w:fill="1F4E79"/>
             <w:vAlign w:val="center"/>
           </w:tcPr>
@@ -3658,7 +4049,7 @@
         </w:tc>
         <w:tc>
           <w:tcPr>
-            <w:tcW w:type="dxa" w:w="3019"/>
+            <w:tcW w:type="dxa" w:w="2955"/>
             <w:shd w:val="clear" w:color="auto" w:fill="1F4E79"/>
             <w:vAlign w:val="center"/>
           </w:tcPr>
@@ -3681,7 +4072,7 @@
         </w:tc>
         <w:tc>
           <w:tcPr>
-            <w:tcW w:type="dxa" w:w="1635"/>
+            <w:tcW w:type="dxa" w:w="1594"/>
             <w:shd w:val="clear" w:color="auto" w:fill="1F4E79"/>
             <w:vAlign w:val="center"/>
           </w:tcPr>
@@ -3709,7 +4100,7 @@
         </w:trPr>
         <w:tc>
           <w:tcPr>
-            <w:tcW w:type="dxa" w:w="3842"/>
+            <w:tcW w:type="dxa" w:w="3947"/>
             <w:shd w:val="clear" w:color="auto" w:fill="FFFFFF"/>
             <w:vAlign w:val="center"/>
           </w:tcPr>
@@ -3732,7 +4123,7 @@
         </w:tc>
         <w:tc>
           <w:tcPr>
-            <w:tcW w:type="dxa" w:w="3019"/>
+            <w:tcW w:type="dxa" w:w="2955"/>
             <w:shd w:val="clear" w:color="auto" w:fill="FFFFFF"/>
             <w:vAlign w:val="center"/>
           </w:tcPr>
@@ -3755,7 +4146,7 @@
         </w:tc>
         <w:tc>
           <w:tcPr>
-            <w:tcW w:type="dxa" w:w="1635"/>
+            <w:tcW w:type="dxa" w:w="1594"/>
             <w:shd w:val="clear" w:color="auto" w:fill="FFFFFF"/>
             <w:vAlign w:val="center"/>
           </w:tcPr>
@@ -3783,7 +4174,7 @@
         </w:trPr>
         <w:tc>
           <w:tcPr>
-            <w:tcW w:type="dxa" w:w="3842"/>
+            <w:tcW w:type="dxa" w:w="3947"/>
             <w:shd w:val="clear" w:color="auto" w:fill="F7F9FB"/>
             <w:vAlign w:val="center"/>
           </w:tcPr>
@@ -3806,7 +4197,7 @@
         </w:tc>
         <w:tc>
           <w:tcPr>
-            <w:tcW w:type="dxa" w:w="3019"/>
+            <w:tcW w:type="dxa" w:w="2955"/>
             <w:shd w:val="clear" w:color="auto" w:fill="F7F9FB"/>
             <w:vAlign w:val="center"/>
           </w:tcPr>
@@ -3829,7 +4220,7 @@
         </w:tc>
         <w:tc>
           <w:tcPr>
-            <w:tcW w:type="dxa" w:w="1635"/>
+            <w:tcW w:type="dxa" w:w="1594"/>
             <w:shd w:val="clear" w:color="auto" w:fill="F7F9FB"/>
             <w:vAlign w:val="center"/>
           </w:tcPr>
@@ -3858,7 +4249,7 @@
         </w:trPr>
         <w:tc>
           <w:tcPr>
-            <w:tcW w:type="dxa" w:w="3842"/>
+            <w:tcW w:type="dxa" w:w="3947"/>
             <w:shd w:val="clear" w:color="auto" w:fill="FFFFFF"/>
             <w:vAlign w:val="center"/>
           </w:tcPr>
@@ -3881,7 +4272,7 @@
         </w:tc>
         <w:tc>
           <w:tcPr>
-            <w:tcW w:type="dxa" w:w="3019"/>
+            <w:tcW w:type="dxa" w:w="2955"/>
             <w:shd w:val="clear" w:color="auto" w:fill="FFFFFF"/>
             <w:vAlign w:val="center"/>
           </w:tcPr>
@@ -3904,7 +4295,7 @@
         </w:tc>
         <w:tc>
           <w:tcPr>
-            <w:tcW w:type="dxa" w:w="1635"/>
+            <w:tcW w:type="dxa" w:w="1594"/>
             <w:shd w:val="clear" w:color="auto" w:fill="FFFFFF"/>
             <w:vAlign w:val="center"/>
           </w:tcPr>
@@ -3932,7 +4323,7 @@
         </w:trPr>
         <w:tc>
           <w:tcPr>
-            <w:tcW w:type="dxa" w:w="3842"/>
+            <w:tcW w:type="dxa" w:w="3947"/>
             <w:shd w:val="clear" w:color="auto" w:fill="F7F9FB"/>
             <w:vAlign w:val="center"/>
           </w:tcPr>
@@ -3955,7 +4346,7 @@
         </w:tc>
         <w:tc>
           <w:tcPr>
-            <w:tcW w:type="dxa" w:w="3019"/>
+            <w:tcW w:type="dxa" w:w="2955"/>
             <w:shd w:val="clear" w:color="auto" w:fill="F7F9FB"/>
             <w:vAlign w:val="center"/>
           </w:tcPr>
@@ -3978,7 +4369,7 @@
         </w:tc>
         <w:tc>
           <w:tcPr>
-            <w:tcW w:type="dxa" w:w="1635"/>
+            <w:tcW w:type="dxa" w:w="1594"/>
             <w:shd w:val="clear" w:color="auto" w:fill="F7F9FB"/>
             <w:vAlign w:val="center"/>
           </w:tcPr>
@@ -4007,7 +4398,7 @@
         </w:trPr>
         <w:tc>
           <w:tcPr>
-            <w:tcW w:type="dxa" w:w="3842"/>
+            <w:tcW w:type="dxa" w:w="3947"/>
             <w:shd w:val="clear" w:color="auto" w:fill="FFFFFF"/>
             <w:vAlign w:val="center"/>
           </w:tcPr>
@@ -4030,7 +4421,7 @@
         </w:tc>
         <w:tc>
           <w:tcPr>
-            <w:tcW w:type="dxa" w:w="3019"/>
+            <w:tcW w:type="dxa" w:w="2955"/>
             <w:shd w:val="clear" w:color="auto" w:fill="FFFFFF"/>
             <w:vAlign w:val="center"/>
           </w:tcPr>
@@ -4053,7 +4444,7 @@
         </w:tc>
         <w:tc>
           <w:tcPr>
-            <w:tcW w:type="dxa" w:w="1635"/>
+            <w:tcW w:type="dxa" w:w="1594"/>
             <w:shd w:val="clear" w:color="auto" w:fill="FFFFFF"/>
             <w:vAlign w:val="center"/>
           </w:tcPr>
@@ -4081,13 +4472,13 @@
         </w:trPr>
         <w:tc>
           <w:tcPr>
-            <w:tcW w:type="dxa" w:w="3842"/>
+            <w:tcW w:type="dxa" w:w="3947"/>
             <w:shd w:val="clear" w:color="auto" w:fill="F7F9FB"/>
             <w:vAlign w:val="center"/>
           </w:tcPr>
           <w:p>
             <w:pPr>
-              <w:keepNext w:val="0"/>
+              <w:keepNext/>
               <w:spacing w:after="0"/>
             </w:pPr>
             <w:r>
@@ -4098,19 +4489,19 @@
                 <w:color w:val="222222"/>
                 <w:sz w:val="20"/>
               </w:rPr>
-              <w:t>Random-graph-to-connectome blend for organoids; embodied fly</w:t>
+              <w:t>Random-graph-to-connectome blend for organoids</w:t>
             </w:r>
           </w:p>
         </w:tc>
         <w:tc>
           <w:tcPr>
-            <w:tcW w:type="dxa" w:w="3019"/>
+            <w:tcW w:type="dxa" w:w="2955"/>
             <w:shd w:val="clear" w:color="auto" w:fill="F7F9FB"/>
             <w:vAlign w:val="center"/>
           </w:tcPr>
           <w:p>
             <w:pPr>
-              <w:keepNext w:val="0"/>
+              <w:keepNext/>
               <w:spacing w:after="0"/>
             </w:pPr>
             <w:r>
@@ -4127,8 +4518,83 @@
         </w:tc>
         <w:tc>
           <w:tcPr>
-            <w:tcW w:type="dxa" w:w="1635"/>
+            <w:tcW w:type="dxa" w:w="1594"/>
             <w:shd w:val="clear" w:color="auto" w:fill="F7F9FB"/>
+            <w:vAlign w:val="center"/>
+          </w:tcPr>
+          <w:p>
+            <w:pPr>
+              <w:keepNext/>
+              <w:spacing w:after="0"/>
+              <w:jc w:val="center"/>
+            </w:pPr>
+            <w:r>
+              <w:rPr>
+                <w:rFonts w:ascii="Calibri" w:hAnsi="Calibri"/>
+                <w:b w:val="0"/>
+                <w:i w:val="0"/>
+                <w:color w:val="222222"/>
+                <w:sz w:val="20"/>
+              </w:rPr>
+              <w:t>—</w:t>
+            </w:r>
+          </w:p>
+        </w:tc>
+      </w:tr>
+      <w:tr>
+        <w:trPr>
+          <w:cantSplit/>
+        </w:trPr>
+        <w:tc>
+          <w:tcPr>
+            <w:tcW w:type="dxa" w:w="3947"/>
+            <w:shd w:val="clear" w:color="auto" w:fill="FFFFFF"/>
+            <w:vAlign w:val="center"/>
+          </w:tcPr>
+          <w:p>
+            <w:pPr>
+              <w:keepNext w:val="0"/>
+              <w:spacing w:after="0"/>
+            </w:pPr>
+            <w:r>
+              <w:rPr>
+                <w:rFonts w:ascii="Calibri" w:hAnsi="Calibri"/>
+                <w:b/>
+                <w:i w:val="0"/>
+                <w:color w:val="222222"/>
+                <w:sz w:val="20"/>
+              </w:rPr>
+              <w:t>Embodied, closed-loop fly (body, nerve cord to muscles, sensory feedback)</w:t>
+            </w:r>
+          </w:p>
+        </w:tc>
+        <w:tc>
+          <w:tcPr>
+            <w:tcW w:type="dxa" w:w="2955"/>
+            <w:shd w:val="clear" w:color="auto" w:fill="FFFFFF"/>
+            <w:vAlign w:val="center"/>
+          </w:tcPr>
+          <w:p>
+            <w:pPr>
+              <w:keepNext w:val="0"/>
+              <w:spacing w:after="0"/>
+            </w:pPr>
+            <w:r>
+              <w:rPr>
+                <w:rFonts w:ascii="Calibri" w:hAnsi="Calibri"/>
+                <w:b w:val="0"/>
+                <w:i w:val="0"/>
+                <w:color w:val="222222"/>
+                <w:sz w:val="20"/>
+              </w:rPr>
+              <w:t>roadmap after the final; its first step, motor-neuron readouts, is entry 10</w:t>
+            </w:r>
+          </w:p>
+        </w:tc>
+        <w:tc>
+          <w:tcPr>
+            <w:tcW w:type="dxa" w:w="1594"/>
+            <w:shd w:val="clear" w:color="auto" w:fill="FFFFFF"/>
             <w:vAlign w:val="center"/>
           </w:tcPr>
           <w:p>
@@ -4168,7 +4634,7 @@
           <w:color w:val="222222"/>
           <w:sz w:val="21"/>
         </w:rPr>
-        <w:t>Why the last two were dropped: grafting fly wiring onto a model of a mammalian cortical culture has no biological basis, and organoid–monolayer differences have many confounds, so a match would prove nothing; an embodied (physics-simulated) fly is weeks of work for a question the behaviour neurons already answer.</w:t>
+        <w:t>Why the blend was dropped: grafting fly wiring onto a model of a mammalian cortical culture has no biological basis, and organoid–monolayer differences have many confounds, so a match would prove nothing. The embodied fly is not dropped but scheduled: it adds new information only with the loop closed (nerve cord to muscles, body, sensory feedback), which is a research project for after the final; reading the motor neurons (entry 10) is its first step.</w:t>
       </w:r>
     </w:p>
     <w:sectPr>

--- a/report/POST_SUBMISSION_CHANGES.docx
+++ b/report/POST_SUBMISSION_CHANGES.docx
@@ -48,11 +48,11 @@
         <w:tblLook w:firstColumn="1" w:firstRow="1" w:lastColumn="0" w:lastRow="0" w:noHBand="0" w:noVBand="1" w:val="04A0"/>
       </w:tblPr>
       <w:tblGrid>
-        <w:gridCol w:w="435"/>
-        <w:gridCol w:w="1719"/>
-        <w:gridCol w:w="2506"/>
-        <w:gridCol w:w="2421"/>
-        <w:gridCol w:w="1415"/>
+        <w:gridCol w:w="434"/>
+        <w:gridCol w:w="1715"/>
+        <w:gridCol w:w="2483"/>
+        <w:gridCol w:w="2455"/>
+        <w:gridCol w:w="1409"/>
       </w:tblGrid>
       <w:tr>
         <w:trPr>
@@ -61,7 +61,7 @@
         </w:trPr>
         <w:tc>
           <w:tcPr>
-            <w:tcW w:type="dxa" w:w="435"/>
+            <w:tcW w:type="dxa" w:w="434"/>
             <w:shd w:val="clear" w:color="auto" w:fill="1F4E79"/>
             <w:vAlign w:val="center"/>
           </w:tcPr>
@@ -85,7 +85,7 @@
         </w:tc>
         <w:tc>
           <w:tcPr>
-            <w:tcW w:type="dxa" w:w="1719"/>
+            <w:tcW w:type="dxa" w:w="1715"/>
             <w:shd w:val="clear" w:color="auto" w:fill="1F4E79"/>
             <w:vAlign w:val="center"/>
           </w:tcPr>
@@ -109,7 +109,7 @@
         </w:tc>
         <w:tc>
           <w:tcPr>
-            <w:tcW w:type="dxa" w:w="2506"/>
+            <w:tcW w:type="dxa" w:w="2483"/>
             <w:shd w:val="clear" w:color="auto" w:fill="1F4E79"/>
             <w:vAlign w:val="center"/>
           </w:tcPr>
@@ -132,7 +132,7 @@
         </w:tc>
         <w:tc>
           <w:tcPr>
-            <w:tcW w:type="dxa" w:w="2421"/>
+            <w:tcW w:type="dxa" w:w="2455"/>
             <w:shd w:val="clear" w:color="auto" w:fill="1F4E79"/>
             <w:vAlign w:val="center"/>
           </w:tcPr>
@@ -155,7 +155,7 @@
         </w:tc>
         <w:tc>
           <w:tcPr>
-            <w:tcW w:type="dxa" w:w="1415"/>
+            <w:tcW w:type="dxa" w:w="1409"/>
             <w:shd w:val="clear" w:color="auto" w:fill="1F4E79"/>
             <w:vAlign w:val="center"/>
           </w:tcPr>
@@ -183,7 +183,7 @@
         </w:trPr>
         <w:tc>
           <w:tcPr>
-            <w:tcW w:type="dxa" w:w="435"/>
+            <w:tcW w:type="dxa" w:w="434"/>
             <w:shd w:val="clear" w:color="auto" w:fill="FFFFFF"/>
             <w:vAlign w:val="center"/>
           </w:tcPr>
@@ -207,7 +207,7 @@
         </w:tc>
         <w:tc>
           <w:tcPr>
-            <w:tcW w:type="dxa" w:w="1719"/>
+            <w:tcW w:type="dxa" w:w="1715"/>
             <w:shd w:val="clear" w:color="auto" w:fill="FFFFFF"/>
             <w:vAlign w:val="center"/>
           </w:tcPr>
@@ -231,7 +231,7 @@
         </w:tc>
         <w:tc>
           <w:tcPr>
-            <w:tcW w:type="dxa" w:w="2506"/>
+            <w:tcW w:type="dxa" w:w="2483"/>
             <w:shd w:val="clear" w:color="auto" w:fill="FFFFFF"/>
             <w:vAlign w:val="center"/>
           </w:tcPr>
@@ -254,7 +254,7 @@
         </w:tc>
         <w:tc>
           <w:tcPr>
-            <w:tcW w:type="dxa" w:w="2421"/>
+            <w:tcW w:type="dxa" w:w="2455"/>
             <w:shd w:val="clear" w:color="auto" w:fill="FFFFFF"/>
             <w:vAlign w:val="center"/>
           </w:tcPr>
@@ -277,7 +277,7 @@
         </w:tc>
         <w:tc>
           <w:tcPr>
-            <w:tcW w:type="dxa" w:w="1415"/>
+            <w:tcW w:type="dxa" w:w="1409"/>
             <w:shd w:val="clear" w:color="auto" w:fill="FFFFFF"/>
             <w:vAlign w:val="center"/>
           </w:tcPr>
@@ -325,7 +325,7 @@
         </w:trPr>
         <w:tc>
           <w:tcPr>
-            <w:tcW w:type="dxa" w:w="435"/>
+            <w:tcW w:type="dxa" w:w="434"/>
             <w:shd w:val="clear" w:color="auto" w:fill="F7F9FB"/>
             <w:vAlign w:val="center"/>
           </w:tcPr>
@@ -349,7 +349,7 @@
         </w:tc>
         <w:tc>
           <w:tcPr>
-            <w:tcW w:type="dxa" w:w="1719"/>
+            <w:tcW w:type="dxa" w:w="1715"/>
             <w:shd w:val="clear" w:color="auto" w:fill="F7F9FB"/>
             <w:vAlign w:val="center"/>
           </w:tcPr>
@@ -373,7 +373,7 @@
         </w:tc>
         <w:tc>
           <w:tcPr>
-            <w:tcW w:type="dxa" w:w="2506"/>
+            <w:tcW w:type="dxa" w:w="2483"/>
             <w:shd w:val="clear" w:color="auto" w:fill="F7F9FB"/>
             <w:vAlign w:val="center"/>
           </w:tcPr>
@@ -396,7 +396,7 @@
         </w:tc>
         <w:tc>
           <w:tcPr>
-            <w:tcW w:type="dxa" w:w="2421"/>
+            <w:tcW w:type="dxa" w:w="2455"/>
             <w:shd w:val="clear" w:color="auto" w:fill="F7F9FB"/>
             <w:vAlign w:val="center"/>
           </w:tcPr>
@@ -419,7 +419,7 @@
         </w:tc>
         <w:tc>
           <w:tcPr>
-            <w:tcW w:type="dxa" w:w="1415"/>
+            <w:tcW w:type="dxa" w:w="1409"/>
             <w:shd w:val="clear" w:color="auto" w:fill="F7F9FB"/>
             <w:vAlign w:val="center"/>
           </w:tcPr>
@@ -447,7 +447,7 @@
         </w:trPr>
         <w:tc>
           <w:tcPr>
-            <w:tcW w:type="dxa" w:w="435"/>
+            <w:tcW w:type="dxa" w:w="434"/>
             <w:shd w:val="clear" w:color="auto" w:fill="FFFFFF"/>
             <w:vAlign w:val="center"/>
           </w:tcPr>
@@ -471,7 +471,7 @@
         </w:tc>
         <w:tc>
           <w:tcPr>
-            <w:tcW w:type="dxa" w:w="1719"/>
+            <w:tcW w:type="dxa" w:w="1715"/>
             <w:shd w:val="clear" w:color="auto" w:fill="FFFFFF"/>
             <w:vAlign w:val="center"/>
           </w:tcPr>
@@ -495,7 +495,7 @@
         </w:tc>
         <w:tc>
           <w:tcPr>
-            <w:tcW w:type="dxa" w:w="2506"/>
+            <w:tcW w:type="dxa" w:w="2483"/>
             <w:shd w:val="clear" w:color="auto" w:fill="FFFFFF"/>
             <w:vAlign w:val="center"/>
           </w:tcPr>
@@ -518,7 +518,7 @@
         </w:tc>
         <w:tc>
           <w:tcPr>
-            <w:tcW w:type="dxa" w:w="2421"/>
+            <w:tcW w:type="dxa" w:w="2455"/>
             <w:shd w:val="clear" w:color="auto" w:fill="FFFFFF"/>
             <w:vAlign w:val="center"/>
           </w:tcPr>
@@ -541,7 +541,7 @@
         </w:tc>
         <w:tc>
           <w:tcPr>
-            <w:tcW w:type="dxa" w:w="1415"/>
+            <w:tcW w:type="dxa" w:w="1409"/>
             <w:shd w:val="clear" w:color="auto" w:fill="FFFFFF"/>
             <w:vAlign w:val="center"/>
           </w:tcPr>
@@ -569,7 +569,7 @@
         </w:trPr>
         <w:tc>
           <w:tcPr>
-            <w:tcW w:type="dxa" w:w="435"/>
+            <w:tcW w:type="dxa" w:w="434"/>
             <w:shd w:val="clear" w:color="auto" w:fill="F7F9FB"/>
             <w:vAlign w:val="center"/>
           </w:tcPr>
@@ -593,7 +593,7 @@
         </w:tc>
         <w:tc>
           <w:tcPr>
-            <w:tcW w:type="dxa" w:w="1719"/>
+            <w:tcW w:type="dxa" w:w="1715"/>
             <w:shd w:val="clear" w:color="auto" w:fill="F7F9FB"/>
             <w:vAlign w:val="center"/>
           </w:tcPr>
@@ -617,7 +617,7 @@
         </w:tc>
         <w:tc>
           <w:tcPr>
-            <w:tcW w:type="dxa" w:w="2506"/>
+            <w:tcW w:type="dxa" w:w="2483"/>
             <w:shd w:val="clear" w:color="auto" w:fill="F7F9FB"/>
             <w:vAlign w:val="center"/>
           </w:tcPr>
@@ -640,7 +640,7 @@
         </w:tc>
         <w:tc>
           <w:tcPr>
-            <w:tcW w:type="dxa" w:w="2421"/>
+            <w:tcW w:type="dxa" w:w="2455"/>
             <w:shd w:val="clear" w:color="auto" w:fill="F7F9FB"/>
             <w:vAlign w:val="center"/>
           </w:tcPr>
@@ -663,7 +663,7 @@
         </w:tc>
         <w:tc>
           <w:tcPr>
-            <w:tcW w:type="dxa" w:w="1415"/>
+            <w:tcW w:type="dxa" w:w="1409"/>
             <w:shd w:val="clear" w:color="auto" w:fill="F7F9FB"/>
             <w:vAlign w:val="center"/>
           </w:tcPr>
@@ -711,7 +711,7 @@
         </w:trPr>
         <w:tc>
           <w:tcPr>
-            <w:tcW w:type="dxa" w:w="435"/>
+            <w:tcW w:type="dxa" w:w="434"/>
             <w:shd w:val="clear" w:color="auto" w:fill="FFFFFF"/>
             <w:vAlign w:val="center"/>
           </w:tcPr>
@@ -735,7 +735,7 @@
         </w:tc>
         <w:tc>
           <w:tcPr>
-            <w:tcW w:type="dxa" w:w="1719"/>
+            <w:tcW w:type="dxa" w:w="1715"/>
             <w:shd w:val="clear" w:color="auto" w:fill="FFFFFF"/>
             <w:vAlign w:val="center"/>
           </w:tcPr>
@@ -759,7 +759,7 @@
         </w:tc>
         <w:tc>
           <w:tcPr>
-            <w:tcW w:type="dxa" w:w="2506"/>
+            <w:tcW w:type="dxa" w:w="2483"/>
             <w:shd w:val="clear" w:color="auto" w:fill="FFFFFF"/>
             <w:vAlign w:val="center"/>
           </w:tcPr>
@@ -782,7 +782,7 @@
         </w:tc>
         <w:tc>
           <w:tcPr>
-            <w:tcW w:type="dxa" w:w="2421"/>
+            <w:tcW w:type="dxa" w:w="2455"/>
             <w:shd w:val="clear" w:color="auto" w:fill="FFFFFF"/>
             <w:vAlign w:val="center"/>
           </w:tcPr>
@@ -805,7 +805,7 @@
         </w:tc>
         <w:tc>
           <w:tcPr>
-            <w:tcW w:type="dxa" w:w="1415"/>
+            <w:tcW w:type="dxa" w:w="1409"/>
             <w:shd w:val="clear" w:color="auto" w:fill="FFFFFF"/>
             <w:vAlign w:val="center"/>
           </w:tcPr>
@@ -833,7 +833,7 @@
         </w:trPr>
         <w:tc>
           <w:tcPr>
-            <w:tcW w:type="dxa" w:w="435"/>
+            <w:tcW w:type="dxa" w:w="434"/>
             <w:shd w:val="clear" w:color="auto" w:fill="F7F9FB"/>
             <w:vAlign w:val="center"/>
           </w:tcPr>
@@ -857,7 +857,7 @@
         </w:tc>
         <w:tc>
           <w:tcPr>
-            <w:tcW w:type="dxa" w:w="1719"/>
+            <w:tcW w:type="dxa" w:w="1715"/>
             <w:shd w:val="clear" w:color="auto" w:fill="F7F9FB"/>
             <w:vAlign w:val="center"/>
           </w:tcPr>
@@ -881,7 +881,7 @@
         </w:tc>
         <w:tc>
           <w:tcPr>
-            <w:tcW w:type="dxa" w:w="2506"/>
+            <w:tcW w:type="dxa" w:w="2483"/>
             <w:shd w:val="clear" w:color="auto" w:fill="F7F9FB"/>
             <w:vAlign w:val="center"/>
           </w:tcPr>
@@ -904,7 +904,7 @@
         </w:tc>
         <w:tc>
           <w:tcPr>
-            <w:tcW w:type="dxa" w:w="2421"/>
+            <w:tcW w:type="dxa" w:w="2455"/>
             <w:shd w:val="clear" w:color="auto" w:fill="F7F9FB"/>
             <w:vAlign w:val="center"/>
           </w:tcPr>
@@ -927,7 +927,7 @@
         </w:tc>
         <w:tc>
           <w:tcPr>
-            <w:tcW w:type="dxa" w:w="1415"/>
+            <w:tcW w:type="dxa" w:w="1409"/>
             <w:shd w:val="clear" w:color="auto" w:fill="F7F9FB"/>
             <w:vAlign w:val="center"/>
           </w:tcPr>
@@ -955,7 +955,7 @@
         </w:trPr>
         <w:tc>
           <w:tcPr>
-            <w:tcW w:type="dxa" w:w="435"/>
+            <w:tcW w:type="dxa" w:w="434"/>
             <w:shd w:val="clear" w:color="auto" w:fill="FFFFFF"/>
             <w:vAlign w:val="center"/>
           </w:tcPr>
@@ -979,7 +979,7 @@
         </w:tc>
         <w:tc>
           <w:tcPr>
-            <w:tcW w:type="dxa" w:w="1719"/>
+            <w:tcW w:type="dxa" w:w="1715"/>
             <w:shd w:val="clear" w:color="auto" w:fill="FFFFFF"/>
             <w:vAlign w:val="center"/>
           </w:tcPr>
@@ -1003,7 +1003,7 @@
         </w:tc>
         <w:tc>
           <w:tcPr>
-            <w:tcW w:type="dxa" w:w="2506"/>
+            <w:tcW w:type="dxa" w:w="2483"/>
             <w:shd w:val="clear" w:color="auto" w:fill="FFFFFF"/>
             <w:vAlign w:val="center"/>
           </w:tcPr>
@@ -1026,7 +1026,7 @@
         </w:tc>
         <w:tc>
           <w:tcPr>
-            <w:tcW w:type="dxa" w:w="2421"/>
+            <w:tcW w:type="dxa" w:w="2455"/>
             <w:shd w:val="clear" w:color="auto" w:fill="FFFFFF"/>
             <w:vAlign w:val="center"/>
           </w:tcPr>
@@ -1049,7 +1049,7 @@
         </w:tc>
         <w:tc>
           <w:tcPr>
-            <w:tcW w:type="dxa" w:w="1415"/>
+            <w:tcW w:type="dxa" w:w="1409"/>
             <w:shd w:val="clear" w:color="auto" w:fill="FFFFFF"/>
             <w:vAlign w:val="center"/>
           </w:tcPr>
@@ -1097,7 +1097,7 @@
         </w:trPr>
         <w:tc>
           <w:tcPr>
-            <w:tcW w:type="dxa" w:w="435"/>
+            <w:tcW w:type="dxa" w:w="434"/>
             <w:shd w:val="clear" w:color="auto" w:fill="F7F9FB"/>
             <w:vAlign w:val="center"/>
           </w:tcPr>
@@ -1121,7 +1121,7 @@
         </w:tc>
         <w:tc>
           <w:tcPr>
-            <w:tcW w:type="dxa" w:w="1719"/>
+            <w:tcW w:type="dxa" w:w="1715"/>
             <w:shd w:val="clear" w:color="auto" w:fill="F7F9FB"/>
             <w:vAlign w:val="center"/>
           </w:tcPr>
@@ -1145,7 +1145,7 @@
         </w:tc>
         <w:tc>
           <w:tcPr>
-            <w:tcW w:type="dxa" w:w="2506"/>
+            <w:tcW w:type="dxa" w:w="2483"/>
             <w:shd w:val="clear" w:color="auto" w:fill="F7F9FB"/>
             <w:vAlign w:val="center"/>
           </w:tcPr>
@@ -1168,7 +1168,7 @@
         </w:tc>
         <w:tc>
           <w:tcPr>
-            <w:tcW w:type="dxa" w:w="2421"/>
+            <w:tcW w:type="dxa" w:w="2455"/>
             <w:shd w:val="clear" w:color="auto" w:fill="F7F9FB"/>
             <w:vAlign w:val="center"/>
           </w:tcPr>
@@ -1191,7 +1191,7 @@
         </w:tc>
         <w:tc>
           <w:tcPr>
-            <w:tcW w:type="dxa" w:w="1415"/>
+            <w:tcW w:type="dxa" w:w="1409"/>
             <w:shd w:val="clear" w:color="auto" w:fill="F7F9FB"/>
             <w:vAlign w:val="center"/>
           </w:tcPr>
@@ -1239,7 +1239,7 @@
         </w:trPr>
         <w:tc>
           <w:tcPr>
-            <w:tcW w:type="dxa" w:w="435"/>
+            <w:tcW w:type="dxa" w:w="434"/>
             <w:shd w:val="clear" w:color="auto" w:fill="FFFFFF"/>
             <w:vAlign w:val="center"/>
           </w:tcPr>
@@ -1263,7 +1263,7 @@
         </w:tc>
         <w:tc>
           <w:tcPr>
-            <w:tcW w:type="dxa" w:w="1719"/>
+            <w:tcW w:type="dxa" w:w="1715"/>
             <w:shd w:val="clear" w:color="auto" w:fill="FFFFFF"/>
             <w:vAlign w:val="center"/>
           </w:tcPr>
@@ -1287,7 +1287,7 @@
         </w:tc>
         <w:tc>
           <w:tcPr>
-            <w:tcW w:type="dxa" w:w="2506"/>
+            <w:tcW w:type="dxa" w:w="2483"/>
             <w:shd w:val="clear" w:color="auto" w:fill="FFFFFF"/>
             <w:vAlign w:val="center"/>
           </w:tcPr>
@@ -1310,7 +1310,7 @@
         </w:tc>
         <w:tc>
           <w:tcPr>
-            <w:tcW w:type="dxa" w:w="2421"/>
+            <w:tcW w:type="dxa" w:w="2455"/>
             <w:shd w:val="clear" w:color="auto" w:fill="FFFFFF"/>
             <w:vAlign w:val="center"/>
           </w:tcPr>
@@ -1333,7 +1333,7 @@
         </w:tc>
         <w:tc>
           <w:tcPr>
-            <w:tcW w:type="dxa" w:w="1415"/>
+            <w:tcW w:type="dxa" w:w="1409"/>
             <w:shd w:val="clear" w:color="auto" w:fill="FFFFFF"/>
             <w:vAlign w:val="center"/>
           </w:tcPr>
@@ -1381,13 +1381,13 @@
         </w:trPr>
         <w:tc>
           <w:tcPr>
-            <w:tcW w:type="dxa" w:w="435"/>
+            <w:tcW w:type="dxa" w:w="434"/>
             <w:shd w:val="clear" w:color="auto" w:fill="F7F9FB"/>
             <w:vAlign w:val="center"/>
           </w:tcPr>
           <w:p>
             <w:pPr>
-              <w:keepNext w:val="0"/>
+              <w:keepNext/>
               <w:spacing w:after="0"/>
               <w:jc w:val="center"/>
             </w:pPr>
@@ -1405,8 +1405,150 @@
         </w:tc>
         <w:tc>
           <w:tcPr>
-            <w:tcW w:type="dxa" w:w="1719"/>
+            <w:tcW w:type="dxa" w:w="1715"/>
             <w:shd w:val="clear" w:color="auto" w:fill="F7F9FB"/>
+            <w:vAlign w:val="center"/>
+          </w:tcPr>
+          <w:p>
+            <w:pPr>
+              <w:keepNext/>
+              <w:spacing w:after="0"/>
+              <w:jc w:val="center"/>
+            </w:pPr>
+            <w:r>
+              <w:rPr>
+                <w:rFonts w:ascii="Calibri" w:hAnsi="Calibri"/>
+                <w:b w:val="0"/>
+                <w:i w:val="0"/>
+                <w:color w:val="222222"/>
+                <w:sz w:val="20"/>
+              </w:rPr>
+              <w:t>2026-10-24</w:t>
+            </w:r>
+          </w:p>
+        </w:tc>
+        <w:tc>
+          <w:tcPr>
+            <w:tcW w:type="dxa" w:w="2483"/>
+            <w:shd w:val="clear" w:color="auto" w:fill="F7F9FB"/>
+            <w:vAlign w:val="center"/>
+          </w:tcPr>
+          <w:p>
+            <w:pPr>
+              <w:keepNext/>
+              <w:spacing w:after="0"/>
+            </w:pPr>
+            <w:r>
+              <w:rPr>
+                <w:rFonts w:ascii="Calibri" w:hAnsi="Calibri"/>
+                <w:b w:val="0"/>
+                <w:i w:val="0"/>
+                <w:color w:val="222222"/>
+                <w:sz w:val="20"/>
+              </w:rPr>
+              <w:t>Behaviour read at the motor neurons of the male CNS</w:t>
+            </w:r>
+          </w:p>
+        </w:tc>
+        <w:tc>
+          <w:tcPr>
+            <w:tcW w:type="dxa" w:w="2455"/>
+            <w:shd w:val="clear" w:color="auto" w:fill="F7F9FB"/>
+            <w:vAlign w:val="center"/>
+          </w:tcPr>
+          <w:p>
+            <w:pPr>
+              <w:keepNext/>
+              <w:spacing w:after="0"/>
+            </w:pPr>
+            <w:r>
+              <w:rPr>
+                <w:rFonts w:ascii="Calibri" w:hAnsi="Calibri"/>
+                <w:b w:val="0"/>
+                <w:i w:val="0"/>
+                <w:color w:val="222222"/>
+                <w:sz w:val="20"/>
+              </w:rPr>
+              <w:t>6 of 7 registered predictions pass</w:t>
+            </w:r>
+          </w:p>
+        </w:tc>
+        <w:tc>
+          <w:tcPr>
+            <w:tcW w:type="dxa" w:w="1409"/>
+            <w:shd w:val="clear" w:color="auto" w:fill="F7F9FB"/>
+            <w:vAlign w:val="center"/>
+          </w:tcPr>
+          <w:p>
+            <w:pPr>
+              <w:keepNext/>
+              <w:spacing w:after="0"/>
+            </w:pPr>
+            <w:r>
+              <w:rPr>
+                <w:rFonts w:ascii="Consolas" w:hAnsi="Consolas"/>
+                <w:b w:val="0"/>
+                <w:i w:val="0"/>
+                <w:color w:val="222222"/>
+                <w:sz w:val="18"/>
+              </w:rPr>
+              <w:t>a1c5f27</w:t>
+            </w:r>
+            <w:r>
+              <w:rPr>
+                <w:rFonts w:ascii="Calibri" w:hAnsi="Calibri"/>
+                <w:b w:val="0"/>
+                <w:i w:val="0"/>
+                <w:color w:val="222222"/>
+                <w:sz w:val="20"/>
+              </w:rPr>
+              <w:t xml:space="preserve">, </w:t>
+            </w:r>
+            <w:r>
+              <w:rPr>
+                <w:rFonts w:ascii="Consolas" w:hAnsi="Consolas"/>
+                <w:b w:val="0"/>
+                <w:i w:val="0"/>
+                <w:color w:val="222222"/>
+                <w:sz w:val="18"/>
+              </w:rPr>
+              <w:t>a2f4ee2</w:t>
+            </w:r>
+          </w:p>
+        </w:tc>
+      </w:tr>
+      <w:tr>
+        <w:trPr>
+          <w:cantSplit/>
+        </w:trPr>
+        <w:tc>
+          <w:tcPr>
+            <w:tcW w:type="dxa" w:w="434"/>
+            <w:shd w:val="clear" w:color="auto" w:fill="FFFFFF"/>
+            <w:vAlign w:val="center"/>
+          </w:tcPr>
+          <w:p>
+            <w:pPr>
+              <w:keepNext w:val="0"/>
+              <w:spacing w:after="0"/>
+              <w:jc w:val="center"/>
+            </w:pPr>
+            <w:r>
+              <w:rPr>
+                <w:rFonts w:ascii="Calibri" w:hAnsi="Calibri"/>
+                <w:b/>
+                <w:i w:val="0"/>
+                <w:color w:val="222222"/>
+                <w:sz w:val="20"/>
+              </w:rPr>
+              <w:t>11</w:t>
+            </w:r>
+          </w:p>
+        </w:tc>
+        <w:tc>
+          <w:tcPr>
+            <w:tcW w:type="dxa" w:w="1715"/>
+            <w:shd w:val="clear" w:color="auto" w:fill="FFFFFF"/>
             <w:vAlign w:val="center"/>
           </w:tcPr>
           <w:p>
@@ -1429,8 +1571,8 @@
         </w:tc>
         <w:tc>
           <w:tcPr>
-            <w:tcW w:type="dxa" w:w="2506"/>
-            <w:shd w:val="clear" w:color="auto" w:fill="F7F9FB"/>
+            <w:tcW w:type="dxa" w:w="2483"/>
+            <w:shd w:val="clear" w:color="auto" w:fill="FFFFFF"/>
             <w:vAlign w:val="center"/>
           </w:tcPr>
           <w:p>
@@ -1446,14 +1588,14 @@
                 <w:color w:val="222222"/>
                 <w:sz w:val="20"/>
               </w:rPr>
-              <w:t>Behaviour read at the motor neurons of the male CNS</w:t>
+              <w:t>The motor-level ties resolved on a finer dose grid</w:t>
             </w:r>
           </w:p>
         </w:tc>
         <w:tc>
           <w:tcPr>
-            <w:tcW w:type="dxa" w:w="2421"/>
-            <w:shd w:val="clear" w:color="auto" w:fill="F7F9FB"/>
+            <w:tcW w:type="dxa" w:w="2455"/>
+            <w:shd w:val="clear" w:color="auto" w:fill="FFFFFF"/>
             <w:vAlign w:val="center"/>
           </w:tcPr>
           <w:p>
@@ -1469,14 +1611,14 @@
                 <w:color w:val="222222"/>
                 <w:sz w:val="20"/>
               </w:rPr>
-              <w:t>6 of 7 registered predictions pass</w:t>
+              <w:t>1 of 2 registered predictions pass; one tie resolves</w:t>
             </w:r>
           </w:p>
         </w:tc>
         <w:tc>
           <w:tcPr>
-            <w:tcW w:type="dxa" w:w="1415"/>
-            <w:shd w:val="clear" w:color="auto" w:fill="F7F9FB"/>
+            <w:tcW w:type="dxa" w:w="1409"/>
+            <w:shd w:val="clear" w:color="auto" w:fill="FFFFFF"/>
             <w:vAlign w:val="center"/>
           </w:tcPr>
           <w:p>
@@ -1492,7 +1634,7 @@
                 <w:color w:val="222222"/>
                 <w:sz w:val="18"/>
               </w:rPr>
-              <w:t>a1c5f27</w:t>
+              <w:t>69db4e6</w:t>
             </w:r>
             <w:r>
               <w:rPr>
@@ -3973,6 +4115,265 @@
           <w:sz w:val="19"/>
         </w:rPr>
         <w:t>outputs/fly/malecns_motor_SIMULATED.csv</w:t>
+      </w:r>
+      <w:r>
+        <w:rPr>
+          <w:rFonts w:ascii="Calibri" w:hAnsi="Calibri"/>
+          <w:b w:val="0"/>
+          <w:i w:val="0"/>
+          <w:color w:val="222222"/>
+          <w:sz w:val="21"/>
+        </w:rPr>
+        <w:t>.</w:t>
+      </w:r>
+    </w:p>
+    <w:p>
+      <w:pPr>
+        <w:keepNext/>
+        <w:spacing w:before="240" w:after="60"/>
+      </w:pPr>
+      <w:r>
+        <w:rPr>
+          <w:rFonts w:ascii="Calibri" w:hAnsi="Calibri"/>
+          <w:b/>
+          <w:i w:val="0"/>
+          <w:color w:val="1F4E79"/>
+          <w:sz w:val="23"/>
+        </w:rPr>
+        <w:t>11. Resolving the two ties, without re-scoring the failed test</w:t>
+      </w:r>
+    </w:p>
+    <w:p>
+      <w:pPr>
+        <w:spacing w:after="120"/>
+      </w:pPr>
+      <w:r>
+        <w:rPr>
+          <w:rFonts w:ascii="Calibri" w:hAnsi="Calibri"/>
+          <w:b/>
+          <w:i w:val="0"/>
+          <w:color w:val="156082"/>
+          <w:sz w:val="21"/>
+        </w:rPr>
+        <w:t>Slide message:</w:t>
+      </w:r>
+      <w:r>
+        <w:rPr>
+          <w:rFonts w:ascii="Calibri" w:hAnsi="Calibri"/>
+          <w:b w:val="0"/>
+          <w:i w:val="0"/>
+          <w:color w:val="222222"/>
+          <w:sz w:val="21"/>
+        </w:rPr>
+        <w:t xml:space="preserve"> </w:t>
+      </w:r>
+      <w:r>
+        <w:rPr>
+          <w:rFonts w:ascii="Calibri" w:hAnsi="Calibri"/>
+          <w:b w:val="0"/>
+          <w:i/>
+          <w:color w:val="222222"/>
+          <w:sz w:val="21"/>
+        </w:rPr>
+        <w:t>We did not move the goalposts on the failed test; we ran a new registered one. With the ties resolved, the chip is late in four drug families, level in one, and never ahead.</w:t>
+      </w:r>
+    </w:p>
+    <w:p>
+      <w:pPr>
+        <w:spacing w:after="120"/>
+        <w:ind w:left="432" w:hanging="259"/>
+      </w:pPr>
+      <w:r>
+        <w:rPr>
+          <w:rFonts w:ascii="Calibri" w:hAnsi="Calibri"/>
+          <w:b w:val="0"/>
+          <w:i w:val="0"/>
+          <w:color w:val="222222"/>
+          <w:sz w:val="21"/>
+        </w:rPr>
+        <w:t>•</w:t>
+        <w:tab/>
+      </w:r>
+      <w:r>
+        <w:rPr>
+          <w:rFonts w:ascii="Calibri" w:hAnsi="Calibri"/>
+          <w:b/>
+          <w:i w:val="0"/>
+          <w:color w:val="156082"/>
+          <w:sz w:val="21"/>
+        </w:rPr>
+        <w:t>What changed.</w:t>
+      </w:r>
+      <w:r>
+        <w:rPr>
+          <w:rFonts w:ascii="Calibri" w:hAnsi="Calibri"/>
+          <w:b w:val="0"/>
+          <w:i w:val="0"/>
+          <w:color w:val="222222"/>
+          <w:sz w:val="21"/>
+        </w:rPr>
+        <w:t xml:space="preserve"> </w:t>
+      </w:r>
+      <w:r>
+        <w:rPr>
+          <w:rFonts w:ascii="Consolas" w:hAnsi="Consolas"/>
+          <w:b w:val="0"/>
+          <w:i w:val="0"/>
+          <w:color w:val="222222"/>
+          <w:sz w:val="19"/>
+        </w:rPr>
+        <w:t>src/neuromps/fly/tie_break.py</w:t>
+      </w:r>
+      <w:r>
+        <w:rPr>
+          <w:rFonts w:ascii="Calibri" w:hAnsi="Calibri"/>
+          <w:b w:val="0"/>
+          <w:i w:val="0"/>
+          <w:color w:val="222222"/>
+          <w:sz w:val="21"/>
+        </w:rPr>
+        <w:t xml:space="preserve"> runs four finer dose levels inside each of the two tied steps of entry 10, with the same seeds and untreated references, registered before running (</w:t>
+      </w:r>
+      <w:r>
+        <w:rPr>
+          <w:rFonts w:ascii="Consolas" w:hAnsi="Consolas"/>
+          <w:b w:val="0"/>
+          <w:i w:val="0"/>
+          <w:color w:val="222222"/>
+          <w:sz w:val="19"/>
+        </w:rPr>
+        <w:t>preregistration/fly_motor_tie_break.json</w:t>
+      </w:r>
+      <w:r>
+        <w:rPr>
+          <w:rFonts w:ascii="Calibri" w:hAnsi="Calibri"/>
+          <w:b w:val="0"/>
+          <w:i w:val="0"/>
+          <w:color w:val="222222"/>
+          <w:sz w:val="21"/>
+        </w:rPr>
+        <w:t>).</w:t>
+      </w:r>
+    </w:p>
+    <w:p>
+      <w:pPr>
+        <w:spacing w:after="120"/>
+        <w:ind w:left="432" w:hanging="259"/>
+      </w:pPr>
+      <w:r>
+        <w:rPr>
+          <w:rFonts w:ascii="Calibri" w:hAnsi="Calibri"/>
+          <w:b w:val="0"/>
+          <w:i w:val="0"/>
+          <w:color w:val="222222"/>
+          <w:sz w:val="21"/>
+        </w:rPr>
+        <w:t>•</w:t>
+        <w:tab/>
+      </w:r>
+      <w:r>
+        <w:rPr>
+          <w:rFonts w:ascii="Calibri" w:hAnsi="Calibri"/>
+          <w:b/>
+          <w:i w:val="0"/>
+          <w:color w:val="156082"/>
+          <w:sz w:val="21"/>
+        </w:rPr>
+        <w:t>Why.</w:t>
+      </w:r>
+      <w:r>
+        <w:rPr>
+          <w:rFonts w:ascii="Calibri" w:hAnsi="Calibri"/>
+          <w:b w:val="0"/>
+          <w:i w:val="0"/>
+          <w:color w:val="222222"/>
+          <w:sz w:val="21"/>
+        </w:rPr>
+        <w:t xml:space="preserve"> Entry 10's chip-is-late test failed because two families tied, both onsets inside one coarse dose step. Changing the test after the fact would have undone the registration; a new, registered test with a finer grid answers the open question honestly.</w:t>
+      </w:r>
+    </w:p>
+    <w:p>
+      <w:pPr>
+        <w:spacing w:after="120"/>
+        <w:ind w:left="432" w:hanging="259"/>
+      </w:pPr>
+      <w:r>
+        <w:rPr>
+          <w:rFonts w:ascii="Calibri" w:hAnsi="Calibri"/>
+          <w:b w:val="0"/>
+          <w:i w:val="0"/>
+          <w:color w:val="222222"/>
+          <w:sz w:val="21"/>
+        </w:rPr>
+        <w:t>•</w:t>
+        <w:tab/>
+      </w:r>
+      <w:r>
+        <w:rPr>
+          <w:rFonts w:ascii="Calibri" w:hAnsi="Calibri"/>
+          <w:b/>
+          <w:i w:val="0"/>
+          <w:color w:val="156082"/>
+          <w:sz w:val="21"/>
+        </w:rPr>
+        <w:t>Effect.</w:t>
+      </w:r>
+      <w:r>
+        <w:rPr>
+          <w:rFonts w:ascii="Calibri" w:hAnsi="Calibri"/>
+          <w:b w:val="0"/>
+          <w:i w:val="0"/>
+          <w:color w:val="222222"/>
+          <w:sz w:val="21"/>
+        </w:rPr>
+        <w:t xml:space="preserve"> The re-run tied levels reproduce exactly. The raised threshold resolves to chip later (motor at 0.32, chip at 0.4); GABA potentiation stays tied. The follow-up predicted both would resolve, so it failed. Entry 10's test stays failed; combined, the chip is later in 4, level in 1, earlier in 0.</w:t>
+      </w:r>
+    </w:p>
+    <w:p>
+      <w:pPr>
+        <w:spacing w:after="120"/>
+        <w:ind w:left="432" w:hanging="259"/>
+      </w:pPr>
+      <w:r>
+        <w:rPr>
+          <w:rFonts w:ascii="Calibri" w:hAnsi="Calibri"/>
+          <w:b w:val="0"/>
+          <w:i w:val="0"/>
+          <w:color w:val="222222"/>
+          <w:sz w:val="21"/>
+        </w:rPr>
+        <w:t>•</w:t>
+        <w:tab/>
+      </w:r>
+      <w:r>
+        <w:rPr>
+          <w:rFonts w:ascii="Calibri" w:hAnsi="Calibri"/>
+          <w:b/>
+          <w:i w:val="0"/>
+          <w:color w:val="156082"/>
+          <w:sz w:val="21"/>
+        </w:rPr>
+        <w:t>Evidence.</w:t>
+      </w:r>
+      <w:r>
+        <w:rPr>
+          <w:rFonts w:ascii="Calibri" w:hAnsi="Calibri"/>
+          <w:b w:val="0"/>
+          <w:i w:val="0"/>
+          <w:color w:val="222222"/>
+          <w:sz w:val="21"/>
+        </w:rPr>
+        <w:t xml:space="preserve"> Report §25 and figure; </w:t>
+      </w:r>
+      <w:r>
+        <w:rPr>
+          <w:rFonts w:ascii="Consolas" w:hAnsi="Consolas"/>
+          <w:b w:val="0"/>
+          <w:i w:val="0"/>
+          <w:color w:val="222222"/>
+          <w:sz w:val="19"/>
+        </w:rPr>
+        <w:t>outputs/fly/malecns_motor_tie_break_SIMULATED.csv</w:t>
       </w:r>
       <w:r>
         <w:rPr>

--- a/report/POST_SUBMISSION_CHANGES.docx
+++ b/report/POST_SUBMISSION_CHANGES.docx
@@ -50,9 +50,9 @@
       <w:tblGrid>
         <w:gridCol w:w="434"/>
         <w:gridCol w:w="1715"/>
-        <w:gridCol w:w="2483"/>
-        <w:gridCol w:w="2455"/>
-        <w:gridCol w:w="1409"/>
+        <w:gridCol w:w="2485"/>
+        <w:gridCol w:w="2457"/>
+        <w:gridCol w:w="1404"/>
       </w:tblGrid>
       <w:tr>
         <w:trPr>
@@ -109,7 +109,7 @@
         </w:tc>
         <w:tc>
           <w:tcPr>
-            <w:tcW w:type="dxa" w:w="2483"/>
+            <w:tcW w:type="dxa" w:w="2485"/>
             <w:shd w:val="clear" w:color="auto" w:fill="1F4E79"/>
             <w:vAlign w:val="center"/>
           </w:tcPr>
@@ -132,7 +132,7 @@
         </w:tc>
         <w:tc>
           <w:tcPr>
-            <w:tcW w:type="dxa" w:w="2455"/>
+            <w:tcW w:type="dxa" w:w="2457"/>
             <w:shd w:val="clear" w:color="auto" w:fill="1F4E79"/>
             <w:vAlign w:val="center"/>
           </w:tcPr>
@@ -155,7 +155,7 @@
         </w:tc>
         <w:tc>
           <w:tcPr>
-            <w:tcW w:type="dxa" w:w="1409"/>
+            <w:tcW w:type="dxa" w:w="1404"/>
             <w:shd w:val="clear" w:color="auto" w:fill="1F4E79"/>
             <w:vAlign w:val="center"/>
           </w:tcPr>
@@ -231,7 +231,7 @@
         </w:tc>
         <w:tc>
           <w:tcPr>
-            <w:tcW w:type="dxa" w:w="2483"/>
+            <w:tcW w:type="dxa" w:w="2485"/>
             <w:shd w:val="clear" w:color="auto" w:fill="FFFFFF"/>
             <w:vAlign w:val="center"/>
           </w:tcPr>
@@ -254,7 +254,7 @@
         </w:tc>
         <w:tc>
           <w:tcPr>
-            <w:tcW w:type="dxa" w:w="2455"/>
+            <w:tcW w:type="dxa" w:w="2457"/>
             <w:shd w:val="clear" w:color="auto" w:fill="FFFFFF"/>
             <w:vAlign w:val="center"/>
           </w:tcPr>
@@ -277,7 +277,7 @@
         </w:tc>
         <w:tc>
           <w:tcPr>
-            <w:tcW w:type="dxa" w:w="1409"/>
+            <w:tcW w:type="dxa" w:w="1404"/>
             <w:shd w:val="clear" w:color="auto" w:fill="FFFFFF"/>
             <w:vAlign w:val="center"/>
           </w:tcPr>
@@ -373,7 +373,7 @@
         </w:tc>
         <w:tc>
           <w:tcPr>
-            <w:tcW w:type="dxa" w:w="2483"/>
+            <w:tcW w:type="dxa" w:w="2485"/>
             <w:shd w:val="clear" w:color="auto" w:fill="F7F9FB"/>
             <w:vAlign w:val="center"/>
           </w:tcPr>
@@ -396,7 +396,7 @@
         </w:tc>
         <w:tc>
           <w:tcPr>
-            <w:tcW w:type="dxa" w:w="2455"/>
+            <w:tcW w:type="dxa" w:w="2457"/>
             <w:shd w:val="clear" w:color="auto" w:fill="F7F9FB"/>
             <w:vAlign w:val="center"/>
           </w:tcPr>
@@ -419,7 +419,7 @@
         </w:tc>
         <w:tc>
           <w:tcPr>
-            <w:tcW w:type="dxa" w:w="1409"/>
+            <w:tcW w:type="dxa" w:w="1404"/>
             <w:shd w:val="clear" w:color="auto" w:fill="F7F9FB"/>
             <w:vAlign w:val="center"/>
           </w:tcPr>
@@ -495,7 +495,7 @@
         </w:tc>
         <w:tc>
           <w:tcPr>
-            <w:tcW w:type="dxa" w:w="2483"/>
+            <w:tcW w:type="dxa" w:w="2485"/>
             <w:shd w:val="clear" w:color="auto" w:fill="FFFFFF"/>
             <w:vAlign w:val="center"/>
           </w:tcPr>
@@ -518,7 +518,7 @@
         </w:tc>
         <w:tc>
           <w:tcPr>
-            <w:tcW w:type="dxa" w:w="2455"/>
+            <w:tcW w:type="dxa" w:w="2457"/>
             <w:shd w:val="clear" w:color="auto" w:fill="FFFFFF"/>
             <w:vAlign w:val="center"/>
           </w:tcPr>
@@ -541,7 +541,7 @@
         </w:tc>
         <w:tc>
           <w:tcPr>
-            <w:tcW w:type="dxa" w:w="1409"/>
+            <w:tcW w:type="dxa" w:w="1404"/>
             <w:shd w:val="clear" w:color="auto" w:fill="FFFFFF"/>
             <w:vAlign w:val="center"/>
           </w:tcPr>
@@ -617,7 +617,7 @@
         </w:tc>
         <w:tc>
           <w:tcPr>
-            <w:tcW w:type="dxa" w:w="2483"/>
+            <w:tcW w:type="dxa" w:w="2485"/>
             <w:shd w:val="clear" w:color="auto" w:fill="F7F9FB"/>
             <w:vAlign w:val="center"/>
           </w:tcPr>
@@ -640,7 +640,7 @@
         </w:tc>
         <w:tc>
           <w:tcPr>
-            <w:tcW w:type="dxa" w:w="2455"/>
+            <w:tcW w:type="dxa" w:w="2457"/>
             <w:shd w:val="clear" w:color="auto" w:fill="F7F9FB"/>
             <w:vAlign w:val="center"/>
           </w:tcPr>
@@ -663,7 +663,7 @@
         </w:tc>
         <w:tc>
           <w:tcPr>
-            <w:tcW w:type="dxa" w:w="1409"/>
+            <w:tcW w:type="dxa" w:w="1404"/>
             <w:shd w:val="clear" w:color="auto" w:fill="F7F9FB"/>
             <w:vAlign w:val="center"/>
           </w:tcPr>
@@ -759,7 +759,7 @@
         </w:tc>
         <w:tc>
           <w:tcPr>
-            <w:tcW w:type="dxa" w:w="2483"/>
+            <w:tcW w:type="dxa" w:w="2485"/>
             <w:shd w:val="clear" w:color="auto" w:fill="FFFFFF"/>
             <w:vAlign w:val="center"/>
           </w:tcPr>
@@ -782,7 +782,7 @@
         </w:tc>
         <w:tc>
           <w:tcPr>
-            <w:tcW w:type="dxa" w:w="2455"/>
+            <w:tcW w:type="dxa" w:w="2457"/>
             <w:shd w:val="clear" w:color="auto" w:fill="FFFFFF"/>
             <w:vAlign w:val="center"/>
           </w:tcPr>
@@ -805,7 +805,7 @@
         </w:tc>
         <w:tc>
           <w:tcPr>
-            <w:tcW w:type="dxa" w:w="1409"/>
+            <w:tcW w:type="dxa" w:w="1404"/>
             <w:shd w:val="clear" w:color="auto" w:fill="FFFFFF"/>
             <w:vAlign w:val="center"/>
           </w:tcPr>
@@ -881,7 +881,7 @@
         </w:tc>
         <w:tc>
           <w:tcPr>
-            <w:tcW w:type="dxa" w:w="2483"/>
+            <w:tcW w:type="dxa" w:w="2485"/>
             <w:shd w:val="clear" w:color="auto" w:fill="F7F9FB"/>
             <w:vAlign w:val="center"/>
           </w:tcPr>
@@ -904,7 +904,7 @@
         </w:tc>
         <w:tc>
           <w:tcPr>
-            <w:tcW w:type="dxa" w:w="2455"/>
+            <w:tcW w:type="dxa" w:w="2457"/>
             <w:shd w:val="clear" w:color="auto" w:fill="F7F9FB"/>
             <w:vAlign w:val="center"/>
           </w:tcPr>
@@ -927,7 +927,7 @@
         </w:tc>
         <w:tc>
           <w:tcPr>
-            <w:tcW w:type="dxa" w:w="1409"/>
+            <w:tcW w:type="dxa" w:w="1404"/>
             <w:shd w:val="clear" w:color="auto" w:fill="F7F9FB"/>
             <w:vAlign w:val="center"/>
           </w:tcPr>
@@ -1003,7 +1003,7 @@
         </w:tc>
         <w:tc>
           <w:tcPr>
-            <w:tcW w:type="dxa" w:w="2483"/>
+            <w:tcW w:type="dxa" w:w="2485"/>
             <w:shd w:val="clear" w:color="auto" w:fill="FFFFFF"/>
             <w:vAlign w:val="center"/>
           </w:tcPr>
@@ -1026,7 +1026,7 @@
         </w:tc>
         <w:tc>
           <w:tcPr>
-            <w:tcW w:type="dxa" w:w="2455"/>
+            <w:tcW w:type="dxa" w:w="2457"/>
             <w:shd w:val="clear" w:color="auto" w:fill="FFFFFF"/>
             <w:vAlign w:val="center"/>
           </w:tcPr>
@@ -1049,7 +1049,7 @@
         </w:tc>
         <w:tc>
           <w:tcPr>
-            <w:tcW w:type="dxa" w:w="1409"/>
+            <w:tcW w:type="dxa" w:w="1404"/>
             <w:shd w:val="clear" w:color="auto" w:fill="FFFFFF"/>
             <w:vAlign w:val="center"/>
           </w:tcPr>
@@ -1145,7 +1145,7 @@
         </w:tc>
         <w:tc>
           <w:tcPr>
-            <w:tcW w:type="dxa" w:w="2483"/>
+            <w:tcW w:type="dxa" w:w="2485"/>
             <w:shd w:val="clear" w:color="auto" w:fill="F7F9FB"/>
             <w:vAlign w:val="center"/>
           </w:tcPr>
@@ -1168,7 +1168,7 @@
         </w:tc>
         <w:tc>
           <w:tcPr>
-            <w:tcW w:type="dxa" w:w="2455"/>
+            <w:tcW w:type="dxa" w:w="2457"/>
             <w:shd w:val="clear" w:color="auto" w:fill="F7F9FB"/>
             <w:vAlign w:val="center"/>
           </w:tcPr>
@@ -1191,7 +1191,7 @@
         </w:tc>
         <w:tc>
           <w:tcPr>
-            <w:tcW w:type="dxa" w:w="1409"/>
+            <w:tcW w:type="dxa" w:w="1404"/>
             <w:shd w:val="clear" w:color="auto" w:fill="F7F9FB"/>
             <w:vAlign w:val="center"/>
           </w:tcPr>
@@ -1287,7 +1287,7 @@
         </w:tc>
         <w:tc>
           <w:tcPr>
-            <w:tcW w:type="dxa" w:w="2483"/>
+            <w:tcW w:type="dxa" w:w="2485"/>
             <w:shd w:val="clear" w:color="auto" w:fill="FFFFFF"/>
             <w:vAlign w:val="center"/>
           </w:tcPr>
@@ -1310,7 +1310,7 @@
         </w:tc>
         <w:tc>
           <w:tcPr>
-            <w:tcW w:type="dxa" w:w="2455"/>
+            <w:tcW w:type="dxa" w:w="2457"/>
             <w:shd w:val="clear" w:color="auto" w:fill="FFFFFF"/>
             <w:vAlign w:val="center"/>
           </w:tcPr>
@@ -1333,7 +1333,7 @@
         </w:tc>
         <w:tc>
           <w:tcPr>
-            <w:tcW w:type="dxa" w:w="1409"/>
+            <w:tcW w:type="dxa" w:w="1404"/>
             <w:shd w:val="clear" w:color="auto" w:fill="FFFFFF"/>
             <w:vAlign w:val="center"/>
           </w:tcPr>
@@ -1429,7 +1429,7 @@
         </w:tc>
         <w:tc>
           <w:tcPr>
-            <w:tcW w:type="dxa" w:w="2483"/>
+            <w:tcW w:type="dxa" w:w="2485"/>
             <w:shd w:val="clear" w:color="auto" w:fill="F7F9FB"/>
             <w:vAlign w:val="center"/>
           </w:tcPr>
@@ -1452,7 +1452,7 @@
         </w:tc>
         <w:tc>
           <w:tcPr>
-            <w:tcW w:type="dxa" w:w="2455"/>
+            <w:tcW w:type="dxa" w:w="2457"/>
             <w:shd w:val="clear" w:color="auto" w:fill="F7F9FB"/>
             <w:vAlign w:val="center"/>
           </w:tcPr>
@@ -1475,7 +1475,7 @@
         </w:tc>
         <w:tc>
           <w:tcPr>
-            <w:tcW w:type="dxa" w:w="1409"/>
+            <w:tcW w:type="dxa" w:w="1404"/>
             <w:shd w:val="clear" w:color="auto" w:fill="F7F9FB"/>
             <w:vAlign w:val="center"/>
           </w:tcPr>
@@ -1529,7 +1529,7 @@
           </w:tcPr>
           <w:p>
             <w:pPr>
-              <w:keepNext w:val="0"/>
+              <w:keepNext/>
               <w:spacing w:after="0"/>
               <w:jc w:val="center"/>
             </w:pPr>
@@ -1553,7 +1553,7 @@
           </w:tcPr>
           <w:p>
             <w:pPr>
-              <w:keepNext w:val="0"/>
+              <w:keepNext/>
               <w:spacing w:after="0"/>
               <w:jc w:val="center"/>
             </w:pPr>
@@ -1571,13 +1571,13 @@
         </w:tc>
         <w:tc>
           <w:tcPr>
-            <w:tcW w:type="dxa" w:w="2483"/>
+            <w:tcW w:type="dxa" w:w="2485"/>
             <w:shd w:val="clear" w:color="auto" w:fill="FFFFFF"/>
             <w:vAlign w:val="center"/>
           </w:tcPr>
           <w:p>
             <w:pPr>
-              <w:keepNext w:val="0"/>
+              <w:keepNext/>
               <w:spacing w:after="0"/>
             </w:pPr>
             <w:r>
@@ -1594,13 +1594,13 @@
         </w:tc>
         <w:tc>
           <w:tcPr>
-            <w:tcW w:type="dxa" w:w="2455"/>
+            <w:tcW w:type="dxa" w:w="2457"/>
             <w:shd w:val="clear" w:color="auto" w:fill="FFFFFF"/>
             <w:vAlign w:val="center"/>
           </w:tcPr>
           <w:p>
             <w:pPr>
-              <w:keepNext w:val="0"/>
+              <w:keepNext/>
               <w:spacing w:after="0"/>
             </w:pPr>
             <w:r>
@@ -1617,13 +1617,13 @@
         </w:tc>
         <w:tc>
           <w:tcPr>
-            <w:tcW w:type="dxa" w:w="1409"/>
+            <w:tcW w:type="dxa" w:w="1404"/>
             <w:shd w:val="clear" w:color="auto" w:fill="FFFFFF"/>
             <w:vAlign w:val="center"/>
           </w:tcPr>
           <w:p>
             <w:pPr>
-              <w:keepNext w:val="0"/>
+              <w:keepNext/>
               <w:spacing w:after="0"/>
             </w:pPr>
             <w:r>
@@ -1644,7 +1644,139 @@
                 <w:color w:val="222222"/>
                 <w:sz w:val="20"/>
               </w:rPr>
-              <w:t>, this merge</w:t>
+              <w:t xml:space="preserve">, </w:t>
+            </w:r>
+            <w:r>
+              <w:rPr>
+                <w:rFonts w:ascii="Consolas" w:hAnsi="Consolas"/>
+                <w:b w:val="0"/>
+                <w:i w:val="0"/>
+                <w:color w:val="222222"/>
+                <w:sz w:val="18"/>
+              </w:rPr>
+              <w:t>796a33b</w:t>
+            </w:r>
+          </w:p>
+        </w:tc>
+      </w:tr>
+      <w:tr>
+        <w:trPr>
+          <w:cantSplit/>
+        </w:trPr>
+        <w:tc>
+          <w:tcPr>
+            <w:tcW w:type="dxa" w:w="434"/>
+            <w:shd w:val="clear" w:color="auto" w:fill="F7F9FB"/>
+            <w:vAlign w:val="center"/>
+          </w:tcPr>
+          <w:p>
+            <w:pPr>
+              <w:keepNext w:val="0"/>
+              <w:spacing w:after="0"/>
+              <w:jc w:val="center"/>
+            </w:pPr>
+            <w:r>
+              <w:rPr>
+                <w:rFonts w:ascii="Calibri" w:hAnsi="Calibri"/>
+                <w:b/>
+                <w:i w:val="0"/>
+                <w:color w:val="222222"/>
+                <w:sz w:val="20"/>
+              </w:rPr>
+              <w:t>12</w:t>
+            </w:r>
+          </w:p>
+        </w:tc>
+        <w:tc>
+          <w:tcPr>
+            <w:tcW w:type="dxa" w:w="1715"/>
+            <w:shd w:val="clear" w:color="auto" w:fill="F7F9FB"/>
+            <w:vAlign w:val="center"/>
+          </w:tcPr>
+          <w:p>
+            <w:pPr>
+              <w:keepNext w:val="0"/>
+              <w:spacing w:after="0"/>
+              <w:jc w:val="center"/>
+            </w:pPr>
+            <w:r>
+              <w:rPr>
+                <w:rFonts w:ascii="Calibri" w:hAnsi="Calibri"/>
+                <w:b w:val="0"/>
+                <w:i w:val="0"/>
+                <w:color w:val="222222"/>
+                <w:sz w:val="20"/>
+              </w:rPr>
+              <w:t>2026-10-24</w:t>
+            </w:r>
+          </w:p>
+        </w:tc>
+        <w:tc>
+          <w:tcPr>
+            <w:tcW w:type="dxa" w:w="2485"/>
+            <w:shd w:val="clear" w:color="auto" w:fill="F7F9FB"/>
+            <w:vAlign w:val="center"/>
+          </w:tcPr>
+          <w:p>
+            <w:pPr>
+              <w:keepNext w:val="0"/>
+              <w:spacing w:after="0"/>
+            </w:pPr>
+            <w:r>
+              <w:rPr>
+                <w:rFonts w:ascii="Calibri" w:hAnsi="Calibri"/>
+                <w:b w:val="0"/>
+                <w:i w:val="0"/>
+                <w:color w:val="222222"/>
+                <w:sz w:val="20"/>
+              </w:rPr>
+              <w:t>Roadmap to an embodied, closed-loop fly</w:t>
+            </w:r>
+          </w:p>
+        </w:tc>
+        <w:tc>
+          <w:tcPr>
+            <w:tcW w:type="dxa" w:w="2457"/>
+            <w:shd w:val="clear" w:color="auto" w:fill="F7F9FB"/>
+            <w:vAlign w:val="center"/>
+          </w:tcPr>
+          <w:p>
+            <w:pPr>
+              <w:keepNext w:val="0"/>
+              <w:spacing w:after="0"/>
+            </w:pPr>
+            <w:r>
+              <w:rPr>
+                <w:rFonts w:ascii="Calibri" w:hAnsi="Calibri"/>
+                <w:b w:val="0"/>
+                <w:i w:val="0"/>
+                <w:color w:val="222222"/>
+                <w:sz w:val="20"/>
+              </w:rPr>
+              <w:t>plan, no new results</w:t>
+            </w:r>
+          </w:p>
+        </w:tc>
+        <w:tc>
+          <w:tcPr>
+            <w:tcW w:type="dxa" w:w="1404"/>
+            <w:shd w:val="clear" w:color="auto" w:fill="F7F9FB"/>
+            <w:vAlign w:val="center"/>
+          </w:tcPr>
+          <w:p>
+            <w:pPr>
+              <w:keepNext w:val="0"/>
+              <w:spacing w:after="0"/>
+            </w:pPr>
+            <w:r>
+              <w:rPr>
+                <w:rFonts w:ascii="Calibri" w:hAnsi="Calibri"/>
+                <w:b w:val="0"/>
+                <w:i w:val="0"/>
+                <w:color w:val="222222"/>
+                <w:sz w:val="20"/>
+              </w:rPr>
+              <w:t>this branch</w:t>
             </w:r>
           </w:p>
         </w:tc>
@@ -4374,6 +4506,228 @@
           <w:sz w:val="19"/>
         </w:rPr>
         <w:t>outputs/fly/malecns_motor_tie_break_SIMULATED.csv</w:t>
+      </w:r>
+      <w:r>
+        <w:rPr>
+          <w:rFonts w:ascii="Calibri" w:hAnsi="Calibri"/>
+          <w:b w:val="0"/>
+          <w:i w:val="0"/>
+          <w:color w:val="222222"/>
+          <w:sz w:val="21"/>
+        </w:rPr>
+        <w:t>.</w:t>
+      </w:r>
+    </w:p>
+    <w:p>
+      <w:pPr>
+        <w:keepNext/>
+        <w:spacing w:before="240" w:after="60"/>
+      </w:pPr>
+      <w:r>
+        <w:rPr>
+          <w:rFonts w:ascii="Calibri" w:hAnsi="Calibri"/>
+          <w:b/>
+          <w:i w:val="0"/>
+          <w:color w:val="1F4E79"/>
+          <w:sz w:val="23"/>
+        </w:rPr>
+        <w:t>12. A roadmap, not a rushed demo: the embodied, closed-loop fly</w:t>
+      </w:r>
+    </w:p>
+    <w:p>
+      <w:pPr>
+        <w:spacing w:after="120"/>
+      </w:pPr>
+      <w:r>
+        <w:rPr>
+          <w:rFonts w:ascii="Calibri" w:hAnsi="Calibri"/>
+          <w:b/>
+          <w:i w:val="0"/>
+          <w:color w:val="156082"/>
+          <w:sz w:val="21"/>
+        </w:rPr>
+        <w:t>Slide message:</w:t>
+      </w:r>
+      <w:r>
+        <w:rPr>
+          <w:rFonts w:ascii="Calibri" w:hAnsi="Calibri"/>
+          <w:b w:val="0"/>
+          <w:i w:val="0"/>
+          <w:color w:val="222222"/>
+          <w:sz w:val="21"/>
+        </w:rPr>
+        <w:t xml:space="preserve"> </w:t>
+      </w:r>
+      <w:r>
+        <w:rPr>
+          <w:rFonts w:ascii="Calibri" w:hAnsi="Calibri"/>
+          <w:b w:val="0"/>
+          <w:i/>
+          <w:color w:val="222222"/>
+          <w:sz w:val="21"/>
+        </w:rPr>
+        <w:t>Next, the simulated fly gets a body and its sensory feedback, so that "does the chip flag a drug before behaviour fails?" can be asked of movement itself; six stages, each with a registered go/no-go test.</w:t>
+      </w:r>
+    </w:p>
+    <w:p>
+      <w:pPr>
+        <w:spacing w:after="120"/>
+        <w:ind w:left="432" w:hanging="259"/>
+      </w:pPr>
+      <w:r>
+        <w:rPr>
+          <w:rFonts w:ascii="Calibri" w:hAnsi="Calibri"/>
+          <w:b w:val="0"/>
+          <w:i w:val="0"/>
+          <w:color w:val="222222"/>
+          <w:sz w:val="21"/>
+        </w:rPr>
+        <w:t>•</w:t>
+        <w:tab/>
+      </w:r>
+      <w:r>
+        <w:rPr>
+          <w:rFonts w:ascii="Calibri" w:hAnsi="Calibri"/>
+          <w:b/>
+          <w:i w:val="0"/>
+          <w:color w:val="156082"/>
+          <w:sz w:val="21"/>
+        </w:rPr>
+        <w:t>What changed.</w:t>
+      </w:r>
+      <w:r>
+        <w:rPr>
+          <w:rFonts w:ascii="Calibri" w:hAnsi="Calibri"/>
+          <w:b w:val="0"/>
+          <w:i w:val="0"/>
+          <w:color w:val="222222"/>
+          <w:sz w:val="21"/>
+        </w:rPr>
+        <w:t xml:space="preserve"> </w:t>
+      </w:r>
+      <w:r>
+        <w:rPr>
+          <w:rFonts w:ascii="Consolas" w:hAnsi="Consolas"/>
+          <w:b w:val="0"/>
+          <w:i w:val="0"/>
+          <w:color w:val="222222"/>
+          <w:sz w:val="19"/>
+        </w:rPr>
+        <w:t>report/ROADMAP_EMBODIED_FLY.md</w:t>
+      </w:r>
+      <w:r>
+        <w:rPr>
+          <w:rFonts w:ascii="Calibri" w:hAnsi="Calibri"/>
+          <w:b w:val="0"/>
+          <w:i w:val="0"/>
+          <w:color w:val="222222"/>
+          <w:sz w:val="21"/>
+        </w:rPr>
+        <w:t xml:space="preserve"> (Word and PDF beside it) sets out the plan: brain and nerve cord, motor neurons to muscles, muscles to joints in a physics body (NeuroMechFly v2 on MuJoCo), and joints back to proprioceptive neurons. A small script, </w:t>
+      </w:r>
+      <w:r>
+        <w:rPr>
+          <w:rFonts w:ascii="Consolas" w:hAnsi="Consolas"/>
+          <w:b w:val="0"/>
+          <w:i w:val="0"/>
+          <w:color w:val="222222"/>
+          <w:sz w:val="19"/>
+        </w:rPr>
+        <w:t>src/neuromps/fly/roadmap_inventory.py</w:t>
+      </w:r>
+      <w:r>
+        <w:rPr>
+          <w:rFonts w:ascii="Calibri" w:hAnsi="Calibri"/>
+          <w:b w:val="0"/>
+          <w:i w:val="0"/>
+          <w:color w:val="222222"/>
+          <w:sz w:val="21"/>
+        </w:rPr>
+        <w:t>, counts what the male connectome already provides: of 381 leg motor neurons, 260 are typed by the muscle they drive, and 1,030 proprioceptive sensory neurons can carry the feedback.</w:t>
+      </w:r>
+    </w:p>
+    <w:p>
+      <w:pPr>
+        <w:spacing w:after="120"/>
+        <w:ind w:left="432" w:hanging="259"/>
+      </w:pPr>
+      <w:r>
+        <w:rPr>
+          <w:rFonts w:ascii="Calibri" w:hAnsi="Calibri"/>
+          <w:b w:val="0"/>
+          <w:i w:val="0"/>
+          <w:color w:val="222222"/>
+          <w:sz w:val="21"/>
+        </w:rPr>
+        <w:t>•</w:t>
+        <w:tab/>
+      </w:r>
+      <w:r>
+        <w:rPr>
+          <w:rFonts w:ascii="Calibri" w:hAnsi="Calibri"/>
+          <w:b/>
+          <w:i w:val="0"/>
+          <w:color w:val="156082"/>
+          <w:sz w:val="21"/>
+        </w:rPr>
+        <w:t>Why.</w:t>
+      </w:r>
+      <w:r>
+        <w:rPr>
+          <w:rFonts w:ascii="Calibri" w:hAnsi="Calibri"/>
+          <w:b w:val="0"/>
+          <w:i w:val="0"/>
+          <w:color w:val="222222"/>
+          <w:sz w:val="21"/>
+        </w:rPr>
+        <w:t xml:space="preserve"> Building it properly takes weeks; showing a half-working body would cost credibility. A staged plan with registered tests shows where the project goes and how it will be checked.</w:t>
+      </w:r>
+    </w:p>
+    <w:p>
+      <w:pPr>
+        <w:spacing w:after="120"/>
+        <w:ind w:left="432" w:hanging="259"/>
+      </w:pPr>
+      <w:r>
+        <w:rPr>
+          <w:rFonts w:ascii="Calibri" w:hAnsi="Calibri"/>
+          <w:b w:val="0"/>
+          <w:i w:val="0"/>
+          <w:color w:val="222222"/>
+          <w:sz w:val="21"/>
+        </w:rPr>
+        <w:t>•</w:t>
+        <w:tab/>
+      </w:r>
+      <w:r>
+        <w:rPr>
+          <w:rFonts w:ascii="Calibri" w:hAnsi="Calibri"/>
+          <w:b/>
+          <w:i w:val="0"/>
+          <w:color w:val="156082"/>
+          <w:sz w:val="21"/>
+        </w:rPr>
+        <w:t>Evidence.</w:t>
+      </w:r>
+      <w:r>
+        <w:rPr>
+          <w:rFonts w:ascii="Calibri" w:hAnsi="Calibri"/>
+          <w:b w:val="0"/>
+          <w:i w:val="0"/>
+          <w:color w:val="222222"/>
+          <w:sz w:val="21"/>
+        </w:rPr>
+        <w:t xml:space="preserve"> </w:t>
+      </w:r>
+      <w:r>
+        <w:rPr>
+          <w:rFonts w:ascii="Consolas" w:hAnsi="Consolas"/>
+          <w:b w:val="0"/>
+          <w:i w:val="0"/>
+          <w:color w:val="222222"/>
+          <w:sz w:val="19"/>
+        </w:rPr>
+        <w:t>report/ROADMAP_EMBODIED_FLY.md</w:t>
       </w:r>
       <w:r>
         <w:rPr>
@@ -4416,9 +4770,9 @@
         <w:tblLook w:firstColumn="1" w:firstRow="1" w:lastColumn="0" w:lastRow="0" w:noHBand="0" w:noVBand="1" w:val="04A0"/>
       </w:tblPr>
       <w:tblGrid>
-        <w:gridCol w:w="3947"/>
-        <w:gridCol w:w="2955"/>
-        <w:gridCol w:w="1594"/>
+        <w:gridCol w:w="2988"/>
+        <w:gridCol w:w="4242"/>
+        <w:gridCol w:w="1266"/>
       </w:tblGrid>
       <w:tr>
         <w:trPr>
@@ -4427,7 +4781,7 @@
         </w:trPr>
         <w:tc>
           <w:tcPr>
-            <w:tcW w:type="dxa" w:w="3947"/>
+            <w:tcW w:type="dxa" w:w="2988"/>
             <w:shd w:val="clear" w:color="auto" w:fill="1F4E79"/>
             <w:vAlign w:val="center"/>
           </w:tcPr>
@@ -4450,7 +4804,7 @@
         </w:tc>
         <w:tc>
           <w:tcPr>
-            <w:tcW w:type="dxa" w:w="2955"/>
+            <w:tcW w:type="dxa" w:w="4242"/>
             <w:shd w:val="clear" w:color="auto" w:fill="1F4E79"/>
             <w:vAlign w:val="center"/>
           </w:tcPr>
@@ -4473,7 +4827,7 @@
         </w:tc>
         <w:tc>
           <w:tcPr>
-            <w:tcW w:type="dxa" w:w="1594"/>
+            <w:tcW w:type="dxa" w:w="1266"/>
             <w:shd w:val="clear" w:color="auto" w:fill="1F4E79"/>
             <w:vAlign w:val="center"/>
           </w:tcPr>
@@ -4501,7 +4855,7 @@
         </w:trPr>
         <w:tc>
           <w:tcPr>
-            <w:tcW w:type="dxa" w:w="3947"/>
+            <w:tcW w:type="dxa" w:w="2988"/>
             <w:shd w:val="clear" w:color="auto" w:fill="FFFFFF"/>
             <w:vAlign w:val="center"/>
           </w:tcPr>
@@ -4524,7 +4878,7 @@
         </w:tc>
         <w:tc>
           <w:tcPr>
-            <w:tcW w:type="dxa" w:w="2955"/>
+            <w:tcW w:type="dxa" w:w="4242"/>
             <w:shd w:val="clear" w:color="auto" w:fill="FFFFFF"/>
             <w:vAlign w:val="center"/>
           </w:tcPr>
@@ -4547,7 +4901,7 @@
         </w:tc>
         <w:tc>
           <w:tcPr>
-            <w:tcW w:type="dxa" w:w="1594"/>
+            <w:tcW w:type="dxa" w:w="1266"/>
             <w:shd w:val="clear" w:color="auto" w:fill="FFFFFF"/>
             <w:vAlign w:val="center"/>
           </w:tcPr>
@@ -4575,7 +4929,7 @@
         </w:trPr>
         <w:tc>
           <w:tcPr>
-            <w:tcW w:type="dxa" w:w="3947"/>
+            <w:tcW w:type="dxa" w:w="2988"/>
             <w:shd w:val="clear" w:color="auto" w:fill="F7F9FB"/>
             <w:vAlign w:val="center"/>
           </w:tcPr>
@@ -4598,7 +4952,7 @@
         </w:tc>
         <w:tc>
           <w:tcPr>
-            <w:tcW w:type="dxa" w:w="2955"/>
+            <w:tcW w:type="dxa" w:w="4242"/>
             <w:shd w:val="clear" w:color="auto" w:fill="F7F9FB"/>
             <w:vAlign w:val="center"/>
           </w:tcPr>
@@ -4621,7 +4975,7 @@
         </w:tc>
         <w:tc>
           <w:tcPr>
-            <w:tcW w:type="dxa" w:w="1594"/>
+            <w:tcW w:type="dxa" w:w="1266"/>
             <w:shd w:val="clear" w:color="auto" w:fill="F7F9FB"/>
             <w:vAlign w:val="center"/>
           </w:tcPr>
@@ -4650,7 +5004,7 @@
         </w:trPr>
         <w:tc>
           <w:tcPr>
-            <w:tcW w:type="dxa" w:w="3947"/>
+            <w:tcW w:type="dxa" w:w="2988"/>
             <w:shd w:val="clear" w:color="auto" w:fill="FFFFFF"/>
             <w:vAlign w:val="center"/>
           </w:tcPr>
@@ -4673,7 +5027,7 @@
         </w:tc>
         <w:tc>
           <w:tcPr>
-            <w:tcW w:type="dxa" w:w="2955"/>
+            <w:tcW w:type="dxa" w:w="4242"/>
             <w:shd w:val="clear" w:color="auto" w:fill="FFFFFF"/>
             <w:vAlign w:val="center"/>
           </w:tcPr>
@@ -4696,7 +5050,7 @@
         </w:tc>
         <w:tc>
           <w:tcPr>
-            <w:tcW w:type="dxa" w:w="1594"/>
+            <w:tcW w:type="dxa" w:w="1266"/>
             <w:shd w:val="clear" w:color="auto" w:fill="FFFFFF"/>
             <w:vAlign w:val="center"/>
           </w:tcPr>
@@ -4724,7 +5078,7 @@
         </w:trPr>
         <w:tc>
           <w:tcPr>
-            <w:tcW w:type="dxa" w:w="3947"/>
+            <w:tcW w:type="dxa" w:w="2988"/>
             <w:shd w:val="clear" w:color="auto" w:fill="F7F9FB"/>
             <w:vAlign w:val="center"/>
           </w:tcPr>
@@ -4747,7 +5101,7 @@
         </w:tc>
         <w:tc>
           <w:tcPr>
-            <w:tcW w:type="dxa" w:w="2955"/>
+            <w:tcW w:type="dxa" w:w="4242"/>
             <w:shd w:val="clear" w:color="auto" w:fill="F7F9FB"/>
             <w:vAlign w:val="center"/>
           </w:tcPr>
@@ -4770,7 +5124,7 @@
         </w:tc>
         <w:tc>
           <w:tcPr>
-            <w:tcW w:type="dxa" w:w="1594"/>
+            <w:tcW w:type="dxa" w:w="1266"/>
             <w:shd w:val="clear" w:color="auto" w:fill="F7F9FB"/>
             <w:vAlign w:val="center"/>
           </w:tcPr>
@@ -4799,7 +5153,7 @@
         </w:trPr>
         <w:tc>
           <w:tcPr>
-            <w:tcW w:type="dxa" w:w="3947"/>
+            <w:tcW w:type="dxa" w:w="2988"/>
             <w:shd w:val="clear" w:color="auto" w:fill="FFFFFF"/>
             <w:vAlign w:val="center"/>
           </w:tcPr>
@@ -4822,7 +5176,7 @@
         </w:tc>
         <w:tc>
           <w:tcPr>
-            <w:tcW w:type="dxa" w:w="2955"/>
+            <w:tcW w:type="dxa" w:w="4242"/>
             <w:shd w:val="clear" w:color="auto" w:fill="FFFFFF"/>
             <w:vAlign w:val="center"/>
           </w:tcPr>
@@ -4845,7 +5199,7 @@
         </w:tc>
         <w:tc>
           <w:tcPr>
-            <w:tcW w:type="dxa" w:w="1594"/>
+            <w:tcW w:type="dxa" w:w="1266"/>
             <w:shd w:val="clear" w:color="auto" w:fill="FFFFFF"/>
             <w:vAlign w:val="center"/>
           </w:tcPr>
@@ -4873,7 +5227,7 @@
         </w:trPr>
         <w:tc>
           <w:tcPr>
-            <w:tcW w:type="dxa" w:w="3947"/>
+            <w:tcW w:type="dxa" w:w="2988"/>
             <w:shd w:val="clear" w:color="auto" w:fill="F7F9FB"/>
             <w:vAlign w:val="center"/>
           </w:tcPr>
@@ -4896,7 +5250,7 @@
         </w:tc>
         <w:tc>
           <w:tcPr>
-            <w:tcW w:type="dxa" w:w="2955"/>
+            <w:tcW w:type="dxa" w:w="4242"/>
             <w:shd w:val="clear" w:color="auto" w:fill="F7F9FB"/>
             <w:vAlign w:val="center"/>
           </w:tcPr>
@@ -4919,7 +5273,7 @@
         </w:tc>
         <w:tc>
           <w:tcPr>
-            <w:tcW w:type="dxa" w:w="1594"/>
+            <w:tcW w:type="dxa" w:w="1266"/>
             <w:shd w:val="clear" w:color="auto" w:fill="F7F9FB"/>
             <w:vAlign w:val="center"/>
           </w:tcPr>
@@ -4948,7 +5302,7 @@
         </w:trPr>
         <w:tc>
           <w:tcPr>
-            <w:tcW w:type="dxa" w:w="3947"/>
+            <w:tcW w:type="dxa" w:w="2988"/>
             <w:shd w:val="clear" w:color="auto" w:fill="FFFFFF"/>
             <w:vAlign w:val="center"/>
           </w:tcPr>
@@ -4971,7 +5325,7 @@
         </w:tc>
         <w:tc>
           <w:tcPr>
-            <w:tcW w:type="dxa" w:w="2955"/>
+            <w:tcW w:type="dxa" w:w="4242"/>
             <w:shd w:val="clear" w:color="auto" w:fill="FFFFFF"/>
             <w:vAlign w:val="center"/>
           </w:tcPr>
@@ -4988,13 +5342,33 @@
                 <w:color w:val="222222"/>
                 <w:sz w:val="20"/>
               </w:rPr>
-              <w:t>roadmap after the final; its first step, motor-neuron readouts, is entry 10</w:t>
+              <w:t>roadmap after the final (</w:t>
+            </w:r>
+            <w:r>
+              <w:rPr>
+                <w:rFonts w:ascii="Consolas" w:hAnsi="Consolas"/>
+                <w:b w:val="0"/>
+                <w:i w:val="0"/>
+                <w:color w:val="222222"/>
+                <w:sz w:val="18"/>
+              </w:rPr>
+              <w:t>report/ROADMAP_EMBODIED_FLY.md</w:t>
+            </w:r>
+            <w:r>
+              <w:rPr>
+                <w:rFonts w:ascii="Calibri" w:hAnsi="Calibri"/>
+                <w:b w:val="0"/>
+                <w:i w:val="0"/>
+                <w:color w:val="222222"/>
+                <w:sz w:val="20"/>
+              </w:rPr>
+              <w:t>, entry 12); its first step, motor-neuron readouts, is entry 10</w:t>
             </w:r>
           </w:p>
         </w:tc>
         <w:tc>
           <w:tcPr>
-            <w:tcW w:type="dxa" w:w="1594"/>
+            <w:tcW w:type="dxa" w:w="1266"/>
             <w:shd w:val="clear" w:color="auto" w:fill="FFFFFF"/>
             <w:vAlign w:val="center"/>
           </w:tcPr>

--- a/report/POST_SUBMISSION_CHANGES.docx
+++ b/report/POST_SUBMISSION_CHANGES.docx
@@ -48,11 +48,11 @@
         <w:tblLook w:firstColumn="1" w:firstRow="1" w:lastColumn="0" w:lastRow="0" w:noHBand="0" w:noVBand="1" w:val="04A0"/>
       </w:tblPr>
       <w:tblGrid>
-        <w:gridCol w:w="434"/>
-        <w:gridCol w:w="1715"/>
-        <w:gridCol w:w="2485"/>
-        <w:gridCol w:w="2457"/>
-        <w:gridCol w:w="1404"/>
+        <w:gridCol w:w="430"/>
+        <w:gridCol w:w="1685"/>
+        <w:gridCol w:w="2517"/>
+        <w:gridCol w:w="2476"/>
+        <w:gridCol w:w="1389"/>
       </w:tblGrid>
       <w:tr>
         <w:trPr>
@@ -61,7 +61,7 @@
         </w:trPr>
         <w:tc>
           <w:tcPr>
-            <w:tcW w:type="dxa" w:w="434"/>
+            <w:tcW w:type="dxa" w:w="430"/>
             <w:shd w:val="clear" w:color="auto" w:fill="1F4E79"/>
             <w:vAlign w:val="center"/>
           </w:tcPr>
@@ -85,7 +85,7 @@
         </w:tc>
         <w:tc>
           <w:tcPr>
-            <w:tcW w:type="dxa" w:w="1715"/>
+            <w:tcW w:type="dxa" w:w="1685"/>
             <w:shd w:val="clear" w:color="auto" w:fill="1F4E79"/>
             <w:vAlign w:val="center"/>
           </w:tcPr>
@@ -109,7 +109,7 @@
         </w:tc>
         <w:tc>
           <w:tcPr>
-            <w:tcW w:type="dxa" w:w="2485"/>
+            <w:tcW w:type="dxa" w:w="2517"/>
             <w:shd w:val="clear" w:color="auto" w:fill="1F4E79"/>
             <w:vAlign w:val="center"/>
           </w:tcPr>
@@ -132,7 +132,7 @@
         </w:tc>
         <w:tc>
           <w:tcPr>
-            <w:tcW w:type="dxa" w:w="2457"/>
+            <w:tcW w:type="dxa" w:w="2476"/>
             <w:shd w:val="clear" w:color="auto" w:fill="1F4E79"/>
             <w:vAlign w:val="center"/>
           </w:tcPr>
@@ -155,7 +155,7 @@
         </w:tc>
         <w:tc>
           <w:tcPr>
-            <w:tcW w:type="dxa" w:w="1404"/>
+            <w:tcW w:type="dxa" w:w="1389"/>
             <w:shd w:val="clear" w:color="auto" w:fill="1F4E79"/>
             <w:vAlign w:val="center"/>
           </w:tcPr>
@@ -183,7 +183,7 @@
         </w:trPr>
         <w:tc>
           <w:tcPr>
-            <w:tcW w:type="dxa" w:w="434"/>
+            <w:tcW w:type="dxa" w:w="430"/>
             <w:shd w:val="clear" w:color="auto" w:fill="FFFFFF"/>
             <w:vAlign w:val="center"/>
           </w:tcPr>
@@ -207,7 +207,7 @@
         </w:tc>
         <w:tc>
           <w:tcPr>
-            <w:tcW w:type="dxa" w:w="1715"/>
+            <w:tcW w:type="dxa" w:w="1685"/>
             <w:shd w:val="clear" w:color="auto" w:fill="FFFFFF"/>
             <w:vAlign w:val="center"/>
           </w:tcPr>
@@ -231,7 +231,7 @@
         </w:tc>
         <w:tc>
           <w:tcPr>
-            <w:tcW w:type="dxa" w:w="2485"/>
+            <w:tcW w:type="dxa" w:w="2517"/>
             <w:shd w:val="clear" w:color="auto" w:fill="FFFFFF"/>
             <w:vAlign w:val="center"/>
           </w:tcPr>
@@ -254,7 +254,7 @@
         </w:tc>
         <w:tc>
           <w:tcPr>
-            <w:tcW w:type="dxa" w:w="2457"/>
+            <w:tcW w:type="dxa" w:w="2476"/>
             <w:shd w:val="clear" w:color="auto" w:fill="FFFFFF"/>
             <w:vAlign w:val="center"/>
           </w:tcPr>
@@ -277,7 +277,7 @@
         </w:tc>
         <w:tc>
           <w:tcPr>
-            <w:tcW w:type="dxa" w:w="1404"/>
+            <w:tcW w:type="dxa" w:w="1389"/>
             <w:shd w:val="clear" w:color="auto" w:fill="FFFFFF"/>
             <w:vAlign w:val="center"/>
           </w:tcPr>
@@ -325,7 +325,7 @@
         </w:trPr>
         <w:tc>
           <w:tcPr>
-            <w:tcW w:type="dxa" w:w="434"/>
+            <w:tcW w:type="dxa" w:w="430"/>
             <w:shd w:val="clear" w:color="auto" w:fill="F7F9FB"/>
             <w:vAlign w:val="center"/>
           </w:tcPr>
@@ -349,7 +349,7 @@
         </w:tc>
         <w:tc>
           <w:tcPr>
-            <w:tcW w:type="dxa" w:w="1715"/>
+            <w:tcW w:type="dxa" w:w="1685"/>
             <w:shd w:val="clear" w:color="auto" w:fill="F7F9FB"/>
             <w:vAlign w:val="center"/>
           </w:tcPr>
@@ -373,7 +373,7 @@
         </w:tc>
         <w:tc>
           <w:tcPr>
-            <w:tcW w:type="dxa" w:w="2485"/>
+            <w:tcW w:type="dxa" w:w="2517"/>
             <w:shd w:val="clear" w:color="auto" w:fill="F7F9FB"/>
             <w:vAlign w:val="center"/>
           </w:tcPr>
@@ -396,7 +396,7 @@
         </w:tc>
         <w:tc>
           <w:tcPr>
-            <w:tcW w:type="dxa" w:w="2457"/>
+            <w:tcW w:type="dxa" w:w="2476"/>
             <w:shd w:val="clear" w:color="auto" w:fill="F7F9FB"/>
             <w:vAlign w:val="center"/>
           </w:tcPr>
@@ -419,7 +419,7 @@
         </w:tc>
         <w:tc>
           <w:tcPr>
-            <w:tcW w:type="dxa" w:w="1404"/>
+            <w:tcW w:type="dxa" w:w="1389"/>
             <w:shd w:val="clear" w:color="auto" w:fill="F7F9FB"/>
             <w:vAlign w:val="center"/>
           </w:tcPr>
@@ -447,7 +447,7 @@
         </w:trPr>
         <w:tc>
           <w:tcPr>
-            <w:tcW w:type="dxa" w:w="434"/>
+            <w:tcW w:type="dxa" w:w="430"/>
             <w:shd w:val="clear" w:color="auto" w:fill="FFFFFF"/>
             <w:vAlign w:val="center"/>
           </w:tcPr>
@@ -471,7 +471,7 @@
         </w:tc>
         <w:tc>
           <w:tcPr>
-            <w:tcW w:type="dxa" w:w="1715"/>
+            <w:tcW w:type="dxa" w:w="1685"/>
             <w:shd w:val="clear" w:color="auto" w:fill="FFFFFF"/>
             <w:vAlign w:val="center"/>
           </w:tcPr>
@@ -495,7 +495,7 @@
         </w:tc>
         <w:tc>
           <w:tcPr>
-            <w:tcW w:type="dxa" w:w="2485"/>
+            <w:tcW w:type="dxa" w:w="2517"/>
             <w:shd w:val="clear" w:color="auto" w:fill="FFFFFF"/>
             <w:vAlign w:val="center"/>
           </w:tcPr>
@@ -518,7 +518,7 @@
         </w:tc>
         <w:tc>
           <w:tcPr>
-            <w:tcW w:type="dxa" w:w="2457"/>
+            <w:tcW w:type="dxa" w:w="2476"/>
             <w:shd w:val="clear" w:color="auto" w:fill="FFFFFF"/>
             <w:vAlign w:val="center"/>
           </w:tcPr>
@@ -541,7 +541,7 @@
         </w:tc>
         <w:tc>
           <w:tcPr>
-            <w:tcW w:type="dxa" w:w="1404"/>
+            <w:tcW w:type="dxa" w:w="1389"/>
             <w:shd w:val="clear" w:color="auto" w:fill="FFFFFF"/>
             <w:vAlign w:val="center"/>
           </w:tcPr>
@@ -569,7 +569,7 @@
         </w:trPr>
         <w:tc>
           <w:tcPr>
-            <w:tcW w:type="dxa" w:w="434"/>
+            <w:tcW w:type="dxa" w:w="430"/>
             <w:shd w:val="clear" w:color="auto" w:fill="F7F9FB"/>
             <w:vAlign w:val="center"/>
           </w:tcPr>
@@ -593,7 +593,7 @@
         </w:tc>
         <w:tc>
           <w:tcPr>
-            <w:tcW w:type="dxa" w:w="1715"/>
+            <w:tcW w:type="dxa" w:w="1685"/>
             <w:shd w:val="clear" w:color="auto" w:fill="F7F9FB"/>
             <w:vAlign w:val="center"/>
           </w:tcPr>
@@ -617,7 +617,7 @@
         </w:tc>
         <w:tc>
           <w:tcPr>
-            <w:tcW w:type="dxa" w:w="2485"/>
+            <w:tcW w:type="dxa" w:w="2517"/>
             <w:shd w:val="clear" w:color="auto" w:fill="F7F9FB"/>
             <w:vAlign w:val="center"/>
           </w:tcPr>
@@ -640,7 +640,7 @@
         </w:tc>
         <w:tc>
           <w:tcPr>
-            <w:tcW w:type="dxa" w:w="2457"/>
+            <w:tcW w:type="dxa" w:w="2476"/>
             <w:shd w:val="clear" w:color="auto" w:fill="F7F9FB"/>
             <w:vAlign w:val="center"/>
           </w:tcPr>
@@ -663,7 +663,7 @@
         </w:tc>
         <w:tc>
           <w:tcPr>
-            <w:tcW w:type="dxa" w:w="1404"/>
+            <w:tcW w:type="dxa" w:w="1389"/>
             <w:shd w:val="clear" w:color="auto" w:fill="F7F9FB"/>
             <w:vAlign w:val="center"/>
           </w:tcPr>
@@ -711,7 +711,7 @@
         </w:trPr>
         <w:tc>
           <w:tcPr>
-            <w:tcW w:type="dxa" w:w="434"/>
+            <w:tcW w:type="dxa" w:w="430"/>
             <w:shd w:val="clear" w:color="auto" w:fill="FFFFFF"/>
             <w:vAlign w:val="center"/>
           </w:tcPr>
@@ -735,7 +735,7 @@
         </w:tc>
         <w:tc>
           <w:tcPr>
-            <w:tcW w:type="dxa" w:w="1715"/>
+            <w:tcW w:type="dxa" w:w="1685"/>
             <w:shd w:val="clear" w:color="auto" w:fill="FFFFFF"/>
             <w:vAlign w:val="center"/>
           </w:tcPr>
@@ -759,7 +759,7 @@
         </w:tc>
         <w:tc>
           <w:tcPr>
-            <w:tcW w:type="dxa" w:w="2485"/>
+            <w:tcW w:type="dxa" w:w="2517"/>
             <w:shd w:val="clear" w:color="auto" w:fill="FFFFFF"/>
             <w:vAlign w:val="center"/>
           </w:tcPr>
@@ -782,7 +782,7 @@
         </w:tc>
         <w:tc>
           <w:tcPr>
-            <w:tcW w:type="dxa" w:w="2457"/>
+            <w:tcW w:type="dxa" w:w="2476"/>
             <w:shd w:val="clear" w:color="auto" w:fill="FFFFFF"/>
             <w:vAlign w:val="center"/>
           </w:tcPr>
@@ -805,7 +805,7 @@
         </w:tc>
         <w:tc>
           <w:tcPr>
-            <w:tcW w:type="dxa" w:w="1404"/>
+            <w:tcW w:type="dxa" w:w="1389"/>
             <w:shd w:val="clear" w:color="auto" w:fill="FFFFFF"/>
             <w:vAlign w:val="center"/>
           </w:tcPr>
@@ -833,7 +833,7 @@
         </w:trPr>
         <w:tc>
           <w:tcPr>
-            <w:tcW w:type="dxa" w:w="434"/>
+            <w:tcW w:type="dxa" w:w="430"/>
             <w:shd w:val="clear" w:color="auto" w:fill="F7F9FB"/>
             <w:vAlign w:val="center"/>
           </w:tcPr>
@@ -857,7 +857,7 @@
         </w:tc>
         <w:tc>
           <w:tcPr>
-            <w:tcW w:type="dxa" w:w="1715"/>
+            <w:tcW w:type="dxa" w:w="1685"/>
             <w:shd w:val="clear" w:color="auto" w:fill="F7F9FB"/>
             <w:vAlign w:val="center"/>
           </w:tcPr>
@@ -881,7 +881,7 @@
         </w:tc>
         <w:tc>
           <w:tcPr>
-            <w:tcW w:type="dxa" w:w="2485"/>
+            <w:tcW w:type="dxa" w:w="2517"/>
             <w:shd w:val="clear" w:color="auto" w:fill="F7F9FB"/>
             <w:vAlign w:val="center"/>
           </w:tcPr>
@@ -904,7 +904,7 @@
         </w:tc>
         <w:tc>
           <w:tcPr>
-            <w:tcW w:type="dxa" w:w="2457"/>
+            <w:tcW w:type="dxa" w:w="2476"/>
             <w:shd w:val="clear" w:color="auto" w:fill="F7F9FB"/>
             <w:vAlign w:val="center"/>
           </w:tcPr>
@@ -927,7 +927,7 @@
         </w:tc>
         <w:tc>
           <w:tcPr>
-            <w:tcW w:type="dxa" w:w="1404"/>
+            <w:tcW w:type="dxa" w:w="1389"/>
             <w:shd w:val="clear" w:color="auto" w:fill="F7F9FB"/>
             <w:vAlign w:val="center"/>
           </w:tcPr>
@@ -955,7 +955,7 @@
         </w:trPr>
         <w:tc>
           <w:tcPr>
-            <w:tcW w:type="dxa" w:w="434"/>
+            <w:tcW w:type="dxa" w:w="430"/>
             <w:shd w:val="clear" w:color="auto" w:fill="FFFFFF"/>
             <w:vAlign w:val="center"/>
           </w:tcPr>
@@ -979,7 +979,7 @@
         </w:tc>
         <w:tc>
           <w:tcPr>
-            <w:tcW w:type="dxa" w:w="1715"/>
+            <w:tcW w:type="dxa" w:w="1685"/>
             <w:shd w:val="clear" w:color="auto" w:fill="FFFFFF"/>
             <w:vAlign w:val="center"/>
           </w:tcPr>
@@ -1003,7 +1003,7 @@
         </w:tc>
         <w:tc>
           <w:tcPr>
-            <w:tcW w:type="dxa" w:w="2485"/>
+            <w:tcW w:type="dxa" w:w="2517"/>
             <w:shd w:val="clear" w:color="auto" w:fill="FFFFFF"/>
             <w:vAlign w:val="center"/>
           </w:tcPr>
@@ -1026,7 +1026,7 @@
         </w:tc>
         <w:tc>
           <w:tcPr>
-            <w:tcW w:type="dxa" w:w="2457"/>
+            <w:tcW w:type="dxa" w:w="2476"/>
             <w:shd w:val="clear" w:color="auto" w:fill="FFFFFF"/>
             <w:vAlign w:val="center"/>
           </w:tcPr>
@@ -1049,7 +1049,7 @@
         </w:tc>
         <w:tc>
           <w:tcPr>
-            <w:tcW w:type="dxa" w:w="1404"/>
+            <w:tcW w:type="dxa" w:w="1389"/>
             <w:shd w:val="clear" w:color="auto" w:fill="FFFFFF"/>
             <w:vAlign w:val="center"/>
           </w:tcPr>
@@ -1097,7 +1097,7 @@
         </w:trPr>
         <w:tc>
           <w:tcPr>
-            <w:tcW w:type="dxa" w:w="434"/>
+            <w:tcW w:type="dxa" w:w="430"/>
             <w:shd w:val="clear" w:color="auto" w:fill="F7F9FB"/>
             <w:vAlign w:val="center"/>
           </w:tcPr>
@@ -1121,7 +1121,7 @@
         </w:tc>
         <w:tc>
           <w:tcPr>
-            <w:tcW w:type="dxa" w:w="1715"/>
+            <w:tcW w:type="dxa" w:w="1685"/>
             <w:shd w:val="clear" w:color="auto" w:fill="F7F9FB"/>
             <w:vAlign w:val="center"/>
           </w:tcPr>
@@ -1145,7 +1145,7 @@
         </w:tc>
         <w:tc>
           <w:tcPr>
-            <w:tcW w:type="dxa" w:w="2485"/>
+            <w:tcW w:type="dxa" w:w="2517"/>
             <w:shd w:val="clear" w:color="auto" w:fill="F7F9FB"/>
             <w:vAlign w:val="center"/>
           </w:tcPr>
@@ -1168,7 +1168,7 @@
         </w:tc>
         <w:tc>
           <w:tcPr>
-            <w:tcW w:type="dxa" w:w="2457"/>
+            <w:tcW w:type="dxa" w:w="2476"/>
             <w:shd w:val="clear" w:color="auto" w:fill="F7F9FB"/>
             <w:vAlign w:val="center"/>
           </w:tcPr>
@@ -1191,7 +1191,7 @@
         </w:tc>
         <w:tc>
           <w:tcPr>
-            <w:tcW w:type="dxa" w:w="1404"/>
+            <w:tcW w:type="dxa" w:w="1389"/>
             <w:shd w:val="clear" w:color="auto" w:fill="F7F9FB"/>
             <w:vAlign w:val="center"/>
           </w:tcPr>
@@ -1239,7 +1239,7 @@
         </w:trPr>
         <w:tc>
           <w:tcPr>
-            <w:tcW w:type="dxa" w:w="434"/>
+            <w:tcW w:type="dxa" w:w="430"/>
             <w:shd w:val="clear" w:color="auto" w:fill="FFFFFF"/>
             <w:vAlign w:val="center"/>
           </w:tcPr>
@@ -1263,7 +1263,7 @@
         </w:tc>
         <w:tc>
           <w:tcPr>
-            <w:tcW w:type="dxa" w:w="1715"/>
+            <w:tcW w:type="dxa" w:w="1685"/>
             <w:shd w:val="clear" w:color="auto" w:fill="FFFFFF"/>
             <w:vAlign w:val="center"/>
           </w:tcPr>
@@ -1287,7 +1287,7 @@
         </w:tc>
         <w:tc>
           <w:tcPr>
-            <w:tcW w:type="dxa" w:w="2485"/>
+            <w:tcW w:type="dxa" w:w="2517"/>
             <w:shd w:val="clear" w:color="auto" w:fill="FFFFFF"/>
             <w:vAlign w:val="center"/>
           </w:tcPr>
@@ -1310,7 +1310,7 @@
         </w:tc>
         <w:tc>
           <w:tcPr>
-            <w:tcW w:type="dxa" w:w="2457"/>
+            <w:tcW w:type="dxa" w:w="2476"/>
             <w:shd w:val="clear" w:color="auto" w:fill="FFFFFF"/>
             <w:vAlign w:val="center"/>
           </w:tcPr>
@@ -1333,7 +1333,7 @@
         </w:tc>
         <w:tc>
           <w:tcPr>
-            <w:tcW w:type="dxa" w:w="1404"/>
+            <w:tcW w:type="dxa" w:w="1389"/>
             <w:shd w:val="clear" w:color="auto" w:fill="FFFFFF"/>
             <w:vAlign w:val="center"/>
           </w:tcPr>
@@ -1381,7 +1381,7 @@
         </w:trPr>
         <w:tc>
           <w:tcPr>
-            <w:tcW w:type="dxa" w:w="434"/>
+            <w:tcW w:type="dxa" w:w="430"/>
             <w:shd w:val="clear" w:color="auto" w:fill="F7F9FB"/>
             <w:vAlign w:val="center"/>
           </w:tcPr>
@@ -1405,7 +1405,7 @@
         </w:tc>
         <w:tc>
           <w:tcPr>
-            <w:tcW w:type="dxa" w:w="1715"/>
+            <w:tcW w:type="dxa" w:w="1685"/>
             <w:shd w:val="clear" w:color="auto" w:fill="F7F9FB"/>
             <w:vAlign w:val="center"/>
           </w:tcPr>
@@ -1429,7 +1429,7 @@
         </w:tc>
         <w:tc>
           <w:tcPr>
-            <w:tcW w:type="dxa" w:w="2485"/>
+            <w:tcW w:type="dxa" w:w="2517"/>
             <w:shd w:val="clear" w:color="auto" w:fill="F7F9FB"/>
             <w:vAlign w:val="center"/>
           </w:tcPr>
@@ -1452,7 +1452,7 @@
         </w:tc>
         <w:tc>
           <w:tcPr>
-            <w:tcW w:type="dxa" w:w="2457"/>
+            <w:tcW w:type="dxa" w:w="2476"/>
             <w:shd w:val="clear" w:color="auto" w:fill="F7F9FB"/>
             <w:vAlign w:val="center"/>
           </w:tcPr>
@@ -1475,7 +1475,7 @@
         </w:tc>
         <w:tc>
           <w:tcPr>
-            <w:tcW w:type="dxa" w:w="1404"/>
+            <w:tcW w:type="dxa" w:w="1389"/>
             <w:shd w:val="clear" w:color="auto" w:fill="F7F9FB"/>
             <w:vAlign w:val="center"/>
           </w:tcPr>
@@ -1523,7 +1523,7 @@
         </w:trPr>
         <w:tc>
           <w:tcPr>
-            <w:tcW w:type="dxa" w:w="434"/>
+            <w:tcW w:type="dxa" w:w="430"/>
             <w:shd w:val="clear" w:color="auto" w:fill="FFFFFF"/>
             <w:vAlign w:val="center"/>
           </w:tcPr>
@@ -1547,7 +1547,7 @@
         </w:tc>
         <w:tc>
           <w:tcPr>
-            <w:tcW w:type="dxa" w:w="1715"/>
+            <w:tcW w:type="dxa" w:w="1685"/>
             <w:shd w:val="clear" w:color="auto" w:fill="FFFFFF"/>
             <w:vAlign w:val="center"/>
           </w:tcPr>
@@ -1571,7 +1571,7 @@
         </w:tc>
         <w:tc>
           <w:tcPr>
-            <w:tcW w:type="dxa" w:w="2485"/>
+            <w:tcW w:type="dxa" w:w="2517"/>
             <w:shd w:val="clear" w:color="auto" w:fill="FFFFFF"/>
             <w:vAlign w:val="center"/>
           </w:tcPr>
@@ -1594,7 +1594,7 @@
         </w:tc>
         <w:tc>
           <w:tcPr>
-            <w:tcW w:type="dxa" w:w="2457"/>
+            <w:tcW w:type="dxa" w:w="2476"/>
             <w:shd w:val="clear" w:color="auto" w:fill="FFFFFF"/>
             <w:vAlign w:val="center"/>
           </w:tcPr>
@@ -1617,7 +1617,7 @@
         </w:tc>
         <w:tc>
           <w:tcPr>
-            <w:tcW w:type="dxa" w:w="1404"/>
+            <w:tcW w:type="dxa" w:w="1389"/>
             <w:shd w:val="clear" w:color="auto" w:fill="FFFFFF"/>
             <w:vAlign w:val="center"/>
           </w:tcPr>
@@ -1665,8 +1665,130 @@
         </w:trPr>
         <w:tc>
           <w:tcPr>
-            <w:tcW w:type="dxa" w:w="434"/>
+            <w:tcW w:type="dxa" w:w="430"/>
             <w:shd w:val="clear" w:color="auto" w:fill="F7F9FB"/>
+            <w:vAlign w:val="center"/>
+          </w:tcPr>
+          <w:p>
+            <w:pPr>
+              <w:keepNext/>
+              <w:spacing w:after="0"/>
+              <w:jc w:val="center"/>
+            </w:pPr>
+            <w:r>
+              <w:rPr>
+                <w:rFonts w:ascii="Calibri" w:hAnsi="Calibri"/>
+                <w:b/>
+                <w:i w:val="0"/>
+                <w:color w:val="222222"/>
+                <w:sz w:val="20"/>
+              </w:rPr>
+              <w:t>12</w:t>
+            </w:r>
+          </w:p>
+        </w:tc>
+        <w:tc>
+          <w:tcPr>
+            <w:tcW w:type="dxa" w:w="1685"/>
+            <w:shd w:val="clear" w:color="auto" w:fill="F7F9FB"/>
+            <w:vAlign w:val="center"/>
+          </w:tcPr>
+          <w:p>
+            <w:pPr>
+              <w:keepNext/>
+              <w:spacing w:after="0"/>
+              <w:jc w:val="center"/>
+            </w:pPr>
+            <w:r>
+              <w:rPr>
+                <w:rFonts w:ascii="Calibri" w:hAnsi="Calibri"/>
+                <w:b w:val="0"/>
+                <w:i w:val="0"/>
+                <w:color w:val="222222"/>
+                <w:sz w:val="20"/>
+              </w:rPr>
+              <w:t>2026-10-24</w:t>
+            </w:r>
+          </w:p>
+        </w:tc>
+        <w:tc>
+          <w:tcPr>
+            <w:tcW w:type="dxa" w:w="2517"/>
+            <w:shd w:val="clear" w:color="auto" w:fill="F7F9FB"/>
+            <w:vAlign w:val="center"/>
+          </w:tcPr>
+          <w:p>
+            <w:pPr>
+              <w:keepNext/>
+              <w:spacing w:after="0"/>
+            </w:pPr>
+            <w:r>
+              <w:rPr>
+                <w:rFonts w:ascii="Calibri" w:hAnsi="Calibri"/>
+                <w:b w:val="0"/>
+                <w:i w:val="0"/>
+                <w:color w:val="222222"/>
+                <w:sz w:val="20"/>
+              </w:rPr>
+              <w:t>Roadmap to an embodied, closed-loop fly</w:t>
+            </w:r>
+          </w:p>
+        </w:tc>
+        <w:tc>
+          <w:tcPr>
+            <w:tcW w:type="dxa" w:w="2476"/>
+            <w:shd w:val="clear" w:color="auto" w:fill="F7F9FB"/>
+            <w:vAlign w:val="center"/>
+          </w:tcPr>
+          <w:p>
+            <w:pPr>
+              <w:keepNext/>
+              <w:spacing w:after="0"/>
+            </w:pPr>
+            <w:r>
+              <w:rPr>
+                <w:rFonts w:ascii="Calibri" w:hAnsi="Calibri"/>
+                <w:b w:val="0"/>
+                <w:i w:val="0"/>
+                <w:color w:val="222222"/>
+                <w:sz w:val="20"/>
+              </w:rPr>
+              <w:t>plan, no new results</w:t>
+            </w:r>
+          </w:p>
+        </w:tc>
+        <w:tc>
+          <w:tcPr>
+            <w:tcW w:type="dxa" w:w="1389"/>
+            <w:shd w:val="clear" w:color="auto" w:fill="F7F9FB"/>
+            <w:vAlign w:val="center"/>
+          </w:tcPr>
+          <w:p>
+            <w:pPr>
+              <w:keepNext/>
+              <w:spacing w:after="0"/>
+            </w:pPr>
+            <w:r>
+              <w:rPr>
+                <w:rFonts w:ascii="Consolas" w:hAnsi="Consolas"/>
+                <w:b w:val="0"/>
+                <w:i w:val="0"/>
+                <w:color w:val="222222"/>
+                <w:sz w:val="18"/>
+              </w:rPr>
+              <w:t>42ee520</w:t>
+            </w:r>
+          </w:p>
+        </w:tc>
+      </w:tr>
+      <w:tr>
+        <w:trPr>
+          <w:cantSplit/>
+        </w:trPr>
+        <w:tc>
+          <w:tcPr>
+            <w:tcW w:type="dxa" w:w="430"/>
+            <w:shd w:val="clear" w:color="auto" w:fill="FFFFFF"/>
             <w:vAlign w:val="center"/>
           </w:tcPr>
           <w:p>
@@ -1683,14 +1805,14 @@
                 <w:color w:val="222222"/>
                 <w:sz w:val="20"/>
               </w:rPr>
-              <w:t>12</w:t>
+              <w:t>13</w:t>
             </w:r>
           </w:p>
         </w:tc>
         <w:tc>
           <w:tcPr>
-            <w:tcW w:type="dxa" w:w="1715"/>
-            <w:shd w:val="clear" w:color="auto" w:fill="F7F9FB"/>
+            <w:tcW w:type="dxa" w:w="1685"/>
+            <w:shd w:val="clear" w:color="auto" w:fill="FFFFFF"/>
             <w:vAlign w:val="center"/>
           </w:tcPr>
           <w:p>
@@ -1713,8 +1835,8 @@
         </w:tc>
         <w:tc>
           <w:tcPr>
-            <w:tcW w:type="dxa" w:w="2485"/>
-            <w:shd w:val="clear" w:color="auto" w:fill="F7F9FB"/>
+            <w:tcW w:type="dxa" w:w="2517"/>
+            <w:shd w:val="clear" w:color="auto" w:fill="FFFFFF"/>
             <w:vAlign w:val="center"/>
           </w:tcPr>
           <w:p>
@@ -1730,14 +1852,14 @@
                 <w:color w:val="222222"/>
                 <w:sz w:val="20"/>
               </w:rPr>
-              <w:t>Roadmap to an embodied, closed-loop fly</w:t>
+              <w:t>Embodied stage 1: the male CNS drives a muscle-driven leg</w:t>
             </w:r>
           </w:p>
         </w:tc>
         <w:tc>
           <w:tcPr>
-            <w:tcW w:type="dxa" w:w="2457"/>
-            <w:shd w:val="clear" w:color="auto" w:fill="F7F9FB"/>
+            <w:tcW w:type="dxa" w:w="2476"/>
+            <w:shd w:val="clear" w:color="auto" w:fill="FFFFFF"/>
             <w:vAlign w:val="center"/>
           </w:tcPr>
           <w:p>
@@ -1753,14 +1875,14 @@
                 <w:color w:val="222222"/>
                 <w:sz w:val="20"/>
               </w:rPr>
-              <w:t>plan, no new results</w:t>
+              <w:t>both registered tests fail; finding the cause changes the plan</w:t>
             </w:r>
           </w:p>
         </w:tc>
         <w:tc>
           <w:tcPr>
-            <w:tcW w:type="dxa" w:w="1404"/>
-            <w:shd w:val="clear" w:color="auto" w:fill="F7F9FB"/>
+            <w:tcW w:type="dxa" w:w="1389"/>
+            <w:shd w:val="clear" w:color="auto" w:fill="FFFFFF"/>
             <w:vAlign w:val="center"/>
           </w:tcPr>
           <w:p>
@@ -1770,13 +1892,23 @@
             </w:pPr>
             <w:r>
               <w:rPr>
+                <w:rFonts w:ascii="Consolas" w:hAnsi="Consolas"/>
+                <w:b w:val="0"/>
+                <w:i w:val="0"/>
+                <w:color w:val="222222"/>
+                <w:sz w:val="18"/>
+              </w:rPr>
+              <w:t>cbdd6d6</w:t>
+            </w:r>
+            <w:r>
+              <w:rPr>
                 <w:rFonts w:ascii="Calibri" w:hAnsi="Calibri"/>
                 <w:b w:val="0"/>
                 <w:i w:val="0"/>
                 <w:color w:val="222222"/>
                 <w:sz w:val="20"/>
               </w:rPr>
-              <w:t>this branch</w:t>
+              <w:t xml:space="preserve"> … this branch</w:t>
             </w:r>
           </w:p>
         </w:tc>
@@ -3721,7 +3853,7 @@
           <w:color w:val="222222"/>
           <w:sz w:val="21"/>
         </w:rPr>
-        <w:t>A diagnosis for free: real sodium-channel blockers are never recognised, because the twin's threshold knob moves firing by −3.273 log2 where the real blockers move it by −0.795: right direction, wrong size.</w:t>
+        <w:t>A finding for free: real sodium-channel blockers are never recognised, because the twin's threshold knob moves firing by −3.273 log2 where the real blockers move it by −0.795: right direction, wrong size.</w:t>
       </w:r>
     </w:p>
     <w:p>
@@ -4728,6 +4860,265 @@
           <w:sz w:val="19"/>
         </w:rPr>
         <w:t>report/ROADMAP_EMBODIED_FLY.md</w:t>
+      </w:r>
+      <w:r>
+        <w:rPr>
+          <w:rFonts w:ascii="Calibri" w:hAnsi="Calibri"/>
+          <w:b w:val="0"/>
+          <w:i w:val="0"/>
+          <w:color w:val="222222"/>
+          <w:sz w:val="21"/>
+        </w:rPr>
+        <w:t>.</w:t>
+      </w:r>
+    </w:p>
+    <w:p>
+      <w:pPr>
+        <w:keepNext/>
+        <w:spacing w:before="240" w:after="60"/>
+      </w:pPr>
+      <w:r>
+        <w:rPr>
+          <w:rFonts w:ascii="Calibri" w:hAnsi="Calibri"/>
+          <w:b/>
+          <w:i w:val="0"/>
+          <w:color w:val="1F4E79"/>
+          <w:sz w:val="23"/>
+        </w:rPr>
+        <w:t>13. The leg moves, but not specifically: what stage 1 found</w:t>
+      </w:r>
+    </w:p>
+    <w:p>
+      <w:pPr>
+        <w:spacing w:after="120"/>
+      </w:pPr>
+      <w:r>
+        <w:rPr>
+          <w:rFonts w:ascii="Calibri" w:hAnsi="Calibri"/>
+          <w:b/>
+          <w:i w:val="0"/>
+          <w:color w:val="156082"/>
+          <w:sz w:val="21"/>
+        </w:rPr>
+        <w:t>Slide message:</w:t>
+      </w:r>
+      <w:r>
+        <w:rPr>
+          <w:rFonts w:ascii="Calibri" w:hAnsi="Calibri"/>
+          <w:b w:val="0"/>
+          <w:i w:val="0"/>
+          <w:color w:val="222222"/>
+          <w:sz w:val="21"/>
+        </w:rPr>
+        <w:t xml:space="preserve"> </w:t>
+      </w:r>
+      <w:r>
+        <w:rPr>
+          <w:rFonts w:ascii="Calibri" w:hAnsi="Calibri"/>
+          <w:b w:val="0"/>
+          <w:i/>
+          <w:color w:val="222222"/>
+          <w:sz w:val="21"/>
+        </w:rPr>
+        <w:t>Wired to a muscle-driven leg, the male fly brain moves it toward the head under antennal drive, but under sugar drive too; the cause is that the published model's parameters do not carry over to the second connectome, where activity avalanches.</w:t>
+      </w:r>
+    </w:p>
+    <w:p>
+      <w:pPr>
+        <w:spacing w:after="120"/>
+        <w:ind w:left="432" w:hanging="259"/>
+      </w:pPr>
+      <w:r>
+        <w:rPr>
+          <w:rFonts w:ascii="Calibri" w:hAnsi="Calibri"/>
+          <w:b w:val="0"/>
+          <w:i w:val="0"/>
+          <w:color w:val="222222"/>
+          <w:sz w:val="21"/>
+        </w:rPr>
+        <w:t>•</w:t>
+        <w:tab/>
+      </w:r>
+      <w:r>
+        <w:rPr>
+          <w:rFonts w:ascii="Calibri" w:hAnsi="Calibri"/>
+          <w:b/>
+          <w:i w:val="0"/>
+          <w:color w:val="156082"/>
+          <w:sz w:val="21"/>
+        </w:rPr>
+        <w:t>What changed.</w:t>
+      </w:r>
+      <w:r>
+        <w:rPr>
+          <w:rFonts w:ascii="Calibri" w:hAnsi="Calibri"/>
+          <w:b w:val="0"/>
+          <w:i w:val="0"/>
+          <w:color w:val="222222"/>
+          <w:sz w:val="21"/>
+        </w:rPr>
+        <w:t xml:space="preserve"> MuJoCo (an optional dependency) runs the FlyMimic leg from FlyGym 2; </w:t>
+      </w:r>
+      <w:r>
+        <w:rPr>
+          <w:rFonts w:ascii="Consolas" w:hAnsi="Consolas"/>
+          <w:b w:val="0"/>
+          <w:i w:val="0"/>
+          <w:color w:val="222222"/>
+          <w:sz w:val="19"/>
+        </w:rPr>
+        <w:t>src/neuromps/fly/embodied_stage1.py</w:t>
+      </w:r>
+      <w:r>
+        <w:rPr>
+          <w:rFonts w:ascii="Calibri" w:hAnsi="Calibri"/>
+          <w:b w:val="0"/>
+          <w:i w:val="0"/>
+          <w:color w:val="222222"/>
+          <w:sz w:val="21"/>
+        </w:rPr>
+        <w:t xml:space="preserve"> maps male-CNS motor neurons onto its muscles by name and drives it open loop. Two registered tests: stage 1 and stage 1b (weight rescaled by the connectomes' input-synapse ratio).</w:t>
+      </w:r>
+    </w:p>
+    <w:p>
+      <w:pPr>
+        <w:spacing w:after="120"/>
+        <w:ind w:left="432" w:hanging="259"/>
+      </w:pPr>
+      <w:r>
+        <w:rPr>
+          <w:rFonts w:ascii="Calibri" w:hAnsi="Calibri"/>
+          <w:b w:val="0"/>
+          <w:i w:val="0"/>
+          <w:color w:val="222222"/>
+          <w:sz w:val="21"/>
+        </w:rPr>
+        <w:t>•</w:t>
+        <w:tab/>
+      </w:r>
+      <w:r>
+        <w:rPr>
+          <w:rFonts w:ascii="Calibri" w:hAnsi="Calibri"/>
+          <w:b/>
+          <w:i w:val="0"/>
+          <w:color w:val="156082"/>
+          <w:sz w:val="21"/>
+        </w:rPr>
+        <w:t>Effect.</w:t>
+      </w:r>
+      <w:r>
+        <w:rPr>
+          <w:rFonts w:ascii="Calibri" w:hAnsi="Calibri"/>
+          <w:b w:val="0"/>
+          <w:i w:val="0"/>
+          <w:color w:val="222222"/>
+          <w:sz w:val="21"/>
+        </w:rPr>
+        <w:t xml:space="preserve"> Stage 1 fails on specificity (sugar brings the claw closer than antennal drive); stage 1b's feeding check fails (sugar drives the feeding motor neuron at 0.0 Hz), so its leg results are uninterpretable. The cause: a sugar drive activates 251 neurons in the published FlyWire model and 14,263 in the male CNS.</w:t>
+      </w:r>
+    </w:p>
+    <w:p>
+      <w:pPr>
+        <w:spacing w:after="120"/>
+        <w:ind w:left="432" w:hanging="259"/>
+      </w:pPr>
+      <w:r>
+        <w:rPr>
+          <w:rFonts w:ascii="Calibri" w:hAnsi="Calibri"/>
+          <w:b w:val="0"/>
+          <w:i w:val="0"/>
+          <w:color w:val="222222"/>
+          <w:sz w:val="21"/>
+        </w:rPr>
+        <w:t>•</w:t>
+        <w:tab/>
+      </w:r>
+      <w:r>
+        <w:rPr>
+          <w:rFonts w:ascii="Calibri" w:hAnsi="Calibri"/>
+          <w:b/>
+          <w:i w:val="0"/>
+          <w:color w:val="156082"/>
+          <w:sz w:val="21"/>
+        </w:rPr>
+        <w:t>What it changes.</w:t>
+      </w:r>
+      <w:r>
+        <w:rPr>
+          <w:rFonts w:ascii="Calibri" w:hAnsi="Calibri"/>
+          <w:b w:val="0"/>
+          <w:i w:val="0"/>
+          <w:color w:val="222222"/>
+          <w:sz w:val="21"/>
+        </w:rPr>
+        <w:t xml:space="preserve"> The next step drives the male nerve cord from its descending neurons alone, then joins the validated FlyWire brain to it (roadmap §7).</w:t>
+      </w:r>
+    </w:p>
+    <w:p>
+      <w:pPr>
+        <w:spacing w:after="120"/>
+        <w:ind w:left="432" w:hanging="259"/>
+      </w:pPr>
+      <w:r>
+        <w:rPr>
+          <w:rFonts w:ascii="Calibri" w:hAnsi="Calibri"/>
+          <w:b w:val="0"/>
+          <w:i w:val="0"/>
+          <w:color w:val="222222"/>
+          <w:sz w:val="21"/>
+        </w:rPr>
+        <w:t>•</w:t>
+        <w:tab/>
+      </w:r>
+      <w:r>
+        <w:rPr>
+          <w:rFonts w:ascii="Calibri" w:hAnsi="Calibri"/>
+          <w:b/>
+          <w:i w:val="0"/>
+          <w:color w:val="156082"/>
+          <w:sz w:val="21"/>
+        </w:rPr>
+        <w:t>Evidence.</w:t>
+      </w:r>
+      <w:r>
+        <w:rPr>
+          <w:rFonts w:ascii="Calibri" w:hAnsi="Calibri"/>
+          <w:b w:val="0"/>
+          <w:i w:val="0"/>
+          <w:color w:val="222222"/>
+          <w:sz w:val="21"/>
+        </w:rPr>
+        <w:t xml:space="preserve"> </w:t>
+      </w:r>
+      <w:r>
+        <w:rPr>
+          <w:rFonts w:ascii="Consolas" w:hAnsi="Consolas"/>
+          <w:b w:val="0"/>
+          <w:i w:val="0"/>
+          <w:color w:val="222222"/>
+          <w:sz w:val="19"/>
+        </w:rPr>
+        <w:t>report/ROADMAP_EMBODIED_FLY.md</w:t>
+      </w:r>
+      <w:r>
+        <w:rPr>
+          <w:rFonts w:ascii="Calibri" w:hAnsi="Calibri"/>
+          <w:b w:val="0"/>
+          <w:i w:val="0"/>
+          <w:color w:val="222222"/>
+          <w:sz w:val="21"/>
+        </w:rPr>
+        <w:t xml:space="preserve"> §7; </w:t>
+      </w:r>
+      <w:r>
+        <w:rPr>
+          <w:rFonts w:ascii="Consolas" w:hAnsi="Consolas"/>
+          <w:b w:val="0"/>
+          <w:i w:val="0"/>
+          <w:color w:val="222222"/>
+          <w:sz w:val="19"/>
+        </w:rPr>
+        <w:t>outputs/fly/embodied_stage1*_SIMULATED.</w:t>
       </w:r>
       <w:r>
         <w:rPr>

--- a/report/POST_SUBMISSION_CHANGES.docx
+++ b/report/POST_SUBMISSION_CHANGES.docx
@@ -48,11 +48,11 @@
         <w:tblLook w:firstColumn="1" w:firstRow="1" w:lastColumn="0" w:lastRow="0" w:noHBand="0" w:noVBand="1" w:val="04A0"/>
       </w:tblPr>
       <w:tblGrid>
-        <w:gridCol w:w="430"/>
-        <w:gridCol w:w="1685"/>
-        <w:gridCol w:w="2517"/>
-        <w:gridCol w:w="2476"/>
-        <w:gridCol w:w="1389"/>
+        <w:gridCol w:w="429"/>
+        <w:gridCol w:w="1680"/>
+        <w:gridCol w:w="2556"/>
+        <w:gridCol w:w="2451"/>
+        <w:gridCol w:w="1380"/>
       </w:tblGrid>
       <w:tr>
         <w:trPr>
@@ -61,7 +61,7 @@
         </w:trPr>
         <w:tc>
           <w:tcPr>
-            <w:tcW w:type="dxa" w:w="430"/>
+            <w:tcW w:type="dxa" w:w="429"/>
             <w:shd w:val="clear" w:color="auto" w:fill="1F4E79"/>
             <w:vAlign w:val="center"/>
           </w:tcPr>
@@ -85,7 +85,7 @@
         </w:tc>
         <w:tc>
           <w:tcPr>
-            <w:tcW w:type="dxa" w:w="1685"/>
+            <w:tcW w:type="dxa" w:w="1680"/>
             <w:shd w:val="clear" w:color="auto" w:fill="1F4E79"/>
             <w:vAlign w:val="center"/>
           </w:tcPr>
@@ -109,7 +109,7 @@
         </w:tc>
         <w:tc>
           <w:tcPr>
-            <w:tcW w:type="dxa" w:w="2517"/>
+            <w:tcW w:type="dxa" w:w="2556"/>
             <w:shd w:val="clear" w:color="auto" w:fill="1F4E79"/>
             <w:vAlign w:val="center"/>
           </w:tcPr>
@@ -132,7 +132,7 @@
         </w:tc>
         <w:tc>
           <w:tcPr>
-            <w:tcW w:type="dxa" w:w="2476"/>
+            <w:tcW w:type="dxa" w:w="2451"/>
             <w:shd w:val="clear" w:color="auto" w:fill="1F4E79"/>
             <w:vAlign w:val="center"/>
           </w:tcPr>
@@ -155,7 +155,7 @@
         </w:tc>
         <w:tc>
           <w:tcPr>
-            <w:tcW w:type="dxa" w:w="1389"/>
+            <w:tcW w:type="dxa" w:w="1380"/>
             <w:shd w:val="clear" w:color="auto" w:fill="1F4E79"/>
             <w:vAlign w:val="center"/>
           </w:tcPr>
@@ -183,7 +183,7 @@
         </w:trPr>
         <w:tc>
           <w:tcPr>
-            <w:tcW w:type="dxa" w:w="430"/>
+            <w:tcW w:type="dxa" w:w="429"/>
             <w:shd w:val="clear" w:color="auto" w:fill="FFFFFF"/>
             <w:vAlign w:val="center"/>
           </w:tcPr>
@@ -207,7 +207,7 @@
         </w:tc>
         <w:tc>
           <w:tcPr>
-            <w:tcW w:type="dxa" w:w="1685"/>
+            <w:tcW w:type="dxa" w:w="1680"/>
             <w:shd w:val="clear" w:color="auto" w:fill="FFFFFF"/>
             <w:vAlign w:val="center"/>
           </w:tcPr>
@@ -231,7 +231,7 @@
         </w:tc>
         <w:tc>
           <w:tcPr>
-            <w:tcW w:type="dxa" w:w="2517"/>
+            <w:tcW w:type="dxa" w:w="2556"/>
             <w:shd w:val="clear" w:color="auto" w:fill="FFFFFF"/>
             <w:vAlign w:val="center"/>
           </w:tcPr>
@@ -254,7 +254,7 @@
         </w:tc>
         <w:tc>
           <w:tcPr>
-            <w:tcW w:type="dxa" w:w="2476"/>
+            <w:tcW w:type="dxa" w:w="2451"/>
             <w:shd w:val="clear" w:color="auto" w:fill="FFFFFF"/>
             <w:vAlign w:val="center"/>
           </w:tcPr>
@@ -277,7 +277,7 @@
         </w:tc>
         <w:tc>
           <w:tcPr>
-            <w:tcW w:type="dxa" w:w="1389"/>
+            <w:tcW w:type="dxa" w:w="1380"/>
             <w:shd w:val="clear" w:color="auto" w:fill="FFFFFF"/>
             <w:vAlign w:val="center"/>
           </w:tcPr>
@@ -325,7 +325,7 @@
         </w:trPr>
         <w:tc>
           <w:tcPr>
-            <w:tcW w:type="dxa" w:w="430"/>
+            <w:tcW w:type="dxa" w:w="429"/>
             <w:shd w:val="clear" w:color="auto" w:fill="F7F9FB"/>
             <w:vAlign w:val="center"/>
           </w:tcPr>
@@ -349,7 +349,7 @@
         </w:tc>
         <w:tc>
           <w:tcPr>
-            <w:tcW w:type="dxa" w:w="1685"/>
+            <w:tcW w:type="dxa" w:w="1680"/>
             <w:shd w:val="clear" w:color="auto" w:fill="F7F9FB"/>
             <w:vAlign w:val="center"/>
           </w:tcPr>
@@ -373,7 +373,7 @@
         </w:tc>
         <w:tc>
           <w:tcPr>
-            <w:tcW w:type="dxa" w:w="2517"/>
+            <w:tcW w:type="dxa" w:w="2556"/>
             <w:shd w:val="clear" w:color="auto" w:fill="F7F9FB"/>
             <w:vAlign w:val="center"/>
           </w:tcPr>
@@ -396,7 +396,7 @@
         </w:tc>
         <w:tc>
           <w:tcPr>
-            <w:tcW w:type="dxa" w:w="2476"/>
+            <w:tcW w:type="dxa" w:w="2451"/>
             <w:shd w:val="clear" w:color="auto" w:fill="F7F9FB"/>
             <w:vAlign w:val="center"/>
           </w:tcPr>
@@ -419,7 +419,7 @@
         </w:tc>
         <w:tc>
           <w:tcPr>
-            <w:tcW w:type="dxa" w:w="1389"/>
+            <w:tcW w:type="dxa" w:w="1380"/>
             <w:shd w:val="clear" w:color="auto" w:fill="F7F9FB"/>
             <w:vAlign w:val="center"/>
           </w:tcPr>
@@ -447,7 +447,7 @@
         </w:trPr>
         <w:tc>
           <w:tcPr>
-            <w:tcW w:type="dxa" w:w="430"/>
+            <w:tcW w:type="dxa" w:w="429"/>
             <w:shd w:val="clear" w:color="auto" w:fill="FFFFFF"/>
             <w:vAlign w:val="center"/>
           </w:tcPr>
@@ -471,7 +471,7 @@
         </w:tc>
         <w:tc>
           <w:tcPr>
-            <w:tcW w:type="dxa" w:w="1685"/>
+            <w:tcW w:type="dxa" w:w="1680"/>
             <w:shd w:val="clear" w:color="auto" w:fill="FFFFFF"/>
             <w:vAlign w:val="center"/>
           </w:tcPr>
@@ -495,7 +495,7 @@
         </w:tc>
         <w:tc>
           <w:tcPr>
-            <w:tcW w:type="dxa" w:w="2517"/>
+            <w:tcW w:type="dxa" w:w="2556"/>
             <w:shd w:val="clear" w:color="auto" w:fill="FFFFFF"/>
             <w:vAlign w:val="center"/>
           </w:tcPr>
@@ -518,7 +518,7 @@
         </w:tc>
         <w:tc>
           <w:tcPr>
-            <w:tcW w:type="dxa" w:w="2476"/>
+            <w:tcW w:type="dxa" w:w="2451"/>
             <w:shd w:val="clear" w:color="auto" w:fill="FFFFFF"/>
             <w:vAlign w:val="center"/>
           </w:tcPr>
@@ -541,7 +541,7 @@
         </w:tc>
         <w:tc>
           <w:tcPr>
-            <w:tcW w:type="dxa" w:w="1389"/>
+            <w:tcW w:type="dxa" w:w="1380"/>
             <w:shd w:val="clear" w:color="auto" w:fill="FFFFFF"/>
             <w:vAlign w:val="center"/>
           </w:tcPr>
@@ -569,7 +569,7 @@
         </w:trPr>
         <w:tc>
           <w:tcPr>
-            <w:tcW w:type="dxa" w:w="430"/>
+            <w:tcW w:type="dxa" w:w="429"/>
             <w:shd w:val="clear" w:color="auto" w:fill="F7F9FB"/>
             <w:vAlign w:val="center"/>
           </w:tcPr>
@@ -593,7 +593,7 @@
         </w:tc>
         <w:tc>
           <w:tcPr>
-            <w:tcW w:type="dxa" w:w="1685"/>
+            <w:tcW w:type="dxa" w:w="1680"/>
             <w:shd w:val="clear" w:color="auto" w:fill="F7F9FB"/>
             <w:vAlign w:val="center"/>
           </w:tcPr>
@@ -617,7 +617,7 @@
         </w:tc>
         <w:tc>
           <w:tcPr>
-            <w:tcW w:type="dxa" w:w="2517"/>
+            <w:tcW w:type="dxa" w:w="2556"/>
             <w:shd w:val="clear" w:color="auto" w:fill="F7F9FB"/>
             <w:vAlign w:val="center"/>
           </w:tcPr>
@@ -640,7 +640,7 @@
         </w:tc>
         <w:tc>
           <w:tcPr>
-            <w:tcW w:type="dxa" w:w="2476"/>
+            <w:tcW w:type="dxa" w:w="2451"/>
             <w:shd w:val="clear" w:color="auto" w:fill="F7F9FB"/>
             <w:vAlign w:val="center"/>
           </w:tcPr>
@@ -663,7 +663,7 @@
         </w:tc>
         <w:tc>
           <w:tcPr>
-            <w:tcW w:type="dxa" w:w="1389"/>
+            <w:tcW w:type="dxa" w:w="1380"/>
             <w:shd w:val="clear" w:color="auto" w:fill="F7F9FB"/>
             <w:vAlign w:val="center"/>
           </w:tcPr>
@@ -711,7 +711,7 @@
         </w:trPr>
         <w:tc>
           <w:tcPr>
-            <w:tcW w:type="dxa" w:w="430"/>
+            <w:tcW w:type="dxa" w:w="429"/>
             <w:shd w:val="clear" w:color="auto" w:fill="FFFFFF"/>
             <w:vAlign w:val="center"/>
           </w:tcPr>
@@ -735,7 +735,7 @@
         </w:tc>
         <w:tc>
           <w:tcPr>
-            <w:tcW w:type="dxa" w:w="1685"/>
+            <w:tcW w:type="dxa" w:w="1680"/>
             <w:shd w:val="clear" w:color="auto" w:fill="FFFFFF"/>
             <w:vAlign w:val="center"/>
           </w:tcPr>
@@ -759,7 +759,7 @@
         </w:tc>
         <w:tc>
           <w:tcPr>
-            <w:tcW w:type="dxa" w:w="2517"/>
+            <w:tcW w:type="dxa" w:w="2556"/>
             <w:shd w:val="clear" w:color="auto" w:fill="FFFFFF"/>
             <w:vAlign w:val="center"/>
           </w:tcPr>
@@ -782,7 +782,7 @@
         </w:tc>
         <w:tc>
           <w:tcPr>
-            <w:tcW w:type="dxa" w:w="2476"/>
+            <w:tcW w:type="dxa" w:w="2451"/>
             <w:shd w:val="clear" w:color="auto" w:fill="FFFFFF"/>
             <w:vAlign w:val="center"/>
           </w:tcPr>
@@ -805,7 +805,7 @@
         </w:tc>
         <w:tc>
           <w:tcPr>
-            <w:tcW w:type="dxa" w:w="1389"/>
+            <w:tcW w:type="dxa" w:w="1380"/>
             <w:shd w:val="clear" w:color="auto" w:fill="FFFFFF"/>
             <w:vAlign w:val="center"/>
           </w:tcPr>
@@ -833,7 +833,7 @@
         </w:trPr>
         <w:tc>
           <w:tcPr>
-            <w:tcW w:type="dxa" w:w="430"/>
+            <w:tcW w:type="dxa" w:w="429"/>
             <w:shd w:val="clear" w:color="auto" w:fill="F7F9FB"/>
             <w:vAlign w:val="center"/>
           </w:tcPr>
@@ -857,7 +857,7 @@
         </w:tc>
         <w:tc>
           <w:tcPr>
-            <w:tcW w:type="dxa" w:w="1685"/>
+            <w:tcW w:type="dxa" w:w="1680"/>
             <w:shd w:val="clear" w:color="auto" w:fill="F7F9FB"/>
             <w:vAlign w:val="center"/>
           </w:tcPr>
@@ -881,7 +881,7 @@
         </w:tc>
         <w:tc>
           <w:tcPr>
-            <w:tcW w:type="dxa" w:w="2517"/>
+            <w:tcW w:type="dxa" w:w="2556"/>
             <w:shd w:val="clear" w:color="auto" w:fill="F7F9FB"/>
             <w:vAlign w:val="center"/>
           </w:tcPr>
@@ -904,7 +904,7 @@
         </w:tc>
         <w:tc>
           <w:tcPr>
-            <w:tcW w:type="dxa" w:w="2476"/>
+            <w:tcW w:type="dxa" w:w="2451"/>
             <w:shd w:val="clear" w:color="auto" w:fill="F7F9FB"/>
             <w:vAlign w:val="center"/>
           </w:tcPr>
@@ -927,7 +927,7 @@
         </w:tc>
         <w:tc>
           <w:tcPr>
-            <w:tcW w:type="dxa" w:w="1389"/>
+            <w:tcW w:type="dxa" w:w="1380"/>
             <w:shd w:val="clear" w:color="auto" w:fill="F7F9FB"/>
             <w:vAlign w:val="center"/>
           </w:tcPr>
@@ -955,7 +955,7 @@
         </w:trPr>
         <w:tc>
           <w:tcPr>
-            <w:tcW w:type="dxa" w:w="430"/>
+            <w:tcW w:type="dxa" w:w="429"/>
             <w:shd w:val="clear" w:color="auto" w:fill="FFFFFF"/>
             <w:vAlign w:val="center"/>
           </w:tcPr>
@@ -979,7 +979,7 @@
         </w:tc>
         <w:tc>
           <w:tcPr>
-            <w:tcW w:type="dxa" w:w="1685"/>
+            <w:tcW w:type="dxa" w:w="1680"/>
             <w:shd w:val="clear" w:color="auto" w:fill="FFFFFF"/>
             <w:vAlign w:val="center"/>
           </w:tcPr>
@@ -1003,7 +1003,7 @@
         </w:tc>
         <w:tc>
           <w:tcPr>
-            <w:tcW w:type="dxa" w:w="2517"/>
+            <w:tcW w:type="dxa" w:w="2556"/>
             <w:shd w:val="clear" w:color="auto" w:fill="FFFFFF"/>
             <w:vAlign w:val="center"/>
           </w:tcPr>
@@ -1026,7 +1026,7 @@
         </w:tc>
         <w:tc>
           <w:tcPr>
-            <w:tcW w:type="dxa" w:w="2476"/>
+            <w:tcW w:type="dxa" w:w="2451"/>
             <w:shd w:val="clear" w:color="auto" w:fill="FFFFFF"/>
             <w:vAlign w:val="center"/>
           </w:tcPr>
@@ -1049,7 +1049,7 @@
         </w:tc>
         <w:tc>
           <w:tcPr>
-            <w:tcW w:type="dxa" w:w="1389"/>
+            <w:tcW w:type="dxa" w:w="1380"/>
             <w:shd w:val="clear" w:color="auto" w:fill="FFFFFF"/>
             <w:vAlign w:val="center"/>
           </w:tcPr>
@@ -1097,7 +1097,7 @@
         </w:trPr>
         <w:tc>
           <w:tcPr>
-            <w:tcW w:type="dxa" w:w="430"/>
+            <w:tcW w:type="dxa" w:w="429"/>
             <w:shd w:val="clear" w:color="auto" w:fill="F7F9FB"/>
             <w:vAlign w:val="center"/>
           </w:tcPr>
@@ -1121,7 +1121,7 @@
         </w:tc>
         <w:tc>
           <w:tcPr>
-            <w:tcW w:type="dxa" w:w="1685"/>
+            <w:tcW w:type="dxa" w:w="1680"/>
             <w:shd w:val="clear" w:color="auto" w:fill="F7F9FB"/>
             <w:vAlign w:val="center"/>
           </w:tcPr>
@@ -1145,7 +1145,7 @@
         </w:tc>
         <w:tc>
           <w:tcPr>
-            <w:tcW w:type="dxa" w:w="2517"/>
+            <w:tcW w:type="dxa" w:w="2556"/>
             <w:shd w:val="clear" w:color="auto" w:fill="F7F9FB"/>
             <w:vAlign w:val="center"/>
           </w:tcPr>
@@ -1168,7 +1168,7 @@
         </w:tc>
         <w:tc>
           <w:tcPr>
-            <w:tcW w:type="dxa" w:w="2476"/>
+            <w:tcW w:type="dxa" w:w="2451"/>
             <w:shd w:val="clear" w:color="auto" w:fill="F7F9FB"/>
             <w:vAlign w:val="center"/>
           </w:tcPr>
@@ -1191,7 +1191,7 @@
         </w:tc>
         <w:tc>
           <w:tcPr>
-            <w:tcW w:type="dxa" w:w="1389"/>
+            <w:tcW w:type="dxa" w:w="1380"/>
             <w:shd w:val="clear" w:color="auto" w:fill="F7F9FB"/>
             <w:vAlign w:val="center"/>
           </w:tcPr>
@@ -1239,7 +1239,7 @@
         </w:trPr>
         <w:tc>
           <w:tcPr>
-            <w:tcW w:type="dxa" w:w="430"/>
+            <w:tcW w:type="dxa" w:w="429"/>
             <w:shd w:val="clear" w:color="auto" w:fill="FFFFFF"/>
             <w:vAlign w:val="center"/>
           </w:tcPr>
@@ -1263,7 +1263,7 @@
         </w:tc>
         <w:tc>
           <w:tcPr>
-            <w:tcW w:type="dxa" w:w="1685"/>
+            <w:tcW w:type="dxa" w:w="1680"/>
             <w:shd w:val="clear" w:color="auto" w:fill="FFFFFF"/>
             <w:vAlign w:val="center"/>
           </w:tcPr>
@@ -1287,7 +1287,7 @@
         </w:tc>
         <w:tc>
           <w:tcPr>
-            <w:tcW w:type="dxa" w:w="2517"/>
+            <w:tcW w:type="dxa" w:w="2556"/>
             <w:shd w:val="clear" w:color="auto" w:fill="FFFFFF"/>
             <w:vAlign w:val="center"/>
           </w:tcPr>
@@ -1310,7 +1310,7 @@
         </w:tc>
         <w:tc>
           <w:tcPr>
-            <w:tcW w:type="dxa" w:w="2476"/>
+            <w:tcW w:type="dxa" w:w="2451"/>
             <w:shd w:val="clear" w:color="auto" w:fill="FFFFFF"/>
             <w:vAlign w:val="center"/>
           </w:tcPr>
@@ -1333,7 +1333,7 @@
         </w:tc>
         <w:tc>
           <w:tcPr>
-            <w:tcW w:type="dxa" w:w="1389"/>
+            <w:tcW w:type="dxa" w:w="1380"/>
             <w:shd w:val="clear" w:color="auto" w:fill="FFFFFF"/>
             <w:vAlign w:val="center"/>
           </w:tcPr>
@@ -1381,7 +1381,7 @@
         </w:trPr>
         <w:tc>
           <w:tcPr>
-            <w:tcW w:type="dxa" w:w="430"/>
+            <w:tcW w:type="dxa" w:w="429"/>
             <w:shd w:val="clear" w:color="auto" w:fill="F7F9FB"/>
             <w:vAlign w:val="center"/>
           </w:tcPr>
@@ -1405,7 +1405,7 @@
         </w:tc>
         <w:tc>
           <w:tcPr>
-            <w:tcW w:type="dxa" w:w="1685"/>
+            <w:tcW w:type="dxa" w:w="1680"/>
             <w:shd w:val="clear" w:color="auto" w:fill="F7F9FB"/>
             <w:vAlign w:val="center"/>
           </w:tcPr>
@@ -1429,7 +1429,7 @@
         </w:tc>
         <w:tc>
           <w:tcPr>
-            <w:tcW w:type="dxa" w:w="2517"/>
+            <w:tcW w:type="dxa" w:w="2556"/>
             <w:shd w:val="clear" w:color="auto" w:fill="F7F9FB"/>
             <w:vAlign w:val="center"/>
           </w:tcPr>
@@ -1452,7 +1452,7 @@
         </w:tc>
         <w:tc>
           <w:tcPr>
-            <w:tcW w:type="dxa" w:w="2476"/>
+            <w:tcW w:type="dxa" w:w="2451"/>
             <w:shd w:val="clear" w:color="auto" w:fill="F7F9FB"/>
             <w:vAlign w:val="center"/>
           </w:tcPr>
@@ -1475,7 +1475,7 @@
         </w:tc>
         <w:tc>
           <w:tcPr>
-            <w:tcW w:type="dxa" w:w="1389"/>
+            <w:tcW w:type="dxa" w:w="1380"/>
             <w:shd w:val="clear" w:color="auto" w:fill="F7F9FB"/>
             <w:vAlign w:val="center"/>
           </w:tcPr>
@@ -1523,7 +1523,7 @@
         </w:trPr>
         <w:tc>
           <w:tcPr>
-            <w:tcW w:type="dxa" w:w="430"/>
+            <w:tcW w:type="dxa" w:w="429"/>
             <w:shd w:val="clear" w:color="auto" w:fill="FFFFFF"/>
             <w:vAlign w:val="center"/>
           </w:tcPr>
@@ -1547,7 +1547,7 @@
         </w:tc>
         <w:tc>
           <w:tcPr>
-            <w:tcW w:type="dxa" w:w="1685"/>
+            <w:tcW w:type="dxa" w:w="1680"/>
             <w:shd w:val="clear" w:color="auto" w:fill="FFFFFF"/>
             <w:vAlign w:val="center"/>
           </w:tcPr>
@@ -1571,7 +1571,7 @@
         </w:tc>
         <w:tc>
           <w:tcPr>
-            <w:tcW w:type="dxa" w:w="2517"/>
+            <w:tcW w:type="dxa" w:w="2556"/>
             <w:shd w:val="clear" w:color="auto" w:fill="FFFFFF"/>
             <w:vAlign w:val="center"/>
           </w:tcPr>
@@ -1594,7 +1594,7 @@
         </w:tc>
         <w:tc>
           <w:tcPr>
-            <w:tcW w:type="dxa" w:w="2476"/>
+            <w:tcW w:type="dxa" w:w="2451"/>
             <w:shd w:val="clear" w:color="auto" w:fill="FFFFFF"/>
             <w:vAlign w:val="center"/>
           </w:tcPr>
@@ -1617,7 +1617,7 @@
         </w:tc>
         <w:tc>
           <w:tcPr>
-            <w:tcW w:type="dxa" w:w="1389"/>
+            <w:tcW w:type="dxa" w:w="1380"/>
             <w:shd w:val="clear" w:color="auto" w:fill="FFFFFF"/>
             <w:vAlign w:val="center"/>
           </w:tcPr>
@@ -1665,7 +1665,7 @@
         </w:trPr>
         <w:tc>
           <w:tcPr>
-            <w:tcW w:type="dxa" w:w="430"/>
+            <w:tcW w:type="dxa" w:w="429"/>
             <w:shd w:val="clear" w:color="auto" w:fill="F7F9FB"/>
             <w:vAlign w:val="center"/>
           </w:tcPr>
@@ -1689,7 +1689,7 @@
         </w:tc>
         <w:tc>
           <w:tcPr>
-            <w:tcW w:type="dxa" w:w="1685"/>
+            <w:tcW w:type="dxa" w:w="1680"/>
             <w:shd w:val="clear" w:color="auto" w:fill="F7F9FB"/>
             <w:vAlign w:val="center"/>
           </w:tcPr>
@@ -1713,7 +1713,7 @@
         </w:tc>
         <w:tc>
           <w:tcPr>
-            <w:tcW w:type="dxa" w:w="2517"/>
+            <w:tcW w:type="dxa" w:w="2556"/>
             <w:shd w:val="clear" w:color="auto" w:fill="F7F9FB"/>
             <w:vAlign w:val="center"/>
           </w:tcPr>
@@ -1736,7 +1736,7 @@
         </w:tc>
         <w:tc>
           <w:tcPr>
-            <w:tcW w:type="dxa" w:w="2476"/>
+            <w:tcW w:type="dxa" w:w="2451"/>
             <w:shd w:val="clear" w:color="auto" w:fill="F7F9FB"/>
             <w:vAlign w:val="center"/>
           </w:tcPr>
@@ -1759,7 +1759,7 @@
         </w:tc>
         <w:tc>
           <w:tcPr>
-            <w:tcW w:type="dxa" w:w="1389"/>
+            <w:tcW w:type="dxa" w:w="1380"/>
             <w:shd w:val="clear" w:color="auto" w:fill="F7F9FB"/>
             <w:vAlign w:val="center"/>
           </w:tcPr>
@@ -1787,8 +1787,140 @@
         </w:trPr>
         <w:tc>
           <w:tcPr>
-            <w:tcW w:type="dxa" w:w="430"/>
+            <w:tcW w:type="dxa" w:w="429"/>
             <w:shd w:val="clear" w:color="auto" w:fill="FFFFFF"/>
+            <w:vAlign w:val="center"/>
+          </w:tcPr>
+          <w:p>
+            <w:pPr>
+              <w:keepNext/>
+              <w:spacing w:after="0"/>
+              <w:jc w:val="center"/>
+            </w:pPr>
+            <w:r>
+              <w:rPr>
+                <w:rFonts w:ascii="Calibri" w:hAnsi="Calibri"/>
+                <w:b/>
+                <w:i w:val="0"/>
+                <w:color w:val="222222"/>
+                <w:sz w:val="20"/>
+              </w:rPr>
+              <w:t>13</w:t>
+            </w:r>
+          </w:p>
+        </w:tc>
+        <w:tc>
+          <w:tcPr>
+            <w:tcW w:type="dxa" w:w="1680"/>
+            <w:shd w:val="clear" w:color="auto" w:fill="FFFFFF"/>
+            <w:vAlign w:val="center"/>
+          </w:tcPr>
+          <w:p>
+            <w:pPr>
+              <w:keepNext/>
+              <w:spacing w:after="0"/>
+              <w:jc w:val="center"/>
+            </w:pPr>
+            <w:r>
+              <w:rPr>
+                <w:rFonts w:ascii="Calibri" w:hAnsi="Calibri"/>
+                <w:b w:val="0"/>
+                <w:i w:val="0"/>
+                <w:color w:val="222222"/>
+                <w:sz w:val="20"/>
+              </w:rPr>
+              <w:t>2026-10-24</w:t>
+            </w:r>
+          </w:p>
+        </w:tc>
+        <w:tc>
+          <w:tcPr>
+            <w:tcW w:type="dxa" w:w="2556"/>
+            <w:shd w:val="clear" w:color="auto" w:fill="FFFFFF"/>
+            <w:vAlign w:val="center"/>
+          </w:tcPr>
+          <w:p>
+            <w:pPr>
+              <w:keepNext/>
+              <w:spacing w:after="0"/>
+            </w:pPr>
+            <w:r>
+              <w:rPr>
+                <w:rFonts w:ascii="Calibri" w:hAnsi="Calibri"/>
+                <w:b w:val="0"/>
+                <w:i w:val="0"/>
+                <w:color w:val="222222"/>
+                <w:sz w:val="20"/>
+              </w:rPr>
+              <w:t>Embodied stage 1: the male CNS drives a muscle-driven leg</w:t>
+            </w:r>
+          </w:p>
+        </w:tc>
+        <w:tc>
+          <w:tcPr>
+            <w:tcW w:type="dxa" w:w="2451"/>
+            <w:shd w:val="clear" w:color="auto" w:fill="FFFFFF"/>
+            <w:vAlign w:val="center"/>
+          </w:tcPr>
+          <w:p>
+            <w:pPr>
+              <w:keepNext/>
+              <w:spacing w:after="0"/>
+            </w:pPr>
+            <w:r>
+              <w:rPr>
+                <w:rFonts w:ascii="Calibri" w:hAnsi="Calibri"/>
+                <w:b w:val="0"/>
+                <w:i w:val="0"/>
+                <w:color w:val="222222"/>
+                <w:sz w:val="20"/>
+              </w:rPr>
+              <w:t>both registered tests fail; finding the cause changes the plan</w:t>
+            </w:r>
+          </w:p>
+        </w:tc>
+        <w:tc>
+          <w:tcPr>
+            <w:tcW w:type="dxa" w:w="1380"/>
+            <w:shd w:val="clear" w:color="auto" w:fill="FFFFFF"/>
+            <w:vAlign w:val="center"/>
+          </w:tcPr>
+          <w:p>
+            <w:pPr>
+              <w:keepNext/>
+              <w:spacing w:after="0"/>
+            </w:pPr>
+            <w:r>
+              <w:rPr>
+                <w:rFonts w:ascii="Consolas" w:hAnsi="Consolas"/>
+                <w:b w:val="0"/>
+                <w:i w:val="0"/>
+                <w:color w:val="222222"/>
+                <w:sz w:val="18"/>
+              </w:rPr>
+              <w:t>cbdd6d6</w:t>
+            </w:r>
+            <w:r>
+              <w:rPr>
+                <w:rFonts w:ascii="Calibri" w:hAnsi="Calibri"/>
+                <w:b w:val="0"/>
+                <w:i w:val="0"/>
+                <w:color w:val="222222"/>
+                <w:sz w:val="20"/>
+              </w:rPr>
+              <w:t xml:space="preserve"> … this branch</w:t>
+            </w:r>
+          </w:p>
+        </w:tc>
+      </w:tr>
+      <w:tr>
+        <w:trPr>
+          <w:cantSplit/>
+        </w:trPr>
+        <w:tc>
+          <w:tcPr>
+            <w:tcW w:type="dxa" w:w="429"/>
+            <w:shd w:val="clear" w:color="auto" w:fill="F7F9FB"/>
             <w:vAlign w:val="center"/>
           </w:tcPr>
           <w:p>
@@ -1805,14 +1937,14 @@
                 <w:color w:val="222222"/>
                 <w:sz w:val="20"/>
               </w:rPr>
-              <w:t>13</w:t>
+              <w:t>14</w:t>
             </w:r>
           </w:p>
         </w:tc>
         <w:tc>
           <w:tcPr>
-            <w:tcW w:type="dxa" w:w="1685"/>
-            <w:shd w:val="clear" w:color="auto" w:fill="FFFFFF"/>
+            <w:tcW w:type="dxa" w:w="1680"/>
+            <w:shd w:val="clear" w:color="auto" w:fill="F7F9FB"/>
             <w:vAlign w:val="center"/>
           </w:tcPr>
           <w:p>
@@ -1835,8 +1967,8 @@
         </w:tc>
         <w:tc>
           <w:tcPr>
-            <w:tcW w:type="dxa" w:w="2517"/>
-            <w:shd w:val="clear" w:color="auto" w:fill="FFFFFF"/>
+            <w:tcW w:type="dxa" w:w="2556"/>
+            <w:shd w:val="clear" w:color="auto" w:fill="F7F9FB"/>
             <w:vAlign w:val="center"/>
           </w:tcPr>
           <w:p>
@@ -1852,14 +1984,14 @@
                 <w:color w:val="222222"/>
                 <w:sz w:val="20"/>
               </w:rPr>
-              <w:t>Embodied stage 1: the male CNS drives a muscle-driven leg</w:t>
+              <w:t>Embodied stage 1c: the male nerve cord from descending neurons, brain removed</w:t>
             </w:r>
           </w:p>
         </w:tc>
         <w:tc>
           <w:tcPr>
-            <w:tcW w:type="dxa" w:w="2476"/>
-            <w:shd w:val="clear" w:color="auto" w:fill="FFFFFF"/>
+            <w:tcW w:type="dxa" w:w="2451"/>
+            <w:shd w:val="clear" w:color="auto" w:fill="F7F9FB"/>
             <w:vAlign w:val="center"/>
           </w:tcPr>
           <w:p>
@@ -1875,14 +2007,14 @@
                 <w:color w:val="222222"/>
                 <w:sz w:val="20"/>
               </w:rPr>
-              <w:t>both registered tests fail; finding the cause changes the plan</w:t>
+              <w:t>3 of 5 registered predictions pass</w:t>
             </w:r>
           </w:p>
         </w:tc>
         <w:tc>
           <w:tcPr>
-            <w:tcW w:type="dxa" w:w="1389"/>
-            <w:shd w:val="clear" w:color="auto" w:fill="FFFFFF"/>
+            <w:tcW w:type="dxa" w:w="1380"/>
+            <w:shd w:val="clear" w:color="auto" w:fill="F7F9FB"/>
             <w:vAlign w:val="center"/>
           </w:tcPr>
           <w:p>
@@ -1898,7 +2030,7 @@
                 <w:color w:val="222222"/>
                 <w:sz w:val="18"/>
               </w:rPr>
-              <w:t>cbdd6d6</w:t>
+              <w:t>739f6f0</w:t>
             </w:r>
             <w:r>
               <w:rPr>
@@ -5119,6 +5251,208 @@
           <w:sz w:val="19"/>
         </w:rPr>
         <w:t>outputs/fly/embodied_stage1*_SIMULATED.</w:t>
+      </w:r>
+      <w:r>
+        <w:rPr>
+          <w:rFonts w:ascii="Calibri" w:hAnsi="Calibri"/>
+          <w:b w:val="0"/>
+          <w:i w:val="0"/>
+          <w:color w:val="222222"/>
+          <w:sz w:val="21"/>
+        </w:rPr>
+        <w:t>.</w:t>
+      </w:r>
+    </w:p>
+    <w:p>
+      <w:pPr>
+        <w:keepNext/>
+        <w:spacing w:before="240" w:after="60"/>
+      </w:pPr>
+      <w:r>
+        <w:rPr>
+          <w:rFonts w:ascii="Calibri" w:hAnsi="Calibri"/>
+          <w:b/>
+          <w:i w:val="0"/>
+          <w:color w:val="1F4E79"/>
+          <w:sz w:val="23"/>
+        </w:rPr>
+        <w:t>14. The grooming neurons move the right leg</w:t>
+      </w:r>
+    </w:p>
+    <w:p>
+      <w:pPr>
+        <w:spacing w:after="120"/>
+      </w:pPr>
+      <w:r>
+        <w:rPr>
+          <w:rFonts w:ascii="Calibri" w:hAnsi="Calibri"/>
+          <w:b/>
+          <w:i w:val="0"/>
+          <w:color w:val="156082"/>
+          <w:sz w:val="21"/>
+        </w:rPr>
+        <w:t>Slide message:</w:t>
+      </w:r>
+      <w:r>
+        <w:rPr>
+          <w:rFonts w:ascii="Calibri" w:hAnsi="Calibri"/>
+          <w:b w:val="0"/>
+          <w:i w:val="0"/>
+          <w:color w:val="222222"/>
+          <w:sz w:val="21"/>
+        </w:rPr>
+        <w:t xml:space="preserve"> </w:t>
+      </w:r>
+      <w:r>
+        <w:rPr>
+          <w:rFonts w:ascii="Calibri" w:hAnsi="Calibri"/>
+          <w:b w:val="0"/>
+          <w:i/>
+          <w:color w:val="222222"/>
+          <w:sz w:val="21"/>
+        </w:rPr>
+        <w:t>Driven from the descending neurons that start antennal grooming, the male nerve cord moves the front leg, and only the front leg, to the head and holds it there; walking neurons swing it instead.</w:t>
+      </w:r>
+    </w:p>
+    <w:p>
+      <w:pPr>
+        <w:spacing w:after="120"/>
+        <w:ind w:left="432" w:hanging="259"/>
+      </w:pPr>
+      <w:r>
+        <w:rPr>
+          <w:rFonts w:ascii="Calibri" w:hAnsi="Calibri"/>
+          <w:b w:val="0"/>
+          <w:i w:val="0"/>
+          <w:color w:val="222222"/>
+          <w:sz w:val="21"/>
+        </w:rPr>
+        <w:t>•</w:t>
+        <w:tab/>
+      </w:r>
+      <w:r>
+        <w:rPr>
+          <w:rFonts w:ascii="Calibri" w:hAnsi="Calibri"/>
+          <w:b/>
+          <w:i w:val="0"/>
+          <w:color w:val="156082"/>
+          <w:sz w:val="21"/>
+        </w:rPr>
+        <w:t>What changed.</w:t>
+      </w:r>
+      <w:r>
+        <w:rPr>
+          <w:rFonts w:ascii="Calibri" w:hAnsi="Calibri"/>
+          <w:b w:val="0"/>
+          <w:i w:val="0"/>
+          <w:color w:val="222222"/>
+          <w:sz w:val="21"/>
+        </w:rPr>
+        <w:t xml:space="preserve"> </w:t>
+      </w:r>
+      <w:r>
+        <w:rPr>
+          <w:rFonts w:ascii="Consolas" w:hAnsi="Consolas"/>
+          <w:b w:val="0"/>
+          <w:i w:val="0"/>
+          <w:color w:val="222222"/>
+          <w:sz w:val="19"/>
+        </w:rPr>
+        <w:t>src/neuromps/fly/embodied_stage1c.py</w:t>
+      </w:r>
+      <w:r>
+        <w:rPr>
+          <w:rFonts w:ascii="Calibri" w:hAnsi="Calibri"/>
+          <w:b w:val="0"/>
+          <w:i w:val="0"/>
+          <w:color w:val="222222"/>
+          <w:sz w:val="21"/>
+        </w:rPr>
+        <w:t xml:space="preserve"> cuts the male CNS to its nerve cord (brain removed), drives named descending neurons at 150 Hz, and moves the FlyMimic leg as in stage 1. Registered before running.</w:t>
+      </w:r>
+    </w:p>
+    <w:p>
+      <w:pPr>
+        <w:spacing w:after="120"/>
+        <w:ind w:left="432" w:hanging="259"/>
+      </w:pPr>
+      <w:r>
+        <w:rPr>
+          <w:rFonts w:ascii="Calibri" w:hAnsi="Calibri"/>
+          <w:b w:val="0"/>
+          <w:i w:val="0"/>
+          <w:color w:val="222222"/>
+          <w:sz w:val="21"/>
+        </w:rPr>
+        <w:t>•</w:t>
+        <w:tab/>
+      </w:r>
+      <w:r>
+        <w:rPr>
+          <w:rFonts w:ascii="Calibri" w:hAnsi="Calibri"/>
+          <w:b/>
+          <w:i w:val="0"/>
+          <w:color w:val="156082"/>
+          <w:sz w:val="21"/>
+        </w:rPr>
+        <w:t>Effect.</w:t>
+      </w:r>
+      <w:r>
+        <w:rPr>
+          <w:rFonts w:ascii="Calibri" w:hAnsi="Calibri"/>
+          <w:b w:val="0"/>
+          <w:i w:val="0"/>
+          <w:color w:val="222222"/>
+          <w:sz w:val="21"/>
+        </w:rPr>
+        <w:t xml:space="preserve"> Three of five predictions pass: silence without drive; the left front-leg motor pool at 15.846 Hz under grooming drive against 2.72 and 1.697 for the other legs; no other descending neuron recruits the front leg as strongly. The kinematic prediction failed: forward-walking drive dips nearly as close to the head (1.154 mm against 1.1345) at the bottom of a rhythmic swing. A sustained reach and a swing need a different readout, to be registered as stage 1d.</w:t>
+      </w:r>
+    </w:p>
+    <w:p>
+      <w:pPr>
+        <w:spacing w:after="120"/>
+        <w:ind w:left="432" w:hanging="259"/>
+      </w:pPr>
+      <w:r>
+        <w:rPr>
+          <w:rFonts w:ascii="Calibri" w:hAnsi="Calibri"/>
+          <w:b w:val="0"/>
+          <w:i w:val="0"/>
+          <w:color w:val="222222"/>
+          <w:sz w:val="21"/>
+        </w:rPr>
+        <w:t>•</w:t>
+        <w:tab/>
+      </w:r>
+      <w:r>
+        <w:rPr>
+          <w:rFonts w:ascii="Calibri" w:hAnsi="Calibri"/>
+          <w:b/>
+          <w:i w:val="0"/>
+          <w:color w:val="156082"/>
+          <w:sz w:val="21"/>
+        </w:rPr>
+        <w:t>Evidence.</w:t>
+      </w:r>
+      <w:r>
+        <w:rPr>
+          <w:rFonts w:ascii="Calibri" w:hAnsi="Calibri"/>
+          <w:b w:val="0"/>
+          <w:i w:val="0"/>
+          <w:color w:val="222222"/>
+          <w:sz w:val="21"/>
+        </w:rPr>
+        <w:t xml:space="preserve"> Roadmap §7 and figure; </w:t>
+      </w:r>
+      <w:r>
+        <w:rPr>
+          <w:rFonts w:ascii="Consolas" w:hAnsi="Consolas"/>
+          <w:b w:val="0"/>
+          <w:i w:val="0"/>
+          <w:color w:val="222222"/>
+          <w:sz w:val="19"/>
+        </w:rPr>
+        <w:t>outputs/fly/embodied_stage1c_SIMULATED.</w:t>
       </w:r>
       <w:r>
         <w:rPr>

--- a/report/POST_SUBMISSION_CHANGES.docx
+++ b/report/POST_SUBMISSION_CHANGES.docx
@@ -1925,7 +1925,7 @@
           </w:tcPr>
           <w:p>
             <w:pPr>
-              <w:keepNext w:val="0"/>
+              <w:keepNext/>
               <w:spacing w:after="0"/>
               <w:jc w:val="center"/>
             </w:pPr>
@@ -1949,7 +1949,7 @@
           </w:tcPr>
           <w:p>
             <w:pPr>
-              <w:keepNext w:val="0"/>
+              <w:keepNext/>
               <w:spacing w:after="0"/>
               <w:jc w:val="center"/>
             </w:pPr>
@@ -1973,7 +1973,7 @@
           </w:tcPr>
           <w:p>
             <w:pPr>
-              <w:keepNext w:val="0"/>
+              <w:keepNext/>
               <w:spacing w:after="0"/>
             </w:pPr>
             <w:r>
@@ -1996,7 +1996,7 @@
           </w:tcPr>
           <w:p>
             <w:pPr>
-              <w:keepNext w:val="0"/>
+              <w:keepNext/>
               <w:spacing w:after="0"/>
             </w:pPr>
             <w:r>
@@ -2019,18 +2019,160 @@
           </w:tcPr>
           <w:p>
             <w:pPr>
+              <w:keepNext/>
+              <w:spacing w:after="0"/>
+            </w:pPr>
+            <w:r>
+              <w:rPr>
+                <w:rFonts w:ascii="Consolas" w:hAnsi="Consolas"/>
+                <w:b w:val="0"/>
+                <w:i w:val="0"/>
+                <w:color w:val="222222"/>
+                <w:sz w:val="18"/>
+              </w:rPr>
+              <w:t>739f6f0</w:t>
+            </w:r>
+            <w:r>
+              <w:rPr>
+                <w:rFonts w:ascii="Calibri" w:hAnsi="Calibri"/>
+                <w:b w:val="0"/>
+                <w:i w:val="0"/>
+                <w:color w:val="222222"/>
+                <w:sz w:val="20"/>
+              </w:rPr>
+              <w:t xml:space="preserve"> … </w:t>
+            </w:r>
+            <w:r>
+              <w:rPr>
+                <w:rFonts w:ascii="Consolas" w:hAnsi="Consolas"/>
+                <w:b w:val="0"/>
+                <w:i w:val="0"/>
+                <w:color w:val="222222"/>
+                <w:sz w:val="18"/>
+              </w:rPr>
+              <w:t>e576cd9</w:t>
+            </w:r>
+          </w:p>
+        </w:tc>
+      </w:tr>
+      <w:tr>
+        <w:trPr>
+          <w:cantSplit/>
+        </w:trPr>
+        <w:tc>
+          <w:tcPr>
+            <w:tcW w:type="dxa" w:w="429"/>
+            <w:shd w:val="clear" w:color="auto" w:fill="FFFFFF"/>
+            <w:vAlign w:val="center"/>
+          </w:tcPr>
+          <w:p>
+            <w:pPr>
+              <w:keepNext w:val="0"/>
+              <w:spacing w:after="0"/>
+              <w:jc w:val="center"/>
+            </w:pPr>
+            <w:r>
+              <w:rPr>
+                <w:rFonts w:ascii="Calibri" w:hAnsi="Calibri"/>
+                <w:b/>
+                <w:i w:val="0"/>
+                <w:color w:val="222222"/>
+                <w:sz w:val="20"/>
+              </w:rPr>
+              <w:t>15</w:t>
+            </w:r>
+          </w:p>
+        </w:tc>
+        <w:tc>
+          <w:tcPr>
+            <w:tcW w:type="dxa" w:w="1680"/>
+            <w:shd w:val="clear" w:color="auto" w:fill="FFFFFF"/>
+            <w:vAlign w:val="center"/>
+          </w:tcPr>
+          <w:p>
+            <w:pPr>
+              <w:keepNext w:val="0"/>
+              <w:spacing w:after="0"/>
+              <w:jc w:val="center"/>
+            </w:pPr>
+            <w:r>
+              <w:rPr>
+                <w:rFonts w:ascii="Calibri" w:hAnsi="Calibri"/>
+                <w:b w:val="0"/>
+                <w:i w:val="0"/>
+                <w:color w:val="222222"/>
+                <w:sz w:val="20"/>
+              </w:rPr>
+              <w:t>2026-10-24</w:t>
+            </w:r>
+          </w:p>
+        </w:tc>
+        <w:tc>
+          <w:tcPr>
+            <w:tcW w:type="dxa" w:w="2556"/>
+            <w:shd w:val="clear" w:color="auto" w:fill="FFFFFF"/>
+            <w:vAlign w:val="center"/>
+          </w:tcPr>
+          <w:p>
+            <w:pPr>
               <w:keepNext w:val="0"/>
               <w:spacing w:after="0"/>
             </w:pPr>
             <w:r>
               <w:rPr>
+                <w:rFonts w:ascii="Calibri" w:hAnsi="Calibri"/>
+                <w:b w:val="0"/>
+                <w:i w:val="0"/>
+                <w:color w:val="222222"/>
+                <w:sz w:val="20"/>
+              </w:rPr>
+              <w:t>Embodied stage 1d: a held reach against a rhythmic swing, fresh seeds</w:t>
+            </w:r>
+          </w:p>
+        </w:tc>
+        <w:tc>
+          <w:tcPr>
+            <w:tcW w:type="dxa" w:w="2451"/>
+            <w:shd w:val="clear" w:color="auto" w:fill="FFFFFF"/>
+            <w:vAlign w:val="center"/>
+          </w:tcPr>
+          <w:p>
+            <w:pPr>
+              <w:keepNext w:val="0"/>
+              <w:spacing w:after="0"/>
+            </w:pPr>
+            <w:r>
+              <w:rPr>
+                <w:rFonts w:ascii="Calibri" w:hAnsi="Calibri"/>
+                <w:b w:val="0"/>
+                <w:i w:val="0"/>
+                <w:color w:val="222222"/>
+                <w:sz w:val="20"/>
+              </w:rPr>
+              <w:t>4 of 4 registered predictions pass</w:t>
+            </w:r>
+          </w:p>
+        </w:tc>
+        <w:tc>
+          <w:tcPr>
+            <w:tcW w:type="dxa" w:w="1380"/>
+            <w:shd w:val="clear" w:color="auto" w:fill="FFFFFF"/>
+            <w:vAlign w:val="center"/>
+          </w:tcPr>
+          <w:p>
+            <w:pPr>
+              <w:keepNext w:val="0"/>
+              <w:spacing w:after="0"/>
+            </w:pPr>
+            <w:r>
+              <w:rPr>
                 <w:rFonts w:ascii="Consolas" w:hAnsi="Consolas"/>
                 <w:b w:val="0"/>
                 <w:i w:val="0"/>
                 <w:color w:val="222222"/>
                 <w:sz w:val="18"/>
               </w:rPr>
-              <w:t>739f6f0</w:t>
+              <w:t>66502eb</w:t>
             </w:r>
             <w:r>
               <w:rPr>
@@ -5453,6 +5595,248 @@
           <w:sz w:val="19"/>
         </w:rPr>
         <w:t>outputs/fly/embodied_stage1c_SIMULATED.</w:t>
+      </w:r>
+      <w:r>
+        <w:rPr>
+          <w:rFonts w:ascii="Calibri" w:hAnsi="Calibri"/>
+          <w:b w:val="0"/>
+          <w:i w:val="0"/>
+          <w:color w:val="222222"/>
+          <w:sz w:val="21"/>
+        </w:rPr>
+        <w:t>.</w:t>
+      </w:r>
+    </w:p>
+    <w:p>
+      <w:pPr>
+        <w:keepNext/>
+        <w:spacing w:before="240" w:after="60"/>
+      </w:pPr>
+      <w:r>
+        <w:rPr>
+          <w:rFonts w:ascii="Calibri" w:hAnsi="Calibri"/>
+          <w:b/>
+          <w:i w:val="0"/>
+          <w:color w:val="1F4E79"/>
+          <w:sz w:val="23"/>
+        </w:rPr>
+        <w:t>15. The fly's grooming neurons hold its leg at its head</w:t>
+      </w:r>
+    </w:p>
+    <w:p>
+      <w:pPr>
+        <w:spacing w:after="120"/>
+      </w:pPr>
+      <w:r>
+        <w:rPr>
+          <w:rFonts w:ascii="Calibri" w:hAnsi="Calibri"/>
+          <w:b/>
+          <w:i w:val="0"/>
+          <w:color w:val="156082"/>
+          <w:sz w:val="21"/>
+        </w:rPr>
+        <w:t>Slide message:</w:t>
+      </w:r>
+      <w:r>
+        <w:rPr>
+          <w:rFonts w:ascii="Calibri" w:hAnsi="Calibri"/>
+          <w:b w:val="0"/>
+          <w:i w:val="0"/>
+          <w:color w:val="222222"/>
+          <w:sz w:val="21"/>
+        </w:rPr>
+        <w:t xml:space="preserve"> </w:t>
+      </w:r>
+      <w:r>
+        <w:rPr>
+          <w:rFonts w:ascii="Calibri" w:hAnsi="Calibri"/>
+          <w:b w:val="0"/>
+          <w:i/>
+          <w:color w:val="222222"/>
+          <w:sz w:val="21"/>
+        </w:rPr>
+        <w:t>On fresh seeds and with readouts registered in advance: driving the fly's antennal-grooming neurons brings the simulated front leg to the head and holds it there for nearly the whole second; walking neurons swing it, escape neurons extend it.</w:t>
+      </w:r>
+    </w:p>
+    <w:p>
+      <w:pPr>
+        <w:spacing w:after="120"/>
+        <w:ind w:left="432" w:hanging="259"/>
+      </w:pPr>
+      <w:r>
+        <w:rPr>
+          <w:rFonts w:ascii="Calibri" w:hAnsi="Calibri"/>
+          <w:b w:val="0"/>
+          <w:i w:val="0"/>
+          <w:color w:val="222222"/>
+          <w:sz w:val="21"/>
+        </w:rPr>
+        <w:t>•</w:t>
+        <w:tab/>
+      </w:r>
+      <w:r>
+        <w:rPr>
+          <w:rFonts w:ascii="Calibri" w:hAnsi="Calibri"/>
+          <w:b/>
+          <w:i w:val="0"/>
+          <w:color w:val="156082"/>
+          <w:sz w:val="21"/>
+        </w:rPr>
+        <w:t>What changed.</w:t>
+      </w:r>
+      <w:r>
+        <w:rPr>
+          <w:rFonts w:ascii="Calibri" w:hAnsi="Calibri"/>
+          <w:b w:val="0"/>
+          <w:i w:val="0"/>
+          <w:color w:val="222222"/>
+          <w:sz w:val="21"/>
+        </w:rPr>
+        <w:t xml:space="preserve"> </w:t>
+      </w:r>
+      <w:r>
+        <w:rPr>
+          <w:rFonts w:ascii="Consolas" w:hAnsi="Consolas"/>
+          <w:b w:val="0"/>
+          <w:i w:val="0"/>
+          <w:color w:val="222222"/>
+          <w:sz w:val="19"/>
+        </w:rPr>
+        <w:t>src/neuromps/fly/kinematics.py</w:t>
+      </w:r>
+      <w:r>
+        <w:rPr>
+          <w:rFonts w:ascii="Calibri" w:hAnsi="Calibri"/>
+          <w:b w:val="0"/>
+          <w:i w:val="0"/>
+          <w:color w:val="222222"/>
+          <w:sz w:val="21"/>
+        </w:rPr>
+        <w:t xml:space="preserve"> adds two readouts (time near the head; rhythmicity), </w:t>
+      </w:r>
+      <w:r>
+        <w:rPr>
+          <w:rFonts w:ascii="Consolas" w:hAnsi="Consolas"/>
+          <w:b w:val="0"/>
+          <w:i w:val="0"/>
+          <w:color w:val="222222"/>
+          <w:sz w:val="19"/>
+        </w:rPr>
+        <w:t>src/neuromps/fly/embodied_stage1d.py</w:t>
+      </w:r>
+      <w:r>
+        <w:rPr>
+          <w:rFonts w:ascii="Calibri" w:hAnsi="Calibri"/>
+          <w:b w:val="0"/>
+          <w:i w:val="0"/>
+          <w:color w:val="222222"/>
+          <w:sz w:val="21"/>
+        </w:rPr>
+        <w:t xml:space="preserve"> reruns stage 1c's design on fresh seeds. The readouts were suggested by stage 1c's traces, so they were registered before this run (</w:t>
+      </w:r>
+      <w:r>
+        <w:rPr>
+          <w:rFonts w:ascii="Consolas" w:hAnsi="Consolas"/>
+          <w:b w:val="0"/>
+          <w:i w:val="0"/>
+          <w:color w:val="222222"/>
+          <w:sz w:val="19"/>
+        </w:rPr>
+        <w:t>preregistration/embodied_stage1d_reach_versus_swing.json</w:t>
+      </w:r>
+      <w:r>
+        <w:rPr>
+          <w:rFonts w:ascii="Calibri" w:hAnsi="Calibri"/>
+          <w:b w:val="0"/>
+          <w:i w:val="0"/>
+          <w:color w:val="222222"/>
+          <w:sz w:val="21"/>
+        </w:rPr>
+        <w:t>) and tested out of sample.</w:t>
+      </w:r>
+    </w:p>
+    <w:p>
+      <w:pPr>
+        <w:spacing w:after="120"/>
+        <w:ind w:left="432" w:hanging="259"/>
+      </w:pPr>
+      <w:r>
+        <w:rPr>
+          <w:rFonts w:ascii="Calibri" w:hAnsi="Calibri"/>
+          <w:b w:val="0"/>
+          <w:i w:val="0"/>
+          <w:color w:val="222222"/>
+          <w:sz w:val="21"/>
+        </w:rPr>
+        <w:t>•</w:t>
+        <w:tab/>
+      </w:r>
+      <w:r>
+        <w:rPr>
+          <w:rFonts w:ascii="Calibri" w:hAnsi="Calibri"/>
+          <w:b/>
+          <w:i w:val="0"/>
+          <w:color w:val="156082"/>
+          <w:sz w:val="21"/>
+        </w:rPr>
+        <w:t>Effect.</w:t>
+      </w:r>
+      <w:r>
+        <w:rPr>
+          <w:rFonts w:ascii="Calibri" w:hAnsi="Calibri"/>
+          <w:b w:val="0"/>
+          <w:i w:val="0"/>
+          <w:color w:val="222222"/>
+          <w:sz w:val="21"/>
+        </w:rPr>
+        <w:t xml:space="preserve"> All four predictions pass: time near the head 0.9665 under grooming drive against at most 0.368 under any other; forward walking more rhythmic than grooming; the same at every activation scale; the front-leg specificity of stage 1c replicates. Stage 1c's failed predictions stay failed.</w:t>
+      </w:r>
+    </w:p>
+    <w:p>
+      <w:pPr>
+        <w:spacing w:after="120"/>
+        <w:ind w:left="432" w:hanging="259"/>
+      </w:pPr>
+      <w:r>
+        <w:rPr>
+          <w:rFonts w:ascii="Calibri" w:hAnsi="Calibri"/>
+          <w:b w:val="0"/>
+          <w:i w:val="0"/>
+          <w:color w:val="222222"/>
+          <w:sz w:val="21"/>
+        </w:rPr>
+        <w:t>•</w:t>
+        <w:tab/>
+      </w:r>
+      <w:r>
+        <w:rPr>
+          <w:rFonts w:ascii="Calibri" w:hAnsi="Calibri"/>
+          <w:b/>
+          <w:i w:val="0"/>
+          <w:color w:val="156082"/>
+          <w:sz w:val="21"/>
+        </w:rPr>
+        <w:t>Evidence.</w:t>
+      </w:r>
+      <w:r>
+        <w:rPr>
+          <w:rFonts w:ascii="Calibri" w:hAnsi="Calibri"/>
+          <w:b w:val="0"/>
+          <w:i w:val="0"/>
+          <w:color w:val="222222"/>
+          <w:sz w:val="21"/>
+        </w:rPr>
+        <w:t xml:space="preserve"> Roadmap §7 and figure; </w:t>
+      </w:r>
+      <w:r>
+        <w:rPr>
+          <w:rFonts w:ascii="Consolas" w:hAnsi="Consolas"/>
+          <w:b w:val="0"/>
+          <w:i w:val="0"/>
+          <w:color w:val="222222"/>
+          <w:sz w:val="19"/>
+        </w:rPr>
+        <w:t>outputs/fly/embodied_stage1d_SIMULATED.</w:t>
       </w:r>
       <w:r>
         <w:rPr>

--- a/report/POST_SUBMISSION_CHANGES.docx
+++ b/report/POST_SUBMISSION_CHANGES.docx
@@ -48,11 +48,11 @@
         <w:tblLook w:firstColumn="1" w:firstRow="1" w:lastColumn="0" w:lastRow="0" w:noHBand="0" w:noVBand="1" w:val="04A0"/>
       </w:tblPr>
       <w:tblGrid>
-        <w:gridCol w:w="429"/>
-        <w:gridCol w:w="1680"/>
-        <w:gridCol w:w="2556"/>
-        <w:gridCol w:w="2451"/>
-        <w:gridCol w:w="1380"/>
+        <w:gridCol w:w="427"/>
+        <w:gridCol w:w="1666"/>
+        <w:gridCol w:w="2550"/>
+        <w:gridCol w:w="2497"/>
+        <w:gridCol w:w="1356"/>
       </w:tblGrid>
       <w:tr>
         <w:trPr>
@@ -61,7 +61,7 @@
         </w:trPr>
         <w:tc>
           <w:tcPr>
-            <w:tcW w:type="dxa" w:w="429"/>
+            <w:tcW w:type="dxa" w:w="427"/>
             <w:shd w:val="clear" w:color="auto" w:fill="1F4E79"/>
             <w:vAlign w:val="center"/>
           </w:tcPr>
@@ -85,7 +85,7 @@
         </w:tc>
         <w:tc>
           <w:tcPr>
-            <w:tcW w:type="dxa" w:w="1680"/>
+            <w:tcW w:type="dxa" w:w="1666"/>
             <w:shd w:val="clear" w:color="auto" w:fill="1F4E79"/>
             <w:vAlign w:val="center"/>
           </w:tcPr>
@@ -109,7 +109,7 @@
         </w:tc>
         <w:tc>
           <w:tcPr>
-            <w:tcW w:type="dxa" w:w="2556"/>
+            <w:tcW w:type="dxa" w:w="2550"/>
             <w:shd w:val="clear" w:color="auto" w:fill="1F4E79"/>
             <w:vAlign w:val="center"/>
           </w:tcPr>
@@ -132,7 +132,7 @@
         </w:tc>
         <w:tc>
           <w:tcPr>
-            <w:tcW w:type="dxa" w:w="2451"/>
+            <w:tcW w:type="dxa" w:w="2497"/>
             <w:shd w:val="clear" w:color="auto" w:fill="1F4E79"/>
             <w:vAlign w:val="center"/>
           </w:tcPr>
@@ -155,7 +155,7 @@
         </w:tc>
         <w:tc>
           <w:tcPr>
-            <w:tcW w:type="dxa" w:w="1380"/>
+            <w:tcW w:type="dxa" w:w="1356"/>
             <w:shd w:val="clear" w:color="auto" w:fill="1F4E79"/>
             <w:vAlign w:val="center"/>
           </w:tcPr>
@@ -183,7 +183,7 @@
         </w:trPr>
         <w:tc>
           <w:tcPr>
-            <w:tcW w:type="dxa" w:w="429"/>
+            <w:tcW w:type="dxa" w:w="427"/>
             <w:shd w:val="clear" w:color="auto" w:fill="FFFFFF"/>
             <w:vAlign w:val="center"/>
           </w:tcPr>
@@ -207,7 +207,7 @@
         </w:tc>
         <w:tc>
           <w:tcPr>
-            <w:tcW w:type="dxa" w:w="1680"/>
+            <w:tcW w:type="dxa" w:w="1666"/>
             <w:shd w:val="clear" w:color="auto" w:fill="FFFFFF"/>
             <w:vAlign w:val="center"/>
           </w:tcPr>
@@ -231,7 +231,7 @@
         </w:tc>
         <w:tc>
           <w:tcPr>
-            <w:tcW w:type="dxa" w:w="2556"/>
+            <w:tcW w:type="dxa" w:w="2550"/>
             <w:shd w:val="clear" w:color="auto" w:fill="FFFFFF"/>
             <w:vAlign w:val="center"/>
           </w:tcPr>
@@ -254,7 +254,7 @@
         </w:tc>
         <w:tc>
           <w:tcPr>
-            <w:tcW w:type="dxa" w:w="2451"/>
+            <w:tcW w:type="dxa" w:w="2497"/>
             <w:shd w:val="clear" w:color="auto" w:fill="FFFFFF"/>
             <w:vAlign w:val="center"/>
           </w:tcPr>
@@ -277,7 +277,7 @@
         </w:tc>
         <w:tc>
           <w:tcPr>
-            <w:tcW w:type="dxa" w:w="1380"/>
+            <w:tcW w:type="dxa" w:w="1356"/>
             <w:shd w:val="clear" w:color="auto" w:fill="FFFFFF"/>
             <w:vAlign w:val="center"/>
           </w:tcPr>
@@ -325,7 +325,7 @@
         </w:trPr>
         <w:tc>
           <w:tcPr>
-            <w:tcW w:type="dxa" w:w="429"/>
+            <w:tcW w:type="dxa" w:w="427"/>
             <w:shd w:val="clear" w:color="auto" w:fill="F7F9FB"/>
             <w:vAlign w:val="center"/>
           </w:tcPr>
@@ -349,7 +349,7 @@
         </w:tc>
         <w:tc>
           <w:tcPr>
-            <w:tcW w:type="dxa" w:w="1680"/>
+            <w:tcW w:type="dxa" w:w="1666"/>
             <w:shd w:val="clear" w:color="auto" w:fill="F7F9FB"/>
             <w:vAlign w:val="center"/>
           </w:tcPr>
@@ -373,7 +373,7 @@
         </w:tc>
         <w:tc>
           <w:tcPr>
-            <w:tcW w:type="dxa" w:w="2556"/>
+            <w:tcW w:type="dxa" w:w="2550"/>
             <w:shd w:val="clear" w:color="auto" w:fill="F7F9FB"/>
             <w:vAlign w:val="center"/>
           </w:tcPr>
@@ -396,7 +396,7 @@
         </w:tc>
         <w:tc>
           <w:tcPr>
-            <w:tcW w:type="dxa" w:w="2451"/>
+            <w:tcW w:type="dxa" w:w="2497"/>
             <w:shd w:val="clear" w:color="auto" w:fill="F7F9FB"/>
             <w:vAlign w:val="center"/>
           </w:tcPr>
@@ -419,7 +419,7 @@
         </w:tc>
         <w:tc>
           <w:tcPr>
-            <w:tcW w:type="dxa" w:w="1380"/>
+            <w:tcW w:type="dxa" w:w="1356"/>
             <w:shd w:val="clear" w:color="auto" w:fill="F7F9FB"/>
             <w:vAlign w:val="center"/>
           </w:tcPr>
@@ -447,7 +447,7 @@
         </w:trPr>
         <w:tc>
           <w:tcPr>
-            <w:tcW w:type="dxa" w:w="429"/>
+            <w:tcW w:type="dxa" w:w="427"/>
             <w:shd w:val="clear" w:color="auto" w:fill="FFFFFF"/>
             <w:vAlign w:val="center"/>
           </w:tcPr>
@@ -471,7 +471,7 @@
         </w:tc>
         <w:tc>
           <w:tcPr>
-            <w:tcW w:type="dxa" w:w="1680"/>
+            <w:tcW w:type="dxa" w:w="1666"/>
             <w:shd w:val="clear" w:color="auto" w:fill="FFFFFF"/>
             <w:vAlign w:val="center"/>
           </w:tcPr>
@@ -495,7 +495,7 @@
         </w:tc>
         <w:tc>
           <w:tcPr>
-            <w:tcW w:type="dxa" w:w="2556"/>
+            <w:tcW w:type="dxa" w:w="2550"/>
             <w:shd w:val="clear" w:color="auto" w:fill="FFFFFF"/>
             <w:vAlign w:val="center"/>
           </w:tcPr>
@@ -518,7 +518,7 @@
         </w:tc>
         <w:tc>
           <w:tcPr>
-            <w:tcW w:type="dxa" w:w="2451"/>
+            <w:tcW w:type="dxa" w:w="2497"/>
             <w:shd w:val="clear" w:color="auto" w:fill="FFFFFF"/>
             <w:vAlign w:val="center"/>
           </w:tcPr>
@@ -541,7 +541,7 @@
         </w:tc>
         <w:tc>
           <w:tcPr>
-            <w:tcW w:type="dxa" w:w="1380"/>
+            <w:tcW w:type="dxa" w:w="1356"/>
             <w:shd w:val="clear" w:color="auto" w:fill="FFFFFF"/>
             <w:vAlign w:val="center"/>
           </w:tcPr>
@@ -569,7 +569,7 @@
         </w:trPr>
         <w:tc>
           <w:tcPr>
-            <w:tcW w:type="dxa" w:w="429"/>
+            <w:tcW w:type="dxa" w:w="427"/>
             <w:shd w:val="clear" w:color="auto" w:fill="F7F9FB"/>
             <w:vAlign w:val="center"/>
           </w:tcPr>
@@ -593,7 +593,7 @@
         </w:tc>
         <w:tc>
           <w:tcPr>
-            <w:tcW w:type="dxa" w:w="1680"/>
+            <w:tcW w:type="dxa" w:w="1666"/>
             <w:shd w:val="clear" w:color="auto" w:fill="F7F9FB"/>
             <w:vAlign w:val="center"/>
           </w:tcPr>
@@ -617,7 +617,7 @@
         </w:tc>
         <w:tc>
           <w:tcPr>
-            <w:tcW w:type="dxa" w:w="2556"/>
+            <w:tcW w:type="dxa" w:w="2550"/>
             <w:shd w:val="clear" w:color="auto" w:fill="F7F9FB"/>
             <w:vAlign w:val="center"/>
           </w:tcPr>
@@ -640,7 +640,7 @@
         </w:tc>
         <w:tc>
           <w:tcPr>
-            <w:tcW w:type="dxa" w:w="2451"/>
+            <w:tcW w:type="dxa" w:w="2497"/>
             <w:shd w:val="clear" w:color="auto" w:fill="F7F9FB"/>
             <w:vAlign w:val="center"/>
           </w:tcPr>
@@ -663,7 +663,7 @@
         </w:tc>
         <w:tc>
           <w:tcPr>
-            <w:tcW w:type="dxa" w:w="1380"/>
+            <w:tcW w:type="dxa" w:w="1356"/>
             <w:shd w:val="clear" w:color="auto" w:fill="F7F9FB"/>
             <w:vAlign w:val="center"/>
           </w:tcPr>
@@ -711,7 +711,7 @@
         </w:trPr>
         <w:tc>
           <w:tcPr>
-            <w:tcW w:type="dxa" w:w="429"/>
+            <w:tcW w:type="dxa" w:w="427"/>
             <w:shd w:val="clear" w:color="auto" w:fill="FFFFFF"/>
             <w:vAlign w:val="center"/>
           </w:tcPr>
@@ -735,7 +735,7 @@
         </w:tc>
         <w:tc>
           <w:tcPr>
-            <w:tcW w:type="dxa" w:w="1680"/>
+            <w:tcW w:type="dxa" w:w="1666"/>
             <w:shd w:val="clear" w:color="auto" w:fill="FFFFFF"/>
             <w:vAlign w:val="center"/>
           </w:tcPr>
@@ -759,7 +759,7 @@
         </w:tc>
         <w:tc>
           <w:tcPr>
-            <w:tcW w:type="dxa" w:w="2556"/>
+            <w:tcW w:type="dxa" w:w="2550"/>
             <w:shd w:val="clear" w:color="auto" w:fill="FFFFFF"/>
             <w:vAlign w:val="center"/>
           </w:tcPr>
@@ -782,7 +782,7 @@
         </w:tc>
         <w:tc>
           <w:tcPr>
-            <w:tcW w:type="dxa" w:w="2451"/>
+            <w:tcW w:type="dxa" w:w="2497"/>
             <w:shd w:val="clear" w:color="auto" w:fill="FFFFFF"/>
             <w:vAlign w:val="center"/>
           </w:tcPr>
@@ -805,7 +805,7 @@
         </w:tc>
         <w:tc>
           <w:tcPr>
-            <w:tcW w:type="dxa" w:w="1380"/>
+            <w:tcW w:type="dxa" w:w="1356"/>
             <w:shd w:val="clear" w:color="auto" w:fill="FFFFFF"/>
             <w:vAlign w:val="center"/>
           </w:tcPr>
@@ -833,7 +833,7 @@
         </w:trPr>
         <w:tc>
           <w:tcPr>
-            <w:tcW w:type="dxa" w:w="429"/>
+            <w:tcW w:type="dxa" w:w="427"/>
             <w:shd w:val="clear" w:color="auto" w:fill="F7F9FB"/>
             <w:vAlign w:val="center"/>
           </w:tcPr>
@@ -857,7 +857,7 @@
         </w:tc>
         <w:tc>
           <w:tcPr>
-            <w:tcW w:type="dxa" w:w="1680"/>
+            <w:tcW w:type="dxa" w:w="1666"/>
             <w:shd w:val="clear" w:color="auto" w:fill="F7F9FB"/>
             <w:vAlign w:val="center"/>
           </w:tcPr>
@@ -881,7 +881,7 @@
         </w:tc>
         <w:tc>
           <w:tcPr>
-            <w:tcW w:type="dxa" w:w="2556"/>
+            <w:tcW w:type="dxa" w:w="2550"/>
             <w:shd w:val="clear" w:color="auto" w:fill="F7F9FB"/>
             <w:vAlign w:val="center"/>
           </w:tcPr>
@@ -904,7 +904,7 @@
         </w:tc>
         <w:tc>
           <w:tcPr>
-            <w:tcW w:type="dxa" w:w="2451"/>
+            <w:tcW w:type="dxa" w:w="2497"/>
             <w:shd w:val="clear" w:color="auto" w:fill="F7F9FB"/>
             <w:vAlign w:val="center"/>
           </w:tcPr>
@@ -927,7 +927,7 @@
         </w:tc>
         <w:tc>
           <w:tcPr>
-            <w:tcW w:type="dxa" w:w="1380"/>
+            <w:tcW w:type="dxa" w:w="1356"/>
             <w:shd w:val="clear" w:color="auto" w:fill="F7F9FB"/>
             <w:vAlign w:val="center"/>
           </w:tcPr>
@@ -955,7 +955,7 @@
         </w:trPr>
         <w:tc>
           <w:tcPr>
-            <w:tcW w:type="dxa" w:w="429"/>
+            <w:tcW w:type="dxa" w:w="427"/>
             <w:shd w:val="clear" w:color="auto" w:fill="FFFFFF"/>
             <w:vAlign w:val="center"/>
           </w:tcPr>
@@ -979,7 +979,7 @@
         </w:tc>
         <w:tc>
           <w:tcPr>
-            <w:tcW w:type="dxa" w:w="1680"/>
+            <w:tcW w:type="dxa" w:w="1666"/>
             <w:shd w:val="clear" w:color="auto" w:fill="FFFFFF"/>
             <w:vAlign w:val="center"/>
           </w:tcPr>
@@ -1003,7 +1003,7 @@
         </w:tc>
         <w:tc>
           <w:tcPr>
-            <w:tcW w:type="dxa" w:w="2556"/>
+            <w:tcW w:type="dxa" w:w="2550"/>
             <w:shd w:val="clear" w:color="auto" w:fill="FFFFFF"/>
             <w:vAlign w:val="center"/>
           </w:tcPr>
@@ -1026,7 +1026,7 @@
         </w:tc>
         <w:tc>
           <w:tcPr>
-            <w:tcW w:type="dxa" w:w="2451"/>
+            <w:tcW w:type="dxa" w:w="2497"/>
             <w:shd w:val="clear" w:color="auto" w:fill="FFFFFF"/>
             <w:vAlign w:val="center"/>
           </w:tcPr>
@@ -1049,7 +1049,7 @@
         </w:tc>
         <w:tc>
           <w:tcPr>
-            <w:tcW w:type="dxa" w:w="1380"/>
+            <w:tcW w:type="dxa" w:w="1356"/>
             <w:shd w:val="clear" w:color="auto" w:fill="FFFFFF"/>
             <w:vAlign w:val="center"/>
           </w:tcPr>
@@ -1097,7 +1097,7 @@
         </w:trPr>
         <w:tc>
           <w:tcPr>
-            <w:tcW w:type="dxa" w:w="429"/>
+            <w:tcW w:type="dxa" w:w="427"/>
             <w:shd w:val="clear" w:color="auto" w:fill="F7F9FB"/>
             <w:vAlign w:val="center"/>
           </w:tcPr>
@@ -1121,7 +1121,7 @@
         </w:tc>
         <w:tc>
           <w:tcPr>
-            <w:tcW w:type="dxa" w:w="1680"/>
+            <w:tcW w:type="dxa" w:w="1666"/>
             <w:shd w:val="clear" w:color="auto" w:fill="F7F9FB"/>
             <w:vAlign w:val="center"/>
           </w:tcPr>
@@ -1145,7 +1145,7 @@
         </w:tc>
         <w:tc>
           <w:tcPr>
-            <w:tcW w:type="dxa" w:w="2556"/>
+            <w:tcW w:type="dxa" w:w="2550"/>
             <w:shd w:val="clear" w:color="auto" w:fill="F7F9FB"/>
             <w:vAlign w:val="center"/>
           </w:tcPr>
@@ -1168,7 +1168,7 @@
         </w:tc>
         <w:tc>
           <w:tcPr>
-            <w:tcW w:type="dxa" w:w="2451"/>
+            <w:tcW w:type="dxa" w:w="2497"/>
             <w:shd w:val="clear" w:color="auto" w:fill="F7F9FB"/>
             <w:vAlign w:val="center"/>
           </w:tcPr>
@@ -1191,7 +1191,7 @@
         </w:tc>
         <w:tc>
           <w:tcPr>
-            <w:tcW w:type="dxa" w:w="1380"/>
+            <w:tcW w:type="dxa" w:w="1356"/>
             <w:shd w:val="clear" w:color="auto" w:fill="F7F9FB"/>
             <w:vAlign w:val="center"/>
           </w:tcPr>
@@ -1239,7 +1239,7 @@
         </w:trPr>
         <w:tc>
           <w:tcPr>
-            <w:tcW w:type="dxa" w:w="429"/>
+            <w:tcW w:type="dxa" w:w="427"/>
             <w:shd w:val="clear" w:color="auto" w:fill="FFFFFF"/>
             <w:vAlign w:val="center"/>
           </w:tcPr>
@@ -1263,7 +1263,7 @@
         </w:tc>
         <w:tc>
           <w:tcPr>
-            <w:tcW w:type="dxa" w:w="1680"/>
+            <w:tcW w:type="dxa" w:w="1666"/>
             <w:shd w:val="clear" w:color="auto" w:fill="FFFFFF"/>
             <w:vAlign w:val="center"/>
           </w:tcPr>
@@ -1287,7 +1287,7 @@
         </w:tc>
         <w:tc>
           <w:tcPr>
-            <w:tcW w:type="dxa" w:w="2556"/>
+            <w:tcW w:type="dxa" w:w="2550"/>
             <w:shd w:val="clear" w:color="auto" w:fill="FFFFFF"/>
             <w:vAlign w:val="center"/>
           </w:tcPr>
@@ -1310,7 +1310,7 @@
         </w:tc>
         <w:tc>
           <w:tcPr>
-            <w:tcW w:type="dxa" w:w="2451"/>
+            <w:tcW w:type="dxa" w:w="2497"/>
             <w:shd w:val="clear" w:color="auto" w:fill="FFFFFF"/>
             <w:vAlign w:val="center"/>
           </w:tcPr>
@@ -1333,7 +1333,7 @@
         </w:tc>
         <w:tc>
           <w:tcPr>
-            <w:tcW w:type="dxa" w:w="1380"/>
+            <w:tcW w:type="dxa" w:w="1356"/>
             <w:shd w:val="clear" w:color="auto" w:fill="FFFFFF"/>
             <w:vAlign w:val="center"/>
           </w:tcPr>
@@ -1381,7 +1381,7 @@
         </w:trPr>
         <w:tc>
           <w:tcPr>
-            <w:tcW w:type="dxa" w:w="429"/>
+            <w:tcW w:type="dxa" w:w="427"/>
             <w:shd w:val="clear" w:color="auto" w:fill="F7F9FB"/>
             <w:vAlign w:val="center"/>
           </w:tcPr>
@@ -1405,7 +1405,7 @@
         </w:tc>
         <w:tc>
           <w:tcPr>
-            <w:tcW w:type="dxa" w:w="1680"/>
+            <w:tcW w:type="dxa" w:w="1666"/>
             <w:shd w:val="clear" w:color="auto" w:fill="F7F9FB"/>
             <w:vAlign w:val="center"/>
           </w:tcPr>
@@ -1429,7 +1429,7 @@
         </w:tc>
         <w:tc>
           <w:tcPr>
-            <w:tcW w:type="dxa" w:w="2556"/>
+            <w:tcW w:type="dxa" w:w="2550"/>
             <w:shd w:val="clear" w:color="auto" w:fill="F7F9FB"/>
             <w:vAlign w:val="center"/>
           </w:tcPr>
@@ -1452,7 +1452,7 @@
         </w:tc>
         <w:tc>
           <w:tcPr>
-            <w:tcW w:type="dxa" w:w="2451"/>
+            <w:tcW w:type="dxa" w:w="2497"/>
             <w:shd w:val="clear" w:color="auto" w:fill="F7F9FB"/>
             <w:vAlign w:val="center"/>
           </w:tcPr>
@@ -1475,7 +1475,7 @@
         </w:tc>
         <w:tc>
           <w:tcPr>
-            <w:tcW w:type="dxa" w:w="1380"/>
+            <w:tcW w:type="dxa" w:w="1356"/>
             <w:shd w:val="clear" w:color="auto" w:fill="F7F9FB"/>
             <w:vAlign w:val="center"/>
           </w:tcPr>
@@ -1523,7 +1523,7 @@
         </w:trPr>
         <w:tc>
           <w:tcPr>
-            <w:tcW w:type="dxa" w:w="429"/>
+            <w:tcW w:type="dxa" w:w="427"/>
             <w:shd w:val="clear" w:color="auto" w:fill="FFFFFF"/>
             <w:vAlign w:val="center"/>
           </w:tcPr>
@@ -1547,7 +1547,7 @@
         </w:tc>
         <w:tc>
           <w:tcPr>
-            <w:tcW w:type="dxa" w:w="1680"/>
+            <w:tcW w:type="dxa" w:w="1666"/>
             <w:shd w:val="clear" w:color="auto" w:fill="FFFFFF"/>
             <w:vAlign w:val="center"/>
           </w:tcPr>
@@ -1571,7 +1571,7 @@
         </w:tc>
         <w:tc>
           <w:tcPr>
-            <w:tcW w:type="dxa" w:w="2556"/>
+            <w:tcW w:type="dxa" w:w="2550"/>
             <w:shd w:val="clear" w:color="auto" w:fill="FFFFFF"/>
             <w:vAlign w:val="center"/>
           </w:tcPr>
@@ -1594,7 +1594,7 @@
         </w:tc>
         <w:tc>
           <w:tcPr>
-            <w:tcW w:type="dxa" w:w="2451"/>
+            <w:tcW w:type="dxa" w:w="2497"/>
             <w:shd w:val="clear" w:color="auto" w:fill="FFFFFF"/>
             <w:vAlign w:val="center"/>
           </w:tcPr>
@@ -1617,7 +1617,7 @@
         </w:tc>
         <w:tc>
           <w:tcPr>
-            <w:tcW w:type="dxa" w:w="1380"/>
+            <w:tcW w:type="dxa" w:w="1356"/>
             <w:shd w:val="clear" w:color="auto" w:fill="FFFFFF"/>
             <w:vAlign w:val="center"/>
           </w:tcPr>
@@ -1665,7 +1665,7 @@
         </w:trPr>
         <w:tc>
           <w:tcPr>
-            <w:tcW w:type="dxa" w:w="429"/>
+            <w:tcW w:type="dxa" w:w="427"/>
             <w:shd w:val="clear" w:color="auto" w:fill="F7F9FB"/>
             <w:vAlign w:val="center"/>
           </w:tcPr>
@@ -1689,7 +1689,7 @@
         </w:tc>
         <w:tc>
           <w:tcPr>
-            <w:tcW w:type="dxa" w:w="1680"/>
+            <w:tcW w:type="dxa" w:w="1666"/>
             <w:shd w:val="clear" w:color="auto" w:fill="F7F9FB"/>
             <w:vAlign w:val="center"/>
           </w:tcPr>
@@ -1713,7 +1713,7 @@
         </w:tc>
         <w:tc>
           <w:tcPr>
-            <w:tcW w:type="dxa" w:w="2556"/>
+            <w:tcW w:type="dxa" w:w="2550"/>
             <w:shd w:val="clear" w:color="auto" w:fill="F7F9FB"/>
             <w:vAlign w:val="center"/>
           </w:tcPr>
@@ -1736,7 +1736,7 @@
         </w:tc>
         <w:tc>
           <w:tcPr>
-            <w:tcW w:type="dxa" w:w="2451"/>
+            <w:tcW w:type="dxa" w:w="2497"/>
             <w:shd w:val="clear" w:color="auto" w:fill="F7F9FB"/>
             <w:vAlign w:val="center"/>
           </w:tcPr>
@@ -1759,7 +1759,7 @@
         </w:tc>
         <w:tc>
           <w:tcPr>
-            <w:tcW w:type="dxa" w:w="1380"/>
+            <w:tcW w:type="dxa" w:w="1356"/>
             <w:shd w:val="clear" w:color="auto" w:fill="F7F9FB"/>
             <w:vAlign w:val="center"/>
           </w:tcPr>
@@ -1787,7 +1787,7 @@
         </w:trPr>
         <w:tc>
           <w:tcPr>
-            <w:tcW w:type="dxa" w:w="429"/>
+            <w:tcW w:type="dxa" w:w="427"/>
             <w:shd w:val="clear" w:color="auto" w:fill="FFFFFF"/>
             <w:vAlign w:val="center"/>
           </w:tcPr>
@@ -1811,7 +1811,7 @@
         </w:tc>
         <w:tc>
           <w:tcPr>
-            <w:tcW w:type="dxa" w:w="1680"/>
+            <w:tcW w:type="dxa" w:w="1666"/>
             <w:shd w:val="clear" w:color="auto" w:fill="FFFFFF"/>
             <w:vAlign w:val="center"/>
           </w:tcPr>
@@ -1835,7 +1835,7 @@
         </w:tc>
         <w:tc>
           <w:tcPr>
-            <w:tcW w:type="dxa" w:w="2556"/>
+            <w:tcW w:type="dxa" w:w="2550"/>
             <w:shd w:val="clear" w:color="auto" w:fill="FFFFFF"/>
             <w:vAlign w:val="center"/>
           </w:tcPr>
@@ -1858,7 +1858,7 @@
         </w:tc>
         <w:tc>
           <w:tcPr>
-            <w:tcW w:type="dxa" w:w="2451"/>
+            <w:tcW w:type="dxa" w:w="2497"/>
             <w:shd w:val="clear" w:color="auto" w:fill="FFFFFF"/>
             <w:vAlign w:val="center"/>
           </w:tcPr>
@@ -1881,7 +1881,7 @@
         </w:tc>
         <w:tc>
           <w:tcPr>
-            <w:tcW w:type="dxa" w:w="1380"/>
+            <w:tcW w:type="dxa" w:w="1356"/>
             <w:shd w:val="clear" w:color="auto" w:fill="FFFFFF"/>
             <w:vAlign w:val="center"/>
           </w:tcPr>
@@ -1919,7 +1919,7 @@
         </w:trPr>
         <w:tc>
           <w:tcPr>
-            <w:tcW w:type="dxa" w:w="429"/>
+            <w:tcW w:type="dxa" w:w="427"/>
             <w:shd w:val="clear" w:color="auto" w:fill="F7F9FB"/>
             <w:vAlign w:val="center"/>
           </w:tcPr>
@@ -1943,7 +1943,7 @@
         </w:tc>
         <w:tc>
           <w:tcPr>
-            <w:tcW w:type="dxa" w:w="1680"/>
+            <w:tcW w:type="dxa" w:w="1666"/>
             <w:shd w:val="clear" w:color="auto" w:fill="F7F9FB"/>
             <w:vAlign w:val="center"/>
           </w:tcPr>
@@ -1967,7 +1967,7 @@
         </w:tc>
         <w:tc>
           <w:tcPr>
-            <w:tcW w:type="dxa" w:w="2556"/>
+            <w:tcW w:type="dxa" w:w="2550"/>
             <w:shd w:val="clear" w:color="auto" w:fill="F7F9FB"/>
             <w:vAlign w:val="center"/>
           </w:tcPr>
@@ -1990,7 +1990,7 @@
         </w:tc>
         <w:tc>
           <w:tcPr>
-            <w:tcW w:type="dxa" w:w="2451"/>
+            <w:tcW w:type="dxa" w:w="2497"/>
             <w:shd w:val="clear" w:color="auto" w:fill="F7F9FB"/>
             <w:vAlign w:val="center"/>
           </w:tcPr>
@@ -2013,7 +2013,7 @@
         </w:tc>
         <w:tc>
           <w:tcPr>
-            <w:tcW w:type="dxa" w:w="1380"/>
+            <w:tcW w:type="dxa" w:w="1356"/>
             <w:shd w:val="clear" w:color="auto" w:fill="F7F9FB"/>
             <w:vAlign w:val="center"/>
           </w:tcPr>
@@ -2061,8 +2061,150 @@
         </w:trPr>
         <w:tc>
           <w:tcPr>
-            <w:tcW w:type="dxa" w:w="429"/>
+            <w:tcW w:type="dxa" w:w="427"/>
             <w:shd w:val="clear" w:color="auto" w:fill="FFFFFF"/>
+            <w:vAlign w:val="center"/>
+          </w:tcPr>
+          <w:p>
+            <w:pPr>
+              <w:keepNext/>
+              <w:spacing w:after="0"/>
+              <w:jc w:val="center"/>
+            </w:pPr>
+            <w:r>
+              <w:rPr>
+                <w:rFonts w:ascii="Calibri" w:hAnsi="Calibri"/>
+                <w:b/>
+                <w:i w:val="0"/>
+                <w:color w:val="222222"/>
+                <w:sz w:val="20"/>
+              </w:rPr>
+              <w:t>15</w:t>
+            </w:r>
+          </w:p>
+        </w:tc>
+        <w:tc>
+          <w:tcPr>
+            <w:tcW w:type="dxa" w:w="1666"/>
+            <w:shd w:val="clear" w:color="auto" w:fill="FFFFFF"/>
+            <w:vAlign w:val="center"/>
+          </w:tcPr>
+          <w:p>
+            <w:pPr>
+              <w:keepNext/>
+              <w:spacing w:after="0"/>
+              <w:jc w:val="center"/>
+            </w:pPr>
+            <w:r>
+              <w:rPr>
+                <w:rFonts w:ascii="Calibri" w:hAnsi="Calibri"/>
+                <w:b w:val="0"/>
+                <w:i w:val="0"/>
+                <w:color w:val="222222"/>
+                <w:sz w:val="20"/>
+              </w:rPr>
+              <w:t>2026-10-24</w:t>
+            </w:r>
+          </w:p>
+        </w:tc>
+        <w:tc>
+          <w:tcPr>
+            <w:tcW w:type="dxa" w:w="2550"/>
+            <w:shd w:val="clear" w:color="auto" w:fill="FFFFFF"/>
+            <w:vAlign w:val="center"/>
+          </w:tcPr>
+          <w:p>
+            <w:pPr>
+              <w:keepNext/>
+              <w:spacing w:after="0"/>
+            </w:pPr>
+            <w:r>
+              <w:rPr>
+                <w:rFonts w:ascii="Calibri" w:hAnsi="Calibri"/>
+                <w:b w:val="0"/>
+                <w:i w:val="0"/>
+                <w:color w:val="222222"/>
+                <w:sz w:val="20"/>
+              </w:rPr>
+              <w:t>Embodied stage 1d: a held reach against a rhythmic swing, fresh seeds</w:t>
+            </w:r>
+          </w:p>
+        </w:tc>
+        <w:tc>
+          <w:tcPr>
+            <w:tcW w:type="dxa" w:w="2497"/>
+            <w:shd w:val="clear" w:color="auto" w:fill="FFFFFF"/>
+            <w:vAlign w:val="center"/>
+          </w:tcPr>
+          <w:p>
+            <w:pPr>
+              <w:keepNext/>
+              <w:spacing w:after="0"/>
+            </w:pPr>
+            <w:r>
+              <w:rPr>
+                <w:rFonts w:ascii="Calibri" w:hAnsi="Calibri"/>
+                <w:b w:val="0"/>
+                <w:i w:val="0"/>
+                <w:color w:val="222222"/>
+                <w:sz w:val="20"/>
+              </w:rPr>
+              <w:t>4 of 4 registered predictions pass</w:t>
+            </w:r>
+          </w:p>
+        </w:tc>
+        <w:tc>
+          <w:tcPr>
+            <w:tcW w:type="dxa" w:w="1356"/>
+            <w:shd w:val="clear" w:color="auto" w:fill="FFFFFF"/>
+            <w:vAlign w:val="center"/>
+          </w:tcPr>
+          <w:p>
+            <w:pPr>
+              <w:keepNext/>
+              <w:spacing w:after="0"/>
+            </w:pPr>
+            <w:r>
+              <w:rPr>
+                <w:rFonts w:ascii="Consolas" w:hAnsi="Consolas"/>
+                <w:b w:val="0"/>
+                <w:i w:val="0"/>
+                <w:color w:val="222222"/>
+                <w:sz w:val="18"/>
+              </w:rPr>
+              <w:t>66502eb</w:t>
+            </w:r>
+            <w:r>
+              <w:rPr>
+                <w:rFonts w:ascii="Calibri" w:hAnsi="Calibri"/>
+                <w:b w:val="0"/>
+                <w:i w:val="0"/>
+                <w:color w:val="222222"/>
+                <w:sz w:val="20"/>
+              </w:rPr>
+              <w:t xml:space="preserve"> … </w:t>
+            </w:r>
+            <w:r>
+              <w:rPr>
+                <w:rFonts w:ascii="Consolas" w:hAnsi="Consolas"/>
+                <w:b w:val="0"/>
+                <w:i w:val="0"/>
+                <w:color w:val="222222"/>
+                <w:sz w:val="18"/>
+              </w:rPr>
+              <w:t>19ab0ae</w:t>
+            </w:r>
+          </w:p>
+        </w:tc>
+      </w:tr>
+      <w:tr>
+        <w:trPr>
+          <w:cantSplit/>
+        </w:trPr>
+        <w:tc>
+          <w:tcPr>
+            <w:tcW w:type="dxa" w:w="427"/>
+            <w:shd w:val="clear" w:color="auto" w:fill="F7F9FB"/>
             <w:vAlign w:val="center"/>
           </w:tcPr>
           <w:p>
@@ -2079,14 +2221,14 @@
                 <w:color w:val="222222"/>
                 <w:sz w:val="20"/>
               </w:rPr>
-              <w:t>15</w:t>
+              <w:t>16</w:t>
             </w:r>
           </w:p>
         </w:tc>
         <w:tc>
           <w:tcPr>
-            <w:tcW w:type="dxa" w:w="1680"/>
-            <w:shd w:val="clear" w:color="auto" w:fill="FFFFFF"/>
+            <w:tcW w:type="dxa" w:w="1666"/>
+            <w:shd w:val="clear" w:color="auto" w:fill="F7F9FB"/>
             <w:vAlign w:val="center"/>
           </w:tcPr>
           <w:p>
@@ -2109,8 +2251,8 @@
         </w:tc>
         <w:tc>
           <w:tcPr>
-            <w:tcW w:type="dxa" w:w="2556"/>
-            <w:shd w:val="clear" w:color="auto" w:fill="FFFFFF"/>
+            <w:tcW w:type="dxa" w:w="2550"/>
+            <w:shd w:val="clear" w:color="auto" w:fill="F7F9FB"/>
             <w:vAlign w:val="center"/>
           </w:tcPr>
           <w:p>
@@ -2126,14 +2268,14 @@
                 <w:color w:val="222222"/>
                 <w:sz w:val="20"/>
               </w:rPr>
-              <w:t>Embodied stage 1d: a held reach against a rhythmic swing, fresh seeds</w:t>
+              <w:t>Embodied stages 1e and 1f: the FlyWire brain drives the male nerve cord and the leg</w:t>
             </w:r>
           </w:p>
         </w:tc>
         <w:tc>
           <w:tcPr>
-            <w:tcW w:type="dxa" w:w="2451"/>
-            <w:shd w:val="clear" w:color="auto" w:fill="FFFFFF"/>
+            <w:tcW w:type="dxa" w:w="2497"/>
+            <w:shd w:val="clear" w:color="auto" w:fill="F7F9FB"/>
             <w:vAlign w:val="center"/>
           </w:tcPr>
           <w:p>
@@ -2149,14 +2291,14 @@
                 <w:color w:val="222222"/>
                 <w:sz w:val="20"/>
               </w:rPr>
-              <w:t>4 of 4 registered predictions pass</w:t>
+              <w:t>1e uninterpretable as registered; 1f 5 of 5 pass on fresh seeds</w:t>
             </w:r>
           </w:p>
         </w:tc>
         <w:tc>
           <w:tcPr>
-            <w:tcW w:type="dxa" w:w="1380"/>
-            <w:shd w:val="clear" w:color="auto" w:fill="FFFFFF"/>
+            <w:tcW w:type="dxa" w:w="1356"/>
+            <w:shd w:val="clear" w:color="auto" w:fill="F7F9FB"/>
             <w:vAlign w:val="center"/>
           </w:tcPr>
           <w:p>
@@ -2172,7 +2314,7 @@
                 <w:color w:val="222222"/>
                 <w:sz w:val="18"/>
               </w:rPr>
-              <w:t>66502eb</w:t>
+              <w:t>f2f5ad3</w:t>
             </w:r>
             <w:r>
               <w:rPr>
@@ -5837,6 +5979,228 @@
           <w:sz w:val="19"/>
         </w:rPr>
         <w:t>outputs/fly/embodied_stage1d_SIMULATED.</w:t>
+      </w:r>
+      <w:r>
+        <w:rPr>
+          <w:rFonts w:ascii="Calibri" w:hAnsi="Calibri"/>
+          <w:b w:val="0"/>
+          <w:i w:val="0"/>
+          <w:color w:val="222222"/>
+          <w:sz w:val="21"/>
+        </w:rPr>
+        <w:t>.</w:t>
+      </w:r>
+    </w:p>
+    <w:p>
+      <w:pPr>
+        <w:keepNext/>
+        <w:spacing w:before="240" w:after="60"/>
+      </w:pPr>
+      <w:r>
+        <w:rPr>
+          <w:rFonts w:ascii="Calibri" w:hAnsi="Calibri"/>
+          <w:b/>
+          <w:i w:val="0"/>
+          <w:color w:val="1F4E79"/>
+          <w:sz w:val="23"/>
+        </w:rPr>
+        <w:t>16. From an antennal touch in the brain to a leg at the head</w:t>
+      </w:r>
+    </w:p>
+    <w:p>
+      <w:pPr>
+        <w:spacing w:after="120"/>
+      </w:pPr>
+      <w:r>
+        <w:rPr>
+          <w:rFonts w:ascii="Calibri" w:hAnsi="Calibri"/>
+          <w:b/>
+          <w:i w:val="0"/>
+          <w:color w:val="156082"/>
+          <w:sz w:val="21"/>
+        </w:rPr>
+        <w:t>Slide message:</w:t>
+      </w:r>
+      <w:r>
+        <w:rPr>
+          <w:rFonts w:ascii="Calibri" w:hAnsi="Calibri"/>
+          <w:b w:val="0"/>
+          <w:i w:val="0"/>
+          <w:color w:val="222222"/>
+          <w:sz w:val="21"/>
+        </w:rPr>
+        <w:t xml:space="preserve"> </w:t>
+      </w:r>
+      <w:r>
+        <w:rPr>
+          <w:rFonts w:ascii="Calibri" w:hAnsi="Calibri"/>
+          <w:b w:val="0"/>
+          <w:i/>
+          <w:color w:val="222222"/>
+          <w:sz w:val="21"/>
+        </w:rPr>
+        <w:t>Antennal input to the validated FlyWire brain, relayed through matched descending neurons into the male nerve cord, moves a muscle-driven leg to the head; sugar input does not, and removing four grooming neurons abolishes the movement.</w:t>
+      </w:r>
+    </w:p>
+    <w:p>
+      <w:pPr>
+        <w:spacing w:after="120"/>
+        <w:ind w:left="432" w:hanging="259"/>
+      </w:pPr>
+      <w:r>
+        <w:rPr>
+          <w:rFonts w:ascii="Calibri" w:hAnsi="Calibri"/>
+          <w:b w:val="0"/>
+          <w:i w:val="0"/>
+          <w:color w:val="222222"/>
+          <w:sz w:val="21"/>
+        </w:rPr>
+        <w:t>•</w:t>
+        <w:tab/>
+      </w:r>
+      <w:r>
+        <w:rPr>
+          <w:rFonts w:ascii="Calibri" w:hAnsi="Calibri"/>
+          <w:b/>
+          <w:i w:val="0"/>
+          <w:color w:val="156082"/>
+          <w:sz w:val="21"/>
+        </w:rPr>
+        <w:t>What changed.</w:t>
+      </w:r>
+      <w:r>
+        <w:rPr>
+          <w:rFonts w:ascii="Calibri" w:hAnsi="Calibri"/>
+          <w:b w:val="0"/>
+          <w:i w:val="0"/>
+          <w:color w:val="222222"/>
+          <w:sz w:val="21"/>
+        </w:rPr>
+        <w:t xml:space="preserve"> </w:t>
+      </w:r>
+      <w:r>
+        <w:rPr>
+          <w:rFonts w:ascii="Consolas" w:hAnsi="Consolas"/>
+          <w:b w:val="0"/>
+          <w:i w:val="0"/>
+          <w:color w:val="222222"/>
+          <w:sz w:val="19"/>
+        </w:rPr>
+        <w:t>src/neuromps/fly/model.py</w:t>
+      </w:r>
+      <w:r>
+        <w:rPr>
+          <w:rFonts w:ascii="Calibri" w:hAnsi="Calibri"/>
+          <w:b w:val="0"/>
+          <w:i w:val="0"/>
+          <w:color w:val="222222"/>
+          <w:sz w:val="21"/>
+        </w:rPr>
+        <w:t xml:space="preserve"> can replay recorded spike trains into chosen neurons; </w:t>
+      </w:r>
+      <w:r>
+        <w:rPr>
+          <w:rFonts w:ascii="Consolas" w:hAnsi="Consolas"/>
+          <w:b w:val="0"/>
+          <w:i w:val="0"/>
+          <w:color w:val="222222"/>
+          <w:sz w:val="19"/>
+        </w:rPr>
+        <w:t>src/neuromps/fly/relay.py</w:t>
+      </w:r>
+      <w:r>
+        <w:rPr>
+          <w:rFonts w:ascii="Calibri" w:hAnsi="Calibri"/>
+          <w:b w:val="0"/>
+          <w:i w:val="0"/>
+          <w:color w:val="222222"/>
+          <w:sz w:val="21"/>
+        </w:rPr>
+        <w:t xml:space="preserve"> pairs descending neurons across the two connectomes by cell type and side and joins the FlyWire brain to the male nerve cord; stage 1e and stage 1f were each registered before running.</w:t>
+      </w:r>
+    </w:p>
+    <w:p>
+      <w:pPr>
+        <w:spacing w:after="120"/>
+        <w:ind w:left="432" w:hanging="259"/>
+      </w:pPr>
+      <w:r>
+        <w:rPr>
+          <w:rFonts w:ascii="Calibri" w:hAnsi="Calibri"/>
+          <w:b w:val="0"/>
+          <w:i w:val="0"/>
+          <w:color w:val="222222"/>
+          <w:sz w:val="21"/>
+        </w:rPr>
+        <w:t>•</w:t>
+        <w:tab/>
+      </w:r>
+      <w:r>
+        <w:rPr>
+          <w:rFonts w:ascii="Calibri" w:hAnsi="Calibri"/>
+          <w:b/>
+          <w:i w:val="0"/>
+          <w:color w:val="156082"/>
+          <w:sz w:val="21"/>
+        </w:rPr>
+        <w:t>Effect.</w:t>
+      </w:r>
+      <w:r>
+        <w:rPr>
+          <w:rFonts w:ascii="Calibri" w:hAnsi="Calibri"/>
+          <w:b w:val="0"/>
+          <w:i w:val="0"/>
+          <w:color w:val="222222"/>
+          <w:sz w:val="21"/>
+        </w:rPr>
+        <w:t xml:space="preserve"> Stage 1e's absolute precondition failed (grooming descending neurons at 8.531 Hz against a 10 Hz line), so its leg results are uninterpretable. Stage 1f, on fresh seeds, passes all five predictions: claw to 0.5369 mm under antennal input against 0.9377 under sugar; back to 1.4793 mm when aDN1 and aDN2 are removed.</w:t>
+      </w:r>
+    </w:p>
+    <w:p>
+      <w:pPr>
+        <w:spacing w:after="120"/>
+        <w:ind w:left="432" w:hanging="259"/>
+      </w:pPr>
+      <w:r>
+        <w:rPr>
+          <w:rFonts w:ascii="Calibri" w:hAnsi="Calibri"/>
+          <w:b w:val="0"/>
+          <w:i w:val="0"/>
+          <w:color w:val="222222"/>
+          <w:sz w:val="21"/>
+        </w:rPr>
+        <w:t>•</w:t>
+        <w:tab/>
+      </w:r>
+      <w:r>
+        <w:rPr>
+          <w:rFonts w:ascii="Calibri" w:hAnsi="Calibri"/>
+          <w:b/>
+          <w:i w:val="0"/>
+          <w:color w:val="156082"/>
+          <w:sz w:val="21"/>
+        </w:rPr>
+        <w:t>Evidence.</w:t>
+      </w:r>
+      <w:r>
+        <w:rPr>
+          <w:rFonts w:ascii="Calibri" w:hAnsi="Calibri"/>
+          <w:b w:val="0"/>
+          <w:i w:val="0"/>
+          <w:color w:val="222222"/>
+          <w:sz w:val="21"/>
+        </w:rPr>
+        <w:t xml:space="preserve"> Roadmap §7 and figure; </w:t>
+      </w:r>
+      <w:r>
+        <w:rPr>
+          <w:rFonts w:ascii="Consolas" w:hAnsi="Consolas"/>
+          <w:b w:val="0"/>
+          <w:i w:val="0"/>
+          <w:color w:val="222222"/>
+          <w:sz w:val="19"/>
+        </w:rPr>
+        <w:t>outputs/fly/embodied_stage1f_SIMULATED.</w:t>
       </w:r>
       <w:r>
         <w:rPr>

--- a/report/POST_SUBMISSION_CHANGES.docx
+++ b/report/POST_SUBMISSION_CHANGES.docx
@@ -6201,6 +6201,228 @@
           <w:sz w:val="19"/>
         </w:rPr>
         <w:t>outputs/fly/embodied_stage1f_SIMULATED.</w:t>
+      </w:r>
+      <w:r>
+        <w:rPr>
+          <w:rFonts w:ascii="Calibri" w:hAnsi="Calibri"/>
+          <w:b w:val="0"/>
+          <w:i w:val="0"/>
+          <w:color w:val="222222"/>
+          <w:sz w:val="21"/>
+        </w:rPr>
+        <w:t>.</w:t>
+      </w:r>
+    </w:p>
+    <w:p>
+      <w:pPr>
+        <w:keepNext/>
+        <w:spacing w:before="240" w:after="60"/>
+      </w:pPr>
+      <w:r>
+        <w:rPr>
+          <w:rFonts w:ascii="Calibri" w:hAnsi="Calibri"/>
+          <w:b/>
+          <w:i w:val="0"/>
+          <w:color w:val="1F4E79"/>
+          <w:sz w:val="23"/>
+        </w:rPr>
+        <w:t>17. The nerve cord alone does not walk</w:t>
+      </w:r>
+    </w:p>
+    <w:p>
+      <w:pPr>
+        <w:spacing w:after="120"/>
+      </w:pPr>
+      <w:r>
+        <w:rPr>
+          <w:rFonts w:ascii="Calibri" w:hAnsi="Calibri"/>
+          <w:b/>
+          <w:i w:val="0"/>
+          <w:color w:val="156082"/>
+          <w:sz w:val="21"/>
+        </w:rPr>
+        <w:t>Slide message:</w:t>
+      </w:r>
+      <w:r>
+        <w:rPr>
+          <w:rFonts w:ascii="Calibri" w:hAnsi="Calibri"/>
+          <w:b w:val="0"/>
+          <w:i w:val="0"/>
+          <w:color w:val="222222"/>
+          <w:sz w:val="21"/>
+        </w:rPr>
+        <w:t xml:space="preserve"> </w:t>
+      </w:r>
+      <w:r>
+        <w:rPr>
+          <w:rFonts w:ascii="Calibri" w:hAnsi="Calibri"/>
+          <w:b w:val="0"/>
+          <w:i/>
+          <w:color w:val="222222"/>
+          <w:sz w:val="21"/>
+        </w:rPr>
+        <w:t>Driven by its walking command, the connectome-only nerve cord fires the leg extensors tonically and leaves the flexors silent: no rhythm. Rhythm needs intrinsic currents the connectome does not record; adding them is the next registered step.</w:t>
+      </w:r>
+    </w:p>
+    <w:p>
+      <w:pPr>
+        <w:spacing w:after="120"/>
+        <w:ind w:left="432" w:hanging="259"/>
+      </w:pPr>
+      <w:r>
+        <w:rPr>
+          <w:rFonts w:ascii="Calibri" w:hAnsi="Calibri"/>
+          <w:b w:val="0"/>
+          <w:i w:val="0"/>
+          <w:color w:val="222222"/>
+          <w:sz w:val="21"/>
+        </w:rPr>
+        <w:t>•</w:t>
+        <w:tab/>
+      </w:r>
+      <w:r>
+        <w:rPr>
+          <w:rFonts w:ascii="Calibri" w:hAnsi="Calibri"/>
+          <w:b/>
+          <w:i w:val="0"/>
+          <w:color w:val="156082"/>
+          <w:sz w:val="21"/>
+        </w:rPr>
+        <w:t>What changed.</w:t>
+      </w:r>
+      <w:r>
+        <w:rPr>
+          <w:rFonts w:ascii="Calibri" w:hAnsi="Calibri"/>
+          <w:b w:val="0"/>
+          <w:i w:val="0"/>
+          <w:color w:val="222222"/>
+          <w:sz w:val="21"/>
+        </w:rPr>
+        <w:t xml:space="preserve"> </w:t>
+      </w:r>
+      <w:r>
+        <w:rPr>
+          <w:rFonts w:ascii="Consolas" w:hAnsi="Consolas"/>
+          <w:b w:val="0"/>
+          <w:i w:val="0"/>
+          <w:color w:val="222222"/>
+          <w:sz w:val="19"/>
+        </w:rPr>
+        <w:t>src/neuromps/fly/fictive.py</w:t>
+      </w:r>
+      <w:r>
+        <w:rPr>
+          <w:rFonts w:ascii="Calibri" w:hAnsi="Calibri"/>
+          <w:b w:val="0"/>
+          <w:i w:val="0"/>
+          <w:color w:val="222222"/>
+          <w:sz w:val="21"/>
+        </w:rPr>
+        <w:t xml:space="preserve"> runs stage 2a (registered before running): the six legs' tibia flexor and extensor pools under walking, grooming and backward-walking commands, phases measured between pools. </w:t>
+      </w:r>
+      <w:r>
+        <w:rPr>
+          <w:rFonts w:ascii="Consolas" w:hAnsi="Consolas"/>
+          <w:b w:val="0"/>
+          <w:i w:val="0"/>
+          <w:color w:val="222222"/>
+          <w:sz w:val="19"/>
+        </w:rPr>
+        <w:t>src/neuromps/fetch/flybody.py</w:t>
+      </w:r>
+      <w:r>
+        <w:rPr>
+          <w:rFonts w:ascii="Calibri" w:hAnsi="Calibri"/>
+          <w:b w:val="0"/>
+          <w:i w:val="0"/>
+          <w:color w:val="222222"/>
+          <w:sz w:val="21"/>
+        </w:rPr>
+        <w:t xml:space="preserve"> fetches the flybody whole-body model (Apache-2.0) for the feeding and walking body, each file checked against its git hash.</w:t>
+      </w:r>
+    </w:p>
+    <w:p>
+      <w:pPr>
+        <w:spacing w:after="120"/>
+        <w:ind w:left="432" w:hanging="259"/>
+      </w:pPr>
+      <w:r>
+        <w:rPr>
+          <w:rFonts w:ascii="Calibri" w:hAnsi="Calibri"/>
+          <w:b w:val="0"/>
+          <w:i w:val="0"/>
+          <w:color w:val="222222"/>
+          <w:sz w:val="21"/>
+        </w:rPr>
+        <w:t>•</w:t>
+        <w:tab/>
+      </w:r>
+      <w:r>
+        <w:rPr>
+          <w:rFonts w:ascii="Calibri" w:hAnsi="Calibri"/>
+          <w:b/>
+          <w:i w:val="0"/>
+          <w:color w:val="156082"/>
+          <w:sz w:val="21"/>
+        </w:rPr>
+        <w:t>Effect.</w:t>
+      </w:r>
+      <w:r>
+        <w:rPr>
+          <w:rFonts w:ascii="Calibri" w:hAnsi="Calibri"/>
+          <w:b w:val="0"/>
+          <w:i w:val="0"/>
+          <w:color w:val="222222"/>
+          <w:sz w:val="21"/>
+        </w:rPr>
+        <w:t xml:space="preserve"> Silent without drive (W0 passes); under the walking command the left middle-leg extensors fire at 54.12 Hz and the left front flexors at 0.0 Hz, so there is no rhythm and no phase (W1 to W4 fail). The roadmap listed this risk and the response to it.</w:t>
+      </w:r>
+    </w:p>
+    <w:p>
+      <w:pPr>
+        <w:spacing w:after="120"/>
+        <w:ind w:left="432" w:hanging="259"/>
+      </w:pPr>
+      <w:r>
+        <w:rPr>
+          <w:rFonts w:ascii="Calibri" w:hAnsi="Calibri"/>
+          <w:b w:val="0"/>
+          <w:i w:val="0"/>
+          <w:color w:val="222222"/>
+          <w:sz w:val="21"/>
+        </w:rPr>
+        <w:t>•</w:t>
+        <w:tab/>
+      </w:r>
+      <w:r>
+        <w:rPr>
+          <w:rFonts w:ascii="Calibri" w:hAnsi="Calibri"/>
+          <w:b/>
+          <w:i w:val="0"/>
+          <w:color w:val="156082"/>
+          <w:sz w:val="21"/>
+        </w:rPr>
+        <w:t>Evidence.</w:t>
+      </w:r>
+      <w:r>
+        <w:rPr>
+          <w:rFonts w:ascii="Calibri" w:hAnsi="Calibri"/>
+          <w:b w:val="0"/>
+          <w:i w:val="0"/>
+          <w:color w:val="222222"/>
+          <w:sz w:val="21"/>
+        </w:rPr>
+        <w:t xml:space="preserve"> Roadmap §7 and figure; </w:t>
+      </w:r>
+      <w:r>
+        <w:rPr>
+          <w:rFonts w:ascii="Consolas" w:hAnsi="Consolas"/>
+          <w:b w:val="0"/>
+          <w:i w:val="0"/>
+          <w:color w:val="222222"/>
+          <w:sz w:val="19"/>
+        </w:rPr>
+        <w:t>outputs/fly/embodied_stage2a_SIMULATED.</w:t>
       </w:r>
       <w:r>
         <w:rPr>

--- a/report/POST_SUBMISSION_CHANGES.docx
+++ b/report/POST_SUBMISSION_CHANGES.docx
@@ -6423,6 +6423,228 @@
           <w:sz w:val="19"/>
         </w:rPr>
         <w:t>outputs/fly/embodied_stage2a_SIMULATED.</w:t>
+      </w:r>
+      <w:r>
+        <w:rPr>
+          <w:rFonts w:ascii="Calibri" w:hAnsi="Calibri"/>
+          <w:b w:val="0"/>
+          <w:i w:val="0"/>
+          <w:color w:val="222222"/>
+          <w:sz w:val="21"/>
+        </w:rPr>
+        <w:t>.</w:t>
+      </w:r>
+    </w:p>
+    <w:p>
+      <w:pPr>
+        <w:keepNext/>
+        <w:spacing w:before="240" w:after="60"/>
+      </w:pPr>
+      <w:r>
+        <w:rPr>
+          <w:rFonts w:ascii="Calibri" w:hAnsi="Calibri"/>
+          <w:b/>
+          <w:i w:val="0"/>
+          <w:color w:val="1F4E79"/>
+          <w:sz w:val="23"/>
+        </w:rPr>
+        <w:t>18. Sugar extends the proboscis, bitter holds it back</w:t>
+      </w:r>
+    </w:p>
+    <w:p>
+      <w:pPr>
+        <w:spacing w:after="120"/>
+      </w:pPr>
+      <w:r>
+        <w:rPr>
+          <w:rFonts w:ascii="Calibri" w:hAnsi="Calibri"/>
+          <w:b/>
+          <w:i w:val="0"/>
+          <w:color w:val="156082"/>
+          <w:sz w:val="21"/>
+        </w:rPr>
+        <w:t>Slide message:</w:t>
+      </w:r>
+      <w:r>
+        <w:rPr>
+          <w:rFonts w:ascii="Calibri" w:hAnsi="Calibri"/>
+          <w:b w:val="0"/>
+          <w:i w:val="0"/>
+          <w:color w:val="222222"/>
+          <w:sz w:val="21"/>
+        </w:rPr>
+        <w:t xml:space="preserve"> </w:t>
+      </w:r>
+      <w:r>
+        <w:rPr>
+          <w:rFonts w:ascii="Calibri" w:hAnsi="Calibri"/>
+          <w:b w:val="0"/>
+          <w:i/>
+          <w:color w:val="222222"/>
+          <w:sz w:val="21"/>
+        </w:rPr>
+        <w:t>Sugar input to the validated FlyWire brain drives the motor neurons of each proboscis muscle the literature names, and a simulated proboscis extends fully; bitter input holds it back. Six of six registered predictions pass.</w:t>
+      </w:r>
+    </w:p>
+    <w:p>
+      <w:pPr>
+        <w:spacing w:after="120"/>
+        <w:ind w:left="432" w:hanging="259"/>
+      </w:pPr>
+      <w:r>
+        <w:rPr>
+          <w:rFonts w:ascii="Calibri" w:hAnsi="Calibri"/>
+          <w:b w:val="0"/>
+          <w:i w:val="0"/>
+          <w:color w:val="222222"/>
+          <w:sz w:val="21"/>
+        </w:rPr>
+        <w:t>•</w:t>
+        <w:tab/>
+      </w:r>
+      <w:r>
+        <w:rPr>
+          <w:rFonts w:ascii="Calibri" w:hAnsi="Calibri"/>
+          <w:b/>
+          <w:i w:val="0"/>
+          <w:color w:val="156082"/>
+          <w:sz w:val="21"/>
+        </w:rPr>
+        <w:t>What changed.</w:t>
+      </w:r>
+      <w:r>
+        <w:rPr>
+          <w:rFonts w:ascii="Calibri" w:hAnsi="Calibri"/>
+          <w:b w:val="0"/>
+          <w:i w:val="0"/>
+          <w:color w:val="222222"/>
+          <w:sz w:val="21"/>
+        </w:rPr>
+        <w:t xml:space="preserve"> </w:t>
+      </w:r>
+      <w:r>
+        <w:rPr>
+          <w:rFonts w:ascii="Consolas" w:hAnsi="Consolas"/>
+          <w:b w:val="0"/>
+          <w:i w:val="0"/>
+          <w:color w:val="222222"/>
+          <w:sz w:val="19"/>
+        </w:rPr>
+        <w:t>src/neuromps/fly/proboscis.py</w:t>
+      </w:r>
+      <w:r>
+        <w:rPr>
+          <w:rFonts w:ascii="Calibri" w:hAnsi="Calibri"/>
+          <w:b w:val="0"/>
+          <w:i w:val="0"/>
+          <w:color w:val="222222"/>
+          <w:sz w:val="21"/>
+        </w:rPr>
+        <w:t xml:space="preserve"> drives the flybody proboscis (body fixed, 0.01 ms step, checked against a step half that size); </w:t>
+      </w:r>
+      <w:r>
+        <w:rPr>
+          <w:rFonts w:ascii="Consolas" w:hAnsi="Consolas"/>
+          <w:b w:val="0"/>
+          <w:i w:val="0"/>
+          <w:color w:val="222222"/>
+          <w:sz w:val="19"/>
+        </w:rPr>
+        <w:t>src/neuromps/fly/embodied_stage2b.py</w:t>
+      </w:r>
+      <w:r>
+        <w:rPr>
+          <w:rFonts w:ascii="Calibri" w:hAnsi="Calibri"/>
+          <w:b w:val="0"/>
+          <w:i w:val="0"/>
+          <w:color w:val="222222"/>
+          <w:sz w:val="21"/>
+        </w:rPr>
+        <w:t xml:space="preserve"> turns the proboscis motor pools (MN9, MN1/MN2, MN4, MN3, named by FlyWire cell type after McKellar et al. 2020) into rostrum and haustellum commands. Registered before running.</w:t>
+      </w:r>
+    </w:p>
+    <w:p>
+      <w:pPr>
+        <w:spacing w:after="120"/>
+        <w:ind w:left="432" w:hanging="259"/>
+      </w:pPr>
+      <w:r>
+        <w:rPr>
+          <w:rFonts w:ascii="Calibri" w:hAnsi="Calibri"/>
+          <w:b w:val="0"/>
+          <w:i w:val="0"/>
+          <w:color w:val="222222"/>
+          <w:sz w:val="21"/>
+        </w:rPr>
+        <w:t>•</w:t>
+        <w:tab/>
+      </w:r>
+      <w:r>
+        <w:rPr>
+          <w:rFonts w:ascii="Calibri" w:hAnsi="Calibri"/>
+          <w:b/>
+          <w:i w:val="0"/>
+          <w:color w:val="156082"/>
+          <w:sz w:val="21"/>
+        </w:rPr>
+        <w:t>Effect.</w:t>
+      </w:r>
+      <w:r>
+        <w:rPr>
+          <w:rFonts w:ascii="Calibri" w:hAnsi="Calibri"/>
+          <w:b w:val="0"/>
+          <w:i w:val="0"/>
+          <w:color w:val="222222"/>
+          <w:sz w:val="21"/>
+        </w:rPr>
+        <w:t xml:space="preserve"> Full extension under sugar (0.3431 mm of 0.3428); none under bitter, antennal input or none; time-averaged extension from 0.3054 to 0.0488 mm when bitter is added. Sugar recruits only feeding motor neurons (exploratory).</w:t>
+      </w:r>
+    </w:p>
+    <w:p>
+      <w:pPr>
+        <w:spacing w:after="120"/>
+        <w:ind w:left="432" w:hanging="259"/>
+      </w:pPr>
+      <w:r>
+        <w:rPr>
+          <w:rFonts w:ascii="Calibri" w:hAnsi="Calibri"/>
+          <w:b w:val="0"/>
+          <w:i w:val="0"/>
+          <w:color w:val="222222"/>
+          <w:sz w:val="21"/>
+        </w:rPr>
+        <w:t>•</w:t>
+        <w:tab/>
+      </w:r>
+      <w:r>
+        <w:rPr>
+          <w:rFonts w:ascii="Calibri" w:hAnsi="Calibri"/>
+          <w:b/>
+          <w:i w:val="0"/>
+          <w:color w:val="156082"/>
+          <w:sz w:val="21"/>
+        </w:rPr>
+        <w:t>Evidence.</w:t>
+      </w:r>
+      <w:r>
+        <w:rPr>
+          <w:rFonts w:ascii="Calibri" w:hAnsi="Calibri"/>
+          <w:b w:val="0"/>
+          <w:i w:val="0"/>
+          <w:color w:val="222222"/>
+          <w:sz w:val="21"/>
+        </w:rPr>
+        <w:t xml:space="preserve"> Roadmap §7 and figure; </w:t>
+      </w:r>
+      <w:r>
+        <w:rPr>
+          <w:rFonts w:ascii="Consolas" w:hAnsi="Consolas"/>
+          <w:b w:val="0"/>
+          <w:i w:val="0"/>
+          <w:color w:val="222222"/>
+          <w:sz w:val="19"/>
+        </w:rPr>
+        <w:t>outputs/fly/embodied_stage2b_SIMULATED.</w:t>
       </w:r>
       <w:r>
         <w:rPr>

--- a/report/POST_SUBMISSION_CHANGES.docx
+++ b/report/POST_SUBMISSION_CHANGES.docx
@@ -6645,6 +6645,305 @@
           <w:sz w:val="19"/>
         </w:rPr>
         <w:t>outputs/fly/embodied_stage2b_SIMULATED.</w:t>
+      </w:r>
+      <w:r>
+        <w:rPr>
+          <w:rFonts w:ascii="Calibri" w:hAnsi="Calibri"/>
+          <w:b w:val="0"/>
+          <w:i w:val="0"/>
+          <w:color w:val="222222"/>
+          <w:sz w:val="21"/>
+        </w:rPr>
+        <w:t>.</w:t>
+      </w:r>
+    </w:p>
+    <w:p>
+      <w:pPr>
+        <w:keepNext/>
+        <w:spacing w:before="240" w:after="60"/>
+      </w:pPr>
+      <w:r>
+        <w:rPr>
+          <w:rFonts w:ascii="Calibri" w:hAnsi="Calibri"/>
+          <w:b/>
+          <w:i w:val="0"/>
+          <w:color w:val="1F4E79"/>
+          <w:sz w:val="23"/>
+        </w:rPr>
+        <w:t>19. A registered sweep that found nothing, and why</w:t>
+      </w:r>
+    </w:p>
+    <w:p>
+      <w:pPr>
+        <w:spacing w:after="120"/>
+      </w:pPr>
+      <w:r>
+        <w:rPr>
+          <w:rFonts w:ascii="Calibri" w:hAnsi="Calibri"/>
+          <w:b/>
+          <w:i w:val="0"/>
+          <w:color w:val="156082"/>
+          <w:sz w:val="21"/>
+        </w:rPr>
+        <w:t>Slide message:</w:t>
+      </w:r>
+      <w:r>
+        <w:rPr>
+          <w:rFonts w:ascii="Calibri" w:hAnsi="Calibri"/>
+          <w:b w:val="0"/>
+          <w:i w:val="0"/>
+          <w:color w:val="222222"/>
+          <w:sz w:val="21"/>
+        </w:rPr>
+        <w:t xml:space="preserve"> </w:t>
+      </w:r>
+      <w:r>
+        <w:rPr>
+          <w:rFonts w:ascii="Calibri" w:hAnsi="Calibri"/>
+          <w:b w:val="0"/>
+          <w:i/>
+          <w:color w:val="222222"/>
+          <w:sz w:val="21"/>
+        </w:rPr>
+        <w:t>We swept the one cell property the roadmap named, reported every setting, and none made the nerve cord walk. The wiring explains it: the walking command's active neurons inhibit the flexors about twice as much as they excite them.</w:t>
+      </w:r>
+    </w:p>
+    <w:p>
+      <w:pPr>
+        <w:spacing w:after="120"/>
+        <w:ind w:left="432" w:hanging="259"/>
+      </w:pPr>
+      <w:r>
+        <w:rPr>
+          <w:rFonts w:ascii="Calibri" w:hAnsi="Calibri"/>
+          <w:b w:val="0"/>
+          <w:i w:val="0"/>
+          <w:color w:val="222222"/>
+          <w:sz w:val="21"/>
+        </w:rPr>
+        <w:t>•</w:t>
+        <w:tab/>
+      </w:r>
+      <w:r>
+        <w:rPr>
+          <w:rFonts w:ascii="Calibri" w:hAnsi="Calibri"/>
+          <w:b/>
+          <w:i w:val="0"/>
+          <w:color w:val="156082"/>
+          <w:sz w:val="21"/>
+        </w:rPr>
+        <w:t>What changed.</w:t>
+      </w:r>
+      <w:r>
+        <w:rPr>
+          <w:rFonts w:ascii="Calibri" w:hAnsi="Calibri"/>
+          <w:b w:val="0"/>
+          <w:i w:val="0"/>
+          <w:color w:val="222222"/>
+          <w:sz w:val="21"/>
+        </w:rPr>
+        <w:t xml:space="preserve"> </w:t>
+      </w:r>
+      <w:r>
+        <w:rPr>
+          <w:rFonts w:ascii="Consolas" w:hAnsi="Consolas"/>
+          <w:b w:val="0"/>
+          <w:i w:val="0"/>
+          <w:color w:val="222222"/>
+          <w:sz w:val="19"/>
+        </w:rPr>
+        <w:t>src/neuromps/fly/model.py</w:t>
+      </w:r>
+      <w:r>
+        <w:rPr>
+          <w:rFonts w:ascii="Calibri" w:hAnsi="Calibri"/>
+          <w:b w:val="0"/>
+          <w:i w:val="0"/>
+          <w:color w:val="222222"/>
+          <w:sz w:val="21"/>
+        </w:rPr>
+        <w:t xml:space="preserve"> gains spike-frequency adaptation (off by default; with it off the spikes are identical to the published model's). </w:t>
+      </w:r>
+      <w:r>
+        <w:rPr>
+          <w:rFonts w:ascii="Consolas" w:hAnsi="Consolas"/>
+          <w:b w:val="0"/>
+          <w:i w:val="0"/>
+          <w:color w:val="222222"/>
+          <w:sz w:val="19"/>
+        </w:rPr>
+        <w:t>connectome.rewire</w:t>
+      </w:r>
+      <w:r>
+        <w:rPr>
+          <w:rFonts w:ascii="Calibri" w:hAnsi="Calibri"/>
+          <w:b w:val="0"/>
+          <w:i w:val="0"/>
+          <w:color w:val="222222"/>
+          <w:sz w:val="21"/>
+        </w:rPr>
+        <w:t xml:space="preserve"> builds a degree-preserving control. </w:t>
+      </w:r>
+      <w:r>
+        <w:rPr>
+          <w:rFonts w:ascii="Consolas" w:hAnsi="Consolas"/>
+          <w:b w:val="0"/>
+          <w:i w:val="0"/>
+          <w:color w:val="222222"/>
+          <w:sz w:val="19"/>
+        </w:rPr>
+        <w:t>src/neuromps/fly/embodied_stage2c.py</w:t>
+      </w:r>
+      <w:r>
+        <w:rPr>
+          <w:rFonts w:ascii="Calibri" w:hAnsi="Calibri"/>
+          <w:b w:val="0"/>
+          <w:i w:val="0"/>
+          <w:color w:val="222222"/>
+          <w:sz w:val="21"/>
+        </w:rPr>
+        <w:t xml:space="preserve"> runs the registered sweep, selection rule and confirmation. </w:t>
+      </w:r>
+      <w:r>
+        <w:rPr>
+          <w:rFonts w:ascii="Consolas" w:hAnsi="Consolas"/>
+          <w:b w:val="0"/>
+          <w:i w:val="0"/>
+          <w:color w:val="222222"/>
+          <w:sz w:val="19"/>
+        </w:rPr>
+        <w:t>src/neuromps/fly/flexor_diagnostic.py</w:t>
+      </w:r>
+      <w:r>
+        <w:rPr>
+          <w:rFonts w:ascii="Calibri" w:hAnsi="Calibri"/>
+          <w:b w:val="0"/>
+          <w:i w:val="0"/>
+          <w:color w:val="222222"/>
+          <w:sz w:val="21"/>
+        </w:rPr>
+        <w:t xml:space="preserve"> is the exploratory follow-up.</w:t>
+      </w:r>
+    </w:p>
+    <w:p>
+      <w:pPr>
+        <w:spacing w:after="120"/>
+        <w:ind w:left="432" w:hanging="259"/>
+      </w:pPr>
+      <w:r>
+        <w:rPr>
+          <w:rFonts w:ascii="Calibri" w:hAnsi="Calibri"/>
+          <w:b w:val="0"/>
+          <w:i w:val="0"/>
+          <w:color w:val="222222"/>
+          <w:sz w:val="21"/>
+        </w:rPr>
+        <w:t>•</w:t>
+        <w:tab/>
+      </w:r>
+      <w:r>
+        <w:rPr>
+          <w:rFonts w:ascii="Calibri" w:hAnsi="Calibri"/>
+          <w:b/>
+          <w:i w:val="0"/>
+          <w:color w:val="156082"/>
+          <w:sz w:val="21"/>
+        </w:rPr>
+        <w:t>Effect.</w:t>
+      </w:r>
+      <w:r>
+        <w:rPr>
+          <w:rFonts w:ascii="Calibri" w:hAnsi="Calibri"/>
+          <w:b w:val="0"/>
+          <w:i w:val="0"/>
+          <w:color w:val="222222"/>
+          <w:sz w:val="21"/>
+        </w:rPr>
+        <w:t xml:space="preserve"> 0 of 36 cells produce a rhythm; the stage stops as registered. Flexors fire at 151.341 Hz once inhibition is removed; from the command's active neurons they receive 274.73 inhibitory against 130.78 excitatory synapses each (exploratory).</w:t>
+      </w:r>
+    </w:p>
+    <w:p>
+      <w:pPr>
+        <w:spacing w:after="120"/>
+        <w:ind w:left="432" w:hanging="259"/>
+      </w:pPr>
+      <w:r>
+        <w:rPr>
+          <w:rFonts w:ascii="Calibri" w:hAnsi="Calibri"/>
+          <w:b w:val="0"/>
+          <w:i w:val="0"/>
+          <w:color w:val="222222"/>
+          <w:sz w:val="21"/>
+        </w:rPr>
+        <w:t>•</w:t>
+        <w:tab/>
+      </w:r>
+      <w:r>
+        <w:rPr>
+          <w:rFonts w:ascii="Calibri" w:hAnsi="Calibri"/>
+          <w:b/>
+          <w:i w:val="0"/>
+          <w:color w:val="156082"/>
+          <w:sz w:val="21"/>
+        </w:rPr>
+        <w:t>Why it matters for the interview.</w:t>
+      </w:r>
+      <w:r>
+        <w:rPr>
+          <w:rFonts w:ascii="Calibri" w:hAnsi="Calibri"/>
+          <w:b w:val="0"/>
+          <w:i w:val="0"/>
+          <w:color w:val="222222"/>
+          <w:sz w:val="21"/>
+        </w:rPr>
+        <w:t xml:space="preserve"> It shows the discipline holding when the result is null: the sweep was fixed before running, reported whole, and followed by a mechanism, not by re-tuning until it walked.</w:t>
+      </w:r>
+    </w:p>
+    <w:p>
+      <w:pPr>
+        <w:spacing w:after="120"/>
+        <w:ind w:left="432" w:hanging="259"/>
+      </w:pPr>
+      <w:r>
+        <w:rPr>
+          <w:rFonts w:ascii="Calibri" w:hAnsi="Calibri"/>
+          <w:b w:val="0"/>
+          <w:i w:val="0"/>
+          <w:color w:val="222222"/>
+          <w:sz w:val="21"/>
+        </w:rPr>
+        <w:t>•</w:t>
+        <w:tab/>
+      </w:r>
+      <w:r>
+        <w:rPr>
+          <w:rFonts w:ascii="Calibri" w:hAnsi="Calibri"/>
+          <w:b/>
+          <w:i w:val="0"/>
+          <w:color w:val="156082"/>
+          <w:sz w:val="21"/>
+        </w:rPr>
+        <w:t>Evidence.</w:t>
+      </w:r>
+      <w:r>
+        <w:rPr>
+          <w:rFonts w:ascii="Calibri" w:hAnsi="Calibri"/>
+          <w:b w:val="0"/>
+          <w:i w:val="0"/>
+          <w:color w:val="222222"/>
+          <w:sz w:val="21"/>
+        </w:rPr>
+        <w:t xml:space="preserve"> Roadmap §7 and figure; </w:t>
+      </w:r>
+      <w:r>
+        <w:rPr>
+          <w:rFonts w:ascii="Consolas" w:hAnsi="Consolas"/>
+          <w:b w:val="0"/>
+          <w:i w:val="0"/>
+          <w:color w:val="222222"/>
+          <w:sz w:val="19"/>
+        </w:rPr>
+        <w:t>outputs/fly/embodied_stage2c_</w:t>
       </w:r>
       <w:r>
         <w:rPr>

--- a/report/POST_SUBMISSION_CHANGES.docx
+++ b/report/POST_SUBMISSION_CHANGES.docx
@@ -6944,6 +6944,228 @@
           <w:sz w:val="19"/>
         </w:rPr>
         <w:t>outputs/fly/embodied_stage2c_</w:t>
+      </w:r>
+      <w:r>
+        <w:rPr>
+          <w:rFonts w:ascii="Calibri" w:hAnsi="Calibri"/>
+          <w:b w:val="0"/>
+          <w:i w:val="0"/>
+          <w:color w:val="222222"/>
+          <w:sz w:val="21"/>
+        </w:rPr>
+        <w:t>.</w:t>
+      </w:r>
+    </w:p>
+    <w:p>
+      <w:pPr>
+        <w:keepNext/>
+        <w:spacing w:before="240" w:after="60"/>
+      </w:pPr>
+      <w:r>
+        <w:rPr>
+          <w:rFonts w:ascii="Calibri" w:hAnsi="Calibri"/>
+          <w:b/>
+          <w:i w:val="0"/>
+          <w:color w:val="1F4E79"/>
+          <w:sz w:val="23"/>
+        </w:rPr>
+        <w:t>20. The glutamate sign is not the missing piece</w:t>
+      </w:r>
+    </w:p>
+    <w:p>
+      <w:pPr>
+        <w:spacing w:after="120"/>
+      </w:pPr>
+      <w:r>
+        <w:rPr>
+          <w:rFonts w:ascii="Calibri" w:hAnsi="Calibri"/>
+          <w:b/>
+          <w:i w:val="0"/>
+          <w:color w:val="156082"/>
+          <w:sz w:val="21"/>
+        </w:rPr>
+        <w:t>Slide message:</w:t>
+      </w:r>
+      <w:r>
+        <w:rPr>
+          <w:rFonts w:ascii="Calibri" w:hAnsi="Calibri"/>
+          <w:b w:val="0"/>
+          <w:i w:val="0"/>
+          <w:color w:val="222222"/>
+          <w:sz w:val="21"/>
+        </w:rPr>
+        <w:t xml:space="preserve"> </w:t>
+      </w:r>
+      <w:r>
+        <w:rPr>
+          <w:rFonts w:ascii="Calibri" w:hAnsi="Calibri"/>
+          <w:b w:val="0"/>
+          <w:i/>
+          <w:color w:val="222222"/>
+          <w:sz w:val="21"/>
+        </w:rPr>
+        <w:t>Making glutamate excitatory switches the silent flexors on, but the cord then fires as one slow wave, not as alternating legs. Three registered attempts agree that this wiring, in this neuron model, has no walking rhythm generator. That negative result is reportable.</w:t>
+      </w:r>
+    </w:p>
+    <w:p>
+      <w:pPr>
+        <w:spacing w:after="120"/>
+        <w:ind w:left="432" w:hanging="259"/>
+      </w:pPr>
+      <w:r>
+        <w:rPr>
+          <w:rFonts w:ascii="Calibri" w:hAnsi="Calibri"/>
+          <w:b w:val="0"/>
+          <w:i w:val="0"/>
+          <w:color w:val="222222"/>
+          <w:sz w:val="21"/>
+        </w:rPr>
+        <w:t>•</w:t>
+        <w:tab/>
+      </w:r>
+      <w:r>
+        <w:rPr>
+          <w:rFonts w:ascii="Calibri" w:hAnsi="Calibri"/>
+          <w:b/>
+          <w:i w:val="0"/>
+          <w:color w:val="156082"/>
+          <w:sz w:val="21"/>
+        </w:rPr>
+        <w:t>What changed.</w:t>
+      </w:r>
+      <w:r>
+        <w:rPr>
+          <w:rFonts w:ascii="Calibri" w:hAnsi="Calibri"/>
+          <w:b w:val="0"/>
+          <w:i w:val="0"/>
+          <w:color w:val="222222"/>
+          <w:sz w:val="21"/>
+        </w:rPr>
+        <w:t xml:space="preserve"> </w:t>
+      </w:r>
+      <w:r>
+        <w:rPr>
+          <w:rFonts w:ascii="Consolas" w:hAnsi="Consolas"/>
+          <w:b w:val="0"/>
+          <w:i w:val="0"/>
+          <w:color w:val="222222"/>
+          <w:sz w:val="19"/>
+        </w:rPr>
+        <w:t>connectome.make_excitatory</w:t>
+      </w:r>
+      <w:r>
+        <w:rPr>
+          <w:rFonts w:ascii="Calibri" w:hAnsi="Calibri"/>
+          <w:b w:val="0"/>
+          <w:i w:val="0"/>
+          <w:color w:val="222222"/>
+          <w:sz w:val="21"/>
+        </w:rPr>
+        <w:t xml:space="preserve">; </w:t>
+      </w:r>
+      <w:r>
+        <w:rPr>
+          <w:rFonts w:ascii="Consolas" w:hAnsi="Consolas"/>
+          <w:b w:val="0"/>
+          <w:i w:val="0"/>
+          <w:color w:val="222222"/>
+          <w:sz w:val="19"/>
+        </w:rPr>
+        <w:t>src/neuromps/fly/embodied_stage2d.py</w:t>
+      </w:r>
+      <w:r>
+        <w:rPr>
+          <w:rFonts w:ascii="Calibri" w:hAnsi="Calibri"/>
+          <w:b w:val="0"/>
+          <w:i w:val="0"/>
+          <w:color w:val="222222"/>
+          <w:sz w:val="21"/>
+        </w:rPr>
+        <w:t xml:space="preserve"> builds two registered bounds on where glutamate excites (onto motor neurons; everywhere), each without adaptation and over stage 2c's grid, through stage 2c's code (a rerun of stage 2c is byte-identical).</w:t>
+      </w:r>
+    </w:p>
+    <w:p>
+      <w:pPr>
+        <w:spacing w:after="120"/>
+        <w:ind w:left="432" w:hanging="259"/>
+      </w:pPr>
+      <w:r>
+        <w:rPr>
+          <w:rFonts w:ascii="Calibri" w:hAnsi="Calibri"/>
+          <w:b w:val="0"/>
+          <w:i w:val="0"/>
+          <w:color w:val="222222"/>
+          <w:sz w:val="21"/>
+        </w:rPr>
+        <w:t>•</w:t>
+        <w:tab/>
+      </w:r>
+      <w:r>
+        <w:rPr>
+          <w:rFonts w:ascii="Calibri" w:hAnsi="Calibri"/>
+          <w:b/>
+          <w:i w:val="0"/>
+          <w:color w:val="156082"/>
+          <w:sz w:val="21"/>
+        </w:rPr>
+        <w:t>Effect.</w:t>
+      </w:r>
+      <w:r>
+        <w:rPr>
+          <w:rFonts w:ascii="Calibri" w:hAnsi="Calibri"/>
+          <w:b w:val="0"/>
+          <w:i w:val="0"/>
+          <w:color w:val="222222"/>
+          <w:sz w:val="21"/>
+        </w:rPr>
+        <w:t xml:space="preserve"> Onto motor neurons: flexors 1.76 Hz, no cell passes a walking test. Everywhere: flexors 40.4 Hz with 7,118 active neurons, rhythm in 5 cells, alternation in none; the selected cell passes only silence without drive on fresh seeds.</w:t>
+      </w:r>
+    </w:p>
+    <w:p>
+      <w:pPr>
+        <w:spacing w:after="120"/>
+        <w:ind w:left="432" w:hanging="259"/>
+      </w:pPr>
+      <w:r>
+        <w:rPr>
+          <w:rFonts w:ascii="Calibri" w:hAnsi="Calibri"/>
+          <w:b w:val="0"/>
+          <w:i w:val="0"/>
+          <w:color w:val="222222"/>
+          <w:sz w:val="21"/>
+        </w:rPr>
+        <w:t>•</w:t>
+        <w:tab/>
+      </w:r>
+      <w:r>
+        <w:rPr>
+          <w:rFonts w:ascii="Calibri" w:hAnsi="Calibri"/>
+          <w:b/>
+          <w:i w:val="0"/>
+          <w:color w:val="156082"/>
+          <w:sz w:val="21"/>
+        </w:rPr>
+        <w:t>Evidence.</w:t>
+      </w:r>
+      <w:r>
+        <w:rPr>
+          <w:rFonts w:ascii="Calibri" w:hAnsi="Calibri"/>
+          <w:b w:val="0"/>
+          <w:i w:val="0"/>
+          <w:color w:val="222222"/>
+          <w:sz w:val="21"/>
+        </w:rPr>
+        <w:t xml:space="preserve"> Roadmap §7 and figure; </w:t>
+      </w:r>
+      <w:r>
+        <w:rPr>
+          <w:rFonts w:ascii="Consolas" w:hAnsi="Consolas"/>
+          <w:b w:val="0"/>
+          <w:i w:val="0"/>
+          <w:color w:val="222222"/>
+          <w:sz w:val="19"/>
+        </w:rPr>
+        <w:t>outputs/fly/embodied_stage2d_</w:t>
       </w:r>
       <w:r>
         <w:rPr>

--- a/report/POST_SUBMISSION_CHANGES.docx
+++ b/report/POST_SUBMISSION_CHANGES.docx
@@ -5797,7 +5797,7 @@
           <w:color w:val="222222"/>
           <w:sz w:val="21"/>
         </w:rPr>
-        <w:t>On fresh seeds and with readouts registered in advance: driving the fly's antennal-grooming neurons brings the simulated front leg to the head and holds it there for nearly the whole second; walking neurons swing it, escape neurons extend it.</w:t>
+        <w:t>On fresh seeds and with readouts registered in advance: driving the fly's antennal-grooming neurons brings the simulated front leg to the head and holds it there for nearly the whole second; escape neurons extend it. (That walking neurons "swing" it rested on a rhythm measure now under audit; see entry 21.)</w:t>
       </w:r>
     </w:p>
     <w:p>
@@ -5931,7 +5931,17 @@
           <w:color w:val="222222"/>
           <w:sz w:val="21"/>
         </w:rPr>
-        <w:t xml:space="preserve"> All four predictions pass: time near the head 0.9665 under grooming drive against at most 0.368 under any other; forward walking more rhythmic than grooming; the same at every activation scale; the front-leg specificity of stage 1c replicates. Stage 1c's failed predictions stay failed.</w:t>
+        <w:t xml:space="preserve"> All four predictions pass: time near the head 0.9665 under grooming drive against at most 0.368 under any other; forward walking more rhythmic than grooming; the same at every activation scale; the front-leg specificity of stage 1c replicates. Stage 1c's failed predictions stay failed. </w:t>
+      </w:r>
+      <w:r>
+        <w:rPr>
+          <w:rFonts w:ascii="Calibri" w:hAnsi="Calibri"/>
+          <w:b w:val="0"/>
+          <w:i/>
+          <w:color w:val="222222"/>
+          <w:sz w:val="21"/>
+        </w:rPr>
+        <w:t>Caveat found later (entry 21): the rhythmicity measure has no peak requirement, so "forward walking more rhythmic" (D2) is under audit; the hold at the head (D1) does not depend on it.</w:t>
       </w:r>
     </w:p>
     <w:p>
@@ -7166,6 +7176,265 @@
           <w:sz w:val="19"/>
         </w:rPr>
         <w:t>outputs/fly/embodied_stage2d_</w:t>
+      </w:r>
+      <w:r>
+        <w:rPr>
+          <w:rFonts w:ascii="Calibri" w:hAnsi="Calibri"/>
+          <w:b w:val="0"/>
+          <w:i w:val="0"/>
+          <w:color w:val="222222"/>
+          <w:sz w:val="21"/>
+        </w:rPr>
+        <w:t>.</w:t>
+      </w:r>
+    </w:p>
+    <w:p>
+      <w:pPr>
+        <w:keepNext/>
+        <w:spacing w:before="240" w:after="60"/>
+      </w:pPr>
+      <w:r>
+        <w:rPr>
+          <w:rFonts w:ascii="Calibri" w:hAnsi="Calibri"/>
+          <w:b/>
+          <w:i w:val="0"/>
+          <w:color w:val="1F4E79"/>
+          <w:sz w:val="23"/>
+        </w:rPr>
+        <w:t>21. The walking flies online are trained, not wired; and our rhythm measure was flawed</w:t>
+      </w:r>
+    </w:p>
+    <w:p>
+      <w:pPr>
+        <w:spacing w:after="120"/>
+      </w:pPr>
+      <w:r>
+        <w:rPr>
+          <w:rFonts w:ascii="Calibri" w:hAnsi="Calibri"/>
+          <w:b/>
+          <w:i w:val="0"/>
+          <w:color w:val="156082"/>
+          <w:sz w:val="21"/>
+        </w:rPr>
+        <w:t>Slide message:</w:t>
+      </w:r>
+      <w:r>
+        <w:rPr>
+          <w:rFonts w:ascii="Calibri" w:hAnsi="Calibri"/>
+          <w:b w:val="0"/>
+          <w:i w:val="0"/>
+          <w:color w:val="222222"/>
+          <w:sz w:val="21"/>
+        </w:rPr>
+        <w:t xml:space="preserve"> </w:t>
+      </w:r>
+      <w:r>
+        <w:rPr>
+          <w:rFonts w:ascii="Calibri" w:hAnsi="Calibri"/>
+          <w:b w:val="0"/>
+          <w:i/>
+          <w:color w:val="222222"/>
+          <w:sz w:val="21"/>
+        </w:rPr>
+        <w:t>The walking flies circulating online are driven by trained controllers, not by connectome wiring. The one wiring-based walking rhythm (Pugliese et al. 2025) uses a firing-rate model. Our reimplementation did not test it fairly: our stand-in for neuron size starves the walking command. Checking the result exposed a flaw in our own rhythm measure, now being audited.</w:t>
+      </w:r>
+    </w:p>
+    <w:p>
+      <w:pPr>
+        <w:spacing w:after="120"/>
+        <w:ind w:left="432" w:hanging="259"/>
+      </w:pPr>
+      <w:r>
+        <w:rPr>
+          <w:rFonts w:ascii="Calibri" w:hAnsi="Calibri"/>
+          <w:b w:val="0"/>
+          <w:i w:val="0"/>
+          <w:color w:val="222222"/>
+          <w:sz w:val="21"/>
+        </w:rPr>
+        <w:t>•</w:t>
+        <w:tab/>
+      </w:r>
+      <w:r>
+        <w:rPr>
+          <w:rFonts w:ascii="Calibri" w:hAnsi="Calibri"/>
+          <w:b/>
+          <w:i w:val="0"/>
+          <w:color w:val="156082"/>
+          <w:sz w:val="21"/>
+        </w:rPr>
+        <w:t>What changed.</w:t>
+      </w:r>
+      <w:r>
+        <w:rPr>
+          <w:rFonts w:ascii="Calibri" w:hAnsi="Calibri"/>
+          <w:b w:val="0"/>
+          <w:i w:val="0"/>
+          <w:color w:val="222222"/>
+          <w:sz w:val="21"/>
+        </w:rPr>
+        <w:t xml:space="preserve"> </w:t>
+      </w:r>
+      <w:r>
+        <w:rPr>
+          <w:rFonts w:ascii="Consolas" w:hAnsi="Consolas"/>
+          <w:b w:val="0"/>
+          <w:i w:val="0"/>
+          <w:color w:val="222222"/>
+          <w:sz w:val="19"/>
+        </w:rPr>
+        <w:t>src/neuromps/fly/rate_model.py</w:t>
+      </w:r>
+      <w:r>
+        <w:rPr>
+          <w:rFonts w:ascii="Calibri" w:hAnsi="Calibri"/>
+          <w:b w:val="0"/>
+          <w:i w:val="0"/>
+          <w:color w:val="222222"/>
+          <w:sz w:val="21"/>
+        </w:rPr>
+        <w:t xml:space="preserve"> reimplements Pugliese et al.'s rate model from the paper and its public configuration, batched over parameter draws. </w:t>
+      </w:r>
+      <w:r>
+        <w:rPr>
+          <w:rFonts w:ascii="Consolas" w:hAnsi="Consolas"/>
+          <w:b w:val="0"/>
+          <w:i w:val="0"/>
+          <w:color w:val="222222"/>
+          <w:sz w:val="19"/>
+        </w:rPr>
+        <w:t>src/neuromps/fly/embodied_stage2e.py</w:t>
+      </w:r>
+      <w:r>
+        <w:rPr>
+          <w:rFonts w:ascii="Calibri" w:hAnsi="Calibri"/>
+          <w:b w:val="0"/>
+          <w:i w:val="0"/>
+          <w:color w:val="222222"/>
+          <w:sz w:val="21"/>
+        </w:rPr>
+        <w:t xml:space="preserve"> runs the registered stage 2e.</w:t>
+      </w:r>
+    </w:p>
+    <w:p>
+      <w:pPr>
+        <w:spacing w:after="120"/>
+        <w:ind w:left="432" w:hanging="259"/>
+      </w:pPr>
+      <w:r>
+        <w:rPr>
+          <w:rFonts w:ascii="Calibri" w:hAnsi="Calibri"/>
+          <w:b w:val="0"/>
+          <w:i w:val="0"/>
+          <w:color w:val="222222"/>
+          <w:sz w:val="21"/>
+        </w:rPr>
+        <w:t>•</w:t>
+        <w:tab/>
+      </w:r>
+      <w:r>
+        <w:rPr>
+          <w:rFonts w:ascii="Calibri" w:hAnsi="Calibri"/>
+          <w:b/>
+          <w:i w:val="0"/>
+          <w:color w:val="156082"/>
+          <w:sz w:val="21"/>
+        </w:rPr>
+        <w:t>Effect.</w:t>
+      </w:r>
+      <w:r>
+        <w:rPr>
+          <w:rFonts w:ascii="Calibri" w:hAnsi="Calibri"/>
+          <w:b w:val="0"/>
+          <w:i w:val="0"/>
+          <w:color w:val="222222"/>
+          <w:sz w:val="21"/>
+        </w:rPr>
+        <w:t xml:space="preserve"> Under DNg100 drive, 11 neurons become active; DNg100 itself reaches 6.54 Hz, because size (here synapse count) sets its threshold. Rhythm predictions fail; the lesion prediction passes vacuously. DNb08's "rhythm" (0.7367) is one burst and a plateau. The registered rhythmicity measure has no peak requirement, which puts stage 1d's D2 and stage 2d's rhythm cells under audit.</w:t>
+      </w:r>
+    </w:p>
+    <w:p>
+      <w:pPr>
+        <w:spacing w:after="120"/>
+        <w:ind w:left="432" w:hanging="259"/>
+      </w:pPr>
+      <w:r>
+        <w:rPr>
+          <w:rFonts w:ascii="Calibri" w:hAnsi="Calibri"/>
+          <w:b w:val="0"/>
+          <w:i w:val="0"/>
+          <w:color w:val="222222"/>
+          <w:sz w:val="21"/>
+        </w:rPr>
+        <w:t>•</w:t>
+        <w:tab/>
+      </w:r>
+      <w:r>
+        <w:rPr>
+          <w:rFonts w:ascii="Calibri" w:hAnsi="Calibri"/>
+          <w:b/>
+          <w:i w:val="0"/>
+          <w:color w:val="156082"/>
+          <w:sz w:val="21"/>
+        </w:rPr>
+        <w:t>Why it matters for the interview.</w:t>
+      </w:r>
+      <w:r>
+        <w:rPr>
+          <w:rFonts w:ascii="Calibri" w:hAnsi="Calibri"/>
+          <w:b w:val="0"/>
+          <w:i w:val="0"/>
+          <w:color w:val="222222"/>
+          <w:sz w:val="21"/>
+        </w:rPr>
+        <w:t xml:space="preserve"> We publish the flaw ourselves, say which earlier claims it touches, and fix it with a registered audit, not a quiet re-score.</w:t>
+      </w:r>
+    </w:p>
+    <w:p>
+      <w:pPr>
+        <w:spacing w:after="120"/>
+        <w:ind w:left="432" w:hanging="259"/>
+      </w:pPr>
+      <w:r>
+        <w:rPr>
+          <w:rFonts w:ascii="Calibri" w:hAnsi="Calibri"/>
+          <w:b w:val="0"/>
+          <w:i w:val="0"/>
+          <w:color w:val="222222"/>
+          <w:sz w:val="21"/>
+        </w:rPr>
+        <w:t>•</w:t>
+        <w:tab/>
+      </w:r>
+      <w:r>
+        <w:rPr>
+          <w:rFonts w:ascii="Calibri" w:hAnsi="Calibri"/>
+          <w:b/>
+          <w:i w:val="0"/>
+          <w:color w:val="156082"/>
+          <w:sz w:val="21"/>
+        </w:rPr>
+        <w:t>Evidence.</w:t>
+      </w:r>
+      <w:r>
+        <w:rPr>
+          <w:rFonts w:ascii="Calibri" w:hAnsi="Calibri"/>
+          <w:b w:val="0"/>
+          <w:i w:val="0"/>
+          <w:color w:val="222222"/>
+          <w:sz w:val="21"/>
+        </w:rPr>
+        <w:t xml:space="preserve"> Roadmap §7 and figure; </w:t>
+      </w:r>
+      <w:r>
+        <w:rPr>
+          <w:rFonts w:ascii="Consolas" w:hAnsi="Consolas"/>
+          <w:b w:val="0"/>
+          <w:i w:val="0"/>
+          <w:color w:val="222222"/>
+          <w:sz w:val="19"/>
+        </w:rPr>
+        <w:t>outputs/fly/embodied_stage2e_</w:t>
       </w:r>
       <w:r>
         <w:rPr>

--- a/report/POST_SUBMISSION_CHANGES.docx
+++ b/report/POST_SUBMISSION_CHANGES.docx
@@ -48,11 +48,11 @@
         <w:tblLook w:firstColumn="1" w:firstRow="1" w:lastColumn="0" w:lastRow="0" w:noHBand="0" w:noVBand="1" w:val="04A0"/>
       </w:tblPr>
       <w:tblGrid>
-        <w:gridCol w:w="427"/>
-        <w:gridCol w:w="1666"/>
-        <w:gridCol w:w="2550"/>
-        <w:gridCol w:w="2497"/>
-        <w:gridCol w:w="1356"/>
+        <w:gridCol w:w="421"/>
+        <w:gridCol w:w="1631"/>
+        <w:gridCol w:w="2425"/>
+        <w:gridCol w:w="2724"/>
+        <w:gridCol w:w="1295"/>
       </w:tblGrid>
       <w:tr>
         <w:trPr>
@@ -61,7 +61,7 @@
         </w:trPr>
         <w:tc>
           <w:tcPr>
-            <w:tcW w:type="dxa" w:w="427"/>
+            <w:tcW w:type="dxa" w:w="421"/>
             <w:shd w:val="clear" w:color="auto" w:fill="1F4E79"/>
             <w:vAlign w:val="center"/>
           </w:tcPr>
@@ -85,7 +85,7 @@
         </w:tc>
         <w:tc>
           <w:tcPr>
-            <w:tcW w:type="dxa" w:w="1666"/>
+            <w:tcW w:type="dxa" w:w="1631"/>
             <w:shd w:val="clear" w:color="auto" w:fill="1F4E79"/>
             <w:vAlign w:val="center"/>
           </w:tcPr>
@@ -109,7 +109,7 @@
         </w:tc>
         <w:tc>
           <w:tcPr>
-            <w:tcW w:type="dxa" w:w="2550"/>
+            <w:tcW w:type="dxa" w:w="2425"/>
             <w:shd w:val="clear" w:color="auto" w:fill="1F4E79"/>
             <w:vAlign w:val="center"/>
           </w:tcPr>
@@ -132,7 +132,7 @@
         </w:tc>
         <w:tc>
           <w:tcPr>
-            <w:tcW w:type="dxa" w:w="2497"/>
+            <w:tcW w:type="dxa" w:w="2724"/>
             <w:shd w:val="clear" w:color="auto" w:fill="1F4E79"/>
             <w:vAlign w:val="center"/>
           </w:tcPr>
@@ -155,7 +155,7 @@
         </w:tc>
         <w:tc>
           <w:tcPr>
-            <w:tcW w:type="dxa" w:w="1356"/>
+            <w:tcW w:type="dxa" w:w="1295"/>
             <w:shd w:val="clear" w:color="auto" w:fill="1F4E79"/>
             <w:vAlign w:val="center"/>
           </w:tcPr>
@@ -183,7 +183,7 @@
         </w:trPr>
         <w:tc>
           <w:tcPr>
-            <w:tcW w:type="dxa" w:w="427"/>
+            <w:tcW w:type="dxa" w:w="421"/>
             <w:shd w:val="clear" w:color="auto" w:fill="FFFFFF"/>
             <w:vAlign w:val="center"/>
           </w:tcPr>
@@ -207,7 +207,7 @@
         </w:tc>
         <w:tc>
           <w:tcPr>
-            <w:tcW w:type="dxa" w:w="1666"/>
+            <w:tcW w:type="dxa" w:w="1631"/>
             <w:shd w:val="clear" w:color="auto" w:fill="FFFFFF"/>
             <w:vAlign w:val="center"/>
           </w:tcPr>
@@ -231,7 +231,7 @@
         </w:tc>
         <w:tc>
           <w:tcPr>
-            <w:tcW w:type="dxa" w:w="2550"/>
+            <w:tcW w:type="dxa" w:w="2425"/>
             <w:shd w:val="clear" w:color="auto" w:fill="FFFFFF"/>
             <w:vAlign w:val="center"/>
           </w:tcPr>
@@ -254,7 +254,7 @@
         </w:tc>
         <w:tc>
           <w:tcPr>
-            <w:tcW w:type="dxa" w:w="2497"/>
+            <w:tcW w:type="dxa" w:w="2724"/>
             <w:shd w:val="clear" w:color="auto" w:fill="FFFFFF"/>
             <w:vAlign w:val="center"/>
           </w:tcPr>
@@ -277,7 +277,7 @@
         </w:tc>
         <w:tc>
           <w:tcPr>
-            <w:tcW w:type="dxa" w:w="1356"/>
+            <w:tcW w:type="dxa" w:w="1295"/>
             <w:shd w:val="clear" w:color="auto" w:fill="FFFFFF"/>
             <w:vAlign w:val="center"/>
           </w:tcPr>
@@ -325,7 +325,7 @@
         </w:trPr>
         <w:tc>
           <w:tcPr>
-            <w:tcW w:type="dxa" w:w="427"/>
+            <w:tcW w:type="dxa" w:w="421"/>
             <w:shd w:val="clear" w:color="auto" w:fill="F7F9FB"/>
             <w:vAlign w:val="center"/>
           </w:tcPr>
@@ -349,7 +349,7 @@
         </w:tc>
         <w:tc>
           <w:tcPr>
-            <w:tcW w:type="dxa" w:w="1666"/>
+            <w:tcW w:type="dxa" w:w="1631"/>
             <w:shd w:val="clear" w:color="auto" w:fill="F7F9FB"/>
             <w:vAlign w:val="center"/>
           </w:tcPr>
@@ -373,7 +373,7 @@
         </w:tc>
         <w:tc>
           <w:tcPr>
-            <w:tcW w:type="dxa" w:w="2550"/>
+            <w:tcW w:type="dxa" w:w="2425"/>
             <w:shd w:val="clear" w:color="auto" w:fill="F7F9FB"/>
             <w:vAlign w:val="center"/>
           </w:tcPr>
@@ -396,7 +396,7 @@
         </w:tc>
         <w:tc>
           <w:tcPr>
-            <w:tcW w:type="dxa" w:w="2497"/>
+            <w:tcW w:type="dxa" w:w="2724"/>
             <w:shd w:val="clear" w:color="auto" w:fill="F7F9FB"/>
             <w:vAlign w:val="center"/>
           </w:tcPr>
@@ -419,7 +419,7 @@
         </w:tc>
         <w:tc>
           <w:tcPr>
-            <w:tcW w:type="dxa" w:w="1356"/>
+            <w:tcW w:type="dxa" w:w="1295"/>
             <w:shd w:val="clear" w:color="auto" w:fill="F7F9FB"/>
             <w:vAlign w:val="center"/>
           </w:tcPr>
@@ -447,7 +447,7 @@
         </w:trPr>
         <w:tc>
           <w:tcPr>
-            <w:tcW w:type="dxa" w:w="427"/>
+            <w:tcW w:type="dxa" w:w="421"/>
             <w:shd w:val="clear" w:color="auto" w:fill="FFFFFF"/>
             <w:vAlign w:val="center"/>
           </w:tcPr>
@@ -471,7 +471,7 @@
         </w:tc>
         <w:tc>
           <w:tcPr>
-            <w:tcW w:type="dxa" w:w="1666"/>
+            <w:tcW w:type="dxa" w:w="1631"/>
             <w:shd w:val="clear" w:color="auto" w:fill="FFFFFF"/>
             <w:vAlign w:val="center"/>
           </w:tcPr>
@@ -495,7 +495,7 @@
         </w:tc>
         <w:tc>
           <w:tcPr>
-            <w:tcW w:type="dxa" w:w="2550"/>
+            <w:tcW w:type="dxa" w:w="2425"/>
             <w:shd w:val="clear" w:color="auto" w:fill="FFFFFF"/>
             <w:vAlign w:val="center"/>
           </w:tcPr>
@@ -518,7 +518,7 @@
         </w:tc>
         <w:tc>
           <w:tcPr>
-            <w:tcW w:type="dxa" w:w="2497"/>
+            <w:tcW w:type="dxa" w:w="2724"/>
             <w:shd w:val="clear" w:color="auto" w:fill="FFFFFF"/>
             <w:vAlign w:val="center"/>
           </w:tcPr>
@@ -541,7 +541,7 @@
         </w:tc>
         <w:tc>
           <w:tcPr>
-            <w:tcW w:type="dxa" w:w="1356"/>
+            <w:tcW w:type="dxa" w:w="1295"/>
             <w:shd w:val="clear" w:color="auto" w:fill="FFFFFF"/>
             <w:vAlign w:val="center"/>
           </w:tcPr>
@@ -569,7 +569,7 @@
         </w:trPr>
         <w:tc>
           <w:tcPr>
-            <w:tcW w:type="dxa" w:w="427"/>
+            <w:tcW w:type="dxa" w:w="421"/>
             <w:shd w:val="clear" w:color="auto" w:fill="F7F9FB"/>
             <w:vAlign w:val="center"/>
           </w:tcPr>
@@ -593,7 +593,7 @@
         </w:tc>
         <w:tc>
           <w:tcPr>
-            <w:tcW w:type="dxa" w:w="1666"/>
+            <w:tcW w:type="dxa" w:w="1631"/>
             <w:shd w:val="clear" w:color="auto" w:fill="F7F9FB"/>
             <w:vAlign w:val="center"/>
           </w:tcPr>
@@ -617,7 +617,7 @@
         </w:tc>
         <w:tc>
           <w:tcPr>
-            <w:tcW w:type="dxa" w:w="2550"/>
+            <w:tcW w:type="dxa" w:w="2425"/>
             <w:shd w:val="clear" w:color="auto" w:fill="F7F9FB"/>
             <w:vAlign w:val="center"/>
           </w:tcPr>
@@ -640,7 +640,7 @@
         </w:tc>
         <w:tc>
           <w:tcPr>
-            <w:tcW w:type="dxa" w:w="2497"/>
+            <w:tcW w:type="dxa" w:w="2724"/>
             <w:shd w:val="clear" w:color="auto" w:fill="F7F9FB"/>
             <w:vAlign w:val="center"/>
           </w:tcPr>
@@ -663,7 +663,7 @@
         </w:tc>
         <w:tc>
           <w:tcPr>
-            <w:tcW w:type="dxa" w:w="1356"/>
+            <w:tcW w:type="dxa" w:w="1295"/>
             <w:shd w:val="clear" w:color="auto" w:fill="F7F9FB"/>
             <w:vAlign w:val="center"/>
           </w:tcPr>
@@ -711,7 +711,7 @@
         </w:trPr>
         <w:tc>
           <w:tcPr>
-            <w:tcW w:type="dxa" w:w="427"/>
+            <w:tcW w:type="dxa" w:w="421"/>
             <w:shd w:val="clear" w:color="auto" w:fill="FFFFFF"/>
             <w:vAlign w:val="center"/>
           </w:tcPr>
@@ -735,7 +735,7 @@
         </w:tc>
         <w:tc>
           <w:tcPr>
-            <w:tcW w:type="dxa" w:w="1666"/>
+            <w:tcW w:type="dxa" w:w="1631"/>
             <w:shd w:val="clear" w:color="auto" w:fill="FFFFFF"/>
             <w:vAlign w:val="center"/>
           </w:tcPr>
@@ -759,7 +759,7 @@
         </w:tc>
         <w:tc>
           <w:tcPr>
-            <w:tcW w:type="dxa" w:w="2550"/>
+            <w:tcW w:type="dxa" w:w="2425"/>
             <w:shd w:val="clear" w:color="auto" w:fill="FFFFFF"/>
             <w:vAlign w:val="center"/>
           </w:tcPr>
@@ -782,7 +782,7 @@
         </w:tc>
         <w:tc>
           <w:tcPr>
-            <w:tcW w:type="dxa" w:w="2497"/>
+            <w:tcW w:type="dxa" w:w="2724"/>
             <w:shd w:val="clear" w:color="auto" w:fill="FFFFFF"/>
             <w:vAlign w:val="center"/>
           </w:tcPr>
@@ -805,7 +805,7 @@
         </w:tc>
         <w:tc>
           <w:tcPr>
-            <w:tcW w:type="dxa" w:w="1356"/>
+            <w:tcW w:type="dxa" w:w="1295"/>
             <w:shd w:val="clear" w:color="auto" w:fill="FFFFFF"/>
             <w:vAlign w:val="center"/>
           </w:tcPr>
@@ -833,7 +833,7 @@
         </w:trPr>
         <w:tc>
           <w:tcPr>
-            <w:tcW w:type="dxa" w:w="427"/>
+            <w:tcW w:type="dxa" w:w="421"/>
             <w:shd w:val="clear" w:color="auto" w:fill="F7F9FB"/>
             <w:vAlign w:val="center"/>
           </w:tcPr>
@@ -857,7 +857,7 @@
         </w:tc>
         <w:tc>
           <w:tcPr>
-            <w:tcW w:type="dxa" w:w="1666"/>
+            <w:tcW w:type="dxa" w:w="1631"/>
             <w:shd w:val="clear" w:color="auto" w:fill="F7F9FB"/>
             <w:vAlign w:val="center"/>
           </w:tcPr>
@@ -881,7 +881,7 @@
         </w:tc>
         <w:tc>
           <w:tcPr>
-            <w:tcW w:type="dxa" w:w="2550"/>
+            <w:tcW w:type="dxa" w:w="2425"/>
             <w:shd w:val="clear" w:color="auto" w:fill="F7F9FB"/>
             <w:vAlign w:val="center"/>
           </w:tcPr>
@@ -904,7 +904,7 @@
         </w:tc>
         <w:tc>
           <w:tcPr>
-            <w:tcW w:type="dxa" w:w="2497"/>
+            <w:tcW w:type="dxa" w:w="2724"/>
             <w:shd w:val="clear" w:color="auto" w:fill="F7F9FB"/>
             <w:vAlign w:val="center"/>
           </w:tcPr>
@@ -927,7 +927,7 @@
         </w:tc>
         <w:tc>
           <w:tcPr>
-            <w:tcW w:type="dxa" w:w="1356"/>
+            <w:tcW w:type="dxa" w:w="1295"/>
             <w:shd w:val="clear" w:color="auto" w:fill="F7F9FB"/>
             <w:vAlign w:val="center"/>
           </w:tcPr>
@@ -955,7 +955,7 @@
         </w:trPr>
         <w:tc>
           <w:tcPr>
-            <w:tcW w:type="dxa" w:w="427"/>
+            <w:tcW w:type="dxa" w:w="421"/>
             <w:shd w:val="clear" w:color="auto" w:fill="FFFFFF"/>
             <w:vAlign w:val="center"/>
           </w:tcPr>
@@ -979,7 +979,7 @@
         </w:tc>
         <w:tc>
           <w:tcPr>
-            <w:tcW w:type="dxa" w:w="1666"/>
+            <w:tcW w:type="dxa" w:w="1631"/>
             <w:shd w:val="clear" w:color="auto" w:fill="FFFFFF"/>
             <w:vAlign w:val="center"/>
           </w:tcPr>
@@ -1003,7 +1003,7 @@
         </w:tc>
         <w:tc>
           <w:tcPr>
-            <w:tcW w:type="dxa" w:w="2550"/>
+            <w:tcW w:type="dxa" w:w="2425"/>
             <w:shd w:val="clear" w:color="auto" w:fill="FFFFFF"/>
             <w:vAlign w:val="center"/>
           </w:tcPr>
@@ -1026,7 +1026,7 @@
         </w:tc>
         <w:tc>
           <w:tcPr>
-            <w:tcW w:type="dxa" w:w="2497"/>
+            <w:tcW w:type="dxa" w:w="2724"/>
             <w:shd w:val="clear" w:color="auto" w:fill="FFFFFF"/>
             <w:vAlign w:val="center"/>
           </w:tcPr>
@@ -1049,7 +1049,7 @@
         </w:tc>
         <w:tc>
           <w:tcPr>
-            <w:tcW w:type="dxa" w:w="1356"/>
+            <w:tcW w:type="dxa" w:w="1295"/>
             <w:shd w:val="clear" w:color="auto" w:fill="FFFFFF"/>
             <w:vAlign w:val="center"/>
           </w:tcPr>
@@ -1097,7 +1097,7 @@
         </w:trPr>
         <w:tc>
           <w:tcPr>
-            <w:tcW w:type="dxa" w:w="427"/>
+            <w:tcW w:type="dxa" w:w="421"/>
             <w:shd w:val="clear" w:color="auto" w:fill="F7F9FB"/>
             <w:vAlign w:val="center"/>
           </w:tcPr>
@@ -1121,7 +1121,7 @@
         </w:tc>
         <w:tc>
           <w:tcPr>
-            <w:tcW w:type="dxa" w:w="1666"/>
+            <w:tcW w:type="dxa" w:w="1631"/>
             <w:shd w:val="clear" w:color="auto" w:fill="F7F9FB"/>
             <w:vAlign w:val="center"/>
           </w:tcPr>
@@ -1145,7 +1145,7 @@
         </w:tc>
         <w:tc>
           <w:tcPr>
-            <w:tcW w:type="dxa" w:w="2550"/>
+            <w:tcW w:type="dxa" w:w="2425"/>
             <w:shd w:val="clear" w:color="auto" w:fill="F7F9FB"/>
             <w:vAlign w:val="center"/>
           </w:tcPr>
@@ -1168,7 +1168,7 @@
         </w:tc>
         <w:tc>
           <w:tcPr>
-            <w:tcW w:type="dxa" w:w="2497"/>
+            <w:tcW w:type="dxa" w:w="2724"/>
             <w:shd w:val="clear" w:color="auto" w:fill="F7F9FB"/>
             <w:vAlign w:val="center"/>
           </w:tcPr>
@@ -1191,7 +1191,7 @@
         </w:tc>
         <w:tc>
           <w:tcPr>
-            <w:tcW w:type="dxa" w:w="1356"/>
+            <w:tcW w:type="dxa" w:w="1295"/>
             <w:shd w:val="clear" w:color="auto" w:fill="F7F9FB"/>
             <w:vAlign w:val="center"/>
           </w:tcPr>
@@ -1239,7 +1239,7 @@
         </w:trPr>
         <w:tc>
           <w:tcPr>
-            <w:tcW w:type="dxa" w:w="427"/>
+            <w:tcW w:type="dxa" w:w="421"/>
             <w:shd w:val="clear" w:color="auto" w:fill="FFFFFF"/>
             <w:vAlign w:val="center"/>
           </w:tcPr>
@@ -1263,7 +1263,7 @@
         </w:tc>
         <w:tc>
           <w:tcPr>
-            <w:tcW w:type="dxa" w:w="1666"/>
+            <w:tcW w:type="dxa" w:w="1631"/>
             <w:shd w:val="clear" w:color="auto" w:fill="FFFFFF"/>
             <w:vAlign w:val="center"/>
           </w:tcPr>
@@ -1287,7 +1287,7 @@
         </w:tc>
         <w:tc>
           <w:tcPr>
-            <w:tcW w:type="dxa" w:w="2550"/>
+            <w:tcW w:type="dxa" w:w="2425"/>
             <w:shd w:val="clear" w:color="auto" w:fill="FFFFFF"/>
             <w:vAlign w:val="center"/>
           </w:tcPr>
@@ -1310,7 +1310,7 @@
         </w:tc>
         <w:tc>
           <w:tcPr>
-            <w:tcW w:type="dxa" w:w="2497"/>
+            <w:tcW w:type="dxa" w:w="2724"/>
             <w:shd w:val="clear" w:color="auto" w:fill="FFFFFF"/>
             <w:vAlign w:val="center"/>
           </w:tcPr>
@@ -1333,7 +1333,7 @@
         </w:tc>
         <w:tc>
           <w:tcPr>
-            <w:tcW w:type="dxa" w:w="1356"/>
+            <w:tcW w:type="dxa" w:w="1295"/>
             <w:shd w:val="clear" w:color="auto" w:fill="FFFFFF"/>
             <w:vAlign w:val="center"/>
           </w:tcPr>
@@ -1381,7 +1381,7 @@
         </w:trPr>
         <w:tc>
           <w:tcPr>
-            <w:tcW w:type="dxa" w:w="427"/>
+            <w:tcW w:type="dxa" w:w="421"/>
             <w:shd w:val="clear" w:color="auto" w:fill="F7F9FB"/>
             <w:vAlign w:val="center"/>
           </w:tcPr>
@@ -1405,7 +1405,7 @@
         </w:tc>
         <w:tc>
           <w:tcPr>
-            <w:tcW w:type="dxa" w:w="1666"/>
+            <w:tcW w:type="dxa" w:w="1631"/>
             <w:shd w:val="clear" w:color="auto" w:fill="F7F9FB"/>
             <w:vAlign w:val="center"/>
           </w:tcPr>
@@ -1429,7 +1429,7 @@
         </w:tc>
         <w:tc>
           <w:tcPr>
-            <w:tcW w:type="dxa" w:w="2550"/>
+            <w:tcW w:type="dxa" w:w="2425"/>
             <w:shd w:val="clear" w:color="auto" w:fill="F7F9FB"/>
             <w:vAlign w:val="center"/>
           </w:tcPr>
@@ -1452,7 +1452,7 @@
         </w:tc>
         <w:tc>
           <w:tcPr>
-            <w:tcW w:type="dxa" w:w="2497"/>
+            <w:tcW w:type="dxa" w:w="2724"/>
             <w:shd w:val="clear" w:color="auto" w:fill="F7F9FB"/>
             <w:vAlign w:val="center"/>
           </w:tcPr>
@@ -1475,7 +1475,7 @@
         </w:tc>
         <w:tc>
           <w:tcPr>
-            <w:tcW w:type="dxa" w:w="1356"/>
+            <w:tcW w:type="dxa" w:w="1295"/>
             <w:shd w:val="clear" w:color="auto" w:fill="F7F9FB"/>
             <w:vAlign w:val="center"/>
           </w:tcPr>
@@ -1523,7 +1523,7 @@
         </w:trPr>
         <w:tc>
           <w:tcPr>
-            <w:tcW w:type="dxa" w:w="427"/>
+            <w:tcW w:type="dxa" w:w="421"/>
             <w:shd w:val="clear" w:color="auto" w:fill="FFFFFF"/>
             <w:vAlign w:val="center"/>
           </w:tcPr>
@@ -1547,7 +1547,7 @@
         </w:tc>
         <w:tc>
           <w:tcPr>
-            <w:tcW w:type="dxa" w:w="1666"/>
+            <w:tcW w:type="dxa" w:w="1631"/>
             <w:shd w:val="clear" w:color="auto" w:fill="FFFFFF"/>
             <w:vAlign w:val="center"/>
           </w:tcPr>
@@ -1571,7 +1571,7 @@
         </w:tc>
         <w:tc>
           <w:tcPr>
-            <w:tcW w:type="dxa" w:w="2550"/>
+            <w:tcW w:type="dxa" w:w="2425"/>
             <w:shd w:val="clear" w:color="auto" w:fill="FFFFFF"/>
             <w:vAlign w:val="center"/>
           </w:tcPr>
@@ -1594,7 +1594,7 @@
         </w:tc>
         <w:tc>
           <w:tcPr>
-            <w:tcW w:type="dxa" w:w="2497"/>
+            <w:tcW w:type="dxa" w:w="2724"/>
             <w:shd w:val="clear" w:color="auto" w:fill="FFFFFF"/>
             <w:vAlign w:val="center"/>
           </w:tcPr>
@@ -1617,7 +1617,7 @@
         </w:tc>
         <w:tc>
           <w:tcPr>
-            <w:tcW w:type="dxa" w:w="1356"/>
+            <w:tcW w:type="dxa" w:w="1295"/>
             <w:shd w:val="clear" w:color="auto" w:fill="FFFFFF"/>
             <w:vAlign w:val="center"/>
           </w:tcPr>
@@ -1665,7 +1665,7 @@
         </w:trPr>
         <w:tc>
           <w:tcPr>
-            <w:tcW w:type="dxa" w:w="427"/>
+            <w:tcW w:type="dxa" w:w="421"/>
             <w:shd w:val="clear" w:color="auto" w:fill="F7F9FB"/>
             <w:vAlign w:val="center"/>
           </w:tcPr>
@@ -1689,7 +1689,7 @@
         </w:tc>
         <w:tc>
           <w:tcPr>
-            <w:tcW w:type="dxa" w:w="1666"/>
+            <w:tcW w:type="dxa" w:w="1631"/>
             <w:shd w:val="clear" w:color="auto" w:fill="F7F9FB"/>
             <w:vAlign w:val="center"/>
           </w:tcPr>
@@ -1713,7 +1713,7 @@
         </w:tc>
         <w:tc>
           <w:tcPr>
-            <w:tcW w:type="dxa" w:w="2550"/>
+            <w:tcW w:type="dxa" w:w="2425"/>
             <w:shd w:val="clear" w:color="auto" w:fill="F7F9FB"/>
             <w:vAlign w:val="center"/>
           </w:tcPr>
@@ -1736,7 +1736,7 @@
         </w:tc>
         <w:tc>
           <w:tcPr>
-            <w:tcW w:type="dxa" w:w="2497"/>
+            <w:tcW w:type="dxa" w:w="2724"/>
             <w:shd w:val="clear" w:color="auto" w:fill="F7F9FB"/>
             <w:vAlign w:val="center"/>
           </w:tcPr>
@@ -1759,7 +1759,7 @@
         </w:tc>
         <w:tc>
           <w:tcPr>
-            <w:tcW w:type="dxa" w:w="1356"/>
+            <w:tcW w:type="dxa" w:w="1295"/>
             <w:shd w:val="clear" w:color="auto" w:fill="F7F9FB"/>
             <w:vAlign w:val="center"/>
           </w:tcPr>
@@ -1787,7 +1787,7 @@
         </w:trPr>
         <w:tc>
           <w:tcPr>
-            <w:tcW w:type="dxa" w:w="427"/>
+            <w:tcW w:type="dxa" w:w="421"/>
             <w:shd w:val="clear" w:color="auto" w:fill="FFFFFF"/>
             <w:vAlign w:val="center"/>
           </w:tcPr>
@@ -1811,7 +1811,7 @@
         </w:tc>
         <w:tc>
           <w:tcPr>
-            <w:tcW w:type="dxa" w:w="1666"/>
+            <w:tcW w:type="dxa" w:w="1631"/>
             <w:shd w:val="clear" w:color="auto" w:fill="FFFFFF"/>
             <w:vAlign w:val="center"/>
           </w:tcPr>
@@ -1835,7 +1835,7 @@
         </w:tc>
         <w:tc>
           <w:tcPr>
-            <w:tcW w:type="dxa" w:w="2550"/>
+            <w:tcW w:type="dxa" w:w="2425"/>
             <w:shd w:val="clear" w:color="auto" w:fill="FFFFFF"/>
             <w:vAlign w:val="center"/>
           </w:tcPr>
@@ -1858,7 +1858,7 @@
         </w:tc>
         <w:tc>
           <w:tcPr>
-            <w:tcW w:type="dxa" w:w="2497"/>
+            <w:tcW w:type="dxa" w:w="2724"/>
             <w:shd w:val="clear" w:color="auto" w:fill="FFFFFF"/>
             <w:vAlign w:val="center"/>
           </w:tcPr>
@@ -1881,7 +1881,7 @@
         </w:tc>
         <w:tc>
           <w:tcPr>
-            <w:tcW w:type="dxa" w:w="1356"/>
+            <w:tcW w:type="dxa" w:w="1295"/>
             <w:shd w:val="clear" w:color="auto" w:fill="FFFFFF"/>
             <w:vAlign w:val="center"/>
           </w:tcPr>
@@ -1919,7 +1919,7 @@
         </w:trPr>
         <w:tc>
           <w:tcPr>
-            <w:tcW w:type="dxa" w:w="427"/>
+            <w:tcW w:type="dxa" w:w="421"/>
             <w:shd w:val="clear" w:color="auto" w:fill="F7F9FB"/>
             <w:vAlign w:val="center"/>
           </w:tcPr>
@@ -1943,7 +1943,7 @@
         </w:tc>
         <w:tc>
           <w:tcPr>
-            <w:tcW w:type="dxa" w:w="1666"/>
+            <w:tcW w:type="dxa" w:w="1631"/>
             <w:shd w:val="clear" w:color="auto" w:fill="F7F9FB"/>
             <w:vAlign w:val="center"/>
           </w:tcPr>
@@ -1967,7 +1967,7 @@
         </w:tc>
         <w:tc>
           <w:tcPr>
-            <w:tcW w:type="dxa" w:w="2550"/>
+            <w:tcW w:type="dxa" w:w="2425"/>
             <w:shd w:val="clear" w:color="auto" w:fill="F7F9FB"/>
             <w:vAlign w:val="center"/>
           </w:tcPr>
@@ -1990,7 +1990,7 @@
         </w:tc>
         <w:tc>
           <w:tcPr>
-            <w:tcW w:type="dxa" w:w="2497"/>
+            <w:tcW w:type="dxa" w:w="2724"/>
             <w:shd w:val="clear" w:color="auto" w:fill="F7F9FB"/>
             <w:vAlign w:val="center"/>
           </w:tcPr>
@@ -2013,7 +2013,7 @@
         </w:tc>
         <w:tc>
           <w:tcPr>
-            <w:tcW w:type="dxa" w:w="1356"/>
+            <w:tcW w:type="dxa" w:w="1295"/>
             <w:shd w:val="clear" w:color="auto" w:fill="F7F9FB"/>
             <w:vAlign w:val="center"/>
           </w:tcPr>
@@ -2061,7 +2061,7 @@
         </w:trPr>
         <w:tc>
           <w:tcPr>
-            <w:tcW w:type="dxa" w:w="427"/>
+            <w:tcW w:type="dxa" w:w="421"/>
             <w:shd w:val="clear" w:color="auto" w:fill="FFFFFF"/>
             <w:vAlign w:val="center"/>
           </w:tcPr>
@@ -2085,7 +2085,7 @@
         </w:tc>
         <w:tc>
           <w:tcPr>
-            <w:tcW w:type="dxa" w:w="1666"/>
+            <w:tcW w:type="dxa" w:w="1631"/>
             <w:shd w:val="clear" w:color="auto" w:fill="FFFFFF"/>
             <w:vAlign w:val="center"/>
           </w:tcPr>
@@ -2109,7 +2109,7 @@
         </w:tc>
         <w:tc>
           <w:tcPr>
-            <w:tcW w:type="dxa" w:w="2550"/>
+            <w:tcW w:type="dxa" w:w="2425"/>
             <w:shd w:val="clear" w:color="auto" w:fill="FFFFFF"/>
             <w:vAlign w:val="center"/>
           </w:tcPr>
@@ -2132,7 +2132,7 @@
         </w:tc>
         <w:tc>
           <w:tcPr>
-            <w:tcW w:type="dxa" w:w="2497"/>
+            <w:tcW w:type="dxa" w:w="2724"/>
             <w:shd w:val="clear" w:color="auto" w:fill="FFFFFF"/>
             <w:vAlign w:val="center"/>
           </w:tcPr>
@@ -2149,13 +2149,13 @@
                 <w:color w:val="222222"/>
                 <w:sz w:val="20"/>
               </w:rPr>
-              <w:t>4 of 4 registered predictions pass</w:t>
+              <w:t>4 of 4 registered predictions pass; D2 (the swing) fails under the audit's corrected measure (entry 22)</w:t>
             </w:r>
           </w:p>
         </w:tc>
         <w:tc>
           <w:tcPr>
-            <w:tcW w:type="dxa" w:w="1356"/>
+            <w:tcW w:type="dxa" w:w="1295"/>
             <w:shd w:val="clear" w:color="auto" w:fill="FFFFFF"/>
             <w:vAlign w:val="center"/>
           </w:tcPr>
@@ -2203,7 +2203,849 @@
         </w:trPr>
         <w:tc>
           <w:tcPr>
-            <w:tcW w:type="dxa" w:w="427"/>
+            <w:tcW w:type="dxa" w:w="421"/>
+            <w:shd w:val="clear" w:color="auto" w:fill="F7F9FB"/>
+            <w:vAlign w:val="center"/>
+          </w:tcPr>
+          <w:p>
+            <w:pPr>
+              <w:keepNext/>
+              <w:spacing w:after="0"/>
+              <w:jc w:val="center"/>
+            </w:pPr>
+            <w:r>
+              <w:rPr>
+                <w:rFonts w:ascii="Calibri" w:hAnsi="Calibri"/>
+                <w:b/>
+                <w:i w:val="0"/>
+                <w:color w:val="222222"/>
+                <w:sz w:val="20"/>
+              </w:rPr>
+              <w:t>16</w:t>
+            </w:r>
+          </w:p>
+        </w:tc>
+        <w:tc>
+          <w:tcPr>
+            <w:tcW w:type="dxa" w:w="1631"/>
+            <w:shd w:val="clear" w:color="auto" w:fill="F7F9FB"/>
+            <w:vAlign w:val="center"/>
+          </w:tcPr>
+          <w:p>
+            <w:pPr>
+              <w:keepNext/>
+              <w:spacing w:after="0"/>
+              <w:jc w:val="center"/>
+            </w:pPr>
+            <w:r>
+              <w:rPr>
+                <w:rFonts w:ascii="Calibri" w:hAnsi="Calibri"/>
+                <w:b w:val="0"/>
+                <w:i w:val="0"/>
+                <w:color w:val="222222"/>
+                <w:sz w:val="20"/>
+              </w:rPr>
+              <w:t>2026-10-24</w:t>
+            </w:r>
+          </w:p>
+        </w:tc>
+        <w:tc>
+          <w:tcPr>
+            <w:tcW w:type="dxa" w:w="2425"/>
+            <w:shd w:val="clear" w:color="auto" w:fill="F7F9FB"/>
+            <w:vAlign w:val="center"/>
+          </w:tcPr>
+          <w:p>
+            <w:pPr>
+              <w:keepNext/>
+              <w:spacing w:after="0"/>
+            </w:pPr>
+            <w:r>
+              <w:rPr>
+                <w:rFonts w:ascii="Calibri" w:hAnsi="Calibri"/>
+                <w:b w:val="0"/>
+                <w:i w:val="0"/>
+                <w:color w:val="222222"/>
+                <w:sz w:val="20"/>
+              </w:rPr>
+              <w:t>Embodied stages 1e and 1f: the FlyWire brain drives the male nerve cord and the leg</w:t>
+            </w:r>
+          </w:p>
+        </w:tc>
+        <w:tc>
+          <w:tcPr>
+            <w:tcW w:type="dxa" w:w="2724"/>
+            <w:shd w:val="clear" w:color="auto" w:fill="F7F9FB"/>
+            <w:vAlign w:val="center"/>
+          </w:tcPr>
+          <w:p>
+            <w:pPr>
+              <w:keepNext/>
+              <w:spacing w:after="0"/>
+            </w:pPr>
+            <w:r>
+              <w:rPr>
+                <w:rFonts w:ascii="Calibri" w:hAnsi="Calibri"/>
+                <w:b w:val="0"/>
+                <w:i w:val="0"/>
+                <w:color w:val="222222"/>
+                <w:sz w:val="20"/>
+              </w:rPr>
+              <w:t>1e uninterpretable as registered; 1f 5 of 5 pass on fresh seeds</w:t>
+            </w:r>
+          </w:p>
+        </w:tc>
+        <w:tc>
+          <w:tcPr>
+            <w:tcW w:type="dxa" w:w="1295"/>
+            <w:shd w:val="clear" w:color="auto" w:fill="F7F9FB"/>
+            <w:vAlign w:val="center"/>
+          </w:tcPr>
+          <w:p>
+            <w:pPr>
+              <w:keepNext/>
+              <w:spacing w:after="0"/>
+            </w:pPr>
+            <w:r>
+              <w:rPr>
+                <w:rFonts w:ascii="Consolas" w:hAnsi="Consolas"/>
+                <w:b w:val="0"/>
+                <w:i w:val="0"/>
+                <w:color w:val="222222"/>
+                <w:sz w:val="18"/>
+              </w:rPr>
+              <w:t>f2f5ad3</w:t>
+            </w:r>
+            <w:r>
+              <w:rPr>
+                <w:rFonts w:ascii="Calibri" w:hAnsi="Calibri"/>
+                <w:b w:val="0"/>
+                <w:i w:val="0"/>
+                <w:color w:val="222222"/>
+                <w:sz w:val="20"/>
+              </w:rPr>
+              <w:t xml:space="preserve"> … this branch</w:t>
+            </w:r>
+          </w:p>
+        </w:tc>
+      </w:tr>
+      <w:tr>
+        <w:trPr>
+          <w:cantSplit/>
+        </w:trPr>
+        <w:tc>
+          <w:tcPr>
+            <w:tcW w:type="dxa" w:w="421"/>
+            <w:shd w:val="clear" w:color="auto" w:fill="FFFFFF"/>
+            <w:vAlign w:val="center"/>
+          </w:tcPr>
+          <w:p>
+            <w:pPr>
+              <w:keepNext/>
+              <w:spacing w:after="0"/>
+              <w:jc w:val="center"/>
+            </w:pPr>
+            <w:r>
+              <w:rPr>
+                <w:rFonts w:ascii="Calibri" w:hAnsi="Calibri"/>
+                <w:b/>
+                <w:i w:val="0"/>
+                <w:color w:val="222222"/>
+                <w:sz w:val="20"/>
+              </w:rPr>
+              <w:t>17</w:t>
+            </w:r>
+          </w:p>
+        </w:tc>
+        <w:tc>
+          <w:tcPr>
+            <w:tcW w:type="dxa" w:w="1631"/>
+            <w:shd w:val="clear" w:color="auto" w:fill="FFFFFF"/>
+            <w:vAlign w:val="center"/>
+          </w:tcPr>
+          <w:p>
+            <w:pPr>
+              <w:keepNext/>
+              <w:spacing w:after="0"/>
+              <w:jc w:val="center"/>
+            </w:pPr>
+            <w:r>
+              <w:rPr>
+                <w:rFonts w:ascii="Calibri" w:hAnsi="Calibri"/>
+                <w:b w:val="0"/>
+                <w:i w:val="0"/>
+                <w:color w:val="222222"/>
+                <w:sz w:val="20"/>
+              </w:rPr>
+              <w:t>2026-10-24</w:t>
+            </w:r>
+          </w:p>
+        </w:tc>
+        <w:tc>
+          <w:tcPr>
+            <w:tcW w:type="dxa" w:w="2425"/>
+            <w:shd w:val="clear" w:color="auto" w:fill="FFFFFF"/>
+            <w:vAlign w:val="center"/>
+          </w:tcPr>
+          <w:p>
+            <w:pPr>
+              <w:keepNext/>
+              <w:spacing w:after="0"/>
+            </w:pPr>
+            <w:r>
+              <w:rPr>
+                <w:rFonts w:ascii="Calibri" w:hAnsi="Calibri"/>
+                <w:b w:val="0"/>
+                <w:i w:val="0"/>
+                <w:color w:val="222222"/>
+                <w:sz w:val="20"/>
+              </w:rPr>
+              <w:t>Embodied stage 2a: fictive walking in the male nerve cord</w:t>
+            </w:r>
+          </w:p>
+        </w:tc>
+        <w:tc>
+          <w:tcPr>
+            <w:tcW w:type="dxa" w:w="2724"/>
+            <w:shd w:val="clear" w:color="auto" w:fill="FFFFFF"/>
+            <w:vAlign w:val="center"/>
+          </w:tcPr>
+          <w:p>
+            <w:pPr>
+              <w:keepNext/>
+              <w:spacing w:after="0"/>
+            </w:pPr>
+            <w:r>
+              <w:rPr>
+                <w:rFonts w:ascii="Calibri" w:hAnsi="Calibri"/>
+                <w:b w:val="0"/>
+                <w:i w:val="0"/>
+                <w:color w:val="222222"/>
+                <w:sz w:val="20"/>
+              </w:rPr>
+              <w:t>1 of 5 pass; no walking rhythm</w:t>
+            </w:r>
+          </w:p>
+        </w:tc>
+        <w:tc>
+          <w:tcPr>
+            <w:tcW w:type="dxa" w:w="1295"/>
+            <w:shd w:val="clear" w:color="auto" w:fill="FFFFFF"/>
+            <w:vAlign w:val="center"/>
+          </w:tcPr>
+          <w:p>
+            <w:pPr>
+              <w:keepNext/>
+              <w:spacing w:after="0"/>
+            </w:pPr>
+            <w:r>
+              <w:rPr>
+                <w:rFonts w:ascii="Consolas" w:hAnsi="Consolas"/>
+                <w:b w:val="0"/>
+                <w:i w:val="0"/>
+                <w:color w:val="222222"/>
+                <w:sz w:val="18"/>
+              </w:rPr>
+              <w:t>91c5b9e</w:t>
+            </w:r>
+            <w:r>
+              <w:rPr>
+                <w:rFonts w:ascii="Calibri" w:hAnsi="Calibri"/>
+                <w:b w:val="0"/>
+                <w:i w:val="0"/>
+                <w:color w:val="222222"/>
+                <w:sz w:val="20"/>
+              </w:rPr>
+              <w:t xml:space="preserve"> … </w:t>
+            </w:r>
+            <w:r>
+              <w:rPr>
+                <w:rFonts w:ascii="Consolas" w:hAnsi="Consolas"/>
+                <w:b w:val="0"/>
+                <w:i w:val="0"/>
+                <w:color w:val="222222"/>
+                <w:sz w:val="18"/>
+              </w:rPr>
+              <w:t>ff43970</w:t>
+            </w:r>
+          </w:p>
+        </w:tc>
+      </w:tr>
+      <w:tr>
+        <w:trPr>
+          <w:cantSplit/>
+        </w:trPr>
+        <w:tc>
+          <w:tcPr>
+            <w:tcW w:type="dxa" w:w="421"/>
+            <w:shd w:val="clear" w:color="auto" w:fill="F7F9FB"/>
+            <w:vAlign w:val="center"/>
+          </w:tcPr>
+          <w:p>
+            <w:pPr>
+              <w:keepNext/>
+              <w:spacing w:after="0"/>
+              <w:jc w:val="center"/>
+            </w:pPr>
+            <w:r>
+              <w:rPr>
+                <w:rFonts w:ascii="Calibri" w:hAnsi="Calibri"/>
+                <w:b/>
+                <w:i w:val="0"/>
+                <w:color w:val="222222"/>
+                <w:sz w:val="20"/>
+              </w:rPr>
+              <w:t>18</w:t>
+            </w:r>
+          </w:p>
+        </w:tc>
+        <w:tc>
+          <w:tcPr>
+            <w:tcW w:type="dxa" w:w="1631"/>
+            <w:shd w:val="clear" w:color="auto" w:fill="F7F9FB"/>
+            <w:vAlign w:val="center"/>
+          </w:tcPr>
+          <w:p>
+            <w:pPr>
+              <w:keepNext/>
+              <w:spacing w:after="0"/>
+              <w:jc w:val="center"/>
+            </w:pPr>
+            <w:r>
+              <w:rPr>
+                <w:rFonts w:ascii="Calibri" w:hAnsi="Calibri"/>
+                <w:b w:val="0"/>
+                <w:i w:val="0"/>
+                <w:color w:val="222222"/>
+                <w:sz w:val="20"/>
+              </w:rPr>
+              <w:t>2026-10-24</w:t>
+            </w:r>
+          </w:p>
+        </w:tc>
+        <w:tc>
+          <w:tcPr>
+            <w:tcW w:type="dxa" w:w="2425"/>
+            <w:shd w:val="clear" w:color="auto" w:fill="F7F9FB"/>
+            <w:vAlign w:val="center"/>
+          </w:tcPr>
+          <w:p>
+            <w:pPr>
+              <w:keepNext/>
+              <w:spacing w:after="0"/>
+            </w:pPr>
+            <w:r>
+              <w:rPr>
+                <w:rFonts w:ascii="Calibri" w:hAnsi="Calibri"/>
+                <w:b w:val="0"/>
+                <w:i w:val="0"/>
+                <w:color w:val="222222"/>
+                <w:sz w:val="20"/>
+              </w:rPr>
+              <w:t>Embodied stage 2b: sugar extends the flybody proboscis, bitter holds it back</w:t>
+            </w:r>
+          </w:p>
+        </w:tc>
+        <w:tc>
+          <w:tcPr>
+            <w:tcW w:type="dxa" w:w="2724"/>
+            <w:shd w:val="clear" w:color="auto" w:fill="F7F9FB"/>
+            <w:vAlign w:val="center"/>
+          </w:tcPr>
+          <w:p>
+            <w:pPr>
+              <w:keepNext/>
+              <w:spacing w:after="0"/>
+            </w:pPr>
+            <w:r>
+              <w:rPr>
+                <w:rFonts w:ascii="Calibri" w:hAnsi="Calibri"/>
+                <w:b w:val="0"/>
+                <w:i w:val="0"/>
+                <w:color w:val="222222"/>
+                <w:sz w:val="20"/>
+              </w:rPr>
+              <w:t>6 of 6 registered predictions pass</w:t>
+            </w:r>
+          </w:p>
+        </w:tc>
+        <w:tc>
+          <w:tcPr>
+            <w:tcW w:type="dxa" w:w="1295"/>
+            <w:shd w:val="clear" w:color="auto" w:fill="F7F9FB"/>
+            <w:vAlign w:val="center"/>
+          </w:tcPr>
+          <w:p>
+            <w:pPr>
+              <w:keepNext/>
+              <w:spacing w:after="0"/>
+            </w:pPr>
+            <w:r>
+              <w:rPr>
+                <w:rFonts w:ascii="Consolas" w:hAnsi="Consolas"/>
+                <w:b w:val="0"/>
+                <w:i w:val="0"/>
+                <w:color w:val="222222"/>
+                <w:sz w:val="18"/>
+              </w:rPr>
+              <w:t>76f90e8</w:t>
+            </w:r>
+            <w:r>
+              <w:rPr>
+                <w:rFonts w:ascii="Calibri" w:hAnsi="Calibri"/>
+                <w:b w:val="0"/>
+                <w:i w:val="0"/>
+                <w:color w:val="222222"/>
+                <w:sz w:val="20"/>
+              </w:rPr>
+              <w:t xml:space="preserve"> … </w:t>
+            </w:r>
+            <w:r>
+              <w:rPr>
+                <w:rFonts w:ascii="Consolas" w:hAnsi="Consolas"/>
+                <w:b w:val="0"/>
+                <w:i w:val="0"/>
+                <w:color w:val="222222"/>
+                <w:sz w:val="18"/>
+              </w:rPr>
+              <w:t>4b586c0</w:t>
+            </w:r>
+          </w:p>
+        </w:tc>
+      </w:tr>
+      <w:tr>
+        <w:trPr>
+          <w:cantSplit/>
+        </w:trPr>
+        <w:tc>
+          <w:tcPr>
+            <w:tcW w:type="dxa" w:w="421"/>
+            <w:shd w:val="clear" w:color="auto" w:fill="FFFFFF"/>
+            <w:vAlign w:val="center"/>
+          </w:tcPr>
+          <w:p>
+            <w:pPr>
+              <w:keepNext/>
+              <w:spacing w:after="0"/>
+              <w:jc w:val="center"/>
+            </w:pPr>
+            <w:r>
+              <w:rPr>
+                <w:rFonts w:ascii="Calibri" w:hAnsi="Calibri"/>
+                <w:b/>
+                <w:i w:val="0"/>
+                <w:color w:val="222222"/>
+                <w:sz w:val="20"/>
+              </w:rPr>
+              <w:t>19</w:t>
+            </w:r>
+          </w:p>
+        </w:tc>
+        <w:tc>
+          <w:tcPr>
+            <w:tcW w:type="dxa" w:w="1631"/>
+            <w:shd w:val="clear" w:color="auto" w:fill="FFFFFF"/>
+            <w:vAlign w:val="center"/>
+          </w:tcPr>
+          <w:p>
+            <w:pPr>
+              <w:keepNext/>
+              <w:spacing w:after="0"/>
+              <w:jc w:val="center"/>
+            </w:pPr>
+            <w:r>
+              <w:rPr>
+                <w:rFonts w:ascii="Calibri" w:hAnsi="Calibri"/>
+                <w:b w:val="0"/>
+                <w:i w:val="0"/>
+                <w:color w:val="222222"/>
+                <w:sz w:val="20"/>
+              </w:rPr>
+              <w:t>2026-10-24</w:t>
+            </w:r>
+          </w:p>
+        </w:tc>
+        <w:tc>
+          <w:tcPr>
+            <w:tcW w:type="dxa" w:w="2425"/>
+            <w:shd w:val="clear" w:color="auto" w:fill="FFFFFF"/>
+            <w:vAlign w:val="center"/>
+          </w:tcPr>
+          <w:p>
+            <w:pPr>
+              <w:keepNext/>
+              <w:spacing w:after="0"/>
+            </w:pPr>
+            <w:r>
+              <w:rPr>
+                <w:rFonts w:ascii="Calibri" w:hAnsi="Calibri"/>
+                <w:b w:val="0"/>
+                <w:i w:val="0"/>
+                <w:color w:val="222222"/>
+                <w:sz w:val="20"/>
+              </w:rPr>
+              <w:t>Embodied stage 2c: a registered adaptation sweep</w:t>
+            </w:r>
+          </w:p>
+        </w:tc>
+        <w:tc>
+          <w:tcPr>
+            <w:tcW w:type="dxa" w:w="2724"/>
+            <w:shd w:val="clear" w:color="auto" w:fill="FFFFFF"/>
+            <w:vAlign w:val="center"/>
+          </w:tcPr>
+          <w:p>
+            <w:pPr>
+              <w:keepNext/>
+              <w:spacing w:after="0"/>
+            </w:pPr>
+            <w:r>
+              <w:rPr>
+                <w:rFonts w:ascii="Calibri" w:hAnsi="Calibri"/>
+                <w:b w:val="0"/>
+                <w:i w:val="0"/>
+                <w:color w:val="222222"/>
+                <w:sz w:val="20"/>
+              </w:rPr>
+              <w:t>stopped by its rule; no cell walks</w:t>
+            </w:r>
+          </w:p>
+        </w:tc>
+        <w:tc>
+          <w:tcPr>
+            <w:tcW w:type="dxa" w:w="1295"/>
+            <w:shd w:val="clear" w:color="auto" w:fill="FFFFFF"/>
+            <w:vAlign w:val="center"/>
+          </w:tcPr>
+          <w:p>
+            <w:pPr>
+              <w:keepNext/>
+              <w:spacing w:after="0"/>
+            </w:pPr>
+            <w:r>
+              <w:rPr>
+                <w:rFonts w:ascii="Consolas" w:hAnsi="Consolas"/>
+                <w:b w:val="0"/>
+                <w:i w:val="0"/>
+                <w:color w:val="222222"/>
+                <w:sz w:val="18"/>
+              </w:rPr>
+              <w:t>c4c29a1</w:t>
+            </w:r>
+            <w:r>
+              <w:rPr>
+                <w:rFonts w:ascii="Calibri" w:hAnsi="Calibri"/>
+                <w:b w:val="0"/>
+                <w:i w:val="0"/>
+                <w:color w:val="222222"/>
+                <w:sz w:val="20"/>
+              </w:rPr>
+              <w:t xml:space="preserve"> … </w:t>
+            </w:r>
+            <w:r>
+              <w:rPr>
+                <w:rFonts w:ascii="Consolas" w:hAnsi="Consolas"/>
+                <w:b w:val="0"/>
+                <w:i w:val="0"/>
+                <w:color w:val="222222"/>
+                <w:sz w:val="18"/>
+              </w:rPr>
+              <w:t>5610ae8</w:t>
+            </w:r>
+          </w:p>
+        </w:tc>
+      </w:tr>
+      <w:tr>
+        <w:trPr>
+          <w:cantSplit/>
+        </w:trPr>
+        <w:tc>
+          <w:tcPr>
+            <w:tcW w:type="dxa" w:w="421"/>
+            <w:shd w:val="clear" w:color="auto" w:fill="F7F9FB"/>
+            <w:vAlign w:val="center"/>
+          </w:tcPr>
+          <w:p>
+            <w:pPr>
+              <w:keepNext/>
+              <w:spacing w:after="0"/>
+              <w:jc w:val="center"/>
+            </w:pPr>
+            <w:r>
+              <w:rPr>
+                <w:rFonts w:ascii="Calibri" w:hAnsi="Calibri"/>
+                <w:b/>
+                <w:i w:val="0"/>
+                <w:color w:val="222222"/>
+                <w:sz w:val="20"/>
+              </w:rPr>
+              <w:t>20</w:t>
+            </w:r>
+          </w:p>
+        </w:tc>
+        <w:tc>
+          <w:tcPr>
+            <w:tcW w:type="dxa" w:w="1631"/>
+            <w:shd w:val="clear" w:color="auto" w:fill="F7F9FB"/>
+            <w:vAlign w:val="center"/>
+          </w:tcPr>
+          <w:p>
+            <w:pPr>
+              <w:keepNext/>
+              <w:spacing w:after="0"/>
+              <w:jc w:val="center"/>
+            </w:pPr>
+            <w:r>
+              <w:rPr>
+                <w:rFonts w:ascii="Calibri" w:hAnsi="Calibri"/>
+                <w:b w:val="0"/>
+                <w:i w:val="0"/>
+                <w:color w:val="222222"/>
+                <w:sz w:val="20"/>
+              </w:rPr>
+              <w:t>2026-10-24</w:t>
+            </w:r>
+          </w:p>
+        </w:tc>
+        <w:tc>
+          <w:tcPr>
+            <w:tcW w:type="dxa" w:w="2425"/>
+            <w:shd w:val="clear" w:color="auto" w:fill="F7F9FB"/>
+            <w:vAlign w:val="center"/>
+          </w:tcPr>
+          <w:p>
+            <w:pPr>
+              <w:keepNext/>
+              <w:spacing w:after="0"/>
+            </w:pPr>
+            <w:r>
+              <w:rPr>
+                <w:rFonts w:ascii="Calibri" w:hAnsi="Calibri"/>
+                <w:b w:val="0"/>
+                <w:i w:val="0"/>
+                <w:color w:val="222222"/>
+                <w:sz w:val="20"/>
+              </w:rPr>
+              <w:t>Embodied stage 2d: the glutamate sign rule</w:t>
+            </w:r>
+          </w:p>
+        </w:tc>
+        <w:tc>
+          <w:tcPr>
+            <w:tcW w:type="dxa" w:w="2724"/>
+            <w:shd w:val="clear" w:color="auto" w:fill="F7F9FB"/>
+            <w:vAlign w:val="center"/>
+          </w:tcPr>
+          <w:p>
+            <w:pPr>
+              <w:keepNext/>
+              <w:spacing w:after="0"/>
+            </w:pPr>
+            <w:r>
+              <w:rPr>
+                <w:rFonts w:ascii="Calibri" w:hAnsi="Calibri"/>
+                <w:b w:val="0"/>
+                <w:i w:val="0"/>
+                <w:color w:val="222222"/>
+                <w:sz w:val="20"/>
+              </w:rPr>
+              <w:t>1 of 7 at the selected cell</w:t>
+            </w:r>
+          </w:p>
+        </w:tc>
+        <w:tc>
+          <w:tcPr>
+            <w:tcW w:type="dxa" w:w="1295"/>
+            <w:shd w:val="clear" w:color="auto" w:fill="F7F9FB"/>
+            <w:vAlign w:val="center"/>
+          </w:tcPr>
+          <w:p>
+            <w:pPr>
+              <w:keepNext/>
+              <w:spacing w:after="0"/>
+            </w:pPr>
+            <w:r>
+              <w:rPr>
+                <w:rFonts w:ascii="Consolas" w:hAnsi="Consolas"/>
+                <w:b w:val="0"/>
+                <w:i w:val="0"/>
+                <w:color w:val="222222"/>
+                <w:sz w:val="18"/>
+              </w:rPr>
+              <w:t>edbf611</w:t>
+            </w:r>
+            <w:r>
+              <w:rPr>
+                <w:rFonts w:ascii="Calibri" w:hAnsi="Calibri"/>
+                <w:b w:val="0"/>
+                <w:i w:val="0"/>
+                <w:color w:val="222222"/>
+                <w:sz w:val="20"/>
+              </w:rPr>
+              <w:t xml:space="preserve"> … </w:t>
+            </w:r>
+            <w:r>
+              <w:rPr>
+                <w:rFonts w:ascii="Consolas" w:hAnsi="Consolas"/>
+                <w:b w:val="0"/>
+                <w:i w:val="0"/>
+                <w:color w:val="222222"/>
+                <w:sz w:val="18"/>
+              </w:rPr>
+              <w:t>a0ccff7</w:t>
+            </w:r>
+          </w:p>
+        </w:tc>
+      </w:tr>
+      <w:tr>
+        <w:trPr>
+          <w:cantSplit/>
+        </w:trPr>
+        <w:tc>
+          <w:tcPr>
+            <w:tcW w:type="dxa" w:w="421"/>
+            <w:shd w:val="clear" w:color="auto" w:fill="FFFFFF"/>
+            <w:vAlign w:val="center"/>
+          </w:tcPr>
+          <w:p>
+            <w:pPr>
+              <w:keepNext/>
+              <w:spacing w:after="0"/>
+              <w:jc w:val="center"/>
+            </w:pPr>
+            <w:r>
+              <w:rPr>
+                <w:rFonts w:ascii="Calibri" w:hAnsi="Calibri"/>
+                <w:b/>
+                <w:i w:val="0"/>
+                <w:color w:val="222222"/>
+                <w:sz w:val="20"/>
+              </w:rPr>
+              <w:t>21</w:t>
+            </w:r>
+          </w:p>
+        </w:tc>
+        <w:tc>
+          <w:tcPr>
+            <w:tcW w:type="dxa" w:w="1631"/>
+            <w:shd w:val="clear" w:color="auto" w:fill="FFFFFF"/>
+            <w:vAlign w:val="center"/>
+          </w:tcPr>
+          <w:p>
+            <w:pPr>
+              <w:keepNext/>
+              <w:spacing w:after="0"/>
+              <w:jc w:val="center"/>
+            </w:pPr>
+            <w:r>
+              <w:rPr>
+                <w:rFonts w:ascii="Calibri" w:hAnsi="Calibri"/>
+                <w:b w:val="0"/>
+                <w:i w:val="0"/>
+                <w:color w:val="222222"/>
+                <w:sz w:val="20"/>
+              </w:rPr>
+              <w:t>2026-10-24</w:t>
+            </w:r>
+          </w:p>
+        </w:tc>
+        <w:tc>
+          <w:tcPr>
+            <w:tcW w:type="dxa" w:w="2425"/>
+            <w:shd w:val="clear" w:color="auto" w:fill="FFFFFF"/>
+            <w:vAlign w:val="center"/>
+          </w:tcPr>
+          <w:p>
+            <w:pPr>
+              <w:keepNext/>
+              <w:spacing w:after="0"/>
+            </w:pPr>
+            <w:r>
+              <w:rPr>
+                <w:rFonts w:ascii="Calibri" w:hAnsi="Calibri"/>
+                <w:b w:val="0"/>
+                <w:i w:val="0"/>
+                <w:color w:val="222222"/>
+                <w:sz w:val="20"/>
+              </w:rPr>
+              <w:t>Embodied stage 2e: the Pugliese et al. rate model; a flaw in our rhythm measure</w:t>
+            </w:r>
+          </w:p>
+        </w:tc>
+        <w:tc>
+          <w:tcPr>
+            <w:tcW w:type="dxa" w:w="2724"/>
+            <w:shd w:val="clear" w:color="auto" w:fill="FFFFFF"/>
+            <w:vAlign w:val="center"/>
+          </w:tcPr>
+          <w:p>
+            <w:pPr>
+              <w:keepNext/>
+              <w:spacing w:after="0"/>
+            </w:pPr>
+            <w:r>
+              <w:rPr>
+                <w:rFonts w:ascii="Calibri" w:hAnsi="Calibri"/>
+                <w:b w:val="0"/>
+                <w:i w:val="0"/>
+                <w:color w:val="222222"/>
+                <w:sz w:val="20"/>
+              </w:rPr>
+              <w:t>2 of 8 (one vacuous); the size stand-in starves DNg100</w:t>
+            </w:r>
+          </w:p>
+        </w:tc>
+        <w:tc>
+          <w:tcPr>
+            <w:tcW w:type="dxa" w:w="1295"/>
+            <w:shd w:val="clear" w:color="auto" w:fill="FFFFFF"/>
+            <w:vAlign w:val="center"/>
+          </w:tcPr>
+          <w:p>
+            <w:pPr>
+              <w:keepNext/>
+              <w:spacing w:after="0"/>
+            </w:pPr>
+            <w:r>
+              <w:rPr>
+                <w:rFonts w:ascii="Consolas" w:hAnsi="Consolas"/>
+                <w:b w:val="0"/>
+                <w:i w:val="0"/>
+                <w:color w:val="222222"/>
+                <w:sz w:val="18"/>
+              </w:rPr>
+              <w:t>21df803</w:t>
+            </w:r>
+            <w:r>
+              <w:rPr>
+                <w:rFonts w:ascii="Calibri" w:hAnsi="Calibri"/>
+                <w:b w:val="0"/>
+                <w:i w:val="0"/>
+                <w:color w:val="222222"/>
+                <w:sz w:val="20"/>
+              </w:rPr>
+              <w:t xml:space="preserve"> … </w:t>
+            </w:r>
+            <w:r>
+              <w:rPr>
+                <w:rFonts w:ascii="Consolas" w:hAnsi="Consolas"/>
+                <w:b w:val="0"/>
+                <w:i w:val="0"/>
+                <w:color w:val="222222"/>
+                <w:sz w:val="18"/>
+              </w:rPr>
+              <w:t>7a13eba</w:t>
+            </w:r>
+          </w:p>
+        </w:tc>
+      </w:tr>
+      <w:tr>
+        <w:trPr>
+          <w:cantSplit/>
+        </w:trPr>
+        <w:tc>
+          <w:tcPr>
+            <w:tcW w:type="dxa" w:w="421"/>
             <w:shd w:val="clear" w:color="auto" w:fill="F7F9FB"/>
             <w:vAlign w:val="center"/>
           </w:tcPr>
@@ -2221,13 +3063,13 @@
                 <w:color w:val="222222"/>
                 <w:sz w:val="20"/>
               </w:rPr>
-              <w:t>16</w:t>
+              <w:t>22</w:t>
             </w:r>
           </w:p>
         </w:tc>
         <w:tc>
           <w:tcPr>
-            <w:tcW w:type="dxa" w:w="1666"/>
+            <w:tcW w:type="dxa" w:w="1631"/>
             <w:shd w:val="clear" w:color="auto" w:fill="F7F9FB"/>
             <w:vAlign w:val="center"/>
           </w:tcPr>
@@ -2251,7 +3093,7 @@
         </w:tc>
         <w:tc>
           <w:tcPr>
-            <w:tcW w:type="dxa" w:w="2550"/>
+            <w:tcW w:type="dxa" w:w="2425"/>
             <w:shd w:val="clear" w:color="auto" w:fill="F7F9FB"/>
             <w:vAlign w:val="center"/>
           </w:tcPr>
@@ -2268,13 +3110,13 @@
                 <w:color w:val="222222"/>
                 <w:sz w:val="20"/>
               </w:rPr>
-              <w:t>Embodied stages 1e and 1f: the FlyWire brain drives the male nerve cord and the leg</w:t>
+              <w:t>The registered rhythm-measure audit</w:t>
             </w:r>
           </w:p>
         </w:tc>
         <w:tc>
           <w:tcPr>
-            <w:tcW w:type="dxa" w:w="2497"/>
+            <w:tcW w:type="dxa" w:w="2724"/>
             <w:shd w:val="clear" w:color="auto" w:fill="F7F9FB"/>
             <w:vAlign w:val="center"/>
           </w:tcPr>
@@ -2291,13 +3133,13 @@
                 <w:color w:val="222222"/>
                 <w:sz w:val="20"/>
               </w:rPr>
-              <w:t>1e uninterpretable as registered; 1f 5 of 5 pass on fresh seeds</w:t>
+              <w:t>one earlier pass (1d D2) withdrawn; all else stands; originals reproduce</w:t>
             </w:r>
           </w:p>
         </w:tc>
         <w:tc>
           <w:tcPr>
-            <w:tcW w:type="dxa" w:w="1356"/>
+            <w:tcW w:type="dxa" w:w="1295"/>
             <w:shd w:val="clear" w:color="auto" w:fill="F7F9FB"/>
             <w:vAlign w:val="center"/>
           </w:tcPr>
@@ -2314,7 +3156,7 @@
                 <w:color w:val="222222"/>
                 <w:sz w:val="18"/>
               </w:rPr>
-              <w:t>f2f5ad3</w:t>
+              <w:t>76611c0</w:t>
             </w:r>
             <w:r>
               <w:rPr>
@@ -5797,7 +6639,7 @@
           <w:color w:val="222222"/>
           <w:sz w:val="21"/>
         </w:rPr>
-        <w:t>On fresh seeds and with readouts registered in advance: driving the fly's antennal-grooming neurons brings the simulated front leg to the head and holds it there for nearly the whole second; escape neurons extend it. (That walking neurons "swing" it rested on a rhythm measure now under audit; see entry 21.)</w:t>
+        <w:t>On fresh seeds and with readouts registered in advance: driving the fly's antennal-grooming neurons brings the simulated front leg to the head and holds it there for nearly the whole second; escape neurons extend it. (That walking neurons "swing" it did not survive the rhythm-measure audit; see entry 22.)</w:t>
       </w:r>
     </w:p>
     <w:p>
@@ -5941,7 +6783,7 @@
           <w:color w:val="222222"/>
           <w:sz w:val="21"/>
         </w:rPr>
-        <w:t>Caveat found later (entry 21): the rhythmicity measure has no peak requirement, so "forward walking more rhythmic" (D2) is under audit; the hold at the head (D1) does not depend on it.</w:t>
+        <w:t>Found later (entries 21, 22): the rhythmicity measure had no peak requirement; under the registered audit's corrected measure D2 fails (forward walking 0.0956); the hold at the head (D1) does not depend on it.</w:t>
       </w:r>
     </w:p>
     <w:p>
@@ -7350,7 +8192,7 @@
           <w:color w:val="222222"/>
           <w:sz w:val="21"/>
         </w:rPr>
-        <w:t xml:space="preserve"> Under DNg100 drive, 11 neurons become active; DNg100 itself reaches 6.54 Hz, because size (here synapse count) sets its threshold. Rhythm predictions fail; the lesion prediction passes vacuously. DNb08's "rhythm" (0.7367) is one burst and a plateau. The registered rhythmicity measure has no peak requirement, which puts stage 1d's D2 and stage 2d's rhythm cells under audit.</w:t>
+        <w:t xml:space="preserve"> Under DNg100 drive, 11 neurons become active; DNg100 itself reaches 6.54 Hz, because size (here synapse count) sets its threshold. Rhythm predictions fail; the lesion prediction passes vacuously. DNb08's "rhythm" (0.7367) is one burst and a plateau. The registered rhythmicity measure has no peak requirement; the registered audit (entry 22) re-examined every stage that used it.</w:t>
       </w:r>
     </w:p>
     <w:p>
@@ -7435,6 +8277,305 @@
           <w:sz w:val="19"/>
         </w:rPr>
         <w:t>outputs/fly/embodied_stage2e_</w:t>
+      </w:r>
+      <w:r>
+        <w:rPr>
+          <w:rFonts w:ascii="Calibri" w:hAnsi="Calibri"/>
+          <w:b w:val="0"/>
+          <w:i w:val="0"/>
+          <w:color w:val="222222"/>
+          <w:sz w:val="21"/>
+        </w:rPr>
+        <w:t>.</w:t>
+      </w:r>
+    </w:p>
+    <w:p>
+      <w:pPr>
+        <w:keepNext/>
+        <w:spacing w:before="240" w:after="60"/>
+      </w:pPr>
+      <w:r>
+        <w:rPr>
+          <w:rFonts w:ascii="Calibri" w:hAnsi="Calibri"/>
+          <w:b/>
+          <w:i w:val="0"/>
+          <w:color w:val="1F4E79"/>
+          <w:sz w:val="23"/>
+        </w:rPr>
+        <w:t>22. The rhythm-measure audit: one registered pass did not survive</w:t>
+      </w:r>
+    </w:p>
+    <w:p>
+      <w:pPr>
+        <w:spacing w:after="120"/>
+      </w:pPr>
+      <w:r>
+        <w:rPr>
+          <w:rFonts w:ascii="Calibri" w:hAnsi="Calibri"/>
+          <w:b/>
+          <w:i w:val="0"/>
+          <w:color w:val="156082"/>
+          <w:sz w:val="21"/>
+        </w:rPr>
+        <w:t>Slide message:</w:t>
+      </w:r>
+      <w:r>
+        <w:rPr>
+          <w:rFonts w:ascii="Calibri" w:hAnsi="Calibri"/>
+          <w:b w:val="0"/>
+          <w:i w:val="0"/>
+          <w:color w:val="222222"/>
+          <w:sz w:val="21"/>
+        </w:rPr>
+        <w:t xml:space="preserve"> </w:t>
+      </w:r>
+      <w:r>
+        <w:rPr>
+          <w:rFonts w:ascii="Calibri" w:hAnsi="Calibri"/>
+          <w:b w:val="0"/>
+          <w:i/>
+          <w:color w:val="222222"/>
+          <w:sz w:val="21"/>
+        </w:rPr>
+        <w:t>We found a flaw in our own rhythm measure, registered an audit before re-scoring anything, and re-ran every affected stage. One earlier pass (the walking leg's "swing") does not survive. Every other registered outcome stands, and the original numbers reproduce exactly.</w:t>
+      </w:r>
+    </w:p>
+    <w:p>
+      <w:pPr>
+        <w:spacing w:after="120"/>
+        <w:ind w:left="432" w:hanging="259"/>
+      </w:pPr>
+      <w:r>
+        <w:rPr>
+          <w:rFonts w:ascii="Calibri" w:hAnsi="Calibri"/>
+          <w:b w:val="0"/>
+          <w:i w:val="0"/>
+          <w:color w:val="222222"/>
+          <w:sz w:val="21"/>
+        </w:rPr>
+        <w:t>•</w:t>
+        <w:tab/>
+      </w:r>
+      <w:r>
+        <w:rPr>
+          <w:rFonts w:ascii="Calibri" w:hAnsi="Calibri"/>
+          <w:b/>
+          <w:i w:val="0"/>
+          <w:color w:val="156082"/>
+          <w:sz w:val="21"/>
+        </w:rPr>
+        <w:t>What changed.</w:t>
+      </w:r>
+      <w:r>
+        <w:rPr>
+          <w:rFonts w:ascii="Calibri" w:hAnsi="Calibri"/>
+          <w:b w:val="0"/>
+          <w:i w:val="0"/>
+          <w:color w:val="222222"/>
+          <w:sz w:val="21"/>
+        </w:rPr>
+        <w:t xml:space="preserve"> </w:t>
+      </w:r>
+      <w:r>
+        <w:rPr>
+          <w:rFonts w:ascii="Consolas" w:hAnsi="Consolas"/>
+          <w:b w:val="0"/>
+          <w:i w:val="0"/>
+          <w:color w:val="222222"/>
+          <w:sz w:val="19"/>
+        </w:rPr>
+        <w:t>kinematics.rhythm</w:t>
+      </w:r>
+      <w:r>
+        <w:rPr>
+          <w:rFonts w:ascii="Calibri" w:hAnsi="Calibri"/>
+          <w:b w:val="0"/>
+          <w:i w:val="0"/>
+          <w:color w:val="222222"/>
+          <w:sz w:val="21"/>
+        </w:rPr>
+        <w:t xml:space="preserve"> requires a genuine autocorrelation peak; </w:t>
+      </w:r>
+      <w:r>
+        <w:rPr>
+          <w:rFonts w:ascii="Consolas" w:hAnsi="Consolas"/>
+          <w:b w:val="0"/>
+          <w:i w:val="0"/>
+          <w:color w:val="222222"/>
+          <w:sz w:val="19"/>
+        </w:rPr>
+        <w:t>fictive.phase</w:t>
+      </w:r>
+      <w:r>
+        <w:rPr>
+          <w:rFonts w:ascii="Calibri" w:hAnsi="Calibri"/>
+          <w:b w:val="0"/>
+          <w:i w:val="0"/>
+          <w:color w:val="222222"/>
+          <w:sz w:val="21"/>
+        </w:rPr>
+        <w:t xml:space="preserve"> and the period measures take a method switch (the registered measure stays the default); </w:t>
+      </w:r>
+      <w:r>
+        <w:rPr>
+          <w:rFonts w:ascii="Consolas" w:hAnsi="Consolas"/>
+          <w:b w:val="0"/>
+          <w:i w:val="0"/>
+          <w:color w:val="222222"/>
+          <w:sz w:val="19"/>
+        </w:rPr>
+        <w:t>src/neuromps/fly/rhythm_audit.py</w:t>
+      </w:r>
+      <w:r>
+        <w:rPr>
+          <w:rFonts w:ascii="Calibri" w:hAnsi="Calibri"/>
+          <w:b w:val="0"/>
+          <w:i w:val="0"/>
+          <w:color w:val="222222"/>
+          <w:sz w:val="21"/>
+        </w:rPr>
+        <w:t xml:space="preserve"> re-simulates stages 1d, 2a, 2c, 2d and 2e on their own seeds and measures every trial both ways. Registered in </w:t>
+      </w:r>
+      <w:r>
+        <w:rPr>
+          <w:rFonts w:ascii="Consolas" w:hAnsi="Consolas"/>
+          <w:b w:val="0"/>
+          <w:i w:val="0"/>
+          <w:color w:val="222222"/>
+          <w:sz w:val="19"/>
+        </w:rPr>
+        <w:t>preregistration/rhythm_measure_audit.json</w:t>
+      </w:r>
+      <w:r>
+        <w:rPr>
+          <w:rFonts w:ascii="Calibri" w:hAnsi="Calibri"/>
+          <w:b w:val="0"/>
+          <w:i w:val="0"/>
+          <w:color w:val="222222"/>
+          <w:sz w:val="21"/>
+        </w:rPr>
+        <w:t xml:space="preserve"> before any corrected value was computed on stage data.</w:t>
+      </w:r>
+    </w:p>
+    <w:p>
+      <w:pPr>
+        <w:spacing w:after="120"/>
+        <w:ind w:left="432" w:hanging="259"/>
+      </w:pPr>
+      <w:r>
+        <w:rPr>
+          <w:rFonts w:ascii="Calibri" w:hAnsi="Calibri"/>
+          <w:b w:val="0"/>
+          <w:i w:val="0"/>
+          <w:color w:val="222222"/>
+          <w:sz w:val="21"/>
+        </w:rPr>
+        <w:t>•</w:t>
+        <w:tab/>
+      </w:r>
+      <w:r>
+        <w:rPr>
+          <w:rFonts w:ascii="Calibri" w:hAnsi="Calibri"/>
+          <w:b/>
+          <w:i w:val="0"/>
+          <w:color w:val="156082"/>
+          <w:sz w:val="21"/>
+        </w:rPr>
+        <w:t>Effect.</w:t>
+      </w:r>
+      <w:r>
+        <w:rPr>
+          <w:rFonts w:ascii="Calibri" w:hAnsi="Calibri"/>
+          <w:b w:val="0"/>
+          <w:i w:val="0"/>
+          <w:color w:val="222222"/>
+          <w:sz w:val="21"/>
+        </w:rPr>
+        <w:t xml:space="preserve"> The registered measure reproduces every recorded outcome. Under the corrected one, stage 1d's D2 fails (forward walking 0.0956, grooming 0.2374); stage 2d's rhythm cells drop from 5 to 1; DNb08's "rhythm" in stage 2e falls to 0.0. Every other registered outcome is unchanged.</w:t>
+      </w:r>
+    </w:p>
+    <w:p>
+      <w:pPr>
+        <w:spacing w:after="120"/>
+        <w:ind w:left="432" w:hanging="259"/>
+      </w:pPr>
+      <w:r>
+        <w:rPr>
+          <w:rFonts w:ascii="Calibri" w:hAnsi="Calibri"/>
+          <w:b w:val="0"/>
+          <w:i w:val="0"/>
+          <w:color w:val="222222"/>
+          <w:sz w:val="21"/>
+        </w:rPr>
+        <w:t>•</w:t>
+        <w:tab/>
+      </w:r>
+      <w:r>
+        <w:rPr>
+          <w:rFonts w:ascii="Calibri" w:hAnsi="Calibri"/>
+          <w:b/>
+          <w:i w:val="0"/>
+          <w:color w:val="156082"/>
+          <w:sz w:val="21"/>
+        </w:rPr>
+        <w:t>Why it matters for the interview.</w:t>
+      </w:r>
+      <w:r>
+        <w:rPr>
+          <w:rFonts w:ascii="Calibri" w:hAnsi="Calibri"/>
+          <w:b w:val="0"/>
+          <w:i w:val="0"/>
+          <w:color w:val="222222"/>
+          <w:sz w:val="21"/>
+        </w:rPr>
+        <w:t xml:space="preserve"> A worked example of the discipline under pressure: the flaw found by ourselves, the fix registered before use, the earlier claim withdrawn in public.</w:t>
+      </w:r>
+    </w:p>
+    <w:p>
+      <w:pPr>
+        <w:spacing w:after="120"/>
+        <w:ind w:left="432" w:hanging="259"/>
+      </w:pPr>
+      <w:r>
+        <w:rPr>
+          <w:rFonts w:ascii="Calibri" w:hAnsi="Calibri"/>
+          <w:b w:val="0"/>
+          <w:i w:val="0"/>
+          <w:color w:val="222222"/>
+          <w:sz w:val="21"/>
+        </w:rPr>
+        <w:t>•</w:t>
+        <w:tab/>
+      </w:r>
+      <w:r>
+        <w:rPr>
+          <w:rFonts w:ascii="Calibri" w:hAnsi="Calibri"/>
+          <w:b/>
+          <w:i w:val="0"/>
+          <w:color w:val="156082"/>
+          <w:sz w:val="21"/>
+        </w:rPr>
+        <w:t>Evidence.</w:t>
+      </w:r>
+      <w:r>
+        <w:rPr>
+          <w:rFonts w:ascii="Calibri" w:hAnsi="Calibri"/>
+          <w:b w:val="0"/>
+          <w:i w:val="0"/>
+          <w:color w:val="222222"/>
+          <w:sz w:val="21"/>
+        </w:rPr>
+        <w:t xml:space="preserve"> Roadmap §7 and figure; </w:t>
+      </w:r>
+      <w:r>
+        <w:rPr>
+          <w:rFonts w:ascii="Consolas" w:hAnsi="Consolas"/>
+          <w:b w:val="0"/>
+          <w:i w:val="0"/>
+          <w:color w:val="222222"/>
+          <w:sz w:val="19"/>
+        </w:rPr>
+        <w:t>outputs/fly/rhythm_audit_SIMULATED.json</w:t>
       </w:r>
       <w:r>
         <w:rPr>

--- a/report/POST_SUBMISSION_CHANGES.docx
+++ b/report/POST_SUBMISSION_CHANGES.docx
@@ -3051,7 +3051,7 @@
           </w:tcPr>
           <w:p>
             <w:pPr>
-              <w:keepNext w:val="0"/>
+              <w:keepNext/>
               <w:spacing w:after="0"/>
               <w:jc w:val="center"/>
             </w:pPr>
@@ -3075,7 +3075,7 @@
           </w:tcPr>
           <w:p>
             <w:pPr>
-              <w:keepNext w:val="0"/>
+              <w:keepNext/>
               <w:spacing w:after="0"/>
               <w:jc w:val="center"/>
             </w:pPr>
@@ -3099,7 +3099,7 @@
           </w:tcPr>
           <w:p>
             <w:pPr>
-              <w:keepNext w:val="0"/>
+              <w:keepNext/>
               <w:spacing w:after="0"/>
             </w:pPr>
             <w:r>
@@ -3122,7 +3122,7 @@
           </w:tcPr>
           <w:p>
             <w:pPr>
-              <w:keepNext w:val="0"/>
+              <w:keepNext/>
               <w:spacing w:after="0"/>
             </w:pPr>
             <w:r>
@@ -3145,18 +3145,150 @@
           </w:tcPr>
           <w:p>
             <w:pPr>
+              <w:keepNext/>
+              <w:spacing w:after="0"/>
+            </w:pPr>
+            <w:r>
+              <w:rPr>
+                <w:rFonts w:ascii="Consolas" w:hAnsi="Consolas"/>
+                <w:b w:val="0"/>
+                <w:i w:val="0"/>
+                <w:color w:val="222222"/>
+                <w:sz w:val="18"/>
+              </w:rPr>
+              <w:t>76611c0</w:t>
+            </w:r>
+            <w:r>
+              <w:rPr>
+                <w:rFonts w:ascii="Calibri" w:hAnsi="Calibri"/>
+                <w:b w:val="0"/>
+                <w:i w:val="0"/>
+                <w:color w:val="222222"/>
+                <w:sz w:val="20"/>
+              </w:rPr>
+              <w:t xml:space="preserve"> … this branch</w:t>
+            </w:r>
+          </w:p>
+        </w:tc>
+      </w:tr>
+      <w:tr>
+        <w:trPr>
+          <w:cantSplit/>
+        </w:trPr>
+        <w:tc>
+          <w:tcPr>
+            <w:tcW w:type="dxa" w:w="421"/>
+            <w:shd w:val="clear" w:color="auto" w:fill="FFFFFF"/>
+            <w:vAlign w:val="center"/>
+          </w:tcPr>
+          <w:p>
+            <w:pPr>
+              <w:keepNext w:val="0"/>
+              <w:spacing w:after="0"/>
+              <w:jc w:val="center"/>
+            </w:pPr>
+            <w:r>
+              <w:rPr>
+                <w:rFonts w:ascii="Calibri" w:hAnsi="Calibri"/>
+                <w:b/>
+                <w:i w:val="0"/>
+                <w:color w:val="222222"/>
+                <w:sz w:val="20"/>
+              </w:rPr>
+              <w:t>23</w:t>
+            </w:r>
+          </w:p>
+        </w:tc>
+        <w:tc>
+          <w:tcPr>
+            <w:tcW w:type="dxa" w:w="1631"/>
+            <w:shd w:val="clear" w:color="auto" w:fill="FFFFFF"/>
+            <w:vAlign w:val="center"/>
+          </w:tcPr>
+          <w:p>
+            <w:pPr>
+              <w:keepNext w:val="0"/>
+              <w:spacing w:after="0"/>
+              <w:jc w:val="center"/>
+            </w:pPr>
+            <w:r>
+              <w:rPr>
+                <w:rFonts w:ascii="Calibri" w:hAnsi="Calibri"/>
+                <w:b w:val="0"/>
+                <w:i w:val="0"/>
+                <w:color w:val="222222"/>
+                <w:sz w:val="20"/>
+              </w:rPr>
+              <w:t>2026-10-24</w:t>
+            </w:r>
+          </w:p>
+        </w:tc>
+        <w:tc>
+          <w:tcPr>
+            <w:tcW w:type="dxa" w:w="2425"/>
+            <w:shd w:val="clear" w:color="auto" w:fill="FFFFFF"/>
+            <w:vAlign w:val="center"/>
+          </w:tcPr>
+          <w:p>
+            <w:pPr>
               <w:keepNext w:val="0"/>
               <w:spacing w:after="0"/>
             </w:pPr>
             <w:r>
               <w:rPr>
+                <w:rFonts w:ascii="Calibri" w:hAnsi="Calibri"/>
+                <w:b w:val="0"/>
+                <w:i w:val="0"/>
+                <w:color w:val="222222"/>
+                <w:sz w:val="20"/>
+              </w:rPr>
+              <w:t>Embodied stage 2f: command neurons driven alike, two size rules</w:t>
+            </w:r>
+          </w:p>
+        </w:tc>
+        <w:tc>
+          <w:tcPr>
+            <w:tcW w:type="dxa" w:w="2724"/>
+            <w:shd w:val="clear" w:color="auto" w:fill="FFFFFF"/>
+            <w:vAlign w:val="center"/>
+          </w:tcPr>
+          <w:p>
+            <w:pPr>
+              <w:keepNext w:val="0"/>
+              <w:spacing w:after="0"/>
+            </w:pPr>
+            <w:r>
+              <w:rPr>
+                <w:rFonts w:ascii="Calibri" w:hAnsi="Calibri"/>
+                <w:b w:val="0"/>
+                <w:i w:val="0"/>
+                <w:color w:val="222222"/>
+                <w:sz w:val="20"/>
+              </w:rPr>
+              <w:t>precondition fails in both; the command is silenced by the activity it starts</w:t>
+            </w:r>
+          </w:p>
+        </w:tc>
+        <w:tc>
+          <w:tcPr>
+            <w:tcW w:type="dxa" w:w="1295"/>
+            <w:shd w:val="clear" w:color="auto" w:fill="FFFFFF"/>
+            <w:vAlign w:val="center"/>
+          </w:tcPr>
+          <w:p>
+            <w:pPr>
+              <w:keepNext w:val="0"/>
+              <w:spacing w:after="0"/>
+            </w:pPr>
+            <w:r>
+              <w:rPr>
                 <w:rFonts w:ascii="Consolas" w:hAnsi="Consolas"/>
                 <w:b w:val="0"/>
                 <w:i w:val="0"/>
                 <w:color w:val="222222"/>
                 <w:sz w:val="18"/>
               </w:rPr>
-              <w:t>76611c0</w:t>
+              <w:t>7e36cfb</w:t>
             </w:r>
             <w:r>
               <w:rPr>
@@ -8576,6 +8708,228 @@
           <w:sz w:val="19"/>
         </w:rPr>
         <w:t>outputs/fly/rhythm_audit_SIMULATED.json</w:t>
+      </w:r>
+      <w:r>
+        <w:rPr>
+          <w:rFonts w:ascii="Calibri" w:hAnsi="Calibri"/>
+          <w:b w:val="0"/>
+          <w:i w:val="0"/>
+          <w:color w:val="222222"/>
+          <w:sz w:val="21"/>
+        </w:rPr>
+        <w:t>.</w:t>
+      </w:r>
+    </w:p>
+    <w:p>
+      <w:pPr>
+        <w:keepNext/>
+        <w:spacing w:before="240" w:after="60"/>
+      </w:pPr>
+      <w:r>
+        <w:rPr>
+          <w:rFonts w:ascii="Calibri" w:hAnsi="Calibri"/>
+          <w:b/>
+          <w:i w:val="0"/>
+          <w:color w:val="1F4E79"/>
+          <w:sz w:val="23"/>
+        </w:rPr>
+        <w:t>23. The walking command is switched off by the activity it starts</w:t>
+      </w:r>
+    </w:p>
+    <w:p>
+      <w:pPr>
+        <w:spacing w:after="120"/>
+      </w:pPr>
+      <w:r>
+        <w:rPr>
+          <w:rFonts w:ascii="Calibri" w:hAnsi="Calibri"/>
+          <w:b/>
+          <w:i w:val="0"/>
+          <w:color w:val="156082"/>
+          <w:sz w:val="21"/>
+        </w:rPr>
+        <w:t>Slide message:</w:t>
+      </w:r>
+      <w:r>
+        <w:rPr>
+          <w:rFonts w:ascii="Calibri" w:hAnsi="Calibri"/>
+          <w:b w:val="0"/>
+          <w:i w:val="0"/>
+          <w:color w:val="222222"/>
+          <w:sz w:val="21"/>
+        </w:rPr>
+        <w:t xml:space="preserve"> </w:t>
+      </w:r>
+      <w:r>
+        <w:rPr>
+          <w:rFonts w:ascii="Calibri" w:hAnsi="Calibri"/>
+          <w:b w:val="0"/>
+          <w:i/>
+          <w:color w:val="222222"/>
+          <w:sz w:val="21"/>
+        </w:rPr>
+        <w:t>Driven fairly, the walking command neuron starts a wave of activity that grows until it silences the command itself; the whole nerve cord then runs on its own. The published model avoids this by simulating only the front-leg network and capping recruitment at 500 neurons. That is what we test next.</w:t>
+      </w:r>
+    </w:p>
+    <w:p>
+      <w:pPr>
+        <w:spacing w:after="120"/>
+        <w:ind w:left="432" w:hanging="259"/>
+      </w:pPr>
+      <w:r>
+        <w:rPr>
+          <w:rFonts w:ascii="Calibri" w:hAnsi="Calibri"/>
+          <w:b w:val="0"/>
+          <w:i w:val="0"/>
+          <w:color w:val="222222"/>
+          <w:sz w:val="21"/>
+        </w:rPr>
+        <w:t>•</w:t>
+        <w:tab/>
+      </w:r>
+      <w:r>
+        <w:rPr>
+          <w:rFonts w:ascii="Calibri" w:hAnsi="Calibri"/>
+          <w:b/>
+          <w:i w:val="0"/>
+          <w:color w:val="156082"/>
+          <w:sz w:val="21"/>
+        </w:rPr>
+        <w:t>What changed.</w:t>
+      </w:r>
+      <w:r>
+        <w:rPr>
+          <w:rFonts w:ascii="Calibri" w:hAnsi="Calibri"/>
+          <w:b w:val="0"/>
+          <w:i w:val="0"/>
+          <w:color w:val="222222"/>
+          <w:sz w:val="21"/>
+        </w:rPr>
+        <w:t xml:space="preserve"> </w:t>
+      </w:r>
+      <w:r>
+        <w:rPr>
+          <w:rFonts w:ascii="Consolas" w:hAnsi="Consolas"/>
+          <w:b w:val="0"/>
+          <w:i w:val="0"/>
+          <w:color w:val="222222"/>
+          <w:sz w:val="19"/>
+        </w:rPr>
+        <w:t>rate_model.drive_input</w:t>
+      </w:r>
+      <w:r>
+        <w:rPr>
+          <w:rFonts w:ascii="Calibri" w:hAnsi="Calibri"/>
+          <w:b w:val="0"/>
+          <w:i w:val="0"/>
+          <w:color w:val="222222"/>
+          <w:sz w:val="21"/>
+        </w:rPr>
+        <w:t xml:space="preserve"> gives each driven neuron the input that alone brings it to a target rate; </w:t>
+      </w:r>
+      <w:r>
+        <w:rPr>
+          <w:rFonts w:ascii="Consolas" w:hAnsi="Consolas"/>
+          <w:b w:val="0"/>
+          <w:i w:val="0"/>
+          <w:color w:val="222222"/>
+          <w:sz w:val="19"/>
+        </w:rPr>
+        <w:t>src/neuromps/fly/embodied_stage2f.py</w:t>
+      </w:r>
+      <w:r>
+        <w:rPr>
+          <w:rFonts w:ascii="Calibri" w:hAnsi="Calibri"/>
+          <w:b w:val="0"/>
+          <w:i w:val="0"/>
+          <w:color w:val="222222"/>
+          <w:sz w:val="21"/>
+        </w:rPr>
+        <w:t xml:space="preserve"> runs the registered stage 2f (two size rules, corrected rhythm measure, a precondition that the command is on, a lesion test that counts only if a rhythm exists).</w:t>
+      </w:r>
+    </w:p>
+    <w:p>
+      <w:pPr>
+        <w:spacing w:after="120"/>
+        <w:ind w:left="432" w:hanging="259"/>
+      </w:pPr>
+      <w:r>
+        <w:rPr>
+          <w:rFonts w:ascii="Calibri" w:hAnsi="Calibri"/>
+          <w:b w:val="0"/>
+          <w:i w:val="0"/>
+          <w:color w:val="222222"/>
+          <w:sz w:val="21"/>
+        </w:rPr>
+        <w:t>•</w:t>
+        <w:tab/>
+      </w:r>
+      <w:r>
+        <w:rPr>
+          <w:rFonts w:ascii="Calibri" w:hAnsi="Calibri"/>
+          <w:b/>
+          <w:i w:val="0"/>
+          <w:color w:val="156082"/>
+          <w:sz w:val="21"/>
+        </w:rPr>
+        <w:t>Effect.</w:t>
+      </w:r>
+      <w:r>
+        <w:rPr>
+          <w:rFonts w:ascii="Calibri" w:hAnsi="Calibri"/>
+          <w:b w:val="0"/>
+          <w:i w:val="0"/>
+          <w:color w:val="222222"/>
+          <w:sz w:val="21"/>
+        </w:rPr>
+        <w:t xml:space="preserve"> The precondition fails in both size rules (DNg100 0.18 and 0.0 Hz), so the other predictions are uninterpretable. Exploratory trace: DNg100 at 42.67 Hz after 50 ms, silenced by 0.25 s under -4452.5 inhibitory input; 5,247 neurons stay active without it.</w:t>
+      </w:r>
+    </w:p>
+    <w:p>
+      <w:pPr>
+        <w:spacing w:after="120"/>
+        <w:ind w:left="432" w:hanging="259"/>
+      </w:pPr>
+      <w:r>
+        <w:rPr>
+          <w:rFonts w:ascii="Calibri" w:hAnsi="Calibri"/>
+          <w:b w:val="0"/>
+          <w:i w:val="0"/>
+          <w:color w:val="222222"/>
+          <w:sz w:val="21"/>
+        </w:rPr>
+        <w:t>•</w:t>
+        <w:tab/>
+      </w:r>
+      <w:r>
+        <w:rPr>
+          <w:rFonts w:ascii="Calibri" w:hAnsi="Calibri"/>
+          <w:b/>
+          <w:i w:val="0"/>
+          <w:color w:val="156082"/>
+          <w:sz w:val="21"/>
+        </w:rPr>
+        <w:t>Evidence.</w:t>
+      </w:r>
+      <w:r>
+        <w:rPr>
+          <w:rFonts w:ascii="Calibri" w:hAnsi="Calibri"/>
+          <w:b w:val="0"/>
+          <w:i w:val="0"/>
+          <w:color w:val="222222"/>
+          <w:sz w:val="21"/>
+        </w:rPr>
+        <w:t xml:space="preserve"> Roadmap §7 and figure; </w:t>
+      </w:r>
+      <w:r>
+        <w:rPr>
+          <w:rFonts w:ascii="Consolas" w:hAnsi="Consolas"/>
+          <w:b w:val="0"/>
+          <w:i w:val="0"/>
+          <w:color w:val="222222"/>
+          <w:sz w:val="19"/>
+        </w:rPr>
+        <w:t>outputs/fly/embodied_stage2f_</w:t>
       </w:r>
       <w:r>
         <w:rPr>

--- a/report/POST_SUBMISSION_CHANGES.docx
+++ b/report/POST_SUBMISSION_CHANGES.docx
@@ -49,10 +49,10 @@
       </w:tblPr>
       <w:tblGrid>
         <w:gridCol w:w="421"/>
-        <w:gridCol w:w="1631"/>
-        <w:gridCol w:w="2425"/>
-        <w:gridCol w:w="2724"/>
-        <w:gridCol w:w="1295"/>
+        <w:gridCol w:w="1630"/>
+        <w:gridCol w:w="2422"/>
+        <w:gridCol w:w="2729"/>
+        <w:gridCol w:w="1294"/>
       </w:tblGrid>
       <w:tr>
         <w:trPr>
@@ -85,7 +85,7 @@
         </w:tc>
         <w:tc>
           <w:tcPr>
-            <w:tcW w:type="dxa" w:w="1631"/>
+            <w:tcW w:type="dxa" w:w="1630"/>
             <w:shd w:val="clear" w:color="auto" w:fill="1F4E79"/>
             <w:vAlign w:val="center"/>
           </w:tcPr>
@@ -109,7 +109,7 @@
         </w:tc>
         <w:tc>
           <w:tcPr>
-            <w:tcW w:type="dxa" w:w="2425"/>
+            <w:tcW w:type="dxa" w:w="2422"/>
             <w:shd w:val="clear" w:color="auto" w:fill="1F4E79"/>
             <w:vAlign w:val="center"/>
           </w:tcPr>
@@ -132,7 +132,7 @@
         </w:tc>
         <w:tc>
           <w:tcPr>
-            <w:tcW w:type="dxa" w:w="2724"/>
+            <w:tcW w:type="dxa" w:w="2729"/>
             <w:shd w:val="clear" w:color="auto" w:fill="1F4E79"/>
             <w:vAlign w:val="center"/>
           </w:tcPr>
@@ -155,7 +155,7 @@
         </w:tc>
         <w:tc>
           <w:tcPr>
-            <w:tcW w:type="dxa" w:w="1295"/>
+            <w:tcW w:type="dxa" w:w="1294"/>
             <w:shd w:val="clear" w:color="auto" w:fill="1F4E79"/>
             <w:vAlign w:val="center"/>
           </w:tcPr>
@@ -207,7 +207,7 @@
         </w:tc>
         <w:tc>
           <w:tcPr>
-            <w:tcW w:type="dxa" w:w="1631"/>
+            <w:tcW w:type="dxa" w:w="1630"/>
             <w:shd w:val="clear" w:color="auto" w:fill="FFFFFF"/>
             <w:vAlign w:val="center"/>
           </w:tcPr>
@@ -231,7 +231,7 @@
         </w:tc>
         <w:tc>
           <w:tcPr>
-            <w:tcW w:type="dxa" w:w="2425"/>
+            <w:tcW w:type="dxa" w:w="2422"/>
             <w:shd w:val="clear" w:color="auto" w:fill="FFFFFF"/>
             <w:vAlign w:val="center"/>
           </w:tcPr>
@@ -254,7 +254,7 @@
         </w:tc>
         <w:tc>
           <w:tcPr>
-            <w:tcW w:type="dxa" w:w="2724"/>
+            <w:tcW w:type="dxa" w:w="2729"/>
             <w:shd w:val="clear" w:color="auto" w:fill="FFFFFF"/>
             <w:vAlign w:val="center"/>
           </w:tcPr>
@@ -277,7 +277,7 @@
         </w:tc>
         <w:tc>
           <w:tcPr>
-            <w:tcW w:type="dxa" w:w="1295"/>
+            <w:tcW w:type="dxa" w:w="1294"/>
             <w:shd w:val="clear" w:color="auto" w:fill="FFFFFF"/>
             <w:vAlign w:val="center"/>
           </w:tcPr>
@@ -349,7 +349,7 @@
         </w:tc>
         <w:tc>
           <w:tcPr>
-            <w:tcW w:type="dxa" w:w="1631"/>
+            <w:tcW w:type="dxa" w:w="1630"/>
             <w:shd w:val="clear" w:color="auto" w:fill="F7F9FB"/>
             <w:vAlign w:val="center"/>
           </w:tcPr>
@@ -373,7 +373,7 @@
         </w:tc>
         <w:tc>
           <w:tcPr>
-            <w:tcW w:type="dxa" w:w="2425"/>
+            <w:tcW w:type="dxa" w:w="2422"/>
             <w:shd w:val="clear" w:color="auto" w:fill="F7F9FB"/>
             <w:vAlign w:val="center"/>
           </w:tcPr>
@@ -396,7 +396,7 @@
         </w:tc>
         <w:tc>
           <w:tcPr>
-            <w:tcW w:type="dxa" w:w="2724"/>
+            <w:tcW w:type="dxa" w:w="2729"/>
             <w:shd w:val="clear" w:color="auto" w:fill="F7F9FB"/>
             <w:vAlign w:val="center"/>
           </w:tcPr>
@@ -419,7 +419,7 @@
         </w:tc>
         <w:tc>
           <w:tcPr>
-            <w:tcW w:type="dxa" w:w="1295"/>
+            <w:tcW w:type="dxa" w:w="1294"/>
             <w:shd w:val="clear" w:color="auto" w:fill="F7F9FB"/>
             <w:vAlign w:val="center"/>
           </w:tcPr>
@@ -471,7 +471,7 @@
         </w:tc>
         <w:tc>
           <w:tcPr>
-            <w:tcW w:type="dxa" w:w="1631"/>
+            <w:tcW w:type="dxa" w:w="1630"/>
             <w:shd w:val="clear" w:color="auto" w:fill="FFFFFF"/>
             <w:vAlign w:val="center"/>
           </w:tcPr>
@@ -495,7 +495,7 @@
         </w:tc>
         <w:tc>
           <w:tcPr>
-            <w:tcW w:type="dxa" w:w="2425"/>
+            <w:tcW w:type="dxa" w:w="2422"/>
             <w:shd w:val="clear" w:color="auto" w:fill="FFFFFF"/>
             <w:vAlign w:val="center"/>
           </w:tcPr>
@@ -518,7 +518,7 @@
         </w:tc>
         <w:tc>
           <w:tcPr>
-            <w:tcW w:type="dxa" w:w="2724"/>
+            <w:tcW w:type="dxa" w:w="2729"/>
             <w:shd w:val="clear" w:color="auto" w:fill="FFFFFF"/>
             <w:vAlign w:val="center"/>
           </w:tcPr>
@@ -541,7 +541,7 @@
         </w:tc>
         <w:tc>
           <w:tcPr>
-            <w:tcW w:type="dxa" w:w="1295"/>
+            <w:tcW w:type="dxa" w:w="1294"/>
             <w:shd w:val="clear" w:color="auto" w:fill="FFFFFF"/>
             <w:vAlign w:val="center"/>
           </w:tcPr>
@@ -593,7 +593,7 @@
         </w:tc>
         <w:tc>
           <w:tcPr>
-            <w:tcW w:type="dxa" w:w="1631"/>
+            <w:tcW w:type="dxa" w:w="1630"/>
             <w:shd w:val="clear" w:color="auto" w:fill="F7F9FB"/>
             <w:vAlign w:val="center"/>
           </w:tcPr>
@@ -617,7 +617,7 @@
         </w:tc>
         <w:tc>
           <w:tcPr>
-            <w:tcW w:type="dxa" w:w="2425"/>
+            <w:tcW w:type="dxa" w:w="2422"/>
             <w:shd w:val="clear" w:color="auto" w:fill="F7F9FB"/>
             <w:vAlign w:val="center"/>
           </w:tcPr>
@@ -640,7 +640,7 @@
         </w:tc>
         <w:tc>
           <w:tcPr>
-            <w:tcW w:type="dxa" w:w="2724"/>
+            <w:tcW w:type="dxa" w:w="2729"/>
             <w:shd w:val="clear" w:color="auto" w:fill="F7F9FB"/>
             <w:vAlign w:val="center"/>
           </w:tcPr>
@@ -663,7 +663,7 @@
         </w:tc>
         <w:tc>
           <w:tcPr>
-            <w:tcW w:type="dxa" w:w="1295"/>
+            <w:tcW w:type="dxa" w:w="1294"/>
             <w:shd w:val="clear" w:color="auto" w:fill="F7F9FB"/>
             <w:vAlign w:val="center"/>
           </w:tcPr>
@@ -735,7 +735,7 @@
         </w:tc>
         <w:tc>
           <w:tcPr>
-            <w:tcW w:type="dxa" w:w="1631"/>
+            <w:tcW w:type="dxa" w:w="1630"/>
             <w:shd w:val="clear" w:color="auto" w:fill="FFFFFF"/>
             <w:vAlign w:val="center"/>
           </w:tcPr>
@@ -759,7 +759,7 @@
         </w:tc>
         <w:tc>
           <w:tcPr>
-            <w:tcW w:type="dxa" w:w="2425"/>
+            <w:tcW w:type="dxa" w:w="2422"/>
             <w:shd w:val="clear" w:color="auto" w:fill="FFFFFF"/>
             <w:vAlign w:val="center"/>
           </w:tcPr>
@@ -782,7 +782,7 @@
         </w:tc>
         <w:tc>
           <w:tcPr>
-            <w:tcW w:type="dxa" w:w="2724"/>
+            <w:tcW w:type="dxa" w:w="2729"/>
             <w:shd w:val="clear" w:color="auto" w:fill="FFFFFF"/>
             <w:vAlign w:val="center"/>
           </w:tcPr>
@@ -805,7 +805,7 @@
         </w:tc>
         <w:tc>
           <w:tcPr>
-            <w:tcW w:type="dxa" w:w="1295"/>
+            <w:tcW w:type="dxa" w:w="1294"/>
             <w:shd w:val="clear" w:color="auto" w:fill="FFFFFF"/>
             <w:vAlign w:val="center"/>
           </w:tcPr>
@@ -857,7 +857,7 @@
         </w:tc>
         <w:tc>
           <w:tcPr>
-            <w:tcW w:type="dxa" w:w="1631"/>
+            <w:tcW w:type="dxa" w:w="1630"/>
             <w:shd w:val="clear" w:color="auto" w:fill="F7F9FB"/>
             <w:vAlign w:val="center"/>
           </w:tcPr>
@@ -881,7 +881,7 @@
         </w:tc>
         <w:tc>
           <w:tcPr>
-            <w:tcW w:type="dxa" w:w="2425"/>
+            <w:tcW w:type="dxa" w:w="2422"/>
             <w:shd w:val="clear" w:color="auto" w:fill="F7F9FB"/>
             <w:vAlign w:val="center"/>
           </w:tcPr>
@@ -904,7 +904,7 @@
         </w:tc>
         <w:tc>
           <w:tcPr>
-            <w:tcW w:type="dxa" w:w="2724"/>
+            <w:tcW w:type="dxa" w:w="2729"/>
             <w:shd w:val="clear" w:color="auto" w:fill="F7F9FB"/>
             <w:vAlign w:val="center"/>
           </w:tcPr>
@@ -927,7 +927,7 @@
         </w:tc>
         <w:tc>
           <w:tcPr>
-            <w:tcW w:type="dxa" w:w="1295"/>
+            <w:tcW w:type="dxa" w:w="1294"/>
             <w:shd w:val="clear" w:color="auto" w:fill="F7F9FB"/>
             <w:vAlign w:val="center"/>
           </w:tcPr>
@@ -979,7 +979,7 @@
         </w:tc>
         <w:tc>
           <w:tcPr>
-            <w:tcW w:type="dxa" w:w="1631"/>
+            <w:tcW w:type="dxa" w:w="1630"/>
             <w:shd w:val="clear" w:color="auto" w:fill="FFFFFF"/>
             <w:vAlign w:val="center"/>
           </w:tcPr>
@@ -1003,7 +1003,7 @@
         </w:tc>
         <w:tc>
           <w:tcPr>
-            <w:tcW w:type="dxa" w:w="2425"/>
+            <w:tcW w:type="dxa" w:w="2422"/>
             <w:shd w:val="clear" w:color="auto" w:fill="FFFFFF"/>
             <w:vAlign w:val="center"/>
           </w:tcPr>
@@ -1026,7 +1026,7 @@
         </w:tc>
         <w:tc>
           <w:tcPr>
-            <w:tcW w:type="dxa" w:w="2724"/>
+            <w:tcW w:type="dxa" w:w="2729"/>
             <w:shd w:val="clear" w:color="auto" w:fill="FFFFFF"/>
             <w:vAlign w:val="center"/>
           </w:tcPr>
@@ -1049,7 +1049,7 @@
         </w:tc>
         <w:tc>
           <w:tcPr>
-            <w:tcW w:type="dxa" w:w="1295"/>
+            <w:tcW w:type="dxa" w:w="1294"/>
             <w:shd w:val="clear" w:color="auto" w:fill="FFFFFF"/>
             <w:vAlign w:val="center"/>
           </w:tcPr>
@@ -1121,7 +1121,7 @@
         </w:tc>
         <w:tc>
           <w:tcPr>
-            <w:tcW w:type="dxa" w:w="1631"/>
+            <w:tcW w:type="dxa" w:w="1630"/>
             <w:shd w:val="clear" w:color="auto" w:fill="F7F9FB"/>
             <w:vAlign w:val="center"/>
           </w:tcPr>
@@ -1145,7 +1145,7 @@
         </w:tc>
         <w:tc>
           <w:tcPr>
-            <w:tcW w:type="dxa" w:w="2425"/>
+            <w:tcW w:type="dxa" w:w="2422"/>
             <w:shd w:val="clear" w:color="auto" w:fill="F7F9FB"/>
             <w:vAlign w:val="center"/>
           </w:tcPr>
@@ -1168,7 +1168,7 @@
         </w:tc>
         <w:tc>
           <w:tcPr>
-            <w:tcW w:type="dxa" w:w="2724"/>
+            <w:tcW w:type="dxa" w:w="2729"/>
             <w:shd w:val="clear" w:color="auto" w:fill="F7F9FB"/>
             <w:vAlign w:val="center"/>
           </w:tcPr>
@@ -1191,7 +1191,7 @@
         </w:tc>
         <w:tc>
           <w:tcPr>
-            <w:tcW w:type="dxa" w:w="1295"/>
+            <w:tcW w:type="dxa" w:w="1294"/>
             <w:shd w:val="clear" w:color="auto" w:fill="F7F9FB"/>
             <w:vAlign w:val="center"/>
           </w:tcPr>
@@ -1263,7 +1263,7 @@
         </w:tc>
         <w:tc>
           <w:tcPr>
-            <w:tcW w:type="dxa" w:w="1631"/>
+            <w:tcW w:type="dxa" w:w="1630"/>
             <w:shd w:val="clear" w:color="auto" w:fill="FFFFFF"/>
             <w:vAlign w:val="center"/>
           </w:tcPr>
@@ -1287,7 +1287,7 @@
         </w:tc>
         <w:tc>
           <w:tcPr>
-            <w:tcW w:type="dxa" w:w="2425"/>
+            <w:tcW w:type="dxa" w:w="2422"/>
             <w:shd w:val="clear" w:color="auto" w:fill="FFFFFF"/>
             <w:vAlign w:val="center"/>
           </w:tcPr>
@@ -1310,7 +1310,7 @@
         </w:tc>
         <w:tc>
           <w:tcPr>
-            <w:tcW w:type="dxa" w:w="2724"/>
+            <w:tcW w:type="dxa" w:w="2729"/>
             <w:shd w:val="clear" w:color="auto" w:fill="FFFFFF"/>
             <w:vAlign w:val="center"/>
           </w:tcPr>
@@ -1333,7 +1333,7 @@
         </w:tc>
         <w:tc>
           <w:tcPr>
-            <w:tcW w:type="dxa" w:w="1295"/>
+            <w:tcW w:type="dxa" w:w="1294"/>
             <w:shd w:val="clear" w:color="auto" w:fill="FFFFFF"/>
             <w:vAlign w:val="center"/>
           </w:tcPr>
@@ -1405,7 +1405,7 @@
         </w:tc>
         <w:tc>
           <w:tcPr>
-            <w:tcW w:type="dxa" w:w="1631"/>
+            <w:tcW w:type="dxa" w:w="1630"/>
             <w:shd w:val="clear" w:color="auto" w:fill="F7F9FB"/>
             <w:vAlign w:val="center"/>
           </w:tcPr>
@@ -1429,7 +1429,7 @@
         </w:tc>
         <w:tc>
           <w:tcPr>
-            <w:tcW w:type="dxa" w:w="2425"/>
+            <w:tcW w:type="dxa" w:w="2422"/>
             <w:shd w:val="clear" w:color="auto" w:fill="F7F9FB"/>
             <w:vAlign w:val="center"/>
           </w:tcPr>
@@ -1452,7 +1452,7 @@
         </w:tc>
         <w:tc>
           <w:tcPr>
-            <w:tcW w:type="dxa" w:w="2724"/>
+            <w:tcW w:type="dxa" w:w="2729"/>
             <w:shd w:val="clear" w:color="auto" w:fill="F7F9FB"/>
             <w:vAlign w:val="center"/>
           </w:tcPr>
@@ -1475,7 +1475,7 @@
         </w:tc>
         <w:tc>
           <w:tcPr>
-            <w:tcW w:type="dxa" w:w="1295"/>
+            <w:tcW w:type="dxa" w:w="1294"/>
             <w:shd w:val="clear" w:color="auto" w:fill="F7F9FB"/>
             <w:vAlign w:val="center"/>
           </w:tcPr>
@@ -1547,7 +1547,7 @@
         </w:tc>
         <w:tc>
           <w:tcPr>
-            <w:tcW w:type="dxa" w:w="1631"/>
+            <w:tcW w:type="dxa" w:w="1630"/>
             <w:shd w:val="clear" w:color="auto" w:fill="FFFFFF"/>
             <w:vAlign w:val="center"/>
           </w:tcPr>
@@ -1571,7 +1571,7 @@
         </w:tc>
         <w:tc>
           <w:tcPr>
-            <w:tcW w:type="dxa" w:w="2425"/>
+            <w:tcW w:type="dxa" w:w="2422"/>
             <w:shd w:val="clear" w:color="auto" w:fill="FFFFFF"/>
             <w:vAlign w:val="center"/>
           </w:tcPr>
@@ -1594,7 +1594,7 @@
         </w:tc>
         <w:tc>
           <w:tcPr>
-            <w:tcW w:type="dxa" w:w="2724"/>
+            <w:tcW w:type="dxa" w:w="2729"/>
             <w:shd w:val="clear" w:color="auto" w:fill="FFFFFF"/>
             <w:vAlign w:val="center"/>
           </w:tcPr>
@@ -1617,7 +1617,7 @@
         </w:tc>
         <w:tc>
           <w:tcPr>
-            <w:tcW w:type="dxa" w:w="1295"/>
+            <w:tcW w:type="dxa" w:w="1294"/>
             <w:shd w:val="clear" w:color="auto" w:fill="FFFFFF"/>
             <w:vAlign w:val="center"/>
           </w:tcPr>
@@ -1689,7 +1689,7 @@
         </w:tc>
         <w:tc>
           <w:tcPr>
-            <w:tcW w:type="dxa" w:w="1631"/>
+            <w:tcW w:type="dxa" w:w="1630"/>
             <w:shd w:val="clear" w:color="auto" w:fill="F7F9FB"/>
             <w:vAlign w:val="center"/>
           </w:tcPr>
@@ -1713,7 +1713,7 @@
         </w:tc>
         <w:tc>
           <w:tcPr>
-            <w:tcW w:type="dxa" w:w="2425"/>
+            <w:tcW w:type="dxa" w:w="2422"/>
             <w:shd w:val="clear" w:color="auto" w:fill="F7F9FB"/>
             <w:vAlign w:val="center"/>
           </w:tcPr>
@@ -1736,7 +1736,7 @@
         </w:tc>
         <w:tc>
           <w:tcPr>
-            <w:tcW w:type="dxa" w:w="2724"/>
+            <w:tcW w:type="dxa" w:w="2729"/>
             <w:shd w:val="clear" w:color="auto" w:fill="F7F9FB"/>
             <w:vAlign w:val="center"/>
           </w:tcPr>
@@ -1759,7 +1759,7 @@
         </w:tc>
         <w:tc>
           <w:tcPr>
-            <w:tcW w:type="dxa" w:w="1295"/>
+            <w:tcW w:type="dxa" w:w="1294"/>
             <w:shd w:val="clear" w:color="auto" w:fill="F7F9FB"/>
             <w:vAlign w:val="center"/>
           </w:tcPr>
@@ -1811,7 +1811,7 @@
         </w:tc>
         <w:tc>
           <w:tcPr>
-            <w:tcW w:type="dxa" w:w="1631"/>
+            <w:tcW w:type="dxa" w:w="1630"/>
             <w:shd w:val="clear" w:color="auto" w:fill="FFFFFF"/>
             <w:vAlign w:val="center"/>
           </w:tcPr>
@@ -1835,7 +1835,7 @@
         </w:tc>
         <w:tc>
           <w:tcPr>
-            <w:tcW w:type="dxa" w:w="2425"/>
+            <w:tcW w:type="dxa" w:w="2422"/>
             <w:shd w:val="clear" w:color="auto" w:fill="FFFFFF"/>
             <w:vAlign w:val="center"/>
           </w:tcPr>
@@ -1858,7 +1858,7 @@
         </w:tc>
         <w:tc>
           <w:tcPr>
-            <w:tcW w:type="dxa" w:w="2724"/>
+            <w:tcW w:type="dxa" w:w="2729"/>
             <w:shd w:val="clear" w:color="auto" w:fill="FFFFFF"/>
             <w:vAlign w:val="center"/>
           </w:tcPr>
@@ -1881,7 +1881,7 @@
         </w:tc>
         <w:tc>
           <w:tcPr>
-            <w:tcW w:type="dxa" w:w="1295"/>
+            <w:tcW w:type="dxa" w:w="1294"/>
             <w:shd w:val="clear" w:color="auto" w:fill="FFFFFF"/>
             <w:vAlign w:val="center"/>
           </w:tcPr>
@@ -1943,7 +1943,7 @@
         </w:tc>
         <w:tc>
           <w:tcPr>
-            <w:tcW w:type="dxa" w:w="1631"/>
+            <w:tcW w:type="dxa" w:w="1630"/>
             <w:shd w:val="clear" w:color="auto" w:fill="F7F9FB"/>
             <w:vAlign w:val="center"/>
           </w:tcPr>
@@ -1967,7 +1967,7 @@
         </w:tc>
         <w:tc>
           <w:tcPr>
-            <w:tcW w:type="dxa" w:w="2425"/>
+            <w:tcW w:type="dxa" w:w="2422"/>
             <w:shd w:val="clear" w:color="auto" w:fill="F7F9FB"/>
             <w:vAlign w:val="center"/>
           </w:tcPr>
@@ -1990,7 +1990,7 @@
         </w:tc>
         <w:tc>
           <w:tcPr>
-            <w:tcW w:type="dxa" w:w="2724"/>
+            <w:tcW w:type="dxa" w:w="2729"/>
             <w:shd w:val="clear" w:color="auto" w:fill="F7F9FB"/>
             <w:vAlign w:val="center"/>
           </w:tcPr>
@@ -2013,7 +2013,7 @@
         </w:tc>
         <w:tc>
           <w:tcPr>
-            <w:tcW w:type="dxa" w:w="1295"/>
+            <w:tcW w:type="dxa" w:w="1294"/>
             <w:shd w:val="clear" w:color="auto" w:fill="F7F9FB"/>
             <w:vAlign w:val="center"/>
           </w:tcPr>
@@ -2085,7 +2085,7 @@
         </w:tc>
         <w:tc>
           <w:tcPr>
-            <w:tcW w:type="dxa" w:w="1631"/>
+            <w:tcW w:type="dxa" w:w="1630"/>
             <w:shd w:val="clear" w:color="auto" w:fill="FFFFFF"/>
             <w:vAlign w:val="center"/>
           </w:tcPr>
@@ -2109,7 +2109,7 @@
         </w:tc>
         <w:tc>
           <w:tcPr>
-            <w:tcW w:type="dxa" w:w="2425"/>
+            <w:tcW w:type="dxa" w:w="2422"/>
             <w:shd w:val="clear" w:color="auto" w:fill="FFFFFF"/>
             <w:vAlign w:val="center"/>
           </w:tcPr>
@@ -2132,7 +2132,7 @@
         </w:tc>
         <w:tc>
           <w:tcPr>
-            <w:tcW w:type="dxa" w:w="2724"/>
+            <w:tcW w:type="dxa" w:w="2729"/>
             <w:shd w:val="clear" w:color="auto" w:fill="FFFFFF"/>
             <w:vAlign w:val="center"/>
           </w:tcPr>
@@ -2155,7 +2155,7 @@
         </w:tc>
         <w:tc>
           <w:tcPr>
-            <w:tcW w:type="dxa" w:w="1295"/>
+            <w:tcW w:type="dxa" w:w="1294"/>
             <w:shd w:val="clear" w:color="auto" w:fill="FFFFFF"/>
             <w:vAlign w:val="center"/>
           </w:tcPr>
@@ -2227,7 +2227,7 @@
         </w:tc>
         <w:tc>
           <w:tcPr>
-            <w:tcW w:type="dxa" w:w="1631"/>
+            <w:tcW w:type="dxa" w:w="1630"/>
             <w:shd w:val="clear" w:color="auto" w:fill="F7F9FB"/>
             <w:vAlign w:val="center"/>
           </w:tcPr>
@@ -2251,7 +2251,7 @@
         </w:tc>
         <w:tc>
           <w:tcPr>
-            <w:tcW w:type="dxa" w:w="2425"/>
+            <w:tcW w:type="dxa" w:w="2422"/>
             <w:shd w:val="clear" w:color="auto" w:fill="F7F9FB"/>
             <w:vAlign w:val="center"/>
           </w:tcPr>
@@ -2274,7 +2274,7 @@
         </w:tc>
         <w:tc>
           <w:tcPr>
-            <w:tcW w:type="dxa" w:w="2724"/>
+            <w:tcW w:type="dxa" w:w="2729"/>
             <w:shd w:val="clear" w:color="auto" w:fill="F7F9FB"/>
             <w:vAlign w:val="center"/>
           </w:tcPr>
@@ -2297,7 +2297,7 @@
         </w:tc>
         <w:tc>
           <w:tcPr>
-            <w:tcW w:type="dxa" w:w="1295"/>
+            <w:tcW w:type="dxa" w:w="1294"/>
             <w:shd w:val="clear" w:color="auto" w:fill="F7F9FB"/>
             <w:vAlign w:val="center"/>
           </w:tcPr>
@@ -2359,7 +2359,7 @@
         </w:tc>
         <w:tc>
           <w:tcPr>
-            <w:tcW w:type="dxa" w:w="1631"/>
+            <w:tcW w:type="dxa" w:w="1630"/>
             <w:shd w:val="clear" w:color="auto" w:fill="FFFFFF"/>
             <w:vAlign w:val="center"/>
           </w:tcPr>
@@ -2383,7 +2383,7 @@
         </w:tc>
         <w:tc>
           <w:tcPr>
-            <w:tcW w:type="dxa" w:w="2425"/>
+            <w:tcW w:type="dxa" w:w="2422"/>
             <w:shd w:val="clear" w:color="auto" w:fill="FFFFFF"/>
             <w:vAlign w:val="center"/>
           </w:tcPr>
@@ -2406,7 +2406,7 @@
         </w:tc>
         <w:tc>
           <w:tcPr>
-            <w:tcW w:type="dxa" w:w="2724"/>
+            <w:tcW w:type="dxa" w:w="2729"/>
             <w:shd w:val="clear" w:color="auto" w:fill="FFFFFF"/>
             <w:vAlign w:val="center"/>
           </w:tcPr>
@@ -2429,7 +2429,7 @@
         </w:tc>
         <w:tc>
           <w:tcPr>
-            <w:tcW w:type="dxa" w:w="1295"/>
+            <w:tcW w:type="dxa" w:w="1294"/>
             <w:shd w:val="clear" w:color="auto" w:fill="FFFFFF"/>
             <w:vAlign w:val="center"/>
           </w:tcPr>
@@ -2501,7 +2501,7 @@
         </w:tc>
         <w:tc>
           <w:tcPr>
-            <w:tcW w:type="dxa" w:w="1631"/>
+            <w:tcW w:type="dxa" w:w="1630"/>
             <w:shd w:val="clear" w:color="auto" w:fill="F7F9FB"/>
             <w:vAlign w:val="center"/>
           </w:tcPr>
@@ -2525,7 +2525,7 @@
         </w:tc>
         <w:tc>
           <w:tcPr>
-            <w:tcW w:type="dxa" w:w="2425"/>
+            <w:tcW w:type="dxa" w:w="2422"/>
             <w:shd w:val="clear" w:color="auto" w:fill="F7F9FB"/>
             <w:vAlign w:val="center"/>
           </w:tcPr>
@@ -2548,7 +2548,7 @@
         </w:tc>
         <w:tc>
           <w:tcPr>
-            <w:tcW w:type="dxa" w:w="2724"/>
+            <w:tcW w:type="dxa" w:w="2729"/>
             <w:shd w:val="clear" w:color="auto" w:fill="F7F9FB"/>
             <w:vAlign w:val="center"/>
           </w:tcPr>
@@ -2571,7 +2571,7 @@
         </w:tc>
         <w:tc>
           <w:tcPr>
-            <w:tcW w:type="dxa" w:w="1295"/>
+            <w:tcW w:type="dxa" w:w="1294"/>
             <w:shd w:val="clear" w:color="auto" w:fill="F7F9FB"/>
             <w:vAlign w:val="center"/>
           </w:tcPr>
@@ -2643,7 +2643,7 @@
         </w:tc>
         <w:tc>
           <w:tcPr>
-            <w:tcW w:type="dxa" w:w="1631"/>
+            <w:tcW w:type="dxa" w:w="1630"/>
             <w:shd w:val="clear" w:color="auto" w:fill="FFFFFF"/>
             <w:vAlign w:val="center"/>
           </w:tcPr>
@@ -2667,7 +2667,7 @@
         </w:tc>
         <w:tc>
           <w:tcPr>
-            <w:tcW w:type="dxa" w:w="2425"/>
+            <w:tcW w:type="dxa" w:w="2422"/>
             <w:shd w:val="clear" w:color="auto" w:fill="FFFFFF"/>
             <w:vAlign w:val="center"/>
           </w:tcPr>
@@ -2690,7 +2690,7 @@
         </w:tc>
         <w:tc>
           <w:tcPr>
-            <w:tcW w:type="dxa" w:w="2724"/>
+            <w:tcW w:type="dxa" w:w="2729"/>
             <w:shd w:val="clear" w:color="auto" w:fill="FFFFFF"/>
             <w:vAlign w:val="center"/>
           </w:tcPr>
@@ -2713,7 +2713,7 @@
         </w:tc>
         <w:tc>
           <w:tcPr>
-            <w:tcW w:type="dxa" w:w="1295"/>
+            <w:tcW w:type="dxa" w:w="1294"/>
             <w:shd w:val="clear" w:color="auto" w:fill="FFFFFF"/>
             <w:vAlign w:val="center"/>
           </w:tcPr>
@@ -2785,7 +2785,7 @@
         </w:tc>
         <w:tc>
           <w:tcPr>
-            <w:tcW w:type="dxa" w:w="1631"/>
+            <w:tcW w:type="dxa" w:w="1630"/>
             <w:shd w:val="clear" w:color="auto" w:fill="F7F9FB"/>
             <w:vAlign w:val="center"/>
           </w:tcPr>
@@ -2809,7 +2809,7 @@
         </w:tc>
         <w:tc>
           <w:tcPr>
-            <w:tcW w:type="dxa" w:w="2425"/>
+            <w:tcW w:type="dxa" w:w="2422"/>
             <w:shd w:val="clear" w:color="auto" w:fill="F7F9FB"/>
             <w:vAlign w:val="center"/>
           </w:tcPr>
@@ -2832,7 +2832,7 @@
         </w:tc>
         <w:tc>
           <w:tcPr>
-            <w:tcW w:type="dxa" w:w="2724"/>
+            <w:tcW w:type="dxa" w:w="2729"/>
             <w:shd w:val="clear" w:color="auto" w:fill="F7F9FB"/>
             <w:vAlign w:val="center"/>
           </w:tcPr>
@@ -2855,7 +2855,7 @@
         </w:tc>
         <w:tc>
           <w:tcPr>
-            <w:tcW w:type="dxa" w:w="1295"/>
+            <w:tcW w:type="dxa" w:w="1294"/>
             <w:shd w:val="clear" w:color="auto" w:fill="F7F9FB"/>
             <w:vAlign w:val="center"/>
           </w:tcPr>
@@ -2927,7 +2927,7 @@
         </w:tc>
         <w:tc>
           <w:tcPr>
-            <w:tcW w:type="dxa" w:w="1631"/>
+            <w:tcW w:type="dxa" w:w="1630"/>
             <w:shd w:val="clear" w:color="auto" w:fill="FFFFFF"/>
             <w:vAlign w:val="center"/>
           </w:tcPr>
@@ -2951,7 +2951,7 @@
         </w:tc>
         <w:tc>
           <w:tcPr>
-            <w:tcW w:type="dxa" w:w="2425"/>
+            <w:tcW w:type="dxa" w:w="2422"/>
             <w:shd w:val="clear" w:color="auto" w:fill="FFFFFF"/>
             <w:vAlign w:val="center"/>
           </w:tcPr>
@@ -2974,7 +2974,7 @@
         </w:tc>
         <w:tc>
           <w:tcPr>
-            <w:tcW w:type="dxa" w:w="2724"/>
+            <w:tcW w:type="dxa" w:w="2729"/>
             <w:shd w:val="clear" w:color="auto" w:fill="FFFFFF"/>
             <w:vAlign w:val="center"/>
           </w:tcPr>
@@ -2997,7 +2997,7 @@
         </w:tc>
         <w:tc>
           <w:tcPr>
-            <w:tcW w:type="dxa" w:w="1295"/>
+            <w:tcW w:type="dxa" w:w="1294"/>
             <w:shd w:val="clear" w:color="auto" w:fill="FFFFFF"/>
             <w:vAlign w:val="center"/>
           </w:tcPr>
@@ -3069,7 +3069,7 @@
         </w:tc>
         <w:tc>
           <w:tcPr>
-            <w:tcW w:type="dxa" w:w="1631"/>
+            <w:tcW w:type="dxa" w:w="1630"/>
             <w:shd w:val="clear" w:color="auto" w:fill="F7F9FB"/>
             <w:vAlign w:val="center"/>
           </w:tcPr>
@@ -3093,7 +3093,7 @@
         </w:tc>
         <w:tc>
           <w:tcPr>
-            <w:tcW w:type="dxa" w:w="2425"/>
+            <w:tcW w:type="dxa" w:w="2422"/>
             <w:shd w:val="clear" w:color="auto" w:fill="F7F9FB"/>
             <w:vAlign w:val="center"/>
           </w:tcPr>
@@ -3116,7 +3116,7 @@
         </w:tc>
         <w:tc>
           <w:tcPr>
-            <w:tcW w:type="dxa" w:w="2724"/>
+            <w:tcW w:type="dxa" w:w="2729"/>
             <w:shd w:val="clear" w:color="auto" w:fill="F7F9FB"/>
             <w:vAlign w:val="center"/>
           </w:tcPr>
@@ -3139,7 +3139,7 @@
         </w:tc>
         <w:tc>
           <w:tcPr>
-            <w:tcW w:type="dxa" w:w="1295"/>
+            <w:tcW w:type="dxa" w:w="1294"/>
             <w:shd w:val="clear" w:color="auto" w:fill="F7F9FB"/>
             <w:vAlign w:val="center"/>
           </w:tcPr>
@@ -3183,7 +3183,7 @@
           </w:tcPr>
           <w:p>
             <w:pPr>
-              <w:keepNext w:val="0"/>
+              <w:keepNext/>
               <w:spacing w:after="0"/>
               <w:jc w:val="center"/>
             </w:pPr>
@@ -3201,8 +3201,116 @@
         </w:tc>
         <w:tc>
           <w:tcPr>
-            <w:tcW w:type="dxa" w:w="1631"/>
+            <w:tcW w:type="dxa" w:w="1630"/>
             <w:shd w:val="clear" w:color="auto" w:fill="FFFFFF"/>
+            <w:vAlign w:val="center"/>
+          </w:tcPr>
+          <w:p>
+            <w:pPr>
+              <w:keepNext/>
+              <w:spacing w:after="0"/>
+              <w:jc w:val="center"/>
+            </w:pPr>
+            <w:r>
+              <w:rPr>
+                <w:rFonts w:ascii="Calibri" w:hAnsi="Calibri"/>
+                <w:b w:val="0"/>
+                <w:i w:val="0"/>
+                <w:color w:val="222222"/>
+                <w:sz w:val="20"/>
+              </w:rPr>
+              <w:t>2026-10-24</w:t>
+            </w:r>
+          </w:p>
+        </w:tc>
+        <w:tc>
+          <w:tcPr>
+            <w:tcW w:type="dxa" w:w="2422"/>
+            <w:shd w:val="clear" w:color="auto" w:fill="FFFFFF"/>
+            <w:vAlign w:val="center"/>
+          </w:tcPr>
+          <w:p>
+            <w:pPr>
+              <w:keepNext/>
+              <w:spacing w:after="0"/>
+            </w:pPr>
+            <w:r>
+              <w:rPr>
+                <w:rFonts w:ascii="Calibri" w:hAnsi="Calibri"/>
+                <w:b w:val="0"/>
+                <w:i w:val="0"/>
+                <w:color w:val="222222"/>
+                <w:sz w:val="20"/>
+              </w:rPr>
+              <w:t>Embodied stage 2f: command neurons driven alike, two size rules</w:t>
+            </w:r>
+          </w:p>
+        </w:tc>
+        <w:tc>
+          <w:tcPr>
+            <w:tcW w:type="dxa" w:w="2729"/>
+            <w:shd w:val="clear" w:color="auto" w:fill="FFFFFF"/>
+            <w:vAlign w:val="center"/>
+          </w:tcPr>
+          <w:p>
+            <w:pPr>
+              <w:keepNext/>
+              <w:spacing w:after="0"/>
+            </w:pPr>
+            <w:r>
+              <w:rPr>
+                <w:rFonts w:ascii="Calibri" w:hAnsi="Calibri"/>
+                <w:b w:val="0"/>
+                <w:i w:val="0"/>
+                <w:color w:val="222222"/>
+                <w:sz w:val="20"/>
+              </w:rPr>
+              <w:t>precondition fails in both; the command is silenced by the activity it starts</w:t>
+            </w:r>
+          </w:p>
+        </w:tc>
+        <w:tc>
+          <w:tcPr>
+            <w:tcW w:type="dxa" w:w="1294"/>
+            <w:shd w:val="clear" w:color="auto" w:fill="FFFFFF"/>
+            <w:vAlign w:val="center"/>
+          </w:tcPr>
+          <w:p>
+            <w:pPr>
+              <w:keepNext/>
+              <w:spacing w:after="0"/>
+            </w:pPr>
+            <w:r>
+              <w:rPr>
+                <w:rFonts w:ascii="Consolas" w:hAnsi="Consolas"/>
+                <w:b w:val="0"/>
+                <w:i w:val="0"/>
+                <w:color w:val="222222"/>
+                <w:sz w:val="18"/>
+              </w:rPr>
+              <w:t>7e36cfb</w:t>
+            </w:r>
+            <w:r>
+              <w:rPr>
+                <w:rFonts w:ascii="Calibri" w:hAnsi="Calibri"/>
+                <w:b w:val="0"/>
+                <w:i w:val="0"/>
+                <w:color w:val="222222"/>
+                <w:sz w:val="20"/>
+              </w:rPr>
+              <w:t xml:space="preserve"> … this branch</w:t>
+            </w:r>
+          </w:p>
+        </w:tc>
+      </w:tr>
+      <w:tr>
+        <w:trPr>
+          <w:cantSplit/>
+        </w:trPr>
+        <w:tc>
+          <w:tcPr>
+            <w:tcW w:type="dxa" w:w="421"/>
+            <w:shd w:val="clear" w:color="auto" w:fill="F7F9FB"/>
             <w:vAlign w:val="center"/>
           </w:tcPr>
           <w:p>
@@ -3214,19 +3322,43 @@
             <w:r>
               <w:rPr>
                 <w:rFonts w:ascii="Calibri" w:hAnsi="Calibri"/>
-                <w:b w:val="0"/>
+                <w:b/>
                 <w:i w:val="0"/>
                 <w:color w:val="222222"/>
                 <w:sz w:val="20"/>
               </w:rPr>
-              <w:t>2026-10-24</w:t>
+              <w:t>24</w:t>
             </w:r>
           </w:p>
         </w:tc>
         <w:tc>
           <w:tcPr>
-            <w:tcW w:type="dxa" w:w="2425"/>
-            <w:shd w:val="clear" w:color="auto" w:fill="FFFFFF"/>
+            <w:tcW w:type="dxa" w:w="1630"/>
+            <w:shd w:val="clear" w:color="auto" w:fill="F7F9FB"/>
+            <w:vAlign w:val="center"/>
+          </w:tcPr>
+          <w:p>
+            <w:pPr>
+              <w:keepNext w:val="0"/>
+              <w:spacing w:after="0"/>
+              <w:jc w:val="center"/>
+            </w:pPr>
+            <w:r>
+              <w:rPr>
+                <w:rFonts w:ascii="Calibri" w:hAnsi="Calibri"/>
+                <w:b w:val="0"/>
+                <w:i w:val="0"/>
+                <w:color w:val="222222"/>
+                <w:sz w:val="20"/>
+              </w:rPr>
+              <w:t>2026-10-24</w:t>
+            </w:r>
+          </w:p>
+        </w:tc>
+        <w:tc>
+          <w:tcPr>
+            <w:tcW w:type="dxa" w:w="2422"/>
+            <w:shd w:val="clear" w:color="auto" w:fill="F7F9FB"/>
             <w:vAlign w:val="center"/>
           </w:tcPr>
           <w:p>
@@ -3242,14 +3374,14 @@
                 <w:color w:val="222222"/>
                 <w:sz w:val="20"/>
               </w:rPr>
-              <w:t>Embodied stage 2f: command neurons driven alike, two size rules</w:t>
+              <w:t>Embodied stage 2g: the published front-leg network, rebuilt from the male CNS</w:t>
             </w:r>
           </w:p>
         </w:tc>
         <w:tc>
           <w:tcPr>
-            <w:tcW w:type="dxa" w:w="2724"/>
-            <w:shd w:val="clear" w:color="auto" w:fill="FFFFFF"/>
+            <w:tcW w:type="dxa" w:w="2729"/>
+            <w:shd w:val="clear" w:color="auto" w:fill="F7F9FB"/>
             <w:vAlign w:val="center"/>
           </w:tcPr>
           <w:p>
@@ -3265,14 +3397,14 @@
                 <w:color w:val="222222"/>
                 <w:sz w:val="20"/>
               </w:rPr>
-              <w:t>precondition fails in both; the command is silenced by the activity it starts</w:t>
+              <w:t>precondition fails narrowly (12 and 15 of 32); exploratory: a regular motor rhythm in the feasible draws</w:t>
             </w:r>
           </w:p>
         </w:tc>
         <w:tc>
           <w:tcPr>
-            <w:tcW w:type="dxa" w:w="1295"/>
-            <w:shd w:val="clear" w:color="auto" w:fill="FFFFFF"/>
+            <w:tcW w:type="dxa" w:w="1294"/>
+            <w:shd w:val="clear" w:color="auto" w:fill="F7F9FB"/>
             <w:vAlign w:val="center"/>
           </w:tcPr>
           <w:p>
@@ -3288,7 +3420,7 @@
                 <w:color w:val="222222"/>
                 <w:sz w:val="18"/>
               </w:rPr>
-              <w:t>7e36cfb</w:t>
+              <w:t>00cefa1</w:t>
             </w:r>
             <w:r>
               <w:rPr>
@@ -8930,6 +9062,208 @@
           <w:sz w:val="19"/>
         </w:rPr>
         <w:t>outputs/fly/embodied_stage2f_</w:t>
+      </w:r>
+      <w:r>
+        <w:rPr>
+          <w:rFonts w:ascii="Calibri" w:hAnsi="Calibri"/>
+          <w:b w:val="0"/>
+          <w:i w:val="0"/>
+          <w:color w:val="222222"/>
+          <w:sz w:val="21"/>
+        </w:rPr>
+        <w:t>.</w:t>
+      </w:r>
+    </w:p>
+    <w:p>
+      <w:pPr>
+        <w:keepNext/>
+        <w:spacing w:before="240" w:after="60"/>
+      </w:pPr>
+      <w:r>
+        <w:rPr>
+          <w:rFonts w:ascii="Calibri" w:hAnsi="Calibri"/>
+          <w:b/>
+          <w:i w:val="0"/>
+          <w:color w:val="1F4E79"/>
+          <w:sz w:val="23"/>
+        </w:rPr>
+        <w:t>24. The published front-leg network, rebuilt from the male CNS</w:t>
+      </w:r>
+    </w:p>
+    <w:p>
+      <w:pPr>
+        <w:spacing w:after="120"/>
+      </w:pPr>
+      <w:r>
+        <w:rPr>
+          <w:rFonts w:ascii="Calibri" w:hAnsi="Calibri"/>
+          <w:b/>
+          <w:i w:val="0"/>
+          <w:color w:val="156082"/>
+          <w:sz w:val="21"/>
+        </w:rPr>
+        <w:t>Slide message:</w:t>
+      </w:r>
+      <w:r>
+        <w:rPr>
+          <w:rFonts w:ascii="Calibri" w:hAnsi="Calibri"/>
+          <w:b w:val="0"/>
+          <w:i w:val="0"/>
+          <w:color w:val="222222"/>
+          <w:sz w:val="21"/>
+        </w:rPr>
+        <w:t xml:space="preserve"> </w:t>
+      </w:r>
+      <w:r>
+        <w:rPr>
+          <w:rFonts w:ascii="Calibri" w:hAnsi="Calibri"/>
+          <w:b w:val="0"/>
+          <w:i/>
+          <w:color w:val="222222"/>
+          <w:sz w:val="21"/>
+        </w:rPr>
+        <w:t>Rebuilt as published, the male fly's front-leg network does produce a regular motor rhythm, but too few runs found a working input for the registered test to count. The network is nearly all-or-none, so the published input rule overshoots it. A finer input search is next.</w:t>
+      </w:r>
+    </w:p>
+    <w:p>
+      <w:pPr>
+        <w:spacing w:after="120"/>
+        <w:ind w:left="432" w:hanging="259"/>
+      </w:pPr>
+      <w:r>
+        <w:rPr>
+          <w:rFonts w:ascii="Calibri" w:hAnsi="Calibri"/>
+          <w:b w:val="0"/>
+          <w:i w:val="0"/>
+          <w:color w:val="222222"/>
+          <w:sz w:val="21"/>
+        </w:rPr>
+        <w:t>•</w:t>
+        <w:tab/>
+      </w:r>
+      <w:r>
+        <w:rPr>
+          <w:rFonts w:ascii="Calibri" w:hAnsi="Calibri"/>
+          <w:b/>
+          <w:i w:val="0"/>
+          <w:color w:val="156082"/>
+          <w:sz w:val="21"/>
+        </w:rPr>
+        <w:t>What changed.</w:t>
+      </w:r>
+      <w:r>
+        <w:rPr>
+          <w:rFonts w:ascii="Calibri" w:hAnsi="Calibri"/>
+          <w:b w:val="0"/>
+          <w:i w:val="0"/>
+          <w:color w:val="222222"/>
+          <w:sz w:val="21"/>
+        </w:rPr>
+        <w:t xml:space="preserve"> </w:t>
+      </w:r>
+      <w:r>
+        <w:rPr>
+          <w:rFonts w:ascii="Consolas" w:hAnsi="Consolas"/>
+          <w:b w:val="0"/>
+          <w:i w:val="0"/>
+          <w:color w:val="222222"/>
+          <w:sz w:val="19"/>
+        </w:rPr>
+        <w:t>src/neuromps/fly/embodied_stage2g.py</w:t>
+      </w:r>
+      <w:r>
+        <w:rPr>
+          <w:rFonts w:ascii="Calibri" w:hAnsi="Calibri"/>
+          <w:b w:val="0"/>
+          <w:i w:val="0"/>
+          <w:color w:val="222222"/>
+          <w:sz w:val="21"/>
+        </w:rPr>
+        <w:t xml:space="preserve"> builds Pugliese et al.'s front-leg network from the male nerve cord (2,133 neurons) and applies their recruitment rule, with the corrected rhythm measure.</w:t>
+      </w:r>
+    </w:p>
+    <w:p>
+      <w:pPr>
+        <w:spacing w:after="120"/>
+        <w:ind w:left="432" w:hanging="259"/>
+      </w:pPr>
+      <w:r>
+        <w:rPr>
+          <w:rFonts w:ascii="Calibri" w:hAnsi="Calibri"/>
+          <w:b w:val="0"/>
+          <w:i w:val="0"/>
+          <w:color w:val="222222"/>
+          <w:sz w:val="21"/>
+        </w:rPr>
+        <w:t>•</w:t>
+        <w:tab/>
+      </w:r>
+      <w:r>
+        <w:rPr>
+          <w:rFonts w:ascii="Calibri" w:hAnsi="Calibri"/>
+          <w:b/>
+          <w:i w:val="0"/>
+          <w:color w:val="156082"/>
+          <w:sz w:val="21"/>
+        </w:rPr>
+        <w:t>Effect.</w:t>
+      </w:r>
+      <w:r>
+        <w:rPr>
+          <w:rFonts w:ascii="Calibri" w:hAnsi="Calibri"/>
+          <w:b w:val="0"/>
+          <w:i w:val="0"/>
+          <w:color w:val="222222"/>
+          <w:sz w:val="21"/>
+        </w:rPr>
+        <w:t xml:space="preserve"> Precondition failed narrowly (12 and 15 of 32 draws; 16 needed), so the predictions are uninterpretable. Exploratory: in feasible draws, a regular low-rate oscillation in one or two motor-neuron pools (score 0.8747, period 154.0 ms without size scaling), removed by silencing the three-neuron circuit in that size rule only.</w:t>
+      </w:r>
+    </w:p>
+    <w:p>
+      <w:pPr>
+        <w:spacing w:after="120"/>
+        <w:ind w:left="432" w:hanging="259"/>
+      </w:pPr>
+      <w:r>
+        <w:rPr>
+          <w:rFonts w:ascii="Calibri" w:hAnsi="Calibri"/>
+          <w:b w:val="0"/>
+          <w:i w:val="0"/>
+          <w:color w:val="222222"/>
+          <w:sz w:val="21"/>
+        </w:rPr>
+        <w:t>•</w:t>
+        <w:tab/>
+      </w:r>
+      <w:r>
+        <w:rPr>
+          <w:rFonts w:ascii="Calibri" w:hAnsi="Calibri"/>
+          <w:b/>
+          <w:i w:val="0"/>
+          <w:color w:val="156082"/>
+          <w:sz w:val="21"/>
+        </w:rPr>
+        <w:t>Evidence.</w:t>
+      </w:r>
+      <w:r>
+        <w:rPr>
+          <w:rFonts w:ascii="Calibri" w:hAnsi="Calibri"/>
+          <w:b w:val="0"/>
+          <w:i w:val="0"/>
+          <w:color w:val="222222"/>
+          <w:sz w:val="21"/>
+        </w:rPr>
+        <w:t xml:space="preserve"> Roadmap §7 and figure; </w:t>
+      </w:r>
+      <w:r>
+        <w:rPr>
+          <w:rFonts w:ascii="Consolas" w:hAnsi="Consolas"/>
+          <w:b w:val="0"/>
+          <w:i w:val="0"/>
+          <w:color w:val="222222"/>
+          <w:sz w:val="19"/>
+        </w:rPr>
+        <w:t>outputs/fly/embodied_stage2g_SIMULATED.</w:t>
       </w:r>
       <w:r>
         <w:rPr>

--- a/report/POST_SUBMISSION_CHANGES.docx
+++ b/report/POST_SUBMISSION_CHANGES.docx
@@ -48,11 +48,11 @@
         <w:tblLook w:firstColumn="1" w:firstRow="1" w:lastColumn="0" w:lastRow="0" w:noHBand="0" w:noVBand="1" w:val="04A0"/>
       </w:tblPr>
       <w:tblGrid>
-        <w:gridCol w:w="421"/>
-        <w:gridCol w:w="1630"/>
-        <w:gridCol w:w="2422"/>
-        <w:gridCol w:w="2729"/>
-        <w:gridCol w:w="1294"/>
+        <w:gridCol w:w="415"/>
+        <w:gridCol w:w="1590"/>
+        <w:gridCol w:w="2167"/>
+        <w:gridCol w:w="3100"/>
+        <w:gridCol w:w="1224"/>
       </w:tblGrid>
       <w:tr>
         <w:trPr>
@@ -61,7 +61,7 @@
         </w:trPr>
         <w:tc>
           <w:tcPr>
-            <w:tcW w:type="dxa" w:w="421"/>
+            <w:tcW w:type="dxa" w:w="415"/>
             <w:shd w:val="clear" w:color="auto" w:fill="1F4E79"/>
             <w:vAlign w:val="center"/>
           </w:tcPr>
@@ -85,7 +85,7 @@
         </w:tc>
         <w:tc>
           <w:tcPr>
-            <w:tcW w:type="dxa" w:w="1630"/>
+            <w:tcW w:type="dxa" w:w="1590"/>
             <w:shd w:val="clear" w:color="auto" w:fill="1F4E79"/>
             <w:vAlign w:val="center"/>
           </w:tcPr>
@@ -109,7 +109,7 @@
         </w:tc>
         <w:tc>
           <w:tcPr>
-            <w:tcW w:type="dxa" w:w="2422"/>
+            <w:tcW w:type="dxa" w:w="2167"/>
             <w:shd w:val="clear" w:color="auto" w:fill="1F4E79"/>
             <w:vAlign w:val="center"/>
           </w:tcPr>
@@ -132,7 +132,7 @@
         </w:tc>
         <w:tc>
           <w:tcPr>
-            <w:tcW w:type="dxa" w:w="2729"/>
+            <w:tcW w:type="dxa" w:w="3100"/>
             <w:shd w:val="clear" w:color="auto" w:fill="1F4E79"/>
             <w:vAlign w:val="center"/>
           </w:tcPr>
@@ -155,7 +155,7 @@
         </w:tc>
         <w:tc>
           <w:tcPr>
-            <w:tcW w:type="dxa" w:w="1294"/>
+            <w:tcW w:type="dxa" w:w="1224"/>
             <w:shd w:val="clear" w:color="auto" w:fill="1F4E79"/>
             <w:vAlign w:val="center"/>
           </w:tcPr>
@@ -183,7 +183,7 @@
         </w:trPr>
         <w:tc>
           <w:tcPr>
-            <w:tcW w:type="dxa" w:w="421"/>
+            <w:tcW w:type="dxa" w:w="415"/>
             <w:shd w:val="clear" w:color="auto" w:fill="FFFFFF"/>
             <w:vAlign w:val="center"/>
           </w:tcPr>
@@ -207,7 +207,7 @@
         </w:tc>
         <w:tc>
           <w:tcPr>
-            <w:tcW w:type="dxa" w:w="1630"/>
+            <w:tcW w:type="dxa" w:w="1590"/>
             <w:shd w:val="clear" w:color="auto" w:fill="FFFFFF"/>
             <w:vAlign w:val="center"/>
           </w:tcPr>
@@ -231,7 +231,7 @@
         </w:tc>
         <w:tc>
           <w:tcPr>
-            <w:tcW w:type="dxa" w:w="2422"/>
+            <w:tcW w:type="dxa" w:w="2167"/>
             <w:shd w:val="clear" w:color="auto" w:fill="FFFFFF"/>
             <w:vAlign w:val="center"/>
           </w:tcPr>
@@ -254,7 +254,7 @@
         </w:tc>
         <w:tc>
           <w:tcPr>
-            <w:tcW w:type="dxa" w:w="2729"/>
+            <w:tcW w:type="dxa" w:w="3100"/>
             <w:shd w:val="clear" w:color="auto" w:fill="FFFFFF"/>
             <w:vAlign w:val="center"/>
           </w:tcPr>
@@ -277,7 +277,7 @@
         </w:tc>
         <w:tc>
           <w:tcPr>
-            <w:tcW w:type="dxa" w:w="1294"/>
+            <w:tcW w:type="dxa" w:w="1224"/>
             <w:shd w:val="clear" w:color="auto" w:fill="FFFFFF"/>
             <w:vAlign w:val="center"/>
           </w:tcPr>
@@ -325,7 +325,7 @@
         </w:trPr>
         <w:tc>
           <w:tcPr>
-            <w:tcW w:type="dxa" w:w="421"/>
+            <w:tcW w:type="dxa" w:w="415"/>
             <w:shd w:val="clear" w:color="auto" w:fill="F7F9FB"/>
             <w:vAlign w:val="center"/>
           </w:tcPr>
@@ -349,7 +349,7 @@
         </w:tc>
         <w:tc>
           <w:tcPr>
-            <w:tcW w:type="dxa" w:w="1630"/>
+            <w:tcW w:type="dxa" w:w="1590"/>
             <w:shd w:val="clear" w:color="auto" w:fill="F7F9FB"/>
             <w:vAlign w:val="center"/>
           </w:tcPr>
@@ -373,7 +373,7 @@
         </w:tc>
         <w:tc>
           <w:tcPr>
-            <w:tcW w:type="dxa" w:w="2422"/>
+            <w:tcW w:type="dxa" w:w="2167"/>
             <w:shd w:val="clear" w:color="auto" w:fill="F7F9FB"/>
             <w:vAlign w:val="center"/>
           </w:tcPr>
@@ -396,7 +396,7 @@
         </w:tc>
         <w:tc>
           <w:tcPr>
-            <w:tcW w:type="dxa" w:w="2729"/>
+            <w:tcW w:type="dxa" w:w="3100"/>
             <w:shd w:val="clear" w:color="auto" w:fill="F7F9FB"/>
             <w:vAlign w:val="center"/>
           </w:tcPr>
@@ -419,7 +419,7 @@
         </w:tc>
         <w:tc>
           <w:tcPr>
-            <w:tcW w:type="dxa" w:w="1294"/>
+            <w:tcW w:type="dxa" w:w="1224"/>
             <w:shd w:val="clear" w:color="auto" w:fill="F7F9FB"/>
             <w:vAlign w:val="center"/>
           </w:tcPr>
@@ -447,7 +447,7 @@
         </w:trPr>
         <w:tc>
           <w:tcPr>
-            <w:tcW w:type="dxa" w:w="421"/>
+            <w:tcW w:type="dxa" w:w="415"/>
             <w:shd w:val="clear" w:color="auto" w:fill="FFFFFF"/>
             <w:vAlign w:val="center"/>
           </w:tcPr>
@@ -471,7 +471,7 @@
         </w:tc>
         <w:tc>
           <w:tcPr>
-            <w:tcW w:type="dxa" w:w="1630"/>
+            <w:tcW w:type="dxa" w:w="1590"/>
             <w:shd w:val="clear" w:color="auto" w:fill="FFFFFF"/>
             <w:vAlign w:val="center"/>
           </w:tcPr>
@@ -495,7 +495,7 @@
         </w:tc>
         <w:tc>
           <w:tcPr>
-            <w:tcW w:type="dxa" w:w="2422"/>
+            <w:tcW w:type="dxa" w:w="2167"/>
             <w:shd w:val="clear" w:color="auto" w:fill="FFFFFF"/>
             <w:vAlign w:val="center"/>
           </w:tcPr>
@@ -518,7 +518,7 @@
         </w:tc>
         <w:tc>
           <w:tcPr>
-            <w:tcW w:type="dxa" w:w="2729"/>
+            <w:tcW w:type="dxa" w:w="3100"/>
             <w:shd w:val="clear" w:color="auto" w:fill="FFFFFF"/>
             <w:vAlign w:val="center"/>
           </w:tcPr>
@@ -541,7 +541,7 @@
         </w:tc>
         <w:tc>
           <w:tcPr>
-            <w:tcW w:type="dxa" w:w="1294"/>
+            <w:tcW w:type="dxa" w:w="1224"/>
             <w:shd w:val="clear" w:color="auto" w:fill="FFFFFF"/>
             <w:vAlign w:val="center"/>
           </w:tcPr>
@@ -569,7 +569,7 @@
         </w:trPr>
         <w:tc>
           <w:tcPr>
-            <w:tcW w:type="dxa" w:w="421"/>
+            <w:tcW w:type="dxa" w:w="415"/>
             <w:shd w:val="clear" w:color="auto" w:fill="F7F9FB"/>
             <w:vAlign w:val="center"/>
           </w:tcPr>
@@ -593,7 +593,7 @@
         </w:tc>
         <w:tc>
           <w:tcPr>
-            <w:tcW w:type="dxa" w:w="1630"/>
+            <w:tcW w:type="dxa" w:w="1590"/>
             <w:shd w:val="clear" w:color="auto" w:fill="F7F9FB"/>
             <w:vAlign w:val="center"/>
           </w:tcPr>
@@ -617,7 +617,7 @@
         </w:tc>
         <w:tc>
           <w:tcPr>
-            <w:tcW w:type="dxa" w:w="2422"/>
+            <w:tcW w:type="dxa" w:w="2167"/>
             <w:shd w:val="clear" w:color="auto" w:fill="F7F9FB"/>
             <w:vAlign w:val="center"/>
           </w:tcPr>
@@ -640,7 +640,7 @@
         </w:tc>
         <w:tc>
           <w:tcPr>
-            <w:tcW w:type="dxa" w:w="2729"/>
+            <w:tcW w:type="dxa" w:w="3100"/>
             <w:shd w:val="clear" w:color="auto" w:fill="F7F9FB"/>
             <w:vAlign w:val="center"/>
           </w:tcPr>
@@ -663,7 +663,7 @@
         </w:tc>
         <w:tc>
           <w:tcPr>
-            <w:tcW w:type="dxa" w:w="1294"/>
+            <w:tcW w:type="dxa" w:w="1224"/>
             <w:shd w:val="clear" w:color="auto" w:fill="F7F9FB"/>
             <w:vAlign w:val="center"/>
           </w:tcPr>
@@ -711,7 +711,7 @@
         </w:trPr>
         <w:tc>
           <w:tcPr>
-            <w:tcW w:type="dxa" w:w="421"/>
+            <w:tcW w:type="dxa" w:w="415"/>
             <w:shd w:val="clear" w:color="auto" w:fill="FFFFFF"/>
             <w:vAlign w:val="center"/>
           </w:tcPr>
@@ -735,7 +735,7 @@
         </w:tc>
         <w:tc>
           <w:tcPr>
-            <w:tcW w:type="dxa" w:w="1630"/>
+            <w:tcW w:type="dxa" w:w="1590"/>
             <w:shd w:val="clear" w:color="auto" w:fill="FFFFFF"/>
             <w:vAlign w:val="center"/>
           </w:tcPr>
@@ -759,7 +759,7 @@
         </w:tc>
         <w:tc>
           <w:tcPr>
-            <w:tcW w:type="dxa" w:w="2422"/>
+            <w:tcW w:type="dxa" w:w="2167"/>
             <w:shd w:val="clear" w:color="auto" w:fill="FFFFFF"/>
             <w:vAlign w:val="center"/>
           </w:tcPr>
@@ -782,7 +782,7 @@
         </w:tc>
         <w:tc>
           <w:tcPr>
-            <w:tcW w:type="dxa" w:w="2729"/>
+            <w:tcW w:type="dxa" w:w="3100"/>
             <w:shd w:val="clear" w:color="auto" w:fill="FFFFFF"/>
             <w:vAlign w:val="center"/>
           </w:tcPr>
@@ -805,7 +805,7 @@
         </w:tc>
         <w:tc>
           <w:tcPr>
-            <w:tcW w:type="dxa" w:w="1294"/>
+            <w:tcW w:type="dxa" w:w="1224"/>
             <w:shd w:val="clear" w:color="auto" w:fill="FFFFFF"/>
             <w:vAlign w:val="center"/>
           </w:tcPr>
@@ -833,7 +833,7 @@
         </w:trPr>
         <w:tc>
           <w:tcPr>
-            <w:tcW w:type="dxa" w:w="421"/>
+            <w:tcW w:type="dxa" w:w="415"/>
             <w:shd w:val="clear" w:color="auto" w:fill="F7F9FB"/>
             <w:vAlign w:val="center"/>
           </w:tcPr>
@@ -857,7 +857,7 @@
         </w:tc>
         <w:tc>
           <w:tcPr>
-            <w:tcW w:type="dxa" w:w="1630"/>
+            <w:tcW w:type="dxa" w:w="1590"/>
             <w:shd w:val="clear" w:color="auto" w:fill="F7F9FB"/>
             <w:vAlign w:val="center"/>
           </w:tcPr>
@@ -881,7 +881,7 @@
         </w:tc>
         <w:tc>
           <w:tcPr>
-            <w:tcW w:type="dxa" w:w="2422"/>
+            <w:tcW w:type="dxa" w:w="2167"/>
             <w:shd w:val="clear" w:color="auto" w:fill="F7F9FB"/>
             <w:vAlign w:val="center"/>
           </w:tcPr>
@@ -904,7 +904,7 @@
         </w:tc>
         <w:tc>
           <w:tcPr>
-            <w:tcW w:type="dxa" w:w="2729"/>
+            <w:tcW w:type="dxa" w:w="3100"/>
             <w:shd w:val="clear" w:color="auto" w:fill="F7F9FB"/>
             <w:vAlign w:val="center"/>
           </w:tcPr>
@@ -927,7 +927,7 @@
         </w:tc>
         <w:tc>
           <w:tcPr>
-            <w:tcW w:type="dxa" w:w="1294"/>
+            <w:tcW w:type="dxa" w:w="1224"/>
             <w:shd w:val="clear" w:color="auto" w:fill="F7F9FB"/>
             <w:vAlign w:val="center"/>
           </w:tcPr>
@@ -955,7 +955,7 @@
         </w:trPr>
         <w:tc>
           <w:tcPr>
-            <w:tcW w:type="dxa" w:w="421"/>
+            <w:tcW w:type="dxa" w:w="415"/>
             <w:shd w:val="clear" w:color="auto" w:fill="FFFFFF"/>
             <w:vAlign w:val="center"/>
           </w:tcPr>
@@ -979,7 +979,7 @@
         </w:tc>
         <w:tc>
           <w:tcPr>
-            <w:tcW w:type="dxa" w:w="1630"/>
+            <w:tcW w:type="dxa" w:w="1590"/>
             <w:shd w:val="clear" w:color="auto" w:fill="FFFFFF"/>
             <w:vAlign w:val="center"/>
           </w:tcPr>
@@ -1003,7 +1003,7 @@
         </w:tc>
         <w:tc>
           <w:tcPr>
-            <w:tcW w:type="dxa" w:w="2422"/>
+            <w:tcW w:type="dxa" w:w="2167"/>
             <w:shd w:val="clear" w:color="auto" w:fill="FFFFFF"/>
             <w:vAlign w:val="center"/>
           </w:tcPr>
@@ -1026,7 +1026,7 @@
         </w:tc>
         <w:tc>
           <w:tcPr>
-            <w:tcW w:type="dxa" w:w="2729"/>
+            <w:tcW w:type="dxa" w:w="3100"/>
             <w:shd w:val="clear" w:color="auto" w:fill="FFFFFF"/>
             <w:vAlign w:val="center"/>
           </w:tcPr>
@@ -1049,7 +1049,7 @@
         </w:tc>
         <w:tc>
           <w:tcPr>
-            <w:tcW w:type="dxa" w:w="1294"/>
+            <w:tcW w:type="dxa" w:w="1224"/>
             <w:shd w:val="clear" w:color="auto" w:fill="FFFFFF"/>
             <w:vAlign w:val="center"/>
           </w:tcPr>
@@ -1097,7 +1097,7 @@
         </w:trPr>
         <w:tc>
           <w:tcPr>
-            <w:tcW w:type="dxa" w:w="421"/>
+            <w:tcW w:type="dxa" w:w="415"/>
             <w:shd w:val="clear" w:color="auto" w:fill="F7F9FB"/>
             <w:vAlign w:val="center"/>
           </w:tcPr>
@@ -1121,7 +1121,7 @@
         </w:tc>
         <w:tc>
           <w:tcPr>
-            <w:tcW w:type="dxa" w:w="1630"/>
+            <w:tcW w:type="dxa" w:w="1590"/>
             <w:shd w:val="clear" w:color="auto" w:fill="F7F9FB"/>
             <w:vAlign w:val="center"/>
           </w:tcPr>
@@ -1145,7 +1145,7 @@
         </w:tc>
         <w:tc>
           <w:tcPr>
-            <w:tcW w:type="dxa" w:w="2422"/>
+            <w:tcW w:type="dxa" w:w="2167"/>
             <w:shd w:val="clear" w:color="auto" w:fill="F7F9FB"/>
             <w:vAlign w:val="center"/>
           </w:tcPr>
@@ -1168,7 +1168,7 @@
         </w:tc>
         <w:tc>
           <w:tcPr>
-            <w:tcW w:type="dxa" w:w="2729"/>
+            <w:tcW w:type="dxa" w:w="3100"/>
             <w:shd w:val="clear" w:color="auto" w:fill="F7F9FB"/>
             <w:vAlign w:val="center"/>
           </w:tcPr>
@@ -1191,7 +1191,7 @@
         </w:tc>
         <w:tc>
           <w:tcPr>
-            <w:tcW w:type="dxa" w:w="1294"/>
+            <w:tcW w:type="dxa" w:w="1224"/>
             <w:shd w:val="clear" w:color="auto" w:fill="F7F9FB"/>
             <w:vAlign w:val="center"/>
           </w:tcPr>
@@ -1239,7 +1239,7 @@
         </w:trPr>
         <w:tc>
           <w:tcPr>
-            <w:tcW w:type="dxa" w:w="421"/>
+            <w:tcW w:type="dxa" w:w="415"/>
             <w:shd w:val="clear" w:color="auto" w:fill="FFFFFF"/>
             <w:vAlign w:val="center"/>
           </w:tcPr>
@@ -1263,7 +1263,7 @@
         </w:tc>
         <w:tc>
           <w:tcPr>
-            <w:tcW w:type="dxa" w:w="1630"/>
+            <w:tcW w:type="dxa" w:w="1590"/>
             <w:shd w:val="clear" w:color="auto" w:fill="FFFFFF"/>
             <w:vAlign w:val="center"/>
           </w:tcPr>
@@ -1287,7 +1287,7 @@
         </w:tc>
         <w:tc>
           <w:tcPr>
-            <w:tcW w:type="dxa" w:w="2422"/>
+            <w:tcW w:type="dxa" w:w="2167"/>
             <w:shd w:val="clear" w:color="auto" w:fill="FFFFFF"/>
             <w:vAlign w:val="center"/>
           </w:tcPr>
@@ -1310,7 +1310,7 @@
         </w:tc>
         <w:tc>
           <w:tcPr>
-            <w:tcW w:type="dxa" w:w="2729"/>
+            <w:tcW w:type="dxa" w:w="3100"/>
             <w:shd w:val="clear" w:color="auto" w:fill="FFFFFF"/>
             <w:vAlign w:val="center"/>
           </w:tcPr>
@@ -1333,7 +1333,7 @@
         </w:tc>
         <w:tc>
           <w:tcPr>
-            <w:tcW w:type="dxa" w:w="1294"/>
+            <w:tcW w:type="dxa" w:w="1224"/>
             <w:shd w:val="clear" w:color="auto" w:fill="FFFFFF"/>
             <w:vAlign w:val="center"/>
           </w:tcPr>
@@ -1381,7 +1381,7 @@
         </w:trPr>
         <w:tc>
           <w:tcPr>
-            <w:tcW w:type="dxa" w:w="421"/>
+            <w:tcW w:type="dxa" w:w="415"/>
             <w:shd w:val="clear" w:color="auto" w:fill="F7F9FB"/>
             <w:vAlign w:val="center"/>
           </w:tcPr>
@@ -1405,7 +1405,7 @@
         </w:tc>
         <w:tc>
           <w:tcPr>
-            <w:tcW w:type="dxa" w:w="1630"/>
+            <w:tcW w:type="dxa" w:w="1590"/>
             <w:shd w:val="clear" w:color="auto" w:fill="F7F9FB"/>
             <w:vAlign w:val="center"/>
           </w:tcPr>
@@ -1429,7 +1429,7 @@
         </w:tc>
         <w:tc>
           <w:tcPr>
-            <w:tcW w:type="dxa" w:w="2422"/>
+            <w:tcW w:type="dxa" w:w="2167"/>
             <w:shd w:val="clear" w:color="auto" w:fill="F7F9FB"/>
             <w:vAlign w:val="center"/>
           </w:tcPr>
@@ -1452,7 +1452,7 @@
         </w:tc>
         <w:tc>
           <w:tcPr>
-            <w:tcW w:type="dxa" w:w="2729"/>
+            <w:tcW w:type="dxa" w:w="3100"/>
             <w:shd w:val="clear" w:color="auto" w:fill="F7F9FB"/>
             <w:vAlign w:val="center"/>
           </w:tcPr>
@@ -1475,7 +1475,7 @@
         </w:tc>
         <w:tc>
           <w:tcPr>
-            <w:tcW w:type="dxa" w:w="1294"/>
+            <w:tcW w:type="dxa" w:w="1224"/>
             <w:shd w:val="clear" w:color="auto" w:fill="F7F9FB"/>
             <w:vAlign w:val="center"/>
           </w:tcPr>
@@ -1523,7 +1523,7 @@
         </w:trPr>
         <w:tc>
           <w:tcPr>
-            <w:tcW w:type="dxa" w:w="421"/>
+            <w:tcW w:type="dxa" w:w="415"/>
             <w:shd w:val="clear" w:color="auto" w:fill="FFFFFF"/>
             <w:vAlign w:val="center"/>
           </w:tcPr>
@@ -1547,7 +1547,7 @@
         </w:tc>
         <w:tc>
           <w:tcPr>
-            <w:tcW w:type="dxa" w:w="1630"/>
+            <w:tcW w:type="dxa" w:w="1590"/>
             <w:shd w:val="clear" w:color="auto" w:fill="FFFFFF"/>
             <w:vAlign w:val="center"/>
           </w:tcPr>
@@ -1571,7 +1571,7 @@
         </w:tc>
         <w:tc>
           <w:tcPr>
-            <w:tcW w:type="dxa" w:w="2422"/>
+            <w:tcW w:type="dxa" w:w="2167"/>
             <w:shd w:val="clear" w:color="auto" w:fill="FFFFFF"/>
             <w:vAlign w:val="center"/>
           </w:tcPr>
@@ -1594,7 +1594,7 @@
         </w:tc>
         <w:tc>
           <w:tcPr>
-            <w:tcW w:type="dxa" w:w="2729"/>
+            <w:tcW w:type="dxa" w:w="3100"/>
             <w:shd w:val="clear" w:color="auto" w:fill="FFFFFF"/>
             <w:vAlign w:val="center"/>
           </w:tcPr>
@@ -1617,7 +1617,7 @@
         </w:tc>
         <w:tc>
           <w:tcPr>
-            <w:tcW w:type="dxa" w:w="1294"/>
+            <w:tcW w:type="dxa" w:w="1224"/>
             <w:shd w:val="clear" w:color="auto" w:fill="FFFFFF"/>
             <w:vAlign w:val="center"/>
           </w:tcPr>
@@ -1665,7 +1665,7 @@
         </w:trPr>
         <w:tc>
           <w:tcPr>
-            <w:tcW w:type="dxa" w:w="421"/>
+            <w:tcW w:type="dxa" w:w="415"/>
             <w:shd w:val="clear" w:color="auto" w:fill="F7F9FB"/>
             <w:vAlign w:val="center"/>
           </w:tcPr>
@@ -1689,7 +1689,7 @@
         </w:tc>
         <w:tc>
           <w:tcPr>
-            <w:tcW w:type="dxa" w:w="1630"/>
+            <w:tcW w:type="dxa" w:w="1590"/>
             <w:shd w:val="clear" w:color="auto" w:fill="F7F9FB"/>
             <w:vAlign w:val="center"/>
           </w:tcPr>
@@ -1713,7 +1713,7 @@
         </w:tc>
         <w:tc>
           <w:tcPr>
-            <w:tcW w:type="dxa" w:w="2422"/>
+            <w:tcW w:type="dxa" w:w="2167"/>
             <w:shd w:val="clear" w:color="auto" w:fill="F7F9FB"/>
             <w:vAlign w:val="center"/>
           </w:tcPr>
@@ -1736,7 +1736,7 @@
         </w:tc>
         <w:tc>
           <w:tcPr>
-            <w:tcW w:type="dxa" w:w="2729"/>
+            <w:tcW w:type="dxa" w:w="3100"/>
             <w:shd w:val="clear" w:color="auto" w:fill="F7F9FB"/>
             <w:vAlign w:val="center"/>
           </w:tcPr>
@@ -1759,7 +1759,7 @@
         </w:tc>
         <w:tc>
           <w:tcPr>
-            <w:tcW w:type="dxa" w:w="1294"/>
+            <w:tcW w:type="dxa" w:w="1224"/>
             <w:shd w:val="clear" w:color="auto" w:fill="F7F9FB"/>
             <w:vAlign w:val="center"/>
           </w:tcPr>
@@ -1787,7 +1787,7 @@
         </w:trPr>
         <w:tc>
           <w:tcPr>
-            <w:tcW w:type="dxa" w:w="421"/>
+            <w:tcW w:type="dxa" w:w="415"/>
             <w:shd w:val="clear" w:color="auto" w:fill="FFFFFF"/>
             <w:vAlign w:val="center"/>
           </w:tcPr>
@@ -1811,7 +1811,7 @@
         </w:tc>
         <w:tc>
           <w:tcPr>
-            <w:tcW w:type="dxa" w:w="1630"/>
+            <w:tcW w:type="dxa" w:w="1590"/>
             <w:shd w:val="clear" w:color="auto" w:fill="FFFFFF"/>
             <w:vAlign w:val="center"/>
           </w:tcPr>
@@ -1835,7 +1835,7 @@
         </w:tc>
         <w:tc>
           <w:tcPr>
-            <w:tcW w:type="dxa" w:w="2422"/>
+            <w:tcW w:type="dxa" w:w="2167"/>
             <w:shd w:val="clear" w:color="auto" w:fill="FFFFFF"/>
             <w:vAlign w:val="center"/>
           </w:tcPr>
@@ -1858,7 +1858,7 @@
         </w:tc>
         <w:tc>
           <w:tcPr>
-            <w:tcW w:type="dxa" w:w="2729"/>
+            <w:tcW w:type="dxa" w:w="3100"/>
             <w:shd w:val="clear" w:color="auto" w:fill="FFFFFF"/>
             <w:vAlign w:val="center"/>
           </w:tcPr>
@@ -1881,7 +1881,7 @@
         </w:tc>
         <w:tc>
           <w:tcPr>
-            <w:tcW w:type="dxa" w:w="1294"/>
+            <w:tcW w:type="dxa" w:w="1224"/>
             <w:shd w:val="clear" w:color="auto" w:fill="FFFFFF"/>
             <w:vAlign w:val="center"/>
           </w:tcPr>
@@ -1919,7 +1919,7 @@
         </w:trPr>
         <w:tc>
           <w:tcPr>
-            <w:tcW w:type="dxa" w:w="421"/>
+            <w:tcW w:type="dxa" w:w="415"/>
             <w:shd w:val="clear" w:color="auto" w:fill="F7F9FB"/>
             <w:vAlign w:val="center"/>
           </w:tcPr>
@@ -1943,7 +1943,7 @@
         </w:tc>
         <w:tc>
           <w:tcPr>
-            <w:tcW w:type="dxa" w:w="1630"/>
+            <w:tcW w:type="dxa" w:w="1590"/>
             <w:shd w:val="clear" w:color="auto" w:fill="F7F9FB"/>
             <w:vAlign w:val="center"/>
           </w:tcPr>
@@ -1967,7 +1967,7 @@
         </w:tc>
         <w:tc>
           <w:tcPr>
-            <w:tcW w:type="dxa" w:w="2422"/>
+            <w:tcW w:type="dxa" w:w="2167"/>
             <w:shd w:val="clear" w:color="auto" w:fill="F7F9FB"/>
             <w:vAlign w:val="center"/>
           </w:tcPr>
@@ -1990,7 +1990,7 @@
         </w:tc>
         <w:tc>
           <w:tcPr>
-            <w:tcW w:type="dxa" w:w="2729"/>
+            <w:tcW w:type="dxa" w:w="3100"/>
             <w:shd w:val="clear" w:color="auto" w:fill="F7F9FB"/>
             <w:vAlign w:val="center"/>
           </w:tcPr>
@@ -2013,7 +2013,7 @@
         </w:tc>
         <w:tc>
           <w:tcPr>
-            <w:tcW w:type="dxa" w:w="1294"/>
+            <w:tcW w:type="dxa" w:w="1224"/>
             <w:shd w:val="clear" w:color="auto" w:fill="F7F9FB"/>
             <w:vAlign w:val="center"/>
           </w:tcPr>
@@ -2061,7 +2061,7 @@
         </w:trPr>
         <w:tc>
           <w:tcPr>
-            <w:tcW w:type="dxa" w:w="421"/>
+            <w:tcW w:type="dxa" w:w="415"/>
             <w:shd w:val="clear" w:color="auto" w:fill="FFFFFF"/>
             <w:vAlign w:val="center"/>
           </w:tcPr>
@@ -2085,7 +2085,7 @@
         </w:tc>
         <w:tc>
           <w:tcPr>
-            <w:tcW w:type="dxa" w:w="1630"/>
+            <w:tcW w:type="dxa" w:w="1590"/>
             <w:shd w:val="clear" w:color="auto" w:fill="FFFFFF"/>
             <w:vAlign w:val="center"/>
           </w:tcPr>
@@ -2109,7 +2109,7 @@
         </w:tc>
         <w:tc>
           <w:tcPr>
-            <w:tcW w:type="dxa" w:w="2422"/>
+            <w:tcW w:type="dxa" w:w="2167"/>
             <w:shd w:val="clear" w:color="auto" w:fill="FFFFFF"/>
             <w:vAlign w:val="center"/>
           </w:tcPr>
@@ -2132,7 +2132,7 @@
         </w:tc>
         <w:tc>
           <w:tcPr>
-            <w:tcW w:type="dxa" w:w="2729"/>
+            <w:tcW w:type="dxa" w:w="3100"/>
             <w:shd w:val="clear" w:color="auto" w:fill="FFFFFF"/>
             <w:vAlign w:val="center"/>
           </w:tcPr>
@@ -2155,7 +2155,7 @@
         </w:tc>
         <w:tc>
           <w:tcPr>
-            <w:tcW w:type="dxa" w:w="1294"/>
+            <w:tcW w:type="dxa" w:w="1224"/>
             <w:shd w:val="clear" w:color="auto" w:fill="FFFFFF"/>
             <w:vAlign w:val="center"/>
           </w:tcPr>
@@ -2203,7 +2203,7 @@
         </w:trPr>
         <w:tc>
           <w:tcPr>
-            <w:tcW w:type="dxa" w:w="421"/>
+            <w:tcW w:type="dxa" w:w="415"/>
             <w:shd w:val="clear" w:color="auto" w:fill="F7F9FB"/>
             <w:vAlign w:val="center"/>
           </w:tcPr>
@@ -2227,7 +2227,7 @@
         </w:tc>
         <w:tc>
           <w:tcPr>
-            <w:tcW w:type="dxa" w:w="1630"/>
+            <w:tcW w:type="dxa" w:w="1590"/>
             <w:shd w:val="clear" w:color="auto" w:fill="F7F9FB"/>
             <w:vAlign w:val="center"/>
           </w:tcPr>
@@ -2251,7 +2251,7 @@
         </w:tc>
         <w:tc>
           <w:tcPr>
-            <w:tcW w:type="dxa" w:w="2422"/>
+            <w:tcW w:type="dxa" w:w="2167"/>
             <w:shd w:val="clear" w:color="auto" w:fill="F7F9FB"/>
             <w:vAlign w:val="center"/>
           </w:tcPr>
@@ -2274,7 +2274,7 @@
         </w:tc>
         <w:tc>
           <w:tcPr>
-            <w:tcW w:type="dxa" w:w="2729"/>
+            <w:tcW w:type="dxa" w:w="3100"/>
             <w:shd w:val="clear" w:color="auto" w:fill="F7F9FB"/>
             <w:vAlign w:val="center"/>
           </w:tcPr>
@@ -2297,7 +2297,7 @@
         </w:tc>
         <w:tc>
           <w:tcPr>
-            <w:tcW w:type="dxa" w:w="1294"/>
+            <w:tcW w:type="dxa" w:w="1224"/>
             <w:shd w:val="clear" w:color="auto" w:fill="F7F9FB"/>
             <w:vAlign w:val="center"/>
           </w:tcPr>
@@ -2335,7 +2335,7 @@
         </w:trPr>
         <w:tc>
           <w:tcPr>
-            <w:tcW w:type="dxa" w:w="421"/>
+            <w:tcW w:type="dxa" w:w="415"/>
             <w:shd w:val="clear" w:color="auto" w:fill="FFFFFF"/>
             <w:vAlign w:val="center"/>
           </w:tcPr>
@@ -2359,7 +2359,7 @@
         </w:tc>
         <w:tc>
           <w:tcPr>
-            <w:tcW w:type="dxa" w:w="1630"/>
+            <w:tcW w:type="dxa" w:w="1590"/>
             <w:shd w:val="clear" w:color="auto" w:fill="FFFFFF"/>
             <w:vAlign w:val="center"/>
           </w:tcPr>
@@ -2383,7 +2383,7 @@
         </w:tc>
         <w:tc>
           <w:tcPr>
-            <w:tcW w:type="dxa" w:w="2422"/>
+            <w:tcW w:type="dxa" w:w="2167"/>
             <w:shd w:val="clear" w:color="auto" w:fill="FFFFFF"/>
             <w:vAlign w:val="center"/>
           </w:tcPr>
@@ -2406,7 +2406,7 @@
         </w:tc>
         <w:tc>
           <w:tcPr>
-            <w:tcW w:type="dxa" w:w="2729"/>
+            <w:tcW w:type="dxa" w:w="3100"/>
             <w:shd w:val="clear" w:color="auto" w:fill="FFFFFF"/>
             <w:vAlign w:val="center"/>
           </w:tcPr>
@@ -2429,7 +2429,7 @@
         </w:tc>
         <w:tc>
           <w:tcPr>
-            <w:tcW w:type="dxa" w:w="1294"/>
+            <w:tcW w:type="dxa" w:w="1224"/>
             <w:shd w:val="clear" w:color="auto" w:fill="FFFFFF"/>
             <w:vAlign w:val="center"/>
           </w:tcPr>
@@ -2477,7 +2477,7 @@
         </w:trPr>
         <w:tc>
           <w:tcPr>
-            <w:tcW w:type="dxa" w:w="421"/>
+            <w:tcW w:type="dxa" w:w="415"/>
             <w:shd w:val="clear" w:color="auto" w:fill="F7F9FB"/>
             <w:vAlign w:val="center"/>
           </w:tcPr>
@@ -2501,7 +2501,7 @@
         </w:tc>
         <w:tc>
           <w:tcPr>
-            <w:tcW w:type="dxa" w:w="1630"/>
+            <w:tcW w:type="dxa" w:w="1590"/>
             <w:shd w:val="clear" w:color="auto" w:fill="F7F9FB"/>
             <w:vAlign w:val="center"/>
           </w:tcPr>
@@ -2525,7 +2525,7 @@
         </w:tc>
         <w:tc>
           <w:tcPr>
-            <w:tcW w:type="dxa" w:w="2422"/>
+            <w:tcW w:type="dxa" w:w="2167"/>
             <w:shd w:val="clear" w:color="auto" w:fill="F7F9FB"/>
             <w:vAlign w:val="center"/>
           </w:tcPr>
@@ -2548,7 +2548,7 @@
         </w:tc>
         <w:tc>
           <w:tcPr>
-            <w:tcW w:type="dxa" w:w="2729"/>
+            <w:tcW w:type="dxa" w:w="3100"/>
             <w:shd w:val="clear" w:color="auto" w:fill="F7F9FB"/>
             <w:vAlign w:val="center"/>
           </w:tcPr>
@@ -2571,7 +2571,7 @@
         </w:tc>
         <w:tc>
           <w:tcPr>
-            <w:tcW w:type="dxa" w:w="1294"/>
+            <w:tcW w:type="dxa" w:w="1224"/>
             <w:shd w:val="clear" w:color="auto" w:fill="F7F9FB"/>
             <w:vAlign w:val="center"/>
           </w:tcPr>
@@ -2619,7 +2619,7 @@
         </w:trPr>
         <w:tc>
           <w:tcPr>
-            <w:tcW w:type="dxa" w:w="421"/>
+            <w:tcW w:type="dxa" w:w="415"/>
             <w:shd w:val="clear" w:color="auto" w:fill="FFFFFF"/>
             <w:vAlign w:val="center"/>
           </w:tcPr>
@@ -2643,7 +2643,7 @@
         </w:tc>
         <w:tc>
           <w:tcPr>
-            <w:tcW w:type="dxa" w:w="1630"/>
+            <w:tcW w:type="dxa" w:w="1590"/>
             <w:shd w:val="clear" w:color="auto" w:fill="FFFFFF"/>
             <w:vAlign w:val="center"/>
           </w:tcPr>
@@ -2667,7 +2667,7 @@
         </w:tc>
         <w:tc>
           <w:tcPr>
-            <w:tcW w:type="dxa" w:w="2422"/>
+            <w:tcW w:type="dxa" w:w="2167"/>
             <w:shd w:val="clear" w:color="auto" w:fill="FFFFFF"/>
             <w:vAlign w:val="center"/>
           </w:tcPr>
@@ -2690,7 +2690,7 @@
         </w:tc>
         <w:tc>
           <w:tcPr>
-            <w:tcW w:type="dxa" w:w="2729"/>
+            <w:tcW w:type="dxa" w:w="3100"/>
             <w:shd w:val="clear" w:color="auto" w:fill="FFFFFF"/>
             <w:vAlign w:val="center"/>
           </w:tcPr>
@@ -2713,7 +2713,7 @@
         </w:tc>
         <w:tc>
           <w:tcPr>
-            <w:tcW w:type="dxa" w:w="1294"/>
+            <w:tcW w:type="dxa" w:w="1224"/>
             <w:shd w:val="clear" w:color="auto" w:fill="FFFFFF"/>
             <w:vAlign w:val="center"/>
           </w:tcPr>
@@ -2761,7 +2761,7 @@
         </w:trPr>
         <w:tc>
           <w:tcPr>
-            <w:tcW w:type="dxa" w:w="421"/>
+            <w:tcW w:type="dxa" w:w="415"/>
             <w:shd w:val="clear" w:color="auto" w:fill="F7F9FB"/>
             <w:vAlign w:val="center"/>
           </w:tcPr>
@@ -2785,7 +2785,7 @@
         </w:tc>
         <w:tc>
           <w:tcPr>
-            <w:tcW w:type="dxa" w:w="1630"/>
+            <w:tcW w:type="dxa" w:w="1590"/>
             <w:shd w:val="clear" w:color="auto" w:fill="F7F9FB"/>
             <w:vAlign w:val="center"/>
           </w:tcPr>
@@ -2809,7 +2809,7 @@
         </w:tc>
         <w:tc>
           <w:tcPr>
-            <w:tcW w:type="dxa" w:w="2422"/>
+            <w:tcW w:type="dxa" w:w="2167"/>
             <w:shd w:val="clear" w:color="auto" w:fill="F7F9FB"/>
             <w:vAlign w:val="center"/>
           </w:tcPr>
@@ -2832,7 +2832,7 @@
         </w:tc>
         <w:tc>
           <w:tcPr>
-            <w:tcW w:type="dxa" w:w="2729"/>
+            <w:tcW w:type="dxa" w:w="3100"/>
             <w:shd w:val="clear" w:color="auto" w:fill="F7F9FB"/>
             <w:vAlign w:val="center"/>
           </w:tcPr>
@@ -2855,7 +2855,7 @@
         </w:tc>
         <w:tc>
           <w:tcPr>
-            <w:tcW w:type="dxa" w:w="1294"/>
+            <w:tcW w:type="dxa" w:w="1224"/>
             <w:shd w:val="clear" w:color="auto" w:fill="F7F9FB"/>
             <w:vAlign w:val="center"/>
           </w:tcPr>
@@ -2903,7 +2903,7 @@
         </w:trPr>
         <w:tc>
           <w:tcPr>
-            <w:tcW w:type="dxa" w:w="421"/>
+            <w:tcW w:type="dxa" w:w="415"/>
             <w:shd w:val="clear" w:color="auto" w:fill="FFFFFF"/>
             <w:vAlign w:val="center"/>
           </w:tcPr>
@@ -2927,7 +2927,7 @@
         </w:tc>
         <w:tc>
           <w:tcPr>
-            <w:tcW w:type="dxa" w:w="1630"/>
+            <w:tcW w:type="dxa" w:w="1590"/>
             <w:shd w:val="clear" w:color="auto" w:fill="FFFFFF"/>
             <w:vAlign w:val="center"/>
           </w:tcPr>
@@ -2951,7 +2951,7 @@
         </w:tc>
         <w:tc>
           <w:tcPr>
-            <w:tcW w:type="dxa" w:w="2422"/>
+            <w:tcW w:type="dxa" w:w="2167"/>
             <w:shd w:val="clear" w:color="auto" w:fill="FFFFFF"/>
             <w:vAlign w:val="center"/>
           </w:tcPr>
@@ -2974,7 +2974,7 @@
         </w:tc>
         <w:tc>
           <w:tcPr>
-            <w:tcW w:type="dxa" w:w="2729"/>
+            <w:tcW w:type="dxa" w:w="3100"/>
             <w:shd w:val="clear" w:color="auto" w:fill="FFFFFF"/>
             <w:vAlign w:val="center"/>
           </w:tcPr>
@@ -2997,7 +2997,7 @@
         </w:tc>
         <w:tc>
           <w:tcPr>
-            <w:tcW w:type="dxa" w:w="1294"/>
+            <w:tcW w:type="dxa" w:w="1224"/>
             <w:shd w:val="clear" w:color="auto" w:fill="FFFFFF"/>
             <w:vAlign w:val="center"/>
           </w:tcPr>
@@ -3045,7 +3045,7 @@
         </w:trPr>
         <w:tc>
           <w:tcPr>
-            <w:tcW w:type="dxa" w:w="421"/>
+            <w:tcW w:type="dxa" w:w="415"/>
             <w:shd w:val="clear" w:color="auto" w:fill="F7F9FB"/>
             <w:vAlign w:val="center"/>
           </w:tcPr>
@@ -3069,7 +3069,7 @@
         </w:tc>
         <w:tc>
           <w:tcPr>
-            <w:tcW w:type="dxa" w:w="1630"/>
+            <w:tcW w:type="dxa" w:w="1590"/>
             <w:shd w:val="clear" w:color="auto" w:fill="F7F9FB"/>
             <w:vAlign w:val="center"/>
           </w:tcPr>
@@ -3093,7 +3093,7 @@
         </w:tc>
         <w:tc>
           <w:tcPr>
-            <w:tcW w:type="dxa" w:w="2422"/>
+            <w:tcW w:type="dxa" w:w="2167"/>
             <w:shd w:val="clear" w:color="auto" w:fill="F7F9FB"/>
             <w:vAlign w:val="center"/>
           </w:tcPr>
@@ -3116,7 +3116,7 @@
         </w:tc>
         <w:tc>
           <w:tcPr>
-            <w:tcW w:type="dxa" w:w="2729"/>
+            <w:tcW w:type="dxa" w:w="3100"/>
             <w:shd w:val="clear" w:color="auto" w:fill="F7F9FB"/>
             <w:vAlign w:val="center"/>
           </w:tcPr>
@@ -3139,7 +3139,7 @@
         </w:tc>
         <w:tc>
           <w:tcPr>
-            <w:tcW w:type="dxa" w:w="1294"/>
+            <w:tcW w:type="dxa" w:w="1224"/>
             <w:shd w:val="clear" w:color="auto" w:fill="F7F9FB"/>
             <w:vAlign w:val="center"/>
           </w:tcPr>
@@ -3177,7 +3177,7 @@
         </w:trPr>
         <w:tc>
           <w:tcPr>
-            <w:tcW w:type="dxa" w:w="421"/>
+            <w:tcW w:type="dxa" w:w="415"/>
             <w:shd w:val="clear" w:color="auto" w:fill="FFFFFF"/>
             <w:vAlign w:val="center"/>
           </w:tcPr>
@@ -3201,7 +3201,7 @@
         </w:tc>
         <w:tc>
           <w:tcPr>
-            <w:tcW w:type="dxa" w:w="1630"/>
+            <w:tcW w:type="dxa" w:w="1590"/>
             <w:shd w:val="clear" w:color="auto" w:fill="FFFFFF"/>
             <w:vAlign w:val="center"/>
           </w:tcPr>
@@ -3225,7 +3225,7 @@
         </w:tc>
         <w:tc>
           <w:tcPr>
-            <w:tcW w:type="dxa" w:w="2422"/>
+            <w:tcW w:type="dxa" w:w="2167"/>
             <w:shd w:val="clear" w:color="auto" w:fill="FFFFFF"/>
             <w:vAlign w:val="center"/>
           </w:tcPr>
@@ -3248,7 +3248,7 @@
         </w:tc>
         <w:tc>
           <w:tcPr>
-            <w:tcW w:type="dxa" w:w="2729"/>
+            <w:tcW w:type="dxa" w:w="3100"/>
             <w:shd w:val="clear" w:color="auto" w:fill="FFFFFF"/>
             <w:vAlign w:val="center"/>
           </w:tcPr>
@@ -3271,7 +3271,7 @@
         </w:tc>
         <w:tc>
           <w:tcPr>
-            <w:tcW w:type="dxa" w:w="1294"/>
+            <w:tcW w:type="dxa" w:w="1224"/>
             <w:shd w:val="clear" w:color="auto" w:fill="FFFFFF"/>
             <w:vAlign w:val="center"/>
           </w:tcPr>
@@ -3309,8 +3309,140 @@
         </w:trPr>
         <w:tc>
           <w:tcPr>
-            <w:tcW w:type="dxa" w:w="421"/>
+            <w:tcW w:type="dxa" w:w="415"/>
             <w:shd w:val="clear" w:color="auto" w:fill="F7F9FB"/>
+            <w:vAlign w:val="center"/>
+          </w:tcPr>
+          <w:p>
+            <w:pPr>
+              <w:keepNext/>
+              <w:spacing w:after="0"/>
+              <w:jc w:val="center"/>
+            </w:pPr>
+            <w:r>
+              <w:rPr>
+                <w:rFonts w:ascii="Calibri" w:hAnsi="Calibri"/>
+                <w:b/>
+                <w:i w:val="0"/>
+                <w:color w:val="222222"/>
+                <w:sz w:val="20"/>
+              </w:rPr>
+              <w:t>24</w:t>
+            </w:r>
+          </w:p>
+        </w:tc>
+        <w:tc>
+          <w:tcPr>
+            <w:tcW w:type="dxa" w:w="1590"/>
+            <w:shd w:val="clear" w:color="auto" w:fill="F7F9FB"/>
+            <w:vAlign w:val="center"/>
+          </w:tcPr>
+          <w:p>
+            <w:pPr>
+              <w:keepNext/>
+              <w:spacing w:after="0"/>
+              <w:jc w:val="center"/>
+            </w:pPr>
+            <w:r>
+              <w:rPr>
+                <w:rFonts w:ascii="Calibri" w:hAnsi="Calibri"/>
+                <w:b w:val="0"/>
+                <w:i w:val="0"/>
+                <w:color w:val="222222"/>
+                <w:sz w:val="20"/>
+              </w:rPr>
+              <w:t>2026-10-24</w:t>
+            </w:r>
+          </w:p>
+        </w:tc>
+        <w:tc>
+          <w:tcPr>
+            <w:tcW w:type="dxa" w:w="2167"/>
+            <w:shd w:val="clear" w:color="auto" w:fill="F7F9FB"/>
+            <w:vAlign w:val="center"/>
+          </w:tcPr>
+          <w:p>
+            <w:pPr>
+              <w:keepNext/>
+              <w:spacing w:after="0"/>
+            </w:pPr>
+            <w:r>
+              <w:rPr>
+                <w:rFonts w:ascii="Calibri" w:hAnsi="Calibri"/>
+                <w:b w:val="0"/>
+                <w:i w:val="0"/>
+                <w:color w:val="222222"/>
+                <w:sz w:val="20"/>
+              </w:rPr>
+              <w:t>Embodied stage 2g: the published front-leg network, rebuilt from the male CNS</w:t>
+            </w:r>
+          </w:p>
+        </w:tc>
+        <w:tc>
+          <w:tcPr>
+            <w:tcW w:type="dxa" w:w="3100"/>
+            <w:shd w:val="clear" w:color="auto" w:fill="F7F9FB"/>
+            <w:vAlign w:val="center"/>
+          </w:tcPr>
+          <w:p>
+            <w:pPr>
+              <w:keepNext/>
+              <w:spacing w:after="0"/>
+            </w:pPr>
+            <w:r>
+              <w:rPr>
+                <w:rFonts w:ascii="Calibri" w:hAnsi="Calibri"/>
+                <w:b w:val="0"/>
+                <w:i w:val="0"/>
+                <w:color w:val="222222"/>
+                <w:sz w:val="20"/>
+              </w:rPr>
+              <w:t>precondition fails narrowly (12 and 15 of 32); exploratory: a regular motor rhythm in the feasible draws</w:t>
+            </w:r>
+          </w:p>
+        </w:tc>
+        <w:tc>
+          <w:tcPr>
+            <w:tcW w:type="dxa" w:w="1224"/>
+            <w:shd w:val="clear" w:color="auto" w:fill="F7F9FB"/>
+            <w:vAlign w:val="center"/>
+          </w:tcPr>
+          <w:p>
+            <w:pPr>
+              <w:keepNext/>
+              <w:spacing w:after="0"/>
+            </w:pPr>
+            <w:r>
+              <w:rPr>
+                <w:rFonts w:ascii="Consolas" w:hAnsi="Consolas"/>
+                <w:b w:val="0"/>
+                <w:i w:val="0"/>
+                <w:color w:val="222222"/>
+                <w:sz w:val="18"/>
+              </w:rPr>
+              <w:t>00cefa1</w:t>
+            </w:r>
+            <w:r>
+              <w:rPr>
+                <w:rFonts w:ascii="Calibri" w:hAnsi="Calibri"/>
+                <w:b w:val="0"/>
+                <w:i w:val="0"/>
+                <w:color w:val="222222"/>
+                <w:sz w:val="20"/>
+              </w:rPr>
+              <w:t xml:space="preserve"> … this branch</w:t>
+            </w:r>
+          </w:p>
+        </w:tc>
+      </w:tr>
+      <w:tr>
+        <w:trPr>
+          <w:cantSplit/>
+        </w:trPr>
+        <w:tc>
+          <w:tcPr>
+            <w:tcW w:type="dxa" w:w="415"/>
+            <w:shd w:val="clear" w:color="auto" w:fill="FFFFFF"/>
             <w:vAlign w:val="center"/>
           </w:tcPr>
           <w:p>
@@ -3327,14 +3459,14 @@
                 <w:color w:val="222222"/>
                 <w:sz w:val="20"/>
               </w:rPr>
-              <w:t>24</w:t>
+              <w:t>25</w:t>
             </w:r>
           </w:p>
         </w:tc>
         <w:tc>
           <w:tcPr>
-            <w:tcW w:type="dxa" w:w="1630"/>
-            <w:shd w:val="clear" w:color="auto" w:fill="F7F9FB"/>
+            <w:tcW w:type="dxa" w:w="1590"/>
+            <w:shd w:val="clear" w:color="auto" w:fill="FFFFFF"/>
             <w:vAlign w:val="center"/>
           </w:tcPr>
           <w:p>
@@ -3357,8 +3489,8 @@
         </w:tc>
         <w:tc>
           <w:tcPr>
-            <w:tcW w:type="dxa" w:w="2422"/>
-            <w:shd w:val="clear" w:color="auto" w:fill="F7F9FB"/>
+            <w:tcW w:type="dxa" w:w="2167"/>
+            <w:shd w:val="clear" w:color="auto" w:fill="FFFFFF"/>
             <w:vAlign w:val="center"/>
           </w:tcPr>
           <w:p>
@@ -3374,14 +3506,14 @@
                 <w:color w:val="222222"/>
                 <w:sz w:val="20"/>
               </w:rPr>
-              <w:t>Embodied stage 2g: the published front-leg network, rebuilt from the male CNS</w:t>
+              <w:t>Embodied stage 2h: the front-leg network with a fine input search</w:t>
             </w:r>
           </w:p>
         </w:tc>
         <w:tc>
           <w:tcPr>
-            <w:tcW w:type="dxa" w:w="2729"/>
-            <w:shd w:val="clear" w:color="auto" w:fill="F7F9FB"/>
+            <w:tcW w:type="dxa" w:w="3100"/>
+            <w:shd w:val="clear" w:color="auto" w:fill="FFFFFF"/>
             <w:vAlign w:val="center"/>
           </w:tcPr>
           <w:p>
@@ -3397,14 +3529,14 @@
                 <w:color w:val="222222"/>
                 <w:sz w:val="20"/>
               </w:rPr>
-              <w:t>precondition fails narrowly (12 and 15 of 32); exploratory: a regular motor rhythm in the feasible draws</w:t>
+              <w:t>4 of 7 (synapse-count sizes) and 5 of 7 (no size scaling) pass, one of them vacuously in each; a leg rhythm under DNg100; circuit-dependent without size scaling; no alternation</w:t>
             </w:r>
           </w:p>
         </w:tc>
         <w:tc>
           <w:tcPr>
-            <w:tcW w:type="dxa" w:w="1294"/>
-            <w:shd w:val="clear" w:color="auto" w:fill="F7F9FB"/>
+            <w:tcW w:type="dxa" w:w="1224"/>
+            <w:shd w:val="clear" w:color="auto" w:fill="FFFFFF"/>
             <w:vAlign w:val="center"/>
           </w:tcPr>
           <w:p>
@@ -3420,7 +3552,7 @@
                 <w:color w:val="222222"/>
                 <w:sz w:val="18"/>
               </w:rPr>
-              <w:t>00cefa1</w:t>
+              <w:t>c6d7874</w:t>
             </w:r>
             <w:r>
               <w:rPr>
@@ -9264,6 +9396,228 @@
           <w:sz w:val="19"/>
         </w:rPr>
         <w:t>outputs/fly/embodied_stage2g_SIMULATED.</w:t>
+      </w:r>
+      <w:r>
+        <w:rPr>
+          <w:rFonts w:ascii="Calibri" w:hAnsi="Calibri"/>
+          <w:b w:val="0"/>
+          <w:i w:val="0"/>
+          <w:color w:val="222222"/>
+          <w:sz w:val="21"/>
+        </w:rPr>
+        <w:t>.</w:t>
+      </w:r>
+    </w:p>
+    <w:p>
+      <w:pPr>
+        <w:keepNext/>
+        <w:spacing w:before="240" w:after="60"/>
+      </w:pPr>
+      <w:r>
+        <w:rPr>
+          <w:rFonts w:ascii="Calibri" w:hAnsi="Calibri"/>
+          <w:b/>
+          <w:i w:val="0"/>
+          <w:color w:val="1F4E79"/>
+          <w:sz w:val="23"/>
+        </w:rPr>
+        <w:t>25. The published walking rhythm, reproduced on the male CNS, with its limits</w:t>
+      </w:r>
+    </w:p>
+    <w:p>
+      <w:pPr>
+        <w:spacing w:after="120"/>
+      </w:pPr>
+      <w:r>
+        <w:rPr>
+          <w:rFonts w:ascii="Calibri" w:hAnsi="Calibri"/>
+          <w:b/>
+          <w:i w:val="0"/>
+          <w:color w:val="156082"/>
+          <w:sz w:val="21"/>
+        </w:rPr>
+        <w:t>Slide message:</w:t>
+      </w:r>
+      <w:r>
+        <w:rPr>
+          <w:rFonts w:ascii="Calibri" w:hAnsi="Calibri"/>
+          <w:b w:val="0"/>
+          <w:i w:val="0"/>
+          <w:color w:val="222222"/>
+          <w:sz w:val="21"/>
+        </w:rPr>
+        <w:t xml:space="preserve"> </w:t>
+      </w:r>
+      <w:r>
+        <w:rPr>
+          <w:rFonts w:ascii="Calibri" w:hAnsi="Calibri"/>
+          <w:b w:val="0"/>
+          <w:i/>
+          <w:color w:val="222222"/>
+          <w:sz w:val="21"/>
+        </w:rPr>
+        <w:t>In our own reimplementation on a different fly's connectome, the walking command drives a front-leg motor rhythm at a walking fly's tempo. Without size scaling it needs the published three-neuron circuit, and not just as a relay. But it still does not alternate antagonist muscles.</w:t>
+      </w:r>
+    </w:p>
+    <w:p>
+      <w:pPr>
+        <w:spacing w:after="120"/>
+        <w:ind w:left="432" w:hanging="259"/>
+      </w:pPr>
+      <w:r>
+        <w:rPr>
+          <w:rFonts w:ascii="Calibri" w:hAnsi="Calibri"/>
+          <w:b w:val="0"/>
+          <w:i w:val="0"/>
+          <w:color w:val="222222"/>
+          <w:sz w:val="21"/>
+        </w:rPr>
+        <w:t>•</w:t>
+        <w:tab/>
+      </w:r>
+      <w:r>
+        <w:rPr>
+          <w:rFonts w:ascii="Calibri" w:hAnsi="Calibri"/>
+          <w:b/>
+          <w:i w:val="0"/>
+          <w:color w:val="156082"/>
+          <w:sz w:val="21"/>
+        </w:rPr>
+        <w:t>What changed.</w:t>
+      </w:r>
+      <w:r>
+        <w:rPr>
+          <w:rFonts w:ascii="Calibri" w:hAnsi="Calibri"/>
+          <w:b w:val="0"/>
+          <w:i w:val="0"/>
+          <w:color w:val="222222"/>
+          <w:sz w:val="21"/>
+        </w:rPr>
+        <w:t xml:space="preserve"> </w:t>
+      </w:r>
+      <w:r>
+        <w:rPr>
+          <w:rFonts w:ascii="Consolas" w:hAnsi="Consolas"/>
+          <w:b w:val="0"/>
+          <w:i w:val="0"/>
+          <w:color w:val="222222"/>
+          <w:sz w:val="19"/>
+        </w:rPr>
+        <w:t>src/neuromps/fly/embodied_stage2h.py</w:t>
+      </w:r>
+      <w:r>
+        <w:rPr>
+          <w:rFonts w:ascii="Calibri" w:hAnsi="Calibri"/>
+          <w:b w:val="0"/>
+          <w:i w:val="0"/>
+          <w:color w:val="222222"/>
+          <w:sz w:val="21"/>
+        </w:rPr>
+        <w:t xml:space="preserve">: stage 2g's network with a geometric bisection of the input; </w:t>
+      </w:r>
+      <w:r>
+        <w:rPr>
+          <w:rFonts w:ascii="Consolas" w:hAnsi="Consolas"/>
+          <w:b w:val="0"/>
+          <w:i w:val="0"/>
+          <w:color w:val="222222"/>
+          <w:sz w:val="19"/>
+        </w:rPr>
+        <w:t>--check</w:t>
+      </w:r>
+      <w:r>
+        <w:rPr>
+          <w:rFonts w:ascii="Calibri" w:hAnsi="Calibri"/>
+          <w:b w:val="0"/>
+          <w:i w:val="0"/>
+          <w:color w:val="222222"/>
+          <w:sz w:val="21"/>
+        </w:rPr>
+        <w:t xml:space="preserve"> adds the exploratory silencing variants.</w:t>
+      </w:r>
+    </w:p>
+    <w:p>
+      <w:pPr>
+        <w:spacing w:after="120"/>
+        <w:ind w:left="432" w:hanging="259"/>
+      </w:pPr>
+      <w:r>
+        <w:rPr>
+          <w:rFonts w:ascii="Calibri" w:hAnsi="Calibri"/>
+          <w:b w:val="0"/>
+          <w:i w:val="0"/>
+          <w:color w:val="222222"/>
+          <w:sz w:val="21"/>
+        </w:rPr>
+        <w:t>•</w:t>
+        <w:tab/>
+      </w:r>
+      <w:r>
+        <w:rPr>
+          <w:rFonts w:ascii="Calibri" w:hAnsi="Calibri"/>
+          <w:b/>
+          <w:i w:val="0"/>
+          <w:color w:val="156082"/>
+          <w:sz w:val="21"/>
+        </w:rPr>
+        <w:t>Effect.</w:t>
+      </w:r>
+      <w:r>
+        <w:rPr>
+          <w:rFonts w:ascii="Calibri" w:hAnsi="Calibri"/>
+          <w:b w:val="0"/>
+          <w:i w:val="0"/>
+          <w:color w:val="222222"/>
+          <w:sz w:val="21"/>
+        </w:rPr>
+        <w:t xml:space="preserve"> A working input in 32 and 18 of 32 draws; a leg rhythm in both size rules (0.8886 without size scaling, period 196.5 ms), removed by silencing the circuit only without size scaling. Exploratory: keeping the relay and silencing the other two neurons also removes it (0.0483). No reliable promotor-remotor offset, no tibia alternation; the grooming comparison passes vacuously.</w:t>
+      </w:r>
+    </w:p>
+    <w:p>
+      <w:pPr>
+        <w:spacing w:after="120"/>
+        <w:ind w:left="432" w:hanging="259"/>
+      </w:pPr>
+      <w:r>
+        <w:rPr>
+          <w:rFonts w:ascii="Calibri" w:hAnsi="Calibri"/>
+          <w:b w:val="0"/>
+          <w:i w:val="0"/>
+          <w:color w:val="222222"/>
+          <w:sz w:val="21"/>
+        </w:rPr>
+        <w:t>•</w:t>
+        <w:tab/>
+      </w:r>
+      <w:r>
+        <w:rPr>
+          <w:rFonts w:ascii="Calibri" w:hAnsi="Calibri"/>
+          <w:b/>
+          <w:i w:val="0"/>
+          <w:color w:val="156082"/>
+          <w:sz w:val="21"/>
+        </w:rPr>
+        <w:t>Evidence.</w:t>
+      </w:r>
+      <w:r>
+        <w:rPr>
+          <w:rFonts w:ascii="Calibri" w:hAnsi="Calibri"/>
+          <w:b w:val="0"/>
+          <w:i w:val="0"/>
+          <w:color w:val="222222"/>
+          <w:sz w:val="21"/>
+        </w:rPr>
+        <w:t xml:space="preserve"> Roadmap §7 and figure; </w:t>
+      </w:r>
+      <w:r>
+        <w:rPr>
+          <w:rFonts w:ascii="Consolas" w:hAnsi="Consolas"/>
+          <w:b w:val="0"/>
+          <w:i w:val="0"/>
+          <w:color w:val="222222"/>
+          <w:sz w:val="19"/>
+        </w:rPr>
+        <w:t>outputs/fly/embodied_stage2h_</w:t>
       </w:r>
       <w:r>
         <w:rPr>

--- a/report/POST_SUBMISSION_CHANGES.docx
+++ b/report/POST_SUBMISSION_CHANGES.docx
@@ -3447,7 +3447,7 @@
           </w:tcPr>
           <w:p>
             <w:pPr>
-              <w:keepNext w:val="0"/>
+              <w:keepNext/>
               <w:spacing w:after="0"/>
               <w:jc w:val="center"/>
             </w:pPr>
@@ -3471,7 +3471,7 @@
           </w:tcPr>
           <w:p>
             <w:pPr>
-              <w:keepNext w:val="0"/>
+              <w:keepNext/>
               <w:spacing w:after="0"/>
               <w:jc w:val="center"/>
             </w:pPr>
@@ -3495,7 +3495,7 @@
           </w:tcPr>
           <w:p>
             <w:pPr>
-              <w:keepNext w:val="0"/>
+              <w:keepNext/>
               <w:spacing w:after="0"/>
             </w:pPr>
             <w:r>
@@ -3518,7 +3518,7 @@
           </w:tcPr>
           <w:p>
             <w:pPr>
-              <w:keepNext w:val="0"/>
+              <w:keepNext/>
               <w:spacing w:after="0"/>
             </w:pPr>
             <w:r>
@@ -3541,7 +3541,7 @@
           </w:tcPr>
           <w:p>
             <w:pPr>
-              <w:keepNext w:val="0"/>
+              <w:keepNext/>
               <w:spacing w:after="0"/>
             </w:pPr>
             <w:r>
@@ -3553,6 +3553,138 @@
                 <w:sz w:val="18"/>
               </w:rPr>
               <w:t>c6d7874</w:t>
+            </w:r>
+            <w:r>
+              <w:rPr>
+                <w:rFonts w:ascii="Calibri" w:hAnsi="Calibri"/>
+                <w:b w:val="0"/>
+                <w:i w:val="0"/>
+                <w:color w:val="222222"/>
+                <w:sz w:val="20"/>
+              </w:rPr>
+              <w:t xml:space="preserve"> … this branch</w:t>
+            </w:r>
+          </w:p>
+        </w:tc>
+      </w:tr>
+      <w:tr>
+        <w:trPr>
+          <w:cantSplit/>
+        </w:trPr>
+        <w:tc>
+          <w:tcPr>
+            <w:tcW w:type="dxa" w:w="415"/>
+            <w:shd w:val="clear" w:color="auto" w:fill="F7F9FB"/>
+            <w:vAlign w:val="center"/>
+          </w:tcPr>
+          <w:p>
+            <w:pPr>
+              <w:keepNext w:val="0"/>
+              <w:spacing w:after="0"/>
+              <w:jc w:val="center"/>
+            </w:pPr>
+            <w:r>
+              <w:rPr>
+                <w:rFonts w:ascii="Calibri" w:hAnsi="Calibri"/>
+                <w:b/>
+                <w:i w:val="0"/>
+                <w:color w:val="222222"/>
+                <w:sz w:val="20"/>
+              </w:rPr>
+              <w:t>26</w:t>
+            </w:r>
+          </w:p>
+        </w:tc>
+        <w:tc>
+          <w:tcPr>
+            <w:tcW w:type="dxa" w:w="1590"/>
+            <w:shd w:val="clear" w:color="auto" w:fill="F7F9FB"/>
+            <w:vAlign w:val="center"/>
+          </w:tcPr>
+          <w:p>
+            <w:pPr>
+              <w:keepNext w:val="0"/>
+              <w:spacing w:after="0"/>
+              <w:jc w:val="center"/>
+            </w:pPr>
+            <w:r>
+              <w:rPr>
+                <w:rFonts w:ascii="Calibri" w:hAnsi="Calibri"/>
+                <w:b w:val="0"/>
+                <w:i w:val="0"/>
+                <w:color w:val="222222"/>
+                <w:sz w:val="20"/>
+              </w:rPr>
+              <w:t>2026-10-24</w:t>
+            </w:r>
+          </w:p>
+        </w:tc>
+        <w:tc>
+          <w:tcPr>
+            <w:tcW w:type="dxa" w:w="2167"/>
+            <w:shd w:val="clear" w:color="auto" w:fill="F7F9FB"/>
+            <w:vAlign w:val="center"/>
+          </w:tcPr>
+          <w:p>
+            <w:pPr>
+              <w:keepNext w:val="0"/>
+              <w:spacing w:after="0"/>
+            </w:pPr>
+            <w:r>
+              <w:rPr>
+                <w:rFonts w:ascii="Calibri" w:hAnsi="Calibri"/>
+                <w:b w:val="0"/>
+                <w:i w:val="0"/>
+                <w:color w:val="222222"/>
+                <w:sz w:val="20"/>
+              </w:rPr>
+              <w:t>Embodied stage 3a: the first closed loop (claw-neuron feedback, grooming leg)</w:t>
+            </w:r>
+          </w:p>
+        </w:tc>
+        <w:tc>
+          <w:tcPr>
+            <w:tcW w:type="dxa" w:w="3100"/>
+            <w:shd w:val="clear" w:color="auto" w:fill="F7F9FB"/>
+            <w:vAlign w:val="center"/>
+          </w:tcPr>
+          <w:p>
+            <w:pPr>
+              <w:keepNext w:val="0"/>
+              <w:spacing w:after="0"/>
+            </w:pPr>
+            <w:r>
+              <w:rPr>
+                <w:rFonts w:ascii="Calibri" w:hAnsi="Calibri"/>
+                <w:b w:val="0"/>
+                <w:i w:val="0"/>
+                <w:color w:val="222222"/>
+                <w:sz w:val="20"/>
+              </w:rPr>
+              <w:t>3 of 5; go/no-go fails: feedback shifts motor pools toward resistance but barely moves a held leg, and a sham does the same</w:t>
+            </w:r>
+          </w:p>
+        </w:tc>
+        <w:tc>
+          <w:tcPr>
+            <w:tcW w:type="dxa" w:w="1224"/>
+            <w:shd w:val="clear" w:color="auto" w:fill="F7F9FB"/>
+            <w:vAlign w:val="center"/>
+          </w:tcPr>
+          <w:p>
+            <w:pPr>
+              <w:keepNext w:val="0"/>
+              <w:spacing w:after="0"/>
+            </w:pPr>
+            <w:r>
+              <w:rPr>
+                <w:rFonts w:ascii="Consolas" w:hAnsi="Consolas"/>
+                <w:b w:val="0"/>
+                <w:i w:val="0"/>
+                <w:color w:val="222222"/>
+                <w:sz w:val="18"/>
+              </w:rPr>
+              <w:t>5cdeba9</w:t>
             </w:r>
             <w:r>
               <w:rPr>
@@ -9618,6 +9750,308 @@
           <w:sz w:val="19"/>
         </w:rPr>
         <w:t>outputs/fly/embodied_stage2h_</w:t>
+      </w:r>
+      <w:r>
+        <w:rPr>
+          <w:rFonts w:ascii="Calibri" w:hAnsi="Calibri"/>
+          <w:b w:val="0"/>
+          <w:i w:val="0"/>
+          <w:color w:val="222222"/>
+          <w:sz w:val="21"/>
+        </w:rPr>
+        <w:t>.</w:t>
+      </w:r>
+    </w:p>
+    <w:p>
+      <w:pPr>
+        <w:keepNext/>
+        <w:spacing w:before="240" w:after="60"/>
+      </w:pPr>
+      <w:r>
+        <w:rPr>
+          <w:rFonts w:ascii="Calibri" w:hAnsi="Calibri"/>
+          <w:b/>
+          <w:i w:val="0"/>
+          <w:color w:val="1F4E79"/>
+          <w:sz w:val="23"/>
+        </w:rPr>
+        <w:t>26. The first closed loop: brain-free nerve cord, leg and leg sensors</w:t>
+      </w:r>
+    </w:p>
+    <w:p>
+      <w:pPr>
+        <w:spacing w:after="120"/>
+      </w:pPr>
+      <w:r>
+        <w:rPr>
+          <w:rFonts w:ascii="Calibri" w:hAnsi="Calibri"/>
+          <w:b/>
+          <w:i w:val="0"/>
+          <w:color w:val="156082"/>
+          <w:sz w:val="21"/>
+        </w:rPr>
+        <w:t>Slide message:</w:t>
+      </w:r>
+      <w:r>
+        <w:rPr>
+          <w:rFonts w:ascii="Calibri" w:hAnsi="Calibri"/>
+          <w:b w:val="0"/>
+          <w:i w:val="0"/>
+          <w:color w:val="222222"/>
+          <w:sz w:val="21"/>
+        </w:rPr>
+        <w:t xml:space="preserve"> </w:t>
+      </w:r>
+      <w:r>
+        <w:rPr>
+          <w:rFonts w:ascii="Calibri" w:hAnsi="Calibri"/>
+          <w:b w:val="0"/>
+          <w:i/>
+          <w:color w:val="222222"/>
+          <w:sz w:val="21"/>
+        </w:rPr>
+        <w:t>The simulated nerve cord now moves a leg and feels it move. Feedback from the leg's position sensors shifts the motor neurons toward resisting the movement, as insect reflexes do. In a held posture that barely moves the leg, and blind input does the same. A perturbation test is next.</w:t>
+      </w:r>
+    </w:p>
+    <w:p>
+      <w:pPr>
+        <w:spacing w:after="120"/>
+        <w:ind w:left="432" w:hanging="259"/>
+      </w:pPr>
+      <w:r>
+        <w:rPr>
+          <w:rFonts w:ascii="Calibri" w:hAnsi="Calibri"/>
+          <w:b w:val="0"/>
+          <w:i w:val="0"/>
+          <w:color w:val="222222"/>
+          <w:sz w:val="21"/>
+        </w:rPr>
+        <w:t>•</w:t>
+        <w:tab/>
+      </w:r>
+      <w:r>
+        <w:rPr>
+          <w:rFonts w:ascii="Calibri" w:hAnsi="Calibri"/>
+          <w:b/>
+          <w:i w:val="0"/>
+          <w:color w:val="156082"/>
+          <w:sz w:val="21"/>
+        </w:rPr>
+        <w:t>What changed.</w:t>
+      </w:r>
+      <w:r>
+        <w:rPr>
+          <w:rFonts w:ascii="Calibri" w:hAnsi="Calibri"/>
+          <w:b w:val="0"/>
+          <w:i w:val="0"/>
+          <w:color w:val="222222"/>
+          <w:sz w:val="21"/>
+        </w:rPr>
+        <w:t xml:space="preserve"> </w:t>
+      </w:r>
+      <w:r>
+        <w:rPr>
+          <w:rFonts w:ascii="Consolas" w:hAnsi="Consolas"/>
+          <w:b w:val="0"/>
+          <w:i w:val="0"/>
+          <w:color w:val="222222"/>
+          <w:sz w:val="19"/>
+        </w:rPr>
+        <w:t>body.Session</w:t>
+      </w:r>
+      <w:r>
+        <w:rPr>
+          <w:rFonts w:ascii="Calibri" w:hAnsi="Calibri"/>
+          <w:b w:val="0"/>
+          <w:i w:val="0"/>
+          <w:color w:val="222222"/>
+          <w:sz w:val="21"/>
+        </w:rPr>
+        <w:t xml:space="preserve"> steps the leg; </w:t>
+      </w:r>
+      <w:r>
+        <w:rPr>
+          <w:rFonts w:ascii="Consolas" w:hAnsi="Consolas"/>
+          <w:b w:val="0"/>
+          <w:i w:val="0"/>
+          <w:color w:val="222222"/>
+          <w:sz w:val="19"/>
+        </w:rPr>
+        <w:t>model.simulate</w:t>
+      </w:r>
+      <w:r>
+        <w:rPr>
+          <w:rFonts w:ascii="Calibri" w:hAnsi="Calibri"/>
+          <w:b w:val="0"/>
+          <w:i w:val="0"/>
+          <w:color w:val="222222"/>
+          <w:sz w:val="21"/>
+        </w:rPr>
+        <w:t xml:space="preserve"> takes an </w:t>
+      </w:r>
+      <w:r>
+        <w:rPr>
+          <w:rFonts w:ascii="Consolas" w:hAnsi="Consolas"/>
+          <w:b w:val="0"/>
+          <w:i w:val="0"/>
+          <w:color w:val="222222"/>
+          <w:sz w:val="19"/>
+        </w:rPr>
+        <w:t>extend</w:t>
+      </w:r>
+      <w:r>
+        <w:rPr>
+          <w:rFonts w:ascii="Calibri" w:hAnsi="Calibri"/>
+          <w:b w:val="0"/>
+          <w:i w:val="0"/>
+          <w:color w:val="222222"/>
+          <w:sz w:val="21"/>
+        </w:rPr>
+        <w:t xml:space="preserve"> hook; </w:t>
+      </w:r>
+      <w:r>
+        <w:rPr>
+          <w:rFonts w:ascii="Consolas" w:hAnsi="Consolas"/>
+          <w:b w:val="0"/>
+          <w:i w:val="0"/>
+          <w:color w:val="222222"/>
+          <w:sz w:val="19"/>
+        </w:rPr>
+        <w:t>src/neuromps/fly/closed_loop.py</w:t>
+      </w:r>
+      <w:r>
+        <w:rPr>
+          <w:rFonts w:ascii="Calibri" w:hAnsi="Calibri"/>
+          <w:b w:val="0"/>
+          <w:i w:val="0"/>
+          <w:color w:val="222222"/>
+          <w:sz w:val="21"/>
+        </w:rPr>
+        <w:t xml:space="preserve"> couples nerve cord and leg every millisecond and drives sensory neurons from a joint angle; </w:t>
+      </w:r>
+      <w:r>
+        <w:rPr>
+          <w:rFonts w:ascii="Consolas" w:hAnsi="Consolas"/>
+          <w:b w:val="0"/>
+          <w:i w:val="0"/>
+          <w:color w:val="222222"/>
+          <w:sz w:val="19"/>
+        </w:rPr>
+        <w:t>src/neuromps/fly/embodied_stage3a.py</w:t>
+      </w:r>
+      <w:r>
+        <w:rPr>
+          <w:rFonts w:ascii="Calibri" w:hAnsi="Calibri"/>
+          <w:b w:val="0"/>
+          <w:i w:val="0"/>
+          <w:color w:val="222222"/>
+          <w:sz w:val="21"/>
+        </w:rPr>
+        <w:t xml:space="preserve"> runs the registered arms; </w:t>
+      </w:r>
+      <w:r>
+        <w:rPr>
+          <w:rFonts w:ascii="Consolas" w:hAnsi="Consolas"/>
+          <w:b w:val="0"/>
+          <w:i w:val="0"/>
+          <w:color w:val="222222"/>
+          <w:sz w:val="19"/>
+        </w:rPr>
+        <w:t>--check</w:t>
+      </w:r>
+      <w:r>
+        <w:rPr>
+          <w:rFonts w:ascii="Calibri" w:hAnsi="Calibri"/>
+          <w:b w:val="0"/>
+          <w:i w:val="0"/>
+          <w:color w:val="222222"/>
+          <w:sz w:val="21"/>
+        </w:rPr>
+        <w:t xml:space="preserve"> the exploratory activation-scale check.</w:t>
+      </w:r>
+    </w:p>
+    <w:p>
+      <w:pPr>
+        <w:spacing w:after="120"/>
+        <w:ind w:left="432" w:hanging="259"/>
+      </w:pPr>
+      <w:r>
+        <w:rPr>
+          <w:rFonts w:ascii="Calibri" w:hAnsi="Calibri"/>
+          <w:b w:val="0"/>
+          <w:i w:val="0"/>
+          <w:color w:val="222222"/>
+          <w:sz w:val="21"/>
+        </w:rPr>
+        <w:t>•</w:t>
+        <w:tab/>
+      </w:r>
+      <w:r>
+        <w:rPr>
+          <w:rFonts w:ascii="Calibri" w:hAnsi="Calibri"/>
+          <w:b/>
+          <w:i w:val="0"/>
+          <w:color w:val="156082"/>
+          <w:sz w:val="21"/>
+        </w:rPr>
+        <w:t>Effect.</w:t>
+      </w:r>
+      <w:r>
+        <w:rPr>
+          <w:rFonts w:ascii="Calibri" w:hAnsi="Calibri"/>
+          <w:b w:val="0"/>
+          <w:i w:val="0"/>
+          <w:color w:val="222222"/>
+          <w:sz w:val="21"/>
+        </w:rPr>
+        <w:t xml:space="preserve"> Go/no-go failed: tibia shift 0.0054 rad (0.1 needed); 3 of 5 pass (silence, no resistance from the opposite assignment, the reach survives). Motor level: extensor 43.25 to 31.75 Hz under resistance, matched by the sham.</w:t>
+      </w:r>
+    </w:p>
+    <w:p>
+      <w:pPr>
+        <w:spacing w:after="120"/>
+        <w:ind w:left="432" w:hanging="259"/>
+      </w:pPr>
+      <w:r>
+        <w:rPr>
+          <w:rFonts w:ascii="Calibri" w:hAnsi="Calibri"/>
+          <w:b w:val="0"/>
+          <w:i w:val="0"/>
+          <w:color w:val="222222"/>
+          <w:sz w:val="21"/>
+        </w:rPr>
+        <w:t>•</w:t>
+        <w:tab/>
+      </w:r>
+      <w:r>
+        <w:rPr>
+          <w:rFonts w:ascii="Calibri" w:hAnsi="Calibri"/>
+          <w:b/>
+          <w:i w:val="0"/>
+          <w:color w:val="156082"/>
+          <w:sz w:val="21"/>
+        </w:rPr>
+        <w:t>Evidence.</w:t>
+      </w:r>
+      <w:r>
+        <w:rPr>
+          <w:rFonts w:ascii="Calibri" w:hAnsi="Calibri"/>
+          <w:b w:val="0"/>
+          <w:i w:val="0"/>
+          <w:color w:val="222222"/>
+          <w:sz w:val="21"/>
+        </w:rPr>
+        <w:t xml:space="preserve"> Roadmap §7 and figure; </w:t>
+      </w:r>
+      <w:r>
+        <w:rPr>
+          <w:rFonts w:ascii="Consolas" w:hAnsi="Consolas"/>
+          <w:b w:val="0"/>
+          <w:i w:val="0"/>
+          <w:color w:val="222222"/>
+          <w:sz w:val="19"/>
+        </w:rPr>
+        <w:t>outputs/fly/embodied_stage3a_</w:t>
       </w:r>
       <w:r>
         <w:rPr>

--- a/report/POST_SUBMISSION_CHANGES.docx
+++ b/report/POST_SUBMISSION_CHANGES.docx
@@ -3579,7 +3579,7 @@
           </w:tcPr>
           <w:p>
             <w:pPr>
-              <w:keepNext w:val="0"/>
+              <w:keepNext/>
               <w:spacing w:after="0"/>
               <w:jc w:val="center"/>
             </w:pPr>
@@ -3603,7 +3603,7 @@
           </w:tcPr>
           <w:p>
             <w:pPr>
-              <w:keepNext w:val="0"/>
+              <w:keepNext/>
               <w:spacing w:after="0"/>
               <w:jc w:val="center"/>
             </w:pPr>
@@ -3627,7 +3627,7 @@
           </w:tcPr>
           <w:p>
             <w:pPr>
-              <w:keepNext w:val="0"/>
+              <w:keepNext/>
               <w:spacing w:after="0"/>
             </w:pPr>
             <w:r>
@@ -3650,7 +3650,7 @@
           </w:tcPr>
           <w:p>
             <w:pPr>
-              <w:keepNext w:val="0"/>
+              <w:keepNext/>
               <w:spacing w:after="0"/>
             </w:pPr>
             <w:r>
@@ -3673,7 +3673,7 @@
           </w:tcPr>
           <w:p>
             <w:pPr>
-              <w:keepNext w:val="0"/>
+              <w:keepNext/>
               <w:spacing w:after="0"/>
             </w:pPr>
             <w:r>
@@ -3685,6 +3685,138 @@
                 <w:sz w:val="18"/>
               </w:rPr>
               <w:t>5cdeba9</w:t>
+            </w:r>
+            <w:r>
+              <w:rPr>
+                <w:rFonts w:ascii="Calibri" w:hAnsi="Calibri"/>
+                <w:b w:val="0"/>
+                <w:i w:val="0"/>
+                <w:color w:val="222222"/>
+                <w:sz w:val="20"/>
+              </w:rPr>
+              <w:t xml:space="preserve"> … this branch</w:t>
+            </w:r>
+          </w:p>
+        </w:tc>
+      </w:tr>
+      <w:tr>
+        <w:trPr>
+          <w:cantSplit/>
+        </w:trPr>
+        <w:tc>
+          <w:tcPr>
+            <w:tcW w:type="dxa" w:w="415"/>
+            <w:shd w:val="clear" w:color="auto" w:fill="FFFFFF"/>
+            <w:vAlign w:val="center"/>
+          </w:tcPr>
+          <w:p>
+            <w:pPr>
+              <w:keepNext w:val="0"/>
+              <w:spacing w:after="0"/>
+              <w:jc w:val="center"/>
+            </w:pPr>
+            <w:r>
+              <w:rPr>
+                <w:rFonts w:ascii="Calibri" w:hAnsi="Calibri"/>
+                <w:b/>
+                <w:i w:val="0"/>
+                <w:color w:val="222222"/>
+                <w:sz w:val="20"/>
+              </w:rPr>
+              <w:t>27</w:t>
+            </w:r>
+          </w:p>
+        </w:tc>
+        <w:tc>
+          <w:tcPr>
+            <w:tcW w:type="dxa" w:w="1590"/>
+            <w:shd w:val="clear" w:color="auto" w:fill="FFFFFF"/>
+            <w:vAlign w:val="center"/>
+          </w:tcPr>
+          <w:p>
+            <w:pPr>
+              <w:keepNext w:val="0"/>
+              <w:spacing w:after="0"/>
+              <w:jc w:val="center"/>
+            </w:pPr>
+            <w:r>
+              <w:rPr>
+                <w:rFonts w:ascii="Calibri" w:hAnsi="Calibri"/>
+                <w:b w:val="0"/>
+                <w:i w:val="0"/>
+                <w:color w:val="222222"/>
+                <w:sz w:val="20"/>
+              </w:rPr>
+              <w:t>2026-10-24</w:t>
+            </w:r>
+          </w:p>
+        </w:tc>
+        <w:tc>
+          <w:tcPr>
+            <w:tcW w:type="dxa" w:w="2167"/>
+            <w:shd w:val="clear" w:color="auto" w:fill="FFFFFF"/>
+            <w:vAlign w:val="center"/>
+          </w:tcPr>
+          <w:p>
+            <w:pPr>
+              <w:keepNext w:val="0"/>
+              <w:spacing w:after="0"/>
+            </w:pPr>
+            <w:r>
+              <w:rPr>
+                <w:rFonts w:ascii="Calibri" w:hAnsi="Calibri"/>
+                <w:b w:val="0"/>
+                <w:i w:val="0"/>
+                <w:color w:val="222222"/>
+                <w:sz w:val="20"/>
+              </w:rPr>
+              <w:t>Embodied stage 3b: a push on the tibia during the grooming hold</w:t>
+            </w:r>
+          </w:p>
+        </w:tc>
+        <w:tc>
+          <w:tcPr>
+            <w:tcW w:type="dxa" w:w="3100"/>
+            <w:shd w:val="clear" w:color="auto" w:fill="FFFFFF"/>
+            <w:vAlign w:val="center"/>
+          </w:tcPr>
+          <w:p>
+            <w:pPr>
+              <w:keepNext w:val="0"/>
+              <w:spacing w:after="0"/>
+            </w:pPr>
+            <w:r>
+              <w:rPr>
+                <w:rFonts w:ascii="Calibri" w:hAnsi="Calibri"/>
+                <w:b w:val="0"/>
+                <w:i w:val="0"/>
+                <w:color w:val="222222"/>
+                <w:sz w:val="20"/>
+              </w:rPr>
+              <w:t>2 of 5; the loop does not speed the return; the front leg's proprioceptors are thinly traced</w:t>
+            </w:r>
+          </w:p>
+        </w:tc>
+        <w:tc>
+          <w:tcPr>
+            <w:tcW w:type="dxa" w:w="1224"/>
+            <w:shd w:val="clear" w:color="auto" w:fill="FFFFFF"/>
+            <w:vAlign w:val="center"/>
+          </w:tcPr>
+          <w:p>
+            <w:pPr>
+              <w:keepNext w:val="0"/>
+              <w:spacing w:after="0"/>
+            </w:pPr>
+            <w:r>
+              <w:rPr>
+                <w:rFonts w:ascii="Consolas" w:hAnsi="Consolas"/>
+                <w:b w:val="0"/>
+                <w:i w:val="0"/>
+                <w:color w:val="222222"/>
+                <w:sz w:val="18"/>
+              </w:rPr>
+              <w:t>cd0a711</w:t>
             </w:r>
             <w:r>
               <w:rPr>
@@ -10052,6 +10184,268 @@
           <w:sz w:val="19"/>
         </w:rPr>
         <w:t>outputs/fly/embodied_stage3a_</w:t>
+      </w:r>
+      <w:r>
+        <w:rPr>
+          <w:rFonts w:ascii="Calibri" w:hAnsi="Calibri"/>
+          <w:b w:val="0"/>
+          <w:i w:val="0"/>
+          <w:color w:val="222222"/>
+          <w:sz w:val="21"/>
+        </w:rPr>
+        <w:t>.</w:t>
+      </w:r>
+    </w:p>
+    <w:p>
+      <w:pPr>
+        <w:keepNext/>
+        <w:spacing w:before="240" w:after="60"/>
+      </w:pPr>
+      <w:r>
+        <w:rPr>
+          <w:rFonts w:ascii="Calibri" w:hAnsi="Calibri"/>
+          <w:b/>
+          <w:i w:val="0"/>
+          <w:color w:val="1F4E79"/>
+          <w:sz w:val="23"/>
+        </w:rPr>
+        <w:t>27. A push on the leg: the loop does not push back</w:t>
+      </w:r>
+    </w:p>
+    <w:p>
+      <w:pPr>
+        <w:spacing w:after="120"/>
+      </w:pPr>
+      <w:r>
+        <w:rPr>
+          <w:rFonts w:ascii="Calibri" w:hAnsi="Calibri"/>
+          <w:b/>
+          <w:i w:val="0"/>
+          <w:color w:val="156082"/>
+          <w:sz w:val="21"/>
+        </w:rPr>
+        <w:t>Slide message:</w:t>
+      </w:r>
+      <w:r>
+        <w:rPr>
+          <w:rFonts w:ascii="Calibri" w:hAnsi="Calibri"/>
+          <w:b w:val="0"/>
+          <w:i w:val="0"/>
+          <w:color w:val="222222"/>
+          <w:sz w:val="21"/>
+        </w:rPr>
+        <w:t xml:space="preserve"> </w:t>
+      </w:r>
+      <w:r>
+        <w:rPr>
+          <w:rFonts w:ascii="Calibri" w:hAnsi="Calibri"/>
+          <w:b w:val="0"/>
+          <w:i/>
+          <w:color w:val="222222"/>
+          <w:sz w:val="21"/>
+        </w:rPr>
+        <w:t>We pushed the simulated leg and timed its return. The position sensors' feedback did not bring it back faster: the muscles alone set the return. The front leg's sensors are thinly traced in this connectome, about one fifth of the hind leg's. That is the limit to state, and to fix with a better-traced leg.</w:t>
+      </w:r>
+    </w:p>
+    <w:p>
+      <w:pPr>
+        <w:spacing w:after="120"/>
+        <w:ind w:left="432" w:hanging="259"/>
+      </w:pPr>
+      <w:r>
+        <w:rPr>
+          <w:rFonts w:ascii="Calibri" w:hAnsi="Calibri"/>
+          <w:b w:val="0"/>
+          <w:i w:val="0"/>
+          <w:color w:val="222222"/>
+          <w:sz w:val="21"/>
+        </w:rPr>
+        <w:t>•</w:t>
+        <w:tab/>
+      </w:r>
+      <w:r>
+        <w:rPr>
+          <w:rFonts w:ascii="Calibri" w:hAnsi="Calibri"/>
+          <w:b/>
+          <w:i w:val="0"/>
+          <w:color w:val="156082"/>
+          <w:sz w:val="21"/>
+        </w:rPr>
+        <w:t>What changed.</w:t>
+      </w:r>
+      <w:r>
+        <w:rPr>
+          <w:rFonts w:ascii="Calibri" w:hAnsi="Calibri"/>
+          <w:b w:val="0"/>
+          <w:i w:val="0"/>
+          <w:color w:val="222222"/>
+          <w:sz w:val="21"/>
+        </w:rPr>
+        <w:t xml:space="preserve"> </w:t>
+      </w:r>
+      <w:r>
+        <w:rPr>
+          <w:rFonts w:ascii="Consolas" w:hAnsi="Consolas"/>
+          <w:b w:val="0"/>
+          <w:i w:val="0"/>
+          <w:color w:val="222222"/>
+          <w:sz w:val="19"/>
+        </w:rPr>
+        <w:t>body.Session.step</w:t>
+      </w:r>
+      <w:r>
+        <w:rPr>
+          <w:rFonts w:ascii="Calibri" w:hAnsi="Calibri"/>
+          <w:b w:val="0"/>
+          <w:i w:val="0"/>
+          <w:color w:val="222222"/>
+          <w:sz w:val="21"/>
+        </w:rPr>
+        <w:t xml:space="preserve"> accepts joint torques; </w:t>
+      </w:r>
+      <w:r>
+        <w:rPr>
+          <w:rFonts w:ascii="Consolas" w:hAnsi="Consolas"/>
+          <w:b w:val="0"/>
+          <w:i w:val="0"/>
+          <w:color w:val="222222"/>
+          <w:sz w:val="19"/>
+        </w:rPr>
+        <w:t>closed_loop.Loop</w:t>
+      </w:r>
+      <w:r>
+        <w:rPr>
+          <w:rFonts w:ascii="Calibri" w:hAnsi="Calibri"/>
+          <w:b w:val="0"/>
+          <w:i w:val="0"/>
+          <w:color w:val="222222"/>
+          <w:sz w:val="21"/>
+        </w:rPr>
+        <w:t xml:space="preserve"> takes a perturbation window; </w:t>
+      </w:r>
+      <w:r>
+        <w:rPr>
+          <w:rFonts w:ascii="Consolas" w:hAnsi="Consolas"/>
+          <w:b w:val="0"/>
+          <w:i w:val="0"/>
+          <w:color w:val="222222"/>
+          <w:sz w:val="19"/>
+        </w:rPr>
+        <w:t>src/neuromps/fly/embodied_stage3b.py</w:t>
+      </w:r>
+      <w:r>
+        <w:rPr>
+          <w:rFonts w:ascii="Calibri" w:hAnsi="Calibri"/>
+          <w:b w:val="0"/>
+          <w:i w:val="0"/>
+          <w:color w:val="222222"/>
+          <w:sz w:val="21"/>
+        </w:rPr>
+        <w:t xml:space="preserve"> runs the registered perturbation test; </w:t>
+      </w:r>
+      <w:r>
+        <w:rPr>
+          <w:rFonts w:ascii="Consolas" w:hAnsi="Consolas"/>
+          <w:b w:val="0"/>
+          <w:i w:val="0"/>
+          <w:color w:val="222222"/>
+          <w:sz w:val="19"/>
+        </w:rPr>
+        <w:t>--check</w:t>
+      </w:r>
+      <w:r>
+        <w:rPr>
+          <w:rFonts w:ascii="Calibri" w:hAnsi="Calibri"/>
+          <w:b w:val="0"/>
+          <w:i w:val="0"/>
+          <w:color w:val="222222"/>
+          <w:sz w:val="21"/>
+        </w:rPr>
+        <w:t xml:space="preserve"> counts proprioceptors per leg.</w:t>
+      </w:r>
+    </w:p>
+    <w:p>
+      <w:pPr>
+        <w:spacing w:after="120"/>
+        <w:ind w:left="432" w:hanging="259"/>
+      </w:pPr>
+      <w:r>
+        <w:rPr>
+          <w:rFonts w:ascii="Calibri" w:hAnsi="Calibri"/>
+          <w:b w:val="0"/>
+          <w:i w:val="0"/>
+          <w:color w:val="222222"/>
+          <w:sz w:val="21"/>
+        </w:rPr>
+        <w:t>•</w:t>
+        <w:tab/>
+      </w:r>
+      <w:r>
+        <w:rPr>
+          <w:rFonts w:ascii="Calibri" w:hAnsi="Calibri"/>
+          <w:b/>
+          <w:i w:val="0"/>
+          <w:color w:val="156082"/>
+          <w:sz w:val="21"/>
+        </w:rPr>
+        <w:t>Effect.</w:t>
+      </w:r>
+      <w:r>
+        <w:rPr>
+          <w:rFonts w:ascii="Calibri" w:hAnsi="Calibri"/>
+          <w:b w:val="0"/>
+          <w:i w:val="0"/>
+          <w:color w:val="222222"/>
+          <w:sz w:val="21"/>
+        </w:rPr>
+        <w:t xml:space="preserve"> Push flexes the tibia 0.628 rad; return 32.0 ms with resistance feedback against 30.0 open loop (2 of 5 pass; contingency uninterpretable). Left front leg: 4 claw neurons; left hind leg: 22.</w:t>
+      </w:r>
+    </w:p>
+    <w:p>
+      <w:pPr>
+        <w:spacing w:after="120"/>
+        <w:ind w:left="432" w:hanging="259"/>
+      </w:pPr>
+      <w:r>
+        <w:rPr>
+          <w:rFonts w:ascii="Calibri" w:hAnsi="Calibri"/>
+          <w:b w:val="0"/>
+          <w:i w:val="0"/>
+          <w:color w:val="222222"/>
+          <w:sz w:val="21"/>
+        </w:rPr>
+        <w:t>•</w:t>
+        <w:tab/>
+      </w:r>
+      <w:r>
+        <w:rPr>
+          <w:rFonts w:ascii="Calibri" w:hAnsi="Calibri"/>
+          <w:b/>
+          <w:i w:val="0"/>
+          <w:color w:val="156082"/>
+          <w:sz w:val="21"/>
+        </w:rPr>
+        <w:t>Evidence.</w:t>
+      </w:r>
+      <w:r>
+        <w:rPr>
+          <w:rFonts w:ascii="Calibri" w:hAnsi="Calibri"/>
+          <w:b w:val="0"/>
+          <w:i w:val="0"/>
+          <w:color w:val="222222"/>
+          <w:sz w:val="21"/>
+        </w:rPr>
+        <w:t xml:space="preserve"> Roadmap §7 and figure; </w:t>
+      </w:r>
+      <w:r>
+        <w:rPr>
+          <w:rFonts w:ascii="Consolas" w:hAnsi="Consolas"/>
+          <w:b w:val="0"/>
+          <w:i w:val="0"/>
+          <w:color w:val="222222"/>
+          <w:sz w:val="19"/>
+        </w:rPr>
+        <w:t>outputs/fly/embodied_stage3b_</w:t>
       </w:r>
       <w:r>
         <w:rPr>

--- a/report/POST_SUBMISSION_CHANGES.docx
+++ b/report/POST_SUBMISSION_CHANGES.docx
@@ -3711,7 +3711,7 @@
           </w:tcPr>
           <w:p>
             <w:pPr>
-              <w:keepNext w:val="0"/>
+              <w:keepNext/>
               <w:spacing w:after="0"/>
               <w:jc w:val="center"/>
             </w:pPr>
@@ -3735,7 +3735,7 @@
           </w:tcPr>
           <w:p>
             <w:pPr>
-              <w:keepNext w:val="0"/>
+              <w:keepNext/>
               <w:spacing w:after="0"/>
               <w:jc w:val="center"/>
             </w:pPr>
@@ -3759,7 +3759,7 @@
           </w:tcPr>
           <w:p>
             <w:pPr>
-              <w:keepNext w:val="0"/>
+              <w:keepNext/>
               <w:spacing w:after="0"/>
             </w:pPr>
             <w:r>
@@ -3782,7 +3782,7 @@
           </w:tcPr>
           <w:p>
             <w:pPr>
-              <w:keepNext w:val="0"/>
+              <w:keepNext/>
               <w:spacing w:after="0"/>
             </w:pPr>
             <w:r>
@@ -3805,7 +3805,7 @@
           </w:tcPr>
           <w:p>
             <w:pPr>
-              <w:keepNext w:val="0"/>
+              <w:keepNext/>
               <w:spacing w:after="0"/>
             </w:pPr>
             <w:r>
@@ -3831,6 +3831,138 @@
           </w:p>
         </w:tc>
       </w:tr>
+      <w:tr>
+        <w:trPr>
+          <w:cantSplit/>
+        </w:trPr>
+        <w:tc>
+          <w:tcPr>
+            <w:tcW w:type="dxa" w:w="415"/>
+            <w:shd w:val="clear" w:color="auto" w:fill="F7F9FB"/>
+            <w:vAlign w:val="center"/>
+          </w:tcPr>
+          <w:p>
+            <w:pPr>
+              <w:keepNext w:val="0"/>
+              <w:spacing w:after="0"/>
+              <w:jc w:val="center"/>
+            </w:pPr>
+            <w:r>
+              <w:rPr>
+                <w:rFonts w:ascii="Calibri" w:hAnsi="Calibri"/>
+                <w:b/>
+                <w:i w:val="0"/>
+                <w:color w:val="222222"/>
+                <w:sz w:val="20"/>
+              </w:rPr>
+              <w:t>28</w:t>
+            </w:r>
+          </w:p>
+        </w:tc>
+        <w:tc>
+          <w:tcPr>
+            <w:tcW w:type="dxa" w:w="1590"/>
+            <w:shd w:val="clear" w:color="auto" w:fill="F7F9FB"/>
+            <w:vAlign w:val="center"/>
+          </w:tcPr>
+          <w:p>
+            <w:pPr>
+              <w:keepNext w:val="0"/>
+              <w:spacing w:after="0"/>
+              <w:jc w:val="center"/>
+            </w:pPr>
+            <w:r>
+              <w:rPr>
+                <w:rFonts w:ascii="Calibri" w:hAnsi="Calibri"/>
+                <w:b w:val="0"/>
+                <w:i w:val="0"/>
+                <w:color w:val="222222"/>
+                <w:sz w:val="20"/>
+              </w:rPr>
+              <w:t>2026-10-24</w:t>
+            </w:r>
+          </w:p>
+        </w:tc>
+        <w:tc>
+          <w:tcPr>
+            <w:tcW w:type="dxa" w:w="2167"/>
+            <w:shd w:val="clear" w:color="auto" w:fill="F7F9FB"/>
+            <w:vAlign w:val="center"/>
+          </w:tcPr>
+          <w:p>
+            <w:pPr>
+              <w:keepNext w:val="0"/>
+              <w:spacing w:after="0"/>
+            </w:pPr>
+            <w:r>
+              <w:rPr>
+                <w:rFonts w:ascii="Calibri" w:hAnsi="Calibri"/>
+                <w:b w:val="0"/>
+                <w:i w:val="0"/>
+                <w:color w:val="222222"/>
+                <w:sz w:val="20"/>
+              </w:rPr>
+              <w:t>Embodied stage 4a: the drug design with movement as the readout</w:t>
+            </w:r>
+          </w:p>
+        </w:tc>
+        <w:tc>
+          <w:tcPr>
+            <w:tcW w:type="dxa" w:w="3100"/>
+            <w:shd w:val="clear" w:color="auto" w:fill="F7F9FB"/>
+            <w:vAlign w:val="center"/>
+          </w:tcPr>
+          <w:p>
+            <w:pPr>
+              <w:keepNext w:val="0"/>
+              <w:spacing w:after="0"/>
+            </w:pPr>
+            <w:r>
+              <w:rPr>
+                <w:rFonts w:ascii="Calibri" w:hAnsi="Calibri"/>
+                <w:b w:val="0"/>
+                <w:i w:val="0"/>
+                <w:color w:val="222222"/>
+                <w:sz w:val="20"/>
+              </w:rPr>
+              <w:t>3 of 6; the chip flags after movement fails in all five families; the tract no longer leads</w:t>
+            </w:r>
+          </w:p>
+        </w:tc>
+        <w:tc>
+          <w:tcPr>
+            <w:tcW w:type="dxa" w:w="1224"/>
+            <w:shd w:val="clear" w:color="auto" w:fill="F7F9FB"/>
+            <w:vAlign w:val="center"/>
+          </w:tcPr>
+          <w:p>
+            <w:pPr>
+              <w:keepNext w:val="0"/>
+              <w:spacing w:after="0"/>
+            </w:pPr>
+            <w:r>
+              <w:rPr>
+                <w:rFonts w:ascii="Consolas" w:hAnsi="Consolas"/>
+                <w:b w:val="0"/>
+                <w:i w:val="0"/>
+                <w:color w:val="222222"/>
+                <w:sz w:val="18"/>
+              </w:rPr>
+              <w:t>b1a49df</w:t>
+            </w:r>
+            <w:r>
+              <w:rPr>
+                <w:rFonts w:ascii="Calibri" w:hAnsi="Calibri"/>
+                <w:b w:val="0"/>
+                <w:i w:val="0"/>
+                <w:color w:val="222222"/>
+                <w:sz w:val="20"/>
+              </w:rPr>
+              <w:t xml:space="preserve"> … this branch</w:t>
+            </w:r>
+          </w:p>
+        </w:tc>
+      </w:tr>
     </w:tbl>
     <w:p>
       <w:pPr>
@@ -10446,6 +10578,208 @@
           <w:sz w:val="19"/>
         </w:rPr>
         <w:t>outputs/fly/embodied_stage3b_</w:t>
+      </w:r>
+      <w:r>
+        <w:rPr>
+          <w:rFonts w:ascii="Calibri" w:hAnsi="Calibri"/>
+          <w:b w:val="0"/>
+          <w:i w:val="0"/>
+          <w:color w:val="222222"/>
+          <w:sz w:val="21"/>
+        </w:rPr>
+        <w:t>.</w:t>
+      </w:r>
+    </w:p>
+    <w:p>
+      <w:pPr>
+        <w:keepNext/>
+        <w:spacing w:before="240" w:after="60"/>
+      </w:pPr>
+      <w:r>
+        <w:rPr>
+          <w:rFonts w:ascii="Calibri" w:hAnsi="Calibri"/>
+          <w:b/>
+          <w:i w:val="0"/>
+          <w:color w:val="1F4E79"/>
+          <w:sz w:val="23"/>
+        </w:rPr>
+        <w:t>28. Drugs in the loop: the chip is still late when the readout is movement</w:t>
+      </w:r>
+    </w:p>
+    <w:p>
+      <w:pPr>
+        <w:spacing w:after="120"/>
+      </w:pPr>
+      <w:r>
+        <w:rPr>
+          <w:rFonts w:ascii="Calibri" w:hAnsi="Calibri"/>
+          <w:b/>
+          <w:i w:val="0"/>
+          <w:color w:val="156082"/>
+          <w:sz w:val="21"/>
+        </w:rPr>
+        <w:t>Slide message:</w:t>
+      </w:r>
+      <w:r>
+        <w:rPr>
+          <w:rFonts w:ascii="Calibri" w:hAnsi="Calibri"/>
+          <w:b w:val="0"/>
+          <w:i w:val="0"/>
+          <w:color w:val="222222"/>
+          <w:sz w:val="21"/>
+        </w:rPr>
+        <w:t xml:space="preserve"> </w:t>
+      </w:r>
+      <w:r>
+        <w:rPr>
+          <w:rFonts w:ascii="Calibri" w:hAnsi="Calibri"/>
+          <w:b w:val="0"/>
+          <w:i/>
+          <w:color w:val="222222"/>
+          <w:sz w:val="21"/>
+        </w:rPr>
+        <w:t>We reran the drug study with the simulated fly's own movements as the behaviour. In every drug family, feeding and grooming change at a lower dose than the chip first notices. The chip is late at every level we have looked at: neurons, motor neurons, and now movement.</w:t>
+      </w:r>
+    </w:p>
+    <w:p>
+      <w:pPr>
+        <w:spacing w:after="120"/>
+        <w:ind w:left="432" w:hanging="259"/>
+      </w:pPr>
+      <w:r>
+        <w:rPr>
+          <w:rFonts w:ascii="Calibri" w:hAnsi="Calibri"/>
+          <w:b w:val="0"/>
+          <w:i w:val="0"/>
+          <w:color w:val="222222"/>
+          <w:sz w:val="21"/>
+        </w:rPr>
+        <w:t>•</w:t>
+        <w:tab/>
+      </w:r>
+      <w:r>
+        <w:rPr>
+          <w:rFonts w:ascii="Calibri" w:hAnsi="Calibri"/>
+          <w:b/>
+          <w:i w:val="0"/>
+          <w:color w:val="156082"/>
+          <w:sz w:val="21"/>
+        </w:rPr>
+        <w:t>What changed.</w:t>
+      </w:r>
+      <w:r>
+        <w:rPr>
+          <w:rFonts w:ascii="Calibri" w:hAnsi="Calibri"/>
+          <w:b w:val="0"/>
+          <w:i w:val="0"/>
+          <w:color w:val="222222"/>
+          <w:sz w:val="21"/>
+        </w:rPr>
+        <w:t xml:space="preserve"> The stage-2b and relay trials take a drug knob (stage 2b reruns byte-identical); </w:t>
+      </w:r>
+      <w:r>
+        <w:rPr>
+          <w:rFonts w:ascii="Consolas" w:hAnsi="Consolas"/>
+          <w:b w:val="0"/>
+          <w:i w:val="0"/>
+          <w:color w:val="222222"/>
+          <w:sz w:val="19"/>
+        </w:rPr>
+        <w:t>src/neuromps/fly/embodied_stage4a.py</w:t>
+      </w:r>
+      <w:r>
+        <w:rPr>
+          <w:rFonts w:ascii="Calibri" w:hAnsi="Calibri"/>
+          <w:b w:val="0"/>
+          <w:i w:val="0"/>
+          <w:color w:val="222222"/>
+          <w:sz w:val="21"/>
+        </w:rPr>
+        <w:t xml:space="preserve"> runs the parent's 22 conditions on the proboscis and the grooming reach and compares each family's movement onset with the recorded chip and tract detections.</w:t>
+      </w:r>
+    </w:p>
+    <w:p>
+      <w:pPr>
+        <w:spacing w:after="120"/>
+        <w:ind w:left="432" w:hanging="259"/>
+      </w:pPr>
+      <w:r>
+        <w:rPr>
+          <w:rFonts w:ascii="Calibri" w:hAnsi="Calibri"/>
+          <w:b w:val="0"/>
+          <w:i w:val="0"/>
+          <w:color w:val="222222"/>
+          <w:sz w:val="21"/>
+        </w:rPr>
+        <w:t>•</w:t>
+        <w:tab/>
+      </w:r>
+      <w:r>
+        <w:rPr>
+          <w:rFonts w:ascii="Calibri" w:hAnsi="Calibri"/>
+          <w:b/>
+          <w:i w:val="0"/>
+          <w:color w:val="156082"/>
+          <w:sz w:val="21"/>
+        </w:rPr>
+        <w:t>Effect.</w:t>
+      </w:r>
+      <w:r>
+        <w:rPr>
+          <w:rFonts w:ascii="Calibri" w:hAnsi="Calibri"/>
+          <w:b w:val="0"/>
+          <w:i w:val="0"/>
+          <w:color w:val="222222"/>
+          <w:sz w:val="21"/>
+        </w:rPr>
+        <w:t xml:space="preserve"> 3 of 6 pass: the movements are there under vehicle, acetylcholine block stops them, and movement never fails before the neural readouts. The chip flags after movement fails in all five families (GABA-A block: movement 0.2, chip 0.6); the tract no longer leads (4 families each); the bitter gate's release is not monotonic.</w:t>
+      </w:r>
+    </w:p>
+    <w:p>
+      <w:pPr>
+        <w:spacing w:after="120"/>
+        <w:ind w:left="432" w:hanging="259"/>
+      </w:pPr>
+      <w:r>
+        <w:rPr>
+          <w:rFonts w:ascii="Calibri" w:hAnsi="Calibri"/>
+          <w:b w:val="0"/>
+          <w:i w:val="0"/>
+          <w:color w:val="222222"/>
+          <w:sz w:val="21"/>
+        </w:rPr>
+        <w:t>•</w:t>
+        <w:tab/>
+      </w:r>
+      <w:r>
+        <w:rPr>
+          <w:rFonts w:ascii="Calibri" w:hAnsi="Calibri"/>
+          <w:b/>
+          <w:i w:val="0"/>
+          <w:color w:val="156082"/>
+          <w:sz w:val="21"/>
+        </w:rPr>
+        <w:t>Evidence.</w:t>
+      </w:r>
+      <w:r>
+        <w:rPr>
+          <w:rFonts w:ascii="Calibri" w:hAnsi="Calibri"/>
+          <w:b w:val="0"/>
+          <w:i w:val="0"/>
+          <w:color w:val="222222"/>
+          <w:sz w:val="21"/>
+        </w:rPr>
+        <w:t xml:space="preserve"> Roadmap §7 and figure; </w:t>
+      </w:r>
+      <w:r>
+        <w:rPr>
+          <w:rFonts w:ascii="Consolas" w:hAnsi="Consolas"/>
+          <w:b w:val="0"/>
+          <w:i w:val="0"/>
+          <w:color w:val="222222"/>
+          <w:sz w:val="19"/>
+        </w:rPr>
+        <w:t>outputs/fly/embodied_stage4a_</w:t>
       </w:r>
       <w:r>
         <w:rPr>

--- a/report/POST_SUBMISSION_CHANGES.docx
+++ b/report/POST_SUBMISSION_CHANGES.docx
@@ -3843,7 +3843,7 @@
           </w:tcPr>
           <w:p>
             <w:pPr>
-              <w:keepNext w:val="0"/>
+              <w:keepNext/>
               <w:spacing w:after="0"/>
               <w:jc w:val="center"/>
             </w:pPr>
@@ -3867,7 +3867,7 @@
           </w:tcPr>
           <w:p>
             <w:pPr>
-              <w:keepNext w:val="0"/>
+              <w:keepNext/>
               <w:spacing w:after="0"/>
               <w:jc w:val="center"/>
             </w:pPr>
@@ -3891,7 +3891,7 @@
           </w:tcPr>
           <w:p>
             <w:pPr>
-              <w:keepNext w:val="0"/>
+              <w:keepNext/>
               <w:spacing w:after="0"/>
             </w:pPr>
             <w:r>
@@ -3914,7 +3914,7 @@
           </w:tcPr>
           <w:p>
             <w:pPr>
-              <w:keepNext w:val="0"/>
+              <w:keepNext/>
               <w:spacing w:after="0"/>
             </w:pPr>
             <w:r>
@@ -3937,8 +3937,140 @@
           </w:tcPr>
           <w:p>
             <w:pPr>
+              <w:keepNext/>
+              <w:spacing w:after="0"/>
+            </w:pPr>
+            <w:r>
+              <w:rPr>
+                <w:rFonts w:ascii="Consolas" w:hAnsi="Consolas"/>
+                <w:b w:val="0"/>
+                <w:i w:val="0"/>
+                <w:color w:val="222222"/>
+                <w:sz w:val="18"/>
+              </w:rPr>
+              <w:t>b1a49df</w:t>
+            </w:r>
+            <w:r>
+              <w:rPr>
+                <w:rFonts w:ascii="Calibri" w:hAnsi="Calibri"/>
+                <w:b w:val="0"/>
+                <w:i w:val="0"/>
+                <w:color w:val="222222"/>
+                <w:sz w:val="20"/>
+              </w:rPr>
+              <w:t xml:space="preserve"> … this branch</w:t>
+            </w:r>
+          </w:p>
+        </w:tc>
+      </w:tr>
+      <w:tr>
+        <w:trPr>
+          <w:cantSplit/>
+        </w:trPr>
+        <w:tc>
+          <w:tcPr>
+            <w:tcW w:type="dxa" w:w="415"/>
+            <w:shd w:val="clear" w:color="auto" w:fill="FFFFFF"/>
+            <w:vAlign w:val="center"/>
+          </w:tcPr>
+          <w:p>
+            <w:pPr>
               <w:keepNext w:val="0"/>
               <w:spacing w:after="0"/>
+              <w:jc w:val="center"/>
+            </w:pPr>
+            <w:r>
+              <w:rPr>
+                <w:rFonts w:ascii="Calibri" w:hAnsi="Calibri"/>
+                <w:b/>
+                <w:i w:val="0"/>
+                <w:color w:val="222222"/>
+                <w:sz w:val="20"/>
+              </w:rPr>
+              <w:t>29</w:t>
+            </w:r>
+          </w:p>
+        </w:tc>
+        <w:tc>
+          <w:tcPr>
+            <w:tcW w:type="dxa" w:w="1590"/>
+            <w:shd w:val="clear" w:color="auto" w:fill="FFFFFF"/>
+            <w:vAlign w:val="center"/>
+          </w:tcPr>
+          <w:p>
+            <w:pPr>
+              <w:keepNext w:val="0"/>
+              <w:spacing w:after="0"/>
+              <w:jc w:val="center"/>
+            </w:pPr>
+            <w:r>
+              <w:rPr>
+                <w:rFonts w:ascii="Calibri" w:hAnsi="Calibri"/>
+                <w:b w:val="0"/>
+                <w:i w:val="0"/>
+                <w:color w:val="222222"/>
+                <w:sz w:val="20"/>
+              </w:rPr>
+              <w:t>2026-10-24</w:t>
+            </w:r>
+          </w:p>
+        </w:tc>
+        <w:tc>
+          <w:tcPr>
+            <w:tcW w:type="dxa" w:w="2167"/>
+            <w:shd w:val="clear" w:color="auto" w:fill="FFFFFF"/>
+            <w:vAlign w:val="center"/>
+          </w:tcPr>
+          <w:p>
+            <w:pPr>
+              <w:keepNext w:val="0"/>
+              <w:spacing w:after="0"/>
+            </w:pPr>
+            <w:r>
+              <w:rPr>
+                <w:rFonts w:ascii="Calibri" w:hAnsi="Calibri"/>
+                <w:b w:val="0"/>
+                <w:i w:val="0"/>
+                <w:color w:val="222222"/>
+                <w:sz w:val="20"/>
+              </w:rPr>
+              <w:t>Embodied stage 5: simulated directions against published fly findings</w:t>
+            </w:r>
+          </w:p>
+        </w:tc>
+        <w:tc>
+          <w:tcPr>
+            <w:tcW w:type="dxa" w:w="3100"/>
+            <w:shd w:val="clear" w:color="auto" w:fill="FFFFFF"/>
+            <w:vAlign w:val="center"/>
+          </w:tcPr>
+          <w:p>
+            <w:pPr>
+              <w:keepNext w:val="0"/>
+              <w:spacing w:after="0"/>
+            </w:pPr>
+            <w:r>
+              <w:rPr>
+                <w:rFonts w:ascii="Calibri" w:hAnsi="Calibri"/>
+                <w:b w:val="0"/>
+                <w:i w:val="0"/>
+                <w:color w:val="222222"/>
+                <w:sz w:val="20"/>
+              </w:rPr>
+              <w:t>no qualifying pharmacology found (both predictions uninterpretable); identified-neuron studies agree in 1 of 3</w:t>
+            </w:r>
+          </w:p>
+        </w:tc>
+        <w:tc>
+          <w:tcPr>
+            <w:tcW w:type="dxa" w:w="1224"/>
+            <w:shd w:val="clear" w:color="auto" w:fill="FFFFFF"/>
+            <w:vAlign w:val="center"/>
+          </w:tcPr>
+          <w:p>
+            <w:pPr>
+              <w:keepNext w:val="0"/>
+              <w:spacing w:after="0"/>
             </w:pPr>
             <w:r>
               <w:rPr>
@@ -3948,7 +4080,7 @@
                 <w:color w:val="222222"/>
                 <w:sz w:val="18"/>
               </w:rPr>
-              <w:t>b1a49df</w:t>
+              <w:t>1723e0c</w:t>
             </w:r>
             <w:r>
               <w:rPr>
@@ -10780,6 +10912,248 @@
           <w:sz w:val="19"/>
         </w:rPr>
         <w:t>outputs/fly/embodied_stage4a_</w:t>
+      </w:r>
+      <w:r>
+        <w:rPr>
+          <w:rFonts w:ascii="Calibri" w:hAnsi="Calibri"/>
+          <w:b w:val="0"/>
+          <w:i w:val="0"/>
+          <w:color w:val="222222"/>
+          <w:sz w:val="21"/>
+        </w:rPr>
+        <w:t>.</w:t>
+      </w:r>
+    </w:p>
+    <w:p>
+      <w:pPr>
+        <w:keepNext/>
+        <w:spacing w:before="240" w:after="60"/>
+      </w:pPr>
+      <w:r>
+        <w:rPr>
+          <w:rFonts w:ascii="Calibri" w:hAnsi="Calibri"/>
+          <w:b/>
+          <w:i w:val="0"/>
+          <w:color w:val="1F4E79"/>
+          <w:sz w:val="23"/>
+        </w:rPr>
+        <w:t>29. Checking against real flies: the experiments have not been done</w:t>
+      </w:r>
+    </w:p>
+    <w:p>
+      <w:pPr>
+        <w:spacing w:after="120"/>
+      </w:pPr>
+      <w:r>
+        <w:rPr>
+          <w:rFonts w:ascii="Calibri" w:hAnsi="Calibri"/>
+          <w:b/>
+          <w:i w:val="0"/>
+          <w:color w:val="156082"/>
+          <w:sz w:val="21"/>
+        </w:rPr>
+        <w:t>Slide message:</w:t>
+      </w:r>
+      <w:r>
+        <w:rPr>
+          <w:rFonts w:ascii="Calibri" w:hAnsi="Calibri"/>
+          <w:b w:val="0"/>
+          <w:i w:val="0"/>
+          <w:color w:val="222222"/>
+          <w:sz w:val="21"/>
+        </w:rPr>
+        <w:t xml:space="preserve"> </w:t>
+      </w:r>
+      <w:r>
+        <w:rPr>
+          <w:rFonts w:ascii="Calibri" w:hAnsi="Calibri"/>
+          <w:b w:val="0"/>
+          <w:i/>
+          <w:color w:val="222222"/>
+          <w:sz w:val="21"/>
+        </w:rPr>
+        <w:t>We registered how we would search the literature before searching, so we could not pick the papers that agree. No published study gives flies these drugs and scores feeding or grooming movements. The model makes predictions that real experiments have yet to test.</w:t>
+      </w:r>
+    </w:p>
+    <w:p>
+      <w:pPr>
+        <w:spacing w:after="120"/>
+        <w:ind w:left="432" w:hanging="259"/>
+      </w:pPr>
+      <w:r>
+        <w:rPr>
+          <w:rFonts w:ascii="Calibri" w:hAnsi="Calibri"/>
+          <w:b w:val="0"/>
+          <w:i w:val="0"/>
+          <w:color w:val="222222"/>
+          <w:sz w:val="21"/>
+        </w:rPr>
+        <w:t>•</w:t>
+        <w:tab/>
+      </w:r>
+      <w:r>
+        <w:rPr>
+          <w:rFonts w:ascii="Calibri" w:hAnsi="Calibri"/>
+          <w:b/>
+          <w:i w:val="0"/>
+          <w:color w:val="156082"/>
+          <w:sz w:val="21"/>
+        </w:rPr>
+        <w:t>What changed.</w:t>
+      </w:r>
+      <w:r>
+        <w:rPr>
+          <w:rFonts w:ascii="Calibri" w:hAnsi="Calibri"/>
+          <w:b w:val="0"/>
+          <w:i w:val="0"/>
+          <w:color w:val="222222"/>
+          <w:sz w:val="21"/>
+        </w:rPr>
+        <w:t xml:space="preserve"> </w:t>
+      </w:r>
+      <w:r>
+        <w:rPr>
+          <w:rFonts w:ascii="Consolas" w:hAnsi="Consolas"/>
+          <w:b w:val="0"/>
+          <w:i w:val="0"/>
+          <w:color w:val="222222"/>
+          <w:sz w:val="19"/>
+        </w:rPr>
+        <w:t>preregistration/embodied_stage5_real_fly_directions.json</w:t>
+      </w:r>
+      <w:r>
+        <w:rPr>
+          <w:rFonts w:ascii="Calibri" w:hAnsi="Calibri"/>
+          <w:b w:val="0"/>
+          <w:i w:val="0"/>
+          <w:color w:val="222222"/>
+          <w:sz w:val="21"/>
+        </w:rPr>
+        <w:t xml:space="preserve"> (queries, inclusion, mapping, comparison rule); </w:t>
+      </w:r>
+      <w:r>
+        <w:rPr>
+          <w:rFonts w:ascii="Consolas" w:hAnsi="Consolas"/>
+          <w:b w:val="0"/>
+          <w:i w:val="0"/>
+          <w:color w:val="222222"/>
+          <w:sz w:val="19"/>
+        </w:rPr>
+        <w:t>src/neuromps/fly/real_fly_literature.json</w:t>
+      </w:r>
+      <w:r>
+        <w:rPr>
+          <w:rFonts w:ascii="Calibri" w:hAnsi="Calibri"/>
+          <w:b w:val="0"/>
+          <w:i w:val="0"/>
+          <w:color w:val="222222"/>
+          <w:sz w:val="21"/>
+        </w:rPr>
+        <w:t xml:space="preserve"> (every candidate with its classification); </w:t>
+      </w:r>
+      <w:r>
+        <w:rPr>
+          <w:rFonts w:ascii="Consolas" w:hAnsi="Consolas"/>
+          <w:b w:val="0"/>
+          <w:i w:val="0"/>
+          <w:color w:val="222222"/>
+          <w:sz w:val="19"/>
+        </w:rPr>
+        <w:t>src/neuromps/fly/embodied_stage5.py</w:t>
+      </w:r>
+      <w:r>
+        <w:rPr>
+          <w:rFonts w:ascii="Calibri" w:hAnsi="Calibri"/>
+          <w:b w:val="0"/>
+          <w:i w:val="0"/>
+          <w:color w:val="222222"/>
+          <w:sz w:val="21"/>
+        </w:rPr>
+        <w:t xml:space="preserve"> scores the comparison against the stage-4a medians.</w:t>
+      </w:r>
+    </w:p>
+    <w:p>
+      <w:pPr>
+        <w:spacing w:after="120"/>
+        <w:ind w:left="432" w:hanging="259"/>
+      </w:pPr>
+      <w:r>
+        <w:rPr>
+          <w:rFonts w:ascii="Calibri" w:hAnsi="Calibri"/>
+          <w:b w:val="0"/>
+          <w:i w:val="0"/>
+          <w:color w:val="222222"/>
+          <w:sz w:val="21"/>
+        </w:rPr>
+        <w:t>•</w:t>
+        <w:tab/>
+      </w:r>
+      <w:r>
+        <w:rPr>
+          <w:rFonts w:ascii="Calibri" w:hAnsi="Calibri"/>
+          <w:b/>
+          <w:i w:val="0"/>
+          <w:color w:val="156082"/>
+          <w:sz w:val="21"/>
+        </w:rPr>
+        <w:t>Effect.</w:t>
+      </w:r>
+      <w:r>
+        <w:rPr>
+          <w:rFonts w:ascii="Calibri" w:hAnsi="Calibri"/>
+          <w:b w:val="0"/>
+          <w:i w:val="0"/>
+          <w:color w:val="222222"/>
+          <w:sz w:val="21"/>
+        </w:rPr>
+        <w:t xml:space="preserve"> 0 pharmacological or receptor-genetic comparisons, so both predictions are uninterpretable. Identified-neuron studies: the simulation agrees in 1 of 3 (agreement for silencing GABAergic grooming neurons; mismatches explained by class-wide knobs and the absence of satiety).</w:t>
+      </w:r>
+    </w:p>
+    <w:p>
+      <w:pPr>
+        <w:spacing w:after="120"/>
+        <w:ind w:left="432" w:hanging="259"/>
+      </w:pPr>
+      <w:r>
+        <w:rPr>
+          <w:rFonts w:ascii="Calibri" w:hAnsi="Calibri"/>
+          <w:b w:val="0"/>
+          <w:i w:val="0"/>
+          <w:color w:val="222222"/>
+          <w:sz w:val="21"/>
+        </w:rPr>
+        <w:t>•</w:t>
+        <w:tab/>
+      </w:r>
+      <w:r>
+        <w:rPr>
+          <w:rFonts w:ascii="Calibri" w:hAnsi="Calibri"/>
+          <w:b/>
+          <w:i w:val="0"/>
+          <w:color w:val="156082"/>
+          <w:sz w:val="21"/>
+        </w:rPr>
+        <w:t>Evidence.</w:t>
+      </w:r>
+      <w:r>
+        <w:rPr>
+          <w:rFonts w:ascii="Calibri" w:hAnsi="Calibri"/>
+          <w:b w:val="0"/>
+          <w:i w:val="0"/>
+          <w:color w:val="222222"/>
+          <w:sz w:val="21"/>
+        </w:rPr>
+        <w:t xml:space="preserve"> Roadmap §7; </w:t>
+      </w:r>
+      <w:r>
+        <w:rPr>
+          <w:rFonts w:ascii="Consolas" w:hAnsi="Consolas"/>
+          <w:b w:val="0"/>
+          <w:i w:val="0"/>
+          <w:color w:val="222222"/>
+          <w:sz w:val="19"/>
+        </w:rPr>
+        <w:t>outputs/fly/embodied_stage5_SIMULATED.json</w:t>
       </w:r>
       <w:r>
         <w:rPr>

--- a/report/POST_SUBMISSION_CHANGES.docx
+++ b/report/POST_SUBMISSION_CHANGES.docx
@@ -49,10 +49,10 @@
       </w:tblPr>
       <w:tblGrid>
         <w:gridCol w:w="415"/>
-        <w:gridCol w:w="1590"/>
-        <w:gridCol w:w="2167"/>
-        <w:gridCol w:w="3100"/>
-        <w:gridCol w:w="1224"/>
+        <w:gridCol w:w="1588"/>
+        <w:gridCol w:w="2210"/>
+        <w:gridCol w:w="3065"/>
+        <w:gridCol w:w="1219"/>
       </w:tblGrid>
       <w:tr>
         <w:trPr>
@@ -85,7 +85,7 @@
         </w:tc>
         <w:tc>
           <w:tcPr>
-            <w:tcW w:type="dxa" w:w="1590"/>
+            <w:tcW w:type="dxa" w:w="1588"/>
             <w:shd w:val="clear" w:color="auto" w:fill="1F4E79"/>
             <w:vAlign w:val="center"/>
           </w:tcPr>
@@ -109,7 +109,7 @@
         </w:tc>
         <w:tc>
           <w:tcPr>
-            <w:tcW w:type="dxa" w:w="2167"/>
+            <w:tcW w:type="dxa" w:w="2210"/>
             <w:shd w:val="clear" w:color="auto" w:fill="1F4E79"/>
             <w:vAlign w:val="center"/>
           </w:tcPr>
@@ -132,7 +132,7 @@
         </w:tc>
         <w:tc>
           <w:tcPr>
-            <w:tcW w:type="dxa" w:w="3100"/>
+            <w:tcW w:type="dxa" w:w="3065"/>
             <w:shd w:val="clear" w:color="auto" w:fill="1F4E79"/>
             <w:vAlign w:val="center"/>
           </w:tcPr>
@@ -155,7 +155,7 @@
         </w:tc>
         <w:tc>
           <w:tcPr>
-            <w:tcW w:type="dxa" w:w="1224"/>
+            <w:tcW w:type="dxa" w:w="1219"/>
             <w:shd w:val="clear" w:color="auto" w:fill="1F4E79"/>
             <w:vAlign w:val="center"/>
           </w:tcPr>
@@ -207,7 +207,7 @@
         </w:tc>
         <w:tc>
           <w:tcPr>
-            <w:tcW w:type="dxa" w:w="1590"/>
+            <w:tcW w:type="dxa" w:w="1588"/>
             <w:shd w:val="clear" w:color="auto" w:fill="FFFFFF"/>
             <w:vAlign w:val="center"/>
           </w:tcPr>
@@ -231,7 +231,7 @@
         </w:tc>
         <w:tc>
           <w:tcPr>
-            <w:tcW w:type="dxa" w:w="2167"/>
+            <w:tcW w:type="dxa" w:w="2210"/>
             <w:shd w:val="clear" w:color="auto" w:fill="FFFFFF"/>
             <w:vAlign w:val="center"/>
           </w:tcPr>
@@ -254,7 +254,7 @@
         </w:tc>
         <w:tc>
           <w:tcPr>
-            <w:tcW w:type="dxa" w:w="3100"/>
+            <w:tcW w:type="dxa" w:w="3065"/>
             <w:shd w:val="clear" w:color="auto" w:fill="FFFFFF"/>
             <w:vAlign w:val="center"/>
           </w:tcPr>
@@ -277,7 +277,7 @@
         </w:tc>
         <w:tc>
           <w:tcPr>
-            <w:tcW w:type="dxa" w:w="1224"/>
+            <w:tcW w:type="dxa" w:w="1219"/>
             <w:shd w:val="clear" w:color="auto" w:fill="FFFFFF"/>
             <w:vAlign w:val="center"/>
           </w:tcPr>
@@ -349,7 +349,7 @@
         </w:tc>
         <w:tc>
           <w:tcPr>
-            <w:tcW w:type="dxa" w:w="1590"/>
+            <w:tcW w:type="dxa" w:w="1588"/>
             <w:shd w:val="clear" w:color="auto" w:fill="F7F9FB"/>
             <w:vAlign w:val="center"/>
           </w:tcPr>
@@ -373,7 +373,7 @@
         </w:tc>
         <w:tc>
           <w:tcPr>
-            <w:tcW w:type="dxa" w:w="2167"/>
+            <w:tcW w:type="dxa" w:w="2210"/>
             <w:shd w:val="clear" w:color="auto" w:fill="F7F9FB"/>
             <w:vAlign w:val="center"/>
           </w:tcPr>
@@ -396,7 +396,7 @@
         </w:tc>
         <w:tc>
           <w:tcPr>
-            <w:tcW w:type="dxa" w:w="3100"/>
+            <w:tcW w:type="dxa" w:w="3065"/>
             <w:shd w:val="clear" w:color="auto" w:fill="F7F9FB"/>
             <w:vAlign w:val="center"/>
           </w:tcPr>
@@ -419,7 +419,7 @@
         </w:tc>
         <w:tc>
           <w:tcPr>
-            <w:tcW w:type="dxa" w:w="1224"/>
+            <w:tcW w:type="dxa" w:w="1219"/>
             <w:shd w:val="clear" w:color="auto" w:fill="F7F9FB"/>
             <w:vAlign w:val="center"/>
           </w:tcPr>
@@ -471,7 +471,7 @@
         </w:tc>
         <w:tc>
           <w:tcPr>
-            <w:tcW w:type="dxa" w:w="1590"/>
+            <w:tcW w:type="dxa" w:w="1588"/>
             <w:shd w:val="clear" w:color="auto" w:fill="FFFFFF"/>
             <w:vAlign w:val="center"/>
           </w:tcPr>
@@ -495,7 +495,7 @@
         </w:tc>
         <w:tc>
           <w:tcPr>
-            <w:tcW w:type="dxa" w:w="2167"/>
+            <w:tcW w:type="dxa" w:w="2210"/>
             <w:shd w:val="clear" w:color="auto" w:fill="FFFFFF"/>
             <w:vAlign w:val="center"/>
           </w:tcPr>
@@ -518,7 +518,7 @@
         </w:tc>
         <w:tc>
           <w:tcPr>
-            <w:tcW w:type="dxa" w:w="3100"/>
+            <w:tcW w:type="dxa" w:w="3065"/>
             <w:shd w:val="clear" w:color="auto" w:fill="FFFFFF"/>
             <w:vAlign w:val="center"/>
           </w:tcPr>
@@ -541,7 +541,7 @@
         </w:tc>
         <w:tc>
           <w:tcPr>
-            <w:tcW w:type="dxa" w:w="1224"/>
+            <w:tcW w:type="dxa" w:w="1219"/>
             <w:shd w:val="clear" w:color="auto" w:fill="FFFFFF"/>
             <w:vAlign w:val="center"/>
           </w:tcPr>
@@ -593,7 +593,7 @@
         </w:tc>
         <w:tc>
           <w:tcPr>
-            <w:tcW w:type="dxa" w:w="1590"/>
+            <w:tcW w:type="dxa" w:w="1588"/>
             <w:shd w:val="clear" w:color="auto" w:fill="F7F9FB"/>
             <w:vAlign w:val="center"/>
           </w:tcPr>
@@ -617,7 +617,7 @@
         </w:tc>
         <w:tc>
           <w:tcPr>
-            <w:tcW w:type="dxa" w:w="2167"/>
+            <w:tcW w:type="dxa" w:w="2210"/>
             <w:shd w:val="clear" w:color="auto" w:fill="F7F9FB"/>
             <w:vAlign w:val="center"/>
           </w:tcPr>
@@ -640,7 +640,7 @@
         </w:tc>
         <w:tc>
           <w:tcPr>
-            <w:tcW w:type="dxa" w:w="3100"/>
+            <w:tcW w:type="dxa" w:w="3065"/>
             <w:shd w:val="clear" w:color="auto" w:fill="F7F9FB"/>
             <w:vAlign w:val="center"/>
           </w:tcPr>
@@ -663,7 +663,7 @@
         </w:tc>
         <w:tc>
           <w:tcPr>
-            <w:tcW w:type="dxa" w:w="1224"/>
+            <w:tcW w:type="dxa" w:w="1219"/>
             <w:shd w:val="clear" w:color="auto" w:fill="F7F9FB"/>
             <w:vAlign w:val="center"/>
           </w:tcPr>
@@ -735,7 +735,7 @@
         </w:tc>
         <w:tc>
           <w:tcPr>
-            <w:tcW w:type="dxa" w:w="1590"/>
+            <w:tcW w:type="dxa" w:w="1588"/>
             <w:shd w:val="clear" w:color="auto" w:fill="FFFFFF"/>
             <w:vAlign w:val="center"/>
           </w:tcPr>
@@ -759,7 +759,7 @@
         </w:tc>
         <w:tc>
           <w:tcPr>
-            <w:tcW w:type="dxa" w:w="2167"/>
+            <w:tcW w:type="dxa" w:w="2210"/>
             <w:shd w:val="clear" w:color="auto" w:fill="FFFFFF"/>
             <w:vAlign w:val="center"/>
           </w:tcPr>
@@ -782,7 +782,7 @@
         </w:tc>
         <w:tc>
           <w:tcPr>
-            <w:tcW w:type="dxa" w:w="3100"/>
+            <w:tcW w:type="dxa" w:w="3065"/>
             <w:shd w:val="clear" w:color="auto" w:fill="FFFFFF"/>
             <w:vAlign w:val="center"/>
           </w:tcPr>
@@ -805,7 +805,7 @@
         </w:tc>
         <w:tc>
           <w:tcPr>
-            <w:tcW w:type="dxa" w:w="1224"/>
+            <w:tcW w:type="dxa" w:w="1219"/>
             <w:shd w:val="clear" w:color="auto" w:fill="FFFFFF"/>
             <w:vAlign w:val="center"/>
           </w:tcPr>
@@ -857,7 +857,7 @@
         </w:tc>
         <w:tc>
           <w:tcPr>
-            <w:tcW w:type="dxa" w:w="1590"/>
+            <w:tcW w:type="dxa" w:w="1588"/>
             <w:shd w:val="clear" w:color="auto" w:fill="F7F9FB"/>
             <w:vAlign w:val="center"/>
           </w:tcPr>
@@ -881,7 +881,7 @@
         </w:tc>
         <w:tc>
           <w:tcPr>
-            <w:tcW w:type="dxa" w:w="2167"/>
+            <w:tcW w:type="dxa" w:w="2210"/>
             <w:shd w:val="clear" w:color="auto" w:fill="F7F9FB"/>
             <w:vAlign w:val="center"/>
           </w:tcPr>
@@ -904,7 +904,7 @@
         </w:tc>
         <w:tc>
           <w:tcPr>
-            <w:tcW w:type="dxa" w:w="3100"/>
+            <w:tcW w:type="dxa" w:w="3065"/>
             <w:shd w:val="clear" w:color="auto" w:fill="F7F9FB"/>
             <w:vAlign w:val="center"/>
           </w:tcPr>
@@ -927,7 +927,7 @@
         </w:tc>
         <w:tc>
           <w:tcPr>
-            <w:tcW w:type="dxa" w:w="1224"/>
+            <w:tcW w:type="dxa" w:w="1219"/>
             <w:shd w:val="clear" w:color="auto" w:fill="F7F9FB"/>
             <w:vAlign w:val="center"/>
           </w:tcPr>
@@ -979,7 +979,7 @@
         </w:tc>
         <w:tc>
           <w:tcPr>
-            <w:tcW w:type="dxa" w:w="1590"/>
+            <w:tcW w:type="dxa" w:w="1588"/>
             <w:shd w:val="clear" w:color="auto" w:fill="FFFFFF"/>
             <w:vAlign w:val="center"/>
           </w:tcPr>
@@ -1003,7 +1003,7 @@
         </w:tc>
         <w:tc>
           <w:tcPr>
-            <w:tcW w:type="dxa" w:w="2167"/>
+            <w:tcW w:type="dxa" w:w="2210"/>
             <w:shd w:val="clear" w:color="auto" w:fill="FFFFFF"/>
             <w:vAlign w:val="center"/>
           </w:tcPr>
@@ -1026,7 +1026,7 @@
         </w:tc>
         <w:tc>
           <w:tcPr>
-            <w:tcW w:type="dxa" w:w="3100"/>
+            <w:tcW w:type="dxa" w:w="3065"/>
             <w:shd w:val="clear" w:color="auto" w:fill="FFFFFF"/>
             <w:vAlign w:val="center"/>
           </w:tcPr>
@@ -1049,7 +1049,7 @@
         </w:tc>
         <w:tc>
           <w:tcPr>
-            <w:tcW w:type="dxa" w:w="1224"/>
+            <w:tcW w:type="dxa" w:w="1219"/>
             <w:shd w:val="clear" w:color="auto" w:fill="FFFFFF"/>
             <w:vAlign w:val="center"/>
           </w:tcPr>
@@ -1121,7 +1121,7 @@
         </w:tc>
         <w:tc>
           <w:tcPr>
-            <w:tcW w:type="dxa" w:w="1590"/>
+            <w:tcW w:type="dxa" w:w="1588"/>
             <w:shd w:val="clear" w:color="auto" w:fill="F7F9FB"/>
             <w:vAlign w:val="center"/>
           </w:tcPr>
@@ -1145,7 +1145,7 @@
         </w:tc>
         <w:tc>
           <w:tcPr>
-            <w:tcW w:type="dxa" w:w="2167"/>
+            <w:tcW w:type="dxa" w:w="2210"/>
             <w:shd w:val="clear" w:color="auto" w:fill="F7F9FB"/>
             <w:vAlign w:val="center"/>
           </w:tcPr>
@@ -1168,7 +1168,7 @@
         </w:tc>
         <w:tc>
           <w:tcPr>
-            <w:tcW w:type="dxa" w:w="3100"/>
+            <w:tcW w:type="dxa" w:w="3065"/>
             <w:shd w:val="clear" w:color="auto" w:fill="F7F9FB"/>
             <w:vAlign w:val="center"/>
           </w:tcPr>
@@ -1191,7 +1191,7 @@
         </w:tc>
         <w:tc>
           <w:tcPr>
-            <w:tcW w:type="dxa" w:w="1224"/>
+            <w:tcW w:type="dxa" w:w="1219"/>
             <w:shd w:val="clear" w:color="auto" w:fill="F7F9FB"/>
             <w:vAlign w:val="center"/>
           </w:tcPr>
@@ -1263,7 +1263,7 @@
         </w:tc>
         <w:tc>
           <w:tcPr>
-            <w:tcW w:type="dxa" w:w="1590"/>
+            <w:tcW w:type="dxa" w:w="1588"/>
             <w:shd w:val="clear" w:color="auto" w:fill="FFFFFF"/>
             <w:vAlign w:val="center"/>
           </w:tcPr>
@@ -1287,7 +1287,7 @@
         </w:tc>
         <w:tc>
           <w:tcPr>
-            <w:tcW w:type="dxa" w:w="2167"/>
+            <w:tcW w:type="dxa" w:w="2210"/>
             <w:shd w:val="clear" w:color="auto" w:fill="FFFFFF"/>
             <w:vAlign w:val="center"/>
           </w:tcPr>
@@ -1310,7 +1310,7 @@
         </w:tc>
         <w:tc>
           <w:tcPr>
-            <w:tcW w:type="dxa" w:w="3100"/>
+            <w:tcW w:type="dxa" w:w="3065"/>
             <w:shd w:val="clear" w:color="auto" w:fill="FFFFFF"/>
             <w:vAlign w:val="center"/>
           </w:tcPr>
@@ -1333,7 +1333,7 @@
         </w:tc>
         <w:tc>
           <w:tcPr>
-            <w:tcW w:type="dxa" w:w="1224"/>
+            <w:tcW w:type="dxa" w:w="1219"/>
             <w:shd w:val="clear" w:color="auto" w:fill="FFFFFF"/>
             <w:vAlign w:val="center"/>
           </w:tcPr>
@@ -1405,7 +1405,7 @@
         </w:tc>
         <w:tc>
           <w:tcPr>
-            <w:tcW w:type="dxa" w:w="1590"/>
+            <w:tcW w:type="dxa" w:w="1588"/>
             <w:shd w:val="clear" w:color="auto" w:fill="F7F9FB"/>
             <w:vAlign w:val="center"/>
           </w:tcPr>
@@ -1429,7 +1429,7 @@
         </w:tc>
         <w:tc>
           <w:tcPr>
-            <w:tcW w:type="dxa" w:w="2167"/>
+            <w:tcW w:type="dxa" w:w="2210"/>
             <w:shd w:val="clear" w:color="auto" w:fill="F7F9FB"/>
             <w:vAlign w:val="center"/>
           </w:tcPr>
@@ -1452,7 +1452,7 @@
         </w:tc>
         <w:tc>
           <w:tcPr>
-            <w:tcW w:type="dxa" w:w="3100"/>
+            <w:tcW w:type="dxa" w:w="3065"/>
             <w:shd w:val="clear" w:color="auto" w:fill="F7F9FB"/>
             <w:vAlign w:val="center"/>
           </w:tcPr>
@@ -1475,7 +1475,7 @@
         </w:tc>
         <w:tc>
           <w:tcPr>
-            <w:tcW w:type="dxa" w:w="1224"/>
+            <w:tcW w:type="dxa" w:w="1219"/>
             <w:shd w:val="clear" w:color="auto" w:fill="F7F9FB"/>
             <w:vAlign w:val="center"/>
           </w:tcPr>
@@ -1547,7 +1547,7 @@
         </w:tc>
         <w:tc>
           <w:tcPr>
-            <w:tcW w:type="dxa" w:w="1590"/>
+            <w:tcW w:type="dxa" w:w="1588"/>
             <w:shd w:val="clear" w:color="auto" w:fill="FFFFFF"/>
             <w:vAlign w:val="center"/>
           </w:tcPr>
@@ -1571,7 +1571,7 @@
         </w:tc>
         <w:tc>
           <w:tcPr>
-            <w:tcW w:type="dxa" w:w="2167"/>
+            <w:tcW w:type="dxa" w:w="2210"/>
             <w:shd w:val="clear" w:color="auto" w:fill="FFFFFF"/>
             <w:vAlign w:val="center"/>
           </w:tcPr>
@@ -1594,7 +1594,7 @@
         </w:tc>
         <w:tc>
           <w:tcPr>
-            <w:tcW w:type="dxa" w:w="3100"/>
+            <w:tcW w:type="dxa" w:w="3065"/>
             <w:shd w:val="clear" w:color="auto" w:fill="FFFFFF"/>
             <w:vAlign w:val="center"/>
           </w:tcPr>
@@ -1617,7 +1617,7 @@
         </w:tc>
         <w:tc>
           <w:tcPr>
-            <w:tcW w:type="dxa" w:w="1224"/>
+            <w:tcW w:type="dxa" w:w="1219"/>
             <w:shd w:val="clear" w:color="auto" w:fill="FFFFFF"/>
             <w:vAlign w:val="center"/>
           </w:tcPr>
@@ -1689,7 +1689,7 @@
         </w:tc>
         <w:tc>
           <w:tcPr>
-            <w:tcW w:type="dxa" w:w="1590"/>
+            <w:tcW w:type="dxa" w:w="1588"/>
             <w:shd w:val="clear" w:color="auto" w:fill="F7F9FB"/>
             <w:vAlign w:val="center"/>
           </w:tcPr>
@@ -1713,7 +1713,7 @@
         </w:tc>
         <w:tc>
           <w:tcPr>
-            <w:tcW w:type="dxa" w:w="2167"/>
+            <w:tcW w:type="dxa" w:w="2210"/>
             <w:shd w:val="clear" w:color="auto" w:fill="F7F9FB"/>
             <w:vAlign w:val="center"/>
           </w:tcPr>
@@ -1736,7 +1736,7 @@
         </w:tc>
         <w:tc>
           <w:tcPr>
-            <w:tcW w:type="dxa" w:w="3100"/>
+            <w:tcW w:type="dxa" w:w="3065"/>
             <w:shd w:val="clear" w:color="auto" w:fill="F7F9FB"/>
             <w:vAlign w:val="center"/>
           </w:tcPr>
@@ -1759,7 +1759,7 @@
         </w:tc>
         <w:tc>
           <w:tcPr>
-            <w:tcW w:type="dxa" w:w="1224"/>
+            <w:tcW w:type="dxa" w:w="1219"/>
             <w:shd w:val="clear" w:color="auto" w:fill="F7F9FB"/>
             <w:vAlign w:val="center"/>
           </w:tcPr>
@@ -1811,7 +1811,7 @@
         </w:tc>
         <w:tc>
           <w:tcPr>
-            <w:tcW w:type="dxa" w:w="1590"/>
+            <w:tcW w:type="dxa" w:w="1588"/>
             <w:shd w:val="clear" w:color="auto" w:fill="FFFFFF"/>
             <w:vAlign w:val="center"/>
           </w:tcPr>
@@ -1835,7 +1835,7 @@
         </w:tc>
         <w:tc>
           <w:tcPr>
-            <w:tcW w:type="dxa" w:w="2167"/>
+            <w:tcW w:type="dxa" w:w="2210"/>
             <w:shd w:val="clear" w:color="auto" w:fill="FFFFFF"/>
             <w:vAlign w:val="center"/>
           </w:tcPr>
@@ -1858,7 +1858,7 @@
         </w:tc>
         <w:tc>
           <w:tcPr>
-            <w:tcW w:type="dxa" w:w="3100"/>
+            <w:tcW w:type="dxa" w:w="3065"/>
             <w:shd w:val="clear" w:color="auto" w:fill="FFFFFF"/>
             <w:vAlign w:val="center"/>
           </w:tcPr>
@@ -1881,7 +1881,7 @@
         </w:tc>
         <w:tc>
           <w:tcPr>
-            <w:tcW w:type="dxa" w:w="1224"/>
+            <w:tcW w:type="dxa" w:w="1219"/>
             <w:shd w:val="clear" w:color="auto" w:fill="FFFFFF"/>
             <w:vAlign w:val="center"/>
           </w:tcPr>
@@ -1943,7 +1943,7 @@
         </w:tc>
         <w:tc>
           <w:tcPr>
-            <w:tcW w:type="dxa" w:w="1590"/>
+            <w:tcW w:type="dxa" w:w="1588"/>
             <w:shd w:val="clear" w:color="auto" w:fill="F7F9FB"/>
             <w:vAlign w:val="center"/>
           </w:tcPr>
@@ -1967,7 +1967,7 @@
         </w:tc>
         <w:tc>
           <w:tcPr>
-            <w:tcW w:type="dxa" w:w="2167"/>
+            <w:tcW w:type="dxa" w:w="2210"/>
             <w:shd w:val="clear" w:color="auto" w:fill="F7F9FB"/>
             <w:vAlign w:val="center"/>
           </w:tcPr>
@@ -1990,7 +1990,7 @@
         </w:tc>
         <w:tc>
           <w:tcPr>
-            <w:tcW w:type="dxa" w:w="3100"/>
+            <w:tcW w:type="dxa" w:w="3065"/>
             <w:shd w:val="clear" w:color="auto" w:fill="F7F9FB"/>
             <w:vAlign w:val="center"/>
           </w:tcPr>
@@ -2013,7 +2013,7 @@
         </w:tc>
         <w:tc>
           <w:tcPr>
-            <w:tcW w:type="dxa" w:w="1224"/>
+            <w:tcW w:type="dxa" w:w="1219"/>
             <w:shd w:val="clear" w:color="auto" w:fill="F7F9FB"/>
             <w:vAlign w:val="center"/>
           </w:tcPr>
@@ -2085,7 +2085,7 @@
         </w:tc>
         <w:tc>
           <w:tcPr>
-            <w:tcW w:type="dxa" w:w="1590"/>
+            <w:tcW w:type="dxa" w:w="1588"/>
             <w:shd w:val="clear" w:color="auto" w:fill="FFFFFF"/>
             <w:vAlign w:val="center"/>
           </w:tcPr>
@@ -2109,7 +2109,7 @@
         </w:tc>
         <w:tc>
           <w:tcPr>
-            <w:tcW w:type="dxa" w:w="2167"/>
+            <w:tcW w:type="dxa" w:w="2210"/>
             <w:shd w:val="clear" w:color="auto" w:fill="FFFFFF"/>
             <w:vAlign w:val="center"/>
           </w:tcPr>
@@ -2132,7 +2132,7 @@
         </w:tc>
         <w:tc>
           <w:tcPr>
-            <w:tcW w:type="dxa" w:w="3100"/>
+            <w:tcW w:type="dxa" w:w="3065"/>
             <w:shd w:val="clear" w:color="auto" w:fill="FFFFFF"/>
             <w:vAlign w:val="center"/>
           </w:tcPr>
@@ -2155,7 +2155,7 @@
         </w:tc>
         <w:tc>
           <w:tcPr>
-            <w:tcW w:type="dxa" w:w="1224"/>
+            <w:tcW w:type="dxa" w:w="1219"/>
             <w:shd w:val="clear" w:color="auto" w:fill="FFFFFF"/>
             <w:vAlign w:val="center"/>
           </w:tcPr>
@@ -2227,7 +2227,7 @@
         </w:tc>
         <w:tc>
           <w:tcPr>
-            <w:tcW w:type="dxa" w:w="1590"/>
+            <w:tcW w:type="dxa" w:w="1588"/>
             <w:shd w:val="clear" w:color="auto" w:fill="F7F9FB"/>
             <w:vAlign w:val="center"/>
           </w:tcPr>
@@ -2251,7 +2251,7 @@
         </w:tc>
         <w:tc>
           <w:tcPr>
-            <w:tcW w:type="dxa" w:w="2167"/>
+            <w:tcW w:type="dxa" w:w="2210"/>
             <w:shd w:val="clear" w:color="auto" w:fill="F7F9FB"/>
             <w:vAlign w:val="center"/>
           </w:tcPr>
@@ -2274,7 +2274,7 @@
         </w:tc>
         <w:tc>
           <w:tcPr>
-            <w:tcW w:type="dxa" w:w="3100"/>
+            <w:tcW w:type="dxa" w:w="3065"/>
             <w:shd w:val="clear" w:color="auto" w:fill="F7F9FB"/>
             <w:vAlign w:val="center"/>
           </w:tcPr>
@@ -2297,7 +2297,7 @@
         </w:tc>
         <w:tc>
           <w:tcPr>
-            <w:tcW w:type="dxa" w:w="1224"/>
+            <w:tcW w:type="dxa" w:w="1219"/>
             <w:shd w:val="clear" w:color="auto" w:fill="F7F9FB"/>
             <w:vAlign w:val="center"/>
           </w:tcPr>
@@ -2359,7 +2359,7 @@
         </w:tc>
         <w:tc>
           <w:tcPr>
-            <w:tcW w:type="dxa" w:w="1590"/>
+            <w:tcW w:type="dxa" w:w="1588"/>
             <w:shd w:val="clear" w:color="auto" w:fill="FFFFFF"/>
             <w:vAlign w:val="center"/>
           </w:tcPr>
@@ -2383,7 +2383,7 @@
         </w:tc>
         <w:tc>
           <w:tcPr>
-            <w:tcW w:type="dxa" w:w="2167"/>
+            <w:tcW w:type="dxa" w:w="2210"/>
             <w:shd w:val="clear" w:color="auto" w:fill="FFFFFF"/>
             <w:vAlign w:val="center"/>
           </w:tcPr>
@@ -2406,7 +2406,7 @@
         </w:tc>
         <w:tc>
           <w:tcPr>
-            <w:tcW w:type="dxa" w:w="3100"/>
+            <w:tcW w:type="dxa" w:w="3065"/>
             <w:shd w:val="clear" w:color="auto" w:fill="FFFFFF"/>
             <w:vAlign w:val="center"/>
           </w:tcPr>
@@ -2429,7 +2429,7 @@
         </w:tc>
         <w:tc>
           <w:tcPr>
-            <w:tcW w:type="dxa" w:w="1224"/>
+            <w:tcW w:type="dxa" w:w="1219"/>
             <w:shd w:val="clear" w:color="auto" w:fill="FFFFFF"/>
             <w:vAlign w:val="center"/>
           </w:tcPr>
@@ -2501,7 +2501,7 @@
         </w:tc>
         <w:tc>
           <w:tcPr>
-            <w:tcW w:type="dxa" w:w="1590"/>
+            <w:tcW w:type="dxa" w:w="1588"/>
             <w:shd w:val="clear" w:color="auto" w:fill="F7F9FB"/>
             <w:vAlign w:val="center"/>
           </w:tcPr>
@@ -2525,7 +2525,7 @@
         </w:tc>
         <w:tc>
           <w:tcPr>
-            <w:tcW w:type="dxa" w:w="2167"/>
+            <w:tcW w:type="dxa" w:w="2210"/>
             <w:shd w:val="clear" w:color="auto" w:fill="F7F9FB"/>
             <w:vAlign w:val="center"/>
           </w:tcPr>
@@ -2548,7 +2548,7 @@
         </w:tc>
         <w:tc>
           <w:tcPr>
-            <w:tcW w:type="dxa" w:w="3100"/>
+            <w:tcW w:type="dxa" w:w="3065"/>
             <w:shd w:val="clear" w:color="auto" w:fill="F7F9FB"/>
             <w:vAlign w:val="center"/>
           </w:tcPr>
@@ -2571,7 +2571,7 @@
         </w:tc>
         <w:tc>
           <w:tcPr>
-            <w:tcW w:type="dxa" w:w="1224"/>
+            <w:tcW w:type="dxa" w:w="1219"/>
             <w:shd w:val="clear" w:color="auto" w:fill="F7F9FB"/>
             <w:vAlign w:val="center"/>
           </w:tcPr>
@@ -2643,7 +2643,7 @@
         </w:tc>
         <w:tc>
           <w:tcPr>
-            <w:tcW w:type="dxa" w:w="1590"/>
+            <w:tcW w:type="dxa" w:w="1588"/>
             <w:shd w:val="clear" w:color="auto" w:fill="FFFFFF"/>
             <w:vAlign w:val="center"/>
           </w:tcPr>
@@ -2667,7 +2667,7 @@
         </w:tc>
         <w:tc>
           <w:tcPr>
-            <w:tcW w:type="dxa" w:w="2167"/>
+            <w:tcW w:type="dxa" w:w="2210"/>
             <w:shd w:val="clear" w:color="auto" w:fill="FFFFFF"/>
             <w:vAlign w:val="center"/>
           </w:tcPr>
@@ -2690,7 +2690,7 @@
         </w:tc>
         <w:tc>
           <w:tcPr>
-            <w:tcW w:type="dxa" w:w="3100"/>
+            <w:tcW w:type="dxa" w:w="3065"/>
             <w:shd w:val="clear" w:color="auto" w:fill="FFFFFF"/>
             <w:vAlign w:val="center"/>
           </w:tcPr>
@@ -2713,7 +2713,7 @@
         </w:tc>
         <w:tc>
           <w:tcPr>
-            <w:tcW w:type="dxa" w:w="1224"/>
+            <w:tcW w:type="dxa" w:w="1219"/>
             <w:shd w:val="clear" w:color="auto" w:fill="FFFFFF"/>
             <w:vAlign w:val="center"/>
           </w:tcPr>
@@ -2785,7 +2785,7 @@
         </w:tc>
         <w:tc>
           <w:tcPr>
-            <w:tcW w:type="dxa" w:w="1590"/>
+            <w:tcW w:type="dxa" w:w="1588"/>
             <w:shd w:val="clear" w:color="auto" w:fill="F7F9FB"/>
             <w:vAlign w:val="center"/>
           </w:tcPr>
@@ -2809,7 +2809,7 @@
         </w:tc>
         <w:tc>
           <w:tcPr>
-            <w:tcW w:type="dxa" w:w="2167"/>
+            <w:tcW w:type="dxa" w:w="2210"/>
             <w:shd w:val="clear" w:color="auto" w:fill="F7F9FB"/>
             <w:vAlign w:val="center"/>
           </w:tcPr>
@@ -2832,7 +2832,7 @@
         </w:tc>
         <w:tc>
           <w:tcPr>
-            <w:tcW w:type="dxa" w:w="3100"/>
+            <w:tcW w:type="dxa" w:w="3065"/>
             <w:shd w:val="clear" w:color="auto" w:fill="F7F9FB"/>
             <w:vAlign w:val="center"/>
           </w:tcPr>
@@ -2855,7 +2855,7 @@
         </w:tc>
         <w:tc>
           <w:tcPr>
-            <w:tcW w:type="dxa" w:w="1224"/>
+            <w:tcW w:type="dxa" w:w="1219"/>
             <w:shd w:val="clear" w:color="auto" w:fill="F7F9FB"/>
             <w:vAlign w:val="center"/>
           </w:tcPr>
@@ -2927,7 +2927,7 @@
         </w:tc>
         <w:tc>
           <w:tcPr>
-            <w:tcW w:type="dxa" w:w="1590"/>
+            <w:tcW w:type="dxa" w:w="1588"/>
             <w:shd w:val="clear" w:color="auto" w:fill="FFFFFF"/>
             <w:vAlign w:val="center"/>
           </w:tcPr>
@@ -2951,7 +2951,7 @@
         </w:tc>
         <w:tc>
           <w:tcPr>
-            <w:tcW w:type="dxa" w:w="2167"/>
+            <w:tcW w:type="dxa" w:w="2210"/>
             <w:shd w:val="clear" w:color="auto" w:fill="FFFFFF"/>
             <w:vAlign w:val="center"/>
           </w:tcPr>
@@ -2974,7 +2974,7 @@
         </w:tc>
         <w:tc>
           <w:tcPr>
-            <w:tcW w:type="dxa" w:w="3100"/>
+            <w:tcW w:type="dxa" w:w="3065"/>
             <w:shd w:val="clear" w:color="auto" w:fill="FFFFFF"/>
             <w:vAlign w:val="center"/>
           </w:tcPr>
@@ -2997,7 +2997,7 @@
         </w:tc>
         <w:tc>
           <w:tcPr>
-            <w:tcW w:type="dxa" w:w="1224"/>
+            <w:tcW w:type="dxa" w:w="1219"/>
             <w:shd w:val="clear" w:color="auto" w:fill="FFFFFF"/>
             <w:vAlign w:val="center"/>
           </w:tcPr>
@@ -3069,7 +3069,7 @@
         </w:tc>
         <w:tc>
           <w:tcPr>
-            <w:tcW w:type="dxa" w:w="1590"/>
+            <w:tcW w:type="dxa" w:w="1588"/>
             <w:shd w:val="clear" w:color="auto" w:fill="F7F9FB"/>
             <w:vAlign w:val="center"/>
           </w:tcPr>
@@ -3093,7 +3093,7 @@
         </w:tc>
         <w:tc>
           <w:tcPr>
-            <w:tcW w:type="dxa" w:w="2167"/>
+            <w:tcW w:type="dxa" w:w="2210"/>
             <w:shd w:val="clear" w:color="auto" w:fill="F7F9FB"/>
             <w:vAlign w:val="center"/>
           </w:tcPr>
@@ -3116,7 +3116,7 @@
         </w:tc>
         <w:tc>
           <w:tcPr>
-            <w:tcW w:type="dxa" w:w="3100"/>
+            <w:tcW w:type="dxa" w:w="3065"/>
             <w:shd w:val="clear" w:color="auto" w:fill="F7F9FB"/>
             <w:vAlign w:val="center"/>
           </w:tcPr>
@@ -3139,7 +3139,7 @@
         </w:tc>
         <w:tc>
           <w:tcPr>
-            <w:tcW w:type="dxa" w:w="1224"/>
+            <w:tcW w:type="dxa" w:w="1219"/>
             <w:shd w:val="clear" w:color="auto" w:fill="F7F9FB"/>
             <w:vAlign w:val="center"/>
           </w:tcPr>
@@ -3201,7 +3201,7 @@
         </w:tc>
         <w:tc>
           <w:tcPr>
-            <w:tcW w:type="dxa" w:w="1590"/>
+            <w:tcW w:type="dxa" w:w="1588"/>
             <w:shd w:val="clear" w:color="auto" w:fill="FFFFFF"/>
             <w:vAlign w:val="center"/>
           </w:tcPr>
@@ -3225,7 +3225,7 @@
         </w:tc>
         <w:tc>
           <w:tcPr>
-            <w:tcW w:type="dxa" w:w="2167"/>
+            <w:tcW w:type="dxa" w:w="2210"/>
             <w:shd w:val="clear" w:color="auto" w:fill="FFFFFF"/>
             <w:vAlign w:val="center"/>
           </w:tcPr>
@@ -3248,7 +3248,7 @@
         </w:tc>
         <w:tc>
           <w:tcPr>
-            <w:tcW w:type="dxa" w:w="3100"/>
+            <w:tcW w:type="dxa" w:w="3065"/>
             <w:shd w:val="clear" w:color="auto" w:fill="FFFFFF"/>
             <w:vAlign w:val="center"/>
           </w:tcPr>
@@ -3271,7 +3271,7 @@
         </w:tc>
         <w:tc>
           <w:tcPr>
-            <w:tcW w:type="dxa" w:w="1224"/>
+            <w:tcW w:type="dxa" w:w="1219"/>
             <w:shd w:val="clear" w:color="auto" w:fill="FFFFFF"/>
             <w:vAlign w:val="center"/>
           </w:tcPr>
@@ -3333,7 +3333,7 @@
         </w:tc>
         <w:tc>
           <w:tcPr>
-            <w:tcW w:type="dxa" w:w="1590"/>
+            <w:tcW w:type="dxa" w:w="1588"/>
             <w:shd w:val="clear" w:color="auto" w:fill="F7F9FB"/>
             <w:vAlign w:val="center"/>
           </w:tcPr>
@@ -3357,7 +3357,7 @@
         </w:tc>
         <w:tc>
           <w:tcPr>
-            <w:tcW w:type="dxa" w:w="2167"/>
+            <w:tcW w:type="dxa" w:w="2210"/>
             <w:shd w:val="clear" w:color="auto" w:fill="F7F9FB"/>
             <w:vAlign w:val="center"/>
           </w:tcPr>
@@ -3380,7 +3380,7 @@
         </w:tc>
         <w:tc>
           <w:tcPr>
-            <w:tcW w:type="dxa" w:w="3100"/>
+            <w:tcW w:type="dxa" w:w="3065"/>
             <w:shd w:val="clear" w:color="auto" w:fill="F7F9FB"/>
             <w:vAlign w:val="center"/>
           </w:tcPr>
@@ -3403,7 +3403,7 @@
         </w:tc>
         <w:tc>
           <w:tcPr>
-            <w:tcW w:type="dxa" w:w="1224"/>
+            <w:tcW w:type="dxa" w:w="1219"/>
             <w:shd w:val="clear" w:color="auto" w:fill="F7F9FB"/>
             <w:vAlign w:val="center"/>
           </w:tcPr>
@@ -3465,7 +3465,7 @@
         </w:tc>
         <w:tc>
           <w:tcPr>
-            <w:tcW w:type="dxa" w:w="1590"/>
+            <w:tcW w:type="dxa" w:w="1588"/>
             <w:shd w:val="clear" w:color="auto" w:fill="FFFFFF"/>
             <w:vAlign w:val="center"/>
           </w:tcPr>
@@ -3489,7 +3489,7 @@
         </w:tc>
         <w:tc>
           <w:tcPr>
-            <w:tcW w:type="dxa" w:w="2167"/>
+            <w:tcW w:type="dxa" w:w="2210"/>
             <w:shd w:val="clear" w:color="auto" w:fill="FFFFFF"/>
             <w:vAlign w:val="center"/>
           </w:tcPr>
@@ -3512,7 +3512,7 @@
         </w:tc>
         <w:tc>
           <w:tcPr>
-            <w:tcW w:type="dxa" w:w="3100"/>
+            <w:tcW w:type="dxa" w:w="3065"/>
             <w:shd w:val="clear" w:color="auto" w:fill="FFFFFF"/>
             <w:vAlign w:val="center"/>
           </w:tcPr>
@@ -3535,7 +3535,7 @@
         </w:tc>
         <w:tc>
           <w:tcPr>
-            <w:tcW w:type="dxa" w:w="1224"/>
+            <w:tcW w:type="dxa" w:w="1219"/>
             <w:shd w:val="clear" w:color="auto" w:fill="FFFFFF"/>
             <w:vAlign w:val="center"/>
           </w:tcPr>
@@ -3597,7 +3597,7 @@
         </w:tc>
         <w:tc>
           <w:tcPr>
-            <w:tcW w:type="dxa" w:w="1590"/>
+            <w:tcW w:type="dxa" w:w="1588"/>
             <w:shd w:val="clear" w:color="auto" w:fill="F7F9FB"/>
             <w:vAlign w:val="center"/>
           </w:tcPr>
@@ -3621,7 +3621,7 @@
         </w:tc>
         <w:tc>
           <w:tcPr>
-            <w:tcW w:type="dxa" w:w="2167"/>
+            <w:tcW w:type="dxa" w:w="2210"/>
             <w:shd w:val="clear" w:color="auto" w:fill="F7F9FB"/>
             <w:vAlign w:val="center"/>
           </w:tcPr>
@@ -3644,7 +3644,7 @@
         </w:tc>
         <w:tc>
           <w:tcPr>
-            <w:tcW w:type="dxa" w:w="3100"/>
+            <w:tcW w:type="dxa" w:w="3065"/>
             <w:shd w:val="clear" w:color="auto" w:fill="F7F9FB"/>
             <w:vAlign w:val="center"/>
           </w:tcPr>
@@ -3667,7 +3667,7 @@
         </w:tc>
         <w:tc>
           <w:tcPr>
-            <w:tcW w:type="dxa" w:w="1224"/>
+            <w:tcW w:type="dxa" w:w="1219"/>
             <w:shd w:val="clear" w:color="auto" w:fill="F7F9FB"/>
             <w:vAlign w:val="center"/>
           </w:tcPr>
@@ -3729,7 +3729,7 @@
         </w:tc>
         <w:tc>
           <w:tcPr>
-            <w:tcW w:type="dxa" w:w="1590"/>
+            <w:tcW w:type="dxa" w:w="1588"/>
             <w:shd w:val="clear" w:color="auto" w:fill="FFFFFF"/>
             <w:vAlign w:val="center"/>
           </w:tcPr>
@@ -3753,7 +3753,7 @@
         </w:tc>
         <w:tc>
           <w:tcPr>
-            <w:tcW w:type="dxa" w:w="2167"/>
+            <w:tcW w:type="dxa" w:w="2210"/>
             <w:shd w:val="clear" w:color="auto" w:fill="FFFFFF"/>
             <w:vAlign w:val="center"/>
           </w:tcPr>
@@ -3776,7 +3776,7 @@
         </w:tc>
         <w:tc>
           <w:tcPr>
-            <w:tcW w:type="dxa" w:w="3100"/>
+            <w:tcW w:type="dxa" w:w="3065"/>
             <w:shd w:val="clear" w:color="auto" w:fill="FFFFFF"/>
             <w:vAlign w:val="center"/>
           </w:tcPr>
@@ -3799,7 +3799,7 @@
         </w:tc>
         <w:tc>
           <w:tcPr>
-            <w:tcW w:type="dxa" w:w="1224"/>
+            <w:tcW w:type="dxa" w:w="1219"/>
             <w:shd w:val="clear" w:color="auto" w:fill="FFFFFF"/>
             <w:vAlign w:val="center"/>
           </w:tcPr>
@@ -3861,7 +3861,7 @@
         </w:tc>
         <w:tc>
           <w:tcPr>
-            <w:tcW w:type="dxa" w:w="1590"/>
+            <w:tcW w:type="dxa" w:w="1588"/>
             <w:shd w:val="clear" w:color="auto" w:fill="F7F9FB"/>
             <w:vAlign w:val="center"/>
           </w:tcPr>
@@ -3885,7 +3885,7 @@
         </w:tc>
         <w:tc>
           <w:tcPr>
-            <w:tcW w:type="dxa" w:w="2167"/>
+            <w:tcW w:type="dxa" w:w="2210"/>
             <w:shd w:val="clear" w:color="auto" w:fill="F7F9FB"/>
             <w:vAlign w:val="center"/>
           </w:tcPr>
@@ -3908,7 +3908,7 @@
         </w:tc>
         <w:tc>
           <w:tcPr>
-            <w:tcW w:type="dxa" w:w="3100"/>
+            <w:tcW w:type="dxa" w:w="3065"/>
             <w:shd w:val="clear" w:color="auto" w:fill="F7F9FB"/>
             <w:vAlign w:val="center"/>
           </w:tcPr>
@@ -3931,7 +3931,7 @@
         </w:tc>
         <w:tc>
           <w:tcPr>
-            <w:tcW w:type="dxa" w:w="1224"/>
+            <w:tcW w:type="dxa" w:w="1219"/>
             <w:shd w:val="clear" w:color="auto" w:fill="F7F9FB"/>
             <w:vAlign w:val="center"/>
           </w:tcPr>
@@ -3975,6 +3975,138 @@
           </w:tcPr>
           <w:p>
             <w:pPr>
+              <w:keepNext/>
+              <w:spacing w:after="0"/>
+              <w:jc w:val="center"/>
+            </w:pPr>
+            <w:r>
+              <w:rPr>
+                <w:rFonts w:ascii="Calibri" w:hAnsi="Calibri"/>
+                <w:b/>
+                <w:i w:val="0"/>
+                <w:color w:val="222222"/>
+                <w:sz w:val="20"/>
+              </w:rPr>
+              <w:t>29</w:t>
+            </w:r>
+          </w:p>
+        </w:tc>
+        <w:tc>
+          <w:tcPr>
+            <w:tcW w:type="dxa" w:w="1588"/>
+            <w:shd w:val="clear" w:color="auto" w:fill="FFFFFF"/>
+            <w:vAlign w:val="center"/>
+          </w:tcPr>
+          <w:p>
+            <w:pPr>
+              <w:keepNext/>
+              <w:spacing w:after="0"/>
+              <w:jc w:val="center"/>
+            </w:pPr>
+            <w:r>
+              <w:rPr>
+                <w:rFonts w:ascii="Calibri" w:hAnsi="Calibri"/>
+                <w:b w:val="0"/>
+                <w:i w:val="0"/>
+                <w:color w:val="222222"/>
+                <w:sz w:val="20"/>
+              </w:rPr>
+              <w:t>2026-10-24</w:t>
+            </w:r>
+          </w:p>
+        </w:tc>
+        <w:tc>
+          <w:tcPr>
+            <w:tcW w:type="dxa" w:w="2210"/>
+            <w:shd w:val="clear" w:color="auto" w:fill="FFFFFF"/>
+            <w:vAlign w:val="center"/>
+          </w:tcPr>
+          <w:p>
+            <w:pPr>
+              <w:keepNext/>
+              <w:spacing w:after="0"/>
+            </w:pPr>
+            <w:r>
+              <w:rPr>
+                <w:rFonts w:ascii="Calibri" w:hAnsi="Calibri"/>
+                <w:b w:val="0"/>
+                <w:i w:val="0"/>
+                <w:color w:val="222222"/>
+                <w:sz w:val="20"/>
+              </w:rPr>
+              <w:t>Embodied stage 5: simulated directions against published fly findings</w:t>
+            </w:r>
+          </w:p>
+        </w:tc>
+        <w:tc>
+          <w:tcPr>
+            <w:tcW w:type="dxa" w:w="3065"/>
+            <w:shd w:val="clear" w:color="auto" w:fill="FFFFFF"/>
+            <w:vAlign w:val="center"/>
+          </w:tcPr>
+          <w:p>
+            <w:pPr>
+              <w:keepNext/>
+              <w:spacing w:after="0"/>
+            </w:pPr>
+            <w:r>
+              <w:rPr>
+                <w:rFonts w:ascii="Calibri" w:hAnsi="Calibri"/>
+                <w:b w:val="0"/>
+                <w:i w:val="0"/>
+                <w:color w:val="222222"/>
+                <w:sz w:val="20"/>
+              </w:rPr>
+              <w:t>no qualifying pharmacology found (both predictions uninterpretable); identified-neuron studies agree in 1 of 3</w:t>
+            </w:r>
+          </w:p>
+        </w:tc>
+        <w:tc>
+          <w:tcPr>
+            <w:tcW w:type="dxa" w:w="1219"/>
+            <w:shd w:val="clear" w:color="auto" w:fill="FFFFFF"/>
+            <w:vAlign w:val="center"/>
+          </w:tcPr>
+          <w:p>
+            <w:pPr>
+              <w:keepNext/>
+              <w:spacing w:after="0"/>
+            </w:pPr>
+            <w:r>
+              <w:rPr>
+                <w:rFonts w:ascii="Consolas" w:hAnsi="Consolas"/>
+                <w:b w:val="0"/>
+                <w:i w:val="0"/>
+                <w:color w:val="222222"/>
+                <w:sz w:val="18"/>
+              </w:rPr>
+              <w:t>1723e0c</w:t>
+            </w:r>
+            <w:r>
+              <w:rPr>
+                <w:rFonts w:ascii="Calibri" w:hAnsi="Calibri"/>
+                <w:b w:val="0"/>
+                <w:i w:val="0"/>
+                <w:color w:val="222222"/>
+                <w:sz w:val="20"/>
+              </w:rPr>
+              <w:t xml:space="preserve"> … this branch</w:t>
+            </w:r>
+          </w:p>
+        </w:tc>
+      </w:tr>
+      <w:tr>
+        <w:trPr>
+          <w:cantSplit/>
+        </w:trPr>
+        <w:tc>
+          <w:tcPr>
+            <w:tcW w:type="dxa" w:w="415"/>
+            <w:shd w:val="clear" w:color="auto" w:fill="F7F9FB"/>
+            <w:vAlign w:val="center"/>
+          </w:tcPr>
+          <w:p>
+            <w:pPr>
               <w:keepNext w:val="0"/>
               <w:spacing w:after="0"/>
               <w:jc w:val="center"/>
@@ -3987,14 +4119,14 @@
                 <w:color w:val="222222"/>
                 <w:sz w:val="20"/>
               </w:rPr>
-              <w:t>29</w:t>
-            </w:r>
-          </w:p>
-        </w:tc>
-        <w:tc>
-          <w:tcPr>
-            <w:tcW w:type="dxa" w:w="1590"/>
-            <w:shd w:val="clear" w:color="auto" w:fill="FFFFFF"/>
+              <w:t>30</w:t>
+            </w:r>
+          </w:p>
+        </w:tc>
+        <w:tc>
+          <w:tcPr>
+            <w:tcW w:type="dxa" w:w="1588"/>
+            <w:shd w:val="clear" w:color="auto" w:fill="F7F9FB"/>
             <w:vAlign w:val="center"/>
           </w:tcPr>
           <w:p>
@@ -4011,14 +4143,14 @@
                 <w:color w:val="222222"/>
                 <w:sz w:val="20"/>
               </w:rPr>
-              <w:t>2026-10-24</w:t>
-            </w:r>
-          </w:p>
-        </w:tc>
-        <w:tc>
-          <w:tcPr>
-            <w:tcW w:type="dxa" w:w="2167"/>
-            <w:shd w:val="clear" w:color="auto" w:fill="FFFFFF"/>
+              <w:t>2026-10-24/25</w:t>
+            </w:r>
+          </w:p>
+        </w:tc>
+        <w:tc>
+          <w:tcPr>
+            <w:tcW w:type="dxa" w:w="2210"/>
+            <w:shd w:val="clear" w:color="auto" w:fill="F7F9FB"/>
             <w:vAlign w:val="center"/>
           </w:tcPr>
           <w:p>
@@ -4034,14 +4166,14 @@
                 <w:color w:val="222222"/>
                 <w:sz w:val="20"/>
               </w:rPr>
-              <w:t>Embodied stage 5: simulated directions against published fly findings</w:t>
-            </w:r>
-          </w:p>
-        </w:tc>
-        <w:tc>
-          <w:tcPr>
-            <w:tcW w:type="dxa" w:w="3100"/>
-            <w:shd w:val="clear" w:color="auto" w:fill="FFFFFF"/>
+              <w:t>Release: one command reproduces every fly number; report Act VIII, paper draft, decision log</w:t>
+            </w:r>
+          </w:p>
+        </w:tc>
+        <w:tc>
+          <w:tcPr>
+            <w:tcW w:type="dxa" w:w="3065"/>
+            <w:shd w:val="clear" w:color="auto" w:fill="F7F9FB"/>
             <w:vAlign w:val="center"/>
           </w:tcPr>
           <w:p>
@@ -4057,14 +4189,14 @@
                 <w:color w:val="222222"/>
                 <w:sz w:val="20"/>
               </w:rPr>
-              <w:t>no qualifying pharmacology found (both predictions uninterpretable); identified-neuron studies agree in 1 of 3</w:t>
-            </w:r>
-          </w:p>
-        </w:tc>
-        <w:tc>
-          <w:tcPr>
-            <w:tcW w:type="dxa" w:w="1224"/>
-            <w:shd w:val="clear" w:color="auto" w:fill="FFFFFF"/>
+              <w:t>reproduction identical; precision at movement onset (exploratory); the stage-2d corrected cell fails on fresh seeds (2 of 7)</w:t>
+            </w:r>
+          </w:p>
+        </w:tc>
+        <w:tc>
+          <w:tcPr>
+            <w:tcW w:type="dxa" w:w="1219"/>
+            <w:shd w:val="clear" w:color="auto" w:fill="F7F9FB"/>
             <w:vAlign w:val="center"/>
           </w:tcPr>
           <w:p>
@@ -4080,7 +4212,7 @@
                 <w:color w:val="222222"/>
                 <w:sz w:val="18"/>
               </w:rPr>
-              <w:t>1723e0c</w:t>
+              <w:t>f053de3</w:t>
             </w:r>
             <w:r>
               <w:rPr>
@@ -11154,6 +11286,328 @@
           <w:sz w:val="19"/>
         </w:rPr>
         <w:t>outputs/fly/embodied_stage5_SIMULATED.json</w:t>
+      </w:r>
+      <w:r>
+        <w:rPr>
+          <w:rFonts w:ascii="Calibri" w:hAnsi="Calibri"/>
+          <w:b w:val="0"/>
+          <w:i w:val="0"/>
+          <w:color w:val="222222"/>
+          <w:sz w:val="21"/>
+        </w:rPr>
+        <w:t>.</w:t>
+      </w:r>
+    </w:p>
+    <w:p>
+      <w:pPr>
+        <w:keepNext/>
+        <w:spacing w:before="240" w:after="60"/>
+      </w:pPr>
+      <w:r>
+        <w:rPr>
+          <w:rFonts w:ascii="Calibri" w:hAnsi="Calibri"/>
+          <w:b/>
+          <w:i w:val="0"/>
+          <w:color w:val="1F4E79"/>
+          <w:sz w:val="23"/>
+        </w:rPr>
+        <w:t>30. One command reproduces every fly number; the report, a paper draft and a decision log</w:t>
+      </w:r>
+    </w:p>
+    <w:p>
+      <w:pPr>
+        <w:spacing w:after="120"/>
+      </w:pPr>
+      <w:r>
+        <w:rPr>
+          <w:rFonts w:ascii="Calibri" w:hAnsi="Calibri"/>
+          <w:b/>
+          <w:i w:val="0"/>
+          <w:color w:val="156082"/>
+          <w:sz w:val="21"/>
+        </w:rPr>
+        <w:t>Slide message:</w:t>
+      </w:r>
+      <w:r>
+        <w:rPr>
+          <w:rFonts w:ascii="Calibri" w:hAnsi="Calibri"/>
+          <w:b w:val="0"/>
+          <w:i w:val="0"/>
+          <w:color w:val="222222"/>
+          <w:sz w:val="21"/>
+        </w:rPr>
+        <w:t xml:space="preserve"> </w:t>
+      </w:r>
+      <w:r>
+        <w:rPr>
+          <w:rFonts w:ascii="Calibri" w:hAnsi="Calibri"/>
+          <w:b w:val="0"/>
+          <w:i/>
+          <w:color w:val="222222"/>
+          <w:sz w:val="21"/>
+        </w:rPr>
+        <w:t>Every fly result, from the first brain simulation to the closed loop, now reruns with one command and comes back identical. The technical report carries the embodied fly, a paper draft exists, and every choice of path is logged so other branches can be explored.</w:t>
+      </w:r>
+    </w:p>
+    <w:p>
+      <w:pPr>
+        <w:spacing w:after="120"/>
+        <w:ind w:left="432" w:hanging="259"/>
+      </w:pPr>
+      <w:r>
+        <w:rPr>
+          <w:rFonts w:ascii="Calibri" w:hAnsi="Calibri"/>
+          <w:b w:val="0"/>
+          <w:i w:val="0"/>
+          <w:color w:val="222222"/>
+          <w:sz w:val="21"/>
+        </w:rPr>
+        <w:t>•</w:t>
+        <w:tab/>
+      </w:r>
+      <w:r>
+        <w:rPr>
+          <w:rFonts w:ascii="Calibri" w:hAnsi="Calibri"/>
+          <w:b/>
+          <w:i w:val="0"/>
+          <w:color w:val="156082"/>
+          <w:sz w:val="21"/>
+        </w:rPr>
+        <w:t>What changed.</w:t>
+      </w:r>
+      <w:r>
+        <w:rPr>
+          <w:rFonts w:ascii="Calibri" w:hAnsi="Calibri"/>
+          <w:b w:val="0"/>
+          <w:i w:val="0"/>
+          <w:color w:val="222222"/>
+          <w:sz w:val="21"/>
+        </w:rPr>
+        <w:t xml:space="preserve"> </w:t>
+      </w:r>
+      <w:r>
+        <w:rPr>
+          <w:rFonts w:ascii="Consolas" w:hAnsi="Consolas"/>
+          <w:b w:val="0"/>
+          <w:i w:val="0"/>
+          <w:color w:val="222222"/>
+          <w:sz w:val="19"/>
+        </w:rPr>
+        <w:t>src/neuromps/fly/pipeline.py</w:t>
+      </w:r>
+      <w:r>
+        <w:rPr>
+          <w:rFonts w:ascii="Calibri" w:hAnsi="Calibri"/>
+          <w:b w:val="0"/>
+          <w:i w:val="0"/>
+          <w:color w:val="222222"/>
+          <w:sz w:val="21"/>
+        </w:rPr>
+        <w:t xml:space="preserve"> and the </w:t>
+      </w:r>
+      <w:r>
+        <w:rPr>
+          <w:rFonts w:ascii="Consolas" w:hAnsi="Consolas"/>
+          <w:b w:val="0"/>
+          <w:i w:val="0"/>
+          <w:color w:val="222222"/>
+          <w:sz w:val="19"/>
+        </w:rPr>
+        <w:t>embodied</w:t>
+      </w:r>
+      <w:r>
+        <w:rPr>
+          <w:rFonts w:ascii="Calibri" w:hAnsi="Calibri"/>
+          <w:b w:val="0"/>
+          <w:i w:val="0"/>
+          <w:color w:val="222222"/>
+          <w:sz w:val="21"/>
+        </w:rPr>
+        <w:t xml:space="preserve"> stage of </w:t>
+      </w:r>
+      <w:r>
+        <w:rPr>
+          <w:rFonts w:ascii="Consolas" w:hAnsi="Consolas"/>
+          <w:b w:val="0"/>
+          <w:i w:val="0"/>
+          <w:color w:val="222222"/>
+          <w:sz w:val="19"/>
+        </w:rPr>
+        <w:t>run_all.py</w:t>
+      </w:r>
+      <w:r>
+        <w:rPr>
+          <w:rFonts w:ascii="Calibri" w:hAnsi="Calibri"/>
+          <w:b w:val="0"/>
+          <w:i w:val="0"/>
+          <w:color w:val="222222"/>
+          <w:sz w:val="21"/>
+        </w:rPr>
+        <w:t xml:space="preserve">; Act VIII of </w:t>
+      </w:r>
+      <w:r>
+        <w:rPr>
+          <w:rFonts w:ascii="Consolas" w:hAnsi="Consolas"/>
+          <w:b w:val="0"/>
+          <w:i w:val="0"/>
+          <w:color w:val="222222"/>
+          <w:sz w:val="19"/>
+        </w:rPr>
+        <w:t>report/TECHNICAL_REPORT.md</w:t>
+      </w:r>
+      <w:r>
+        <w:rPr>
+          <w:rFonts w:ascii="Calibri" w:hAnsi="Calibri"/>
+          <w:b w:val="0"/>
+          <w:i w:val="0"/>
+          <w:color w:val="222222"/>
+          <w:sz w:val="21"/>
+        </w:rPr>
+        <w:t xml:space="preserve">; </w:t>
+      </w:r>
+      <w:r>
+        <w:rPr>
+          <w:rFonts w:ascii="Consolas" w:hAnsi="Consolas"/>
+          <w:b w:val="0"/>
+          <w:i w:val="0"/>
+          <w:color w:val="222222"/>
+          <w:sz w:val="19"/>
+        </w:rPr>
+        <w:t>report/PAPER_DRAFT.md</w:t>
+      </w:r>
+      <w:r>
+        <w:rPr>
+          <w:rFonts w:ascii="Calibri" w:hAnsi="Calibri"/>
+          <w:b w:val="0"/>
+          <w:i w:val="0"/>
+          <w:color w:val="222222"/>
+          <w:sz w:val="21"/>
+        </w:rPr>
+        <w:t xml:space="preserve">; </w:t>
+      </w:r>
+      <w:r>
+        <w:rPr>
+          <w:rFonts w:ascii="Consolas" w:hAnsi="Consolas"/>
+          <w:b w:val="0"/>
+          <w:i w:val="0"/>
+          <w:color w:val="222222"/>
+          <w:sz w:val="19"/>
+        </w:rPr>
+        <w:t>report/DECISION_LOG.md</w:t>
+      </w:r>
+      <w:r>
+        <w:rPr>
+          <w:rFonts w:ascii="Calibri" w:hAnsi="Calibri"/>
+          <w:b w:val="0"/>
+          <w:i w:val="0"/>
+          <w:color w:val="222222"/>
+          <w:sz w:val="21"/>
+        </w:rPr>
+        <w:t>; the README's embodied-fly section.</w:t>
+      </w:r>
+    </w:p>
+    <w:p>
+      <w:pPr>
+        <w:spacing w:after="120"/>
+        <w:ind w:left="432" w:hanging="259"/>
+      </w:pPr>
+      <w:r>
+        <w:rPr>
+          <w:rFonts w:ascii="Calibri" w:hAnsi="Calibri"/>
+          <w:b w:val="0"/>
+          <w:i w:val="0"/>
+          <w:color w:val="222222"/>
+          <w:sz w:val="21"/>
+        </w:rPr>
+        <w:t>•</w:t>
+        <w:tab/>
+      </w:r>
+      <w:r>
+        <w:rPr>
+          <w:rFonts w:ascii="Calibri" w:hAnsi="Calibri"/>
+          <w:b/>
+          <w:i w:val="0"/>
+          <w:color w:val="156082"/>
+          <w:sz w:val="21"/>
+        </w:rPr>
+        <w:t>Effect.</w:t>
+      </w:r>
+      <w:r>
+        <w:rPr>
+          <w:rFonts w:ascii="Calibri" w:hAnsi="Calibri"/>
+          <w:b w:val="0"/>
+          <w:i w:val="0"/>
+          <w:color w:val="222222"/>
+          <w:sz w:val="21"/>
+        </w:rPr>
+        <w:t xml:space="preserve"> A from-scratch run took 10884.5 s and reproduced every recorded value. Exploratory: at movement onset the chip has moved 0.149 to 0.452 log2. The stage-2d cell the corrected measure selects fails on fresh seeds (rhythm 0.2035).</w:t>
+      </w:r>
+    </w:p>
+    <w:p>
+      <w:pPr>
+        <w:spacing w:after="120"/>
+        <w:ind w:left="432" w:hanging="259"/>
+      </w:pPr>
+      <w:r>
+        <w:rPr>
+          <w:rFonts w:ascii="Calibri" w:hAnsi="Calibri"/>
+          <w:b w:val="0"/>
+          <w:i w:val="0"/>
+          <w:color w:val="222222"/>
+          <w:sz w:val="21"/>
+        </w:rPr>
+        <w:t>•</w:t>
+        <w:tab/>
+      </w:r>
+      <w:r>
+        <w:rPr>
+          <w:rFonts w:ascii="Calibri" w:hAnsi="Calibri"/>
+          <w:b/>
+          <w:i w:val="0"/>
+          <w:color w:val="156082"/>
+          <w:sz w:val="21"/>
+        </w:rPr>
+        <w:t>Evidence.</w:t>
+      </w:r>
+      <w:r>
+        <w:rPr>
+          <w:rFonts w:ascii="Calibri" w:hAnsi="Calibri"/>
+          <w:b w:val="0"/>
+          <w:i w:val="0"/>
+          <w:color w:val="222222"/>
+          <w:sz w:val="21"/>
+        </w:rPr>
+        <w:t xml:space="preserve"> Roadmap §7; </w:t>
+      </w:r>
+      <w:r>
+        <w:rPr>
+          <w:rFonts w:ascii="Consolas" w:hAnsi="Consolas"/>
+          <w:b w:val="0"/>
+          <w:i w:val="0"/>
+          <w:color w:val="222222"/>
+          <w:sz w:val="19"/>
+        </w:rPr>
+        <w:t>outputs/fly/embodied_stage4a_precision_SIMULATED.json</w:t>
+      </w:r>
+      <w:r>
+        <w:rPr>
+          <w:rFonts w:ascii="Calibri" w:hAnsi="Calibri"/>
+          <w:b w:val="0"/>
+          <w:i w:val="0"/>
+          <w:color w:val="222222"/>
+          <w:sz w:val="21"/>
+        </w:rPr>
+        <w:t xml:space="preserve">, </w:t>
+      </w:r>
+      <w:r>
+        <w:rPr>
+          <w:rFonts w:ascii="Consolas" w:hAnsi="Consolas"/>
+          <w:b w:val="0"/>
+          <w:i w:val="0"/>
+          <w:color w:val="222222"/>
+          <w:sz w:val="19"/>
+        </w:rPr>
+        <w:t>outputs/fly/embodied_stage2d_confirm_SIMULATED.json</w:t>
       </w:r>
       <w:r>
         <w:rPr>

--- a/report/POST_SUBMISSION_CHANGES.docx
+++ b/report/POST_SUBMISSION_CHANGES.docx
@@ -4107,7 +4107,7 @@
           </w:tcPr>
           <w:p>
             <w:pPr>
-              <w:keepNext w:val="0"/>
+              <w:keepNext/>
               <w:spacing w:after="0"/>
               <w:jc w:val="center"/>
             </w:pPr>
@@ -4131,7 +4131,7 @@
           </w:tcPr>
           <w:p>
             <w:pPr>
-              <w:keepNext w:val="0"/>
+              <w:keepNext/>
               <w:spacing w:after="0"/>
               <w:jc w:val="center"/>
             </w:pPr>
@@ -4155,7 +4155,7 @@
           </w:tcPr>
           <w:p>
             <w:pPr>
-              <w:keepNext w:val="0"/>
+              <w:keepNext/>
               <w:spacing w:after="0"/>
             </w:pPr>
             <w:r>
@@ -4178,7 +4178,7 @@
           </w:tcPr>
           <w:p>
             <w:pPr>
-              <w:keepNext w:val="0"/>
+              <w:keepNext/>
               <w:spacing w:after="0"/>
             </w:pPr>
             <w:r>
@@ -4201,8 +4201,140 @@
           </w:tcPr>
           <w:p>
             <w:pPr>
+              <w:keepNext/>
+              <w:spacing w:after="0"/>
+            </w:pPr>
+            <w:r>
+              <w:rPr>
+                <w:rFonts w:ascii="Consolas" w:hAnsi="Consolas"/>
+                <w:b w:val="0"/>
+                <w:i w:val="0"/>
+                <w:color w:val="222222"/>
+                <w:sz w:val="18"/>
+              </w:rPr>
+              <w:t>f053de3</w:t>
+            </w:r>
+            <w:r>
+              <w:rPr>
+                <w:rFonts w:ascii="Calibri" w:hAnsi="Calibri"/>
+                <w:b w:val="0"/>
+                <w:i w:val="0"/>
+                <w:color w:val="222222"/>
+                <w:sz w:val="20"/>
+              </w:rPr>
+              <w:t xml:space="preserve"> … this branch</w:t>
+            </w:r>
+          </w:p>
+        </w:tc>
+      </w:tr>
+      <w:tr>
+        <w:trPr>
+          <w:cantSplit/>
+        </w:trPr>
+        <w:tc>
+          <w:tcPr>
+            <w:tcW w:type="dxa" w:w="415"/>
+            <w:shd w:val="clear" w:color="auto" w:fill="FFFFFF"/>
+            <w:vAlign w:val="center"/>
+          </w:tcPr>
+          <w:p>
+            <w:pPr>
               <w:keepNext w:val="0"/>
               <w:spacing w:after="0"/>
+              <w:jc w:val="center"/>
+            </w:pPr>
+            <w:r>
+              <w:rPr>
+                <w:rFonts w:ascii="Calibri" w:hAnsi="Calibri"/>
+                <w:b/>
+                <w:i w:val="0"/>
+                <w:color w:val="222222"/>
+                <w:sz w:val="20"/>
+              </w:rPr>
+              <w:t>31</w:t>
+            </w:r>
+          </w:p>
+        </w:tc>
+        <w:tc>
+          <w:tcPr>
+            <w:tcW w:type="dxa" w:w="1588"/>
+            <w:shd w:val="clear" w:color="auto" w:fill="FFFFFF"/>
+            <w:vAlign w:val="center"/>
+          </w:tcPr>
+          <w:p>
+            <w:pPr>
+              <w:keepNext w:val="0"/>
+              <w:spacing w:after="0"/>
+              <w:jc w:val="center"/>
+            </w:pPr>
+            <w:r>
+              <w:rPr>
+                <w:rFonts w:ascii="Calibri" w:hAnsi="Calibri"/>
+                <w:b w:val="0"/>
+                <w:i w:val="0"/>
+                <w:color w:val="222222"/>
+                <w:sz w:val="20"/>
+              </w:rPr>
+              <w:t>2026-10-25</w:t>
+            </w:r>
+          </w:p>
+        </w:tc>
+        <w:tc>
+          <w:tcPr>
+            <w:tcW w:type="dxa" w:w="2210"/>
+            <w:shd w:val="clear" w:color="auto" w:fill="FFFFFF"/>
+            <w:vAlign w:val="center"/>
+          </w:tcPr>
+          <w:p>
+            <w:pPr>
+              <w:keepNext w:val="0"/>
+              <w:spacing w:after="0"/>
+            </w:pPr>
+            <w:r>
+              <w:rPr>
+                <w:rFonts w:ascii="Calibri" w:hAnsi="Calibri"/>
+                <w:b w:val="0"/>
+                <w:i w:val="0"/>
+                <w:color w:val="222222"/>
+                <w:sz w:val="20"/>
+              </w:rPr>
+              <w:t>Embodied stage 5b: the identified 13A/13B leg neurons, manipulated</w:t>
+            </w:r>
+          </w:p>
+        </w:tc>
+        <w:tc>
+          <w:tcPr>
+            <w:tcW w:type="dxa" w:w="3065"/>
+            <w:shd w:val="clear" w:color="auto" w:fill="FFFFFF"/>
+            <w:vAlign w:val="center"/>
+          </w:tcPr>
+          <w:p>
+            <w:pPr>
+              <w:keepNext w:val="0"/>
+              <w:spacing w:after="0"/>
+            </w:pPr>
+            <w:r>
+              <w:rPr>
+                <w:rFonts w:ascii="Calibri" w:hAnsi="Calibri"/>
+                <w:b w:val="0"/>
+                <w:i w:val="0"/>
+                <w:color w:val="222222"/>
+                <w:sz w:val="20"/>
+              </w:rPr>
+              <w:t>2 of 5; silencing 13A shortens the reach as published; 13B and activation do not</w:t>
+            </w:r>
+          </w:p>
+        </w:tc>
+        <w:tc>
+          <w:tcPr>
+            <w:tcW w:type="dxa" w:w="1219"/>
+            <w:shd w:val="clear" w:color="auto" w:fill="FFFFFF"/>
+            <w:vAlign w:val="center"/>
+          </w:tcPr>
+          <w:p>
+            <w:pPr>
+              <w:keepNext w:val="0"/>
+              <w:spacing w:after="0"/>
             </w:pPr>
             <w:r>
               <w:rPr>
@@ -4212,7 +4344,7 @@
                 <w:color w:val="222222"/>
                 <w:sz w:val="18"/>
               </w:rPr>
-              <w:t>f053de3</w:t>
+              <w:t>c20fa08</w:t>
             </w:r>
             <w:r>
               <w:rPr>
@@ -11608,6 +11740,228 @@
           <w:sz w:val="19"/>
         </w:rPr>
         <w:t>outputs/fly/embodied_stage2d_confirm_SIMULATED.json</w:t>
+      </w:r>
+      <w:r>
+        <w:rPr>
+          <w:rFonts w:ascii="Calibri" w:hAnsi="Calibri"/>
+          <w:b w:val="0"/>
+          <w:i w:val="0"/>
+          <w:color w:val="222222"/>
+          <w:sz w:val="21"/>
+        </w:rPr>
+        <w:t>.</w:t>
+      </w:r>
+    </w:p>
+    <w:p>
+      <w:pPr>
+        <w:keepNext/>
+        <w:spacing w:before="240" w:after="60"/>
+      </w:pPr>
+      <w:r>
+        <w:rPr>
+          <w:rFonts w:ascii="Calibri" w:hAnsi="Calibri"/>
+          <w:b/>
+          <w:i w:val="0"/>
+          <w:color w:val="1F4E79"/>
+          <w:sz w:val="23"/>
+        </w:rPr>
+        <w:t>31. Manipulating the same neurons as the experiment: one of four directions reproduced</w:t>
+      </w:r>
+    </w:p>
+    <w:p>
+      <w:pPr>
+        <w:spacing w:after="120"/>
+      </w:pPr>
+      <w:r>
+        <w:rPr>
+          <w:rFonts w:ascii="Calibri" w:hAnsi="Calibri"/>
+          <w:b/>
+          <w:i w:val="0"/>
+          <w:color w:val="156082"/>
+          <w:sz w:val="21"/>
+        </w:rPr>
+        <w:t>Slide message:</w:t>
+      </w:r>
+      <w:r>
+        <w:rPr>
+          <w:rFonts w:ascii="Calibri" w:hAnsi="Calibri"/>
+          <w:b w:val="0"/>
+          <w:i w:val="0"/>
+          <w:color w:val="222222"/>
+          <w:sz w:val="21"/>
+        </w:rPr>
+        <w:t xml:space="preserve"> </w:t>
+      </w:r>
+      <w:r>
+        <w:rPr>
+          <w:rFonts w:ascii="Calibri" w:hAnsi="Calibri"/>
+          <w:b w:val="0"/>
+          <w:i/>
+          <w:color w:val="222222"/>
+          <w:sz w:val="21"/>
+        </w:rPr>
+        <w:t>Silencing the fly's GABAergic 13A leg neurons in the simulation shortens the grooming reach, as silencing them reduces grooming in real flies. The other three published manipulations do not show in the model's reach, which points to what the model still lacks.</w:t>
+      </w:r>
+    </w:p>
+    <w:p>
+      <w:pPr>
+        <w:spacing w:after="120"/>
+        <w:ind w:left="432" w:hanging="259"/>
+      </w:pPr>
+      <w:r>
+        <w:rPr>
+          <w:rFonts w:ascii="Calibri" w:hAnsi="Calibri"/>
+          <w:b w:val="0"/>
+          <w:i w:val="0"/>
+          <w:color w:val="222222"/>
+          <w:sz w:val="21"/>
+        </w:rPr>
+        <w:t>•</w:t>
+        <w:tab/>
+      </w:r>
+      <w:r>
+        <w:rPr>
+          <w:rFonts w:ascii="Calibri" w:hAnsi="Calibri"/>
+          <w:b/>
+          <w:i w:val="0"/>
+          <w:color w:val="156082"/>
+          <w:sz w:val="21"/>
+        </w:rPr>
+        <w:t>What changed.</w:t>
+      </w:r>
+      <w:r>
+        <w:rPr>
+          <w:rFonts w:ascii="Calibri" w:hAnsi="Calibri"/>
+          <w:b w:val="0"/>
+          <w:i w:val="0"/>
+          <w:color w:val="222222"/>
+          <w:sz w:val="21"/>
+        </w:rPr>
+        <w:t xml:space="preserve"> </w:t>
+      </w:r>
+      <w:r>
+        <w:rPr>
+          <w:rFonts w:ascii="Consolas" w:hAnsi="Consolas"/>
+          <w:b w:val="0"/>
+          <w:i w:val="0"/>
+          <w:color w:val="222222"/>
+          <w:sz w:val="19"/>
+        </w:rPr>
+        <w:t>src/neuromps/fly/embodied_stage5b.py</w:t>
+      </w:r>
+      <w:r>
+        <w:rPr>
+          <w:rFonts w:ascii="Calibri" w:hAnsi="Calibri"/>
+          <w:b w:val="0"/>
+          <w:i w:val="0"/>
+          <w:color w:val="222222"/>
+          <w:sz w:val="21"/>
+        </w:rPr>
+        <w:t xml:space="preserve"> silences (outputs removed) or activates (150 Hz) the left front leg's 13A or 13B neurons in the grooming relay, registered in </w:t>
+      </w:r>
+      <w:r>
+        <w:rPr>
+          <w:rFonts w:ascii="Consolas" w:hAnsi="Consolas"/>
+          <w:b w:val="0"/>
+          <w:i w:val="0"/>
+          <w:color w:val="222222"/>
+          <w:sz w:val="19"/>
+        </w:rPr>
+        <w:t>preregistration/embodied_stage5b_identified_neurons.json</w:t>
+      </w:r>
+      <w:r>
+        <w:rPr>
+          <w:rFonts w:ascii="Calibri" w:hAnsi="Calibri"/>
+          <w:b w:val="0"/>
+          <w:i w:val="0"/>
+          <w:color w:val="222222"/>
+          <w:sz w:val="21"/>
+        </w:rPr>
+        <w:t xml:space="preserve"> before running.</w:t>
+      </w:r>
+    </w:p>
+    <w:p>
+      <w:pPr>
+        <w:spacing w:after="120"/>
+        <w:ind w:left="432" w:hanging="259"/>
+      </w:pPr>
+      <w:r>
+        <w:rPr>
+          <w:rFonts w:ascii="Calibri" w:hAnsi="Calibri"/>
+          <w:b w:val="0"/>
+          <w:i w:val="0"/>
+          <w:color w:val="222222"/>
+          <w:sz w:val="21"/>
+        </w:rPr>
+        <w:t>•</w:t>
+        <w:tab/>
+      </w:r>
+      <w:r>
+        <w:rPr>
+          <w:rFonts w:ascii="Calibri" w:hAnsi="Calibri"/>
+          <w:b/>
+          <w:i w:val="0"/>
+          <w:color w:val="156082"/>
+          <w:sz w:val="21"/>
+        </w:rPr>
+        <w:t>Effect.</w:t>
+      </w:r>
+      <w:r>
+        <w:rPr>
+          <w:rFonts w:ascii="Calibri" w:hAnsi="Calibri"/>
+          <w:b w:val="0"/>
+          <w:i w:val="0"/>
+          <w:color w:val="222222"/>
+          <w:sz w:val="21"/>
+        </w:rPr>
+        <w:t xml:space="preserve"> 2 of 5 pass: the reach is there; silencing 13A shortens it to 0.3806 mm from 0.9927; 13B leaves it unchanged; activating 13A shortens it only to 0.7309 mm.</w:t>
+      </w:r>
+    </w:p>
+    <w:p>
+      <w:pPr>
+        <w:spacing w:after="120"/>
+        <w:ind w:left="432" w:hanging="259"/>
+      </w:pPr>
+      <w:r>
+        <w:rPr>
+          <w:rFonts w:ascii="Calibri" w:hAnsi="Calibri"/>
+          <w:b w:val="0"/>
+          <w:i w:val="0"/>
+          <w:color w:val="222222"/>
+          <w:sz w:val="21"/>
+        </w:rPr>
+        <w:t>•</w:t>
+        <w:tab/>
+      </w:r>
+      <w:r>
+        <w:rPr>
+          <w:rFonts w:ascii="Calibri" w:hAnsi="Calibri"/>
+          <w:b/>
+          <w:i w:val="0"/>
+          <w:color w:val="156082"/>
+          <w:sz w:val="21"/>
+        </w:rPr>
+        <w:t>Evidence.</w:t>
+      </w:r>
+      <w:r>
+        <w:rPr>
+          <w:rFonts w:ascii="Calibri" w:hAnsi="Calibri"/>
+          <w:b w:val="0"/>
+          <w:i w:val="0"/>
+          <w:color w:val="222222"/>
+          <w:sz w:val="21"/>
+        </w:rPr>
+        <w:t xml:space="preserve"> Roadmap §7; </w:t>
+      </w:r>
+      <w:r>
+        <w:rPr>
+          <w:rFonts w:ascii="Consolas" w:hAnsi="Consolas"/>
+          <w:b w:val="0"/>
+          <w:i w:val="0"/>
+          <w:color w:val="222222"/>
+          <w:sz w:val="19"/>
+        </w:rPr>
+        <w:t>outputs/fly/embodied_stage5b_SIMULATED.</w:t>
       </w:r>
       <w:r>
         <w:rPr>

--- a/report/POST_SUBMISSION_CHANGES.docx
+++ b/report/POST_SUBMISSION_CHANGES.docx
@@ -4239,7 +4239,7 @@
           </w:tcPr>
           <w:p>
             <w:pPr>
-              <w:keepNext w:val="0"/>
+              <w:keepNext/>
               <w:spacing w:after="0"/>
               <w:jc w:val="center"/>
             </w:pPr>
@@ -4263,7 +4263,7 @@
           </w:tcPr>
           <w:p>
             <w:pPr>
-              <w:keepNext w:val="0"/>
+              <w:keepNext/>
               <w:spacing w:after="0"/>
               <w:jc w:val="center"/>
             </w:pPr>
@@ -4287,7 +4287,7 @@
           </w:tcPr>
           <w:p>
             <w:pPr>
-              <w:keepNext w:val="0"/>
+              <w:keepNext/>
               <w:spacing w:after="0"/>
             </w:pPr>
             <w:r>
@@ -4310,7 +4310,7 @@
           </w:tcPr>
           <w:p>
             <w:pPr>
-              <w:keepNext w:val="0"/>
+              <w:keepNext/>
               <w:spacing w:after="0"/>
             </w:pPr>
             <w:r>
@@ -4333,8 +4333,140 @@
           </w:tcPr>
           <w:p>
             <w:pPr>
+              <w:keepNext/>
+              <w:spacing w:after="0"/>
+            </w:pPr>
+            <w:r>
+              <w:rPr>
+                <w:rFonts w:ascii="Consolas" w:hAnsi="Consolas"/>
+                <w:b w:val="0"/>
+                <w:i w:val="0"/>
+                <w:color w:val="222222"/>
+                <w:sz w:val="18"/>
+              </w:rPr>
+              <w:t>c20fa08</w:t>
+            </w:r>
+            <w:r>
+              <w:rPr>
+                <w:rFonts w:ascii="Calibri" w:hAnsi="Calibri"/>
+                <w:b w:val="0"/>
+                <w:i w:val="0"/>
+                <w:color w:val="222222"/>
+                <w:sz w:val="20"/>
+              </w:rPr>
+              <w:t xml:space="preserve"> … this branch</w:t>
+            </w:r>
+          </w:p>
+        </w:tc>
+      </w:tr>
+      <w:tr>
+        <w:trPr>
+          <w:cantSplit/>
+        </w:trPr>
+        <w:tc>
+          <w:tcPr>
+            <w:tcW w:type="dxa" w:w="415"/>
+            <w:shd w:val="clear" w:color="auto" w:fill="F7F9FB"/>
+            <w:vAlign w:val="center"/>
+          </w:tcPr>
+          <w:p>
+            <w:pPr>
               <w:keepNext w:val="0"/>
               <w:spacing w:after="0"/>
+              <w:jc w:val="center"/>
+            </w:pPr>
+            <w:r>
+              <w:rPr>
+                <w:rFonts w:ascii="Calibri" w:hAnsi="Calibri"/>
+                <w:b/>
+                <w:i w:val="0"/>
+                <w:color w:val="222222"/>
+                <w:sz w:val="20"/>
+              </w:rPr>
+              <w:t>32</w:t>
+            </w:r>
+          </w:p>
+        </w:tc>
+        <w:tc>
+          <w:tcPr>
+            <w:tcW w:type="dxa" w:w="1588"/>
+            <w:shd w:val="clear" w:color="auto" w:fill="F7F9FB"/>
+            <w:vAlign w:val="center"/>
+          </w:tcPr>
+          <w:p>
+            <w:pPr>
+              <w:keepNext w:val="0"/>
+              <w:spacing w:after="0"/>
+              <w:jc w:val="center"/>
+            </w:pPr>
+            <w:r>
+              <w:rPr>
+                <w:rFonts w:ascii="Calibri" w:hAnsi="Calibri"/>
+                <w:b w:val="0"/>
+                <w:i w:val="0"/>
+                <w:color w:val="222222"/>
+                <w:sz w:val="20"/>
+              </w:rPr>
+              <w:t>2026-10-25</w:t>
+            </w:r>
+          </w:p>
+        </w:tc>
+        <w:tc>
+          <w:tcPr>
+            <w:tcW w:type="dxa" w:w="2210"/>
+            <w:shd w:val="clear" w:color="auto" w:fill="F7F9FB"/>
+            <w:vAlign w:val="center"/>
+          </w:tcPr>
+          <w:p>
+            <w:pPr>
+              <w:keepNext w:val="0"/>
+              <w:spacing w:after="0"/>
+            </w:pPr>
+            <w:r>
+              <w:rPr>
+                <w:rFonts w:ascii="Calibri" w:hAnsi="Calibri"/>
+                <w:b w:val="0"/>
+                <w:i w:val="0"/>
+                <w:color w:val="222222"/>
+                <w:sz w:val="20"/>
+              </w:rPr>
+              <w:t>Embodied stage 5c: the 13A/13B manipulations read at the joint</w:t>
+            </w:r>
+          </w:p>
+        </w:tc>
+        <w:tc>
+          <w:tcPr>
+            <w:tcW w:type="dxa" w:w="3065"/>
+            <w:shd w:val="clear" w:color="auto" w:fill="F7F9FB"/>
+            <w:vAlign w:val="center"/>
+          </w:tcPr>
+          <w:p>
+            <w:pPr>
+              <w:keepNext w:val="0"/>
+              <w:spacing w:after="0"/>
+            </w:pPr>
+            <w:r>
+              <w:rPr>
+                <w:rFonts w:ascii="Calibri" w:hAnsi="Calibri"/>
+                <w:b w:val="0"/>
+                <w:i w:val="0"/>
+                <w:color w:val="222222"/>
+                <w:sz w:val="20"/>
+              </w:rPr>
+              <w:t>0 of 4; the model's inhibitory leg neurons brake rather than steer; stage 5b's agreement came by another route</w:t>
+            </w:r>
+          </w:p>
+        </w:tc>
+        <w:tc>
+          <w:tcPr>
+            <w:tcW w:type="dxa" w:w="1219"/>
+            <w:shd w:val="clear" w:color="auto" w:fill="F7F9FB"/>
+            <w:vAlign w:val="center"/>
+          </w:tcPr>
+          <w:p>
+            <w:pPr>
+              <w:keepNext w:val="0"/>
+              <w:spacing w:after="0"/>
             </w:pPr>
             <w:r>
               <w:rPr>
@@ -4344,7 +4476,7 @@
                 <w:color w:val="222222"/>
                 <w:sz w:val="18"/>
               </w:rPr>
-              <w:t>c20fa08</w:t>
+              <w:t>04a2387</w:t>
             </w:r>
             <w:r>
               <w:rPr>
@@ -11962,6 +12094,228 @@
           <w:sz w:val="19"/>
         </w:rPr>
         <w:t>outputs/fly/embodied_stage5b_SIMULATED.</w:t>
+      </w:r>
+      <w:r>
+        <w:rPr>
+          <w:rFonts w:ascii="Calibri" w:hAnsi="Calibri"/>
+          <w:b w:val="0"/>
+          <w:i w:val="0"/>
+          <w:color w:val="222222"/>
+          <w:sz w:val="21"/>
+        </w:rPr>
+        <w:t>.</w:t>
+      </w:r>
+    </w:p>
+    <w:p>
+      <w:pPr>
+        <w:keepNext/>
+        <w:spacing w:before="240" w:after="60"/>
+      </w:pPr>
+      <w:r>
+        <w:rPr>
+          <w:rFonts w:ascii="Calibri" w:hAnsi="Calibri"/>
+          <w:b/>
+          <w:i w:val="0"/>
+          <w:color w:val="1F4E79"/>
+          <w:sz w:val="23"/>
+        </w:rPr>
+        <w:t>32. At the joint, the model's leg neurons brake rather than steer</w:t>
+      </w:r>
+    </w:p>
+    <w:p>
+      <w:pPr>
+        <w:spacing w:after="120"/>
+      </w:pPr>
+      <w:r>
+        <w:rPr>
+          <w:rFonts w:ascii="Calibri" w:hAnsi="Calibri"/>
+          <w:b/>
+          <w:i w:val="0"/>
+          <w:color w:val="156082"/>
+          <w:sz w:val="21"/>
+        </w:rPr>
+        <w:t>Slide message:</w:t>
+      </w:r>
+      <w:r>
+        <w:rPr>
+          <w:rFonts w:ascii="Calibri" w:hAnsi="Calibri"/>
+          <w:b w:val="0"/>
+          <w:i w:val="0"/>
+          <w:color w:val="222222"/>
+          <w:sz w:val="21"/>
+        </w:rPr>
+        <w:t xml:space="preserve"> </w:t>
+      </w:r>
+      <w:r>
+        <w:rPr>
+          <w:rFonts w:ascii="Calibri" w:hAnsi="Calibri"/>
+          <w:b w:val="0"/>
+          <w:i/>
+          <w:color w:val="222222"/>
+          <w:sz w:val="21"/>
+        </w:rPr>
+        <w:t>Read at the knee, none of the published leg postures appears when the simulated 13A/13B neurons are silenced or activated, and the one earlier agreement came by another route. The model's inhibitory leg neurons act as broad brakes, not joint-specific controllers: a stated limit of the connectome-only nerve cord.</w:t>
+      </w:r>
+    </w:p>
+    <w:p>
+      <w:pPr>
+        <w:spacing w:after="120"/>
+        <w:ind w:left="432" w:hanging="259"/>
+      </w:pPr>
+      <w:r>
+        <w:rPr>
+          <w:rFonts w:ascii="Calibri" w:hAnsi="Calibri"/>
+          <w:b w:val="0"/>
+          <w:i w:val="0"/>
+          <w:color w:val="222222"/>
+          <w:sz w:val="21"/>
+        </w:rPr>
+        <w:t>•</w:t>
+        <w:tab/>
+      </w:r>
+      <w:r>
+        <w:rPr>
+          <w:rFonts w:ascii="Calibri" w:hAnsi="Calibri"/>
+          <w:b/>
+          <w:i w:val="0"/>
+          <w:color w:val="156082"/>
+          <w:sz w:val="21"/>
+        </w:rPr>
+        <w:t>What changed.</w:t>
+      </w:r>
+      <w:r>
+        <w:rPr>
+          <w:rFonts w:ascii="Calibri" w:hAnsi="Calibri"/>
+          <w:b w:val="0"/>
+          <w:i w:val="0"/>
+          <w:color w:val="222222"/>
+          <w:sz w:val="21"/>
+        </w:rPr>
+        <w:t xml:space="preserve"> </w:t>
+      </w:r>
+      <w:r>
+        <w:rPr>
+          <w:rFonts w:ascii="Consolas" w:hAnsi="Consolas"/>
+          <w:b w:val="0"/>
+          <w:i w:val="0"/>
+          <w:color w:val="222222"/>
+          <w:sz w:val="19"/>
+        </w:rPr>
+        <w:t>src/neuromps/fly/embodied_stage5c.py</w:t>
+      </w:r>
+      <w:r>
+        <w:rPr>
+          <w:rFonts w:ascii="Calibri" w:hAnsi="Calibri"/>
+          <w:b w:val="0"/>
+          <w:i w:val="0"/>
+          <w:color w:val="222222"/>
+          <w:sz w:val="21"/>
+        </w:rPr>
+        <w:t xml:space="preserve"> reads stage 5b's manipulations at every front-leg joint, registered in </w:t>
+      </w:r>
+      <w:r>
+        <w:rPr>
+          <w:rFonts w:ascii="Consolas" w:hAnsi="Consolas"/>
+          <w:b w:val="0"/>
+          <w:i w:val="0"/>
+          <w:color w:val="222222"/>
+          <w:sz w:val="19"/>
+        </w:rPr>
+        <w:t>preregistration/embodied_stage5c_identified_neurons_joints.json</w:t>
+      </w:r>
+      <w:r>
+        <w:rPr>
+          <w:rFonts w:ascii="Calibri" w:hAnsi="Calibri"/>
+          <w:b w:val="0"/>
+          <w:i w:val="0"/>
+          <w:color w:val="222222"/>
+          <w:sz w:val="21"/>
+        </w:rPr>
+        <w:t xml:space="preserve"> before running.</w:t>
+      </w:r>
+    </w:p>
+    <w:p>
+      <w:pPr>
+        <w:spacing w:after="120"/>
+        <w:ind w:left="432" w:hanging="259"/>
+      </w:pPr>
+      <w:r>
+        <w:rPr>
+          <w:rFonts w:ascii="Calibri" w:hAnsi="Calibri"/>
+          <w:b w:val="0"/>
+          <w:i w:val="0"/>
+          <w:color w:val="222222"/>
+          <w:sz w:val="21"/>
+        </w:rPr>
+        <w:t>•</w:t>
+        <w:tab/>
+      </w:r>
+      <w:r>
+        <w:rPr>
+          <w:rFonts w:ascii="Calibri" w:hAnsi="Calibri"/>
+          <w:b/>
+          <w:i w:val="0"/>
+          <w:color w:val="156082"/>
+          <w:sz w:val="21"/>
+        </w:rPr>
+        <w:t>Effect.</w:t>
+      </w:r>
+      <w:r>
+        <w:rPr>
+          <w:rFonts w:ascii="Calibri" w:hAnsi="Calibri"/>
+          <w:b w:val="0"/>
+          <w:i w:val="0"/>
+          <w:color w:val="222222"/>
+          <w:sz w:val="21"/>
+        </w:rPr>
+        <w:t xml:space="preserve"> 0 of 4: silencing 13A extends the tibia (-0.1488 rad) instead of flexing it; activating 13A relaxes it toward rest (+0.8325 rad) instead of over-extending it.</w:t>
+      </w:r>
+    </w:p>
+    <w:p>
+      <w:pPr>
+        <w:spacing w:after="120"/>
+        <w:ind w:left="432" w:hanging="259"/>
+      </w:pPr>
+      <w:r>
+        <w:rPr>
+          <w:rFonts w:ascii="Calibri" w:hAnsi="Calibri"/>
+          <w:b w:val="0"/>
+          <w:i w:val="0"/>
+          <w:color w:val="222222"/>
+          <w:sz w:val="21"/>
+        </w:rPr>
+        <w:t>•</w:t>
+        <w:tab/>
+      </w:r>
+      <w:r>
+        <w:rPr>
+          <w:rFonts w:ascii="Calibri" w:hAnsi="Calibri"/>
+          <w:b/>
+          <w:i w:val="0"/>
+          <w:color w:val="156082"/>
+          <w:sz w:val="21"/>
+        </w:rPr>
+        <w:t>Evidence.</w:t>
+      </w:r>
+      <w:r>
+        <w:rPr>
+          <w:rFonts w:ascii="Calibri" w:hAnsi="Calibri"/>
+          <w:b w:val="0"/>
+          <w:i w:val="0"/>
+          <w:color w:val="222222"/>
+          <w:sz w:val="21"/>
+        </w:rPr>
+        <w:t xml:space="preserve"> Roadmap §7; </w:t>
+      </w:r>
+      <w:r>
+        <w:rPr>
+          <w:rFonts w:ascii="Consolas" w:hAnsi="Consolas"/>
+          <w:b w:val="0"/>
+          <w:i w:val="0"/>
+          <w:color w:val="222222"/>
+          <w:sz w:val="19"/>
+        </w:rPr>
+        <w:t>outputs/fly/embodied_stage5c_SIMULATED.</w:t>
       </w:r>
       <w:r>
         <w:rPr>

--- a/report/POST_SUBMISSION_CHANGES.docx
+++ b/report/POST_SUBMISSION_CHANGES.docx
@@ -4371,7 +4371,7 @@
           </w:tcPr>
           <w:p>
             <w:pPr>
-              <w:keepNext w:val="0"/>
+              <w:keepNext/>
               <w:spacing w:after="0"/>
               <w:jc w:val="center"/>
             </w:pPr>
@@ -4395,7 +4395,7 @@
           </w:tcPr>
           <w:p>
             <w:pPr>
-              <w:keepNext w:val="0"/>
+              <w:keepNext/>
               <w:spacing w:after="0"/>
               <w:jc w:val="center"/>
             </w:pPr>
@@ -4419,7 +4419,7 @@
           </w:tcPr>
           <w:p>
             <w:pPr>
-              <w:keepNext w:val="0"/>
+              <w:keepNext/>
               <w:spacing w:after="0"/>
             </w:pPr>
             <w:r>
@@ -4442,7 +4442,7 @@
           </w:tcPr>
           <w:p>
             <w:pPr>
-              <w:keepNext w:val="0"/>
+              <w:keepNext/>
               <w:spacing w:after="0"/>
             </w:pPr>
             <w:r>
@@ -4465,8 +4465,272 @@
           </w:tcPr>
           <w:p>
             <w:pPr>
+              <w:keepNext/>
+              <w:spacing w:after="0"/>
+            </w:pPr>
+            <w:r>
+              <w:rPr>
+                <w:rFonts w:ascii="Consolas" w:hAnsi="Consolas"/>
+                <w:b w:val="0"/>
+                <w:i w:val="0"/>
+                <w:color w:val="222222"/>
+                <w:sz w:val="18"/>
+              </w:rPr>
+              <w:t>04a2387</w:t>
+            </w:r>
+            <w:r>
+              <w:rPr>
+                <w:rFonts w:ascii="Calibri" w:hAnsi="Calibri"/>
+                <w:b w:val="0"/>
+                <w:i w:val="0"/>
+                <w:color w:val="222222"/>
+                <w:sz w:val="20"/>
+              </w:rPr>
+              <w:t xml:space="preserve"> … this branch</w:t>
+            </w:r>
+          </w:p>
+        </w:tc>
+      </w:tr>
+      <w:tr>
+        <w:trPr>
+          <w:cantSplit/>
+        </w:trPr>
+        <w:tc>
+          <w:tcPr>
+            <w:tcW w:type="dxa" w:w="415"/>
+            <w:shd w:val="clear" w:color="auto" w:fill="FFFFFF"/>
+            <w:vAlign w:val="center"/>
+          </w:tcPr>
+          <w:p>
+            <w:pPr>
+              <w:keepNext/>
+              <w:spacing w:after="0"/>
+              <w:jc w:val="center"/>
+            </w:pPr>
+            <w:r>
+              <w:rPr>
+                <w:rFonts w:ascii="Calibri" w:hAnsi="Calibri"/>
+                <w:b/>
+                <w:i w:val="0"/>
+                <w:color w:val="222222"/>
+                <w:sz w:val="20"/>
+              </w:rPr>
+              <w:t>33</w:t>
+            </w:r>
+          </w:p>
+        </w:tc>
+        <w:tc>
+          <w:tcPr>
+            <w:tcW w:type="dxa" w:w="1588"/>
+            <w:shd w:val="clear" w:color="auto" w:fill="FFFFFF"/>
+            <w:vAlign w:val="center"/>
+          </w:tcPr>
+          <w:p>
+            <w:pPr>
+              <w:keepNext/>
+              <w:spacing w:after="0"/>
+              <w:jc w:val="center"/>
+            </w:pPr>
+            <w:r>
+              <w:rPr>
+                <w:rFonts w:ascii="Calibri" w:hAnsi="Calibri"/>
+                <w:b w:val="0"/>
+                <w:i w:val="0"/>
+                <w:color w:val="222222"/>
+                <w:sz w:val="20"/>
+              </w:rPr>
+              <w:t>2026-10-25</w:t>
+            </w:r>
+          </w:p>
+        </w:tc>
+        <w:tc>
+          <w:tcPr>
+            <w:tcW w:type="dxa" w:w="2210"/>
+            <w:shd w:val="clear" w:color="auto" w:fill="FFFFFF"/>
+            <w:vAlign w:val="center"/>
+          </w:tcPr>
+          <w:p>
+            <w:pPr>
+              <w:keepNext/>
+              <w:spacing w:after="0"/>
+            </w:pPr>
+            <w:r>
+              <w:rPr>
+                <w:rFonts w:ascii="Calibri" w:hAnsi="Calibri"/>
+                <w:b w:val="0"/>
+                <w:i w:val="0"/>
+                <w:color w:val="222222"/>
+                <w:sz w:val="20"/>
+              </w:rPr>
+              <w:t>Embodied stage 3c: the perturbation test on the well-traced hind leg</w:t>
+            </w:r>
+          </w:p>
+        </w:tc>
+        <w:tc>
+          <w:tcPr>
+            <w:tcW w:type="dxa" w:w="3065"/>
+            <w:shd w:val="clear" w:color="auto" w:fill="FFFFFF"/>
+            <w:vAlign w:val="center"/>
+          </w:tcPr>
+          <w:p>
+            <w:pPr>
+              <w:keepNext/>
+              <w:spacing w:after="0"/>
+            </w:pPr>
+            <w:r>
+              <w:rPr>
+                <w:rFonts w:ascii="Calibri" w:hAnsi="Calibri"/>
+                <w:b w:val="0"/>
+                <w:i w:val="0"/>
+                <w:color w:val="222222"/>
+                <w:sz w:val="20"/>
+              </w:rPr>
+              <w:t>2 of 4; strong feedback destabilizes the hold; resistance beats the sham (exploratory)</w:t>
+            </w:r>
+          </w:p>
+        </w:tc>
+        <w:tc>
+          <w:tcPr>
+            <w:tcW w:type="dxa" w:w="1219"/>
+            <w:shd w:val="clear" w:color="auto" w:fill="FFFFFF"/>
+            <w:vAlign w:val="center"/>
+          </w:tcPr>
+          <w:p>
+            <w:pPr>
+              <w:keepNext/>
+              <w:spacing w:after="0"/>
+            </w:pPr>
+            <w:r>
+              <w:rPr>
+                <w:rFonts w:ascii="Consolas" w:hAnsi="Consolas"/>
+                <w:b w:val="0"/>
+                <w:i w:val="0"/>
+                <w:color w:val="222222"/>
+                <w:sz w:val="18"/>
+              </w:rPr>
+              <w:t>22b082e</w:t>
+            </w:r>
+            <w:r>
+              <w:rPr>
+                <w:rFonts w:ascii="Calibri" w:hAnsi="Calibri"/>
+                <w:b w:val="0"/>
+                <w:i w:val="0"/>
+                <w:color w:val="222222"/>
+                <w:sz w:val="20"/>
+              </w:rPr>
+              <w:t xml:space="preserve"> … this branch</w:t>
+            </w:r>
+          </w:p>
+        </w:tc>
+      </w:tr>
+      <w:tr>
+        <w:trPr>
+          <w:cantSplit/>
+        </w:trPr>
+        <w:tc>
+          <w:tcPr>
+            <w:tcW w:type="dxa" w:w="415"/>
+            <w:shd w:val="clear" w:color="auto" w:fill="F7F9FB"/>
+            <w:vAlign w:val="center"/>
+          </w:tcPr>
+          <w:p>
+            <w:pPr>
               <w:keepNext w:val="0"/>
               <w:spacing w:after="0"/>
+              <w:jc w:val="center"/>
+            </w:pPr>
+            <w:r>
+              <w:rPr>
+                <w:rFonts w:ascii="Calibri" w:hAnsi="Calibri"/>
+                <w:b/>
+                <w:i w:val="0"/>
+                <w:color w:val="222222"/>
+                <w:sz w:val="20"/>
+              </w:rPr>
+              <w:t>34</w:t>
+            </w:r>
+          </w:p>
+        </w:tc>
+        <w:tc>
+          <w:tcPr>
+            <w:tcW w:type="dxa" w:w="1588"/>
+            <w:shd w:val="clear" w:color="auto" w:fill="F7F9FB"/>
+            <w:vAlign w:val="center"/>
+          </w:tcPr>
+          <w:p>
+            <w:pPr>
+              <w:keepNext w:val="0"/>
+              <w:spacing w:after="0"/>
+              <w:jc w:val="center"/>
+            </w:pPr>
+            <w:r>
+              <w:rPr>
+                <w:rFonts w:ascii="Calibri" w:hAnsi="Calibri"/>
+                <w:b w:val="0"/>
+                <w:i w:val="0"/>
+                <w:color w:val="222222"/>
+                <w:sz w:val="20"/>
+              </w:rPr>
+              <w:t>2026-10-25</w:t>
+            </w:r>
+          </w:p>
+        </w:tc>
+        <w:tc>
+          <w:tcPr>
+            <w:tcW w:type="dxa" w:w="2210"/>
+            <w:shd w:val="clear" w:color="auto" w:fill="F7F9FB"/>
+            <w:vAlign w:val="center"/>
+          </w:tcPr>
+          <w:p>
+            <w:pPr>
+              <w:keepNext w:val="0"/>
+              <w:spacing w:after="0"/>
+            </w:pPr>
+            <w:r>
+              <w:rPr>
+                <w:rFonts w:ascii="Calibri" w:hAnsi="Calibri"/>
+                <w:b w:val="0"/>
+                <w:i w:val="0"/>
+                <w:color w:val="222222"/>
+                <w:sz w:val="20"/>
+              </w:rPr>
+              <w:t>Embodied stage 3d: the hind-leg contingency test, paired, fresh seeds</w:t>
+            </w:r>
+          </w:p>
+        </w:tc>
+        <w:tc>
+          <w:tcPr>
+            <w:tcW w:type="dxa" w:w="3065"/>
+            <w:shd w:val="clear" w:color="auto" w:fill="F7F9FB"/>
+            <w:vAlign w:val="center"/>
+          </w:tcPr>
+          <w:p>
+            <w:pPr>
+              <w:keepNext w:val="0"/>
+              <w:spacing w:after="0"/>
+            </w:pPr>
+            <w:r>
+              <w:rPr>
+                <w:rFonts w:ascii="Calibri" w:hAnsi="Calibri"/>
+                <w:b w:val="0"/>
+                <w:i w:val="0"/>
+                <w:color w:val="222222"/>
+                <w:sz w:val="20"/>
+              </w:rPr>
+              <w:t>0 of 2; no push-following effect; stage 3 stays a documented negative</w:t>
+            </w:r>
+          </w:p>
+        </w:tc>
+        <w:tc>
+          <w:tcPr>
+            <w:tcW w:type="dxa" w:w="1219"/>
+            <w:shd w:val="clear" w:color="auto" w:fill="F7F9FB"/>
+            <w:vAlign w:val="center"/>
+          </w:tcPr>
+          <w:p>
+            <w:pPr>
+              <w:keepNext w:val="0"/>
+              <w:spacing w:after="0"/>
             </w:pPr>
             <w:r>
               <w:rPr>
@@ -4476,7 +4740,7 @@
                 <w:color w:val="222222"/>
                 <w:sz w:val="18"/>
               </w:rPr>
-              <w:t>04a2387</w:t>
+              <w:t>8ea194a</w:t>
             </w:r>
             <w:r>
               <w:rPr>
@@ -12316,6 +12580,450 @@
           <w:sz w:val="19"/>
         </w:rPr>
         <w:t>outputs/fly/embodied_stage5c_SIMULATED.</w:t>
+      </w:r>
+      <w:r>
+        <w:rPr>
+          <w:rFonts w:ascii="Calibri" w:hAnsi="Calibri"/>
+          <w:b w:val="0"/>
+          <w:i w:val="0"/>
+          <w:color w:val="222222"/>
+          <w:sz w:val="21"/>
+        </w:rPr>
+        <w:t>.</w:t>
+      </w:r>
+    </w:p>
+    <w:p>
+      <w:pPr>
+        <w:keepNext/>
+        <w:spacing w:before="240" w:after="60"/>
+      </w:pPr>
+      <w:r>
+        <w:rPr>
+          <w:rFonts w:ascii="Calibri" w:hAnsi="Calibri"/>
+          <w:b/>
+          <w:i w:val="0"/>
+          <w:color w:val="1F4E79"/>
+          <w:sz w:val="23"/>
+        </w:rPr>
+        <w:t>33. On a well-traced leg the sensors act, and destabilize the hold</w:t>
+      </w:r>
+    </w:p>
+    <w:p>
+      <w:pPr>
+        <w:spacing w:after="120"/>
+      </w:pPr>
+      <w:r>
+        <w:rPr>
+          <w:rFonts w:ascii="Calibri" w:hAnsi="Calibri"/>
+          <w:b/>
+          <w:i w:val="0"/>
+          <w:color w:val="156082"/>
+          <w:sz w:val="21"/>
+        </w:rPr>
+        <w:t>Slide message:</w:t>
+      </w:r>
+      <w:r>
+        <w:rPr>
+          <w:rFonts w:ascii="Calibri" w:hAnsi="Calibri"/>
+          <w:b w:val="0"/>
+          <w:i w:val="0"/>
+          <w:color w:val="222222"/>
+          <w:sz w:val="21"/>
+        </w:rPr>
+        <w:t xml:space="preserve"> </w:t>
+      </w:r>
+      <w:r>
+        <w:rPr>
+          <w:rFonts w:ascii="Calibri" w:hAnsi="Calibri"/>
+          <w:b w:val="0"/>
+          <w:i/>
+          <w:color w:val="222222"/>
+          <w:sz w:val="21"/>
+        </w:rPr>
+        <w:t>Closed through the hind leg's 25 position sensors, feedback is strong enough to change the leg, but it makes the hold swing instead of steadying it. Against blind input the feedback that follows a push may speed the return; a registered test of that alone is next.</w:t>
+      </w:r>
+    </w:p>
+    <w:p>
+      <w:pPr>
+        <w:spacing w:after="120"/>
+        <w:ind w:left="432" w:hanging="259"/>
+      </w:pPr>
+      <w:r>
+        <w:rPr>
+          <w:rFonts w:ascii="Calibri" w:hAnsi="Calibri"/>
+          <w:b w:val="0"/>
+          <w:i w:val="0"/>
+          <w:color w:val="222222"/>
+          <w:sz w:val="21"/>
+        </w:rPr>
+        <w:t>•</w:t>
+        <w:tab/>
+      </w:r>
+      <w:r>
+        <w:rPr>
+          <w:rFonts w:ascii="Calibri" w:hAnsi="Calibri"/>
+          <w:b/>
+          <w:i w:val="0"/>
+          <w:color w:val="156082"/>
+          <w:sz w:val="21"/>
+        </w:rPr>
+        <w:t>What changed.</w:t>
+      </w:r>
+      <w:r>
+        <w:rPr>
+          <w:rFonts w:ascii="Calibri" w:hAnsi="Calibri"/>
+          <w:b w:val="0"/>
+          <w:i w:val="0"/>
+          <w:color w:val="222222"/>
+          <w:sz w:val="21"/>
+        </w:rPr>
+        <w:t xml:space="preserve"> </w:t>
+      </w:r>
+      <w:r>
+        <w:rPr>
+          <w:rFonts w:ascii="Consolas" w:hAnsi="Consolas"/>
+          <w:b w:val="0"/>
+          <w:i w:val="0"/>
+          <w:color w:val="222222"/>
+          <w:sz w:val="19"/>
+        </w:rPr>
+        <w:t>src/neuromps/fly/embodied_stage3c.py</w:t>
+      </w:r>
+      <w:r>
+        <w:rPr>
+          <w:rFonts w:ascii="Calibri" w:hAnsi="Calibri"/>
+          <w:b w:val="0"/>
+          <w:i w:val="0"/>
+          <w:color w:val="222222"/>
+          <w:sz w:val="21"/>
+        </w:rPr>
+        <w:t xml:space="preserve">: a 1 ms closed loop for flybody's servoed right hind tibia, its 25 claw neurons, and stage 3b's perturbation test; registered in </w:t>
+      </w:r>
+      <w:r>
+        <w:rPr>
+          <w:rFonts w:ascii="Consolas" w:hAnsi="Consolas"/>
+          <w:b w:val="0"/>
+          <w:i w:val="0"/>
+          <w:color w:val="222222"/>
+          <w:sz w:val="19"/>
+        </w:rPr>
+        <w:t>preregistration/embodied_stage3c_hind_leg_reflex.json</w:t>
+      </w:r>
+      <w:r>
+        <w:rPr>
+          <w:rFonts w:ascii="Calibri" w:hAnsi="Calibri"/>
+          <w:b w:val="0"/>
+          <w:i w:val="0"/>
+          <w:color w:val="222222"/>
+          <w:sz w:val="21"/>
+        </w:rPr>
+        <w:t>.</w:t>
+      </w:r>
+    </w:p>
+    <w:p>
+      <w:pPr>
+        <w:spacing w:after="120"/>
+        <w:ind w:left="432" w:hanging="259"/>
+      </w:pPr>
+      <w:r>
+        <w:rPr>
+          <w:rFonts w:ascii="Calibri" w:hAnsi="Calibri"/>
+          <w:b w:val="0"/>
+          <w:i w:val="0"/>
+          <w:color w:val="222222"/>
+          <w:sz w:val="21"/>
+        </w:rPr>
+        <w:t>•</w:t>
+        <w:tab/>
+      </w:r>
+      <w:r>
+        <w:rPr>
+          <w:rFonts w:ascii="Calibri" w:hAnsi="Calibri"/>
+          <w:b/>
+          <w:i w:val="0"/>
+          <w:color w:val="156082"/>
+          <w:sz w:val="21"/>
+        </w:rPr>
+        <w:t>Effect.</w:t>
+      </w:r>
+      <w:r>
+        <w:rPr>
+          <w:rFonts w:ascii="Calibri" w:hAnsi="Calibri"/>
+          <w:b w:val="0"/>
+          <w:i w:val="0"/>
+          <w:color w:val="222222"/>
+          <w:sz w:val="21"/>
+        </w:rPr>
+        <w:t xml:space="preserve"> 2 of 4: held and pushed as required; resistance feedback returns the leg in 23.0 ms against 19.0 open loop (fail); the extensor pool falls from 34.0 to 18.0 Hz; against the sham, 23.0 against 32.5 ms (exploratory).</w:t>
+      </w:r>
+    </w:p>
+    <w:p>
+      <w:pPr>
+        <w:spacing w:after="120"/>
+        <w:ind w:left="432" w:hanging="259"/>
+      </w:pPr>
+      <w:r>
+        <w:rPr>
+          <w:rFonts w:ascii="Calibri" w:hAnsi="Calibri"/>
+          <w:b w:val="0"/>
+          <w:i w:val="0"/>
+          <w:color w:val="222222"/>
+          <w:sz w:val="21"/>
+        </w:rPr>
+        <w:t>•</w:t>
+        <w:tab/>
+      </w:r>
+      <w:r>
+        <w:rPr>
+          <w:rFonts w:ascii="Calibri" w:hAnsi="Calibri"/>
+          <w:b/>
+          <w:i w:val="0"/>
+          <w:color w:val="156082"/>
+          <w:sz w:val="21"/>
+        </w:rPr>
+        <w:t>Evidence.</w:t>
+      </w:r>
+      <w:r>
+        <w:rPr>
+          <w:rFonts w:ascii="Calibri" w:hAnsi="Calibri"/>
+          <w:b w:val="0"/>
+          <w:i w:val="0"/>
+          <w:color w:val="222222"/>
+          <w:sz w:val="21"/>
+        </w:rPr>
+        <w:t xml:space="preserve"> Roadmap §7 and figure; </w:t>
+      </w:r>
+      <w:r>
+        <w:rPr>
+          <w:rFonts w:ascii="Consolas" w:hAnsi="Consolas"/>
+          <w:b w:val="0"/>
+          <w:i w:val="0"/>
+          <w:color w:val="222222"/>
+          <w:sz w:val="19"/>
+        </w:rPr>
+        <w:t>outputs/fly/embodied_stage3c_SIMULATED.</w:t>
+      </w:r>
+      <w:r>
+        <w:rPr>
+          <w:rFonts w:ascii="Calibri" w:hAnsi="Calibri"/>
+          <w:b w:val="0"/>
+          <w:i w:val="0"/>
+          <w:color w:val="222222"/>
+          <w:sz w:val="21"/>
+        </w:rPr>
+        <w:t>.</w:t>
+      </w:r>
+    </w:p>
+    <w:p>
+      <w:pPr>
+        <w:keepNext/>
+        <w:spacing w:before="240" w:after="60"/>
+      </w:pPr>
+      <w:r>
+        <w:rPr>
+          <w:rFonts w:ascii="Calibri" w:hAnsi="Calibri"/>
+          <w:b/>
+          <w:i w:val="0"/>
+          <w:color w:val="1F4E79"/>
+          <w:sz w:val="23"/>
+        </w:rPr>
+        <w:t>34. The registered retest: no push-following effect on the hind leg</w:t>
+      </w:r>
+    </w:p>
+    <w:p>
+      <w:pPr>
+        <w:spacing w:after="120"/>
+      </w:pPr>
+      <w:r>
+        <w:rPr>
+          <w:rFonts w:ascii="Calibri" w:hAnsi="Calibri"/>
+          <w:b/>
+          <w:i w:val="0"/>
+          <w:color w:val="156082"/>
+          <w:sz w:val="21"/>
+        </w:rPr>
+        <w:t>Slide message:</w:t>
+      </w:r>
+      <w:r>
+        <w:rPr>
+          <w:rFonts w:ascii="Calibri" w:hAnsi="Calibri"/>
+          <w:b w:val="0"/>
+          <w:i w:val="0"/>
+          <w:color w:val="222222"/>
+          <w:sz w:val="21"/>
+        </w:rPr>
+        <w:t xml:space="preserve"> </w:t>
+      </w:r>
+      <w:r>
+        <w:rPr>
+          <w:rFonts w:ascii="Calibri" w:hAnsi="Calibri"/>
+          <w:b w:val="0"/>
+          <w:i/>
+          <w:color w:val="222222"/>
+          <w:sz w:val="21"/>
+        </w:rPr>
+        <w:t>We registered the one hopeful sign from the hind leg as its own test, on fresh seeds and more of them, and it did not hold. The loop stays a documented negative, with the body model it would need named.</w:t>
+      </w:r>
+    </w:p>
+    <w:p>
+      <w:pPr>
+        <w:spacing w:after="120"/>
+        <w:ind w:left="432" w:hanging="259"/>
+      </w:pPr>
+      <w:r>
+        <w:rPr>
+          <w:rFonts w:ascii="Calibri" w:hAnsi="Calibri"/>
+          <w:b w:val="0"/>
+          <w:i w:val="0"/>
+          <w:color w:val="222222"/>
+          <w:sz w:val="21"/>
+        </w:rPr>
+        <w:t>•</w:t>
+        <w:tab/>
+      </w:r>
+      <w:r>
+        <w:rPr>
+          <w:rFonts w:ascii="Calibri" w:hAnsi="Calibri"/>
+          <w:b/>
+          <w:i w:val="0"/>
+          <w:color w:val="156082"/>
+          <w:sz w:val="21"/>
+        </w:rPr>
+        <w:t>What changed.</w:t>
+      </w:r>
+      <w:r>
+        <w:rPr>
+          <w:rFonts w:ascii="Calibri" w:hAnsi="Calibri"/>
+          <w:b w:val="0"/>
+          <w:i w:val="0"/>
+          <w:color w:val="222222"/>
+          <w:sz w:val="21"/>
+        </w:rPr>
+        <w:t xml:space="preserve"> </w:t>
+      </w:r>
+      <w:r>
+        <w:rPr>
+          <w:rFonts w:ascii="Consolas" w:hAnsi="Consolas"/>
+          <w:b w:val="0"/>
+          <w:i w:val="0"/>
+          <w:color w:val="222222"/>
+          <w:sz w:val="19"/>
+        </w:rPr>
+        <w:t>src/neuromps/fly/embodied_stage3d.py</w:t>
+      </w:r>
+      <w:r>
+        <w:rPr>
+          <w:rFonts w:ascii="Calibri" w:hAnsi="Calibri"/>
+          <w:b w:val="0"/>
+          <w:i w:val="0"/>
+          <w:color w:val="222222"/>
+          <w:sz w:val="21"/>
+        </w:rPr>
+        <w:t xml:space="preserve">: stage 3c's closed loop on 32 fresh seeds, resistance against sham paired by seed; registered in </w:t>
+      </w:r>
+      <w:r>
+        <w:rPr>
+          <w:rFonts w:ascii="Consolas" w:hAnsi="Consolas"/>
+          <w:b w:val="0"/>
+          <w:i w:val="0"/>
+          <w:color w:val="222222"/>
+          <w:sz w:val="19"/>
+        </w:rPr>
+        <w:t>preregistration/embodied_stage3d_hind_leg_contingency.json</w:t>
+      </w:r>
+      <w:r>
+        <w:rPr>
+          <w:rFonts w:ascii="Calibri" w:hAnsi="Calibri"/>
+          <w:b w:val="0"/>
+          <w:i w:val="0"/>
+          <w:color w:val="222222"/>
+          <w:sz w:val="21"/>
+        </w:rPr>
+        <w:t>.</w:t>
+      </w:r>
+    </w:p>
+    <w:p>
+      <w:pPr>
+        <w:spacing w:after="120"/>
+        <w:ind w:left="432" w:hanging="259"/>
+      </w:pPr>
+      <w:r>
+        <w:rPr>
+          <w:rFonts w:ascii="Calibri" w:hAnsi="Calibri"/>
+          <w:b w:val="0"/>
+          <w:i w:val="0"/>
+          <w:color w:val="222222"/>
+          <w:sz w:val="21"/>
+        </w:rPr>
+        <w:t>•</w:t>
+        <w:tab/>
+      </w:r>
+      <w:r>
+        <w:rPr>
+          <w:rFonts w:ascii="Calibri" w:hAnsi="Calibri"/>
+          <w:b/>
+          <w:i w:val="0"/>
+          <w:color w:val="156082"/>
+          <w:sz w:val="21"/>
+        </w:rPr>
+        <w:t>Effect.</w:t>
+      </w:r>
+      <w:r>
+        <w:rPr>
+          <w:rFonts w:ascii="Calibri" w:hAnsi="Calibri"/>
+          <w:b w:val="0"/>
+          <w:i w:val="0"/>
+          <w:color w:val="222222"/>
+          <w:sz w:val="21"/>
+        </w:rPr>
+        <w:t xml:space="preserve"> 0 of 2: resistance returns sooner than the sham in 14 of 32 seeds (22 needed); median paired difference 0.0 ms.</w:t>
+      </w:r>
+    </w:p>
+    <w:p>
+      <w:pPr>
+        <w:spacing w:after="120"/>
+        <w:ind w:left="432" w:hanging="259"/>
+      </w:pPr>
+      <w:r>
+        <w:rPr>
+          <w:rFonts w:ascii="Calibri" w:hAnsi="Calibri"/>
+          <w:b w:val="0"/>
+          <w:i w:val="0"/>
+          <w:color w:val="222222"/>
+          <w:sz w:val="21"/>
+        </w:rPr>
+        <w:t>•</w:t>
+        <w:tab/>
+      </w:r>
+      <w:r>
+        <w:rPr>
+          <w:rFonts w:ascii="Calibri" w:hAnsi="Calibri"/>
+          <w:b/>
+          <w:i w:val="0"/>
+          <w:color w:val="156082"/>
+          <w:sz w:val="21"/>
+        </w:rPr>
+        <w:t>Evidence.</w:t>
+      </w:r>
+      <w:r>
+        <w:rPr>
+          <w:rFonts w:ascii="Calibri" w:hAnsi="Calibri"/>
+          <w:b w:val="0"/>
+          <w:i w:val="0"/>
+          <w:color w:val="222222"/>
+          <w:sz w:val="21"/>
+        </w:rPr>
+        <w:t xml:space="preserve"> Roadmap §7; </w:t>
+      </w:r>
+      <w:r>
+        <w:rPr>
+          <w:rFonts w:ascii="Consolas" w:hAnsi="Consolas"/>
+          <w:b w:val="0"/>
+          <w:i w:val="0"/>
+          <w:color w:val="222222"/>
+          <w:sz w:val="19"/>
+        </w:rPr>
+        <w:t>outputs/fly/embodied_stage3d_SIMULATED.</w:t>
       </w:r>
       <w:r>
         <w:rPr>

--- a/report/POST_SUBMISSION_CHANGES.docx
+++ b/report/POST_SUBMISSION_CHANGES.docx
@@ -4635,7 +4635,7 @@
           </w:tcPr>
           <w:p>
             <w:pPr>
-              <w:keepNext w:val="0"/>
+              <w:keepNext/>
               <w:spacing w:after="0"/>
               <w:jc w:val="center"/>
             </w:pPr>
@@ -4659,7 +4659,7 @@
           </w:tcPr>
           <w:p>
             <w:pPr>
-              <w:keepNext w:val="0"/>
+              <w:keepNext/>
               <w:spacing w:after="0"/>
               <w:jc w:val="center"/>
             </w:pPr>
@@ -4683,7 +4683,7 @@
           </w:tcPr>
           <w:p>
             <w:pPr>
-              <w:keepNext w:val="0"/>
+              <w:keepNext/>
               <w:spacing w:after="0"/>
             </w:pPr>
             <w:r>
@@ -4706,7 +4706,7 @@
           </w:tcPr>
           <w:p>
             <w:pPr>
-              <w:keepNext w:val="0"/>
+              <w:keepNext/>
               <w:spacing w:after="0"/>
             </w:pPr>
             <w:r>
@@ -4729,8 +4729,140 @@
           </w:tcPr>
           <w:p>
             <w:pPr>
+              <w:keepNext/>
+              <w:spacing w:after="0"/>
+            </w:pPr>
+            <w:r>
+              <w:rPr>
+                <w:rFonts w:ascii="Consolas" w:hAnsi="Consolas"/>
+                <w:b w:val="0"/>
+                <w:i w:val="0"/>
+                <w:color w:val="222222"/>
+                <w:sz w:val="18"/>
+              </w:rPr>
+              <w:t>8ea194a</w:t>
+            </w:r>
+            <w:r>
+              <w:rPr>
+                <w:rFonts w:ascii="Calibri" w:hAnsi="Calibri"/>
+                <w:b w:val="0"/>
+                <w:i w:val="0"/>
+                <w:color w:val="222222"/>
+                <w:sz w:val="20"/>
+              </w:rPr>
+              <w:t xml:space="preserve"> … this branch</w:t>
+            </w:r>
+          </w:p>
+        </w:tc>
+      </w:tr>
+      <w:tr>
+        <w:trPr>
+          <w:cantSplit/>
+        </w:trPr>
+        <w:tc>
+          <w:tcPr>
+            <w:tcW w:type="dxa" w:w="415"/>
+            <w:shd w:val="clear" w:color="auto" w:fill="FFFFFF"/>
+            <w:vAlign w:val="center"/>
+          </w:tcPr>
+          <w:p>
+            <w:pPr>
               <w:keepNext w:val="0"/>
               <w:spacing w:after="0"/>
+              <w:jc w:val="center"/>
+            </w:pPr>
+            <w:r>
+              <w:rPr>
+                <w:rFonts w:ascii="Calibri" w:hAnsi="Calibri"/>
+                <w:b/>
+                <w:i w:val="0"/>
+                <w:color w:val="222222"/>
+                <w:sz w:val="20"/>
+              </w:rPr>
+              <w:t>35</w:t>
+            </w:r>
+          </w:p>
+        </w:tc>
+        <w:tc>
+          <w:tcPr>
+            <w:tcW w:type="dxa" w:w="1588"/>
+            <w:shd w:val="clear" w:color="auto" w:fill="FFFFFF"/>
+            <w:vAlign w:val="center"/>
+          </w:tcPr>
+          <w:p>
+            <w:pPr>
+              <w:keepNext w:val="0"/>
+              <w:spacing w:after="0"/>
+              <w:jc w:val="center"/>
+            </w:pPr>
+            <w:r>
+              <w:rPr>
+                <w:rFonts w:ascii="Calibri" w:hAnsi="Calibri"/>
+                <w:b w:val="0"/>
+                <w:i w:val="0"/>
+                <w:color w:val="222222"/>
+                <w:sz w:val="20"/>
+              </w:rPr>
+              <w:t>2026-10-25</w:t>
+            </w:r>
+          </w:p>
+        </w:tc>
+        <w:tc>
+          <w:tcPr>
+            <w:tcW w:type="dxa" w:w="2210"/>
+            <w:shd w:val="clear" w:color="auto" w:fill="FFFFFF"/>
+            <w:vAlign w:val="center"/>
+          </w:tcPr>
+          <w:p>
+            <w:pPr>
+              <w:keepNext w:val="0"/>
+              <w:spacing w:after="0"/>
+            </w:pPr>
+            <w:r>
+              <w:rPr>
+                <w:rFonts w:ascii="Calibri" w:hAnsi="Calibri"/>
+                <w:b w:val="0"/>
+                <w:i w:val="0"/>
+                <w:color w:val="222222"/>
+                <w:sz w:val="20"/>
+              </w:rPr>
+              <w:t>Embodied stage 4b: the movement-level headline on fresh seeds</w:t>
+            </w:r>
+          </w:p>
+        </w:tc>
+        <w:tc>
+          <w:tcPr>
+            <w:tcW w:type="dxa" w:w="3065"/>
+            <w:shd w:val="clear" w:color="auto" w:fill="FFFFFF"/>
+            <w:vAlign w:val="center"/>
+          </w:tcPr>
+          <w:p>
+            <w:pPr>
+              <w:keepNext w:val="0"/>
+              <w:spacing w:after="0"/>
+            </w:pPr>
+            <w:r>
+              <w:rPr>
+                <w:rFonts w:ascii="Calibri" w:hAnsi="Calibri"/>
+                <w:b w:val="0"/>
+                <w:i w:val="0"/>
+                <w:color w:val="222222"/>
+                <w:sz w:val="20"/>
+              </w:rPr>
+              <w:t>3 of 4; the chip is late in every family again; without the bitter-gated proboscis one family ties</w:t>
+            </w:r>
+          </w:p>
+        </w:tc>
+        <w:tc>
+          <w:tcPr>
+            <w:tcW w:type="dxa" w:w="1219"/>
+            <w:shd w:val="clear" w:color="auto" w:fill="FFFFFF"/>
+            <w:vAlign w:val="center"/>
+          </w:tcPr>
+          <w:p>
+            <w:pPr>
+              <w:keepNext w:val="0"/>
+              <w:spacing w:after="0"/>
             </w:pPr>
             <w:r>
               <w:rPr>
@@ -4740,7 +4872,7 @@
                 <w:color w:val="222222"/>
                 <w:sz w:val="18"/>
               </w:rPr>
-              <w:t>8ea194a</w:t>
+              <w:t>b23f6a3</w:t>
             </w:r>
             <w:r>
               <w:rPr>
@@ -13024,6 +13156,228 @@
           <w:sz w:val="19"/>
         </w:rPr>
         <w:t>outputs/fly/embodied_stage3d_SIMULATED.</w:t>
+      </w:r>
+      <w:r>
+        <w:rPr>
+          <w:rFonts w:ascii="Calibri" w:hAnsi="Calibri"/>
+          <w:b w:val="0"/>
+          <w:i w:val="0"/>
+          <w:color w:val="222222"/>
+          <w:sz w:val="21"/>
+        </w:rPr>
+        <w:t>.</w:t>
+      </w:r>
+    </w:p>
+    <w:p>
+      <w:pPr>
+        <w:keepNext/>
+        <w:spacing w:before="240" w:after="60"/>
+      </w:pPr>
+      <w:r>
+        <w:rPr>
+          <w:rFonts w:ascii="Calibri" w:hAnsi="Calibri"/>
+          <w:b/>
+          <w:i w:val="0"/>
+          <w:color w:val="1F4E79"/>
+          <w:sz w:val="23"/>
+        </w:rPr>
+        <w:t>35. The headline, rerun: the chip is still late, by one dose step in two families</w:t>
+      </w:r>
+    </w:p>
+    <w:p>
+      <w:pPr>
+        <w:spacing w:after="120"/>
+      </w:pPr>
+      <w:r>
+        <w:rPr>
+          <w:rFonts w:ascii="Calibri" w:hAnsi="Calibri"/>
+          <w:b/>
+          <w:i w:val="0"/>
+          <w:color w:val="156082"/>
+          <w:sz w:val="21"/>
+        </w:rPr>
+        <w:t>Slide message:</w:t>
+      </w:r>
+      <w:r>
+        <w:rPr>
+          <w:rFonts w:ascii="Calibri" w:hAnsi="Calibri"/>
+          <w:b w:val="0"/>
+          <w:i w:val="0"/>
+          <w:color w:val="222222"/>
+          <w:sz w:val="21"/>
+        </w:rPr>
+        <w:t xml:space="preserve"> </w:t>
+      </w:r>
+      <w:r>
+        <w:rPr>
+          <w:rFonts w:ascii="Calibri" w:hAnsi="Calibri"/>
+          <w:b w:val="0"/>
+          <w:i/>
+          <w:color w:val="222222"/>
+          <w:sz w:val="21"/>
+        </w:rPr>
+        <w:t>We reran the paper's main result on fresh seeds against the chip's own replication: movement still fails first in every family. Leaving each movement out shows where the margin is thin, and we report that rather than smooth it over.</w:t>
+      </w:r>
+    </w:p>
+    <w:p>
+      <w:pPr>
+        <w:spacing w:after="120"/>
+        <w:ind w:left="432" w:hanging="259"/>
+      </w:pPr>
+      <w:r>
+        <w:rPr>
+          <w:rFonts w:ascii="Calibri" w:hAnsi="Calibri"/>
+          <w:b w:val="0"/>
+          <w:i w:val="0"/>
+          <w:color w:val="222222"/>
+          <w:sz w:val="21"/>
+        </w:rPr>
+        <w:t>•</w:t>
+        <w:tab/>
+      </w:r>
+      <w:r>
+        <w:rPr>
+          <w:rFonts w:ascii="Calibri" w:hAnsi="Calibri"/>
+          <w:b/>
+          <w:i w:val="0"/>
+          <w:color w:val="156082"/>
+          <w:sz w:val="21"/>
+        </w:rPr>
+        <w:t>What changed.</w:t>
+      </w:r>
+      <w:r>
+        <w:rPr>
+          <w:rFonts w:ascii="Calibri" w:hAnsi="Calibri"/>
+          <w:b w:val="0"/>
+          <w:i w:val="0"/>
+          <w:color w:val="222222"/>
+          <w:sz w:val="21"/>
+        </w:rPr>
+        <w:t xml:space="preserve"> </w:t>
+      </w:r>
+      <w:r>
+        <w:rPr>
+          <w:rFonts w:ascii="Consolas" w:hAnsi="Consolas"/>
+          <w:b w:val="0"/>
+          <w:i w:val="0"/>
+          <w:color w:val="222222"/>
+          <w:sz w:val="19"/>
+        </w:rPr>
+        <w:t>src/neuromps/fly/embodied_stage4b.py</w:t>
+      </w:r>
+      <w:r>
+        <w:rPr>
+          <w:rFonts w:ascii="Calibri" w:hAnsi="Calibri"/>
+          <w:b w:val="0"/>
+          <w:i w:val="0"/>
+          <w:color w:val="222222"/>
+          <w:sz w:val="21"/>
+        </w:rPr>
+        <w:t xml:space="preserve"> reruns stage 4a's movements on 16 fresh seeds (stage 4a's trial loop now lives in reusable functions; its recorded trials rescore to the same outcomes); registered in </w:t>
+      </w:r>
+      <w:r>
+        <w:rPr>
+          <w:rFonts w:ascii="Consolas" w:hAnsi="Consolas"/>
+          <w:b w:val="0"/>
+          <w:i w:val="0"/>
+          <w:color w:val="222222"/>
+          <w:sz w:val="19"/>
+        </w:rPr>
+        <w:t>preregistration/embodied_stage4b_movement_replication.json</w:t>
+      </w:r>
+      <w:r>
+        <w:rPr>
+          <w:rFonts w:ascii="Calibri" w:hAnsi="Calibri"/>
+          <w:b w:val="0"/>
+          <w:i w:val="0"/>
+          <w:color w:val="222222"/>
+          <w:sz w:val="21"/>
+        </w:rPr>
+        <w:t>.</w:t>
+      </w:r>
+    </w:p>
+    <w:p>
+      <w:pPr>
+        <w:spacing w:after="120"/>
+        <w:ind w:left="432" w:hanging="259"/>
+      </w:pPr>
+      <w:r>
+        <w:rPr>
+          <w:rFonts w:ascii="Calibri" w:hAnsi="Calibri"/>
+          <w:b w:val="0"/>
+          <w:i w:val="0"/>
+          <w:color w:val="222222"/>
+          <w:sz w:val="21"/>
+        </w:rPr>
+        <w:t>•</w:t>
+        <w:tab/>
+      </w:r>
+      <w:r>
+        <w:rPr>
+          <w:rFonts w:ascii="Calibri" w:hAnsi="Calibri"/>
+          <w:b/>
+          <w:i w:val="0"/>
+          <w:color w:val="156082"/>
+          <w:sz w:val="21"/>
+        </w:rPr>
+        <w:t>Effect.</w:t>
+      </w:r>
+      <w:r>
+        <w:rPr>
+          <w:rFonts w:ascii="Calibri" w:hAnsi="Calibri"/>
+          <w:b w:val="0"/>
+          <w:i w:val="0"/>
+          <w:color w:val="222222"/>
+          <w:sz w:val="21"/>
+        </w:rPr>
+        <w:t xml:space="preserve"> 3 of 4. The chip flags later than movement fails in all five families (GABA-A block 0.6 against 0.2), and every movement onset is within one dose step of stage 4a's. The leave-one-out check fails: without the bitter-gated proboscis, GABA-A potentiation impairs movement only at 1.0, where the chip flags it.</w:t>
+      </w:r>
+    </w:p>
+    <w:p>
+      <w:pPr>
+        <w:spacing w:after="120"/>
+        <w:ind w:left="432" w:hanging="259"/>
+      </w:pPr>
+      <w:r>
+        <w:rPr>
+          <w:rFonts w:ascii="Calibri" w:hAnsi="Calibri"/>
+          <w:b w:val="0"/>
+          <w:i w:val="0"/>
+          <w:color w:val="222222"/>
+          <w:sz w:val="21"/>
+        </w:rPr>
+        <w:t>•</w:t>
+        <w:tab/>
+      </w:r>
+      <w:r>
+        <w:rPr>
+          <w:rFonts w:ascii="Calibri" w:hAnsi="Calibri"/>
+          <w:b/>
+          <w:i w:val="0"/>
+          <w:color w:val="156082"/>
+          <w:sz w:val="21"/>
+        </w:rPr>
+        <w:t>Evidence.</w:t>
+      </w:r>
+      <w:r>
+        <w:rPr>
+          <w:rFonts w:ascii="Calibri" w:hAnsi="Calibri"/>
+          <w:b w:val="0"/>
+          <w:i w:val="0"/>
+          <w:color w:val="222222"/>
+          <w:sz w:val="21"/>
+        </w:rPr>
+        <w:t xml:space="preserve"> Roadmap §7; </w:t>
+      </w:r>
+      <w:r>
+        <w:rPr>
+          <w:rFonts w:ascii="Consolas" w:hAnsi="Consolas"/>
+          <w:b w:val="0"/>
+          <w:i w:val="0"/>
+          <w:color w:val="222222"/>
+          <w:sz w:val="19"/>
+        </w:rPr>
+        <w:t>outputs/fly/embodied_stage4b_SIMULATED.</w:t>
       </w:r>
       <w:r>
         <w:rPr>

--- a/report/POST_SUBMISSION_CHANGES.docx
+++ b/report/POST_SUBMISSION_CHANGES.docx
@@ -4767,7 +4767,7 @@
           </w:tcPr>
           <w:p>
             <w:pPr>
-              <w:keepNext w:val="0"/>
+              <w:keepNext/>
               <w:spacing w:after="0"/>
               <w:jc w:val="center"/>
             </w:pPr>
@@ -4791,7 +4791,7 @@
           </w:tcPr>
           <w:p>
             <w:pPr>
-              <w:keepNext w:val="0"/>
+              <w:keepNext/>
               <w:spacing w:after="0"/>
               <w:jc w:val="center"/>
             </w:pPr>
@@ -4815,7 +4815,7 @@
           </w:tcPr>
           <w:p>
             <w:pPr>
-              <w:keepNext w:val="0"/>
+              <w:keepNext/>
               <w:spacing w:after="0"/>
             </w:pPr>
             <w:r>
@@ -4838,7 +4838,7 @@
           </w:tcPr>
           <w:p>
             <w:pPr>
-              <w:keepNext w:val="0"/>
+              <w:keepNext/>
               <w:spacing w:after="0"/>
             </w:pPr>
             <w:r>
@@ -4861,8 +4861,140 @@
           </w:tcPr>
           <w:p>
             <w:pPr>
+              <w:keepNext/>
+              <w:spacing w:after="0"/>
+            </w:pPr>
+            <w:r>
+              <w:rPr>
+                <w:rFonts w:ascii="Consolas" w:hAnsi="Consolas"/>
+                <w:b w:val="0"/>
+                <w:i w:val="0"/>
+                <w:color w:val="222222"/>
+                <w:sz w:val="18"/>
+              </w:rPr>
+              <w:t>b23f6a3</w:t>
+            </w:r>
+            <w:r>
+              <w:rPr>
+                <w:rFonts w:ascii="Calibri" w:hAnsi="Calibri"/>
+                <w:b w:val="0"/>
+                <w:i w:val="0"/>
+                <w:color w:val="222222"/>
+                <w:sz w:val="20"/>
+              </w:rPr>
+              <w:t xml:space="preserve"> … this branch</w:t>
+            </w:r>
+          </w:p>
+        </w:tc>
+      </w:tr>
+      <w:tr>
+        <w:trPr>
+          <w:cantSplit/>
+        </w:trPr>
+        <w:tc>
+          <w:tcPr>
+            <w:tcW w:type="dxa" w:w="415"/>
+            <w:shd w:val="clear" w:color="auto" w:fill="F7F9FB"/>
+            <w:vAlign w:val="center"/>
+          </w:tcPr>
+          <w:p>
+            <w:pPr>
               <w:keepNext w:val="0"/>
               <w:spacing w:after="0"/>
+              <w:jc w:val="center"/>
+            </w:pPr>
+            <w:r>
+              <w:rPr>
+                <w:rFonts w:ascii="Calibri" w:hAnsi="Calibri"/>
+                <w:b/>
+                <w:i w:val="0"/>
+                <w:color w:val="222222"/>
+                <w:sz w:val="20"/>
+              </w:rPr>
+              <w:t>36</w:t>
+            </w:r>
+          </w:p>
+        </w:tc>
+        <w:tc>
+          <w:tcPr>
+            <w:tcW w:type="dxa" w:w="1588"/>
+            <w:shd w:val="clear" w:color="auto" w:fill="F7F9FB"/>
+            <w:vAlign w:val="center"/>
+          </w:tcPr>
+          <w:p>
+            <w:pPr>
+              <w:keepNext w:val="0"/>
+              <w:spacing w:after="0"/>
+              <w:jc w:val="center"/>
+            </w:pPr>
+            <w:r>
+              <w:rPr>
+                <w:rFonts w:ascii="Calibri" w:hAnsi="Calibri"/>
+                <w:b w:val="0"/>
+                <w:i w:val="0"/>
+                <w:color w:val="222222"/>
+                <w:sz w:val="20"/>
+              </w:rPr>
+              <w:t>2026-10-25</w:t>
+            </w:r>
+          </w:p>
+        </w:tc>
+        <w:tc>
+          <w:tcPr>
+            <w:tcW w:type="dxa" w:w="2210"/>
+            <w:shd w:val="clear" w:color="auto" w:fill="F7F9FB"/>
+            <w:vAlign w:val="center"/>
+          </w:tcPr>
+          <w:p>
+            <w:pPr>
+              <w:keepNext w:val="0"/>
+              <w:spacing w:after="0"/>
+            </w:pPr>
+            <w:r>
+              <w:rPr>
+                <w:rFonts w:ascii="Calibri" w:hAnsi="Calibri"/>
+                <w:b w:val="0"/>
+                <w:i w:val="0"/>
+                <w:color w:val="222222"/>
+                <w:sz w:val="20"/>
+              </w:rPr>
+              <w:t>Embodied stage 4c: a finer dose grid inside the one-step margins</w:t>
+            </w:r>
+          </w:p>
+        </w:tc>
+        <w:tc>
+          <w:tcPr>
+            <w:tcW w:type="dxa" w:w="3065"/>
+            <w:shd w:val="clear" w:color="auto" w:fill="F7F9FB"/>
+            <w:vAlign w:val="center"/>
+          </w:tcPr>
+          <w:p>
+            <w:pPr>
+              <w:keepNext w:val="0"/>
+              <w:spacing w:after="0"/>
+            </w:pPr>
+            <w:r>
+              <w:rPr>
+                <w:rFonts w:ascii="Calibri" w:hAnsi="Calibri"/>
+                <w:b w:val="0"/>
+                <w:i w:val="0"/>
+                <w:color w:val="222222"/>
+                <w:sz w:val="20"/>
+              </w:rPr>
+              <w:t>3 of 4; excitability block resolves chip later; GABA-A potentiation's lateness rests on the bitter-gated proboscis</w:t>
+            </w:r>
+          </w:p>
+        </w:tc>
+        <w:tc>
+          <w:tcPr>
+            <w:tcW w:type="dxa" w:w="1219"/>
+            <w:shd w:val="clear" w:color="auto" w:fill="F7F9FB"/>
+            <w:vAlign w:val="center"/>
+          </w:tcPr>
+          <w:p>
+            <w:pPr>
+              <w:keepNext w:val="0"/>
+              <w:spacing w:after="0"/>
             </w:pPr>
             <w:r>
               <w:rPr>
@@ -4872,7 +5004,7 @@
                 <w:color w:val="222222"/>
                 <w:sz w:val="18"/>
               </w:rPr>
-              <w:t>b23f6a3</w:t>
+              <w:t>f387845</w:t>
             </w:r>
             <w:r>
               <w:rPr>
@@ -13378,6 +13510,228 @@
           <w:sz w:val="19"/>
         </w:rPr>
         <w:t>outputs/fly/embodied_stage4b_SIMULATED.</w:t>
+      </w:r>
+      <w:r>
+        <w:rPr>
+          <w:rFonts w:ascii="Calibri" w:hAnsi="Calibri"/>
+          <w:b w:val="0"/>
+          <w:i w:val="0"/>
+          <w:color w:val="222222"/>
+          <w:sz w:val="21"/>
+        </w:rPr>
+        <w:t>.</w:t>
+      </w:r>
+    </w:p>
+    <w:p>
+      <w:pPr>
+        <w:keepNext/>
+        <w:spacing w:before="240" w:after="60"/>
+      </w:pPr>
+      <w:r>
+        <w:rPr>
+          <w:rFonts w:ascii="Calibri" w:hAnsi="Calibri"/>
+          <w:b/>
+          <w:i w:val="0"/>
+          <w:color w:val="1F4E79"/>
+          <w:sz w:val="23"/>
+        </w:rPr>
+        <w:t>36. Inside the thin margins: one resolves, one rests on a single movement</w:t>
+      </w:r>
+    </w:p>
+    <w:p>
+      <w:pPr>
+        <w:spacing w:after="120"/>
+      </w:pPr>
+      <w:r>
+        <w:rPr>
+          <w:rFonts w:ascii="Calibri" w:hAnsi="Calibri"/>
+          <w:b/>
+          <w:i w:val="0"/>
+          <w:color w:val="156082"/>
+          <w:sz w:val="21"/>
+        </w:rPr>
+        <w:t>Slide message:</w:t>
+      </w:r>
+      <w:r>
+        <w:rPr>
+          <w:rFonts w:ascii="Calibri" w:hAnsi="Calibri"/>
+          <w:b w:val="0"/>
+          <w:i w:val="0"/>
+          <w:color w:val="222222"/>
+          <w:sz w:val="21"/>
+        </w:rPr>
+        <w:t xml:space="preserve"> </w:t>
+      </w:r>
+      <w:r>
+        <w:rPr>
+          <w:rFonts w:ascii="Calibri" w:hAnsi="Calibri"/>
+          <w:b w:val="0"/>
+          <w:i/>
+          <w:color w:val="222222"/>
+          <w:sz w:val="21"/>
+        </w:rPr>
+        <w:t>Where the coarse dose grid left the chip late by one step, a finer grid keeps it late. In one family that lateness comes from the proboscis movement that bitter gates, and we say so.</w:t>
+      </w:r>
+    </w:p>
+    <w:p>
+      <w:pPr>
+        <w:spacing w:after="120"/>
+        <w:ind w:left="432" w:hanging="259"/>
+      </w:pPr>
+      <w:r>
+        <w:rPr>
+          <w:rFonts w:ascii="Calibri" w:hAnsi="Calibri"/>
+          <w:b w:val="0"/>
+          <w:i w:val="0"/>
+          <w:color w:val="222222"/>
+          <w:sz w:val="21"/>
+        </w:rPr>
+        <w:t>•</w:t>
+        <w:tab/>
+      </w:r>
+      <w:r>
+        <w:rPr>
+          <w:rFonts w:ascii="Calibri" w:hAnsi="Calibri"/>
+          <w:b/>
+          <w:i w:val="0"/>
+          <w:color w:val="156082"/>
+          <w:sz w:val="21"/>
+        </w:rPr>
+        <w:t>What changed.</w:t>
+      </w:r>
+      <w:r>
+        <w:rPr>
+          <w:rFonts w:ascii="Calibri" w:hAnsi="Calibri"/>
+          <w:b w:val="0"/>
+          <w:i w:val="0"/>
+          <w:color w:val="222222"/>
+          <w:sz w:val="21"/>
+        </w:rPr>
+        <w:t xml:space="preserve"> </w:t>
+      </w:r>
+      <w:r>
+        <w:rPr>
+          <w:rFonts w:ascii="Consolas" w:hAnsi="Consolas"/>
+          <w:b w:val="0"/>
+          <w:i w:val="0"/>
+          <w:color w:val="222222"/>
+          <w:sz w:val="19"/>
+        </w:rPr>
+        <w:t>src/neuromps/fly/embodied_stage4c.py</w:t>
+      </w:r>
+      <w:r>
+        <w:rPr>
+          <w:rFonts w:ascii="Calibri" w:hAnsi="Calibri"/>
+          <w:b w:val="0"/>
+          <w:i w:val="0"/>
+          <w:color w:val="222222"/>
+          <w:sz w:val="21"/>
+        </w:rPr>
+        <w:t xml:space="preserve">: GABA-A potentiation and excitability block at finer levels, movements on stage 4b's seeds, the chip on both of the parent's seed sets, the coarse levels rerun as a check (reproduced to floating-point rounding); registered in </w:t>
+      </w:r>
+      <w:r>
+        <w:rPr>
+          <w:rFonts w:ascii="Consolas" w:hAnsi="Consolas"/>
+          <w:b w:val="0"/>
+          <w:i w:val="0"/>
+          <w:color w:val="222222"/>
+          <w:sz w:val="19"/>
+        </w:rPr>
+        <w:t>preregistration/embodied_stage4c_fine_dose_grid.json</w:t>
+      </w:r>
+      <w:r>
+        <w:rPr>
+          <w:rFonts w:ascii="Calibri" w:hAnsi="Calibri"/>
+          <w:b w:val="0"/>
+          <w:i w:val="0"/>
+          <w:color w:val="222222"/>
+          <w:sz w:val="21"/>
+        </w:rPr>
+        <w:t>.</w:t>
+      </w:r>
+    </w:p>
+    <w:p>
+      <w:pPr>
+        <w:spacing w:after="120"/>
+        <w:ind w:left="432" w:hanging="259"/>
+      </w:pPr>
+      <w:r>
+        <w:rPr>
+          <w:rFonts w:ascii="Calibri" w:hAnsi="Calibri"/>
+          <w:b w:val="0"/>
+          <w:i w:val="0"/>
+          <w:color w:val="222222"/>
+          <w:sz w:val="21"/>
+        </w:rPr>
+        <w:t>•</w:t>
+        <w:tab/>
+      </w:r>
+      <w:r>
+        <w:rPr>
+          <w:rFonts w:ascii="Calibri" w:hAnsi="Calibri"/>
+          <w:b/>
+          <w:i w:val="0"/>
+          <w:color w:val="156082"/>
+          <w:sz w:val="21"/>
+        </w:rPr>
+        <w:t>Effect.</w:t>
+      </w:r>
+      <w:r>
+        <w:rPr>
+          <w:rFonts w:ascii="Calibri" w:hAnsi="Calibri"/>
+          <w:b w:val="0"/>
+          <w:i w:val="0"/>
+          <w:color w:val="222222"/>
+          <w:sz w:val="21"/>
+        </w:rPr>
+        <w:t xml:space="preserve"> 3 of 4. Excitability block: movement fails at 0.24, the chip flags at 0.36 or 0.4. GABA-A potentiation: movement at 0.5, chip at 0.6; without the bitter-gated proboscis both at 0.6 (F2 fails).</w:t>
+      </w:r>
+    </w:p>
+    <w:p>
+      <w:pPr>
+        <w:spacing w:after="120"/>
+        <w:ind w:left="432" w:hanging="259"/>
+      </w:pPr>
+      <w:r>
+        <w:rPr>
+          <w:rFonts w:ascii="Calibri" w:hAnsi="Calibri"/>
+          <w:b w:val="0"/>
+          <w:i w:val="0"/>
+          <w:color w:val="222222"/>
+          <w:sz w:val="21"/>
+        </w:rPr>
+        <w:t>•</w:t>
+        <w:tab/>
+      </w:r>
+      <w:r>
+        <w:rPr>
+          <w:rFonts w:ascii="Calibri" w:hAnsi="Calibri"/>
+          <w:b/>
+          <w:i w:val="0"/>
+          <w:color w:val="156082"/>
+          <w:sz w:val="21"/>
+        </w:rPr>
+        <w:t>Evidence.</w:t>
+      </w:r>
+      <w:r>
+        <w:rPr>
+          <w:rFonts w:ascii="Calibri" w:hAnsi="Calibri"/>
+          <w:b w:val="0"/>
+          <w:i w:val="0"/>
+          <w:color w:val="222222"/>
+          <w:sz w:val="21"/>
+        </w:rPr>
+        <w:t xml:space="preserve"> Roadmap §7; </w:t>
+      </w:r>
+      <w:r>
+        <w:rPr>
+          <w:rFonts w:ascii="Consolas" w:hAnsi="Consolas"/>
+          <w:b w:val="0"/>
+          <w:i w:val="0"/>
+          <w:color w:val="222222"/>
+          <w:sz w:val="19"/>
+        </w:rPr>
+        <w:t>outputs/fly/embodied_stage4c_SIMULATED.</w:t>
       </w:r>
       <w:r>
         <w:rPr>

--- a/report/POST_SUBMISSION_CHANGES.docx
+++ b/report/POST_SUBMISSION_CHANGES.docx
@@ -4899,7 +4899,7 @@
           </w:tcPr>
           <w:p>
             <w:pPr>
-              <w:keepNext w:val="0"/>
+              <w:keepNext/>
               <w:spacing w:after="0"/>
               <w:jc w:val="center"/>
             </w:pPr>
@@ -4923,7 +4923,7 @@
           </w:tcPr>
           <w:p>
             <w:pPr>
-              <w:keepNext w:val="0"/>
+              <w:keepNext/>
               <w:spacing w:after="0"/>
               <w:jc w:val="center"/>
             </w:pPr>
@@ -4947,7 +4947,7 @@
           </w:tcPr>
           <w:p>
             <w:pPr>
-              <w:keepNext w:val="0"/>
+              <w:keepNext/>
               <w:spacing w:after="0"/>
             </w:pPr>
             <w:r>
@@ -4970,7 +4970,7 @@
           </w:tcPr>
           <w:p>
             <w:pPr>
-              <w:keepNext w:val="0"/>
+              <w:keepNext/>
               <w:spacing w:after="0"/>
             </w:pPr>
             <w:r>
@@ -4993,8 +4993,140 @@
           </w:tcPr>
           <w:p>
             <w:pPr>
+              <w:keepNext/>
+              <w:spacing w:after="0"/>
+            </w:pPr>
+            <w:r>
+              <w:rPr>
+                <w:rFonts w:ascii="Consolas" w:hAnsi="Consolas"/>
+                <w:b w:val="0"/>
+                <w:i w:val="0"/>
+                <w:color w:val="222222"/>
+                <w:sz w:val="18"/>
+              </w:rPr>
+              <w:t>f387845</w:t>
+            </w:r>
+            <w:r>
+              <w:rPr>
+                <w:rFonts w:ascii="Calibri" w:hAnsi="Calibri"/>
+                <w:b w:val="0"/>
+                <w:i w:val="0"/>
+                <w:color w:val="222222"/>
+                <w:sz w:val="20"/>
+              </w:rPr>
+              <w:t xml:space="preserve"> … this branch</w:t>
+            </w:r>
+          </w:p>
+        </w:tc>
+      </w:tr>
+      <w:tr>
+        <w:trPr>
+          <w:cantSplit/>
+        </w:trPr>
+        <w:tc>
+          <w:tcPr>
+            <w:tcW w:type="dxa" w:w="415"/>
+            <w:shd w:val="clear" w:color="auto" w:fill="FFFFFF"/>
+            <w:vAlign w:val="center"/>
+          </w:tcPr>
+          <w:p>
+            <w:pPr>
               <w:keepNext w:val="0"/>
               <w:spacing w:after="0"/>
+              <w:jc w:val="center"/>
+            </w:pPr>
+            <w:r>
+              <w:rPr>
+                <w:rFonts w:ascii="Calibri" w:hAnsi="Calibri"/>
+                <w:b/>
+                <w:i w:val="0"/>
+                <w:color w:val="222222"/>
+                <w:sz w:val="20"/>
+              </w:rPr>
+              <w:t>37</w:t>
+            </w:r>
+          </w:p>
+        </w:tc>
+        <w:tc>
+          <w:tcPr>
+            <w:tcW w:type="dxa" w:w="1588"/>
+            <w:shd w:val="clear" w:color="auto" w:fill="FFFFFF"/>
+            <w:vAlign w:val="center"/>
+          </w:tcPr>
+          <w:p>
+            <w:pPr>
+              <w:keepNext w:val="0"/>
+              <w:spacing w:after="0"/>
+              <w:jc w:val="center"/>
+            </w:pPr>
+            <w:r>
+              <w:rPr>
+                <w:rFonts w:ascii="Calibri" w:hAnsi="Calibri"/>
+                <w:b w:val="0"/>
+                <w:i w:val="0"/>
+                <w:color w:val="222222"/>
+                <w:sz w:val="20"/>
+              </w:rPr>
+              <w:t>2026-10-25</w:t>
+            </w:r>
+          </w:p>
+        </w:tc>
+        <w:tc>
+          <w:tcPr>
+            <w:tcW w:type="dxa" w:w="2210"/>
+            <w:shd w:val="clear" w:color="auto" w:fill="FFFFFF"/>
+            <w:vAlign w:val="center"/>
+          </w:tcPr>
+          <w:p>
+            <w:pPr>
+              <w:keepNext w:val="0"/>
+              <w:spacing w:after="0"/>
+            </w:pPr>
+            <w:r>
+              <w:rPr>
+                <w:rFonts w:ascii="Calibri" w:hAnsi="Calibri"/>
+                <w:b w:val="0"/>
+                <w:i w:val="0"/>
+                <w:color w:val="222222"/>
+                <w:sz w:val="20"/>
+              </w:rPr>
+              <w:t>Embodied stage 2i: the front-leg rhythm with the published size rule, neuron volume</w:t>
+            </w:r>
+          </w:p>
+        </w:tc>
+        <w:tc>
+          <w:tcPr>
+            <w:tcW w:type="dxa" w:w="3065"/>
+            <w:shd w:val="clear" w:color="auto" w:fill="FFFFFF"/>
+            <w:vAlign w:val="center"/>
+          </w:tcPr>
+          <w:p>
+            <w:pPr>
+              <w:keepNext w:val="0"/>
+              <w:spacing w:after="0"/>
+            </w:pPr>
+            <w:r>
+              <w:rPr>
+                <w:rFonts w:ascii="Calibri" w:hAnsi="Calibri"/>
+                <w:b w:val="0"/>
+                <w:i w:val="0"/>
+                <w:color w:val="222222"/>
+                <w:sz w:val="20"/>
+              </w:rPr>
+              <w:t>6 of 7; the rhythm needs the three-neuron circuit; promotor and remotor keep a reliable offset, not antiphase; flexors silent</w:t>
+            </w:r>
+          </w:p>
+        </w:tc>
+        <w:tc>
+          <w:tcPr>
+            <w:tcW w:type="dxa" w:w="1219"/>
+            <w:shd w:val="clear" w:color="auto" w:fill="FFFFFF"/>
+            <w:vAlign w:val="center"/>
+          </w:tcPr>
+          <w:p>
+            <w:pPr>
+              <w:keepNext w:val="0"/>
+              <w:spacing w:after="0"/>
             </w:pPr>
             <w:r>
               <w:rPr>
@@ -5004,7 +5136,7 @@
                 <w:color w:val="222222"/>
                 <w:sz w:val="18"/>
               </w:rPr>
-              <w:t>f387845</w:t>
+              <w:t>d03ee27</w:t>
             </w:r>
             <w:r>
               <w:rPr>
@@ -13732,6 +13864,288 @@
           <w:sz w:val="19"/>
         </w:rPr>
         <w:t>outputs/fly/embodied_stage4c_SIMULATED.</w:t>
+      </w:r>
+      <w:r>
+        <w:rPr>
+          <w:rFonts w:ascii="Calibri" w:hAnsi="Calibri"/>
+          <w:b w:val="0"/>
+          <w:i w:val="0"/>
+          <w:color w:val="222222"/>
+          <w:sz w:val="21"/>
+        </w:rPr>
+        <w:t>.</w:t>
+      </w:r>
+    </w:p>
+    <w:p>
+      <w:pPr>
+        <w:keepNext/>
+        <w:spacing w:before="240" w:after="60"/>
+      </w:pPr>
+      <w:r>
+        <w:rPr>
+          <w:rFonts w:ascii="Calibri" w:hAnsi="Calibri"/>
+          <w:b/>
+          <w:i w:val="0"/>
+          <w:color w:val="1F4E79"/>
+          <w:sz w:val="23"/>
+        </w:rPr>
+        <w:t>37. With the published size rule, the walking circuit is necessary</w:t>
+      </w:r>
+    </w:p>
+    <w:p>
+      <w:pPr>
+        <w:spacing w:after="120"/>
+      </w:pPr>
+      <w:r>
+        <w:rPr>
+          <w:rFonts w:ascii="Calibri" w:hAnsi="Calibri"/>
+          <w:b/>
+          <w:i w:val="0"/>
+          <w:color w:val="156082"/>
+          <w:sz w:val="21"/>
+        </w:rPr>
+        <w:t>Slide message:</w:t>
+      </w:r>
+      <w:r>
+        <w:rPr>
+          <w:rFonts w:ascii="Calibri" w:hAnsi="Calibri"/>
+          <w:b w:val="0"/>
+          <w:i w:val="0"/>
+          <w:color w:val="222222"/>
+          <w:sz w:val="21"/>
+        </w:rPr>
+        <w:t xml:space="preserve"> </w:t>
+      </w:r>
+      <w:r>
+        <w:rPr>
+          <w:rFonts w:ascii="Calibri" w:hAnsi="Calibri"/>
+          <w:b w:val="0"/>
+          <w:i/>
+          <w:color w:val="222222"/>
+          <w:sz w:val="21"/>
+        </w:rPr>
+        <w:t>Using the neuron volumes the published model calls for, the walking command's front-leg rhythm needs the published three-neuron circuit on a second connectome. Our earlier stand-in for size had hidden that. The leg's antagonist muscles still do not alternate.</w:t>
+      </w:r>
+    </w:p>
+    <w:p>
+      <w:pPr>
+        <w:spacing w:after="120"/>
+        <w:ind w:left="432" w:hanging="259"/>
+      </w:pPr>
+      <w:r>
+        <w:rPr>
+          <w:rFonts w:ascii="Calibri" w:hAnsi="Calibri"/>
+          <w:b w:val="0"/>
+          <w:i w:val="0"/>
+          <w:color w:val="222222"/>
+          <w:sz w:val="21"/>
+        </w:rPr>
+        <w:t>•</w:t>
+        <w:tab/>
+      </w:r>
+      <w:r>
+        <w:rPr>
+          <w:rFonts w:ascii="Calibri" w:hAnsi="Calibri"/>
+          <w:b/>
+          <w:i w:val="0"/>
+          <w:color w:val="156082"/>
+          <w:sz w:val="21"/>
+        </w:rPr>
+        <w:t>What changed.</w:t>
+      </w:r>
+      <w:r>
+        <w:rPr>
+          <w:rFonts w:ascii="Calibri" w:hAnsi="Calibri"/>
+          <w:b w:val="0"/>
+          <w:i w:val="0"/>
+          <w:color w:val="222222"/>
+          <w:sz w:val="21"/>
+        </w:rPr>
+        <w:t xml:space="preserve"> </w:t>
+      </w:r>
+      <w:r>
+        <w:rPr>
+          <w:rFonts w:ascii="Consolas" w:hAnsi="Consolas"/>
+          <w:b w:val="0"/>
+          <w:i w:val="0"/>
+          <w:color w:val="222222"/>
+          <w:sz w:val="19"/>
+        </w:rPr>
+        <w:t>src/neuromps/fetch/malecns_sizes.py</w:t>
+      </w:r>
+      <w:r>
+        <w:rPr>
+          <w:rFonts w:ascii="Calibri" w:hAnsi="Calibri"/>
+          <w:b w:val="0"/>
+          <w:i w:val="0"/>
+          <w:color w:val="222222"/>
+          <w:sz w:val="21"/>
+        </w:rPr>
+        <w:t xml:space="preserve"> fetches the male CNS v1.0 neuPrint neuron table (4.65 GB, CC-BY), checked against the bucket's CRC32C by </w:t>
+      </w:r>
+      <w:r>
+        <w:rPr>
+          <w:rFonts w:ascii="Consolas" w:hAnsi="Consolas"/>
+          <w:b w:val="0"/>
+          <w:i w:val="0"/>
+          <w:color w:val="222222"/>
+          <w:sz w:val="19"/>
+        </w:rPr>
+        <w:t>src/neuromps/fetch/crc32c.py</w:t>
+      </w:r>
+      <w:r>
+        <w:rPr>
+          <w:rFonts w:ascii="Calibri" w:hAnsi="Calibri"/>
+          <w:b w:val="0"/>
+          <w:i w:val="0"/>
+          <w:color w:val="222222"/>
+          <w:sz w:val="21"/>
+        </w:rPr>
+        <w:t xml:space="preserve"> (numpy, no new dependency); </w:t>
+      </w:r>
+      <w:r>
+        <w:rPr>
+          <w:rFonts w:ascii="Consolas" w:hAnsi="Consolas"/>
+          <w:b w:val="0"/>
+          <w:i w:val="0"/>
+          <w:color w:val="222222"/>
+          <w:sz w:val="19"/>
+        </w:rPr>
+        <w:t>fly/malecns.neuron_sizes</w:t>
+      </w:r>
+      <w:r>
+        <w:rPr>
+          <w:rFonts w:ascii="Calibri" w:hAnsi="Calibri"/>
+          <w:b w:val="0"/>
+          <w:i w:val="0"/>
+          <w:color w:val="222222"/>
+          <w:sz w:val="21"/>
+        </w:rPr>
+        <w:t xml:space="preserve"> reads its size column. </w:t>
+      </w:r>
+      <w:r>
+        <w:rPr>
+          <w:rFonts w:ascii="Consolas" w:hAnsi="Consolas"/>
+          <w:b w:val="0"/>
+          <w:i w:val="0"/>
+          <w:color w:val="222222"/>
+          <w:sz w:val="19"/>
+        </w:rPr>
+        <w:t>src/neuromps/fly/embodied_stage2i.py</w:t>
+      </w:r>
+      <w:r>
+        <w:rPr>
+          <w:rFonts w:ascii="Calibri" w:hAnsi="Calibri"/>
+          <w:b w:val="0"/>
+          <w:i w:val="0"/>
+          <w:color w:val="222222"/>
+          <w:sz w:val="21"/>
+        </w:rPr>
+        <w:t xml:space="preserve"> reruns stage 2h with size = volume over the network median, fresh draws; registered in </w:t>
+      </w:r>
+      <w:r>
+        <w:rPr>
+          <w:rFonts w:ascii="Consolas" w:hAnsi="Consolas"/>
+          <w:b w:val="0"/>
+          <w:i w:val="0"/>
+          <w:color w:val="222222"/>
+          <w:sz w:val="19"/>
+        </w:rPr>
+        <w:t>preregistration/embodied_stage2i_volume_size_rule.json</w:t>
+      </w:r>
+      <w:r>
+        <w:rPr>
+          <w:rFonts w:ascii="Calibri" w:hAnsi="Calibri"/>
+          <w:b w:val="0"/>
+          <w:i w:val="0"/>
+          <w:color w:val="222222"/>
+          <w:sz w:val="21"/>
+        </w:rPr>
+        <w:t>.</w:t>
+      </w:r>
+    </w:p>
+    <w:p>
+      <w:pPr>
+        <w:spacing w:after="120"/>
+        <w:ind w:left="432" w:hanging="259"/>
+      </w:pPr>
+      <w:r>
+        <w:rPr>
+          <w:rFonts w:ascii="Calibri" w:hAnsi="Calibri"/>
+          <w:b w:val="0"/>
+          <w:i w:val="0"/>
+          <w:color w:val="222222"/>
+          <w:sz w:val="21"/>
+        </w:rPr>
+        <w:t>•</w:t>
+        <w:tab/>
+      </w:r>
+      <w:r>
+        <w:rPr>
+          <w:rFonts w:ascii="Calibri" w:hAnsi="Calibri"/>
+          <w:b/>
+          <w:i w:val="0"/>
+          <w:color w:val="156082"/>
+          <w:sz w:val="21"/>
+        </w:rPr>
+        <w:t>Effect.</w:t>
+      </w:r>
+      <w:r>
+        <w:rPr>
+          <w:rFonts w:ascii="Calibri" w:hAnsi="Calibri"/>
+          <w:b w:val="0"/>
+          <w:i w:val="0"/>
+          <w:color w:val="222222"/>
+          <w:sz w:val="21"/>
+        </w:rPr>
+        <w:t xml:space="preserve"> 6 of 7: rhythm 0.9446, gone with the circuit silenced (0.0115); promotor and remotor phase-locked (R 0.843) with remotor slightly ahead, not in antiphase; flexor-extensor alternation fails.</w:t>
+      </w:r>
+    </w:p>
+    <w:p>
+      <w:pPr>
+        <w:spacing w:after="120"/>
+        <w:ind w:left="432" w:hanging="259"/>
+      </w:pPr>
+      <w:r>
+        <w:rPr>
+          <w:rFonts w:ascii="Calibri" w:hAnsi="Calibri"/>
+          <w:b w:val="0"/>
+          <w:i w:val="0"/>
+          <w:color w:val="222222"/>
+          <w:sz w:val="21"/>
+        </w:rPr>
+        <w:t>•</w:t>
+        <w:tab/>
+      </w:r>
+      <w:r>
+        <w:rPr>
+          <w:rFonts w:ascii="Calibri" w:hAnsi="Calibri"/>
+          <w:b/>
+          <w:i w:val="0"/>
+          <w:color w:val="156082"/>
+          <w:sz w:val="21"/>
+        </w:rPr>
+        <w:t>Evidence.</w:t>
+      </w:r>
+      <w:r>
+        <w:rPr>
+          <w:rFonts w:ascii="Calibri" w:hAnsi="Calibri"/>
+          <w:b w:val="0"/>
+          <w:i w:val="0"/>
+          <w:color w:val="222222"/>
+          <w:sz w:val="21"/>
+        </w:rPr>
+        <w:t xml:space="preserve"> Roadmap §7 and figure; </w:t>
+      </w:r>
+      <w:r>
+        <w:rPr>
+          <w:rFonts w:ascii="Consolas" w:hAnsi="Consolas"/>
+          <w:b w:val="0"/>
+          <w:i w:val="0"/>
+          <w:color w:val="222222"/>
+          <w:sz w:val="19"/>
+        </w:rPr>
+        <w:t>outputs/fly/embodied_stage2i_SIMULATED.</w:t>
       </w:r>
       <w:r>
         <w:rPr>

--- a/report/POST_SUBMISSION_CHANGES.docx
+++ b/report/POST_SUBMISSION_CHANGES.docx
@@ -5031,7 +5031,7 @@
           </w:tcPr>
           <w:p>
             <w:pPr>
-              <w:keepNext w:val="0"/>
+              <w:keepNext/>
               <w:spacing w:after="0"/>
               <w:jc w:val="center"/>
             </w:pPr>
@@ -5055,7 +5055,7 @@
           </w:tcPr>
           <w:p>
             <w:pPr>
-              <w:keepNext w:val="0"/>
+              <w:keepNext/>
               <w:spacing w:after="0"/>
               <w:jc w:val="center"/>
             </w:pPr>
@@ -5079,7 +5079,7 @@
           </w:tcPr>
           <w:p>
             <w:pPr>
-              <w:keepNext w:val="0"/>
+              <w:keepNext/>
               <w:spacing w:after="0"/>
             </w:pPr>
             <w:r>
@@ -5102,7 +5102,7 @@
           </w:tcPr>
           <w:p>
             <w:pPr>
-              <w:keepNext w:val="0"/>
+              <w:keepNext/>
               <w:spacing w:after="0"/>
             </w:pPr>
             <w:r>
@@ -5125,8 +5125,140 @@
           </w:tcPr>
           <w:p>
             <w:pPr>
+              <w:keepNext/>
+              <w:spacing w:after="0"/>
+            </w:pPr>
+            <w:r>
+              <w:rPr>
+                <w:rFonts w:ascii="Consolas" w:hAnsi="Consolas"/>
+                <w:b w:val="0"/>
+                <w:i w:val="0"/>
+                <w:color w:val="222222"/>
+                <w:sz w:val="18"/>
+              </w:rPr>
+              <w:t>d03ee27</w:t>
+            </w:r>
+            <w:r>
+              <w:rPr>
+                <w:rFonts w:ascii="Calibri" w:hAnsi="Calibri"/>
+                <w:b w:val="0"/>
+                <w:i w:val="0"/>
+                <w:color w:val="222222"/>
+                <w:sz w:val="20"/>
+              </w:rPr>
+              <w:t xml:space="preserve"> … this branch</w:t>
+            </w:r>
+          </w:p>
+        </w:tc>
+      </w:tr>
+      <w:tr>
+        <w:trPr>
+          <w:cantSplit/>
+        </w:trPr>
+        <w:tc>
+          <w:tcPr>
+            <w:tcW w:type="dxa" w:w="415"/>
+            <w:shd w:val="clear" w:color="auto" w:fill="F7F9FB"/>
+            <w:vAlign w:val="center"/>
+          </w:tcPr>
+          <w:p>
+            <w:pPr>
               <w:keepNext w:val="0"/>
               <w:spacing w:after="0"/>
+              <w:jc w:val="center"/>
+            </w:pPr>
+            <w:r>
+              <w:rPr>
+                <w:rFonts w:ascii="Calibri" w:hAnsi="Calibri"/>
+                <w:b/>
+                <w:i w:val="0"/>
+                <w:color w:val="222222"/>
+                <w:sz w:val="20"/>
+              </w:rPr>
+              <w:t>38</w:t>
+            </w:r>
+          </w:p>
+        </w:tc>
+        <w:tc>
+          <w:tcPr>
+            <w:tcW w:type="dxa" w:w="1588"/>
+            <w:shd w:val="clear" w:color="auto" w:fill="F7F9FB"/>
+            <w:vAlign w:val="center"/>
+          </w:tcPr>
+          <w:p>
+            <w:pPr>
+              <w:keepNext w:val="0"/>
+              <w:spacing w:after="0"/>
+              <w:jc w:val="center"/>
+            </w:pPr>
+            <w:r>
+              <w:rPr>
+                <w:rFonts w:ascii="Calibri" w:hAnsi="Calibri"/>
+                <w:b w:val="0"/>
+                <w:i w:val="0"/>
+                <w:color w:val="222222"/>
+                <w:sz w:val="20"/>
+              </w:rPr>
+              <w:t>2026-10-25</w:t>
+            </w:r>
+          </w:p>
+        </w:tc>
+        <w:tc>
+          <w:tcPr>
+            <w:tcW w:type="dxa" w:w="2210"/>
+            <w:shd w:val="clear" w:color="auto" w:fill="F7F9FB"/>
+            <w:vAlign w:val="center"/>
+          </w:tcPr>
+          <w:p>
+            <w:pPr>
+              <w:keepNext w:val="0"/>
+              <w:spacing w:after="0"/>
+            </w:pPr>
+            <w:r>
+              <w:rPr>
+                <w:rFonts w:ascii="Calibri" w:hAnsi="Calibri"/>
+                <w:b w:val="0"/>
+                <w:i w:val="0"/>
+                <w:color w:val="222222"/>
+                <w:sz w:val="20"/>
+              </w:rPr>
+              <w:t>Embodied stage 2j: shuffled volumes and a whole-cord normalization</w:t>
+            </w:r>
+          </w:p>
+        </w:tc>
+        <w:tc>
+          <w:tcPr>
+            <w:tcW w:type="dxa" w:w="3065"/>
+            <w:shd w:val="clear" w:color="auto" w:fill="F7F9FB"/>
+            <w:vAlign w:val="center"/>
+          </w:tcPr>
+          <w:p>
+            <w:pPr>
+              <w:keepNext w:val="0"/>
+              <w:spacing w:after="0"/>
+            </w:pPr>
+            <w:r>
+              <w:rPr>
+                <w:rFonts w:ascii="Calibri" w:hAnsi="Calibri"/>
+                <w:b w:val="0"/>
+                <w:i w:val="0"/>
+                <w:color w:val="222222"/>
+                <w:sz w:val="20"/>
+              </w:rPr>
+              <w:t>2 of 4; shuffled volumes give no rhythm; the normalization changes nothing; the promotor-remotor offset does not replicate</w:t>
+            </w:r>
+          </w:p>
+        </w:tc>
+        <w:tc>
+          <w:tcPr>
+            <w:tcW w:type="dxa" w:w="1219"/>
+            <w:shd w:val="clear" w:color="auto" w:fill="F7F9FB"/>
+            <w:vAlign w:val="center"/>
+          </w:tcPr>
+          <w:p>
+            <w:pPr>
+              <w:keepNext w:val="0"/>
+              <w:spacing w:after="0"/>
             </w:pPr>
             <w:r>
               <w:rPr>
@@ -5136,7 +5268,7 @@
                 <w:color w:val="222222"/>
                 <w:sz w:val="18"/>
               </w:rPr>
-              <w:t>d03ee27</w:t>
+              <w:t>1d1d644</w:t>
             </w:r>
             <w:r>
               <w:rPr>
@@ -14146,6 +14278,228 @@
           <w:sz w:val="19"/>
         </w:rPr>
         <w:t>outputs/fly/embodied_stage2i_SIMULATED.</w:t>
+      </w:r>
+      <w:r>
+        <w:rPr>
+          <w:rFonts w:ascii="Calibri" w:hAnsi="Calibri"/>
+          <w:b w:val="0"/>
+          <w:i w:val="0"/>
+          <w:color w:val="222222"/>
+          <w:sz w:val="21"/>
+        </w:rPr>
+        <w:t>.</w:t>
+      </w:r>
+    </w:p>
+    <w:p>
+      <w:pPr>
+        <w:keepNext/>
+        <w:spacing w:before="240" w:after="60"/>
+      </w:pPr>
+      <w:r>
+        <w:rPr>
+          <w:rFonts w:ascii="Calibri" w:hAnsi="Calibri"/>
+          <w:b/>
+          <w:i w:val="0"/>
+          <w:color w:val="1F4E79"/>
+          <w:sz w:val="23"/>
+        </w:rPr>
+        <w:t>38. The identified neurons' volumes matter; one hopeful detail does not hold</w:t>
+      </w:r>
+    </w:p>
+    <w:p>
+      <w:pPr>
+        <w:spacing w:after="120"/>
+      </w:pPr>
+      <w:r>
+        <w:rPr>
+          <w:rFonts w:ascii="Calibri" w:hAnsi="Calibri"/>
+          <w:b/>
+          <w:i w:val="0"/>
+          <w:color w:val="156082"/>
+          <w:sz w:val="21"/>
+        </w:rPr>
+        <w:t>Slide message:</w:t>
+      </w:r>
+      <w:r>
+        <w:rPr>
+          <w:rFonts w:ascii="Calibri" w:hAnsi="Calibri"/>
+          <w:b w:val="0"/>
+          <w:i w:val="0"/>
+          <w:color w:val="222222"/>
+          <w:sz w:val="21"/>
+        </w:rPr>
+        <w:t xml:space="preserve"> </w:t>
+      </w:r>
+      <w:r>
+        <w:rPr>
+          <w:rFonts w:ascii="Calibri" w:hAnsi="Calibri"/>
+          <w:b w:val="0"/>
+          <w:i/>
+          <w:color w:val="222222"/>
+          <w:sz w:val="21"/>
+        </w:rPr>
+        <w:t>Shuffle the same volumes across neurons and the walking rhythm disappears, so it is the identified neurons' sizes that matter. The fixed coxa offset we saw once did not replicate, and we do not claim it.</w:t>
+      </w:r>
+    </w:p>
+    <w:p>
+      <w:pPr>
+        <w:spacing w:after="120"/>
+        <w:ind w:left="432" w:hanging="259"/>
+      </w:pPr>
+      <w:r>
+        <w:rPr>
+          <w:rFonts w:ascii="Calibri" w:hAnsi="Calibri"/>
+          <w:b w:val="0"/>
+          <w:i w:val="0"/>
+          <w:color w:val="222222"/>
+          <w:sz w:val="21"/>
+        </w:rPr>
+        <w:t>•</w:t>
+        <w:tab/>
+      </w:r>
+      <w:r>
+        <w:rPr>
+          <w:rFonts w:ascii="Calibri" w:hAnsi="Calibri"/>
+          <w:b/>
+          <w:i w:val="0"/>
+          <w:color w:val="156082"/>
+          <w:sz w:val="21"/>
+        </w:rPr>
+        <w:t>What changed.</w:t>
+      </w:r>
+      <w:r>
+        <w:rPr>
+          <w:rFonts w:ascii="Calibri" w:hAnsi="Calibri"/>
+          <w:b w:val="0"/>
+          <w:i w:val="0"/>
+          <w:color w:val="222222"/>
+          <w:sz w:val="21"/>
+        </w:rPr>
+        <w:t xml:space="preserve"> </w:t>
+      </w:r>
+      <w:r>
+        <w:rPr>
+          <w:rFonts w:ascii="Consolas" w:hAnsi="Consolas"/>
+          <w:b w:val="0"/>
+          <w:i w:val="0"/>
+          <w:color w:val="222222"/>
+          <w:sz w:val="19"/>
+        </w:rPr>
+        <w:t>src/neuromps/fly/embodied_stage2j.py</w:t>
+      </w:r>
+      <w:r>
+        <w:rPr>
+          <w:rFonts w:ascii="Calibri" w:hAnsi="Calibri"/>
+          <w:b w:val="0"/>
+          <w:i w:val="0"/>
+          <w:color w:val="222222"/>
+          <w:sz w:val="21"/>
+        </w:rPr>
+        <w:t xml:space="preserve"> (fresh draws, three size arms); the rate model takes a size per neuron and draw; registered in </w:t>
+      </w:r>
+      <w:r>
+        <w:rPr>
+          <w:rFonts w:ascii="Consolas" w:hAnsi="Consolas"/>
+          <w:b w:val="0"/>
+          <w:i w:val="0"/>
+          <w:color w:val="222222"/>
+          <w:sz w:val="19"/>
+        </w:rPr>
+        <w:t>preregistration/embodied_stage2j_volume_specificity.json</w:t>
+      </w:r>
+      <w:r>
+        <w:rPr>
+          <w:rFonts w:ascii="Calibri" w:hAnsi="Calibri"/>
+          <w:b w:val="0"/>
+          <w:i w:val="0"/>
+          <w:color w:val="222222"/>
+          <w:sz w:val="21"/>
+        </w:rPr>
+        <w:t>.</w:t>
+      </w:r>
+    </w:p>
+    <w:p>
+      <w:pPr>
+        <w:spacing w:after="120"/>
+        <w:ind w:left="432" w:hanging="259"/>
+      </w:pPr>
+      <w:r>
+        <w:rPr>
+          <w:rFonts w:ascii="Calibri" w:hAnsi="Calibri"/>
+          <w:b w:val="0"/>
+          <w:i w:val="0"/>
+          <w:color w:val="222222"/>
+          <w:sz w:val="21"/>
+        </w:rPr>
+        <w:t>•</w:t>
+        <w:tab/>
+      </w:r>
+      <w:r>
+        <w:rPr>
+          <w:rFonts w:ascii="Calibri" w:hAnsi="Calibri"/>
+          <w:b/>
+          <w:i w:val="0"/>
+          <w:color w:val="156082"/>
+          <w:sz w:val="21"/>
+        </w:rPr>
+        <w:t>Effect.</w:t>
+      </w:r>
+      <w:r>
+        <w:rPr>
+          <w:rFonts w:ascii="Calibri" w:hAnsi="Calibri"/>
+          <w:b w:val="0"/>
+          <w:i w:val="0"/>
+          <w:color w:val="222222"/>
+          <w:sz w:val="21"/>
+        </w:rPr>
+        <w:t xml:space="preserve"> 2 of 4. Volume rule: rhythm 0.6992 and circuit necessity replicate, the offset does not (R 0.6082). Shuffled: no rhythm (0.0021). Whole-cord median: unchanged (rhythm 0.9531).</w:t>
+      </w:r>
+    </w:p>
+    <w:p>
+      <w:pPr>
+        <w:spacing w:after="120"/>
+        <w:ind w:left="432" w:hanging="259"/>
+      </w:pPr>
+      <w:r>
+        <w:rPr>
+          <w:rFonts w:ascii="Calibri" w:hAnsi="Calibri"/>
+          <w:b w:val="0"/>
+          <w:i w:val="0"/>
+          <w:color w:val="222222"/>
+          <w:sz w:val="21"/>
+        </w:rPr>
+        <w:t>•</w:t>
+        <w:tab/>
+      </w:r>
+      <w:r>
+        <w:rPr>
+          <w:rFonts w:ascii="Calibri" w:hAnsi="Calibri"/>
+          <w:b/>
+          <w:i w:val="0"/>
+          <w:color w:val="156082"/>
+          <w:sz w:val="21"/>
+        </w:rPr>
+        <w:t>Evidence.</w:t>
+      </w:r>
+      <w:r>
+        <w:rPr>
+          <w:rFonts w:ascii="Calibri" w:hAnsi="Calibri"/>
+          <w:b w:val="0"/>
+          <w:i w:val="0"/>
+          <w:color w:val="222222"/>
+          <w:sz w:val="21"/>
+        </w:rPr>
+        <w:t xml:space="preserve"> Roadmap §7; </w:t>
+      </w:r>
+      <w:r>
+        <w:rPr>
+          <w:rFonts w:ascii="Consolas" w:hAnsi="Consolas"/>
+          <w:b w:val="0"/>
+          <w:i w:val="0"/>
+          <w:color w:val="222222"/>
+          <w:sz w:val="19"/>
+        </w:rPr>
+        <w:t>outputs/fly/embodied_stage2j_SIMULATED.</w:t>
       </w:r>
       <w:r>
         <w:rPr>

--- a/report/POST_SUBMISSION_CHANGES.docx
+++ b/report/POST_SUBMISSION_CHANGES.docx
@@ -5163,7 +5163,7 @@
           </w:tcPr>
           <w:p>
             <w:pPr>
-              <w:keepNext w:val="0"/>
+              <w:keepNext/>
               <w:spacing w:after="0"/>
               <w:jc w:val="center"/>
             </w:pPr>
@@ -5187,7 +5187,7 @@
           </w:tcPr>
           <w:p>
             <w:pPr>
-              <w:keepNext w:val="0"/>
+              <w:keepNext/>
               <w:spacing w:after="0"/>
               <w:jc w:val="center"/>
             </w:pPr>
@@ -5211,7 +5211,7 @@
           </w:tcPr>
           <w:p>
             <w:pPr>
-              <w:keepNext w:val="0"/>
+              <w:keepNext/>
               <w:spacing w:after="0"/>
             </w:pPr>
             <w:r>
@@ -5234,7 +5234,7 @@
           </w:tcPr>
           <w:p>
             <w:pPr>
-              <w:keepNext w:val="0"/>
+              <w:keepNext/>
               <w:spacing w:after="0"/>
             </w:pPr>
             <w:r>
@@ -5257,8 +5257,140 @@
           </w:tcPr>
           <w:p>
             <w:pPr>
+              <w:keepNext/>
+              <w:spacing w:after="0"/>
+            </w:pPr>
+            <w:r>
+              <w:rPr>
+                <w:rFonts w:ascii="Consolas" w:hAnsi="Consolas"/>
+                <w:b w:val="0"/>
+                <w:i w:val="0"/>
+                <w:color w:val="222222"/>
+                <w:sz w:val="18"/>
+              </w:rPr>
+              <w:t>1d1d644</w:t>
+            </w:r>
+            <w:r>
+              <w:rPr>
+                <w:rFonts w:ascii="Calibri" w:hAnsi="Calibri"/>
+                <w:b w:val="0"/>
+                <w:i w:val="0"/>
+                <w:color w:val="222222"/>
+                <w:sz w:val="20"/>
+              </w:rPr>
+              <w:t xml:space="preserve"> … this branch</w:t>
+            </w:r>
+          </w:p>
+        </w:tc>
+      </w:tr>
+      <w:tr>
+        <w:trPr>
+          <w:cantSplit/>
+        </w:trPr>
+        <w:tc>
+          <w:tcPr>
+            <w:tcW w:type="dxa" w:w="415"/>
+            <w:shd w:val="clear" w:color="auto" w:fill="FFFFFF"/>
+            <w:vAlign w:val="center"/>
+          </w:tcPr>
+          <w:p>
+            <w:pPr>
               <w:keepNext w:val="0"/>
               <w:spacing w:after="0"/>
+              <w:jc w:val="center"/>
+            </w:pPr>
+            <w:r>
+              <w:rPr>
+                <w:rFonts w:ascii="Calibri" w:hAnsi="Calibri"/>
+                <w:b/>
+                <w:i w:val="0"/>
+                <w:color w:val="222222"/>
+                <w:sz w:val="20"/>
+              </w:rPr>
+              <w:t>39</w:t>
+            </w:r>
+          </w:p>
+        </w:tc>
+        <w:tc>
+          <w:tcPr>
+            <w:tcW w:type="dxa" w:w="1588"/>
+            <w:shd w:val="clear" w:color="auto" w:fill="FFFFFF"/>
+            <w:vAlign w:val="center"/>
+          </w:tcPr>
+          <w:p>
+            <w:pPr>
+              <w:keepNext w:val="0"/>
+              <w:spacing w:after="0"/>
+              <w:jc w:val="center"/>
+            </w:pPr>
+            <w:r>
+              <w:rPr>
+                <w:rFonts w:ascii="Calibri" w:hAnsi="Calibri"/>
+                <w:b w:val="0"/>
+                <w:i w:val="0"/>
+                <w:color w:val="222222"/>
+                <w:sz w:val="20"/>
+              </w:rPr>
+              <w:t>2026-10-25</w:t>
+            </w:r>
+          </w:p>
+        </w:tc>
+        <w:tc>
+          <w:tcPr>
+            <w:tcW w:type="dxa" w:w="2210"/>
+            <w:shd w:val="clear" w:color="auto" w:fill="FFFFFF"/>
+            <w:vAlign w:val="center"/>
+          </w:tcPr>
+          <w:p>
+            <w:pPr>
+              <w:keepNext w:val="0"/>
+              <w:spacing w:after="0"/>
+            </w:pPr>
+            <w:r>
+              <w:rPr>
+                <w:rFonts w:ascii="Calibri" w:hAnsi="Calibri"/>
+                <w:b w:val="0"/>
+                <w:i w:val="0"/>
+                <w:color w:val="222222"/>
+                <w:sz w:val="20"/>
+              </w:rPr>
+              <w:t>Embodied stage 4d: the walking rhythm as a drug readout</w:t>
+            </w:r>
+          </w:p>
+        </w:tc>
+        <w:tc>
+          <w:tcPr>
+            <w:tcW w:type="dxa" w:w="3065"/>
+            <w:shd w:val="clear" w:color="auto" w:fill="FFFFFF"/>
+            <w:vAlign w:val="center"/>
+          </w:tcPr>
+          <w:p>
+            <w:pPr>
+              <w:keepNext w:val="0"/>
+              <w:spacing w:after="0"/>
+            </w:pPr>
+            <w:r>
+              <w:rPr>
+                <w:rFonts w:ascii="Calibri" w:hAnsi="Calibri"/>
+                <w:b w:val="0"/>
+                <w:i w:val="0"/>
+                <w:color w:val="222222"/>
+                <w:sz w:val="20"/>
+              </w:rPr>
+              <w:t>2 of 4; acetylcholine block is the first chip-first case; GABA-A potentiation spares walking; the four-movement index stays chip-late</w:t>
+            </w:r>
+          </w:p>
+        </w:tc>
+        <w:tc>
+          <w:tcPr>
+            <w:tcW w:type="dxa" w:w="1219"/>
+            <w:shd w:val="clear" w:color="auto" w:fill="FFFFFF"/>
+            <w:vAlign w:val="center"/>
+          </w:tcPr>
+          <w:p>
+            <w:pPr>
+              <w:keepNext w:val="0"/>
+              <w:spacing w:after="0"/>
             </w:pPr>
             <w:r>
               <w:rPr>
@@ -5268,7 +5400,7 @@
                 <w:color w:val="222222"/>
                 <w:sz w:val="18"/>
               </w:rPr>
-              <w:t>1d1d644</w:t>
+              <w:t>73ffde6</w:t>
             </w:r>
             <w:r>
               <w:rPr>
@@ -14500,6 +14632,248 @@
           <w:sz w:val="19"/>
         </w:rPr>
         <w:t>outputs/fly/embodied_stage2j_SIMULATED.</w:t>
+      </w:r>
+      <w:r>
+        <w:rPr>
+          <w:rFonts w:ascii="Calibri" w:hAnsi="Calibri"/>
+          <w:b w:val="0"/>
+          <w:i w:val="0"/>
+          <w:color w:val="222222"/>
+          <w:sz w:val="21"/>
+        </w:rPr>
+        <w:t>.</w:t>
+      </w:r>
+    </w:p>
+    <w:p>
+      <w:pPr>
+        <w:keepNext/>
+        <w:spacing w:before="240" w:after="60"/>
+      </w:pPr>
+      <w:r>
+        <w:rPr>
+          <w:rFonts w:ascii="Calibri" w:hAnsi="Calibri"/>
+          <w:b/>
+          <w:i w:val="0"/>
+          <w:color w:val="1F4E79"/>
+          <w:sz w:val="23"/>
+        </w:rPr>
+        <w:t>39. Read through walking, one drug is caught in time</w:t>
+      </w:r>
+    </w:p>
+    <w:p>
+      <w:pPr>
+        <w:spacing w:after="120"/>
+      </w:pPr>
+      <w:r>
+        <w:rPr>
+          <w:rFonts w:ascii="Calibri" w:hAnsi="Calibri"/>
+          <w:b/>
+          <w:i w:val="0"/>
+          <w:color w:val="156082"/>
+          <w:sz w:val="21"/>
+        </w:rPr>
+        <w:t>Slide message:</w:t>
+      </w:r>
+      <w:r>
+        <w:rPr>
+          <w:rFonts w:ascii="Calibri" w:hAnsi="Calibri"/>
+          <w:b w:val="0"/>
+          <w:i w:val="0"/>
+          <w:color w:val="222222"/>
+          <w:sz w:val="21"/>
+        </w:rPr>
+        <w:t xml:space="preserve"> </w:t>
+      </w:r>
+      <w:r>
+        <w:rPr>
+          <w:rFonts w:ascii="Calibri" w:hAnsi="Calibri"/>
+          <w:b w:val="0"/>
+          <w:i/>
+          <w:color w:val="222222"/>
+          <w:sz w:val="21"/>
+        </w:rPr>
+        <w:t>With a walking rhythm as the behaviour, the chip still flags most drugs late, but acetylcholine block is caught before walking fails: which behaviour a chip stands in for decides which drugs it catches in time.</w:t>
+      </w:r>
+    </w:p>
+    <w:p>
+      <w:pPr>
+        <w:spacing w:after="120"/>
+        <w:ind w:left="432" w:hanging="259"/>
+      </w:pPr>
+      <w:r>
+        <w:rPr>
+          <w:rFonts w:ascii="Calibri" w:hAnsi="Calibri"/>
+          <w:b w:val="0"/>
+          <w:i w:val="0"/>
+          <w:color w:val="222222"/>
+          <w:sz w:val="21"/>
+        </w:rPr>
+        <w:t>•</w:t>
+        <w:tab/>
+      </w:r>
+      <w:r>
+        <w:rPr>
+          <w:rFonts w:ascii="Calibri" w:hAnsi="Calibri"/>
+          <w:b/>
+          <w:i w:val="0"/>
+          <w:color w:val="156082"/>
+          <w:sz w:val="21"/>
+        </w:rPr>
+        <w:t>What changed.</w:t>
+      </w:r>
+      <w:r>
+        <w:rPr>
+          <w:rFonts w:ascii="Calibri" w:hAnsi="Calibri"/>
+          <w:b w:val="0"/>
+          <w:i w:val="0"/>
+          <w:color w:val="222222"/>
+          <w:sz w:val="21"/>
+        </w:rPr>
+        <w:t xml:space="preserve"> </w:t>
+      </w:r>
+      <w:r>
+        <w:rPr>
+          <w:rFonts w:ascii="Consolas" w:hAnsi="Consolas"/>
+          <w:b w:val="0"/>
+          <w:i w:val="0"/>
+          <w:color w:val="222222"/>
+          <w:sz w:val="19"/>
+        </w:rPr>
+        <w:t>src/neuromps/fly/embodied_stage4d.py</w:t>
+      </w:r>
+      <w:r>
+        <w:rPr>
+          <w:rFonts w:ascii="Calibri" w:hAnsi="Calibri"/>
+          <w:b w:val="0"/>
+          <w:i w:val="0"/>
+          <w:color w:val="222222"/>
+          <w:sz w:val="21"/>
+        </w:rPr>
+        <w:t>: the drug knobs on stage 2i's walking network (</w:t>
+      </w:r>
+      <w:r>
+        <w:rPr>
+          <w:rFonts w:ascii="Consolas" w:hAnsi="Consolas"/>
+          <w:b w:val="0"/>
+          <w:i w:val="0"/>
+          <w:color w:val="222222"/>
+          <w:sz w:val="19"/>
+        </w:rPr>
+        <w:t>rate_model.weights</w:t>
+      </w:r>
+      <w:r>
+        <w:rPr>
+          <w:rFonts w:ascii="Calibri" w:hAnsi="Calibri"/>
+          <w:b w:val="0"/>
+          <w:i w:val="0"/>
+          <w:color w:val="222222"/>
+          <w:sz w:val="21"/>
+        </w:rPr>
+        <w:t xml:space="preserve"> takes per-class scales); registered in </w:t>
+      </w:r>
+      <w:r>
+        <w:rPr>
+          <w:rFonts w:ascii="Consolas" w:hAnsi="Consolas"/>
+          <w:b w:val="0"/>
+          <w:i w:val="0"/>
+          <w:color w:val="222222"/>
+          <w:sz w:val="19"/>
+        </w:rPr>
+        <w:t>preregistration/embodied_stage4d_walking_readout.json</w:t>
+      </w:r>
+      <w:r>
+        <w:rPr>
+          <w:rFonts w:ascii="Calibri" w:hAnsi="Calibri"/>
+          <w:b w:val="0"/>
+          <w:i w:val="0"/>
+          <w:color w:val="222222"/>
+          <w:sz w:val="21"/>
+        </w:rPr>
+        <w:t>.</w:t>
+      </w:r>
+    </w:p>
+    <w:p>
+      <w:pPr>
+        <w:spacing w:after="120"/>
+        <w:ind w:left="432" w:hanging="259"/>
+      </w:pPr>
+      <w:r>
+        <w:rPr>
+          <w:rFonts w:ascii="Calibri" w:hAnsi="Calibri"/>
+          <w:b w:val="0"/>
+          <w:i w:val="0"/>
+          <w:color w:val="222222"/>
+          <w:sz w:val="21"/>
+        </w:rPr>
+        <w:t>•</w:t>
+        <w:tab/>
+      </w:r>
+      <w:r>
+        <w:rPr>
+          <w:rFonts w:ascii="Calibri" w:hAnsi="Calibri"/>
+          <w:b/>
+          <w:i w:val="0"/>
+          <w:color w:val="156082"/>
+          <w:sz w:val="21"/>
+        </w:rPr>
+        <w:t>Effect.</w:t>
+      </w:r>
+      <w:r>
+        <w:rPr>
+          <w:rFonts w:ascii="Calibri" w:hAnsi="Calibri"/>
+          <w:b w:val="0"/>
+          <w:i w:val="0"/>
+          <w:color w:val="222222"/>
+          <w:sz w:val="21"/>
+        </w:rPr>
+        <w:t xml:space="preserve"> 2 of 4. GABA-A block breaks walking at 0.2; acetylcholine block: chip 0.4, walking 0.6; GABA-A potentiation spares walking; with walking as a fourth movement the chip is late in every family.</w:t>
+      </w:r>
+    </w:p>
+    <w:p>
+      <w:pPr>
+        <w:spacing w:after="120"/>
+        <w:ind w:left="432" w:hanging="259"/>
+      </w:pPr>
+      <w:r>
+        <w:rPr>
+          <w:rFonts w:ascii="Calibri" w:hAnsi="Calibri"/>
+          <w:b w:val="0"/>
+          <w:i w:val="0"/>
+          <w:color w:val="222222"/>
+          <w:sz w:val="21"/>
+        </w:rPr>
+        <w:t>•</w:t>
+        <w:tab/>
+      </w:r>
+      <w:r>
+        <w:rPr>
+          <w:rFonts w:ascii="Calibri" w:hAnsi="Calibri"/>
+          <w:b/>
+          <w:i w:val="0"/>
+          <w:color w:val="156082"/>
+          <w:sz w:val="21"/>
+        </w:rPr>
+        <w:t>Evidence.</w:t>
+      </w:r>
+      <w:r>
+        <w:rPr>
+          <w:rFonts w:ascii="Calibri" w:hAnsi="Calibri"/>
+          <w:b w:val="0"/>
+          <w:i w:val="0"/>
+          <w:color w:val="222222"/>
+          <w:sz w:val="21"/>
+        </w:rPr>
+        <w:t xml:space="preserve"> Roadmap §7; </w:t>
+      </w:r>
+      <w:r>
+        <w:rPr>
+          <w:rFonts w:ascii="Consolas" w:hAnsi="Consolas"/>
+          <w:b w:val="0"/>
+          <w:i w:val="0"/>
+          <w:color w:val="222222"/>
+          <w:sz w:val="19"/>
+        </w:rPr>
+        <w:t>outputs/fly/embodied_stage4d_SIMULATED.</w:t>
       </w:r>
       <w:r>
         <w:rPr>

--- a/report/POST_SUBMISSION_CHANGES.docx
+++ b/report/POST_SUBMISSION_CHANGES.docx
@@ -5295,7 +5295,7 @@
           </w:tcPr>
           <w:p>
             <w:pPr>
-              <w:keepNext w:val="0"/>
+              <w:keepNext/>
               <w:spacing w:after="0"/>
               <w:jc w:val="center"/>
             </w:pPr>
@@ -5319,7 +5319,7 @@
           </w:tcPr>
           <w:p>
             <w:pPr>
-              <w:keepNext w:val="0"/>
+              <w:keepNext/>
               <w:spacing w:after="0"/>
               <w:jc w:val="center"/>
             </w:pPr>
@@ -5343,7 +5343,7 @@
           </w:tcPr>
           <w:p>
             <w:pPr>
-              <w:keepNext w:val="0"/>
+              <w:keepNext/>
               <w:spacing w:after="0"/>
             </w:pPr>
             <w:r>
@@ -5366,7 +5366,7 @@
           </w:tcPr>
           <w:p>
             <w:pPr>
-              <w:keepNext w:val="0"/>
+              <w:keepNext/>
               <w:spacing w:after="0"/>
             </w:pPr>
             <w:r>
@@ -5389,8 +5389,140 @@
           </w:tcPr>
           <w:p>
             <w:pPr>
+              <w:keepNext/>
+              <w:spacing w:after="0"/>
+            </w:pPr>
+            <w:r>
+              <w:rPr>
+                <w:rFonts w:ascii="Consolas" w:hAnsi="Consolas"/>
+                <w:b w:val="0"/>
+                <w:i w:val="0"/>
+                <w:color w:val="222222"/>
+                <w:sz w:val="18"/>
+              </w:rPr>
+              <w:t>73ffde6</w:t>
+            </w:r>
+            <w:r>
+              <w:rPr>
+                <w:rFonts w:ascii="Calibri" w:hAnsi="Calibri"/>
+                <w:b w:val="0"/>
+                <w:i w:val="0"/>
+                <w:color w:val="222222"/>
+                <w:sz w:val="20"/>
+              </w:rPr>
+              <w:t xml:space="preserve"> … this branch</w:t>
+            </w:r>
+          </w:p>
+        </w:tc>
+      </w:tr>
+      <w:tr>
+        <w:trPr>
+          <w:cantSplit/>
+        </w:trPr>
+        <w:tc>
+          <w:tcPr>
+            <w:tcW w:type="dxa" w:w="415"/>
+            <w:shd w:val="clear" w:color="auto" w:fill="F7F9FB"/>
+            <w:vAlign w:val="center"/>
+          </w:tcPr>
+          <w:p>
+            <w:pPr>
               <w:keepNext w:val="0"/>
               <w:spacing w:after="0"/>
+              <w:jc w:val="center"/>
+            </w:pPr>
+            <w:r>
+              <w:rPr>
+                <w:rFonts w:ascii="Calibri" w:hAnsi="Calibri"/>
+                <w:b/>
+                <w:i w:val="0"/>
+                <w:color w:val="222222"/>
+                <w:sz w:val="20"/>
+              </w:rPr>
+              <w:t>40</w:t>
+            </w:r>
+          </w:p>
+        </w:tc>
+        <w:tc>
+          <w:tcPr>
+            <w:tcW w:type="dxa" w:w="1588"/>
+            <w:shd w:val="clear" w:color="auto" w:fill="F7F9FB"/>
+            <w:vAlign w:val="center"/>
+          </w:tcPr>
+          <w:p>
+            <w:pPr>
+              <w:keepNext w:val="0"/>
+              <w:spacing w:after="0"/>
+              <w:jc w:val="center"/>
+            </w:pPr>
+            <w:r>
+              <w:rPr>
+                <w:rFonts w:ascii="Calibri" w:hAnsi="Calibri"/>
+                <w:b w:val="0"/>
+                <w:i w:val="0"/>
+                <w:color w:val="222222"/>
+                <w:sz w:val="20"/>
+              </w:rPr>
+              <w:t>2026-10-25</w:t>
+            </w:r>
+          </w:p>
+        </w:tc>
+        <w:tc>
+          <w:tcPr>
+            <w:tcW w:type="dxa" w:w="2210"/>
+            <w:shd w:val="clear" w:color="auto" w:fill="F7F9FB"/>
+            <w:vAlign w:val="center"/>
+          </w:tcPr>
+          <w:p>
+            <w:pPr>
+              <w:keepNext w:val="0"/>
+              <w:spacing w:after="0"/>
+            </w:pPr>
+            <w:r>
+              <w:rPr>
+                <w:rFonts w:ascii="Calibri" w:hAnsi="Calibri"/>
+                <w:b w:val="0"/>
+                <w:i w:val="0"/>
+                <w:color w:val="222222"/>
+                <w:sz w:val="20"/>
+              </w:rPr>
+              <w:t>Embodied stage 4e: the walking readout as a fraction of rhythmic draws</w:t>
+            </w:r>
+          </w:p>
+        </w:tc>
+        <w:tc>
+          <w:tcPr>
+            <w:tcW w:type="dxa" w:w="3065"/>
+            <w:shd w:val="clear" w:color="auto" w:fill="F7F9FB"/>
+            <w:vAlign w:val="center"/>
+          </w:tcPr>
+          <w:p>
+            <w:pPr>
+              <w:keepNext w:val="0"/>
+              <w:spacing w:after="0"/>
+            </w:pPr>
+            <w:r>
+              <w:rPr>
+                <w:rFonts w:ascii="Calibri" w:hAnsi="Calibri"/>
+                <w:b w:val="0"/>
+                <w:i w:val="0"/>
+                <w:color w:val="222222"/>
+                <w:sz w:val="20"/>
+              </w:rPr>
+              <w:t>2 of 4; GABA-A and GluCl block break walking first again; the acetylcholine exception depends on the readout and is withdrawn</w:t>
+            </w:r>
+          </w:p>
+        </w:tc>
+        <w:tc>
+          <w:tcPr>
+            <w:tcW w:type="dxa" w:w="1219"/>
+            <w:shd w:val="clear" w:color="auto" w:fill="F7F9FB"/>
+            <w:vAlign w:val="center"/>
+          </w:tcPr>
+          <w:p>
+            <w:pPr>
+              <w:keepNext w:val="0"/>
+              <w:spacing w:after="0"/>
             </w:pPr>
             <w:r>
               <w:rPr>
@@ -5400,7 +5532,7 @@
                 <w:color w:val="222222"/>
                 <w:sz w:val="18"/>
               </w:rPr>
-              <w:t>73ffde6</w:t>
+              <w:t>180476f</w:t>
             </w:r>
             <w:r>
               <w:rPr>
@@ -14874,6 +15006,248 @@
           <w:sz w:val="19"/>
         </w:rPr>
         <w:t>outputs/fly/embodied_stage4d_SIMULATED.</w:t>
+      </w:r>
+      <w:r>
+        <w:rPr>
+          <w:rFonts w:ascii="Calibri" w:hAnsi="Calibri"/>
+          <w:b w:val="0"/>
+          <w:i w:val="0"/>
+          <w:color w:val="222222"/>
+          <w:sz w:val="21"/>
+        </w:rPr>
+        <w:t>.</w:t>
+      </w:r>
+    </w:p>
+    <w:p>
+      <w:pPr>
+        <w:keepNext/>
+        <w:spacing w:before="240" w:after="60"/>
+      </w:pPr>
+      <w:r>
+        <w:rPr>
+          <w:rFonts w:ascii="Calibri" w:hAnsi="Calibri"/>
+          <w:b/>
+          <w:i w:val="0"/>
+          <w:color w:val="1F4E79"/>
+          <w:sz w:val="23"/>
+        </w:rPr>
+        <w:t>40. The exception we put in the abstract did not survive its retest</w:t>
+      </w:r>
+    </w:p>
+    <w:p>
+      <w:pPr>
+        <w:spacing w:after="120"/>
+      </w:pPr>
+      <w:r>
+        <w:rPr>
+          <w:rFonts w:ascii="Calibri" w:hAnsi="Calibri"/>
+          <w:b/>
+          <w:i w:val="0"/>
+          <w:color w:val="156082"/>
+          <w:sz w:val="21"/>
+        </w:rPr>
+        <w:t>Slide message:</w:t>
+      </w:r>
+      <w:r>
+        <w:rPr>
+          <w:rFonts w:ascii="Calibri" w:hAnsi="Calibri"/>
+          <w:b w:val="0"/>
+          <w:i w:val="0"/>
+          <w:color w:val="222222"/>
+          <w:sz w:val="21"/>
+        </w:rPr>
+        <w:t xml:space="preserve"> </w:t>
+      </w:r>
+      <w:r>
+        <w:rPr>
+          <w:rFonts w:ascii="Calibri" w:hAnsi="Calibri"/>
+          <w:b w:val="0"/>
+          <w:i/>
+          <w:color w:val="222222"/>
+          <w:sz w:val="21"/>
+        </w:rPr>
+        <w:t>We retested our one chip-first case with a readout that fits the data, and it went away: mild acetylcholine block makes the walking rhythm more reliable, and that counts as a change before the chip flags. We took it out of the abstract.</w:t>
+      </w:r>
+    </w:p>
+    <w:p>
+      <w:pPr>
+        <w:spacing w:after="120"/>
+        <w:ind w:left="432" w:hanging="259"/>
+      </w:pPr>
+      <w:r>
+        <w:rPr>
+          <w:rFonts w:ascii="Calibri" w:hAnsi="Calibri"/>
+          <w:b w:val="0"/>
+          <w:i w:val="0"/>
+          <w:color w:val="222222"/>
+          <w:sz w:val="21"/>
+        </w:rPr>
+        <w:t>•</w:t>
+        <w:tab/>
+      </w:r>
+      <w:r>
+        <w:rPr>
+          <w:rFonts w:ascii="Calibri" w:hAnsi="Calibri"/>
+          <w:b/>
+          <w:i w:val="0"/>
+          <w:color w:val="156082"/>
+          <w:sz w:val="21"/>
+        </w:rPr>
+        <w:t>What changed.</w:t>
+      </w:r>
+      <w:r>
+        <w:rPr>
+          <w:rFonts w:ascii="Calibri" w:hAnsi="Calibri"/>
+          <w:b w:val="0"/>
+          <w:i w:val="0"/>
+          <w:color w:val="222222"/>
+          <w:sz w:val="21"/>
+        </w:rPr>
+        <w:t xml:space="preserve"> </w:t>
+      </w:r>
+      <w:r>
+        <w:rPr>
+          <w:rFonts w:ascii="Consolas" w:hAnsi="Consolas"/>
+          <w:b w:val="0"/>
+          <w:i w:val="0"/>
+          <w:color w:val="222222"/>
+          <w:sz w:val="19"/>
+        </w:rPr>
+        <w:t>src/neuromps/fly/embodied_stage4e.py</w:t>
+      </w:r>
+      <w:r>
+        <w:rPr>
+          <w:rFonts w:ascii="Calibri" w:hAnsi="Calibri"/>
+          <w:b w:val="0"/>
+          <w:i w:val="0"/>
+          <w:color w:val="222222"/>
+          <w:sz w:val="21"/>
+        </w:rPr>
+        <w:t xml:space="preserve"> (stage 4d's run loop, now </w:t>
+      </w:r>
+      <w:r>
+        <w:rPr>
+          <w:rFonts w:ascii="Consolas" w:hAnsi="Consolas"/>
+          <w:b w:val="0"/>
+          <w:i w:val="0"/>
+          <w:color w:val="222222"/>
+          <w:sz w:val="19"/>
+        </w:rPr>
+        <w:t>embodied_stage4d.run_trials</w:t>
+      </w:r>
+      <w:r>
+        <w:rPr>
+          <w:rFonts w:ascii="Calibri" w:hAnsi="Calibri"/>
+          <w:b w:val="0"/>
+          <w:i w:val="0"/>
+          <w:color w:val="222222"/>
+          <w:sz w:val="21"/>
+        </w:rPr>
+        <w:t xml:space="preserve">, on fresh draws, walking scored by the fraction of rhythmic draws); registered in </w:t>
+      </w:r>
+      <w:r>
+        <w:rPr>
+          <w:rFonts w:ascii="Consolas" w:hAnsi="Consolas"/>
+          <w:b w:val="0"/>
+          <w:i w:val="0"/>
+          <w:color w:val="222222"/>
+          <w:sz w:val="19"/>
+        </w:rPr>
+        <w:t>preregistration/embodied_stage4e_walking_fraction.json</w:t>
+      </w:r>
+      <w:r>
+        <w:rPr>
+          <w:rFonts w:ascii="Calibri" w:hAnsi="Calibri"/>
+          <w:b w:val="0"/>
+          <w:i w:val="0"/>
+          <w:color w:val="222222"/>
+          <w:sz w:val="21"/>
+        </w:rPr>
+        <w:t>. The paper abstract and discussion, the technical report, the README and the slides no longer claim the exception.</w:t>
+      </w:r>
+    </w:p>
+    <w:p>
+      <w:pPr>
+        <w:spacing w:after="120"/>
+        <w:ind w:left="432" w:hanging="259"/>
+      </w:pPr>
+      <w:r>
+        <w:rPr>
+          <w:rFonts w:ascii="Calibri" w:hAnsi="Calibri"/>
+          <w:b w:val="0"/>
+          <w:i w:val="0"/>
+          <w:color w:val="222222"/>
+          <w:sz w:val="21"/>
+        </w:rPr>
+        <w:t>•</w:t>
+        <w:tab/>
+      </w:r>
+      <w:r>
+        <w:rPr>
+          <w:rFonts w:ascii="Calibri" w:hAnsi="Calibri"/>
+          <w:b/>
+          <w:i w:val="0"/>
+          <w:color w:val="156082"/>
+          <w:sz w:val="21"/>
+        </w:rPr>
+        <w:t>Effect.</w:t>
+      </w:r>
+      <w:r>
+        <w:rPr>
+          <w:rFonts w:ascii="Calibri" w:hAnsi="Calibri"/>
+          <w:b w:val="0"/>
+          <w:i w:val="0"/>
+          <w:color w:val="222222"/>
+          <w:sz w:val="21"/>
+        </w:rPr>
+        <w:t xml:space="preserve"> 2 of 4. GABA-A and GluCl block break walking before the chip (E2). Acetylcholine block changes walking at 0.2, before the chip's 0.4 (E1 fails); by stage 4d's median readout it is chip-first again on these draws.</w:t>
+      </w:r>
+    </w:p>
+    <w:p>
+      <w:pPr>
+        <w:spacing w:after="120"/>
+        <w:ind w:left="432" w:hanging="259"/>
+      </w:pPr>
+      <w:r>
+        <w:rPr>
+          <w:rFonts w:ascii="Calibri" w:hAnsi="Calibri"/>
+          <w:b w:val="0"/>
+          <w:i w:val="0"/>
+          <w:color w:val="222222"/>
+          <w:sz w:val="21"/>
+        </w:rPr>
+        <w:t>•</w:t>
+        <w:tab/>
+      </w:r>
+      <w:r>
+        <w:rPr>
+          <w:rFonts w:ascii="Calibri" w:hAnsi="Calibri"/>
+          <w:b/>
+          <w:i w:val="0"/>
+          <w:color w:val="156082"/>
+          <w:sz w:val="21"/>
+        </w:rPr>
+        <w:t>Evidence.</w:t>
+      </w:r>
+      <w:r>
+        <w:rPr>
+          <w:rFonts w:ascii="Calibri" w:hAnsi="Calibri"/>
+          <w:b w:val="0"/>
+          <w:i w:val="0"/>
+          <w:color w:val="222222"/>
+          <w:sz w:val="21"/>
+        </w:rPr>
+        <w:t xml:space="preserve"> Roadmap §7; </w:t>
+      </w:r>
+      <w:r>
+        <w:rPr>
+          <w:rFonts w:ascii="Consolas" w:hAnsi="Consolas"/>
+          <w:b w:val="0"/>
+          <w:i w:val="0"/>
+          <w:color w:val="222222"/>
+          <w:sz w:val="19"/>
+        </w:rPr>
+        <w:t>outputs/fly/embodied_stage4e_SIMULATED.</w:t>
       </w:r>
       <w:r>
         <w:rPr>

--- a/report/POST_SUBMISSION_CHANGES.docx
+++ b/report/POST_SUBMISSION_CHANGES.docx
@@ -5427,7 +5427,7 @@
           </w:tcPr>
           <w:p>
             <w:pPr>
-              <w:keepNext w:val="0"/>
+              <w:keepNext/>
               <w:spacing w:after="0"/>
               <w:jc w:val="center"/>
             </w:pPr>
@@ -5451,7 +5451,7 @@
           </w:tcPr>
           <w:p>
             <w:pPr>
-              <w:keepNext w:val="0"/>
+              <w:keepNext/>
               <w:spacing w:after="0"/>
               <w:jc w:val="center"/>
             </w:pPr>
@@ -5475,7 +5475,7 @@
           </w:tcPr>
           <w:p>
             <w:pPr>
-              <w:keepNext w:val="0"/>
+              <w:keepNext/>
               <w:spacing w:after="0"/>
             </w:pPr>
             <w:r>
@@ -5498,7 +5498,7 @@
           </w:tcPr>
           <w:p>
             <w:pPr>
-              <w:keepNext w:val="0"/>
+              <w:keepNext/>
               <w:spacing w:after="0"/>
             </w:pPr>
             <w:r>
@@ -5521,28 +5521,150 @@
           </w:tcPr>
           <w:p>
             <w:pPr>
+              <w:keepNext/>
+              <w:spacing w:after="0"/>
+            </w:pPr>
+            <w:r>
+              <w:rPr>
+                <w:rFonts w:ascii="Consolas" w:hAnsi="Consolas"/>
+                <w:b w:val="0"/>
+                <w:i w:val="0"/>
+                <w:color w:val="222222"/>
+                <w:sz w:val="18"/>
+              </w:rPr>
+              <w:t>180476f</w:t>
+            </w:r>
+            <w:r>
+              <w:rPr>
+                <w:rFonts w:ascii="Calibri" w:hAnsi="Calibri"/>
+                <w:b w:val="0"/>
+                <w:i w:val="0"/>
+                <w:color w:val="222222"/>
+                <w:sz w:val="20"/>
+              </w:rPr>
+              <w:t xml:space="preserve"> … this branch</w:t>
+            </w:r>
+          </w:p>
+        </w:tc>
+      </w:tr>
+      <w:tr>
+        <w:trPr>
+          <w:cantSplit/>
+        </w:trPr>
+        <w:tc>
+          <w:tcPr>
+            <w:tcW w:type="dxa" w:w="415"/>
+            <w:shd w:val="clear" w:color="auto" w:fill="FFFFFF"/>
+            <w:vAlign w:val="center"/>
+          </w:tcPr>
+          <w:p>
+            <w:pPr>
               <w:keepNext w:val="0"/>
               <w:spacing w:after="0"/>
-            </w:pPr>
-            <w:r>
-              <w:rPr>
-                <w:rFonts w:ascii="Consolas" w:hAnsi="Consolas"/>
-                <w:b w:val="0"/>
-                <w:i w:val="0"/>
-                <w:color w:val="222222"/>
-                <w:sz w:val="18"/>
-              </w:rPr>
-              <w:t>180476f</w:t>
-            </w:r>
-            <w:r>
-              <w:rPr>
-                <w:rFonts w:ascii="Calibri" w:hAnsi="Calibri"/>
-                <w:b w:val="0"/>
-                <w:i w:val="0"/>
-                <w:color w:val="222222"/>
-                <w:sz w:val="20"/>
-              </w:rPr>
-              <w:t xml:space="preserve"> … this branch</w:t>
+              <w:jc w:val="center"/>
+            </w:pPr>
+            <w:r>
+              <w:rPr>
+                <w:rFonts w:ascii="Calibri" w:hAnsi="Calibri"/>
+                <w:b/>
+                <w:i w:val="0"/>
+                <w:color w:val="222222"/>
+                <w:sz w:val="20"/>
+              </w:rPr>
+              <w:t>41</w:t>
+            </w:r>
+          </w:p>
+        </w:tc>
+        <w:tc>
+          <w:tcPr>
+            <w:tcW w:type="dxa" w:w="1588"/>
+            <w:shd w:val="clear" w:color="auto" w:fill="FFFFFF"/>
+            <w:vAlign w:val="center"/>
+          </w:tcPr>
+          <w:p>
+            <w:pPr>
+              <w:keepNext w:val="0"/>
+              <w:spacing w:after="0"/>
+              <w:jc w:val="center"/>
+            </w:pPr>
+            <w:r>
+              <w:rPr>
+                <w:rFonts w:ascii="Calibri" w:hAnsi="Calibri"/>
+                <w:b w:val="0"/>
+                <w:i w:val="0"/>
+                <w:color w:val="222222"/>
+                <w:sz w:val="20"/>
+              </w:rPr>
+              <w:t>2026-10-25</w:t>
+            </w:r>
+          </w:p>
+        </w:tc>
+        <w:tc>
+          <w:tcPr>
+            <w:tcW w:type="dxa" w:w="2210"/>
+            <w:shd w:val="clear" w:color="auto" w:fill="FFFFFF"/>
+            <w:vAlign w:val="center"/>
+          </w:tcPr>
+          <w:p>
+            <w:pPr>
+              <w:keepNext w:val="0"/>
+              <w:spacing w:after="0"/>
+            </w:pPr>
+            <w:r>
+              <w:rPr>
+                <w:rFonts w:ascii="Calibri" w:hAnsi="Calibri"/>
+                <w:b w:val="0"/>
+                <w:i w:val="0"/>
+                <w:color w:val="222222"/>
+                <w:sz w:val="20"/>
+              </w:rPr>
+              <w:t>One command reproduces every fly number again; the paper draft moves to a private repository</w:t>
+            </w:r>
+          </w:p>
+        </w:tc>
+        <w:tc>
+          <w:tcPr>
+            <w:tcW w:type="dxa" w:w="3065"/>
+            <w:shd w:val="clear" w:color="auto" w:fill="FFFFFF"/>
+            <w:vAlign w:val="center"/>
+          </w:tcPr>
+          <w:p>
+            <w:pPr>
+              <w:keepNext w:val="0"/>
+              <w:spacing w:after="0"/>
+            </w:pPr>
+            <w:r>
+              <w:rPr>
+                <w:rFonts w:ascii="Calibri" w:hAnsi="Calibri"/>
+                <w:b w:val="0"/>
+                <w:i w:val="0"/>
+                <w:color w:val="222222"/>
+                <w:sz w:val="20"/>
+              </w:rPr>
+              <w:t>every recorded value reproduced; documents only</w:t>
+            </w:r>
+          </w:p>
+        </w:tc>
+        <w:tc>
+          <w:tcPr>
+            <w:tcW w:type="dxa" w:w="1219"/>
+            <w:shd w:val="clear" w:color="auto" w:fill="FFFFFF"/>
+            <w:vAlign w:val="center"/>
+          </w:tcPr>
+          <w:p>
+            <w:pPr>
+              <w:keepNext w:val="0"/>
+              <w:spacing w:after="0"/>
+            </w:pPr>
+            <w:r>
+              <w:rPr>
+                <w:rFonts w:ascii="Calibri" w:hAnsi="Calibri"/>
+                <w:b w:val="0"/>
+                <w:i w:val="0"/>
+                <w:color w:val="222222"/>
+                <w:sz w:val="20"/>
+              </w:rPr>
+              <w:t>this branch</w:t>
             </w:r>
           </w:p>
         </w:tc>
@@ -12860,7 +12982,7 @@
           <w:color w:val="222222"/>
           <w:sz w:val="21"/>
         </w:rPr>
-        <w:t xml:space="preserve"> A from-scratch run took 10884.5 s and reproduced every recorded value. Exploratory: at movement onset the chip has moved 0.149 to 0.452 log2. The stage-2d cell the corrected measure selects fails on fresh seeds (rhythm 0.2035).</w:t>
+        <w:t xml:space="preserve"> A from-scratch run took about three hours and reproduced every recorded value (rerun with the later studies: entry 41). Exploratory: at movement onset the chip has moved 0.149 to 0.452 log2. The stage-2d cell the corrected measure selects fails on fresh seeds (rhythm 0.2035).</w:t>
       </w:r>
     </w:p>
     <w:p>
@@ -15248,6 +15370,228 @@
           <w:sz w:val="19"/>
         </w:rPr>
         <w:t>outputs/fly/embodied_stage4e_SIMULATED.</w:t>
+      </w:r>
+      <w:r>
+        <w:rPr>
+          <w:rFonts w:ascii="Calibri" w:hAnsi="Calibri"/>
+          <w:b w:val="0"/>
+          <w:i w:val="0"/>
+          <w:color w:val="222222"/>
+          <w:sz w:val="21"/>
+        </w:rPr>
+        <w:t>.</w:t>
+      </w:r>
+    </w:p>
+    <w:p>
+      <w:pPr>
+        <w:keepNext/>
+        <w:spacing w:before="240" w:after="60"/>
+      </w:pPr>
+      <w:r>
+        <w:rPr>
+          <w:rFonts w:ascii="Calibri" w:hAnsi="Calibri"/>
+          <w:b/>
+          <w:i w:val="0"/>
+          <w:color w:val="1F4E79"/>
+          <w:sz w:val="23"/>
+        </w:rPr>
+        <w:t>41. Every fly number reproduces again; the paper is kept private until submission</w:t>
+      </w:r>
+    </w:p>
+    <w:p>
+      <w:pPr>
+        <w:spacing w:after="120"/>
+      </w:pPr>
+      <w:r>
+        <w:rPr>
+          <w:rFonts w:ascii="Calibri" w:hAnsi="Calibri"/>
+          <w:b/>
+          <w:i w:val="0"/>
+          <w:color w:val="156082"/>
+          <w:sz w:val="21"/>
+        </w:rPr>
+        <w:t>Slide message:</w:t>
+      </w:r>
+      <w:r>
+        <w:rPr>
+          <w:rFonts w:ascii="Calibri" w:hAnsi="Calibri"/>
+          <w:b w:val="0"/>
+          <w:i w:val="0"/>
+          <w:color w:val="222222"/>
+          <w:sz w:val="21"/>
+        </w:rPr>
+        <w:t xml:space="preserve"> </w:t>
+      </w:r>
+      <w:r>
+        <w:rPr>
+          <w:rFonts w:ascii="Calibri" w:hAnsi="Calibri"/>
+          <w:b w:val="0"/>
+          <w:i/>
+          <w:color w:val="222222"/>
+          <w:sz w:val="21"/>
+        </w:rPr>
+        <w:t>Rerun from scratch after seven more studies, one command reproduced every recorded number and every figure byte for byte.</w:t>
+      </w:r>
+    </w:p>
+    <w:p>
+      <w:pPr>
+        <w:spacing w:after="120"/>
+        <w:ind w:left="432" w:hanging="259"/>
+      </w:pPr>
+      <w:r>
+        <w:rPr>
+          <w:rFonts w:ascii="Calibri" w:hAnsi="Calibri"/>
+          <w:b w:val="0"/>
+          <w:i w:val="0"/>
+          <w:color w:val="222222"/>
+          <w:sz w:val="21"/>
+        </w:rPr>
+        <w:t>•</w:t>
+        <w:tab/>
+      </w:r>
+      <w:r>
+        <w:rPr>
+          <w:rFonts w:ascii="Calibri" w:hAnsi="Calibri"/>
+          <w:b/>
+          <w:i w:val="0"/>
+          <w:color w:val="156082"/>
+          <w:sz w:val="21"/>
+        </w:rPr>
+        <w:t>What changed.</w:t>
+      </w:r>
+      <w:r>
+        <w:rPr>
+          <w:rFonts w:ascii="Calibri" w:hAnsi="Calibri"/>
+          <w:b w:val="0"/>
+          <w:i w:val="0"/>
+          <w:color w:val="222222"/>
+          <w:sz w:val="21"/>
+        </w:rPr>
+        <w:t xml:space="preserve"> </w:t>
+      </w:r>
+      <w:r>
+        <w:rPr>
+          <w:rFonts w:ascii="Consolas" w:hAnsi="Consolas"/>
+          <w:b w:val="0"/>
+          <w:i w:val="0"/>
+          <w:color w:val="222222"/>
+          <w:sz w:val="19"/>
+        </w:rPr>
+        <w:t>python run_all.py --full --stage embodied</w:t>
+      </w:r>
+      <w:r>
+        <w:rPr>
+          <w:rFonts w:ascii="Calibri" w:hAnsi="Calibri"/>
+          <w:b w:val="0"/>
+          <w:i w:val="0"/>
+          <w:color w:val="222222"/>
+          <w:sz w:val="21"/>
+        </w:rPr>
+        <w:t xml:space="preserve"> rerun on the current code (48 pipeline steps). The paper draft, its outline and the slide outline were removed from this repository; they are kept, with any new research toward the paper, in a private repository until the paper is submitted (decision D28).</w:t>
+      </w:r>
+    </w:p>
+    <w:p>
+      <w:pPr>
+        <w:spacing w:after="120"/>
+        <w:ind w:left="432" w:hanging="259"/>
+      </w:pPr>
+      <w:r>
+        <w:rPr>
+          <w:rFonts w:ascii="Calibri" w:hAnsi="Calibri"/>
+          <w:b w:val="0"/>
+          <w:i w:val="0"/>
+          <w:color w:val="222222"/>
+          <w:sz w:val="21"/>
+        </w:rPr>
+        <w:t>•</w:t>
+        <w:tab/>
+      </w:r>
+      <w:r>
+        <w:rPr>
+          <w:rFonts w:ascii="Calibri" w:hAnsi="Calibri"/>
+          <w:b/>
+          <w:i w:val="0"/>
+          <w:color w:val="156082"/>
+          <w:sz w:val="21"/>
+        </w:rPr>
+        <w:t>Effect.</w:t>
+      </w:r>
+      <w:r>
+        <w:rPr>
+          <w:rFonts w:ascii="Calibri" w:hAnsi="Calibri"/>
+          <w:b w:val="0"/>
+          <w:i w:val="0"/>
+          <w:color w:val="222222"/>
+          <w:sz w:val="21"/>
+        </w:rPr>
+        <w:t xml:space="preserve"> The stage took 15052.3 s. Every value in </w:t>
+      </w:r>
+      <w:r>
+        <w:rPr>
+          <w:rFonts w:ascii="Consolas" w:hAnsi="Consolas"/>
+          <w:b w:val="0"/>
+          <w:i w:val="0"/>
+          <w:color w:val="222222"/>
+          <w:sz w:val="19"/>
+        </w:rPr>
+        <w:t>outputs/metrics.json</w:t>
+      </w:r>
+      <w:r>
+        <w:rPr>
+          <w:rFonts w:ascii="Calibri" w:hAnsi="Calibri"/>
+          <w:b w:val="0"/>
+          <w:i w:val="0"/>
+          <w:color w:val="222222"/>
+          <w:sz w:val="21"/>
+        </w:rPr>
+        <w:t xml:space="preserve"> reproduced except the run time itself; every output table, figure and JSON file was byte-identical; the data manifest changed only in its re-verification timestamps.</w:t>
+      </w:r>
+    </w:p>
+    <w:p>
+      <w:pPr>
+        <w:spacing w:after="120"/>
+        <w:ind w:left="432" w:hanging="259"/>
+      </w:pPr>
+      <w:r>
+        <w:rPr>
+          <w:rFonts w:ascii="Calibri" w:hAnsi="Calibri"/>
+          <w:b w:val="0"/>
+          <w:i w:val="0"/>
+          <w:color w:val="222222"/>
+          <w:sz w:val="21"/>
+        </w:rPr>
+        <w:t>•</w:t>
+        <w:tab/>
+      </w:r>
+      <w:r>
+        <w:rPr>
+          <w:rFonts w:ascii="Calibri" w:hAnsi="Calibri"/>
+          <w:b/>
+          <w:i w:val="0"/>
+          <w:color w:val="156082"/>
+          <w:sz w:val="21"/>
+        </w:rPr>
+        <w:t>Evidence.</w:t>
+      </w:r>
+      <w:r>
+        <w:rPr>
+          <w:rFonts w:ascii="Calibri" w:hAnsi="Calibri"/>
+          <w:b w:val="0"/>
+          <w:i w:val="0"/>
+          <w:color w:val="222222"/>
+          <w:sz w:val="21"/>
+        </w:rPr>
+        <w:t xml:space="preserve"> Roadmap §7 (stage 6); </w:t>
+      </w:r>
+      <w:r>
+        <w:rPr>
+          <w:rFonts w:ascii="Consolas" w:hAnsi="Consolas"/>
+          <w:b w:val="0"/>
+          <w:i w:val="0"/>
+          <w:color w:val="222222"/>
+          <w:sz w:val="19"/>
+        </w:rPr>
+        <w:t>outputs/metrics.json</w:t>
       </w:r>
       <w:r>
         <w:rPr>

--- a/report/POST_SUBMISSION_CHANGES.docx
+++ b/report/POST_SUBMISSION_CHANGES.docx
@@ -48,11 +48,11 @@
         <w:tblLook w:firstColumn="1" w:firstRow="1" w:lastColumn="0" w:lastRow="0" w:noHBand="0" w:noVBand="1" w:val="04A0"/>
       </w:tblPr>
       <w:tblGrid>
-        <w:gridCol w:w="415"/>
-        <w:gridCol w:w="1588"/>
-        <w:gridCol w:w="2210"/>
-        <w:gridCol w:w="3065"/>
-        <w:gridCol w:w="1219"/>
+        <w:gridCol w:w="414"/>
+        <w:gridCol w:w="1585"/>
+        <w:gridCol w:w="2250"/>
+        <w:gridCol w:w="3031"/>
+        <w:gridCol w:w="1215"/>
       </w:tblGrid>
       <w:tr>
         <w:trPr>
@@ -61,7 +61,7 @@
         </w:trPr>
         <w:tc>
           <w:tcPr>
-            <w:tcW w:type="dxa" w:w="415"/>
+            <w:tcW w:type="dxa" w:w="414"/>
             <w:shd w:val="clear" w:color="auto" w:fill="1F4E79"/>
             <w:vAlign w:val="center"/>
           </w:tcPr>
@@ -85,7 +85,7 @@
         </w:tc>
         <w:tc>
           <w:tcPr>
-            <w:tcW w:type="dxa" w:w="1588"/>
+            <w:tcW w:type="dxa" w:w="1585"/>
             <w:shd w:val="clear" w:color="auto" w:fill="1F4E79"/>
             <w:vAlign w:val="center"/>
           </w:tcPr>
@@ -109,7 +109,7 @@
         </w:tc>
         <w:tc>
           <w:tcPr>
-            <w:tcW w:type="dxa" w:w="2210"/>
+            <w:tcW w:type="dxa" w:w="2250"/>
             <w:shd w:val="clear" w:color="auto" w:fill="1F4E79"/>
             <w:vAlign w:val="center"/>
           </w:tcPr>
@@ -132,7 +132,7 @@
         </w:tc>
         <w:tc>
           <w:tcPr>
-            <w:tcW w:type="dxa" w:w="3065"/>
+            <w:tcW w:type="dxa" w:w="3031"/>
             <w:shd w:val="clear" w:color="auto" w:fill="1F4E79"/>
             <w:vAlign w:val="center"/>
           </w:tcPr>
@@ -155,7 +155,7 @@
         </w:tc>
         <w:tc>
           <w:tcPr>
-            <w:tcW w:type="dxa" w:w="1219"/>
+            <w:tcW w:type="dxa" w:w="1215"/>
             <w:shd w:val="clear" w:color="auto" w:fill="1F4E79"/>
             <w:vAlign w:val="center"/>
           </w:tcPr>
@@ -183,7 +183,7 @@
         </w:trPr>
         <w:tc>
           <w:tcPr>
-            <w:tcW w:type="dxa" w:w="415"/>
+            <w:tcW w:type="dxa" w:w="414"/>
             <w:shd w:val="clear" w:color="auto" w:fill="FFFFFF"/>
             <w:vAlign w:val="center"/>
           </w:tcPr>
@@ -207,7 +207,7 @@
         </w:tc>
         <w:tc>
           <w:tcPr>
-            <w:tcW w:type="dxa" w:w="1588"/>
+            <w:tcW w:type="dxa" w:w="1585"/>
             <w:shd w:val="clear" w:color="auto" w:fill="FFFFFF"/>
             <w:vAlign w:val="center"/>
           </w:tcPr>
@@ -231,7 +231,7 @@
         </w:tc>
         <w:tc>
           <w:tcPr>
-            <w:tcW w:type="dxa" w:w="2210"/>
+            <w:tcW w:type="dxa" w:w="2250"/>
             <w:shd w:val="clear" w:color="auto" w:fill="FFFFFF"/>
             <w:vAlign w:val="center"/>
           </w:tcPr>
@@ -254,7 +254,7 @@
         </w:tc>
         <w:tc>
           <w:tcPr>
-            <w:tcW w:type="dxa" w:w="3065"/>
+            <w:tcW w:type="dxa" w:w="3031"/>
             <w:shd w:val="clear" w:color="auto" w:fill="FFFFFF"/>
             <w:vAlign w:val="center"/>
           </w:tcPr>
@@ -277,7 +277,7 @@
         </w:tc>
         <w:tc>
           <w:tcPr>
-            <w:tcW w:type="dxa" w:w="1219"/>
+            <w:tcW w:type="dxa" w:w="1215"/>
             <w:shd w:val="clear" w:color="auto" w:fill="FFFFFF"/>
             <w:vAlign w:val="center"/>
           </w:tcPr>
@@ -325,7 +325,7 @@
         </w:trPr>
         <w:tc>
           <w:tcPr>
-            <w:tcW w:type="dxa" w:w="415"/>
+            <w:tcW w:type="dxa" w:w="414"/>
             <w:shd w:val="clear" w:color="auto" w:fill="F7F9FB"/>
             <w:vAlign w:val="center"/>
           </w:tcPr>
@@ -349,7 +349,7 @@
         </w:tc>
         <w:tc>
           <w:tcPr>
-            <w:tcW w:type="dxa" w:w="1588"/>
+            <w:tcW w:type="dxa" w:w="1585"/>
             <w:shd w:val="clear" w:color="auto" w:fill="F7F9FB"/>
             <w:vAlign w:val="center"/>
           </w:tcPr>
@@ -373,7 +373,7 @@
         </w:tc>
         <w:tc>
           <w:tcPr>
-            <w:tcW w:type="dxa" w:w="2210"/>
+            <w:tcW w:type="dxa" w:w="2250"/>
             <w:shd w:val="clear" w:color="auto" w:fill="F7F9FB"/>
             <w:vAlign w:val="center"/>
           </w:tcPr>
@@ -396,7 +396,7 @@
         </w:tc>
         <w:tc>
           <w:tcPr>
-            <w:tcW w:type="dxa" w:w="3065"/>
+            <w:tcW w:type="dxa" w:w="3031"/>
             <w:shd w:val="clear" w:color="auto" w:fill="F7F9FB"/>
             <w:vAlign w:val="center"/>
           </w:tcPr>
@@ -419,7 +419,7 @@
         </w:tc>
         <w:tc>
           <w:tcPr>
-            <w:tcW w:type="dxa" w:w="1219"/>
+            <w:tcW w:type="dxa" w:w="1215"/>
             <w:shd w:val="clear" w:color="auto" w:fill="F7F9FB"/>
             <w:vAlign w:val="center"/>
           </w:tcPr>
@@ -447,7 +447,7 @@
         </w:trPr>
         <w:tc>
           <w:tcPr>
-            <w:tcW w:type="dxa" w:w="415"/>
+            <w:tcW w:type="dxa" w:w="414"/>
             <w:shd w:val="clear" w:color="auto" w:fill="FFFFFF"/>
             <w:vAlign w:val="center"/>
           </w:tcPr>
@@ -471,7 +471,7 @@
         </w:tc>
         <w:tc>
           <w:tcPr>
-            <w:tcW w:type="dxa" w:w="1588"/>
+            <w:tcW w:type="dxa" w:w="1585"/>
             <w:shd w:val="clear" w:color="auto" w:fill="FFFFFF"/>
             <w:vAlign w:val="center"/>
           </w:tcPr>
@@ -495,7 +495,7 @@
         </w:tc>
         <w:tc>
           <w:tcPr>
-            <w:tcW w:type="dxa" w:w="2210"/>
+            <w:tcW w:type="dxa" w:w="2250"/>
             <w:shd w:val="clear" w:color="auto" w:fill="FFFFFF"/>
             <w:vAlign w:val="center"/>
           </w:tcPr>
@@ -518,7 +518,7 @@
         </w:tc>
         <w:tc>
           <w:tcPr>
-            <w:tcW w:type="dxa" w:w="3065"/>
+            <w:tcW w:type="dxa" w:w="3031"/>
             <w:shd w:val="clear" w:color="auto" w:fill="FFFFFF"/>
             <w:vAlign w:val="center"/>
           </w:tcPr>
@@ -541,7 +541,7 @@
         </w:tc>
         <w:tc>
           <w:tcPr>
-            <w:tcW w:type="dxa" w:w="1219"/>
+            <w:tcW w:type="dxa" w:w="1215"/>
             <w:shd w:val="clear" w:color="auto" w:fill="FFFFFF"/>
             <w:vAlign w:val="center"/>
           </w:tcPr>
@@ -569,7 +569,7 @@
         </w:trPr>
         <w:tc>
           <w:tcPr>
-            <w:tcW w:type="dxa" w:w="415"/>
+            <w:tcW w:type="dxa" w:w="414"/>
             <w:shd w:val="clear" w:color="auto" w:fill="F7F9FB"/>
             <w:vAlign w:val="center"/>
           </w:tcPr>
@@ -593,7 +593,7 @@
         </w:tc>
         <w:tc>
           <w:tcPr>
-            <w:tcW w:type="dxa" w:w="1588"/>
+            <w:tcW w:type="dxa" w:w="1585"/>
             <w:shd w:val="clear" w:color="auto" w:fill="F7F9FB"/>
             <w:vAlign w:val="center"/>
           </w:tcPr>
@@ -617,7 +617,7 @@
         </w:tc>
         <w:tc>
           <w:tcPr>
-            <w:tcW w:type="dxa" w:w="2210"/>
+            <w:tcW w:type="dxa" w:w="2250"/>
             <w:shd w:val="clear" w:color="auto" w:fill="F7F9FB"/>
             <w:vAlign w:val="center"/>
           </w:tcPr>
@@ -640,7 +640,7 @@
         </w:tc>
         <w:tc>
           <w:tcPr>
-            <w:tcW w:type="dxa" w:w="3065"/>
+            <w:tcW w:type="dxa" w:w="3031"/>
             <w:shd w:val="clear" w:color="auto" w:fill="F7F9FB"/>
             <w:vAlign w:val="center"/>
           </w:tcPr>
@@ -663,7 +663,7 @@
         </w:tc>
         <w:tc>
           <w:tcPr>
-            <w:tcW w:type="dxa" w:w="1219"/>
+            <w:tcW w:type="dxa" w:w="1215"/>
             <w:shd w:val="clear" w:color="auto" w:fill="F7F9FB"/>
             <w:vAlign w:val="center"/>
           </w:tcPr>
@@ -711,7 +711,7 @@
         </w:trPr>
         <w:tc>
           <w:tcPr>
-            <w:tcW w:type="dxa" w:w="415"/>
+            <w:tcW w:type="dxa" w:w="414"/>
             <w:shd w:val="clear" w:color="auto" w:fill="FFFFFF"/>
             <w:vAlign w:val="center"/>
           </w:tcPr>
@@ -735,7 +735,7 @@
         </w:tc>
         <w:tc>
           <w:tcPr>
-            <w:tcW w:type="dxa" w:w="1588"/>
+            <w:tcW w:type="dxa" w:w="1585"/>
             <w:shd w:val="clear" w:color="auto" w:fill="FFFFFF"/>
             <w:vAlign w:val="center"/>
           </w:tcPr>
@@ -759,7 +759,7 @@
         </w:tc>
         <w:tc>
           <w:tcPr>
-            <w:tcW w:type="dxa" w:w="2210"/>
+            <w:tcW w:type="dxa" w:w="2250"/>
             <w:shd w:val="clear" w:color="auto" w:fill="FFFFFF"/>
             <w:vAlign w:val="center"/>
           </w:tcPr>
@@ -782,7 +782,7 @@
         </w:tc>
         <w:tc>
           <w:tcPr>
-            <w:tcW w:type="dxa" w:w="3065"/>
+            <w:tcW w:type="dxa" w:w="3031"/>
             <w:shd w:val="clear" w:color="auto" w:fill="FFFFFF"/>
             <w:vAlign w:val="center"/>
           </w:tcPr>
@@ -805,7 +805,7 @@
         </w:tc>
         <w:tc>
           <w:tcPr>
-            <w:tcW w:type="dxa" w:w="1219"/>
+            <w:tcW w:type="dxa" w:w="1215"/>
             <w:shd w:val="clear" w:color="auto" w:fill="FFFFFF"/>
             <w:vAlign w:val="center"/>
           </w:tcPr>
@@ -833,7 +833,7 @@
         </w:trPr>
         <w:tc>
           <w:tcPr>
-            <w:tcW w:type="dxa" w:w="415"/>
+            <w:tcW w:type="dxa" w:w="414"/>
             <w:shd w:val="clear" w:color="auto" w:fill="F7F9FB"/>
             <w:vAlign w:val="center"/>
           </w:tcPr>
@@ -857,7 +857,7 @@
         </w:tc>
         <w:tc>
           <w:tcPr>
-            <w:tcW w:type="dxa" w:w="1588"/>
+            <w:tcW w:type="dxa" w:w="1585"/>
             <w:shd w:val="clear" w:color="auto" w:fill="F7F9FB"/>
             <w:vAlign w:val="center"/>
           </w:tcPr>
@@ -881,7 +881,7 @@
         </w:tc>
         <w:tc>
           <w:tcPr>
-            <w:tcW w:type="dxa" w:w="2210"/>
+            <w:tcW w:type="dxa" w:w="2250"/>
             <w:shd w:val="clear" w:color="auto" w:fill="F7F9FB"/>
             <w:vAlign w:val="center"/>
           </w:tcPr>
@@ -904,7 +904,7 @@
         </w:tc>
         <w:tc>
           <w:tcPr>
-            <w:tcW w:type="dxa" w:w="3065"/>
+            <w:tcW w:type="dxa" w:w="3031"/>
             <w:shd w:val="clear" w:color="auto" w:fill="F7F9FB"/>
             <w:vAlign w:val="center"/>
           </w:tcPr>
@@ -927,7 +927,7 @@
         </w:tc>
         <w:tc>
           <w:tcPr>
-            <w:tcW w:type="dxa" w:w="1219"/>
+            <w:tcW w:type="dxa" w:w="1215"/>
             <w:shd w:val="clear" w:color="auto" w:fill="F7F9FB"/>
             <w:vAlign w:val="center"/>
           </w:tcPr>
@@ -955,7 +955,7 @@
         </w:trPr>
         <w:tc>
           <w:tcPr>
-            <w:tcW w:type="dxa" w:w="415"/>
+            <w:tcW w:type="dxa" w:w="414"/>
             <w:shd w:val="clear" w:color="auto" w:fill="FFFFFF"/>
             <w:vAlign w:val="center"/>
           </w:tcPr>
@@ -979,7 +979,7 @@
         </w:tc>
         <w:tc>
           <w:tcPr>
-            <w:tcW w:type="dxa" w:w="1588"/>
+            <w:tcW w:type="dxa" w:w="1585"/>
             <w:shd w:val="clear" w:color="auto" w:fill="FFFFFF"/>
             <w:vAlign w:val="center"/>
           </w:tcPr>
@@ -1003,7 +1003,7 @@
         </w:tc>
         <w:tc>
           <w:tcPr>
-            <w:tcW w:type="dxa" w:w="2210"/>
+            <w:tcW w:type="dxa" w:w="2250"/>
             <w:shd w:val="clear" w:color="auto" w:fill="FFFFFF"/>
             <w:vAlign w:val="center"/>
           </w:tcPr>
@@ -1026,7 +1026,7 @@
         </w:tc>
         <w:tc>
           <w:tcPr>
-            <w:tcW w:type="dxa" w:w="3065"/>
+            <w:tcW w:type="dxa" w:w="3031"/>
             <w:shd w:val="clear" w:color="auto" w:fill="FFFFFF"/>
             <w:vAlign w:val="center"/>
           </w:tcPr>
@@ -1049,7 +1049,7 @@
         </w:tc>
         <w:tc>
           <w:tcPr>
-            <w:tcW w:type="dxa" w:w="1219"/>
+            <w:tcW w:type="dxa" w:w="1215"/>
             <w:shd w:val="clear" w:color="auto" w:fill="FFFFFF"/>
             <w:vAlign w:val="center"/>
           </w:tcPr>
@@ -1097,7 +1097,7 @@
         </w:trPr>
         <w:tc>
           <w:tcPr>
-            <w:tcW w:type="dxa" w:w="415"/>
+            <w:tcW w:type="dxa" w:w="414"/>
             <w:shd w:val="clear" w:color="auto" w:fill="F7F9FB"/>
             <w:vAlign w:val="center"/>
           </w:tcPr>
@@ -1121,7 +1121,7 @@
         </w:tc>
         <w:tc>
           <w:tcPr>
-            <w:tcW w:type="dxa" w:w="1588"/>
+            <w:tcW w:type="dxa" w:w="1585"/>
             <w:shd w:val="clear" w:color="auto" w:fill="F7F9FB"/>
             <w:vAlign w:val="center"/>
           </w:tcPr>
@@ -1145,7 +1145,7 @@
         </w:tc>
         <w:tc>
           <w:tcPr>
-            <w:tcW w:type="dxa" w:w="2210"/>
+            <w:tcW w:type="dxa" w:w="2250"/>
             <w:shd w:val="clear" w:color="auto" w:fill="F7F9FB"/>
             <w:vAlign w:val="center"/>
           </w:tcPr>
@@ -1168,7 +1168,7 @@
         </w:tc>
         <w:tc>
           <w:tcPr>
-            <w:tcW w:type="dxa" w:w="3065"/>
+            <w:tcW w:type="dxa" w:w="3031"/>
             <w:shd w:val="clear" w:color="auto" w:fill="F7F9FB"/>
             <w:vAlign w:val="center"/>
           </w:tcPr>
@@ -1191,7 +1191,7 @@
         </w:tc>
         <w:tc>
           <w:tcPr>
-            <w:tcW w:type="dxa" w:w="1219"/>
+            <w:tcW w:type="dxa" w:w="1215"/>
             <w:shd w:val="clear" w:color="auto" w:fill="F7F9FB"/>
             <w:vAlign w:val="center"/>
           </w:tcPr>
@@ -1239,7 +1239,7 @@
         </w:trPr>
         <w:tc>
           <w:tcPr>
-            <w:tcW w:type="dxa" w:w="415"/>
+            <w:tcW w:type="dxa" w:w="414"/>
             <w:shd w:val="clear" w:color="auto" w:fill="FFFFFF"/>
             <w:vAlign w:val="center"/>
           </w:tcPr>
@@ -1263,7 +1263,7 @@
         </w:tc>
         <w:tc>
           <w:tcPr>
-            <w:tcW w:type="dxa" w:w="1588"/>
+            <w:tcW w:type="dxa" w:w="1585"/>
             <w:shd w:val="clear" w:color="auto" w:fill="FFFFFF"/>
             <w:vAlign w:val="center"/>
           </w:tcPr>
@@ -1287,7 +1287,7 @@
         </w:tc>
         <w:tc>
           <w:tcPr>
-            <w:tcW w:type="dxa" w:w="2210"/>
+            <w:tcW w:type="dxa" w:w="2250"/>
             <w:shd w:val="clear" w:color="auto" w:fill="FFFFFF"/>
             <w:vAlign w:val="center"/>
           </w:tcPr>
@@ -1310,7 +1310,7 @@
         </w:tc>
         <w:tc>
           <w:tcPr>
-            <w:tcW w:type="dxa" w:w="3065"/>
+            <w:tcW w:type="dxa" w:w="3031"/>
             <w:shd w:val="clear" w:color="auto" w:fill="FFFFFF"/>
             <w:vAlign w:val="center"/>
           </w:tcPr>
@@ -1333,7 +1333,7 @@
         </w:tc>
         <w:tc>
           <w:tcPr>
-            <w:tcW w:type="dxa" w:w="1219"/>
+            <w:tcW w:type="dxa" w:w="1215"/>
             <w:shd w:val="clear" w:color="auto" w:fill="FFFFFF"/>
             <w:vAlign w:val="center"/>
           </w:tcPr>
@@ -1381,7 +1381,7 @@
         </w:trPr>
         <w:tc>
           <w:tcPr>
-            <w:tcW w:type="dxa" w:w="415"/>
+            <w:tcW w:type="dxa" w:w="414"/>
             <w:shd w:val="clear" w:color="auto" w:fill="F7F9FB"/>
             <w:vAlign w:val="center"/>
           </w:tcPr>
@@ -1405,7 +1405,7 @@
         </w:tc>
         <w:tc>
           <w:tcPr>
-            <w:tcW w:type="dxa" w:w="1588"/>
+            <w:tcW w:type="dxa" w:w="1585"/>
             <w:shd w:val="clear" w:color="auto" w:fill="F7F9FB"/>
             <w:vAlign w:val="center"/>
           </w:tcPr>
@@ -1429,7 +1429,7 @@
         </w:tc>
         <w:tc>
           <w:tcPr>
-            <w:tcW w:type="dxa" w:w="2210"/>
+            <w:tcW w:type="dxa" w:w="2250"/>
             <w:shd w:val="clear" w:color="auto" w:fill="F7F9FB"/>
             <w:vAlign w:val="center"/>
           </w:tcPr>
@@ -1452,7 +1452,7 @@
         </w:tc>
         <w:tc>
           <w:tcPr>
-            <w:tcW w:type="dxa" w:w="3065"/>
+            <w:tcW w:type="dxa" w:w="3031"/>
             <w:shd w:val="clear" w:color="auto" w:fill="F7F9FB"/>
             <w:vAlign w:val="center"/>
           </w:tcPr>
@@ -1475,7 +1475,7 @@
         </w:tc>
         <w:tc>
           <w:tcPr>
-            <w:tcW w:type="dxa" w:w="1219"/>
+            <w:tcW w:type="dxa" w:w="1215"/>
             <w:shd w:val="clear" w:color="auto" w:fill="F7F9FB"/>
             <w:vAlign w:val="center"/>
           </w:tcPr>
@@ -1523,7 +1523,7 @@
         </w:trPr>
         <w:tc>
           <w:tcPr>
-            <w:tcW w:type="dxa" w:w="415"/>
+            <w:tcW w:type="dxa" w:w="414"/>
             <w:shd w:val="clear" w:color="auto" w:fill="FFFFFF"/>
             <w:vAlign w:val="center"/>
           </w:tcPr>
@@ -1547,7 +1547,7 @@
         </w:tc>
         <w:tc>
           <w:tcPr>
-            <w:tcW w:type="dxa" w:w="1588"/>
+            <w:tcW w:type="dxa" w:w="1585"/>
             <w:shd w:val="clear" w:color="auto" w:fill="FFFFFF"/>
             <w:vAlign w:val="center"/>
           </w:tcPr>
@@ -1571,7 +1571,7 @@
         </w:tc>
         <w:tc>
           <w:tcPr>
-            <w:tcW w:type="dxa" w:w="2210"/>
+            <w:tcW w:type="dxa" w:w="2250"/>
             <w:shd w:val="clear" w:color="auto" w:fill="FFFFFF"/>
             <w:vAlign w:val="center"/>
           </w:tcPr>
@@ -1594,7 +1594,7 @@
         </w:tc>
         <w:tc>
           <w:tcPr>
-            <w:tcW w:type="dxa" w:w="3065"/>
+            <w:tcW w:type="dxa" w:w="3031"/>
             <w:shd w:val="clear" w:color="auto" w:fill="FFFFFF"/>
             <w:vAlign w:val="center"/>
           </w:tcPr>
@@ -1617,7 +1617,7 @@
         </w:tc>
         <w:tc>
           <w:tcPr>
-            <w:tcW w:type="dxa" w:w="1219"/>
+            <w:tcW w:type="dxa" w:w="1215"/>
             <w:shd w:val="clear" w:color="auto" w:fill="FFFFFF"/>
             <w:vAlign w:val="center"/>
           </w:tcPr>
@@ -1665,7 +1665,7 @@
         </w:trPr>
         <w:tc>
           <w:tcPr>
-            <w:tcW w:type="dxa" w:w="415"/>
+            <w:tcW w:type="dxa" w:w="414"/>
             <w:shd w:val="clear" w:color="auto" w:fill="F7F9FB"/>
             <w:vAlign w:val="center"/>
           </w:tcPr>
@@ -1689,7 +1689,7 @@
         </w:tc>
         <w:tc>
           <w:tcPr>
-            <w:tcW w:type="dxa" w:w="1588"/>
+            <w:tcW w:type="dxa" w:w="1585"/>
             <w:shd w:val="clear" w:color="auto" w:fill="F7F9FB"/>
             <w:vAlign w:val="center"/>
           </w:tcPr>
@@ -1713,7 +1713,7 @@
         </w:tc>
         <w:tc>
           <w:tcPr>
-            <w:tcW w:type="dxa" w:w="2210"/>
+            <w:tcW w:type="dxa" w:w="2250"/>
             <w:shd w:val="clear" w:color="auto" w:fill="F7F9FB"/>
             <w:vAlign w:val="center"/>
           </w:tcPr>
@@ -1736,7 +1736,7 @@
         </w:tc>
         <w:tc>
           <w:tcPr>
-            <w:tcW w:type="dxa" w:w="3065"/>
+            <w:tcW w:type="dxa" w:w="3031"/>
             <w:shd w:val="clear" w:color="auto" w:fill="F7F9FB"/>
             <w:vAlign w:val="center"/>
           </w:tcPr>
@@ -1759,7 +1759,7 @@
         </w:tc>
         <w:tc>
           <w:tcPr>
-            <w:tcW w:type="dxa" w:w="1219"/>
+            <w:tcW w:type="dxa" w:w="1215"/>
             <w:shd w:val="clear" w:color="auto" w:fill="F7F9FB"/>
             <w:vAlign w:val="center"/>
           </w:tcPr>
@@ -1787,7 +1787,7 @@
         </w:trPr>
         <w:tc>
           <w:tcPr>
-            <w:tcW w:type="dxa" w:w="415"/>
+            <w:tcW w:type="dxa" w:w="414"/>
             <w:shd w:val="clear" w:color="auto" w:fill="FFFFFF"/>
             <w:vAlign w:val="center"/>
           </w:tcPr>
@@ -1811,7 +1811,7 @@
         </w:tc>
         <w:tc>
           <w:tcPr>
-            <w:tcW w:type="dxa" w:w="1588"/>
+            <w:tcW w:type="dxa" w:w="1585"/>
             <w:shd w:val="clear" w:color="auto" w:fill="FFFFFF"/>
             <w:vAlign w:val="center"/>
           </w:tcPr>
@@ -1835,7 +1835,7 @@
         </w:tc>
         <w:tc>
           <w:tcPr>
-            <w:tcW w:type="dxa" w:w="2210"/>
+            <w:tcW w:type="dxa" w:w="2250"/>
             <w:shd w:val="clear" w:color="auto" w:fill="FFFFFF"/>
             <w:vAlign w:val="center"/>
           </w:tcPr>
@@ -1858,7 +1858,7 @@
         </w:tc>
         <w:tc>
           <w:tcPr>
-            <w:tcW w:type="dxa" w:w="3065"/>
+            <w:tcW w:type="dxa" w:w="3031"/>
             <w:shd w:val="clear" w:color="auto" w:fill="FFFFFF"/>
             <w:vAlign w:val="center"/>
           </w:tcPr>
@@ -1881,7 +1881,7 @@
         </w:tc>
         <w:tc>
           <w:tcPr>
-            <w:tcW w:type="dxa" w:w="1219"/>
+            <w:tcW w:type="dxa" w:w="1215"/>
             <w:shd w:val="clear" w:color="auto" w:fill="FFFFFF"/>
             <w:vAlign w:val="center"/>
           </w:tcPr>
@@ -1919,7 +1919,7 @@
         </w:trPr>
         <w:tc>
           <w:tcPr>
-            <w:tcW w:type="dxa" w:w="415"/>
+            <w:tcW w:type="dxa" w:w="414"/>
             <w:shd w:val="clear" w:color="auto" w:fill="F7F9FB"/>
             <w:vAlign w:val="center"/>
           </w:tcPr>
@@ -1943,7 +1943,7 @@
         </w:tc>
         <w:tc>
           <w:tcPr>
-            <w:tcW w:type="dxa" w:w="1588"/>
+            <w:tcW w:type="dxa" w:w="1585"/>
             <w:shd w:val="clear" w:color="auto" w:fill="F7F9FB"/>
             <w:vAlign w:val="center"/>
           </w:tcPr>
@@ -1967,7 +1967,7 @@
         </w:tc>
         <w:tc>
           <w:tcPr>
-            <w:tcW w:type="dxa" w:w="2210"/>
+            <w:tcW w:type="dxa" w:w="2250"/>
             <w:shd w:val="clear" w:color="auto" w:fill="F7F9FB"/>
             <w:vAlign w:val="center"/>
           </w:tcPr>
@@ -1990,7 +1990,7 @@
         </w:tc>
         <w:tc>
           <w:tcPr>
-            <w:tcW w:type="dxa" w:w="3065"/>
+            <w:tcW w:type="dxa" w:w="3031"/>
             <w:shd w:val="clear" w:color="auto" w:fill="F7F9FB"/>
             <w:vAlign w:val="center"/>
           </w:tcPr>
@@ -2013,7 +2013,7 @@
         </w:tc>
         <w:tc>
           <w:tcPr>
-            <w:tcW w:type="dxa" w:w="1219"/>
+            <w:tcW w:type="dxa" w:w="1215"/>
             <w:shd w:val="clear" w:color="auto" w:fill="F7F9FB"/>
             <w:vAlign w:val="center"/>
           </w:tcPr>
@@ -2061,7 +2061,7 @@
         </w:trPr>
         <w:tc>
           <w:tcPr>
-            <w:tcW w:type="dxa" w:w="415"/>
+            <w:tcW w:type="dxa" w:w="414"/>
             <w:shd w:val="clear" w:color="auto" w:fill="FFFFFF"/>
             <w:vAlign w:val="center"/>
           </w:tcPr>
@@ -2085,7 +2085,7 @@
         </w:tc>
         <w:tc>
           <w:tcPr>
-            <w:tcW w:type="dxa" w:w="1588"/>
+            <w:tcW w:type="dxa" w:w="1585"/>
             <w:shd w:val="clear" w:color="auto" w:fill="FFFFFF"/>
             <w:vAlign w:val="center"/>
           </w:tcPr>
@@ -2109,7 +2109,7 @@
         </w:tc>
         <w:tc>
           <w:tcPr>
-            <w:tcW w:type="dxa" w:w="2210"/>
+            <w:tcW w:type="dxa" w:w="2250"/>
             <w:shd w:val="clear" w:color="auto" w:fill="FFFFFF"/>
             <w:vAlign w:val="center"/>
           </w:tcPr>
@@ -2132,7 +2132,7 @@
         </w:tc>
         <w:tc>
           <w:tcPr>
-            <w:tcW w:type="dxa" w:w="3065"/>
+            <w:tcW w:type="dxa" w:w="3031"/>
             <w:shd w:val="clear" w:color="auto" w:fill="FFFFFF"/>
             <w:vAlign w:val="center"/>
           </w:tcPr>
@@ -2155,7 +2155,7 @@
         </w:tc>
         <w:tc>
           <w:tcPr>
-            <w:tcW w:type="dxa" w:w="1219"/>
+            <w:tcW w:type="dxa" w:w="1215"/>
             <w:shd w:val="clear" w:color="auto" w:fill="FFFFFF"/>
             <w:vAlign w:val="center"/>
           </w:tcPr>
@@ -2203,7 +2203,7 @@
         </w:trPr>
         <w:tc>
           <w:tcPr>
-            <w:tcW w:type="dxa" w:w="415"/>
+            <w:tcW w:type="dxa" w:w="414"/>
             <w:shd w:val="clear" w:color="auto" w:fill="F7F9FB"/>
             <w:vAlign w:val="center"/>
           </w:tcPr>
@@ -2227,7 +2227,7 @@
         </w:tc>
         <w:tc>
           <w:tcPr>
-            <w:tcW w:type="dxa" w:w="1588"/>
+            <w:tcW w:type="dxa" w:w="1585"/>
             <w:shd w:val="clear" w:color="auto" w:fill="F7F9FB"/>
             <w:vAlign w:val="center"/>
           </w:tcPr>
@@ -2251,7 +2251,7 @@
         </w:tc>
         <w:tc>
           <w:tcPr>
-            <w:tcW w:type="dxa" w:w="2210"/>
+            <w:tcW w:type="dxa" w:w="2250"/>
             <w:shd w:val="clear" w:color="auto" w:fill="F7F9FB"/>
             <w:vAlign w:val="center"/>
           </w:tcPr>
@@ -2274,7 +2274,7 @@
         </w:tc>
         <w:tc>
           <w:tcPr>
-            <w:tcW w:type="dxa" w:w="3065"/>
+            <w:tcW w:type="dxa" w:w="3031"/>
             <w:shd w:val="clear" w:color="auto" w:fill="F7F9FB"/>
             <w:vAlign w:val="center"/>
           </w:tcPr>
@@ -2297,7 +2297,7 @@
         </w:tc>
         <w:tc>
           <w:tcPr>
-            <w:tcW w:type="dxa" w:w="1219"/>
+            <w:tcW w:type="dxa" w:w="1215"/>
             <w:shd w:val="clear" w:color="auto" w:fill="F7F9FB"/>
             <w:vAlign w:val="center"/>
           </w:tcPr>
@@ -2335,7 +2335,7 @@
         </w:trPr>
         <w:tc>
           <w:tcPr>
-            <w:tcW w:type="dxa" w:w="415"/>
+            <w:tcW w:type="dxa" w:w="414"/>
             <w:shd w:val="clear" w:color="auto" w:fill="FFFFFF"/>
             <w:vAlign w:val="center"/>
           </w:tcPr>
@@ -2359,7 +2359,7 @@
         </w:tc>
         <w:tc>
           <w:tcPr>
-            <w:tcW w:type="dxa" w:w="1588"/>
+            <w:tcW w:type="dxa" w:w="1585"/>
             <w:shd w:val="clear" w:color="auto" w:fill="FFFFFF"/>
             <w:vAlign w:val="center"/>
           </w:tcPr>
@@ -2383,7 +2383,7 @@
         </w:tc>
         <w:tc>
           <w:tcPr>
-            <w:tcW w:type="dxa" w:w="2210"/>
+            <w:tcW w:type="dxa" w:w="2250"/>
             <w:shd w:val="clear" w:color="auto" w:fill="FFFFFF"/>
             <w:vAlign w:val="center"/>
           </w:tcPr>
@@ -2406,7 +2406,7 @@
         </w:tc>
         <w:tc>
           <w:tcPr>
-            <w:tcW w:type="dxa" w:w="3065"/>
+            <w:tcW w:type="dxa" w:w="3031"/>
             <w:shd w:val="clear" w:color="auto" w:fill="FFFFFF"/>
             <w:vAlign w:val="center"/>
           </w:tcPr>
@@ -2429,7 +2429,7 @@
         </w:tc>
         <w:tc>
           <w:tcPr>
-            <w:tcW w:type="dxa" w:w="1219"/>
+            <w:tcW w:type="dxa" w:w="1215"/>
             <w:shd w:val="clear" w:color="auto" w:fill="FFFFFF"/>
             <w:vAlign w:val="center"/>
           </w:tcPr>
@@ -2477,7 +2477,7 @@
         </w:trPr>
         <w:tc>
           <w:tcPr>
-            <w:tcW w:type="dxa" w:w="415"/>
+            <w:tcW w:type="dxa" w:w="414"/>
             <w:shd w:val="clear" w:color="auto" w:fill="F7F9FB"/>
             <w:vAlign w:val="center"/>
           </w:tcPr>
@@ -2501,7 +2501,7 @@
         </w:tc>
         <w:tc>
           <w:tcPr>
-            <w:tcW w:type="dxa" w:w="1588"/>
+            <w:tcW w:type="dxa" w:w="1585"/>
             <w:shd w:val="clear" w:color="auto" w:fill="F7F9FB"/>
             <w:vAlign w:val="center"/>
           </w:tcPr>
@@ -2525,7 +2525,7 @@
         </w:tc>
         <w:tc>
           <w:tcPr>
-            <w:tcW w:type="dxa" w:w="2210"/>
+            <w:tcW w:type="dxa" w:w="2250"/>
             <w:shd w:val="clear" w:color="auto" w:fill="F7F9FB"/>
             <w:vAlign w:val="center"/>
           </w:tcPr>
@@ -2548,7 +2548,7 @@
         </w:tc>
         <w:tc>
           <w:tcPr>
-            <w:tcW w:type="dxa" w:w="3065"/>
+            <w:tcW w:type="dxa" w:w="3031"/>
             <w:shd w:val="clear" w:color="auto" w:fill="F7F9FB"/>
             <w:vAlign w:val="center"/>
           </w:tcPr>
@@ -2571,7 +2571,7 @@
         </w:tc>
         <w:tc>
           <w:tcPr>
-            <w:tcW w:type="dxa" w:w="1219"/>
+            <w:tcW w:type="dxa" w:w="1215"/>
             <w:shd w:val="clear" w:color="auto" w:fill="F7F9FB"/>
             <w:vAlign w:val="center"/>
           </w:tcPr>
@@ -2619,7 +2619,7 @@
         </w:trPr>
         <w:tc>
           <w:tcPr>
-            <w:tcW w:type="dxa" w:w="415"/>
+            <w:tcW w:type="dxa" w:w="414"/>
             <w:shd w:val="clear" w:color="auto" w:fill="FFFFFF"/>
             <w:vAlign w:val="center"/>
           </w:tcPr>
@@ -2643,7 +2643,7 @@
         </w:tc>
         <w:tc>
           <w:tcPr>
-            <w:tcW w:type="dxa" w:w="1588"/>
+            <w:tcW w:type="dxa" w:w="1585"/>
             <w:shd w:val="clear" w:color="auto" w:fill="FFFFFF"/>
             <w:vAlign w:val="center"/>
           </w:tcPr>
@@ -2667,7 +2667,7 @@
         </w:tc>
         <w:tc>
           <w:tcPr>
-            <w:tcW w:type="dxa" w:w="2210"/>
+            <w:tcW w:type="dxa" w:w="2250"/>
             <w:shd w:val="clear" w:color="auto" w:fill="FFFFFF"/>
             <w:vAlign w:val="center"/>
           </w:tcPr>
@@ -2690,7 +2690,7 @@
         </w:tc>
         <w:tc>
           <w:tcPr>
-            <w:tcW w:type="dxa" w:w="3065"/>
+            <w:tcW w:type="dxa" w:w="3031"/>
             <w:shd w:val="clear" w:color="auto" w:fill="FFFFFF"/>
             <w:vAlign w:val="center"/>
           </w:tcPr>
@@ -2713,7 +2713,7 @@
         </w:tc>
         <w:tc>
           <w:tcPr>
-            <w:tcW w:type="dxa" w:w="1219"/>
+            <w:tcW w:type="dxa" w:w="1215"/>
             <w:shd w:val="clear" w:color="auto" w:fill="FFFFFF"/>
             <w:vAlign w:val="center"/>
           </w:tcPr>
@@ -2761,7 +2761,7 @@
         </w:trPr>
         <w:tc>
           <w:tcPr>
-            <w:tcW w:type="dxa" w:w="415"/>
+            <w:tcW w:type="dxa" w:w="414"/>
             <w:shd w:val="clear" w:color="auto" w:fill="F7F9FB"/>
             <w:vAlign w:val="center"/>
           </w:tcPr>
@@ -2785,7 +2785,7 @@
         </w:tc>
         <w:tc>
           <w:tcPr>
-            <w:tcW w:type="dxa" w:w="1588"/>
+            <w:tcW w:type="dxa" w:w="1585"/>
             <w:shd w:val="clear" w:color="auto" w:fill="F7F9FB"/>
             <w:vAlign w:val="center"/>
           </w:tcPr>
@@ -2809,7 +2809,7 @@
         </w:tc>
         <w:tc>
           <w:tcPr>
-            <w:tcW w:type="dxa" w:w="2210"/>
+            <w:tcW w:type="dxa" w:w="2250"/>
             <w:shd w:val="clear" w:color="auto" w:fill="F7F9FB"/>
             <w:vAlign w:val="center"/>
           </w:tcPr>
@@ -2832,7 +2832,7 @@
         </w:tc>
         <w:tc>
           <w:tcPr>
-            <w:tcW w:type="dxa" w:w="3065"/>
+            <w:tcW w:type="dxa" w:w="3031"/>
             <w:shd w:val="clear" w:color="auto" w:fill="F7F9FB"/>
             <w:vAlign w:val="center"/>
           </w:tcPr>
@@ -2855,7 +2855,7 @@
         </w:tc>
         <w:tc>
           <w:tcPr>
-            <w:tcW w:type="dxa" w:w="1219"/>
+            <w:tcW w:type="dxa" w:w="1215"/>
             <w:shd w:val="clear" w:color="auto" w:fill="F7F9FB"/>
             <w:vAlign w:val="center"/>
           </w:tcPr>
@@ -2903,7 +2903,7 @@
         </w:trPr>
         <w:tc>
           <w:tcPr>
-            <w:tcW w:type="dxa" w:w="415"/>
+            <w:tcW w:type="dxa" w:w="414"/>
             <w:shd w:val="clear" w:color="auto" w:fill="FFFFFF"/>
             <w:vAlign w:val="center"/>
           </w:tcPr>
@@ -2927,7 +2927,7 @@
         </w:tc>
         <w:tc>
           <w:tcPr>
-            <w:tcW w:type="dxa" w:w="1588"/>
+            <w:tcW w:type="dxa" w:w="1585"/>
             <w:shd w:val="clear" w:color="auto" w:fill="FFFFFF"/>
             <w:vAlign w:val="center"/>
           </w:tcPr>
@@ -2951,7 +2951,7 @@
         </w:tc>
         <w:tc>
           <w:tcPr>
-            <w:tcW w:type="dxa" w:w="2210"/>
+            <w:tcW w:type="dxa" w:w="2250"/>
             <w:shd w:val="clear" w:color="auto" w:fill="FFFFFF"/>
             <w:vAlign w:val="center"/>
           </w:tcPr>
@@ -2974,7 +2974,7 @@
         </w:tc>
         <w:tc>
           <w:tcPr>
-            <w:tcW w:type="dxa" w:w="3065"/>
+            <w:tcW w:type="dxa" w:w="3031"/>
             <w:shd w:val="clear" w:color="auto" w:fill="FFFFFF"/>
             <w:vAlign w:val="center"/>
           </w:tcPr>
@@ -2997,7 +2997,7 @@
         </w:tc>
         <w:tc>
           <w:tcPr>
-            <w:tcW w:type="dxa" w:w="1219"/>
+            <w:tcW w:type="dxa" w:w="1215"/>
             <w:shd w:val="clear" w:color="auto" w:fill="FFFFFF"/>
             <w:vAlign w:val="center"/>
           </w:tcPr>
@@ -3045,7 +3045,7 @@
         </w:trPr>
         <w:tc>
           <w:tcPr>
-            <w:tcW w:type="dxa" w:w="415"/>
+            <w:tcW w:type="dxa" w:w="414"/>
             <w:shd w:val="clear" w:color="auto" w:fill="F7F9FB"/>
             <w:vAlign w:val="center"/>
           </w:tcPr>
@@ -3069,7 +3069,7 @@
         </w:tc>
         <w:tc>
           <w:tcPr>
-            <w:tcW w:type="dxa" w:w="1588"/>
+            <w:tcW w:type="dxa" w:w="1585"/>
             <w:shd w:val="clear" w:color="auto" w:fill="F7F9FB"/>
             <w:vAlign w:val="center"/>
           </w:tcPr>
@@ -3093,7 +3093,7 @@
         </w:tc>
         <w:tc>
           <w:tcPr>
-            <w:tcW w:type="dxa" w:w="2210"/>
+            <w:tcW w:type="dxa" w:w="2250"/>
             <w:shd w:val="clear" w:color="auto" w:fill="F7F9FB"/>
             <w:vAlign w:val="center"/>
           </w:tcPr>
@@ -3116,7 +3116,7 @@
         </w:tc>
         <w:tc>
           <w:tcPr>
-            <w:tcW w:type="dxa" w:w="3065"/>
+            <w:tcW w:type="dxa" w:w="3031"/>
             <w:shd w:val="clear" w:color="auto" w:fill="F7F9FB"/>
             <w:vAlign w:val="center"/>
           </w:tcPr>
@@ -3139,7 +3139,7 @@
         </w:tc>
         <w:tc>
           <w:tcPr>
-            <w:tcW w:type="dxa" w:w="1219"/>
+            <w:tcW w:type="dxa" w:w="1215"/>
             <w:shd w:val="clear" w:color="auto" w:fill="F7F9FB"/>
             <w:vAlign w:val="center"/>
           </w:tcPr>
@@ -3177,7 +3177,7 @@
         </w:trPr>
         <w:tc>
           <w:tcPr>
-            <w:tcW w:type="dxa" w:w="415"/>
+            <w:tcW w:type="dxa" w:w="414"/>
             <w:shd w:val="clear" w:color="auto" w:fill="FFFFFF"/>
             <w:vAlign w:val="center"/>
           </w:tcPr>
@@ -3201,7 +3201,7 @@
         </w:tc>
         <w:tc>
           <w:tcPr>
-            <w:tcW w:type="dxa" w:w="1588"/>
+            <w:tcW w:type="dxa" w:w="1585"/>
             <w:shd w:val="clear" w:color="auto" w:fill="FFFFFF"/>
             <w:vAlign w:val="center"/>
           </w:tcPr>
@@ -3225,7 +3225,7 @@
         </w:tc>
         <w:tc>
           <w:tcPr>
-            <w:tcW w:type="dxa" w:w="2210"/>
+            <w:tcW w:type="dxa" w:w="2250"/>
             <w:shd w:val="clear" w:color="auto" w:fill="FFFFFF"/>
             <w:vAlign w:val="center"/>
           </w:tcPr>
@@ -3248,7 +3248,7 @@
         </w:tc>
         <w:tc>
           <w:tcPr>
-            <w:tcW w:type="dxa" w:w="3065"/>
+            <w:tcW w:type="dxa" w:w="3031"/>
             <w:shd w:val="clear" w:color="auto" w:fill="FFFFFF"/>
             <w:vAlign w:val="center"/>
           </w:tcPr>
@@ -3271,7 +3271,7 @@
         </w:tc>
         <w:tc>
           <w:tcPr>
-            <w:tcW w:type="dxa" w:w="1219"/>
+            <w:tcW w:type="dxa" w:w="1215"/>
             <w:shd w:val="clear" w:color="auto" w:fill="FFFFFF"/>
             <w:vAlign w:val="center"/>
           </w:tcPr>
@@ -3309,7 +3309,7 @@
         </w:trPr>
         <w:tc>
           <w:tcPr>
-            <w:tcW w:type="dxa" w:w="415"/>
+            <w:tcW w:type="dxa" w:w="414"/>
             <w:shd w:val="clear" w:color="auto" w:fill="F7F9FB"/>
             <w:vAlign w:val="center"/>
           </w:tcPr>
@@ -3333,7 +3333,7 @@
         </w:tc>
         <w:tc>
           <w:tcPr>
-            <w:tcW w:type="dxa" w:w="1588"/>
+            <w:tcW w:type="dxa" w:w="1585"/>
             <w:shd w:val="clear" w:color="auto" w:fill="F7F9FB"/>
             <w:vAlign w:val="center"/>
           </w:tcPr>
@@ -3357,7 +3357,7 @@
         </w:tc>
         <w:tc>
           <w:tcPr>
-            <w:tcW w:type="dxa" w:w="2210"/>
+            <w:tcW w:type="dxa" w:w="2250"/>
             <w:shd w:val="clear" w:color="auto" w:fill="F7F9FB"/>
             <w:vAlign w:val="center"/>
           </w:tcPr>
@@ -3380,7 +3380,7 @@
         </w:tc>
         <w:tc>
           <w:tcPr>
-            <w:tcW w:type="dxa" w:w="3065"/>
+            <w:tcW w:type="dxa" w:w="3031"/>
             <w:shd w:val="clear" w:color="auto" w:fill="F7F9FB"/>
             <w:vAlign w:val="center"/>
           </w:tcPr>
@@ -3403,7 +3403,7 @@
         </w:tc>
         <w:tc>
           <w:tcPr>
-            <w:tcW w:type="dxa" w:w="1219"/>
+            <w:tcW w:type="dxa" w:w="1215"/>
             <w:shd w:val="clear" w:color="auto" w:fill="F7F9FB"/>
             <w:vAlign w:val="center"/>
           </w:tcPr>
@@ -3441,7 +3441,7 @@
         </w:trPr>
         <w:tc>
           <w:tcPr>
-            <w:tcW w:type="dxa" w:w="415"/>
+            <w:tcW w:type="dxa" w:w="414"/>
             <w:shd w:val="clear" w:color="auto" w:fill="FFFFFF"/>
             <w:vAlign w:val="center"/>
           </w:tcPr>
@@ -3465,7 +3465,7 @@
         </w:tc>
         <w:tc>
           <w:tcPr>
-            <w:tcW w:type="dxa" w:w="1588"/>
+            <w:tcW w:type="dxa" w:w="1585"/>
             <w:shd w:val="clear" w:color="auto" w:fill="FFFFFF"/>
             <w:vAlign w:val="center"/>
           </w:tcPr>
@@ -3489,7 +3489,7 @@
         </w:tc>
         <w:tc>
           <w:tcPr>
-            <w:tcW w:type="dxa" w:w="2210"/>
+            <w:tcW w:type="dxa" w:w="2250"/>
             <w:shd w:val="clear" w:color="auto" w:fill="FFFFFF"/>
             <w:vAlign w:val="center"/>
           </w:tcPr>
@@ -3512,7 +3512,7 @@
         </w:tc>
         <w:tc>
           <w:tcPr>
-            <w:tcW w:type="dxa" w:w="3065"/>
+            <w:tcW w:type="dxa" w:w="3031"/>
             <w:shd w:val="clear" w:color="auto" w:fill="FFFFFF"/>
             <w:vAlign w:val="center"/>
           </w:tcPr>
@@ -3535,7 +3535,7 @@
         </w:tc>
         <w:tc>
           <w:tcPr>
-            <w:tcW w:type="dxa" w:w="1219"/>
+            <w:tcW w:type="dxa" w:w="1215"/>
             <w:shd w:val="clear" w:color="auto" w:fill="FFFFFF"/>
             <w:vAlign w:val="center"/>
           </w:tcPr>
@@ -3573,7 +3573,7 @@
         </w:trPr>
         <w:tc>
           <w:tcPr>
-            <w:tcW w:type="dxa" w:w="415"/>
+            <w:tcW w:type="dxa" w:w="414"/>
             <w:shd w:val="clear" w:color="auto" w:fill="F7F9FB"/>
             <w:vAlign w:val="center"/>
           </w:tcPr>
@@ -3597,7 +3597,7 @@
         </w:tc>
         <w:tc>
           <w:tcPr>
-            <w:tcW w:type="dxa" w:w="1588"/>
+            <w:tcW w:type="dxa" w:w="1585"/>
             <w:shd w:val="clear" w:color="auto" w:fill="F7F9FB"/>
             <w:vAlign w:val="center"/>
           </w:tcPr>
@@ -3621,7 +3621,7 @@
         </w:tc>
         <w:tc>
           <w:tcPr>
-            <w:tcW w:type="dxa" w:w="2210"/>
+            <w:tcW w:type="dxa" w:w="2250"/>
             <w:shd w:val="clear" w:color="auto" w:fill="F7F9FB"/>
             <w:vAlign w:val="center"/>
           </w:tcPr>
@@ -3644,7 +3644,7 @@
         </w:tc>
         <w:tc>
           <w:tcPr>
-            <w:tcW w:type="dxa" w:w="3065"/>
+            <w:tcW w:type="dxa" w:w="3031"/>
             <w:shd w:val="clear" w:color="auto" w:fill="F7F9FB"/>
             <w:vAlign w:val="center"/>
           </w:tcPr>
@@ -3667,7 +3667,7 @@
         </w:tc>
         <w:tc>
           <w:tcPr>
-            <w:tcW w:type="dxa" w:w="1219"/>
+            <w:tcW w:type="dxa" w:w="1215"/>
             <w:shd w:val="clear" w:color="auto" w:fill="F7F9FB"/>
             <w:vAlign w:val="center"/>
           </w:tcPr>
@@ -3705,7 +3705,7 @@
         </w:trPr>
         <w:tc>
           <w:tcPr>
-            <w:tcW w:type="dxa" w:w="415"/>
+            <w:tcW w:type="dxa" w:w="414"/>
             <w:shd w:val="clear" w:color="auto" w:fill="FFFFFF"/>
             <w:vAlign w:val="center"/>
           </w:tcPr>
@@ -3729,7 +3729,7 @@
         </w:tc>
         <w:tc>
           <w:tcPr>
-            <w:tcW w:type="dxa" w:w="1588"/>
+            <w:tcW w:type="dxa" w:w="1585"/>
             <w:shd w:val="clear" w:color="auto" w:fill="FFFFFF"/>
             <w:vAlign w:val="center"/>
           </w:tcPr>
@@ -3753,7 +3753,7 @@
         </w:tc>
         <w:tc>
           <w:tcPr>
-            <w:tcW w:type="dxa" w:w="2210"/>
+            <w:tcW w:type="dxa" w:w="2250"/>
             <w:shd w:val="clear" w:color="auto" w:fill="FFFFFF"/>
             <w:vAlign w:val="center"/>
           </w:tcPr>
@@ -3776,7 +3776,7 @@
         </w:tc>
         <w:tc>
           <w:tcPr>
-            <w:tcW w:type="dxa" w:w="3065"/>
+            <w:tcW w:type="dxa" w:w="3031"/>
             <w:shd w:val="clear" w:color="auto" w:fill="FFFFFF"/>
             <w:vAlign w:val="center"/>
           </w:tcPr>
@@ -3799,7 +3799,7 @@
         </w:tc>
         <w:tc>
           <w:tcPr>
-            <w:tcW w:type="dxa" w:w="1219"/>
+            <w:tcW w:type="dxa" w:w="1215"/>
             <w:shd w:val="clear" w:color="auto" w:fill="FFFFFF"/>
             <w:vAlign w:val="center"/>
           </w:tcPr>
@@ -3837,7 +3837,7 @@
         </w:trPr>
         <w:tc>
           <w:tcPr>
-            <w:tcW w:type="dxa" w:w="415"/>
+            <w:tcW w:type="dxa" w:w="414"/>
             <w:shd w:val="clear" w:color="auto" w:fill="F7F9FB"/>
             <w:vAlign w:val="center"/>
           </w:tcPr>
@@ -3861,7 +3861,7 @@
         </w:tc>
         <w:tc>
           <w:tcPr>
-            <w:tcW w:type="dxa" w:w="1588"/>
+            <w:tcW w:type="dxa" w:w="1585"/>
             <w:shd w:val="clear" w:color="auto" w:fill="F7F9FB"/>
             <w:vAlign w:val="center"/>
           </w:tcPr>
@@ -3885,7 +3885,7 @@
         </w:tc>
         <w:tc>
           <w:tcPr>
-            <w:tcW w:type="dxa" w:w="2210"/>
+            <w:tcW w:type="dxa" w:w="2250"/>
             <w:shd w:val="clear" w:color="auto" w:fill="F7F9FB"/>
             <w:vAlign w:val="center"/>
           </w:tcPr>
@@ -3908,7 +3908,7 @@
         </w:tc>
         <w:tc>
           <w:tcPr>
-            <w:tcW w:type="dxa" w:w="3065"/>
+            <w:tcW w:type="dxa" w:w="3031"/>
             <w:shd w:val="clear" w:color="auto" w:fill="F7F9FB"/>
             <w:vAlign w:val="center"/>
           </w:tcPr>
@@ -3931,7 +3931,7 @@
         </w:tc>
         <w:tc>
           <w:tcPr>
-            <w:tcW w:type="dxa" w:w="1219"/>
+            <w:tcW w:type="dxa" w:w="1215"/>
             <w:shd w:val="clear" w:color="auto" w:fill="F7F9FB"/>
             <w:vAlign w:val="center"/>
           </w:tcPr>
@@ -3969,7 +3969,7 @@
         </w:trPr>
         <w:tc>
           <w:tcPr>
-            <w:tcW w:type="dxa" w:w="415"/>
+            <w:tcW w:type="dxa" w:w="414"/>
             <w:shd w:val="clear" w:color="auto" w:fill="FFFFFF"/>
             <w:vAlign w:val="center"/>
           </w:tcPr>
@@ -3993,7 +3993,7 @@
         </w:tc>
         <w:tc>
           <w:tcPr>
-            <w:tcW w:type="dxa" w:w="1588"/>
+            <w:tcW w:type="dxa" w:w="1585"/>
             <w:shd w:val="clear" w:color="auto" w:fill="FFFFFF"/>
             <w:vAlign w:val="center"/>
           </w:tcPr>
@@ -4017,7 +4017,7 @@
         </w:tc>
         <w:tc>
           <w:tcPr>
-            <w:tcW w:type="dxa" w:w="2210"/>
+            <w:tcW w:type="dxa" w:w="2250"/>
             <w:shd w:val="clear" w:color="auto" w:fill="FFFFFF"/>
             <w:vAlign w:val="center"/>
           </w:tcPr>
@@ -4040,7 +4040,7 @@
         </w:tc>
         <w:tc>
           <w:tcPr>
-            <w:tcW w:type="dxa" w:w="3065"/>
+            <w:tcW w:type="dxa" w:w="3031"/>
             <w:shd w:val="clear" w:color="auto" w:fill="FFFFFF"/>
             <w:vAlign w:val="center"/>
           </w:tcPr>
@@ -4063,7 +4063,7 @@
         </w:tc>
         <w:tc>
           <w:tcPr>
-            <w:tcW w:type="dxa" w:w="1219"/>
+            <w:tcW w:type="dxa" w:w="1215"/>
             <w:shd w:val="clear" w:color="auto" w:fill="FFFFFF"/>
             <w:vAlign w:val="center"/>
           </w:tcPr>
@@ -4101,7 +4101,7 @@
         </w:trPr>
         <w:tc>
           <w:tcPr>
-            <w:tcW w:type="dxa" w:w="415"/>
+            <w:tcW w:type="dxa" w:w="414"/>
             <w:shd w:val="clear" w:color="auto" w:fill="F7F9FB"/>
             <w:vAlign w:val="center"/>
           </w:tcPr>
@@ -4125,7 +4125,7 @@
         </w:tc>
         <w:tc>
           <w:tcPr>
-            <w:tcW w:type="dxa" w:w="1588"/>
+            <w:tcW w:type="dxa" w:w="1585"/>
             <w:shd w:val="clear" w:color="auto" w:fill="F7F9FB"/>
             <w:vAlign w:val="center"/>
           </w:tcPr>
@@ -4149,7 +4149,7 @@
         </w:tc>
         <w:tc>
           <w:tcPr>
-            <w:tcW w:type="dxa" w:w="2210"/>
+            <w:tcW w:type="dxa" w:w="2250"/>
             <w:shd w:val="clear" w:color="auto" w:fill="F7F9FB"/>
             <w:vAlign w:val="center"/>
           </w:tcPr>
@@ -4172,7 +4172,7 @@
         </w:tc>
         <w:tc>
           <w:tcPr>
-            <w:tcW w:type="dxa" w:w="3065"/>
+            <w:tcW w:type="dxa" w:w="3031"/>
             <w:shd w:val="clear" w:color="auto" w:fill="F7F9FB"/>
             <w:vAlign w:val="center"/>
           </w:tcPr>
@@ -4195,7 +4195,7 @@
         </w:tc>
         <w:tc>
           <w:tcPr>
-            <w:tcW w:type="dxa" w:w="1219"/>
+            <w:tcW w:type="dxa" w:w="1215"/>
             <w:shd w:val="clear" w:color="auto" w:fill="F7F9FB"/>
             <w:vAlign w:val="center"/>
           </w:tcPr>
@@ -4233,7 +4233,7 @@
         </w:trPr>
         <w:tc>
           <w:tcPr>
-            <w:tcW w:type="dxa" w:w="415"/>
+            <w:tcW w:type="dxa" w:w="414"/>
             <w:shd w:val="clear" w:color="auto" w:fill="FFFFFF"/>
             <w:vAlign w:val="center"/>
           </w:tcPr>
@@ -4257,7 +4257,7 @@
         </w:tc>
         <w:tc>
           <w:tcPr>
-            <w:tcW w:type="dxa" w:w="1588"/>
+            <w:tcW w:type="dxa" w:w="1585"/>
             <w:shd w:val="clear" w:color="auto" w:fill="FFFFFF"/>
             <w:vAlign w:val="center"/>
           </w:tcPr>
@@ -4281,7 +4281,7 @@
         </w:tc>
         <w:tc>
           <w:tcPr>
-            <w:tcW w:type="dxa" w:w="2210"/>
+            <w:tcW w:type="dxa" w:w="2250"/>
             <w:shd w:val="clear" w:color="auto" w:fill="FFFFFF"/>
             <w:vAlign w:val="center"/>
           </w:tcPr>
@@ -4304,7 +4304,7 @@
         </w:tc>
         <w:tc>
           <w:tcPr>
-            <w:tcW w:type="dxa" w:w="3065"/>
+            <w:tcW w:type="dxa" w:w="3031"/>
             <w:shd w:val="clear" w:color="auto" w:fill="FFFFFF"/>
             <w:vAlign w:val="center"/>
           </w:tcPr>
@@ -4327,7 +4327,7 @@
         </w:tc>
         <w:tc>
           <w:tcPr>
-            <w:tcW w:type="dxa" w:w="1219"/>
+            <w:tcW w:type="dxa" w:w="1215"/>
             <w:shd w:val="clear" w:color="auto" w:fill="FFFFFF"/>
             <w:vAlign w:val="center"/>
           </w:tcPr>
@@ -4365,7 +4365,7 @@
         </w:trPr>
         <w:tc>
           <w:tcPr>
-            <w:tcW w:type="dxa" w:w="415"/>
+            <w:tcW w:type="dxa" w:w="414"/>
             <w:shd w:val="clear" w:color="auto" w:fill="F7F9FB"/>
             <w:vAlign w:val="center"/>
           </w:tcPr>
@@ -4389,7 +4389,7 @@
         </w:tc>
         <w:tc>
           <w:tcPr>
-            <w:tcW w:type="dxa" w:w="1588"/>
+            <w:tcW w:type="dxa" w:w="1585"/>
             <w:shd w:val="clear" w:color="auto" w:fill="F7F9FB"/>
             <w:vAlign w:val="center"/>
           </w:tcPr>
@@ -4413,7 +4413,7 @@
         </w:tc>
         <w:tc>
           <w:tcPr>
-            <w:tcW w:type="dxa" w:w="2210"/>
+            <w:tcW w:type="dxa" w:w="2250"/>
             <w:shd w:val="clear" w:color="auto" w:fill="F7F9FB"/>
             <w:vAlign w:val="center"/>
           </w:tcPr>
@@ -4436,7 +4436,7 @@
         </w:tc>
         <w:tc>
           <w:tcPr>
-            <w:tcW w:type="dxa" w:w="3065"/>
+            <w:tcW w:type="dxa" w:w="3031"/>
             <w:shd w:val="clear" w:color="auto" w:fill="F7F9FB"/>
             <w:vAlign w:val="center"/>
           </w:tcPr>
@@ -4459,7 +4459,7 @@
         </w:tc>
         <w:tc>
           <w:tcPr>
-            <w:tcW w:type="dxa" w:w="1219"/>
+            <w:tcW w:type="dxa" w:w="1215"/>
             <w:shd w:val="clear" w:color="auto" w:fill="F7F9FB"/>
             <w:vAlign w:val="center"/>
           </w:tcPr>
@@ -4497,7 +4497,7 @@
         </w:trPr>
         <w:tc>
           <w:tcPr>
-            <w:tcW w:type="dxa" w:w="415"/>
+            <w:tcW w:type="dxa" w:w="414"/>
             <w:shd w:val="clear" w:color="auto" w:fill="FFFFFF"/>
             <w:vAlign w:val="center"/>
           </w:tcPr>
@@ -4521,7 +4521,7 @@
         </w:tc>
         <w:tc>
           <w:tcPr>
-            <w:tcW w:type="dxa" w:w="1588"/>
+            <w:tcW w:type="dxa" w:w="1585"/>
             <w:shd w:val="clear" w:color="auto" w:fill="FFFFFF"/>
             <w:vAlign w:val="center"/>
           </w:tcPr>
@@ -4545,7 +4545,7 @@
         </w:tc>
         <w:tc>
           <w:tcPr>
-            <w:tcW w:type="dxa" w:w="2210"/>
+            <w:tcW w:type="dxa" w:w="2250"/>
             <w:shd w:val="clear" w:color="auto" w:fill="FFFFFF"/>
             <w:vAlign w:val="center"/>
           </w:tcPr>
@@ -4568,7 +4568,7 @@
         </w:tc>
         <w:tc>
           <w:tcPr>
-            <w:tcW w:type="dxa" w:w="3065"/>
+            <w:tcW w:type="dxa" w:w="3031"/>
             <w:shd w:val="clear" w:color="auto" w:fill="FFFFFF"/>
             <w:vAlign w:val="center"/>
           </w:tcPr>
@@ -4591,7 +4591,7 @@
         </w:tc>
         <w:tc>
           <w:tcPr>
-            <w:tcW w:type="dxa" w:w="1219"/>
+            <w:tcW w:type="dxa" w:w="1215"/>
             <w:shd w:val="clear" w:color="auto" w:fill="FFFFFF"/>
             <w:vAlign w:val="center"/>
           </w:tcPr>
@@ -4629,7 +4629,7 @@
         </w:trPr>
         <w:tc>
           <w:tcPr>
-            <w:tcW w:type="dxa" w:w="415"/>
+            <w:tcW w:type="dxa" w:w="414"/>
             <w:shd w:val="clear" w:color="auto" w:fill="F7F9FB"/>
             <w:vAlign w:val="center"/>
           </w:tcPr>
@@ -4653,7 +4653,7 @@
         </w:tc>
         <w:tc>
           <w:tcPr>
-            <w:tcW w:type="dxa" w:w="1588"/>
+            <w:tcW w:type="dxa" w:w="1585"/>
             <w:shd w:val="clear" w:color="auto" w:fill="F7F9FB"/>
             <w:vAlign w:val="center"/>
           </w:tcPr>
@@ -4677,7 +4677,7 @@
         </w:tc>
         <w:tc>
           <w:tcPr>
-            <w:tcW w:type="dxa" w:w="2210"/>
+            <w:tcW w:type="dxa" w:w="2250"/>
             <w:shd w:val="clear" w:color="auto" w:fill="F7F9FB"/>
             <w:vAlign w:val="center"/>
           </w:tcPr>
@@ -4700,7 +4700,7 @@
         </w:tc>
         <w:tc>
           <w:tcPr>
-            <w:tcW w:type="dxa" w:w="3065"/>
+            <w:tcW w:type="dxa" w:w="3031"/>
             <w:shd w:val="clear" w:color="auto" w:fill="F7F9FB"/>
             <w:vAlign w:val="center"/>
           </w:tcPr>
@@ -4723,7 +4723,7 @@
         </w:tc>
         <w:tc>
           <w:tcPr>
-            <w:tcW w:type="dxa" w:w="1219"/>
+            <w:tcW w:type="dxa" w:w="1215"/>
             <w:shd w:val="clear" w:color="auto" w:fill="F7F9FB"/>
             <w:vAlign w:val="center"/>
           </w:tcPr>
@@ -4761,7 +4761,7 @@
         </w:trPr>
         <w:tc>
           <w:tcPr>
-            <w:tcW w:type="dxa" w:w="415"/>
+            <w:tcW w:type="dxa" w:w="414"/>
             <w:shd w:val="clear" w:color="auto" w:fill="FFFFFF"/>
             <w:vAlign w:val="center"/>
           </w:tcPr>
@@ -4785,7 +4785,7 @@
         </w:tc>
         <w:tc>
           <w:tcPr>
-            <w:tcW w:type="dxa" w:w="1588"/>
+            <w:tcW w:type="dxa" w:w="1585"/>
             <w:shd w:val="clear" w:color="auto" w:fill="FFFFFF"/>
             <w:vAlign w:val="center"/>
           </w:tcPr>
@@ -4809,7 +4809,7 @@
         </w:tc>
         <w:tc>
           <w:tcPr>
-            <w:tcW w:type="dxa" w:w="2210"/>
+            <w:tcW w:type="dxa" w:w="2250"/>
             <w:shd w:val="clear" w:color="auto" w:fill="FFFFFF"/>
             <w:vAlign w:val="center"/>
           </w:tcPr>
@@ -4832,7 +4832,7 @@
         </w:tc>
         <w:tc>
           <w:tcPr>
-            <w:tcW w:type="dxa" w:w="3065"/>
+            <w:tcW w:type="dxa" w:w="3031"/>
             <w:shd w:val="clear" w:color="auto" w:fill="FFFFFF"/>
             <w:vAlign w:val="center"/>
           </w:tcPr>
@@ -4855,7 +4855,7 @@
         </w:tc>
         <w:tc>
           <w:tcPr>
-            <w:tcW w:type="dxa" w:w="1219"/>
+            <w:tcW w:type="dxa" w:w="1215"/>
             <w:shd w:val="clear" w:color="auto" w:fill="FFFFFF"/>
             <w:vAlign w:val="center"/>
           </w:tcPr>
@@ -4893,7 +4893,7 @@
         </w:trPr>
         <w:tc>
           <w:tcPr>
-            <w:tcW w:type="dxa" w:w="415"/>
+            <w:tcW w:type="dxa" w:w="414"/>
             <w:shd w:val="clear" w:color="auto" w:fill="F7F9FB"/>
             <w:vAlign w:val="center"/>
           </w:tcPr>
@@ -4917,7 +4917,7 @@
         </w:tc>
         <w:tc>
           <w:tcPr>
-            <w:tcW w:type="dxa" w:w="1588"/>
+            <w:tcW w:type="dxa" w:w="1585"/>
             <w:shd w:val="clear" w:color="auto" w:fill="F7F9FB"/>
             <w:vAlign w:val="center"/>
           </w:tcPr>
@@ -4941,7 +4941,7 @@
         </w:tc>
         <w:tc>
           <w:tcPr>
-            <w:tcW w:type="dxa" w:w="2210"/>
+            <w:tcW w:type="dxa" w:w="2250"/>
             <w:shd w:val="clear" w:color="auto" w:fill="F7F9FB"/>
             <w:vAlign w:val="center"/>
           </w:tcPr>
@@ -4964,7 +4964,7 @@
         </w:tc>
         <w:tc>
           <w:tcPr>
-            <w:tcW w:type="dxa" w:w="3065"/>
+            <w:tcW w:type="dxa" w:w="3031"/>
             <w:shd w:val="clear" w:color="auto" w:fill="F7F9FB"/>
             <w:vAlign w:val="center"/>
           </w:tcPr>
@@ -4987,7 +4987,7 @@
         </w:tc>
         <w:tc>
           <w:tcPr>
-            <w:tcW w:type="dxa" w:w="1219"/>
+            <w:tcW w:type="dxa" w:w="1215"/>
             <w:shd w:val="clear" w:color="auto" w:fill="F7F9FB"/>
             <w:vAlign w:val="center"/>
           </w:tcPr>
@@ -5025,7 +5025,7 @@
         </w:trPr>
         <w:tc>
           <w:tcPr>
-            <w:tcW w:type="dxa" w:w="415"/>
+            <w:tcW w:type="dxa" w:w="414"/>
             <w:shd w:val="clear" w:color="auto" w:fill="FFFFFF"/>
             <w:vAlign w:val="center"/>
           </w:tcPr>
@@ -5049,7 +5049,7 @@
         </w:tc>
         <w:tc>
           <w:tcPr>
-            <w:tcW w:type="dxa" w:w="1588"/>
+            <w:tcW w:type="dxa" w:w="1585"/>
             <w:shd w:val="clear" w:color="auto" w:fill="FFFFFF"/>
             <w:vAlign w:val="center"/>
           </w:tcPr>
@@ -5073,7 +5073,7 @@
         </w:tc>
         <w:tc>
           <w:tcPr>
-            <w:tcW w:type="dxa" w:w="2210"/>
+            <w:tcW w:type="dxa" w:w="2250"/>
             <w:shd w:val="clear" w:color="auto" w:fill="FFFFFF"/>
             <w:vAlign w:val="center"/>
           </w:tcPr>
@@ -5096,7 +5096,7 @@
         </w:tc>
         <w:tc>
           <w:tcPr>
-            <w:tcW w:type="dxa" w:w="3065"/>
+            <w:tcW w:type="dxa" w:w="3031"/>
             <w:shd w:val="clear" w:color="auto" w:fill="FFFFFF"/>
             <w:vAlign w:val="center"/>
           </w:tcPr>
@@ -5119,7 +5119,7 @@
         </w:tc>
         <w:tc>
           <w:tcPr>
-            <w:tcW w:type="dxa" w:w="1219"/>
+            <w:tcW w:type="dxa" w:w="1215"/>
             <w:shd w:val="clear" w:color="auto" w:fill="FFFFFF"/>
             <w:vAlign w:val="center"/>
           </w:tcPr>
@@ -5157,7 +5157,7 @@
         </w:trPr>
         <w:tc>
           <w:tcPr>
-            <w:tcW w:type="dxa" w:w="415"/>
+            <w:tcW w:type="dxa" w:w="414"/>
             <w:shd w:val="clear" w:color="auto" w:fill="F7F9FB"/>
             <w:vAlign w:val="center"/>
           </w:tcPr>
@@ -5181,7 +5181,7 @@
         </w:tc>
         <w:tc>
           <w:tcPr>
-            <w:tcW w:type="dxa" w:w="1588"/>
+            <w:tcW w:type="dxa" w:w="1585"/>
             <w:shd w:val="clear" w:color="auto" w:fill="F7F9FB"/>
             <w:vAlign w:val="center"/>
           </w:tcPr>
@@ -5205,7 +5205,7 @@
         </w:tc>
         <w:tc>
           <w:tcPr>
-            <w:tcW w:type="dxa" w:w="2210"/>
+            <w:tcW w:type="dxa" w:w="2250"/>
             <w:shd w:val="clear" w:color="auto" w:fill="F7F9FB"/>
             <w:vAlign w:val="center"/>
           </w:tcPr>
@@ -5228,7 +5228,7 @@
         </w:tc>
         <w:tc>
           <w:tcPr>
-            <w:tcW w:type="dxa" w:w="3065"/>
+            <w:tcW w:type="dxa" w:w="3031"/>
             <w:shd w:val="clear" w:color="auto" w:fill="F7F9FB"/>
             <w:vAlign w:val="center"/>
           </w:tcPr>
@@ -5251,7 +5251,7 @@
         </w:tc>
         <w:tc>
           <w:tcPr>
-            <w:tcW w:type="dxa" w:w="1219"/>
+            <w:tcW w:type="dxa" w:w="1215"/>
             <w:shd w:val="clear" w:color="auto" w:fill="F7F9FB"/>
             <w:vAlign w:val="center"/>
           </w:tcPr>
@@ -5289,7 +5289,7 @@
         </w:trPr>
         <w:tc>
           <w:tcPr>
-            <w:tcW w:type="dxa" w:w="415"/>
+            <w:tcW w:type="dxa" w:w="414"/>
             <w:shd w:val="clear" w:color="auto" w:fill="FFFFFF"/>
             <w:vAlign w:val="center"/>
           </w:tcPr>
@@ -5313,7 +5313,7 @@
         </w:tc>
         <w:tc>
           <w:tcPr>
-            <w:tcW w:type="dxa" w:w="1588"/>
+            <w:tcW w:type="dxa" w:w="1585"/>
             <w:shd w:val="clear" w:color="auto" w:fill="FFFFFF"/>
             <w:vAlign w:val="center"/>
           </w:tcPr>
@@ -5337,7 +5337,7 @@
         </w:tc>
         <w:tc>
           <w:tcPr>
-            <w:tcW w:type="dxa" w:w="2210"/>
+            <w:tcW w:type="dxa" w:w="2250"/>
             <w:shd w:val="clear" w:color="auto" w:fill="FFFFFF"/>
             <w:vAlign w:val="center"/>
           </w:tcPr>
@@ -5360,7 +5360,7 @@
         </w:tc>
         <w:tc>
           <w:tcPr>
-            <w:tcW w:type="dxa" w:w="3065"/>
+            <w:tcW w:type="dxa" w:w="3031"/>
             <w:shd w:val="clear" w:color="auto" w:fill="FFFFFF"/>
             <w:vAlign w:val="center"/>
           </w:tcPr>
@@ -5383,7 +5383,7 @@
         </w:tc>
         <w:tc>
           <w:tcPr>
-            <w:tcW w:type="dxa" w:w="1219"/>
+            <w:tcW w:type="dxa" w:w="1215"/>
             <w:shd w:val="clear" w:color="auto" w:fill="FFFFFF"/>
             <w:vAlign w:val="center"/>
           </w:tcPr>
@@ -5421,7 +5421,7 @@
         </w:trPr>
         <w:tc>
           <w:tcPr>
-            <w:tcW w:type="dxa" w:w="415"/>
+            <w:tcW w:type="dxa" w:w="414"/>
             <w:shd w:val="clear" w:color="auto" w:fill="F7F9FB"/>
             <w:vAlign w:val="center"/>
           </w:tcPr>
@@ -5445,7 +5445,7 @@
         </w:tc>
         <w:tc>
           <w:tcPr>
-            <w:tcW w:type="dxa" w:w="1588"/>
+            <w:tcW w:type="dxa" w:w="1585"/>
             <w:shd w:val="clear" w:color="auto" w:fill="F7F9FB"/>
             <w:vAlign w:val="center"/>
           </w:tcPr>
@@ -5469,7 +5469,7 @@
         </w:tc>
         <w:tc>
           <w:tcPr>
-            <w:tcW w:type="dxa" w:w="2210"/>
+            <w:tcW w:type="dxa" w:w="2250"/>
             <w:shd w:val="clear" w:color="auto" w:fill="F7F9FB"/>
             <w:vAlign w:val="center"/>
           </w:tcPr>
@@ -5492,7 +5492,7 @@
         </w:tc>
         <w:tc>
           <w:tcPr>
-            <w:tcW w:type="dxa" w:w="3065"/>
+            <w:tcW w:type="dxa" w:w="3031"/>
             <w:shd w:val="clear" w:color="auto" w:fill="F7F9FB"/>
             <w:vAlign w:val="center"/>
           </w:tcPr>
@@ -5515,7 +5515,7 @@
         </w:tc>
         <w:tc>
           <w:tcPr>
-            <w:tcW w:type="dxa" w:w="1219"/>
+            <w:tcW w:type="dxa" w:w="1215"/>
             <w:shd w:val="clear" w:color="auto" w:fill="F7F9FB"/>
             <w:vAlign w:val="center"/>
           </w:tcPr>
@@ -5553,12 +5553,134 @@
         </w:trPr>
         <w:tc>
           <w:tcPr>
-            <w:tcW w:type="dxa" w:w="415"/>
+            <w:tcW w:type="dxa" w:w="414"/>
             <w:shd w:val="clear" w:color="auto" w:fill="FFFFFF"/>
             <w:vAlign w:val="center"/>
           </w:tcPr>
           <w:p>
             <w:pPr>
+              <w:keepNext/>
+              <w:spacing w:after="0"/>
+              <w:jc w:val="center"/>
+            </w:pPr>
+            <w:r>
+              <w:rPr>
+                <w:rFonts w:ascii="Calibri" w:hAnsi="Calibri"/>
+                <w:b/>
+                <w:i w:val="0"/>
+                <w:color w:val="222222"/>
+                <w:sz w:val="20"/>
+              </w:rPr>
+              <w:t>41</w:t>
+            </w:r>
+          </w:p>
+        </w:tc>
+        <w:tc>
+          <w:tcPr>
+            <w:tcW w:type="dxa" w:w="1585"/>
+            <w:shd w:val="clear" w:color="auto" w:fill="FFFFFF"/>
+            <w:vAlign w:val="center"/>
+          </w:tcPr>
+          <w:p>
+            <w:pPr>
+              <w:keepNext/>
+              <w:spacing w:after="0"/>
+              <w:jc w:val="center"/>
+            </w:pPr>
+            <w:r>
+              <w:rPr>
+                <w:rFonts w:ascii="Calibri" w:hAnsi="Calibri"/>
+                <w:b w:val="0"/>
+                <w:i w:val="0"/>
+                <w:color w:val="222222"/>
+                <w:sz w:val="20"/>
+              </w:rPr>
+              <w:t>2026-10-25</w:t>
+            </w:r>
+          </w:p>
+        </w:tc>
+        <w:tc>
+          <w:tcPr>
+            <w:tcW w:type="dxa" w:w="2250"/>
+            <w:shd w:val="clear" w:color="auto" w:fill="FFFFFF"/>
+            <w:vAlign w:val="center"/>
+          </w:tcPr>
+          <w:p>
+            <w:pPr>
+              <w:keepNext/>
+              <w:spacing w:after="0"/>
+            </w:pPr>
+            <w:r>
+              <w:rPr>
+                <w:rFonts w:ascii="Calibri" w:hAnsi="Calibri"/>
+                <w:b w:val="0"/>
+                <w:i w:val="0"/>
+                <w:color w:val="222222"/>
+                <w:sz w:val="20"/>
+              </w:rPr>
+              <w:t>One command reproduces every fly number again; the paper draft moves to a private repository</w:t>
+            </w:r>
+          </w:p>
+        </w:tc>
+        <w:tc>
+          <w:tcPr>
+            <w:tcW w:type="dxa" w:w="3031"/>
+            <w:shd w:val="clear" w:color="auto" w:fill="FFFFFF"/>
+            <w:vAlign w:val="center"/>
+          </w:tcPr>
+          <w:p>
+            <w:pPr>
+              <w:keepNext/>
+              <w:spacing w:after="0"/>
+            </w:pPr>
+            <w:r>
+              <w:rPr>
+                <w:rFonts w:ascii="Calibri" w:hAnsi="Calibri"/>
+                <w:b w:val="0"/>
+                <w:i w:val="0"/>
+                <w:color w:val="222222"/>
+                <w:sz w:val="20"/>
+              </w:rPr>
+              <w:t>every recorded value reproduced; documents only</w:t>
+            </w:r>
+          </w:p>
+        </w:tc>
+        <w:tc>
+          <w:tcPr>
+            <w:tcW w:type="dxa" w:w="1215"/>
+            <w:shd w:val="clear" w:color="auto" w:fill="FFFFFF"/>
+            <w:vAlign w:val="center"/>
+          </w:tcPr>
+          <w:p>
+            <w:pPr>
+              <w:keepNext/>
+              <w:spacing w:after="0"/>
+            </w:pPr>
+            <w:r>
+              <w:rPr>
+                <w:rFonts w:ascii="Calibri" w:hAnsi="Calibri"/>
+                <w:b w:val="0"/>
+                <w:i w:val="0"/>
+                <w:color w:val="222222"/>
+                <w:sz w:val="20"/>
+              </w:rPr>
+              <w:t>this branch</w:t>
+            </w:r>
+          </w:p>
+        </w:tc>
+      </w:tr>
+      <w:tr>
+        <w:trPr>
+          <w:cantSplit/>
+        </w:trPr>
+        <w:tc>
+          <w:tcPr>
+            <w:tcW w:type="dxa" w:w="414"/>
+            <w:shd w:val="clear" w:color="auto" w:fill="F7F9FB"/>
+            <w:vAlign w:val="center"/>
+          </w:tcPr>
+          <w:p>
+            <w:pPr>
               <w:keepNext w:val="0"/>
               <w:spacing w:after="0"/>
               <w:jc w:val="center"/>
@@ -5571,14 +5693,14 @@
                 <w:color w:val="222222"/>
                 <w:sz w:val="20"/>
               </w:rPr>
-              <w:t>41</w:t>
-            </w:r>
-          </w:p>
-        </w:tc>
-        <w:tc>
-          <w:tcPr>
-            <w:tcW w:type="dxa" w:w="1588"/>
-            <w:shd w:val="clear" w:color="auto" w:fill="FFFFFF"/>
+              <w:t>42</w:t>
+            </w:r>
+          </w:p>
+        </w:tc>
+        <w:tc>
+          <w:tcPr>
+            <w:tcW w:type="dxa" w:w="1585"/>
+            <w:shd w:val="clear" w:color="auto" w:fill="F7F9FB"/>
             <w:vAlign w:val="center"/>
           </w:tcPr>
           <w:p>
@@ -5595,14 +5717,14 @@
                 <w:color w:val="222222"/>
                 <w:sz w:val="20"/>
               </w:rPr>
-              <w:t>2026-10-25</w:t>
-            </w:r>
-          </w:p>
-        </w:tc>
-        <w:tc>
-          <w:tcPr>
-            <w:tcW w:type="dxa" w:w="2210"/>
-            <w:shd w:val="clear" w:color="auto" w:fill="FFFFFF"/>
+              <w:t>2026-10-26</w:t>
+            </w:r>
+          </w:p>
+        </w:tc>
+        <w:tc>
+          <w:tcPr>
+            <w:tcW w:type="dxa" w:w="2250"/>
+            <w:shd w:val="clear" w:color="auto" w:fill="F7F9FB"/>
             <w:vAlign w:val="center"/>
           </w:tcPr>
           <w:p>
@@ -5618,14 +5740,14 @@
                 <w:color w:val="222222"/>
                 <w:sz w:val="20"/>
               </w:rPr>
-              <w:t>One command reproduces every fly number again; the paper draft moves to a private repository</w:t>
-            </w:r>
-          </w:p>
-        </w:tc>
-        <w:tc>
-          <w:tcPr>
-            <w:tcW w:type="dxa" w:w="3065"/>
-            <w:shd w:val="clear" w:color="auto" w:fill="FFFFFF"/>
+              <w:t>Real ToxCast vehicle wells: noise floors, wells needed, and the twin against unseen positive controls</w:t>
+            </w:r>
+          </w:p>
+        </w:tc>
+        <w:tc>
+          <w:tcPr>
+            <w:tcW w:type="dxa" w:w="3031"/>
+            <w:shd w:val="clear" w:color="auto" w:fill="F7F9FB"/>
             <w:vAlign w:val="center"/>
           </w:tcPr>
           <w:p>
@@ -5641,14 +5763,14 @@
                 <w:color w:val="222222"/>
                 <w:sz w:val="20"/>
               </w:rPr>
-              <w:t>every recorded value reproduced; documents only</w:t>
-            </w:r>
-          </w:p>
-        </w:tc>
-        <w:tc>
-          <w:tcPr>
-            <w:tcW w:type="dxa" w:w="1219"/>
-            <w:shd w:val="clear" w:color="auto" w:fill="FFFFFF"/>
+              <w:t>new real-data results, both registered; twin 12 of 12 directions, no better than a firing-rate rule</w:t>
+            </w:r>
+          </w:p>
+        </w:tc>
+        <w:tc>
+          <w:tcPr>
+            <w:tcW w:type="dxa" w:w="1215"/>
+            <w:shd w:val="clear" w:color="auto" w:fill="F7F9FB"/>
             <w:vAlign w:val="center"/>
           </w:tcPr>
           <w:p>
@@ -5658,13 +5780,23 @@
             </w:pPr>
             <w:r>
               <w:rPr>
-                <w:rFonts w:ascii="Calibri" w:hAnsi="Calibri"/>
-                <w:b w:val="0"/>
-                <w:i w:val="0"/>
-                <w:color w:val="222222"/>
-                <w:sz w:val="20"/>
-              </w:rPr>
-              <w:t>this branch</w:t>
+                <w:rFonts w:ascii="Consolas" w:hAnsi="Consolas"/>
+                <w:b w:val="0"/>
+                <w:i w:val="0"/>
+                <w:color w:val="222222"/>
+                <w:sz w:val="18"/>
+              </w:rPr>
+              <w:t>cf90872</w:t>
+            </w:r>
+            <w:r>
+              <w:rPr>
+                <w:rFonts w:ascii="Calibri" w:hAnsi="Calibri"/>
+                <w:b w:val="0"/>
+                <w:i w:val="0"/>
+                <w:color w:val="222222"/>
+                <w:sz w:val="20"/>
+              </w:rPr>
+              <w:t xml:space="preserve"> … this branch</w:t>
             </w:r>
           </w:p>
         </w:tc>
@@ -15592,6 +15724,476 @@
           <w:sz w:val="19"/>
         </w:rPr>
         <w:t>outputs/metrics.json</w:t>
+      </w:r>
+      <w:r>
+        <w:rPr>
+          <w:rFonts w:ascii="Calibri" w:hAnsi="Calibri"/>
+          <w:b w:val="0"/>
+          <w:i w:val="0"/>
+          <w:color w:val="222222"/>
+          <w:sz w:val="21"/>
+        </w:rPr>
+        <w:t>.</w:t>
+      </w:r>
+    </w:p>
+    <w:p>
+      <w:pPr>
+        <w:keepNext/>
+        <w:spacing w:before="240" w:after="60"/>
+      </w:pPr>
+      <w:r>
+        <w:rPr>
+          <w:rFonts w:ascii="Calibri" w:hAnsi="Calibri"/>
+          <w:b/>
+          <w:i w:val="0"/>
+          <w:color w:val="1F4E79"/>
+          <w:sz w:val="23"/>
+        </w:rPr>
+        <w:t>42. How many wells a chip needs, from 714 real untreated wells</w:t>
+      </w:r>
+    </w:p>
+    <w:p>
+      <w:pPr>
+        <w:spacing w:after="120"/>
+      </w:pPr>
+      <w:r>
+        <w:rPr>
+          <w:rFonts w:ascii="Calibri" w:hAnsi="Calibri"/>
+          <w:b/>
+          <w:i w:val="0"/>
+          <w:color w:val="156082"/>
+          <w:sz w:val="21"/>
+        </w:rPr>
+        <w:t>Slide message:</w:t>
+      </w:r>
+      <w:r>
+        <w:rPr>
+          <w:rFonts w:ascii="Calibri" w:hAnsi="Calibri"/>
+          <w:b w:val="0"/>
+          <w:i w:val="0"/>
+          <w:color w:val="222222"/>
+          <w:sz w:val="21"/>
+        </w:rPr>
+        <w:t xml:space="preserve"> </w:t>
+      </w:r>
+      <w:r>
+        <w:rPr>
+          <w:rFonts w:ascii="Calibri" w:hAnsi="Calibri"/>
+          <w:b w:val="0"/>
+          <w:i/>
+          <w:color w:val="222222"/>
+          <w:sz w:val="21"/>
+        </w:rPr>
+        <w:t>In the EPA's own MEA screen, untreated firing rate falls by a third and the day explains two-fifths of the noise: judged against same-day vehicle wells, 4 wells see a halving; judged against a historical reference, no number of wells from one day does.</w:t>
+      </w:r>
+    </w:p>
+    <w:p>
+      <w:pPr>
+        <w:spacing w:after="120"/>
+        <w:ind w:left="432" w:hanging="259"/>
+      </w:pPr>
+      <w:r>
+        <w:rPr>
+          <w:rFonts w:ascii="Calibri" w:hAnsi="Calibri"/>
+          <w:b w:val="0"/>
+          <w:i w:val="0"/>
+          <w:color w:val="222222"/>
+          <w:sz w:val="21"/>
+        </w:rPr>
+        <w:t>•</w:t>
+        <w:tab/>
+      </w:r>
+      <w:r>
+        <w:rPr>
+          <w:rFonts w:ascii="Calibri" w:hAnsi="Calibri"/>
+          <w:b/>
+          <w:i w:val="0"/>
+          <w:color w:val="156082"/>
+          <w:sz w:val="21"/>
+        </w:rPr>
+        <w:t>What changed.</w:t>
+      </w:r>
+      <w:r>
+        <w:rPr>
+          <w:rFonts w:ascii="Calibri" w:hAnsi="Calibri"/>
+          <w:b w:val="0"/>
+          <w:i w:val="0"/>
+          <w:color w:val="222222"/>
+          <w:sz w:val="21"/>
+        </w:rPr>
+        <w:t xml:space="preserve"> The well-level rows of the EPA's acute MEA screen are now read from the invitrodb MySQL dump (CC0; </w:t>
+      </w:r>
+      <w:r>
+        <w:rPr>
+          <w:rFonts w:ascii="Consolas" w:hAnsi="Consolas"/>
+          <w:b w:val="0"/>
+          <w:i w:val="0"/>
+          <w:color w:val="222222"/>
+          <w:sz w:val="19"/>
+        </w:rPr>
+        <w:t>neuromps.fetch.toxcast_mysql</w:t>
+      </w:r>
+      <w:r>
+        <w:rPr>
+          <w:rFonts w:ascii="Calibri" w:hAnsi="Calibri"/>
+          <w:b w:val="0"/>
+          <w:i w:val="0"/>
+          <w:color w:val="222222"/>
+          <w:sz w:val="21"/>
+        </w:rPr>
+        <w:t xml:space="preserve">, </w:t>
+      </w:r>
+      <w:r>
+        <w:rPr>
+          <w:rFonts w:ascii="Consolas" w:hAnsi="Consolas"/>
+          <w:b w:val="0"/>
+          <w:i w:val="0"/>
+          <w:color w:val="222222"/>
+          <w:sz w:val="19"/>
+        </w:rPr>
+        <w:t>neuromps.etl.toxcast_wells</w:t>
+      </w:r>
+      <w:r>
+        <w:rPr>
+          <w:rFonts w:ascii="Calibri" w:hAnsi="Calibri"/>
+          <w:b w:val="0"/>
+          <w:i w:val="0"/>
+          <w:color w:val="222222"/>
+          <w:sz w:val="21"/>
+        </w:rPr>
+        <w:t>), with the seven electrophysiology readouts the public dump lacks recovered and checked (</w:t>
+      </w:r>
+      <w:r>
+        <w:rPr>
+          <w:rFonts w:ascii="Consolas" w:hAnsi="Consolas"/>
+          <w:b w:val="0"/>
+          <w:i w:val="0"/>
+          <w:color w:val="222222"/>
+          <w:sz w:val="19"/>
+        </w:rPr>
+        <w:t>neuromps.etl.toxcast_recover</w:t>
+      </w:r>
+      <w:r>
+        <w:rPr>
+          <w:rFonts w:ascii="Calibri" w:hAnsi="Calibri"/>
+          <w:b w:val="0"/>
+          <w:i w:val="0"/>
+          <w:color w:val="222222"/>
+          <w:sz w:val="21"/>
+        </w:rPr>
+        <w:t>). Two analyses, each registered before any response statistic was computed: per-readout noise floors and wells needed (</w:t>
+      </w:r>
+      <w:r>
+        <w:rPr>
+          <w:rFonts w:ascii="Consolas" w:hAnsi="Consolas"/>
+          <w:b w:val="0"/>
+          <w:i w:val="0"/>
+          <w:color w:val="222222"/>
+          <w:sz w:val="19"/>
+        </w:rPr>
+        <w:t>src/neuromps/models/toxcast_noise_floors.py</w:t>
+      </w:r>
+      <w:r>
+        <w:rPr>
+          <w:rFonts w:ascii="Calibri" w:hAnsi="Calibri"/>
+          <w:b w:val="0"/>
+          <w:i w:val="0"/>
+          <w:color w:val="222222"/>
+          <w:sz w:val="21"/>
+        </w:rPr>
+        <w:t xml:space="preserve">, </w:t>
+      </w:r>
+      <w:r>
+        <w:rPr>
+          <w:rFonts w:ascii="Consolas" w:hAnsi="Consolas"/>
+          <w:b w:val="0"/>
+          <w:i w:val="0"/>
+          <w:color w:val="222222"/>
+          <w:sz w:val="19"/>
+        </w:rPr>
+        <w:t>preregistration/toxcast_noise_floors.json</w:t>
+      </w:r>
+      <w:r>
+        <w:rPr>
+          <w:rFonts w:ascii="Calibri" w:hAnsi="Calibri"/>
+          <w:b w:val="0"/>
+          <w:i w:val="0"/>
+          <w:color w:val="222222"/>
+          <w:sz w:val="21"/>
+        </w:rPr>
+        <w:t>), and the twin's knobs against the screen's positive controls (</w:t>
+      </w:r>
+      <w:r>
+        <w:rPr>
+          <w:rFonts w:ascii="Consolas" w:hAnsi="Consolas"/>
+          <w:b w:val="0"/>
+          <w:i w:val="0"/>
+          <w:color w:val="222222"/>
+          <w:sz w:val="19"/>
+        </w:rPr>
+        <w:t>src/neuromps/models/twin_toxcast_check.py</w:t>
+      </w:r>
+      <w:r>
+        <w:rPr>
+          <w:rFonts w:ascii="Calibri" w:hAnsi="Calibri"/>
+          <w:b w:val="0"/>
+          <w:i w:val="0"/>
+          <w:color w:val="222222"/>
+          <w:sz w:val="21"/>
+        </w:rPr>
+        <w:t xml:space="preserve">, </w:t>
+      </w:r>
+      <w:r>
+        <w:rPr>
+          <w:rFonts w:ascii="Consolas" w:hAnsi="Consolas"/>
+          <w:b w:val="0"/>
+          <w:i w:val="0"/>
+          <w:color w:val="222222"/>
+          <w:sz w:val="19"/>
+        </w:rPr>
+        <w:t>preregistration/twin_toxcast_positive_controls.json</w:t>
+      </w:r>
+      <w:r>
+        <w:rPr>
+          <w:rFonts w:ascii="Calibri" w:hAnsi="Calibri"/>
+          <w:b w:val="0"/>
+          <w:i w:val="0"/>
+          <w:color w:val="222222"/>
+          <w:sz w:val="21"/>
+        </w:rPr>
+        <w:t>; the twin's predictions were committed before the real side was computed).</w:t>
+      </w:r>
+    </w:p>
+    <w:p>
+      <w:pPr>
+        <w:spacing w:after="120"/>
+        <w:ind w:left="432" w:hanging="259"/>
+      </w:pPr>
+      <w:r>
+        <w:rPr>
+          <w:rFonts w:ascii="Calibri" w:hAnsi="Calibri"/>
+          <w:b w:val="0"/>
+          <w:i w:val="0"/>
+          <w:color w:val="222222"/>
+          <w:sz w:val="21"/>
+        </w:rPr>
+        <w:t>•</w:t>
+        <w:tab/>
+      </w:r>
+      <w:r>
+        <w:rPr>
+          <w:rFonts w:ascii="Calibri" w:hAnsi="Calibri"/>
+          <w:b/>
+          <w:i w:val="0"/>
+          <w:color w:val="156082"/>
+          <w:sz w:val="21"/>
+        </w:rPr>
+        <w:t>Why.</w:t>
+      </w:r>
+      <w:r>
+        <w:rPr>
+          <w:rFonts w:ascii="Calibri" w:hAnsi="Calibri"/>
+          <w:b w:val="0"/>
+          <w:i w:val="0"/>
+          <w:color w:val="222222"/>
+          <w:sz w:val="21"/>
+        </w:rPr>
+        <w:t xml:space="preserve"> Round-1 judges scored practical value lowest. A lab using a chip first needs to know how large a change it can see and how to lay out its plates; the screen's vehicle wells answer that directly, and its positive controls are a laboratory the twin has never seen.</w:t>
+      </w:r>
+    </w:p>
+    <w:p>
+      <w:pPr>
+        <w:spacing w:after="120"/>
+        <w:ind w:left="432" w:hanging="259"/>
+      </w:pPr>
+      <w:r>
+        <w:rPr>
+          <w:rFonts w:ascii="Calibri" w:hAnsi="Calibri"/>
+          <w:b w:val="0"/>
+          <w:i w:val="0"/>
+          <w:color w:val="222222"/>
+          <w:sz w:val="21"/>
+        </w:rPr>
+        <w:t>•</w:t>
+        <w:tab/>
+      </w:r>
+      <w:r>
+        <w:rPr>
+          <w:rFonts w:ascii="Calibri" w:hAnsi="Calibri"/>
+          <w:b/>
+          <w:i w:val="0"/>
+          <w:color w:val="156082"/>
+          <w:sz w:val="21"/>
+        </w:rPr>
+        <w:t>Effect.</w:t>
+      </w:r>
+    </w:p>
+    <w:p>
+      <w:pPr>
+        <w:spacing w:after="120"/>
+        <w:ind w:left="432" w:hanging="259"/>
+      </w:pPr>
+      <w:r>
+        <w:rPr>
+          <w:rFonts w:ascii="Calibri" w:hAnsi="Calibri"/>
+          <w:b w:val="0"/>
+          <w:i w:val="0"/>
+          <w:color w:val="222222"/>
+          <w:sz w:val="21"/>
+        </w:rPr>
+        <w:t>•</w:t>
+        <w:tab/>
+      </w:r>
+      <w:r>
+        <w:rPr>
+          <w:rFonts w:ascii="Calibri" w:hAnsi="Calibri"/>
+          <w:b w:val="0"/>
+          <w:i w:val="0"/>
+          <w:color w:val="222222"/>
+          <w:sz w:val="21"/>
+        </w:rPr>
+        <w:t>Over 714 vehicle wells on 97 dates, untreated firing rate falls by a median of −32% and the day carries 0.42 of its variance.</w:t>
+      </w:r>
+    </w:p>
+    <w:p>
+      <w:pPr>
+        <w:spacing w:after="120"/>
+        <w:ind w:left="432" w:hanging="259"/>
+      </w:pPr>
+      <w:r>
+        <w:rPr>
+          <w:rFonts w:ascii="Calibri" w:hAnsi="Calibri"/>
+          <w:b w:val="0"/>
+          <w:i w:val="0"/>
+          <w:color w:val="222222"/>
+          <w:sz w:val="21"/>
+        </w:rPr>
+        <w:t>•</w:t>
+        <w:tab/>
+      </w:r>
+      <w:r>
+        <w:rPr>
+          <w:rFonts w:ascii="Calibri" w:hAnsi="Calibri"/>
+          <w:b w:val="0"/>
+          <w:i w:val="0"/>
+          <w:color w:val="222222"/>
+          <w:sz w:val="21"/>
+        </w:rPr>
+        <w:t>For a fall of a fifth in firing rate: 32 wells across days, or 32 treated and as many vehicle wells on one day; from one day against a historical reference, more than 96 (even a halving is out of reach). For a halving: 3 across days or 4 on one day with same-day vehicles. A table gives every readout; burst shape and synchrony are several times quieter.</w:t>
+      </w:r>
+    </w:p>
+    <w:p>
+      <w:pPr>
+        <w:spacing w:after="120"/>
+        <w:ind w:left="432" w:hanging="259"/>
+      </w:pPr>
+      <w:r>
+        <w:rPr>
+          <w:rFonts w:ascii="Calibri" w:hAnsi="Calibri"/>
+          <w:b w:val="0"/>
+          <w:i w:val="0"/>
+          <w:color w:val="222222"/>
+          <w:sz w:val="21"/>
+        </w:rPr>
+        <w:t>•</w:t>
+        <w:tab/>
+      </w:r>
+      <w:r>
+        <w:rPr>
+          <w:rFonts w:ascii="Calibri" w:hAnsi="Calibri"/>
+          <w:b w:val="0"/>
+          <w:i w:val="0"/>
+          <w:color w:val="222222"/>
+          <w:sz w:val="21"/>
+        </w:rPr>
+        <w:t>The twin agrees with the positive controls on 12 of 12 scored directions (all four registered predictions pass), including firing rate under GABA-A block, which rises in these wells (bicuculline 1.124 log2) though it falls in our asset's other GABA-A antagonist pairs. A post-hoc rule that follows firing rate also scores 11 of 11, so the test shows the twin is not wrong at strong doses, not that it adds information.</w:t>
+      </w:r>
+    </w:p>
+    <w:p>
+      <w:pPr>
+        <w:spacing w:after="120"/>
+        <w:ind w:left="432" w:hanging="259"/>
+      </w:pPr>
+      <w:r>
+        <w:rPr>
+          <w:rFonts w:ascii="Calibri" w:hAnsi="Calibri"/>
+          <w:b w:val="0"/>
+          <w:i w:val="0"/>
+          <w:color w:val="222222"/>
+          <w:sz w:val="21"/>
+        </w:rPr>
+        <w:t>•</w:t>
+        <w:tab/>
+      </w:r>
+      <w:r>
+        <w:rPr>
+          <w:rFonts w:ascii="Calibri" w:hAnsi="Calibri"/>
+          <w:b/>
+          <w:i w:val="0"/>
+          <w:color w:val="156082"/>
+          <w:sz w:val="21"/>
+        </w:rPr>
+        <w:t>Evidence.</w:t>
+      </w:r>
+      <w:r>
+        <w:rPr>
+          <w:rFonts w:ascii="Calibri" w:hAnsi="Calibri"/>
+          <w:b w:val="0"/>
+          <w:i w:val="0"/>
+          <w:color w:val="222222"/>
+          <w:sz w:val="21"/>
+        </w:rPr>
+        <w:t xml:space="preserve"> Report Act IX (§32-§34), the table in §32, §20 item 6, §18 row 9; </w:t>
+      </w:r>
+      <w:r>
+        <w:rPr>
+          <w:rFonts w:ascii="Consolas" w:hAnsi="Consolas"/>
+          <w:b w:val="0"/>
+          <w:i w:val="0"/>
+          <w:color w:val="222222"/>
+          <w:sz w:val="19"/>
+        </w:rPr>
+        <w:t>outputs/figures/toxcast_noise_floors_real.png</w:t>
+      </w:r>
+      <w:r>
+        <w:rPr>
+          <w:rFonts w:ascii="Calibri" w:hAnsi="Calibri"/>
+          <w:b w:val="0"/>
+          <w:i w:val="0"/>
+          <w:color w:val="222222"/>
+          <w:sz w:val="21"/>
+        </w:rPr>
+        <w:t xml:space="preserve">, </w:t>
+      </w:r>
+      <w:r>
+        <w:rPr>
+          <w:rFonts w:ascii="Consolas" w:hAnsi="Consolas"/>
+          <w:b w:val="0"/>
+          <w:i w:val="0"/>
+          <w:color w:val="222222"/>
+          <w:sz w:val="19"/>
+        </w:rPr>
+        <w:t>outputs/figures/twin_toxcast_positive_controls.png</w:t>
+      </w:r>
+      <w:r>
+        <w:rPr>
+          <w:rFonts w:ascii="Calibri" w:hAnsi="Calibri"/>
+          <w:b w:val="0"/>
+          <w:i w:val="0"/>
+          <w:color w:val="222222"/>
+          <w:sz w:val="21"/>
+        </w:rPr>
+        <w:t xml:space="preserve">, </w:t>
+      </w:r>
+      <w:r>
+        <w:rPr>
+          <w:rFonts w:ascii="Consolas" w:hAnsi="Consolas"/>
+          <w:b w:val="0"/>
+          <w:i w:val="0"/>
+          <w:color w:val="222222"/>
+          <w:sz w:val="19"/>
+        </w:rPr>
+        <w:t>outputs/tables/toxcast_wells_needed.md</w:t>
       </w:r>
       <w:r>
         <w:rPr>

--- a/report/POST_SUBMISSION_CHANGES.docx
+++ b/report/POST_SUBMISSION_CHANGES.docx
@@ -16876,6 +16876,359 @@
           <w:sz w:val="21"/>
         </w:rPr>
         <w:t>Why the blend was dropped: grafting fly wiring onto a model of a mammalian cortical culture has no biological basis, and organoid–monolayer differences have many confounds, so a match would prove nothing. The embodied fly is not dropped but scheduled: it adds new information only with the loop closed (nerve cord to muscles, body, sensory feedback), which is a research project for after the final; reading the motor neurons (entry 10) is its first step.</w:t>
+      </w:r>
+    </w:p>
+    <w:p>
+      <w:pPr>
+        <w:keepNext/>
+        <w:spacing w:before="240" w:after="60"/>
+      </w:pPr>
+      <w:r>
+        <w:rPr>
+          <w:rFonts w:ascii="Calibri" w:hAnsi="Calibri"/>
+          <w:b/>
+          <w:i w:val="0"/>
+          <w:color w:val="1F4E79"/>
+          <w:sz w:val="23"/>
+        </w:rPr>
+        <w:t>43. The registrations audited and hash-chained in this repository</w:t>
+      </w:r>
+    </w:p>
+    <w:p>
+      <w:pPr>
+        <w:spacing w:after="120"/>
+      </w:pPr>
+      <w:r>
+        <w:rPr>
+          <w:rFonts w:ascii="Calibri" w:hAnsi="Calibri"/>
+          <w:b/>
+          <w:i w:val="0"/>
+          <w:color w:val="156082"/>
+          <w:sz w:val="21"/>
+        </w:rPr>
+        <w:t>Slide message:</w:t>
+      </w:r>
+      <w:r>
+        <w:rPr>
+          <w:rFonts w:ascii="Calibri" w:hAnsi="Calibri"/>
+          <w:b w:val="0"/>
+          <w:i w:val="0"/>
+          <w:color w:val="222222"/>
+          <w:sz w:val="21"/>
+        </w:rPr>
+        <w:t xml:space="preserve"> </w:t>
+      </w:r>
+      <w:r>
+        <w:rPr>
+          <w:rFonts w:ascii="Calibri" w:hAnsi="Calibri"/>
+          <w:b w:val="0"/>
+          <w:i/>
+          <w:color w:val="222222"/>
+          <w:sz w:val="21"/>
+        </w:rPr>
+        <w:t>Every registered prediction is counted by a script, and every result file is checked against the commit that registered it, here, in the public repository.</w:t>
+      </w:r>
+    </w:p>
+    <w:p>
+      <w:pPr>
+        <w:spacing w:after="120"/>
+        <w:ind w:left="432" w:hanging="259"/>
+      </w:pPr>
+      <w:r>
+        <w:rPr>
+          <w:rFonts w:ascii="Calibri" w:hAnsi="Calibri"/>
+          <w:b w:val="0"/>
+          <w:i w:val="0"/>
+          <w:color w:val="222222"/>
+          <w:sz w:val="21"/>
+        </w:rPr>
+        <w:t>•</w:t>
+        <w:tab/>
+      </w:r>
+      <w:r>
+        <w:rPr>
+          <w:rFonts w:ascii="Calibri" w:hAnsi="Calibri"/>
+          <w:b/>
+          <w:i w:val="0"/>
+          <w:color w:val="156082"/>
+          <w:sz w:val="21"/>
+        </w:rPr>
+        <w:t>What changed.</w:t>
+      </w:r>
+      <w:r>
+        <w:rPr>
+          <w:rFonts w:ascii="Calibri" w:hAnsi="Calibri"/>
+          <w:b w:val="0"/>
+          <w:i w:val="0"/>
+          <w:color w:val="222222"/>
+          <w:sz w:val="21"/>
+        </w:rPr>
+        <w:t xml:space="preserve"> Two report tools come over from the manuscript repository, where they were first written: </w:t>
+      </w:r>
+      <w:r>
+        <w:rPr>
+          <w:rFonts w:ascii="Consolas" w:hAnsi="Consolas"/>
+          <w:b w:val="0"/>
+          <w:i w:val="0"/>
+          <w:color w:val="222222"/>
+          <w:sz w:val="19"/>
+        </w:rPr>
+        <w:t>neuromps.report.audit</w:t>
+      </w:r>
+      <w:r>
+        <w:rPr>
+          <w:rFonts w:ascii="Calibri" w:hAnsi="Calibri"/>
+          <w:b w:val="0"/>
+          <w:i w:val="0"/>
+          <w:color w:val="222222"/>
+          <w:sz w:val="21"/>
+        </w:rPr>
+        <w:t xml:space="preserve"> counts the outcome of every registered prediction in </w:t>
+      </w:r>
+      <w:r>
+        <w:rPr>
+          <w:rFonts w:ascii="Consolas" w:hAnsi="Consolas"/>
+          <w:b w:val="0"/>
+          <w:i w:val="0"/>
+          <w:color w:val="222222"/>
+          <w:sz w:val="19"/>
+        </w:rPr>
+        <w:t>outputs/metrics.json</w:t>
+      </w:r>
+      <w:r>
+        <w:rPr>
+          <w:rFonts w:ascii="Calibri" w:hAnsi="Calibri"/>
+          <w:b w:val="0"/>
+          <w:i w:val="0"/>
+          <w:color w:val="222222"/>
+          <w:sz w:val="21"/>
+        </w:rPr>
+        <w:t xml:space="preserve"> (now run at the end of every </w:t>
+      </w:r>
+      <w:r>
+        <w:rPr>
+          <w:rFonts w:ascii="Consolas" w:hAnsi="Consolas"/>
+          <w:b w:val="0"/>
+          <w:i w:val="0"/>
+          <w:color w:val="222222"/>
+          <w:sz w:val="19"/>
+        </w:rPr>
+        <w:t>run_all</w:t>
+      </w:r>
+      <w:r>
+        <w:rPr>
+          <w:rFonts w:ascii="Calibri" w:hAnsi="Calibri"/>
+          <w:b w:val="0"/>
+          <w:i w:val="0"/>
+          <w:color w:val="222222"/>
+          <w:sz w:val="21"/>
+        </w:rPr>
+        <w:t xml:space="preserve">), and </w:t>
+      </w:r>
+      <w:r>
+        <w:rPr>
+          <w:rFonts w:ascii="Consolas" w:hAnsi="Consolas"/>
+          <w:b w:val="0"/>
+          <w:i w:val="0"/>
+          <w:color w:val="222222"/>
+          <w:sz w:val="19"/>
+        </w:rPr>
+        <w:t>neuromps.report.timestamps</w:t>
+      </w:r>
+      <w:r>
+        <w:rPr>
+          <w:rFonts w:ascii="Calibri" w:hAnsi="Calibri"/>
+          <w:b w:val="0"/>
+          <w:i w:val="0"/>
+          <w:color w:val="222222"/>
+          <w:sz w:val="21"/>
+        </w:rPr>
+        <w:t xml:space="preserve"> writes </w:t>
+      </w:r>
+      <w:r>
+        <w:rPr>
+          <w:rFonts w:ascii="Consolas" w:hAnsi="Consolas"/>
+          <w:b w:val="0"/>
+          <w:i w:val="0"/>
+          <w:color w:val="222222"/>
+          <w:sz w:val="19"/>
+        </w:rPr>
+        <w:t>preregistration/TIMESTAMPS.json</w:t>
+      </w:r>
+      <w:r>
+        <w:rPr>
+          <w:rFonts w:ascii="Calibri" w:hAnsi="Calibri"/>
+          <w:b w:val="0"/>
+          <w:i w:val="0"/>
+          <w:color w:val="222222"/>
+          <w:sz w:val="21"/>
+        </w:rPr>
+        <w:t xml:space="preserve"> (each registration's checksum and first commit, a hash chain over them, and whether each result file came after its registration) and its counts to </w:t>
+      </w:r>
+      <w:r>
+        <w:rPr>
+          <w:rFonts w:ascii="Consolas" w:hAnsi="Consolas"/>
+          <w:b w:val="0"/>
+          <w:i w:val="0"/>
+          <w:color w:val="222222"/>
+          <w:sz w:val="19"/>
+        </w:rPr>
+        <w:t>metrics.json</w:t>
+      </w:r>
+      <w:r>
+        <w:rPr>
+          <w:rFonts w:ascii="Calibri" w:hAnsi="Calibri"/>
+          <w:b w:val="0"/>
+          <w:i w:val="0"/>
+          <w:color w:val="222222"/>
+          <w:sz w:val="21"/>
+        </w:rPr>
+        <w:t>. Report §21 describes both.</w:t>
+      </w:r>
+    </w:p>
+    <w:p>
+      <w:pPr>
+        <w:spacing w:after="120"/>
+        <w:ind w:left="432" w:hanging="259"/>
+      </w:pPr>
+      <w:r>
+        <w:rPr>
+          <w:rFonts w:ascii="Calibri" w:hAnsi="Calibri"/>
+          <w:b w:val="0"/>
+          <w:i w:val="0"/>
+          <w:color w:val="222222"/>
+          <w:sz w:val="21"/>
+        </w:rPr>
+        <w:t>•</w:t>
+        <w:tab/>
+      </w:r>
+      <w:r>
+        <w:rPr>
+          <w:rFonts w:ascii="Calibri" w:hAnsi="Calibri"/>
+          <w:b/>
+          <w:i w:val="0"/>
+          <w:color w:val="156082"/>
+          <w:sz w:val="21"/>
+        </w:rPr>
+        <w:t>Why.</w:t>
+      </w:r>
+      <w:r>
+        <w:rPr>
+          <w:rFonts w:ascii="Calibri" w:hAnsi="Calibri"/>
+          <w:b w:val="0"/>
+          <w:i w:val="0"/>
+          <w:color w:val="222222"/>
+          <w:sz w:val="21"/>
+        </w:rPr>
+        <w:t xml:space="preserve"> The final-round deck quoted registration counts and a hash chain that existed only in the private manuscript repository, so a reader of this repository could not check them.</w:t>
+      </w:r>
+    </w:p>
+    <w:p>
+      <w:pPr>
+        <w:spacing w:after="120"/>
+        <w:ind w:left="432" w:hanging="259"/>
+      </w:pPr>
+      <w:r>
+        <w:rPr>
+          <w:rFonts w:ascii="Calibri" w:hAnsi="Calibri"/>
+          <w:b w:val="0"/>
+          <w:i w:val="0"/>
+          <w:color w:val="222222"/>
+          <w:sz w:val="21"/>
+        </w:rPr>
+        <w:t>•</w:t>
+        <w:tab/>
+      </w:r>
+      <w:r>
+        <w:rPr>
+          <w:rFonts w:ascii="Calibri" w:hAnsi="Calibri"/>
+          <w:b/>
+          <w:i w:val="0"/>
+          <w:color w:val="156082"/>
+          <w:sz w:val="21"/>
+        </w:rPr>
+        <w:t>Effect.</w:t>
+      </w:r>
+    </w:p>
+    <w:p>
+      <w:pPr>
+        <w:spacing w:after="120"/>
+        <w:ind w:left="432" w:hanging="259"/>
+      </w:pPr>
+      <w:r>
+        <w:rPr>
+          <w:rFonts w:ascii="Calibri" w:hAnsi="Calibri"/>
+          <w:b w:val="0"/>
+          <w:i w:val="0"/>
+          <w:color w:val="222222"/>
+          <w:sz w:val="21"/>
+        </w:rPr>
+        <w:t>•</w:t>
+        <w:tab/>
+      </w:r>
+      <w:r>
+        <w:rPr>
+          <w:rFonts w:ascii="Calibri" w:hAnsi="Calibri"/>
+          <w:b w:val="0"/>
+          <w:i w:val="0"/>
+          <w:color w:val="222222"/>
+          <w:sz w:val="21"/>
+        </w:rPr>
+        <w:t>40 registered studies here made 208 predictions: 91 passed, 78 failed, 38 were uninterpretable.</w:t>
+      </w:r>
+    </w:p>
+    <w:p>
+      <w:pPr>
+        <w:spacing w:after="120"/>
+        <w:ind w:left="432" w:hanging="259"/>
+      </w:pPr>
+      <w:r>
+        <w:rPr>
+          <w:rFonts w:ascii="Calibri" w:hAnsi="Calibri"/>
+          <w:b w:val="0"/>
+          <w:i w:val="0"/>
+          <w:color w:val="222222"/>
+          <w:sz w:val="21"/>
+        </w:rPr>
+        <w:t>•</w:t>
+        <w:tab/>
+      </w:r>
+      <w:r>
+        <w:rPr>
+          <w:rFonts w:ascii="Calibri" w:hAnsi="Calibri"/>
+          <w:b w:val="0"/>
+          <w:i w:val="0"/>
+          <w:color w:val="222222"/>
+          <w:sz w:val="21"/>
+        </w:rPr>
+        <w:t>37 result files name their registration, and 0 of them came before it; 3 registrations are not covered because their results do not name them.</w:t>
+      </w:r>
+    </w:p>
+    <w:p>
+      <w:pPr>
+        <w:spacing w:after="120"/>
+        <w:ind w:left="432" w:hanging="259"/>
+      </w:pPr>
+      <w:r>
+        <w:rPr>
+          <w:rFonts w:ascii="Calibri" w:hAnsi="Calibri"/>
+          <w:b w:val="0"/>
+          <w:i w:val="0"/>
+          <w:color w:val="222222"/>
+          <w:sz w:val="21"/>
+        </w:rPr>
+        <w:t>•</w:t>
+        <w:tab/>
+      </w:r>
+      <w:r>
+        <w:rPr>
+          <w:rFonts w:ascii="Calibri" w:hAnsi="Calibri"/>
+          <w:b w:val="0"/>
+          <w:i w:val="0"/>
+          <w:color w:val="222222"/>
+          <w:sz w:val="21"/>
+        </w:rPr>
+        <w:t>No earlier result changes.</w:t>
       </w:r>
     </w:p>
     <w:sectPr>

--- a/report/POST_SUBMISSION_CHANGES.docx
+++ b/report/POST_SUBMISSION_CHANGES.docx
@@ -48,11 +48,11 @@
         <w:tblLook w:firstColumn="1" w:firstRow="1" w:lastColumn="0" w:lastRow="0" w:noHBand="0" w:noVBand="1" w:val="04A0"/>
       </w:tblPr>
       <w:tblGrid>
-        <w:gridCol w:w="414"/>
-        <w:gridCol w:w="1585"/>
-        <w:gridCol w:w="2250"/>
-        <w:gridCol w:w="3031"/>
-        <w:gridCol w:w="1215"/>
+        <w:gridCol w:w="409"/>
+        <w:gridCol w:w="1552"/>
+        <w:gridCol w:w="2793"/>
+        <w:gridCol w:w="2584"/>
+        <w:gridCol w:w="1158"/>
       </w:tblGrid>
       <w:tr>
         <w:trPr>
@@ -61,7 +61,7 @@
         </w:trPr>
         <w:tc>
           <w:tcPr>
-            <w:tcW w:type="dxa" w:w="414"/>
+            <w:tcW w:type="dxa" w:w="409"/>
             <w:shd w:val="clear" w:color="auto" w:fill="1F4E79"/>
             <w:vAlign w:val="center"/>
           </w:tcPr>
@@ -85,7 +85,7 @@
         </w:tc>
         <w:tc>
           <w:tcPr>
-            <w:tcW w:type="dxa" w:w="1585"/>
+            <w:tcW w:type="dxa" w:w="1552"/>
             <w:shd w:val="clear" w:color="auto" w:fill="1F4E79"/>
             <w:vAlign w:val="center"/>
           </w:tcPr>
@@ -109,7 +109,7 @@
         </w:tc>
         <w:tc>
           <w:tcPr>
-            <w:tcW w:type="dxa" w:w="2250"/>
+            <w:tcW w:type="dxa" w:w="2793"/>
             <w:shd w:val="clear" w:color="auto" w:fill="1F4E79"/>
             <w:vAlign w:val="center"/>
           </w:tcPr>
@@ -132,7 +132,7 @@
         </w:tc>
         <w:tc>
           <w:tcPr>
-            <w:tcW w:type="dxa" w:w="3031"/>
+            <w:tcW w:type="dxa" w:w="2584"/>
             <w:shd w:val="clear" w:color="auto" w:fill="1F4E79"/>
             <w:vAlign w:val="center"/>
           </w:tcPr>
@@ -155,7 +155,7 @@
         </w:tc>
         <w:tc>
           <w:tcPr>
-            <w:tcW w:type="dxa" w:w="1215"/>
+            <w:tcW w:type="dxa" w:w="1158"/>
             <w:shd w:val="clear" w:color="auto" w:fill="1F4E79"/>
             <w:vAlign w:val="center"/>
           </w:tcPr>
@@ -183,7 +183,7 @@
         </w:trPr>
         <w:tc>
           <w:tcPr>
-            <w:tcW w:type="dxa" w:w="414"/>
+            <w:tcW w:type="dxa" w:w="409"/>
             <w:shd w:val="clear" w:color="auto" w:fill="FFFFFF"/>
             <w:vAlign w:val="center"/>
           </w:tcPr>
@@ -207,7 +207,7 @@
         </w:tc>
         <w:tc>
           <w:tcPr>
-            <w:tcW w:type="dxa" w:w="1585"/>
+            <w:tcW w:type="dxa" w:w="1552"/>
             <w:shd w:val="clear" w:color="auto" w:fill="FFFFFF"/>
             <w:vAlign w:val="center"/>
           </w:tcPr>
@@ -231,7 +231,7 @@
         </w:tc>
         <w:tc>
           <w:tcPr>
-            <w:tcW w:type="dxa" w:w="2250"/>
+            <w:tcW w:type="dxa" w:w="2793"/>
             <w:shd w:val="clear" w:color="auto" w:fill="FFFFFF"/>
             <w:vAlign w:val="center"/>
           </w:tcPr>
@@ -254,7 +254,7 @@
         </w:tc>
         <w:tc>
           <w:tcPr>
-            <w:tcW w:type="dxa" w:w="3031"/>
+            <w:tcW w:type="dxa" w:w="2584"/>
             <w:shd w:val="clear" w:color="auto" w:fill="FFFFFF"/>
             <w:vAlign w:val="center"/>
           </w:tcPr>
@@ -277,7 +277,7 @@
         </w:tc>
         <w:tc>
           <w:tcPr>
-            <w:tcW w:type="dxa" w:w="1215"/>
+            <w:tcW w:type="dxa" w:w="1158"/>
             <w:shd w:val="clear" w:color="auto" w:fill="FFFFFF"/>
             <w:vAlign w:val="center"/>
           </w:tcPr>
@@ -325,7 +325,7 @@
         </w:trPr>
         <w:tc>
           <w:tcPr>
-            <w:tcW w:type="dxa" w:w="414"/>
+            <w:tcW w:type="dxa" w:w="409"/>
             <w:shd w:val="clear" w:color="auto" w:fill="F7F9FB"/>
             <w:vAlign w:val="center"/>
           </w:tcPr>
@@ -349,7 +349,7 @@
         </w:tc>
         <w:tc>
           <w:tcPr>
-            <w:tcW w:type="dxa" w:w="1585"/>
+            <w:tcW w:type="dxa" w:w="1552"/>
             <w:shd w:val="clear" w:color="auto" w:fill="F7F9FB"/>
             <w:vAlign w:val="center"/>
           </w:tcPr>
@@ -373,7 +373,7 @@
         </w:tc>
         <w:tc>
           <w:tcPr>
-            <w:tcW w:type="dxa" w:w="2250"/>
+            <w:tcW w:type="dxa" w:w="2793"/>
             <w:shd w:val="clear" w:color="auto" w:fill="F7F9FB"/>
             <w:vAlign w:val="center"/>
           </w:tcPr>
@@ -396,7 +396,7 @@
         </w:tc>
         <w:tc>
           <w:tcPr>
-            <w:tcW w:type="dxa" w:w="3031"/>
+            <w:tcW w:type="dxa" w:w="2584"/>
             <w:shd w:val="clear" w:color="auto" w:fill="F7F9FB"/>
             <w:vAlign w:val="center"/>
           </w:tcPr>
@@ -419,7 +419,7 @@
         </w:tc>
         <w:tc>
           <w:tcPr>
-            <w:tcW w:type="dxa" w:w="1215"/>
+            <w:tcW w:type="dxa" w:w="1158"/>
             <w:shd w:val="clear" w:color="auto" w:fill="F7F9FB"/>
             <w:vAlign w:val="center"/>
           </w:tcPr>
@@ -447,7 +447,7 @@
         </w:trPr>
         <w:tc>
           <w:tcPr>
-            <w:tcW w:type="dxa" w:w="414"/>
+            <w:tcW w:type="dxa" w:w="409"/>
             <w:shd w:val="clear" w:color="auto" w:fill="FFFFFF"/>
             <w:vAlign w:val="center"/>
           </w:tcPr>
@@ -471,7 +471,7 @@
         </w:tc>
         <w:tc>
           <w:tcPr>
-            <w:tcW w:type="dxa" w:w="1585"/>
+            <w:tcW w:type="dxa" w:w="1552"/>
             <w:shd w:val="clear" w:color="auto" w:fill="FFFFFF"/>
             <w:vAlign w:val="center"/>
           </w:tcPr>
@@ -495,7 +495,7 @@
         </w:tc>
         <w:tc>
           <w:tcPr>
-            <w:tcW w:type="dxa" w:w="2250"/>
+            <w:tcW w:type="dxa" w:w="2793"/>
             <w:shd w:val="clear" w:color="auto" w:fill="FFFFFF"/>
             <w:vAlign w:val="center"/>
           </w:tcPr>
@@ -518,7 +518,7 @@
         </w:tc>
         <w:tc>
           <w:tcPr>
-            <w:tcW w:type="dxa" w:w="3031"/>
+            <w:tcW w:type="dxa" w:w="2584"/>
             <w:shd w:val="clear" w:color="auto" w:fill="FFFFFF"/>
             <w:vAlign w:val="center"/>
           </w:tcPr>
@@ -541,7 +541,7 @@
         </w:tc>
         <w:tc>
           <w:tcPr>
-            <w:tcW w:type="dxa" w:w="1215"/>
+            <w:tcW w:type="dxa" w:w="1158"/>
             <w:shd w:val="clear" w:color="auto" w:fill="FFFFFF"/>
             <w:vAlign w:val="center"/>
           </w:tcPr>
@@ -569,7 +569,7 @@
         </w:trPr>
         <w:tc>
           <w:tcPr>
-            <w:tcW w:type="dxa" w:w="414"/>
+            <w:tcW w:type="dxa" w:w="409"/>
             <w:shd w:val="clear" w:color="auto" w:fill="F7F9FB"/>
             <w:vAlign w:val="center"/>
           </w:tcPr>
@@ -593,7 +593,7 @@
         </w:tc>
         <w:tc>
           <w:tcPr>
-            <w:tcW w:type="dxa" w:w="1585"/>
+            <w:tcW w:type="dxa" w:w="1552"/>
             <w:shd w:val="clear" w:color="auto" w:fill="F7F9FB"/>
             <w:vAlign w:val="center"/>
           </w:tcPr>
@@ -617,7 +617,7 @@
         </w:tc>
         <w:tc>
           <w:tcPr>
-            <w:tcW w:type="dxa" w:w="2250"/>
+            <w:tcW w:type="dxa" w:w="2793"/>
             <w:shd w:val="clear" w:color="auto" w:fill="F7F9FB"/>
             <w:vAlign w:val="center"/>
           </w:tcPr>
@@ -640,7 +640,7 @@
         </w:tc>
         <w:tc>
           <w:tcPr>
-            <w:tcW w:type="dxa" w:w="3031"/>
+            <w:tcW w:type="dxa" w:w="2584"/>
             <w:shd w:val="clear" w:color="auto" w:fill="F7F9FB"/>
             <w:vAlign w:val="center"/>
           </w:tcPr>
@@ -663,7 +663,7 @@
         </w:tc>
         <w:tc>
           <w:tcPr>
-            <w:tcW w:type="dxa" w:w="1215"/>
+            <w:tcW w:type="dxa" w:w="1158"/>
             <w:shd w:val="clear" w:color="auto" w:fill="F7F9FB"/>
             <w:vAlign w:val="center"/>
           </w:tcPr>
@@ -711,7 +711,7 @@
         </w:trPr>
         <w:tc>
           <w:tcPr>
-            <w:tcW w:type="dxa" w:w="414"/>
+            <w:tcW w:type="dxa" w:w="409"/>
             <w:shd w:val="clear" w:color="auto" w:fill="FFFFFF"/>
             <w:vAlign w:val="center"/>
           </w:tcPr>
@@ -735,7 +735,7 @@
         </w:tc>
         <w:tc>
           <w:tcPr>
-            <w:tcW w:type="dxa" w:w="1585"/>
+            <w:tcW w:type="dxa" w:w="1552"/>
             <w:shd w:val="clear" w:color="auto" w:fill="FFFFFF"/>
             <w:vAlign w:val="center"/>
           </w:tcPr>
@@ -759,7 +759,7 @@
         </w:tc>
         <w:tc>
           <w:tcPr>
-            <w:tcW w:type="dxa" w:w="2250"/>
+            <w:tcW w:type="dxa" w:w="2793"/>
             <w:shd w:val="clear" w:color="auto" w:fill="FFFFFF"/>
             <w:vAlign w:val="center"/>
           </w:tcPr>
@@ -782,7 +782,7 @@
         </w:tc>
         <w:tc>
           <w:tcPr>
-            <w:tcW w:type="dxa" w:w="3031"/>
+            <w:tcW w:type="dxa" w:w="2584"/>
             <w:shd w:val="clear" w:color="auto" w:fill="FFFFFF"/>
             <w:vAlign w:val="center"/>
           </w:tcPr>
@@ -805,7 +805,7 @@
         </w:tc>
         <w:tc>
           <w:tcPr>
-            <w:tcW w:type="dxa" w:w="1215"/>
+            <w:tcW w:type="dxa" w:w="1158"/>
             <w:shd w:val="clear" w:color="auto" w:fill="FFFFFF"/>
             <w:vAlign w:val="center"/>
           </w:tcPr>
@@ -833,7 +833,7 @@
         </w:trPr>
         <w:tc>
           <w:tcPr>
-            <w:tcW w:type="dxa" w:w="414"/>
+            <w:tcW w:type="dxa" w:w="409"/>
             <w:shd w:val="clear" w:color="auto" w:fill="F7F9FB"/>
             <w:vAlign w:val="center"/>
           </w:tcPr>
@@ -857,7 +857,7 @@
         </w:tc>
         <w:tc>
           <w:tcPr>
-            <w:tcW w:type="dxa" w:w="1585"/>
+            <w:tcW w:type="dxa" w:w="1552"/>
             <w:shd w:val="clear" w:color="auto" w:fill="F7F9FB"/>
             <w:vAlign w:val="center"/>
           </w:tcPr>
@@ -881,7 +881,7 @@
         </w:tc>
         <w:tc>
           <w:tcPr>
-            <w:tcW w:type="dxa" w:w="2250"/>
+            <w:tcW w:type="dxa" w:w="2793"/>
             <w:shd w:val="clear" w:color="auto" w:fill="F7F9FB"/>
             <w:vAlign w:val="center"/>
           </w:tcPr>
@@ -904,7 +904,7 @@
         </w:tc>
         <w:tc>
           <w:tcPr>
-            <w:tcW w:type="dxa" w:w="3031"/>
+            <w:tcW w:type="dxa" w:w="2584"/>
             <w:shd w:val="clear" w:color="auto" w:fill="F7F9FB"/>
             <w:vAlign w:val="center"/>
           </w:tcPr>
@@ -927,7 +927,7 @@
         </w:tc>
         <w:tc>
           <w:tcPr>
-            <w:tcW w:type="dxa" w:w="1215"/>
+            <w:tcW w:type="dxa" w:w="1158"/>
             <w:shd w:val="clear" w:color="auto" w:fill="F7F9FB"/>
             <w:vAlign w:val="center"/>
           </w:tcPr>
@@ -955,7 +955,7 @@
         </w:trPr>
         <w:tc>
           <w:tcPr>
-            <w:tcW w:type="dxa" w:w="414"/>
+            <w:tcW w:type="dxa" w:w="409"/>
             <w:shd w:val="clear" w:color="auto" w:fill="FFFFFF"/>
             <w:vAlign w:val="center"/>
           </w:tcPr>
@@ -979,7 +979,7 @@
         </w:tc>
         <w:tc>
           <w:tcPr>
-            <w:tcW w:type="dxa" w:w="1585"/>
+            <w:tcW w:type="dxa" w:w="1552"/>
             <w:shd w:val="clear" w:color="auto" w:fill="FFFFFF"/>
             <w:vAlign w:val="center"/>
           </w:tcPr>
@@ -1003,7 +1003,7 @@
         </w:tc>
         <w:tc>
           <w:tcPr>
-            <w:tcW w:type="dxa" w:w="2250"/>
+            <w:tcW w:type="dxa" w:w="2793"/>
             <w:shd w:val="clear" w:color="auto" w:fill="FFFFFF"/>
             <w:vAlign w:val="center"/>
           </w:tcPr>
@@ -1026,7 +1026,7 @@
         </w:tc>
         <w:tc>
           <w:tcPr>
-            <w:tcW w:type="dxa" w:w="3031"/>
+            <w:tcW w:type="dxa" w:w="2584"/>
             <w:shd w:val="clear" w:color="auto" w:fill="FFFFFF"/>
             <w:vAlign w:val="center"/>
           </w:tcPr>
@@ -1049,7 +1049,7 @@
         </w:tc>
         <w:tc>
           <w:tcPr>
-            <w:tcW w:type="dxa" w:w="1215"/>
+            <w:tcW w:type="dxa" w:w="1158"/>
             <w:shd w:val="clear" w:color="auto" w:fill="FFFFFF"/>
             <w:vAlign w:val="center"/>
           </w:tcPr>
@@ -1097,7 +1097,7 @@
         </w:trPr>
         <w:tc>
           <w:tcPr>
-            <w:tcW w:type="dxa" w:w="414"/>
+            <w:tcW w:type="dxa" w:w="409"/>
             <w:shd w:val="clear" w:color="auto" w:fill="F7F9FB"/>
             <w:vAlign w:val="center"/>
           </w:tcPr>
@@ -1121,7 +1121,7 @@
         </w:tc>
         <w:tc>
           <w:tcPr>
-            <w:tcW w:type="dxa" w:w="1585"/>
+            <w:tcW w:type="dxa" w:w="1552"/>
             <w:shd w:val="clear" w:color="auto" w:fill="F7F9FB"/>
             <w:vAlign w:val="center"/>
           </w:tcPr>
@@ -1145,7 +1145,7 @@
         </w:tc>
         <w:tc>
           <w:tcPr>
-            <w:tcW w:type="dxa" w:w="2250"/>
+            <w:tcW w:type="dxa" w:w="2793"/>
             <w:shd w:val="clear" w:color="auto" w:fill="F7F9FB"/>
             <w:vAlign w:val="center"/>
           </w:tcPr>
@@ -1168,7 +1168,7 @@
         </w:tc>
         <w:tc>
           <w:tcPr>
-            <w:tcW w:type="dxa" w:w="3031"/>
+            <w:tcW w:type="dxa" w:w="2584"/>
             <w:shd w:val="clear" w:color="auto" w:fill="F7F9FB"/>
             <w:vAlign w:val="center"/>
           </w:tcPr>
@@ -1191,7 +1191,7 @@
         </w:tc>
         <w:tc>
           <w:tcPr>
-            <w:tcW w:type="dxa" w:w="1215"/>
+            <w:tcW w:type="dxa" w:w="1158"/>
             <w:shd w:val="clear" w:color="auto" w:fill="F7F9FB"/>
             <w:vAlign w:val="center"/>
           </w:tcPr>
@@ -1239,7 +1239,7 @@
         </w:trPr>
         <w:tc>
           <w:tcPr>
-            <w:tcW w:type="dxa" w:w="414"/>
+            <w:tcW w:type="dxa" w:w="409"/>
             <w:shd w:val="clear" w:color="auto" w:fill="FFFFFF"/>
             <w:vAlign w:val="center"/>
           </w:tcPr>
@@ -1263,7 +1263,7 @@
         </w:tc>
         <w:tc>
           <w:tcPr>
-            <w:tcW w:type="dxa" w:w="1585"/>
+            <w:tcW w:type="dxa" w:w="1552"/>
             <w:shd w:val="clear" w:color="auto" w:fill="FFFFFF"/>
             <w:vAlign w:val="center"/>
           </w:tcPr>
@@ -1287,7 +1287,7 @@
         </w:tc>
         <w:tc>
           <w:tcPr>
-            <w:tcW w:type="dxa" w:w="2250"/>
+            <w:tcW w:type="dxa" w:w="2793"/>
             <w:shd w:val="clear" w:color="auto" w:fill="FFFFFF"/>
             <w:vAlign w:val="center"/>
           </w:tcPr>
@@ -1310,7 +1310,7 @@
         </w:tc>
         <w:tc>
           <w:tcPr>
-            <w:tcW w:type="dxa" w:w="3031"/>
+            <w:tcW w:type="dxa" w:w="2584"/>
             <w:shd w:val="clear" w:color="auto" w:fill="FFFFFF"/>
             <w:vAlign w:val="center"/>
           </w:tcPr>
@@ -1333,7 +1333,7 @@
         </w:tc>
         <w:tc>
           <w:tcPr>
-            <w:tcW w:type="dxa" w:w="1215"/>
+            <w:tcW w:type="dxa" w:w="1158"/>
             <w:shd w:val="clear" w:color="auto" w:fill="FFFFFF"/>
             <w:vAlign w:val="center"/>
           </w:tcPr>
@@ -1381,7 +1381,7 @@
         </w:trPr>
         <w:tc>
           <w:tcPr>
-            <w:tcW w:type="dxa" w:w="414"/>
+            <w:tcW w:type="dxa" w:w="409"/>
             <w:shd w:val="clear" w:color="auto" w:fill="F7F9FB"/>
             <w:vAlign w:val="center"/>
           </w:tcPr>
@@ -1405,7 +1405,7 @@
         </w:tc>
         <w:tc>
           <w:tcPr>
-            <w:tcW w:type="dxa" w:w="1585"/>
+            <w:tcW w:type="dxa" w:w="1552"/>
             <w:shd w:val="clear" w:color="auto" w:fill="F7F9FB"/>
             <w:vAlign w:val="center"/>
           </w:tcPr>
@@ -1429,7 +1429,7 @@
         </w:tc>
         <w:tc>
           <w:tcPr>
-            <w:tcW w:type="dxa" w:w="2250"/>
+            <w:tcW w:type="dxa" w:w="2793"/>
             <w:shd w:val="clear" w:color="auto" w:fill="F7F9FB"/>
             <w:vAlign w:val="center"/>
           </w:tcPr>
@@ -1452,7 +1452,7 @@
         </w:tc>
         <w:tc>
           <w:tcPr>
-            <w:tcW w:type="dxa" w:w="3031"/>
+            <w:tcW w:type="dxa" w:w="2584"/>
             <w:shd w:val="clear" w:color="auto" w:fill="F7F9FB"/>
             <w:vAlign w:val="center"/>
           </w:tcPr>
@@ -1475,7 +1475,7 @@
         </w:tc>
         <w:tc>
           <w:tcPr>
-            <w:tcW w:type="dxa" w:w="1215"/>
+            <w:tcW w:type="dxa" w:w="1158"/>
             <w:shd w:val="clear" w:color="auto" w:fill="F7F9FB"/>
             <w:vAlign w:val="center"/>
           </w:tcPr>
@@ -1523,7 +1523,7 @@
         </w:trPr>
         <w:tc>
           <w:tcPr>
-            <w:tcW w:type="dxa" w:w="414"/>
+            <w:tcW w:type="dxa" w:w="409"/>
             <w:shd w:val="clear" w:color="auto" w:fill="FFFFFF"/>
             <w:vAlign w:val="center"/>
           </w:tcPr>
@@ -1547,7 +1547,7 @@
         </w:tc>
         <w:tc>
           <w:tcPr>
-            <w:tcW w:type="dxa" w:w="1585"/>
+            <w:tcW w:type="dxa" w:w="1552"/>
             <w:shd w:val="clear" w:color="auto" w:fill="FFFFFF"/>
             <w:vAlign w:val="center"/>
           </w:tcPr>
@@ -1571,7 +1571,7 @@
         </w:tc>
         <w:tc>
           <w:tcPr>
-            <w:tcW w:type="dxa" w:w="2250"/>
+            <w:tcW w:type="dxa" w:w="2793"/>
             <w:shd w:val="clear" w:color="auto" w:fill="FFFFFF"/>
             <w:vAlign w:val="center"/>
           </w:tcPr>
@@ -1594,7 +1594,7 @@
         </w:tc>
         <w:tc>
           <w:tcPr>
-            <w:tcW w:type="dxa" w:w="3031"/>
+            <w:tcW w:type="dxa" w:w="2584"/>
             <w:shd w:val="clear" w:color="auto" w:fill="FFFFFF"/>
             <w:vAlign w:val="center"/>
           </w:tcPr>
@@ -1617,7 +1617,7 @@
         </w:tc>
         <w:tc>
           <w:tcPr>
-            <w:tcW w:type="dxa" w:w="1215"/>
+            <w:tcW w:type="dxa" w:w="1158"/>
             <w:shd w:val="clear" w:color="auto" w:fill="FFFFFF"/>
             <w:vAlign w:val="center"/>
           </w:tcPr>
@@ -1665,7 +1665,7 @@
         </w:trPr>
         <w:tc>
           <w:tcPr>
-            <w:tcW w:type="dxa" w:w="414"/>
+            <w:tcW w:type="dxa" w:w="409"/>
             <w:shd w:val="clear" w:color="auto" w:fill="F7F9FB"/>
             <w:vAlign w:val="center"/>
           </w:tcPr>
@@ -1689,7 +1689,7 @@
         </w:tc>
         <w:tc>
           <w:tcPr>
-            <w:tcW w:type="dxa" w:w="1585"/>
+            <w:tcW w:type="dxa" w:w="1552"/>
             <w:shd w:val="clear" w:color="auto" w:fill="F7F9FB"/>
             <w:vAlign w:val="center"/>
           </w:tcPr>
@@ -1713,7 +1713,7 @@
         </w:tc>
         <w:tc>
           <w:tcPr>
-            <w:tcW w:type="dxa" w:w="2250"/>
+            <w:tcW w:type="dxa" w:w="2793"/>
             <w:shd w:val="clear" w:color="auto" w:fill="F7F9FB"/>
             <w:vAlign w:val="center"/>
           </w:tcPr>
@@ -1736,7 +1736,7 @@
         </w:tc>
         <w:tc>
           <w:tcPr>
-            <w:tcW w:type="dxa" w:w="3031"/>
+            <w:tcW w:type="dxa" w:w="2584"/>
             <w:shd w:val="clear" w:color="auto" w:fill="F7F9FB"/>
             <w:vAlign w:val="center"/>
           </w:tcPr>
@@ -1759,7 +1759,7 @@
         </w:tc>
         <w:tc>
           <w:tcPr>
-            <w:tcW w:type="dxa" w:w="1215"/>
+            <w:tcW w:type="dxa" w:w="1158"/>
             <w:shd w:val="clear" w:color="auto" w:fill="F7F9FB"/>
             <w:vAlign w:val="center"/>
           </w:tcPr>
@@ -1787,7 +1787,7 @@
         </w:trPr>
         <w:tc>
           <w:tcPr>
-            <w:tcW w:type="dxa" w:w="414"/>
+            <w:tcW w:type="dxa" w:w="409"/>
             <w:shd w:val="clear" w:color="auto" w:fill="FFFFFF"/>
             <w:vAlign w:val="center"/>
           </w:tcPr>
@@ -1811,7 +1811,7 @@
         </w:tc>
         <w:tc>
           <w:tcPr>
-            <w:tcW w:type="dxa" w:w="1585"/>
+            <w:tcW w:type="dxa" w:w="1552"/>
             <w:shd w:val="clear" w:color="auto" w:fill="FFFFFF"/>
             <w:vAlign w:val="center"/>
           </w:tcPr>
@@ -1835,7 +1835,7 @@
         </w:tc>
         <w:tc>
           <w:tcPr>
-            <w:tcW w:type="dxa" w:w="2250"/>
+            <w:tcW w:type="dxa" w:w="2793"/>
             <w:shd w:val="clear" w:color="auto" w:fill="FFFFFF"/>
             <w:vAlign w:val="center"/>
           </w:tcPr>
@@ -1858,7 +1858,7 @@
         </w:tc>
         <w:tc>
           <w:tcPr>
-            <w:tcW w:type="dxa" w:w="3031"/>
+            <w:tcW w:type="dxa" w:w="2584"/>
             <w:shd w:val="clear" w:color="auto" w:fill="FFFFFF"/>
             <w:vAlign w:val="center"/>
           </w:tcPr>
@@ -1881,7 +1881,7 @@
         </w:tc>
         <w:tc>
           <w:tcPr>
-            <w:tcW w:type="dxa" w:w="1215"/>
+            <w:tcW w:type="dxa" w:w="1158"/>
             <w:shd w:val="clear" w:color="auto" w:fill="FFFFFF"/>
             <w:vAlign w:val="center"/>
           </w:tcPr>
@@ -1919,7 +1919,7 @@
         </w:trPr>
         <w:tc>
           <w:tcPr>
-            <w:tcW w:type="dxa" w:w="414"/>
+            <w:tcW w:type="dxa" w:w="409"/>
             <w:shd w:val="clear" w:color="auto" w:fill="F7F9FB"/>
             <w:vAlign w:val="center"/>
           </w:tcPr>
@@ -1943,7 +1943,7 @@
         </w:tc>
         <w:tc>
           <w:tcPr>
-            <w:tcW w:type="dxa" w:w="1585"/>
+            <w:tcW w:type="dxa" w:w="1552"/>
             <w:shd w:val="clear" w:color="auto" w:fill="F7F9FB"/>
             <w:vAlign w:val="center"/>
           </w:tcPr>
@@ -1967,7 +1967,7 @@
         </w:tc>
         <w:tc>
           <w:tcPr>
-            <w:tcW w:type="dxa" w:w="2250"/>
+            <w:tcW w:type="dxa" w:w="2793"/>
             <w:shd w:val="clear" w:color="auto" w:fill="F7F9FB"/>
             <w:vAlign w:val="center"/>
           </w:tcPr>
@@ -1990,7 +1990,7 @@
         </w:tc>
         <w:tc>
           <w:tcPr>
-            <w:tcW w:type="dxa" w:w="3031"/>
+            <w:tcW w:type="dxa" w:w="2584"/>
             <w:shd w:val="clear" w:color="auto" w:fill="F7F9FB"/>
             <w:vAlign w:val="center"/>
           </w:tcPr>
@@ -2013,7 +2013,7 @@
         </w:tc>
         <w:tc>
           <w:tcPr>
-            <w:tcW w:type="dxa" w:w="1215"/>
+            <w:tcW w:type="dxa" w:w="1158"/>
             <w:shd w:val="clear" w:color="auto" w:fill="F7F9FB"/>
             <w:vAlign w:val="center"/>
           </w:tcPr>
@@ -2061,7 +2061,7 @@
         </w:trPr>
         <w:tc>
           <w:tcPr>
-            <w:tcW w:type="dxa" w:w="414"/>
+            <w:tcW w:type="dxa" w:w="409"/>
             <w:shd w:val="clear" w:color="auto" w:fill="FFFFFF"/>
             <w:vAlign w:val="center"/>
           </w:tcPr>
@@ -2085,7 +2085,7 @@
         </w:tc>
         <w:tc>
           <w:tcPr>
-            <w:tcW w:type="dxa" w:w="1585"/>
+            <w:tcW w:type="dxa" w:w="1552"/>
             <w:shd w:val="clear" w:color="auto" w:fill="FFFFFF"/>
             <w:vAlign w:val="center"/>
           </w:tcPr>
@@ -2109,7 +2109,7 @@
         </w:tc>
         <w:tc>
           <w:tcPr>
-            <w:tcW w:type="dxa" w:w="2250"/>
+            <w:tcW w:type="dxa" w:w="2793"/>
             <w:shd w:val="clear" w:color="auto" w:fill="FFFFFF"/>
             <w:vAlign w:val="center"/>
           </w:tcPr>
@@ -2132,7 +2132,7 @@
         </w:tc>
         <w:tc>
           <w:tcPr>
-            <w:tcW w:type="dxa" w:w="3031"/>
+            <w:tcW w:type="dxa" w:w="2584"/>
             <w:shd w:val="clear" w:color="auto" w:fill="FFFFFF"/>
             <w:vAlign w:val="center"/>
           </w:tcPr>
@@ -2155,7 +2155,7 @@
         </w:tc>
         <w:tc>
           <w:tcPr>
-            <w:tcW w:type="dxa" w:w="1215"/>
+            <w:tcW w:type="dxa" w:w="1158"/>
             <w:shd w:val="clear" w:color="auto" w:fill="FFFFFF"/>
             <w:vAlign w:val="center"/>
           </w:tcPr>
@@ -2203,7 +2203,7 @@
         </w:trPr>
         <w:tc>
           <w:tcPr>
-            <w:tcW w:type="dxa" w:w="414"/>
+            <w:tcW w:type="dxa" w:w="409"/>
             <w:shd w:val="clear" w:color="auto" w:fill="F7F9FB"/>
             <w:vAlign w:val="center"/>
           </w:tcPr>
@@ -2227,7 +2227,7 @@
         </w:tc>
         <w:tc>
           <w:tcPr>
-            <w:tcW w:type="dxa" w:w="1585"/>
+            <w:tcW w:type="dxa" w:w="1552"/>
             <w:shd w:val="clear" w:color="auto" w:fill="F7F9FB"/>
             <w:vAlign w:val="center"/>
           </w:tcPr>
@@ -2251,7 +2251,7 @@
         </w:tc>
         <w:tc>
           <w:tcPr>
-            <w:tcW w:type="dxa" w:w="2250"/>
+            <w:tcW w:type="dxa" w:w="2793"/>
             <w:shd w:val="clear" w:color="auto" w:fill="F7F9FB"/>
             <w:vAlign w:val="center"/>
           </w:tcPr>
@@ -2274,7 +2274,7 @@
         </w:tc>
         <w:tc>
           <w:tcPr>
-            <w:tcW w:type="dxa" w:w="3031"/>
+            <w:tcW w:type="dxa" w:w="2584"/>
             <w:shd w:val="clear" w:color="auto" w:fill="F7F9FB"/>
             <w:vAlign w:val="center"/>
           </w:tcPr>
@@ -2297,7 +2297,7 @@
         </w:tc>
         <w:tc>
           <w:tcPr>
-            <w:tcW w:type="dxa" w:w="1215"/>
+            <w:tcW w:type="dxa" w:w="1158"/>
             <w:shd w:val="clear" w:color="auto" w:fill="F7F9FB"/>
             <w:vAlign w:val="center"/>
           </w:tcPr>
@@ -2335,7 +2335,7 @@
         </w:trPr>
         <w:tc>
           <w:tcPr>
-            <w:tcW w:type="dxa" w:w="414"/>
+            <w:tcW w:type="dxa" w:w="409"/>
             <w:shd w:val="clear" w:color="auto" w:fill="FFFFFF"/>
             <w:vAlign w:val="center"/>
           </w:tcPr>
@@ -2359,7 +2359,7 @@
         </w:tc>
         <w:tc>
           <w:tcPr>
-            <w:tcW w:type="dxa" w:w="1585"/>
+            <w:tcW w:type="dxa" w:w="1552"/>
             <w:shd w:val="clear" w:color="auto" w:fill="FFFFFF"/>
             <w:vAlign w:val="center"/>
           </w:tcPr>
@@ -2383,7 +2383,7 @@
         </w:tc>
         <w:tc>
           <w:tcPr>
-            <w:tcW w:type="dxa" w:w="2250"/>
+            <w:tcW w:type="dxa" w:w="2793"/>
             <w:shd w:val="clear" w:color="auto" w:fill="FFFFFF"/>
             <w:vAlign w:val="center"/>
           </w:tcPr>
@@ -2406,7 +2406,7 @@
         </w:tc>
         <w:tc>
           <w:tcPr>
-            <w:tcW w:type="dxa" w:w="3031"/>
+            <w:tcW w:type="dxa" w:w="2584"/>
             <w:shd w:val="clear" w:color="auto" w:fill="FFFFFF"/>
             <w:vAlign w:val="center"/>
           </w:tcPr>
@@ -2429,7 +2429,7 @@
         </w:tc>
         <w:tc>
           <w:tcPr>
-            <w:tcW w:type="dxa" w:w="1215"/>
+            <w:tcW w:type="dxa" w:w="1158"/>
             <w:shd w:val="clear" w:color="auto" w:fill="FFFFFF"/>
             <w:vAlign w:val="center"/>
           </w:tcPr>
@@ -2477,7 +2477,7 @@
         </w:trPr>
         <w:tc>
           <w:tcPr>
-            <w:tcW w:type="dxa" w:w="414"/>
+            <w:tcW w:type="dxa" w:w="409"/>
             <w:shd w:val="clear" w:color="auto" w:fill="F7F9FB"/>
             <w:vAlign w:val="center"/>
           </w:tcPr>
@@ -2501,7 +2501,7 @@
         </w:tc>
         <w:tc>
           <w:tcPr>
-            <w:tcW w:type="dxa" w:w="1585"/>
+            <w:tcW w:type="dxa" w:w="1552"/>
             <w:shd w:val="clear" w:color="auto" w:fill="F7F9FB"/>
             <w:vAlign w:val="center"/>
           </w:tcPr>
@@ -2525,7 +2525,7 @@
         </w:tc>
         <w:tc>
           <w:tcPr>
-            <w:tcW w:type="dxa" w:w="2250"/>
+            <w:tcW w:type="dxa" w:w="2793"/>
             <w:shd w:val="clear" w:color="auto" w:fill="F7F9FB"/>
             <w:vAlign w:val="center"/>
           </w:tcPr>
@@ -2548,7 +2548,7 @@
         </w:tc>
         <w:tc>
           <w:tcPr>
-            <w:tcW w:type="dxa" w:w="3031"/>
+            <w:tcW w:type="dxa" w:w="2584"/>
             <w:shd w:val="clear" w:color="auto" w:fill="F7F9FB"/>
             <w:vAlign w:val="center"/>
           </w:tcPr>
@@ -2571,7 +2571,7 @@
         </w:tc>
         <w:tc>
           <w:tcPr>
-            <w:tcW w:type="dxa" w:w="1215"/>
+            <w:tcW w:type="dxa" w:w="1158"/>
             <w:shd w:val="clear" w:color="auto" w:fill="F7F9FB"/>
             <w:vAlign w:val="center"/>
           </w:tcPr>
@@ -2619,7 +2619,7 @@
         </w:trPr>
         <w:tc>
           <w:tcPr>
-            <w:tcW w:type="dxa" w:w="414"/>
+            <w:tcW w:type="dxa" w:w="409"/>
             <w:shd w:val="clear" w:color="auto" w:fill="FFFFFF"/>
             <w:vAlign w:val="center"/>
           </w:tcPr>
@@ -2643,7 +2643,7 @@
         </w:tc>
         <w:tc>
           <w:tcPr>
-            <w:tcW w:type="dxa" w:w="1585"/>
+            <w:tcW w:type="dxa" w:w="1552"/>
             <w:shd w:val="clear" w:color="auto" w:fill="FFFFFF"/>
             <w:vAlign w:val="center"/>
           </w:tcPr>
@@ -2667,7 +2667,7 @@
         </w:tc>
         <w:tc>
           <w:tcPr>
-            <w:tcW w:type="dxa" w:w="2250"/>
+            <w:tcW w:type="dxa" w:w="2793"/>
             <w:shd w:val="clear" w:color="auto" w:fill="FFFFFF"/>
             <w:vAlign w:val="center"/>
           </w:tcPr>
@@ -2690,7 +2690,7 @@
         </w:tc>
         <w:tc>
           <w:tcPr>
-            <w:tcW w:type="dxa" w:w="3031"/>
+            <w:tcW w:type="dxa" w:w="2584"/>
             <w:shd w:val="clear" w:color="auto" w:fill="FFFFFF"/>
             <w:vAlign w:val="center"/>
           </w:tcPr>
@@ -2713,7 +2713,7 @@
         </w:tc>
         <w:tc>
           <w:tcPr>
-            <w:tcW w:type="dxa" w:w="1215"/>
+            <w:tcW w:type="dxa" w:w="1158"/>
             <w:shd w:val="clear" w:color="auto" w:fill="FFFFFF"/>
             <w:vAlign w:val="center"/>
           </w:tcPr>
@@ -2761,7 +2761,7 @@
         </w:trPr>
         <w:tc>
           <w:tcPr>
-            <w:tcW w:type="dxa" w:w="414"/>
+            <w:tcW w:type="dxa" w:w="409"/>
             <w:shd w:val="clear" w:color="auto" w:fill="F7F9FB"/>
             <w:vAlign w:val="center"/>
           </w:tcPr>
@@ -2785,7 +2785,7 @@
         </w:tc>
         <w:tc>
           <w:tcPr>
-            <w:tcW w:type="dxa" w:w="1585"/>
+            <w:tcW w:type="dxa" w:w="1552"/>
             <w:shd w:val="clear" w:color="auto" w:fill="F7F9FB"/>
             <w:vAlign w:val="center"/>
           </w:tcPr>
@@ -2809,7 +2809,7 @@
         </w:tc>
         <w:tc>
           <w:tcPr>
-            <w:tcW w:type="dxa" w:w="2250"/>
+            <w:tcW w:type="dxa" w:w="2793"/>
             <w:shd w:val="clear" w:color="auto" w:fill="F7F9FB"/>
             <w:vAlign w:val="center"/>
           </w:tcPr>
@@ -2832,7 +2832,7 @@
         </w:tc>
         <w:tc>
           <w:tcPr>
-            <w:tcW w:type="dxa" w:w="3031"/>
+            <w:tcW w:type="dxa" w:w="2584"/>
             <w:shd w:val="clear" w:color="auto" w:fill="F7F9FB"/>
             <w:vAlign w:val="center"/>
           </w:tcPr>
@@ -2855,7 +2855,7 @@
         </w:tc>
         <w:tc>
           <w:tcPr>
-            <w:tcW w:type="dxa" w:w="1215"/>
+            <w:tcW w:type="dxa" w:w="1158"/>
             <w:shd w:val="clear" w:color="auto" w:fill="F7F9FB"/>
             <w:vAlign w:val="center"/>
           </w:tcPr>
@@ -2903,7 +2903,7 @@
         </w:trPr>
         <w:tc>
           <w:tcPr>
-            <w:tcW w:type="dxa" w:w="414"/>
+            <w:tcW w:type="dxa" w:w="409"/>
             <w:shd w:val="clear" w:color="auto" w:fill="FFFFFF"/>
             <w:vAlign w:val="center"/>
           </w:tcPr>
@@ -2927,7 +2927,7 @@
         </w:tc>
         <w:tc>
           <w:tcPr>
-            <w:tcW w:type="dxa" w:w="1585"/>
+            <w:tcW w:type="dxa" w:w="1552"/>
             <w:shd w:val="clear" w:color="auto" w:fill="FFFFFF"/>
             <w:vAlign w:val="center"/>
           </w:tcPr>
@@ -2951,7 +2951,7 @@
         </w:tc>
         <w:tc>
           <w:tcPr>
-            <w:tcW w:type="dxa" w:w="2250"/>
+            <w:tcW w:type="dxa" w:w="2793"/>
             <w:shd w:val="clear" w:color="auto" w:fill="FFFFFF"/>
             <w:vAlign w:val="center"/>
           </w:tcPr>
@@ -2974,7 +2974,7 @@
         </w:tc>
         <w:tc>
           <w:tcPr>
-            <w:tcW w:type="dxa" w:w="3031"/>
+            <w:tcW w:type="dxa" w:w="2584"/>
             <w:shd w:val="clear" w:color="auto" w:fill="FFFFFF"/>
             <w:vAlign w:val="center"/>
           </w:tcPr>
@@ -2997,7 +2997,7 @@
         </w:tc>
         <w:tc>
           <w:tcPr>
-            <w:tcW w:type="dxa" w:w="1215"/>
+            <w:tcW w:type="dxa" w:w="1158"/>
             <w:shd w:val="clear" w:color="auto" w:fill="FFFFFF"/>
             <w:vAlign w:val="center"/>
           </w:tcPr>
@@ -3045,7 +3045,7 @@
         </w:trPr>
         <w:tc>
           <w:tcPr>
-            <w:tcW w:type="dxa" w:w="414"/>
+            <w:tcW w:type="dxa" w:w="409"/>
             <w:shd w:val="clear" w:color="auto" w:fill="F7F9FB"/>
             <w:vAlign w:val="center"/>
           </w:tcPr>
@@ -3069,7 +3069,7 @@
         </w:tc>
         <w:tc>
           <w:tcPr>
-            <w:tcW w:type="dxa" w:w="1585"/>
+            <w:tcW w:type="dxa" w:w="1552"/>
             <w:shd w:val="clear" w:color="auto" w:fill="F7F9FB"/>
             <w:vAlign w:val="center"/>
           </w:tcPr>
@@ -3093,7 +3093,7 @@
         </w:tc>
         <w:tc>
           <w:tcPr>
-            <w:tcW w:type="dxa" w:w="2250"/>
+            <w:tcW w:type="dxa" w:w="2793"/>
             <w:shd w:val="clear" w:color="auto" w:fill="F7F9FB"/>
             <w:vAlign w:val="center"/>
           </w:tcPr>
@@ -3116,7 +3116,7 @@
         </w:tc>
         <w:tc>
           <w:tcPr>
-            <w:tcW w:type="dxa" w:w="3031"/>
+            <w:tcW w:type="dxa" w:w="2584"/>
             <w:shd w:val="clear" w:color="auto" w:fill="F7F9FB"/>
             <w:vAlign w:val="center"/>
           </w:tcPr>
@@ -3139,7 +3139,7 @@
         </w:tc>
         <w:tc>
           <w:tcPr>
-            <w:tcW w:type="dxa" w:w="1215"/>
+            <w:tcW w:type="dxa" w:w="1158"/>
             <w:shd w:val="clear" w:color="auto" w:fill="F7F9FB"/>
             <w:vAlign w:val="center"/>
           </w:tcPr>
@@ -3177,7 +3177,7 @@
         </w:trPr>
         <w:tc>
           <w:tcPr>
-            <w:tcW w:type="dxa" w:w="414"/>
+            <w:tcW w:type="dxa" w:w="409"/>
             <w:shd w:val="clear" w:color="auto" w:fill="FFFFFF"/>
             <w:vAlign w:val="center"/>
           </w:tcPr>
@@ -3201,7 +3201,7 @@
         </w:tc>
         <w:tc>
           <w:tcPr>
-            <w:tcW w:type="dxa" w:w="1585"/>
+            <w:tcW w:type="dxa" w:w="1552"/>
             <w:shd w:val="clear" w:color="auto" w:fill="FFFFFF"/>
             <w:vAlign w:val="center"/>
           </w:tcPr>
@@ -3225,7 +3225,7 @@
         </w:tc>
         <w:tc>
           <w:tcPr>
-            <w:tcW w:type="dxa" w:w="2250"/>
+            <w:tcW w:type="dxa" w:w="2793"/>
             <w:shd w:val="clear" w:color="auto" w:fill="FFFFFF"/>
             <w:vAlign w:val="center"/>
           </w:tcPr>
@@ -3248,7 +3248,7 @@
         </w:tc>
         <w:tc>
           <w:tcPr>
-            <w:tcW w:type="dxa" w:w="3031"/>
+            <w:tcW w:type="dxa" w:w="2584"/>
             <w:shd w:val="clear" w:color="auto" w:fill="FFFFFF"/>
             <w:vAlign w:val="center"/>
           </w:tcPr>
@@ -3271,7 +3271,7 @@
         </w:tc>
         <w:tc>
           <w:tcPr>
-            <w:tcW w:type="dxa" w:w="1215"/>
+            <w:tcW w:type="dxa" w:w="1158"/>
             <w:shd w:val="clear" w:color="auto" w:fill="FFFFFF"/>
             <w:vAlign w:val="center"/>
           </w:tcPr>
@@ -3309,7 +3309,7 @@
         </w:trPr>
         <w:tc>
           <w:tcPr>
-            <w:tcW w:type="dxa" w:w="414"/>
+            <w:tcW w:type="dxa" w:w="409"/>
             <w:shd w:val="clear" w:color="auto" w:fill="F7F9FB"/>
             <w:vAlign w:val="center"/>
           </w:tcPr>
@@ -3333,7 +3333,7 @@
         </w:tc>
         <w:tc>
           <w:tcPr>
-            <w:tcW w:type="dxa" w:w="1585"/>
+            <w:tcW w:type="dxa" w:w="1552"/>
             <w:shd w:val="clear" w:color="auto" w:fill="F7F9FB"/>
             <w:vAlign w:val="center"/>
           </w:tcPr>
@@ -3357,7 +3357,7 @@
         </w:tc>
         <w:tc>
           <w:tcPr>
-            <w:tcW w:type="dxa" w:w="2250"/>
+            <w:tcW w:type="dxa" w:w="2793"/>
             <w:shd w:val="clear" w:color="auto" w:fill="F7F9FB"/>
             <w:vAlign w:val="center"/>
           </w:tcPr>
@@ -3380,7 +3380,7 @@
         </w:tc>
         <w:tc>
           <w:tcPr>
-            <w:tcW w:type="dxa" w:w="3031"/>
+            <w:tcW w:type="dxa" w:w="2584"/>
             <w:shd w:val="clear" w:color="auto" w:fill="F7F9FB"/>
             <w:vAlign w:val="center"/>
           </w:tcPr>
@@ -3403,7 +3403,7 @@
         </w:tc>
         <w:tc>
           <w:tcPr>
-            <w:tcW w:type="dxa" w:w="1215"/>
+            <w:tcW w:type="dxa" w:w="1158"/>
             <w:shd w:val="clear" w:color="auto" w:fill="F7F9FB"/>
             <w:vAlign w:val="center"/>
           </w:tcPr>
@@ -3441,7 +3441,7 @@
         </w:trPr>
         <w:tc>
           <w:tcPr>
-            <w:tcW w:type="dxa" w:w="414"/>
+            <w:tcW w:type="dxa" w:w="409"/>
             <w:shd w:val="clear" w:color="auto" w:fill="FFFFFF"/>
             <w:vAlign w:val="center"/>
           </w:tcPr>
@@ -3465,7 +3465,7 @@
         </w:tc>
         <w:tc>
           <w:tcPr>
-            <w:tcW w:type="dxa" w:w="1585"/>
+            <w:tcW w:type="dxa" w:w="1552"/>
             <w:shd w:val="clear" w:color="auto" w:fill="FFFFFF"/>
             <w:vAlign w:val="center"/>
           </w:tcPr>
@@ -3489,7 +3489,7 @@
         </w:tc>
         <w:tc>
           <w:tcPr>
-            <w:tcW w:type="dxa" w:w="2250"/>
+            <w:tcW w:type="dxa" w:w="2793"/>
             <w:shd w:val="clear" w:color="auto" w:fill="FFFFFF"/>
             <w:vAlign w:val="center"/>
           </w:tcPr>
@@ -3512,7 +3512,7 @@
         </w:tc>
         <w:tc>
           <w:tcPr>
-            <w:tcW w:type="dxa" w:w="3031"/>
+            <w:tcW w:type="dxa" w:w="2584"/>
             <w:shd w:val="clear" w:color="auto" w:fill="FFFFFF"/>
             <w:vAlign w:val="center"/>
           </w:tcPr>
@@ -3535,7 +3535,7 @@
         </w:tc>
         <w:tc>
           <w:tcPr>
-            <w:tcW w:type="dxa" w:w="1215"/>
+            <w:tcW w:type="dxa" w:w="1158"/>
             <w:shd w:val="clear" w:color="auto" w:fill="FFFFFF"/>
             <w:vAlign w:val="center"/>
           </w:tcPr>
@@ -3573,7 +3573,7 @@
         </w:trPr>
         <w:tc>
           <w:tcPr>
-            <w:tcW w:type="dxa" w:w="414"/>
+            <w:tcW w:type="dxa" w:w="409"/>
             <w:shd w:val="clear" w:color="auto" w:fill="F7F9FB"/>
             <w:vAlign w:val="center"/>
           </w:tcPr>
@@ -3597,7 +3597,7 @@
         </w:tc>
         <w:tc>
           <w:tcPr>
-            <w:tcW w:type="dxa" w:w="1585"/>
+            <w:tcW w:type="dxa" w:w="1552"/>
             <w:shd w:val="clear" w:color="auto" w:fill="F7F9FB"/>
             <w:vAlign w:val="center"/>
           </w:tcPr>
@@ -3621,7 +3621,7 @@
         </w:tc>
         <w:tc>
           <w:tcPr>
-            <w:tcW w:type="dxa" w:w="2250"/>
+            <w:tcW w:type="dxa" w:w="2793"/>
             <w:shd w:val="clear" w:color="auto" w:fill="F7F9FB"/>
             <w:vAlign w:val="center"/>
           </w:tcPr>
@@ -3644,7 +3644,7 @@
         </w:tc>
         <w:tc>
           <w:tcPr>
-            <w:tcW w:type="dxa" w:w="3031"/>
+            <w:tcW w:type="dxa" w:w="2584"/>
             <w:shd w:val="clear" w:color="auto" w:fill="F7F9FB"/>
             <w:vAlign w:val="center"/>
           </w:tcPr>
@@ -3667,7 +3667,7 @@
         </w:tc>
         <w:tc>
           <w:tcPr>
-            <w:tcW w:type="dxa" w:w="1215"/>
+            <w:tcW w:type="dxa" w:w="1158"/>
             <w:shd w:val="clear" w:color="auto" w:fill="F7F9FB"/>
             <w:vAlign w:val="center"/>
           </w:tcPr>
@@ -3705,7 +3705,7 @@
         </w:trPr>
         <w:tc>
           <w:tcPr>
-            <w:tcW w:type="dxa" w:w="414"/>
+            <w:tcW w:type="dxa" w:w="409"/>
             <w:shd w:val="clear" w:color="auto" w:fill="FFFFFF"/>
             <w:vAlign w:val="center"/>
           </w:tcPr>
@@ -3729,7 +3729,7 @@
         </w:tc>
         <w:tc>
           <w:tcPr>
-            <w:tcW w:type="dxa" w:w="1585"/>
+            <w:tcW w:type="dxa" w:w="1552"/>
             <w:shd w:val="clear" w:color="auto" w:fill="FFFFFF"/>
             <w:vAlign w:val="center"/>
           </w:tcPr>
@@ -3753,7 +3753,7 @@
         </w:tc>
         <w:tc>
           <w:tcPr>
-            <w:tcW w:type="dxa" w:w="2250"/>
+            <w:tcW w:type="dxa" w:w="2793"/>
             <w:shd w:val="clear" w:color="auto" w:fill="FFFFFF"/>
             <w:vAlign w:val="center"/>
           </w:tcPr>
@@ -3776,7 +3776,7 @@
         </w:tc>
         <w:tc>
           <w:tcPr>
-            <w:tcW w:type="dxa" w:w="3031"/>
+            <w:tcW w:type="dxa" w:w="2584"/>
             <w:shd w:val="clear" w:color="auto" w:fill="FFFFFF"/>
             <w:vAlign w:val="center"/>
           </w:tcPr>
@@ -3799,7 +3799,7 @@
         </w:tc>
         <w:tc>
           <w:tcPr>
-            <w:tcW w:type="dxa" w:w="1215"/>
+            <w:tcW w:type="dxa" w:w="1158"/>
             <w:shd w:val="clear" w:color="auto" w:fill="FFFFFF"/>
             <w:vAlign w:val="center"/>
           </w:tcPr>
@@ -3837,7 +3837,7 @@
         </w:trPr>
         <w:tc>
           <w:tcPr>
-            <w:tcW w:type="dxa" w:w="414"/>
+            <w:tcW w:type="dxa" w:w="409"/>
             <w:shd w:val="clear" w:color="auto" w:fill="F7F9FB"/>
             <w:vAlign w:val="center"/>
           </w:tcPr>
@@ -3861,7 +3861,7 @@
         </w:tc>
         <w:tc>
           <w:tcPr>
-            <w:tcW w:type="dxa" w:w="1585"/>
+            <w:tcW w:type="dxa" w:w="1552"/>
             <w:shd w:val="clear" w:color="auto" w:fill="F7F9FB"/>
             <w:vAlign w:val="center"/>
           </w:tcPr>
@@ -3885,7 +3885,7 @@
         </w:tc>
         <w:tc>
           <w:tcPr>
-            <w:tcW w:type="dxa" w:w="2250"/>
+            <w:tcW w:type="dxa" w:w="2793"/>
             <w:shd w:val="clear" w:color="auto" w:fill="F7F9FB"/>
             <w:vAlign w:val="center"/>
           </w:tcPr>
@@ -3908,7 +3908,7 @@
         </w:tc>
         <w:tc>
           <w:tcPr>
-            <w:tcW w:type="dxa" w:w="3031"/>
+            <w:tcW w:type="dxa" w:w="2584"/>
             <w:shd w:val="clear" w:color="auto" w:fill="F7F9FB"/>
             <w:vAlign w:val="center"/>
           </w:tcPr>
@@ -3931,7 +3931,7 @@
         </w:tc>
         <w:tc>
           <w:tcPr>
-            <w:tcW w:type="dxa" w:w="1215"/>
+            <w:tcW w:type="dxa" w:w="1158"/>
             <w:shd w:val="clear" w:color="auto" w:fill="F7F9FB"/>
             <w:vAlign w:val="center"/>
           </w:tcPr>
@@ -3969,7 +3969,7 @@
         </w:trPr>
         <w:tc>
           <w:tcPr>
-            <w:tcW w:type="dxa" w:w="414"/>
+            <w:tcW w:type="dxa" w:w="409"/>
             <w:shd w:val="clear" w:color="auto" w:fill="FFFFFF"/>
             <w:vAlign w:val="center"/>
           </w:tcPr>
@@ -3993,7 +3993,7 @@
         </w:tc>
         <w:tc>
           <w:tcPr>
-            <w:tcW w:type="dxa" w:w="1585"/>
+            <w:tcW w:type="dxa" w:w="1552"/>
             <w:shd w:val="clear" w:color="auto" w:fill="FFFFFF"/>
             <w:vAlign w:val="center"/>
           </w:tcPr>
@@ -4017,7 +4017,7 @@
         </w:tc>
         <w:tc>
           <w:tcPr>
-            <w:tcW w:type="dxa" w:w="2250"/>
+            <w:tcW w:type="dxa" w:w="2793"/>
             <w:shd w:val="clear" w:color="auto" w:fill="FFFFFF"/>
             <w:vAlign w:val="center"/>
           </w:tcPr>
@@ -4040,7 +4040,7 @@
         </w:tc>
         <w:tc>
           <w:tcPr>
-            <w:tcW w:type="dxa" w:w="3031"/>
+            <w:tcW w:type="dxa" w:w="2584"/>
             <w:shd w:val="clear" w:color="auto" w:fill="FFFFFF"/>
             <w:vAlign w:val="center"/>
           </w:tcPr>
@@ -4063,7 +4063,7 @@
         </w:tc>
         <w:tc>
           <w:tcPr>
-            <w:tcW w:type="dxa" w:w="1215"/>
+            <w:tcW w:type="dxa" w:w="1158"/>
             <w:shd w:val="clear" w:color="auto" w:fill="FFFFFF"/>
             <w:vAlign w:val="center"/>
           </w:tcPr>
@@ -4101,7 +4101,7 @@
         </w:trPr>
         <w:tc>
           <w:tcPr>
-            <w:tcW w:type="dxa" w:w="414"/>
+            <w:tcW w:type="dxa" w:w="409"/>
             <w:shd w:val="clear" w:color="auto" w:fill="F7F9FB"/>
             <w:vAlign w:val="center"/>
           </w:tcPr>
@@ -4125,7 +4125,7 @@
         </w:tc>
         <w:tc>
           <w:tcPr>
-            <w:tcW w:type="dxa" w:w="1585"/>
+            <w:tcW w:type="dxa" w:w="1552"/>
             <w:shd w:val="clear" w:color="auto" w:fill="F7F9FB"/>
             <w:vAlign w:val="center"/>
           </w:tcPr>
@@ -4149,7 +4149,7 @@
         </w:tc>
         <w:tc>
           <w:tcPr>
-            <w:tcW w:type="dxa" w:w="2250"/>
+            <w:tcW w:type="dxa" w:w="2793"/>
             <w:shd w:val="clear" w:color="auto" w:fill="F7F9FB"/>
             <w:vAlign w:val="center"/>
           </w:tcPr>
@@ -4172,7 +4172,7 @@
         </w:tc>
         <w:tc>
           <w:tcPr>
-            <w:tcW w:type="dxa" w:w="3031"/>
+            <w:tcW w:type="dxa" w:w="2584"/>
             <w:shd w:val="clear" w:color="auto" w:fill="F7F9FB"/>
             <w:vAlign w:val="center"/>
           </w:tcPr>
@@ -4195,7 +4195,7 @@
         </w:tc>
         <w:tc>
           <w:tcPr>
-            <w:tcW w:type="dxa" w:w="1215"/>
+            <w:tcW w:type="dxa" w:w="1158"/>
             <w:shd w:val="clear" w:color="auto" w:fill="F7F9FB"/>
             <w:vAlign w:val="center"/>
           </w:tcPr>
@@ -4233,7 +4233,7 @@
         </w:trPr>
         <w:tc>
           <w:tcPr>
-            <w:tcW w:type="dxa" w:w="414"/>
+            <w:tcW w:type="dxa" w:w="409"/>
             <w:shd w:val="clear" w:color="auto" w:fill="FFFFFF"/>
             <w:vAlign w:val="center"/>
           </w:tcPr>
@@ -4257,7 +4257,7 @@
         </w:tc>
         <w:tc>
           <w:tcPr>
-            <w:tcW w:type="dxa" w:w="1585"/>
+            <w:tcW w:type="dxa" w:w="1552"/>
             <w:shd w:val="clear" w:color="auto" w:fill="FFFFFF"/>
             <w:vAlign w:val="center"/>
           </w:tcPr>
@@ -4281,7 +4281,7 @@
         </w:tc>
         <w:tc>
           <w:tcPr>
-            <w:tcW w:type="dxa" w:w="2250"/>
+            <w:tcW w:type="dxa" w:w="2793"/>
             <w:shd w:val="clear" w:color="auto" w:fill="FFFFFF"/>
             <w:vAlign w:val="center"/>
           </w:tcPr>
@@ -4304,7 +4304,7 @@
         </w:tc>
         <w:tc>
           <w:tcPr>
-            <w:tcW w:type="dxa" w:w="3031"/>
+            <w:tcW w:type="dxa" w:w="2584"/>
             <w:shd w:val="clear" w:color="auto" w:fill="FFFFFF"/>
             <w:vAlign w:val="center"/>
           </w:tcPr>
@@ -4327,7 +4327,7 @@
         </w:tc>
         <w:tc>
           <w:tcPr>
-            <w:tcW w:type="dxa" w:w="1215"/>
+            <w:tcW w:type="dxa" w:w="1158"/>
             <w:shd w:val="clear" w:color="auto" w:fill="FFFFFF"/>
             <w:vAlign w:val="center"/>
           </w:tcPr>
@@ -4365,7 +4365,7 @@
         </w:trPr>
         <w:tc>
           <w:tcPr>
-            <w:tcW w:type="dxa" w:w="414"/>
+            <w:tcW w:type="dxa" w:w="409"/>
             <w:shd w:val="clear" w:color="auto" w:fill="F7F9FB"/>
             <w:vAlign w:val="center"/>
           </w:tcPr>
@@ -4389,7 +4389,7 @@
         </w:tc>
         <w:tc>
           <w:tcPr>
-            <w:tcW w:type="dxa" w:w="1585"/>
+            <w:tcW w:type="dxa" w:w="1552"/>
             <w:shd w:val="clear" w:color="auto" w:fill="F7F9FB"/>
             <w:vAlign w:val="center"/>
           </w:tcPr>
@@ -4413,7 +4413,7 @@
         </w:tc>
         <w:tc>
           <w:tcPr>
-            <w:tcW w:type="dxa" w:w="2250"/>
+            <w:tcW w:type="dxa" w:w="2793"/>
             <w:shd w:val="clear" w:color="auto" w:fill="F7F9FB"/>
             <w:vAlign w:val="center"/>
           </w:tcPr>
@@ -4436,7 +4436,7 @@
         </w:tc>
         <w:tc>
           <w:tcPr>
-            <w:tcW w:type="dxa" w:w="3031"/>
+            <w:tcW w:type="dxa" w:w="2584"/>
             <w:shd w:val="clear" w:color="auto" w:fill="F7F9FB"/>
             <w:vAlign w:val="center"/>
           </w:tcPr>
@@ -4459,7 +4459,7 @@
         </w:tc>
         <w:tc>
           <w:tcPr>
-            <w:tcW w:type="dxa" w:w="1215"/>
+            <w:tcW w:type="dxa" w:w="1158"/>
             <w:shd w:val="clear" w:color="auto" w:fill="F7F9FB"/>
             <w:vAlign w:val="center"/>
           </w:tcPr>
@@ -4497,7 +4497,7 @@
         </w:trPr>
         <w:tc>
           <w:tcPr>
-            <w:tcW w:type="dxa" w:w="414"/>
+            <w:tcW w:type="dxa" w:w="409"/>
             <w:shd w:val="clear" w:color="auto" w:fill="FFFFFF"/>
             <w:vAlign w:val="center"/>
           </w:tcPr>
@@ -4521,7 +4521,7 @@
         </w:tc>
         <w:tc>
           <w:tcPr>
-            <w:tcW w:type="dxa" w:w="1585"/>
+            <w:tcW w:type="dxa" w:w="1552"/>
             <w:shd w:val="clear" w:color="auto" w:fill="FFFFFF"/>
             <w:vAlign w:val="center"/>
           </w:tcPr>
@@ -4545,7 +4545,7 @@
         </w:tc>
         <w:tc>
           <w:tcPr>
-            <w:tcW w:type="dxa" w:w="2250"/>
+            <w:tcW w:type="dxa" w:w="2793"/>
             <w:shd w:val="clear" w:color="auto" w:fill="FFFFFF"/>
             <w:vAlign w:val="center"/>
           </w:tcPr>
@@ -4568,7 +4568,7 @@
         </w:tc>
         <w:tc>
           <w:tcPr>
-            <w:tcW w:type="dxa" w:w="3031"/>
+            <w:tcW w:type="dxa" w:w="2584"/>
             <w:shd w:val="clear" w:color="auto" w:fill="FFFFFF"/>
             <w:vAlign w:val="center"/>
           </w:tcPr>
@@ -4591,7 +4591,7 @@
         </w:tc>
         <w:tc>
           <w:tcPr>
-            <w:tcW w:type="dxa" w:w="1215"/>
+            <w:tcW w:type="dxa" w:w="1158"/>
             <w:shd w:val="clear" w:color="auto" w:fill="FFFFFF"/>
             <w:vAlign w:val="center"/>
           </w:tcPr>
@@ -4629,7 +4629,7 @@
         </w:trPr>
         <w:tc>
           <w:tcPr>
-            <w:tcW w:type="dxa" w:w="414"/>
+            <w:tcW w:type="dxa" w:w="409"/>
             <w:shd w:val="clear" w:color="auto" w:fill="F7F9FB"/>
             <w:vAlign w:val="center"/>
           </w:tcPr>
@@ -4653,7 +4653,7 @@
         </w:tc>
         <w:tc>
           <w:tcPr>
-            <w:tcW w:type="dxa" w:w="1585"/>
+            <w:tcW w:type="dxa" w:w="1552"/>
             <w:shd w:val="clear" w:color="auto" w:fill="F7F9FB"/>
             <w:vAlign w:val="center"/>
           </w:tcPr>
@@ -4677,7 +4677,7 @@
         </w:tc>
         <w:tc>
           <w:tcPr>
-            <w:tcW w:type="dxa" w:w="2250"/>
+            <w:tcW w:type="dxa" w:w="2793"/>
             <w:shd w:val="clear" w:color="auto" w:fill="F7F9FB"/>
             <w:vAlign w:val="center"/>
           </w:tcPr>
@@ -4700,7 +4700,7 @@
         </w:tc>
         <w:tc>
           <w:tcPr>
-            <w:tcW w:type="dxa" w:w="3031"/>
+            <w:tcW w:type="dxa" w:w="2584"/>
             <w:shd w:val="clear" w:color="auto" w:fill="F7F9FB"/>
             <w:vAlign w:val="center"/>
           </w:tcPr>
@@ -4723,7 +4723,7 @@
         </w:tc>
         <w:tc>
           <w:tcPr>
-            <w:tcW w:type="dxa" w:w="1215"/>
+            <w:tcW w:type="dxa" w:w="1158"/>
             <w:shd w:val="clear" w:color="auto" w:fill="F7F9FB"/>
             <w:vAlign w:val="center"/>
           </w:tcPr>
@@ -4761,7 +4761,7 @@
         </w:trPr>
         <w:tc>
           <w:tcPr>
-            <w:tcW w:type="dxa" w:w="414"/>
+            <w:tcW w:type="dxa" w:w="409"/>
             <w:shd w:val="clear" w:color="auto" w:fill="FFFFFF"/>
             <w:vAlign w:val="center"/>
           </w:tcPr>
@@ -4785,7 +4785,7 @@
         </w:tc>
         <w:tc>
           <w:tcPr>
-            <w:tcW w:type="dxa" w:w="1585"/>
+            <w:tcW w:type="dxa" w:w="1552"/>
             <w:shd w:val="clear" w:color="auto" w:fill="FFFFFF"/>
             <w:vAlign w:val="center"/>
           </w:tcPr>
@@ -4809,7 +4809,7 @@
         </w:tc>
         <w:tc>
           <w:tcPr>
-            <w:tcW w:type="dxa" w:w="2250"/>
+            <w:tcW w:type="dxa" w:w="2793"/>
             <w:shd w:val="clear" w:color="auto" w:fill="FFFFFF"/>
             <w:vAlign w:val="center"/>
           </w:tcPr>
@@ -4832,7 +4832,7 @@
         </w:tc>
         <w:tc>
           <w:tcPr>
-            <w:tcW w:type="dxa" w:w="3031"/>
+            <w:tcW w:type="dxa" w:w="2584"/>
             <w:shd w:val="clear" w:color="auto" w:fill="FFFFFF"/>
             <w:vAlign w:val="center"/>
           </w:tcPr>
@@ -4855,7 +4855,7 @@
         </w:tc>
         <w:tc>
           <w:tcPr>
-            <w:tcW w:type="dxa" w:w="1215"/>
+            <w:tcW w:type="dxa" w:w="1158"/>
             <w:shd w:val="clear" w:color="auto" w:fill="FFFFFF"/>
             <w:vAlign w:val="center"/>
           </w:tcPr>
@@ -4893,7 +4893,7 @@
         </w:trPr>
         <w:tc>
           <w:tcPr>
-            <w:tcW w:type="dxa" w:w="414"/>
+            <w:tcW w:type="dxa" w:w="409"/>
             <w:shd w:val="clear" w:color="auto" w:fill="F7F9FB"/>
             <w:vAlign w:val="center"/>
           </w:tcPr>
@@ -4917,7 +4917,7 @@
         </w:tc>
         <w:tc>
           <w:tcPr>
-            <w:tcW w:type="dxa" w:w="1585"/>
+            <w:tcW w:type="dxa" w:w="1552"/>
             <w:shd w:val="clear" w:color="auto" w:fill="F7F9FB"/>
             <w:vAlign w:val="center"/>
           </w:tcPr>
@@ -4941,7 +4941,7 @@
         </w:tc>
         <w:tc>
           <w:tcPr>
-            <w:tcW w:type="dxa" w:w="2250"/>
+            <w:tcW w:type="dxa" w:w="2793"/>
             <w:shd w:val="clear" w:color="auto" w:fill="F7F9FB"/>
             <w:vAlign w:val="center"/>
           </w:tcPr>
@@ -4964,7 +4964,7 @@
         </w:tc>
         <w:tc>
           <w:tcPr>
-            <w:tcW w:type="dxa" w:w="3031"/>
+            <w:tcW w:type="dxa" w:w="2584"/>
             <w:shd w:val="clear" w:color="auto" w:fill="F7F9FB"/>
             <w:vAlign w:val="center"/>
           </w:tcPr>
@@ -4987,7 +4987,7 @@
         </w:tc>
         <w:tc>
           <w:tcPr>
-            <w:tcW w:type="dxa" w:w="1215"/>
+            <w:tcW w:type="dxa" w:w="1158"/>
             <w:shd w:val="clear" w:color="auto" w:fill="F7F9FB"/>
             <w:vAlign w:val="center"/>
           </w:tcPr>
@@ -5025,7 +5025,7 @@
         </w:trPr>
         <w:tc>
           <w:tcPr>
-            <w:tcW w:type="dxa" w:w="414"/>
+            <w:tcW w:type="dxa" w:w="409"/>
             <w:shd w:val="clear" w:color="auto" w:fill="FFFFFF"/>
             <w:vAlign w:val="center"/>
           </w:tcPr>
@@ -5049,7 +5049,7 @@
         </w:tc>
         <w:tc>
           <w:tcPr>
-            <w:tcW w:type="dxa" w:w="1585"/>
+            <w:tcW w:type="dxa" w:w="1552"/>
             <w:shd w:val="clear" w:color="auto" w:fill="FFFFFF"/>
             <w:vAlign w:val="center"/>
           </w:tcPr>
@@ -5073,7 +5073,7 @@
         </w:tc>
         <w:tc>
           <w:tcPr>
-            <w:tcW w:type="dxa" w:w="2250"/>
+            <w:tcW w:type="dxa" w:w="2793"/>
             <w:shd w:val="clear" w:color="auto" w:fill="FFFFFF"/>
             <w:vAlign w:val="center"/>
           </w:tcPr>
@@ -5096,7 +5096,7 @@
         </w:tc>
         <w:tc>
           <w:tcPr>
-            <w:tcW w:type="dxa" w:w="3031"/>
+            <w:tcW w:type="dxa" w:w="2584"/>
             <w:shd w:val="clear" w:color="auto" w:fill="FFFFFF"/>
             <w:vAlign w:val="center"/>
           </w:tcPr>
@@ -5119,7 +5119,7 @@
         </w:tc>
         <w:tc>
           <w:tcPr>
-            <w:tcW w:type="dxa" w:w="1215"/>
+            <w:tcW w:type="dxa" w:w="1158"/>
             <w:shd w:val="clear" w:color="auto" w:fill="FFFFFF"/>
             <w:vAlign w:val="center"/>
           </w:tcPr>
@@ -5157,7 +5157,7 @@
         </w:trPr>
         <w:tc>
           <w:tcPr>
-            <w:tcW w:type="dxa" w:w="414"/>
+            <w:tcW w:type="dxa" w:w="409"/>
             <w:shd w:val="clear" w:color="auto" w:fill="F7F9FB"/>
             <w:vAlign w:val="center"/>
           </w:tcPr>
@@ -5181,7 +5181,7 @@
         </w:tc>
         <w:tc>
           <w:tcPr>
-            <w:tcW w:type="dxa" w:w="1585"/>
+            <w:tcW w:type="dxa" w:w="1552"/>
             <w:shd w:val="clear" w:color="auto" w:fill="F7F9FB"/>
             <w:vAlign w:val="center"/>
           </w:tcPr>
@@ -5205,7 +5205,7 @@
         </w:tc>
         <w:tc>
           <w:tcPr>
-            <w:tcW w:type="dxa" w:w="2250"/>
+            <w:tcW w:type="dxa" w:w="2793"/>
             <w:shd w:val="clear" w:color="auto" w:fill="F7F9FB"/>
             <w:vAlign w:val="center"/>
           </w:tcPr>
@@ -5228,7 +5228,7 @@
         </w:tc>
         <w:tc>
           <w:tcPr>
-            <w:tcW w:type="dxa" w:w="3031"/>
+            <w:tcW w:type="dxa" w:w="2584"/>
             <w:shd w:val="clear" w:color="auto" w:fill="F7F9FB"/>
             <w:vAlign w:val="center"/>
           </w:tcPr>
@@ -5251,7 +5251,7 @@
         </w:tc>
         <w:tc>
           <w:tcPr>
-            <w:tcW w:type="dxa" w:w="1215"/>
+            <w:tcW w:type="dxa" w:w="1158"/>
             <w:shd w:val="clear" w:color="auto" w:fill="F7F9FB"/>
             <w:vAlign w:val="center"/>
           </w:tcPr>
@@ -5289,7 +5289,7 @@
         </w:trPr>
         <w:tc>
           <w:tcPr>
-            <w:tcW w:type="dxa" w:w="414"/>
+            <w:tcW w:type="dxa" w:w="409"/>
             <w:shd w:val="clear" w:color="auto" w:fill="FFFFFF"/>
             <w:vAlign w:val="center"/>
           </w:tcPr>
@@ -5313,7 +5313,7 @@
         </w:tc>
         <w:tc>
           <w:tcPr>
-            <w:tcW w:type="dxa" w:w="1585"/>
+            <w:tcW w:type="dxa" w:w="1552"/>
             <w:shd w:val="clear" w:color="auto" w:fill="FFFFFF"/>
             <w:vAlign w:val="center"/>
           </w:tcPr>
@@ -5337,7 +5337,7 @@
         </w:tc>
         <w:tc>
           <w:tcPr>
-            <w:tcW w:type="dxa" w:w="2250"/>
+            <w:tcW w:type="dxa" w:w="2793"/>
             <w:shd w:val="clear" w:color="auto" w:fill="FFFFFF"/>
             <w:vAlign w:val="center"/>
           </w:tcPr>
@@ -5360,7 +5360,7 @@
         </w:tc>
         <w:tc>
           <w:tcPr>
-            <w:tcW w:type="dxa" w:w="3031"/>
+            <w:tcW w:type="dxa" w:w="2584"/>
             <w:shd w:val="clear" w:color="auto" w:fill="FFFFFF"/>
             <w:vAlign w:val="center"/>
           </w:tcPr>
@@ -5383,7 +5383,7 @@
         </w:tc>
         <w:tc>
           <w:tcPr>
-            <w:tcW w:type="dxa" w:w="1215"/>
+            <w:tcW w:type="dxa" w:w="1158"/>
             <w:shd w:val="clear" w:color="auto" w:fill="FFFFFF"/>
             <w:vAlign w:val="center"/>
           </w:tcPr>
@@ -5421,7 +5421,7 @@
         </w:trPr>
         <w:tc>
           <w:tcPr>
-            <w:tcW w:type="dxa" w:w="414"/>
+            <w:tcW w:type="dxa" w:w="409"/>
             <w:shd w:val="clear" w:color="auto" w:fill="F7F9FB"/>
             <w:vAlign w:val="center"/>
           </w:tcPr>
@@ -5445,7 +5445,7 @@
         </w:tc>
         <w:tc>
           <w:tcPr>
-            <w:tcW w:type="dxa" w:w="1585"/>
+            <w:tcW w:type="dxa" w:w="1552"/>
             <w:shd w:val="clear" w:color="auto" w:fill="F7F9FB"/>
             <w:vAlign w:val="center"/>
           </w:tcPr>
@@ -5469,7 +5469,7 @@
         </w:tc>
         <w:tc>
           <w:tcPr>
-            <w:tcW w:type="dxa" w:w="2250"/>
+            <w:tcW w:type="dxa" w:w="2793"/>
             <w:shd w:val="clear" w:color="auto" w:fill="F7F9FB"/>
             <w:vAlign w:val="center"/>
           </w:tcPr>
@@ -5492,7 +5492,7 @@
         </w:tc>
         <w:tc>
           <w:tcPr>
-            <w:tcW w:type="dxa" w:w="3031"/>
+            <w:tcW w:type="dxa" w:w="2584"/>
             <w:shd w:val="clear" w:color="auto" w:fill="F7F9FB"/>
             <w:vAlign w:val="center"/>
           </w:tcPr>
@@ -5515,7 +5515,7 @@
         </w:tc>
         <w:tc>
           <w:tcPr>
-            <w:tcW w:type="dxa" w:w="1215"/>
+            <w:tcW w:type="dxa" w:w="1158"/>
             <w:shd w:val="clear" w:color="auto" w:fill="F7F9FB"/>
             <w:vAlign w:val="center"/>
           </w:tcPr>
@@ -5553,7 +5553,7 @@
         </w:trPr>
         <w:tc>
           <w:tcPr>
-            <w:tcW w:type="dxa" w:w="414"/>
+            <w:tcW w:type="dxa" w:w="409"/>
             <w:shd w:val="clear" w:color="auto" w:fill="FFFFFF"/>
             <w:vAlign w:val="center"/>
           </w:tcPr>
@@ -5577,7 +5577,7 @@
         </w:tc>
         <w:tc>
           <w:tcPr>
-            <w:tcW w:type="dxa" w:w="1585"/>
+            <w:tcW w:type="dxa" w:w="1552"/>
             <w:shd w:val="clear" w:color="auto" w:fill="FFFFFF"/>
             <w:vAlign w:val="center"/>
           </w:tcPr>
@@ -5601,7 +5601,7 @@
         </w:tc>
         <w:tc>
           <w:tcPr>
-            <w:tcW w:type="dxa" w:w="2250"/>
+            <w:tcW w:type="dxa" w:w="2793"/>
             <w:shd w:val="clear" w:color="auto" w:fill="FFFFFF"/>
             <w:vAlign w:val="center"/>
           </w:tcPr>
@@ -5624,7 +5624,7 @@
         </w:tc>
         <w:tc>
           <w:tcPr>
-            <w:tcW w:type="dxa" w:w="3031"/>
+            <w:tcW w:type="dxa" w:w="2584"/>
             <w:shd w:val="clear" w:color="auto" w:fill="FFFFFF"/>
             <w:vAlign w:val="center"/>
           </w:tcPr>
@@ -5647,7 +5647,7 @@
         </w:tc>
         <w:tc>
           <w:tcPr>
-            <w:tcW w:type="dxa" w:w="1215"/>
+            <w:tcW w:type="dxa" w:w="1158"/>
             <w:shd w:val="clear" w:color="auto" w:fill="FFFFFF"/>
             <w:vAlign w:val="center"/>
           </w:tcPr>
@@ -5675,12 +5675,144 @@
         </w:trPr>
         <w:tc>
           <w:tcPr>
-            <w:tcW w:type="dxa" w:w="414"/>
+            <w:tcW w:type="dxa" w:w="409"/>
             <w:shd w:val="clear" w:color="auto" w:fill="F7F9FB"/>
             <w:vAlign w:val="center"/>
           </w:tcPr>
           <w:p>
             <w:pPr>
+              <w:keepNext/>
+              <w:spacing w:after="0"/>
+              <w:jc w:val="center"/>
+            </w:pPr>
+            <w:r>
+              <w:rPr>
+                <w:rFonts w:ascii="Calibri" w:hAnsi="Calibri"/>
+                <w:b/>
+                <w:i w:val="0"/>
+                <w:color w:val="222222"/>
+                <w:sz w:val="20"/>
+              </w:rPr>
+              <w:t>42</w:t>
+            </w:r>
+          </w:p>
+        </w:tc>
+        <w:tc>
+          <w:tcPr>
+            <w:tcW w:type="dxa" w:w="1552"/>
+            <w:shd w:val="clear" w:color="auto" w:fill="F7F9FB"/>
+            <w:vAlign w:val="center"/>
+          </w:tcPr>
+          <w:p>
+            <w:pPr>
+              <w:keepNext/>
+              <w:spacing w:after="0"/>
+              <w:jc w:val="center"/>
+            </w:pPr>
+            <w:r>
+              <w:rPr>
+                <w:rFonts w:ascii="Calibri" w:hAnsi="Calibri"/>
+                <w:b w:val="0"/>
+                <w:i w:val="0"/>
+                <w:color w:val="222222"/>
+                <w:sz w:val="20"/>
+              </w:rPr>
+              <w:t>2026-10-26</w:t>
+            </w:r>
+          </w:p>
+        </w:tc>
+        <w:tc>
+          <w:tcPr>
+            <w:tcW w:type="dxa" w:w="2793"/>
+            <w:shd w:val="clear" w:color="auto" w:fill="F7F9FB"/>
+            <w:vAlign w:val="center"/>
+          </w:tcPr>
+          <w:p>
+            <w:pPr>
+              <w:keepNext/>
+              <w:spacing w:after="0"/>
+            </w:pPr>
+            <w:r>
+              <w:rPr>
+                <w:rFonts w:ascii="Calibri" w:hAnsi="Calibri"/>
+                <w:b w:val="0"/>
+                <w:i w:val="0"/>
+                <w:color w:val="222222"/>
+                <w:sz w:val="20"/>
+              </w:rPr>
+              <w:t>Real ToxCast vehicle wells: noise floors, wells needed, and the twin against unseen positive controls</w:t>
+            </w:r>
+          </w:p>
+        </w:tc>
+        <w:tc>
+          <w:tcPr>
+            <w:tcW w:type="dxa" w:w="2584"/>
+            <w:shd w:val="clear" w:color="auto" w:fill="F7F9FB"/>
+            <w:vAlign w:val="center"/>
+          </w:tcPr>
+          <w:p>
+            <w:pPr>
+              <w:keepNext/>
+              <w:spacing w:after="0"/>
+            </w:pPr>
+            <w:r>
+              <w:rPr>
+                <w:rFonts w:ascii="Calibri" w:hAnsi="Calibri"/>
+                <w:b w:val="0"/>
+                <w:i w:val="0"/>
+                <w:color w:val="222222"/>
+                <w:sz w:val="20"/>
+              </w:rPr>
+              <w:t>new real-data results, both registered; twin 12 of 12 directions, no better than a firing-rate rule</w:t>
+            </w:r>
+          </w:p>
+        </w:tc>
+        <w:tc>
+          <w:tcPr>
+            <w:tcW w:type="dxa" w:w="1158"/>
+            <w:shd w:val="clear" w:color="auto" w:fill="F7F9FB"/>
+            <w:vAlign w:val="center"/>
+          </w:tcPr>
+          <w:p>
+            <w:pPr>
+              <w:keepNext/>
+              <w:spacing w:after="0"/>
+            </w:pPr>
+            <w:r>
+              <w:rPr>
+                <w:rFonts w:ascii="Consolas" w:hAnsi="Consolas"/>
+                <w:b w:val="0"/>
+                <w:i w:val="0"/>
+                <w:color w:val="222222"/>
+                <w:sz w:val="18"/>
+              </w:rPr>
+              <w:t>cf90872</w:t>
+            </w:r>
+            <w:r>
+              <w:rPr>
+                <w:rFonts w:ascii="Calibri" w:hAnsi="Calibri"/>
+                <w:b w:val="0"/>
+                <w:i w:val="0"/>
+                <w:color w:val="222222"/>
+                <w:sz w:val="20"/>
+              </w:rPr>
+              <w:t xml:space="preserve"> … this branch</w:t>
+            </w:r>
+          </w:p>
+        </w:tc>
+      </w:tr>
+      <w:tr>
+        <w:trPr>
+          <w:cantSplit/>
+        </w:trPr>
+        <w:tc>
+          <w:tcPr>
+            <w:tcW w:type="dxa" w:w="409"/>
+            <w:shd w:val="clear" w:color="auto" w:fill="FFFFFF"/>
+            <w:vAlign w:val="center"/>
+          </w:tcPr>
+          <w:p>
+            <w:pPr>
               <w:keepNext w:val="0"/>
               <w:spacing w:after="0"/>
               <w:jc w:val="center"/>
@@ -5693,14 +5825,14 @@
                 <w:color w:val="222222"/>
                 <w:sz w:val="20"/>
               </w:rPr>
-              <w:t>42</w:t>
-            </w:r>
-          </w:p>
-        </w:tc>
-        <w:tc>
-          <w:tcPr>
-            <w:tcW w:type="dxa" w:w="1585"/>
-            <w:shd w:val="clear" w:color="auto" w:fill="F7F9FB"/>
+              <w:t>44</w:t>
+            </w:r>
+          </w:p>
+        </w:tc>
+        <w:tc>
+          <w:tcPr>
+            <w:tcW w:type="dxa" w:w="1552"/>
+            <w:shd w:val="clear" w:color="auto" w:fill="FFFFFF"/>
             <w:vAlign w:val="center"/>
           </w:tcPr>
           <w:p>
@@ -5717,14 +5849,14 @@
                 <w:color w:val="222222"/>
                 <w:sz w:val="20"/>
               </w:rPr>
-              <w:t>2026-10-26</w:t>
-            </w:r>
-          </w:p>
-        </w:tc>
-        <w:tc>
-          <w:tcPr>
-            <w:tcW w:type="dxa" w:w="2250"/>
-            <w:shd w:val="clear" w:color="auto" w:fill="F7F9FB"/>
+              <w:t>2026-10-28</w:t>
+            </w:r>
+          </w:p>
+        </w:tc>
+        <w:tc>
+          <w:tcPr>
+            <w:tcW w:type="dxa" w:w="2793"/>
+            <w:shd w:val="clear" w:color="auto" w:fill="FFFFFF"/>
             <w:vAlign w:val="center"/>
           </w:tcPr>
           <w:p>
@@ -5740,14 +5872,14 @@
                 <w:color w:val="222222"/>
                 <w:sz w:val="20"/>
               </w:rPr>
-              <w:t>Real ToxCast vehicle wells: noise floors, wells needed, and the twin against unseen positive controls</w:t>
-            </w:r>
-          </w:p>
-        </w:tc>
-        <w:tc>
-          <w:tcPr>
-            <w:tcW w:type="dxa" w:w="3031"/>
-            <w:shd w:val="clear" w:color="auto" w:fill="F7F9FB"/>
+              <w:t>The twin's knob dose-response against real concentration-response curves</w:t>
+            </w:r>
+          </w:p>
+        </w:tc>
+        <w:tc>
+          <w:tcPr>
+            <w:tcW w:type="dxa" w:w="2584"/>
+            <w:shd w:val="clear" w:color="auto" w:fill="FFFFFF"/>
             <w:vAlign w:val="center"/>
           </w:tcPr>
           <w:p>
@@ -5763,14 +5895,14 @@
                 <w:color w:val="222222"/>
                 <w:sz w:val="20"/>
               </w:rPr>
-              <w:t>new real-data results, both registered; twin 12 of 12 directions, no better than a firing-rate rule</w:t>
-            </w:r>
-          </w:p>
-        </w:tc>
-        <w:tc>
-          <w:tcPr>
-            <w:tcW w:type="dxa" w:w="1215"/>
-            <w:shd w:val="clear" w:color="auto" w:fill="F7F9FB"/>
+              <w:t>2 of 4 registered predictions pass; the mechanism label matters, the curve shape does not clear the line</w:t>
+            </w:r>
+          </w:p>
+        </w:tc>
+        <w:tc>
+          <w:tcPr>
+            <w:tcW w:type="dxa" w:w="1158"/>
+            <w:shd w:val="clear" w:color="auto" w:fill="FFFFFF"/>
             <w:vAlign w:val="center"/>
           </w:tcPr>
           <w:p>
@@ -5786,7 +5918,7 @@
                 <w:color w:val="222222"/>
                 <w:sz w:val="18"/>
               </w:rPr>
-              <w:t>cf90872</w:t>
+              <w:t>f3e1fb9</w:t>
             </w:r>
             <w:r>
               <w:rPr>
@@ -16194,6 +16326,423 @@
           <w:sz w:val="19"/>
         </w:rPr>
         <w:t>outputs/tables/toxcast_wells_needed.md</w:t>
+      </w:r>
+      <w:r>
+        <w:rPr>
+          <w:rFonts w:ascii="Calibri" w:hAnsi="Calibri"/>
+          <w:b w:val="0"/>
+          <w:i w:val="0"/>
+          <w:color w:val="222222"/>
+          <w:sz w:val="21"/>
+        </w:rPr>
+        <w:t>.</w:t>
+      </w:r>
+    </w:p>
+    <w:p>
+      <w:pPr>
+        <w:keepNext/>
+        <w:spacing w:before="240" w:after="60"/>
+      </w:pPr>
+      <w:r>
+        <w:rPr>
+          <w:rFonts w:ascii="Calibri" w:hAnsi="Calibri"/>
+          <w:b/>
+          <w:i w:val="0"/>
+          <w:color w:val="1F4E79"/>
+          <w:sz w:val="23"/>
+        </w:rPr>
+        <w:t>44. The dose response: what the twin's knobs get right, and where the test broke</w:t>
+      </w:r>
+    </w:p>
+    <w:p>
+      <w:pPr>
+        <w:spacing w:after="120"/>
+      </w:pPr>
+      <w:r>
+        <w:rPr>
+          <w:rFonts w:ascii="Calibri" w:hAnsi="Calibri"/>
+          <w:b/>
+          <w:i w:val="0"/>
+          <w:color w:val="156082"/>
+          <w:sz w:val="21"/>
+        </w:rPr>
+        <w:t>Slide message:</w:t>
+      </w:r>
+      <w:r>
+        <w:rPr>
+          <w:rFonts w:ascii="Calibri" w:hAnsi="Calibri"/>
+          <w:b w:val="0"/>
+          <w:i w:val="0"/>
+          <w:color w:val="222222"/>
+          <w:sz w:val="21"/>
+        </w:rPr>
+        <w:t xml:space="preserve"> </w:t>
+      </w:r>
+      <w:r>
+        <w:rPr>
+          <w:rFonts w:ascii="Calibri" w:hAnsi="Calibri"/>
+          <w:b w:val="0"/>
+          <w:i/>
+          <w:color w:val="222222"/>
+          <w:sz w:val="21"/>
+        </w:rPr>
+        <w:t>Asked to reproduce the shape of real concentration-response curves, the twin beats a wrong-mechanism knob by 0.47 in rank correlation and names the first-moving readout for 8 of 11 compounds, but fewer than half its curves clear the registered line — and the failure sits entirely at the top concentration, where this screen cannot tell a mechanism from a general loss of activity.</w:t>
+      </w:r>
+    </w:p>
+    <w:p>
+      <w:pPr>
+        <w:spacing w:after="120"/>
+        <w:ind w:left="432" w:hanging="259"/>
+      </w:pPr>
+      <w:r>
+        <w:rPr>
+          <w:rFonts w:ascii="Calibri" w:hAnsi="Calibri"/>
+          <w:b w:val="0"/>
+          <w:i w:val="0"/>
+          <w:color w:val="222222"/>
+          <w:sz w:val="21"/>
+        </w:rPr>
+        <w:t>•</w:t>
+        <w:tab/>
+      </w:r>
+      <w:r>
+        <w:rPr>
+          <w:rFonts w:ascii="Calibri" w:hAnsi="Calibri"/>
+          <w:b/>
+          <w:i w:val="0"/>
+          <w:color w:val="156082"/>
+          <w:sz w:val="21"/>
+        </w:rPr>
+        <w:t>What changed.</w:t>
+      </w:r>
+      <w:r>
+        <w:rPr>
+          <w:rFonts w:ascii="Calibri" w:hAnsi="Calibri"/>
+          <w:b w:val="0"/>
+          <w:i w:val="0"/>
+          <w:color w:val="222222"/>
+          <w:sz w:val="21"/>
+        </w:rPr>
+        <w:t xml:space="preserve"> A third registered analysis on the EPA acute MEA screen (</w:t>
+      </w:r>
+      <w:r>
+        <w:rPr>
+          <w:rFonts w:ascii="Consolas" w:hAnsi="Consolas"/>
+          <w:b w:val="0"/>
+          <w:i w:val="0"/>
+          <w:color w:val="222222"/>
+          <w:sz w:val="19"/>
+        </w:rPr>
+        <w:t>src/neuromps/models/twin_toxcast_dose_response.py</w:t>
+      </w:r>
+      <w:r>
+        <w:rPr>
+          <w:rFonts w:ascii="Calibri" w:hAnsi="Calibri"/>
+          <w:b w:val="0"/>
+          <w:i w:val="0"/>
+          <w:color w:val="222222"/>
+          <w:sz w:val="21"/>
+        </w:rPr>
+        <w:t xml:space="preserve">, </w:t>
+      </w:r>
+      <w:r>
+        <w:rPr>
+          <w:rFonts w:ascii="Consolas" w:hAnsi="Consolas"/>
+          <w:b w:val="0"/>
+          <w:i w:val="0"/>
+          <w:color w:val="222222"/>
+          <w:sz w:val="19"/>
+        </w:rPr>
+        <w:t>preregistration/twin_toxcast_dose_response.json</w:t>
+      </w:r>
+      <w:r>
+        <w:rPr>
+          <w:rFonts w:ascii="Calibri" w:hAnsi="Calibri"/>
+          <w:b w:val="0"/>
+          <w:i w:val="0"/>
+          <w:color w:val="222222"/>
+          <w:sz w:val="21"/>
+        </w:rPr>
+        <w:t>, decision D30, report §35). The twin's four drug knobs were simulated over a seven-level grid on 12 chips and the curves committed before any treated well was read; concentrations are matched to knob levels by rank; scores are a Spearman correlation per compound and readout, which readout moves first, and two nulls.</w:t>
+      </w:r>
+    </w:p>
+    <w:p>
+      <w:pPr>
+        <w:spacing w:after="120"/>
+        <w:ind w:left="432" w:hanging="259"/>
+      </w:pPr>
+      <w:r>
+        <w:rPr>
+          <w:rFonts w:ascii="Calibri" w:hAnsi="Calibri"/>
+          <w:b w:val="0"/>
+          <w:i w:val="0"/>
+          <w:color w:val="222222"/>
+          <w:sz w:val="21"/>
+        </w:rPr>
+        <w:t>•</w:t>
+        <w:tab/>
+      </w:r>
+      <w:r>
+        <w:rPr>
+          <w:rFonts w:ascii="Calibri" w:hAnsi="Calibri"/>
+          <w:b/>
+          <w:i w:val="0"/>
+          <w:color w:val="156082"/>
+          <w:sz w:val="21"/>
+        </w:rPr>
+        <w:t>Why.</w:t>
+      </w:r>
+      <w:r>
+        <w:rPr>
+          <w:rFonts w:ascii="Calibri" w:hAnsi="Calibri"/>
+          <w:b w:val="0"/>
+          <w:i w:val="0"/>
+          <w:color w:val="222222"/>
+          <w:sz w:val="21"/>
+        </w:rPr>
+        <w:t xml:space="preserve"> §34 recorded the gap in §33: the positive controls are single saturating concentrations, so nothing tested the twin's dose response — the next step the closing slide of the deck names.</w:t>
+      </w:r>
+    </w:p>
+    <w:p>
+      <w:pPr>
+        <w:spacing w:after="120"/>
+        <w:ind w:left="432" w:hanging="259"/>
+      </w:pPr>
+      <w:r>
+        <w:rPr>
+          <w:rFonts w:ascii="Calibri" w:hAnsi="Calibri"/>
+          <w:b w:val="0"/>
+          <w:i w:val="0"/>
+          <w:color w:val="222222"/>
+          <w:sz w:val="21"/>
+        </w:rPr>
+        <w:t>•</w:t>
+        <w:tab/>
+      </w:r>
+      <w:r>
+        <w:rPr>
+          <w:rFonts w:ascii="Calibri" w:hAnsi="Calibri"/>
+          <w:b/>
+          <w:i w:val="0"/>
+          <w:color w:val="156082"/>
+          <w:sz w:val="21"/>
+        </w:rPr>
+        <w:t>Effect.</w:t>
+      </w:r>
+    </w:p>
+    <w:p>
+      <w:pPr>
+        <w:spacing w:after="120"/>
+        <w:ind w:left="432" w:hanging="259"/>
+      </w:pPr>
+      <w:r>
+        <w:rPr>
+          <w:rFonts w:ascii="Calibri" w:hAnsi="Calibri"/>
+          <w:b w:val="0"/>
+          <w:i w:val="0"/>
+          <w:color w:val="222222"/>
+          <w:sz w:val="21"/>
+        </w:rPr>
+        <w:t>•</w:t>
+        <w:tab/>
+      </w:r>
+      <w:r>
+        <w:rPr>
+          <w:rFonts w:ascii="Calibri" w:hAnsi="Calibri"/>
+          <w:b w:val="0"/>
+          <w:i w:val="0"/>
+          <w:color w:val="222222"/>
+          <w:sz w:val="21"/>
+        </w:rPr>
+        <w:t>2 of 4 registered predictions pass over 13 compounds and 26 scored pairs.</w:t>
+      </w:r>
+    </w:p>
+    <w:p>
+      <w:pPr>
+        <w:spacing w:after="120"/>
+        <w:ind w:left="432" w:hanging="259"/>
+      </w:pPr>
+      <w:r>
+        <w:rPr>
+          <w:rFonts w:ascii="Calibri" w:hAnsi="Calibri"/>
+          <w:b w:val="0"/>
+          <w:i w:val="0"/>
+          <w:color w:val="222222"/>
+          <w:sz w:val="21"/>
+        </w:rPr>
+        <w:t>•</w:t>
+        <w:tab/>
+      </w:r>
+      <w:r>
+        <w:rPr>
+          <w:rFonts w:ascii="Calibri" w:hAnsi="Calibri"/>
+          <w:b w:val="0"/>
+          <w:i w:val="0"/>
+          <w:color w:val="222222"/>
+          <w:sz w:val="21"/>
+        </w:rPr>
+        <w:t>Passing: the labelled knob beats a knob the compound is not labelled with by 0.47 in mean Spearman, and the twin names the first-moving readout for 8 of 11 compounds.</w:t>
+      </w:r>
+    </w:p>
+    <w:p>
+      <w:pPr>
+        <w:spacing w:after="120"/>
+        <w:ind w:left="432" w:hanging="259"/>
+      </w:pPr>
+      <w:r>
+        <w:rPr>
+          <w:rFonts w:ascii="Calibri" w:hAnsi="Calibri"/>
+          <w:b w:val="0"/>
+          <w:i w:val="0"/>
+          <w:color w:val="222222"/>
+          <w:sz w:val="21"/>
+        </w:rPr>
+        <w:t>•</w:t>
+        <w:tab/>
+      </w:r>
+      <w:r>
+        <w:rPr>
+          <w:rFonts w:ascii="Calibri" w:hAnsi="Calibri"/>
+          <w:b w:val="0"/>
+          <w:i w:val="0"/>
+          <w:color w:val="222222"/>
+          <w:sz w:val="21"/>
+        </w:rPr>
+        <w:t>Failing: only 10 of 26 pairs clear the registered correlation line, and the follow-firing-rate rule of §33 is again ahead (0.52 against 0.34).</w:t>
+      </w:r>
+    </w:p>
+    <w:p>
+      <w:pPr>
+        <w:spacing w:after="120"/>
+        <w:ind w:left="432" w:hanging="259"/>
+      </w:pPr>
+      <w:r>
+        <w:rPr>
+          <w:rFonts w:ascii="Calibri" w:hAnsi="Calibri"/>
+          <w:b w:val="0"/>
+          <w:i w:val="0"/>
+          <w:color w:val="222222"/>
+          <w:sz w:val="21"/>
+        </w:rPr>
+        <w:t>•</w:t>
+        <w:tab/>
+      </w:r>
+      <w:r>
+        <w:rPr>
+          <w:rFonts w:ascii="Calibri" w:hAnsi="Calibri"/>
+          <w:b w:val="0"/>
+          <w:i w:val="0"/>
+          <w:color w:val="222222"/>
+          <w:sz w:val="21"/>
+        </w:rPr>
+        <w:t>The registered exclusion rule, which drops concentrations from the first one the plates' viability readout flags, excluded nothing: over forty minutes that readout barely moves. Post hoc, dropping each compound's highest concentration raises the twin to 0.65, while dropping the lowest gives 0.22 and a middle one 0.32. The registered verdict stands; the post-hoc result says where to look next.</w:t>
+      </w:r>
+    </w:p>
+    <w:p>
+      <w:pPr>
+        <w:spacing w:after="120"/>
+        <w:ind w:left="432" w:hanging="259"/>
+      </w:pPr>
+      <w:r>
+        <w:rPr>
+          <w:rFonts w:ascii="Calibri" w:hAnsi="Calibri"/>
+          <w:b w:val="0"/>
+          <w:i w:val="0"/>
+          <w:color w:val="222222"/>
+          <w:sz w:val="21"/>
+        </w:rPr>
+        <w:t>•</w:t>
+        <w:tab/>
+      </w:r>
+      <w:r>
+        <w:rPr>
+          <w:rFonts w:ascii="Calibri" w:hAnsi="Calibri"/>
+          <w:b/>
+          <w:i w:val="0"/>
+          <w:color w:val="156082"/>
+          <w:sz w:val="21"/>
+        </w:rPr>
+        <w:t>Evidence.</w:t>
+      </w:r>
+      <w:r>
+        <w:rPr>
+          <w:rFonts w:ascii="Calibri" w:hAnsi="Calibri"/>
+          <w:b w:val="0"/>
+          <w:i w:val="0"/>
+          <w:color w:val="222222"/>
+          <w:sz w:val="21"/>
+        </w:rPr>
+        <w:t xml:space="preserve"> Report §35; </w:t>
+      </w:r>
+      <w:r>
+        <w:rPr>
+          <w:rFonts w:ascii="Consolas" w:hAnsi="Consolas"/>
+          <w:b w:val="0"/>
+          <w:i w:val="0"/>
+          <w:color w:val="222222"/>
+          <w:sz w:val="19"/>
+        </w:rPr>
+        <w:t>outputs/figures/twin_toxcast_dose_response.png</w:t>
+      </w:r>
+      <w:r>
+        <w:rPr>
+          <w:rFonts w:ascii="Calibri" w:hAnsi="Calibri"/>
+          <w:b w:val="0"/>
+          <w:i w:val="0"/>
+          <w:color w:val="222222"/>
+          <w:sz w:val="21"/>
+        </w:rPr>
+        <w:t xml:space="preserve">, </w:t>
+      </w:r>
+      <w:r>
+        <w:rPr>
+          <w:rFonts w:ascii="Consolas" w:hAnsi="Consolas"/>
+          <w:b w:val="0"/>
+          <w:i w:val="0"/>
+          <w:color w:val="222222"/>
+          <w:sz w:val="19"/>
+        </w:rPr>
+        <w:t>outputs/twin/toxcast_dose_response_predictions_simulated.json</w:t>
+      </w:r>
+      <w:r>
+        <w:rPr>
+          <w:rFonts w:ascii="Calibri" w:hAnsi="Calibri"/>
+          <w:b w:val="0"/>
+          <w:i w:val="0"/>
+          <w:color w:val="222222"/>
+          <w:sz w:val="21"/>
+        </w:rPr>
+        <w:t xml:space="preserve">, </w:t>
+      </w:r>
+      <w:r>
+        <w:rPr>
+          <w:rFonts w:ascii="Consolas" w:hAnsi="Consolas"/>
+          <w:b w:val="0"/>
+          <w:i w:val="0"/>
+          <w:color w:val="222222"/>
+          <w:sz w:val="19"/>
+        </w:rPr>
+        <w:t>outputs/metrics.json</w:t>
+      </w:r>
+      <w:r>
+        <w:rPr>
+          <w:rFonts w:ascii="Calibri" w:hAnsi="Calibri"/>
+          <w:b w:val="0"/>
+          <w:i w:val="0"/>
+          <w:color w:val="222222"/>
+          <w:sz w:val="21"/>
+        </w:rPr>
+        <w:t xml:space="preserve"> key </w:t>
+      </w:r>
+      <w:r>
+        <w:rPr>
+          <w:rFonts w:ascii="Consolas" w:hAnsi="Consolas"/>
+          <w:b w:val="0"/>
+          <w:i w:val="0"/>
+          <w:color w:val="222222"/>
+          <w:sz w:val="19"/>
+        </w:rPr>
+        <w:t>twin_toxcast_dose_response</w:t>
       </w:r>
       <w:r>
         <w:rPr>

--- a/report/POST_SUBMISSION_CHANGES.docx
+++ b/report/POST_SUBMISSION_CHANGES.docx
@@ -5813,7 +5813,7 @@
           </w:tcPr>
           <w:p>
             <w:pPr>
-              <w:keepNext w:val="0"/>
+              <w:keepNext/>
               <w:spacing w:after="0"/>
               <w:jc w:val="center"/>
             </w:pPr>
@@ -5825,7 +5825,7 @@
                 <w:color w:val="222222"/>
                 <w:sz w:val="20"/>
               </w:rPr>
-              <w:t>44</w:t>
+              <w:t>43</w:t>
             </w:r>
           </w:p>
         </w:tc>
@@ -5837,7 +5837,7 @@
           </w:tcPr>
           <w:p>
             <w:pPr>
-              <w:keepNext w:val="0"/>
+              <w:keepNext/>
               <w:spacing w:after="0"/>
               <w:jc w:val="center"/>
             </w:pPr>
@@ -5849,7 +5849,7 @@
                 <w:color w:val="222222"/>
                 <w:sz w:val="20"/>
               </w:rPr>
-              <w:t>2026-10-28</w:t>
+              <w:t>2026-10-27</w:t>
             </w:r>
           </w:p>
         </w:tc>
@@ -5861,18 +5861,18 @@
           </w:tcPr>
           <w:p>
             <w:pPr>
-              <w:keepNext w:val="0"/>
-              <w:spacing w:after="0"/>
-            </w:pPr>
-            <w:r>
-              <w:rPr>
-                <w:rFonts w:ascii="Calibri" w:hAnsi="Calibri"/>
-                <w:b w:val="0"/>
-                <w:i w:val="0"/>
-                <w:color w:val="222222"/>
-                <w:sz w:val="20"/>
-              </w:rPr>
-              <w:t>The twin's knob dose-response against real concentration-response curves</w:t>
+              <w:keepNext/>
+              <w:spacing w:after="0"/>
+            </w:pPr>
+            <w:r>
+              <w:rPr>
+                <w:rFonts w:ascii="Calibri" w:hAnsi="Calibri"/>
+                <w:b w:val="0"/>
+                <w:i w:val="0"/>
+                <w:color w:val="222222"/>
+                <w:sz w:val="20"/>
+              </w:rPr>
+              <w:t>The registration audit and hash chain, in this repository</w:t>
             </w:r>
           </w:p>
         </w:tc>
@@ -5884,18 +5884,18 @@
           </w:tcPr>
           <w:p>
             <w:pPr>
-              <w:keepNext w:val="0"/>
-              <w:spacing w:after="0"/>
-            </w:pPr>
-            <w:r>
-              <w:rPr>
-                <w:rFonts w:ascii="Calibri" w:hAnsi="Calibri"/>
-                <w:b w:val="0"/>
-                <w:i w:val="0"/>
-                <w:color w:val="222222"/>
-                <w:sz w:val="20"/>
-              </w:rPr>
-              <w:t>2 of 4 registered predictions pass; the mechanism label matters, the curve shape does not clear the line</w:t>
+              <w:keepNext/>
+              <w:spacing w:after="0"/>
+            </w:pPr>
+            <w:r>
+              <w:rPr>
+                <w:rFonts w:ascii="Calibri" w:hAnsi="Calibri"/>
+                <w:b w:val="0"/>
+                <w:i w:val="0"/>
+                <w:color w:val="222222"/>
+                <w:sz w:val="20"/>
+              </w:rPr>
+              <w:t>every registered prediction counted; no result file precedes its registration; corrected 2026-10-28 to count two studies it had missed</w:t>
             </w:r>
           </w:p>
         </w:tc>
@@ -5907,6 +5907,138 @@
           </w:tcPr>
           <w:p>
             <w:pPr>
+              <w:keepNext/>
+              <w:spacing w:after="0"/>
+            </w:pPr>
+            <w:r>
+              <w:rPr>
+                <w:rFonts w:ascii="Consolas" w:hAnsi="Consolas"/>
+                <w:b w:val="0"/>
+                <w:i w:val="0"/>
+                <w:color w:val="222222"/>
+                <w:sz w:val="18"/>
+              </w:rPr>
+              <w:t>d183585</w:t>
+            </w:r>
+            <w:r>
+              <w:rPr>
+                <w:rFonts w:ascii="Calibri" w:hAnsi="Calibri"/>
+                <w:b w:val="0"/>
+                <w:i w:val="0"/>
+                <w:color w:val="222222"/>
+                <w:sz w:val="20"/>
+              </w:rPr>
+              <w:t xml:space="preserve"> … this branch</w:t>
+            </w:r>
+          </w:p>
+        </w:tc>
+      </w:tr>
+      <w:tr>
+        <w:trPr>
+          <w:cantSplit/>
+        </w:trPr>
+        <w:tc>
+          <w:tcPr>
+            <w:tcW w:type="dxa" w:w="409"/>
+            <w:shd w:val="clear" w:color="auto" w:fill="F7F9FB"/>
+            <w:vAlign w:val="center"/>
+          </w:tcPr>
+          <w:p>
+            <w:pPr>
+              <w:keepNext w:val="0"/>
+              <w:spacing w:after="0"/>
+              <w:jc w:val="center"/>
+            </w:pPr>
+            <w:r>
+              <w:rPr>
+                <w:rFonts w:ascii="Calibri" w:hAnsi="Calibri"/>
+                <w:b/>
+                <w:i w:val="0"/>
+                <w:color w:val="222222"/>
+                <w:sz w:val="20"/>
+              </w:rPr>
+              <w:t>44</w:t>
+            </w:r>
+          </w:p>
+        </w:tc>
+        <w:tc>
+          <w:tcPr>
+            <w:tcW w:type="dxa" w:w="1552"/>
+            <w:shd w:val="clear" w:color="auto" w:fill="F7F9FB"/>
+            <w:vAlign w:val="center"/>
+          </w:tcPr>
+          <w:p>
+            <w:pPr>
+              <w:keepNext w:val="0"/>
+              <w:spacing w:after="0"/>
+              <w:jc w:val="center"/>
+            </w:pPr>
+            <w:r>
+              <w:rPr>
+                <w:rFonts w:ascii="Calibri" w:hAnsi="Calibri"/>
+                <w:b w:val="0"/>
+                <w:i w:val="0"/>
+                <w:color w:val="222222"/>
+                <w:sz w:val="20"/>
+              </w:rPr>
+              <w:t>2026-10-28</w:t>
+            </w:r>
+          </w:p>
+        </w:tc>
+        <w:tc>
+          <w:tcPr>
+            <w:tcW w:type="dxa" w:w="2793"/>
+            <w:shd w:val="clear" w:color="auto" w:fill="F7F9FB"/>
+            <w:vAlign w:val="center"/>
+          </w:tcPr>
+          <w:p>
+            <w:pPr>
+              <w:keepNext w:val="0"/>
+              <w:spacing w:after="0"/>
+            </w:pPr>
+            <w:r>
+              <w:rPr>
+                <w:rFonts w:ascii="Calibri" w:hAnsi="Calibri"/>
+                <w:b w:val="0"/>
+                <w:i w:val="0"/>
+                <w:color w:val="222222"/>
+                <w:sz w:val="20"/>
+              </w:rPr>
+              <w:t>The twin's knob dose-response against real concentration-response curves</w:t>
+            </w:r>
+          </w:p>
+        </w:tc>
+        <w:tc>
+          <w:tcPr>
+            <w:tcW w:type="dxa" w:w="2584"/>
+            <w:shd w:val="clear" w:color="auto" w:fill="F7F9FB"/>
+            <w:vAlign w:val="center"/>
+          </w:tcPr>
+          <w:p>
+            <w:pPr>
+              <w:keepNext w:val="0"/>
+              <w:spacing w:after="0"/>
+            </w:pPr>
+            <w:r>
+              <w:rPr>
+                <w:rFonts w:ascii="Calibri" w:hAnsi="Calibri"/>
+                <w:b w:val="0"/>
+                <w:i w:val="0"/>
+                <w:color w:val="222222"/>
+                <w:sz w:val="20"/>
+              </w:rPr>
+              <w:t>2 of 4 registered predictions pass; the mechanism label matters, the curve shape does not clear the line</w:t>
+            </w:r>
+          </w:p>
+        </w:tc>
+        <w:tc>
+          <w:tcPr>
+            <w:tcW w:type="dxa" w:w="1158"/>
+            <w:shd w:val="clear" w:color="auto" w:fill="F7F9FB"/>
+            <w:vAlign w:val="center"/>
+          </w:tcPr>
+          <w:p>
+            <w:pPr>
               <w:keepNext w:val="0"/>
               <w:spacing w:after="0"/>
             </w:pPr>
@@ -16336,6 +16468,456 @@
           <w:sz w:val="21"/>
         </w:rPr>
         <w:t>.</w:t>
+      </w:r>
+    </w:p>
+    <w:p>
+      <w:pPr>
+        <w:keepNext/>
+        <w:spacing w:before="240" w:after="60"/>
+      </w:pPr>
+      <w:r>
+        <w:rPr>
+          <w:rFonts w:ascii="Calibri" w:hAnsi="Calibri"/>
+          <w:b/>
+          <w:i w:val="0"/>
+          <w:color w:val="1F4E79"/>
+          <w:sz w:val="23"/>
+        </w:rPr>
+        <w:t>43. The registrations audited and hash-chained in this repository</w:t>
+      </w:r>
+    </w:p>
+    <w:p>
+      <w:pPr>
+        <w:spacing w:after="120"/>
+      </w:pPr>
+      <w:r>
+        <w:rPr>
+          <w:rFonts w:ascii="Calibri" w:hAnsi="Calibri"/>
+          <w:b/>
+          <w:i w:val="0"/>
+          <w:color w:val="156082"/>
+          <w:sz w:val="21"/>
+        </w:rPr>
+        <w:t>Slide message:</w:t>
+      </w:r>
+      <w:r>
+        <w:rPr>
+          <w:rFonts w:ascii="Calibri" w:hAnsi="Calibri"/>
+          <w:b w:val="0"/>
+          <w:i w:val="0"/>
+          <w:color w:val="222222"/>
+          <w:sz w:val="21"/>
+        </w:rPr>
+        <w:t xml:space="preserve"> </w:t>
+      </w:r>
+      <w:r>
+        <w:rPr>
+          <w:rFonts w:ascii="Calibri" w:hAnsi="Calibri"/>
+          <w:b w:val="0"/>
+          <w:i/>
+          <w:color w:val="222222"/>
+          <w:sz w:val="21"/>
+        </w:rPr>
+        <w:t>Every registered prediction is counted by a script, and every result file is checked against the commit that registered it, here, in the public repository.</w:t>
+      </w:r>
+    </w:p>
+    <w:p>
+      <w:pPr>
+        <w:spacing w:after="120"/>
+        <w:ind w:left="432" w:hanging="259"/>
+      </w:pPr>
+      <w:r>
+        <w:rPr>
+          <w:rFonts w:ascii="Calibri" w:hAnsi="Calibri"/>
+          <w:b w:val="0"/>
+          <w:i w:val="0"/>
+          <w:color w:val="222222"/>
+          <w:sz w:val="21"/>
+        </w:rPr>
+        <w:t>•</w:t>
+        <w:tab/>
+      </w:r>
+      <w:r>
+        <w:rPr>
+          <w:rFonts w:ascii="Calibri" w:hAnsi="Calibri"/>
+          <w:b/>
+          <w:i w:val="0"/>
+          <w:color w:val="156082"/>
+          <w:sz w:val="21"/>
+        </w:rPr>
+        <w:t>What changed.</w:t>
+      </w:r>
+      <w:r>
+        <w:rPr>
+          <w:rFonts w:ascii="Calibri" w:hAnsi="Calibri"/>
+          <w:b w:val="0"/>
+          <w:i w:val="0"/>
+          <w:color w:val="222222"/>
+          <w:sz w:val="21"/>
+        </w:rPr>
+        <w:t xml:space="preserve"> Two report tools come over from the manuscript repository, where they were first written: </w:t>
+      </w:r>
+      <w:r>
+        <w:rPr>
+          <w:rFonts w:ascii="Consolas" w:hAnsi="Consolas"/>
+          <w:b w:val="0"/>
+          <w:i w:val="0"/>
+          <w:color w:val="222222"/>
+          <w:sz w:val="19"/>
+        </w:rPr>
+        <w:t>neuromps.report.audit</w:t>
+      </w:r>
+      <w:r>
+        <w:rPr>
+          <w:rFonts w:ascii="Calibri" w:hAnsi="Calibri"/>
+          <w:b w:val="0"/>
+          <w:i w:val="0"/>
+          <w:color w:val="222222"/>
+          <w:sz w:val="21"/>
+        </w:rPr>
+        <w:t xml:space="preserve"> counts the outcome of every registered prediction in </w:t>
+      </w:r>
+      <w:r>
+        <w:rPr>
+          <w:rFonts w:ascii="Consolas" w:hAnsi="Consolas"/>
+          <w:b w:val="0"/>
+          <w:i w:val="0"/>
+          <w:color w:val="222222"/>
+          <w:sz w:val="19"/>
+        </w:rPr>
+        <w:t>outputs/metrics.json</w:t>
+      </w:r>
+      <w:r>
+        <w:rPr>
+          <w:rFonts w:ascii="Calibri" w:hAnsi="Calibri"/>
+          <w:b w:val="0"/>
+          <w:i w:val="0"/>
+          <w:color w:val="222222"/>
+          <w:sz w:val="21"/>
+        </w:rPr>
+        <w:t xml:space="preserve"> (now run at the end of every </w:t>
+      </w:r>
+      <w:r>
+        <w:rPr>
+          <w:rFonts w:ascii="Consolas" w:hAnsi="Consolas"/>
+          <w:b w:val="0"/>
+          <w:i w:val="0"/>
+          <w:color w:val="222222"/>
+          <w:sz w:val="19"/>
+        </w:rPr>
+        <w:t>run_all</w:t>
+      </w:r>
+      <w:r>
+        <w:rPr>
+          <w:rFonts w:ascii="Calibri" w:hAnsi="Calibri"/>
+          <w:b w:val="0"/>
+          <w:i w:val="0"/>
+          <w:color w:val="222222"/>
+          <w:sz w:val="21"/>
+        </w:rPr>
+        <w:t xml:space="preserve">), and </w:t>
+      </w:r>
+      <w:r>
+        <w:rPr>
+          <w:rFonts w:ascii="Consolas" w:hAnsi="Consolas"/>
+          <w:b w:val="0"/>
+          <w:i w:val="0"/>
+          <w:color w:val="222222"/>
+          <w:sz w:val="19"/>
+        </w:rPr>
+        <w:t>neuromps.report.timestamps</w:t>
+      </w:r>
+      <w:r>
+        <w:rPr>
+          <w:rFonts w:ascii="Calibri" w:hAnsi="Calibri"/>
+          <w:b w:val="0"/>
+          <w:i w:val="0"/>
+          <w:color w:val="222222"/>
+          <w:sz w:val="21"/>
+        </w:rPr>
+        <w:t xml:space="preserve"> writes </w:t>
+      </w:r>
+      <w:r>
+        <w:rPr>
+          <w:rFonts w:ascii="Consolas" w:hAnsi="Consolas"/>
+          <w:b w:val="0"/>
+          <w:i w:val="0"/>
+          <w:color w:val="222222"/>
+          <w:sz w:val="19"/>
+        </w:rPr>
+        <w:t>preregistration/TIMESTAMPS.json</w:t>
+      </w:r>
+      <w:r>
+        <w:rPr>
+          <w:rFonts w:ascii="Calibri" w:hAnsi="Calibri"/>
+          <w:b w:val="0"/>
+          <w:i w:val="0"/>
+          <w:color w:val="222222"/>
+          <w:sz w:val="21"/>
+        </w:rPr>
+        <w:t xml:space="preserve"> (each registration's checksum and first commit, a hash chain over them, and whether each result file came after its registration) and its counts to </w:t>
+      </w:r>
+      <w:r>
+        <w:rPr>
+          <w:rFonts w:ascii="Consolas" w:hAnsi="Consolas"/>
+          <w:b w:val="0"/>
+          <w:i w:val="0"/>
+          <w:color w:val="222222"/>
+          <w:sz w:val="19"/>
+        </w:rPr>
+        <w:t>metrics.json</w:t>
+      </w:r>
+      <w:r>
+        <w:rPr>
+          <w:rFonts w:ascii="Calibri" w:hAnsi="Calibri"/>
+          <w:b w:val="0"/>
+          <w:i w:val="0"/>
+          <w:color w:val="222222"/>
+          <w:sz w:val="21"/>
+        </w:rPr>
+        <w:t>. Report §21 describes both.</w:t>
+      </w:r>
+    </w:p>
+    <w:p>
+      <w:pPr>
+        <w:spacing w:after="120"/>
+        <w:ind w:left="432" w:hanging="259"/>
+      </w:pPr>
+      <w:r>
+        <w:rPr>
+          <w:rFonts w:ascii="Calibri" w:hAnsi="Calibri"/>
+          <w:b w:val="0"/>
+          <w:i w:val="0"/>
+          <w:color w:val="222222"/>
+          <w:sz w:val="21"/>
+        </w:rPr>
+        <w:t>•</w:t>
+        <w:tab/>
+      </w:r>
+      <w:r>
+        <w:rPr>
+          <w:rFonts w:ascii="Calibri" w:hAnsi="Calibri"/>
+          <w:b/>
+          <w:i w:val="0"/>
+          <w:color w:val="156082"/>
+          <w:sz w:val="21"/>
+        </w:rPr>
+        <w:t>Why.</w:t>
+      </w:r>
+      <w:r>
+        <w:rPr>
+          <w:rFonts w:ascii="Calibri" w:hAnsi="Calibri"/>
+          <w:b w:val="0"/>
+          <w:i w:val="0"/>
+          <w:color w:val="222222"/>
+          <w:sz w:val="21"/>
+        </w:rPr>
+        <w:t xml:space="preserve"> The final-round deck quoted registration counts and a hash chain that existed only in the private manuscript repository, so a reader of this repository could not check them.</w:t>
+      </w:r>
+    </w:p>
+    <w:p>
+      <w:pPr>
+        <w:spacing w:after="120"/>
+        <w:ind w:left="432" w:hanging="259"/>
+      </w:pPr>
+      <w:r>
+        <w:rPr>
+          <w:rFonts w:ascii="Calibri" w:hAnsi="Calibri"/>
+          <w:b w:val="0"/>
+          <w:i w:val="0"/>
+          <w:color w:val="222222"/>
+          <w:sz w:val="21"/>
+        </w:rPr>
+        <w:t>•</w:t>
+        <w:tab/>
+      </w:r>
+      <w:r>
+        <w:rPr>
+          <w:rFonts w:ascii="Calibri" w:hAnsi="Calibri"/>
+          <w:b/>
+          <w:i w:val="0"/>
+          <w:color w:val="156082"/>
+          <w:sz w:val="21"/>
+        </w:rPr>
+        <w:t>Effect.</w:t>
+      </w:r>
+    </w:p>
+    <w:p>
+      <w:pPr>
+        <w:spacing w:after="120"/>
+        <w:ind w:left="432" w:hanging="259"/>
+      </w:pPr>
+      <w:r>
+        <w:rPr>
+          <w:rFonts w:ascii="Calibri" w:hAnsi="Calibri"/>
+          <w:b w:val="0"/>
+          <w:i w:val="0"/>
+          <w:color w:val="222222"/>
+          <w:sz w:val="21"/>
+        </w:rPr>
+        <w:t>•</w:t>
+        <w:tab/>
+      </w:r>
+      <w:r>
+        <w:rPr>
+          <w:rFonts w:ascii="Calibri" w:hAnsi="Calibri"/>
+          <w:b w:val="0"/>
+          <w:i w:val="0"/>
+          <w:color w:val="222222"/>
+          <w:sz w:val="21"/>
+        </w:rPr>
+        <w:t>42 registered studies here made 216 predictions: 97 passed, 80 failed, 38 were uninterpretable.</w:t>
+      </w:r>
+    </w:p>
+    <w:p>
+      <w:pPr>
+        <w:spacing w:after="120"/>
+        <w:ind w:left="432" w:hanging="259"/>
+      </w:pPr>
+      <w:r>
+        <w:rPr>
+          <w:rFonts w:ascii="Calibri" w:hAnsi="Calibri"/>
+          <w:b w:val="0"/>
+          <w:i w:val="0"/>
+          <w:color w:val="222222"/>
+          <w:sz w:val="21"/>
+        </w:rPr>
+        <w:t>•</w:t>
+        <w:tab/>
+      </w:r>
+      <w:r>
+        <w:rPr>
+          <w:rFonts w:ascii="Calibri" w:hAnsi="Calibri"/>
+          <w:b w:val="0"/>
+          <w:i w:val="0"/>
+          <w:color w:val="222222"/>
+          <w:sz w:val="21"/>
+        </w:rPr>
+        <w:t>38 result files name their registration, and 0 of them came before it; 3 registrations are not covered because their results do not name them.</w:t>
+      </w:r>
+    </w:p>
+    <w:p>
+      <w:pPr>
+        <w:spacing w:after="120"/>
+        <w:ind w:left="432" w:hanging="259"/>
+      </w:pPr>
+      <w:r>
+        <w:rPr>
+          <w:rFonts w:ascii="Calibri" w:hAnsi="Calibri"/>
+          <w:b w:val="0"/>
+          <w:i w:val="0"/>
+          <w:color w:val="222222"/>
+          <w:sz w:val="21"/>
+        </w:rPr>
+        <w:t>•</w:t>
+        <w:tab/>
+      </w:r>
+      <w:r>
+        <w:rPr>
+          <w:rFonts w:ascii="Calibri" w:hAnsi="Calibri"/>
+          <w:b w:val="0"/>
+          <w:i w:val="0"/>
+          <w:color w:val="222222"/>
+          <w:sz w:val="21"/>
+        </w:rPr>
+        <w:t>No earlier result changes.</w:t>
+      </w:r>
+    </w:p>
+    <w:p>
+      <w:pPr>
+        <w:spacing w:after="120"/>
+        <w:ind w:left="432" w:hanging="259"/>
+      </w:pPr>
+      <w:r>
+        <w:rPr>
+          <w:rFonts w:ascii="Calibri" w:hAnsi="Calibri"/>
+          <w:b w:val="0"/>
+          <w:i w:val="0"/>
+          <w:color w:val="222222"/>
+          <w:sz w:val="21"/>
+        </w:rPr>
+        <w:t>•</w:t>
+        <w:tab/>
+      </w:r>
+      <w:r>
+        <w:rPr>
+          <w:rFonts w:ascii="Calibri" w:hAnsi="Calibri"/>
+          <w:b/>
+          <w:i w:val="0"/>
+          <w:color w:val="156082"/>
+          <w:sz w:val="21"/>
+        </w:rPr>
+        <w:t>Correction (2026-10-28).</w:t>
+      </w:r>
+      <w:r>
+        <w:rPr>
+          <w:rFonts w:ascii="Calibri" w:hAnsi="Calibri"/>
+          <w:b w:val="0"/>
+          <w:i w:val="0"/>
+          <w:color w:val="222222"/>
+          <w:sz w:val="21"/>
+        </w:rPr>
+        <w:t xml:space="preserve"> As first merged, the audit counted 40 studies and 208 predictions. It counted only predictions that carry an </w:t>
+      </w:r>
+      <w:r>
+        <w:rPr>
+          <w:rFonts w:ascii="Consolas" w:hAnsi="Consolas"/>
+          <w:b w:val="0"/>
+          <w:i w:val="0"/>
+          <w:color w:val="222222"/>
+          <w:sz w:val="19"/>
+        </w:rPr>
+        <w:t>outcome</w:t>
+      </w:r>
+      <w:r>
+        <w:rPr>
+          <w:rFonts w:ascii="Calibri" w:hAnsi="Calibri"/>
+          <w:b w:val="0"/>
+          <w:i w:val="0"/>
+          <w:color w:val="222222"/>
+          <w:sz w:val="21"/>
+        </w:rPr>
+        <w:t xml:space="preserve"> word, and two studies record a pass flag instead: the twin against the ToxCast positive controls (entry 42) and the dose response (entry 44). Both now record an outcome as well (pass, fail, or uninterpretable when a registered minimum is not met; no verdict changes), and the audit now names any study it cannot read (</w:t>
+      </w:r>
+      <w:r>
+        <w:rPr>
+          <w:rFonts w:ascii="Consolas" w:hAnsi="Consolas"/>
+          <w:b w:val="0"/>
+          <w:i w:val="0"/>
+          <w:color w:val="222222"/>
+          <w:sz w:val="19"/>
+        </w:rPr>
+        <w:t>registration_audit.unrecognised</w:t>
+      </w:r>
+      <w:r>
+        <w:rPr>
+          <w:rFonts w:ascii="Calibri" w:hAnsi="Calibri"/>
+          <w:b w:val="0"/>
+          <w:i w:val="0"/>
+          <w:color w:val="222222"/>
+          <w:sz w:val="21"/>
+        </w:rPr>
+        <w:t>, empty) and leaves out, by name, the rhythm audit, which re-reads predictions already counted under their own stages (</w:t>
+      </w:r>
+      <w:r>
+        <w:rPr>
+          <w:rFonts w:ascii="Consolas" w:hAnsi="Consolas"/>
+          <w:b w:val="0"/>
+          <w:i w:val="0"/>
+          <w:color w:val="222222"/>
+          <w:sz w:val="19"/>
+        </w:rPr>
+        <w:t>registration_audit.excluded</w:t>
+      </w:r>
+      <w:r>
+        <w:rPr>
+          <w:rFonts w:ascii="Calibri" w:hAnsi="Calibri"/>
+          <w:b w:val="0"/>
+          <w:i w:val="0"/>
+          <w:color w:val="222222"/>
+          <w:sz w:val="21"/>
+        </w:rPr>
+        <w:t>). The counts above include both studies.</w:t>
       </w:r>
     </w:p>
     <w:p>

--- a/report/POST_SUBMISSION_CHANGES.docx
+++ b/report/POST_SUBMISSION_CHANGES.docx
@@ -48,11 +48,11 @@
         <w:tblLook w:firstColumn="1" w:firstRow="1" w:lastColumn="0" w:lastRow="0" w:noHBand="0" w:noVBand="1" w:val="04A0"/>
       </w:tblPr>
       <w:tblGrid>
-        <w:gridCol w:w="414"/>
-        <w:gridCol w:w="1585"/>
-        <w:gridCol w:w="2250"/>
-        <w:gridCol w:w="3031"/>
-        <w:gridCol w:w="1215"/>
+        <w:gridCol w:w="413"/>
+        <w:gridCol w:w="1578"/>
+        <w:gridCol w:w="2199"/>
+        <w:gridCol w:w="3102"/>
+        <w:gridCol w:w="1204"/>
       </w:tblGrid>
       <w:tr>
         <w:trPr>
@@ -61,7 +61,7 @@
         </w:trPr>
         <w:tc>
           <w:tcPr>
-            <w:tcW w:type="dxa" w:w="414"/>
+            <w:tcW w:type="dxa" w:w="413"/>
             <w:shd w:val="clear" w:color="auto" w:fill="1F4E79"/>
             <w:vAlign w:val="center"/>
           </w:tcPr>
@@ -85,7 +85,7 @@
         </w:tc>
         <w:tc>
           <w:tcPr>
-            <w:tcW w:type="dxa" w:w="1585"/>
+            <w:tcW w:type="dxa" w:w="1578"/>
             <w:shd w:val="clear" w:color="auto" w:fill="1F4E79"/>
             <w:vAlign w:val="center"/>
           </w:tcPr>
@@ -109,7 +109,7 @@
         </w:tc>
         <w:tc>
           <w:tcPr>
-            <w:tcW w:type="dxa" w:w="2250"/>
+            <w:tcW w:type="dxa" w:w="2199"/>
             <w:shd w:val="clear" w:color="auto" w:fill="1F4E79"/>
             <w:vAlign w:val="center"/>
           </w:tcPr>
@@ -132,7 +132,7 @@
         </w:tc>
         <w:tc>
           <w:tcPr>
-            <w:tcW w:type="dxa" w:w="3031"/>
+            <w:tcW w:type="dxa" w:w="3102"/>
             <w:shd w:val="clear" w:color="auto" w:fill="1F4E79"/>
             <w:vAlign w:val="center"/>
           </w:tcPr>
@@ -155,7 +155,7 @@
         </w:tc>
         <w:tc>
           <w:tcPr>
-            <w:tcW w:type="dxa" w:w="1215"/>
+            <w:tcW w:type="dxa" w:w="1204"/>
             <w:shd w:val="clear" w:color="auto" w:fill="1F4E79"/>
             <w:vAlign w:val="center"/>
           </w:tcPr>
@@ -183,7 +183,7 @@
         </w:trPr>
         <w:tc>
           <w:tcPr>
-            <w:tcW w:type="dxa" w:w="414"/>
+            <w:tcW w:type="dxa" w:w="413"/>
             <w:shd w:val="clear" w:color="auto" w:fill="FFFFFF"/>
             <w:vAlign w:val="center"/>
           </w:tcPr>
@@ -207,7 +207,7 @@
         </w:tc>
         <w:tc>
           <w:tcPr>
-            <w:tcW w:type="dxa" w:w="1585"/>
+            <w:tcW w:type="dxa" w:w="1578"/>
             <w:shd w:val="clear" w:color="auto" w:fill="FFFFFF"/>
             <w:vAlign w:val="center"/>
           </w:tcPr>
@@ -231,7 +231,7 @@
         </w:tc>
         <w:tc>
           <w:tcPr>
-            <w:tcW w:type="dxa" w:w="2250"/>
+            <w:tcW w:type="dxa" w:w="2199"/>
             <w:shd w:val="clear" w:color="auto" w:fill="FFFFFF"/>
             <w:vAlign w:val="center"/>
           </w:tcPr>
@@ -254,7 +254,7 @@
         </w:tc>
         <w:tc>
           <w:tcPr>
-            <w:tcW w:type="dxa" w:w="3031"/>
+            <w:tcW w:type="dxa" w:w="3102"/>
             <w:shd w:val="clear" w:color="auto" w:fill="FFFFFF"/>
             <w:vAlign w:val="center"/>
           </w:tcPr>
@@ -277,7 +277,7 @@
         </w:tc>
         <w:tc>
           <w:tcPr>
-            <w:tcW w:type="dxa" w:w="1215"/>
+            <w:tcW w:type="dxa" w:w="1204"/>
             <w:shd w:val="clear" w:color="auto" w:fill="FFFFFF"/>
             <w:vAlign w:val="center"/>
           </w:tcPr>
@@ -325,7 +325,7 @@
         </w:trPr>
         <w:tc>
           <w:tcPr>
-            <w:tcW w:type="dxa" w:w="414"/>
+            <w:tcW w:type="dxa" w:w="413"/>
             <w:shd w:val="clear" w:color="auto" w:fill="F7F9FB"/>
             <w:vAlign w:val="center"/>
           </w:tcPr>
@@ -349,7 +349,7 @@
         </w:tc>
         <w:tc>
           <w:tcPr>
-            <w:tcW w:type="dxa" w:w="1585"/>
+            <w:tcW w:type="dxa" w:w="1578"/>
             <w:shd w:val="clear" w:color="auto" w:fill="F7F9FB"/>
             <w:vAlign w:val="center"/>
           </w:tcPr>
@@ -373,7 +373,7 @@
         </w:tc>
         <w:tc>
           <w:tcPr>
-            <w:tcW w:type="dxa" w:w="2250"/>
+            <w:tcW w:type="dxa" w:w="2199"/>
             <w:shd w:val="clear" w:color="auto" w:fill="F7F9FB"/>
             <w:vAlign w:val="center"/>
           </w:tcPr>
@@ -396,7 +396,7 @@
         </w:tc>
         <w:tc>
           <w:tcPr>
-            <w:tcW w:type="dxa" w:w="3031"/>
+            <w:tcW w:type="dxa" w:w="3102"/>
             <w:shd w:val="clear" w:color="auto" w:fill="F7F9FB"/>
             <w:vAlign w:val="center"/>
           </w:tcPr>
@@ -419,7 +419,7 @@
         </w:tc>
         <w:tc>
           <w:tcPr>
-            <w:tcW w:type="dxa" w:w="1215"/>
+            <w:tcW w:type="dxa" w:w="1204"/>
             <w:shd w:val="clear" w:color="auto" w:fill="F7F9FB"/>
             <w:vAlign w:val="center"/>
           </w:tcPr>
@@ -447,7 +447,7 @@
         </w:trPr>
         <w:tc>
           <w:tcPr>
-            <w:tcW w:type="dxa" w:w="414"/>
+            <w:tcW w:type="dxa" w:w="413"/>
             <w:shd w:val="clear" w:color="auto" w:fill="FFFFFF"/>
             <w:vAlign w:val="center"/>
           </w:tcPr>
@@ -471,7 +471,7 @@
         </w:tc>
         <w:tc>
           <w:tcPr>
-            <w:tcW w:type="dxa" w:w="1585"/>
+            <w:tcW w:type="dxa" w:w="1578"/>
             <w:shd w:val="clear" w:color="auto" w:fill="FFFFFF"/>
             <w:vAlign w:val="center"/>
           </w:tcPr>
@@ -495,7 +495,7 @@
         </w:tc>
         <w:tc>
           <w:tcPr>
-            <w:tcW w:type="dxa" w:w="2250"/>
+            <w:tcW w:type="dxa" w:w="2199"/>
             <w:shd w:val="clear" w:color="auto" w:fill="FFFFFF"/>
             <w:vAlign w:val="center"/>
           </w:tcPr>
@@ -518,7 +518,7 @@
         </w:tc>
         <w:tc>
           <w:tcPr>
-            <w:tcW w:type="dxa" w:w="3031"/>
+            <w:tcW w:type="dxa" w:w="3102"/>
             <w:shd w:val="clear" w:color="auto" w:fill="FFFFFF"/>
             <w:vAlign w:val="center"/>
           </w:tcPr>
@@ -541,7 +541,7 @@
         </w:tc>
         <w:tc>
           <w:tcPr>
-            <w:tcW w:type="dxa" w:w="1215"/>
+            <w:tcW w:type="dxa" w:w="1204"/>
             <w:shd w:val="clear" w:color="auto" w:fill="FFFFFF"/>
             <w:vAlign w:val="center"/>
           </w:tcPr>
@@ -569,7 +569,7 @@
         </w:trPr>
         <w:tc>
           <w:tcPr>
-            <w:tcW w:type="dxa" w:w="414"/>
+            <w:tcW w:type="dxa" w:w="413"/>
             <w:shd w:val="clear" w:color="auto" w:fill="F7F9FB"/>
             <w:vAlign w:val="center"/>
           </w:tcPr>
@@ -593,7 +593,7 @@
         </w:tc>
         <w:tc>
           <w:tcPr>
-            <w:tcW w:type="dxa" w:w="1585"/>
+            <w:tcW w:type="dxa" w:w="1578"/>
             <w:shd w:val="clear" w:color="auto" w:fill="F7F9FB"/>
             <w:vAlign w:val="center"/>
           </w:tcPr>
@@ -617,7 +617,7 @@
         </w:tc>
         <w:tc>
           <w:tcPr>
-            <w:tcW w:type="dxa" w:w="2250"/>
+            <w:tcW w:type="dxa" w:w="2199"/>
             <w:shd w:val="clear" w:color="auto" w:fill="F7F9FB"/>
             <w:vAlign w:val="center"/>
           </w:tcPr>
@@ -640,7 +640,7 @@
         </w:tc>
         <w:tc>
           <w:tcPr>
-            <w:tcW w:type="dxa" w:w="3031"/>
+            <w:tcW w:type="dxa" w:w="3102"/>
             <w:shd w:val="clear" w:color="auto" w:fill="F7F9FB"/>
             <w:vAlign w:val="center"/>
           </w:tcPr>
@@ -663,7 +663,7 @@
         </w:tc>
         <w:tc>
           <w:tcPr>
-            <w:tcW w:type="dxa" w:w="1215"/>
+            <w:tcW w:type="dxa" w:w="1204"/>
             <w:shd w:val="clear" w:color="auto" w:fill="F7F9FB"/>
             <w:vAlign w:val="center"/>
           </w:tcPr>
@@ -711,7 +711,7 @@
         </w:trPr>
         <w:tc>
           <w:tcPr>
-            <w:tcW w:type="dxa" w:w="414"/>
+            <w:tcW w:type="dxa" w:w="413"/>
             <w:shd w:val="clear" w:color="auto" w:fill="FFFFFF"/>
             <w:vAlign w:val="center"/>
           </w:tcPr>
@@ -735,7 +735,7 @@
         </w:tc>
         <w:tc>
           <w:tcPr>
-            <w:tcW w:type="dxa" w:w="1585"/>
+            <w:tcW w:type="dxa" w:w="1578"/>
             <w:shd w:val="clear" w:color="auto" w:fill="FFFFFF"/>
             <w:vAlign w:val="center"/>
           </w:tcPr>
@@ -759,7 +759,7 @@
         </w:tc>
         <w:tc>
           <w:tcPr>
-            <w:tcW w:type="dxa" w:w="2250"/>
+            <w:tcW w:type="dxa" w:w="2199"/>
             <w:shd w:val="clear" w:color="auto" w:fill="FFFFFF"/>
             <w:vAlign w:val="center"/>
           </w:tcPr>
@@ -782,7 +782,7 @@
         </w:tc>
         <w:tc>
           <w:tcPr>
-            <w:tcW w:type="dxa" w:w="3031"/>
+            <w:tcW w:type="dxa" w:w="3102"/>
             <w:shd w:val="clear" w:color="auto" w:fill="FFFFFF"/>
             <w:vAlign w:val="center"/>
           </w:tcPr>
@@ -805,7 +805,7 @@
         </w:tc>
         <w:tc>
           <w:tcPr>
-            <w:tcW w:type="dxa" w:w="1215"/>
+            <w:tcW w:type="dxa" w:w="1204"/>
             <w:shd w:val="clear" w:color="auto" w:fill="FFFFFF"/>
             <w:vAlign w:val="center"/>
           </w:tcPr>
@@ -833,7 +833,7 @@
         </w:trPr>
         <w:tc>
           <w:tcPr>
-            <w:tcW w:type="dxa" w:w="414"/>
+            <w:tcW w:type="dxa" w:w="413"/>
             <w:shd w:val="clear" w:color="auto" w:fill="F7F9FB"/>
             <w:vAlign w:val="center"/>
           </w:tcPr>
@@ -857,7 +857,7 @@
         </w:tc>
         <w:tc>
           <w:tcPr>
-            <w:tcW w:type="dxa" w:w="1585"/>
+            <w:tcW w:type="dxa" w:w="1578"/>
             <w:shd w:val="clear" w:color="auto" w:fill="F7F9FB"/>
             <w:vAlign w:val="center"/>
           </w:tcPr>
@@ -881,7 +881,7 @@
         </w:tc>
         <w:tc>
           <w:tcPr>
-            <w:tcW w:type="dxa" w:w="2250"/>
+            <w:tcW w:type="dxa" w:w="2199"/>
             <w:shd w:val="clear" w:color="auto" w:fill="F7F9FB"/>
             <w:vAlign w:val="center"/>
           </w:tcPr>
@@ -904,7 +904,7 @@
         </w:tc>
         <w:tc>
           <w:tcPr>
-            <w:tcW w:type="dxa" w:w="3031"/>
+            <w:tcW w:type="dxa" w:w="3102"/>
             <w:shd w:val="clear" w:color="auto" w:fill="F7F9FB"/>
             <w:vAlign w:val="center"/>
           </w:tcPr>
@@ -927,7 +927,7 @@
         </w:tc>
         <w:tc>
           <w:tcPr>
-            <w:tcW w:type="dxa" w:w="1215"/>
+            <w:tcW w:type="dxa" w:w="1204"/>
             <w:shd w:val="clear" w:color="auto" w:fill="F7F9FB"/>
             <w:vAlign w:val="center"/>
           </w:tcPr>
@@ -955,7 +955,7 @@
         </w:trPr>
         <w:tc>
           <w:tcPr>
-            <w:tcW w:type="dxa" w:w="414"/>
+            <w:tcW w:type="dxa" w:w="413"/>
             <w:shd w:val="clear" w:color="auto" w:fill="FFFFFF"/>
             <w:vAlign w:val="center"/>
           </w:tcPr>
@@ -979,7 +979,7 @@
         </w:tc>
         <w:tc>
           <w:tcPr>
-            <w:tcW w:type="dxa" w:w="1585"/>
+            <w:tcW w:type="dxa" w:w="1578"/>
             <w:shd w:val="clear" w:color="auto" w:fill="FFFFFF"/>
             <w:vAlign w:val="center"/>
           </w:tcPr>
@@ -1003,7 +1003,7 @@
         </w:tc>
         <w:tc>
           <w:tcPr>
-            <w:tcW w:type="dxa" w:w="2250"/>
+            <w:tcW w:type="dxa" w:w="2199"/>
             <w:shd w:val="clear" w:color="auto" w:fill="FFFFFF"/>
             <w:vAlign w:val="center"/>
           </w:tcPr>
@@ -1026,7 +1026,7 @@
         </w:tc>
         <w:tc>
           <w:tcPr>
-            <w:tcW w:type="dxa" w:w="3031"/>
+            <w:tcW w:type="dxa" w:w="3102"/>
             <w:shd w:val="clear" w:color="auto" w:fill="FFFFFF"/>
             <w:vAlign w:val="center"/>
           </w:tcPr>
@@ -1049,7 +1049,7 @@
         </w:tc>
         <w:tc>
           <w:tcPr>
-            <w:tcW w:type="dxa" w:w="1215"/>
+            <w:tcW w:type="dxa" w:w="1204"/>
             <w:shd w:val="clear" w:color="auto" w:fill="FFFFFF"/>
             <w:vAlign w:val="center"/>
           </w:tcPr>
@@ -1097,7 +1097,7 @@
         </w:trPr>
         <w:tc>
           <w:tcPr>
-            <w:tcW w:type="dxa" w:w="414"/>
+            <w:tcW w:type="dxa" w:w="413"/>
             <w:shd w:val="clear" w:color="auto" w:fill="F7F9FB"/>
             <w:vAlign w:val="center"/>
           </w:tcPr>
@@ -1121,7 +1121,7 @@
         </w:tc>
         <w:tc>
           <w:tcPr>
-            <w:tcW w:type="dxa" w:w="1585"/>
+            <w:tcW w:type="dxa" w:w="1578"/>
             <w:shd w:val="clear" w:color="auto" w:fill="F7F9FB"/>
             <w:vAlign w:val="center"/>
           </w:tcPr>
@@ -1145,7 +1145,7 @@
         </w:tc>
         <w:tc>
           <w:tcPr>
-            <w:tcW w:type="dxa" w:w="2250"/>
+            <w:tcW w:type="dxa" w:w="2199"/>
             <w:shd w:val="clear" w:color="auto" w:fill="F7F9FB"/>
             <w:vAlign w:val="center"/>
           </w:tcPr>
@@ -1168,7 +1168,7 @@
         </w:tc>
         <w:tc>
           <w:tcPr>
-            <w:tcW w:type="dxa" w:w="3031"/>
+            <w:tcW w:type="dxa" w:w="3102"/>
             <w:shd w:val="clear" w:color="auto" w:fill="F7F9FB"/>
             <w:vAlign w:val="center"/>
           </w:tcPr>
@@ -1191,7 +1191,7 @@
         </w:tc>
         <w:tc>
           <w:tcPr>
-            <w:tcW w:type="dxa" w:w="1215"/>
+            <w:tcW w:type="dxa" w:w="1204"/>
             <w:shd w:val="clear" w:color="auto" w:fill="F7F9FB"/>
             <w:vAlign w:val="center"/>
           </w:tcPr>
@@ -1239,7 +1239,7 @@
         </w:trPr>
         <w:tc>
           <w:tcPr>
-            <w:tcW w:type="dxa" w:w="414"/>
+            <w:tcW w:type="dxa" w:w="413"/>
             <w:shd w:val="clear" w:color="auto" w:fill="FFFFFF"/>
             <w:vAlign w:val="center"/>
           </w:tcPr>
@@ -1263,7 +1263,7 @@
         </w:tc>
         <w:tc>
           <w:tcPr>
-            <w:tcW w:type="dxa" w:w="1585"/>
+            <w:tcW w:type="dxa" w:w="1578"/>
             <w:shd w:val="clear" w:color="auto" w:fill="FFFFFF"/>
             <w:vAlign w:val="center"/>
           </w:tcPr>
@@ -1287,7 +1287,7 @@
         </w:tc>
         <w:tc>
           <w:tcPr>
-            <w:tcW w:type="dxa" w:w="2250"/>
+            <w:tcW w:type="dxa" w:w="2199"/>
             <w:shd w:val="clear" w:color="auto" w:fill="FFFFFF"/>
             <w:vAlign w:val="center"/>
           </w:tcPr>
@@ -1310,7 +1310,7 @@
         </w:tc>
         <w:tc>
           <w:tcPr>
-            <w:tcW w:type="dxa" w:w="3031"/>
+            <w:tcW w:type="dxa" w:w="3102"/>
             <w:shd w:val="clear" w:color="auto" w:fill="FFFFFF"/>
             <w:vAlign w:val="center"/>
           </w:tcPr>
@@ -1333,7 +1333,7 @@
         </w:tc>
         <w:tc>
           <w:tcPr>
-            <w:tcW w:type="dxa" w:w="1215"/>
+            <w:tcW w:type="dxa" w:w="1204"/>
             <w:shd w:val="clear" w:color="auto" w:fill="FFFFFF"/>
             <w:vAlign w:val="center"/>
           </w:tcPr>
@@ -1381,7 +1381,7 @@
         </w:trPr>
         <w:tc>
           <w:tcPr>
-            <w:tcW w:type="dxa" w:w="414"/>
+            <w:tcW w:type="dxa" w:w="413"/>
             <w:shd w:val="clear" w:color="auto" w:fill="F7F9FB"/>
             <w:vAlign w:val="center"/>
           </w:tcPr>
@@ -1405,7 +1405,7 @@
         </w:tc>
         <w:tc>
           <w:tcPr>
-            <w:tcW w:type="dxa" w:w="1585"/>
+            <w:tcW w:type="dxa" w:w="1578"/>
             <w:shd w:val="clear" w:color="auto" w:fill="F7F9FB"/>
             <w:vAlign w:val="center"/>
           </w:tcPr>
@@ -1429,7 +1429,7 @@
         </w:tc>
         <w:tc>
           <w:tcPr>
-            <w:tcW w:type="dxa" w:w="2250"/>
+            <w:tcW w:type="dxa" w:w="2199"/>
             <w:shd w:val="clear" w:color="auto" w:fill="F7F9FB"/>
             <w:vAlign w:val="center"/>
           </w:tcPr>
@@ -1452,7 +1452,7 @@
         </w:tc>
         <w:tc>
           <w:tcPr>
-            <w:tcW w:type="dxa" w:w="3031"/>
+            <w:tcW w:type="dxa" w:w="3102"/>
             <w:shd w:val="clear" w:color="auto" w:fill="F7F9FB"/>
             <w:vAlign w:val="center"/>
           </w:tcPr>
@@ -1475,7 +1475,7 @@
         </w:tc>
         <w:tc>
           <w:tcPr>
-            <w:tcW w:type="dxa" w:w="1215"/>
+            <w:tcW w:type="dxa" w:w="1204"/>
             <w:shd w:val="clear" w:color="auto" w:fill="F7F9FB"/>
             <w:vAlign w:val="center"/>
           </w:tcPr>
@@ -1523,7 +1523,7 @@
         </w:trPr>
         <w:tc>
           <w:tcPr>
-            <w:tcW w:type="dxa" w:w="414"/>
+            <w:tcW w:type="dxa" w:w="413"/>
             <w:shd w:val="clear" w:color="auto" w:fill="FFFFFF"/>
             <w:vAlign w:val="center"/>
           </w:tcPr>
@@ -1547,7 +1547,7 @@
         </w:tc>
         <w:tc>
           <w:tcPr>
-            <w:tcW w:type="dxa" w:w="1585"/>
+            <w:tcW w:type="dxa" w:w="1578"/>
             <w:shd w:val="clear" w:color="auto" w:fill="FFFFFF"/>
             <w:vAlign w:val="center"/>
           </w:tcPr>
@@ -1571,7 +1571,7 @@
         </w:tc>
         <w:tc>
           <w:tcPr>
-            <w:tcW w:type="dxa" w:w="2250"/>
+            <w:tcW w:type="dxa" w:w="2199"/>
             <w:shd w:val="clear" w:color="auto" w:fill="FFFFFF"/>
             <w:vAlign w:val="center"/>
           </w:tcPr>
@@ -1594,7 +1594,7 @@
         </w:tc>
         <w:tc>
           <w:tcPr>
-            <w:tcW w:type="dxa" w:w="3031"/>
+            <w:tcW w:type="dxa" w:w="3102"/>
             <w:shd w:val="clear" w:color="auto" w:fill="FFFFFF"/>
             <w:vAlign w:val="center"/>
           </w:tcPr>
@@ -1617,7 +1617,7 @@
         </w:tc>
         <w:tc>
           <w:tcPr>
-            <w:tcW w:type="dxa" w:w="1215"/>
+            <w:tcW w:type="dxa" w:w="1204"/>
             <w:shd w:val="clear" w:color="auto" w:fill="FFFFFF"/>
             <w:vAlign w:val="center"/>
           </w:tcPr>
@@ -1665,7 +1665,7 @@
         </w:trPr>
         <w:tc>
           <w:tcPr>
-            <w:tcW w:type="dxa" w:w="414"/>
+            <w:tcW w:type="dxa" w:w="413"/>
             <w:shd w:val="clear" w:color="auto" w:fill="F7F9FB"/>
             <w:vAlign w:val="center"/>
           </w:tcPr>
@@ -1689,7 +1689,7 @@
         </w:tc>
         <w:tc>
           <w:tcPr>
-            <w:tcW w:type="dxa" w:w="1585"/>
+            <w:tcW w:type="dxa" w:w="1578"/>
             <w:shd w:val="clear" w:color="auto" w:fill="F7F9FB"/>
             <w:vAlign w:val="center"/>
           </w:tcPr>
@@ -1713,7 +1713,7 @@
         </w:tc>
         <w:tc>
           <w:tcPr>
-            <w:tcW w:type="dxa" w:w="2250"/>
+            <w:tcW w:type="dxa" w:w="2199"/>
             <w:shd w:val="clear" w:color="auto" w:fill="F7F9FB"/>
             <w:vAlign w:val="center"/>
           </w:tcPr>
@@ -1736,7 +1736,7 @@
         </w:tc>
         <w:tc>
           <w:tcPr>
-            <w:tcW w:type="dxa" w:w="3031"/>
+            <w:tcW w:type="dxa" w:w="3102"/>
             <w:shd w:val="clear" w:color="auto" w:fill="F7F9FB"/>
             <w:vAlign w:val="center"/>
           </w:tcPr>
@@ -1759,7 +1759,7 @@
         </w:tc>
         <w:tc>
           <w:tcPr>
-            <w:tcW w:type="dxa" w:w="1215"/>
+            <w:tcW w:type="dxa" w:w="1204"/>
             <w:shd w:val="clear" w:color="auto" w:fill="F7F9FB"/>
             <w:vAlign w:val="center"/>
           </w:tcPr>
@@ -1787,7 +1787,7 @@
         </w:trPr>
         <w:tc>
           <w:tcPr>
-            <w:tcW w:type="dxa" w:w="414"/>
+            <w:tcW w:type="dxa" w:w="413"/>
             <w:shd w:val="clear" w:color="auto" w:fill="FFFFFF"/>
             <w:vAlign w:val="center"/>
           </w:tcPr>
@@ -1811,7 +1811,7 @@
         </w:tc>
         <w:tc>
           <w:tcPr>
-            <w:tcW w:type="dxa" w:w="1585"/>
+            <w:tcW w:type="dxa" w:w="1578"/>
             <w:shd w:val="clear" w:color="auto" w:fill="FFFFFF"/>
             <w:vAlign w:val="center"/>
           </w:tcPr>
@@ -1835,7 +1835,7 @@
         </w:tc>
         <w:tc>
           <w:tcPr>
-            <w:tcW w:type="dxa" w:w="2250"/>
+            <w:tcW w:type="dxa" w:w="2199"/>
             <w:shd w:val="clear" w:color="auto" w:fill="FFFFFF"/>
             <w:vAlign w:val="center"/>
           </w:tcPr>
@@ -1858,7 +1858,7 @@
         </w:tc>
         <w:tc>
           <w:tcPr>
-            <w:tcW w:type="dxa" w:w="3031"/>
+            <w:tcW w:type="dxa" w:w="3102"/>
             <w:shd w:val="clear" w:color="auto" w:fill="FFFFFF"/>
             <w:vAlign w:val="center"/>
           </w:tcPr>
@@ -1881,7 +1881,7 @@
         </w:tc>
         <w:tc>
           <w:tcPr>
-            <w:tcW w:type="dxa" w:w="1215"/>
+            <w:tcW w:type="dxa" w:w="1204"/>
             <w:shd w:val="clear" w:color="auto" w:fill="FFFFFF"/>
             <w:vAlign w:val="center"/>
           </w:tcPr>
@@ -1919,7 +1919,7 @@
         </w:trPr>
         <w:tc>
           <w:tcPr>
-            <w:tcW w:type="dxa" w:w="414"/>
+            <w:tcW w:type="dxa" w:w="413"/>
             <w:shd w:val="clear" w:color="auto" w:fill="F7F9FB"/>
             <w:vAlign w:val="center"/>
           </w:tcPr>
@@ -1943,7 +1943,7 @@
         </w:tc>
         <w:tc>
           <w:tcPr>
-            <w:tcW w:type="dxa" w:w="1585"/>
+            <w:tcW w:type="dxa" w:w="1578"/>
             <w:shd w:val="clear" w:color="auto" w:fill="F7F9FB"/>
             <w:vAlign w:val="center"/>
           </w:tcPr>
@@ -1967,7 +1967,7 @@
         </w:tc>
         <w:tc>
           <w:tcPr>
-            <w:tcW w:type="dxa" w:w="2250"/>
+            <w:tcW w:type="dxa" w:w="2199"/>
             <w:shd w:val="clear" w:color="auto" w:fill="F7F9FB"/>
             <w:vAlign w:val="center"/>
           </w:tcPr>
@@ -1990,7 +1990,7 @@
         </w:tc>
         <w:tc>
           <w:tcPr>
-            <w:tcW w:type="dxa" w:w="3031"/>
+            <w:tcW w:type="dxa" w:w="3102"/>
             <w:shd w:val="clear" w:color="auto" w:fill="F7F9FB"/>
             <w:vAlign w:val="center"/>
           </w:tcPr>
@@ -2013,7 +2013,7 @@
         </w:tc>
         <w:tc>
           <w:tcPr>
-            <w:tcW w:type="dxa" w:w="1215"/>
+            <w:tcW w:type="dxa" w:w="1204"/>
             <w:shd w:val="clear" w:color="auto" w:fill="F7F9FB"/>
             <w:vAlign w:val="center"/>
           </w:tcPr>
@@ -2061,7 +2061,7 @@
         </w:trPr>
         <w:tc>
           <w:tcPr>
-            <w:tcW w:type="dxa" w:w="414"/>
+            <w:tcW w:type="dxa" w:w="413"/>
             <w:shd w:val="clear" w:color="auto" w:fill="FFFFFF"/>
             <w:vAlign w:val="center"/>
           </w:tcPr>
@@ -2085,7 +2085,7 @@
         </w:tc>
         <w:tc>
           <w:tcPr>
-            <w:tcW w:type="dxa" w:w="1585"/>
+            <w:tcW w:type="dxa" w:w="1578"/>
             <w:shd w:val="clear" w:color="auto" w:fill="FFFFFF"/>
             <w:vAlign w:val="center"/>
           </w:tcPr>
@@ -2109,7 +2109,7 @@
         </w:tc>
         <w:tc>
           <w:tcPr>
-            <w:tcW w:type="dxa" w:w="2250"/>
+            <w:tcW w:type="dxa" w:w="2199"/>
             <w:shd w:val="clear" w:color="auto" w:fill="FFFFFF"/>
             <w:vAlign w:val="center"/>
           </w:tcPr>
@@ -2132,7 +2132,7 @@
         </w:tc>
         <w:tc>
           <w:tcPr>
-            <w:tcW w:type="dxa" w:w="3031"/>
+            <w:tcW w:type="dxa" w:w="3102"/>
             <w:shd w:val="clear" w:color="auto" w:fill="FFFFFF"/>
             <w:vAlign w:val="center"/>
           </w:tcPr>
@@ -2155,7 +2155,7 @@
         </w:tc>
         <w:tc>
           <w:tcPr>
-            <w:tcW w:type="dxa" w:w="1215"/>
+            <w:tcW w:type="dxa" w:w="1204"/>
             <w:shd w:val="clear" w:color="auto" w:fill="FFFFFF"/>
             <w:vAlign w:val="center"/>
           </w:tcPr>
@@ -2203,7 +2203,7 @@
         </w:trPr>
         <w:tc>
           <w:tcPr>
-            <w:tcW w:type="dxa" w:w="414"/>
+            <w:tcW w:type="dxa" w:w="413"/>
             <w:shd w:val="clear" w:color="auto" w:fill="F7F9FB"/>
             <w:vAlign w:val="center"/>
           </w:tcPr>
@@ -2227,7 +2227,7 @@
         </w:tc>
         <w:tc>
           <w:tcPr>
-            <w:tcW w:type="dxa" w:w="1585"/>
+            <w:tcW w:type="dxa" w:w="1578"/>
             <w:shd w:val="clear" w:color="auto" w:fill="F7F9FB"/>
             <w:vAlign w:val="center"/>
           </w:tcPr>
@@ -2251,7 +2251,7 @@
         </w:tc>
         <w:tc>
           <w:tcPr>
-            <w:tcW w:type="dxa" w:w="2250"/>
+            <w:tcW w:type="dxa" w:w="2199"/>
             <w:shd w:val="clear" w:color="auto" w:fill="F7F9FB"/>
             <w:vAlign w:val="center"/>
           </w:tcPr>
@@ -2274,7 +2274,7 @@
         </w:tc>
         <w:tc>
           <w:tcPr>
-            <w:tcW w:type="dxa" w:w="3031"/>
+            <w:tcW w:type="dxa" w:w="3102"/>
             <w:shd w:val="clear" w:color="auto" w:fill="F7F9FB"/>
             <w:vAlign w:val="center"/>
           </w:tcPr>
@@ -2297,7 +2297,7 @@
         </w:tc>
         <w:tc>
           <w:tcPr>
-            <w:tcW w:type="dxa" w:w="1215"/>
+            <w:tcW w:type="dxa" w:w="1204"/>
             <w:shd w:val="clear" w:color="auto" w:fill="F7F9FB"/>
             <w:vAlign w:val="center"/>
           </w:tcPr>
@@ -2335,7 +2335,7 @@
         </w:trPr>
         <w:tc>
           <w:tcPr>
-            <w:tcW w:type="dxa" w:w="414"/>
+            <w:tcW w:type="dxa" w:w="413"/>
             <w:shd w:val="clear" w:color="auto" w:fill="FFFFFF"/>
             <w:vAlign w:val="center"/>
           </w:tcPr>
@@ -2359,7 +2359,7 @@
         </w:tc>
         <w:tc>
           <w:tcPr>
-            <w:tcW w:type="dxa" w:w="1585"/>
+            <w:tcW w:type="dxa" w:w="1578"/>
             <w:shd w:val="clear" w:color="auto" w:fill="FFFFFF"/>
             <w:vAlign w:val="center"/>
           </w:tcPr>
@@ -2383,7 +2383,7 @@
         </w:tc>
         <w:tc>
           <w:tcPr>
-            <w:tcW w:type="dxa" w:w="2250"/>
+            <w:tcW w:type="dxa" w:w="2199"/>
             <w:shd w:val="clear" w:color="auto" w:fill="FFFFFF"/>
             <w:vAlign w:val="center"/>
           </w:tcPr>
@@ -2406,7 +2406,7 @@
         </w:tc>
         <w:tc>
           <w:tcPr>
-            <w:tcW w:type="dxa" w:w="3031"/>
+            <w:tcW w:type="dxa" w:w="3102"/>
             <w:shd w:val="clear" w:color="auto" w:fill="FFFFFF"/>
             <w:vAlign w:val="center"/>
           </w:tcPr>
@@ -2429,7 +2429,7 @@
         </w:tc>
         <w:tc>
           <w:tcPr>
-            <w:tcW w:type="dxa" w:w="1215"/>
+            <w:tcW w:type="dxa" w:w="1204"/>
             <w:shd w:val="clear" w:color="auto" w:fill="FFFFFF"/>
             <w:vAlign w:val="center"/>
           </w:tcPr>
@@ -2477,7 +2477,7 @@
         </w:trPr>
         <w:tc>
           <w:tcPr>
-            <w:tcW w:type="dxa" w:w="414"/>
+            <w:tcW w:type="dxa" w:w="413"/>
             <w:shd w:val="clear" w:color="auto" w:fill="F7F9FB"/>
             <w:vAlign w:val="center"/>
           </w:tcPr>
@@ -2501,7 +2501,7 @@
         </w:tc>
         <w:tc>
           <w:tcPr>
-            <w:tcW w:type="dxa" w:w="1585"/>
+            <w:tcW w:type="dxa" w:w="1578"/>
             <w:shd w:val="clear" w:color="auto" w:fill="F7F9FB"/>
             <w:vAlign w:val="center"/>
           </w:tcPr>
@@ -2525,7 +2525,7 @@
         </w:tc>
         <w:tc>
           <w:tcPr>
-            <w:tcW w:type="dxa" w:w="2250"/>
+            <w:tcW w:type="dxa" w:w="2199"/>
             <w:shd w:val="clear" w:color="auto" w:fill="F7F9FB"/>
             <w:vAlign w:val="center"/>
           </w:tcPr>
@@ -2548,7 +2548,7 @@
         </w:tc>
         <w:tc>
           <w:tcPr>
-            <w:tcW w:type="dxa" w:w="3031"/>
+            <w:tcW w:type="dxa" w:w="3102"/>
             <w:shd w:val="clear" w:color="auto" w:fill="F7F9FB"/>
             <w:vAlign w:val="center"/>
           </w:tcPr>
@@ -2571,7 +2571,7 @@
         </w:tc>
         <w:tc>
           <w:tcPr>
-            <w:tcW w:type="dxa" w:w="1215"/>
+            <w:tcW w:type="dxa" w:w="1204"/>
             <w:shd w:val="clear" w:color="auto" w:fill="F7F9FB"/>
             <w:vAlign w:val="center"/>
           </w:tcPr>
@@ -2619,7 +2619,7 @@
         </w:trPr>
         <w:tc>
           <w:tcPr>
-            <w:tcW w:type="dxa" w:w="414"/>
+            <w:tcW w:type="dxa" w:w="413"/>
             <w:shd w:val="clear" w:color="auto" w:fill="FFFFFF"/>
             <w:vAlign w:val="center"/>
           </w:tcPr>
@@ -2643,7 +2643,7 @@
         </w:tc>
         <w:tc>
           <w:tcPr>
-            <w:tcW w:type="dxa" w:w="1585"/>
+            <w:tcW w:type="dxa" w:w="1578"/>
             <w:shd w:val="clear" w:color="auto" w:fill="FFFFFF"/>
             <w:vAlign w:val="center"/>
           </w:tcPr>
@@ -2667,7 +2667,7 @@
         </w:tc>
         <w:tc>
           <w:tcPr>
-            <w:tcW w:type="dxa" w:w="2250"/>
+            <w:tcW w:type="dxa" w:w="2199"/>
             <w:shd w:val="clear" w:color="auto" w:fill="FFFFFF"/>
             <w:vAlign w:val="center"/>
           </w:tcPr>
@@ -2690,7 +2690,7 @@
         </w:tc>
         <w:tc>
           <w:tcPr>
-            <w:tcW w:type="dxa" w:w="3031"/>
+            <w:tcW w:type="dxa" w:w="3102"/>
             <w:shd w:val="clear" w:color="auto" w:fill="FFFFFF"/>
             <w:vAlign w:val="center"/>
           </w:tcPr>
@@ -2713,7 +2713,7 @@
         </w:tc>
         <w:tc>
           <w:tcPr>
-            <w:tcW w:type="dxa" w:w="1215"/>
+            <w:tcW w:type="dxa" w:w="1204"/>
             <w:shd w:val="clear" w:color="auto" w:fill="FFFFFF"/>
             <w:vAlign w:val="center"/>
           </w:tcPr>
@@ -2761,7 +2761,7 @@
         </w:trPr>
         <w:tc>
           <w:tcPr>
-            <w:tcW w:type="dxa" w:w="414"/>
+            <w:tcW w:type="dxa" w:w="413"/>
             <w:shd w:val="clear" w:color="auto" w:fill="F7F9FB"/>
             <w:vAlign w:val="center"/>
           </w:tcPr>
@@ -2785,7 +2785,7 @@
         </w:tc>
         <w:tc>
           <w:tcPr>
-            <w:tcW w:type="dxa" w:w="1585"/>
+            <w:tcW w:type="dxa" w:w="1578"/>
             <w:shd w:val="clear" w:color="auto" w:fill="F7F9FB"/>
             <w:vAlign w:val="center"/>
           </w:tcPr>
@@ -2809,7 +2809,7 @@
         </w:tc>
         <w:tc>
           <w:tcPr>
-            <w:tcW w:type="dxa" w:w="2250"/>
+            <w:tcW w:type="dxa" w:w="2199"/>
             <w:shd w:val="clear" w:color="auto" w:fill="F7F9FB"/>
             <w:vAlign w:val="center"/>
           </w:tcPr>
@@ -2832,7 +2832,7 @@
         </w:tc>
         <w:tc>
           <w:tcPr>
-            <w:tcW w:type="dxa" w:w="3031"/>
+            <w:tcW w:type="dxa" w:w="3102"/>
             <w:shd w:val="clear" w:color="auto" w:fill="F7F9FB"/>
             <w:vAlign w:val="center"/>
           </w:tcPr>
@@ -2855,7 +2855,7 @@
         </w:tc>
         <w:tc>
           <w:tcPr>
-            <w:tcW w:type="dxa" w:w="1215"/>
+            <w:tcW w:type="dxa" w:w="1204"/>
             <w:shd w:val="clear" w:color="auto" w:fill="F7F9FB"/>
             <w:vAlign w:val="center"/>
           </w:tcPr>
@@ -2903,7 +2903,7 @@
         </w:trPr>
         <w:tc>
           <w:tcPr>
-            <w:tcW w:type="dxa" w:w="414"/>
+            <w:tcW w:type="dxa" w:w="413"/>
             <w:shd w:val="clear" w:color="auto" w:fill="FFFFFF"/>
             <w:vAlign w:val="center"/>
           </w:tcPr>
@@ -2927,7 +2927,7 @@
         </w:tc>
         <w:tc>
           <w:tcPr>
-            <w:tcW w:type="dxa" w:w="1585"/>
+            <w:tcW w:type="dxa" w:w="1578"/>
             <w:shd w:val="clear" w:color="auto" w:fill="FFFFFF"/>
             <w:vAlign w:val="center"/>
           </w:tcPr>
@@ -2951,7 +2951,7 @@
         </w:tc>
         <w:tc>
           <w:tcPr>
-            <w:tcW w:type="dxa" w:w="2250"/>
+            <w:tcW w:type="dxa" w:w="2199"/>
             <w:shd w:val="clear" w:color="auto" w:fill="FFFFFF"/>
             <w:vAlign w:val="center"/>
           </w:tcPr>
@@ -2974,7 +2974,7 @@
         </w:tc>
         <w:tc>
           <w:tcPr>
-            <w:tcW w:type="dxa" w:w="3031"/>
+            <w:tcW w:type="dxa" w:w="3102"/>
             <w:shd w:val="clear" w:color="auto" w:fill="FFFFFF"/>
             <w:vAlign w:val="center"/>
           </w:tcPr>
@@ -2997,7 +2997,7 @@
         </w:tc>
         <w:tc>
           <w:tcPr>
-            <w:tcW w:type="dxa" w:w="1215"/>
+            <w:tcW w:type="dxa" w:w="1204"/>
             <w:shd w:val="clear" w:color="auto" w:fill="FFFFFF"/>
             <w:vAlign w:val="center"/>
           </w:tcPr>
@@ -3045,7 +3045,7 @@
         </w:trPr>
         <w:tc>
           <w:tcPr>
-            <w:tcW w:type="dxa" w:w="414"/>
+            <w:tcW w:type="dxa" w:w="413"/>
             <w:shd w:val="clear" w:color="auto" w:fill="F7F9FB"/>
             <w:vAlign w:val="center"/>
           </w:tcPr>
@@ -3069,7 +3069,7 @@
         </w:tc>
         <w:tc>
           <w:tcPr>
-            <w:tcW w:type="dxa" w:w="1585"/>
+            <w:tcW w:type="dxa" w:w="1578"/>
             <w:shd w:val="clear" w:color="auto" w:fill="F7F9FB"/>
             <w:vAlign w:val="center"/>
           </w:tcPr>
@@ -3093,7 +3093,7 @@
         </w:tc>
         <w:tc>
           <w:tcPr>
-            <w:tcW w:type="dxa" w:w="2250"/>
+            <w:tcW w:type="dxa" w:w="2199"/>
             <w:shd w:val="clear" w:color="auto" w:fill="F7F9FB"/>
             <w:vAlign w:val="center"/>
           </w:tcPr>
@@ -3116,7 +3116,7 @@
         </w:tc>
         <w:tc>
           <w:tcPr>
-            <w:tcW w:type="dxa" w:w="3031"/>
+            <w:tcW w:type="dxa" w:w="3102"/>
             <w:shd w:val="clear" w:color="auto" w:fill="F7F9FB"/>
             <w:vAlign w:val="center"/>
           </w:tcPr>
@@ -3139,7 +3139,7 @@
         </w:tc>
         <w:tc>
           <w:tcPr>
-            <w:tcW w:type="dxa" w:w="1215"/>
+            <w:tcW w:type="dxa" w:w="1204"/>
             <w:shd w:val="clear" w:color="auto" w:fill="F7F9FB"/>
             <w:vAlign w:val="center"/>
           </w:tcPr>
@@ -3177,7 +3177,7 @@
         </w:trPr>
         <w:tc>
           <w:tcPr>
-            <w:tcW w:type="dxa" w:w="414"/>
+            <w:tcW w:type="dxa" w:w="413"/>
             <w:shd w:val="clear" w:color="auto" w:fill="FFFFFF"/>
             <w:vAlign w:val="center"/>
           </w:tcPr>
@@ -3201,7 +3201,7 @@
         </w:tc>
         <w:tc>
           <w:tcPr>
-            <w:tcW w:type="dxa" w:w="1585"/>
+            <w:tcW w:type="dxa" w:w="1578"/>
             <w:shd w:val="clear" w:color="auto" w:fill="FFFFFF"/>
             <w:vAlign w:val="center"/>
           </w:tcPr>
@@ -3225,7 +3225,7 @@
         </w:tc>
         <w:tc>
           <w:tcPr>
-            <w:tcW w:type="dxa" w:w="2250"/>
+            <w:tcW w:type="dxa" w:w="2199"/>
             <w:shd w:val="clear" w:color="auto" w:fill="FFFFFF"/>
             <w:vAlign w:val="center"/>
           </w:tcPr>
@@ -3248,7 +3248,7 @@
         </w:tc>
         <w:tc>
           <w:tcPr>
-            <w:tcW w:type="dxa" w:w="3031"/>
+            <w:tcW w:type="dxa" w:w="3102"/>
             <w:shd w:val="clear" w:color="auto" w:fill="FFFFFF"/>
             <w:vAlign w:val="center"/>
           </w:tcPr>
@@ -3271,7 +3271,7 @@
         </w:tc>
         <w:tc>
           <w:tcPr>
-            <w:tcW w:type="dxa" w:w="1215"/>
+            <w:tcW w:type="dxa" w:w="1204"/>
             <w:shd w:val="clear" w:color="auto" w:fill="FFFFFF"/>
             <w:vAlign w:val="center"/>
           </w:tcPr>
@@ -3309,7 +3309,7 @@
         </w:trPr>
         <w:tc>
           <w:tcPr>
-            <w:tcW w:type="dxa" w:w="414"/>
+            <w:tcW w:type="dxa" w:w="413"/>
             <w:shd w:val="clear" w:color="auto" w:fill="F7F9FB"/>
             <w:vAlign w:val="center"/>
           </w:tcPr>
@@ -3333,7 +3333,7 @@
         </w:tc>
         <w:tc>
           <w:tcPr>
-            <w:tcW w:type="dxa" w:w="1585"/>
+            <w:tcW w:type="dxa" w:w="1578"/>
             <w:shd w:val="clear" w:color="auto" w:fill="F7F9FB"/>
             <w:vAlign w:val="center"/>
           </w:tcPr>
@@ -3357,7 +3357,7 @@
         </w:tc>
         <w:tc>
           <w:tcPr>
-            <w:tcW w:type="dxa" w:w="2250"/>
+            <w:tcW w:type="dxa" w:w="2199"/>
             <w:shd w:val="clear" w:color="auto" w:fill="F7F9FB"/>
             <w:vAlign w:val="center"/>
           </w:tcPr>
@@ -3380,7 +3380,7 @@
         </w:tc>
         <w:tc>
           <w:tcPr>
-            <w:tcW w:type="dxa" w:w="3031"/>
+            <w:tcW w:type="dxa" w:w="3102"/>
             <w:shd w:val="clear" w:color="auto" w:fill="F7F9FB"/>
             <w:vAlign w:val="center"/>
           </w:tcPr>
@@ -3403,7 +3403,7 @@
         </w:tc>
         <w:tc>
           <w:tcPr>
-            <w:tcW w:type="dxa" w:w="1215"/>
+            <w:tcW w:type="dxa" w:w="1204"/>
             <w:shd w:val="clear" w:color="auto" w:fill="F7F9FB"/>
             <w:vAlign w:val="center"/>
           </w:tcPr>
@@ -3441,7 +3441,7 @@
         </w:trPr>
         <w:tc>
           <w:tcPr>
-            <w:tcW w:type="dxa" w:w="414"/>
+            <w:tcW w:type="dxa" w:w="413"/>
             <w:shd w:val="clear" w:color="auto" w:fill="FFFFFF"/>
             <w:vAlign w:val="center"/>
           </w:tcPr>
@@ -3465,7 +3465,7 @@
         </w:tc>
         <w:tc>
           <w:tcPr>
-            <w:tcW w:type="dxa" w:w="1585"/>
+            <w:tcW w:type="dxa" w:w="1578"/>
             <w:shd w:val="clear" w:color="auto" w:fill="FFFFFF"/>
             <w:vAlign w:val="center"/>
           </w:tcPr>
@@ -3489,7 +3489,7 @@
         </w:tc>
         <w:tc>
           <w:tcPr>
-            <w:tcW w:type="dxa" w:w="2250"/>
+            <w:tcW w:type="dxa" w:w="2199"/>
             <w:shd w:val="clear" w:color="auto" w:fill="FFFFFF"/>
             <w:vAlign w:val="center"/>
           </w:tcPr>
@@ -3512,7 +3512,7 @@
         </w:tc>
         <w:tc>
           <w:tcPr>
-            <w:tcW w:type="dxa" w:w="3031"/>
+            <w:tcW w:type="dxa" w:w="3102"/>
             <w:shd w:val="clear" w:color="auto" w:fill="FFFFFF"/>
             <w:vAlign w:val="center"/>
           </w:tcPr>
@@ -3535,7 +3535,7 @@
         </w:tc>
         <w:tc>
           <w:tcPr>
-            <w:tcW w:type="dxa" w:w="1215"/>
+            <w:tcW w:type="dxa" w:w="1204"/>
             <w:shd w:val="clear" w:color="auto" w:fill="FFFFFF"/>
             <w:vAlign w:val="center"/>
           </w:tcPr>
@@ -3573,7 +3573,7 @@
         </w:trPr>
         <w:tc>
           <w:tcPr>
-            <w:tcW w:type="dxa" w:w="414"/>
+            <w:tcW w:type="dxa" w:w="413"/>
             <w:shd w:val="clear" w:color="auto" w:fill="F7F9FB"/>
             <w:vAlign w:val="center"/>
           </w:tcPr>
@@ -3597,7 +3597,7 @@
         </w:tc>
         <w:tc>
           <w:tcPr>
-            <w:tcW w:type="dxa" w:w="1585"/>
+            <w:tcW w:type="dxa" w:w="1578"/>
             <w:shd w:val="clear" w:color="auto" w:fill="F7F9FB"/>
             <w:vAlign w:val="center"/>
           </w:tcPr>
@@ -3621,7 +3621,7 @@
         </w:tc>
         <w:tc>
           <w:tcPr>
-            <w:tcW w:type="dxa" w:w="2250"/>
+            <w:tcW w:type="dxa" w:w="2199"/>
             <w:shd w:val="clear" w:color="auto" w:fill="F7F9FB"/>
             <w:vAlign w:val="center"/>
           </w:tcPr>
@@ -3644,7 +3644,7 @@
         </w:tc>
         <w:tc>
           <w:tcPr>
-            <w:tcW w:type="dxa" w:w="3031"/>
+            <w:tcW w:type="dxa" w:w="3102"/>
             <w:shd w:val="clear" w:color="auto" w:fill="F7F9FB"/>
             <w:vAlign w:val="center"/>
           </w:tcPr>
@@ -3667,7 +3667,7 @@
         </w:tc>
         <w:tc>
           <w:tcPr>
-            <w:tcW w:type="dxa" w:w="1215"/>
+            <w:tcW w:type="dxa" w:w="1204"/>
             <w:shd w:val="clear" w:color="auto" w:fill="F7F9FB"/>
             <w:vAlign w:val="center"/>
           </w:tcPr>
@@ -3705,7 +3705,7 @@
         </w:trPr>
         <w:tc>
           <w:tcPr>
-            <w:tcW w:type="dxa" w:w="414"/>
+            <w:tcW w:type="dxa" w:w="413"/>
             <w:shd w:val="clear" w:color="auto" w:fill="FFFFFF"/>
             <w:vAlign w:val="center"/>
           </w:tcPr>
@@ -3729,7 +3729,7 @@
         </w:tc>
         <w:tc>
           <w:tcPr>
-            <w:tcW w:type="dxa" w:w="1585"/>
+            <w:tcW w:type="dxa" w:w="1578"/>
             <w:shd w:val="clear" w:color="auto" w:fill="FFFFFF"/>
             <w:vAlign w:val="center"/>
           </w:tcPr>
@@ -3753,7 +3753,7 @@
         </w:tc>
         <w:tc>
           <w:tcPr>
-            <w:tcW w:type="dxa" w:w="2250"/>
+            <w:tcW w:type="dxa" w:w="2199"/>
             <w:shd w:val="clear" w:color="auto" w:fill="FFFFFF"/>
             <w:vAlign w:val="center"/>
           </w:tcPr>
@@ -3776,7 +3776,7 @@
         </w:tc>
         <w:tc>
           <w:tcPr>
-            <w:tcW w:type="dxa" w:w="3031"/>
+            <w:tcW w:type="dxa" w:w="3102"/>
             <w:shd w:val="clear" w:color="auto" w:fill="FFFFFF"/>
             <w:vAlign w:val="center"/>
           </w:tcPr>
@@ -3799,7 +3799,7 @@
         </w:tc>
         <w:tc>
           <w:tcPr>
-            <w:tcW w:type="dxa" w:w="1215"/>
+            <w:tcW w:type="dxa" w:w="1204"/>
             <w:shd w:val="clear" w:color="auto" w:fill="FFFFFF"/>
             <w:vAlign w:val="center"/>
           </w:tcPr>
@@ -3837,7 +3837,7 @@
         </w:trPr>
         <w:tc>
           <w:tcPr>
-            <w:tcW w:type="dxa" w:w="414"/>
+            <w:tcW w:type="dxa" w:w="413"/>
             <w:shd w:val="clear" w:color="auto" w:fill="F7F9FB"/>
             <w:vAlign w:val="center"/>
           </w:tcPr>
@@ -3861,7 +3861,7 @@
         </w:tc>
         <w:tc>
           <w:tcPr>
-            <w:tcW w:type="dxa" w:w="1585"/>
+            <w:tcW w:type="dxa" w:w="1578"/>
             <w:shd w:val="clear" w:color="auto" w:fill="F7F9FB"/>
             <w:vAlign w:val="center"/>
           </w:tcPr>
@@ -3885,7 +3885,7 @@
         </w:tc>
         <w:tc>
           <w:tcPr>
-            <w:tcW w:type="dxa" w:w="2250"/>
+            <w:tcW w:type="dxa" w:w="2199"/>
             <w:shd w:val="clear" w:color="auto" w:fill="F7F9FB"/>
             <w:vAlign w:val="center"/>
           </w:tcPr>
@@ -3908,7 +3908,7 @@
         </w:tc>
         <w:tc>
           <w:tcPr>
-            <w:tcW w:type="dxa" w:w="3031"/>
+            <w:tcW w:type="dxa" w:w="3102"/>
             <w:shd w:val="clear" w:color="auto" w:fill="F7F9FB"/>
             <w:vAlign w:val="center"/>
           </w:tcPr>
@@ -3931,7 +3931,7 @@
         </w:tc>
         <w:tc>
           <w:tcPr>
-            <w:tcW w:type="dxa" w:w="1215"/>
+            <w:tcW w:type="dxa" w:w="1204"/>
             <w:shd w:val="clear" w:color="auto" w:fill="F7F9FB"/>
             <w:vAlign w:val="center"/>
           </w:tcPr>
@@ -3969,7 +3969,7 @@
         </w:trPr>
         <w:tc>
           <w:tcPr>
-            <w:tcW w:type="dxa" w:w="414"/>
+            <w:tcW w:type="dxa" w:w="413"/>
             <w:shd w:val="clear" w:color="auto" w:fill="FFFFFF"/>
             <w:vAlign w:val="center"/>
           </w:tcPr>
@@ -3993,7 +3993,7 @@
         </w:tc>
         <w:tc>
           <w:tcPr>
-            <w:tcW w:type="dxa" w:w="1585"/>
+            <w:tcW w:type="dxa" w:w="1578"/>
             <w:shd w:val="clear" w:color="auto" w:fill="FFFFFF"/>
             <w:vAlign w:val="center"/>
           </w:tcPr>
@@ -4017,7 +4017,7 @@
         </w:tc>
         <w:tc>
           <w:tcPr>
-            <w:tcW w:type="dxa" w:w="2250"/>
+            <w:tcW w:type="dxa" w:w="2199"/>
             <w:shd w:val="clear" w:color="auto" w:fill="FFFFFF"/>
             <w:vAlign w:val="center"/>
           </w:tcPr>
@@ -4040,7 +4040,7 @@
         </w:tc>
         <w:tc>
           <w:tcPr>
-            <w:tcW w:type="dxa" w:w="3031"/>
+            <w:tcW w:type="dxa" w:w="3102"/>
             <w:shd w:val="clear" w:color="auto" w:fill="FFFFFF"/>
             <w:vAlign w:val="center"/>
           </w:tcPr>
@@ -4063,7 +4063,7 @@
         </w:tc>
         <w:tc>
           <w:tcPr>
-            <w:tcW w:type="dxa" w:w="1215"/>
+            <w:tcW w:type="dxa" w:w="1204"/>
             <w:shd w:val="clear" w:color="auto" w:fill="FFFFFF"/>
             <w:vAlign w:val="center"/>
           </w:tcPr>
@@ -4101,7 +4101,7 @@
         </w:trPr>
         <w:tc>
           <w:tcPr>
-            <w:tcW w:type="dxa" w:w="414"/>
+            <w:tcW w:type="dxa" w:w="413"/>
             <w:shd w:val="clear" w:color="auto" w:fill="F7F9FB"/>
             <w:vAlign w:val="center"/>
           </w:tcPr>
@@ -4125,7 +4125,7 @@
         </w:tc>
         <w:tc>
           <w:tcPr>
-            <w:tcW w:type="dxa" w:w="1585"/>
+            <w:tcW w:type="dxa" w:w="1578"/>
             <w:shd w:val="clear" w:color="auto" w:fill="F7F9FB"/>
             <w:vAlign w:val="center"/>
           </w:tcPr>
@@ -4149,7 +4149,7 @@
         </w:tc>
         <w:tc>
           <w:tcPr>
-            <w:tcW w:type="dxa" w:w="2250"/>
+            <w:tcW w:type="dxa" w:w="2199"/>
             <w:shd w:val="clear" w:color="auto" w:fill="F7F9FB"/>
             <w:vAlign w:val="center"/>
           </w:tcPr>
@@ -4172,7 +4172,7 @@
         </w:tc>
         <w:tc>
           <w:tcPr>
-            <w:tcW w:type="dxa" w:w="3031"/>
+            <w:tcW w:type="dxa" w:w="3102"/>
             <w:shd w:val="clear" w:color="auto" w:fill="F7F9FB"/>
             <w:vAlign w:val="center"/>
           </w:tcPr>
@@ -4195,7 +4195,7 @@
         </w:tc>
         <w:tc>
           <w:tcPr>
-            <w:tcW w:type="dxa" w:w="1215"/>
+            <w:tcW w:type="dxa" w:w="1204"/>
             <w:shd w:val="clear" w:color="auto" w:fill="F7F9FB"/>
             <w:vAlign w:val="center"/>
           </w:tcPr>
@@ -4233,7 +4233,7 @@
         </w:trPr>
         <w:tc>
           <w:tcPr>
-            <w:tcW w:type="dxa" w:w="414"/>
+            <w:tcW w:type="dxa" w:w="413"/>
             <w:shd w:val="clear" w:color="auto" w:fill="FFFFFF"/>
             <w:vAlign w:val="center"/>
           </w:tcPr>
@@ -4257,7 +4257,7 @@
         </w:tc>
         <w:tc>
           <w:tcPr>
-            <w:tcW w:type="dxa" w:w="1585"/>
+            <w:tcW w:type="dxa" w:w="1578"/>
             <w:shd w:val="clear" w:color="auto" w:fill="FFFFFF"/>
             <w:vAlign w:val="center"/>
           </w:tcPr>
@@ -4281,7 +4281,7 @@
         </w:tc>
         <w:tc>
           <w:tcPr>
-            <w:tcW w:type="dxa" w:w="2250"/>
+            <w:tcW w:type="dxa" w:w="2199"/>
             <w:shd w:val="clear" w:color="auto" w:fill="FFFFFF"/>
             <w:vAlign w:val="center"/>
           </w:tcPr>
@@ -4304,7 +4304,7 @@
         </w:tc>
         <w:tc>
           <w:tcPr>
-            <w:tcW w:type="dxa" w:w="3031"/>
+            <w:tcW w:type="dxa" w:w="3102"/>
             <w:shd w:val="clear" w:color="auto" w:fill="FFFFFF"/>
             <w:vAlign w:val="center"/>
           </w:tcPr>
@@ -4327,7 +4327,7 @@
         </w:tc>
         <w:tc>
           <w:tcPr>
-            <w:tcW w:type="dxa" w:w="1215"/>
+            <w:tcW w:type="dxa" w:w="1204"/>
             <w:shd w:val="clear" w:color="auto" w:fill="FFFFFF"/>
             <w:vAlign w:val="center"/>
           </w:tcPr>
@@ -4365,7 +4365,7 @@
         </w:trPr>
         <w:tc>
           <w:tcPr>
-            <w:tcW w:type="dxa" w:w="414"/>
+            <w:tcW w:type="dxa" w:w="413"/>
             <w:shd w:val="clear" w:color="auto" w:fill="F7F9FB"/>
             <w:vAlign w:val="center"/>
           </w:tcPr>
@@ -4389,7 +4389,7 @@
         </w:tc>
         <w:tc>
           <w:tcPr>
-            <w:tcW w:type="dxa" w:w="1585"/>
+            <w:tcW w:type="dxa" w:w="1578"/>
             <w:shd w:val="clear" w:color="auto" w:fill="F7F9FB"/>
             <w:vAlign w:val="center"/>
           </w:tcPr>
@@ -4413,7 +4413,7 @@
         </w:tc>
         <w:tc>
           <w:tcPr>
-            <w:tcW w:type="dxa" w:w="2250"/>
+            <w:tcW w:type="dxa" w:w="2199"/>
             <w:shd w:val="clear" w:color="auto" w:fill="F7F9FB"/>
             <w:vAlign w:val="center"/>
           </w:tcPr>
@@ -4436,7 +4436,7 @@
         </w:tc>
         <w:tc>
           <w:tcPr>
-            <w:tcW w:type="dxa" w:w="3031"/>
+            <w:tcW w:type="dxa" w:w="3102"/>
             <w:shd w:val="clear" w:color="auto" w:fill="F7F9FB"/>
             <w:vAlign w:val="center"/>
           </w:tcPr>
@@ -4459,7 +4459,7 @@
         </w:tc>
         <w:tc>
           <w:tcPr>
-            <w:tcW w:type="dxa" w:w="1215"/>
+            <w:tcW w:type="dxa" w:w="1204"/>
             <w:shd w:val="clear" w:color="auto" w:fill="F7F9FB"/>
             <w:vAlign w:val="center"/>
           </w:tcPr>
@@ -4497,7 +4497,7 @@
         </w:trPr>
         <w:tc>
           <w:tcPr>
-            <w:tcW w:type="dxa" w:w="414"/>
+            <w:tcW w:type="dxa" w:w="413"/>
             <w:shd w:val="clear" w:color="auto" w:fill="FFFFFF"/>
             <w:vAlign w:val="center"/>
           </w:tcPr>
@@ -4521,7 +4521,7 @@
         </w:tc>
         <w:tc>
           <w:tcPr>
-            <w:tcW w:type="dxa" w:w="1585"/>
+            <w:tcW w:type="dxa" w:w="1578"/>
             <w:shd w:val="clear" w:color="auto" w:fill="FFFFFF"/>
             <w:vAlign w:val="center"/>
           </w:tcPr>
@@ -4545,7 +4545,7 @@
         </w:tc>
         <w:tc>
           <w:tcPr>
-            <w:tcW w:type="dxa" w:w="2250"/>
+            <w:tcW w:type="dxa" w:w="2199"/>
             <w:shd w:val="clear" w:color="auto" w:fill="FFFFFF"/>
             <w:vAlign w:val="center"/>
           </w:tcPr>
@@ -4568,7 +4568,7 @@
         </w:tc>
         <w:tc>
           <w:tcPr>
-            <w:tcW w:type="dxa" w:w="3031"/>
+            <w:tcW w:type="dxa" w:w="3102"/>
             <w:shd w:val="clear" w:color="auto" w:fill="FFFFFF"/>
             <w:vAlign w:val="center"/>
           </w:tcPr>
@@ -4591,7 +4591,7 @@
         </w:tc>
         <w:tc>
           <w:tcPr>
-            <w:tcW w:type="dxa" w:w="1215"/>
+            <w:tcW w:type="dxa" w:w="1204"/>
             <w:shd w:val="clear" w:color="auto" w:fill="FFFFFF"/>
             <w:vAlign w:val="center"/>
           </w:tcPr>
@@ -4629,7 +4629,7 @@
         </w:trPr>
         <w:tc>
           <w:tcPr>
-            <w:tcW w:type="dxa" w:w="414"/>
+            <w:tcW w:type="dxa" w:w="413"/>
             <w:shd w:val="clear" w:color="auto" w:fill="F7F9FB"/>
             <w:vAlign w:val="center"/>
           </w:tcPr>
@@ -4653,7 +4653,7 @@
         </w:tc>
         <w:tc>
           <w:tcPr>
-            <w:tcW w:type="dxa" w:w="1585"/>
+            <w:tcW w:type="dxa" w:w="1578"/>
             <w:shd w:val="clear" w:color="auto" w:fill="F7F9FB"/>
             <w:vAlign w:val="center"/>
           </w:tcPr>
@@ -4677,7 +4677,7 @@
         </w:tc>
         <w:tc>
           <w:tcPr>
-            <w:tcW w:type="dxa" w:w="2250"/>
+            <w:tcW w:type="dxa" w:w="2199"/>
             <w:shd w:val="clear" w:color="auto" w:fill="F7F9FB"/>
             <w:vAlign w:val="center"/>
           </w:tcPr>
@@ -4700,7 +4700,7 @@
         </w:tc>
         <w:tc>
           <w:tcPr>
-            <w:tcW w:type="dxa" w:w="3031"/>
+            <w:tcW w:type="dxa" w:w="3102"/>
             <w:shd w:val="clear" w:color="auto" w:fill="F7F9FB"/>
             <w:vAlign w:val="center"/>
           </w:tcPr>
@@ -4723,7 +4723,7 @@
         </w:tc>
         <w:tc>
           <w:tcPr>
-            <w:tcW w:type="dxa" w:w="1215"/>
+            <w:tcW w:type="dxa" w:w="1204"/>
             <w:shd w:val="clear" w:color="auto" w:fill="F7F9FB"/>
             <w:vAlign w:val="center"/>
           </w:tcPr>
@@ -4761,7 +4761,7 @@
         </w:trPr>
         <w:tc>
           <w:tcPr>
-            <w:tcW w:type="dxa" w:w="414"/>
+            <w:tcW w:type="dxa" w:w="413"/>
             <w:shd w:val="clear" w:color="auto" w:fill="FFFFFF"/>
             <w:vAlign w:val="center"/>
           </w:tcPr>
@@ -4785,7 +4785,7 @@
         </w:tc>
         <w:tc>
           <w:tcPr>
-            <w:tcW w:type="dxa" w:w="1585"/>
+            <w:tcW w:type="dxa" w:w="1578"/>
             <w:shd w:val="clear" w:color="auto" w:fill="FFFFFF"/>
             <w:vAlign w:val="center"/>
           </w:tcPr>
@@ -4809,7 +4809,7 @@
         </w:tc>
         <w:tc>
           <w:tcPr>
-            <w:tcW w:type="dxa" w:w="2250"/>
+            <w:tcW w:type="dxa" w:w="2199"/>
             <w:shd w:val="clear" w:color="auto" w:fill="FFFFFF"/>
             <w:vAlign w:val="center"/>
           </w:tcPr>
@@ -4832,7 +4832,7 @@
         </w:tc>
         <w:tc>
           <w:tcPr>
-            <w:tcW w:type="dxa" w:w="3031"/>
+            <w:tcW w:type="dxa" w:w="3102"/>
             <w:shd w:val="clear" w:color="auto" w:fill="FFFFFF"/>
             <w:vAlign w:val="center"/>
           </w:tcPr>
@@ -4855,7 +4855,7 @@
         </w:tc>
         <w:tc>
           <w:tcPr>
-            <w:tcW w:type="dxa" w:w="1215"/>
+            <w:tcW w:type="dxa" w:w="1204"/>
             <w:shd w:val="clear" w:color="auto" w:fill="FFFFFF"/>
             <w:vAlign w:val="center"/>
           </w:tcPr>
@@ -4893,7 +4893,7 @@
         </w:trPr>
         <w:tc>
           <w:tcPr>
-            <w:tcW w:type="dxa" w:w="414"/>
+            <w:tcW w:type="dxa" w:w="413"/>
             <w:shd w:val="clear" w:color="auto" w:fill="F7F9FB"/>
             <w:vAlign w:val="center"/>
           </w:tcPr>
@@ -4917,7 +4917,7 @@
         </w:tc>
         <w:tc>
           <w:tcPr>
-            <w:tcW w:type="dxa" w:w="1585"/>
+            <w:tcW w:type="dxa" w:w="1578"/>
             <w:shd w:val="clear" w:color="auto" w:fill="F7F9FB"/>
             <w:vAlign w:val="center"/>
           </w:tcPr>
@@ -4941,7 +4941,7 @@
         </w:tc>
         <w:tc>
           <w:tcPr>
-            <w:tcW w:type="dxa" w:w="2250"/>
+            <w:tcW w:type="dxa" w:w="2199"/>
             <w:shd w:val="clear" w:color="auto" w:fill="F7F9FB"/>
             <w:vAlign w:val="center"/>
           </w:tcPr>
@@ -4964,7 +4964,7 @@
         </w:tc>
         <w:tc>
           <w:tcPr>
-            <w:tcW w:type="dxa" w:w="3031"/>
+            <w:tcW w:type="dxa" w:w="3102"/>
             <w:shd w:val="clear" w:color="auto" w:fill="F7F9FB"/>
             <w:vAlign w:val="center"/>
           </w:tcPr>
@@ -4987,7 +4987,7 @@
         </w:tc>
         <w:tc>
           <w:tcPr>
-            <w:tcW w:type="dxa" w:w="1215"/>
+            <w:tcW w:type="dxa" w:w="1204"/>
             <w:shd w:val="clear" w:color="auto" w:fill="F7F9FB"/>
             <w:vAlign w:val="center"/>
           </w:tcPr>
@@ -5025,7 +5025,7 @@
         </w:trPr>
         <w:tc>
           <w:tcPr>
-            <w:tcW w:type="dxa" w:w="414"/>
+            <w:tcW w:type="dxa" w:w="413"/>
             <w:shd w:val="clear" w:color="auto" w:fill="FFFFFF"/>
             <w:vAlign w:val="center"/>
           </w:tcPr>
@@ -5049,7 +5049,7 @@
         </w:tc>
         <w:tc>
           <w:tcPr>
-            <w:tcW w:type="dxa" w:w="1585"/>
+            <w:tcW w:type="dxa" w:w="1578"/>
             <w:shd w:val="clear" w:color="auto" w:fill="FFFFFF"/>
             <w:vAlign w:val="center"/>
           </w:tcPr>
@@ -5073,7 +5073,7 @@
         </w:tc>
         <w:tc>
           <w:tcPr>
-            <w:tcW w:type="dxa" w:w="2250"/>
+            <w:tcW w:type="dxa" w:w="2199"/>
             <w:shd w:val="clear" w:color="auto" w:fill="FFFFFF"/>
             <w:vAlign w:val="center"/>
           </w:tcPr>
@@ -5096,7 +5096,7 @@
         </w:tc>
         <w:tc>
           <w:tcPr>
-            <w:tcW w:type="dxa" w:w="3031"/>
+            <w:tcW w:type="dxa" w:w="3102"/>
             <w:shd w:val="clear" w:color="auto" w:fill="FFFFFF"/>
             <w:vAlign w:val="center"/>
           </w:tcPr>
@@ -5119,7 +5119,7 @@
         </w:tc>
         <w:tc>
           <w:tcPr>
-            <w:tcW w:type="dxa" w:w="1215"/>
+            <w:tcW w:type="dxa" w:w="1204"/>
             <w:shd w:val="clear" w:color="auto" w:fill="FFFFFF"/>
             <w:vAlign w:val="center"/>
           </w:tcPr>
@@ -5157,7 +5157,7 @@
         </w:trPr>
         <w:tc>
           <w:tcPr>
-            <w:tcW w:type="dxa" w:w="414"/>
+            <w:tcW w:type="dxa" w:w="413"/>
             <w:shd w:val="clear" w:color="auto" w:fill="F7F9FB"/>
             <w:vAlign w:val="center"/>
           </w:tcPr>
@@ -5181,7 +5181,7 @@
         </w:tc>
         <w:tc>
           <w:tcPr>
-            <w:tcW w:type="dxa" w:w="1585"/>
+            <w:tcW w:type="dxa" w:w="1578"/>
             <w:shd w:val="clear" w:color="auto" w:fill="F7F9FB"/>
             <w:vAlign w:val="center"/>
           </w:tcPr>
@@ -5205,7 +5205,7 @@
         </w:tc>
         <w:tc>
           <w:tcPr>
-            <w:tcW w:type="dxa" w:w="2250"/>
+            <w:tcW w:type="dxa" w:w="2199"/>
             <w:shd w:val="clear" w:color="auto" w:fill="F7F9FB"/>
             <w:vAlign w:val="center"/>
           </w:tcPr>
@@ -5228,7 +5228,7 @@
         </w:tc>
         <w:tc>
           <w:tcPr>
-            <w:tcW w:type="dxa" w:w="3031"/>
+            <w:tcW w:type="dxa" w:w="3102"/>
             <w:shd w:val="clear" w:color="auto" w:fill="F7F9FB"/>
             <w:vAlign w:val="center"/>
           </w:tcPr>
@@ -5251,7 +5251,7 @@
         </w:tc>
         <w:tc>
           <w:tcPr>
-            <w:tcW w:type="dxa" w:w="1215"/>
+            <w:tcW w:type="dxa" w:w="1204"/>
             <w:shd w:val="clear" w:color="auto" w:fill="F7F9FB"/>
             <w:vAlign w:val="center"/>
           </w:tcPr>
@@ -5289,7 +5289,7 @@
         </w:trPr>
         <w:tc>
           <w:tcPr>
-            <w:tcW w:type="dxa" w:w="414"/>
+            <w:tcW w:type="dxa" w:w="413"/>
             <w:shd w:val="clear" w:color="auto" w:fill="FFFFFF"/>
             <w:vAlign w:val="center"/>
           </w:tcPr>
@@ -5313,7 +5313,7 @@
         </w:tc>
         <w:tc>
           <w:tcPr>
-            <w:tcW w:type="dxa" w:w="1585"/>
+            <w:tcW w:type="dxa" w:w="1578"/>
             <w:shd w:val="clear" w:color="auto" w:fill="FFFFFF"/>
             <w:vAlign w:val="center"/>
           </w:tcPr>
@@ -5337,7 +5337,7 @@
         </w:tc>
         <w:tc>
           <w:tcPr>
-            <w:tcW w:type="dxa" w:w="2250"/>
+            <w:tcW w:type="dxa" w:w="2199"/>
             <w:shd w:val="clear" w:color="auto" w:fill="FFFFFF"/>
             <w:vAlign w:val="center"/>
           </w:tcPr>
@@ -5360,7 +5360,7 @@
         </w:tc>
         <w:tc>
           <w:tcPr>
-            <w:tcW w:type="dxa" w:w="3031"/>
+            <w:tcW w:type="dxa" w:w="3102"/>
             <w:shd w:val="clear" w:color="auto" w:fill="FFFFFF"/>
             <w:vAlign w:val="center"/>
           </w:tcPr>
@@ -5383,7 +5383,7 @@
         </w:tc>
         <w:tc>
           <w:tcPr>
-            <w:tcW w:type="dxa" w:w="1215"/>
+            <w:tcW w:type="dxa" w:w="1204"/>
             <w:shd w:val="clear" w:color="auto" w:fill="FFFFFF"/>
             <w:vAlign w:val="center"/>
           </w:tcPr>
@@ -5421,7 +5421,7 @@
         </w:trPr>
         <w:tc>
           <w:tcPr>
-            <w:tcW w:type="dxa" w:w="414"/>
+            <w:tcW w:type="dxa" w:w="413"/>
             <w:shd w:val="clear" w:color="auto" w:fill="F7F9FB"/>
             <w:vAlign w:val="center"/>
           </w:tcPr>
@@ -5445,7 +5445,7 @@
         </w:tc>
         <w:tc>
           <w:tcPr>
-            <w:tcW w:type="dxa" w:w="1585"/>
+            <w:tcW w:type="dxa" w:w="1578"/>
             <w:shd w:val="clear" w:color="auto" w:fill="F7F9FB"/>
             <w:vAlign w:val="center"/>
           </w:tcPr>
@@ -5469,7 +5469,7 @@
         </w:tc>
         <w:tc>
           <w:tcPr>
-            <w:tcW w:type="dxa" w:w="2250"/>
+            <w:tcW w:type="dxa" w:w="2199"/>
             <w:shd w:val="clear" w:color="auto" w:fill="F7F9FB"/>
             <w:vAlign w:val="center"/>
           </w:tcPr>
@@ -5492,7 +5492,7 @@
         </w:tc>
         <w:tc>
           <w:tcPr>
-            <w:tcW w:type="dxa" w:w="3031"/>
+            <w:tcW w:type="dxa" w:w="3102"/>
             <w:shd w:val="clear" w:color="auto" w:fill="F7F9FB"/>
             <w:vAlign w:val="center"/>
           </w:tcPr>
@@ -5515,7 +5515,7 @@
         </w:tc>
         <w:tc>
           <w:tcPr>
-            <w:tcW w:type="dxa" w:w="1215"/>
+            <w:tcW w:type="dxa" w:w="1204"/>
             <w:shd w:val="clear" w:color="auto" w:fill="F7F9FB"/>
             <w:vAlign w:val="center"/>
           </w:tcPr>
@@ -5553,7 +5553,7 @@
         </w:trPr>
         <w:tc>
           <w:tcPr>
-            <w:tcW w:type="dxa" w:w="414"/>
+            <w:tcW w:type="dxa" w:w="413"/>
             <w:shd w:val="clear" w:color="auto" w:fill="FFFFFF"/>
             <w:vAlign w:val="center"/>
           </w:tcPr>
@@ -5577,7 +5577,7 @@
         </w:tc>
         <w:tc>
           <w:tcPr>
-            <w:tcW w:type="dxa" w:w="1585"/>
+            <w:tcW w:type="dxa" w:w="1578"/>
             <w:shd w:val="clear" w:color="auto" w:fill="FFFFFF"/>
             <w:vAlign w:val="center"/>
           </w:tcPr>
@@ -5601,7 +5601,7 @@
         </w:tc>
         <w:tc>
           <w:tcPr>
-            <w:tcW w:type="dxa" w:w="2250"/>
+            <w:tcW w:type="dxa" w:w="2199"/>
             <w:shd w:val="clear" w:color="auto" w:fill="FFFFFF"/>
             <w:vAlign w:val="center"/>
           </w:tcPr>
@@ -5624,7 +5624,7 @@
         </w:tc>
         <w:tc>
           <w:tcPr>
-            <w:tcW w:type="dxa" w:w="3031"/>
+            <w:tcW w:type="dxa" w:w="3102"/>
             <w:shd w:val="clear" w:color="auto" w:fill="FFFFFF"/>
             <w:vAlign w:val="center"/>
           </w:tcPr>
@@ -5647,7 +5647,7 @@
         </w:tc>
         <w:tc>
           <w:tcPr>
-            <w:tcW w:type="dxa" w:w="1215"/>
+            <w:tcW w:type="dxa" w:w="1204"/>
             <w:shd w:val="clear" w:color="auto" w:fill="FFFFFF"/>
             <w:vAlign w:val="center"/>
           </w:tcPr>
@@ -5675,12 +5675,144 @@
         </w:trPr>
         <w:tc>
           <w:tcPr>
-            <w:tcW w:type="dxa" w:w="414"/>
+            <w:tcW w:type="dxa" w:w="413"/>
             <w:shd w:val="clear" w:color="auto" w:fill="F7F9FB"/>
             <w:vAlign w:val="center"/>
           </w:tcPr>
           <w:p>
             <w:pPr>
+              <w:keepNext/>
+              <w:spacing w:after="0"/>
+              <w:jc w:val="center"/>
+            </w:pPr>
+            <w:r>
+              <w:rPr>
+                <w:rFonts w:ascii="Calibri" w:hAnsi="Calibri"/>
+                <w:b/>
+                <w:i w:val="0"/>
+                <w:color w:val="222222"/>
+                <w:sz w:val="20"/>
+              </w:rPr>
+              <w:t>42</w:t>
+            </w:r>
+          </w:p>
+        </w:tc>
+        <w:tc>
+          <w:tcPr>
+            <w:tcW w:type="dxa" w:w="1578"/>
+            <w:shd w:val="clear" w:color="auto" w:fill="F7F9FB"/>
+            <w:vAlign w:val="center"/>
+          </w:tcPr>
+          <w:p>
+            <w:pPr>
+              <w:keepNext/>
+              <w:spacing w:after="0"/>
+              <w:jc w:val="center"/>
+            </w:pPr>
+            <w:r>
+              <w:rPr>
+                <w:rFonts w:ascii="Calibri" w:hAnsi="Calibri"/>
+                <w:b w:val="0"/>
+                <w:i w:val="0"/>
+                <w:color w:val="222222"/>
+                <w:sz w:val="20"/>
+              </w:rPr>
+              <w:t>2026-10-26</w:t>
+            </w:r>
+          </w:p>
+        </w:tc>
+        <w:tc>
+          <w:tcPr>
+            <w:tcW w:type="dxa" w:w="2199"/>
+            <w:shd w:val="clear" w:color="auto" w:fill="F7F9FB"/>
+            <w:vAlign w:val="center"/>
+          </w:tcPr>
+          <w:p>
+            <w:pPr>
+              <w:keepNext/>
+              <w:spacing w:after="0"/>
+            </w:pPr>
+            <w:r>
+              <w:rPr>
+                <w:rFonts w:ascii="Calibri" w:hAnsi="Calibri"/>
+                <w:b w:val="0"/>
+                <w:i w:val="0"/>
+                <w:color w:val="222222"/>
+                <w:sz w:val="20"/>
+              </w:rPr>
+              <w:t>Real ToxCast vehicle wells: noise floors, wells needed, and the twin against unseen positive controls</w:t>
+            </w:r>
+          </w:p>
+        </w:tc>
+        <w:tc>
+          <w:tcPr>
+            <w:tcW w:type="dxa" w:w="3102"/>
+            <w:shd w:val="clear" w:color="auto" w:fill="F7F9FB"/>
+            <w:vAlign w:val="center"/>
+          </w:tcPr>
+          <w:p>
+            <w:pPr>
+              <w:keepNext/>
+              <w:spacing w:after="0"/>
+            </w:pPr>
+            <w:r>
+              <w:rPr>
+                <w:rFonts w:ascii="Calibri" w:hAnsi="Calibri"/>
+                <w:b w:val="0"/>
+                <w:i w:val="0"/>
+                <w:color w:val="222222"/>
+                <w:sz w:val="20"/>
+              </w:rPr>
+              <w:t>new real-data results, both registered; twin 12 of 12 directions, no better than a firing-rate rule</w:t>
+            </w:r>
+          </w:p>
+        </w:tc>
+        <w:tc>
+          <w:tcPr>
+            <w:tcW w:type="dxa" w:w="1204"/>
+            <w:shd w:val="clear" w:color="auto" w:fill="F7F9FB"/>
+            <w:vAlign w:val="center"/>
+          </w:tcPr>
+          <w:p>
+            <w:pPr>
+              <w:keepNext/>
+              <w:spacing w:after="0"/>
+            </w:pPr>
+            <w:r>
+              <w:rPr>
+                <w:rFonts w:ascii="Consolas" w:hAnsi="Consolas"/>
+                <w:b w:val="0"/>
+                <w:i w:val="0"/>
+                <w:color w:val="222222"/>
+                <w:sz w:val="18"/>
+              </w:rPr>
+              <w:t>cf90872</w:t>
+            </w:r>
+            <w:r>
+              <w:rPr>
+                <w:rFonts w:ascii="Calibri" w:hAnsi="Calibri"/>
+                <w:b w:val="0"/>
+                <w:i w:val="0"/>
+                <w:color w:val="222222"/>
+                <w:sz w:val="20"/>
+              </w:rPr>
+              <w:t xml:space="preserve"> … this branch</w:t>
+            </w:r>
+          </w:p>
+        </w:tc>
+      </w:tr>
+      <w:tr>
+        <w:trPr>
+          <w:cantSplit/>
+        </w:trPr>
+        <w:tc>
+          <w:tcPr>
+            <w:tcW w:type="dxa" w:w="413"/>
+            <w:shd w:val="clear" w:color="auto" w:fill="FFFFFF"/>
+            <w:vAlign w:val="center"/>
+          </w:tcPr>
+          <w:p>
+            <w:pPr>
               <w:keepNext w:val="0"/>
               <w:spacing w:after="0"/>
               <w:jc w:val="center"/>
@@ -5693,14 +5825,14 @@
                 <w:color w:val="222222"/>
                 <w:sz w:val="20"/>
               </w:rPr>
-              <w:t>42</w:t>
-            </w:r>
-          </w:p>
-        </w:tc>
-        <w:tc>
-          <w:tcPr>
-            <w:tcW w:type="dxa" w:w="1585"/>
-            <w:shd w:val="clear" w:color="auto" w:fill="F7F9FB"/>
+              <w:t>45</w:t>
+            </w:r>
+          </w:p>
+        </w:tc>
+        <w:tc>
+          <w:tcPr>
+            <w:tcW w:type="dxa" w:w="1578"/>
+            <w:shd w:val="clear" w:color="auto" w:fill="FFFFFF"/>
             <w:vAlign w:val="center"/>
           </w:tcPr>
           <w:p>
@@ -5717,14 +5849,14 @@
                 <w:color w:val="222222"/>
                 <w:sz w:val="20"/>
               </w:rPr>
-              <w:t>2026-10-26</w:t>
-            </w:r>
-          </w:p>
-        </w:tc>
-        <w:tc>
-          <w:tcPr>
-            <w:tcW w:type="dxa" w:w="2250"/>
-            <w:shd w:val="clear" w:color="auto" w:fill="F7F9FB"/>
+              <w:t>2026-10-27/28</w:t>
+            </w:r>
+          </w:p>
+        </w:tc>
+        <w:tc>
+          <w:tcPr>
+            <w:tcW w:type="dxa" w:w="2199"/>
+            <w:shd w:val="clear" w:color="auto" w:fill="FFFFFF"/>
             <w:vAlign w:val="center"/>
           </w:tcPr>
           <w:p>
@@ -5740,14 +5872,14 @@
                 <w:color w:val="222222"/>
                 <w:sz w:val="20"/>
               </w:rPr>
-              <w:t>Real ToxCast vehicle wells: noise floors, wells needed, and the twin against unseen positive controls</w:t>
-            </w:r>
-          </w:p>
-        </w:tc>
-        <w:tc>
-          <w:tcPr>
-            <w:tcW w:type="dxa" w:w="3031"/>
-            <w:shd w:val="clear" w:color="auto" w:fill="F7F9FB"/>
+              <w:t>The twin's inverse model recalibrated: 5.8x the simulations and a five-flow ensemble (D31)</w:t>
+            </w:r>
+          </w:p>
+        </w:tc>
+        <w:tc>
+          <w:tcPr>
+            <w:tcW w:type="dxa" w:w="3102"/>
+            <w:shd w:val="clear" w:color="auto" w:fill="FFFFFF"/>
             <w:vAlign w:val="center"/>
           </w:tcPr>
           <w:p>
@@ -5763,14 +5895,34 @@
                 <w:color w:val="222222"/>
                 <w:sz w:val="20"/>
               </w:rPr>
-              <w:t>new real-data results, both registered; twin 12 of 12 directions, no better than a firing-rate rule</w:t>
-            </w:r>
-          </w:p>
-        </w:tc>
-        <w:tc>
-          <w:tcPr>
-            <w:tcW w:type="dxa" w:w="1215"/>
-            <w:shd w:val="clear" w:color="auto" w:fill="F7F9FB"/>
+              <w:t xml:space="preserve">2 of 7 registered predictions pass; on fresh simulations the round-1 model fails all five parameters; the ensemble passes only </w:t>
+            </w:r>
+            <w:r>
+              <w:rPr>
+                <w:rFonts w:ascii="Consolas" w:hAnsi="Consolas"/>
+                <w:b w:val="0"/>
+                <w:i w:val="0"/>
+                <w:color w:val="222222"/>
+                <w:sz w:val="18"/>
+              </w:rPr>
+              <w:t>threshold_scale</w:t>
+            </w:r>
+            <w:r>
+              <w:rPr>
+                <w:rFonts w:ascii="Calibri" w:hAnsi="Calibri"/>
+                <w:b w:val="0"/>
+                <w:i w:val="0"/>
+                <w:color w:val="222222"/>
+                <w:sz w:val="20"/>
+              </w:rPr>
+              <w:t xml:space="preserve"> under the registered rule</w:t>
+            </w:r>
+          </w:p>
+        </w:tc>
+        <w:tc>
+          <w:tcPr>
+            <w:tcW w:type="dxa" w:w="1204"/>
+            <w:shd w:val="clear" w:color="auto" w:fill="FFFFFF"/>
             <w:vAlign w:val="center"/>
           </w:tcPr>
           <w:p>
@@ -5786,7 +5938,7 @@
                 <w:color w:val="222222"/>
                 <w:sz w:val="18"/>
               </w:rPr>
-              <w:t>cf90872</w:t>
+              <w:t>0bc29aa</w:t>
             </w:r>
             <w:r>
               <w:rPr>
@@ -16194,6 +16346,600 @@
           <w:sz w:val="19"/>
         </w:rPr>
         <w:t>outputs/tables/toxcast_wells_needed.md</w:t>
+      </w:r>
+      <w:r>
+        <w:rPr>
+          <w:rFonts w:ascii="Calibri" w:hAnsi="Calibri"/>
+          <w:b w:val="0"/>
+          <w:i w:val="0"/>
+          <w:color w:val="222222"/>
+          <w:sz w:val="21"/>
+        </w:rPr>
+        <w:t>.</w:t>
+      </w:r>
+    </w:p>
+    <w:p>
+      <w:pPr>
+        <w:keepNext/>
+        <w:spacing w:before="240" w:after="60"/>
+      </w:pPr>
+      <w:r>
+        <w:rPr>
+          <w:rFonts w:ascii="Calibri" w:hAnsi="Calibri"/>
+          <w:b/>
+          <w:i w:val="0"/>
+          <w:color w:val="1F4E79"/>
+          <w:sz w:val="23"/>
+        </w:rPr>
+        <w:t>45. The inverse model, recalibrated: sharper, still over-confident</w:t>
+      </w:r>
+    </w:p>
+    <w:p>
+      <w:pPr>
+        <w:spacing w:after="120"/>
+      </w:pPr>
+      <w:r>
+        <w:rPr>
+          <w:rFonts w:ascii="Calibri" w:hAnsi="Calibri"/>
+          <w:b/>
+          <w:i w:val="0"/>
+          <w:color w:val="156082"/>
+          <w:sz w:val="21"/>
+        </w:rPr>
+        <w:t>Slide message:</w:t>
+      </w:r>
+      <w:r>
+        <w:rPr>
+          <w:rFonts w:ascii="Calibri" w:hAnsi="Calibri"/>
+          <w:b w:val="0"/>
+          <w:i w:val="0"/>
+          <w:color w:val="222222"/>
+          <w:sz w:val="21"/>
+        </w:rPr>
+        <w:t xml:space="preserve"> </w:t>
+      </w:r>
+      <w:r>
+        <w:rPr>
+          <w:rFonts w:ascii="Calibri" w:hAnsi="Calibri"/>
+          <w:b w:val="0"/>
+          <w:i/>
+          <w:color w:val="222222"/>
+          <w:sz w:val="21"/>
+        </w:rPr>
+        <w:t>On 1,000 fresh simulations, the round-1 inverse model is over-confident on all five parameters; five times the simulations and a five-flow ensemble keep its sharpness and move it toward calibration, but only the excitability parameter passes the registered checks.</w:t>
+      </w:r>
+    </w:p>
+    <w:p>
+      <w:pPr>
+        <w:spacing w:after="120"/>
+        <w:ind w:left="432" w:hanging="259"/>
+      </w:pPr>
+      <w:r>
+        <w:rPr>
+          <w:rFonts w:ascii="Calibri" w:hAnsi="Calibri"/>
+          <w:b w:val="0"/>
+          <w:i w:val="0"/>
+          <w:color w:val="222222"/>
+          <w:sz w:val="21"/>
+        </w:rPr>
+        <w:t>•</w:t>
+        <w:tab/>
+      </w:r>
+      <w:r>
+        <w:rPr>
+          <w:rFonts w:ascii="Calibri" w:hAnsi="Calibri"/>
+          <w:b/>
+          <w:i w:val="0"/>
+          <w:color w:val="156082"/>
+          <w:sz w:val="21"/>
+        </w:rPr>
+        <w:t>What changed.</w:t>
+      </w:r>
+      <w:r>
+        <w:rPr>
+          <w:rFonts w:ascii="Calibri" w:hAnsi="Calibri"/>
+          <w:b w:val="0"/>
+          <w:i w:val="0"/>
+          <w:color w:val="222222"/>
+          <w:sz w:val="21"/>
+        </w:rPr>
+        <w:t xml:space="preserve"> A registered test (decision D31, </w:t>
+      </w:r>
+      <w:r>
+        <w:rPr>
+          <w:rFonts w:ascii="Consolas" w:hAnsi="Consolas"/>
+          <w:b w:val="0"/>
+          <w:i w:val="0"/>
+          <w:color w:val="222222"/>
+          <w:sz w:val="19"/>
+        </w:rPr>
+        <w:t>preregistration/twin_inference_recalibration.json</w:t>
+      </w:r>
+      <w:r>
+        <w:rPr>
+          <w:rFonts w:ascii="Calibri" w:hAnsi="Calibri"/>
+          <w:b w:val="0"/>
+          <w:i w:val="0"/>
+          <w:color w:val="222222"/>
+          <w:sz w:val="21"/>
+        </w:rPr>
+        <w:t xml:space="preserve">, committed before any new simulation) of two remedies for the two parameters the round-1 posterior failed: the same flow retrained on a larger pool, and an equal-weight ensemble of five flows. 12,750 fresh training simulations finished before the registered 05:00 cut (pool 15,750), plus 1,000 fresh held-out runs. </w:t>
+      </w:r>
+      <w:r>
+        <w:rPr>
+          <w:rFonts w:ascii="Consolas" w:hAnsi="Consolas"/>
+          <w:b w:val="0"/>
+          <w:i w:val="0"/>
+          <w:color w:val="222222"/>
+          <w:sz w:val="19"/>
+        </w:rPr>
+        <w:t>src/neuromps/twin/recalibration.py</w:t>
+      </w:r>
+      <w:r>
+        <w:rPr>
+          <w:rFonts w:ascii="Calibri" w:hAnsi="Calibri"/>
+          <w:b w:val="0"/>
+          <w:i w:val="0"/>
+          <w:color w:val="222222"/>
+          <w:sz w:val="21"/>
+        </w:rPr>
+        <w:t xml:space="preserve"> (seeds, chunked simulation, coverage), </w:t>
+      </w:r>
+      <w:r>
+        <w:rPr>
+          <w:rFonts w:ascii="Consolas" w:hAnsi="Consolas"/>
+          <w:b w:val="0"/>
+          <w:i w:val="0"/>
+          <w:color w:val="222222"/>
+          <w:sz w:val="19"/>
+        </w:rPr>
+        <w:t>src/neuromps/twin/recalibration_run.py</w:t>
+      </w:r>
+      <w:r>
+        <w:rPr>
+          <w:rFonts w:ascii="Calibri" w:hAnsi="Calibri"/>
+          <w:b w:val="0"/>
+          <w:i w:val="0"/>
+          <w:color w:val="222222"/>
+          <w:sz w:val="21"/>
+        </w:rPr>
+        <w:t xml:space="preserve"> (training, evaluation, scoring), a step in </w:t>
+      </w:r>
+      <w:r>
+        <w:rPr>
+          <w:rFonts w:ascii="Consolas" w:hAnsi="Consolas"/>
+          <w:b w:val="0"/>
+          <w:i w:val="0"/>
+          <w:color w:val="222222"/>
+          <w:sz w:val="19"/>
+        </w:rPr>
+        <w:t>run_all.py</w:t>
+      </w:r>
+      <w:r>
+        <w:rPr>
+          <w:rFonts w:ascii="Calibri" w:hAnsi="Calibri"/>
+          <w:b w:val="0"/>
+          <w:i w:val="0"/>
+          <w:color w:val="222222"/>
+          <w:sz w:val="21"/>
+        </w:rPr>
+        <w:t>'s twin stage. The round-1 result and code path are unchanged.</w:t>
+      </w:r>
+    </w:p>
+    <w:p>
+      <w:pPr>
+        <w:spacing w:after="120"/>
+        <w:ind w:left="432" w:hanging="259"/>
+      </w:pPr>
+      <w:r>
+        <w:rPr>
+          <w:rFonts w:ascii="Calibri" w:hAnsi="Calibri"/>
+          <w:b w:val="0"/>
+          <w:i w:val="0"/>
+          <w:color w:val="222222"/>
+          <w:sz w:val="21"/>
+        </w:rPr>
+        <w:t>•</w:t>
+        <w:tab/>
+      </w:r>
+      <w:r>
+        <w:rPr>
+          <w:rFonts w:ascii="Calibri" w:hAnsi="Calibri"/>
+          <w:b/>
+          <w:i w:val="0"/>
+          <w:color w:val="156082"/>
+          <w:sz w:val="21"/>
+        </w:rPr>
+        <w:t>Why.</w:t>
+      </w:r>
+      <w:r>
+        <w:rPr>
+          <w:rFonts w:ascii="Calibri" w:hAnsi="Calibri"/>
+          <w:b w:val="0"/>
+          <w:i w:val="0"/>
+          <w:color w:val="222222"/>
+          <w:sz w:val="21"/>
+        </w:rPr>
+        <w:t xml:space="preserve"> The inverse-model slide withholds two of five parameters; whether that is a limit of the simulation budget or of the estimator decides what to try next.</w:t>
+      </w:r>
+    </w:p>
+    <w:p>
+      <w:pPr>
+        <w:spacing w:after="120"/>
+        <w:ind w:left="432" w:hanging="259"/>
+      </w:pPr>
+      <w:r>
+        <w:rPr>
+          <w:rFonts w:ascii="Calibri" w:hAnsi="Calibri"/>
+          <w:b w:val="0"/>
+          <w:i w:val="0"/>
+          <w:color w:val="222222"/>
+          <w:sz w:val="21"/>
+        </w:rPr>
+        <w:t>•</w:t>
+        <w:tab/>
+      </w:r>
+      <w:r>
+        <w:rPr>
+          <w:rFonts w:ascii="Calibri" w:hAnsi="Calibri"/>
+          <w:b/>
+          <w:i w:val="0"/>
+          <w:color w:val="156082"/>
+          <w:sz w:val="21"/>
+        </w:rPr>
+        <w:t>Effect.</w:t>
+      </w:r>
+      <w:r>
+        <w:rPr>
+          <w:rFonts w:ascii="Calibri" w:hAnsi="Calibri"/>
+          <w:b w:val="0"/>
+          <w:i w:val="0"/>
+          <w:color w:val="222222"/>
+          <w:sz w:val="21"/>
+        </w:rPr>
+        <w:t xml:space="preserve"> 2 of 7 registered predictions pass.</w:t>
+      </w:r>
+    </w:p>
+    <w:p>
+      <w:pPr>
+        <w:spacing w:after="120"/>
+        <w:ind w:left="432" w:hanging="259"/>
+      </w:pPr>
+      <w:r>
+        <w:rPr>
+          <w:rFonts w:ascii="Calibri" w:hAnsi="Calibri"/>
+          <w:b w:val="0"/>
+          <w:i w:val="0"/>
+          <w:color w:val="222222"/>
+          <w:sz w:val="21"/>
+        </w:rPr>
+        <w:t>•</w:t>
+        <w:tab/>
+      </w:r>
+      <w:r>
+        <w:rPr>
+          <w:rFonts w:ascii="Calibri" w:hAnsi="Calibri"/>
+          <w:b w:val="0"/>
+          <w:i w:val="0"/>
+          <w:color w:val="222222"/>
+          <w:sz w:val="21"/>
+        </w:rPr>
+        <w:t>The round-1 failure replicates, and widens: on fresh simulations the round-1 flow fails all five parameters (</w:t>
+      </w:r>
+      <w:r>
+        <w:rPr>
+          <w:rFonts w:ascii="Consolas" w:hAnsi="Consolas"/>
+          <w:b w:val="0"/>
+          <w:i w:val="0"/>
+          <w:color w:val="222222"/>
+          <w:sz w:val="19"/>
+        </w:rPr>
+        <w:t>inter_in_degree</w:t>
+      </w:r>
+      <w:r>
+        <w:rPr>
+          <w:rFonts w:ascii="Calibri" w:hAnsi="Calibri"/>
+          <w:b w:val="0"/>
+          <w:i w:val="0"/>
+          <w:color w:val="222222"/>
+          <w:sz w:val="21"/>
+        </w:rPr>
+        <w:t xml:space="preserve"> p = 0.0001). Post hoc checks rule out a changed simulator (6 of 6 of its runs re-simulate identically) and the evaluation code (on its own held-out set it reproduces the round-1 passes, while its 50% intervals cover only 0.3933 to 0.47).</w:t>
+      </w:r>
+    </w:p>
+    <w:p>
+      <w:pPr>
+        <w:spacing w:after="120"/>
+        <w:ind w:left="432" w:hanging="259"/>
+      </w:pPr>
+      <w:r>
+        <w:rPr>
+          <w:rFonts w:ascii="Calibri" w:hAnsi="Calibri"/>
+          <w:b w:val="0"/>
+          <w:i w:val="0"/>
+          <w:color w:val="222222"/>
+          <w:sz w:val="21"/>
+        </w:rPr>
+        <w:t>•</w:t>
+        <w:tab/>
+      </w:r>
+      <w:r>
+        <w:rPr>
+          <w:rFonts w:ascii="Calibri" w:hAnsi="Calibri"/>
+          <w:b w:val="0"/>
+          <w:i w:val="0"/>
+          <w:color w:val="222222"/>
+          <w:sz w:val="21"/>
+        </w:rPr>
+        <w:t xml:space="preserve">The ensemble keeps contraction (passes; </w:t>
+      </w:r>
+      <w:r>
+        <w:rPr>
+          <w:rFonts w:ascii="Consolas" w:hAnsi="Consolas"/>
+          <w:b w:val="0"/>
+          <w:i w:val="0"/>
+          <w:color w:val="222222"/>
+          <w:sz w:val="19"/>
+        </w:rPr>
+        <w:t>threshold_scale</w:t>
+      </w:r>
+      <w:r>
+        <w:rPr>
+          <w:rFonts w:ascii="Calibri" w:hAnsi="Calibri"/>
+          <w:b w:val="0"/>
+          <w:i w:val="0"/>
+          <w:color w:val="222222"/>
+          <w:sz w:val="21"/>
+        </w:rPr>
+        <w:t xml:space="preserve"> 0.742) but fails </w:t>
+      </w:r>
+      <w:r>
+        <w:rPr>
+          <w:rFonts w:ascii="Consolas" w:hAnsi="Consolas"/>
+          <w:b w:val="0"/>
+          <w:i w:val="0"/>
+          <w:color w:val="222222"/>
+          <w:sz w:val="19"/>
+        </w:rPr>
+        <w:t>inter_in_degree</w:t>
+      </w:r>
+      <w:r>
+        <w:rPr>
+          <w:rFonts w:ascii="Calibri" w:hAnsi="Calibri"/>
+          <w:b w:val="0"/>
+          <w:i w:val="0"/>
+          <w:color w:val="222222"/>
+          <w:sz w:val="21"/>
+        </w:rPr>
+        <w:t xml:space="preserve"> on the 300-run test (p = 0.0056), is over-confident for four parameters by coverage, fails four of five on all 1,000 runs, and costs 1.953 s per posterior against the registered 1 s.</w:t>
+      </w:r>
+    </w:p>
+    <w:p>
+      <w:pPr>
+        <w:spacing w:after="120"/>
+        <w:ind w:left="432" w:hanging="259"/>
+      </w:pPr>
+      <w:r>
+        <w:rPr>
+          <w:rFonts w:ascii="Calibri" w:hAnsi="Calibri"/>
+          <w:b w:val="0"/>
+          <w:i w:val="0"/>
+          <w:color w:val="222222"/>
+          <w:sz w:val="21"/>
+        </w:rPr>
+        <w:t>•</w:t>
+        <w:tab/>
+      </w:r>
+      <w:r>
+        <w:rPr>
+          <w:rFonts w:ascii="Calibri" w:hAnsi="Calibri"/>
+          <w:b w:val="0"/>
+          <w:i w:val="0"/>
+          <w:color w:val="222222"/>
+          <w:sz w:val="21"/>
+        </w:rPr>
+        <w:t>Budget alone fixes neither failing parameter (</w:t>
+      </w:r>
+      <w:r>
+        <w:rPr>
+          <w:rFonts w:ascii="Consolas" w:hAnsi="Consolas"/>
+          <w:b w:val="0"/>
+          <w:i w:val="0"/>
+          <w:color w:val="222222"/>
+          <w:sz w:val="19"/>
+        </w:rPr>
+        <w:t>gabaa_scale</w:t>
+      </w:r>
+      <w:r>
+        <w:rPr>
+          <w:rFonts w:ascii="Calibri" w:hAnsi="Calibri"/>
+          <w:b w:val="0"/>
+          <w:i w:val="0"/>
+          <w:color w:val="222222"/>
+          <w:sz w:val="21"/>
+        </w:rPr>
+        <w:t xml:space="preserve"> p = 0.0025).</w:t>
+      </w:r>
+    </w:p>
+    <w:p>
+      <w:pPr>
+        <w:spacing w:after="120"/>
+        <w:ind w:left="432" w:hanging="259"/>
+      </w:pPr>
+      <w:r>
+        <w:rPr>
+          <w:rFonts w:ascii="Calibri" w:hAnsi="Calibri"/>
+          <w:b w:val="0"/>
+          <w:i w:val="0"/>
+          <w:color w:val="222222"/>
+          <w:sz w:val="21"/>
+        </w:rPr>
+        <w:t>•</w:t>
+        <w:tab/>
+      </w:r>
+      <w:r>
+        <w:rPr>
+          <w:rFonts w:ascii="Calibri" w:hAnsi="Calibri"/>
+          <w:b w:val="0"/>
+          <w:i w:val="0"/>
+          <w:color w:val="222222"/>
+          <w:sz w:val="21"/>
+        </w:rPr>
+        <w:t xml:space="preserve">The check near the real recordings fails on </w:t>
+      </w:r>
+      <w:r>
+        <w:rPr>
+          <w:rFonts w:ascii="Consolas" w:hAnsi="Consolas"/>
+          <w:b w:val="0"/>
+          <w:i w:val="0"/>
+          <w:color w:val="222222"/>
+          <w:sz w:val="19"/>
+        </w:rPr>
+        <w:t>ampa_scale</w:t>
+      </w:r>
+      <w:r>
+        <w:rPr>
+          <w:rFonts w:ascii="Calibri" w:hAnsi="Calibri"/>
+          <w:b w:val="0"/>
+          <w:i w:val="0"/>
+          <w:color w:val="222222"/>
+          <w:sz w:val="21"/>
+        </w:rPr>
+        <w:t xml:space="preserve"> (p = 0.0121).</w:t>
+      </w:r>
+    </w:p>
+    <w:p>
+      <w:pPr>
+        <w:spacing w:after="120"/>
+        <w:ind w:left="432" w:hanging="259"/>
+      </w:pPr>
+      <w:r>
+        <w:rPr>
+          <w:rFonts w:ascii="Calibri" w:hAnsi="Calibri"/>
+          <w:b w:val="0"/>
+          <w:i w:val="0"/>
+          <w:color w:val="222222"/>
+          <w:sz w:val="21"/>
+        </w:rPr>
+        <w:t>•</w:t>
+        <w:tab/>
+      </w:r>
+      <w:r>
+        <w:rPr>
+          <w:rFonts w:ascii="Calibri" w:hAnsi="Calibri"/>
+          <w:b w:val="0"/>
+          <w:i w:val="0"/>
+          <w:color w:val="222222"/>
+          <w:sz w:val="21"/>
+        </w:rPr>
+        <w:t xml:space="preserve">Under the registered adoption rule the slide may quote </w:t>
+      </w:r>
+      <w:r>
+        <w:rPr>
+          <w:rFonts w:ascii="Consolas" w:hAnsi="Consolas"/>
+          <w:b w:val="0"/>
+          <w:i w:val="0"/>
+          <w:color w:val="222222"/>
+          <w:sz w:val="19"/>
+        </w:rPr>
+        <w:t>threshold_scale</w:t>
+      </w:r>
+      <w:r>
+        <w:rPr>
+          <w:rFonts w:ascii="Calibri" w:hAnsi="Calibri"/>
+          <w:b w:val="0"/>
+          <w:i w:val="0"/>
+          <w:color w:val="222222"/>
+          <w:sz w:val="21"/>
+        </w:rPr>
+        <w:t xml:space="preserve"> from the ensemble, and nothing else.</w:t>
+      </w:r>
+    </w:p>
+    <w:p>
+      <w:pPr>
+        <w:spacing w:after="120"/>
+        <w:ind w:left="432" w:hanging="259"/>
+      </w:pPr>
+      <w:r>
+        <w:rPr>
+          <w:rFonts w:ascii="Calibri" w:hAnsi="Calibri"/>
+          <w:b w:val="0"/>
+          <w:i w:val="0"/>
+          <w:color w:val="222222"/>
+          <w:sz w:val="21"/>
+        </w:rPr>
+        <w:t>•</w:t>
+        <w:tab/>
+      </w:r>
+      <w:r>
+        <w:rPr>
+          <w:rFonts w:ascii="Calibri" w:hAnsi="Calibri"/>
+          <w:b/>
+          <w:i w:val="0"/>
+          <w:color w:val="156082"/>
+          <w:sz w:val="21"/>
+        </w:rPr>
+        <w:t>Evidence.</w:t>
+      </w:r>
+      <w:r>
+        <w:rPr>
+          <w:rFonts w:ascii="Calibri" w:hAnsi="Calibri"/>
+          <w:b w:val="0"/>
+          <w:i w:val="0"/>
+          <w:color w:val="222222"/>
+          <w:sz w:val="21"/>
+        </w:rPr>
+        <w:t xml:space="preserve"> Report §16 (the follow-up after the calibration table), §18 row 6, Appendix G; </w:t>
+      </w:r>
+      <w:r>
+        <w:rPr>
+          <w:rFonts w:ascii="Consolas" w:hAnsi="Consolas"/>
+          <w:b w:val="0"/>
+          <w:i w:val="0"/>
+          <w:color w:val="222222"/>
+          <w:sz w:val="19"/>
+        </w:rPr>
+        <w:t>outputs/twin/hd14b_recalibration_simulated.png</w:t>
+      </w:r>
+      <w:r>
+        <w:rPr>
+          <w:rFonts w:ascii="Calibri" w:hAnsi="Calibri"/>
+          <w:b w:val="0"/>
+          <w:i w:val="0"/>
+          <w:color w:val="222222"/>
+          <w:sz w:val="21"/>
+        </w:rPr>
+        <w:t xml:space="preserve">; </w:t>
+      </w:r>
+      <w:r>
+        <w:rPr>
+          <w:rFonts w:ascii="Consolas" w:hAnsi="Consolas"/>
+          <w:b w:val="0"/>
+          <w:i w:val="0"/>
+          <w:color w:val="222222"/>
+          <w:sz w:val="19"/>
+        </w:rPr>
+        <w:t>twin_hd14b_recalibration</w:t>
+      </w:r>
+      <w:r>
+        <w:rPr>
+          <w:rFonts w:ascii="Calibri" w:hAnsi="Calibri"/>
+          <w:b w:val="0"/>
+          <w:i w:val="0"/>
+          <w:color w:val="222222"/>
+          <w:sz w:val="21"/>
+        </w:rPr>
+        <w:t xml:space="preserve"> in </w:t>
+      </w:r>
+      <w:r>
+        <w:rPr>
+          <w:rFonts w:ascii="Consolas" w:hAnsi="Consolas"/>
+          <w:b w:val="0"/>
+          <w:i w:val="0"/>
+          <w:color w:val="222222"/>
+          <w:sz w:val="19"/>
+        </w:rPr>
+        <w:t>outputs/metrics.json</w:t>
       </w:r>
       <w:r>
         <w:rPr>

--- a/report/POST_SUBMISSION_CHANGES.docx
+++ b/report/POST_SUBMISSION_CHANGES.docx
@@ -48,11 +48,11 @@
         <w:tblLook w:firstColumn="1" w:firstRow="1" w:lastColumn="0" w:lastRow="0" w:noHBand="0" w:noVBand="1" w:val="04A0"/>
       </w:tblPr>
       <w:tblGrid>
-        <w:gridCol w:w="413"/>
-        <w:gridCol w:w="1578"/>
-        <w:gridCol w:w="2199"/>
-        <w:gridCol w:w="3102"/>
-        <w:gridCol w:w="1204"/>
+        <w:gridCol w:w="408"/>
+        <w:gridCol w:w="1545"/>
+        <w:gridCol w:w="2742"/>
+        <w:gridCol w:w="2654"/>
+        <w:gridCol w:w="1146"/>
       </w:tblGrid>
       <w:tr>
         <w:trPr>
@@ -61,7 +61,7 @@
         </w:trPr>
         <w:tc>
           <w:tcPr>
-            <w:tcW w:type="dxa" w:w="413"/>
+            <w:tcW w:type="dxa" w:w="408"/>
             <w:shd w:val="clear" w:color="auto" w:fill="1F4E79"/>
             <w:vAlign w:val="center"/>
           </w:tcPr>
@@ -85,7 +85,7 @@
         </w:tc>
         <w:tc>
           <w:tcPr>
-            <w:tcW w:type="dxa" w:w="1578"/>
+            <w:tcW w:type="dxa" w:w="1545"/>
             <w:shd w:val="clear" w:color="auto" w:fill="1F4E79"/>
             <w:vAlign w:val="center"/>
           </w:tcPr>
@@ -109,7 +109,7 @@
         </w:tc>
         <w:tc>
           <w:tcPr>
-            <w:tcW w:type="dxa" w:w="2199"/>
+            <w:tcW w:type="dxa" w:w="2742"/>
             <w:shd w:val="clear" w:color="auto" w:fill="1F4E79"/>
             <w:vAlign w:val="center"/>
           </w:tcPr>
@@ -132,7 +132,7 @@
         </w:tc>
         <w:tc>
           <w:tcPr>
-            <w:tcW w:type="dxa" w:w="3102"/>
+            <w:tcW w:type="dxa" w:w="2654"/>
             <w:shd w:val="clear" w:color="auto" w:fill="1F4E79"/>
             <w:vAlign w:val="center"/>
           </w:tcPr>
@@ -155,7 +155,7 @@
         </w:tc>
         <w:tc>
           <w:tcPr>
-            <w:tcW w:type="dxa" w:w="1204"/>
+            <w:tcW w:type="dxa" w:w="1146"/>
             <w:shd w:val="clear" w:color="auto" w:fill="1F4E79"/>
             <w:vAlign w:val="center"/>
           </w:tcPr>
@@ -183,7 +183,7 @@
         </w:trPr>
         <w:tc>
           <w:tcPr>
-            <w:tcW w:type="dxa" w:w="413"/>
+            <w:tcW w:type="dxa" w:w="408"/>
             <w:shd w:val="clear" w:color="auto" w:fill="FFFFFF"/>
             <w:vAlign w:val="center"/>
           </w:tcPr>
@@ -207,7 +207,7 @@
         </w:tc>
         <w:tc>
           <w:tcPr>
-            <w:tcW w:type="dxa" w:w="1578"/>
+            <w:tcW w:type="dxa" w:w="1545"/>
             <w:shd w:val="clear" w:color="auto" w:fill="FFFFFF"/>
             <w:vAlign w:val="center"/>
           </w:tcPr>
@@ -231,7 +231,7 @@
         </w:tc>
         <w:tc>
           <w:tcPr>
-            <w:tcW w:type="dxa" w:w="2199"/>
+            <w:tcW w:type="dxa" w:w="2742"/>
             <w:shd w:val="clear" w:color="auto" w:fill="FFFFFF"/>
             <w:vAlign w:val="center"/>
           </w:tcPr>
@@ -254,7 +254,7 @@
         </w:tc>
         <w:tc>
           <w:tcPr>
-            <w:tcW w:type="dxa" w:w="3102"/>
+            <w:tcW w:type="dxa" w:w="2654"/>
             <w:shd w:val="clear" w:color="auto" w:fill="FFFFFF"/>
             <w:vAlign w:val="center"/>
           </w:tcPr>
@@ -277,7 +277,7 @@
         </w:tc>
         <w:tc>
           <w:tcPr>
-            <w:tcW w:type="dxa" w:w="1204"/>
+            <w:tcW w:type="dxa" w:w="1146"/>
             <w:shd w:val="clear" w:color="auto" w:fill="FFFFFF"/>
             <w:vAlign w:val="center"/>
           </w:tcPr>
@@ -325,7 +325,7 @@
         </w:trPr>
         <w:tc>
           <w:tcPr>
-            <w:tcW w:type="dxa" w:w="413"/>
+            <w:tcW w:type="dxa" w:w="408"/>
             <w:shd w:val="clear" w:color="auto" w:fill="F7F9FB"/>
             <w:vAlign w:val="center"/>
           </w:tcPr>
@@ -349,7 +349,7 @@
         </w:tc>
         <w:tc>
           <w:tcPr>
-            <w:tcW w:type="dxa" w:w="1578"/>
+            <w:tcW w:type="dxa" w:w="1545"/>
             <w:shd w:val="clear" w:color="auto" w:fill="F7F9FB"/>
             <w:vAlign w:val="center"/>
           </w:tcPr>
@@ -373,7 +373,7 @@
         </w:tc>
         <w:tc>
           <w:tcPr>
-            <w:tcW w:type="dxa" w:w="2199"/>
+            <w:tcW w:type="dxa" w:w="2742"/>
             <w:shd w:val="clear" w:color="auto" w:fill="F7F9FB"/>
             <w:vAlign w:val="center"/>
           </w:tcPr>
@@ -396,7 +396,7 @@
         </w:tc>
         <w:tc>
           <w:tcPr>
-            <w:tcW w:type="dxa" w:w="3102"/>
+            <w:tcW w:type="dxa" w:w="2654"/>
             <w:shd w:val="clear" w:color="auto" w:fill="F7F9FB"/>
             <w:vAlign w:val="center"/>
           </w:tcPr>
@@ -419,7 +419,7 @@
         </w:tc>
         <w:tc>
           <w:tcPr>
-            <w:tcW w:type="dxa" w:w="1204"/>
+            <w:tcW w:type="dxa" w:w="1146"/>
             <w:shd w:val="clear" w:color="auto" w:fill="F7F9FB"/>
             <w:vAlign w:val="center"/>
           </w:tcPr>
@@ -447,7 +447,7 @@
         </w:trPr>
         <w:tc>
           <w:tcPr>
-            <w:tcW w:type="dxa" w:w="413"/>
+            <w:tcW w:type="dxa" w:w="408"/>
             <w:shd w:val="clear" w:color="auto" w:fill="FFFFFF"/>
             <w:vAlign w:val="center"/>
           </w:tcPr>
@@ -471,7 +471,7 @@
         </w:tc>
         <w:tc>
           <w:tcPr>
-            <w:tcW w:type="dxa" w:w="1578"/>
+            <w:tcW w:type="dxa" w:w="1545"/>
             <w:shd w:val="clear" w:color="auto" w:fill="FFFFFF"/>
             <w:vAlign w:val="center"/>
           </w:tcPr>
@@ -495,7 +495,7 @@
         </w:tc>
         <w:tc>
           <w:tcPr>
-            <w:tcW w:type="dxa" w:w="2199"/>
+            <w:tcW w:type="dxa" w:w="2742"/>
             <w:shd w:val="clear" w:color="auto" w:fill="FFFFFF"/>
             <w:vAlign w:val="center"/>
           </w:tcPr>
@@ -518,7 +518,7 @@
         </w:tc>
         <w:tc>
           <w:tcPr>
-            <w:tcW w:type="dxa" w:w="3102"/>
+            <w:tcW w:type="dxa" w:w="2654"/>
             <w:shd w:val="clear" w:color="auto" w:fill="FFFFFF"/>
             <w:vAlign w:val="center"/>
           </w:tcPr>
@@ -541,7 +541,7 @@
         </w:tc>
         <w:tc>
           <w:tcPr>
-            <w:tcW w:type="dxa" w:w="1204"/>
+            <w:tcW w:type="dxa" w:w="1146"/>
             <w:shd w:val="clear" w:color="auto" w:fill="FFFFFF"/>
             <w:vAlign w:val="center"/>
           </w:tcPr>
@@ -569,7 +569,7 @@
         </w:trPr>
         <w:tc>
           <w:tcPr>
-            <w:tcW w:type="dxa" w:w="413"/>
+            <w:tcW w:type="dxa" w:w="408"/>
             <w:shd w:val="clear" w:color="auto" w:fill="F7F9FB"/>
             <w:vAlign w:val="center"/>
           </w:tcPr>
@@ -593,7 +593,7 @@
         </w:tc>
         <w:tc>
           <w:tcPr>
-            <w:tcW w:type="dxa" w:w="1578"/>
+            <w:tcW w:type="dxa" w:w="1545"/>
             <w:shd w:val="clear" w:color="auto" w:fill="F7F9FB"/>
             <w:vAlign w:val="center"/>
           </w:tcPr>
@@ -617,7 +617,7 @@
         </w:tc>
         <w:tc>
           <w:tcPr>
-            <w:tcW w:type="dxa" w:w="2199"/>
+            <w:tcW w:type="dxa" w:w="2742"/>
             <w:shd w:val="clear" w:color="auto" w:fill="F7F9FB"/>
             <w:vAlign w:val="center"/>
           </w:tcPr>
@@ -640,7 +640,7 @@
         </w:tc>
         <w:tc>
           <w:tcPr>
-            <w:tcW w:type="dxa" w:w="3102"/>
+            <w:tcW w:type="dxa" w:w="2654"/>
             <w:shd w:val="clear" w:color="auto" w:fill="F7F9FB"/>
             <w:vAlign w:val="center"/>
           </w:tcPr>
@@ -663,7 +663,7 @@
         </w:tc>
         <w:tc>
           <w:tcPr>
-            <w:tcW w:type="dxa" w:w="1204"/>
+            <w:tcW w:type="dxa" w:w="1146"/>
             <w:shd w:val="clear" w:color="auto" w:fill="F7F9FB"/>
             <w:vAlign w:val="center"/>
           </w:tcPr>
@@ -711,7 +711,7 @@
         </w:trPr>
         <w:tc>
           <w:tcPr>
-            <w:tcW w:type="dxa" w:w="413"/>
+            <w:tcW w:type="dxa" w:w="408"/>
             <w:shd w:val="clear" w:color="auto" w:fill="FFFFFF"/>
             <w:vAlign w:val="center"/>
           </w:tcPr>
@@ -735,7 +735,7 @@
         </w:tc>
         <w:tc>
           <w:tcPr>
-            <w:tcW w:type="dxa" w:w="1578"/>
+            <w:tcW w:type="dxa" w:w="1545"/>
             <w:shd w:val="clear" w:color="auto" w:fill="FFFFFF"/>
             <w:vAlign w:val="center"/>
           </w:tcPr>
@@ -759,7 +759,7 @@
         </w:tc>
         <w:tc>
           <w:tcPr>
-            <w:tcW w:type="dxa" w:w="2199"/>
+            <w:tcW w:type="dxa" w:w="2742"/>
             <w:shd w:val="clear" w:color="auto" w:fill="FFFFFF"/>
             <w:vAlign w:val="center"/>
           </w:tcPr>
@@ -782,7 +782,7 @@
         </w:tc>
         <w:tc>
           <w:tcPr>
-            <w:tcW w:type="dxa" w:w="3102"/>
+            <w:tcW w:type="dxa" w:w="2654"/>
             <w:shd w:val="clear" w:color="auto" w:fill="FFFFFF"/>
             <w:vAlign w:val="center"/>
           </w:tcPr>
@@ -805,7 +805,7 @@
         </w:tc>
         <w:tc>
           <w:tcPr>
-            <w:tcW w:type="dxa" w:w="1204"/>
+            <w:tcW w:type="dxa" w:w="1146"/>
             <w:shd w:val="clear" w:color="auto" w:fill="FFFFFF"/>
             <w:vAlign w:val="center"/>
           </w:tcPr>
@@ -833,7 +833,7 @@
         </w:trPr>
         <w:tc>
           <w:tcPr>
-            <w:tcW w:type="dxa" w:w="413"/>
+            <w:tcW w:type="dxa" w:w="408"/>
             <w:shd w:val="clear" w:color="auto" w:fill="F7F9FB"/>
             <w:vAlign w:val="center"/>
           </w:tcPr>
@@ -857,7 +857,7 @@
         </w:tc>
         <w:tc>
           <w:tcPr>
-            <w:tcW w:type="dxa" w:w="1578"/>
+            <w:tcW w:type="dxa" w:w="1545"/>
             <w:shd w:val="clear" w:color="auto" w:fill="F7F9FB"/>
             <w:vAlign w:val="center"/>
           </w:tcPr>
@@ -881,7 +881,7 @@
         </w:tc>
         <w:tc>
           <w:tcPr>
-            <w:tcW w:type="dxa" w:w="2199"/>
+            <w:tcW w:type="dxa" w:w="2742"/>
             <w:shd w:val="clear" w:color="auto" w:fill="F7F9FB"/>
             <w:vAlign w:val="center"/>
           </w:tcPr>
@@ -904,7 +904,7 @@
         </w:tc>
         <w:tc>
           <w:tcPr>
-            <w:tcW w:type="dxa" w:w="3102"/>
+            <w:tcW w:type="dxa" w:w="2654"/>
             <w:shd w:val="clear" w:color="auto" w:fill="F7F9FB"/>
             <w:vAlign w:val="center"/>
           </w:tcPr>
@@ -927,7 +927,7 @@
         </w:tc>
         <w:tc>
           <w:tcPr>
-            <w:tcW w:type="dxa" w:w="1204"/>
+            <w:tcW w:type="dxa" w:w="1146"/>
             <w:shd w:val="clear" w:color="auto" w:fill="F7F9FB"/>
             <w:vAlign w:val="center"/>
           </w:tcPr>
@@ -955,7 +955,7 @@
         </w:trPr>
         <w:tc>
           <w:tcPr>
-            <w:tcW w:type="dxa" w:w="413"/>
+            <w:tcW w:type="dxa" w:w="408"/>
             <w:shd w:val="clear" w:color="auto" w:fill="FFFFFF"/>
             <w:vAlign w:val="center"/>
           </w:tcPr>
@@ -979,7 +979,7 @@
         </w:tc>
         <w:tc>
           <w:tcPr>
-            <w:tcW w:type="dxa" w:w="1578"/>
+            <w:tcW w:type="dxa" w:w="1545"/>
             <w:shd w:val="clear" w:color="auto" w:fill="FFFFFF"/>
             <w:vAlign w:val="center"/>
           </w:tcPr>
@@ -1003,7 +1003,7 @@
         </w:tc>
         <w:tc>
           <w:tcPr>
-            <w:tcW w:type="dxa" w:w="2199"/>
+            <w:tcW w:type="dxa" w:w="2742"/>
             <w:shd w:val="clear" w:color="auto" w:fill="FFFFFF"/>
             <w:vAlign w:val="center"/>
           </w:tcPr>
@@ -1026,7 +1026,7 @@
         </w:tc>
         <w:tc>
           <w:tcPr>
-            <w:tcW w:type="dxa" w:w="3102"/>
+            <w:tcW w:type="dxa" w:w="2654"/>
             <w:shd w:val="clear" w:color="auto" w:fill="FFFFFF"/>
             <w:vAlign w:val="center"/>
           </w:tcPr>
@@ -1049,7 +1049,7 @@
         </w:tc>
         <w:tc>
           <w:tcPr>
-            <w:tcW w:type="dxa" w:w="1204"/>
+            <w:tcW w:type="dxa" w:w="1146"/>
             <w:shd w:val="clear" w:color="auto" w:fill="FFFFFF"/>
             <w:vAlign w:val="center"/>
           </w:tcPr>
@@ -1097,7 +1097,7 @@
         </w:trPr>
         <w:tc>
           <w:tcPr>
-            <w:tcW w:type="dxa" w:w="413"/>
+            <w:tcW w:type="dxa" w:w="408"/>
             <w:shd w:val="clear" w:color="auto" w:fill="F7F9FB"/>
             <w:vAlign w:val="center"/>
           </w:tcPr>
@@ -1121,7 +1121,7 @@
         </w:tc>
         <w:tc>
           <w:tcPr>
-            <w:tcW w:type="dxa" w:w="1578"/>
+            <w:tcW w:type="dxa" w:w="1545"/>
             <w:shd w:val="clear" w:color="auto" w:fill="F7F9FB"/>
             <w:vAlign w:val="center"/>
           </w:tcPr>
@@ -1145,7 +1145,7 @@
         </w:tc>
         <w:tc>
           <w:tcPr>
-            <w:tcW w:type="dxa" w:w="2199"/>
+            <w:tcW w:type="dxa" w:w="2742"/>
             <w:shd w:val="clear" w:color="auto" w:fill="F7F9FB"/>
             <w:vAlign w:val="center"/>
           </w:tcPr>
@@ -1168,7 +1168,7 @@
         </w:tc>
         <w:tc>
           <w:tcPr>
-            <w:tcW w:type="dxa" w:w="3102"/>
+            <w:tcW w:type="dxa" w:w="2654"/>
             <w:shd w:val="clear" w:color="auto" w:fill="F7F9FB"/>
             <w:vAlign w:val="center"/>
           </w:tcPr>
@@ -1191,7 +1191,7 @@
         </w:tc>
         <w:tc>
           <w:tcPr>
-            <w:tcW w:type="dxa" w:w="1204"/>
+            <w:tcW w:type="dxa" w:w="1146"/>
             <w:shd w:val="clear" w:color="auto" w:fill="F7F9FB"/>
             <w:vAlign w:val="center"/>
           </w:tcPr>
@@ -1239,7 +1239,7 @@
         </w:trPr>
         <w:tc>
           <w:tcPr>
-            <w:tcW w:type="dxa" w:w="413"/>
+            <w:tcW w:type="dxa" w:w="408"/>
             <w:shd w:val="clear" w:color="auto" w:fill="FFFFFF"/>
             <w:vAlign w:val="center"/>
           </w:tcPr>
@@ -1263,7 +1263,7 @@
         </w:tc>
         <w:tc>
           <w:tcPr>
-            <w:tcW w:type="dxa" w:w="1578"/>
+            <w:tcW w:type="dxa" w:w="1545"/>
             <w:shd w:val="clear" w:color="auto" w:fill="FFFFFF"/>
             <w:vAlign w:val="center"/>
           </w:tcPr>
@@ -1287,7 +1287,7 @@
         </w:tc>
         <w:tc>
           <w:tcPr>
-            <w:tcW w:type="dxa" w:w="2199"/>
+            <w:tcW w:type="dxa" w:w="2742"/>
             <w:shd w:val="clear" w:color="auto" w:fill="FFFFFF"/>
             <w:vAlign w:val="center"/>
           </w:tcPr>
@@ -1310,7 +1310,7 @@
         </w:tc>
         <w:tc>
           <w:tcPr>
-            <w:tcW w:type="dxa" w:w="3102"/>
+            <w:tcW w:type="dxa" w:w="2654"/>
             <w:shd w:val="clear" w:color="auto" w:fill="FFFFFF"/>
             <w:vAlign w:val="center"/>
           </w:tcPr>
@@ -1333,7 +1333,7 @@
         </w:tc>
         <w:tc>
           <w:tcPr>
-            <w:tcW w:type="dxa" w:w="1204"/>
+            <w:tcW w:type="dxa" w:w="1146"/>
             <w:shd w:val="clear" w:color="auto" w:fill="FFFFFF"/>
             <w:vAlign w:val="center"/>
           </w:tcPr>
@@ -1381,7 +1381,7 @@
         </w:trPr>
         <w:tc>
           <w:tcPr>
-            <w:tcW w:type="dxa" w:w="413"/>
+            <w:tcW w:type="dxa" w:w="408"/>
             <w:shd w:val="clear" w:color="auto" w:fill="F7F9FB"/>
             <w:vAlign w:val="center"/>
           </w:tcPr>
@@ -1405,7 +1405,7 @@
         </w:tc>
         <w:tc>
           <w:tcPr>
-            <w:tcW w:type="dxa" w:w="1578"/>
+            <w:tcW w:type="dxa" w:w="1545"/>
             <w:shd w:val="clear" w:color="auto" w:fill="F7F9FB"/>
             <w:vAlign w:val="center"/>
           </w:tcPr>
@@ -1429,7 +1429,7 @@
         </w:tc>
         <w:tc>
           <w:tcPr>
-            <w:tcW w:type="dxa" w:w="2199"/>
+            <w:tcW w:type="dxa" w:w="2742"/>
             <w:shd w:val="clear" w:color="auto" w:fill="F7F9FB"/>
             <w:vAlign w:val="center"/>
           </w:tcPr>
@@ -1452,7 +1452,7 @@
         </w:tc>
         <w:tc>
           <w:tcPr>
-            <w:tcW w:type="dxa" w:w="3102"/>
+            <w:tcW w:type="dxa" w:w="2654"/>
             <w:shd w:val="clear" w:color="auto" w:fill="F7F9FB"/>
             <w:vAlign w:val="center"/>
           </w:tcPr>
@@ -1475,7 +1475,7 @@
         </w:tc>
         <w:tc>
           <w:tcPr>
-            <w:tcW w:type="dxa" w:w="1204"/>
+            <w:tcW w:type="dxa" w:w="1146"/>
             <w:shd w:val="clear" w:color="auto" w:fill="F7F9FB"/>
             <w:vAlign w:val="center"/>
           </w:tcPr>
@@ -1523,7 +1523,7 @@
         </w:trPr>
         <w:tc>
           <w:tcPr>
-            <w:tcW w:type="dxa" w:w="413"/>
+            <w:tcW w:type="dxa" w:w="408"/>
             <w:shd w:val="clear" w:color="auto" w:fill="FFFFFF"/>
             <w:vAlign w:val="center"/>
           </w:tcPr>
@@ -1547,7 +1547,7 @@
         </w:tc>
         <w:tc>
           <w:tcPr>
-            <w:tcW w:type="dxa" w:w="1578"/>
+            <w:tcW w:type="dxa" w:w="1545"/>
             <w:shd w:val="clear" w:color="auto" w:fill="FFFFFF"/>
             <w:vAlign w:val="center"/>
           </w:tcPr>
@@ -1571,7 +1571,7 @@
         </w:tc>
         <w:tc>
           <w:tcPr>
-            <w:tcW w:type="dxa" w:w="2199"/>
+            <w:tcW w:type="dxa" w:w="2742"/>
             <w:shd w:val="clear" w:color="auto" w:fill="FFFFFF"/>
             <w:vAlign w:val="center"/>
           </w:tcPr>
@@ -1594,7 +1594,7 @@
         </w:tc>
         <w:tc>
           <w:tcPr>
-            <w:tcW w:type="dxa" w:w="3102"/>
+            <w:tcW w:type="dxa" w:w="2654"/>
             <w:shd w:val="clear" w:color="auto" w:fill="FFFFFF"/>
             <w:vAlign w:val="center"/>
           </w:tcPr>
@@ -1617,7 +1617,7 @@
         </w:tc>
         <w:tc>
           <w:tcPr>
-            <w:tcW w:type="dxa" w:w="1204"/>
+            <w:tcW w:type="dxa" w:w="1146"/>
             <w:shd w:val="clear" w:color="auto" w:fill="FFFFFF"/>
             <w:vAlign w:val="center"/>
           </w:tcPr>
@@ -1665,7 +1665,7 @@
         </w:trPr>
         <w:tc>
           <w:tcPr>
-            <w:tcW w:type="dxa" w:w="413"/>
+            <w:tcW w:type="dxa" w:w="408"/>
             <w:shd w:val="clear" w:color="auto" w:fill="F7F9FB"/>
             <w:vAlign w:val="center"/>
           </w:tcPr>
@@ -1689,7 +1689,7 @@
         </w:tc>
         <w:tc>
           <w:tcPr>
-            <w:tcW w:type="dxa" w:w="1578"/>
+            <w:tcW w:type="dxa" w:w="1545"/>
             <w:shd w:val="clear" w:color="auto" w:fill="F7F9FB"/>
             <w:vAlign w:val="center"/>
           </w:tcPr>
@@ -1713,7 +1713,7 @@
         </w:tc>
         <w:tc>
           <w:tcPr>
-            <w:tcW w:type="dxa" w:w="2199"/>
+            <w:tcW w:type="dxa" w:w="2742"/>
             <w:shd w:val="clear" w:color="auto" w:fill="F7F9FB"/>
             <w:vAlign w:val="center"/>
           </w:tcPr>
@@ -1736,7 +1736,7 @@
         </w:tc>
         <w:tc>
           <w:tcPr>
-            <w:tcW w:type="dxa" w:w="3102"/>
+            <w:tcW w:type="dxa" w:w="2654"/>
             <w:shd w:val="clear" w:color="auto" w:fill="F7F9FB"/>
             <w:vAlign w:val="center"/>
           </w:tcPr>
@@ -1759,7 +1759,7 @@
         </w:tc>
         <w:tc>
           <w:tcPr>
-            <w:tcW w:type="dxa" w:w="1204"/>
+            <w:tcW w:type="dxa" w:w="1146"/>
             <w:shd w:val="clear" w:color="auto" w:fill="F7F9FB"/>
             <w:vAlign w:val="center"/>
           </w:tcPr>
@@ -1787,7 +1787,7 @@
         </w:trPr>
         <w:tc>
           <w:tcPr>
-            <w:tcW w:type="dxa" w:w="413"/>
+            <w:tcW w:type="dxa" w:w="408"/>
             <w:shd w:val="clear" w:color="auto" w:fill="FFFFFF"/>
             <w:vAlign w:val="center"/>
           </w:tcPr>
@@ -1811,7 +1811,7 @@
         </w:tc>
         <w:tc>
           <w:tcPr>
-            <w:tcW w:type="dxa" w:w="1578"/>
+            <w:tcW w:type="dxa" w:w="1545"/>
             <w:shd w:val="clear" w:color="auto" w:fill="FFFFFF"/>
             <w:vAlign w:val="center"/>
           </w:tcPr>
@@ -1835,7 +1835,7 @@
         </w:tc>
         <w:tc>
           <w:tcPr>
-            <w:tcW w:type="dxa" w:w="2199"/>
+            <w:tcW w:type="dxa" w:w="2742"/>
             <w:shd w:val="clear" w:color="auto" w:fill="FFFFFF"/>
             <w:vAlign w:val="center"/>
           </w:tcPr>
@@ -1858,7 +1858,7 @@
         </w:tc>
         <w:tc>
           <w:tcPr>
-            <w:tcW w:type="dxa" w:w="3102"/>
+            <w:tcW w:type="dxa" w:w="2654"/>
             <w:shd w:val="clear" w:color="auto" w:fill="FFFFFF"/>
             <w:vAlign w:val="center"/>
           </w:tcPr>
@@ -1881,7 +1881,7 @@
         </w:tc>
         <w:tc>
           <w:tcPr>
-            <w:tcW w:type="dxa" w:w="1204"/>
+            <w:tcW w:type="dxa" w:w="1146"/>
             <w:shd w:val="clear" w:color="auto" w:fill="FFFFFF"/>
             <w:vAlign w:val="center"/>
           </w:tcPr>
@@ -1919,7 +1919,7 @@
         </w:trPr>
         <w:tc>
           <w:tcPr>
-            <w:tcW w:type="dxa" w:w="413"/>
+            <w:tcW w:type="dxa" w:w="408"/>
             <w:shd w:val="clear" w:color="auto" w:fill="F7F9FB"/>
             <w:vAlign w:val="center"/>
           </w:tcPr>
@@ -1943,7 +1943,7 @@
         </w:tc>
         <w:tc>
           <w:tcPr>
-            <w:tcW w:type="dxa" w:w="1578"/>
+            <w:tcW w:type="dxa" w:w="1545"/>
             <w:shd w:val="clear" w:color="auto" w:fill="F7F9FB"/>
             <w:vAlign w:val="center"/>
           </w:tcPr>
@@ -1967,7 +1967,7 @@
         </w:tc>
         <w:tc>
           <w:tcPr>
-            <w:tcW w:type="dxa" w:w="2199"/>
+            <w:tcW w:type="dxa" w:w="2742"/>
             <w:shd w:val="clear" w:color="auto" w:fill="F7F9FB"/>
             <w:vAlign w:val="center"/>
           </w:tcPr>
@@ -1990,7 +1990,7 @@
         </w:tc>
         <w:tc>
           <w:tcPr>
-            <w:tcW w:type="dxa" w:w="3102"/>
+            <w:tcW w:type="dxa" w:w="2654"/>
             <w:shd w:val="clear" w:color="auto" w:fill="F7F9FB"/>
             <w:vAlign w:val="center"/>
           </w:tcPr>
@@ -2013,7 +2013,7 @@
         </w:tc>
         <w:tc>
           <w:tcPr>
-            <w:tcW w:type="dxa" w:w="1204"/>
+            <w:tcW w:type="dxa" w:w="1146"/>
             <w:shd w:val="clear" w:color="auto" w:fill="F7F9FB"/>
             <w:vAlign w:val="center"/>
           </w:tcPr>
@@ -2061,7 +2061,7 @@
         </w:trPr>
         <w:tc>
           <w:tcPr>
-            <w:tcW w:type="dxa" w:w="413"/>
+            <w:tcW w:type="dxa" w:w="408"/>
             <w:shd w:val="clear" w:color="auto" w:fill="FFFFFF"/>
             <w:vAlign w:val="center"/>
           </w:tcPr>
@@ -2085,7 +2085,7 @@
         </w:tc>
         <w:tc>
           <w:tcPr>
-            <w:tcW w:type="dxa" w:w="1578"/>
+            <w:tcW w:type="dxa" w:w="1545"/>
             <w:shd w:val="clear" w:color="auto" w:fill="FFFFFF"/>
             <w:vAlign w:val="center"/>
           </w:tcPr>
@@ -2109,7 +2109,7 @@
         </w:tc>
         <w:tc>
           <w:tcPr>
-            <w:tcW w:type="dxa" w:w="2199"/>
+            <w:tcW w:type="dxa" w:w="2742"/>
             <w:shd w:val="clear" w:color="auto" w:fill="FFFFFF"/>
             <w:vAlign w:val="center"/>
           </w:tcPr>
@@ -2132,7 +2132,7 @@
         </w:tc>
         <w:tc>
           <w:tcPr>
-            <w:tcW w:type="dxa" w:w="3102"/>
+            <w:tcW w:type="dxa" w:w="2654"/>
             <w:shd w:val="clear" w:color="auto" w:fill="FFFFFF"/>
             <w:vAlign w:val="center"/>
           </w:tcPr>
@@ -2155,7 +2155,7 @@
         </w:tc>
         <w:tc>
           <w:tcPr>
-            <w:tcW w:type="dxa" w:w="1204"/>
+            <w:tcW w:type="dxa" w:w="1146"/>
             <w:shd w:val="clear" w:color="auto" w:fill="FFFFFF"/>
             <w:vAlign w:val="center"/>
           </w:tcPr>
@@ -2203,7 +2203,7 @@
         </w:trPr>
         <w:tc>
           <w:tcPr>
-            <w:tcW w:type="dxa" w:w="413"/>
+            <w:tcW w:type="dxa" w:w="408"/>
             <w:shd w:val="clear" w:color="auto" w:fill="F7F9FB"/>
             <w:vAlign w:val="center"/>
           </w:tcPr>
@@ -2227,7 +2227,7 @@
         </w:tc>
         <w:tc>
           <w:tcPr>
-            <w:tcW w:type="dxa" w:w="1578"/>
+            <w:tcW w:type="dxa" w:w="1545"/>
             <w:shd w:val="clear" w:color="auto" w:fill="F7F9FB"/>
             <w:vAlign w:val="center"/>
           </w:tcPr>
@@ -2251,7 +2251,7 @@
         </w:tc>
         <w:tc>
           <w:tcPr>
-            <w:tcW w:type="dxa" w:w="2199"/>
+            <w:tcW w:type="dxa" w:w="2742"/>
             <w:shd w:val="clear" w:color="auto" w:fill="F7F9FB"/>
             <w:vAlign w:val="center"/>
           </w:tcPr>
@@ -2274,7 +2274,7 @@
         </w:tc>
         <w:tc>
           <w:tcPr>
-            <w:tcW w:type="dxa" w:w="3102"/>
+            <w:tcW w:type="dxa" w:w="2654"/>
             <w:shd w:val="clear" w:color="auto" w:fill="F7F9FB"/>
             <w:vAlign w:val="center"/>
           </w:tcPr>
@@ -2297,7 +2297,7 @@
         </w:tc>
         <w:tc>
           <w:tcPr>
-            <w:tcW w:type="dxa" w:w="1204"/>
+            <w:tcW w:type="dxa" w:w="1146"/>
             <w:shd w:val="clear" w:color="auto" w:fill="F7F9FB"/>
             <w:vAlign w:val="center"/>
           </w:tcPr>
@@ -2335,7 +2335,7 @@
         </w:trPr>
         <w:tc>
           <w:tcPr>
-            <w:tcW w:type="dxa" w:w="413"/>
+            <w:tcW w:type="dxa" w:w="408"/>
             <w:shd w:val="clear" w:color="auto" w:fill="FFFFFF"/>
             <w:vAlign w:val="center"/>
           </w:tcPr>
@@ -2359,7 +2359,7 @@
         </w:tc>
         <w:tc>
           <w:tcPr>
-            <w:tcW w:type="dxa" w:w="1578"/>
+            <w:tcW w:type="dxa" w:w="1545"/>
             <w:shd w:val="clear" w:color="auto" w:fill="FFFFFF"/>
             <w:vAlign w:val="center"/>
           </w:tcPr>
@@ -2383,7 +2383,7 @@
         </w:tc>
         <w:tc>
           <w:tcPr>
-            <w:tcW w:type="dxa" w:w="2199"/>
+            <w:tcW w:type="dxa" w:w="2742"/>
             <w:shd w:val="clear" w:color="auto" w:fill="FFFFFF"/>
             <w:vAlign w:val="center"/>
           </w:tcPr>
@@ -2406,7 +2406,7 @@
         </w:tc>
         <w:tc>
           <w:tcPr>
-            <w:tcW w:type="dxa" w:w="3102"/>
+            <w:tcW w:type="dxa" w:w="2654"/>
             <w:shd w:val="clear" w:color="auto" w:fill="FFFFFF"/>
             <w:vAlign w:val="center"/>
           </w:tcPr>
@@ -2429,7 +2429,7 @@
         </w:tc>
         <w:tc>
           <w:tcPr>
-            <w:tcW w:type="dxa" w:w="1204"/>
+            <w:tcW w:type="dxa" w:w="1146"/>
             <w:shd w:val="clear" w:color="auto" w:fill="FFFFFF"/>
             <w:vAlign w:val="center"/>
           </w:tcPr>
@@ -2477,7 +2477,7 @@
         </w:trPr>
         <w:tc>
           <w:tcPr>
-            <w:tcW w:type="dxa" w:w="413"/>
+            <w:tcW w:type="dxa" w:w="408"/>
             <w:shd w:val="clear" w:color="auto" w:fill="F7F9FB"/>
             <w:vAlign w:val="center"/>
           </w:tcPr>
@@ -2501,7 +2501,7 @@
         </w:tc>
         <w:tc>
           <w:tcPr>
-            <w:tcW w:type="dxa" w:w="1578"/>
+            <w:tcW w:type="dxa" w:w="1545"/>
             <w:shd w:val="clear" w:color="auto" w:fill="F7F9FB"/>
             <w:vAlign w:val="center"/>
           </w:tcPr>
@@ -2525,7 +2525,7 @@
         </w:tc>
         <w:tc>
           <w:tcPr>
-            <w:tcW w:type="dxa" w:w="2199"/>
+            <w:tcW w:type="dxa" w:w="2742"/>
             <w:shd w:val="clear" w:color="auto" w:fill="F7F9FB"/>
             <w:vAlign w:val="center"/>
           </w:tcPr>
@@ -2548,7 +2548,7 @@
         </w:tc>
         <w:tc>
           <w:tcPr>
-            <w:tcW w:type="dxa" w:w="3102"/>
+            <w:tcW w:type="dxa" w:w="2654"/>
             <w:shd w:val="clear" w:color="auto" w:fill="F7F9FB"/>
             <w:vAlign w:val="center"/>
           </w:tcPr>
@@ -2571,7 +2571,7 @@
         </w:tc>
         <w:tc>
           <w:tcPr>
-            <w:tcW w:type="dxa" w:w="1204"/>
+            <w:tcW w:type="dxa" w:w="1146"/>
             <w:shd w:val="clear" w:color="auto" w:fill="F7F9FB"/>
             <w:vAlign w:val="center"/>
           </w:tcPr>
@@ -2619,7 +2619,7 @@
         </w:trPr>
         <w:tc>
           <w:tcPr>
-            <w:tcW w:type="dxa" w:w="413"/>
+            <w:tcW w:type="dxa" w:w="408"/>
             <w:shd w:val="clear" w:color="auto" w:fill="FFFFFF"/>
             <w:vAlign w:val="center"/>
           </w:tcPr>
@@ -2643,7 +2643,7 @@
         </w:tc>
         <w:tc>
           <w:tcPr>
-            <w:tcW w:type="dxa" w:w="1578"/>
+            <w:tcW w:type="dxa" w:w="1545"/>
             <w:shd w:val="clear" w:color="auto" w:fill="FFFFFF"/>
             <w:vAlign w:val="center"/>
           </w:tcPr>
@@ -2667,7 +2667,7 @@
         </w:tc>
         <w:tc>
           <w:tcPr>
-            <w:tcW w:type="dxa" w:w="2199"/>
+            <w:tcW w:type="dxa" w:w="2742"/>
             <w:shd w:val="clear" w:color="auto" w:fill="FFFFFF"/>
             <w:vAlign w:val="center"/>
           </w:tcPr>
@@ -2690,7 +2690,7 @@
         </w:tc>
         <w:tc>
           <w:tcPr>
-            <w:tcW w:type="dxa" w:w="3102"/>
+            <w:tcW w:type="dxa" w:w="2654"/>
             <w:shd w:val="clear" w:color="auto" w:fill="FFFFFF"/>
             <w:vAlign w:val="center"/>
           </w:tcPr>
@@ -2713,7 +2713,7 @@
         </w:tc>
         <w:tc>
           <w:tcPr>
-            <w:tcW w:type="dxa" w:w="1204"/>
+            <w:tcW w:type="dxa" w:w="1146"/>
             <w:shd w:val="clear" w:color="auto" w:fill="FFFFFF"/>
             <w:vAlign w:val="center"/>
           </w:tcPr>
@@ -2761,7 +2761,7 @@
         </w:trPr>
         <w:tc>
           <w:tcPr>
-            <w:tcW w:type="dxa" w:w="413"/>
+            <w:tcW w:type="dxa" w:w="408"/>
             <w:shd w:val="clear" w:color="auto" w:fill="F7F9FB"/>
             <w:vAlign w:val="center"/>
           </w:tcPr>
@@ -2785,7 +2785,7 @@
         </w:tc>
         <w:tc>
           <w:tcPr>
-            <w:tcW w:type="dxa" w:w="1578"/>
+            <w:tcW w:type="dxa" w:w="1545"/>
             <w:shd w:val="clear" w:color="auto" w:fill="F7F9FB"/>
             <w:vAlign w:val="center"/>
           </w:tcPr>
@@ -2809,7 +2809,7 @@
         </w:tc>
         <w:tc>
           <w:tcPr>
-            <w:tcW w:type="dxa" w:w="2199"/>
+            <w:tcW w:type="dxa" w:w="2742"/>
             <w:shd w:val="clear" w:color="auto" w:fill="F7F9FB"/>
             <w:vAlign w:val="center"/>
           </w:tcPr>
@@ -2832,7 +2832,7 @@
         </w:tc>
         <w:tc>
           <w:tcPr>
-            <w:tcW w:type="dxa" w:w="3102"/>
+            <w:tcW w:type="dxa" w:w="2654"/>
             <w:shd w:val="clear" w:color="auto" w:fill="F7F9FB"/>
             <w:vAlign w:val="center"/>
           </w:tcPr>
@@ -2855,7 +2855,7 @@
         </w:tc>
         <w:tc>
           <w:tcPr>
-            <w:tcW w:type="dxa" w:w="1204"/>
+            <w:tcW w:type="dxa" w:w="1146"/>
             <w:shd w:val="clear" w:color="auto" w:fill="F7F9FB"/>
             <w:vAlign w:val="center"/>
           </w:tcPr>
@@ -2903,7 +2903,7 @@
         </w:trPr>
         <w:tc>
           <w:tcPr>
-            <w:tcW w:type="dxa" w:w="413"/>
+            <w:tcW w:type="dxa" w:w="408"/>
             <w:shd w:val="clear" w:color="auto" w:fill="FFFFFF"/>
             <w:vAlign w:val="center"/>
           </w:tcPr>
@@ -2927,7 +2927,7 @@
         </w:tc>
         <w:tc>
           <w:tcPr>
-            <w:tcW w:type="dxa" w:w="1578"/>
+            <w:tcW w:type="dxa" w:w="1545"/>
             <w:shd w:val="clear" w:color="auto" w:fill="FFFFFF"/>
             <w:vAlign w:val="center"/>
           </w:tcPr>
@@ -2951,7 +2951,7 @@
         </w:tc>
         <w:tc>
           <w:tcPr>
-            <w:tcW w:type="dxa" w:w="2199"/>
+            <w:tcW w:type="dxa" w:w="2742"/>
             <w:shd w:val="clear" w:color="auto" w:fill="FFFFFF"/>
             <w:vAlign w:val="center"/>
           </w:tcPr>
@@ -2974,7 +2974,7 @@
         </w:tc>
         <w:tc>
           <w:tcPr>
-            <w:tcW w:type="dxa" w:w="3102"/>
+            <w:tcW w:type="dxa" w:w="2654"/>
             <w:shd w:val="clear" w:color="auto" w:fill="FFFFFF"/>
             <w:vAlign w:val="center"/>
           </w:tcPr>
@@ -2997,7 +2997,7 @@
         </w:tc>
         <w:tc>
           <w:tcPr>
-            <w:tcW w:type="dxa" w:w="1204"/>
+            <w:tcW w:type="dxa" w:w="1146"/>
             <w:shd w:val="clear" w:color="auto" w:fill="FFFFFF"/>
             <w:vAlign w:val="center"/>
           </w:tcPr>
@@ -3045,7 +3045,7 @@
         </w:trPr>
         <w:tc>
           <w:tcPr>
-            <w:tcW w:type="dxa" w:w="413"/>
+            <w:tcW w:type="dxa" w:w="408"/>
             <w:shd w:val="clear" w:color="auto" w:fill="F7F9FB"/>
             <w:vAlign w:val="center"/>
           </w:tcPr>
@@ -3069,7 +3069,7 @@
         </w:tc>
         <w:tc>
           <w:tcPr>
-            <w:tcW w:type="dxa" w:w="1578"/>
+            <w:tcW w:type="dxa" w:w="1545"/>
             <w:shd w:val="clear" w:color="auto" w:fill="F7F9FB"/>
             <w:vAlign w:val="center"/>
           </w:tcPr>
@@ -3093,7 +3093,7 @@
         </w:tc>
         <w:tc>
           <w:tcPr>
-            <w:tcW w:type="dxa" w:w="2199"/>
+            <w:tcW w:type="dxa" w:w="2742"/>
             <w:shd w:val="clear" w:color="auto" w:fill="F7F9FB"/>
             <w:vAlign w:val="center"/>
           </w:tcPr>
@@ -3116,7 +3116,7 @@
         </w:tc>
         <w:tc>
           <w:tcPr>
-            <w:tcW w:type="dxa" w:w="3102"/>
+            <w:tcW w:type="dxa" w:w="2654"/>
             <w:shd w:val="clear" w:color="auto" w:fill="F7F9FB"/>
             <w:vAlign w:val="center"/>
           </w:tcPr>
@@ -3139,7 +3139,7 @@
         </w:tc>
         <w:tc>
           <w:tcPr>
-            <w:tcW w:type="dxa" w:w="1204"/>
+            <w:tcW w:type="dxa" w:w="1146"/>
             <w:shd w:val="clear" w:color="auto" w:fill="F7F9FB"/>
             <w:vAlign w:val="center"/>
           </w:tcPr>
@@ -3177,7 +3177,7 @@
         </w:trPr>
         <w:tc>
           <w:tcPr>
-            <w:tcW w:type="dxa" w:w="413"/>
+            <w:tcW w:type="dxa" w:w="408"/>
             <w:shd w:val="clear" w:color="auto" w:fill="FFFFFF"/>
             <w:vAlign w:val="center"/>
           </w:tcPr>
@@ -3201,7 +3201,7 @@
         </w:tc>
         <w:tc>
           <w:tcPr>
-            <w:tcW w:type="dxa" w:w="1578"/>
+            <w:tcW w:type="dxa" w:w="1545"/>
             <w:shd w:val="clear" w:color="auto" w:fill="FFFFFF"/>
             <w:vAlign w:val="center"/>
           </w:tcPr>
@@ -3225,7 +3225,7 @@
         </w:tc>
         <w:tc>
           <w:tcPr>
-            <w:tcW w:type="dxa" w:w="2199"/>
+            <w:tcW w:type="dxa" w:w="2742"/>
             <w:shd w:val="clear" w:color="auto" w:fill="FFFFFF"/>
             <w:vAlign w:val="center"/>
           </w:tcPr>
@@ -3248,7 +3248,7 @@
         </w:tc>
         <w:tc>
           <w:tcPr>
-            <w:tcW w:type="dxa" w:w="3102"/>
+            <w:tcW w:type="dxa" w:w="2654"/>
             <w:shd w:val="clear" w:color="auto" w:fill="FFFFFF"/>
             <w:vAlign w:val="center"/>
           </w:tcPr>
@@ -3271,7 +3271,7 @@
         </w:tc>
         <w:tc>
           <w:tcPr>
-            <w:tcW w:type="dxa" w:w="1204"/>
+            <w:tcW w:type="dxa" w:w="1146"/>
             <w:shd w:val="clear" w:color="auto" w:fill="FFFFFF"/>
             <w:vAlign w:val="center"/>
           </w:tcPr>
@@ -3309,7 +3309,7 @@
         </w:trPr>
         <w:tc>
           <w:tcPr>
-            <w:tcW w:type="dxa" w:w="413"/>
+            <w:tcW w:type="dxa" w:w="408"/>
             <w:shd w:val="clear" w:color="auto" w:fill="F7F9FB"/>
             <w:vAlign w:val="center"/>
           </w:tcPr>
@@ -3333,7 +3333,7 @@
         </w:tc>
         <w:tc>
           <w:tcPr>
-            <w:tcW w:type="dxa" w:w="1578"/>
+            <w:tcW w:type="dxa" w:w="1545"/>
             <w:shd w:val="clear" w:color="auto" w:fill="F7F9FB"/>
             <w:vAlign w:val="center"/>
           </w:tcPr>
@@ -3357,7 +3357,7 @@
         </w:tc>
         <w:tc>
           <w:tcPr>
-            <w:tcW w:type="dxa" w:w="2199"/>
+            <w:tcW w:type="dxa" w:w="2742"/>
             <w:shd w:val="clear" w:color="auto" w:fill="F7F9FB"/>
             <w:vAlign w:val="center"/>
           </w:tcPr>
@@ -3380,7 +3380,7 @@
         </w:tc>
         <w:tc>
           <w:tcPr>
-            <w:tcW w:type="dxa" w:w="3102"/>
+            <w:tcW w:type="dxa" w:w="2654"/>
             <w:shd w:val="clear" w:color="auto" w:fill="F7F9FB"/>
             <w:vAlign w:val="center"/>
           </w:tcPr>
@@ -3403,7 +3403,7 @@
         </w:tc>
         <w:tc>
           <w:tcPr>
-            <w:tcW w:type="dxa" w:w="1204"/>
+            <w:tcW w:type="dxa" w:w="1146"/>
             <w:shd w:val="clear" w:color="auto" w:fill="F7F9FB"/>
             <w:vAlign w:val="center"/>
           </w:tcPr>
@@ -3441,7 +3441,7 @@
         </w:trPr>
         <w:tc>
           <w:tcPr>
-            <w:tcW w:type="dxa" w:w="413"/>
+            <w:tcW w:type="dxa" w:w="408"/>
             <w:shd w:val="clear" w:color="auto" w:fill="FFFFFF"/>
             <w:vAlign w:val="center"/>
           </w:tcPr>
@@ -3465,7 +3465,7 @@
         </w:tc>
         <w:tc>
           <w:tcPr>
-            <w:tcW w:type="dxa" w:w="1578"/>
+            <w:tcW w:type="dxa" w:w="1545"/>
             <w:shd w:val="clear" w:color="auto" w:fill="FFFFFF"/>
             <w:vAlign w:val="center"/>
           </w:tcPr>
@@ -3489,7 +3489,7 @@
         </w:tc>
         <w:tc>
           <w:tcPr>
-            <w:tcW w:type="dxa" w:w="2199"/>
+            <w:tcW w:type="dxa" w:w="2742"/>
             <w:shd w:val="clear" w:color="auto" w:fill="FFFFFF"/>
             <w:vAlign w:val="center"/>
           </w:tcPr>
@@ -3512,7 +3512,7 @@
         </w:tc>
         <w:tc>
           <w:tcPr>
-            <w:tcW w:type="dxa" w:w="3102"/>
+            <w:tcW w:type="dxa" w:w="2654"/>
             <w:shd w:val="clear" w:color="auto" w:fill="FFFFFF"/>
             <w:vAlign w:val="center"/>
           </w:tcPr>
@@ -3535,7 +3535,7 @@
         </w:tc>
         <w:tc>
           <w:tcPr>
-            <w:tcW w:type="dxa" w:w="1204"/>
+            <w:tcW w:type="dxa" w:w="1146"/>
             <w:shd w:val="clear" w:color="auto" w:fill="FFFFFF"/>
             <w:vAlign w:val="center"/>
           </w:tcPr>
@@ -3573,7 +3573,7 @@
         </w:trPr>
         <w:tc>
           <w:tcPr>
-            <w:tcW w:type="dxa" w:w="413"/>
+            <w:tcW w:type="dxa" w:w="408"/>
             <w:shd w:val="clear" w:color="auto" w:fill="F7F9FB"/>
             <w:vAlign w:val="center"/>
           </w:tcPr>
@@ -3597,7 +3597,7 @@
         </w:tc>
         <w:tc>
           <w:tcPr>
-            <w:tcW w:type="dxa" w:w="1578"/>
+            <w:tcW w:type="dxa" w:w="1545"/>
             <w:shd w:val="clear" w:color="auto" w:fill="F7F9FB"/>
             <w:vAlign w:val="center"/>
           </w:tcPr>
@@ -3621,7 +3621,7 @@
         </w:tc>
         <w:tc>
           <w:tcPr>
-            <w:tcW w:type="dxa" w:w="2199"/>
+            <w:tcW w:type="dxa" w:w="2742"/>
             <w:shd w:val="clear" w:color="auto" w:fill="F7F9FB"/>
             <w:vAlign w:val="center"/>
           </w:tcPr>
@@ -3644,7 +3644,7 @@
         </w:tc>
         <w:tc>
           <w:tcPr>
-            <w:tcW w:type="dxa" w:w="3102"/>
+            <w:tcW w:type="dxa" w:w="2654"/>
             <w:shd w:val="clear" w:color="auto" w:fill="F7F9FB"/>
             <w:vAlign w:val="center"/>
           </w:tcPr>
@@ -3667,7 +3667,7 @@
         </w:tc>
         <w:tc>
           <w:tcPr>
-            <w:tcW w:type="dxa" w:w="1204"/>
+            <w:tcW w:type="dxa" w:w="1146"/>
             <w:shd w:val="clear" w:color="auto" w:fill="F7F9FB"/>
             <w:vAlign w:val="center"/>
           </w:tcPr>
@@ -3705,7 +3705,7 @@
         </w:trPr>
         <w:tc>
           <w:tcPr>
-            <w:tcW w:type="dxa" w:w="413"/>
+            <w:tcW w:type="dxa" w:w="408"/>
             <w:shd w:val="clear" w:color="auto" w:fill="FFFFFF"/>
             <w:vAlign w:val="center"/>
           </w:tcPr>
@@ -3729,7 +3729,7 @@
         </w:tc>
         <w:tc>
           <w:tcPr>
-            <w:tcW w:type="dxa" w:w="1578"/>
+            <w:tcW w:type="dxa" w:w="1545"/>
             <w:shd w:val="clear" w:color="auto" w:fill="FFFFFF"/>
             <w:vAlign w:val="center"/>
           </w:tcPr>
@@ -3753,7 +3753,7 @@
         </w:tc>
         <w:tc>
           <w:tcPr>
-            <w:tcW w:type="dxa" w:w="2199"/>
+            <w:tcW w:type="dxa" w:w="2742"/>
             <w:shd w:val="clear" w:color="auto" w:fill="FFFFFF"/>
             <w:vAlign w:val="center"/>
           </w:tcPr>
@@ -3776,7 +3776,7 @@
         </w:tc>
         <w:tc>
           <w:tcPr>
-            <w:tcW w:type="dxa" w:w="3102"/>
+            <w:tcW w:type="dxa" w:w="2654"/>
             <w:shd w:val="clear" w:color="auto" w:fill="FFFFFF"/>
             <w:vAlign w:val="center"/>
           </w:tcPr>
@@ -3799,7 +3799,7 @@
         </w:tc>
         <w:tc>
           <w:tcPr>
-            <w:tcW w:type="dxa" w:w="1204"/>
+            <w:tcW w:type="dxa" w:w="1146"/>
             <w:shd w:val="clear" w:color="auto" w:fill="FFFFFF"/>
             <w:vAlign w:val="center"/>
           </w:tcPr>
@@ -3837,7 +3837,7 @@
         </w:trPr>
         <w:tc>
           <w:tcPr>
-            <w:tcW w:type="dxa" w:w="413"/>
+            <w:tcW w:type="dxa" w:w="408"/>
             <w:shd w:val="clear" w:color="auto" w:fill="F7F9FB"/>
             <w:vAlign w:val="center"/>
           </w:tcPr>
@@ -3861,7 +3861,7 @@
         </w:tc>
         <w:tc>
           <w:tcPr>
-            <w:tcW w:type="dxa" w:w="1578"/>
+            <w:tcW w:type="dxa" w:w="1545"/>
             <w:shd w:val="clear" w:color="auto" w:fill="F7F9FB"/>
             <w:vAlign w:val="center"/>
           </w:tcPr>
@@ -3885,7 +3885,7 @@
         </w:tc>
         <w:tc>
           <w:tcPr>
-            <w:tcW w:type="dxa" w:w="2199"/>
+            <w:tcW w:type="dxa" w:w="2742"/>
             <w:shd w:val="clear" w:color="auto" w:fill="F7F9FB"/>
             <w:vAlign w:val="center"/>
           </w:tcPr>
@@ -3908,7 +3908,7 @@
         </w:tc>
         <w:tc>
           <w:tcPr>
-            <w:tcW w:type="dxa" w:w="3102"/>
+            <w:tcW w:type="dxa" w:w="2654"/>
             <w:shd w:val="clear" w:color="auto" w:fill="F7F9FB"/>
             <w:vAlign w:val="center"/>
           </w:tcPr>
@@ -3931,7 +3931,7 @@
         </w:tc>
         <w:tc>
           <w:tcPr>
-            <w:tcW w:type="dxa" w:w="1204"/>
+            <w:tcW w:type="dxa" w:w="1146"/>
             <w:shd w:val="clear" w:color="auto" w:fill="F7F9FB"/>
             <w:vAlign w:val="center"/>
           </w:tcPr>
@@ -3969,7 +3969,7 @@
         </w:trPr>
         <w:tc>
           <w:tcPr>
-            <w:tcW w:type="dxa" w:w="413"/>
+            <w:tcW w:type="dxa" w:w="408"/>
             <w:shd w:val="clear" w:color="auto" w:fill="FFFFFF"/>
             <w:vAlign w:val="center"/>
           </w:tcPr>
@@ -3993,7 +3993,7 @@
         </w:tc>
         <w:tc>
           <w:tcPr>
-            <w:tcW w:type="dxa" w:w="1578"/>
+            <w:tcW w:type="dxa" w:w="1545"/>
             <w:shd w:val="clear" w:color="auto" w:fill="FFFFFF"/>
             <w:vAlign w:val="center"/>
           </w:tcPr>
@@ -4017,7 +4017,7 @@
         </w:tc>
         <w:tc>
           <w:tcPr>
-            <w:tcW w:type="dxa" w:w="2199"/>
+            <w:tcW w:type="dxa" w:w="2742"/>
             <w:shd w:val="clear" w:color="auto" w:fill="FFFFFF"/>
             <w:vAlign w:val="center"/>
           </w:tcPr>
@@ -4040,7 +4040,7 @@
         </w:tc>
         <w:tc>
           <w:tcPr>
-            <w:tcW w:type="dxa" w:w="3102"/>
+            <w:tcW w:type="dxa" w:w="2654"/>
             <w:shd w:val="clear" w:color="auto" w:fill="FFFFFF"/>
             <w:vAlign w:val="center"/>
           </w:tcPr>
@@ -4063,7 +4063,7 @@
         </w:tc>
         <w:tc>
           <w:tcPr>
-            <w:tcW w:type="dxa" w:w="1204"/>
+            <w:tcW w:type="dxa" w:w="1146"/>
             <w:shd w:val="clear" w:color="auto" w:fill="FFFFFF"/>
             <w:vAlign w:val="center"/>
           </w:tcPr>
@@ -4101,7 +4101,7 @@
         </w:trPr>
         <w:tc>
           <w:tcPr>
-            <w:tcW w:type="dxa" w:w="413"/>
+            <w:tcW w:type="dxa" w:w="408"/>
             <w:shd w:val="clear" w:color="auto" w:fill="F7F9FB"/>
             <w:vAlign w:val="center"/>
           </w:tcPr>
@@ -4125,7 +4125,7 @@
         </w:tc>
         <w:tc>
           <w:tcPr>
-            <w:tcW w:type="dxa" w:w="1578"/>
+            <w:tcW w:type="dxa" w:w="1545"/>
             <w:shd w:val="clear" w:color="auto" w:fill="F7F9FB"/>
             <w:vAlign w:val="center"/>
           </w:tcPr>
@@ -4149,7 +4149,7 @@
         </w:tc>
         <w:tc>
           <w:tcPr>
-            <w:tcW w:type="dxa" w:w="2199"/>
+            <w:tcW w:type="dxa" w:w="2742"/>
             <w:shd w:val="clear" w:color="auto" w:fill="F7F9FB"/>
             <w:vAlign w:val="center"/>
           </w:tcPr>
@@ -4172,7 +4172,7 @@
         </w:tc>
         <w:tc>
           <w:tcPr>
-            <w:tcW w:type="dxa" w:w="3102"/>
+            <w:tcW w:type="dxa" w:w="2654"/>
             <w:shd w:val="clear" w:color="auto" w:fill="F7F9FB"/>
             <w:vAlign w:val="center"/>
           </w:tcPr>
@@ -4195,7 +4195,7 @@
         </w:tc>
         <w:tc>
           <w:tcPr>
-            <w:tcW w:type="dxa" w:w="1204"/>
+            <w:tcW w:type="dxa" w:w="1146"/>
             <w:shd w:val="clear" w:color="auto" w:fill="F7F9FB"/>
             <w:vAlign w:val="center"/>
           </w:tcPr>
@@ -4233,7 +4233,7 @@
         </w:trPr>
         <w:tc>
           <w:tcPr>
-            <w:tcW w:type="dxa" w:w="413"/>
+            <w:tcW w:type="dxa" w:w="408"/>
             <w:shd w:val="clear" w:color="auto" w:fill="FFFFFF"/>
             <w:vAlign w:val="center"/>
           </w:tcPr>
@@ -4257,7 +4257,7 @@
         </w:tc>
         <w:tc>
           <w:tcPr>
-            <w:tcW w:type="dxa" w:w="1578"/>
+            <w:tcW w:type="dxa" w:w="1545"/>
             <w:shd w:val="clear" w:color="auto" w:fill="FFFFFF"/>
             <w:vAlign w:val="center"/>
           </w:tcPr>
@@ -4281,7 +4281,7 @@
         </w:tc>
         <w:tc>
           <w:tcPr>
-            <w:tcW w:type="dxa" w:w="2199"/>
+            <w:tcW w:type="dxa" w:w="2742"/>
             <w:shd w:val="clear" w:color="auto" w:fill="FFFFFF"/>
             <w:vAlign w:val="center"/>
           </w:tcPr>
@@ -4304,7 +4304,7 @@
         </w:tc>
         <w:tc>
           <w:tcPr>
-            <w:tcW w:type="dxa" w:w="3102"/>
+            <w:tcW w:type="dxa" w:w="2654"/>
             <w:shd w:val="clear" w:color="auto" w:fill="FFFFFF"/>
             <w:vAlign w:val="center"/>
           </w:tcPr>
@@ -4327,7 +4327,7 @@
         </w:tc>
         <w:tc>
           <w:tcPr>
-            <w:tcW w:type="dxa" w:w="1204"/>
+            <w:tcW w:type="dxa" w:w="1146"/>
             <w:shd w:val="clear" w:color="auto" w:fill="FFFFFF"/>
             <w:vAlign w:val="center"/>
           </w:tcPr>
@@ -4365,7 +4365,7 @@
         </w:trPr>
         <w:tc>
           <w:tcPr>
-            <w:tcW w:type="dxa" w:w="413"/>
+            <w:tcW w:type="dxa" w:w="408"/>
             <w:shd w:val="clear" w:color="auto" w:fill="F7F9FB"/>
             <w:vAlign w:val="center"/>
           </w:tcPr>
@@ -4389,7 +4389,7 @@
         </w:tc>
         <w:tc>
           <w:tcPr>
-            <w:tcW w:type="dxa" w:w="1578"/>
+            <w:tcW w:type="dxa" w:w="1545"/>
             <w:shd w:val="clear" w:color="auto" w:fill="F7F9FB"/>
             <w:vAlign w:val="center"/>
           </w:tcPr>
@@ -4413,7 +4413,7 @@
         </w:tc>
         <w:tc>
           <w:tcPr>
-            <w:tcW w:type="dxa" w:w="2199"/>
+            <w:tcW w:type="dxa" w:w="2742"/>
             <w:shd w:val="clear" w:color="auto" w:fill="F7F9FB"/>
             <w:vAlign w:val="center"/>
           </w:tcPr>
@@ -4436,7 +4436,7 @@
         </w:tc>
         <w:tc>
           <w:tcPr>
-            <w:tcW w:type="dxa" w:w="3102"/>
+            <w:tcW w:type="dxa" w:w="2654"/>
             <w:shd w:val="clear" w:color="auto" w:fill="F7F9FB"/>
             <w:vAlign w:val="center"/>
           </w:tcPr>
@@ -4459,7 +4459,7 @@
         </w:tc>
         <w:tc>
           <w:tcPr>
-            <w:tcW w:type="dxa" w:w="1204"/>
+            <w:tcW w:type="dxa" w:w="1146"/>
             <w:shd w:val="clear" w:color="auto" w:fill="F7F9FB"/>
             <w:vAlign w:val="center"/>
           </w:tcPr>
@@ -4497,7 +4497,7 @@
         </w:trPr>
         <w:tc>
           <w:tcPr>
-            <w:tcW w:type="dxa" w:w="413"/>
+            <w:tcW w:type="dxa" w:w="408"/>
             <w:shd w:val="clear" w:color="auto" w:fill="FFFFFF"/>
             <w:vAlign w:val="center"/>
           </w:tcPr>
@@ -4521,7 +4521,7 @@
         </w:tc>
         <w:tc>
           <w:tcPr>
-            <w:tcW w:type="dxa" w:w="1578"/>
+            <w:tcW w:type="dxa" w:w="1545"/>
             <w:shd w:val="clear" w:color="auto" w:fill="FFFFFF"/>
             <w:vAlign w:val="center"/>
           </w:tcPr>
@@ -4545,7 +4545,7 @@
         </w:tc>
         <w:tc>
           <w:tcPr>
-            <w:tcW w:type="dxa" w:w="2199"/>
+            <w:tcW w:type="dxa" w:w="2742"/>
             <w:shd w:val="clear" w:color="auto" w:fill="FFFFFF"/>
             <w:vAlign w:val="center"/>
           </w:tcPr>
@@ -4568,7 +4568,7 @@
         </w:tc>
         <w:tc>
           <w:tcPr>
-            <w:tcW w:type="dxa" w:w="3102"/>
+            <w:tcW w:type="dxa" w:w="2654"/>
             <w:shd w:val="clear" w:color="auto" w:fill="FFFFFF"/>
             <w:vAlign w:val="center"/>
           </w:tcPr>
@@ -4591,7 +4591,7 @@
         </w:tc>
         <w:tc>
           <w:tcPr>
-            <w:tcW w:type="dxa" w:w="1204"/>
+            <w:tcW w:type="dxa" w:w="1146"/>
             <w:shd w:val="clear" w:color="auto" w:fill="FFFFFF"/>
             <w:vAlign w:val="center"/>
           </w:tcPr>
@@ -4629,7 +4629,7 @@
         </w:trPr>
         <w:tc>
           <w:tcPr>
-            <w:tcW w:type="dxa" w:w="413"/>
+            <w:tcW w:type="dxa" w:w="408"/>
             <w:shd w:val="clear" w:color="auto" w:fill="F7F9FB"/>
             <w:vAlign w:val="center"/>
           </w:tcPr>
@@ -4653,7 +4653,7 @@
         </w:tc>
         <w:tc>
           <w:tcPr>
-            <w:tcW w:type="dxa" w:w="1578"/>
+            <w:tcW w:type="dxa" w:w="1545"/>
             <w:shd w:val="clear" w:color="auto" w:fill="F7F9FB"/>
             <w:vAlign w:val="center"/>
           </w:tcPr>
@@ -4677,7 +4677,7 @@
         </w:tc>
         <w:tc>
           <w:tcPr>
-            <w:tcW w:type="dxa" w:w="2199"/>
+            <w:tcW w:type="dxa" w:w="2742"/>
             <w:shd w:val="clear" w:color="auto" w:fill="F7F9FB"/>
             <w:vAlign w:val="center"/>
           </w:tcPr>
@@ -4700,7 +4700,7 @@
         </w:tc>
         <w:tc>
           <w:tcPr>
-            <w:tcW w:type="dxa" w:w="3102"/>
+            <w:tcW w:type="dxa" w:w="2654"/>
             <w:shd w:val="clear" w:color="auto" w:fill="F7F9FB"/>
             <w:vAlign w:val="center"/>
           </w:tcPr>
@@ -4723,7 +4723,7 @@
         </w:tc>
         <w:tc>
           <w:tcPr>
-            <w:tcW w:type="dxa" w:w="1204"/>
+            <w:tcW w:type="dxa" w:w="1146"/>
             <w:shd w:val="clear" w:color="auto" w:fill="F7F9FB"/>
             <w:vAlign w:val="center"/>
           </w:tcPr>
@@ -4761,7 +4761,7 @@
         </w:trPr>
         <w:tc>
           <w:tcPr>
-            <w:tcW w:type="dxa" w:w="413"/>
+            <w:tcW w:type="dxa" w:w="408"/>
             <w:shd w:val="clear" w:color="auto" w:fill="FFFFFF"/>
             <w:vAlign w:val="center"/>
           </w:tcPr>
@@ -4785,7 +4785,7 @@
         </w:tc>
         <w:tc>
           <w:tcPr>
-            <w:tcW w:type="dxa" w:w="1578"/>
+            <w:tcW w:type="dxa" w:w="1545"/>
             <w:shd w:val="clear" w:color="auto" w:fill="FFFFFF"/>
             <w:vAlign w:val="center"/>
           </w:tcPr>
@@ -4809,7 +4809,7 @@
         </w:tc>
         <w:tc>
           <w:tcPr>
-            <w:tcW w:type="dxa" w:w="2199"/>
+            <w:tcW w:type="dxa" w:w="2742"/>
             <w:shd w:val="clear" w:color="auto" w:fill="FFFFFF"/>
             <w:vAlign w:val="center"/>
           </w:tcPr>
@@ -4832,7 +4832,7 @@
         </w:tc>
         <w:tc>
           <w:tcPr>
-            <w:tcW w:type="dxa" w:w="3102"/>
+            <w:tcW w:type="dxa" w:w="2654"/>
             <w:shd w:val="clear" w:color="auto" w:fill="FFFFFF"/>
             <w:vAlign w:val="center"/>
           </w:tcPr>
@@ -4855,7 +4855,7 @@
         </w:tc>
         <w:tc>
           <w:tcPr>
-            <w:tcW w:type="dxa" w:w="1204"/>
+            <w:tcW w:type="dxa" w:w="1146"/>
             <w:shd w:val="clear" w:color="auto" w:fill="FFFFFF"/>
             <w:vAlign w:val="center"/>
           </w:tcPr>
@@ -4893,7 +4893,7 @@
         </w:trPr>
         <w:tc>
           <w:tcPr>
-            <w:tcW w:type="dxa" w:w="413"/>
+            <w:tcW w:type="dxa" w:w="408"/>
             <w:shd w:val="clear" w:color="auto" w:fill="F7F9FB"/>
             <w:vAlign w:val="center"/>
           </w:tcPr>
@@ -4917,7 +4917,7 @@
         </w:tc>
         <w:tc>
           <w:tcPr>
-            <w:tcW w:type="dxa" w:w="1578"/>
+            <w:tcW w:type="dxa" w:w="1545"/>
             <w:shd w:val="clear" w:color="auto" w:fill="F7F9FB"/>
             <w:vAlign w:val="center"/>
           </w:tcPr>
@@ -4941,7 +4941,7 @@
         </w:tc>
         <w:tc>
           <w:tcPr>
-            <w:tcW w:type="dxa" w:w="2199"/>
+            <w:tcW w:type="dxa" w:w="2742"/>
             <w:shd w:val="clear" w:color="auto" w:fill="F7F9FB"/>
             <w:vAlign w:val="center"/>
           </w:tcPr>
@@ -4964,7 +4964,7 @@
         </w:tc>
         <w:tc>
           <w:tcPr>
-            <w:tcW w:type="dxa" w:w="3102"/>
+            <w:tcW w:type="dxa" w:w="2654"/>
             <w:shd w:val="clear" w:color="auto" w:fill="F7F9FB"/>
             <w:vAlign w:val="center"/>
           </w:tcPr>
@@ -4987,7 +4987,7 @@
         </w:tc>
         <w:tc>
           <w:tcPr>
-            <w:tcW w:type="dxa" w:w="1204"/>
+            <w:tcW w:type="dxa" w:w="1146"/>
             <w:shd w:val="clear" w:color="auto" w:fill="F7F9FB"/>
             <w:vAlign w:val="center"/>
           </w:tcPr>
@@ -5025,7 +5025,7 @@
         </w:trPr>
         <w:tc>
           <w:tcPr>
-            <w:tcW w:type="dxa" w:w="413"/>
+            <w:tcW w:type="dxa" w:w="408"/>
             <w:shd w:val="clear" w:color="auto" w:fill="FFFFFF"/>
             <w:vAlign w:val="center"/>
           </w:tcPr>
@@ -5049,7 +5049,7 @@
         </w:tc>
         <w:tc>
           <w:tcPr>
-            <w:tcW w:type="dxa" w:w="1578"/>
+            <w:tcW w:type="dxa" w:w="1545"/>
             <w:shd w:val="clear" w:color="auto" w:fill="FFFFFF"/>
             <w:vAlign w:val="center"/>
           </w:tcPr>
@@ -5073,7 +5073,7 @@
         </w:tc>
         <w:tc>
           <w:tcPr>
-            <w:tcW w:type="dxa" w:w="2199"/>
+            <w:tcW w:type="dxa" w:w="2742"/>
             <w:shd w:val="clear" w:color="auto" w:fill="FFFFFF"/>
             <w:vAlign w:val="center"/>
           </w:tcPr>
@@ -5096,7 +5096,7 @@
         </w:tc>
         <w:tc>
           <w:tcPr>
-            <w:tcW w:type="dxa" w:w="3102"/>
+            <w:tcW w:type="dxa" w:w="2654"/>
             <w:shd w:val="clear" w:color="auto" w:fill="FFFFFF"/>
             <w:vAlign w:val="center"/>
           </w:tcPr>
@@ -5119,7 +5119,7 @@
         </w:tc>
         <w:tc>
           <w:tcPr>
-            <w:tcW w:type="dxa" w:w="1204"/>
+            <w:tcW w:type="dxa" w:w="1146"/>
             <w:shd w:val="clear" w:color="auto" w:fill="FFFFFF"/>
             <w:vAlign w:val="center"/>
           </w:tcPr>
@@ -5157,7 +5157,7 @@
         </w:trPr>
         <w:tc>
           <w:tcPr>
-            <w:tcW w:type="dxa" w:w="413"/>
+            <w:tcW w:type="dxa" w:w="408"/>
             <w:shd w:val="clear" w:color="auto" w:fill="F7F9FB"/>
             <w:vAlign w:val="center"/>
           </w:tcPr>
@@ -5181,7 +5181,7 @@
         </w:tc>
         <w:tc>
           <w:tcPr>
-            <w:tcW w:type="dxa" w:w="1578"/>
+            <w:tcW w:type="dxa" w:w="1545"/>
             <w:shd w:val="clear" w:color="auto" w:fill="F7F9FB"/>
             <w:vAlign w:val="center"/>
           </w:tcPr>
@@ -5205,7 +5205,7 @@
         </w:tc>
         <w:tc>
           <w:tcPr>
-            <w:tcW w:type="dxa" w:w="2199"/>
+            <w:tcW w:type="dxa" w:w="2742"/>
             <w:shd w:val="clear" w:color="auto" w:fill="F7F9FB"/>
             <w:vAlign w:val="center"/>
           </w:tcPr>
@@ -5228,7 +5228,7 @@
         </w:tc>
         <w:tc>
           <w:tcPr>
-            <w:tcW w:type="dxa" w:w="3102"/>
+            <w:tcW w:type="dxa" w:w="2654"/>
             <w:shd w:val="clear" w:color="auto" w:fill="F7F9FB"/>
             <w:vAlign w:val="center"/>
           </w:tcPr>
@@ -5251,7 +5251,7 @@
         </w:tc>
         <w:tc>
           <w:tcPr>
-            <w:tcW w:type="dxa" w:w="1204"/>
+            <w:tcW w:type="dxa" w:w="1146"/>
             <w:shd w:val="clear" w:color="auto" w:fill="F7F9FB"/>
             <w:vAlign w:val="center"/>
           </w:tcPr>
@@ -5289,7 +5289,7 @@
         </w:trPr>
         <w:tc>
           <w:tcPr>
-            <w:tcW w:type="dxa" w:w="413"/>
+            <w:tcW w:type="dxa" w:w="408"/>
             <w:shd w:val="clear" w:color="auto" w:fill="FFFFFF"/>
             <w:vAlign w:val="center"/>
           </w:tcPr>
@@ -5313,7 +5313,7 @@
         </w:tc>
         <w:tc>
           <w:tcPr>
-            <w:tcW w:type="dxa" w:w="1578"/>
+            <w:tcW w:type="dxa" w:w="1545"/>
             <w:shd w:val="clear" w:color="auto" w:fill="FFFFFF"/>
             <w:vAlign w:val="center"/>
           </w:tcPr>
@@ -5337,7 +5337,7 @@
         </w:tc>
         <w:tc>
           <w:tcPr>
-            <w:tcW w:type="dxa" w:w="2199"/>
+            <w:tcW w:type="dxa" w:w="2742"/>
             <w:shd w:val="clear" w:color="auto" w:fill="FFFFFF"/>
             <w:vAlign w:val="center"/>
           </w:tcPr>
@@ -5360,7 +5360,7 @@
         </w:tc>
         <w:tc>
           <w:tcPr>
-            <w:tcW w:type="dxa" w:w="3102"/>
+            <w:tcW w:type="dxa" w:w="2654"/>
             <w:shd w:val="clear" w:color="auto" w:fill="FFFFFF"/>
             <w:vAlign w:val="center"/>
           </w:tcPr>
@@ -5383,7 +5383,7 @@
         </w:tc>
         <w:tc>
           <w:tcPr>
-            <w:tcW w:type="dxa" w:w="1204"/>
+            <w:tcW w:type="dxa" w:w="1146"/>
             <w:shd w:val="clear" w:color="auto" w:fill="FFFFFF"/>
             <w:vAlign w:val="center"/>
           </w:tcPr>
@@ -5421,7 +5421,7 @@
         </w:trPr>
         <w:tc>
           <w:tcPr>
-            <w:tcW w:type="dxa" w:w="413"/>
+            <w:tcW w:type="dxa" w:w="408"/>
             <w:shd w:val="clear" w:color="auto" w:fill="F7F9FB"/>
             <w:vAlign w:val="center"/>
           </w:tcPr>
@@ -5445,7 +5445,7 @@
         </w:tc>
         <w:tc>
           <w:tcPr>
-            <w:tcW w:type="dxa" w:w="1578"/>
+            <w:tcW w:type="dxa" w:w="1545"/>
             <w:shd w:val="clear" w:color="auto" w:fill="F7F9FB"/>
             <w:vAlign w:val="center"/>
           </w:tcPr>
@@ -5469,7 +5469,7 @@
         </w:tc>
         <w:tc>
           <w:tcPr>
-            <w:tcW w:type="dxa" w:w="2199"/>
+            <w:tcW w:type="dxa" w:w="2742"/>
             <w:shd w:val="clear" w:color="auto" w:fill="F7F9FB"/>
             <w:vAlign w:val="center"/>
           </w:tcPr>
@@ -5492,7 +5492,7 @@
         </w:tc>
         <w:tc>
           <w:tcPr>
-            <w:tcW w:type="dxa" w:w="3102"/>
+            <w:tcW w:type="dxa" w:w="2654"/>
             <w:shd w:val="clear" w:color="auto" w:fill="F7F9FB"/>
             <w:vAlign w:val="center"/>
           </w:tcPr>
@@ -5515,7 +5515,7 @@
         </w:tc>
         <w:tc>
           <w:tcPr>
-            <w:tcW w:type="dxa" w:w="1204"/>
+            <w:tcW w:type="dxa" w:w="1146"/>
             <w:shd w:val="clear" w:color="auto" w:fill="F7F9FB"/>
             <w:vAlign w:val="center"/>
           </w:tcPr>
@@ -5553,7 +5553,7 @@
         </w:trPr>
         <w:tc>
           <w:tcPr>
-            <w:tcW w:type="dxa" w:w="413"/>
+            <w:tcW w:type="dxa" w:w="408"/>
             <w:shd w:val="clear" w:color="auto" w:fill="FFFFFF"/>
             <w:vAlign w:val="center"/>
           </w:tcPr>
@@ -5577,7 +5577,7 @@
         </w:tc>
         <w:tc>
           <w:tcPr>
-            <w:tcW w:type="dxa" w:w="1578"/>
+            <w:tcW w:type="dxa" w:w="1545"/>
             <w:shd w:val="clear" w:color="auto" w:fill="FFFFFF"/>
             <w:vAlign w:val="center"/>
           </w:tcPr>
@@ -5601,7 +5601,7 @@
         </w:tc>
         <w:tc>
           <w:tcPr>
-            <w:tcW w:type="dxa" w:w="2199"/>
+            <w:tcW w:type="dxa" w:w="2742"/>
             <w:shd w:val="clear" w:color="auto" w:fill="FFFFFF"/>
             <w:vAlign w:val="center"/>
           </w:tcPr>
@@ -5624,7 +5624,7 @@
         </w:tc>
         <w:tc>
           <w:tcPr>
-            <w:tcW w:type="dxa" w:w="3102"/>
+            <w:tcW w:type="dxa" w:w="2654"/>
             <w:shd w:val="clear" w:color="auto" w:fill="FFFFFF"/>
             <w:vAlign w:val="center"/>
           </w:tcPr>
@@ -5647,7 +5647,7 @@
         </w:tc>
         <w:tc>
           <w:tcPr>
-            <w:tcW w:type="dxa" w:w="1204"/>
+            <w:tcW w:type="dxa" w:w="1146"/>
             <w:shd w:val="clear" w:color="auto" w:fill="FFFFFF"/>
             <w:vAlign w:val="center"/>
           </w:tcPr>
@@ -5675,7 +5675,7 @@
         </w:trPr>
         <w:tc>
           <w:tcPr>
-            <w:tcW w:type="dxa" w:w="413"/>
+            <w:tcW w:type="dxa" w:w="408"/>
             <w:shd w:val="clear" w:color="auto" w:fill="F7F9FB"/>
             <w:vAlign w:val="center"/>
           </w:tcPr>
@@ -5699,7 +5699,7 @@
         </w:tc>
         <w:tc>
           <w:tcPr>
-            <w:tcW w:type="dxa" w:w="1578"/>
+            <w:tcW w:type="dxa" w:w="1545"/>
             <w:shd w:val="clear" w:color="auto" w:fill="F7F9FB"/>
             <w:vAlign w:val="center"/>
           </w:tcPr>
@@ -5723,7 +5723,7 @@
         </w:tc>
         <w:tc>
           <w:tcPr>
-            <w:tcW w:type="dxa" w:w="2199"/>
+            <w:tcW w:type="dxa" w:w="2742"/>
             <w:shd w:val="clear" w:color="auto" w:fill="F7F9FB"/>
             <w:vAlign w:val="center"/>
           </w:tcPr>
@@ -5746,7 +5746,7 @@
         </w:tc>
         <w:tc>
           <w:tcPr>
-            <w:tcW w:type="dxa" w:w="3102"/>
+            <w:tcW w:type="dxa" w:w="2654"/>
             <w:shd w:val="clear" w:color="auto" w:fill="F7F9FB"/>
             <w:vAlign w:val="center"/>
           </w:tcPr>
@@ -5769,7 +5769,7 @@
         </w:tc>
         <w:tc>
           <w:tcPr>
-            <w:tcW w:type="dxa" w:w="1204"/>
+            <w:tcW w:type="dxa" w:w="1146"/>
             <w:shd w:val="clear" w:color="auto" w:fill="F7F9FB"/>
             <w:vAlign w:val="center"/>
           </w:tcPr>
@@ -5807,12 +5807,276 @@
         </w:trPr>
         <w:tc>
           <w:tcPr>
-            <w:tcW w:type="dxa" w:w="413"/>
+            <w:tcW w:type="dxa" w:w="408"/>
             <w:shd w:val="clear" w:color="auto" w:fill="FFFFFF"/>
             <w:vAlign w:val="center"/>
           </w:tcPr>
           <w:p>
             <w:pPr>
+              <w:keepNext/>
+              <w:spacing w:after="0"/>
+              <w:jc w:val="center"/>
+            </w:pPr>
+            <w:r>
+              <w:rPr>
+                <w:rFonts w:ascii="Calibri" w:hAnsi="Calibri"/>
+                <w:b/>
+                <w:i w:val="0"/>
+                <w:color w:val="222222"/>
+                <w:sz w:val="20"/>
+              </w:rPr>
+              <w:t>43</w:t>
+            </w:r>
+          </w:p>
+        </w:tc>
+        <w:tc>
+          <w:tcPr>
+            <w:tcW w:type="dxa" w:w="1545"/>
+            <w:shd w:val="clear" w:color="auto" w:fill="FFFFFF"/>
+            <w:vAlign w:val="center"/>
+          </w:tcPr>
+          <w:p>
+            <w:pPr>
+              <w:keepNext/>
+              <w:spacing w:after="0"/>
+              <w:jc w:val="center"/>
+            </w:pPr>
+            <w:r>
+              <w:rPr>
+                <w:rFonts w:ascii="Calibri" w:hAnsi="Calibri"/>
+                <w:b w:val="0"/>
+                <w:i w:val="0"/>
+                <w:color w:val="222222"/>
+                <w:sz w:val="20"/>
+              </w:rPr>
+              <w:t>2026-10-27</w:t>
+            </w:r>
+          </w:p>
+        </w:tc>
+        <w:tc>
+          <w:tcPr>
+            <w:tcW w:type="dxa" w:w="2742"/>
+            <w:shd w:val="clear" w:color="auto" w:fill="FFFFFF"/>
+            <w:vAlign w:val="center"/>
+          </w:tcPr>
+          <w:p>
+            <w:pPr>
+              <w:keepNext/>
+              <w:spacing w:after="0"/>
+            </w:pPr>
+            <w:r>
+              <w:rPr>
+                <w:rFonts w:ascii="Calibri" w:hAnsi="Calibri"/>
+                <w:b w:val="0"/>
+                <w:i w:val="0"/>
+                <w:color w:val="222222"/>
+                <w:sz w:val="20"/>
+              </w:rPr>
+              <w:t>The registration audit and hash chain, in this repository</w:t>
+            </w:r>
+          </w:p>
+        </w:tc>
+        <w:tc>
+          <w:tcPr>
+            <w:tcW w:type="dxa" w:w="2654"/>
+            <w:shd w:val="clear" w:color="auto" w:fill="FFFFFF"/>
+            <w:vAlign w:val="center"/>
+          </w:tcPr>
+          <w:p>
+            <w:pPr>
+              <w:keepNext/>
+              <w:spacing w:after="0"/>
+            </w:pPr>
+            <w:r>
+              <w:rPr>
+                <w:rFonts w:ascii="Calibri" w:hAnsi="Calibri"/>
+                <w:b w:val="0"/>
+                <w:i w:val="0"/>
+                <w:color w:val="222222"/>
+                <w:sz w:val="20"/>
+              </w:rPr>
+              <w:t>every registered prediction counted; no result file precedes its registration; corrected 2026-10-28 to count two studies it had missed</w:t>
+            </w:r>
+          </w:p>
+        </w:tc>
+        <w:tc>
+          <w:tcPr>
+            <w:tcW w:type="dxa" w:w="1146"/>
+            <w:shd w:val="clear" w:color="auto" w:fill="FFFFFF"/>
+            <w:vAlign w:val="center"/>
+          </w:tcPr>
+          <w:p>
+            <w:pPr>
+              <w:keepNext/>
+              <w:spacing w:after="0"/>
+            </w:pPr>
+            <w:r>
+              <w:rPr>
+                <w:rFonts w:ascii="Consolas" w:hAnsi="Consolas"/>
+                <w:b w:val="0"/>
+                <w:i w:val="0"/>
+                <w:color w:val="222222"/>
+                <w:sz w:val="18"/>
+              </w:rPr>
+              <w:t>d183585</w:t>
+            </w:r>
+            <w:r>
+              <w:rPr>
+                <w:rFonts w:ascii="Calibri" w:hAnsi="Calibri"/>
+                <w:b w:val="0"/>
+                <w:i w:val="0"/>
+                <w:color w:val="222222"/>
+                <w:sz w:val="20"/>
+              </w:rPr>
+              <w:t xml:space="preserve"> … this branch</w:t>
+            </w:r>
+          </w:p>
+        </w:tc>
+      </w:tr>
+      <w:tr>
+        <w:trPr>
+          <w:cantSplit/>
+        </w:trPr>
+        <w:tc>
+          <w:tcPr>
+            <w:tcW w:type="dxa" w:w="408"/>
+            <w:shd w:val="clear" w:color="auto" w:fill="F7F9FB"/>
+            <w:vAlign w:val="center"/>
+          </w:tcPr>
+          <w:p>
+            <w:pPr>
+              <w:keepNext/>
+              <w:spacing w:after="0"/>
+              <w:jc w:val="center"/>
+            </w:pPr>
+            <w:r>
+              <w:rPr>
+                <w:rFonts w:ascii="Calibri" w:hAnsi="Calibri"/>
+                <w:b/>
+                <w:i w:val="0"/>
+                <w:color w:val="222222"/>
+                <w:sz w:val="20"/>
+              </w:rPr>
+              <w:t>44</w:t>
+            </w:r>
+          </w:p>
+        </w:tc>
+        <w:tc>
+          <w:tcPr>
+            <w:tcW w:type="dxa" w:w="1545"/>
+            <w:shd w:val="clear" w:color="auto" w:fill="F7F9FB"/>
+            <w:vAlign w:val="center"/>
+          </w:tcPr>
+          <w:p>
+            <w:pPr>
+              <w:keepNext/>
+              <w:spacing w:after="0"/>
+              <w:jc w:val="center"/>
+            </w:pPr>
+            <w:r>
+              <w:rPr>
+                <w:rFonts w:ascii="Calibri" w:hAnsi="Calibri"/>
+                <w:b w:val="0"/>
+                <w:i w:val="0"/>
+                <w:color w:val="222222"/>
+                <w:sz w:val="20"/>
+              </w:rPr>
+              <w:t>2026-10-28</w:t>
+            </w:r>
+          </w:p>
+        </w:tc>
+        <w:tc>
+          <w:tcPr>
+            <w:tcW w:type="dxa" w:w="2742"/>
+            <w:shd w:val="clear" w:color="auto" w:fill="F7F9FB"/>
+            <w:vAlign w:val="center"/>
+          </w:tcPr>
+          <w:p>
+            <w:pPr>
+              <w:keepNext/>
+              <w:spacing w:after="0"/>
+            </w:pPr>
+            <w:r>
+              <w:rPr>
+                <w:rFonts w:ascii="Calibri" w:hAnsi="Calibri"/>
+                <w:b w:val="0"/>
+                <w:i w:val="0"/>
+                <w:color w:val="222222"/>
+                <w:sz w:val="20"/>
+              </w:rPr>
+              <w:t>The twin's knob dose-response against real concentration-response curves</w:t>
+            </w:r>
+          </w:p>
+        </w:tc>
+        <w:tc>
+          <w:tcPr>
+            <w:tcW w:type="dxa" w:w="2654"/>
+            <w:shd w:val="clear" w:color="auto" w:fill="F7F9FB"/>
+            <w:vAlign w:val="center"/>
+          </w:tcPr>
+          <w:p>
+            <w:pPr>
+              <w:keepNext/>
+              <w:spacing w:after="0"/>
+            </w:pPr>
+            <w:r>
+              <w:rPr>
+                <w:rFonts w:ascii="Calibri" w:hAnsi="Calibri"/>
+                <w:b w:val="0"/>
+                <w:i w:val="0"/>
+                <w:color w:val="222222"/>
+                <w:sz w:val="20"/>
+              </w:rPr>
+              <w:t>2 of 4 registered predictions pass; the mechanism label matters, the curve shape does not clear the line</w:t>
+            </w:r>
+          </w:p>
+        </w:tc>
+        <w:tc>
+          <w:tcPr>
+            <w:tcW w:type="dxa" w:w="1146"/>
+            <w:shd w:val="clear" w:color="auto" w:fill="F7F9FB"/>
+            <w:vAlign w:val="center"/>
+          </w:tcPr>
+          <w:p>
+            <w:pPr>
+              <w:keepNext/>
+              <w:spacing w:after="0"/>
+            </w:pPr>
+            <w:r>
+              <w:rPr>
+                <w:rFonts w:ascii="Consolas" w:hAnsi="Consolas"/>
+                <w:b w:val="0"/>
+                <w:i w:val="0"/>
+                <w:color w:val="222222"/>
+                <w:sz w:val="18"/>
+              </w:rPr>
+              <w:t>f3e1fb9</w:t>
+            </w:r>
+            <w:r>
+              <w:rPr>
+                <w:rFonts w:ascii="Calibri" w:hAnsi="Calibri"/>
+                <w:b w:val="0"/>
+                <w:i w:val="0"/>
+                <w:color w:val="222222"/>
+                <w:sz w:val="20"/>
+              </w:rPr>
+              <w:t xml:space="preserve"> … this branch</w:t>
+            </w:r>
+          </w:p>
+        </w:tc>
+      </w:tr>
+      <w:tr>
+        <w:trPr>
+          <w:cantSplit/>
+        </w:trPr>
+        <w:tc>
+          <w:tcPr>
+            <w:tcW w:type="dxa" w:w="408"/>
+            <w:shd w:val="clear" w:color="auto" w:fill="FFFFFF"/>
+            <w:vAlign w:val="center"/>
+          </w:tcPr>
+          <w:p>
+            <w:pPr>
               <w:keepNext w:val="0"/>
               <w:spacing w:after="0"/>
               <w:jc w:val="center"/>
@@ -5831,7 +6095,7 @@
         </w:tc>
         <w:tc>
           <w:tcPr>
-            <w:tcW w:type="dxa" w:w="1578"/>
+            <w:tcW w:type="dxa" w:w="1545"/>
             <w:shd w:val="clear" w:color="auto" w:fill="FFFFFF"/>
             <w:vAlign w:val="center"/>
           </w:tcPr>
@@ -5855,7 +6119,7 @@
         </w:tc>
         <w:tc>
           <w:tcPr>
-            <w:tcW w:type="dxa" w:w="2199"/>
+            <w:tcW w:type="dxa" w:w="2742"/>
             <w:shd w:val="clear" w:color="auto" w:fill="FFFFFF"/>
             <w:vAlign w:val="center"/>
           </w:tcPr>
@@ -5878,7 +6142,7 @@
         </w:tc>
         <w:tc>
           <w:tcPr>
-            <w:tcW w:type="dxa" w:w="3102"/>
+            <w:tcW w:type="dxa" w:w="2654"/>
             <w:shd w:val="clear" w:color="auto" w:fill="FFFFFF"/>
             <w:vAlign w:val="center"/>
           </w:tcPr>
@@ -5921,7 +6185,7 @@
         </w:tc>
         <w:tc>
           <w:tcPr>
-            <w:tcW w:type="dxa" w:w="1204"/>
+            <w:tcW w:type="dxa" w:w="1146"/>
             <w:shd w:val="clear" w:color="auto" w:fill="FFFFFF"/>
             <w:vAlign w:val="center"/>
           </w:tcPr>
@@ -16346,6 +16610,893 @@
           <w:sz w:val="19"/>
         </w:rPr>
         <w:t>outputs/tables/toxcast_wells_needed.md</w:t>
+      </w:r>
+      <w:r>
+        <w:rPr>
+          <w:rFonts w:ascii="Calibri" w:hAnsi="Calibri"/>
+          <w:b w:val="0"/>
+          <w:i w:val="0"/>
+          <w:color w:val="222222"/>
+          <w:sz w:val="21"/>
+        </w:rPr>
+        <w:t>.</w:t>
+      </w:r>
+    </w:p>
+    <w:p>
+      <w:pPr>
+        <w:keepNext/>
+        <w:spacing w:before="240" w:after="60"/>
+      </w:pPr>
+      <w:r>
+        <w:rPr>
+          <w:rFonts w:ascii="Calibri" w:hAnsi="Calibri"/>
+          <w:b/>
+          <w:i w:val="0"/>
+          <w:color w:val="1F4E79"/>
+          <w:sz w:val="23"/>
+        </w:rPr>
+        <w:t>43. The registrations audited and hash-chained in this repository</w:t>
+      </w:r>
+    </w:p>
+    <w:p>
+      <w:pPr>
+        <w:spacing w:after="120"/>
+      </w:pPr>
+      <w:r>
+        <w:rPr>
+          <w:rFonts w:ascii="Calibri" w:hAnsi="Calibri"/>
+          <w:b/>
+          <w:i w:val="0"/>
+          <w:color w:val="156082"/>
+          <w:sz w:val="21"/>
+        </w:rPr>
+        <w:t>Slide message:</w:t>
+      </w:r>
+      <w:r>
+        <w:rPr>
+          <w:rFonts w:ascii="Calibri" w:hAnsi="Calibri"/>
+          <w:b w:val="0"/>
+          <w:i w:val="0"/>
+          <w:color w:val="222222"/>
+          <w:sz w:val="21"/>
+        </w:rPr>
+        <w:t xml:space="preserve"> </w:t>
+      </w:r>
+      <w:r>
+        <w:rPr>
+          <w:rFonts w:ascii="Calibri" w:hAnsi="Calibri"/>
+          <w:b w:val="0"/>
+          <w:i/>
+          <w:color w:val="222222"/>
+          <w:sz w:val="21"/>
+        </w:rPr>
+        <w:t>Every registered prediction is counted by a script, and every result file is checked against the commit that registered it, here, in the public repository.</w:t>
+      </w:r>
+    </w:p>
+    <w:p>
+      <w:pPr>
+        <w:spacing w:after="120"/>
+        <w:ind w:left="432" w:hanging="259"/>
+      </w:pPr>
+      <w:r>
+        <w:rPr>
+          <w:rFonts w:ascii="Calibri" w:hAnsi="Calibri"/>
+          <w:b w:val="0"/>
+          <w:i w:val="0"/>
+          <w:color w:val="222222"/>
+          <w:sz w:val="21"/>
+        </w:rPr>
+        <w:t>•</w:t>
+        <w:tab/>
+      </w:r>
+      <w:r>
+        <w:rPr>
+          <w:rFonts w:ascii="Calibri" w:hAnsi="Calibri"/>
+          <w:b/>
+          <w:i w:val="0"/>
+          <w:color w:val="156082"/>
+          <w:sz w:val="21"/>
+        </w:rPr>
+        <w:t>What changed.</w:t>
+      </w:r>
+      <w:r>
+        <w:rPr>
+          <w:rFonts w:ascii="Calibri" w:hAnsi="Calibri"/>
+          <w:b w:val="0"/>
+          <w:i w:val="0"/>
+          <w:color w:val="222222"/>
+          <w:sz w:val="21"/>
+        </w:rPr>
+        <w:t xml:space="preserve"> Two report tools come over from the manuscript repository, where they were first written: </w:t>
+      </w:r>
+      <w:r>
+        <w:rPr>
+          <w:rFonts w:ascii="Consolas" w:hAnsi="Consolas"/>
+          <w:b w:val="0"/>
+          <w:i w:val="0"/>
+          <w:color w:val="222222"/>
+          <w:sz w:val="19"/>
+        </w:rPr>
+        <w:t>neuromps.report.audit</w:t>
+      </w:r>
+      <w:r>
+        <w:rPr>
+          <w:rFonts w:ascii="Calibri" w:hAnsi="Calibri"/>
+          <w:b w:val="0"/>
+          <w:i w:val="0"/>
+          <w:color w:val="222222"/>
+          <w:sz w:val="21"/>
+        </w:rPr>
+        <w:t xml:space="preserve"> counts the outcome of every registered prediction in </w:t>
+      </w:r>
+      <w:r>
+        <w:rPr>
+          <w:rFonts w:ascii="Consolas" w:hAnsi="Consolas"/>
+          <w:b w:val="0"/>
+          <w:i w:val="0"/>
+          <w:color w:val="222222"/>
+          <w:sz w:val="19"/>
+        </w:rPr>
+        <w:t>outputs/metrics.json</w:t>
+      </w:r>
+      <w:r>
+        <w:rPr>
+          <w:rFonts w:ascii="Calibri" w:hAnsi="Calibri"/>
+          <w:b w:val="0"/>
+          <w:i w:val="0"/>
+          <w:color w:val="222222"/>
+          <w:sz w:val="21"/>
+        </w:rPr>
+        <w:t xml:space="preserve"> (now run at the end of every </w:t>
+      </w:r>
+      <w:r>
+        <w:rPr>
+          <w:rFonts w:ascii="Consolas" w:hAnsi="Consolas"/>
+          <w:b w:val="0"/>
+          <w:i w:val="0"/>
+          <w:color w:val="222222"/>
+          <w:sz w:val="19"/>
+        </w:rPr>
+        <w:t>run_all</w:t>
+      </w:r>
+      <w:r>
+        <w:rPr>
+          <w:rFonts w:ascii="Calibri" w:hAnsi="Calibri"/>
+          <w:b w:val="0"/>
+          <w:i w:val="0"/>
+          <w:color w:val="222222"/>
+          <w:sz w:val="21"/>
+        </w:rPr>
+        <w:t xml:space="preserve">), and </w:t>
+      </w:r>
+      <w:r>
+        <w:rPr>
+          <w:rFonts w:ascii="Consolas" w:hAnsi="Consolas"/>
+          <w:b w:val="0"/>
+          <w:i w:val="0"/>
+          <w:color w:val="222222"/>
+          <w:sz w:val="19"/>
+        </w:rPr>
+        <w:t>neuromps.report.timestamps</w:t>
+      </w:r>
+      <w:r>
+        <w:rPr>
+          <w:rFonts w:ascii="Calibri" w:hAnsi="Calibri"/>
+          <w:b w:val="0"/>
+          <w:i w:val="0"/>
+          <w:color w:val="222222"/>
+          <w:sz w:val="21"/>
+        </w:rPr>
+        <w:t xml:space="preserve"> writes </w:t>
+      </w:r>
+      <w:r>
+        <w:rPr>
+          <w:rFonts w:ascii="Consolas" w:hAnsi="Consolas"/>
+          <w:b w:val="0"/>
+          <w:i w:val="0"/>
+          <w:color w:val="222222"/>
+          <w:sz w:val="19"/>
+        </w:rPr>
+        <w:t>preregistration/TIMESTAMPS.json</w:t>
+      </w:r>
+      <w:r>
+        <w:rPr>
+          <w:rFonts w:ascii="Calibri" w:hAnsi="Calibri"/>
+          <w:b w:val="0"/>
+          <w:i w:val="0"/>
+          <w:color w:val="222222"/>
+          <w:sz w:val="21"/>
+        </w:rPr>
+        <w:t xml:space="preserve"> (each registration's checksum and first commit, a hash chain over them, and whether each result file came after its registration) and its counts to </w:t>
+      </w:r>
+      <w:r>
+        <w:rPr>
+          <w:rFonts w:ascii="Consolas" w:hAnsi="Consolas"/>
+          <w:b w:val="0"/>
+          <w:i w:val="0"/>
+          <w:color w:val="222222"/>
+          <w:sz w:val="19"/>
+        </w:rPr>
+        <w:t>metrics.json</w:t>
+      </w:r>
+      <w:r>
+        <w:rPr>
+          <w:rFonts w:ascii="Calibri" w:hAnsi="Calibri"/>
+          <w:b w:val="0"/>
+          <w:i w:val="0"/>
+          <w:color w:val="222222"/>
+          <w:sz w:val="21"/>
+        </w:rPr>
+        <w:t>. Report §21 describes both.</w:t>
+      </w:r>
+    </w:p>
+    <w:p>
+      <w:pPr>
+        <w:spacing w:after="120"/>
+        <w:ind w:left="432" w:hanging="259"/>
+      </w:pPr>
+      <w:r>
+        <w:rPr>
+          <w:rFonts w:ascii="Calibri" w:hAnsi="Calibri"/>
+          <w:b w:val="0"/>
+          <w:i w:val="0"/>
+          <w:color w:val="222222"/>
+          <w:sz w:val="21"/>
+        </w:rPr>
+        <w:t>•</w:t>
+        <w:tab/>
+      </w:r>
+      <w:r>
+        <w:rPr>
+          <w:rFonts w:ascii="Calibri" w:hAnsi="Calibri"/>
+          <w:b/>
+          <w:i w:val="0"/>
+          <w:color w:val="156082"/>
+          <w:sz w:val="21"/>
+        </w:rPr>
+        <w:t>Why.</w:t>
+      </w:r>
+      <w:r>
+        <w:rPr>
+          <w:rFonts w:ascii="Calibri" w:hAnsi="Calibri"/>
+          <w:b w:val="0"/>
+          <w:i w:val="0"/>
+          <w:color w:val="222222"/>
+          <w:sz w:val="21"/>
+        </w:rPr>
+        <w:t xml:space="preserve"> The final-round deck quoted registration counts and a hash chain that existed only in the private manuscript repository, so a reader of this repository could not check them.</w:t>
+      </w:r>
+    </w:p>
+    <w:p>
+      <w:pPr>
+        <w:spacing w:after="120"/>
+        <w:ind w:left="432" w:hanging="259"/>
+      </w:pPr>
+      <w:r>
+        <w:rPr>
+          <w:rFonts w:ascii="Calibri" w:hAnsi="Calibri"/>
+          <w:b w:val="0"/>
+          <w:i w:val="0"/>
+          <w:color w:val="222222"/>
+          <w:sz w:val="21"/>
+        </w:rPr>
+        <w:t>•</w:t>
+        <w:tab/>
+      </w:r>
+      <w:r>
+        <w:rPr>
+          <w:rFonts w:ascii="Calibri" w:hAnsi="Calibri"/>
+          <w:b/>
+          <w:i w:val="0"/>
+          <w:color w:val="156082"/>
+          <w:sz w:val="21"/>
+        </w:rPr>
+        <w:t>Effect.</w:t>
+      </w:r>
+    </w:p>
+    <w:p>
+      <w:pPr>
+        <w:spacing w:after="120"/>
+        <w:ind w:left="432" w:hanging="259"/>
+      </w:pPr>
+      <w:r>
+        <w:rPr>
+          <w:rFonts w:ascii="Calibri" w:hAnsi="Calibri"/>
+          <w:b w:val="0"/>
+          <w:i w:val="0"/>
+          <w:color w:val="222222"/>
+          <w:sz w:val="21"/>
+        </w:rPr>
+        <w:t>•</w:t>
+        <w:tab/>
+      </w:r>
+      <w:r>
+        <w:rPr>
+          <w:rFonts w:ascii="Calibri" w:hAnsi="Calibri"/>
+          <w:b w:val="0"/>
+          <w:i w:val="0"/>
+          <w:color w:val="222222"/>
+          <w:sz w:val="21"/>
+        </w:rPr>
+        <w:t>43 registered studies here made 223 predictions: 99 passed, 85 failed, 38 were uninterpretable.</w:t>
+      </w:r>
+    </w:p>
+    <w:p>
+      <w:pPr>
+        <w:spacing w:after="120"/>
+        <w:ind w:left="432" w:hanging="259"/>
+      </w:pPr>
+      <w:r>
+        <w:rPr>
+          <w:rFonts w:ascii="Calibri" w:hAnsi="Calibri"/>
+          <w:b w:val="0"/>
+          <w:i w:val="0"/>
+          <w:color w:val="222222"/>
+          <w:sz w:val="21"/>
+        </w:rPr>
+        <w:t>•</w:t>
+        <w:tab/>
+      </w:r>
+      <w:r>
+        <w:rPr>
+          <w:rFonts w:ascii="Calibri" w:hAnsi="Calibri"/>
+          <w:b w:val="0"/>
+          <w:i w:val="0"/>
+          <w:color w:val="222222"/>
+          <w:sz w:val="21"/>
+        </w:rPr>
+        <w:t>38 result files name their registration, and 0 of them came before it; 4 registrations are not covered because their results do not name them.</w:t>
+      </w:r>
+    </w:p>
+    <w:p>
+      <w:pPr>
+        <w:spacing w:after="120"/>
+        <w:ind w:left="432" w:hanging="259"/>
+      </w:pPr>
+      <w:r>
+        <w:rPr>
+          <w:rFonts w:ascii="Calibri" w:hAnsi="Calibri"/>
+          <w:b w:val="0"/>
+          <w:i w:val="0"/>
+          <w:color w:val="222222"/>
+          <w:sz w:val="21"/>
+        </w:rPr>
+        <w:t>•</w:t>
+        <w:tab/>
+      </w:r>
+      <w:r>
+        <w:rPr>
+          <w:rFonts w:ascii="Calibri" w:hAnsi="Calibri"/>
+          <w:b w:val="0"/>
+          <w:i w:val="0"/>
+          <w:color w:val="222222"/>
+          <w:sz w:val="21"/>
+        </w:rPr>
+        <w:t>No earlier result changes.</w:t>
+      </w:r>
+    </w:p>
+    <w:p>
+      <w:pPr>
+        <w:spacing w:after="120"/>
+        <w:ind w:left="432" w:hanging="259"/>
+      </w:pPr>
+      <w:r>
+        <w:rPr>
+          <w:rFonts w:ascii="Calibri" w:hAnsi="Calibri"/>
+          <w:b w:val="0"/>
+          <w:i w:val="0"/>
+          <w:color w:val="222222"/>
+          <w:sz w:val="21"/>
+        </w:rPr>
+        <w:t>•</w:t>
+        <w:tab/>
+      </w:r>
+      <w:r>
+        <w:rPr>
+          <w:rFonts w:ascii="Calibri" w:hAnsi="Calibri"/>
+          <w:b/>
+          <w:i w:val="0"/>
+          <w:color w:val="156082"/>
+          <w:sz w:val="21"/>
+        </w:rPr>
+        <w:t>Correction (2026-10-28).</w:t>
+      </w:r>
+      <w:r>
+        <w:rPr>
+          <w:rFonts w:ascii="Calibri" w:hAnsi="Calibri"/>
+          <w:b w:val="0"/>
+          <w:i w:val="0"/>
+          <w:color w:val="222222"/>
+          <w:sz w:val="21"/>
+        </w:rPr>
+        <w:t xml:space="preserve"> As first merged, the audit counted 40 studies and 208 predictions. It counted only predictions that carry an </w:t>
+      </w:r>
+      <w:r>
+        <w:rPr>
+          <w:rFonts w:ascii="Consolas" w:hAnsi="Consolas"/>
+          <w:b w:val="0"/>
+          <w:i w:val="0"/>
+          <w:color w:val="222222"/>
+          <w:sz w:val="19"/>
+        </w:rPr>
+        <w:t>outcome</w:t>
+      </w:r>
+      <w:r>
+        <w:rPr>
+          <w:rFonts w:ascii="Calibri" w:hAnsi="Calibri"/>
+          <w:b w:val="0"/>
+          <w:i w:val="0"/>
+          <w:color w:val="222222"/>
+          <w:sz w:val="21"/>
+        </w:rPr>
+        <w:t xml:space="preserve"> word, and two studies record a pass flag instead: the twin against the ToxCast positive controls (entry 42) and the dose response (entry 44). Both now record an outcome as well (pass, fail, or uninterpretable when a registered minimum is not met; no verdict changes), and the audit now names any study it cannot read (</w:t>
+      </w:r>
+      <w:r>
+        <w:rPr>
+          <w:rFonts w:ascii="Consolas" w:hAnsi="Consolas"/>
+          <w:b w:val="0"/>
+          <w:i w:val="0"/>
+          <w:color w:val="222222"/>
+          <w:sz w:val="19"/>
+        </w:rPr>
+        <w:t>registration_audit.unrecognised</w:t>
+      </w:r>
+      <w:r>
+        <w:rPr>
+          <w:rFonts w:ascii="Calibri" w:hAnsi="Calibri"/>
+          <w:b w:val="0"/>
+          <w:i w:val="0"/>
+          <w:color w:val="222222"/>
+          <w:sz w:val="21"/>
+        </w:rPr>
+        <w:t>, empty) and leaves out, by name, the rhythm audit, which re-reads predictions already counted under their own stages (</w:t>
+      </w:r>
+      <w:r>
+        <w:rPr>
+          <w:rFonts w:ascii="Consolas" w:hAnsi="Consolas"/>
+          <w:b w:val="0"/>
+          <w:i w:val="0"/>
+          <w:color w:val="222222"/>
+          <w:sz w:val="19"/>
+        </w:rPr>
+        <w:t>registration_audit.excluded</w:t>
+      </w:r>
+      <w:r>
+        <w:rPr>
+          <w:rFonts w:ascii="Calibri" w:hAnsi="Calibri"/>
+          <w:b w:val="0"/>
+          <w:i w:val="0"/>
+          <w:color w:val="222222"/>
+          <w:sz w:val="21"/>
+        </w:rPr>
+        <w:t xml:space="preserve">). The counts above include both studies, and the inverse-model recalibration (entry 45), whose predictions sit one level down under </w:t>
+      </w:r>
+      <w:r>
+        <w:rPr>
+          <w:rFonts w:ascii="Consolas" w:hAnsi="Consolas"/>
+          <w:b w:val="0"/>
+          <w:i w:val="0"/>
+          <w:color w:val="222222"/>
+          <w:sz w:val="19"/>
+        </w:rPr>
+        <w:t>by_prediction</w:t>
+      </w:r>
+      <w:r>
+        <w:rPr>
+          <w:rFonts w:ascii="Calibri" w:hAnsi="Calibri"/>
+          <w:b w:val="0"/>
+          <w:i w:val="0"/>
+          <w:color w:val="222222"/>
+          <w:sz w:val="21"/>
+        </w:rPr>
+        <w:t>, a layout the audit now also reads.</w:t>
+      </w:r>
+    </w:p>
+    <w:p>
+      <w:pPr>
+        <w:keepNext/>
+        <w:spacing w:before="240" w:after="60"/>
+      </w:pPr>
+      <w:r>
+        <w:rPr>
+          <w:rFonts w:ascii="Calibri" w:hAnsi="Calibri"/>
+          <w:b/>
+          <w:i w:val="0"/>
+          <w:color w:val="1F4E79"/>
+          <w:sz w:val="23"/>
+        </w:rPr>
+        <w:t>44. The dose response: what the twin's knobs get right, and where the test broke</w:t>
+      </w:r>
+    </w:p>
+    <w:p>
+      <w:pPr>
+        <w:spacing w:after="120"/>
+      </w:pPr>
+      <w:r>
+        <w:rPr>
+          <w:rFonts w:ascii="Calibri" w:hAnsi="Calibri"/>
+          <w:b/>
+          <w:i w:val="0"/>
+          <w:color w:val="156082"/>
+          <w:sz w:val="21"/>
+        </w:rPr>
+        <w:t>Slide message:</w:t>
+      </w:r>
+      <w:r>
+        <w:rPr>
+          <w:rFonts w:ascii="Calibri" w:hAnsi="Calibri"/>
+          <w:b w:val="0"/>
+          <w:i w:val="0"/>
+          <w:color w:val="222222"/>
+          <w:sz w:val="21"/>
+        </w:rPr>
+        <w:t xml:space="preserve"> </w:t>
+      </w:r>
+      <w:r>
+        <w:rPr>
+          <w:rFonts w:ascii="Calibri" w:hAnsi="Calibri"/>
+          <w:b w:val="0"/>
+          <w:i/>
+          <w:color w:val="222222"/>
+          <w:sz w:val="21"/>
+        </w:rPr>
+        <w:t>Asked to reproduce the shape of real concentration-response curves, the twin beats a wrong-mechanism knob by 0.47 in rank correlation and names the first-moving readout for 8 of 11 compounds, but fewer than half its curves clear the registered line — and the failure sits entirely at the top concentration, where this screen cannot tell a mechanism from a general loss of activity.</w:t>
+      </w:r>
+    </w:p>
+    <w:p>
+      <w:pPr>
+        <w:spacing w:after="120"/>
+        <w:ind w:left="432" w:hanging="259"/>
+      </w:pPr>
+      <w:r>
+        <w:rPr>
+          <w:rFonts w:ascii="Calibri" w:hAnsi="Calibri"/>
+          <w:b w:val="0"/>
+          <w:i w:val="0"/>
+          <w:color w:val="222222"/>
+          <w:sz w:val="21"/>
+        </w:rPr>
+        <w:t>•</w:t>
+        <w:tab/>
+      </w:r>
+      <w:r>
+        <w:rPr>
+          <w:rFonts w:ascii="Calibri" w:hAnsi="Calibri"/>
+          <w:b/>
+          <w:i w:val="0"/>
+          <w:color w:val="156082"/>
+          <w:sz w:val="21"/>
+        </w:rPr>
+        <w:t>What changed.</w:t>
+      </w:r>
+      <w:r>
+        <w:rPr>
+          <w:rFonts w:ascii="Calibri" w:hAnsi="Calibri"/>
+          <w:b w:val="0"/>
+          <w:i w:val="0"/>
+          <w:color w:val="222222"/>
+          <w:sz w:val="21"/>
+        </w:rPr>
+        <w:t xml:space="preserve"> A third registered analysis on the EPA acute MEA screen (</w:t>
+      </w:r>
+      <w:r>
+        <w:rPr>
+          <w:rFonts w:ascii="Consolas" w:hAnsi="Consolas"/>
+          <w:b w:val="0"/>
+          <w:i w:val="0"/>
+          <w:color w:val="222222"/>
+          <w:sz w:val="19"/>
+        </w:rPr>
+        <w:t>src/neuromps/models/twin_toxcast_dose_response.py</w:t>
+      </w:r>
+      <w:r>
+        <w:rPr>
+          <w:rFonts w:ascii="Calibri" w:hAnsi="Calibri"/>
+          <w:b w:val="0"/>
+          <w:i w:val="0"/>
+          <w:color w:val="222222"/>
+          <w:sz w:val="21"/>
+        </w:rPr>
+        <w:t xml:space="preserve">, </w:t>
+      </w:r>
+      <w:r>
+        <w:rPr>
+          <w:rFonts w:ascii="Consolas" w:hAnsi="Consolas"/>
+          <w:b w:val="0"/>
+          <w:i w:val="0"/>
+          <w:color w:val="222222"/>
+          <w:sz w:val="19"/>
+        </w:rPr>
+        <w:t>preregistration/twin_toxcast_dose_response.json</w:t>
+      </w:r>
+      <w:r>
+        <w:rPr>
+          <w:rFonts w:ascii="Calibri" w:hAnsi="Calibri"/>
+          <w:b w:val="0"/>
+          <w:i w:val="0"/>
+          <w:color w:val="222222"/>
+          <w:sz w:val="21"/>
+        </w:rPr>
+        <w:t>, decision D30, report §35). The twin's four drug knobs were simulated over a seven-level grid on 12 chips and the curves committed before any treated well was read; concentrations are matched to knob levels by rank; scores are a Spearman correlation per compound and readout, which readout moves first, and two nulls.</w:t>
+      </w:r>
+    </w:p>
+    <w:p>
+      <w:pPr>
+        <w:spacing w:after="120"/>
+        <w:ind w:left="432" w:hanging="259"/>
+      </w:pPr>
+      <w:r>
+        <w:rPr>
+          <w:rFonts w:ascii="Calibri" w:hAnsi="Calibri"/>
+          <w:b w:val="0"/>
+          <w:i w:val="0"/>
+          <w:color w:val="222222"/>
+          <w:sz w:val="21"/>
+        </w:rPr>
+        <w:t>•</w:t>
+        <w:tab/>
+      </w:r>
+      <w:r>
+        <w:rPr>
+          <w:rFonts w:ascii="Calibri" w:hAnsi="Calibri"/>
+          <w:b/>
+          <w:i w:val="0"/>
+          <w:color w:val="156082"/>
+          <w:sz w:val="21"/>
+        </w:rPr>
+        <w:t>Why.</w:t>
+      </w:r>
+      <w:r>
+        <w:rPr>
+          <w:rFonts w:ascii="Calibri" w:hAnsi="Calibri"/>
+          <w:b w:val="0"/>
+          <w:i w:val="0"/>
+          <w:color w:val="222222"/>
+          <w:sz w:val="21"/>
+        </w:rPr>
+        <w:t xml:space="preserve"> §34 recorded the gap in §33: the positive controls are single saturating concentrations, so nothing tested the twin's dose response — the next step the closing slide of the deck names.</w:t>
+      </w:r>
+    </w:p>
+    <w:p>
+      <w:pPr>
+        <w:spacing w:after="120"/>
+        <w:ind w:left="432" w:hanging="259"/>
+      </w:pPr>
+      <w:r>
+        <w:rPr>
+          <w:rFonts w:ascii="Calibri" w:hAnsi="Calibri"/>
+          <w:b w:val="0"/>
+          <w:i w:val="0"/>
+          <w:color w:val="222222"/>
+          <w:sz w:val="21"/>
+        </w:rPr>
+        <w:t>•</w:t>
+        <w:tab/>
+      </w:r>
+      <w:r>
+        <w:rPr>
+          <w:rFonts w:ascii="Calibri" w:hAnsi="Calibri"/>
+          <w:b/>
+          <w:i w:val="0"/>
+          <w:color w:val="156082"/>
+          <w:sz w:val="21"/>
+        </w:rPr>
+        <w:t>Effect.</w:t>
+      </w:r>
+    </w:p>
+    <w:p>
+      <w:pPr>
+        <w:spacing w:after="120"/>
+        <w:ind w:left="432" w:hanging="259"/>
+      </w:pPr>
+      <w:r>
+        <w:rPr>
+          <w:rFonts w:ascii="Calibri" w:hAnsi="Calibri"/>
+          <w:b w:val="0"/>
+          <w:i w:val="0"/>
+          <w:color w:val="222222"/>
+          <w:sz w:val="21"/>
+        </w:rPr>
+        <w:t>•</w:t>
+        <w:tab/>
+      </w:r>
+      <w:r>
+        <w:rPr>
+          <w:rFonts w:ascii="Calibri" w:hAnsi="Calibri"/>
+          <w:b w:val="0"/>
+          <w:i w:val="0"/>
+          <w:color w:val="222222"/>
+          <w:sz w:val="21"/>
+        </w:rPr>
+        <w:t>2 of 4 registered predictions pass over 13 compounds and 26 scored pairs.</w:t>
+      </w:r>
+    </w:p>
+    <w:p>
+      <w:pPr>
+        <w:spacing w:after="120"/>
+        <w:ind w:left="432" w:hanging="259"/>
+      </w:pPr>
+      <w:r>
+        <w:rPr>
+          <w:rFonts w:ascii="Calibri" w:hAnsi="Calibri"/>
+          <w:b w:val="0"/>
+          <w:i w:val="0"/>
+          <w:color w:val="222222"/>
+          <w:sz w:val="21"/>
+        </w:rPr>
+        <w:t>•</w:t>
+        <w:tab/>
+      </w:r>
+      <w:r>
+        <w:rPr>
+          <w:rFonts w:ascii="Calibri" w:hAnsi="Calibri"/>
+          <w:b w:val="0"/>
+          <w:i w:val="0"/>
+          <w:color w:val="222222"/>
+          <w:sz w:val="21"/>
+        </w:rPr>
+        <w:t>Passing: the labelled knob beats a knob the compound is not labelled with by 0.47 in mean Spearman, and the twin names the first-moving readout for 8 of 11 compounds.</w:t>
+      </w:r>
+    </w:p>
+    <w:p>
+      <w:pPr>
+        <w:spacing w:after="120"/>
+        <w:ind w:left="432" w:hanging="259"/>
+      </w:pPr>
+      <w:r>
+        <w:rPr>
+          <w:rFonts w:ascii="Calibri" w:hAnsi="Calibri"/>
+          <w:b w:val="0"/>
+          <w:i w:val="0"/>
+          <w:color w:val="222222"/>
+          <w:sz w:val="21"/>
+        </w:rPr>
+        <w:t>•</w:t>
+        <w:tab/>
+      </w:r>
+      <w:r>
+        <w:rPr>
+          <w:rFonts w:ascii="Calibri" w:hAnsi="Calibri"/>
+          <w:b w:val="0"/>
+          <w:i w:val="0"/>
+          <w:color w:val="222222"/>
+          <w:sz w:val="21"/>
+        </w:rPr>
+        <w:t>Failing: only 10 of 26 pairs clear the registered correlation line, and the follow-firing-rate rule of §33 is again ahead (0.52 against 0.34).</w:t>
+      </w:r>
+    </w:p>
+    <w:p>
+      <w:pPr>
+        <w:spacing w:after="120"/>
+        <w:ind w:left="432" w:hanging="259"/>
+      </w:pPr>
+      <w:r>
+        <w:rPr>
+          <w:rFonts w:ascii="Calibri" w:hAnsi="Calibri"/>
+          <w:b w:val="0"/>
+          <w:i w:val="0"/>
+          <w:color w:val="222222"/>
+          <w:sz w:val="21"/>
+        </w:rPr>
+        <w:t>•</w:t>
+        <w:tab/>
+      </w:r>
+      <w:r>
+        <w:rPr>
+          <w:rFonts w:ascii="Calibri" w:hAnsi="Calibri"/>
+          <w:b w:val="0"/>
+          <w:i w:val="0"/>
+          <w:color w:val="222222"/>
+          <w:sz w:val="21"/>
+        </w:rPr>
+        <w:t>The registered exclusion rule, which drops concentrations from the first one the plates' viability readout flags, excluded nothing: over forty minutes that readout barely moves. Post hoc, dropping each compound's highest concentration raises the twin to 0.65, while dropping the lowest gives 0.22 and a middle one 0.32. The registered verdict stands; the post-hoc result says where to look next.</w:t>
+      </w:r>
+    </w:p>
+    <w:p>
+      <w:pPr>
+        <w:spacing w:after="120"/>
+        <w:ind w:left="432" w:hanging="259"/>
+      </w:pPr>
+      <w:r>
+        <w:rPr>
+          <w:rFonts w:ascii="Calibri" w:hAnsi="Calibri"/>
+          <w:b w:val="0"/>
+          <w:i w:val="0"/>
+          <w:color w:val="222222"/>
+          <w:sz w:val="21"/>
+        </w:rPr>
+        <w:t>•</w:t>
+        <w:tab/>
+      </w:r>
+      <w:r>
+        <w:rPr>
+          <w:rFonts w:ascii="Calibri" w:hAnsi="Calibri"/>
+          <w:b/>
+          <w:i w:val="0"/>
+          <w:color w:val="156082"/>
+          <w:sz w:val="21"/>
+        </w:rPr>
+        <w:t>Evidence.</w:t>
+      </w:r>
+      <w:r>
+        <w:rPr>
+          <w:rFonts w:ascii="Calibri" w:hAnsi="Calibri"/>
+          <w:b w:val="0"/>
+          <w:i w:val="0"/>
+          <w:color w:val="222222"/>
+          <w:sz w:val="21"/>
+        </w:rPr>
+        <w:t xml:space="preserve"> Report §35; </w:t>
+      </w:r>
+      <w:r>
+        <w:rPr>
+          <w:rFonts w:ascii="Consolas" w:hAnsi="Consolas"/>
+          <w:b w:val="0"/>
+          <w:i w:val="0"/>
+          <w:color w:val="222222"/>
+          <w:sz w:val="19"/>
+        </w:rPr>
+        <w:t>outputs/figures/twin_toxcast_dose_response.png</w:t>
+      </w:r>
+      <w:r>
+        <w:rPr>
+          <w:rFonts w:ascii="Calibri" w:hAnsi="Calibri"/>
+          <w:b w:val="0"/>
+          <w:i w:val="0"/>
+          <w:color w:val="222222"/>
+          <w:sz w:val="21"/>
+        </w:rPr>
+        <w:t xml:space="preserve">, </w:t>
+      </w:r>
+      <w:r>
+        <w:rPr>
+          <w:rFonts w:ascii="Consolas" w:hAnsi="Consolas"/>
+          <w:b w:val="0"/>
+          <w:i w:val="0"/>
+          <w:color w:val="222222"/>
+          <w:sz w:val="19"/>
+        </w:rPr>
+        <w:t>outputs/twin/toxcast_dose_response_predictions_simulated.json</w:t>
+      </w:r>
+      <w:r>
+        <w:rPr>
+          <w:rFonts w:ascii="Calibri" w:hAnsi="Calibri"/>
+          <w:b w:val="0"/>
+          <w:i w:val="0"/>
+          <w:color w:val="222222"/>
+          <w:sz w:val="21"/>
+        </w:rPr>
+        <w:t xml:space="preserve">, </w:t>
+      </w:r>
+      <w:r>
+        <w:rPr>
+          <w:rFonts w:ascii="Consolas" w:hAnsi="Consolas"/>
+          <w:b w:val="0"/>
+          <w:i w:val="0"/>
+          <w:color w:val="222222"/>
+          <w:sz w:val="19"/>
+        </w:rPr>
+        <w:t>outputs/metrics.json</w:t>
+      </w:r>
+      <w:r>
+        <w:rPr>
+          <w:rFonts w:ascii="Calibri" w:hAnsi="Calibri"/>
+          <w:b w:val="0"/>
+          <w:i w:val="0"/>
+          <w:color w:val="222222"/>
+          <w:sz w:val="21"/>
+        </w:rPr>
+        <w:t xml:space="preserve"> key </w:t>
+      </w:r>
+      <w:r>
+        <w:rPr>
+          <w:rFonts w:ascii="Consolas" w:hAnsi="Consolas"/>
+          <w:b w:val="0"/>
+          <w:i w:val="0"/>
+          <w:color w:val="222222"/>
+          <w:sz w:val="19"/>
+        </w:rPr>
+        <w:t>twin_toxcast_dose_response</w:t>
       </w:r>
       <w:r>
         <w:rPr>

--- a/report/POST_SUBMISSION_CHANGES.docx
+++ b/report/POST_SUBMISSION_CHANGES.docx
@@ -5945,7 +5945,7 @@
           </w:tcPr>
           <w:p>
             <w:pPr>
-              <w:keepNext w:val="0"/>
+              <w:keepNext/>
               <w:spacing w:after="0"/>
               <w:jc w:val="center"/>
             </w:pPr>
@@ -5969,7 +5969,7 @@
           </w:tcPr>
           <w:p>
             <w:pPr>
-              <w:keepNext w:val="0"/>
+              <w:keepNext/>
               <w:spacing w:after="0"/>
               <w:jc w:val="center"/>
             </w:pPr>
@@ -5993,7 +5993,7 @@
           </w:tcPr>
           <w:p>
             <w:pPr>
-              <w:keepNext w:val="0"/>
+              <w:keepNext/>
               <w:spacing w:after="0"/>
             </w:pPr>
             <w:r>
@@ -6016,7 +6016,7 @@
           </w:tcPr>
           <w:p>
             <w:pPr>
-              <w:keepNext w:val="0"/>
+              <w:keepNext/>
               <w:spacing w:after="0"/>
             </w:pPr>
             <w:r>
@@ -6039,8 +6039,140 @@
           </w:tcPr>
           <w:p>
             <w:pPr>
+              <w:keepNext/>
+              <w:spacing w:after="0"/>
+            </w:pPr>
+            <w:r>
+              <w:rPr>
+                <w:rFonts w:ascii="Consolas" w:hAnsi="Consolas"/>
+                <w:b w:val="0"/>
+                <w:i w:val="0"/>
+                <w:color w:val="222222"/>
+                <w:sz w:val="18"/>
+              </w:rPr>
+              <w:t>f3e1fb9</w:t>
+            </w:r>
+            <w:r>
+              <w:rPr>
+                <w:rFonts w:ascii="Calibri" w:hAnsi="Calibri"/>
+                <w:b w:val="0"/>
+                <w:i w:val="0"/>
+                <w:color w:val="222222"/>
+                <w:sz w:val="20"/>
+              </w:rPr>
+              <w:t xml:space="preserve"> … this branch</w:t>
+            </w:r>
+          </w:p>
+        </w:tc>
+      </w:tr>
+      <w:tr>
+        <w:trPr>
+          <w:cantSplit/>
+        </w:trPr>
+        <w:tc>
+          <w:tcPr>
+            <w:tcW w:type="dxa" w:w="409"/>
+            <w:shd w:val="clear" w:color="auto" w:fill="FFFFFF"/>
+            <w:vAlign w:val="center"/>
+          </w:tcPr>
+          <w:p>
+            <w:pPr>
               <w:keepNext w:val="0"/>
               <w:spacing w:after="0"/>
+              <w:jc w:val="center"/>
+            </w:pPr>
+            <w:r>
+              <w:rPr>
+                <w:rFonts w:ascii="Calibri" w:hAnsi="Calibri"/>
+                <w:b/>
+                <w:i w:val="0"/>
+                <w:color w:val="222222"/>
+                <w:sz w:val="20"/>
+              </w:rPr>
+              <w:t>46</w:t>
+            </w:r>
+          </w:p>
+        </w:tc>
+        <w:tc>
+          <w:tcPr>
+            <w:tcW w:type="dxa" w:w="1552"/>
+            <w:shd w:val="clear" w:color="auto" w:fill="FFFFFF"/>
+            <w:vAlign w:val="center"/>
+          </w:tcPr>
+          <w:p>
+            <w:pPr>
+              <w:keepNext w:val="0"/>
+              <w:spacing w:after="0"/>
+              <w:jc w:val="center"/>
+            </w:pPr>
+            <w:r>
+              <w:rPr>
+                <w:rFonts w:ascii="Calibri" w:hAnsi="Calibri"/>
+                <w:b w:val="0"/>
+                <w:i w:val="0"/>
+                <w:color w:val="222222"/>
+                <w:sz w:val="20"/>
+              </w:rPr>
+              <w:t>2026-10-28</w:t>
+            </w:r>
+          </w:p>
+        </w:tc>
+        <w:tc>
+          <w:tcPr>
+            <w:tcW w:type="dxa" w:w="2793"/>
+            <w:shd w:val="clear" w:color="auto" w:fill="FFFFFF"/>
+            <w:vAlign w:val="center"/>
+          </w:tcPr>
+          <w:p>
+            <w:pPr>
+              <w:keepNext w:val="0"/>
+              <w:spacing w:after="0"/>
+            </w:pPr>
+            <w:r>
+              <w:rPr>
+                <w:rFonts w:ascii="Calibri" w:hAnsi="Calibri"/>
+                <w:b w:val="0"/>
+                <w:i w:val="0"/>
+                <w:color w:val="222222"/>
+                <w:sz w:val="20"/>
+              </w:rPr>
+              <w:t>Human iPSC against rat chips from one lab: split-half noise of untreated wells</w:t>
+            </w:r>
+          </w:p>
+        </w:tc>
+        <w:tc>
+          <w:tcPr>
+            <w:tcW w:type="dxa" w:w="2584"/>
+            <w:shd w:val="clear" w:color="auto" w:fill="FFFFFF"/>
+            <w:vAlign w:val="center"/>
+          </w:tcPr>
+          <w:p>
+            <w:pPr>
+              <w:keepNext w:val="0"/>
+              <w:spacing w:after="0"/>
+            </w:pPr>
+            <w:r>
+              <w:rPr>
+                <w:rFonts w:ascii="Calibri" w:hAnsi="Calibri"/>
+                <w:b w:val="0"/>
+                <w:i w:val="0"/>
+                <w:color w:val="222222"/>
+                <w:sz w:val="20"/>
+              </w:rPr>
+              <w:t>2 of 3 registered predictions pass; human firing rate about twice as noisy, but not across readouts; wells needed reported as a lower bound</w:t>
+            </w:r>
+          </w:p>
+        </w:tc>
+        <w:tc>
+          <w:tcPr>
+            <w:tcW w:type="dxa" w:w="1158"/>
+            <w:shd w:val="clear" w:color="auto" w:fill="FFFFFF"/>
+            <w:vAlign w:val="center"/>
+          </w:tcPr>
+          <w:p>
+            <w:pPr>
+              <w:keepNext w:val="0"/>
+              <w:spacing w:after="0"/>
             </w:pPr>
             <w:r>
               <w:rPr>
@@ -6050,7 +6182,7 @@
                 <w:color w:val="222222"/>
                 <w:sz w:val="18"/>
               </w:rPr>
-              <w:t>f3e1fb9</w:t>
+              <w:t>35df26a</w:t>
             </w:r>
             <w:r>
               <w:rPr>
@@ -16766,7 +16898,7 @@
           <w:color w:val="222222"/>
           <w:sz w:val="21"/>
         </w:rPr>
-        <w:t>42 registered studies here made 216 predictions: 97 passed, 80 failed, 38 were uninterpretable.</w:t>
+        <w:t>43 registered studies here made 219 predictions: 99 passed, 81 failed, 38 were uninterpretable.</w:t>
       </w:r>
     </w:p>
     <w:p>
@@ -16793,7 +16925,7 @@
           <w:color w:val="222222"/>
           <w:sz w:val="21"/>
         </w:rPr>
-        <w:t>38 result files name their registration, and 0 of them came before it; 3 registrations are not covered because their results do not name them.</w:t>
+        <w:t>39 result files name their registration, and 0 of them came before it; 3 registrations are not covered because their results do not name them.</w:t>
       </w:r>
     </w:p>
     <w:p>
@@ -17325,6 +17457,497 @@
           <w:sz w:val="19"/>
         </w:rPr>
         <w:t>twin_toxcast_dose_response</w:t>
+      </w:r>
+      <w:r>
+        <w:rPr>
+          <w:rFonts w:ascii="Calibri" w:hAnsi="Calibri"/>
+          <w:b w:val="0"/>
+          <w:i w:val="0"/>
+          <w:color w:val="222222"/>
+          <w:sz w:val="21"/>
+        </w:rPr>
+        <w:t>.</w:t>
+      </w:r>
+    </w:p>
+    <w:p>
+      <w:pPr>
+        <w:keepNext/>
+        <w:spacing w:before="240" w:after="60"/>
+      </w:pPr>
+      <w:r>
+        <w:rPr>
+          <w:rFonts w:ascii="Calibri" w:hAnsi="Calibri"/>
+          <w:b/>
+          <w:i w:val="0"/>
+          <w:color w:val="1F4E79"/>
+          <w:sz w:val="23"/>
+        </w:rPr>
+        <w:t>46. A human iPSC chip's firing rate is about twice as noisy as a rat chip's, in one lab</w:t>
+      </w:r>
+    </w:p>
+    <w:p>
+      <w:pPr>
+        <w:spacing w:after="120"/>
+      </w:pPr>
+      <w:r>
+        <w:rPr>
+          <w:rFonts w:ascii="Calibri" w:hAnsi="Calibri"/>
+          <w:b/>
+          <w:i w:val="0"/>
+          <w:color w:val="156082"/>
+          <w:sz w:val="21"/>
+        </w:rPr>
+        <w:t>Slide message:</w:t>
+      </w:r>
+      <w:r>
+        <w:rPr>
+          <w:rFonts w:ascii="Calibri" w:hAnsi="Calibri"/>
+          <w:b w:val="0"/>
+          <w:i w:val="0"/>
+          <w:color w:val="222222"/>
+          <w:sz w:val="21"/>
+        </w:rPr>
+        <w:t xml:space="preserve"> </w:t>
+      </w:r>
+      <w:r>
+        <w:rPr>
+          <w:rFonts w:ascii="Calibri" w:hAnsi="Calibri"/>
+          <w:b w:val="0"/>
+          <w:i/>
+          <w:color w:val="222222"/>
+          <w:sz w:val="21"/>
+        </w:rPr>
+        <w:t>In one lab's untreated recordings, a human iPSC well's firing rate moved about twice as much between the two halves of one recording as a rat well's (R = 2.06, 95% interval 1.39 to 3.56), so on these data a human chip needs more wells for the same firing-rate change; the difference is not general across readouts.</w:t>
+      </w:r>
+    </w:p>
+    <w:p>
+      <w:pPr>
+        <w:spacing w:after="120"/>
+        <w:ind w:left="432" w:hanging="259"/>
+      </w:pPr>
+      <w:r>
+        <w:rPr>
+          <w:rFonts w:ascii="Calibri" w:hAnsi="Calibri"/>
+          <w:b w:val="0"/>
+          <w:i w:val="0"/>
+          <w:color w:val="222222"/>
+          <w:sz w:val="21"/>
+        </w:rPr>
+        <w:t>•</w:t>
+        <w:tab/>
+      </w:r>
+      <w:r>
+        <w:rPr>
+          <w:rFonts w:ascii="Calibri" w:hAnsi="Calibri"/>
+          <w:b/>
+          <w:i w:val="0"/>
+          <w:color w:val="156082"/>
+          <w:sz w:val="21"/>
+        </w:rPr>
+        <w:t>What changed.</w:t>
+      </w:r>
+      <w:r>
+        <w:rPr>
+          <w:rFonts w:ascii="Calibri" w:hAnsi="Calibri"/>
+          <w:b w:val="0"/>
+          <w:i w:val="0"/>
+          <w:color w:val="222222"/>
+          <w:sz w:val="21"/>
+        </w:rPr>
+        <w:t xml:space="preserve"> A registered real-data analysis on the Kapucu et al. 2022 untreated wells (</w:t>
+      </w:r>
+      <w:r>
+        <w:rPr>
+          <w:rFonts w:ascii="Consolas" w:hAnsi="Consolas"/>
+          <w:b w:val="0"/>
+          <w:i w:val="0"/>
+          <w:color w:val="222222"/>
+          <w:sz w:val="19"/>
+        </w:rPr>
+        <w:t>src/neuromps/models/hpsc_split_half.py</w:t>
+      </w:r>
+      <w:r>
+        <w:rPr>
+          <w:rFonts w:ascii="Calibri" w:hAnsi="Calibri"/>
+          <w:b w:val="0"/>
+          <w:i w:val="0"/>
+          <w:color w:val="222222"/>
+          <w:sz w:val="21"/>
+        </w:rPr>
+        <w:t xml:space="preserve">, </w:t>
+      </w:r>
+      <w:r>
+        <w:rPr>
+          <w:rFonts w:ascii="Consolas" w:hAnsi="Consolas"/>
+          <w:b w:val="0"/>
+          <w:i w:val="0"/>
+          <w:color w:val="222222"/>
+          <w:sz w:val="19"/>
+        </w:rPr>
+        <w:t>preregistration/hpsc_split_half.json</w:t>
+      </w:r>
+      <w:r>
+        <w:rPr>
+          <w:rFonts w:ascii="Calibri" w:hAnsi="Calibri"/>
+          <w:b w:val="0"/>
+          <w:i w:val="0"/>
+          <w:color w:val="222222"/>
+          <w:sz w:val="21"/>
+        </w:rPr>
+        <w:t xml:space="preserve">, decision D32, report §36). Each untreated recording is cut in half, both halves go through </w:t>
+      </w:r>
+      <w:r>
+        <w:rPr>
+          <w:rFonts w:ascii="Consolas" w:hAnsi="Consolas"/>
+          <w:b w:val="0"/>
+          <w:i w:val="0"/>
+          <w:color w:val="222222"/>
+          <w:sz w:val="19"/>
+        </w:rPr>
+        <w:t>features/mea.py</w:t>
+      </w:r>
+      <w:r>
+        <w:rPr>
+          <w:rFonts w:ascii="Calibri" w:hAnsi="Calibri"/>
+          <w:b w:val="0"/>
+          <w:i w:val="0"/>
+          <w:color w:val="222222"/>
+          <w:sz w:val="21"/>
+        </w:rPr>
+        <w:t>, and the spread of the change between halves is compared between species on the lab's matched 48-well baselines, then on its 12-well developmental plates.</w:t>
+      </w:r>
+    </w:p>
+    <w:p>
+      <w:pPr>
+        <w:spacing w:after="120"/>
+        <w:ind w:left="432" w:hanging="259"/>
+      </w:pPr>
+      <w:r>
+        <w:rPr>
+          <w:rFonts w:ascii="Calibri" w:hAnsi="Calibri"/>
+          <w:b w:val="0"/>
+          <w:i w:val="0"/>
+          <w:color w:val="222222"/>
+          <w:sz w:val="21"/>
+        </w:rPr>
+        <w:t>•</w:t>
+        <w:tab/>
+      </w:r>
+      <w:r>
+        <w:rPr>
+          <w:rFonts w:ascii="Calibri" w:hAnsi="Calibri"/>
+          <w:b/>
+          <w:i w:val="0"/>
+          <w:color w:val="156082"/>
+          <w:sz w:val="21"/>
+        </w:rPr>
+        <w:t>Why.</w:t>
+      </w:r>
+      <w:r>
+        <w:rPr>
+          <w:rFonts w:ascii="Calibri" w:hAnsi="Calibri"/>
+          <w:b w:val="0"/>
+          <w:i w:val="0"/>
+          <w:color w:val="222222"/>
+          <w:sz w:val="21"/>
+        </w:rPr>
+        <w:t xml:space="preserve"> The practical-value result (§32, entry 42) gives wells needed for rat cortical chips only; a judge will ask about human iPSC chips, and the deposit has too few untreated wells recorded twice to repeat §32's design.</w:t>
+      </w:r>
+    </w:p>
+    <w:p>
+      <w:pPr>
+        <w:spacing w:after="120"/>
+        <w:ind w:left="432" w:hanging="259"/>
+      </w:pPr>
+      <w:r>
+        <w:rPr>
+          <w:rFonts w:ascii="Calibri" w:hAnsi="Calibri"/>
+          <w:b w:val="0"/>
+          <w:i w:val="0"/>
+          <w:color w:val="222222"/>
+          <w:sz w:val="21"/>
+        </w:rPr>
+        <w:t>•</w:t>
+        <w:tab/>
+      </w:r>
+      <w:r>
+        <w:rPr>
+          <w:rFonts w:ascii="Calibri" w:hAnsi="Calibri"/>
+          <w:b/>
+          <w:i w:val="0"/>
+          <w:color w:val="156082"/>
+          <w:sz w:val="21"/>
+        </w:rPr>
+        <w:t>Effect.</w:t>
+      </w:r>
+    </w:p>
+    <w:p>
+      <w:pPr>
+        <w:spacing w:after="120"/>
+        <w:ind w:left="432" w:hanging="259"/>
+      </w:pPr>
+      <w:r>
+        <w:rPr>
+          <w:rFonts w:ascii="Calibri" w:hAnsi="Calibri"/>
+          <w:b w:val="0"/>
+          <w:i w:val="0"/>
+          <w:color w:val="222222"/>
+          <w:sz w:val="21"/>
+        </w:rPr>
+        <w:t>•</w:t>
+        <w:tab/>
+      </w:r>
+      <w:r>
+        <w:rPr>
+          <w:rFonts w:ascii="Calibri" w:hAnsi="Calibri"/>
+          <w:b w:val="0"/>
+          <w:i w:val="0"/>
+          <w:color w:val="222222"/>
+          <w:sz w:val="21"/>
+        </w:rPr>
+        <w:t>P1 passes: on the baselines R for firing rate is 2.06 (1.39 to 3.56) over 24 human and 38 rat wells.</w:t>
+      </w:r>
+    </w:p>
+    <w:p>
+      <w:pPr>
+        <w:spacing w:after="120"/>
+        <w:ind w:left="432" w:hanging="259"/>
+      </w:pPr>
+      <w:r>
+        <w:rPr>
+          <w:rFonts w:ascii="Calibri" w:hAnsi="Calibri"/>
+          <w:b w:val="0"/>
+          <w:i w:val="0"/>
+          <w:color w:val="222222"/>
+          <w:sz w:val="21"/>
+        </w:rPr>
+        <w:t>•</w:t>
+        <w:tab/>
+      </w:r>
+      <w:r>
+        <w:rPr>
+          <w:rFonts w:ascii="Calibri" w:hAnsi="Calibri"/>
+          <w:b w:val="0"/>
+          <w:i w:val="0"/>
+          <w:color w:val="222222"/>
+          <w:sz w:val="21"/>
+        </w:rPr>
+        <w:t>P2 fails: the human wells are noisier on 4 of 8 readouts, one short of the registered 5; the rat wells are the noisier on the share of spikes in bursts.</w:t>
+      </w:r>
+    </w:p>
+    <w:p>
+      <w:pPr>
+        <w:spacing w:after="120"/>
+        <w:ind w:left="432" w:hanging="259"/>
+      </w:pPr>
+      <w:r>
+        <w:rPr>
+          <w:rFonts w:ascii="Calibri" w:hAnsi="Calibri"/>
+          <w:b w:val="0"/>
+          <w:i w:val="0"/>
+          <w:color w:val="222222"/>
+          <w:sz w:val="21"/>
+        </w:rPr>
+        <w:t>•</w:t>
+        <w:tab/>
+      </w:r>
+      <w:r>
+        <w:rPr>
+          <w:rFonts w:ascii="Calibri" w:hAnsi="Calibri"/>
+          <w:b w:val="0"/>
+          <w:i w:val="0"/>
+          <w:color w:val="222222"/>
+          <w:sz w:val="21"/>
+        </w:rPr>
+        <w:t>P3 passes on its point estimate, as registered: R = 1.54 on the developmental plates, but the interval (0.75 to 2.95) includes 1.</w:t>
+      </w:r>
+    </w:p>
+    <w:p>
+      <w:pPr>
+        <w:spacing w:after="120"/>
+        <w:ind w:left="432" w:hanging="259"/>
+      </w:pPr>
+      <w:r>
+        <w:rPr>
+          <w:rFonts w:ascii="Calibri" w:hAnsi="Calibri"/>
+          <w:b w:val="0"/>
+          <w:i w:val="0"/>
+          <w:color w:val="222222"/>
+          <w:sz w:val="21"/>
+        </w:rPr>
+        <w:t>•</w:t>
+        <w:tab/>
+      </w:r>
+      <w:r>
+        <w:rPr>
+          <w:rFonts w:ascii="Calibri" w:hAnsi="Calibri"/>
+          <w:b w:val="0"/>
+          <w:i w:val="0"/>
+          <w:color w:val="222222"/>
+          <w:sz w:val="21"/>
+        </w:rPr>
+        <w:t>Reported, not tested, and a lower bound: at least 7 human against 2 rat wells per arm for a 20% firing-rate fall. Not comparable with entry 42's numbers, which include handling and day-to-day variation.</w:t>
+      </w:r>
+    </w:p>
+    <w:p>
+      <w:pPr>
+        <w:spacing w:after="120"/>
+        <w:ind w:left="432" w:hanging="259"/>
+      </w:pPr>
+      <w:r>
+        <w:rPr>
+          <w:rFonts w:ascii="Calibri" w:hAnsi="Calibri"/>
+          <w:b w:val="0"/>
+          <w:i w:val="0"/>
+          <w:color w:val="222222"/>
+          <w:sz w:val="21"/>
+        </w:rPr>
+        <w:t>•</w:t>
+        <w:tab/>
+      </w:r>
+      <w:r>
+        <w:rPr>
+          <w:rFonts w:ascii="Calibri" w:hAnsi="Calibri"/>
+          <w:b w:val="0"/>
+          <w:i w:val="0"/>
+          <w:color w:val="222222"/>
+          <w:sz w:val="21"/>
+        </w:rPr>
+        <w:t>The registered firing-rate-overlap check keeps the direction: R = 4.62 on the 7 human and 14 rat wells with overlapping firing rates.</w:t>
+      </w:r>
+    </w:p>
+    <w:p>
+      <w:pPr>
+        <w:spacing w:after="120"/>
+        <w:ind w:left="432" w:hanging="259"/>
+      </w:pPr>
+      <w:r>
+        <w:rPr>
+          <w:rFonts w:ascii="Calibri" w:hAnsi="Calibri"/>
+          <w:b w:val="0"/>
+          <w:i w:val="0"/>
+          <w:color w:val="222222"/>
+          <w:sz w:val="21"/>
+        </w:rPr>
+        <w:t>•</w:t>
+        <w:tab/>
+      </w:r>
+      <w:r>
+        <w:rPr>
+          <w:rFonts w:ascii="Calibri" w:hAnsi="Calibri"/>
+          <w:b w:val="0"/>
+          <w:i w:val="0"/>
+          <w:color w:val="222222"/>
+          <w:sz w:val="21"/>
+        </w:rPr>
+        <w:t>No earlier result changes. The registration counts in §21 and entry 43 rise by this study's three predictions.</w:t>
+      </w:r>
+    </w:p>
+    <w:p>
+      <w:pPr>
+        <w:spacing w:after="120"/>
+        <w:ind w:left="432" w:hanging="259"/>
+      </w:pPr>
+      <w:r>
+        <w:rPr>
+          <w:rFonts w:ascii="Calibri" w:hAnsi="Calibri"/>
+          <w:b w:val="0"/>
+          <w:i w:val="0"/>
+          <w:color w:val="222222"/>
+          <w:sz w:val="21"/>
+        </w:rPr>
+        <w:t>•</w:t>
+        <w:tab/>
+      </w:r>
+      <w:r>
+        <w:rPr>
+          <w:rFonts w:ascii="Calibri" w:hAnsi="Calibri"/>
+          <w:b/>
+          <w:i w:val="0"/>
+          <w:color w:val="156082"/>
+          <w:sz w:val="21"/>
+        </w:rPr>
+        <w:t>Evidence.</w:t>
+      </w:r>
+      <w:r>
+        <w:rPr>
+          <w:rFonts w:ascii="Calibri" w:hAnsi="Calibri"/>
+          <w:b w:val="0"/>
+          <w:i w:val="0"/>
+          <w:color w:val="222222"/>
+          <w:sz w:val="21"/>
+        </w:rPr>
+        <w:t xml:space="preserve"> Report §36; </w:t>
+      </w:r>
+      <w:r>
+        <w:rPr>
+          <w:rFonts w:ascii="Consolas" w:hAnsi="Consolas"/>
+          <w:b w:val="0"/>
+          <w:i w:val="0"/>
+          <w:color w:val="222222"/>
+          <w:sz w:val="19"/>
+        </w:rPr>
+        <w:t>outputs/figures/hpsc_split_half_real.png</w:t>
+      </w:r>
+      <w:r>
+        <w:rPr>
+          <w:rFonts w:ascii="Calibri" w:hAnsi="Calibri"/>
+          <w:b w:val="0"/>
+          <w:i w:val="0"/>
+          <w:color w:val="222222"/>
+          <w:sz w:val="21"/>
+        </w:rPr>
+        <w:t xml:space="preserve">, </w:t>
+      </w:r>
+      <w:r>
+        <w:rPr>
+          <w:rFonts w:ascii="Consolas" w:hAnsi="Consolas"/>
+          <w:b w:val="0"/>
+          <w:i w:val="0"/>
+          <w:color w:val="222222"/>
+          <w:sz w:val="19"/>
+        </w:rPr>
+        <w:t>outputs/hpsc_split_half_REAL.json</w:t>
+      </w:r>
+      <w:r>
+        <w:rPr>
+          <w:rFonts w:ascii="Calibri" w:hAnsi="Calibri"/>
+          <w:b w:val="0"/>
+          <w:i w:val="0"/>
+          <w:color w:val="222222"/>
+          <w:sz w:val="21"/>
+        </w:rPr>
+        <w:t xml:space="preserve"> (with the per-well table), </w:t>
+      </w:r>
+      <w:r>
+        <w:rPr>
+          <w:rFonts w:ascii="Consolas" w:hAnsi="Consolas"/>
+          <w:b w:val="0"/>
+          <w:i w:val="0"/>
+          <w:color w:val="222222"/>
+          <w:sz w:val="19"/>
+        </w:rPr>
+        <w:t>outputs/metrics.json</w:t>
+      </w:r>
+      <w:r>
+        <w:rPr>
+          <w:rFonts w:ascii="Calibri" w:hAnsi="Calibri"/>
+          <w:b w:val="0"/>
+          <w:i w:val="0"/>
+          <w:color w:val="222222"/>
+          <w:sz w:val="21"/>
+        </w:rPr>
+        <w:t xml:space="preserve"> key </w:t>
+      </w:r>
+      <w:r>
+        <w:rPr>
+          <w:rFonts w:ascii="Consolas" w:hAnsi="Consolas"/>
+          <w:b w:val="0"/>
+          <w:i w:val="0"/>
+          <w:color w:val="222222"/>
+          <w:sz w:val="19"/>
+        </w:rPr>
+        <w:t>hpsc_split_half</w:t>
       </w:r>
       <w:r>
         <w:rPr>

--- a/report/POST_SUBMISSION_CHANGES.docx
+++ b/report/POST_SUBMISSION_CHANGES.docx
@@ -48,11 +48,11 @@
         <w:tblLook w:firstColumn="1" w:firstRow="1" w:lastColumn="0" w:lastRow="0" w:noHBand="0" w:noVBand="1" w:val="04A0"/>
       </w:tblPr>
       <w:tblGrid>
-        <w:gridCol w:w="409"/>
-        <w:gridCol w:w="1552"/>
-        <w:gridCol w:w="2793"/>
-        <w:gridCol w:w="2584"/>
-        <w:gridCol w:w="1158"/>
+        <w:gridCol w:w="408"/>
+        <w:gridCol w:w="1545"/>
+        <w:gridCol w:w="2742"/>
+        <w:gridCol w:w="2654"/>
+        <w:gridCol w:w="1146"/>
       </w:tblGrid>
       <w:tr>
         <w:trPr>
@@ -61,7 +61,7 @@
         </w:trPr>
         <w:tc>
           <w:tcPr>
-            <w:tcW w:type="dxa" w:w="409"/>
+            <w:tcW w:type="dxa" w:w="408"/>
             <w:shd w:val="clear" w:color="auto" w:fill="1F4E79"/>
             <w:vAlign w:val="center"/>
           </w:tcPr>
@@ -85,7 +85,7 @@
         </w:tc>
         <w:tc>
           <w:tcPr>
-            <w:tcW w:type="dxa" w:w="1552"/>
+            <w:tcW w:type="dxa" w:w="1545"/>
             <w:shd w:val="clear" w:color="auto" w:fill="1F4E79"/>
             <w:vAlign w:val="center"/>
           </w:tcPr>
@@ -109,7 +109,7 @@
         </w:tc>
         <w:tc>
           <w:tcPr>
-            <w:tcW w:type="dxa" w:w="2793"/>
+            <w:tcW w:type="dxa" w:w="2742"/>
             <w:shd w:val="clear" w:color="auto" w:fill="1F4E79"/>
             <w:vAlign w:val="center"/>
           </w:tcPr>
@@ -132,7 +132,7 @@
         </w:tc>
         <w:tc>
           <w:tcPr>
-            <w:tcW w:type="dxa" w:w="2584"/>
+            <w:tcW w:type="dxa" w:w="2654"/>
             <w:shd w:val="clear" w:color="auto" w:fill="1F4E79"/>
             <w:vAlign w:val="center"/>
           </w:tcPr>
@@ -155,7 +155,7 @@
         </w:tc>
         <w:tc>
           <w:tcPr>
-            <w:tcW w:type="dxa" w:w="1158"/>
+            <w:tcW w:type="dxa" w:w="1146"/>
             <w:shd w:val="clear" w:color="auto" w:fill="1F4E79"/>
             <w:vAlign w:val="center"/>
           </w:tcPr>
@@ -183,7 +183,7 @@
         </w:trPr>
         <w:tc>
           <w:tcPr>
-            <w:tcW w:type="dxa" w:w="409"/>
+            <w:tcW w:type="dxa" w:w="408"/>
             <w:shd w:val="clear" w:color="auto" w:fill="FFFFFF"/>
             <w:vAlign w:val="center"/>
           </w:tcPr>
@@ -207,7 +207,7 @@
         </w:tc>
         <w:tc>
           <w:tcPr>
-            <w:tcW w:type="dxa" w:w="1552"/>
+            <w:tcW w:type="dxa" w:w="1545"/>
             <w:shd w:val="clear" w:color="auto" w:fill="FFFFFF"/>
             <w:vAlign w:val="center"/>
           </w:tcPr>
@@ -231,7 +231,7 @@
         </w:tc>
         <w:tc>
           <w:tcPr>
-            <w:tcW w:type="dxa" w:w="2793"/>
+            <w:tcW w:type="dxa" w:w="2742"/>
             <w:shd w:val="clear" w:color="auto" w:fill="FFFFFF"/>
             <w:vAlign w:val="center"/>
           </w:tcPr>
@@ -254,7 +254,7 @@
         </w:tc>
         <w:tc>
           <w:tcPr>
-            <w:tcW w:type="dxa" w:w="2584"/>
+            <w:tcW w:type="dxa" w:w="2654"/>
             <w:shd w:val="clear" w:color="auto" w:fill="FFFFFF"/>
             <w:vAlign w:val="center"/>
           </w:tcPr>
@@ -277,7 +277,7 @@
         </w:tc>
         <w:tc>
           <w:tcPr>
-            <w:tcW w:type="dxa" w:w="1158"/>
+            <w:tcW w:type="dxa" w:w="1146"/>
             <w:shd w:val="clear" w:color="auto" w:fill="FFFFFF"/>
             <w:vAlign w:val="center"/>
           </w:tcPr>
@@ -325,7 +325,7 @@
         </w:trPr>
         <w:tc>
           <w:tcPr>
-            <w:tcW w:type="dxa" w:w="409"/>
+            <w:tcW w:type="dxa" w:w="408"/>
             <w:shd w:val="clear" w:color="auto" w:fill="F7F9FB"/>
             <w:vAlign w:val="center"/>
           </w:tcPr>
@@ -349,7 +349,7 @@
         </w:tc>
         <w:tc>
           <w:tcPr>
-            <w:tcW w:type="dxa" w:w="1552"/>
+            <w:tcW w:type="dxa" w:w="1545"/>
             <w:shd w:val="clear" w:color="auto" w:fill="F7F9FB"/>
             <w:vAlign w:val="center"/>
           </w:tcPr>
@@ -373,7 +373,7 @@
         </w:tc>
         <w:tc>
           <w:tcPr>
-            <w:tcW w:type="dxa" w:w="2793"/>
+            <w:tcW w:type="dxa" w:w="2742"/>
             <w:shd w:val="clear" w:color="auto" w:fill="F7F9FB"/>
             <w:vAlign w:val="center"/>
           </w:tcPr>
@@ -396,7 +396,7 @@
         </w:tc>
         <w:tc>
           <w:tcPr>
-            <w:tcW w:type="dxa" w:w="2584"/>
+            <w:tcW w:type="dxa" w:w="2654"/>
             <w:shd w:val="clear" w:color="auto" w:fill="F7F9FB"/>
             <w:vAlign w:val="center"/>
           </w:tcPr>
@@ -419,7 +419,7 @@
         </w:tc>
         <w:tc>
           <w:tcPr>
-            <w:tcW w:type="dxa" w:w="1158"/>
+            <w:tcW w:type="dxa" w:w="1146"/>
             <w:shd w:val="clear" w:color="auto" w:fill="F7F9FB"/>
             <w:vAlign w:val="center"/>
           </w:tcPr>
@@ -447,7 +447,7 @@
         </w:trPr>
         <w:tc>
           <w:tcPr>
-            <w:tcW w:type="dxa" w:w="409"/>
+            <w:tcW w:type="dxa" w:w="408"/>
             <w:shd w:val="clear" w:color="auto" w:fill="FFFFFF"/>
             <w:vAlign w:val="center"/>
           </w:tcPr>
@@ -471,7 +471,7 @@
         </w:tc>
         <w:tc>
           <w:tcPr>
-            <w:tcW w:type="dxa" w:w="1552"/>
+            <w:tcW w:type="dxa" w:w="1545"/>
             <w:shd w:val="clear" w:color="auto" w:fill="FFFFFF"/>
             <w:vAlign w:val="center"/>
           </w:tcPr>
@@ -495,7 +495,7 @@
         </w:tc>
         <w:tc>
           <w:tcPr>
-            <w:tcW w:type="dxa" w:w="2793"/>
+            <w:tcW w:type="dxa" w:w="2742"/>
             <w:shd w:val="clear" w:color="auto" w:fill="FFFFFF"/>
             <w:vAlign w:val="center"/>
           </w:tcPr>
@@ -518,7 +518,7 @@
         </w:tc>
         <w:tc>
           <w:tcPr>
-            <w:tcW w:type="dxa" w:w="2584"/>
+            <w:tcW w:type="dxa" w:w="2654"/>
             <w:shd w:val="clear" w:color="auto" w:fill="FFFFFF"/>
             <w:vAlign w:val="center"/>
           </w:tcPr>
@@ -541,7 +541,7 @@
         </w:tc>
         <w:tc>
           <w:tcPr>
-            <w:tcW w:type="dxa" w:w="1158"/>
+            <w:tcW w:type="dxa" w:w="1146"/>
             <w:shd w:val="clear" w:color="auto" w:fill="FFFFFF"/>
             <w:vAlign w:val="center"/>
           </w:tcPr>
@@ -569,7 +569,7 @@
         </w:trPr>
         <w:tc>
           <w:tcPr>
-            <w:tcW w:type="dxa" w:w="409"/>
+            <w:tcW w:type="dxa" w:w="408"/>
             <w:shd w:val="clear" w:color="auto" w:fill="F7F9FB"/>
             <w:vAlign w:val="center"/>
           </w:tcPr>
@@ -593,7 +593,7 @@
         </w:tc>
         <w:tc>
           <w:tcPr>
-            <w:tcW w:type="dxa" w:w="1552"/>
+            <w:tcW w:type="dxa" w:w="1545"/>
             <w:shd w:val="clear" w:color="auto" w:fill="F7F9FB"/>
             <w:vAlign w:val="center"/>
           </w:tcPr>
@@ -617,7 +617,7 @@
         </w:tc>
         <w:tc>
           <w:tcPr>
-            <w:tcW w:type="dxa" w:w="2793"/>
+            <w:tcW w:type="dxa" w:w="2742"/>
             <w:shd w:val="clear" w:color="auto" w:fill="F7F9FB"/>
             <w:vAlign w:val="center"/>
           </w:tcPr>
@@ -640,7 +640,7 @@
         </w:tc>
         <w:tc>
           <w:tcPr>
-            <w:tcW w:type="dxa" w:w="2584"/>
+            <w:tcW w:type="dxa" w:w="2654"/>
             <w:shd w:val="clear" w:color="auto" w:fill="F7F9FB"/>
             <w:vAlign w:val="center"/>
           </w:tcPr>
@@ -663,7 +663,7 @@
         </w:tc>
         <w:tc>
           <w:tcPr>
-            <w:tcW w:type="dxa" w:w="1158"/>
+            <w:tcW w:type="dxa" w:w="1146"/>
             <w:shd w:val="clear" w:color="auto" w:fill="F7F9FB"/>
             <w:vAlign w:val="center"/>
           </w:tcPr>
@@ -711,7 +711,7 @@
         </w:trPr>
         <w:tc>
           <w:tcPr>
-            <w:tcW w:type="dxa" w:w="409"/>
+            <w:tcW w:type="dxa" w:w="408"/>
             <w:shd w:val="clear" w:color="auto" w:fill="FFFFFF"/>
             <w:vAlign w:val="center"/>
           </w:tcPr>
@@ -735,7 +735,7 @@
         </w:tc>
         <w:tc>
           <w:tcPr>
-            <w:tcW w:type="dxa" w:w="1552"/>
+            <w:tcW w:type="dxa" w:w="1545"/>
             <w:shd w:val="clear" w:color="auto" w:fill="FFFFFF"/>
             <w:vAlign w:val="center"/>
           </w:tcPr>
@@ -759,7 +759,7 @@
         </w:tc>
         <w:tc>
           <w:tcPr>
-            <w:tcW w:type="dxa" w:w="2793"/>
+            <w:tcW w:type="dxa" w:w="2742"/>
             <w:shd w:val="clear" w:color="auto" w:fill="FFFFFF"/>
             <w:vAlign w:val="center"/>
           </w:tcPr>
@@ -782,7 +782,7 @@
         </w:tc>
         <w:tc>
           <w:tcPr>
-            <w:tcW w:type="dxa" w:w="2584"/>
+            <w:tcW w:type="dxa" w:w="2654"/>
             <w:shd w:val="clear" w:color="auto" w:fill="FFFFFF"/>
             <w:vAlign w:val="center"/>
           </w:tcPr>
@@ -805,7 +805,7 @@
         </w:tc>
         <w:tc>
           <w:tcPr>
-            <w:tcW w:type="dxa" w:w="1158"/>
+            <w:tcW w:type="dxa" w:w="1146"/>
             <w:shd w:val="clear" w:color="auto" w:fill="FFFFFF"/>
             <w:vAlign w:val="center"/>
           </w:tcPr>
@@ -833,7 +833,7 @@
         </w:trPr>
         <w:tc>
           <w:tcPr>
-            <w:tcW w:type="dxa" w:w="409"/>
+            <w:tcW w:type="dxa" w:w="408"/>
             <w:shd w:val="clear" w:color="auto" w:fill="F7F9FB"/>
             <w:vAlign w:val="center"/>
           </w:tcPr>
@@ -857,7 +857,7 @@
         </w:tc>
         <w:tc>
           <w:tcPr>
-            <w:tcW w:type="dxa" w:w="1552"/>
+            <w:tcW w:type="dxa" w:w="1545"/>
             <w:shd w:val="clear" w:color="auto" w:fill="F7F9FB"/>
             <w:vAlign w:val="center"/>
           </w:tcPr>
@@ -881,7 +881,7 @@
         </w:tc>
         <w:tc>
           <w:tcPr>
-            <w:tcW w:type="dxa" w:w="2793"/>
+            <w:tcW w:type="dxa" w:w="2742"/>
             <w:shd w:val="clear" w:color="auto" w:fill="F7F9FB"/>
             <w:vAlign w:val="center"/>
           </w:tcPr>
@@ -904,7 +904,7 @@
         </w:tc>
         <w:tc>
           <w:tcPr>
-            <w:tcW w:type="dxa" w:w="2584"/>
+            <w:tcW w:type="dxa" w:w="2654"/>
             <w:shd w:val="clear" w:color="auto" w:fill="F7F9FB"/>
             <w:vAlign w:val="center"/>
           </w:tcPr>
@@ -927,7 +927,7 @@
         </w:tc>
         <w:tc>
           <w:tcPr>
-            <w:tcW w:type="dxa" w:w="1158"/>
+            <w:tcW w:type="dxa" w:w="1146"/>
             <w:shd w:val="clear" w:color="auto" w:fill="F7F9FB"/>
             <w:vAlign w:val="center"/>
           </w:tcPr>
@@ -955,7 +955,7 @@
         </w:trPr>
         <w:tc>
           <w:tcPr>
-            <w:tcW w:type="dxa" w:w="409"/>
+            <w:tcW w:type="dxa" w:w="408"/>
             <w:shd w:val="clear" w:color="auto" w:fill="FFFFFF"/>
             <w:vAlign w:val="center"/>
           </w:tcPr>
@@ -979,7 +979,7 @@
         </w:tc>
         <w:tc>
           <w:tcPr>
-            <w:tcW w:type="dxa" w:w="1552"/>
+            <w:tcW w:type="dxa" w:w="1545"/>
             <w:shd w:val="clear" w:color="auto" w:fill="FFFFFF"/>
             <w:vAlign w:val="center"/>
           </w:tcPr>
@@ -1003,7 +1003,7 @@
         </w:tc>
         <w:tc>
           <w:tcPr>
-            <w:tcW w:type="dxa" w:w="2793"/>
+            <w:tcW w:type="dxa" w:w="2742"/>
             <w:shd w:val="clear" w:color="auto" w:fill="FFFFFF"/>
             <w:vAlign w:val="center"/>
           </w:tcPr>
@@ -1026,7 +1026,7 @@
         </w:tc>
         <w:tc>
           <w:tcPr>
-            <w:tcW w:type="dxa" w:w="2584"/>
+            <w:tcW w:type="dxa" w:w="2654"/>
             <w:shd w:val="clear" w:color="auto" w:fill="FFFFFF"/>
             <w:vAlign w:val="center"/>
           </w:tcPr>
@@ -1049,7 +1049,7 @@
         </w:tc>
         <w:tc>
           <w:tcPr>
-            <w:tcW w:type="dxa" w:w="1158"/>
+            <w:tcW w:type="dxa" w:w="1146"/>
             <w:shd w:val="clear" w:color="auto" w:fill="FFFFFF"/>
             <w:vAlign w:val="center"/>
           </w:tcPr>
@@ -1097,7 +1097,7 @@
         </w:trPr>
         <w:tc>
           <w:tcPr>
-            <w:tcW w:type="dxa" w:w="409"/>
+            <w:tcW w:type="dxa" w:w="408"/>
             <w:shd w:val="clear" w:color="auto" w:fill="F7F9FB"/>
             <w:vAlign w:val="center"/>
           </w:tcPr>
@@ -1121,7 +1121,7 @@
         </w:tc>
         <w:tc>
           <w:tcPr>
-            <w:tcW w:type="dxa" w:w="1552"/>
+            <w:tcW w:type="dxa" w:w="1545"/>
             <w:shd w:val="clear" w:color="auto" w:fill="F7F9FB"/>
             <w:vAlign w:val="center"/>
           </w:tcPr>
@@ -1145,7 +1145,7 @@
         </w:tc>
         <w:tc>
           <w:tcPr>
-            <w:tcW w:type="dxa" w:w="2793"/>
+            <w:tcW w:type="dxa" w:w="2742"/>
             <w:shd w:val="clear" w:color="auto" w:fill="F7F9FB"/>
             <w:vAlign w:val="center"/>
           </w:tcPr>
@@ -1168,7 +1168,7 @@
         </w:tc>
         <w:tc>
           <w:tcPr>
-            <w:tcW w:type="dxa" w:w="2584"/>
+            <w:tcW w:type="dxa" w:w="2654"/>
             <w:shd w:val="clear" w:color="auto" w:fill="F7F9FB"/>
             <w:vAlign w:val="center"/>
           </w:tcPr>
@@ -1191,7 +1191,7 @@
         </w:tc>
         <w:tc>
           <w:tcPr>
-            <w:tcW w:type="dxa" w:w="1158"/>
+            <w:tcW w:type="dxa" w:w="1146"/>
             <w:shd w:val="clear" w:color="auto" w:fill="F7F9FB"/>
             <w:vAlign w:val="center"/>
           </w:tcPr>
@@ -1239,7 +1239,7 @@
         </w:trPr>
         <w:tc>
           <w:tcPr>
-            <w:tcW w:type="dxa" w:w="409"/>
+            <w:tcW w:type="dxa" w:w="408"/>
             <w:shd w:val="clear" w:color="auto" w:fill="FFFFFF"/>
             <w:vAlign w:val="center"/>
           </w:tcPr>
@@ -1263,7 +1263,7 @@
         </w:tc>
         <w:tc>
           <w:tcPr>
-            <w:tcW w:type="dxa" w:w="1552"/>
+            <w:tcW w:type="dxa" w:w="1545"/>
             <w:shd w:val="clear" w:color="auto" w:fill="FFFFFF"/>
             <w:vAlign w:val="center"/>
           </w:tcPr>
@@ -1287,7 +1287,7 @@
         </w:tc>
         <w:tc>
           <w:tcPr>
-            <w:tcW w:type="dxa" w:w="2793"/>
+            <w:tcW w:type="dxa" w:w="2742"/>
             <w:shd w:val="clear" w:color="auto" w:fill="FFFFFF"/>
             <w:vAlign w:val="center"/>
           </w:tcPr>
@@ -1310,7 +1310,7 @@
         </w:tc>
         <w:tc>
           <w:tcPr>
-            <w:tcW w:type="dxa" w:w="2584"/>
+            <w:tcW w:type="dxa" w:w="2654"/>
             <w:shd w:val="clear" w:color="auto" w:fill="FFFFFF"/>
             <w:vAlign w:val="center"/>
           </w:tcPr>
@@ -1333,7 +1333,7 @@
         </w:tc>
         <w:tc>
           <w:tcPr>
-            <w:tcW w:type="dxa" w:w="1158"/>
+            <w:tcW w:type="dxa" w:w="1146"/>
             <w:shd w:val="clear" w:color="auto" w:fill="FFFFFF"/>
             <w:vAlign w:val="center"/>
           </w:tcPr>
@@ -1381,7 +1381,7 @@
         </w:trPr>
         <w:tc>
           <w:tcPr>
-            <w:tcW w:type="dxa" w:w="409"/>
+            <w:tcW w:type="dxa" w:w="408"/>
             <w:shd w:val="clear" w:color="auto" w:fill="F7F9FB"/>
             <w:vAlign w:val="center"/>
           </w:tcPr>
@@ -1405,7 +1405,7 @@
         </w:tc>
         <w:tc>
           <w:tcPr>
-            <w:tcW w:type="dxa" w:w="1552"/>
+            <w:tcW w:type="dxa" w:w="1545"/>
             <w:shd w:val="clear" w:color="auto" w:fill="F7F9FB"/>
             <w:vAlign w:val="center"/>
           </w:tcPr>
@@ -1429,7 +1429,7 @@
         </w:tc>
         <w:tc>
           <w:tcPr>
-            <w:tcW w:type="dxa" w:w="2793"/>
+            <w:tcW w:type="dxa" w:w="2742"/>
             <w:shd w:val="clear" w:color="auto" w:fill="F7F9FB"/>
             <w:vAlign w:val="center"/>
           </w:tcPr>
@@ -1452,7 +1452,7 @@
         </w:tc>
         <w:tc>
           <w:tcPr>
-            <w:tcW w:type="dxa" w:w="2584"/>
+            <w:tcW w:type="dxa" w:w="2654"/>
             <w:shd w:val="clear" w:color="auto" w:fill="F7F9FB"/>
             <w:vAlign w:val="center"/>
           </w:tcPr>
@@ -1475,7 +1475,7 @@
         </w:tc>
         <w:tc>
           <w:tcPr>
-            <w:tcW w:type="dxa" w:w="1158"/>
+            <w:tcW w:type="dxa" w:w="1146"/>
             <w:shd w:val="clear" w:color="auto" w:fill="F7F9FB"/>
             <w:vAlign w:val="center"/>
           </w:tcPr>
@@ -1523,7 +1523,7 @@
         </w:trPr>
         <w:tc>
           <w:tcPr>
-            <w:tcW w:type="dxa" w:w="409"/>
+            <w:tcW w:type="dxa" w:w="408"/>
             <w:shd w:val="clear" w:color="auto" w:fill="FFFFFF"/>
             <w:vAlign w:val="center"/>
           </w:tcPr>
@@ -1547,7 +1547,7 @@
         </w:tc>
         <w:tc>
           <w:tcPr>
-            <w:tcW w:type="dxa" w:w="1552"/>
+            <w:tcW w:type="dxa" w:w="1545"/>
             <w:shd w:val="clear" w:color="auto" w:fill="FFFFFF"/>
             <w:vAlign w:val="center"/>
           </w:tcPr>
@@ -1571,7 +1571,7 @@
         </w:tc>
         <w:tc>
           <w:tcPr>
-            <w:tcW w:type="dxa" w:w="2793"/>
+            <w:tcW w:type="dxa" w:w="2742"/>
             <w:shd w:val="clear" w:color="auto" w:fill="FFFFFF"/>
             <w:vAlign w:val="center"/>
           </w:tcPr>
@@ -1594,7 +1594,7 @@
         </w:tc>
         <w:tc>
           <w:tcPr>
-            <w:tcW w:type="dxa" w:w="2584"/>
+            <w:tcW w:type="dxa" w:w="2654"/>
             <w:shd w:val="clear" w:color="auto" w:fill="FFFFFF"/>
             <w:vAlign w:val="center"/>
           </w:tcPr>
@@ -1617,7 +1617,7 @@
         </w:tc>
         <w:tc>
           <w:tcPr>
-            <w:tcW w:type="dxa" w:w="1158"/>
+            <w:tcW w:type="dxa" w:w="1146"/>
             <w:shd w:val="clear" w:color="auto" w:fill="FFFFFF"/>
             <w:vAlign w:val="center"/>
           </w:tcPr>
@@ -1665,7 +1665,7 @@
         </w:trPr>
         <w:tc>
           <w:tcPr>
-            <w:tcW w:type="dxa" w:w="409"/>
+            <w:tcW w:type="dxa" w:w="408"/>
             <w:shd w:val="clear" w:color="auto" w:fill="F7F9FB"/>
             <w:vAlign w:val="center"/>
           </w:tcPr>
@@ -1689,7 +1689,7 @@
         </w:tc>
         <w:tc>
           <w:tcPr>
-            <w:tcW w:type="dxa" w:w="1552"/>
+            <w:tcW w:type="dxa" w:w="1545"/>
             <w:shd w:val="clear" w:color="auto" w:fill="F7F9FB"/>
             <w:vAlign w:val="center"/>
           </w:tcPr>
@@ -1713,7 +1713,7 @@
         </w:tc>
         <w:tc>
           <w:tcPr>
-            <w:tcW w:type="dxa" w:w="2793"/>
+            <w:tcW w:type="dxa" w:w="2742"/>
             <w:shd w:val="clear" w:color="auto" w:fill="F7F9FB"/>
             <w:vAlign w:val="center"/>
           </w:tcPr>
@@ -1736,7 +1736,7 @@
         </w:tc>
         <w:tc>
           <w:tcPr>
-            <w:tcW w:type="dxa" w:w="2584"/>
+            <w:tcW w:type="dxa" w:w="2654"/>
             <w:shd w:val="clear" w:color="auto" w:fill="F7F9FB"/>
             <w:vAlign w:val="center"/>
           </w:tcPr>
@@ -1759,7 +1759,7 @@
         </w:tc>
         <w:tc>
           <w:tcPr>
-            <w:tcW w:type="dxa" w:w="1158"/>
+            <w:tcW w:type="dxa" w:w="1146"/>
             <w:shd w:val="clear" w:color="auto" w:fill="F7F9FB"/>
             <w:vAlign w:val="center"/>
           </w:tcPr>
@@ -1787,7 +1787,7 @@
         </w:trPr>
         <w:tc>
           <w:tcPr>
-            <w:tcW w:type="dxa" w:w="409"/>
+            <w:tcW w:type="dxa" w:w="408"/>
             <w:shd w:val="clear" w:color="auto" w:fill="FFFFFF"/>
             <w:vAlign w:val="center"/>
           </w:tcPr>
@@ -1811,7 +1811,7 @@
         </w:tc>
         <w:tc>
           <w:tcPr>
-            <w:tcW w:type="dxa" w:w="1552"/>
+            <w:tcW w:type="dxa" w:w="1545"/>
             <w:shd w:val="clear" w:color="auto" w:fill="FFFFFF"/>
             <w:vAlign w:val="center"/>
           </w:tcPr>
@@ -1835,7 +1835,7 @@
         </w:tc>
         <w:tc>
           <w:tcPr>
-            <w:tcW w:type="dxa" w:w="2793"/>
+            <w:tcW w:type="dxa" w:w="2742"/>
             <w:shd w:val="clear" w:color="auto" w:fill="FFFFFF"/>
             <w:vAlign w:val="center"/>
           </w:tcPr>
@@ -1858,7 +1858,7 @@
         </w:tc>
         <w:tc>
           <w:tcPr>
-            <w:tcW w:type="dxa" w:w="2584"/>
+            <w:tcW w:type="dxa" w:w="2654"/>
             <w:shd w:val="clear" w:color="auto" w:fill="FFFFFF"/>
             <w:vAlign w:val="center"/>
           </w:tcPr>
@@ -1881,7 +1881,7 @@
         </w:tc>
         <w:tc>
           <w:tcPr>
-            <w:tcW w:type="dxa" w:w="1158"/>
+            <w:tcW w:type="dxa" w:w="1146"/>
             <w:shd w:val="clear" w:color="auto" w:fill="FFFFFF"/>
             <w:vAlign w:val="center"/>
           </w:tcPr>
@@ -1919,7 +1919,7 @@
         </w:trPr>
         <w:tc>
           <w:tcPr>
-            <w:tcW w:type="dxa" w:w="409"/>
+            <w:tcW w:type="dxa" w:w="408"/>
             <w:shd w:val="clear" w:color="auto" w:fill="F7F9FB"/>
             <w:vAlign w:val="center"/>
           </w:tcPr>
@@ -1943,7 +1943,7 @@
         </w:tc>
         <w:tc>
           <w:tcPr>
-            <w:tcW w:type="dxa" w:w="1552"/>
+            <w:tcW w:type="dxa" w:w="1545"/>
             <w:shd w:val="clear" w:color="auto" w:fill="F7F9FB"/>
             <w:vAlign w:val="center"/>
           </w:tcPr>
@@ -1967,7 +1967,7 @@
         </w:tc>
         <w:tc>
           <w:tcPr>
-            <w:tcW w:type="dxa" w:w="2793"/>
+            <w:tcW w:type="dxa" w:w="2742"/>
             <w:shd w:val="clear" w:color="auto" w:fill="F7F9FB"/>
             <w:vAlign w:val="center"/>
           </w:tcPr>
@@ -1990,7 +1990,7 @@
         </w:tc>
         <w:tc>
           <w:tcPr>
-            <w:tcW w:type="dxa" w:w="2584"/>
+            <w:tcW w:type="dxa" w:w="2654"/>
             <w:shd w:val="clear" w:color="auto" w:fill="F7F9FB"/>
             <w:vAlign w:val="center"/>
           </w:tcPr>
@@ -2013,7 +2013,7 @@
         </w:tc>
         <w:tc>
           <w:tcPr>
-            <w:tcW w:type="dxa" w:w="1158"/>
+            <w:tcW w:type="dxa" w:w="1146"/>
             <w:shd w:val="clear" w:color="auto" w:fill="F7F9FB"/>
             <w:vAlign w:val="center"/>
           </w:tcPr>
@@ -2061,7 +2061,7 @@
         </w:trPr>
         <w:tc>
           <w:tcPr>
-            <w:tcW w:type="dxa" w:w="409"/>
+            <w:tcW w:type="dxa" w:w="408"/>
             <w:shd w:val="clear" w:color="auto" w:fill="FFFFFF"/>
             <w:vAlign w:val="center"/>
           </w:tcPr>
@@ -2085,7 +2085,7 @@
         </w:tc>
         <w:tc>
           <w:tcPr>
-            <w:tcW w:type="dxa" w:w="1552"/>
+            <w:tcW w:type="dxa" w:w="1545"/>
             <w:shd w:val="clear" w:color="auto" w:fill="FFFFFF"/>
             <w:vAlign w:val="center"/>
           </w:tcPr>
@@ -2109,7 +2109,7 @@
         </w:tc>
         <w:tc>
           <w:tcPr>
-            <w:tcW w:type="dxa" w:w="2793"/>
+            <w:tcW w:type="dxa" w:w="2742"/>
             <w:shd w:val="clear" w:color="auto" w:fill="FFFFFF"/>
             <w:vAlign w:val="center"/>
           </w:tcPr>
@@ -2132,7 +2132,7 @@
         </w:tc>
         <w:tc>
           <w:tcPr>
-            <w:tcW w:type="dxa" w:w="2584"/>
+            <w:tcW w:type="dxa" w:w="2654"/>
             <w:shd w:val="clear" w:color="auto" w:fill="FFFFFF"/>
             <w:vAlign w:val="center"/>
           </w:tcPr>
@@ -2155,7 +2155,7 @@
         </w:tc>
         <w:tc>
           <w:tcPr>
-            <w:tcW w:type="dxa" w:w="1158"/>
+            <w:tcW w:type="dxa" w:w="1146"/>
             <w:shd w:val="clear" w:color="auto" w:fill="FFFFFF"/>
             <w:vAlign w:val="center"/>
           </w:tcPr>
@@ -2203,7 +2203,7 @@
         </w:trPr>
         <w:tc>
           <w:tcPr>
-            <w:tcW w:type="dxa" w:w="409"/>
+            <w:tcW w:type="dxa" w:w="408"/>
             <w:shd w:val="clear" w:color="auto" w:fill="F7F9FB"/>
             <w:vAlign w:val="center"/>
           </w:tcPr>
@@ -2227,7 +2227,7 @@
         </w:tc>
         <w:tc>
           <w:tcPr>
-            <w:tcW w:type="dxa" w:w="1552"/>
+            <w:tcW w:type="dxa" w:w="1545"/>
             <w:shd w:val="clear" w:color="auto" w:fill="F7F9FB"/>
             <w:vAlign w:val="center"/>
           </w:tcPr>
@@ -2251,7 +2251,7 @@
         </w:tc>
         <w:tc>
           <w:tcPr>
-            <w:tcW w:type="dxa" w:w="2793"/>
+            <w:tcW w:type="dxa" w:w="2742"/>
             <w:shd w:val="clear" w:color="auto" w:fill="F7F9FB"/>
             <w:vAlign w:val="center"/>
           </w:tcPr>
@@ -2274,7 +2274,7 @@
         </w:tc>
         <w:tc>
           <w:tcPr>
-            <w:tcW w:type="dxa" w:w="2584"/>
+            <w:tcW w:type="dxa" w:w="2654"/>
             <w:shd w:val="clear" w:color="auto" w:fill="F7F9FB"/>
             <w:vAlign w:val="center"/>
           </w:tcPr>
@@ -2297,7 +2297,7 @@
         </w:tc>
         <w:tc>
           <w:tcPr>
-            <w:tcW w:type="dxa" w:w="1158"/>
+            <w:tcW w:type="dxa" w:w="1146"/>
             <w:shd w:val="clear" w:color="auto" w:fill="F7F9FB"/>
             <w:vAlign w:val="center"/>
           </w:tcPr>
@@ -2335,7 +2335,7 @@
         </w:trPr>
         <w:tc>
           <w:tcPr>
-            <w:tcW w:type="dxa" w:w="409"/>
+            <w:tcW w:type="dxa" w:w="408"/>
             <w:shd w:val="clear" w:color="auto" w:fill="FFFFFF"/>
             <w:vAlign w:val="center"/>
           </w:tcPr>
@@ -2359,7 +2359,7 @@
         </w:tc>
         <w:tc>
           <w:tcPr>
-            <w:tcW w:type="dxa" w:w="1552"/>
+            <w:tcW w:type="dxa" w:w="1545"/>
             <w:shd w:val="clear" w:color="auto" w:fill="FFFFFF"/>
             <w:vAlign w:val="center"/>
           </w:tcPr>
@@ -2383,7 +2383,7 @@
         </w:tc>
         <w:tc>
           <w:tcPr>
-            <w:tcW w:type="dxa" w:w="2793"/>
+            <w:tcW w:type="dxa" w:w="2742"/>
             <w:shd w:val="clear" w:color="auto" w:fill="FFFFFF"/>
             <w:vAlign w:val="center"/>
           </w:tcPr>
@@ -2406,7 +2406,7 @@
         </w:tc>
         <w:tc>
           <w:tcPr>
-            <w:tcW w:type="dxa" w:w="2584"/>
+            <w:tcW w:type="dxa" w:w="2654"/>
             <w:shd w:val="clear" w:color="auto" w:fill="FFFFFF"/>
             <w:vAlign w:val="center"/>
           </w:tcPr>
@@ -2429,7 +2429,7 @@
         </w:tc>
         <w:tc>
           <w:tcPr>
-            <w:tcW w:type="dxa" w:w="1158"/>
+            <w:tcW w:type="dxa" w:w="1146"/>
             <w:shd w:val="clear" w:color="auto" w:fill="FFFFFF"/>
             <w:vAlign w:val="center"/>
           </w:tcPr>
@@ -2477,7 +2477,7 @@
         </w:trPr>
         <w:tc>
           <w:tcPr>
-            <w:tcW w:type="dxa" w:w="409"/>
+            <w:tcW w:type="dxa" w:w="408"/>
             <w:shd w:val="clear" w:color="auto" w:fill="F7F9FB"/>
             <w:vAlign w:val="center"/>
           </w:tcPr>
@@ -2501,7 +2501,7 @@
         </w:tc>
         <w:tc>
           <w:tcPr>
-            <w:tcW w:type="dxa" w:w="1552"/>
+            <w:tcW w:type="dxa" w:w="1545"/>
             <w:shd w:val="clear" w:color="auto" w:fill="F7F9FB"/>
             <w:vAlign w:val="center"/>
           </w:tcPr>
@@ -2525,7 +2525,7 @@
         </w:tc>
         <w:tc>
           <w:tcPr>
-            <w:tcW w:type="dxa" w:w="2793"/>
+            <w:tcW w:type="dxa" w:w="2742"/>
             <w:shd w:val="clear" w:color="auto" w:fill="F7F9FB"/>
             <w:vAlign w:val="center"/>
           </w:tcPr>
@@ -2548,7 +2548,7 @@
         </w:tc>
         <w:tc>
           <w:tcPr>
-            <w:tcW w:type="dxa" w:w="2584"/>
+            <w:tcW w:type="dxa" w:w="2654"/>
             <w:shd w:val="clear" w:color="auto" w:fill="F7F9FB"/>
             <w:vAlign w:val="center"/>
           </w:tcPr>
@@ -2571,7 +2571,7 @@
         </w:tc>
         <w:tc>
           <w:tcPr>
-            <w:tcW w:type="dxa" w:w="1158"/>
+            <w:tcW w:type="dxa" w:w="1146"/>
             <w:shd w:val="clear" w:color="auto" w:fill="F7F9FB"/>
             <w:vAlign w:val="center"/>
           </w:tcPr>
@@ -2619,7 +2619,7 @@
         </w:trPr>
         <w:tc>
           <w:tcPr>
-            <w:tcW w:type="dxa" w:w="409"/>
+            <w:tcW w:type="dxa" w:w="408"/>
             <w:shd w:val="clear" w:color="auto" w:fill="FFFFFF"/>
             <w:vAlign w:val="center"/>
           </w:tcPr>
@@ -2643,7 +2643,7 @@
         </w:tc>
         <w:tc>
           <w:tcPr>
-            <w:tcW w:type="dxa" w:w="1552"/>
+            <w:tcW w:type="dxa" w:w="1545"/>
             <w:shd w:val="clear" w:color="auto" w:fill="FFFFFF"/>
             <w:vAlign w:val="center"/>
           </w:tcPr>
@@ -2667,7 +2667,7 @@
         </w:tc>
         <w:tc>
           <w:tcPr>
-            <w:tcW w:type="dxa" w:w="2793"/>
+            <w:tcW w:type="dxa" w:w="2742"/>
             <w:shd w:val="clear" w:color="auto" w:fill="FFFFFF"/>
             <w:vAlign w:val="center"/>
           </w:tcPr>
@@ -2690,7 +2690,7 @@
         </w:tc>
         <w:tc>
           <w:tcPr>
-            <w:tcW w:type="dxa" w:w="2584"/>
+            <w:tcW w:type="dxa" w:w="2654"/>
             <w:shd w:val="clear" w:color="auto" w:fill="FFFFFF"/>
             <w:vAlign w:val="center"/>
           </w:tcPr>
@@ -2713,7 +2713,7 @@
         </w:tc>
         <w:tc>
           <w:tcPr>
-            <w:tcW w:type="dxa" w:w="1158"/>
+            <w:tcW w:type="dxa" w:w="1146"/>
             <w:shd w:val="clear" w:color="auto" w:fill="FFFFFF"/>
             <w:vAlign w:val="center"/>
           </w:tcPr>
@@ -2761,7 +2761,7 @@
         </w:trPr>
         <w:tc>
           <w:tcPr>
-            <w:tcW w:type="dxa" w:w="409"/>
+            <w:tcW w:type="dxa" w:w="408"/>
             <w:shd w:val="clear" w:color="auto" w:fill="F7F9FB"/>
             <w:vAlign w:val="center"/>
           </w:tcPr>
@@ -2785,7 +2785,7 @@
         </w:tc>
         <w:tc>
           <w:tcPr>
-            <w:tcW w:type="dxa" w:w="1552"/>
+            <w:tcW w:type="dxa" w:w="1545"/>
             <w:shd w:val="clear" w:color="auto" w:fill="F7F9FB"/>
             <w:vAlign w:val="center"/>
           </w:tcPr>
@@ -2809,7 +2809,7 @@
         </w:tc>
         <w:tc>
           <w:tcPr>
-            <w:tcW w:type="dxa" w:w="2793"/>
+            <w:tcW w:type="dxa" w:w="2742"/>
             <w:shd w:val="clear" w:color="auto" w:fill="F7F9FB"/>
             <w:vAlign w:val="center"/>
           </w:tcPr>
@@ -2832,7 +2832,7 @@
         </w:tc>
         <w:tc>
           <w:tcPr>
-            <w:tcW w:type="dxa" w:w="2584"/>
+            <w:tcW w:type="dxa" w:w="2654"/>
             <w:shd w:val="clear" w:color="auto" w:fill="F7F9FB"/>
             <w:vAlign w:val="center"/>
           </w:tcPr>
@@ -2855,7 +2855,7 @@
         </w:tc>
         <w:tc>
           <w:tcPr>
-            <w:tcW w:type="dxa" w:w="1158"/>
+            <w:tcW w:type="dxa" w:w="1146"/>
             <w:shd w:val="clear" w:color="auto" w:fill="F7F9FB"/>
             <w:vAlign w:val="center"/>
           </w:tcPr>
@@ -2903,7 +2903,7 @@
         </w:trPr>
         <w:tc>
           <w:tcPr>
-            <w:tcW w:type="dxa" w:w="409"/>
+            <w:tcW w:type="dxa" w:w="408"/>
             <w:shd w:val="clear" w:color="auto" w:fill="FFFFFF"/>
             <w:vAlign w:val="center"/>
           </w:tcPr>
@@ -2927,7 +2927,7 @@
         </w:tc>
         <w:tc>
           <w:tcPr>
-            <w:tcW w:type="dxa" w:w="1552"/>
+            <w:tcW w:type="dxa" w:w="1545"/>
             <w:shd w:val="clear" w:color="auto" w:fill="FFFFFF"/>
             <w:vAlign w:val="center"/>
           </w:tcPr>
@@ -2951,7 +2951,7 @@
         </w:tc>
         <w:tc>
           <w:tcPr>
-            <w:tcW w:type="dxa" w:w="2793"/>
+            <w:tcW w:type="dxa" w:w="2742"/>
             <w:shd w:val="clear" w:color="auto" w:fill="FFFFFF"/>
             <w:vAlign w:val="center"/>
           </w:tcPr>
@@ -2974,7 +2974,7 @@
         </w:tc>
         <w:tc>
           <w:tcPr>
-            <w:tcW w:type="dxa" w:w="2584"/>
+            <w:tcW w:type="dxa" w:w="2654"/>
             <w:shd w:val="clear" w:color="auto" w:fill="FFFFFF"/>
             <w:vAlign w:val="center"/>
           </w:tcPr>
@@ -2997,7 +2997,7 @@
         </w:tc>
         <w:tc>
           <w:tcPr>
-            <w:tcW w:type="dxa" w:w="1158"/>
+            <w:tcW w:type="dxa" w:w="1146"/>
             <w:shd w:val="clear" w:color="auto" w:fill="FFFFFF"/>
             <w:vAlign w:val="center"/>
           </w:tcPr>
@@ -3045,7 +3045,7 @@
         </w:trPr>
         <w:tc>
           <w:tcPr>
-            <w:tcW w:type="dxa" w:w="409"/>
+            <w:tcW w:type="dxa" w:w="408"/>
             <w:shd w:val="clear" w:color="auto" w:fill="F7F9FB"/>
             <w:vAlign w:val="center"/>
           </w:tcPr>
@@ -3069,7 +3069,7 @@
         </w:tc>
         <w:tc>
           <w:tcPr>
-            <w:tcW w:type="dxa" w:w="1552"/>
+            <w:tcW w:type="dxa" w:w="1545"/>
             <w:shd w:val="clear" w:color="auto" w:fill="F7F9FB"/>
             <w:vAlign w:val="center"/>
           </w:tcPr>
@@ -3093,7 +3093,7 @@
         </w:tc>
         <w:tc>
           <w:tcPr>
-            <w:tcW w:type="dxa" w:w="2793"/>
+            <w:tcW w:type="dxa" w:w="2742"/>
             <w:shd w:val="clear" w:color="auto" w:fill="F7F9FB"/>
             <w:vAlign w:val="center"/>
           </w:tcPr>
@@ -3116,7 +3116,7 @@
         </w:tc>
         <w:tc>
           <w:tcPr>
-            <w:tcW w:type="dxa" w:w="2584"/>
+            <w:tcW w:type="dxa" w:w="2654"/>
             <w:shd w:val="clear" w:color="auto" w:fill="F7F9FB"/>
             <w:vAlign w:val="center"/>
           </w:tcPr>
@@ -3139,7 +3139,7 @@
         </w:tc>
         <w:tc>
           <w:tcPr>
-            <w:tcW w:type="dxa" w:w="1158"/>
+            <w:tcW w:type="dxa" w:w="1146"/>
             <w:shd w:val="clear" w:color="auto" w:fill="F7F9FB"/>
             <w:vAlign w:val="center"/>
           </w:tcPr>
@@ -3177,7 +3177,7 @@
         </w:trPr>
         <w:tc>
           <w:tcPr>
-            <w:tcW w:type="dxa" w:w="409"/>
+            <w:tcW w:type="dxa" w:w="408"/>
             <w:shd w:val="clear" w:color="auto" w:fill="FFFFFF"/>
             <w:vAlign w:val="center"/>
           </w:tcPr>
@@ -3201,7 +3201,7 @@
         </w:tc>
         <w:tc>
           <w:tcPr>
-            <w:tcW w:type="dxa" w:w="1552"/>
+            <w:tcW w:type="dxa" w:w="1545"/>
             <w:shd w:val="clear" w:color="auto" w:fill="FFFFFF"/>
             <w:vAlign w:val="center"/>
           </w:tcPr>
@@ -3225,7 +3225,7 @@
         </w:tc>
         <w:tc>
           <w:tcPr>
-            <w:tcW w:type="dxa" w:w="2793"/>
+            <w:tcW w:type="dxa" w:w="2742"/>
             <w:shd w:val="clear" w:color="auto" w:fill="FFFFFF"/>
             <w:vAlign w:val="center"/>
           </w:tcPr>
@@ -3248,7 +3248,7 @@
         </w:tc>
         <w:tc>
           <w:tcPr>
-            <w:tcW w:type="dxa" w:w="2584"/>
+            <w:tcW w:type="dxa" w:w="2654"/>
             <w:shd w:val="clear" w:color="auto" w:fill="FFFFFF"/>
             <w:vAlign w:val="center"/>
           </w:tcPr>
@@ -3271,7 +3271,7 @@
         </w:tc>
         <w:tc>
           <w:tcPr>
-            <w:tcW w:type="dxa" w:w="1158"/>
+            <w:tcW w:type="dxa" w:w="1146"/>
             <w:shd w:val="clear" w:color="auto" w:fill="FFFFFF"/>
             <w:vAlign w:val="center"/>
           </w:tcPr>
@@ -3309,7 +3309,7 @@
         </w:trPr>
         <w:tc>
           <w:tcPr>
-            <w:tcW w:type="dxa" w:w="409"/>
+            <w:tcW w:type="dxa" w:w="408"/>
             <w:shd w:val="clear" w:color="auto" w:fill="F7F9FB"/>
             <w:vAlign w:val="center"/>
           </w:tcPr>
@@ -3333,7 +3333,7 @@
         </w:tc>
         <w:tc>
           <w:tcPr>
-            <w:tcW w:type="dxa" w:w="1552"/>
+            <w:tcW w:type="dxa" w:w="1545"/>
             <w:shd w:val="clear" w:color="auto" w:fill="F7F9FB"/>
             <w:vAlign w:val="center"/>
           </w:tcPr>
@@ -3357,7 +3357,7 @@
         </w:tc>
         <w:tc>
           <w:tcPr>
-            <w:tcW w:type="dxa" w:w="2793"/>
+            <w:tcW w:type="dxa" w:w="2742"/>
             <w:shd w:val="clear" w:color="auto" w:fill="F7F9FB"/>
             <w:vAlign w:val="center"/>
           </w:tcPr>
@@ -3380,7 +3380,7 @@
         </w:tc>
         <w:tc>
           <w:tcPr>
-            <w:tcW w:type="dxa" w:w="2584"/>
+            <w:tcW w:type="dxa" w:w="2654"/>
             <w:shd w:val="clear" w:color="auto" w:fill="F7F9FB"/>
             <w:vAlign w:val="center"/>
           </w:tcPr>
@@ -3403,7 +3403,7 @@
         </w:tc>
         <w:tc>
           <w:tcPr>
-            <w:tcW w:type="dxa" w:w="1158"/>
+            <w:tcW w:type="dxa" w:w="1146"/>
             <w:shd w:val="clear" w:color="auto" w:fill="F7F9FB"/>
             <w:vAlign w:val="center"/>
           </w:tcPr>
@@ -3441,7 +3441,7 @@
         </w:trPr>
         <w:tc>
           <w:tcPr>
-            <w:tcW w:type="dxa" w:w="409"/>
+            <w:tcW w:type="dxa" w:w="408"/>
             <w:shd w:val="clear" w:color="auto" w:fill="FFFFFF"/>
             <w:vAlign w:val="center"/>
           </w:tcPr>
@@ -3465,7 +3465,7 @@
         </w:tc>
         <w:tc>
           <w:tcPr>
-            <w:tcW w:type="dxa" w:w="1552"/>
+            <w:tcW w:type="dxa" w:w="1545"/>
             <w:shd w:val="clear" w:color="auto" w:fill="FFFFFF"/>
             <w:vAlign w:val="center"/>
           </w:tcPr>
@@ -3489,7 +3489,7 @@
         </w:tc>
         <w:tc>
           <w:tcPr>
-            <w:tcW w:type="dxa" w:w="2793"/>
+            <w:tcW w:type="dxa" w:w="2742"/>
             <w:shd w:val="clear" w:color="auto" w:fill="FFFFFF"/>
             <w:vAlign w:val="center"/>
           </w:tcPr>
@@ -3512,7 +3512,7 @@
         </w:tc>
         <w:tc>
           <w:tcPr>
-            <w:tcW w:type="dxa" w:w="2584"/>
+            <w:tcW w:type="dxa" w:w="2654"/>
             <w:shd w:val="clear" w:color="auto" w:fill="FFFFFF"/>
             <w:vAlign w:val="center"/>
           </w:tcPr>
@@ -3535,7 +3535,7 @@
         </w:tc>
         <w:tc>
           <w:tcPr>
-            <w:tcW w:type="dxa" w:w="1158"/>
+            <w:tcW w:type="dxa" w:w="1146"/>
             <w:shd w:val="clear" w:color="auto" w:fill="FFFFFF"/>
             <w:vAlign w:val="center"/>
           </w:tcPr>
@@ -3573,7 +3573,7 @@
         </w:trPr>
         <w:tc>
           <w:tcPr>
-            <w:tcW w:type="dxa" w:w="409"/>
+            <w:tcW w:type="dxa" w:w="408"/>
             <w:shd w:val="clear" w:color="auto" w:fill="F7F9FB"/>
             <w:vAlign w:val="center"/>
           </w:tcPr>
@@ -3597,7 +3597,7 @@
         </w:tc>
         <w:tc>
           <w:tcPr>
-            <w:tcW w:type="dxa" w:w="1552"/>
+            <w:tcW w:type="dxa" w:w="1545"/>
             <w:shd w:val="clear" w:color="auto" w:fill="F7F9FB"/>
             <w:vAlign w:val="center"/>
           </w:tcPr>
@@ -3621,7 +3621,7 @@
         </w:tc>
         <w:tc>
           <w:tcPr>
-            <w:tcW w:type="dxa" w:w="2793"/>
+            <w:tcW w:type="dxa" w:w="2742"/>
             <w:shd w:val="clear" w:color="auto" w:fill="F7F9FB"/>
             <w:vAlign w:val="center"/>
           </w:tcPr>
@@ -3644,7 +3644,7 @@
         </w:tc>
         <w:tc>
           <w:tcPr>
-            <w:tcW w:type="dxa" w:w="2584"/>
+            <w:tcW w:type="dxa" w:w="2654"/>
             <w:shd w:val="clear" w:color="auto" w:fill="F7F9FB"/>
             <w:vAlign w:val="center"/>
           </w:tcPr>
@@ -3667,7 +3667,7 @@
         </w:tc>
         <w:tc>
           <w:tcPr>
-            <w:tcW w:type="dxa" w:w="1158"/>
+            <w:tcW w:type="dxa" w:w="1146"/>
             <w:shd w:val="clear" w:color="auto" w:fill="F7F9FB"/>
             <w:vAlign w:val="center"/>
           </w:tcPr>
@@ -3705,7 +3705,7 @@
         </w:trPr>
         <w:tc>
           <w:tcPr>
-            <w:tcW w:type="dxa" w:w="409"/>
+            <w:tcW w:type="dxa" w:w="408"/>
             <w:shd w:val="clear" w:color="auto" w:fill="FFFFFF"/>
             <w:vAlign w:val="center"/>
           </w:tcPr>
@@ -3729,7 +3729,7 @@
         </w:tc>
         <w:tc>
           <w:tcPr>
-            <w:tcW w:type="dxa" w:w="1552"/>
+            <w:tcW w:type="dxa" w:w="1545"/>
             <w:shd w:val="clear" w:color="auto" w:fill="FFFFFF"/>
             <w:vAlign w:val="center"/>
           </w:tcPr>
@@ -3753,7 +3753,7 @@
         </w:tc>
         <w:tc>
           <w:tcPr>
-            <w:tcW w:type="dxa" w:w="2793"/>
+            <w:tcW w:type="dxa" w:w="2742"/>
             <w:shd w:val="clear" w:color="auto" w:fill="FFFFFF"/>
             <w:vAlign w:val="center"/>
           </w:tcPr>
@@ -3776,7 +3776,7 @@
         </w:tc>
         <w:tc>
           <w:tcPr>
-            <w:tcW w:type="dxa" w:w="2584"/>
+            <w:tcW w:type="dxa" w:w="2654"/>
             <w:shd w:val="clear" w:color="auto" w:fill="FFFFFF"/>
             <w:vAlign w:val="center"/>
           </w:tcPr>
@@ -3799,7 +3799,7 @@
         </w:tc>
         <w:tc>
           <w:tcPr>
-            <w:tcW w:type="dxa" w:w="1158"/>
+            <w:tcW w:type="dxa" w:w="1146"/>
             <w:shd w:val="clear" w:color="auto" w:fill="FFFFFF"/>
             <w:vAlign w:val="center"/>
           </w:tcPr>
@@ -3837,7 +3837,7 @@
         </w:trPr>
         <w:tc>
           <w:tcPr>
-            <w:tcW w:type="dxa" w:w="409"/>
+            <w:tcW w:type="dxa" w:w="408"/>
             <w:shd w:val="clear" w:color="auto" w:fill="F7F9FB"/>
             <w:vAlign w:val="center"/>
           </w:tcPr>
@@ -3861,7 +3861,7 @@
         </w:tc>
         <w:tc>
           <w:tcPr>
-            <w:tcW w:type="dxa" w:w="1552"/>
+            <w:tcW w:type="dxa" w:w="1545"/>
             <w:shd w:val="clear" w:color="auto" w:fill="F7F9FB"/>
             <w:vAlign w:val="center"/>
           </w:tcPr>
@@ -3885,7 +3885,7 @@
         </w:tc>
         <w:tc>
           <w:tcPr>
-            <w:tcW w:type="dxa" w:w="2793"/>
+            <w:tcW w:type="dxa" w:w="2742"/>
             <w:shd w:val="clear" w:color="auto" w:fill="F7F9FB"/>
             <w:vAlign w:val="center"/>
           </w:tcPr>
@@ -3908,7 +3908,7 @@
         </w:tc>
         <w:tc>
           <w:tcPr>
-            <w:tcW w:type="dxa" w:w="2584"/>
+            <w:tcW w:type="dxa" w:w="2654"/>
             <w:shd w:val="clear" w:color="auto" w:fill="F7F9FB"/>
             <w:vAlign w:val="center"/>
           </w:tcPr>
@@ -3931,7 +3931,7 @@
         </w:tc>
         <w:tc>
           <w:tcPr>
-            <w:tcW w:type="dxa" w:w="1158"/>
+            <w:tcW w:type="dxa" w:w="1146"/>
             <w:shd w:val="clear" w:color="auto" w:fill="F7F9FB"/>
             <w:vAlign w:val="center"/>
           </w:tcPr>
@@ -3969,7 +3969,7 @@
         </w:trPr>
         <w:tc>
           <w:tcPr>
-            <w:tcW w:type="dxa" w:w="409"/>
+            <w:tcW w:type="dxa" w:w="408"/>
             <w:shd w:val="clear" w:color="auto" w:fill="FFFFFF"/>
             <w:vAlign w:val="center"/>
           </w:tcPr>
@@ -3993,7 +3993,7 @@
         </w:tc>
         <w:tc>
           <w:tcPr>
-            <w:tcW w:type="dxa" w:w="1552"/>
+            <w:tcW w:type="dxa" w:w="1545"/>
             <w:shd w:val="clear" w:color="auto" w:fill="FFFFFF"/>
             <w:vAlign w:val="center"/>
           </w:tcPr>
@@ -4017,7 +4017,7 @@
         </w:tc>
         <w:tc>
           <w:tcPr>
-            <w:tcW w:type="dxa" w:w="2793"/>
+            <w:tcW w:type="dxa" w:w="2742"/>
             <w:shd w:val="clear" w:color="auto" w:fill="FFFFFF"/>
             <w:vAlign w:val="center"/>
           </w:tcPr>
@@ -4040,7 +4040,7 @@
         </w:tc>
         <w:tc>
           <w:tcPr>
-            <w:tcW w:type="dxa" w:w="2584"/>
+            <w:tcW w:type="dxa" w:w="2654"/>
             <w:shd w:val="clear" w:color="auto" w:fill="FFFFFF"/>
             <w:vAlign w:val="center"/>
           </w:tcPr>
@@ -4063,7 +4063,7 @@
         </w:tc>
         <w:tc>
           <w:tcPr>
-            <w:tcW w:type="dxa" w:w="1158"/>
+            <w:tcW w:type="dxa" w:w="1146"/>
             <w:shd w:val="clear" w:color="auto" w:fill="FFFFFF"/>
             <w:vAlign w:val="center"/>
           </w:tcPr>
@@ -4101,7 +4101,7 @@
         </w:trPr>
         <w:tc>
           <w:tcPr>
-            <w:tcW w:type="dxa" w:w="409"/>
+            <w:tcW w:type="dxa" w:w="408"/>
             <w:shd w:val="clear" w:color="auto" w:fill="F7F9FB"/>
             <w:vAlign w:val="center"/>
           </w:tcPr>
@@ -4125,7 +4125,7 @@
         </w:tc>
         <w:tc>
           <w:tcPr>
-            <w:tcW w:type="dxa" w:w="1552"/>
+            <w:tcW w:type="dxa" w:w="1545"/>
             <w:shd w:val="clear" w:color="auto" w:fill="F7F9FB"/>
             <w:vAlign w:val="center"/>
           </w:tcPr>
@@ -4149,7 +4149,7 @@
         </w:tc>
         <w:tc>
           <w:tcPr>
-            <w:tcW w:type="dxa" w:w="2793"/>
+            <w:tcW w:type="dxa" w:w="2742"/>
             <w:shd w:val="clear" w:color="auto" w:fill="F7F9FB"/>
             <w:vAlign w:val="center"/>
           </w:tcPr>
@@ -4172,7 +4172,7 @@
         </w:tc>
         <w:tc>
           <w:tcPr>
-            <w:tcW w:type="dxa" w:w="2584"/>
+            <w:tcW w:type="dxa" w:w="2654"/>
             <w:shd w:val="clear" w:color="auto" w:fill="F7F9FB"/>
             <w:vAlign w:val="center"/>
           </w:tcPr>
@@ -4195,7 +4195,7 @@
         </w:tc>
         <w:tc>
           <w:tcPr>
-            <w:tcW w:type="dxa" w:w="1158"/>
+            <w:tcW w:type="dxa" w:w="1146"/>
             <w:shd w:val="clear" w:color="auto" w:fill="F7F9FB"/>
             <w:vAlign w:val="center"/>
           </w:tcPr>
@@ -4233,7 +4233,7 @@
         </w:trPr>
         <w:tc>
           <w:tcPr>
-            <w:tcW w:type="dxa" w:w="409"/>
+            <w:tcW w:type="dxa" w:w="408"/>
             <w:shd w:val="clear" w:color="auto" w:fill="FFFFFF"/>
             <w:vAlign w:val="center"/>
           </w:tcPr>
@@ -4257,7 +4257,7 @@
         </w:tc>
         <w:tc>
           <w:tcPr>
-            <w:tcW w:type="dxa" w:w="1552"/>
+            <w:tcW w:type="dxa" w:w="1545"/>
             <w:shd w:val="clear" w:color="auto" w:fill="FFFFFF"/>
             <w:vAlign w:val="center"/>
           </w:tcPr>
@@ -4281,7 +4281,7 @@
         </w:tc>
         <w:tc>
           <w:tcPr>
-            <w:tcW w:type="dxa" w:w="2793"/>
+            <w:tcW w:type="dxa" w:w="2742"/>
             <w:shd w:val="clear" w:color="auto" w:fill="FFFFFF"/>
             <w:vAlign w:val="center"/>
           </w:tcPr>
@@ -4304,7 +4304,7 @@
         </w:tc>
         <w:tc>
           <w:tcPr>
-            <w:tcW w:type="dxa" w:w="2584"/>
+            <w:tcW w:type="dxa" w:w="2654"/>
             <w:shd w:val="clear" w:color="auto" w:fill="FFFFFF"/>
             <w:vAlign w:val="center"/>
           </w:tcPr>
@@ -4327,7 +4327,7 @@
         </w:tc>
         <w:tc>
           <w:tcPr>
-            <w:tcW w:type="dxa" w:w="1158"/>
+            <w:tcW w:type="dxa" w:w="1146"/>
             <w:shd w:val="clear" w:color="auto" w:fill="FFFFFF"/>
             <w:vAlign w:val="center"/>
           </w:tcPr>
@@ -4365,7 +4365,7 @@
         </w:trPr>
         <w:tc>
           <w:tcPr>
-            <w:tcW w:type="dxa" w:w="409"/>
+            <w:tcW w:type="dxa" w:w="408"/>
             <w:shd w:val="clear" w:color="auto" w:fill="F7F9FB"/>
             <w:vAlign w:val="center"/>
           </w:tcPr>
@@ -4389,7 +4389,7 @@
         </w:tc>
         <w:tc>
           <w:tcPr>
-            <w:tcW w:type="dxa" w:w="1552"/>
+            <w:tcW w:type="dxa" w:w="1545"/>
             <w:shd w:val="clear" w:color="auto" w:fill="F7F9FB"/>
             <w:vAlign w:val="center"/>
           </w:tcPr>
@@ -4413,7 +4413,7 @@
         </w:tc>
         <w:tc>
           <w:tcPr>
-            <w:tcW w:type="dxa" w:w="2793"/>
+            <w:tcW w:type="dxa" w:w="2742"/>
             <w:shd w:val="clear" w:color="auto" w:fill="F7F9FB"/>
             <w:vAlign w:val="center"/>
           </w:tcPr>
@@ -4436,7 +4436,7 @@
         </w:tc>
         <w:tc>
           <w:tcPr>
-            <w:tcW w:type="dxa" w:w="2584"/>
+            <w:tcW w:type="dxa" w:w="2654"/>
             <w:shd w:val="clear" w:color="auto" w:fill="F7F9FB"/>
             <w:vAlign w:val="center"/>
           </w:tcPr>
@@ -4459,7 +4459,7 @@
         </w:tc>
         <w:tc>
           <w:tcPr>
-            <w:tcW w:type="dxa" w:w="1158"/>
+            <w:tcW w:type="dxa" w:w="1146"/>
             <w:shd w:val="clear" w:color="auto" w:fill="F7F9FB"/>
             <w:vAlign w:val="center"/>
           </w:tcPr>
@@ -4497,7 +4497,7 @@
         </w:trPr>
         <w:tc>
           <w:tcPr>
-            <w:tcW w:type="dxa" w:w="409"/>
+            <w:tcW w:type="dxa" w:w="408"/>
             <w:shd w:val="clear" w:color="auto" w:fill="FFFFFF"/>
             <w:vAlign w:val="center"/>
           </w:tcPr>
@@ -4521,7 +4521,7 @@
         </w:tc>
         <w:tc>
           <w:tcPr>
-            <w:tcW w:type="dxa" w:w="1552"/>
+            <w:tcW w:type="dxa" w:w="1545"/>
             <w:shd w:val="clear" w:color="auto" w:fill="FFFFFF"/>
             <w:vAlign w:val="center"/>
           </w:tcPr>
@@ -4545,7 +4545,7 @@
         </w:tc>
         <w:tc>
           <w:tcPr>
-            <w:tcW w:type="dxa" w:w="2793"/>
+            <w:tcW w:type="dxa" w:w="2742"/>
             <w:shd w:val="clear" w:color="auto" w:fill="FFFFFF"/>
             <w:vAlign w:val="center"/>
           </w:tcPr>
@@ -4568,7 +4568,7 @@
         </w:tc>
         <w:tc>
           <w:tcPr>
-            <w:tcW w:type="dxa" w:w="2584"/>
+            <w:tcW w:type="dxa" w:w="2654"/>
             <w:shd w:val="clear" w:color="auto" w:fill="FFFFFF"/>
             <w:vAlign w:val="center"/>
           </w:tcPr>
@@ -4591,7 +4591,7 @@
         </w:tc>
         <w:tc>
           <w:tcPr>
-            <w:tcW w:type="dxa" w:w="1158"/>
+            <w:tcW w:type="dxa" w:w="1146"/>
             <w:shd w:val="clear" w:color="auto" w:fill="FFFFFF"/>
             <w:vAlign w:val="center"/>
           </w:tcPr>
@@ -4629,7 +4629,7 @@
         </w:trPr>
         <w:tc>
           <w:tcPr>
-            <w:tcW w:type="dxa" w:w="409"/>
+            <w:tcW w:type="dxa" w:w="408"/>
             <w:shd w:val="clear" w:color="auto" w:fill="F7F9FB"/>
             <w:vAlign w:val="center"/>
           </w:tcPr>
@@ -4653,7 +4653,7 @@
         </w:tc>
         <w:tc>
           <w:tcPr>
-            <w:tcW w:type="dxa" w:w="1552"/>
+            <w:tcW w:type="dxa" w:w="1545"/>
             <w:shd w:val="clear" w:color="auto" w:fill="F7F9FB"/>
             <w:vAlign w:val="center"/>
           </w:tcPr>
@@ -4677,7 +4677,7 @@
         </w:tc>
         <w:tc>
           <w:tcPr>
-            <w:tcW w:type="dxa" w:w="2793"/>
+            <w:tcW w:type="dxa" w:w="2742"/>
             <w:shd w:val="clear" w:color="auto" w:fill="F7F9FB"/>
             <w:vAlign w:val="center"/>
           </w:tcPr>
@@ -4700,7 +4700,7 @@
         </w:tc>
         <w:tc>
           <w:tcPr>
-            <w:tcW w:type="dxa" w:w="2584"/>
+            <w:tcW w:type="dxa" w:w="2654"/>
             <w:shd w:val="clear" w:color="auto" w:fill="F7F9FB"/>
             <w:vAlign w:val="center"/>
           </w:tcPr>
@@ -4723,7 +4723,7 @@
         </w:tc>
         <w:tc>
           <w:tcPr>
-            <w:tcW w:type="dxa" w:w="1158"/>
+            <w:tcW w:type="dxa" w:w="1146"/>
             <w:shd w:val="clear" w:color="auto" w:fill="F7F9FB"/>
             <w:vAlign w:val="center"/>
           </w:tcPr>
@@ -4761,7 +4761,7 @@
         </w:trPr>
         <w:tc>
           <w:tcPr>
-            <w:tcW w:type="dxa" w:w="409"/>
+            <w:tcW w:type="dxa" w:w="408"/>
             <w:shd w:val="clear" w:color="auto" w:fill="FFFFFF"/>
             <w:vAlign w:val="center"/>
           </w:tcPr>
@@ -4785,7 +4785,7 @@
         </w:tc>
         <w:tc>
           <w:tcPr>
-            <w:tcW w:type="dxa" w:w="1552"/>
+            <w:tcW w:type="dxa" w:w="1545"/>
             <w:shd w:val="clear" w:color="auto" w:fill="FFFFFF"/>
             <w:vAlign w:val="center"/>
           </w:tcPr>
@@ -4809,7 +4809,7 @@
         </w:tc>
         <w:tc>
           <w:tcPr>
-            <w:tcW w:type="dxa" w:w="2793"/>
+            <w:tcW w:type="dxa" w:w="2742"/>
             <w:shd w:val="clear" w:color="auto" w:fill="FFFFFF"/>
             <w:vAlign w:val="center"/>
           </w:tcPr>
@@ -4832,7 +4832,7 @@
         </w:tc>
         <w:tc>
           <w:tcPr>
-            <w:tcW w:type="dxa" w:w="2584"/>
+            <w:tcW w:type="dxa" w:w="2654"/>
             <w:shd w:val="clear" w:color="auto" w:fill="FFFFFF"/>
             <w:vAlign w:val="center"/>
           </w:tcPr>
@@ -4855,7 +4855,7 @@
         </w:tc>
         <w:tc>
           <w:tcPr>
-            <w:tcW w:type="dxa" w:w="1158"/>
+            <w:tcW w:type="dxa" w:w="1146"/>
             <w:shd w:val="clear" w:color="auto" w:fill="FFFFFF"/>
             <w:vAlign w:val="center"/>
           </w:tcPr>
@@ -4893,7 +4893,7 @@
         </w:trPr>
         <w:tc>
           <w:tcPr>
-            <w:tcW w:type="dxa" w:w="409"/>
+            <w:tcW w:type="dxa" w:w="408"/>
             <w:shd w:val="clear" w:color="auto" w:fill="F7F9FB"/>
             <w:vAlign w:val="center"/>
           </w:tcPr>
@@ -4917,7 +4917,7 @@
         </w:tc>
         <w:tc>
           <w:tcPr>
-            <w:tcW w:type="dxa" w:w="1552"/>
+            <w:tcW w:type="dxa" w:w="1545"/>
             <w:shd w:val="clear" w:color="auto" w:fill="F7F9FB"/>
             <w:vAlign w:val="center"/>
           </w:tcPr>
@@ -4941,7 +4941,7 @@
         </w:tc>
         <w:tc>
           <w:tcPr>
-            <w:tcW w:type="dxa" w:w="2793"/>
+            <w:tcW w:type="dxa" w:w="2742"/>
             <w:shd w:val="clear" w:color="auto" w:fill="F7F9FB"/>
             <w:vAlign w:val="center"/>
           </w:tcPr>
@@ -4964,7 +4964,7 @@
         </w:tc>
         <w:tc>
           <w:tcPr>
-            <w:tcW w:type="dxa" w:w="2584"/>
+            <w:tcW w:type="dxa" w:w="2654"/>
             <w:shd w:val="clear" w:color="auto" w:fill="F7F9FB"/>
             <w:vAlign w:val="center"/>
           </w:tcPr>
@@ -4987,7 +4987,7 @@
         </w:tc>
         <w:tc>
           <w:tcPr>
-            <w:tcW w:type="dxa" w:w="1158"/>
+            <w:tcW w:type="dxa" w:w="1146"/>
             <w:shd w:val="clear" w:color="auto" w:fill="F7F9FB"/>
             <w:vAlign w:val="center"/>
           </w:tcPr>
@@ -5025,7 +5025,7 @@
         </w:trPr>
         <w:tc>
           <w:tcPr>
-            <w:tcW w:type="dxa" w:w="409"/>
+            <w:tcW w:type="dxa" w:w="408"/>
             <w:shd w:val="clear" w:color="auto" w:fill="FFFFFF"/>
             <w:vAlign w:val="center"/>
           </w:tcPr>
@@ -5049,7 +5049,7 @@
         </w:tc>
         <w:tc>
           <w:tcPr>
-            <w:tcW w:type="dxa" w:w="1552"/>
+            <w:tcW w:type="dxa" w:w="1545"/>
             <w:shd w:val="clear" w:color="auto" w:fill="FFFFFF"/>
             <w:vAlign w:val="center"/>
           </w:tcPr>
@@ -5073,7 +5073,7 @@
         </w:tc>
         <w:tc>
           <w:tcPr>
-            <w:tcW w:type="dxa" w:w="2793"/>
+            <w:tcW w:type="dxa" w:w="2742"/>
             <w:shd w:val="clear" w:color="auto" w:fill="FFFFFF"/>
             <w:vAlign w:val="center"/>
           </w:tcPr>
@@ -5096,7 +5096,7 @@
         </w:tc>
         <w:tc>
           <w:tcPr>
-            <w:tcW w:type="dxa" w:w="2584"/>
+            <w:tcW w:type="dxa" w:w="2654"/>
             <w:shd w:val="clear" w:color="auto" w:fill="FFFFFF"/>
             <w:vAlign w:val="center"/>
           </w:tcPr>
@@ -5119,7 +5119,7 @@
         </w:tc>
         <w:tc>
           <w:tcPr>
-            <w:tcW w:type="dxa" w:w="1158"/>
+            <w:tcW w:type="dxa" w:w="1146"/>
             <w:shd w:val="clear" w:color="auto" w:fill="FFFFFF"/>
             <w:vAlign w:val="center"/>
           </w:tcPr>
@@ -5157,7 +5157,7 @@
         </w:trPr>
         <w:tc>
           <w:tcPr>
-            <w:tcW w:type="dxa" w:w="409"/>
+            <w:tcW w:type="dxa" w:w="408"/>
             <w:shd w:val="clear" w:color="auto" w:fill="F7F9FB"/>
             <w:vAlign w:val="center"/>
           </w:tcPr>
@@ -5181,7 +5181,7 @@
         </w:tc>
         <w:tc>
           <w:tcPr>
-            <w:tcW w:type="dxa" w:w="1552"/>
+            <w:tcW w:type="dxa" w:w="1545"/>
             <w:shd w:val="clear" w:color="auto" w:fill="F7F9FB"/>
             <w:vAlign w:val="center"/>
           </w:tcPr>
@@ -5205,7 +5205,7 @@
         </w:tc>
         <w:tc>
           <w:tcPr>
-            <w:tcW w:type="dxa" w:w="2793"/>
+            <w:tcW w:type="dxa" w:w="2742"/>
             <w:shd w:val="clear" w:color="auto" w:fill="F7F9FB"/>
             <w:vAlign w:val="center"/>
           </w:tcPr>
@@ -5228,7 +5228,7 @@
         </w:tc>
         <w:tc>
           <w:tcPr>
-            <w:tcW w:type="dxa" w:w="2584"/>
+            <w:tcW w:type="dxa" w:w="2654"/>
             <w:shd w:val="clear" w:color="auto" w:fill="F7F9FB"/>
             <w:vAlign w:val="center"/>
           </w:tcPr>
@@ -5251,7 +5251,7 @@
         </w:tc>
         <w:tc>
           <w:tcPr>
-            <w:tcW w:type="dxa" w:w="1158"/>
+            <w:tcW w:type="dxa" w:w="1146"/>
             <w:shd w:val="clear" w:color="auto" w:fill="F7F9FB"/>
             <w:vAlign w:val="center"/>
           </w:tcPr>
@@ -5289,7 +5289,7 @@
         </w:trPr>
         <w:tc>
           <w:tcPr>
-            <w:tcW w:type="dxa" w:w="409"/>
+            <w:tcW w:type="dxa" w:w="408"/>
             <w:shd w:val="clear" w:color="auto" w:fill="FFFFFF"/>
             <w:vAlign w:val="center"/>
           </w:tcPr>
@@ -5313,7 +5313,7 @@
         </w:tc>
         <w:tc>
           <w:tcPr>
-            <w:tcW w:type="dxa" w:w="1552"/>
+            <w:tcW w:type="dxa" w:w="1545"/>
             <w:shd w:val="clear" w:color="auto" w:fill="FFFFFF"/>
             <w:vAlign w:val="center"/>
           </w:tcPr>
@@ -5337,7 +5337,7 @@
         </w:tc>
         <w:tc>
           <w:tcPr>
-            <w:tcW w:type="dxa" w:w="2793"/>
+            <w:tcW w:type="dxa" w:w="2742"/>
             <w:shd w:val="clear" w:color="auto" w:fill="FFFFFF"/>
             <w:vAlign w:val="center"/>
           </w:tcPr>
@@ -5360,7 +5360,7 @@
         </w:tc>
         <w:tc>
           <w:tcPr>
-            <w:tcW w:type="dxa" w:w="2584"/>
+            <w:tcW w:type="dxa" w:w="2654"/>
             <w:shd w:val="clear" w:color="auto" w:fill="FFFFFF"/>
             <w:vAlign w:val="center"/>
           </w:tcPr>
@@ -5383,7 +5383,7 @@
         </w:tc>
         <w:tc>
           <w:tcPr>
-            <w:tcW w:type="dxa" w:w="1158"/>
+            <w:tcW w:type="dxa" w:w="1146"/>
             <w:shd w:val="clear" w:color="auto" w:fill="FFFFFF"/>
             <w:vAlign w:val="center"/>
           </w:tcPr>
@@ -5421,7 +5421,7 @@
         </w:trPr>
         <w:tc>
           <w:tcPr>
-            <w:tcW w:type="dxa" w:w="409"/>
+            <w:tcW w:type="dxa" w:w="408"/>
             <w:shd w:val="clear" w:color="auto" w:fill="F7F9FB"/>
             <w:vAlign w:val="center"/>
           </w:tcPr>
@@ -5445,7 +5445,7 @@
         </w:tc>
         <w:tc>
           <w:tcPr>
-            <w:tcW w:type="dxa" w:w="1552"/>
+            <w:tcW w:type="dxa" w:w="1545"/>
             <w:shd w:val="clear" w:color="auto" w:fill="F7F9FB"/>
             <w:vAlign w:val="center"/>
           </w:tcPr>
@@ -5469,7 +5469,7 @@
         </w:tc>
         <w:tc>
           <w:tcPr>
-            <w:tcW w:type="dxa" w:w="2793"/>
+            <w:tcW w:type="dxa" w:w="2742"/>
             <w:shd w:val="clear" w:color="auto" w:fill="F7F9FB"/>
             <w:vAlign w:val="center"/>
           </w:tcPr>
@@ -5492,7 +5492,7 @@
         </w:tc>
         <w:tc>
           <w:tcPr>
-            <w:tcW w:type="dxa" w:w="2584"/>
+            <w:tcW w:type="dxa" w:w="2654"/>
             <w:shd w:val="clear" w:color="auto" w:fill="F7F9FB"/>
             <w:vAlign w:val="center"/>
           </w:tcPr>
@@ -5515,7 +5515,7 @@
         </w:tc>
         <w:tc>
           <w:tcPr>
-            <w:tcW w:type="dxa" w:w="1158"/>
+            <w:tcW w:type="dxa" w:w="1146"/>
             <w:shd w:val="clear" w:color="auto" w:fill="F7F9FB"/>
             <w:vAlign w:val="center"/>
           </w:tcPr>
@@ -5553,7 +5553,7 @@
         </w:trPr>
         <w:tc>
           <w:tcPr>
-            <w:tcW w:type="dxa" w:w="409"/>
+            <w:tcW w:type="dxa" w:w="408"/>
             <w:shd w:val="clear" w:color="auto" w:fill="FFFFFF"/>
             <w:vAlign w:val="center"/>
           </w:tcPr>
@@ -5577,7 +5577,7 @@
         </w:tc>
         <w:tc>
           <w:tcPr>
-            <w:tcW w:type="dxa" w:w="1552"/>
+            <w:tcW w:type="dxa" w:w="1545"/>
             <w:shd w:val="clear" w:color="auto" w:fill="FFFFFF"/>
             <w:vAlign w:val="center"/>
           </w:tcPr>
@@ -5601,7 +5601,7 @@
         </w:tc>
         <w:tc>
           <w:tcPr>
-            <w:tcW w:type="dxa" w:w="2793"/>
+            <w:tcW w:type="dxa" w:w="2742"/>
             <w:shd w:val="clear" w:color="auto" w:fill="FFFFFF"/>
             <w:vAlign w:val="center"/>
           </w:tcPr>
@@ -5624,7 +5624,7 @@
         </w:tc>
         <w:tc>
           <w:tcPr>
-            <w:tcW w:type="dxa" w:w="2584"/>
+            <w:tcW w:type="dxa" w:w="2654"/>
             <w:shd w:val="clear" w:color="auto" w:fill="FFFFFF"/>
             <w:vAlign w:val="center"/>
           </w:tcPr>
@@ -5647,7 +5647,7 @@
         </w:tc>
         <w:tc>
           <w:tcPr>
-            <w:tcW w:type="dxa" w:w="1158"/>
+            <w:tcW w:type="dxa" w:w="1146"/>
             <w:shd w:val="clear" w:color="auto" w:fill="FFFFFF"/>
             <w:vAlign w:val="center"/>
           </w:tcPr>
@@ -5675,7 +5675,7 @@
         </w:trPr>
         <w:tc>
           <w:tcPr>
-            <w:tcW w:type="dxa" w:w="409"/>
+            <w:tcW w:type="dxa" w:w="408"/>
             <w:shd w:val="clear" w:color="auto" w:fill="F7F9FB"/>
             <w:vAlign w:val="center"/>
           </w:tcPr>
@@ -5699,7 +5699,7 @@
         </w:tc>
         <w:tc>
           <w:tcPr>
-            <w:tcW w:type="dxa" w:w="1552"/>
+            <w:tcW w:type="dxa" w:w="1545"/>
             <w:shd w:val="clear" w:color="auto" w:fill="F7F9FB"/>
             <w:vAlign w:val="center"/>
           </w:tcPr>
@@ -5723,7 +5723,7 @@
         </w:tc>
         <w:tc>
           <w:tcPr>
-            <w:tcW w:type="dxa" w:w="2793"/>
+            <w:tcW w:type="dxa" w:w="2742"/>
             <w:shd w:val="clear" w:color="auto" w:fill="F7F9FB"/>
             <w:vAlign w:val="center"/>
           </w:tcPr>
@@ -5746,7 +5746,7 @@
         </w:tc>
         <w:tc>
           <w:tcPr>
-            <w:tcW w:type="dxa" w:w="2584"/>
+            <w:tcW w:type="dxa" w:w="2654"/>
             <w:shd w:val="clear" w:color="auto" w:fill="F7F9FB"/>
             <w:vAlign w:val="center"/>
           </w:tcPr>
@@ -5769,7 +5769,7 @@
         </w:tc>
         <w:tc>
           <w:tcPr>
-            <w:tcW w:type="dxa" w:w="1158"/>
+            <w:tcW w:type="dxa" w:w="1146"/>
             <w:shd w:val="clear" w:color="auto" w:fill="F7F9FB"/>
             <w:vAlign w:val="center"/>
           </w:tcPr>
@@ -5807,7 +5807,7 @@
         </w:trPr>
         <w:tc>
           <w:tcPr>
-            <w:tcW w:type="dxa" w:w="409"/>
+            <w:tcW w:type="dxa" w:w="408"/>
             <w:shd w:val="clear" w:color="auto" w:fill="FFFFFF"/>
             <w:vAlign w:val="center"/>
           </w:tcPr>
@@ -5831,7 +5831,7 @@
         </w:tc>
         <w:tc>
           <w:tcPr>
-            <w:tcW w:type="dxa" w:w="1552"/>
+            <w:tcW w:type="dxa" w:w="1545"/>
             <w:shd w:val="clear" w:color="auto" w:fill="FFFFFF"/>
             <w:vAlign w:val="center"/>
           </w:tcPr>
@@ -5855,7 +5855,7 @@
         </w:tc>
         <w:tc>
           <w:tcPr>
-            <w:tcW w:type="dxa" w:w="2793"/>
+            <w:tcW w:type="dxa" w:w="2742"/>
             <w:shd w:val="clear" w:color="auto" w:fill="FFFFFF"/>
             <w:vAlign w:val="center"/>
           </w:tcPr>
@@ -5878,7 +5878,7 @@
         </w:tc>
         <w:tc>
           <w:tcPr>
-            <w:tcW w:type="dxa" w:w="2584"/>
+            <w:tcW w:type="dxa" w:w="2654"/>
             <w:shd w:val="clear" w:color="auto" w:fill="FFFFFF"/>
             <w:vAlign w:val="center"/>
           </w:tcPr>
@@ -5901,7 +5901,7 @@
         </w:tc>
         <w:tc>
           <w:tcPr>
-            <w:tcW w:type="dxa" w:w="1158"/>
+            <w:tcW w:type="dxa" w:w="1146"/>
             <w:shd w:val="clear" w:color="auto" w:fill="FFFFFF"/>
             <w:vAlign w:val="center"/>
           </w:tcPr>
@@ -5939,7 +5939,7 @@
         </w:trPr>
         <w:tc>
           <w:tcPr>
-            <w:tcW w:type="dxa" w:w="409"/>
+            <w:tcW w:type="dxa" w:w="408"/>
             <w:shd w:val="clear" w:color="auto" w:fill="F7F9FB"/>
             <w:vAlign w:val="center"/>
           </w:tcPr>
@@ -5963,7 +5963,7 @@
         </w:tc>
         <w:tc>
           <w:tcPr>
-            <w:tcW w:type="dxa" w:w="1552"/>
+            <w:tcW w:type="dxa" w:w="1545"/>
             <w:shd w:val="clear" w:color="auto" w:fill="F7F9FB"/>
             <w:vAlign w:val="center"/>
           </w:tcPr>
@@ -5987,7 +5987,7 @@
         </w:tc>
         <w:tc>
           <w:tcPr>
-            <w:tcW w:type="dxa" w:w="2793"/>
+            <w:tcW w:type="dxa" w:w="2742"/>
             <w:shd w:val="clear" w:color="auto" w:fill="F7F9FB"/>
             <w:vAlign w:val="center"/>
           </w:tcPr>
@@ -6010,7 +6010,7 @@
         </w:tc>
         <w:tc>
           <w:tcPr>
-            <w:tcW w:type="dxa" w:w="2584"/>
+            <w:tcW w:type="dxa" w:w="2654"/>
             <w:shd w:val="clear" w:color="auto" w:fill="F7F9FB"/>
             <w:vAlign w:val="center"/>
           </w:tcPr>
@@ -6033,7 +6033,7 @@
         </w:tc>
         <w:tc>
           <w:tcPr>
-            <w:tcW w:type="dxa" w:w="1158"/>
+            <w:tcW w:type="dxa" w:w="1146"/>
             <w:shd w:val="clear" w:color="auto" w:fill="F7F9FB"/>
             <w:vAlign w:val="center"/>
           </w:tcPr>
@@ -6071,12 +6071,164 @@
         </w:trPr>
         <w:tc>
           <w:tcPr>
-            <w:tcW w:type="dxa" w:w="409"/>
+            <w:tcW w:type="dxa" w:w="408"/>
             <w:shd w:val="clear" w:color="auto" w:fill="FFFFFF"/>
             <w:vAlign w:val="center"/>
           </w:tcPr>
           <w:p>
             <w:pPr>
+              <w:keepNext/>
+              <w:spacing w:after="0"/>
+              <w:jc w:val="center"/>
+            </w:pPr>
+            <w:r>
+              <w:rPr>
+                <w:rFonts w:ascii="Calibri" w:hAnsi="Calibri"/>
+                <w:b/>
+                <w:i w:val="0"/>
+                <w:color w:val="222222"/>
+                <w:sz w:val="20"/>
+              </w:rPr>
+              <w:t>45</w:t>
+            </w:r>
+          </w:p>
+        </w:tc>
+        <w:tc>
+          <w:tcPr>
+            <w:tcW w:type="dxa" w:w="1545"/>
+            <w:shd w:val="clear" w:color="auto" w:fill="FFFFFF"/>
+            <w:vAlign w:val="center"/>
+          </w:tcPr>
+          <w:p>
+            <w:pPr>
+              <w:keepNext/>
+              <w:spacing w:after="0"/>
+              <w:jc w:val="center"/>
+            </w:pPr>
+            <w:r>
+              <w:rPr>
+                <w:rFonts w:ascii="Calibri" w:hAnsi="Calibri"/>
+                <w:b w:val="0"/>
+                <w:i w:val="0"/>
+                <w:color w:val="222222"/>
+                <w:sz w:val="20"/>
+              </w:rPr>
+              <w:t>2026-10-27/28</w:t>
+            </w:r>
+          </w:p>
+        </w:tc>
+        <w:tc>
+          <w:tcPr>
+            <w:tcW w:type="dxa" w:w="2742"/>
+            <w:shd w:val="clear" w:color="auto" w:fill="FFFFFF"/>
+            <w:vAlign w:val="center"/>
+          </w:tcPr>
+          <w:p>
+            <w:pPr>
+              <w:keepNext/>
+              <w:spacing w:after="0"/>
+            </w:pPr>
+            <w:r>
+              <w:rPr>
+                <w:rFonts w:ascii="Calibri" w:hAnsi="Calibri"/>
+                <w:b w:val="0"/>
+                <w:i w:val="0"/>
+                <w:color w:val="222222"/>
+                <w:sz w:val="20"/>
+              </w:rPr>
+              <w:t>The twin's inverse model recalibrated: 5.8x the simulations and a five-flow ensemble (D31)</w:t>
+            </w:r>
+          </w:p>
+        </w:tc>
+        <w:tc>
+          <w:tcPr>
+            <w:tcW w:type="dxa" w:w="2654"/>
+            <w:shd w:val="clear" w:color="auto" w:fill="FFFFFF"/>
+            <w:vAlign w:val="center"/>
+          </w:tcPr>
+          <w:p>
+            <w:pPr>
+              <w:keepNext/>
+              <w:spacing w:after="0"/>
+            </w:pPr>
+            <w:r>
+              <w:rPr>
+                <w:rFonts w:ascii="Calibri" w:hAnsi="Calibri"/>
+                <w:b w:val="0"/>
+                <w:i w:val="0"/>
+                <w:color w:val="222222"/>
+                <w:sz w:val="20"/>
+              </w:rPr>
+              <w:t xml:space="preserve">2 of 7 registered predictions pass; on fresh simulations the round-1 model fails all five parameters; the ensemble passes only </w:t>
+            </w:r>
+            <w:r>
+              <w:rPr>
+                <w:rFonts w:ascii="Consolas" w:hAnsi="Consolas"/>
+                <w:b w:val="0"/>
+                <w:i w:val="0"/>
+                <w:color w:val="222222"/>
+                <w:sz w:val="18"/>
+              </w:rPr>
+              <w:t>threshold_scale</w:t>
+            </w:r>
+            <w:r>
+              <w:rPr>
+                <w:rFonts w:ascii="Calibri" w:hAnsi="Calibri"/>
+                <w:b w:val="0"/>
+                <w:i w:val="0"/>
+                <w:color w:val="222222"/>
+                <w:sz w:val="20"/>
+              </w:rPr>
+              <w:t xml:space="preserve"> under the registered rule</w:t>
+            </w:r>
+          </w:p>
+        </w:tc>
+        <w:tc>
+          <w:tcPr>
+            <w:tcW w:type="dxa" w:w="1146"/>
+            <w:shd w:val="clear" w:color="auto" w:fill="FFFFFF"/>
+            <w:vAlign w:val="center"/>
+          </w:tcPr>
+          <w:p>
+            <w:pPr>
+              <w:keepNext/>
+              <w:spacing w:after="0"/>
+            </w:pPr>
+            <w:r>
+              <w:rPr>
+                <w:rFonts w:ascii="Consolas" w:hAnsi="Consolas"/>
+                <w:b w:val="0"/>
+                <w:i w:val="0"/>
+                <w:color w:val="222222"/>
+                <w:sz w:val="18"/>
+              </w:rPr>
+              <w:t>0bc29aa</w:t>
+            </w:r>
+            <w:r>
+              <w:rPr>
+                <w:rFonts w:ascii="Calibri" w:hAnsi="Calibri"/>
+                <w:b w:val="0"/>
+                <w:i w:val="0"/>
+                <w:color w:val="222222"/>
+                <w:sz w:val="20"/>
+              </w:rPr>
+              <w:t xml:space="preserve"> … this branch</w:t>
+            </w:r>
+          </w:p>
+        </w:tc>
+      </w:tr>
+      <w:tr>
+        <w:trPr>
+          <w:cantSplit/>
+        </w:trPr>
+        <w:tc>
+          <w:tcPr>
+            <w:tcW w:type="dxa" w:w="408"/>
+            <w:shd w:val="clear" w:color="auto" w:fill="F7F9FB"/>
+            <w:vAlign w:val="center"/>
+          </w:tcPr>
+          <w:p>
+            <w:pPr>
               <w:keepNext w:val="0"/>
               <w:spacing w:after="0"/>
               <w:jc w:val="center"/>
@@ -6095,8 +6247,8 @@
         </w:tc>
         <w:tc>
           <w:tcPr>
-            <w:tcW w:type="dxa" w:w="1552"/>
-            <w:shd w:val="clear" w:color="auto" w:fill="FFFFFF"/>
+            <w:tcW w:type="dxa" w:w="1545"/>
+            <w:shd w:val="clear" w:color="auto" w:fill="F7F9FB"/>
             <w:vAlign w:val="center"/>
           </w:tcPr>
           <w:p>
@@ -6119,8 +6271,8 @@
         </w:tc>
         <w:tc>
           <w:tcPr>
-            <w:tcW w:type="dxa" w:w="2793"/>
-            <w:shd w:val="clear" w:color="auto" w:fill="FFFFFF"/>
+            <w:tcW w:type="dxa" w:w="2742"/>
+            <w:shd w:val="clear" w:color="auto" w:fill="F7F9FB"/>
             <w:vAlign w:val="center"/>
           </w:tcPr>
           <w:p>
@@ -6142,8 +6294,8 @@
         </w:tc>
         <w:tc>
           <w:tcPr>
-            <w:tcW w:type="dxa" w:w="2584"/>
-            <w:shd w:val="clear" w:color="auto" w:fill="FFFFFF"/>
+            <w:tcW w:type="dxa" w:w="2654"/>
+            <w:shd w:val="clear" w:color="auto" w:fill="F7F9FB"/>
             <w:vAlign w:val="center"/>
           </w:tcPr>
           <w:p>
@@ -6165,8 +6317,8 @@
         </w:tc>
         <w:tc>
           <w:tcPr>
-            <w:tcW w:type="dxa" w:w="1158"/>
-            <w:shd w:val="clear" w:color="auto" w:fill="FFFFFF"/>
+            <w:tcW w:type="dxa" w:w="1146"/>
+            <w:shd w:val="clear" w:color="auto" w:fill="F7F9FB"/>
             <w:vAlign w:val="center"/>
           </w:tcPr>
           <w:p>
@@ -16898,7 +17050,7 @@
           <w:color w:val="222222"/>
           <w:sz w:val="21"/>
         </w:rPr>
-        <w:t>43 registered studies here made 219 predictions: 99 passed, 81 failed, 38 were uninterpretable.</w:t>
+        <w:t>44 registered studies here made 226 predictions: 101 passed, 86 failed, 38 were uninterpretable.</w:t>
       </w:r>
     </w:p>
     <w:p>
@@ -16925,7 +17077,7 @@
           <w:color w:val="222222"/>
           <w:sz w:val="21"/>
         </w:rPr>
-        <w:t>39 result files name their registration, and 0 of them came before it; 3 registrations are not covered because their results do not name them.</w:t>
+        <w:t>39 result files name their registration, and 0 of them came before it; 4 registrations are not covered because their results do not name them.</w:t>
       </w:r>
     </w:p>
     <w:p>
@@ -17049,7 +17201,27 @@
           <w:color w:val="222222"/>
           <w:sz w:val="21"/>
         </w:rPr>
-        <w:t>). The counts above include both studies.</w:t>
+        <w:t xml:space="preserve">). The counts above include both studies, and the inverse-model recalibration (entry 45), whose predictions sit one level down under </w:t>
+      </w:r>
+      <w:r>
+        <w:rPr>
+          <w:rFonts w:ascii="Consolas" w:hAnsi="Consolas"/>
+          <w:b w:val="0"/>
+          <w:i w:val="0"/>
+          <w:color w:val="222222"/>
+          <w:sz w:val="19"/>
+        </w:rPr>
+        <w:t>by_prediction</w:t>
+      </w:r>
+      <w:r>
+        <w:rPr>
+          <w:rFonts w:ascii="Calibri" w:hAnsi="Calibri"/>
+          <w:b w:val="0"/>
+          <w:i w:val="0"/>
+          <w:color w:val="222222"/>
+          <w:sz w:val="21"/>
+        </w:rPr>
+        <w:t>, a layout the audit now also reads.</w:t>
       </w:r>
     </w:p>
     <w:p>
@@ -17457,6 +17629,600 @@
           <w:sz w:val="19"/>
         </w:rPr>
         <w:t>twin_toxcast_dose_response</w:t>
+      </w:r>
+      <w:r>
+        <w:rPr>
+          <w:rFonts w:ascii="Calibri" w:hAnsi="Calibri"/>
+          <w:b w:val="0"/>
+          <w:i w:val="0"/>
+          <w:color w:val="222222"/>
+          <w:sz w:val="21"/>
+        </w:rPr>
+        <w:t>.</w:t>
+      </w:r>
+    </w:p>
+    <w:p>
+      <w:pPr>
+        <w:keepNext/>
+        <w:spacing w:before="240" w:after="60"/>
+      </w:pPr>
+      <w:r>
+        <w:rPr>
+          <w:rFonts w:ascii="Calibri" w:hAnsi="Calibri"/>
+          <w:b/>
+          <w:i w:val="0"/>
+          <w:color w:val="1F4E79"/>
+          <w:sz w:val="23"/>
+        </w:rPr>
+        <w:t>45. The inverse model, recalibrated: sharper, still over-confident</w:t>
+      </w:r>
+    </w:p>
+    <w:p>
+      <w:pPr>
+        <w:spacing w:after="120"/>
+      </w:pPr>
+      <w:r>
+        <w:rPr>
+          <w:rFonts w:ascii="Calibri" w:hAnsi="Calibri"/>
+          <w:b/>
+          <w:i w:val="0"/>
+          <w:color w:val="156082"/>
+          <w:sz w:val="21"/>
+        </w:rPr>
+        <w:t>Slide message:</w:t>
+      </w:r>
+      <w:r>
+        <w:rPr>
+          <w:rFonts w:ascii="Calibri" w:hAnsi="Calibri"/>
+          <w:b w:val="0"/>
+          <w:i w:val="0"/>
+          <w:color w:val="222222"/>
+          <w:sz w:val="21"/>
+        </w:rPr>
+        <w:t xml:space="preserve"> </w:t>
+      </w:r>
+      <w:r>
+        <w:rPr>
+          <w:rFonts w:ascii="Calibri" w:hAnsi="Calibri"/>
+          <w:b w:val="0"/>
+          <w:i/>
+          <w:color w:val="222222"/>
+          <w:sz w:val="21"/>
+        </w:rPr>
+        <w:t>On 1,000 fresh simulations, the round-1 inverse model is over-confident on all five parameters; five times the simulations and a five-flow ensemble keep its sharpness and move it toward calibration, but only the excitability parameter passes the registered checks.</w:t>
+      </w:r>
+    </w:p>
+    <w:p>
+      <w:pPr>
+        <w:spacing w:after="120"/>
+        <w:ind w:left="432" w:hanging="259"/>
+      </w:pPr>
+      <w:r>
+        <w:rPr>
+          <w:rFonts w:ascii="Calibri" w:hAnsi="Calibri"/>
+          <w:b w:val="0"/>
+          <w:i w:val="0"/>
+          <w:color w:val="222222"/>
+          <w:sz w:val="21"/>
+        </w:rPr>
+        <w:t>•</w:t>
+        <w:tab/>
+      </w:r>
+      <w:r>
+        <w:rPr>
+          <w:rFonts w:ascii="Calibri" w:hAnsi="Calibri"/>
+          <w:b/>
+          <w:i w:val="0"/>
+          <w:color w:val="156082"/>
+          <w:sz w:val="21"/>
+        </w:rPr>
+        <w:t>What changed.</w:t>
+      </w:r>
+      <w:r>
+        <w:rPr>
+          <w:rFonts w:ascii="Calibri" w:hAnsi="Calibri"/>
+          <w:b w:val="0"/>
+          <w:i w:val="0"/>
+          <w:color w:val="222222"/>
+          <w:sz w:val="21"/>
+        </w:rPr>
+        <w:t xml:space="preserve"> A registered test (decision D31, </w:t>
+      </w:r>
+      <w:r>
+        <w:rPr>
+          <w:rFonts w:ascii="Consolas" w:hAnsi="Consolas"/>
+          <w:b w:val="0"/>
+          <w:i w:val="0"/>
+          <w:color w:val="222222"/>
+          <w:sz w:val="19"/>
+        </w:rPr>
+        <w:t>preregistration/twin_inference_recalibration.json</w:t>
+      </w:r>
+      <w:r>
+        <w:rPr>
+          <w:rFonts w:ascii="Calibri" w:hAnsi="Calibri"/>
+          <w:b w:val="0"/>
+          <w:i w:val="0"/>
+          <w:color w:val="222222"/>
+          <w:sz w:val="21"/>
+        </w:rPr>
+        <w:t xml:space="preserve">, committed before any new simulation) of two remedies for the two parameters the round-1 posterior failed: the same flow retrained on a larger pool, and an equal-weight ensemble of five flows. 12,750 fresh training simulations finished before the registered 05:00 cut (pool 15,750), plus 1,000 fresh held-out runs. </w:t>
+      </w:r>
+      <w:r>
+        <w:rPr>
+          <w:rFonts w:ascii="Consolas" w:hAnsi="Consolas"/>
+          <w:b w:val="0"/>
+          <w:i w:val="0"/>
+          <w:color w:val="222222"/>
+          <w:sz w:val="19"/>
+        </w:rPr>
+        <w:t>src/neuromps/twin/recalibration.py</w:t>
+      </w:r>
+      <w:r>
+        <w:rPr>
+          <w:rFonts w:ascii="Calibri" w:hAnsi="Calibri"/>
+          <w:b w:val="0"/>
+          <w:i w:val="0"/>
+          <w:color w:val="222222"/>
+          <w:sz w:val="21"/>
+        </w:rPr>
+        <w:t xml:space="preserve"> (seeds, chunked simulation, coverage), </w:t>
+      </w:r>
+      <w:r>
+        <w:rPr>
+          <w:rFonts w:ascii="Consolas" w:hAnsi="Consolas"/>
+          <w:b w:val="0"/>
+          <w:i w:val="0"/>
+          <w:color w:val="222222"/>
+          <w:sz w:val="19"/>
+        </w:rPr>
+        <w:t>src/neuromps/twin/recalibration_run.py</w:t>
+      </w:r>
+      <w:r>
+        <w:rPr>
+          <w:rFonts w:ascii="Calibri" w:hAnsi="Calibri"/>
+          <w:b w:val="0"/>
+          <w:i w:val="0"/>
+          <w:color w:val="222222"/>
+          <w:sz w:val="21"/>
+        </w:rPr>
+        <w:t xml:space="preserve"> (training, evaluation, scoring), a step in </w:t>
+      </w:r>
+      <w:r>
+        <w:rPr>
+          <w:rFonts w:ascii="Consolas" w:hAnsi="Consolas"/>
+          <w:b w:val="0"/>
+          <w:i w:val="0"/>
+          <w:color w:val="222222"/>
+          <w:sz w:val="19"/>
+        </w:rPr>
+        <w:t>run_all.py</w:t>
+      </w:r>
+      <w:r>
+        <w:rPr>
+          <w:rFonts w:ascii="Calibri" w:hAnsi="Calibri"/>
+          <w:b w:val="0"/>
+          <w:i w:val="0"/>
+          <w:color w:val="222222"/>
+          <w:sz w:val="21"/>
+        </w:rPr>
+        <w:t>'s twin stage. The round-1 result and code path are unchanged.</w:t>
+      </w:r>
+    </w:p>
+    <w:p>
+      <w:pPr>
+        <w:spacing w:after="120"/>
+        <w:ind w:left="432" w:hanging="259"/>
+      </w:pPr>
+      <w:r>
+        <w:rPr>
+          <w:rFonts w:ascii="Calibri" w:hAnsi="Calibri"/>
+          <w:b w:val="0"/>
+          <w:i w:val="0"/>
+          <w:color w:val="222222"/>
+          <w:sz w:val="21"/>
+        </w:rPr>
+        <w:t>•</w:t>
+        <w:tab/>
+      </w:r>
+      <w:r>
+        <w:rPr>
+          <w:rFonts w:ascii="Calibri" w:hAnsi="Calibri"/>
+          <w:b/>
+          <w:i w:val="0"/>
+          <w:color w:val="156082"/>
+          <w:sz w:val="21"/>
+        </w:rPr>
+        <w:t>Why.</w:t>
+      </w:r>
+      <w:r>
+        <w:rPr>
+          <w:rFonts w:ascii="Calibri" w:hAnsi="Calibri"/>
+          <w:b w:val="0"/>
+          <w:i w:val="0"/>
+          <w:color w:val="222222"/>
+          <w:sz w:val="21"/>
+        </w:rPr>
+        <w:t xml:space="preserve"> The inverse-model slide withholds two of five parameters; whether that is a limit of the simulation budget or of the estimator decides what to try next.</w:t>
+      </w:r>
+    </w:p>
+    <w:p>
+      <w:pPr>
+        <w:spacing w:after="120"/>
+        <w:ind w:left="432" w:hanging="259"/>
+      </w:pPr>
+      <w:r>
+        <w:rPr>
+          <w:rFonts w:ascii="Calibri" w:hAnsi="Calibri"/>
+          <w:b w:val="0"/>
+          <w:i w:val="0"/>
+          <w:color w:val="222222"/>
+          <w:sz w:val="21"/>
+        </w:rPr>
+        <w:t>•</w:t>
+        <w:tab/>
+      </w:r>
+      <w:r>
+        <w:rPr>
+          <w:rFonts w:ascii="Calibri" w:hAnsi="Calibri"/>
+          <w:b/>
+          <w:i w:val="0"/>
+          <w:color w:val="156082"/>
+          <w:sz w:val="21"/>
+        </w:rPr>
+        <w:t>Effect.</w:t>
+      </w:r>
+      <w:r>
+        <w:rPr>
+          <w:rFonts w:ascii="Calibri" w:hAnsi="Calibri"/>
+          <w:b w:val="0"/>
+          <w:i w:val="0"/>
+          <w:color w:val="222222"/>
+          <w:sz w:val="21"/>
+        </w:rPr>
+        <w:t xml:space="preserve"> 2 of 7 registered predictions pass.</w:t>
+      </w:r>
+    </w:p>
+    <w:p>
+      <w:pPr>
+        <w:spacing w:after="120"/>
+        <w:ind w:left="432" w:hanging="259"/>
+      </w:pPr>
+      <w:r>
+        <w:rPr>
+          <w:rFonts w:ascii="Calibri" w:hAnsi="Calibri"/>
+          <w:b w:val="0"/>
+          <w:i w:val="0"/>
+          <w:color w:val="222222"/>
+          <w:sz w:val="21"/>
+        </w:rPr>
+        <w:t>•</w:t>
+        <w:tab/>
+      </w:r>
+      <w:r>
+        <w:rPr>
+          <w:rFonts w:ascii="Calibri" w:hAnsi="Calibri"/>
+          <w:b w:val="0"/>
+          <w:i w:val="0"/>
+          <w:color w:val="222222"/>
+          <w:sz w:val="21"/>
+        </w:rPr>
+        <w:t>The round-1 failure replicates, and widens: on fresh simulations the round-1 flow fails all five parameters (</w:t>
+      </w:r>
+      <w:r>
+        <w:rPr>
+          <w:rFonts w:ascii="Consolas" w:hAnsi="Consolas"/>
+          <w:b w:val="0"/>
+          <w:i w:val="0"/>
+          <w:color w:val="222222"/>
+          <w:sz w:val="19"/>
+        </w:rPr>
+        <w:t>inter_in_degree</w:t>
+      </w:r>
+      <w:r>
+        <w:rPr>
+          <w:rFonts w:ascii="Calibri" w:hAnsi="Calibri"/>
+          <w:b w:val="0"/>
+          <w:i w:val="0"/>
+          <w:color w:val="222222"/>
+          <w:sz w:val="21"/>
+        </w:rPr>
+        <w:t xml:space="preserve"> p = 0.0001). Post hoc checks rule out a changed simulator (6 of 6 of its runs re-simulate identically) and the evaluation code (on its own held-out set it reproduces the round-1 passes, while its 50% intervals cover only 0.3933 to 0.47).</w:t>
+      </w:r>
+    </w:p>
+    <w:p>
+      <w:pPr>
+        <w:spacing w:after="120"/>
+        <w:ind w:left="432" w:hanging="259"/>
+      </w:pPr>
+      <w:r>
+        <w:rPr>
+          <w:rFonts w:ascii="Calibri" w:hAnsi="Calibri"/>
+          <w:b w:val="0"/>
+          <w:i w:val="0"/>
+          <w:color w:val="222222"/>
+          <w:sz w:val="21"/>
+        </w:rPr>
+        <w:t>•</w:t>
+        <w:tab/>
+      </w:r>
+      <w:r>
+        <w:rPr>
+          <w:rFonts w:ascii="Calibri" w:hAnsi="Calibri"/>
+          <w:b w:val="0"/>
+          <w:i w:val="0"/>
+          <w:color w:val="222222"/>
+          <w:sz w:val="21"/>
+        </w:rPr>
+        <w:t xml:space="preserve">The ensemble keeps contraction (passes; </w:t>
+      </w:r>
+      <w:r>
+        <w:rPr>
+          <w:rFonts w:ascii="Consolas" w:hAnsi="Consolas"/>
+          <w:b w:val="0"/>
+          <w:i w:val="0"/>
+          <w:color w:val="222222"/>
+          <w:sz w:val="19"/>
+        </w:rPr>
+        <w:t>threshold_scale</w:t>
+      </w:r>
+      <w:r>
+        <w:rPr>
+          <w:rFonts w:ascii="Calibri" w:hAnsi="Calibri"/>
+          <w:b w:val="0"/>
+          <w:i w:val="0"/>
+          <w:color w:val="222222"/>
+          <w:sz w:val="21"/>
+        </w:rPr>
+        <w:t xml:space="preserve"> 0.742) but fails </w:t>
+      </w:r>
+      <w:r>
+        <w:rPr>
+          <w:rFonts w:ascii="Consolas" w:hAnsi="Consolas"/>
+          <w:b w:val="0"/>
+          <w:i w:val="0"/>
+          <w:color w:val="222222"/>
+          <w:sz w:val="19"/>
+        </w:rPr>
+        <w:t>inter_in_degree</w:t>
+      </w:r>
+      <w:r>
+        <w:rPr>
+          <w:rFonts w:ascii="Calibri" w:hAnsi="Calibri"/>
+          <w:b w:val="0"/>
+          <w:i w:val="0"/>
+          <w:color w:val="222222"/>
+          <w:sz w:val="21"/>
+        </w:rPr>
+        <w:t xml:space="preserve"> on the 300-run test (p = 0.0056), is over-confident for four parameters by coverage, fails four of five on all 1,000 runs, and costs 1.953 s per posterior against the registered 1 s.</w:t>
+      </w:r>
+    </w:p>
+    <w:p>
+      <w:pPr>
+        <w:spacing w:after="120"/>
+        <w:ind w:left="432" w:hanging="259"/>
+      </w:pPr>
+      <w:r>
+        <w:rPr>
+          <w:rFonts w:ascii="Calibri" w:hAnsi="Calibri"/>
+          <w:b w:val="0"/>
+          <w:i w:val="0"/>
+          <w:color w:val="222222"/>
+          <w:sz w:val="21"/>
+        </w:rPr>
+        <w:t>•</w:t>
+        <w:tab/>
+      </w:r>
+      <w:r>
+        <w:rPr>
+          <w:rFonts w:ascii="Calibri" w:hAnsi="Calibri"/>
+          <w:b w:val="0"/>
+          <w:i w:val="0"/>
+          <w:color w:val="222222"/>
+          <w:sz w:val="21"/>
+        </w:rPr>
+        <w:t>Budget alone fixes neither failing parameter (</w:t>
+      </w:r>
+      <w:r>
+        <w:rPr>
+          <w:rFonts w:ascii="Consolas" w:hAnsi="Consolas"/>
+          <w:b w:val="0"/>
+          <w:i w:val="0"/>
+          <w:color w:val="222222"/>
+          <w:sz w:val="19"/>
+        </w:rPr>
+        <w:t>gabaa_scale</w:t>
+      </w:r>
+      <w:r>
+        <w:rPr>
+          <w:rFonts w:ascii="Calibri" w:hAnsi="Calibri"/>
+          <w:b w:val="0"/>
+          <w:i w:val="0"/>
+          <w:color w:val="222222"/>
+          <w:sz w:val="21"/>
+        </w:rPr>
+        <w:t xml:space="preserve"> p = 0.0025).</w:t>
+      </w:r>
+    </w:p>
+    <w:p>
+      <w:pPr>
+        <w:spacing w:after="120"/>
+        <w:ind w:left="432" w:hanging="259"/>
+      </w:pPr>
+      <w:r>
+        <w:rPr>
+          <w:rFonts w:ascii="Calibri" w:hAnsi="Calibri"/>
+          <w:b w:val="0"/>
+          <w:i w:val="0"/>
+          <w:color w:val="222222"/>
+          <w:sz w:val="21"/>
+        </w:rPr>
+        <w:t>•</w:t>
+        <w:tab/>
+      </w:r>
+      <w:r>
+        <w:rPr>
+          <w:rFonts w:ascii="Calibri" w:hAnsi="Calibri"/>
+          <w:b w:val="0"/>
+          <w:i w:val="0"/>
+          <w:color w:val="222222"/>
+          <w:sz w:val="21"/>
+        </w:rPr>
+        <w:t xml:space="preserve">The check near the real recordings fails on </w:t>
+      </w:r>
+      <w:r>
+        <w:rPr>
+          <w:rFonts w:ascii="Consolas" w:hAnsi="Consolas"/>
+          <w:b w:val="0"/>
+          <w:i w:val="0"/>
+          <w:color w:val="222222"/>
+          <w:sz w:val="19"/>
+        </w:rPr>
+        <w:t>ampa_scale</w:t>
+      </w:r>
+      <w:r>
+        <w:rPr>
+          <w:rFonts w:ascii="Calibri" w:hAnsi="Calibri"/>
+          <w:b w:val="0"/>
+          <w:i w:val="0"/>
+          <w:color w:val="222222"/>
+          <w:sz w:val="21"/>
+        </w:rPr>
+        <w:t xml:space="preserve"> (p = 0.0121).</w:t>
+      </w:r>
+    </w:p>
+    <w:p>
+      <w:pPr>
+        <w:spacing w:after="120"/>
+        <w:ind w:left="432" w:hanging="259"/>
+      </w:pPr>
+      <w:r>
+        <w:rPr>
+          <w:rFonts w:ascii="Calibri" w:hAnsi="Calibri"/>
+          <w:b w:val="0"/>
+          <w:i w:val="0"/>
+          <w:color w:val="222222"/>
+          <w:sz w:val="21"/>
+        </w:rPr>
+        <w:t>•</w:t>
+        <w:tab/>
+      </w:r>
+      <w:r>
+        <w:rPr>
+          <w:rFonts w:ascii="Calibri" w:hAnsi="Calibri"/>
+          <w:b w:val="0"/>
+          <w:i w:val="0"/>
+          <w:color w:val="222222"/>
+          <w:sz w:val="21"/>
+        </w:rPr>
+        <w:t xml:space="preserve">Under the registered adoption rule the slide may quote </w:t>
+      </w:r>
+      <w:r>
+        <w:rPr>
+          <w:rFonts w:ascii="Consolas" w:hAnsi="Consolas"/>
+          <w:b w:val="0"/>
+          <w:i w:val="0"/>
+          <w:color w:val="222222"/>
+          <w:sz w:val="19"/>
+        </w:rPr>
+        <w:t>threshold_scale</w:t>
+      </w:r>
+      <w:r>
+        <w:rPr>
+          <w:rFonts w:ascii="Calibri" w:hAnsi="Calibri"/>
+          <w:b w:val="0"/>
+          <w:i w:val="0"/>
+          <w:color w:val="222222"/>
+          <w:sz w:val="21"/>
+        </w:rPr>
+        <w:t xml:space="preserve"> from the ensemble, and nothing else.</w:t>
+      </w:r>
+    </w:p>
+    <w:p>
+      <w:pPr>
+        <w:spacing w:after="120"/>
+        <w:ind w:left="432" w:hanging="259"/>
+      </w:pPr>
+      <w:r>
+        <w:rPr>
+          <w:rFonts w:ascii="Calibri" w:hAnsi="Calibri"/>
+          <w:b w:val="0"/>
+          <w:i w:val="0"/>
+          <w:color w:val="222222"/>
+          <w:sz w:val="21"/>
+        </w:rPr>
+        <w:t>•</w:t>
+        <w:tab/>
+      </w:r>
+      <w:r>
+        <w:rPr>
+          <w:rFonts w:ascii="Calibri" w:hAnsi="Calibri"/>
+          <w:b/>
+          <w:i w:val="0"/>
+          <w:color w:val="156082"/>
+          <w:sz w:val="21"/>
+        </w:rPr>
+        <w:t>Evidence.</w:t>
+      </w:r>
+      <w:r>
+        <w:rPr>
+          <w:rFonts w:ascii="Calibri" w:hAnsi="Calibri"/>
+          <w:b w:val="0"/>
+          <w:i w:val="0"/>
+          <w:color w:val="222222"/>
+          <w:sz w:val="21"/>
+        </w:rPr>
+        <w:t xml:space="preserve"> Report §16 (the follow-up after the calibration table), §18 row 6, Appendix G; </w:t>
+      </w:r>
+      <w:r>
+        <w:rPr>
+          <w:rFonts w:ascii="Consolas" w:hAnsi="Consolas"/>
+          <w:b w:val="0"/>
+          <w:i w:val="0"/>
+          <w:color w:val="222222"/>
+          <w:sz w:val="19"/>
+        </w:rPr>
+        <w:t>outputs/twin/hd14b_recalibration_simulated.png</w:t>
+      </w:r>
+      <w:r>
+        <w:rPr>
+          <w:rFonts w:ascii="Calibri" w:hAnsi="Calibri"/>
+          <w:b w:val="0"/>
+          <w:i w:val="0"/>
+          <w:color w:val="222222"/>
+          <w:sz w:val="21"/>
+        </w:rPr>
+        <w:t xml:space="preserve">; </w:t>
+      </w:r>
+      <w:r>
+        <w:rPr>
+          <w:rFonts w:ascii="Consolas" w:hAnsi="Consolas"/>
+          <w:b w:val="0"/>
+          <w:i w:val="0"/>
+          <w:color w:val="222222"/>
+          <w:sz w:val="19"/>
+        </w:rPr>
+        <w:t>twin_hd14b_recalibration</w:t>
+      </w:r>
+      <w:r>
+        <w:rPr>
+          <w:rFonts w:ascii="Calibri" w:hAnsi="Calibri"/>
+          <w:b w:val="0"/>
+          <w:i w:val="0"/>
+          <w:color w:val="222222"/>
+          <w:sz w:val="21"/>
+        </w:rPr>
+        <w:t xml:space="preserve"> in </w:t>
+      </w:r>
+      <w:r>
+        <w:rPr>
+          <w:rFonts w:ascii="Consolas" w:hAnsi="Consolas"/>
+          <w:b w:val="0"/>
+          <w:i w:val="0"/>
+          <w:color w:val="222222"/>
+          <w:sz w:val="19"/>
+        </w:rPr>
+        <w:t>outputs/metrics.json</w:t>
       </w:r>
       <w:r>
         <w:rPr>

--- a/report/POST_SUBMISSION_CHANGES.docx
+++ b/report/POST_SUBMISSION_CHANGES.docx
@@ -48,11 +48,11 @@
         <w:tblLook w:firstColumn="1" w:firstRow="1" w:lastColumn="0" w:lastRow="0" w:noHBand="0" w:noVBand="1" w:val="04A0"/>
       </w:tblPr>
       <w:tblGrid>
-        <w:gridCol w:w="408"/>
-        <w:gridCol w:w="1545"/>
-        <w:gridCol w:w="2742"/>
-        <w:gridCol w:w="2654"/>
-        <w:gridCol w:w="1146"/>
+        <w:gridCol w:w="407"/>
+        <w:gridCol w:w="1539"/>
+        <w:gridCol w:w="2814"/>
+        <w:gridCol w:w="2569"/>
+        <w:gridCol w:w="1166"/>
       </w:tblGrid>
       <w:tr>
         <w:trPr>
@@ -61,7 +61,7 @@
         </w:trPr>
         <w:tc>
           <w:tcPr>
-            <w:tcW w:type="dxa" w:w="408"/>
+            <w:tcW w:type="dxa" w:w="407"/>
             <w:shd w:val="clear" w:color="auto" w:fill="1F4E79"/>
             <w:vAlign w:val="center"/>
           </w:tcPr>
@@ -85,7 +85,7 @@
         </w:tc>
         <w:tc>
           <w:tcPr>
-            <w:tcW w:type="dxa" w:w="1545"/>
+            <w:tcW w:type="dxa" w:w="1539"/>
             <w:shd w:val="clear" w:color="auto" w:fill="1F4E79"/>
             <w:vAlign w:val="center"/>
           </w:tcPr>
@@ -109,7 +109,7 @@
         </w:tc>
         <w:tc>
           <w:tcPr>
-            <w:tcW w:type="dxa" w:w="2742"/>
+            <w:tcW w:type="dxa" w:w="2814"/>
             <w:shd w:val="clear" w:color="auto" w:fill="1F4E79"/>
             <w:vAlign w:val="center"/>
           </w:tcPr>
@@ -132,7 +132,7 @@
         </w:tc>
         <w:tc>
           <w:tcPr>
-            <w:tcW w:type="dxa" w:w="2654"/>
+            <w:tcW w:type="dxa" w:w="2569"/>
             <w:shd w:val="clear" w:color="auto" w:fill="1F4E79"/>
             <w:vAlign w:val="center"/>
           </w:tcPr>
@@ -155,7 +155,7 @@
         </w:tc>
         <w:tc>
           <w:tcPr>
-            <w:tcW w:type="dxa" w:w="1146"/>
+            <w:tcW w:type="dxa" w:w="1166"/>
             <w:shd w:val="clear" w:color="auto" w:fill="1F4E79"/>
             <w:vAlign w:val="center"/>
           </w:tcPr>
@@ -183,7 +183,7 @@
         </w:trPr>
         <w:tc>
           <w:tcPr>
-            <w:tcW w:type="dxa" w:w="408"/>
+            <w:tcW w:type="dxa" w:w="407"/>
             <w:shd w:val="clear" w:color="auto" w:fill="FFFFFF"/>
             <w:vAlign w:val="center"/>
           </w:tcPr>
@@ -207,7 +207,7 @@
         </w:tc>
         <w:tc>
           <w:tcPr>
-            <w:tcW w:type="dxa" w:w="1545"/>
+            <w:tcW w:type="dxa" w:w="1539"/>
             <w:shd w:val="clear" w:color="auto" w:fill="FFFFFF"/>
             <w:vAlign w:val="center"/>
           </w:tcPr>
@@ -231,7 +231,7 @@
         </w:tc>
         <w:tc>
           <w:tcPr>
-            <w:tcW w:type="dxa" w:w="2742"/>
+            <w:tcW w:type="dxa" w:w="2814"/>
             <w:shd w:val="clear" w:color="auto" w:fill="FFFFFF"/>
             <w:vAlign w:val="center"/>
           </w:tcPr>
@@ -254,7 +254,7 @@
         </w:tc>
         <w:tc>
           <w:tcPr>
-            <w:tcW w:type="dxa" w:w="2654"/>
+            <w:tcW w:type="dxa" w:w="2569"/>
             <w:shd w:val="clear" w:color="auto" w:fill="FFFFFF"/>
             <w:vAlign w:val="center"/>
           </w:tcPr>
@@ -277,7 +277,7 @@
         </w:tc>
         <w:tc>
           <w:tcPr>
-            <w:tcW w:type="dxa" w:w="1146"/>
+            <w:tcW w:type="dxa" w:w="1166"/>
             <w:shd w:val="clear" w:color="auto" w:fill="FFFFFF"/>
             <w:vAlign w:val="center"/>
           </w:tcPr>
@@ -325,7 +325,7 @@
         </w:trPr>
         <w:tc>
           <w:tcPr>
-            <w:tcW w:type="dxa" w:w="408"/>
+            <w:tcW w:type="dxa" w:w="407"/>
             <w:shd w:val="clear" w:color="auto" w:fill="F7F9FB"/>
             <w:vAlign w:val="center"/>
           </w:tcPr>
@@ -349,7 +349,7 @@
         </w:tc>
         <w:tc>
           <w:tcPr>
-            <w:tcW w:type="dxa" w:w="1545"/>
+            <w:tcW w:type="dxa" w:w="1539"/>
             <w:shd w:val="clear" w:color="auto" w:fill="F7F9FB"/>
             <w:vAlign w:val="center"/>
           </w:tcPr>
@@ -373,7 +373,7 @@
         </w:tc>
         <w:tc>
           <w:tcPr>
-            <w:tcW w:type="dxa" w:w="2742"/>
+            <w:tcW w:type="dxa" w:w="2814"/>
             <w:shd w:val="clear" w:color="auto" w:fill="F7F9FB"/>
             <w:vAlign w:val="center"/>
           </w:tcPr>
@@ -396,7 +396,7 @@
         </w:tc>
         <w:tc>
           <w:tcPr>
-            <w:tcW w:type="dxa" w:w="2654"/>
+            <w:tcW w:type="dxa" w:w="2569"/>
             <w:shd w:val="clear" w:color="auto" w:fill="F7F9FB"/>
             <w:vAlign w:val="center"/>
           </w:tcPr>
@@ -419,7 +419,7 @@
         </w:tc>
         <w:tc>
           <w:tcPr>
-            <w:tcW w:type="dxa" w:w="1146"/>
+            <w:tcW w:type="dxa" w:w="1166"/>
             <w:shd w:val="clear" w:color="auto" w:fill="F7F9FB"/>
             <w:vAlign w:val="center"/>
           </w:tcPr>
@@ -447,7 +447,7 @@
         </w:trPr>
         <w:tc>
           <w:tcPr>
-            <w:tcW w:type="dxa" w:w="408"/>
+            <w:tcW w:type="dxa" w:w="407"/>
             <w:shd w:val="clear" w:color="auto" w:fill="FFFFFF"/>
             <w:vAlign w:val="center"/>
           </w:tcPr>
@@ -471,7 +471,7 @@
         </w:tc>
         <w:tc>
           <w:tcPr>
-            <w:tcW w:type="dxa" w:w="1545"/>
+            <w:tcW w:type="dxa" w:w="1539"/>
             <w:shd w:val="clear" w:color="auto" w:fill="FFFFFF"/>
             <w:vAlign w:val="center"/>
           </w:tcPr>
@@ -495,7 +495,7 @@
         </w:tc>
         <w:tc>
           <w:tcPr>
-            <w:tcW w:type="dxa" w:w="2742"/>
+            <w:tcW w:type="dxa" w:w="2814"/>
             <w:shd w:val="clear" w:color="auto" w:fill="FFFFFF"/>
             <w:vAlign w:val="center"/>
           </w:tcPr>
@@ -518,7 +518,7 @@
         </w:tc>
         <w:tc>
           <w:tcPr>
-            <w:tcW w:type="dxa" w:w="2654"/>
+            <w:tcW w:type="dxa" w:w="2569"/>
             <w:shd w:val="clear" w:color="auto" w:fill="FFFFFF"/>
             <w:vAlign w:val="center"/>
           </w:tcPr>
@@ -541,7 +541,7 @@
         </w:tc>
         <w:tc>
           <w:tcPr>
-            <w:tcW w:type="dxa" w:w="1146"/>
+            <w:tcW w:type="dxa" w:w="1166"/>
             <w:shd w:val="clear" w:color="auto" w:fill="FFFFFF"/>
             <w:vAlign w:val="center"/>
           </w:tcPr>
@@ -569,7 +569,7 @@
         </w:trPr>
         <w:tc>
           <w:tcPr>
-            <w:tcW w:type="dxa" w:w="408"/>
+            <w:tcW w:type="dxa" w:w="407"/>
             <w:shd w:val="clear" w:color="auto" w:fill="F7F9FB"/>
             <w:vAlign w:val="center"/>
           </w:tcPr>
@@ -593,7 +593,7 @@
         </w:tc>
         <w:tc>
           <w:tcPr>
-            <w:tcW w:type="dxa" w:w="1545"/>
+            <w:tcW w:type="dxa" w:w="1539"/>
             <w:shd w:val="clear" w:color="auto" w:fill="F7F9FB"/>
             <w:vAlign w:val="center"/>
           </w:tcPr>
@@ -617,7 +617,7 @@
         </w:tc>
         <w:tc>
           <w:tcPr>
-            <w:tcW w:type="dxa" w:w="2742"/>
+            <w:tcW w:type="dxa" w:w="2814"/>
             <w:shd w:val="clear" w:color="auto" w:fill="F7F9FB"/>
             <w:vAlign w:val="center"/>
           </w:tcPr>
@@ -640,7 +640,7 @@
         </w:tc>
         <w:tc>
           <w:tcPr>
-            <w:tcW w:type="dxa" w:w="2654"/>
+            <w:tcW w:type="dxa" w:w="2569"/>
             <w:shd w:val="clear" w:color="auto" w:fill="F7F9FB"/>
             <w:vAlign w:val="center"/>
           </w:tcPr>
@@ -663,7 +663,7 @@
         </w:tc>
         <w:tc>
           <w:tcPr>
-            <w:tcW w:type="dxa" w:w="1146"/>
+            <w:tcW w:type="dxa" w:w="1166"/>
             <w:shd w:val="clear" w:color="auto" w:fill="F7F9FB"/>
             <w:vAlign w:val="center"/>
           </w:tcPr>
@@ -711,7 +711,7 @@
         </w:trPr>
         <w:tc>
           <w:tcPr>
-            <w:tcW w:type="dxa" w:w="408"/>
+            <w:tcW w:type="dxa" w:w="407"/>
             <w:shd w:val="clear" w:color="auto" w:fill="FFFFFF"/>
             <w:vAlign w:val="center"/>
           </w:tcPr>
@@ -735,7 +735,7 @@
         </w:tc>
         <w:tc>
           <w:tcPr>
-            <w:tcW w:type="dxa" w:w="1545"/>
+            <w:tcW w:type="dxa" w:w="1539"/>
             <w:shd w:val="clear" w:color="auto" w:fill="FFFFFF"/>
             <w:vAlign w:val="center"/>
           </w:tcPr>
@@ -759,7 +759,7 @@
         </w:tc>
         <w:tc>
           <w:tcPr>
-            <w:tcW w:type="dxa" w:w="2742"/>
+            <w:tcW w:type="dxa" w:w="2814"/>
             <w:shd w:val="clear" w:color="auto" w:fill="FFFFFF"/>
             <w:vAlign w:val="center"/>
           </w:tcPr>
@@ -782,7 +782,7 @@
         </w:tc>
         <w:tc>
           <w:tcPr>
-            <w:tcW w:type="dxa" w:w="2654"/>
+            <w:tcW w:type="dxa" w:w="2569"/>
             <w:shd w:val="clear" w:color="auto" w:fill="FFFFFF"/>
             <w:vAlign w:val="center"/>
           </w:tcPr>
@@ -805,7 +805,7 @@
         </w:tc>
         <w:tc>
           <w:tcPr>
-            <w:tcW w:type="dxa" w:w="1146"/>
+            <w:tcW w:type="dxa" w:w="1166"/>
             <w:shd w:val="clear" w:color="auto" w:fill="FFFFFF"/>
             <w:vAlign w:val="center"/>
           </w:tcPr>
@@ -833,7 +833,7 @@
         </w:trPr>
         <w:tc>
           <w:tcPr>
-            <w:tcW w:type="dxa" w:w="408"/>
+            <w:tcW w:type="dxa" w:w="407"/>
             <w:shd w:val="clear" w:color="auto" w:fill="F7F9FB"/>
             <w:vAlign w:val="center"/>
           </w:tcPr>
@@ -857,7 +857,7 @@
         </w:tc>
         <w:tc>
           <w:tcPr>
-            <w:tcW w:type="dxa" w:w="1545"/>
+            <w:tcW w:type="dxa" w:w="1539"/>
             <w:shd w:val="clear" w:color="auto" w:fill="F7F9FB"/>
             <w:vAlign w:val="center"/>
           </w:tcPr>
@@ -881,7 +881,7 @@
         </w:tc>
         <w:tc>
           <w:tcPr>
-            <w:tcW w:type="dxa" w:w="2742"/>
+            <w:tcW w:type="dxa" w:w="2814"/>
             <w:shd w:val="clear" w:color="auto" w:fill="F7F9FB"/>
             <w:vAlign w:val="center"/>
           </w:tcPr>
@@ -904,7 +904,7 @@
         </w:tc>
         <w:tc>
           <w:tcPr>
-            <w:tcW w:type="dxa" w:w="2654"/>
+            <w:tcW w:type="dxa" w:w="2569"/>
             <w:shd w:val="clear" w:color="auto" w:fill="F7F9FB"/>
             <w:vAlign w:val="center"/>
           </w:tcPr>
@@ -927,7 +927,7 @@
         </w:tc>
         <w:tc>
           <w:tcPr>
-            <w:tcW w:type="dxa" w:w="1146"/>
+            <w:tcW w:type="dxa" w:w="1166"/>
             <w:shd w:val="clear" w:color="auto" w:fill="F7F9FB"/>
             <w:vAlign w:val="center"/>
           </w:tcPr>
@@ -955,7 +955,7 @@
         </w:trPr>
         <w:tc>
           <w:tcPr>
-            <w:tcW w:type="dxa" w:w="408"/>
+            <w:tcW w:type="dxa" w:w="407"/>
             <w:shd w:val="clear" w:color="auto" w:fill="FFFFFF"/>
             <w:vAlign w:val="center"/>
           </w:tcPr>
@@ -979,7 +979,7 @@
         </w:tc>
         <w:tc>
           <w:tcPr>
-            <w:tcW w:type="dxa" w:w="1545"/>
+            <w:tcW w:type="dxa" w:w="1539"/>
             <w:shd w:val="clear" w:color="auto" w:fill="FFFFFF"/>
             <w:vAlign w:val="center"/>
           </w:tcPr>
@@ -1003,7 +1003,7 @@
         </w:tc>
         <w:tc>
           <w:tcPr>
-            <w:tcW w:type="dxa" w:w="2742"/>
+            <w:tcW w:type="dxa" w:w="2814"/>
             <w:shd w:val="clear" w:color="auto" w:fill="FFFFFF"/>
             <w:vAlign w:val="center"/>
           </w:tcPr>
@@ -1026,7 +1026,7 @@
         </w:tc>
         <w:tc>
           <w:tcPr>
-            <w:tcW w:type="dxa" w:w="2654"/>
+            <w:tcW w:type="dxa" w:w="2569"/>
             <w:shd w:val="clear" w:color="auto" w:fill="FFFFFF"/>
             <w:vAlign w:val="center"/>
           </w:tcPr>
@@ -1049,7 +1049,7 @@
         </w:tc>
         <w:tc>
           <w:tcPr>
-            <w:tcW w:type="dxa" w:w="1146"/>
+            <w:tcW w:type="dxa" w:w="1166"/>
             <w:shd w:val="clear" w:color="auto" w:fill="FFFFFF"/>
             <w:vAlign w:val="center"/>
           </w:tcPr>
@@ -1097,7 +1097,7 @@
         </w:trPr>
         <w:tc>
           <w:tcPr>
-            <w:tcW w:type="dxa" w:w="408"/>
+            <w:tcW w:type="dxa" w:w="407"/>
             <w:shd w:val="clear" w:color="auto" w:fill="F7F9FB"/>
             <w:vAlign w:val="center"/>
           </w:tcPr>
@@ -1121,7 +1121,7 @@
         </w:tc>
         <w:tc>
           <w:tcPr>
-            <w:tcW w:type="dxa" w:w="1545"/>
+            <w:tcW w:type="dxa" w:w="1539"/>
             <w:shd w:val="clear" w:color="auto" w:fill="F7F9FB"/>
             <w:vAlign w:val="center"/>
           </w:tcPr>
@@ -1145,7 +1145,7 @@
         </w:tc>
         <w:tc>
           <w:tcPr>
-            <w:tcW w:type="dxa" w:w="2742"/>
+            <w:tcW w:type="dxa" w:w="2814"/>
             <w:shd w:val="clear" w:color="auto" w:fill="F7F9FB"/>
             <w:vAlign w:val="center"/>
           </w:tcPr>
@@ -1168,7 +1168,7 @@
         </w:tc>
         <w:tc>
           <w:tcPr>
-            <w:tcW w:type="dxa" w:w="2654"/>
+            <w:tcW w:type="dxa" w:w="2569"/>
             <w:shd w:val="clear" w:color="auto" w:fill="F7F9FB"/>
             <w:vAlign w:val="center"/>
           </w:tcPr>
@@ -1191,7 +1191,7 @@
         </w:tc>
         <w:tc>
           <w:tcPr>
-            <w:tcW w:type="dxa" w:w="1146"/>
+            <w:tcW w:type="dxa" w:w="1166"/>
             <w:shd w:val="clear" w:color="auto" w:fill="F7F9FB"/>
             <w:vAlign w:val="center"/>
           </w:tcPr>
@@ -1239,7 +1239,7 @@
         </w:trPr>
         <w:tc>
           <w:tcPr>
-            <w:tcW w:type="dxa" w:w="408"/>
+            <w:tcW w:type="dxa" w:w="407"/>
             <w:shd w:val="clear" w:color="auto" w:fill="FFFFFF"/>
             <w:vAlign w:val="center"/>
           </w:tcPr>
@@ -1263,7 +1263,7 @@
         </w:tc>
         <w:tc>
           <w:tcPr>
-            <w:tcW w:type="dxa" w:w="1545"/>
+            <w:tcW w:type="dxa" w:w="1539"/>
             <w:shd w:val="clear" w:color="auto" w:fill="FFFFFF"/>
             <w:vAlign w:val="center"/>
           </w:tcPr>
@@ -1287,7 +1287,7 @@
         </w:tc>
         <w:tc>
           <w:tcPr>
-            <w:tcW w:type="dxa" w:w="2742"/>
+            <w:tcW w:type="dxa" w:w="2814"/>
             <w:shd w:val="clear" w:color="auto" w:fill="FFFFFF"/>
             <w:vAlign w:val="center"/>
           </w:tcPr>
@@ -1310,7 +1310,7 @@
         </w:tc>
         <w:tc>
           <w:tcPr>
-            <w:tcW w:type="dxa" w:w="2654"/>
+            <w:tcW w:type="dxa" w:w="2569"/>
             <w:shd w:val="clear" w:color="auto" w:fill="FFFFFF"/>
             <w:vAlign w:val="center"/>
           </w:tcPr>
@@ -1333,7 +1333,7 @@
         </w:tc>
         <w:tc>
           <w:tcPr>
-            <w:tcW w:type="dxa" w:w="1146"/>
+            <w:tcW w:type="dxa" w:w="1166"/>
             <w:shd w:val="clear" w:color="auto" w:fill="FFFFFF"/>
             <w:vAlign w:val="center"/>
           </w:tcPr>
@@ -1381,7 +1381,7 @@
         </w:trPr>
         <w:tc>
           <w:tcPr>
-            <w:tcW w:type="dxa" w:w="408"/>
+            <w:tcW w:type="dxa" w:w="407"/>
             <w:shd w:val="clear" w:color="auto" w:fill="F7F9FB"/>
             <w:vAlign w:val="center"/>
           </w:tcPr>
@@ -1405,7 +1405,7 @@
         </w:tc>
         <w:tc>
           <w:tcPr>
-            <w:tcW w:type="dxa" w:w="1545"/>
+            <w:tcW w:type="dxa" w:w="1539"/>
             <w:shd w:val="clear" w:color="auto" w:fill="F7F9FB"/>
             <w:vAlign w:val="center"/>
           </w:tcPr>
@@ -1429,7 +1429,7 @@
         </w:tc>
         <w:tc>
           <w:tcPr>
-            <w:tcW w:type="dxa" w:w="2742"/>
+            <w:tcW w:type="dxa" w:w="2814"/>
             <w:shd w:val="clear" w:color="auto" w:fill="F7F9FB"/>
             <w:vAlign w:val="center"/>
           </w:tcPr>
@@ -1452,7 +1452,7 @@
         </w:tc>
         <w:tc>
           <w:tcPr>
-            <w:tcW w:type="dxa" w:w="2654"/>
+            <w:tcW w:type="dxa" w:w="2569"/>
             <w:shd w:val="clear" w:color="auto" w:fill="F7F9FB"/>
             <w:vAlign w:val="center"/>
           </w:tcPr>
@@ -1475,7 +1475,7 @@
         </w:tc>
         <w:tc>
           <w:tcPr>
-            <w:tcW w:type="dxa" w:w="1146"/>
+            <w:tcW w:type="dxa" w:w="1166"/>
             <w:shd w:val="clear" w:color="auto" w:fill="F7F9FB"/>
             <w:vAlign w:val="center"/>
           </w:tcPr>
@@ -1523,7 +1523,7 @@
         </w:trPr>
         <w:tc>
           <w:tcPr>
-            <w:tcW w:type="dxa" w:w="408"/>
+            <w:tcW w:type="dxa" w:w="407"/>
             <w:shd w:val="clear" w:color="auto" w:fill="FFFFFF"/>
             <w:vAlign w:val="center"/>
           </w:tcPr>
@@ -1547,7 +1547,7 @@
         </w:tc>
         <w:tc>
           <w:tcPr>
-            <w:tcW w:type="dxa" w:w="1545"/>
+            <w:tcW w:type="dxa" w:w="1539"/>
             <w:shd w:val="clear" w:color="auto" w:fill="FFFFFF"/>
             <w:vAlign w:val="center"/>
           </w:tcPr>
@@ -1571,7 +1571,7 @@
         </w:tc>
         <w:tc>
           <w:tcPr>
-            <w:tcW w:type="dxa" w:w="2742"/>
+            <w:tcW w:type="dxa" w:w="2814"/>
             <w:shd w:val="clear" w:color="auto" w:fill="FFFFFF"/>
             <w:vAlign w:val="center"/>
           </w:tcPr>
@@ -1594,7 +1594,7 @@
         </w:tc>
         <w:tc>
           <w:tcPr>
-            <w:tcW w:type="dxa" w:w="2654"/>
+            <w:tcW w:type="dxa" w:w="2569"/>
             <w:shd w:val="clear" w:color="auto" w:fill="FFFFFF"/>
             <w:vAlign w:val="center"/>
           </w:tcPr>
@@ -1617,7 +1617,7 @@
         </w:tc>
         <w:tc>
           <w:tcPr>
-            <w:tcW w:type="dxa" w:w="1146"/>
+            <w:tcW w:type="dxa" w:w="1166"/>
             <w:shd w:val="clear" w:color="auto" w:fill="FFFFFF"/>
             <w:vAlign w:val="center"/>
           </w:tcPr>
@@ -1665,7 +1665,7 @@
         </w:trPr>
         <w:tc>
           <w:tcPr>
-            <w:tcW w:type="dxa" w:w="408"/>
+            <w:tcW w:type="dxa" w:w="407"/>
             <w:shd w:val="clear" w:color="auto" w:fill="F7F9FB"/>
             <w:vAlign w:val="center"/>
           </w:tcPr>
@@ -1689,7 +1689,7 @@
         </w:tc>
         <w:tc>
           <w:tcPr>
-            <w:tcW w:type="dxa" w:w="1545"/>
+            <w:tcW w:type="dxa" w:w="1539"/>
             <w:shd w:val="clear" w:color="auto" w:fill="F7F9FB"/>
             <w:vAlign w:val="center"/>
           </w:tcPr>
@@ -1713,7 +1713,7 @@
         </w:tc>
         <w:tc>
           <w:tcPr>
-            <w:tcW w:type="dxa" w:w="2742"/>
+            <w:tcW w:type="dxa" w:w="2814"/>
             <w:shd w:val="clear" w:color="auto" w:fill="F7F9FB"/>
             <w:vAlign w:val="center"/>
           </w:tcPr>
@@ -1736,7 +1736,7 @@
         </w:tc>
         <w:tc>
           <w:tcPr>
-            <w:tcW w:type="dxa" w:w="2654"/>
+            <w:tcW w:type="dxa" w:w="2569"/>
             <w:shd w:val="clear" w:color="auto" w:fill="F7F9FB"/>
             <w:vAlign w:val="center"/>
           </w:tcPr>
@@ -1759,7 +1759,7 @@
         </w:tc>
         <w:tc>
           <w:tcPr>
-            <w:tcW w:type="dxa" w:w="1146"/>
+            <w:tcW w:type="dxa" w:w="1166"/>
             <w:shd w:val="clear" w:color="auto" w:fill="F7F9FB"/>
             <w:vAlign w:val="center"/>
           </w:tcPr>
@@ -1787,7 +1787,7 @@
         </w:trPr>
         <w:tc>
           <w:tcPr>
-            <w:tcW w:type="dxa" w:w="408"/>
+            <w:tcW w:type="dxa" w:w="407"/>
             <w:shd w:val="clear" w:color="auto" w:fill="FFFFFF"/>
             <w:vAlign w:val="center"/>
           </w:tcPr>
@@ -1811,7 +1811,7 @@
         </w:tc>
         <w:tc>
           <w:tcPr>
-            <w:tcW w:type="dxa" w:w="1545"/>
+            <w:tcW w:type="dxa" w:w="1539"/>
             <w:shd w:val="clear" w:color="auto" w:fill="FFFFFF"/>
             <w:vAlign w:val="center"/>
           </w:tcPr>
@@ -1835,7 +1835,7 @@
         </w:tc>
         <w:tc>
           <w:tcPr>
-            <w:tcW w:type="dxa" w:w="2742"/>
+            <w:tcW w:type="dxa" w:w="2814"/>
             <w:shd w:val="clear" w:color="auto" w:fill="FFFFFF"/>
             <w:vAlign w:val="center"/>
           </w:tcPr>
@@ -1858,7 +1858,7 @@
         </w:tc>
         <w:tc>
           <w:tcPr>
-            <w:tcW w:type="dxa" w:w="2654"/>
+            <w:tcW w:type="dxa" w:w="2569"/>
             <w:shd w:val="clear" w:color="auto" w:fill="FFFFFF"/>
             <w:vAlign w:val="center"/>
           </w:tcPr>
@@ -1881,7 +1881,7 @@
         </w:tc>
         <w:tc>
           <w:tcPr>
-            <w:tcW w:type="dxa" w:w="1146"/>
+            <w:tcW w:type="dxa" w:w="1166"/>
             <w:shd w:val="clear" w:color="auto" w:fill="FFFFFF"/>
             <w:vAlign w:val="center"/>
           </w:tcPr>
@@ -1919,7 +1919,7 @@
         </w:trPr>
         <w:tc>
           <w:tcPr>
-            <w:tcW w:type="dxa" w:w="408"/>
+            <w:tcW w:type="dxa" w:w="407"/>
             <w:shd w:val="clear" w:color="auto" w:fill="F7F9FB"/>
             <w:vAlign w:val="center"/>
           </w:tcPr>
@@ -1943,7 +1943,7 @@
         </w:tc>
         <w:tc>
           <w:tcPr>
-            <w:tcW w:type="dxa" w:w="1545"/>
+            <w:tcW w:type="dxa" w:w="1539"/>
             <w:shd w:val="clear" w:color="auto" w:fill="F7F9FB"/>
             <w:vAlign w:val="center"/>
           </w:tcPr>
@@ -1967,7 +1967,7 @@
         </w:tc>
         <w:tc>
           <w:tcPr>
-            <w:tcW w:type="dxa" w:w="2742"/>
+            <w:tcW w:type="dxa" w:w="2814"/>
             <w:shd w:val="clear" w:color="auto" w:fill="F7F9FB"/>
             <w:vAlign w:val="center"/>
           </w:tcPr>
@@ -1990,7 +1990,7 @@
         </w:tc>
         <w:tc>
           <w:tcPr>
-            <w:tcW w:type="dxa" w:w="2654"/>
+            <w:tcW w:type="dxa" w:w="2569"/>
             <w:shd w:val="clear" w:color="auto" w:fill="F7F9FB"/>
             <w:vAlign w:val="center"/>
           </w:tcPr>
@@ -2013,7 +2013,7 @@
         </w:tc>
         <w:tc>
           <w:tcPr>
-            <w:tcW w:type="dxa" w:w="1146"/>
+            <w:tcW w:type="dxa" w:w="1166"/>
             <w:shd w:val="clear" w:color="auto" w:fill="F7F9FB"/>
             <w:vAlign w:val="center"/>
           </w:tcPr>
@@ -2061,7 +2061,7 @@
         </w:trPr>
         <w:tc>
           <w:tcPr>
-            <w:tcW w:type="dxa" w:w="408"/>
+            <w:tcW w:type="dxa" w:w="407"/>
             <w:shd w:val="clear" w:color="auto" w:fill="FFFFFF"/>
             <w:vAlign w:val="center"/>
           </w:tcPr>
@@ -2085,7 +2085,7 @@
         </w:tc>
         <w:tc>
           <w:tcPr>
-            <w:tcW w:type="dxa" w:w="1545"/>
+            <w:tcW w:type="dxa" w:w="1539"/>
             <w:shd w:val="clear" w:color="auto" w:fill="FFFFFF"/>
             <w:vAlign w:val="center"/>
           </w:tcPr>
@@ -2109,7 +2109,7 @@
         </w:tc>
         <w:tc>
           <w:tcPr>
-            <w:tcW w:type="dxa" w:w="2742"/>
+            <w:tcW w:type="dxa" w:w="2814"/>
             <w:shd w:val="clear" w:color="auto" w:fill="FFFFFF"/>
             <w:vAlign w:val="center"/>
           </w:tcPr>
@@ -2132,7 +2132,7 @@
         </w:tc>
         <w:tc>
           <w:tcPr>
-            <w:tcW w:type="dxa" w:w="2654"/>
+            <w:tcW w:type="dxa" w:w="2569"/>
             <w:shd w:val="clear" w:color="auto" w:fill="FFFFFF"/>
             <w:vAlign w:val="center"/>
           </w:tcPr>
@@ -2155,7 +2155,7 @@
         </w:tc>
         <w:tc>
           <w:tcPr>
-            <w:tcW w:type="dxa" w:w="1146"/>
+            <w:tcW w:type="dxa" w:w="1166"/>
             <w:shd w:val="clear" w:color="auto" w:fill="FFFFFF"/>
             <w:vAlign w:val="center"/>
           </w:tcPr>
@@ -2203,7 +2203,7 @@
         </w:trPr>
         <w:tc>
           <w:tcPr>
-            <w:tcW w:type="dxa" w:w="408"/>
+            <w:tcW w:type="dxa" w:w="407"/>
             <w:shd w:val="clear" w:color="auto" w:fill="F7F9FB"/>
             <w:vAlign w:val="center"/>
           </w:tcPr>
@@ -2227,7 +2227,7 @@
         </w:tc>
         <w:tc>
           <w:tcPr>
-            <w:tcW w:type="dxa" w:w="1545"/>
+            <w:tcW w:type="dxa" w:w="1539"/>
             <w:shd w:val="clear" w:color="auto" w:fill="F7F9FB"/>
             <w:vAlign w:val="center"/>
           </w:tcPr>
@@ -2251,7 +2251,7 @@
         </w:tc>
         <w:tc>
           <w:tcPr>
-            <w:tcW w:type="dxa" w:w="2742"/>
+            <w:tcW w:type="dxa" w:w="2814"/>
             <w:shd w:val="clear" w:color="auto" w:fill="F7F9FB"/>
             <w:vAlign w:val="center"/>
           </w:tcPr>
@@ -2274,7 +2274,7 @@
         </w:tc>
         <w:tc>
           <w:tcPr>
-            <w:tcW w:type="dxa" w:w="2654"/>
+            <w:tcW w:type="dxa" w:w="2569"/>
             <w:shd w:val="clear" w:color="auto" w:fill="F7F9FB"/>
             <w:vAlign w:val="center"/>
           </w:tcPr>
@@ -2297,7 +2297,7 @@
         </w:tc>
         <w:tc>
           <w:tcPr>
-            <w:tcW w:type="dxa" w:w="1146"/>
+            <w:tcW w:type="dxa" w:w="1166"/>
             <w:shd w:val="clear" w:color="auto" w:fill="F7F9FB"/>
             <w:vAlign w:val="center"/>
           </w:tcPr>
@@ -2335,7 +2335,7 @@
         </w:trPr>
         <w:tc>
           <w:tcPr>
-            <w:tcW w:type="dxa" w:w="408"/>
+            <w:tcW w:type="dxa" w:w="407"/>
             <w:shd w:val="clear" w:color="auto" w:fill="FFFFFF"/>
             <w:vAlign w:val="center"/>
           </w:tcPr>
@@ -2359,7 +2359,7 @@
         </w:tc>
         <w:tc>
           <w:tcPr>
-            <w:tcW w:type="dxa" w:w="1545"/>
+            <w:tcW w:type="dxa" w:w="1539"/>
             <w:shd w:val="clear" w:color="auto" w:fill="FFFFFF"/>
             <w:vAlign w:val="center"/>
           </w:tcPr>
@@ -2383,7 +2383,7 @@
         </w:tc>
         <w:tc>
           <w:tcPr>
-            <w:tcW w:type="dxa" w:w="2742"/>
+            <w:tcW w:type="dxa" w:w="2814"/>
             <w:shd w:val="clear" w:color="auto" w:fill="FFFFFF"/>
             <w:vAlign w:val="center"/>
           </w:tcPr>
@@ -2406,7 +2406,7 @@
         </w:tc>
         <w:tc>
           <w:tcPr>
-            <w:tcW w:type="dxa" w:w="2654"/>
+            <w:tcW w:type="dxa" w:w="2569"/>
             <w:shd w:val="clear" w:color="auto" w:fill="FFFFFF"/>
             <w:vAlign w:val="center"/>
           </w:tcPr>
@@ -2429,7 +2429,7 @@
         </w:tc>
         <w:tc>
           <w:tcPr>
-            <w:tcW w:type="dxa" w:w="1146"/>
+            <w:tcW w:type="dxa" w:w="1166"/>
             <w:shd w:val="clear" w:color="auto" w:fill="FFFFFF"/>
             <w:vAlign w:val="center"/>
           </w:tcPr>
@@ -2477,7 +2477,7 @@
         </w:trPr>
         <w:tc>
           <w:tcPr>
-            <w:tcW w:type="dxa" w:w="408"/>
+            <w:tcW w:type="dxa" w:w="407"/>
             <w:shd w:val="clear" w:color="auto" w:fill="F7F9FB"/>
             <w:vAlign w:val="center"/>
           </w:tcPr>
@@ -2501,7 +2501,7 @@
         </w:tc>
         <w:tc>
           <w:tcPr>
-            <w:tcW w:type="dxa" w:w="1545"/>
+            <w:tcW w:type="dxa" w:w="1539"/>
             <w:shd w:val="clear" w:color="auto" w:fill="F7F9FB"/>
             <w:vAlign w:val="center"/>
           </w:tcPr>
@@ -2525,7 +2525,7 @@
         </w:tc>
         <w:tc>
           <w:tcPr>
-            <w:tcW w:type="dxa" w:w="2742"/>
+            <w:tcW w:type="dxa" w:w="2814"/>
             <w:shd w:val="clear" w:color="auto" w:fill="F7F9FB"/>
             <w:vAlign w:val="center"/>
           </w:tcPr>
@@ -2548,7 +2548,7 @@
         </w:tc>
         <w:tc>
           <w:tcPr>
-            <w:tcW w:type="dxa" w:w="2654"/>
+            <w:tcW w:type="dxa" w:w="2569"/>
             <w:shd w:val="clear" w:color="auto" w:fill="F7F9FB"/>
             <w:vAlign w:val="center"/>
           </w:tcPr>
@@ -2571,7 +2571,7 @@
         </w:tc>
         <w:tc>
           <w:tcPr>
-            <w:tcW w:type="dxa" w:w="1146"/>
+            <w:tcW w:type="dxa" w:w="1166"/>
             <w:shd w:val="clear" w:color="auto" w:fill="F7F9FB"/>
             <w:vAlign w:val="center"/>
           </w:tcPr>
@@ -2619,7 +2619,7 @@
         </w:trPr>
         <w:tc>
           <w:tcPr>
-            <w:tcW w:type="dxa" w:w="408"/>
+            <w:tcW w:type="dxa" w:w="407"/>
             <w:shd w:val="clear" w:color="auto" w:fill="FFFFFF"/>
             <w:vAlign w:val="center"/>
           </w:tcPr>
@@ -2643,7 +2643,7 @@
         </w:tc>
         <w:tc>
           <w:tcPr>
-            <w:tcW w:type="dxa" w:w="1545"/>
+            <w:tcW w:type="dxa" w:w="1539"/>
             <w:shd w:val="clear" w:color="auto" w:fill="FFFFFF"/>
             <w:vAlign w:val="center"/>
           </w:tcPr>
@@ -2667,7 +2667,7 @@
         </w:tc>
         <w:tc>
           <w:tcPr>
-            <w:tcW w:type="dxa" w:w="2742"/>
+            <w:tcW w:type="dxa" w:w="2814"/>
             <w:shd w:val="clear" w:color="auto" w:fill="FFFFFF"/>
             <w:vAlign w:val="center"/>
           </w:tcPr>
@@ -2690,7 +2690,7 @@
         </w:tc>
         <w:tc>
           <w:tcPr>
-            <w:tcW w:type="dxa" w:w="2654"/>
+            <w:tcW w:type="dxa" w:w="2569"/>
             <w:shd w:val="clear" w:color="auto" w:fill="FFFFFF"/>
             <w:vAlign w:val="center"/>
           </w:tcPr>
@@ -2713,7 +2713,7 @@
         </w:tc>
         <w:tc>
           <w:tcPr>
-            <w:tcW w:type="dxa" w:w="1146"/>
+            <w:tcW w:type="dxa" w:w="1166"/>
             <w:shd w:val="clear" w:color="auto" w:fill="FFFFFF"/>
             <w:vAlign w:val="center"/>
           </w:tcPr>
@@ -2761,7 +2761,7 @@
         </w:trPr>
         <w:tc>
           <w:tcPr>
-            <w:tcW w:type="dxa" w:w="408"/>
+            <w:tcW w:type="dxa" w:w="407"/>
             <w:shd w:val="clear" w:color="auto" w:fill="F7F9FB"/>
             <w:vAlign w:val="center"/>
           </w:tcPr>
@@ -2785,7 +2785,7 @@
         </w:tc>
         <w:tc>
           <w:tcPr>
-            <w:tcW w:type="dxa" w:w="1545"/>
+            <w:tcW w:type="dxa" w:w="1539"/>
             <w:shd w:val="clear" w:color="auto" w:fill="F7F9FB"/>
             <w:vAlign w:val="center"/>
           </w:tcPr>
@@ -2809,7 +2809,7 @@
         </w:tc>
         <w:tc>
           <w:tcPr>
-            <w:tcW w:type="dxa" w:w="2742"/>
+            <w:tcW w:type="dxa" w:w="2814"/>
             <w:shd w:val="clear" w:color="auto" w:fill="F7F9FB"/>
             <w:vAlign w:val="center"/>
           </w:tcPr>
@@ -2832,7 +2832,7 @@
         </w:tc>
         <w:tc>
           <w:tcPr>
-            <w:tcW w:type="dxa" w:w="2654"/>
+            <w:tcW w:type="dxa" w:w="2569"/>
             <w:shd w:val="clear" w:color="auto" w:fill="F7F9FB"/>
             <w:vAlign w:val="center"/>
           </w:tcPr>
@@ -2855,7 +2855,7 @@
         </w:tc>
         <w:tc>
           <w:tcPr>
-            <w:tcW w:type="dxa" w:w="1146"/>
+            <w:tcW w:type="dxa" w:w="1166"/>
             <w:shd w:val="clear" w:color="auto" w:fill="F7F9FB"/>
             <w:vAlign w:val="center"/>
           </w:tcPr>
@@ -2903,7 +2903,7 @@
         </w:trPr>
         <w:tc>
           <w:tcPr>
-            <w:tcW w:type="dxa" w:w="408"/>
+            <w:tcW w:type="dxa" w:w="407"/>
             <w:shd w:val="clear" w:color="auto" w:fill="FFFFFF"/>
             <w:vAlign w:val="center"/>
           </w:tcPr>
@@ -2927,7 +2927,7 @@
         </w:tc>
         <w:tc>
           <w:tcPr>
-            <w:tcW w:type="dxa" w:w="1545"/>
+            <w:tcW w:type="dxa" w:w="1539"/>
             <w:shd w:val="clear" w:color="auto" w:fill="FFFFFF"/>
             <w:vAlign w:val="center"/>
           </w:tcPr>
@@ -2951,7 +2951,7 @@
         </w:tc>
         <w:tc>
           <w:tcPr>
-            <w:tcW w:type="dxa" w:w="2742"/>
+            <w:tcW w:type="dxa" w:w="2814"/>
             <w:shd w:val="clear" w:color="auto" w:fill="FFFFFF"/>
             <w:vAlign w:val="center"/>
           </w:tcPr>
@@ -2974,7 +2974,7 @@
         </w:tc>
         <w:tc>
           <w:tcPr>
-            <w:tcW w:type="dxa" w:w="2654"/>
+            <w:tcW w:type="dxa" w:w="2569"/>
             <w:shd w:val="clear" w:color="auto" w:fill="FFFFFF"/>
             <w:vAlign w:val="center"/>
           </w:tcPr>
@@ -2997,7 +2997,7 @@
         </w:tc>
         <w:tc>
           <w:tcPr>
-            <w:tcW w:type="dxa" w:w="1146"/>
+            <w:tcW w:type="dxa" w:w="1166"/>
             <w:shd w:val="clear" w:color="auto" w:fill="FFFFFF"/>
             <w:vAlign w:val="center"/>
           </w:tcPr>
@@ -3045,7 +3045,7 @@
         </w:trPr>
         <w:tc>
           <w:tcPr>
-            <w:tcW w:type="dxa" w:w="408"/>
+            <w:tcW w:type="dxa" w:w="407"/>
             <w:shd w:val="clear" w:color="auto" w:fill="F7F9FB"/>
             <w:vAlign w:val="center"/>
           </w:tcPr>
@@ -3069,7 +3069,7 @@
         </w:tc>
         <w:tc>
           <w:tcPr>
-            <w:tcW w:type="dxa" w:w="1545"/>
+            <w:tcW w:type="dxa" w:w="1539"/>
             <w:shd w:val="clear" w:color="auto" w:fill="F7F9FB"/>
             <w:vAlign w:val="center"/>
           </w:tcPr>
@@ -3093,7 +3093,7 @@
         </w:tc>
         <w:tc>
           <w:tcPr>
-            <w:tcW w:type="dxa" w:w="2742"/>
+            <w:tcW w:type="dxa" w:w="2814"/>
             <w:shd w:val="clear" w:color="auto" w:fill="F7F9FB"/>
             <w:vAlign w:val="center"/>
           </w:tcPr>
@@ -3116,7 +3116,7 @@
         </w:tc>
         <w:tc>
           <w:tcPr>
-            <w:tcW w:type="dxa" w:w="2654"/>
+            <w:tcW w:type="dxa" w:w="2569"/>
             <w:shd w:val="clear" w:color="auto" w:fill="F7F9FB"/>
             <w:vAlign w:val="center"/>
           </w:tcPr>
@@ -3139,7 +3139,7 @@
         </w:tc>
         <w:tc>
           <w:tcPr>
-            <w:tcW w:type="dxa" w:w="1146"/>
+            <w:tcW w:type="dxa" w:w="1166"/>
             <w:shd w:val="clear" w:color="auto" w:fill="F7F9FB"/>
             <w:vAlign w:val="center"/>
           </w:tcPr>
@@ -3177,7 +3177,7 @@
         </w:trPr>
         <w:tc>
           <w:tcPr>
-            <w:tcW w:type="dxa" w:w="408"/>
+            <w:tcW w:type="dxa" w:w="407"/>
             <w:shd w:val="clear" w:color="auto" w:fill="FFFFFF"/>
             <w:vAlign w:val="center"/>
           </w:tcPr>
@@ -3201,7 +3201,7 @@
         </w:tc>
         <w:tc>
           <w:tcPr>
-            <w:tcW w:type="dxa" w:w="1545"/>
+            <w:tcW w:type="dxa" w:w="1539"/>
             <w:shd w:val="clear" w:color="auto" w:fill="FFFFFF"/>
             <w:vAlign w:val="center"/>
           </w:tcPr>
@@ -3225,7 +3225,7 @@
         </w:tc>
         <w:tc>
           <w:tcPr>
-            <w:tcW w:type="dxa" w:w="2742"/>
+            <w:tcW w:type="dxa" w:w="2814"/>
             <w:shd w:val="clear" w:color="auto" w:fill="FFFFFF"/>
             <w:vAlign w:val="center"/>
           </w:tcPr>
@@ -3248,7 +3248,7 @@
         </w:tc>
         <w:tc>
           <w:tcPr>
-            <w:tcW w:type="dxa" w:w="2654"/>
+            <w:tcW w:type="dxa" w:w="2569"/>
             <w:shd w:val="clear" w:color="auto" w:fill="FFFFFF"/>
             <w:vAlign w:val="center"/>
           </w:tcPr>
@@ -3271,7 +3271,7 @@
         </w:tc>
         <w:tc>
           <w:tcPr>
-            <w:tcW w:type="dxa" w:w="1146"/>
+            <w:tcW w:type="dxa" w:w="1166"/>
             <w:shd w:val="clear" w:color="auto" w:fill="FFFFFF"/>
             <w:vAlign w:val="center"/>
           </w:tcPr>
@@ -3309,7 +3309,7 @@
         </w:trPr>
         <w:tc>
           <w:tcPr>
-            <w:tcW w:type="dxa" w:w="408"/>
+            <w:tcW w:type="dxa" w:w="407"/>
             <w:shd w:val="clear" w:color="auto" w:fill="F7F9FB"/>
             <w:vAlign w:val="center"/>
           </w:tcPr>
@@ -3333,7 +3333,7 @@
         </w:tc>
         <w:tc>
           <w:tcPr>
-            <w:tcW w:type="dxa" w:w="1545"/>
+            <w:tcW w:type="dxa" w:w="1539"/>
             <w:shd w:val="clear" w:color="auto" w:fill="F7F9FB"/>
             <w:vAlign w:val="center"/>
           </w:tcPr>
@@ -3357,7 +3357,7 @@
         </w:tc>
         <w:tc>
           <w:tcPr>
-            <w:tcW w:type="dxa" w:w="2742"/>
+            <w:tcW w:type="dxa" w:w="2814"/>
             <w:shd w:val="clear" w:color="auto" w:fill="F7F9FB"/>
             <w:vAlign w:val="center"/>
           </w:tcPr>
@@ -3380,7 +3380,7 @@
         </w:tc>
         <w:tc>
           <w:tcPr>
-            <w:tcW w:type="dxa" w:w="2654"/>
+            <w:tcW w:type="dxa" w:w="2569"/>
             <w:shd w:val="clear" w:color="auto" w:fill="F7F9FB"/>
             <w:vAlign w:val="center"/>
           </w:tcPr>
@@ -3403,7 +3403,7 @@
         </w:tc>
         <w:tc>
           <w:tcPr>
-            <w:tcW w:type="dxa" w:w="1146"/>
+            <w:tcW w:type="dxa" w:w="1166"/>
             <w:shd w:val="clear" w:color="auto" w:fill="F7F9FB"/>
             <w:vAlign w:val="center"/>
           </w:tcPr>
@@ -3441,7 +3441,7 @@
         </w:trPr>
         <w:tc>
           <w:tcPr>
-            <w:tcW w:type="dxa" w:w="408"/>
+            <w:tcW w:type="dxa" w:w="407"/>
             <w:shd w:val="clear" w:color="auto" w:fill="FFFFFF"/>
             <w:vAlign w:val="center"/>
           </w:tcPr>
@@ -3465,7 +3465,7 @@
         </w:tc>
         <w:tc>
           <w:tcPr>
-            <w:tcW w:type="dxa" w:w="1545"/>
+            <w:tcW w:type="dxa" w:w="1539"/>
             <w:shd w:val="clear" w:color="auto" w:fill="FFFFFF"/>
             <w:vAlign w:val="center"/>
           </w:tcPr>
@@ -3489,7 +3489,7 @@
         </w:tc>
         <w:tc>
           <w:tcPr>
-            <w:tcW w:type="dxa" w:w="2742"/>
+            <w:tcW w:type="dxa" w:w="2814"/>
             <w:shd w:val="clear" w:color="auto" w:fill="FFFFFF"/>
             <w:vAlign w:val="center"/>
           </w:tcPr>
@@ -3512,7 +3512,7 @@
         </w:tc>
         <w:tc>
           <w:tcPr>
-            <w:tcW w:type="dxa" w:w="2654"/>
+            <w:tcW w:type="dxa" w:w="2569"/>
             <w:shd w:val="clear" w:color="auto" w:fill="FFFFFF"/>
             <w:vAlign w:val="center"/>
           </w:tcPr>
@@ -3535,7 +3535,7 @@
         </w:tc>
         <w:tc>
           <w:tcPr>
-            <w:tcW w:type="dxa" w:w="1146"/>
+            <w:tcW w:type="dxa" w:w="1166"/>
             <w:shd w:val="clear" w:color="auto" w:fill="FFFFFF"/>
             <w:vAlign w:val="center"/>
           </w:tcPr>
@@ -3573,7 +3573,7 @@
         </w:trPr>
         <w:tc>
           <w:tcPr>
-            <w:tcW w:type="dxa" w:w="408"/>
+            <w:tcW w:type="dxa" w:w="407"/>
             <w:shd w:val="clear" w:color="auto" w:fill="F7F9FB"/>
             <w:vAlign w:val="center"/>
           </w:tcPr>
@@ -3597,7 +3597,7 @@
         </w:tc>
         <w:tc>
           <w:tcPr>
-            <w:tcW w:type="dxa" w:w="1545"/>
+            <w:tcW w:type="dxa" w:w="1539"/>
             <w:shd w:val="clear" w:color="auto" w:fill="F7F9FB"/>
             <w:vAlign w:val="center"/>
           </w:tcPr>
@@ -3621,7 +3621,7 @@
         </w:tc>
         <w:tc>
           <w:tcPr>
-            <w:tcW w:type="dxa" w:w="2742"/>
+            <w:tcW w:type="dxa" w:w="2814"/>
             <w:shd w:val="clear" w:color="auto" w:fill="F7F9FB"/>
             <w:vAlign w:val="center"/>
           </w:tcPr>
@@ -3644,7 +3644,7 @@
         </w:tc>
         <w:tc>
           <w:tcPr>
-            <w:tcW w:type="dxa" w:w="2654"/>
+            <w:tcW w:type="dxa" w:w="2569"/>
             <w:shd w:val="clear" w:color="auto" w:fill="F7F9FB"/>
             <w:vAlign w:val="center"/>
           </w:tcPr>
@@ -3667,7 +3667,7 @@
         </w:tc>
         <w:tc>
           <w:tcPr>
-            <w:tcW w:type="dxa" w:w="1146"/>
+            <w:tcW w:type="dxa" w:w="1166"/>
             <w:shd w:val="clear" w:color="auto" w:fill="F7F9FB"/>
             <w:vAlign w:val="center"/>
           </w:tcPr>
@@ -3705,7 +3705,7 @@
         </w:trPr>
         <w:tc>
           <w:tcPr>
-            <w:tcW w:type="dxa" w:w="408"/>
+            <w:tcW w:type="dxa" w:w="407"/>
             <w:shd w:val="clear" w:color="auto" w:fill="FFFFFF"/>
             <w:vAlign w:val="center"/>
           </w:tcPr>
@@ -3729,7 +3729,7 @@
         </w:tc>
         <w:tc>
           <w:tcPr>
-            <w:tcW w:type="dxa" w:w="1545"/>
+            <w:tcW w:type="dxa" w:w="1539"/>
             <w:shd w:val="clear" w:color="auto" w:fill="FFFFFF"/>
             <w:vAlign w:val="center"/>
           </w:tcPr>
@@ -3753,7 +3753,7 @@
         </w:tc>
         <w:tc>
           <w:tcPr>
-            <w:tcW w:type="dxa" w:w="2742"/>
+            <w:tcW w:type="dxa" w:w="2814"/>
             <w:shd w:val="clear" w:color="auto" w:fill="FFFFFF"/>
             <w:vAlign w:val="center"/>
           </w:tcPr>
@@ -3776,7 +3776,7 @@
         </w:tc>
         <w:tc>
           <w:tcPr>
-            <w:tcW w:type="dxa" w:w="2654"/>
+            <w:tcW w:type="dxa" w:w="2569"/>
             <w:shd w:val="clear" w:color="auto" w:fill="FFFFFF"/>
             <w:vAlign w:val="center"/>
           </w:tcPr>
@@ -3799,7 +3799,7 @@
         </w:tc>
         <w:tc>
           <w:tcPr>
-            <w:tcW w:type="dxa" w:w="1146"/>
+            <w:tcW w:type="dxa" w:w="1166"/>
             <w:shd w:val="clear" w:color="auto" w:fill="FFFFFF"/>
             <w:vAlign w:val="center"/>
           </w:tcPr>
@@ -3837,7 +3837,7 @@
         </w:trPr>
         <w:tc>
           <w:tcPr>
-            <w:tcW w:type="dxa" w:w="408"/>
+            <w:tcW w:type="dxa" w:w="407"/>
             <w:shd w:val="clear" w:color="auto" w:fill="F7F9FB"/>
             <w:vAlign w:val="center"/>
           </w:tcPr>
@@ -3861,7 +3861,7 @@
         </w:tc>
         <w:tc>
           <w:tcPr>
-            <w:tcW w:type="dxa" w:w="1545"/>
+            <w:tcW w:type="dxa" w:w="1539"/>
             <w:shd w:val="clear" w:color="auto" w:fill="F7F9FB"/>
             <w:vAlign w:val="center"/>
           </w:tcPr>
@@ -3885,7 +3885,7 @@
         </w:tc>
         <w:tc>
           <w:tcPr>
-            <w:tcW w:type="dxa" w:w="2742"/>
+            <w:tcW w:type="dxa" w:w="2814"/>
             <w:shd w:val="clear" w:color="auto" w:fill="F7F9FB"/>
             <w:vAlign w:val="center"/>
           </w:tcPr>
@@ -3908,7 +3908,7 @@
         </w:tc>
         <w:tc>
           <w:tcPr>
-            <w:tcW w:type="dxa" w:w="2654"/>
+            <w:tcW w:type="dxa" w:w="2569"/>
             <w:shd w:val="clear" w:color="auto" w:fill="F7F9FB"/>
             <w:vAlign w:val="center"/>
           </w:tcPr>
@@ -3931,7 +3931,7 @@
         </w:tc>
         <w:tc>
           <w:tcPr>
-            <w:tcW w:type="dxa" w:w="1146"/>
+            <w:tcW w:type="dxa" w:w="1166"/>
             <w:shd w:val="clear" w:color="auto" w:fill="F7F9FB"/>
             <w:vAlign w:val="center"/>
           </w:tcPr>
@@ -3969,7 +3969,7 @@
         </w:trPr>
         <w:tc>
           <w:tcPr>
-            <w:tcW w:type="dxa" w:w="408"/>
+            <w:tcW w:type="dxa" w:w="407"/>
             <w:shd w:val="clear" w:color="auto" w:fill="FFFFFF"/>
             <w:vAlign w:val="center"/>
           </w:tcPr>
@@ -3993,7 +3993,7 @@
         </w:tc>
         <w:tc>
           <w:tcPr>
-            <w:tcW w:type="dxa" w:w="1545"/>
+            <w:tcW w:type="dxa" w:w="1539"/>
             <w:shd w:val="clear" w:color="auto" w:fill="FFFFFF"/>
             <w:vAlign w:val="center"/>
           </w:tcPr>
@@ -4017,7 +4017,7 @@
         </w:tc>
         <w:tc>
           <w:tcPr>
-            <w:tcW w:type="dxa" w:w="2742"/>
+            <w:tcW w:type="dxa" w:w="2814"/>
             <w:shd w:val="clear" w:color="auto" w:fill="FFFFFF"/>
             <w:vAlign w:val="center"/>
           </w:tcPr>
@@ -4040,7 +4040,7 @@
         </w:tc>
         <w:tc>
           <w:tcPr>
-            <w:tcW w:type="dxa" w:w="2654"/>
+            <w:tcW w:type="dxa" w:w="2569"/>
             <w:shd w:val="clear" w:color="auto" w:fill="FFFFFF"/>
             <w:vAlign w:val="center"/>
           </w:tcPr>
@@ -4063,7 +4063,7 @@
         </w:tc>
         <w:tc>
           <w:tcPr>
-            <w:tcW w:type="dxa" w:w="1146"/>
+            <w:tcW w:type="dxa" w:w="1166"/>
             <w:shd w:val="clear" w:color="auto" w:fill="FFFFFF"/>
             <w:vAlign w:val="center"/>
           </w:tcPr>
@@ -4101,7 +4101,7 @@
         </w:trPr>
         <w:tc>
           <w:tcPr>
-            <w:tcW w:type="dxa" w:w="408"/>
+            <w:tcW w:type="dxa" w:w="407"/>
             <w:shd w:val="clear" w:color="auto" w:fill="F7F9FB"/>
             <w:vAlign w:val="center"/>
           </w:tcPr>
@@ -4125,7 +4125,7 @@
         </w:tc>
         <w:tc>
           <w:tcPr>
-            <w:tcW w:type="dxa" w:w="1545"/>
+            <w:tcW w:type="dxa" w:w="1539"/>
             <w:shd w:val="clear" w:color="auto" w:fill="F7F9FB"/>
             <w:vAlign w:val="center"/>
           </w:tcPr>
@@ -4149,7 +4149,7 @@
         </w:tc>
         <w:tc>
           <w:tcPr>
-            <w:tcW w:type="dxa" w:w="2742"/>
+            <w:tcW w:type="dxa" w:w="2814"/>
             <w:shd w:val="clear" w:color="auto" w:fill="F7F9FB"/>
             <w:vAlign w:val="center"/>
           </w:tcPr>
@@ -4172,7 +4172,7 @@
         </w:tc>
         <w:tc>
           <w:tcPr>
-            <w:tcW w:type="dxa" w:w="2654"/>
+            <w:tcW w:type="dxa" w:w="2569"/>
             <w:shd w:val="clear" w:color="auto" w:fill="F7F9FB"/>
             <w:vAlign w:val="center"/>
           </w:tcPr>
@@ -4195,7 +4195,7 @@
         </w:tc>
         <w:tc>
           <w:tcPr>
-            <w:tcW w:type="dxa" w:w="1146"/>
+            <w:tcW w:type="dxa" w:w="1166"/>
             <w:shd w:val="clear" w:color="auto" w:fill="F7F9FB"/>
             <w:vAlign w:val="center"/>
           </w:tcPr>
@@ -4233,7 +4233,7 @@
         </w:trPr>
         <w:tc>
           <w:tcPr>
-            <w:tcW w:type="dxa" w:w="408"/>
+            <w:tcW w:type="dxa" w:w="407"/>
             <w:shd w:val="clear" w:color="auto" w:fill="FFFFFF"/>
             <w:vAlign w:val="center"/>
           </w:tcPr>
@@ -4257,7 +4257,7 @@
         </w:tc>
         <w:tc>
           <w:tcPr>
-            <w:tcW w:type="dxa" w:w="1545"/>
+            <w:tcW w:type="dxa" w:w="1539"/>
             <w:shd w:val="clear" w:color="auto" w:fill="FFFFFF"/>
             <w:vAlign w:val="center"/>
           </w:tcPr>
@@ -4281,7 +4281,7 @@
         </w:tc>
         <w:tc>
           <w:tcPr>
-            <w:tcW w:type="dxa" w:w="2742"/>
+            <w:tcW w:type="dxa" w:w="2814"/>
             <w:shd w:val="clear" w:color="auto" w:fill="FFFFFF"/>
             <w:vAlign w:val="center"/>
           </w:tcPr>
@@ -4304,7 +4304,7 @@
         </w:tc>
         <w:tc>
           <w:tcPr>
-            <w:tcW w:type="dxa" w:w="2654"/>
+            <w:tcW w:type="dxa" w:w="2569"/>
             <w:shd w:val="clear" w:color="auto" w:fill="FFFFFF"/>
             <w:vAlign w:val="center"/>
           </w:tcPr>
@@ -4327,7 +4327,7 @@
         </w:tc>
         <w:tc>
           <w:tcPr>
-            <w:tcW w:type="dxa" w:w="1146"/>
+            <w:tcW w:type="dxa" w:w="1166"/>
             <w:shd w:val="clear" w:color="auto" w:fill="FFFFFF"/>
             <w:vAlign w:val="center"/>
           </w:tcPr>
@@ -4365,7 +4365,7 @@
         </w:trPr>
         <w:tc>
           <w:tcPr>
-            <w:tcW w:type="dxa" w:w="408"/>
+            <w:tcW w:type="dxa" w:w="407"/>
             <w:shd w:val="clear" w:color="auto" w:fill="F7F9FB"/>
             <w:vAlign w:val="center"/>
           </w:tcPr>
@@ -4389,7 +4389,7 @@
         </w:tc>
         <w:tc>
           <w:tcPr>
-            <w:tcW w:type="dxa" w:w="1545"/>
+            <w:tcW w:type="dxa" w:w="1539"/>
             <w:shd w:val="clear" w:color="auto" w:fill="F7F9FB"/>
             <w:vAlign w:val="center"/>
           </w:tcPr>
@@ -4413,7 +4413,7 @@
         </w:tc>
         <w:tc>
           <w:tcPr>
-            <w:tcW w:type="dxa" w:w="2742"/>
+            <w:tcW w:type="dxa" w:w="2814"/>
             <w:shd w:val="clear" w:color="auto" w:fill="F7F9FB"/>
             <w:vAlign w:val="center"/>
           </w:tcPr>
@@ -4436,7 +4436,7 @@
         </w:tc>
         <w:tc>
           <w:tcPr>
-            <w:tcW w:type="dxa" w:w="2654"/>
+            <w:tcW w:type="dxa" w:w="2569"/>
             <w:shd w:val="clear" w:color="auto" w:fill="F7F9FB"/>
             <w:vAlign w:val="center"/>
           </w:tcPr>
@@ -4459,7 +4459,7 @@
         </w:tc>
         <w:tc>
           <w:tcPr>
-            <w:tcW w:type="dxa" w:w="1146"/>
+            <w:tcW w:type="dxa" w:w="1166"/>
             <w:shd w:val="clear" w:color="auto" w:fill="F7F9FB"/>
             <w:vAlign w:val="center"/>
           </w:tcPr>
@@ -4497,7 +4497,7 @@
         </w:trPr>
         <w:tc>
           <w:tcPr>
-            <w:tcW w:type="dxa" w:w="408"/>
+            <w:tcW w:type="dxa" w:w="407"/>
             <w:shd w:val="clear" w:color="auto" w:fill="FFFFFF"/>
             <w:vAlign w:val="center"/>
           </w:tcPr>
@@ -4521,7 +4521,7 @@
         </w:tc>
         <w:tc>
           <w:tcPr>
-            <w:tcW w:type="dxa" w:w="1545"/>
+            <w:tcW w:type="dxa" w:w="1539"/>
             <w:shd w:val="clear" w:color="auto" w:fill="FFFFFF"/>
             <w:vAlign w:val="center"/>
           </w:tcPr>
@@ -4545,7 +4545,7 @@
         </w:tc>
         <w:tc>
           <w:tcPr>
-            <w:tcW w:type="dxa" w:w="2742"/>
+            <w:tcW w:type="dxa" w:w="2814"/>
             <w:shd w:val="clear" w:color="auto" w:fill="FFFFFF"/>
             <w:vAlign w:val="center"/>
           </w:tcPr>
@@ -4568,7 +4568,7 @@
         </w:tc>
         <w:tc>
           <w:tcPr>
-            <w:tcW w:type="dxa" w:w="2654"/>
+            <w:tcW w:type="dxa" w:w="2569"/>
             <w:shd w:val="clear" w:color="auto" w:fill="FFFFFF"/>
             <w:vAlign w:val="center"/>
           </w:tcPr>
@@ -4591,7 +4591,7 @@
         </w:tc>
         <w:tc>
           <w:tcPr>
-            <w:tcW w:type="dxa" w:w="1146"/>
+            <w:tcW w:type="dxa" w:w="1166"/>
             <w:shd w:val="clear" w:color="auto" w:fill="FFFFFF"/>
             <w:vAlign w:val="center"/>
           </w:tcPr>
@@ -4629,7 +4629,7 @@
         </w:trPr>
         <w:tc>
           <w:tcPr>
-            <w:tcW w:type="dxa" w:w="408"/>
+            <w:tcW w:type="dxa" w:w="407"/>
             <w:shd w:val="clear" w:color="auto" w:fill="F7F9FB"/>
             <w:vAlign w:val="center"/>
           </w:tcPr>
@@ -4653,7 +4653,7 @@
         </w:tc>
         <w:tc>
           <w:tcPr>
-            <w:tcW w:type="dxa" w:w="1545"/>
+            <w:tcW w:type="dxa" w:w="1539"/>
             <w:shd w:val="clear" w:color="auto" w:fill="F7F9FB"/>
             <w:vAlign w:val="center"/>
           </w:tcPr>
@@ -4677,7 +4677,7 @@
         </w:tc>
         <w:tc>
           <w:tcPr>
-            <w:tcW w:type="dxa" w:w="2742"/>
+            <w:tcW w:type="dxa" w:w="2814"/>
             <w:shd w:val="clear" w:color="auto" w:fill="F7F9FB"/>
             <w:vAlign w:val="center"/>
           </w:tcPr>
@@ -4700,7 +4700,7 @@
         </w:tc>
         <w:tc>
           <w:tcPr>
-            <w:tcW w:type="dxa" w:w="2654"/>
+            <w:tcW w:type="dxa" w:w="2569"/>
             <w:shd w:val="clear" w:color="auto" w:fill="F7F9FB"/>
             <w:vAlign w:val="center"/>
           </w:tcPr>
@@ -4723,7 +4723,7 @@
         </w:tc>
         <w:tc>
           <w:tcPr>
-            <w:tcW w:type="dxa" w:w="1146"/>
+            <w:tcW w:type="dxa" w:w="1166"/>
             <w:shd w:val="clear" w:color="auto" w:fill="F7F9FB"/>
             <w:vAlign w:val="center"/>
           </w:tcPr>
@@ -4761,7 +4761,7 @@
         </w:trPr>
         <w:tc>
           <w:tcPr>
-            <w:tcW w:type="dxa" w:w="408"/>
+            <w:tcW w:type="dxa" w:w="407"/>
             <w:shd w:val="clear" w:color="auto" w:fill="FFFFFF"/>
             <w:vAlign w:val="center"/>
           </w:tcPr>
@@ -4785,7 +4785,7 @@
         </w:tc>
         <w:tc>
           <w:tcPr>
-            <w:tcW w:type="dxa" w:w="1545"/>
+            <w:tcW w:type="dxa" w:w="1539"/>
             <w:shd w:val="clear" w:color="auto" w:fill="FFFFFF"/>
             <w:vAlign w:val="center"/>
           </w:tcPr>
@@ -4809,7 +4809,7 @@
         </w:tc>
         <w:tc>
           <w:tcPr>
-            <w:tcW w:type="dxa" w:w="2742"/>
+            <w:tcW w:type="dxa" w:w="2814"/>
             <w:shd w:val="clear" w:color="auto" w:fill="FFFFFF"/>
             <w:vAlign w:val="center"/>
           </w:tcPr>
@@ -4832,7 +4832,7 @@
         </w:tc>
         <w:tc>
           <w:tcPr>
-            <w:tcW w:type="dxa" w:w="2654"/>
+            <w:tcW w:type="dxa" w:w="2569"/>
             <w:shd w:val="clear" w:color="auto" w:fill="FFFFFF"/>
             <w:vAlign w:val="center"/>
           </w:tcPr>
@@ -4855,7 +4855,7 @@
         </w:tc>
         <w:tc>
           <w:tcPr>
-            <w:tcW w:type="dxa" w:w="1146"/>
+            <w:tcW w:type="dxa" w:w="1166"/>
             <w:shd w:val="clear" w:color="auto" w:fill="FFFFFF"/>
             <w:vAlign w:val="center"/>
           </w:tcPr>
@@ -4893,7 +4893,7 @@
         </w:trPr>
         <w:tc>
           <w:tcPr>
-            <w:tcW w:type="dxa" w:w="408"/>
+            <w:tcW w:type="dxa" w:w="407"/>
             <w:shd w:val="clear" w:color="auto" w:fill="F7F9FB"/>
             <w:vAlign w:val="center"/>
           </w:tcPr>
@@ -4917,7 +4917,7 @@
         </w:tc>
         <w:tc>
           <w:tcPr>
-            <w:tcW w:type="dxa" w:w="1545"/>
+            <w:tcW w:type="dxa" w:w="1539"/>
             <w:shd w:val="clear" w:color="auto" w:fill="F7F9FB"/>
             <w:vAlign w:val="center"/>
           </w:tcPr>
@@ -4941,7 +4941,7 @@
         </w:tc>
         <w:tc>
           <w:tcPr>
-            <w:tcW w:type="dxa" w:w="2742"/>
+            <w:tcW w:type="dxa" w:w="2814"/>
             <w:shd w:val="clear" w:color="auto" w:fill="F7F9FB"/>
             <w:vAlign w:val="center"/>
           </w:tcPr>
@@ -4964,7 +4964,7 @@
         </w:tc>
         <w:tc>
           <w:tcPr>
-            <w:tcW w:type="dxa" w:w="2654"/>
+            <w:tcW w:type="dxa" w:w="2569"/>
             <w:shd w:val="clear" w:color="auto" w:fill="F7F9FB"/>
             <w:vAlign w:val="center"/>
           </w:tcPr>
@@ -4987,7 +4987,7 @@
         </w:tc>
         <w:tc>
           <w:tcPr>
-            <w:tcW w:type="dxa" w:w="1146"/>
+            <w:tcW w:type="dxa" w:w="1166"/>
             <w:shd w:val="clear" w:color="auto" w:fill="F7F9FB"/>
             <w:vAlign w:val="center"/>
           </w:tcPr>
@@ -5025,7 +5025,7 @@
         </w:trPr>
         <w:tc>
           <w:tcPr>
-            <w:tcW w:type="dxa" w:w="408"/>
+            <w:tcW w:type="dxa" w:w="407"/>
             <w:shd w:val="clear" w:color="auto" w:fill="FFFFFF"/>
             <w:vAlign w:val="center"/>
           </w:tcPr>
@@ -5049,7 +5049,7 @@
         </w:tc>
         <w:tc>
           <w:tcPr>
-            <w:tcW w:type="dxa" w:w="1545"/>
+            <w:tcW w:type="dxa" w:w="1539"/>
             <w:shd w:val="clear" w:color="auto" w:fill="FFFFFF"/>
             <w:vAlign w:val="center"/>
           </w:tcPr>
@@ -5073,7 +5073,7 @@
         </w:tc>
         <w:tc>
           <w:tcPr>
-            <w:tcW w:type="dxa" w:w="2742"/>
+            <w:tcW w:type="dxa" w:w="2814"/>
             <w:shd w:val="clear" w:color="auto" w:fill="FFFFFF"/>
             <w:vAlign w:val="center"/>
           </w:tcPr>
@@ -5096,7 +5096,7 @@
         </w:tc>
         <w:tc>
           <w:tcPr>
-            <w:tcW w:type="dxa" w:w="2654"/>
+            <w:tcW w:type="dxa" w:w="2569"/>
             <w:shd w:val="clear" w:color="auto" w:fill="FFFFFF"/>
             <w:vAlign w:val="center"/>
           </w:tcPr>
@@ -5119,7 +5119,7 @@
         </w:tc>
         <w:tc>
           <w:tcPr>
-            <w:tcW w:type="dxa" w:w="1146"/>
+            <w:tcW w:type="dxa" w:w="1166"/>
             <w:shd w:val="clear" w:color="auto" w:fill="FFFFFF"/>
             <w:vAlign w:val="center"/>
           </w:tcPr>
@@ -5157,7 +5157,7 @@
         </w:trPr>
         <w:tc>
           <w:tcPr>
-            <w:tcW w:type="dxa" w:w="408"/>
+            <w:tcW w:type="dxa" w:w="407"/>
             <w:shd w:val="clear" w:color="auto" w:fill="F7F9FB"/>
             <w:vAlign w:val="center"/>
           </w:tcPr>
@@ -5181,7 +5181,7 @@
         </w:tc>
         <w:tc>
           <w:tcPr>
-            <w:tcW w:type="dxa" w:w="1545"/>
+            <w:tcW w:type="dxa" w:w="1539"/>
             <w:shd w:val="clear" w:color="auto" w:fill="F7F9FB"/>
             <w:vAlign w:val="center"/>
           </w:tcPr>
@@ -5205,7 +5205,7 @@
         </w:tc>
         <w:tc>
           <w:tcPr>
-            <w:tcW w:type="dxa" w:w="2742"/>
+            <w:tcW w:type="dxa" w:w="2814"/>
             <w:shd w:val="clear" w:color="auto" w:fill="F7F9FB"/>
             <w:vAlign w:val="center"/>
           </w:tcPr>
@@ -5228,7 +5228,7 @@
         </w:tc>
         <w:tc>
           <w:tcPr>
-            <w:tcW w:type="dxa" w:w="2654"/>
+            <w:tcW w:type="dxa" w:w="2569"/>
             <w:shd w:val="clear" w:color="auto" w:fill="F7F9FB"/>
             <w:vAlign w:val="center"/>
           </w:tcPr>
@@ -5251,7 +5251,7 @@
         </w:tc>
         <w:tc>
           <w:tcPr>
-            <w:tcW w:type="dxa" w:w="1146"/>
+            <w:tcW w:type="dxa" w:w="1166"/>
             <w:shd w:val="clear" w:color="auto" w:fill="F7F9FB"/>
             <w:vAlign w:val="center"/>
           </w:tcPr>
@@ -5289,7 +5289,7 @@
         </w:trPr>
         <w:tc>
           <w:tcPr>
-            <w:tcW w:type="dxa" w:w="408"/>
+            <w:tcW w:type="dxa" w:w="407"/>
             <w:shd w:val="clear" w:color="auto" w:fill="FFFFFF"/>
             <w:vAlign w:val="center"/>
           </w:tcPr>
@@ -5313,7 +5313,7 @@
         </w:tc>
         <w:tc>
           <w:tcPr>
-            <w:tcW w:type="dxa" w:w="1545"/>
+            <w:tcW w:type="dxa" w:w="1539"/>
             <w:shd w:val="clear" w:color="auto" w:fill="FFFFFF"/>
             <w:vAlign w:val="center"/>
           </w:tcPr>
@@ -5337,7 +5337,7 @@
         </w:tc>
         <w:tc>
           <w:tcPr>
-            <w:tcW w:type="dxa" w:w="2742"/>
+            <w:tcW w:type="dxa" w:w="2814"/>
             <w:shd w:val="clear" w:color="auto" w:fill="FFFFFF"/>
             <w:vAlign w:val="center"/>
           </w:tcPr>
@@ -5360,7 +5360,7 @@
         </w:tc>
         <w:tc>
           <w:tcPr>
-            <w:tcW w:type="dxa" w:w="2654"/>
+            <w:tcW w:type="dxa" w:w="2569"/>
             <w:shd w:val="clear" w:color="auto" w:fill="FFFFFF"/>
             <w:vAlign w:val="center"/>
           </w:tcPr>
@@ -5383,7 +5383,7 @@
         </w:tc>
         <w:tc>
           <w:tcPr>
-            <w:tcW w:type="dxa" w:w="1146"/>
+            <w:tcW w:type="dxa" w:w="1166"/>
             <w:shd w:val="clear" w:color="auto" w:fill="FFFFFF"/>
             <w:vAlign w:val="center"/>
           </w:tcPr>
@@ -5421,7 +5421,7 @@
         </w:trPr>
         <w:tc>
           <w:tcPr>
-            <w:tcW w:type="dxa" w:w="408"/>
+            <w:tcW w:type="dxa" w:w="407"/>
             <w:shd w:val="clear" w:color="auto" w:fill="F7F9FB"/>
             <w:vAlign w:val="center"/>
           </w:tcPr>
@@ -5445,7 +5445,7 @@
         </w:tc>
         <w:tc>
           <w:tcPr>
-            <w:tcW w:type="dxa" w:w="1545"/>
+            <w:tcW w:type="dxa" w:w="1539"/>
             <w:shd w:val="clear" w:color="auto" w:fill="F7F9FB"/>
             <w:vAlign w:val="center"/>
           </w:tcPr>
@@ -5469,7 +5469,7 @@
         </w:tc>
         <w:tc>
           <w:tcPr>
-            <w:tcW w:type="dxa" w:w="2742"/>
+            <w:tcW w:type="dxa" w:w="2814"/>
             <w:shd w:val="clear" w:color="auto" w:fill="F7F9FB"/>
             <w:vAlign w:val="center"/>
           </w:tcPr>
@@ -5492,7 +5492,7 @@
         </w:tc>
         <w:tc>
           <w:tcPr>
-            <w:tcW w:type="dxa" w:w="2654"/>
+            <w:tcW w:type="dxa" w:w="2569"/>
             <w:shd w:val="clear" w:color="auto" w:fill="F7F9FB"/>
             <w:vAlign w:val="center"/>
           </w:tcPr>
@@ -5515,7 +5515,7 @@
         </w:tc>
         <w:tc>
           <w:tcPr>
-            <w:tcW w:type="dxa" w:w="1146"/>
+            <w:tcW w:type="dxa" w:w="1166"/>
             <w:shd w:val="clear" w:color="auto" w:fill="F7F9FB"/>
             <w:vAlign w:val="center"/>
           </w:tcPr>
@@ -5553,7 +5553,7 @@
         </w:trPr>
         <w:tc>
           <w:tcPr>
-            <w:tcW w:type="dxa" w:w="408"/>
+            <w:tcW w:type="dxa" w:w="407"/>
             <w:shd w:val="clear" w:color="auto" w:fill="FFFFFF"/>
             <w:vAlign w:val="center"/>
           </w:tcPr>
@@ -5577,7 +5577,7 @@
         </w:tc>
         <w:tc>
           <w:tcPr>
-            <w:tcW w:type="dxa" w:w="1545"/>
+            <w:tcW w:type="dxa" w:w="1539"/>
             <w:shd w:val="clear" w:color="auto" w:fill="FFFFFF"/>
             <w:vAlign w:val="center"/>
           </w:tcPr>
@@ -5601,7 +5601,7 @@
         </w:tc>
         <w:tc>
           <w:tcPr>
-            <w:tcW w:type="dxa" w:w="2742"/>
+            <w:tcW w:type="dxa" w:w="2814"/>
             <w:shd w:val="clear" w:color="auto" w:fill="FFFFFF"/>
             <w:vAlign w:val="center"/>
           </w:tcPr>
@@ -5624,7 +5624,7 @@
         </w:tc>
         <w:tc>
           <w:tcPr>
-            <w:tcW w:type="dxa" w:w="2654"/>
+            <w:tcW w:type="dxa" w:w="2569"/>
             <w:shd w:val="clear" w:color="auto" w:fill="FFFFFF"/>
             <w:vAlign w:val="center"/>
           </w:tcPr>
@@ -5647,7 +5647,7 @@
         </w:tc>
         <w:tc>
           <w:tcPr>
-            <w:tcW w:type="dxa" w:w="1146"/>
+            <w:tcW w:type="dxa" w:w="1166"/>
             <w:shd w:val="clear" w:color="auto" w:fill="FFFFFF"/>
             <w:vAlign w:val="center"/>
           </w:tcPr>
@@ -5675,7 +5675,7 @@
         </w:trPr>
         <w:tc>
           <w:tcPr>
-            <w:tcW w:type="dxa" w:w="408"/>
+            <w:tcW w:type="dxa" w:w="407"/>
             <w:shd w:val="clear" w:color="auto" w:fill="F7F9FB"/>
             <w:vAlign w:val="center"/>
           </w:tcPr>
@@ -5699,7 +5699,7 @@
         </w:tc>
         <w:tc>
           <w:tcPr>
-            <w:tcW w:type="dxa" w:w="1545"/>
+            <w:tcW w:type="dxa" w:w="1539"/>
             <w:shd w:val="clear" w:color="auto" w:fill="F7F9FB"/>
             <w:vAlign w:val="center"/>
           </w:tcPr>
@@ -5723,7 +5723,7 @@
         </w:tc>
         <w:tc>
           <w:tcPr>
-            <w:tcW w:type="dxa" w:w="2742"/>
+            <w:tcW w:type="dxa" w:w="2814"/>
             <w:shd w:val="clear" w:color="auto" w:fill="F7F9FB"/>
             <w:vAlign w:val="center"/>
           </w:tcPr>
@@ -5746,7 +5746,7 @@
         </w:tc>
         <w:tc>
           <w:tcPr>
-            <w:tcW w:type="dxa" w:w="2654"/>
+            <w:tcW w:type="dxa" w:w="2569"/>
             <w:shd w:val="clear" w:color="auto" w:fill="F7F9FB"/>
             <w:vAlign w:val="center"/>
           </w:tcPr>
@@ -5769,7 +5769,7 @@
         </w:tc>
         <w:tc>
           <w:tcPr>
-            <w:tcW w:type="dxa" w:w="1146"/>
+            <w:tcW w:type="dxa" w:w="1166"/>
             <w:shd w:val="clear" w:color="auto" w:fill="F7F9FB"/>
             <w:vAlign w:val="center"/>
           </w:tcPr>
@@ -5807,7 +5807,7 @@
         </w:trPr>
         <w:tc>
           <w:tcPr>
-            <w:tcW w:type="dxa" w:w="408"/>
+            <w:tcW w:type="dxa" w:w="407"/>
             <w:shd w:val="clear" w:color="auto" w:fill="FFFFFF"/>
             <w:vAlign w:val="center"/>
           </w:tcPr>
@@ -5831,7 +5831,7 @@
         </w:tc>
         <w:tc>
           <w:tcPr>
-            <w:tcW w:type="dxa" w:w="1545"/>
+            <w:tcW w:type="dxa" w:w="1539"/>
             <w:shd w:val="clear" w:color="auto" w:fill="FFFFFF"/>
             <w:vAlign w:val="center"/>
           </w:tcPr>
@@ -5855,7 +5855,7 @@
         </w:tc>
         <w:tc>
           <w:tcPr>
-            <w:tcW w:type="dxa" w:w="2742"/>
+            <w:tcW w:type="dxa" w:w="2814"/>
             <w:shd w:val="clear" w:color="auto" w:fill="FFFFFF"/>
             <w:vAlign w:val="center"/>
           </w:tcPr>
@@ -5878,7 +5878,7 @@
         </w:tc>
         <w:tc>
           <w:tcPr>
-            <w:tcW w:type="dxa" w:w="2654"/>
+            <w:tcW w:type="dxa" w:w="2569"/>
             <w:shd w:val="clear" w:color="auto" w:fill="FFFFFF"/>
             <w:vAlign w:val="center"/>
           </w:tcPr>
@@ -5901,7 +5901,7 @@
         </w:tc>
         <w:tc>
           <w:tcPr>
-            <w:tcW w:type="dxa" w:w="1146"/>
+            <w:tcW w:type="dxa" w:w="1166"/>
             <w:shd w:val="clear" w:color="auto" w:fill="FFFFFF"/>
             <w:vAlign w:val="center"/>
           </w:tcPr>
@@ -5939,7 +5939,7 @@
         </w:trPr>
         <w:tc>
           <w:tcPr>
-            <w:tcW w:type="dxa" w:w="408"/>
+            <w:tcW w:type="dxa" w:w="407"/>
             <w:shd w:val="clear" w:color="auto" w:fill="F7F9FB"/>
             <w:vAlign w:val="center"/>
           </w:tcPr>
@@ -5963,7 +5963,7 @@
         </w:tc>
         <w:tc>
           <w:tcPr>
-            <w:tcW w:type="dxa" w:w="1545"/>
+            <w:tcW w:type="dxa" w:w="1539"/>
             <w:shd w:val="clear" w:color="auto" w:fill="F7F9FB"/>
             <w:vAlign w:val="center"/>
           </w:tcPr>
@@ -5987,7 +5987,7 @@
         </w:tc>
         <w:tc>
           <w:tcPr>
-            <w:tcW w:type="dxa" w:w="2742"/>
+            <w:tcW w:type="dxa" w:w="2814"/>
             <w:shd w:val="clear" w:color="auto" w:fill="F7F9FB"/>
             <w:vAlign w:val="center"/>
           </w:tcPr>
@@ -6010,7 +6010,7 @@
         </w:tc>
         <w:tc>
           <w:tcPr>
-            <w:tcW w:type="dxa" w:w="2654"/>
+            <w:tcW w:type="dxa" w:w="2569"/>
             <w:shd w:val="clear" w:color="auto" w:fill="F7F9FB"/>
             <w:vAlign w:val="center"/>
           </w:tcPr>
@@ -6033,7 +6033,7 @@
         </w:tc>
         <w:tc>
           <w:tcPr>
-            <w:tcW w:type="dxa" w:w="1146"/>
+            <w:tcW w:type="dxa" w:w="1166"/>
             <w:shd w:val="clear" w:color="auto" w:fill="F7F9FB"/>
             <w:vAlign w:val="center"/>
           </w:tcPr>
@@ -6071,7 +6071,7 @@
         </w:trPr>
         <w:tc>
           <w:tcPr>
-            <w:tcW w:type="dxa" w:w="408"/>
+            <w:tcW w:type="dxa" w:w="407"/>
             <w:shd w:val="clear" w:color="auto" w:fill="FFFFFF"/>
             <w:vAlign w:val="center"/>
           </w:tcPr>
@@ -6095,7 +6095,7 @@
         </w:tc>
         <w:tc>
           <w:tcPr>
-            <w:tcW w:type="dxa" w:w="1545"/>
+            <w:tcW w:type="dxa" w:w="1539"/>
             <w:shd w:val="clear" w:color="auto" w:fill="FFFFFF"/>
             <w:vAlign w:val="center"/>
           </w:tcPr>
@@ -6119,7 +6119,7 @@
         </w:tc>
         <w:tc>
           <w:tcPr>
-            <w:tcW w:type="dxa" w:w="2742"/>
+            <w:tcW w:type="dxa" w:w="2814"/>
             <w:shd w:val="clear" w:color="auto" w:fill="FFFFFF"/>
             <w:vAlign w:val="center"/>
           </w:tcPr>
@@ -6142,7 +6142,7 @@
         </w:tc>
         <w:tc>
           <w:tcPr>
-            <w:tcW w:type="dxa" w:w="2654"/>
+            <w:tcW w:type="dxa" w:w="2569"/>
             <w:shd w:val="clear" w:color="auto" w:fill="FFFFFF"/>
             <w:vAlign w:val="center"/>
           </w:tcPr>
@@ -6185,7 +6185,7 @@
         </w:tc>
         <w:tc>
           <w:tcPr>
-            <w:tcW w:type="dxa" w:w="1146"/>
+            <w:tcW w:type="dxa" w:w="1166"/>
             <w:shd w:val="clear" w:color="auto" w:fill="FFFFFF"/>
             <w:vAlign w:val="center"/>
           </w:tcPr>
@@ -6223,12 +6223,144 @@
         </w:trPr>
         <w:tc>
           <w:tcPr>
-            <w:tcW w:type="dxa" w:w="408"/>
+            <w:tcW w:type="dxa" w:w="407"/>
             <w:shd w:val="clear" w:color="auto" w:fill="F7F9FB"/>
             <w:vAlign w:val="center"/>
           </w:tcPr>
           <w:p>
             <w:pPr>
+              <w:keepNext/>
+              <w:spacing w:after="0"/>
+              <w:jc w:val="center"/>
+            </w:pPr>
+            <w:r>
+              <w:rPr>
+                <w:rFonts w:ascii="Calibri" w:hAnsi="Calibri"/>
+                <w:b/>
+                <w:i w:val="0"/>
+                <w:color w:val="222222"/>
+                <w:sz w:val="20"/>
+              </w:rPr>
+              <w:t>46</w:t>
+            </w:r>
+          </w:p>
+        </w:tc>
+        <w:tc>
+          <w:tcPr>
+            <w:tcW w:type="dxa" w:w="1539"/>
+            <w:shd w:val="clear" w:color="auto" w:fill="F7F9FB"/>
+            <w:vAlign w:val="center"/>
+          </w:tcPr>
+          <w:p>
+            <w:pPr>
+              <w:keepNext/>
+              <w:spacing w:after="0"/>
+              <w:jc w:val="center"/>
+            </w:pPr>
+            <w:r>
+              <w:rPr>
+                <w:rFonts w:ascii="Calibri" w:hAnsi="Calibri"/>
+                <w:b w:val="0"/>
+                <w:i w:val="0"/>
+                <w:color w:val="222222"/>
+                <w:sz w:val="20"/>
+              </w:rPr>
+              <w:t>2026-10-28</w:t>
+            </w:r>
+          </w:p>
+        </w:tc>
+        <w:tc>
+          <w:tcPr>
+            <w:tcW w:type="dxa" w:w="2814"/>
+            <w:shd w:val="clear" w:color="auto" w:fill="F7F9FB"/>
+            <w:vAlign w:val="center"/>
+          </w:tcPr>
+          <w:p>
+            <w:pPr>
+              <w:keepNext/>
+              <w:spacing w:after="0"/>
+            </w:pPr>
+            <w:r>
+              <w:rPr>
+                <w:rFonts w:ascii="Calibri" w:hAnsi="Calibri"/>
+                <w:b w:val="0"/>
+                <w:i w:val="0"/>
+                <w:color w:val="222222"/>
+                <w:sz w:val="20"/>
+              </w:rPr>
+              <w:t>Human iPSC against rat chips from one lab: split-half noise of untreated wells</w:t>
+            </w:r>
+          </w:p>
+        </w:tc>
+        <w:tc>
+          <w:tcPr>
+            <w:tcW w:type="dxa" w:w="2569"/>
+            <w:shd w:val="clear" w:color="auto" w:fill="F7F9FB"/>
+            <w:vAlign w:val="center"/>
+          </w:tcPr>
+          <w:p>
+            <w:pPr>
+              <w:keepNext/>
+              <w:spacing w:after="0"/>
+            </w:pPr>
+            <w:r>
+              <w:rPr>
+                <w:rFonts w:ascii="Calibri" w:hAnsi="Calibri"/>
+                <w:b w:val="0"/>
+                <w:i w:val="0"/>
+                <w:color w:val="222222"/>
+                <w:sz w:val="20"/>
+              </w:rPr>
+              <w:t>2 of 3 registered predictions pass; human firing rate about twice as noisy, but not across readouts; wells needed reported as a lower bound</w:t>
+            </w:r>
+          </w:p>
+        </w:tc>
+        <w:tc>
+          <w:tcPr>
+            <w:tcW w:type="dxa" w:w="1166"/>
+            <w:shd w:val="clear" w:color="auto" w:fill="F7F9FB"/>
+            <w:vAlign w:val="center"/>
+          </w:tcPr>
+          <w:p>
+            <w:pPr>
+              <w:keepNext/>
+              <w:spacing w:after="0"/>
+            </w:pPr>
+            <w:r>
+              <w:rPr>
+                <w:rFonts w:ascii="Consolas" w:hAnsi="Consolas"/>
+                <w:b w:val="0"/>
+                <w:i w:val="0"/>
+                <w:color w:val="222222"/>
+                <w:sz w:val="18"/>
+              </w:rPr>
+              <w:t>35df26a</w:t>
+            </w:r>
+            <w:r>
+              <w:rPr>
+                <w:rFonts w:ascii="Calibri" w:hAnsi="Calibri"/>
+                <w:b w:val="0"/>
+                <w:i w:val="0"/>
+                <w:color w:val="222222"/>
+                <w:sz w:val="20"/>
+              </w:rPr>
+              <w:t xml:space="preserve"> … this branch</w:t>
+            </w:r>
+          </w:p>
+        </w:tc>
+      </w:tr>
+      <w:tr>
+        <w:trPr>
+          <w:cantSplit/>
+        </w:trPr>
+        <w:tc>
+          <w:tcPr>
+            <w:tcW w:type="dxa" w:w="407"/>
+            <w:shd w:val="clear" w:color="auto" w:fill="FFFFFF"/>
+            <w:vAlign w:val="center"/>
+          </w:tcPr>
+          <w:p>
+            <w:pPr>
               <w:keepNext w:val="0"/>
               <w:spacing w:after="0"/>
               <w:jc w:val="center"/>
@@ -6241,14 +6373,14 @@
                 <w:color w:val="222222"/>
                 <w:sz w:val="20"/>
               </w:rPr>
-              <w:t>46</w:t>
-            </w:r>
-          </w:p>
-        </w:tc>
-        <w:tc>
-          <w:tcPr>
-            <w:tcW w:type="dxa" w:w="1545"/>
-            <w:shd w:val="clear" w:color="auto" w:fill="F7F9FB"/>
+              <w:t>47</w:t>
+            </w:r>
+          </w:p>
+        </w:tc>
+        <w:tc>
+          <w:tcPr>
+            <w:tcW w:type="dxa" w:w="1539"/>
+            <w:shd w:val="clear" w:color="auto" w:fill="FFFFFF"/>
             <w:vAlign w:val="center"/>
           </w:tcPr>
           <w:p>
@@ -6271,8 +6403,8 @@
         </w:tc>
         <w:tc>
           <w:tcPr>
-            <w:tcW w:type="dxa" w:w="2742"/>
-            <w:shd w:val="clear" w:color="auto" w:fill="F7F9FB"/>
+            <w:tcW w:type="dxa" w:w="2814"/>
+            <w:shd w:val="clear" w:color="auto" w:fill="FFFFFF"/>
             <w:vAlign w:val="center"/>
           </w:tcPr>
           <w:p>
@@ -6288,14 +6420,14 @@
                 <w:color w:val="222222"/>
                 <w:sz w:val="20"/>
               </w:rPr>
-              <w:t>Human iPSC against rat chips from one lab: split-half noise of untreated wells</w:t>
-            </w:r>
-          </w:p>
-        </w:tc>
-        <w:tc>
-          <w:tcPr>
-            <w:tcW w:type="dxa" w:w="2654"/>
-            <w:shd w:val="clear" w:color="auto" w:fill="F7F9FB"/>
+              <w:t>Our extractor rerun under the Kapucu 2022 depositors' stated settings, one change at a time (post hoc); the feature definitions recorded as D33</w:t>
+            </w:r>
+          </w:p>
+        </w:tc>
+        <w:tc>
+          <w:tcPr>
+            <w:tcW w:type="dxa" w:w="2569"/>
+            <w:shd w:val="clear" w:color="auto" w:fill="FFFFFF"/>
             <w:vAlign w:val="center"/>
           </w:tcPr>
           <w:p>
@@ -6311,14 +6443,14 @@
                 <w:color w:val="222222"/>
                 <w:sz w:val="20"/>
               </w:rPr>
-              <w:t>2 of 3 registered predictions pass; human firing rate about twice as noisy, but not across readouts; wells needed reported as a lower bound</w:t>
-            </w:r>
-          </w:p>
-        </w:tc>
-        <w:tc>
-          <w:tcPr>
-            <w:tcW w:type="dxa" w:w="1146"/>
-            <w:shd w:val="clear" w:color="auto" w:fill="F7F9FB"/>
+              <w:t>none to earlier results; the twofold burst-rate difference is traced mainly to the burst-rate denominator, on the hPSC plates; two report wording errors fixed</w:t>
+            </w:r>
+          </w:p>
+        </w:tc>
+        <w:tc>
+          <w:tcPr>
+            <w:tcW w:type="dxa" w:w="1166"/>
+            <w:shd w:val="clear" w:color="auto" w:fill="FFFFFF"/>
             <w:vAlign w:val="center"/>
           </w:tcPr>
           <w:p>
@@ -6334,7 +6466,27 @@
                 <w:color w:val="222222"/>
                 <w:sz w:val="18"/>
               </w:rPr>
-              <w:t>35df26a</w:t>
+              <w:t>46d1607</w:t>
+            </w:r>
+            <w:r>
+              <w:rPr>
+                <w:rFonts w:ascii="Calibri" w:hAnsi="Calibri"/>
+                <w:b w:val="0"/>
+                <w:i w:val="0"/>
+                <w:color w:val="222222"/>
+                <w:sz w:val="20"/>
+              </w:rPr>
+              <w:t xml:space="preserve">, </w:t>
+            </w:r>
+            <w:r>
+              <w:rPr>
+                <w:rFonts w:ascii="Consolas" w:hAnsi="Consolas"/>
+                <w:b w:val="0"/>
+                <w:i w:val="0"/>
+                <w:color w:val="222222"/>
+                <w:sz w:val="18"/>
+              </w:rPr>
+              <w:t>e10a2ff</w:t>
             </w:r>
             <w:r>
               <w:rPr>
@@ -18714,6 +18866,537 @@
           <w:sz w:val="19"/>
         </w:rPr>
         <w:t>hpsc_split_half</w:t>
+      </w:r>
+      <w:r>
+        <w:rPr>
+          <w:rFonts w:ascii="Calibri" w:hAnsi="Calibri"/>
+          <w:b w:val="0"/>
+          <w:i w:val="0"/>
+          <w:color w:val="222222"/>
+          <w:sz w:val="21"/>
+        </w:rPr>
+        <w:t>.</w:t>
+      </w:r>
+    </w:p>
+    <w:p>
+      <w:pPr>
+        <w:keepNext/>
+        <w:spacing w:before="240" w:after="60"/>
+      </w:pPr>
+      <w:r>
+        <w:rPr>
+          <w:rFonts w:ascii="Calibri" w:hAnsi="Calibri"/>
+          <w:b/>
+          <w:i w:val="0"/>
+          <w:color w:val="1F4E79"/>
+          <w:sz w:val="23"/>
+        </w:rPr>
+        <w:t>47. Why the extractor disagrees with meaRtools on burst rate, and what we chose</w:t>
+      </w:r>
+    </w:p>
+    <w:p>
+      <w:pPr>
+        <w:spacing w:after="120"/>
+      </w:pPr>
+      <w:r>
+        <w:rPr>
+          <w:rFonts w:ascii="Calibri" w:hAnsi="Calibri"/>
+          <w:b/>
+          <w:i w:val="0"/>
+          <w:color w:val="156082"/>
+          <w:sz w:val="21"/>
+        </w:rPr>
+        <w:t>Slide message:</w:t>
+      </w:r>
+      <w:r>
+        <w:rPr>
+          <w:rFonts w:ascii="Calibri" w:hAnsi="Calibri"/>
+          <w:b w:val="0"/>
+          <w:i w:val="0"/>
+          <w:color w:val="222222"/>
+          <w:sz w:val="21"/>
+        </w:rPr>
+        <w:t xml:space="preserve"> </w:t>
+      </w:r>
+      <w:r>
+        <w:rPr>
+          <w:rFonts w:ascii="Calibri" w:hAnsi="Calibri"/>
+          <w:b w:val="0"/>
+          <w:i/>
+          <w:color w:val="222222"/>
+          <w:sz w:val="21"/>
+        </w:rPr>
+        <w:t>On the same spike files, our burst rate is less than half the depositors' published meaRtools value (ratio 0.4423); rerun with their stated settings, most of the gap is one choice, dividing by the electrodes that burst rather than by every active one (ratio 0.944), and it is a human iPSC effect. Post hoc.</w:t>
+      </w:r>
+    </w:p>
+    <w:p>
+      <w:pPr>
+        <w:spacing w:after="120"/>
+        <w:ind w:left="432" w:hanging="259"/>
+      </w:pPr>
+      <w:r>
+        <w:rPr>
+          <w:rFonts w:ascii="Calibri" w:hAnsi="Calibri"/>
+          <w:b w:val="0"/>
+          <w:i w:val="0"/>
+          <w:color w:val="222222"/>
+          <w:sz w:val="21"/>
+        </w:rPr>
+        <w:t>•</w:t>
+        <w:tab/>
+      </w:r>
+      <w:r>
+        <w:rPr>
+          <w:rFonts w:ascii="Calibri" w:hAnsi="Calibri"/>
+          <w:b/>
+          <w:i w:val="0"/>
+          <w:color w:val="156082"/>
+          <w:sz w:val="21"/>
+        </w:rPr>
+        <w:t>What changed.</w:t>
+      </w:r>
+      <w:r>
+        <w:rPr>
+          <w:rFonts w:ascii="Calibri" w:hAnsi="Calibri"/>
+          <w:b w:val="0"/>
+          <w:i w:val="0"/>
+          <w:color w:val="222222"/>
+          <w:sz w:val="21"/>
+        </w:rPr>
+        <w:t xml:space="preserve"> </w:t>
+      </w:r>
+      <w:r>
+        <w:rPr>
+          <w:rFonts w:ascii="Consolas" w:hAnsi="Consolas"/>
+          <w:b w:val="0"/>
+          <w:i w:val="0"/>
+          <w:color w:val="222222"/>
+          <w:sz w:val="19"/>
+        </w:rPr>
+        <w:t>features/mea.py</w:t>
+      </w:r>
+      <w:r>
+        <w:rPr>
+          <w:rFonts w:ascii="Calibri" w:hAnsi="Calibri"/>
+          <w:b w:val="0"/>
+          <w:i w:val="0"/>
+          <w:color w:val="222222"/>
+          <w:sz w:val="21"/>
+        </w:rPr>
+        <w:t xml:space="preserve"> gains two definition options, off by default (</w:t>
+      </w:r>
+      <w:r>
+        <w:rPr>
+          <w:rFonts w:ascii="Consolas" w:hAnsi="Consolas"/>
+          <w:b w:val="0"/>
+          <w:i w:val="0"/>
+          <w:color w:val="222222"/>
+          <w:sz w:val="19"/>
+        </w:rPr>
+        <w:t>active_strict</w:t>
+      </w:r>
+      <w:r>
+        <w:rPr>
+          <w:rFonts w:ascii="Calibri" w:hAnsi="Calibri"/>
+          <w:b w:val="0"/>
+          <w:i w:val="0"/>
+          <w:color w:val="222222"/>
+          <w:sz w:val="21"/>
+        </w:rPr>
+        <w:t xml:space="preserve">, </w:t>
+      </w:r>
+      <w:r>
+        <w:rPr>
+          <w:rFonts w:ascii="Consolas" w:hAnsi="Consolas"/>
+          <w:b w:val="0"/>
+          <w:i w:val="0"/>
+          <w:color w:val="222222"/>
+          <w:sz w:val="19"/>
+        </w:rPr>
+        <w:t>burst_rate_denominator</w:t>
+      </w:r>
+      <w:r>
+        <w:rPr>
+          <w:rFonts w:ascii="Calibri" w:hAnsi="Calibri"/>
+          <w:b w:val="0"/>
+          <w:i w:val="0"/>
+          <w:color w:val="222222"/>
+          <w:sz w:val="21"/>
+        </w:rPr>
+        <w:t xml:space="preserve">); at their defaults every feature value and every method record is byte-identical, which a golden-value test pins. A new module, </w:t>
+      </w:r>
+      <w:r>
+        <w:rPr>
+          <w:rFonts w:ascii="Consolas" w:hAnsi="Consolas"/>
+          <w:b w:val="0"/>
+          <w:i w:val="0"/>
+          <w:color w:val="222222"/>
+          <w:sz w:val="19"/>
+        </w:rPr>
+        <w:t>src/neuromps/models/extractor_ladder.py</w:t>
+      </w:r>
+      <w:r>
+        <w:rPr>
+          <w:rFonts w:ascii="Calibri" w:hAnsi="Calibri"/>
+          <w:b w:val="0"/>
+          <w:i w:val="0"/>
+          <w:color w:val="222222"/>
+          <w:sz w:val="21"/>
+        </w:rPr>
+        <w:t>, runs inside the existing extractor-agreement stage and reruns our extractor on the depositors' spike files with their stated choices switched on one at a time: active above 10 spikes/min (S1), their noisy electrodes dropped for each DIV (S2), burst rate per bursting electrode (S3), each change alone, and an assumption check. The definitions themselves are recorded retroactively as decision D33. Two wording errors in the report are fixed: the executive summary said we had run the depositors' meaRtools pipeline (we ran our extractor on their spike files and compared with the output they published), and the §3 figure caption described a different plot.</w:t>
+      </w:r>
+    </w:p>
+    <w:p>
+      <w:pPr>
+        <w:spacing w:after="120"/>
+        <w:ind w:left="432" w:hanging="259"/>
+      </w:pPr>
+      <w:r>
+        <w:rPr>
+          <w:rFonts w:ascii="Calibri" w:hAnsi="Calibri"/>
+          <w:b w:val="0"/>
+          <w:i w:val="0"/>
+          <w:color w:val="222222"/>
+          <w:sz w:val="21"/>
+        </w:rPr>
+        <w:t>•</w:t>
+        <w:tab/>
+      </w:r>
+      <w:r>
+        <w:rPr>
+          <w:rFonts w:ascii="Calibri" w:hAnsi="Calibri"/>
+          <w:b/>
+          <w:i w:val="0"/>
+          <w:color w:val="156082"/>
+          <w:sz w:val="21"/>
+        </w:rPr>
+        <w:t>Why.</w:t>
+      </w:r>
+      <w:r>
+        <w:rPr>
+          <w:rFonts w:ascii="Calibri" w:hAnsi="Calibri"/>
+          <w:b w:val="0"/>
+          <w:i w:val="0"/>
+          <w:color w:val="222222"/>
+          <w:sz w:val="21"/>
+        </w:rPr>
+        <w:t xml:space="preserve"> The judges' question was why a reader should trust our extractor. §3 showed where it disagrees with an independent implementation but not why; a twofold burst-rate gap with no explanation reads as a possible bug.</w:t>
+      </w:r>
+    </w:p>
+    <w:p>
+      <w:pPr>
+        <w:spacing w:after="120"/>
+        <w:ind w:left="432" w:hanging="259"/>
+      </w:pPr>
+      <w:r>
+        <w:rPr>
+          <w:rFonts w:ascii="Calibri" w:hAnsi="Calibri"/>
+          <w:b w:val="0"/>
+          <w:i w:val="0"/>
+          <w:color w:val="222222"/>
+          <w:sz w:val="21"/>
+        </w:rPr>
+        <w:t>•</w:t>
+        <w:tab/>
+      </w:r>
+      <w:r>
+        <w:rPr>
+          <w:rFonts w:ascii="Calibri" w:hAnsi="Calibri"/>
+          <w:b/>
+          <w:i w:val="0"/>
+          <w:color w:val="156082"/>
+          <w:sz w:val="21"/>
+        </w:rPr>
+        <w:t>Effect.</w:t>
+      </w:r>
+    </w:p>
+    <w:p>
+      <w:pPr>
+        <w:spacing w:after="120"/>
+        <w:ind w:left="432" w:hanging="259"/>
+      </w:pPr>
+      <w:r>
+        <w:rPr>
+          <w:rFonts w:ascii="Calibri" w:hAnsi="Calibri"/>
+          <w:b w:val="0"/>
+          <w:i w:val="0"/>
+          <w:color w:val="222222"/>
+          <w:sz w:val="21"/>
+        </w:rPr>
+        <w:t>•</w:t>
+        <w:tab/>
+      </w:r>
+      <w:r>
+        <w:rPr>
+          <w:rFonts w:ascii="Calibri" w:hAnsi="Calibri"/>
+          <w:b w:val="0"/>
+          <w:i w:val="0"/>
+          <w:color w:val="222222"/>
+          <w:sz w:val="21"/>
+        </w:rPr>
+        <w:t>The ladder's first step is the published comparison, unchanged (check: true); the agreement numbers in §3 do not move.</w:t>
+      </w:r>
+    </w:p>
+    <w:p>
+      <w:pPr>
+        <w:spacing w:after="120"/>
+        <w:ind w:left="432" w:hanging="259"/>
+      </w:pPr>
+      <w:r>
+        <w:rPr>
+          <w:rFonts w:ascii="Calibri" w:hAnsi="Calibri"/>
+          <w:b w:val="0"/>
+          <w:i w:val="0"/>
+          <w:color w:val="222222"/>
+          <w:sz w:val="21"/>
+        </w:rPr>
+        <w:t>•</w:t>
+        <w:tab/>
+      </w:r>
+      <w:r>
+        <w:rPr>
+          <w:rFonts w:ascii="Calibri" w:hAnsi="Calibri"/>
+          <w:b w:val="0"/>
+          <w:i w:val="0"/>
+          <w:color w:val="222222"/>
+          <w:sz w:val="21"/>
+        </w:rPr>
+        <w:t>Pooled burst rate, median ratio ours/theirs: 0.4423 as published, 0.6998 at S1, 0.6967 at S2 and 0.944 at S3; the denominator alone gives 0.9087. The ladder closes a share of 0.9293 of the pooled log-ratio gap.</w:t>
+      </w:r>
+    </w:p>
+    <w:p>
+      <w:pPr>
+        <w:spacing w:after="120"/>
+        <w:ind w:left="432" w:hanging="259"/>
+      </w:pPr>
+      <w:r>
+        <w:rPr>
+          <w:rFonts w:ascii="Calibri" w:hAnsi="Calibri"/>
+          <w:b w:val="0"/>
+          <w:i w:val="0"/>
+          <w:color w:val="222222"/>
+          <w:sz w:val="21"/>
+        </w:rPr>
+        <w:t>•</w:t>
+        <w:tab/>
+      </w:r>
+      <w:r>
+        <w:rPr>
+          <w:rFonts w:ascii="Calibri" w:hAnsi="Calibri"/>
+          <w:b w:val="0"/>
+          <w:i w:val="0"/>
+          <w:color w:val="222222"/>
+          <w:sz w:val="21"/>
+        </w:rPr>
+        <w:t>It is an hPSC effect: hPSC_MEA1 moves from 0.3417 to 0.8579, hPSC_MEA2 from 0.3841 to 0.8973, and the rat plate from 0.9573 to 1.04. In a median hPSC_MEA1 recording a share of only 0.6225 of active electrodes burst, against 0.9815 on the rat plate.</w:t>
+      </w:r>
+    </w:p>
+    <w:p>
+      <w:pPr>
+        <w:spacing w:after="120"/>
+        <w:ind w:left="432" w:hanging="259"/>
+      </w:pPr>
+      <w:r>
+        <w:rPr>
+          <w:rFonts w:ascii="Calibri" w:hAnsi="Calibri"/>
+          <w:b w:val="0"/>
+          <w:i w:val="0"/>
+          <w:color w:val="222222"/>
+          <w:sz w:val="21"/>
+        </w:rPr>
+        <w:t>•</w:t>
+        <w:tab/>
+      </w:r>
+      <w:r>
+        <w:rPr>
+          <w:rFonts w:ascii="Calibri" w:hAnsi="Calibri"/>
+          <w:b w:val="0"/>
+          <w:i w:val="0"/>
+          <w:color w:val="222222"/>
+          <w:sz w:val="21"/>
+        </w:rPr>
+        <w:t>With the same electrodes (S2), firing rate, active-electrode count and STTC reproduce theirs: rank agreement 1.0 for firing rate, and an identical active-electrode count in a share of 1.0 of recordings. Burst duration and spikes per burst barely move (S3 ratios 0.8208 and 0.9433): that remainder is the burst detector, which is not tested.</w:t>
+      </w:r>
+    </w:p>
+    <w:p>
+      <w:pPr>
+        <w:spacing w:after="120"/>
+        <w:ind w:left="432" w:hanging="259"/>
+      </w:pPr>
+      <w:r>
+        <w:rPr>
+          <w:rFonts w:ascii="Calibri" w:hAnsi="Calibri"/>
+          <w:b w:val="0"/>
+          <w:i w:val="0"/>
+          <w:color w:val="222222"/>
+          <w:sz w:val="21"/>
+        </w:rPr>
+        <w:t>•</w:t>
+        <w:tab/>
+      </w:r>
+      <w:r>
+        <w:rPr>
+          <w:rFonts w:ascii="Calibri" w:hAnsi="Calibri"/>
+          <w:b w:val="0"/>
+          <w:i w:val="0"/>
+          <w:color w:val="222222"/>
+          <w:sz w:val="21"/>
+        </w:rPr>
+        <w:t>The assumption that the noisy-electrode file is read per DIV column was checked: read as "listed on any DIV, noisy throughout", the active-electrode count matches in a share of only 0.253 of recordings.</w:t>
+      </w:r>
+    </w:p>
+    <w:p>
+      <w:pPr>
+        <w:spacing w:after="120"/>
+        <w:ind w:left="432" w:hanging="259"/>
+      </w:pPr>
+      <w:r>
+        <w:rPr>
+          <w:rFonts w:ascii="Calibri" w:hAnsi="Calibri"/>
+          <w:b w:val="0"/>
+          <w:i w:val="0"/>
+          <w:color w:val="222222"/>
+          <w:sz w:val="21"/>
+        </w:rPr>
+        <w:t>•</w:t>
+        <w:tab/>
+      </w:r>
+      <w:r>
+        <w:rPr>
+          <w:rFonts w:ascii="Calibri" w:hAnsi="Calibri"/>
+          <w:b w:val="0"/>
+          <w:i w:val="0"/>
+          <w:color w:val="222222"/>
+          <w:sz w:val="21"/>
+        </w:rPr>
+        <w:t>Post hoc and not registered: a scratch analysis showed these numbers before the module was written, so the registration counts (§21, entry 43) do not change. No earlier result, record or twin output changes; the asset is not rebuilt.</w:t>
+      </w:r>
+    </w:p>
+    <w:p>
+      <w:pPr>
+        <w:spacing w:after="120"/>
+        <w:ind w:left="432" w:hanging="259"/>
+      </w:pPr>
+      <w:r>
+        <w:rPr>
+          <w:rFonts w:ascii="Calibri" w:hAnsi="Calibri"/>
+          <w:b w:val="0"/>
+          <w:i w:val="0"/>
+          <w:color w:val="222222"/>
+          <w:sz w:val="21"/>
+        </w:rPr>
+        <w:t>•</w:t>
+        <w:tab/>
+      </w:r>
+      <w:r>
+        <w:rPr>
+          <w:rFonts w:ascii="Calibri" w:hAnsi="Calibri"/>
+          <w:b/>
+          <w:i w:val="0"/>
+          <w:color w:val="156082"/>
+          <w:sz w:val="21"/>
+        </w:rPr>
+        <w:t>Evidence.</w:t>
+      </w:r>
+      <w:r>
+        <w:rPr>
+          <w:rFonts w:ascii="Calibri" w:hAnsi="Calibri"/>
+          <w:b w:val="0"/>
+          <w:i w:val="0"/>
+          <w:color w:val="222222"/>
+          <w:sz w:val="21"/>
+        </w:rPr>
+        <w:t xml:space="preserve"> Report §3 ("Where the difference comes from"); decision D33; </w:t>
+      </w:r>
+      <w:r>
+        <w:rPr>
+          <w:rFonts w:ascii="Consolas" w:hAnsi="Consolas"/>
+          <w:b w:val="0"/>
+          <w:i w:val="0"/>
+          <w:color w:val="222222"/>
+          <w:sz w:val="19"/>
+        </w:rPr>
+        <w:t>outputs/figures/extractor_settings_ladder_real.png</w:t>
+      </w:r>
+      <w:r>
+        <w:rPr>
+          <w:rFonts w:ascii="Calibri" w:hAnsi="Calibri"/>
+          <w:b w:val="0"/>
+          <w:i w:val="0"/>
+          <w:color w:val="222222"/>
+          <w:sz w:val="21"/>
+        </w:rPr>
+        <w:t xml:space="preserve">; </w:t>
+      </w:r>
+      <w:r>
+        <w:rPr>
+          <w:rFonts w:ascii="Consolas" w:hAnsi="Consolas"/>
+          <w:b w:val="0"/>
+          <w:i w:val="0"/>
+          <w:color w:val="222222"/>
+          <w:sz w:val="19"/>
+        </w:rPr>
+        <w:t>outputs/metrics.json</w:t>
+      </w:r>
+      <w:r>
+        <w:rPr>
+          <w:rFonts w:ascii="Calibri" w:hAnsi="Calibri"/>
+          <w:b w:val="0"/>
+          <w:i w:val="0"/>
+          <w:color w:val="222222"/>
+          <w:sz w:val="21"/>
+        </w:rPr>
+        <w:t xml:space="preserve"> key </w:t>
+      </w:r>
+      <w:r>
+        <w:rPr>
+          <w:rFonts w:ascii="Consolas" w:hAnsi="Consolas"/>
+          <w:b w:val="0"/>
+          <w:i w:val="0"/>
+          <w:color w:val="222222"/>
+          <w:sz w:val="19"/>
+        </w:rPr>
+        <w:t>extractor_agreement.settings_ladder</w:t>
+      </w:r>
+      <w:r>
+        <w:rPr>
+          <w:rFonts w:ascii="Calibri" w:hAnsi="Calibri"/>
+          <w:b w:val="0"/>
+          <w:i w:val="0"/>
+          <w:color w:val="222222"/>
+          <w:sz w:val="21"/>
+        </w:rPr>
+        <w:t xml:space="preserve">; tests </w:t>
+      </w:r>
+      <w:r>
+        <w:rPr>
+          <w:rFonts w:ascii="Consolas" w:hAnsi="Consolas"/>
+          <w:b w:val="0"/>
+          <w:i w:val="0"/>
+          <w:color w:val="222222"/>
+          <w:sz w:val="19"/>
+        </w:rPr>
+        <w:t>tests/test_features_mea.py</w:t>
+      </w:r>
+      <w:r>
+        <w:rPr>
+          <w:rFonts w:ascii="Calibri" w:hAnsi="Calibri"/>
+          <w:b w:val="0"/>
+          <w:i w:val="0"/>
+          <w:color w:val="222222"/>
+          <w:sz w:val="21"/>
+        </w:rPr>
+        <w:t xml:space="preserve">, </w:t>
+      </w:r>
+      <w:r>
+        <w:rPr>
+          <w:rFonts w:ascii="Consolas" w:hAnsi="Consolas"/>
+          <w:b w:val="0"/>
+          <w:i w:val="0"/>
+          <w:color w:val="222222"/>
+          <w:sz w:val="19"/>
+        </w:rPr>
+        <w:t>tests/test_extractor_ladder.py</w:t>
       </w:r>
       <w:r>
         <w:rPr>

--- a/report/POST_SUBMISSION_CHANGES.docx
+++ b/report/POST_SUBMISSION_CHANGES.docx
@@ -6361,7 +6361,7 @@
           </w:tcPr>
           <w:p>
             <w:pPr>
-              <w:keepNext w:val="0"/>
+              <w:keepNext/>
               <w:spacing w:after="0"/>
               <w:jc w:val="center"/>
             </w:pPr>
@@ -6385,7 +6385,7 @@
           </w:tcPr>
           <w:p>
             <w:pPr>
-              <w:keepNext w:val="0"/>
+              <w:keepNext/>
               <w:spacing w:after="0"/>
               <w:jc w:val="center"/>
             </w:pPr>
@@ -6409,7 +6409,7 @@
           </w:tcPr>
           <w:p>
             <w:pPr>
-              <w:keepNext w:val="0"/>
+              <w:keepNext/>
               <w:spacing w:after="0"/>
             </w:pPr>
             <w:r>
@@ -6432,7 +6432,7 @@
           </w:tcPr>
           <w:p>
             <w:pPr>
-              <w:keepNext w:val="0"/>
+              <w:keepNext/>
               <w:spacing w:after="0"/>
             </w:pPr>
             <w:r>
@@ -6455,8 +6455,160 @@
           </w:tcPr>
           <w:p>
             <w:pPr>
+              <w:keepNext/>
+              <w:spacing w:after="0"/>
+            </w:pPr>
+            <w:r>
+              <w:rPr>
+                <w:rFonts w:ascii="Consolas" w:hAnsi="Consolas"/>
+                <w:b w:val="0"/>
+                <w:i w:val="0"/>
+                <w:color w:val="222222"/>
+                <w:sz w:val="18"/>
+              </w:rPr>
+              <w:t>46d1607</w:t>
+            </w:r>
+            <w:r>
+              <w:rPr>
+                <w:rFonts w:ascii="Calibri" w:hAnsi="Calibri"/>
+                <w:b w:val="0"/>
+                <w:i w:val="0"/>
+                <w:color w:val="222222"/>
+                <w:sz w:val="20"/>
+              </w:rPr>
+              <w:t xml:space="preserve">, </w:t>
+            </w:r>
+            <w:r>
+              <w:rPr>
+                <w:rFonts w:ascii="Consolas" w:hAnsi="Consolas"/>
+                <w:b w:val="0"/>
+                <w:i w:val="0"/>
+                <w:color w:val="222222"/>
+                <w:sz w:val="18"/>
+              </w:rPr>
+              <w:t>e10a2ff</w:t>
+            </w:r>
+            <w:r>
+              <w:rPr>
+                <w:rFonts w:ascii="Calibri" w:hAnsi="Calibri"/>
+                <w:b w:val="0"/>
+                <w:i w:val="0"/>
+                <w:color w:val="222222"/>
+                <w:sz w:val="20"/>
+              </w:rPr>
+              <w:t xml:space="preserve"> … this branch</w:t>
+            </w:r>
+          </w:p>
+        </w:tc>
+      </w:tr>
+      <w:tr>
+        <w:trPr>
+          <w:cantSplit/>
+        </w:trPr>
+        <w:tc>
+          <w:tcPr>
+            <w:tcW w:type="dxa" w:w="407"/>
+            <w:shd w:val="clear" w:color="auto" w:fill="F7F9FB"/>
+            <w:vAlign w:val="center"/>
+          </w:tcPr>
+          <w:p>
+            <w:pPr>
               <w:keepNext w:val="0"/>
               <w:spacing w:after="0"/>
+              <w:jc w:val="center"/>
+            </w:pPr>
+            <w:r>
+              <w:rPr>
+                <w:rFonts w:ascii="Calibri" w:hAnsi="Calibri"/>
+                <w:b/>
+                <w:i w:val="0"/>
+                <w:color w:val="222222"/>
+                <w:sz w:val="20"/>
+              </w:rPr>
+              <w:t>49</w:t>
+            </w:r>
+          </w:p>
+        </w:tc>
+        <w:tc>
+          <w:tcPr>
+            <w:tcW w:type="dxa" w:w="1539"/>
+            <w:shd w:val="clear" w:color="auto" w:fill="F7F9FB"/>
+            <w:vAlign w:val="center"/>
+          </w:tcPr>
+          <w:p>
+            <w:pPr>
+              <w:keepNext w:val="0"/>
+              <w:spacing w:after="0"/>
+              <w:jc w:val="center"/>
+            </w:pPr>
+            <w:r>
+              <w:rPr>
+                <w:rFonts w:ascii="Calibri" w:hAnsi="Calibri"/>
+                <w:b w:val="0"/>
+                <w:i w:val="0"/>
+                <w:color w:val="222222"/>
+                <w:sz w:val="20"/>
+              </w:rPr>
+              <w:t>2026-10-28</w:t>
+            </w:r>
+          </w:p>
+        </w:tc>
+        <w:tc>
+          <w:tcPr>
+            <w:tcW w:type="dxa" w:w="2814"/>
+            <w:shd w:val="clear" w:color="auto" w:fill="F7F9FB"/>
+            <w:vAlign w:val="center"/>
+          </w:tcPr>
+          <w:p>
+            <w:pPr>
+              <w:keepNext w:val="0"/>
+              <w:spacing w:after="0"/>
+            </w:pPr>
+            <w:r>
+              <w:rPr>
+                <w:rFonts w:ascii="Calibri" w:hAnsi="Calibri"/>
+                <w:b w:val="0"/>
+                <w:i w:val="0"/>
+                <w:color w:val="222222"/>
+                <w:sz w:val="20"/>
+              </w:rPr>
+              <w:t>Settling or steady noise in the human iPSC split-half spread (D35)</w:t>
+            </w:r>
+          </w:p>
+        </w:tc>
+        <w:tc>
+          <w:tcPr>
+            <w:tcW w:type="dxa" w:w="2569"/>
+            <w:shd w:val="clear" w:color="auto" w:fill="F7F9FB"/>
+            <w:vAlign w:val="center"/>
+          </w:tcPr>
+          <w:p>
+            <w:pPr>
+              <w:keepNext w:val="0"/>
+              <w:spacing w:after="0"/>
+            </w:pPr>
+            <w:r>
+              <w:rPr>
+                <w:rFonts w:ascii="Calibri" w:hAnsi="Calibri"/>
+                <w:b w:val="0"/>
+                <w:i w:val="0"/>
+                <w:color w:val="222222"/>
+                <w:sz w:val="20"/>
+              </w:rPr>
+              <w:t>3 of 3 registered predictions pass; the registered linearity check fails for human wells; the human spread is mostly uneven settling, and five more minutes would not remove it</w:t>
+            </w:r>
+          </w:p>
+        </w:tc>
+        <w:tc>
+          <w:tcPr>
+            <w:tcW w:type="dxa" w:w="1166"/>
+            <w:shd w:val="clear" w:color="auto" w:fill="F7F9FB"/>
+            <w:vAlign w:val="center"/>
+          </w:tcPr>
+          <w:p>
+            <w:pPr>
+              <w:keepNext w:val="0"/>
+              <w:spacing w:after="0"/>
             </w:pPr>
             <w:r>
               <w:rPr>
@@ -6466,7 +6618,7 @@
                 <w:color w:val="222222"/>
                 <w:sz w:val="18"/>
               </w:rPr>
-              <w:t>46d1607</w:t>
+              <w:t>e743c4c</w:t>
             </w:r>
             <w:r>
               <w:rPr>
@@ -6486,7 +6638,7 @@
                 <w:color w:val="222222"/>
                 <w:sz w:val="18"/>
               </w:rPr>
-              <w:t>e10a2ff</w:t>
+              <w:t>bc6a56b</w:t>
             </w:r>
             <w:r>
               <w:rPr>
@@ -17202,7 +17354,7 @@
           <w:color w:val="222222"/>
           <w:sz w:val="21"/>
         </w:rPr>
-        <w:t>44 registered studies here made 226 predictions: 101 passed, 86 failed, 38 were uninterpretable.</w:t>
+        <w:t>45 registered studies here made 229 predictions: 104 passed, 86 failed, 38 were uninterpretable.</w:t>
       </w:r>
     </w:p>
     <w:p>
@@ -17229,7 +17381,7 @@
           <w:color w:val="222222"/>
           <w:sz w:val="21"/>
         </w:rPr>
-        <w:t>39 result files name their registration, and 0 of them came before it; 4 registrations are not covered because their results do not name them.</w:t>
+        <w:t>40 result files name their registration, and 0 of them came before it; 4 registrations are not covered because their results do not name them.</w:t>
       </w:r>
     </w:p>
     <w:p>
@@ -19397,6 +19549,497 @@
           <w:sz w:val="19"/>
         </w:rPr>
         <w:t>tests/test_extractor_ladder.py</w:t>
+      </w:r>
+      <w:r>
+        <w:rPr>
+          <w:rFonts w:ascii="Calibri" w:hAnsi="Calibri"/>
+          <w:b w:val="0"/>
+          <w:i w:val="0"/>
+          <w:color w:val="222222"/>
+          <w:sz w:val="21"/>
+        </w:rPr>
+        <w:t>.</w:t>
+      </w:r>
+    </w:p>
+    <w:p>
+      <w:pPr>
+        <w:keepNext/>
+        <w:spacing w:before="240" w:after="60"/>
+      </w:pPr>
+      <w:r>
+        <w:rPr>
+          <w:rFonts w:ascii="Calibri" w:hAnsi="Calibri"/>
+          <w:b/>
+          <w:i w:val="0"/>
+          <w:color w:val="1F4E79"/>
+          <w:sz w:val="23"/>
+        </w:rPr>
+        <w:t>49. The human iPSC split-half noise is mostly uneven settling, not steady noise</w:t>
+      </w:r>
+    </w:p>
+    <w:p>
+      <w:pPr>
+        <w:spacing w:after="120"/>
+      </w:pPr>
+      <w:r>
+        <w:rPr>
+          <w:rFonts w:ascii="Calibri" w:hAnsi="Calibri"/>
+          <w:b/>
+          <w:i w:val="0"/>
+          <w:color w:val="156082"/>
+          <w:sz w:val="21"/>
+        </w:rPr>
+        <w:t>Slide message:</w:t>
+      </w:r>
+      <w:r>
+        <w:rPr>
+          <w:rFonts w:ascii="Calibri" w:hAnsi="Calibri"/>
+          <w:b w:val="0"/>
+          <w:i w:val="0"/>
+          <w:color w:val="222222"/>
+          <w:sz w:val="21"/>
+        </w:rPr>
+        <w:t xml:space="preserve"> </w:t>
+      </w:r>
+      <w:r>
+        <w:rPr>
+          <w:rFonts w:ascii="Calibri" w:hAnsi="Calibri"/>
+          <w:b w:val="0"/>
+          <w:i/>
+          <w:color w:val="222222"/>
+          <w:sz w:val="21"/>
+        </w:rPr>
+        <w:t>Within one untreated 30-minute recording, almost all of a human iPSC well's split-half firing-rate change is its own trend (share 0.996), and human wells differ far more than rat wells in that trend (SD ratio 3.65); so on these data a longer settling period before dosing is the first thing to try, but the recordings are too short to say how long it must be.</w:t>
+      </w:r>
+    </w:p>
+    <w:p>
+      <w:pPr>
+        <w:spacing w:after="120"/>
+        <w:ind w:left="432" w:hanging="259"/>
+      </w:pPr>
+      <w:r>
+        <w:rPr>
+          <w:rFonts w:ascii="Calibri" w:hAnsi="Calibri"/>
+          <w:b w:val="0"/>
+          <w:i w:val="0"/>
+          <w:color w:val="222222"/>
+          <w:sz w:val="21"/>
+        </w:rPr>
+        <w:t>•</w:t>
+        <w:tab/>
+      </w:r>
+      <w:r>
+        <w:rPr>
+          <w:rFonts w:ascii="Calibri" w:hAnsi="Calibri"/>
+          <w:b/>
+          <w:i w:val="0"/>
+          <w:color w:val="156082"/>
+          <w:sz w:val="21"/>
+        </w:rPr>
+        <w:t>What changed.</w:t>
+      </w:r>
+      <w:r>
+        <w:rPr>
+          <w:rFonts w:ascii="Calibri" w:hAnsi="Calibri"/>
+          <w:b w:val="0"/>
+          <w:i w:val="0"/>
+          <w:color w:val="222222"/>
+          <w:sz w:val="21"/>
+        </w:rPr>
+        <w:t xml:space="preserve"> A registered follow-up to entry 46 on the same Kapucu et al. 2022 baselines and usable wells (</w:t>
+      </w:r>
+      <w:r>
+        <w:rPr>
+          <w:rFonts w:ascii="Consolas" w:hAnsi="Consolas"/>
+          <w:b w:val="0"/>
+          <w:i w:val="0"/>
+          <w:color w:val="222222"/>
+          <w:sz w:val="19"/>
+        </w:rPr>
+        <w:t>src/neuromps/models/hpsc_settling.py</w:t>
+      </w:r>
+      <w:r>
+        <w:rPr>
+          <w:rFonts w:ascii="Calibri" w:hAnsi="Calibri"/>
+          <w:b w:val="0"/>
+          <w:i w:val="0"/>
+          <w:color w:val="222222"/>
+          <w:sz w:val="21"/>
+        </w:rPr>
+        <w:t xml:space="preserve">, </w:t>
+      </w:r>
+      <w:r>
+        <w:rPr>
+          <w:rFonts w:ascii="Consolas" w:hAnsi="Consolas"/>
+          <w:b w:val="0"/>
+          <w:i w:val="0"/>
+          <w:color w:val="222222"/>
+          <w:sz w:val="19"/>
+        </w:rPr>
+        <w:t>preregistration/hpsc_settling.json</w:t>
+      </w:r>
+      <w:r>
+        <w:rPr>
+          <w:rFonts w:ascii="Calibri" w:hAnsi="Calibri"/>
+          <w:b w:val="0"/>
+          <w:i w:val="0"/>
+          <w:color w:val="222222"/>
+          <w:sz w:val="21"/>
+        </w:rPr>
+        <w:t>, decision D35, report §36, "Registered follow-up"). Each recording is cut into six 5-minute windows; per well, the firing rate on one fixed electrode set gives a straight-line slope (its settling) and a residual SD (its scatter), and the split-half change splits into a trend part and a residual part.</w:t>
+      </w:r>
+    </w:p>
+    <w:p>
+      <w:pPr>
+        <w:spacing w:after="120"/>
+        <w:ind w:left="432" w:hanging="259"/>
+      </w:pPr>
+      <w:r>
+        <w:rPr>
+          <w:rFonts w:ascii="Calibri" w:hAnsi="Calibri"/>
+          <w:b w:val="0"/>
+          <w:i w:val="0"/>
+          <w:color w:val="222222"/>
+          <w:sz w:val="21"/>
+        </w:rPr>
+        <w:t>•</w:t>
+        <w:tab/>
+      </w:r>
+      <w:r>
+        <w:rPr>
+          <w:rFonts w:ascii="Calibri" w:hAnsi="Calibri"/>
+          <w:b/>
+          <w:i w:val="0"/>
+          <w:color w:val="156082"/>
+          <w:sz w:val="21"/>
+        </w:rPr>
+        <w:t>Why.</w:t>
+      </w:r>
+      <w:r>
+        <w:rPr>
+          <w:rFonts w:ascii="Calibri" w:hAnsi="Calibri"/>
+          <w:b w:val="0"/>
+          <w:i w:val="0"/>
+          <w:color w:val="222222"/>
+          <w:sz w:val="21"/>
+        </w:rPr>
+        <w:t xml:space="preserve"> Entry 46 noted that part of the human spread might be wells settling at different speeds; for an assay the two readings call for different fixes (a longer settling period against more wells).</w:t>
+      </w:r>
+    </w:p>
+    <w:p>
+      <w:pPr>
+        <w:spacing w:after="120"/>
+        <w:ind w:left="432" w:hanging="259"/>
+      </w:pPr>
+      <w:r>
+        <w:rPr>
+          <w:rFonts w:ascii="Calibri" w:hAnsi="Calibri"/>
+          <w:b w:val="0"/>
+          <w:i w:val="0"/>
+          <w:color w:val="222222"/>
+          <w:sz w:val="21"/>
+        </w:rPr>
+        <w:t>•</w:t>
+        <w:tab/>
+      </w:r>
+      <w:r>
+        <w:rPr>
+          <w:rFonts w:ascii="Calibri" w:hAnsi="Calibri"/>
+          <w:b/>
+          <w:i w:val="0"/>
+          <w:color w:val="156082"/>
+          <w:sz w:val="21"/>
+        </w:rPr>
+        <w:t>Effect.</w:t>
+      </w:r>
+    </w:p>
+    <w:p>
+      <w:pPr>
+        <w:spacing w:after="120"/>
+        <w:ind w:left="432" w:hanging="259"/>
+      </w:pPr>
+      <w:r>
+        <w:rPr>
+          <w:rFonts w:ascii="Calibri" w:hAnsi="Calibri"/>
+          <w:b w:val="0"/>
+          <w:i w:val="0"/>
+          <w:color w:val="222222"/>
+          <w:sz w:val="21"/>
+        </w:rPr>
+        <w:t>•</w:t>
+        <w:tab/>
+      </w:r>
+      <w:r>
+        <w:rPr>
+          <w:rFonts w:ascii="Calibri" w:hAnsi="Calibri"/>
+          <w:b w:val="0"/>
+          <w:i w:val="0"/>
+          <w:color w:val="222222"/>
+          <w:sz w:val="21"/>
+        </w:rPr>
+        <w:t>T1 passes: the slope's SD is 0.076 human against 0.021 rat (log2 per window), ratio 95% interval 2.72 to 5.04.</w:t>
+      </w:r>
+    </w:p>
+    <w:p>
+      <w:pPr>
+        <w:spacing w:after="120"/>
+        <w:ind w:left="432" w:hanging="259"/>
+      </w:pPr>
+      <w:r>
+        <w:rPr>
+          <w:rFonts w:ascii="Calibri" w:hAnsi="Calibri"/>
+          <w:b w:val="0"/>
+          <w:i w:val="0"/>
+          <w:color w:val="222222"/>
+          <w:sz w:val="21"/>
+        </w:rPr>
+        <w:t>•</w:t>
+        <w:tab/>
+      </w:r>
+      <w:r>
+        <w:rPr>
+          <w:rFonts w:ascii="Calibri" w:hAnsi="Calibri"/>
+          <w:b w:val="0"/>
+          <w:i w:val="0"/>
+          <w:color w:val="222222"/>
+          <w:sz w:val="21"/>
+        </w:rPr>
+        <w:t>T2 passes: median residual SD ratio 10.2 (7.91 to 11.43), but most of it is curvature a straight line misses (next point), so it is not read as tenfold steady noise.</w:t>
+      </w:r>
+    </w:p>
+    <w:p>
+      <w:pPr>
+        <w:spacing w:after="120"/>
+        <w:ind w:left="432" w:hanging="259"/>
+      </w:pPr>
+      <w:r>
+        <w:rPr>
+          <w:rFonts w:ascii="Calibri" w:hAnsi="Calibri"/>
+          <w:b w:val="0"/>
+          <w:i w:val="0"/>
+          <w:color w:val="222222"/>
+          <w:sz w:val="21"/>
+        </w:rPr>
+        <w:t>•</w:t>
+        <w:tab/>
+      </w:r>
+      <w:r>
+        <w:rPr>
+          <w:rFonts w:ascii="Calibri" w:hAnsi="Calibri"/>
+          <w:b w:val="0"/>
+          <w:i w:val="0"/>
+          <w:color w:val="222222"/>
+          <w:sz w:val="21"/>
+        </w:rPr>
+        <w:t>T3 passes: the trend's share is 0.996 human and 0.946 rat. The registered threshold sits below what a line absorbs from pure steady noise (about 0.77), which we found when implementing it; the human share is well above that reference.</w:t>
+      </w:r>
+    </w:p>
+    <w:p>
+      <w:pPr>
+        <w:spacing w:after="120"/>
+        <w:ind w:left="432" w:hanging="259"/>
+      </w:pPr>
+      <w:r>
+        <w:rPr>
+          <w:rFonts w:ascii="Calibri" w:hAnsi="Calibri"/>
+          <w:b w:val="0"/>
+          <w:i w:val="0"/>
+          <w:color w:val="222222"/>
+          <w:sz w:val="21"/>
+        </w:rPr>
+        <w:t>•</w:t>
+        <w:tab/>
+      </w:r>
+      <w:r>
+        <w:rPr>
+          <w:rFonts w:ascii="Calibri" w:hAnsi="Calibri"/>
+          <w:b w:val="0"/>
+          <w:i w:val="0"/>
+          <w:color w:val="222222"/>
+          <w:sz w:val="21"/>
+        </w:rPr>
+        <w:t>The registered linearity check fails for human wells: a quadratic term lowers the residual SD by more than a third in a share of 1.0 of them (0.26 of rat wells), so T1 and T3 are read with that caveat. The human median rate falls from 6.73 to 4.26 Hz by the fourth window, then partly recovers.</w:t>
+      </w:r>
+    </w:p>
+    <w:p>
+      <w:pPr>
+        <w:spacing w:after="120"/>
+        <w:ind w:left="432" w:hanging="259"/>
+      </w:pPr>
+      <w:r>
+        <w:rPr>
+          <w:rFonts w:ascii="Calibri" w:hAnsi="Calibri"/>
+          <w:b w:val="0"/>
+          <w:i w:val="0"/>
+          <w:color w:val="222222"/>
+          <w:sz w:val="21"/>
+        </w:rPr>
+        <w:t>•</w:t>
+        <w:tab/>
+      </w:r>
+      <w:r>
+        <w:rPr>
+          <w:rFonts w:ascii="Calibri" w:hAnsi="Calibri"/>
+          <w:b w:val="0"/>
+          <w:i w:val="0"/>
+          <w:color w:val="222222"/>
+          <w:sz w:val="21"/>
+        </w:rPr>
+        <w:t>Post hoc: dropping the first window leaves the human spread 3.16 times the rat one, so five more minutes of settling would not close the gap. The residual-only wells needed (1 human well for a 20% fall) are illustrative only and are not used.</w:t>
+      </w:r>
+    </w:p>
+    <w:p>
+      <w:pPr>
+        <w:spacing w:after="120"/>
+        <w:ind w:left="432" w:hanging="259"/>
+      </w:pPr>
+      <w:r>
+        <w:rPr>
+          <w:rFonts w:ascii="Calibri" w:hAnsi="Calibri"/>
+          <w:b w:val="0"/>
+          <w:i w:val="0"/>
+          <w:color w:val="222222"/>
+          <w:sz w:val="21"/>
+        </w:rPr>
+        <w:t>•</w:t>
+        <w:tab/>
+      </w:r>
+      <w:r>
+        <w:rPr>
+          <w:rFonts w:ascii="Calibri" w:hAnsi="Calibri"/>
+          <w:b w:val="0"/>
+          <w:i w:val="0"/>
+          <w:color w:val="222222"/>
+          <w:sz w:val="21"/>
+        </w:rPr>
+        <w:t>No earlier result changes: entry 46's numbers are unchanged, and §36's caveat now states the measured reading. The registration counts in §21 and entry 43 rise by this study's three predictions and one checked result file.</w:t>
+      </w:r>
+    </w:p>
+    <w:p>
+      <w:pPr>
+        <w:spacing w:after="120"/>
+        <w:ind w:left="432" w:hanging="259"/>
+      </w:pPr>
+      <w:r>
+        <w:rPr>
+          <w:rFonts w:ascii="Calibri" w:hAnsi="Calibri"/>
+          <w:b w:val="0"/>
+          <w:i w:val="0"/>
+          <w:color w:val="222222"/>
+          <w:sz w:val="21"/>
+        </w:rPr>
+        <w:t>•</w:t>
+        <w:tab/>
+      </w:r>
+      <w:r>
+        <w:rPr>
+          <w:rFonts w:ascii="Calibri" w:hAnsi="Calibri"/>
+          <w:b/>
+          <w:i w:val="0"/>
+          <w:color w:val="156082"/>
+          <w:sz w:val="21"/>
+        </w:rPr>
+        <w:t>Evidence.</w:t>
+      </w:r>
+      <w:r>
+        <w:rPr>
+          <w:rFonts w:ascii="Calibri" w:hAnsi="Calibri"/>
+          <w:b w:val="0"/>
+          <w:i w:val="0"/>
+          <w:color w:val="222222"/>
+          <w:sz w:val="21"/>
+        </w:rPr>
+        <w:t xml:space="preserve"> Report §36; decision D35; </w:t>
+      </w:r>
+      <w:r>
+        <w:rPr>
+          <w:rFonts w:ascii="Consolas" w:hAnsi="Consolas"/>
+          <w:b w:val="0"/>
+          <w:i w:val="0"/>
+          <w:color w:val="222222"/>
+          <w:sz w:val="19"/>
+        </w:rPr>
+        <w:t>outputs/figures/hpsc_settling_real.png</w:t>
+      </w:r>
+      <w:r>
+        <w:rPr>
+          <w:rFonts w:ascii="Calibri" w:hAnsi="Calibri"/>
+          <w:b w:val="0"/>
+          <w:i w:val="0"/>
+          <w:color w:val="222222"/>
+          <w:sz w:val="21"/>
+        </w:rPr>
+        <w:t xml:space="preserve">, </w:t>
+      </w:r>
+      <w:r>
+        <w:rPr>
+          <w:rFonts w:ascii="Consolas" w:hAnsi="Consolas"/>
+          <w:b w:val="0"/>
+          <w:i w:val="0"/>
+          <w:color w:val="222222"/>
+          <w:sz w:val="19"/>
+        </w:rPr>
+        <w:t>outputs/hpsc_settling_REAL.json</w:t>
+      </w:r>
+      <w:r>
+        <w:rPr>
+          <w:rFonts w:ascii="Calibri" w:hAnsi="Calibri"/>
+          <w:b w:val="0"/>
+          <w:i w:val="0"/>
+          <w:color w:val="222222"/>
+          <w:sz w:val="21"/>
+        </w:rPr>
+        <w:t xml:space="preserve"> (with the per-well table), </w:t>
+      </w:r>
+      <w:r>
+        <w:rPr>
+          <w:rFonts w:ascii="Consolas" w:hAnsi="Consolas"/>
+          <w:b w:val="0"/>
+          <w:i w:val="0"/>
+          <w:color w:val="222222"/>
+          <w:sz w:val="19"/>
+        </w:rPr>
+        <w:t>outputs/metrics.json</w:t>
+      </w:r>
+      <w:r>
+        <w:rPr>
+          <w:rFonts w:ascii="Calibri" w:hAnsi="Calibri"/>
+          <w:b w:val="0"/>
+          <w:i w:val="0"/>
+          <w:color w:val="222222"/>
+          <w:sz w:val="21"/>
+        </w:rPr>
+        <w:t xml:space="preserve"> key </w:t>
+      </w:r>
+      <w:r>
+        <w:rPr>
+          <w:rFonts w:ascii="Consolas" w:hAnsi="Consolas"/>
+          <w:b w:val="0"/>
+          <w:i w:val="0"/>
+          <w:color w:val="222222"/>
+          <w:sz w:val="19"/>
+        </w:rPr>
+        <w:t>hpsc_settling</w:t>
+      </w:r>
+      <w:r>
+        <w:rPr>
+          <w:rFonts w:ascii="Calibri" w:hAnsi="Calibri"/>
+          <w:b w:val="0"/>
+          <w:i w:val="0"/>
+          <w:color w:val="222222"/>
+          <w:sz w:val="21"/>
+        </w:rPr>
+        <w:t xml:space="preserve">; tests </w:t>
+      </w:r>
+      <w:r>
+        <w:rPr>
+          <w:rFonts w:ascii="Consolas" w:hAnsi="Consolas"/>
+          <w:b w:val="0"/>
+          <w:i w:val="0"/>
+          <w:color w:val="222222"/>
+          <w:sz w:val="19"/>
+        </w:rPr>
+        <w:t>tests/test_hpsc_settling.py</w:t>
       </w:r>
       <w:r>
         <w:rPr>

--- a/report/POST_SUBMISSION_CHANGES.docx
+++ b/report/POST_SUBMISSION_CHANGES.docx
@@ -49,10 +49,10 @@
       </w:tblPr>
       <w:tblGrid>
         <w:gridCol w:w="407"/>
-        <w:gridCol w:w="1539"/>
-        <w:gridCol w:w="2814"/>
-        <w:gridCol w:w="2569"/>
-        <w:gridCol w:w="1166"/>
+        <w:gridCol w:w="1538"/>
+        <w:gridCol w:w="2797"/>
+        <w:gridCol w:w="2562"/>
+        <w:gridCol w:w="1191"/>
       </w:tblGrid>
       <w:tr>
         <w:trPr>
@@ -85,7 +85,7 @@
         </w:tc>
         <w:tc>
           <w:tcPr>
-            <w:tcW w:type="dxa" w:w="1539"/>
+            <w:tcW w:type="dxa" w:w="1538"/>
             <w:shd w:val="clear" w:color="auto" w:fill="1F4E79"/>
             <w:vAlign w:val="center"/>
           </w:tcPr>
@@ -109,7 +109,7 @@
         </w:tc>
         <w:tc>
           <w:tcPr>
-            <w:tcW w:type="dxa" w:w="2814"/>
+            <w:tcW w:type="dxa" w:w="2797"/>
             <w:shd w:val="clear" w:color="auto" w:fill="1F4E79"/>
             <w:vAlign w:val="center"/>
           </w:tcPr>
@@ -132,7 +132,7 @@
         </w:tc>
         <w:tc>
           <w:tcPr>
-            <w:tcW w:type="dxa" w:w="2569"/>
+            <w:tcW w:type="dxa" w:w="2562"/>
             <w:shd w:val="clear" w:color="auto" w:fill="1F4E79"/>
             <w:vAlign w:val="center"/>
           </w:tcPr>
@@ -155,7 +155,7 @@
         </w:tc>
         <w:tc>
           <w:tcPr>
-            <w:tcW w:type="dxa" w:w="1166"/>
+            <w:tcW w:type="dxa" w:w="1191"/>
             <w:shd w:val="clear" w:color="auto" w:fill="1F4E79"/>
             <w:vAlign w:val="center"/>
           </w:tcPr>
@@ -207,7 +207,7 @@
         </w:tc>
         <w:tc>
           <w:tcPr>
-            <w:tcW w:type="dxa" w:w="1539"/>
+            <w:tcW w:type="dxa" w:w="1538"/>
             <w:shd w:val="clear" w:color="auto" w:fill="FFFFFF"/>
             <w:vAlign w:val="center"/>
           </w:tcPr>
@@ -231,7 +231,7 @@
         </w:tc>
         <w:tc>
           <w:tcPr>
-            <w:tcW w:type="dxa" w:w="2814"/>
+            <w:tcW w:type="dxa" w:w="2797"/>
             <w:shd w:val="clear" w:color="auto" w:fill="FFFFFF"/>
             <w:vAlign w:val="center"/>
           </w:tcPr>
@@ -254,7 +254,7 @@
         </w:tc>
         <w:tc>
           <w:tcPr>
-            <w:tcW w:type="dxa" w:w="2569"/>
+            <w:tcW w:type="dxa" w:w="2562"/>
             <w:shd w:val="clear" w:color="auto" w:fill="FFFFFF"/>
             <w:vAlign w:val="center"/>
           </w:tcPr>
@@ -277,7 +277,7 @@
         </w:tc>
         <w:tc>
           <w:tcPr>
-            <w:tcW w:type="dxa" w:w="1166"/>
+            <w:tcW w:type="dxa" w:w="1191"/>
             <w:shd w:val="clear" w:color="auto" w:fill="FFFFFF"/>
             <w:vAlign w:val="center"/>
           </w:tcPr>
@@ -349,7 +349,7 @@
         </w:tc>
         <w:tc>
           <w:tcPr>
-            <w:tcW w:type="dxa" w:w="1539"/>
+            <w:tcW w:type="dxa" w:w="1538"/>
             <w:shd w:val="clear" w:color="auto" w:fill="F7F9FB"/>
             <w:vAlign w:val="center"/>
           </w:tcPr>
@@ -373,7 +373,7 @@
         </w:tc>
         <w:tc>
           <w:tcPr>
-            <w:tcW w:type="dxa" w:w="2814"/>
+            <w:tcW w:type="dxa" w:w="2797"/>
             <w:shd w:val="clear" w:color="auto" w:fill="F7F9FB"/>
             <w:vAlign w:val="center"/>
           </w:tcPr>
@@ -396,7 +396,7 @@
         </w:tc>
         <w:tc>
           <w:tcPr>
-            <w:tcW w:type="dxa" w:w="2569"/>
+            <w:tcW w:type="dxa" w:w="2562"/>
             <w:shd w:val="clear" w:color="auto" w:fill="F7F9FB"/>
             <w:vAlign w:val="center"/>
           </w:tcPr>
@@ -419,7 +419,7 @@
         </w:tc>
         <w:tc>
           <w:tcPr>
-            <w:tcW w:type="dxa" w:w="1166"/>
+            <w:tcW w:type="dxa" w:w="1191"/>
             <w:shd w:val="clear" w:color="auto" w:fill="F7F9FB"/>
             <w:vAlign w:val="center"/>
           </w:tcPr>
@@ -471,7 +471,7 @@
         </w:tc>
         <w:tc>
           <w:tcPr>
-            <w:tcW w:type="dxa" w:w="1539"/>
+            <w:tcW w:type="dxa" w:w="1538"/>
             <w:shd w:val="clear" w:color="auto" w:fill="FFFFFF"/>
             <w:vAlign w:val="center"/>
           </w:tcPr>
@@ -495,7 +495,7 @@
         </w:tc>
         <w:tc>
           <w:tcPr>
-            <w:tcW w:type="dxa" w:w="2814"/>
+            <w:tcW w:type="dxa" w:w="2797"/>
             <w:shd w:val="clear" w:color="auto" w:fill="FFFFFF"/>
             <w:vAlign w:val="center"/>
           </w:tcPr>
@@ -518,7 +518,7 @@
         </w:tc>
         <w:tc>
           <w:tcPr>
-            <w:tcW w:type="dxa" w:w="2569"/>
+            <w:tcW w:type="dxa" w:w="2562"/>
             <w:shd w:val="clear" w:color="auto" w:fill="FFFFFF"/>
             <w:vAlign w:val="center"/>
           </w:tcPr>
@@ -541,7 +541,7 @@
         </w:tc>
         <w:tc>
           <w:tcPr>
-            <w:tcW w:type="dxa" w:w="1166"/>
+            <w:tcW w:type="dxa" w:w="1191"/>
             <w:shd w:val="clear" w:color="auto" w:fill="FFFFFF"/>
             <w:vAlign w:val="center"/>
           </w:tcPr>
@@ -593,7 +593,7 @@
         </w:tc>
         <w:tc>
           <w:tcPr>
-            <w:tcW w:type="dxa" w:w="1539"/>
+            <w:tcW w:type="dxa" w:w="1538"/>
             <w:shd w:val="clear" w:color="auto" w:fill="F7F9FB"/>
             <w:vAlign w:val="center"/>
           </w:tcPr>
@@ -617,7 +617,7 @@
         </w:tc>
         <w:tc>
           <w:tcPr>
-            <w:tcW w:type="dxa" w:w="2814"/>
+            <w:tcW w:type="dxa" w:w="2797"/>
             <w:shd w:val="clear" w:color="auto" w:fill="F7F9FB"/>
             <w:vAlign w:val="center"/>
           </w:tcPr>
@@ -640,7 +640,7 @@
         </w:tc>
         <w:tc>
           <w:tcPr>
-            <w:tcW w:type="dxa" w:w="2569"/>
+            <w:tcW w:type="dxa" w:w="2562"/>
             <w:shd w:val="clear" w:color="auto" w:fill="F7F9FB"/>
             <w:vAlign w:val="center"/>
           </w:tcPr>
@@ -663,7 +663,7 @@
         </w:tc>
         <w:tc>
           <w:tcPr>
-            <w:tcW w:type="dxa" w:w="1166"/>
+            <w:tcW w:type="dxa" w:w="1191"/>
             <w:shd w:val="clear" w:color="auto" w:fill="F7F9FB"/>
             <w:vAlign w:val="center"/>
           </w:tcPr>
@@ -735,7 +735,7 @@
         </w:tc>
         <w:tc>
           <w:tcPr>
-            <w:tcW w:type="dxa" w:w="1539"/>
+            <w:tcW w:type="dxa" w:w="1538"/>
             <w:shd w:val="clear" w:color="auto" w:fill="FFFFFF"/>
             <w:vAlign w:val="center"/>
           </w:tcPr>
@@ -759,7 +759,7 @@
         </w:tc>
         <w:tc>
           <w:tcPr>
-            <w:tcW w:type="dxa" w:w="2814"/>
+            <w:tcW w:type="dxa" w:w="2797"/>
             <w:shd w:val="clear" w:color="auto" w:fill="FFFFFF"/>
             <w:vAlign w:val="center"/>
           </w:tcPr>
@@ -782,7 +782,7 @@
         </w:tc>
         <w:tc>
           <w:tcPr>
-            <w:tcW w:type="dxa" w:w="2569"/>
+            <w:tcW w:type="dxa" w:w="2562"/>
             <w:shd w:val="clear" w:color="auto" w:fill="FFFFFF"/>
             <w:vAlign w:val="center"/>
           </w:tcPr>
@@ -805,7 +805,7 @@
         </w:tc>
         <w:tc>
           <w:tcPr>
-            <w:tcW w:type="dxa" w:w="1166"/>
+            <w:tcW w:type="dxa" w:w="1191"/>
             <w:shd w:val="clear" w:color="auto" w:fill="FFFFFF"/>
             <w:vAlign w:val="center"/>
           </w:tcPr>
@@ -857,7 +857,7 @@
         </w:tc>
         <w:tc>
           <w:tcPr>
-            <w:tcW w:type="dxa" w:w="1539"/>
+            <w:tcW w:type="dxa" w:w="1538"/>
             <w:shd w:val="clear" w:color="auto" w:fill="F7F9FB"/>
             <w:vAlign w:val="center"/>
           </w:tcPr>
@@ -881,7 +881,7 @@
         </w:tc>
         <w:tc>
           <w:tcPr>
-            <w:tcW w:type="dxa" w:w="2814"/>
+            <w:tcW w:type="dxa" w:w="2797"/>
             <w:shd w:val="clear" w:color="auto" w:fill="F7F9FB"/>
             <w:vAlign w:val="center"/>
           </w:tcPr>
@@ -904,7 +904,7 @@
         </w:tc>
         <w:tc>
           <w:tcPr>
-            <w:tcW w:type="dxa" w:w="2569"/>
+            <w:tcW w:type="dxa" w:w="2562"/>
             <w:shd w:val="clear" w:color="auto" w:fill="F7F9FB"/>
             <w:vAlign w:val="center"/>
           </w:tcPr>
@@ -927,7 +927,7 @@
         </w:tc>
         <w:tc>
           <w:tcPr>
-            <w:tcW w:type="dxa" w:w="1166"/>
+            <w:tcW w:type="dxa" w:w="1191"/>
             <w:shd w:val="clear" w:color="auto" w:fill="F7F9FB"/>
             <w:vAlign w:val="center"/>
           </w:tcPr>
@@ -979,7 +979,7 @@
         </w:tc>
         <w:tc>
           <w:tcPr>
-            <w:tcW w:type="dxa" w:w="1539"/>
+            <w:tcW w:type="dxa" w:w="1538"/>
             <w:shd w:val="clear" w:color="auto" w:fill="FFFFFF"/>
             <w:vAlign w:val="center"/>
           </w:tcPr>
@@ -1003,7 +1003,7 @@
         </w:tc>
         <w:tc>
           <w:tcPr>
-            <w:tcW w:type="dxa" w:w="2814"/>
+            <w:tcW w:type="dxa" w:w="2797"/>
             <w:shd w:val="clear" w:color="auto" w:fill="FFFFFF"/>
             <w:vAlign w:val="center"/>
           </w:tcPr>
@@ -1026,7 +1026,7 @@
         </w:tc>
         <w:tc>
           <w:tcPr>
-            <w:tcW w:type="dxa" w:w="2569"/>
+            <w:tcW w:type="dxa" w:w="2562"/>
             <w:shd w:val="clear" w:color="auto" w:fill="FFFFFF"/>
             <w:vAlign w:val="center"/>
           </w:tcPr>
@@ -1049,7 +1049,7 @@
         </w:tc>
         <w:tc>
           <w:tcPr>
-            <w:tcW w:type="dxa" w:w="1166"/>
+            <w:tcW w:type="dxa" w:w="1191"/>
             <w:shd w:val="clear" w:color="auto" w:fill="FFFFFF"/>
             <w:vAlign w:val="center"/>
           </w:tcPr>
@@ -1121,7 +1121,7 @@
         </w:tc>
         <w:tc>
           <w:tcPr>
-            <w:tcW w:type="dxa" w:w="1539"/>
+            <w:tcW w:type="dxa" w:w="1538"/>
             <w:shd w:val="clear" w:color="auto" w:fill="F7F9FB"/>
             <w:vAlign w:val="center"/>
           </w:tcPr>
@@ -1145,7 +1145,7 @@
         </w:tc>
         <w:tc>
           <w:tcPr>
-            <w:tcW w:type="dxa" w:w="2814"/>
+            <w:tcW w:type="dxa" w:w="2797"/>
             <w:shd w:val="clear" w:color="auto" w:fill="F7F9FB"/>
             <w:vAlign w:val="center"/>
           </w:tcPr>
@@ -1168,7 +1168,7 @@
         </w:tc>
         <w:tc>
           <w:tcPr>
-            <w:tcW w:type="dxa" w:w="2569"/>
+            <w:tcW w:type="dxa" w:w="2562"/>
             <w:shd w:val="clear" w:color="auto" w:fill="F7F9FB"/>
             <w:vAlign w:val="center"/>
           </w:tcPr>
@@ -1191,7 +1191,7 @@
         </w:tc>
         <w:tc>
           <w:tcPr>
-            <w:tcW w:type="dxa" w:w="1166"/>
+            <w:tcW w:type="dxa" w:w="1191"/>
             <w:shd w:val="clear" w:color="auto" w:fill="F7F9FB"/>
             <w:vAlign w:val="center"/>
           </w:tcPr>
@@ -1263,7 +1263,7 @@
         </w:tc>
         <w:tc>
           <w:tcPr>
-            <w:tcW w:type="dxa" w:w="1539"/>
+            <w:tcW w:type="dxa" w:w="1538"/>
             <w:shd w:val="clear" w:color="auto" w:fill="FFFFFF"/>
             <w:vAlign w:val="center"/>
           </w:tcPr>
@@ -1287,7 +1287,7 @@
         </w:tc>
         <w:tc>
           <w:tcPr>
-            <w:tcW w:type="dxa" w:w="2814"/>
+            <w:tcW w:type="dxa" w:w="2797"/>
             <w:shd w:val="clear" w:color="auto" w:fill="FFFFFF"/>
             <w:vAlign w:val="center"/>
           </w:tcPr>
@@ -1310,7 +1310,7 @@
         </w:tc>
         <w:tc>
           <w:tcPr>
-            <w:tcW w:type="dxa" w:w="2569"/>
+            <w:tcW w:type="dxa" w:w="2562"/>
             <w:shd w:val="clear" w:color="auto" w:fill="FFFFFF"/>
             <w:vAlign w:val="center"/>
           </w:tcPr>
@@ -1333,7 +1333,7 @@
         </w:tc>
         <w:tc>
           <w:tcPr>
-            <w:tcW w:type="dxa" w:w="1166"/>
+            <w:tcW w:type="dxa" w:w="1191"/>
             <w:shd w:val="clear" w:color="auto" w:fill="FFFFFF"/>
             <w:vAlign w:val="center"/>
           </w:tcPr>
@@ -1405,7 +1405,7 @@
         </w:tc>
         <w:tc>
           <w:tcPr>
-            <w:tcW w:type="dxa" w:w="1539"/>
+            <w:tcW w:type="dxa" w:w="1538"/>
             <w:shd w:val="clear" w:color="auto" w:fill="F7F9FB"/>
             <w:vAlign w:val="center"/>
           </w:tcPr>
@@ -1429,7 +1429,7 @@
         </w:tc>
         <w:tc>
           <w:tcPr>
-            <w:tcW w:type="dxa" w:w="2814"/>
+            <w:tcW w:type="dxa" w:w="2797"/>
             <w:shd w:val="clear" w:color="auto" w:fill="F7F9FB"/>
             <w:vAlign w:val="center"/>
           </w:tcPr>
@@ -1452,7 +1452,7 @@
         </w:tc>
         <w:tc>
           <w:tcPr>
-            <w:tcW w:type="dxa" w:w="2569"/>
+            <w:tcW w:type="dxa" w:w="2562"/>
             <w:shd w:val="clear" w:color="auto" w:fill="F7F9FB"/>
             <w:vAlign w:val="center"/>
           </w:tcPr>
@@ -1475,7 +1475,7 @@
         </w:tc>
         <w:tc>
           <w:tcPr>
-            <w:tcW w:type="dxa" w:w="1166"/>
+            <w:tcW w:type="dxa" w:w="1191"/>
             <w:shd w:val="clear" w:color="auto" w:fill="F7F9FB"/>
             <w:vAlign w:val="center"/>
           </w:tcPr>
@@ -1547,7 +1547,7 @@
         </w:tc>
         <w:tc>
           <w:tcPr>
-            <w:tcW w:type="dxa" w:w="1539"/>
+            <w:tcW w:type="dxa" w:w="1538"/>
             <w:shd w:val="clear" w:color="auto" w:fill="FFFFFF"/>
             <w:vAlign w:val="center"/>
           </w:tcPr>
@@ -1571,7 +1571,7 @@
         </w:tc>
         <w:tc>
           <w:tcPr>
-            <w:tcW w:type="dxa" w:w="2814"/>
+            <w:tcW w:type="dxa" w:w="2797"/>
             <w:shd w:val="clear" w:color="auto" w:fill="FFFFFF"/>
             <w:vAlign w:val="center"/>
           </w:tcPr>
@@ -1594,7 +1594,7 @@
         </w:tc>
         <w:tc>
           <w:tcPr>
-            <w:tcW w:type="dxa" w:w="2569"/>
+            <w:tcW w:type="dxa" w:w="2562"/>
             <w:shd w:val="clear" w:color="auto" w:fill="FFFFFF"/>
             <w:vAlign w:val="center"/>
           </w:tcPr>
@@ -1617,7 +1617,7 @@
         </w:tc>
         <w:tc>
           <w:tcPr>
-            <w:tcW w:type="dxa" w:w="1166"/>
+            <w:tcW w:type="dxa" w:w="1191"/>
             <w:shd w:val="clear" w:color="auto" w:fill="FFFFFF"/>
             <w:vAlign w:val="center"/>
           </w:tcPr>
@@ -1689,7 +1689,7 @@
         </w:tc>
         <w:tc>
           <w:tcPr>
-            <w:tcW w:type="dxa" w:w="1539"/>
+            <w:tcW w:type="dxa" w:w="1538"/>
             <w:shd w:val="clear" w:color="auto" w:fill="F7F9FB"/>
             <w:vAlign w:val="center"/>
           </w:tcPr>
@@ -1713,7 +1713,7 @@
         </w:tc>
         <w:tc>
           <w:tcPr>
-            <w:tcW w:type="dxa" w:w="2814"/>
+            <w:tcW w:type="dxa" w:w="2797"/>
             <w:shd w:val="clear" w:color="auto" w:fill="F7F9FB"/>
             <w:vAlign w:val="center"/>
           </w:tcPr>
@@ -1736,7 +1736,7 @@
         </w:tc>
         <w:tc>
           <w:tcPr>
-            <w:tcW w:type="dxa" w:w="2569"/>
+            <w:tcW w:type="dxa" w:w="2562"/>
             <w:shd w:val="clear" w:color="auto" w:fill="F7F9FB"/>
             <w:vAlign w:val="center"/>
           </w:tcPr>
@@ -1759,7 +1759,7 @@
         </w:tc>
         <w:tc>
           <w:tcPr>
-            <w:tcW w:type="dxa" w:w="1166"/>
+            <w:tcW w:type="dxa" w:w="1191"/>
             <w:shd w:val="clear" w:color="auto" w:fill="F7F9FB"/>
             <w:vAlign w:val="center"/>
           </w:tcPr>
@@ -1811,7 +1811,7 @@
         </w:tc>
         <w:tc>
           <w:tcPr>
-            <w:tcW w:type="dxa" w:w="1539"/>
+            <w:tcW w:type="dxa" w:w="1538"/>
             <w:shd w:val="clear" w:color="auto" w:fill="FFFFFF"/>
             <w:vAlign w:val="center"/>
           </w:tcPr>
@@ -1835,7 +1835,7 @@
         </w:tc>
         <w:tc>
           <w:tcPr>
-            <w:tcW w:type="dxa" w:w="2814"/>
+            <w:tcW w:type="dxa" w:w="2797"/>
             <w:shd w:val="clear" w:color="auto" w:fill="FFFFFF"/>
             <w:vAlign w:val="center"/>
           </w:tcPr>
@@ -1858,7 +1858,7 @@
         </w:tc>
         <w:tc>
           <w:tcPr>
-            <w:tcW w:type="dxa" w:w="2569"/>
+            <w:tcW w:type="dxa" w:w="2562"/>
             <w:shd w:val="clear" w:color="auto" w:fill="FFFFFF"/>
             <w:vAlign w:val="center"/>
           </w:tcPr>
@@ -1881,7 +1881,7 @@
         </w:tc>
         <w:tc>
           <w:tcPr>
-            <w:tcW w:type="dxa" w:w="1166"/>
+            <w:tcW w:type="dxa" w:w="1191"/>
             <w:shd w:val="clear" w:color="auto" w:fill="FFFFFF"/>
             <w:vAlign w:val="center"/>
           </w:tcPr>
@@ -1943,7 +1943,7 @@
         </w:tc>
         <w:tc>
           <w:tcPr>
-            <w:tcW w:type="dxa" w:w="1539"/>
+            <w:tcW w:type="dxa" w:w="1538"/>
             <w:shd w:val="clear" w:color="auto" w:fill="F7F9FB"/>
             <w:vAlign w:val="center"/>
           </w:tcPr>
@@ -1967,7 +1967,7 @@
         </w:tc>
         <w:tc>
           <w:tcPr>
-            <w:tcW w:type="dxa" w:w="2814"/>
+            <w:tcW w:type="dxa" w:w="2797"/>
             <w:shd w:val="clear" w:color="auto" w:fill="F7F9FB"/>
             <w:vAlign w:val="center"/>
           </w:tcPr>
@@ -1990,7 +1990,7 @@
         </w:tc>
         <w:tc>
           <w:tcPr>
-            <w:tcW w:type="dxa" w:w="2569"/>
+            <w:tcW w:type="dxa" w:w="2562"/>
             <w:shd w:val="clear" w:color="auto" w:fill="F7F9FB"/>
             <w:vAlign w:val="center"/>
           </w:tcPr>
@@ -2013,7 +2013,7 @@
         </w:tc>
         <w:tc>
           <w:tcPr>
-            <w:tcW w:type="dxa" w:w="1166"/>
+            <w:tcW w:type="dxa" w:w="1191"/>
             <w:shd w:val="clear" w:color="auto" w:fill="F7F9FB"/>
             <w:vAlign w:val="center"/>
           </w:tcPr>
@@ -2085,7 +2085,7 @@
         </w:tc>
         <w:tc>
           <w:tcPr>
-            <w:tcW w:type="dxa" w:w="1539"/>
+            <w:tcW w:type="dxa" w:w="1538"/>
             <w:shd w:val="clear" w:color="auto" w:fill="FFFFFF"/>
             <w:vAlign w:val="center"/>
           </w:tcPr>
@@ -2109,7 +2109,7 @@
         </w:tc>
         <w:tc>
           <w:tcPr>
-            <w:tcW w:type="dxa" w:w="2814"/>
+            <w:tcW w:type="dxa" w:w="2797"/>
             <w:shd w:val="clear" w:color="auto" w:fill="FFFFFF"/>
             <w:vAlign w:val="center"/>
           </w:tcPr>
@@ -2132,7 +2132,7 @@
         </w:tc>
         <w:tc>
           <w:tcPr>
-            <w:tcW w:type="dxa" w:w="2569"/>
+            <w:tcW w:type="dxa" w:w="2562"/>
             <w:shd w:val="clear" w:color="auto" w:fill="FFFFFF"/>
             <w:vAlign w:val="center"/>
           </w:tcPr>
@@ -2155,7 +2155,7 @@
         </w:tc>
         <w:tc>
           <w:tcPr>
-            <w:tcW w:type="dxa" w:w="1166"/>
+            <w:tcW w:type="dxa" w:w="1191"/>
             <w:shd w:val="clear" w:color="auto" w:fill="FFFFFF"/>
             <w:vAlign w:val="center"/>
           </w:tcPr>
@@ -2227,7 +2227,7 @@
         </w:tc>
         <w:tc>
           <w:tcPr>
-            <w:tcW w:type="dxa" w:w="1539"/>
+            <w:tcW w:type="dxa" w:w="1538"/>
             <w:shd w:val="clear" w:color="auto" w:fill="F7F9FB"/>
             <w:vAlign w:val="center"/>
           </w:tcPr>
@@ -2251,7 +2251,7 @@
         </w:tc>
         <w:tc>
           <w:tcPr>
-            <w:tcW w:type="dxa" w:w="2814"/>
+            <w:tcW w:type="dxa" w:w="2797"/>
             <w:shd w:val="clear" w:color="auto" w:fill="F7F9FB"/>
             <w:vAlign w:val="center"/>
           </w:tcPr>
@@ -2274,7 +2274,7 @@
         </w:tc>
         <w:tc>
           <w:tcPr>
-            <w:tcW w:type="dxa" w:w="2569"/>
+            <w:tcW w:type="dxa" w:w="2562"/>
             <w:shd w:val="clear" w:color="auto" w:fill="F7F9FB"/>
             <w:vAlign w:val="center"/>
           </w:tcPr>
@@ -2297,7 +2297,7 @@
         </w:tc>
         <w:tc>
           <w:tcPr>
-            <w:tcW w:type="dxa" w:w="1166"/>
+            <w:tcW w:type="dxa" w:w="1191"/>
             <w:shd w:val="clear" w:color="auto" w:fill="F7F9FB"/>
             <w:vAlign w:val="center"/>
           </w:tcPr>
@@ -2359,7 +2359,7 @@
         </w:tc>
         <w:tc>
           <w:tcPr>
-            <w:tcW w:type="dxa" w:w="1539"/>
+            <w:tcW w:type="dxa" w:w="1538"/>
             <w:shd w:val="clear" w:color="auto" w:fill="FFFFFF"/>
             <w:vAlign w:val="center"/>
           </w:tcPr>
@@ -2383,7 +2383,7 @@
         </w:tc>
         <w:tc>
           <w:tcPr>
-            <w:tcW w:type="dxa" w:w="2814"/>
+            <w:tcW w:type="dxa" w:w="2797"/>
             <w:shd w:val="clear" w:color="auto" w:fill="FFFFFF"/>
             <w:vAlign w:val="center"/>
           </w:tcPr>
@@ -2406,7 +2406,7 @@
         </w:tc>
         <w:tc>
           <w:tcPr>
-            <w:tcW w:type="dxa" w:w="2569"/>
+            <w:tcW w:type="dxa" w:w="2562"/>
             <w:shd w:val="clear" w:color="auto" w:fill="FFFFFF"/>
             <w:vAlign w:val="center"/>
           </w:tcPr>
@@ -2429,7 +2429,7 @@
         </w:tc>
         <w:tc>
           <w:tcPr>
-            <w:tcW w:type="dxa" w:w="1166"/>
+            <w:tcW w:type="dxa" w:w="1191"/>
             <w:shd w:val="clear" w:color="auto" w:fill="FFFFFF"/>
             <w:vAlign w:val="center"/>
           </w:tcPr>
@@ -2501,7 +2501,7 @@
         </w:tc>
         <w:tc>
           <w:tcPr>
-            <w:tcW w:type="dxa" w:w="1539"/>
+            <w:tcW w:type="dxa" w:w="1538"/>
             <w:shd w:val="clear" w:color="auto" w:fill="F7F9FB"/>
             <w:vAlign w:val="center"/>
           </w:tcPr>
@@ -2525,7 +2525,7 @@
         </w:tc>
         <w:tc>
           <w:tcPr>
-            <w:tcW w:type="dxa" w:w="2814"/>
+            <w:tcW w:type="dxa" w:w="2797"/>
             <w:shd w:val="clear" w:color="auto" w:fill="F7F9FB"/>
             <w:vAlign w:val="center"/>
           </w:tcPr>
@@ -2548,7 +2548,7 @@
         </w:tc>
         <w:tc>
           <w:tcPr>
-            <w:tcW w:type="dxa" w:w="2569"/>
+            <w:tcW w:type="dxa" w:w="2562"/>
             <w:shd w:val="clear" w:color="auto" w:fill="F7F9FB"/>
             <w:vAlign w:val="center"/>
           </w:tcPr>
@@ -2571,7 +2571,7 @@
         </w:tc>
         <w:tc>
           <w:tcPr>
-            <w:tcW w:type="dxa" w:w="1166"/>
+            <w:tcW w:type="dxa" w:w="1191"/>
             <w:shd w:val="clear" w:color="auto" w:fill="F7F9FB"/>
             <w:vAlign w:val="center"/>
           </w:tcPr>
@@ -2643,7 +2643,7 @@
         </w:tc>
         <w:tc>
           <w:tcPr>
-            <w:tcW w:type="dxa" w:w="1539"/>
+            <w:tcW w:type="dxa" w:w="1538"/>
             <w:shd w:val="clear" w:color="auto" w:fill="FFFFFF"/>
             <w:vAlign w:val="center"/>
           </w:tcPr>
@@ -2667,7 +2667,7 @@
         </w:tc>
         <w:tc>
           <w:tcPr>
-            <w:tcW w:type="dxa" w:w="2814"/>
+            <w:tcW w:type="dxa" w:w="2797"/>
             <w:shd w:val="clear" w:color="auto" w:fill="FFFFFF"/>
             <w:vAlign w:val="center"/>
           </w:tcPr>
@@ -2690,7 +2690,7 @@
         </w:tc>
         <w:tc>
           <w:tcPr>
-            <w:tcW w:type="dxa" w:w="2569"/>
+            <w:tcW w:type="dxa" w:w="2562"/>
             <w:shd w:val="clear" w:color="auto" w:fill="FFFFFF"/>
             <w:vAlign w:val="center"/>
           </w:tcPr>
@@ -2713,7 +2713,7 @@
         </w:tc>
         <w:tc>
           <w:tcPr>
-            <w:tcW w:type="dxa" w:w="1166"/>
+            <w:tcW w:type="dxa" w:w="1191"/>
             <w:shd w:val="clear" w:color="auto" w:fill="FFFFFF"/>
             <w:vAlign w:val="center"/>
           </w:tcPr>
@@ -2785,7 +2785,7 @@
         </w:tc>
         <w:tc>
           <w:tcPr>
-            <w:tcW w:type="dxa" w:w="1539"/>
+            <w:tcW w:type="dxa" w:w="1538"/>
             <w:shd w:val="clear" w:color="auto" w:fill="F7F9FB"/>
             <w:vAlign w:val="center"/>
           </w:tcPr>
@@ -2809,7 +2809,7 @@
         </w:tc>
         <w:tc>
           <w:tcPr>
-            <w:tcW w:type="dxa" w:w="2814"/>
+            <w:tcW w:type="dxa" w:w="2797"/>
             <w:shd w:val="clear" w:color="auto" w:fill="F7F9FB"/>
             <w:vAlign w:val="center"/>
           </w:tcPr>
@@ -2832,7 +2832,7 @@
         </w:tc>
         <w:tc>
           <w:tcPr>
-            <w:tcW w:type="dxa" w:w="2569"/>
+            <w:tcW w:type="dxa" w:w="2562"/>
             <w:shd w:val="clear" w:color="auto" w:fill="F7F9FB"/>
             <w:vAlign w:val="center"/>
           </w:tcPr>
@@ -2855,7 +2855,7 @@
         </w:tc>
         <w:tc>
           <w:tcPr>
-            <w:tcW w:type="dxa" w:w="1166"/>
+            <w:tcW w:type="dxa" w:w="1191"/>
             <w:shd w:val="clear" w:color="auto" w:fill="F7F9FB"/>
             <w:vAlign w:val="center"/>
           </w:tcPr>
@@ -2927,7 +2927,7 @@
         </w:tc>
         <w:tc>
           <w:tcPr>
-            <w:tcW w:type="dxa" w:w="1539"/>
+            <w:tcW w:type="dxa" w:w="1538"/>
             <w:shd w:val="clear" w:color="auto" w:fill="FFFFFF"/>
             <w:vAlign w:val="center"/>
           </w:tcPr>
@@ -2951,7 +2951,7 @@
         </w:tc>
         <w:tc>
           <w:tcPr>
-            <w:tcW w:type="dxa" w:w="2814"/>
+            <w:tcW w:type="dxa" w:w="2797"/>
             <w:shd w:val="clear" w:color="auto" w:fill="FFFFFF"/>
             <w:vAlign w:val="center"/>
           </w:tcPr>
@@ -2974,7 +2974,7 @@
         </w:tc>
         <w:tc>
           <w:tcPr>
-            <w:tcW w:type="dxa" w:w="2569"/>
+            <w:tcW w:type="dxa" w:w="2562"/>
             <w:shd w:val="clear" w:color="auto" w:fill="FFFFFF"/>
             <w:vAlign w:val="center"/>
           </w:tcPr>
@@ -2997,7 +2997,7 @@
         </w:tc>
         <w:tc>
           <w:tcPr>
-            <w:tcW w:type="dxa" w:w="1166"/>
+            <w:tcW w:type="dxa" w:w="1191"/>
             <w:shd w:val="clear" w:color="auto" w:fill="FFFFFF"/>
             <w:vAlign w:val="center"/>
           </w:tcPr>
@@ -3069,7 +3069,7 @@
         </w:tc>
         <w:tc>
           <w:tcPr>
-            <w:tcW w:type="dxa" w:w="1539"/>
+            <w:tcW w:type="dxa" w:w="1538"/>
             <w:shd w:val="clear" w:color="auto" w:fill="F7F9FB"/>
             <w:vAlign w:val="center"/>
           </w:tcPr>
@@ -3093,7 +3093,7 @@
         </w:tc>
         <w:tc>
           <w:tcPr>
-            <w:tcW w:type="dxa" w:w="2814"/>
+            <w:tcW w:type="dxa" w:w="2797"/>
             <w:shd w:val="clear" w:color="auto" w:fill="F7F9FB"/>
             <w:vAlign w:val="center"/>
           </w:tcPr>
@@ -3116,7 +3116,7 @@
         </w:tc>
         <w:tc>
           <w:tcPr>
-            <w:tcW w:type="dxa" w:w="2569"/>
+            <w:tcW w:type="dxa" w:w="2562"/>
             <w:shd w:val="clear" w:color="auto" w:fill="F7F9FB"/>
             <w:vAlign w:val="center"/>
           </w:tcPr>
@@ -3139,7 +3139,7 @@
         </w:tc>
         <w:tc>
           <w:tcPr>
-            <w:tcW w:type="dxa" w:w="1166"/>
+            <w:tcW w:type="dxa" w:w="1191"/>
             <w:shd w:val="clear" w:color="auto" w:fill="F7F9FB"/>
             <w:vAlign w:val="center"/>
           </w:tcPr>
@@ -3201,7 +3201,7 @@
         </w:tc>
         <w:tc>
           <w:tcPr>
-            <w:tcW w:type="dxa" w:w="1539"/>
+            <w:tcW w:type="dxa" w:w="1538"/>
             <w:shd w:val="clear" w:color="auto" w:fill="FFFFFF"/>
             <w:vAlign w:val="center"/>
           </w:tcPr>
@@ -3225,7 +3225,7 @@
         </w:tc>
         <w:tc>
           <w:tcPr>
-            <w:tcW w:type="dxa" w:w="2814"/>
+            <w:tcW w:type="dxa" w:w="2797"/>
             <w:shd w:val="clear" w:color="auto" w:fill="FFFFFF"/>
             <w:vAlign w:val="center"/>
           </w:tcPr>
@@ -3248,7 +3248,7 @@
         </w:tc>
         <w:tc>
           <w:tcPr>
-            <w:tcW w:type="dxa" w:w="2569"/>
+            <w:tcW w:type="dxa" w:w="2562"/>
             <w:shd w:val="clear" w:color="auto" w:fill="FFFFFF"/>
             <w:vAlign w:val="center"/>
           </w:tcPr>
@@ -3271,7 +3271,7 @@
         </w:tc>
         <w:tc>
           <w:tcPr>
-            <w:tcW w:type="dxa" w:w="1166"/>
+            <w:tcW w:type="dxa" w:w="1191"/>
             <w:shd w:val="clear" w:color="auto" w:fill="FFFFFF"/>
             <w:vAlign w:val="center"/>
           </w:tcPr>
@@ -3333,7 +3333,7 @@
         </w:tc>
         <w:tc>
           <w:tcPr>
-            <w:tcW w:type="dxa" w:w="1539"/>
+            <w:tcW w:type="dxa" w:w="1538"/>
             <w:shd w:val="clear" w:color="auto" w:fill="F7F9FB"/>
             <w:vAlign w:val="center"/>
           </w:tcPr>
@@ -3357,7 +3357,7 @@
         </w:tc>
         <w:tc>
           <w:tcPr>
-            <w:tcW w:type="dxa" w:w="2814"/>
+            <w:tcW w:type="dxa" w:w="2797"/>
             <w:shd w:val="clear" w:color="auto" w:fill="F7F9FB"/>
             <w:vAlign w:val="center"/>
           </w:tcPr>
@@ -3380,7 +3380,7 @@
         </w:tc>
         <w:tc>
           <w:tcPr>
-            <w:tcW w:type="dxa" w:w="2569"/>
+            <w:tcW w:type="dxa" w:w="2562"/>
             <w:shd w:val="clear" w:color="auto" w:fill="F7F9FB"/>
             <w:vAlign w:val="center"/>
           </w:tcPr>
@@ -3403,7 +3403,7 @@
         </w:tc>
         <w:tc>
           <w:tcPr>
-            <w:tcW w:type="dxa" w:w="1166"/>
+            <w:tcW w:type="dxa" w:w="1191"/>
             <w:shd w:val="clear" w:color="auto" w:fill="F7F9FB"/>
             <w:vAlign w:val="center"/>
           </w:tcPr>
@@ -3465,7 +3465,7 @@
         </w:tc>
         <w:tc>
           <w:tcPr>
-            <w:tcW w:type="dxa" w:w="1539"/>
+            <w:tcW w:type="dxa" w:w="1538"/>
             <w:shd w:val="clear" w:color="auto" w:fill="FFFFFF"/>
             <w:vAlign w:val="center"/>
           </w:tcPr>
@@ -3489,7 +3489,7 @@
         </w:tc>
         <w:tc>
           <w:tcPr>
-            <w:tcW w:type="dxa" w:w="2814"/>
+            <w:tcW w:type="dxa" w:w="2797"/>
             <w:shd w:val="clear" w:color="auto" w:fill="FFFFFF"/>
             <w:vAlign w:val="center"/>
           </w:tcPr>
@@ -3512,7 +3512,7 @@
         </w:tc>
         <w:tc>
           <w:tcPr>
-            <w:tcW w:type="dxa" w:w="2569"/>
+            <w:tcW w:type="dxa" w:w="2562"/>
             <w:shd w:val="clear" w:color="auto" w:fill="FFFFFF"/>
             <w:vAlign w:val="center"/>
           </w:tcPr>
@@ -3535,7 +3535,7 @@
         </w:tc>
         <w:tc>
           <w:tcPr>
-            <w:tcW w:type="dxa" w:w="1166"/>
+            <w:tcW w:type="dxa" w:w="1191"/>
             <w:shd w:val="clear" w:color="auto" w:fill="FFFFFF"/>
             <w:vAlign w:val="center"/>
           </w:tcPr>
@@ -3597,7 +3597,7 @@
         </w:tc>
         <w:tc>
           <w:tcPr>
-            <w:tcW w:type="dxa" w:w="1539"/>
+            <w:tcW w:type="dxa" w:w="1538"/>
             <w:shd w:val="clear" w:color="auto" w:fill="F7F9FB"/>
             <w:vAlign w:val="center"/>
           </w:tcPr>
@@ -3621,7 +3621,7 @@
         </w:tc>
         <w:tc>
           <w:tcPr>
-            <w:tcW w:type="dxa" w:w="2814"/>
+            <w:tcW w:type="dxa" w:w="2797"/>
             <w:shd w:val="clear" w:color="auto" w:fill="F7F9FB"/>
             <w:vAlign w:val="center"/>
           </w:tcPr>
@@ -3644,7 +3644,7 @@
         </w:tc>
         <w:tc>
           <w:tcPr>
-            <w:tcW w:type="dxa" w:w="2569"/>
+            <w:tcW w:type="dxa" w:w="2562"/>
             <w:shd w:val="clear" w:color="auto" w:fill="F7F9FB"/>
             <w:vAlign w:val="center"/>
           </w:tcPr>
@@ -3667,7 +3667,7 @@
         </w:tc>
         <w:tc>
           <w:tcPr>
-            <w:tcW w:type="dxa" w:w="1166"/>
+            <w:tcW w:type="dxa" w:w="1191"/>
             <w:shd w:val="clear" w:color="auto" w:fill="F7F9FB"/>
             <w:vAlign w:val="center"/>
           </w:tcPr>
@@ -3729,7 +3729,7 @@
         </w:tc>
         <w:tc>
           <w:tcPr>
-            <w:tcW w:type="dxa" w:w="1539"/>
+            <w:tcW w:type="dxa" w:w="1538"/>
             <w:shd w:val="clear" w:color="auto" w:fill="FFFFFF"/>
             <w:vAlign w:val="center"/>
           </w:tcPr>
@@ -3753,7 +3753,7 @@
         </w:tc>
         <w:tc>
           <w:tcPr>
-            <w:tcW w:type="dxa" w:w="2814"/>
+            <w:tcW w:type="dxa" w:w="2797"/>
             <w:shd w:val="clear" w:color="auto" w:fill="FFFFFF"/>
             <w:vAlign w:val="center"/>
           </w:tcPr>
@@ -3776,7 +3776,7 @@
         </w:tc>
         <w:tc>
           <w:tcPr>
-            <w:tcW w:type="dxa" w:w="2569"/>
+            <w:tcW w:type="dxa" w:w="2562"/>
             <w:shd w:val="clear" w:color="auto" w:fill="FFFFFF"/>
             <w:vAlign w:val="center"/>
           </w:tcPr>
@@ -3799,7 +3799,7 @@
         </w:tc>
         <w:tc>
           <w:tcPr>
-            <w:tcW w:type="dxa" w:w="1166"/>
+            <w:tcW w:type="dxa" w:w="1191"/>
             <w:shd w:val="clear" w:color="auto" w:fill="FFFFFF"/>
             <w:vAlign w:val="center"/>
           </w:tcPr>
@@ -3861,7 +3861,7 @@
         </w:tc>
         <w:tc>
           <w:tcPr>
-            <w:tcW w:type="dxa" w:w="1539"/>
+            <w:tcW w:type="dxa" w:w="1538"/>
             <w:shd w:val="clear" w:color="auto" w:fill="F7F9FB"/>
             <w:vAlign w:val="center"/>
           </w:tcPr>
@@ -3885,7 +3885,7 @@
         </w:tc>
         <w:tc>
           <w:tcPr>
-            <w:tcW w:type="dxa" w:w="2814"/>
+            <w:tcW w:type="dxa" w:w="2797"/>
             <w:shd w:val="clear" w:color="auto" w:fill="F7F9FB"/>
             <w:vAlign w:val="center"/>
           </w:tcPr>
@@ -3908,7 +3908,7 @@
         </w:tc>
         <w:tc>
           <w:tcPr>
-            <w:tcW w:type="dxa" w:w="2569"/>
+            <w:tcW w:type="dxa" w:w="2562"/>
             <w:shd w:val="clear" w:color="auto" w:fill="F7F9FB"/>
             <w:vAlign w:val="center"/>
           </w:tcPr>
@@ -3931,7 +3931,7 @@
         </w:tc>
         <w:tc>
           <w:tcPr>
-            <w:tcW w:type="dxa" w:w="1166"/>
+            <w:tcW w:type="dxa" w:w="1191"/>
             <w:shd w:val="clear" w:color="auto" w:fill="F7F9FB"/>
             <w:vAlign w:val="center"/>
           </w:tcPr>
@@ -3993,7 +3993,7 @@
         </w:tc>
         <w:tc>
           <w:tcPr>
-            <w:tcW w:type="dxa" w:w="1539"/>
+            <w:tcW w:type="dxa" w:w="1538"/>
             <w:shd w:val="clear" w:color="auto" w:fill="FFFFFF"/>
             <w:vAlign w:val="center"/>
           </w:tcPr>
@@ -4017,7 +4017,7 @@
         </w:tc>
         <w:tc>
           <w:tcPr>
-            <w:tcW w:type="dxa" w:w="2814"/>
+            <w:tcW w:type="dxa" w:w="2797"/>
             <w:shd w:val="clear" w:color="auto" w:fill="FFFFFF"/>
             <w:vAlign w:val="center"/>
           </w:tcPr>
@@ -4040,7 +4040,7 @@
         </w:tc>
         <w:tc>
           <w:tcPr>
-            <w:tcW w:type="dxa" w:w="2569"/>
+            <w:tcW w:type="dxa" w:w="2562"/>
             <w:shd w:val="clear" w:color="auto" w:fill="FFFFFF"/>
             <w:vAlign w:val="center"/>
           </w:tcPr>
@@ -4063,7 +4063,7 @@
         </w:tc>
         <w:tc>
           <w:tcPr>
-            <w:tcW w:type="dxa" w:w="1166"/>
+            <w:tcW w:type="dxa" w:w="1191"/>
             <w:shd w:val="clear" w:color="auto" w:fill="FFFFFF"/>
             <w:vAlign w:val="center"/>
           </w:tcPr>
@@ -4125,7 +4125,7 @@
         </w:tc>
         <w:tc>
           <w:tcPr>
-            <w:tcW w:type="dxa" w:w="1539"/>
+            <w:tcW w:type="dxa" w:w="1538"/>
             <w:shd w:val="clear" w:color="auto" w:fill="F7F9FB"/>
             <w:vAlign w:val="center"/>
           </w:tcPr>
@@ -4149,7 +4149,7 @@
         </w:tc>
         <w:tc>
           <w:tcPr>
-            <w:tcW w:type="dxa" w:w="2814"/>
+            <w:tcW w:type="dxa" w:w="2797"/>
             <w:shd w:val="clear" w:color="auto" w:fill="F7F9FB"/>
             <w:vAlign w:val="center"/>
           </w:tcPr>
@@ -4172,7 +4172,7 @@
         </w:tc>
         <w:tc>
           <w:tcPr>
-            <w:tcW w:type="dxa" w:w="2569"/>
+            <w:tcW w:type="dxa" w:w="2562"/>
             <w:shd w:val="clear" w:color="auto" w:fill="F7F9FB"/>
             <w:vAlign w:val="center"/>
           </w:tcPr>
@@ -4195,7 +4195,7 @@
         </w:tc>
         <w:tc>
           <w:tcPr>
-            <w:tcW w:type="dxa" w:w="1166"/>
+            <w:tcW w:type="dxa" w:w="1191"/>
             <w:shd w:val="clear" w:color="auto" w:fill="F7F9FB"/>
             <w:vAlign w:val="center"/>
           </w:tcPr>
@@ -4257,7 +4257,7 @@
         </w:tc>
         <w:tc>
           <w:tcPr>
-            <w:tcW w:type="dxa" w:w="1539"/>
+            <w:tcW w:type="dxa" w:w="1538"/>
             <w:shd w:val="clear" w:color="auto" w:fill="FFFFFF"/>
             <w:vAlign w:val="center"/>
           </w:tcPr>
@@ -4281,7 +4281,7 @@
         </w:tc>
         <w:tc>
           <w:tcPr>
-            <w:tcW w:type="dxa" w:w="2814"/>
+            <w:tcW w:type="dxa" w:w="2797"/>
             <w:shd w:val="clear" w:color="auto" w:fill="FFFFFF"/>
             <w:vAlign w:val="center"/>
           </w:tcPr>
@@ -4304,7 +4304,7 @@
         </w:tc>
         <w:tc>
           <w:tcPr>
-            <w:tcW w:type="dxa" w:w="2569"/>
+            <w:tcW w:type="dxa" w:w="2562"/>
             <w:shd w:val="clear" w:color="auto" w:fill="FFFFFF"/>
             <w:vAlign w:val="center"/>
           </w:tcPr>
@@ -4327,7 +4327,7 @@
         </w:tc>
         <w:tc>
           <w:tcPr>
-            <w:tcW w:type="dxa" w:w="1166"/>
+            <w:tcW w:type="dxa" w:w="1191"/>
             <w:shd w:val="clear" w:color="auto" w:fill="FFFFFF"/>
             <w:vAlign w:val="center"/>
           </w:tcPr>
@@ -4389,7 +4389,7 @@
         </w:tc>
         <w:tc>
           <w:tcPr>
-            <w:tcW w:type="dxa" w:w="1539"/>
+            <w:tcW w:type="dxa" w:w="1538"/>
             <w:shd w:val="clear" w:color="auto" w:fill="F7F9FB"/>
             <w:vAlign w:val="center"/>
           </w:tcPr>
@@ -4413,7 +4413,7 @@
         </w:tc>
         <w:tc>
           <w:tcPr>
-            <w:tcW w:type="dxa" w:w="2814"/>
+            <w:tcW w:type="dxa" w:w="2797"/>
             <w:shd w:val="clear" w:color="auto" w:fill="F7F9FB"/>
             <w:vAlign w:val="center"/>
           </w:tcPr>
@@ -4436,7 +4436,7 @@
         </w:tc>
         <w:tc>
           <w:tcPr>
-            <w:tcW w:type="dxa" w:w="2569"/>
+            <w:tcW w:type="dxa" w:w="2562"/>
             <w:shd w:val="clear" w:color="auto" w:fill="F7F9FB"/>
             <w:vAlign w:val="center"/>
           </w:tcPr>
@@ -4459,7 +4459,7 @@
         </w:tc>
         <w:tc>
           <w:tcPr>
-            <w:tcW w:type="dxa" w:w="1166"/>
+            <w:tcW w:type="dxa" w:w="1191"/>
             <w:shd w:val="clear" w:color="auto" w:fill="F7F9FB"/>
             <w:vAlign w:val="center"/>
           </w:tcPr>
@@ -4521,7 +4521,7 @@
         </w:tc>
         <w:tc>
           <w:tcPr>
-            <w:tcW w:type="dxa" w:w="1539"/>
+            <w:tcW w:type="dxa" w:w="1538"/>
             <w:shd w:val="clear" w:color="auto" w:fill="FFFFFF"/>
             <w:vAlign w:val="center"/>
           </w:tcPr>
@@ -4545,7 +4545,7 @@
         </w:tc>
         <w:tc>
           <w:tcPr>
-            <w:tcW w:type="dxa" w:w="2814"/>
+            <w:tcW w:type="dxa" w:w="2797"/>
             <w:shd w:val="clear" w:color="auto" w:fill="FFFFFF"/>
             <w:vAlign w:val="center"/>
           </w:tcPr>
@@ -4568,7 +4568,7 @@
         </w:tc>
         <w:tc>
           <w:tcPr>
-            <w:tcW w:type="dxa" w:w="2569"/>
+            <w:tcW w:type="dxa" w:w="2562"/>
             <w:shd w:val="clear" w:color="auto" w:fill="FFFFFF"/>
             <w:vAlign w:val="center"/>
           </w:tcPr>
@@ -4591,7 +4591,7 @@
         </w:tc>
         <w:tc>
           <w:tcPr>
-            <w:tcW w:type="dxa" w:w="1166"/>
+            <w:tcW w:type="dxa" w:w="1191"/>
             <w:shd w:val="clear" w:color="auto" w:fill="FFFFFF"/>
             <w:vAlign w:val="center"/>
           </w:tcPr>
@@ -4653,7 +4653,7 @@
         </w:tc>
         <w:tc>
           <w:tcPr>
-            <w:tcW w:type="dxa" w:w="1539"/>
+            <w:tcW w:type="dxa" w:w="1538"/>
             <w:shd w:val="clear" w:color="auto" w:fill="F7F9FB"/>
             <w:vAlign w:val="center"/>
           </w:tcPr>
@@ -4677,7 +4677,7 @@
         </w:tc>
         <w:tc>
           <w:tcPr>
-            <w:tcW w:type="dxa" w:w="2814"/>
+            <w:tcW w:type="dxa" w:w="2797"/>
             <w:shd w:val="clear" w:color="auto" w:fill="F7F9FB"/>
             <w:vAlign w:val="center"/>
           </w:tcPr>
@@ -4700,7 +4700,7 @@
         </w:tc>
         <w:tc>
           <w:tcPr>
-            <w:tcW w:type="dxa" w:w="2569"/>
+            <w:tcW w:type="dxa" w:w="2562"/>
             <w:shd w:val="clear" w:color="auto" w:fill="F7F9FB"/>
             <w:vAlign w:val="center"/>
           </w:tcPr>
@@ -4723,7 +4723,7 @@
         </w:tc>
         <w:tc>
           <w:tcPr>
-            <w:tcW w:type="dxa" w:w="1166"/>
+            <w:tcW w:type="dxa" w:w="1191"/>
             <w:shd w:val="clear" w:color="auto" w:fill="F7F9FB"/>
             <w:vAlign w:val="center"/>
           </w:tcPr>
@@ -4785,7 +4785,7 @@
         </w:tc>
         <w:tc>
           <w:tcPr>
-            <w:tcW w:type="dxa" w:w="1539"/>
+            <w:tcW w:type="dxa" w:w="1538"/>
             <w:shd w:val="clear" w:color="auto" w:fill="FFFFFF"/>
             <w:vAlign w:val="center"/>
           </w:tcPr>
@@ -4809,7 +4809,7 @@
         </w:tc>
         <w:tc>
           <w:tcPr>
-            <w:tcW w:type="dxa" w:w="2814"/>
+            <w:tcW w:type="dxa" w:w="2797"/>
             <w:shd w:val="clear" w:color="auto" w:fill="FFFFFF"/>
             <w:vAlign w:val="center"/>
           </w:tcPr>
@@ -4832,7 +4832,7 @@
         </w:tc>
         <w:tc>
           <w:tcPr>
-            <w:tcW w:type="dxa" w:w="2569"/>
+            <w:tcW w:type="dxa" w:w="2562"/>
             <w:shd w:val="clear" w:color="auto" w:fill="FFFFFF"/>
             <w:vAlign w:val="center"/>
           </w:tcPr>
@@ -4855,7 +4855,7 @@
         </w:tc>
         <w:tc>
           <w:tcPr>
-            <w:tcW w:type="dxa" w:w="1166"/>
+            <w:tcW w:type="dxa" w:w="1191"/>
             <w:shd w:val="clear" w:color="auto" w:fill="FFFFFF"/>
             <w:vAlign w:val="center"/>
           </w:tcPr>
@@ -4917,7 +4917,7 @@
         </w:tc>
         <w:tc>
           <w:tcPr>
-            <w:tcW w:type="dxa" w:w="1539"/>
+            <w:tcW w:type="dxa" w:w="1538"/>
             <w:shd w:val="clear" w:color="auto" w:fill="F7F9FB"/>
             <w:vAlign w:val="center"/>
           </w:tcPr>
@@ -4941,7 +4941,7 @@
         </w:tc>
         <w:tc>
           <w:tcPr>
-            <w:tcW w:type="dxa" w:w="2814"/>
+            <w:tcW w:type="dxa" w:w="2797"/>
             <w:shd w:val="clear" w:color="auto" w:fill="F7F9FB"/>
             <w:vAlign w:val="center"/>
           </w:tcPr>
@@ -4964,7 +4964,7 @@
         </w:tc>
         <w:tc>
           <w:tcPr>
-            <w:tcW w:type="dxa" w:w="2569"/>
+            <w:tcW w:type="dxa" w:w="2562"/>
             <w:shd w:val="clear" w:color="auto" w:fill="F7F9FB"/>
             <w:vAlign w:val="center"/>
           </w:tcPr>
@@ -4987,7 +4987,7 @@
         </w:tc>
         <w:tc>
           <w:tcPr>
-            <w:tcW w:type="dxa" w:w="1166"/>
+            <w:tcW w:type="dxa" w:w="1191"/>
             <w:shd w:val="clear" w:color="auto" w:fill="F7F9FB"/>
             <w:vAlign w:val="center"/>
           </w:tcPr>
@@ -5049,7 +5049,7 @@
         </w:tc>
         <w:tc>
           <w:tcPr>
-            <w:tcW w:type="dxa" w:w="1539"/>
+            <w:tcW w:type="dxa" w:w="1538"/>
             <w:shd w:val="clear" w:color="auto" w:fill="FFFFFF"/>
             <w:vAlign w:val="center"/>
           </w:tcPr>
@@ -5073,7 +5073,7 @@
         </w:tc>
         <w:tc>
           <w:tcPr>
-            <w:tcW w:type="dxa" w:w="2814"/>
+            <w:tcW w:type="dxa" w:w="2797"/>
             <w:shd w:val="clear" w:color="auto" w:fill="FFFFFF"/>
             <w:vAlign w:val="center"/>
           </w:tcPr>
@@ -5096,7 +5096,7 @@
         </w:tc>
         <w:tc>
           <w:tcPr>
-            <w:tcW w:type="dxa" w:w="2569"/>
+            <w:tcW w:type="dxa" w:w="2562"/>
             <w:shd w:val="clear" w:color="auto" w:fill="FFFFFF"/>
             <w:vAlign w:val="center"/>
           </w:tcPr>
@@ -5119,7 +5119,7 @@
         </w:tc>
         <w:tc>
           <w:tcPr>
-            <w:tcW w:type="dxa" w:w="1166"/>
+            <w:tcW w:type="dxa" w:w="1191"/>
             <w:shd w:val="clear" w:color="auto" w:fill="FFFFFF"/>
             <w:vAlign w:val="center"/>
           </w:tcPr>
@@ -5181,7 +5181,7 @@
         </w:tc>
         <w:tc>
           <w:tcPr>
-            <w:tcW w:type="dxa" w:w="1539"/>
+            <w:tcW w:type="dxa" w:w="1538"/>
             <w:shd w:val="clear" w:color="auto" w:fill="F7F9FB"/>
             <w:vAlign w:val="center"/>
           </w:tcPr>
@@ -5205,7 +5205,7 @@
         </w:tc>
         <w:tc>
           <w:tcPr>
-            <w:tcW w:type="dxa" w:w="2814"/>
+            <w:tcW w:type="dxa" w:w="2797"/>
             <w:shd w:val="clear" w:color="auto" w:fill="F7F9FB"/>
             <w:vAlign w:val="center"/>
           </w:tcPr>
@@ -5228,7 +5228,7 @@
         </w:tc>
         <w:tc>
           <w:tcPr>
-            <w:tcW w:type="dxa" w:w="2569"/>
+            <w:tcW w:type="dxa" w:w="2562"/>
             <w:shd w:val="clear" w:color="auto" w:fill="F7F9FB"/>
             <w:vAlign w:val="center"/>
           </w:tcPr>
@@ -5251,7 +5251,7 @@
         </w:tc>
         <w:tc>
           <w:tcPr>
-            <w:tcW w:type="dxa" w:w="1166"/>
+            <w:tcW w:type="dxa" w:w="1191"/>
             <w:shd w:val="clear" w:color="auto" w:fill="F7F9FB"/>
             <w:vAlign w:val="center"/>
           </w:tcPr>
@@ -5313,7 +5313,7 @@
         </w:tc>
         <w:tc>
           <w:tcPr>
-            <w:tcW w:type="dxa" w:w="1539"/>
+            <w:tcW w:type="dxa" w:w="1538"/>
             <w:shd w:val="clear" w:color="auto" w:fill="FFFFFF"/>
             <w:vAlign w:val="center"/>
           </w:tcPr>
@@ -5337,7 +5337,7 @@
         </w:tc>
         <w:tc>
           <w:tcPr>
-            <w:tcW w:type="dxa" w:w="2814"/>
+            <w:tcW w:type="dxa" w:w="2797"/>
             <w:shd w:val="clear" w:color="auto" w:fill="FFFFFF"/>
             <w:vAlign w:val="center"/>
           </w:tcPr>
@@ -5360,7 +5360,7 @@
         </w:tc>
         <w:tc>
           <w:tcPr>
-            <w:tcW w:type="dxa" w:w="2569"/>
+            <w:tcW w:type="dxa" w:w="2562"/>
             <w:shd w:val="clear" w:color="auto" w:fill="FFFFFF"/>
             <w:vAlign w:val="center"/>
           </w:tcPr>
@@ -5383,7 +5383,7 @@
         </w:tc>
         <w:tc>
           <w:tcPr>
-            <w:tcW w:type="dxa" w:w="1166"/>
+            <w:tcW w:type="dxa" w:w="1191"/>
             <w:shd w:val="clear" w:color="auto" w:fill="FFFFFF"/>
             <w:vAlign w:val="center"/>
           </w:tcPr>
@@ -5445,7 +5445,7 @@
         </w:tc>
         <w:tc>
           <w:tcPr>
-            <w:tcW w:type="dxa" w:w="1539"/>
+            <w:tcW w:type="dxa" w:w="1538"/>
             <w:shd w:val="clear" w:color="auto" w:fill="F7F9FB"/>
             <w:vAlign w:val="center"/>
           </w:tcPr>
@@ -5469,7 +5469,7 @@
         </w:tc>
         <w:tc>
           <w:tcPr>
-            <w:tcW w:type="dxa" w:w="2814"/>
+            <w:tcW w:type="dxa" w:w="2797"/>
             <w:shd w:val="clear" w:color="auto" w:fill="F7F9FB"/>
             <w:vAlign w:val="center"/>
           </w:tcPr>
@@ -5492,7 +5492,7 @@
         </w:tc>
         <w:tc>
           <w:tcPr>
-            <w:tcW w:type="dxa" w:w="2569"/>
+            <w:tcW w:type="dxa" w:w="2562"/>
             <w:shd w:val="clear" w:color="auto" w:fill="F7F9FB"/>
             <w:vAlign w:val="center"/>
           </w:tcPr>
@@ -5515,7 +5515,7 @@
         </w:tc>
         <w:tc>
           <w:tcPr>
-            <w:tcW w:type="dxa" w:w="1166"/>
+            <w:tcW w:type="dxa" w:w="1191"/>
             <w:shd w:val="clear" w:color="auto" w:fill="F7F9FB"/>
             <w:vAlign w:val="center"/>
           </w:tcPr>
@@ -5577,7 +5577,7 @@
         </w:tc>
         <w:tc>
           <w:tcPr>
-            <w:tcW w:type="dxa" w:w="1539"/>
+            <w:tcW w:type="dxa" w:w="1538"/>
             <w:shd w:val="clear" w:color="auto" w:fill="FFFFFF"/>
             <w:vAlign w:val="center"/>
           </w:tcPr>
@@ -5601,7 +5601,7 @@
         </w:tc>
         <w:tc>
           <w:tcPr>
-            <w:tcW w:type="dxa" w:w="2814"/>
+            <w:tcW w:type="dxa" w:w="2797"/>
             <w:shd w:val="clear" w:color="auto" w:fill="FFFFFF"/>
             <w:vAlign w:val="center"/>
           </w:tcPr>
@@ -5624,7 +5624,7 @@
         </w:tc>
         <w:tc>
           <w:tcPr>
-            <w:tcW w:type="dxa" w:w="2569"/>
+            <w:tcW w:type="dxa" w:w="2562"/>
             <w:shd w:val="clear" w:color="auto" w:fill="FFFFFF"/>
             <w:vAlign w:val="center"/>
           </w:tcPr>
@@ -5647,7 +5647,7 @@
         </w:tc>
         <w:tc>
           <w:tcPr>
-            <w:tcW w:type="dxa" w:w="1166"/>
+            <w:tcW w:type="dxa" w:w="1191"/>
             <w:shd w:val="clear" w:color="auto" w:fill="FFFFFF"/>
             <w:vAlign w:val="center"/>
           </w:tcPr>
@@ -5699,7 +5699,7 @@
         </w:tc>
         <w:tc>
           <w:tcPr>
-            <w:tcW w:type="dxa" w:w="1539"/>
+            <w:tcW w:type="dxa" w:w="1538"/>
             <w:shd w:val="clear" w:color="auto" w:fill="F7F9FB"/>
             <w:vAlign w:val="center"/>
           </w:tcPr>
@@ -5723,7 +5723,7 @@
         </w:tc>
         <w:tc>
           <w:tcPr>
-            <w:tcW w:type="dxa" w:w="2814"/>
+            <w:tcW w:type="dxa" w:w="2797"/>
             <w:shd w:val="clear" w:color="auto" w:fill="F7F9FB"/>
             <w:vAlign w:val="center"/>
           </w:tcPr>
@@ -5746,7 +5746,7 @@
         </w:tc>
         <w:tc>
           <w:tcPr>
-            <w:tcW w:type="dxa" w:w="2569"/>
+            <w:tcW w:type="dxa" w:w="2562"/>
             <w:shd w:val="clear" w:color="auto" w:fill="F7F9FB"/>
             <w:vAlign w:val="center"/>
           </w:tcPr>
@@ -5769,7 +5769,7 @@
         </w:tc>
         <w:tc>
           <w:tcPr>
-            <w:tcW w:type="dxa" w:w="1166"/>
+            <w:tcW w:type="dxa" w:w="1191"/>
             <w:shd w:val="clear" w:color="auto" w:fill="F7F9FB"/>
             <w:vAlign w:val="center"/>
           </w:tcPr>
@@ -5831,7 +5831,7 @@
         </w:tc>
         <w:tc>
           <w:tcPr>
-            <w:tcW w:type="dxa" w:w="1539"/>
+            <w:tcW w:type="dxa" w:w="1538"/>
             <w:shd w:val="clear" w:color="auto" w:fill="FFFFFF"/>
             <w:vAlign w:val="center"/>
           </w:tcPr>
@@ -5855,7 +5855,7 @@
         </w:tc>
         <w:tc>
           <w:tcPr>
-            <w:tcW w:type="dxa" w:w="2814"/>
+            <w:tcW w:type="dxa" w:w="2797"/>
             <w:shd w:val="clear" w:color="auto" w:fill="FFFFFF"/>
             <w:vAlign w:val="center"/>
           </w:tcPr>
@@ -5878,7 +5878,7 @@
         </w:tc>
         <w:tc>
           <w:tcPr>
-            <w:tcW w:type="dxa" w:w="2569"/>
+            <w:tcW w:type="dxa" w:w="2562"/>
             <w:shd w:val="clear" w:color="auto" w:fill="FFFFFF"/>
             <w:vAlign w:val="center"/>
           </w:tcPr>
@@ -5901,7 +5901,7 @@
         </w:tc>
         <w:tc>
           <w:tcPr>
-            <w:tcW w:type="dxa" w:w="1166"/>
+            <w:tcW w:type="dxa" w:w="1191"/>
             <w:shd w:val="clear" w:color="auto" w:fill="FFFFFF"/>
             <w:vAlign w:val="center"/>
           </w:tcPr>
@@ -5963,7 +5963,7 @@
         </w:tc>
         <w:tc>
           <w:tcPr>
-            <w:tcW w:type="dxa" w:w="1539"/>
+            <w:tcW w:type="dxa" w:w="1538"/>
             <w:shd w:val="clear" w:color="auto" w:fill="F7F9FB"/>
             <w:vAlign w:val="center"/>
           </w:tcPr>
@@ -5987,7 +5987,7 @@
         </w:tc>
         <w:tc>
           <w:tcPr>
-            <w:tcW w:type="dxa" w:w="2814"/>
+            <w:tcW w:type="dxa" w:w="2797"/>
             <w:shd w:val="clear" w:color="auto" w:fill="F7F9FB"/>
             <w:vAlign w:val="center"/>
           </w:tcPr>
@@ -6010,7 +6010,7 @@
         </w:tc>
         <w:tc>
           <w:tcPr>
-            <w:tcW w:type="dxa" w:w="2569"/>
+            <w:tcW w:type="dxa" w:w="2562"/>
             <w:shd w:val="clear" w:color="auto" w:fill="F7F9FB"/>
             <w:vAlign w:val="center"/>
           </w:tcPr>
@@ -6033,7 +6033,7 @@
         </w:tc>
         <w:tc>
           <w:tcPr>
-            <w:tcW w:type="dxa" w:w="1166"/>
+            <w:tcW w:type="dxa" w:w="1191"/>
             <w:shd w:val="clear" w:color="auto" w:fill="F7F9FB"/>
             <w:vAlign w:val="center"/>
           </w:tcPr>
@@ -6095,7 +6095,7 @@
         </w:tc>
         <w:tc>
           <w:tcPr>
-            <w:tcW w:type="dxa" w:w="1539"/>
+            <w:tcW w:type="dxa" w:w="1538"/>
             <w:shd w:val="clear" w:color="auto" w:fill="FFFFFF"/>
             <w:vAlign w:val="center"/>
           </w:tcPr>
@@ -6119,7 +6119,7 @@
         </w:tc>
         <w:tc>
           <w:tcPr>
-            <w:tcW w:type="dxa" w:w="2814"/>
+            <w:tcW w:type="dxa" w:w="2797"/>
             <w:shd w:val="clear" w:color="auto" w:fill="FFFFFF"/>
             <w:vAlign w:val="center"/>
           </w:tcPr>
@@ -6142,7 +6142,7 @@
         </w:tc>
         <w:tc>
           <w:tcPr>
-            <w:tcW w:type="dxa" w:w="2569"/>
+            <w:tcW w:type="dxa" w:w="2562"/>
             <w:shd w:val="clear" w:color="auto" w:fill="FFFFFF"/>
             <w:vAlign w:val="center"/>
           </w:tcPr>
@@ -6185,7 +6185,7 @@
         </w:tc>
         <w:tc>
           <w:tcPr>
-            <w:tcW w:type="dxa" w:w="1166"/>
+            <w:tcW w:type="dxa" w:w="1191"/>
             <w:shd w:val="clear" w:color="auto" w:fill="FFFFFF"/>
             <w:vAlign w:val="center"/>
           </w:tcPr>
@@ -6247,7 +6247,7 @@
         </w:tc>
         <w:tc>
           <w:tcPr>
-            <w:tcW w:type="dxa" w:w="1539"/>
+            <w:tcW w:type="dxa" w:w="1538"/>
             <w:shd w:val="clear" w:color="auto" w:fill="F7F9FB"/>
             <w:vAlign w:val="center"/>
           </w:tcPr>
@@ -6271,7 +6271,7 @@
         </w:tc>
         <w:tc>
           <w:tcPr>
-            <w:tcW w:type="dxa" w:w="2814"/>
+            <w:tcW w:type="dxa" w:w="2797"/>
             <w:shd w:val="clear" w:color="auto" w:fill="F7F9FB"/>
             <w:vAlign w:val="center"/>
           </w:tcPr>
@@ -6294,7 +6294,7 @@
         </w:tc>
         <w:tc>
           <w:tcPr>
-            <w:tcW w:type="dxa" w:w="2569"/>
+            <w:tcW w:type="dxa" w:w="2562"/>
             <w:shd w:val="clear" w:color="auto" w:fill="F7F9FB"/>
             <w:vAlign w:val="center"/>
           </w:tcPr>
@@ -6317,7 +6317,7 @@
         </w:tc>
         <w:tc>
           <w:tcPr>
-            <w:tcW w:type="dxa" w:w="1166"/>
+            <w:tcW w:type="dxa" w:w="1191"/>
             <w:shd w:val="clear" w:color="auto" w:fill="F7F9FB"/>
             <w:vAlign w:val="center"/>
           </w:tcPr>
@@ -6361,6 +6361,158 @@
           </w:tcPr>
           <w:p>
             <w:pPr>
+              <w:keepNext/>
+              <w:spacing w:after="0"/>
+              <w:jc w:val="center"/>
+            </w:pPr>
+            <w:r>
+              <w:rPr>
+                <w:rFonts w:ascii="Calibri" w:hAnsi="Calibri"/>
+                <w:b/>
+                <w:i w:val="0"/>
+                <w:color w:val="222222"/>
+                <w:sz w:val="20"/>
+              </w:rPr>
+              <w:t>47</w:t>
+            </w:r>
+          </w:p>
+        </w:tc>
+        <w:tc>
+          <w:tcPr>
+            <w:tcW w:type="dxa" w:w="1538"/>
+            <w:shd w:val="clear" w:color="auto" w:fill="FFFFFF"/>
+            <w:vAlign w:val="center"/>
+          </w:tcPr>
+          <w:p>
+            <w:pPr>
+              <w:keepNext/>
+              <w:spacing w:after="0"/>
+              <w:jc w:val="center"/>
+            </w:pPr>
+            <w:r>
+              <w:rPr>
+                <w:rFonts w:ascii="Calibri" w:hAnsi="Calibri"/>
+                <w:b w:val="0"/>
+                <w:i w:val="0"/>
+                <w:color w:val="222222"/>
+                <w:sz w:val="20"/>
+              </w:rPr>
+              <w:t>2026-10-28</w:t>
+            </w:r>
+          </w:p>
+        </w:tc>
+        <w:tc>
+          <w:tcPr>
+            <w:tcW w:type="dxa" w:w="2797"/>
+            <w:shd w:val="clear" w:color="auto" w:fill="FFFFFF"/>
+            <w:vAlign w:val="center"/>
+          </w:tcPr>
+          <w:p>
+            <w:pPr>
+              <w:keepNext/>
+              <w:spacing w:after="0"/>
+            </w:pPr>
+            <w:r>
+              <w:rPr>
+                <w:rFonts w:ascii="Calibri" w:hAnsi="Calibri"/>
+                <w:b w:val="0"/>
+                <w:i w:val="0"/>
+                <w:color w:val="222222"/>
+                <w:sz w:val="20"/>
+              </w:rPr>
+              <w:t>Our extractor rerun under the Kapucu 2022 depositors' stated settings, one change at a time (post hoc); the feature definitions recorded as D33</w:t>
+            </w:r>
+          </w:p>
+        </w:tc>
+        <w:tc>
+          <w:tcPr>
+            <w:tcW w:type="dxa" w:w="2562"/>
+            <w:shd w:val="clear" w:color="auto" w:fill="FFFFFF"/>
+            <w:vAlign w:val="center"/>
+          </w:tcPr>
+          <w:p>
+            <w:pPr>
+              <w:keepNext/>
+              <w:spacing w:after="0"/>
+            </w:pPr>
+            <w:r>
+              <w:rPr>
+                <w:rFonts w:ascii="Calibri" w:hAnsi="Calibri"/>
+                <w:b w:val="0"/>
+                <w:i w:val="0"/>
+                <w:color w:val="222222"/>
+                <w:sz w:val="20"/>
+              </w:rPr>
+              <w:t>none to earlier results; the twofold burst-rate difference is traced mainly to the burst-rate denominator, on the hPSC plates; two report wording errors fixed</w:t>
+            </w:r>
+          </w:p>
+        </w:tc>
+        <w:tc>
+          <w:tcPr>
+            <w:tcW w:type="dxa" w:w="1191"/>
+            <w:shd w:val="clear" w:color="auto" w:fill="FFFFFF"/>
+            <w:vAlign w:val="center"/>
+          </w:tcPr>
+          <w:p>
+            <w:pPr>
+              <w:keepNext/>
+              <w:spacing w:after="0"/>
+            </w:pPr>
+            <w:r>
+              <w:rPr>
+                <w:rFonts w:ascii="Consolas" w:hAnsi="Consolas"/>
+                <w:b w:val="0"/>
+                <w:i w:val="0"/>
+                <w:color w:val="222222"/>
+                <w:sz w:val="18"/>
+              </w:rPr>
+              <w:t>46d1607</w:t>
+            </w:r>
+            <w:r>
+              <w:rPr>
+                <w:rFonts w:ascii="Calibri" w:hAnsi="Calibri"/>
+                <w:b w:val="0"/>
+                <w:i w:val="0"/>
+                <w:color w:val="222222"/>
+                <w:sz w:val="20"/>
+              </w:rPr>
+              <w:t xml:space="preserve">, </w:t>
+            </w:r>
+            <w:r>
+              <w:rPr>
+                <w:rFonts w:ascii="Consolas" w:hAnsi="Consolas"/>
+                <w:b w:val="0"/>
+                <w:i w:val="0"/>
+                <w:color w:val="222222"/>
+                <w:sz w:val="18"/>
+              </w:rPr>
+              <w:t>e10a2ff</w:t>
+            </w:r>
+            <w:r>
+              <w:rPr>
+                <w:rFonts w:ascii="Calibri" w:hAnsi="Calibri"/>
+                <w:b w:val="0"/>
+                <w:i w:val="0"/>
+                <w:color w:val="222222"/>
+                <w:sz w:val="20"/>
+              </w:rPr>
+              <w:t xml:space="preserve"> … this branch</w:t>
+            </w:r>
+          </w:p>
+        </w:tc>
+      </w:tr>
+      <w:tr>
+        <w:trPr>
+          <w:cantSplit/>
+        </w:trPr>
+        <w:tc>
+          <w:tcPr>
+            <w:tcW w:type="dxa" w:w="407"/>
+            <w:shd w:val="clear" w:color="auto" w:fill="F7F9FB"/>
+            <w:vAlign w:val="center"/>
+          </w:tcPr>
+          <w:p>
+            <w:pPr>
               <w:keepNext w:val="0"/>
               <w:spacing w:after="0"/>
               <w:jc w:val="center"/>
@@ -6373,14 +6525,14 @@
                 <w:color w:val="222222"/>
                 <w:sz w:val="20"/>
               </w:rPr>
-              <w:t>47</w:t>
-            </w:r>
-          </w:p>
-        </w:tc>
-        <w:tc>
-          <w:tcPr>
-            <w:tcW w:type="dxa" w:w="1539"/>
-            <w:shd w:val="clear" w:color="auto" w:fill="FFFFFF"/>
+              <w:t>48</w:t>
+            </w:r>
+          </w:p>
+        </w:tc>
+        <w:tc>
+          <w:tcPr>
+            <w:tcW w:type="dxa" w:w="1538"/>
+            <w:shd w:val="clear" w:color="auto" w:fill="F7F9FB"/>
             <w:vAlign w:val="center"/>
           </w:tcPr>
           <w:p>
@@ -6403,8 +6555,8 @@
         </w:tc>
         <w:tc>
           <w:tcPr>
-            <w:tcW w:type="dxa" w:w="2814"/>
-            <w:shd w:val="clear" w:color="auto" w:fill="FFFFFF"/>
+            <w:tcW w:type="dxa" w:w="2797"/>
+            <w:shd w:val="clear" w:color="auto" w:fill="F7F9FB"/>
             <w:vAlign w:val="center"/>
           </w:tcPr>
           <w:p>
@@ -6420,14 +6572,14 @@
                 <w:color w:val="222222"/>
                 <w:sz w:val="20"/>
               </w:rPr>
-              <w:t>Our extractor rerun under the Kapucu 2022 depositors' stated settings, one change at a time (post hoc); the feature definitions recorded as D33</w:t>
-            </w:r>
-          </w:p>
-        </w:tc>
-        <w:tc>
-          <w:tcPr>
-            <w:tcW w:type="dxa" w:w="2569"/>
-            <w:shd w:val="clear" w:color="auto" w:fill="FFFFFF"/>
+              <w:t>The depositors' logISI burst detector, implemented and tested against their meaRtools output (D34, registered)</w:t>
+            </w:r>
+          </w:p>
+        </w:tc>
+        <w:tc>
+          <w:tcPr>
+            <w:tcW w:type="dxa" w:w="2562"/>
+            <w:shd w:val="clear" w:color="auto" w:fill="F7F9FB"/>
             <w:vAlign w:val="center"/>
           </w:tcPr>
           <w:p>
@@ -6443,14 +6595,14 @@
                 <w:color w:val="222222"/>
                 <w:sz w:val="20"/>
               </w:rPr>
-              <w:t>none to earlier results; the twofold burst-rate difference is traced mainly to the burst-rate denominator, on the hPSC plates; two report wording errors fixed</w:t>
-            </w:r>
-          </w:p>
-        </w:tc>
-        <w:tc>
-          <w:tcPr>
-            <w:tcW w:type="dxa" w:w="1166"/>
-            <w:shd w:val="clear" w:color="auto" w:fill="FFFFFF"/>
+              <w:t>1 of 4 registered predictions pass; burst duration and spikes per burst reach their scale but not their ordering, the hPSC burst rate overshoots; the detector attribution stays open</w:t>
+            </w:r>
+          </w:p>
+        </w:tc>
+        <w:tc>
+          <w:tcPr>
+            <w:tcW w:type="dxa" w:w="1191"/>
+            <w:shd w:val="clear" w:color="auto" w:fill="F7F9FB"/>
             <w:vAlign w:val="center"/>
           </w:tcPr>
           <w:p>
@@ -6466,7 +6618,7 @@
                 <w:color w:val="222222"/>
                 <w:sz w:val="18"/>
               </w:rPr>
-              <w:t>46d1607</w:t>
+              <w:t>e11bc05</w:t>
             </w:r>
             <w:r>
               <w:rPr>
@@ -6486,7 +6638,27 @@
                 <w:color w:val="222222"/>
                 <w:sz w:val="18"/>
               </w:rPr>
-              <w:t>e10a2ff</w:t>
+              <w:t>9570a9f</w:t>
+            </w:r>
+            <w:r>
+              <w:rPr>
+                <w:rFonts w:ascii="Calibri" w:hAnsi="Calibri"/>
+                <w:b w:val="0"/>
+                <w:i w:val="0"/>
+                <w:color w:val="222222"/>
+                <w:sz w:val="20"/>
+              </w:rPr>
+              <w:t xml:space="preserve">, </w:t>
+            </w:r>
+            <w:r>
+              <w:rPr>
+                <w:rFonts w:ascii="Consolas" w:hAnsi="Consolas"/>
+                <w:b w:val="0"/>
+                <w:i w:val="0"/>
+                <w:color w:val="222222"/>
+                <w:sz w:val="18"/>
+              </w:rPr>
+              <w:t>6f63385</w:t>
             </w:r>
             <w:r>
               <w:rPr>
@@ -17202,7 +17374,7 @@
           <w:color w:val="222222"/>
           <w:sz w:val="21"/>
         </w:rPr>
-        <w:t>44 registered studies here made 226 predictions: 101 passed, 86 failed, 38 were uninterpretable.</w:t>
+        <w:t>45 registered studies here made 230 predictions: 102 passed, 88 failed, 39 were uninterpretable.</w:t>
       </w:r>
     </w:p>
     <w:p>
@@ -17229,7 +17401,7 @@
           <w:color w:val="222222"/>
           <w:sz w:val="21"/>
         </w:rPr>
-        <w:t>39 result files name their registration, and 0 of them came before it; 4 registrations are not covered because their results do not name them.</w:t>
+        <w:t>40 result files name their registration, and 0 of them came before it; 4 registrations are not covered because their results do not name them.</w:t>
       </w:r>
     </w:p>
     <w:p>
@@ -19397,6 +19569,724 @@
           <w:sz w:val="19"/>
         </w:rPr>
         <w:t>tests/test_extractor_ladder.py</w:t>
+      </w:r>
+      <w:r>
+        <w:rPr>
+          <w:rFonts w:ascii="Calibri" w:hAnsi="Calibri"/>
+          <w:b w:val="0"/>
+          <w:i w:val="0"/>
+          <w:color w:val="222222"/>
+          <w:sz w:val="21"/>
+        </w:rPr>
+        <w:t>.</w:t>
+      </w:r>
+    </w:p>
+    <w:p>
+      <w:pPr>
+        <w:keepNext/>
+        <w:spacing w:before="240" w:after="60"/>
+      </w:pPr>
+      <w:r>
+        <w:rPr>
+          <w:rFonts w:ascii="Calibri" w:hAnsi="Calibri"/>
+          <w:b/>
+          <w:i w:val="0"/>
+          <w:color w:val="1F4E79"/>
+          <w:sz w:val="23"/>
+        </w:rPr>
+        <w:t>48. The depositors' burst detector, tested: it does not explain the rest of the gap as registered</w:t>
+      </w:r>
+    </w:p>
+    <w:p>
+      <w:pPr>
+        <w:spacing w:after="120"/>
+      </w:pPr>
+      <w:r>
+        <w:rPr>
+          <w:rFonts w:ascii="Calibri" w:hAnsi="Calibri"/>
+          <w:b/>
+          <w:i w:val="0"/>
+          <w:color w:val="156082"/>
+          <w:sz w:val="21"/>
+        </w:rPr>
+        <w:t>Slide message:</w:t>
+      </w:r>
+      <w:r>
+        <w:rPr>
+          <w:rFonts w:ascii="Calibri" w:hAnsi="Calibri"/>
+          <w:b w:val="0"/>
+          <w:i w:val="0"/>
+          <w:color w:val="222222"/>
+          <w:sz w:val="21"/>
+        </w:rPr>
+        <w:t xml:space="preserve"> </w:t>
+      </w:r>
+      <w:r>
+        <w:rPr>
+          <w:rFonts w:ascii="Calibri" w:hAnsi="Calibri"/>
+          <w:b w:val="0"/>
+          <w:i/>
+          <w:color w:val="222222"/>
+          <w:sz w:val="21"/>
+        </w:rPr>
+        <w:t>With the depositors' own adaptive burst detector (logISI) added to their stated settings, our burst duration and spikes per burst land on their scale (pooled ratios 0.96 and 1.00) but still rank recordings differently, and the human burst rate overshoots theirs; one of four registered predictions passes, so the detector does not account for the remaining gap, or our implementation differs from theirs.</w:t>
+      </w:r>
+    </w:p>
+    <w:p>
+      <w:pPr>
+        <w:spacing w:after="120"/>
+        <w:ind w:left="432" w:hanging="259"/>
+      </w:pPr>
+      <w:r>
+        <w:rPr>
+          <w:rFonts w:ascii="Calibri" w:hAnsi="Calibri"/>
+          <w:b w:val="0"/>
+          <w:i w:val="0"/>
+          <w:color w:val="222222"/>
+          <w:sz w:val="21"/>
+        </w:rPr>
+        <w:t>•</w:t>
+        <w:tab/>
+      </w:r>
+      <w:r>
+        <w:rPr>
+          <w:rFonts w:ascii="Calibri" w:hAnsi="Calibri"/>
+          <w:b/>
+          <w:i w:val="0"/>
+          <w:color w:val="156082"/>
+          <w:sz w:val="21"/>
+        </w:rPr>
+        <w:t>What changed.</w:t>
+      </w:r>
+      <w:r>
+        <w:rPr>
+          <w:rFonts w:ascii="Calibri" w:hAnsi="Calibri"/>
+          <w:b w:val="0"/>
+          <w:i w:val="0"/>
+          <w:color w:val="222222"/>
+          <w:sz w:val="21"/>
+        </w:rPr>
+        <w:t xml:space="preserve"> </w:t>
+      </w:r>
+      <w:r>
+        <w:rPr>
+          <w:rFonts w:ascii="Consolas" w:hAnsi="Consolas"/>
+          <w:b w:val="0"/>
+          <w:i w:val="0"/>
+          <w:color w:val="222222"/>
+          <w:sz w:val="19"/>
+        </w:rPr>
+        <w:t>features/mea.py</w:t>
+      </w:r>
+      <w:r>
+        <w:rPr>
+          <w:rFonts w:ascii="Calibri" w:hAnsi="Calibri"/>
+          <w:b w:val="0"/>
+          <w:i w:val="0"/>
+          <w:color w:val="222222"/>
+          <w:sz w:val="21"/>
+        </w:rPr>
+        <w:t xml:space="preserve"> gains a third definition option, off by default: </w:t>
+      </w:r>
+      <w:r>
+        <w:rPr>
+          <w:rFonts w:ascii="Consolas" w:hAnsi="Consolas"/>
+          <w:b w:val="0"/>
+          <w:i w:val="0"/>
+          <w:color w:val="222222"/>
+          <w:sz w:val="19"/>
+        </w:rPr>
+        <w:t>FeatureParams.burst_detector = "logisi"</w:t>
+      </w:r>
+      <w:r>
+        <w:rPr>
+          <w:rFonts w:ascii="Calibri" w:hAnsi="Calibri"/>
+          <w:b w:val="0"/>
+          <w:i w:val="0"/>
+          <w:color w:val="222222"/>
+          <w:sz w:val="21"/>
+        </w:rPr>
+        <w:t xml:space="preserve">, the adaptive detector of Pasquale et al. 2010 with the depositors' stated minimum of five spikes and merging of close bursts. At the default every feature value and method record is byte-identical (the golden-value tests pass). A new module, </w:t>
+      </w:r>
+      <w:r>
+        <w:rPr>
+          <w:rFonts w:ascii="Consolas" w:hAnsi="Consolas"/>
+          <w:b w:val="0"/>
+          <w:i w:val="0"/>
+          <w:color w:val="222222"/>
+          <w:sz w:val="19"/>
+        </w:rPr>
+        <w:t>src/neuromps/models/extractor_logisi.py</w:t>
+      </w:r>
+      <w:r>
+        <w:rPr>
+          <w:rFonts w:ascii="Calibri" w:hAnsi="Calibri"/>
+          <w:b w:val="0"/>
+          <w:i w:val="0"/>
+          <w:color w:val="222222"/>
+          <w:sz w:val="21"/>
+        </w:rPr>
+        <w:t xml:space="preserve">, runs inside the extractor-agreement stage: S4 is the ladder's S3 with logISI (defined in </w:t>
+      </w:r>
+      <w:r>
+        <w:rPr>
+          <w:rFonts w:ascii="Consolas" w:hAnsi="Consolas"/>
+          <w:b w:val="0"/>
+          <w:i w:val="0"/>
+          <w:color w:val="222222"/>
+          <w:sz w:val="19"/>
+        </w:rPr>
+        <w:t>extractor_ladder.py</w:t>
+      </w:r>
+      <w:r>
+        <w:rPr>
+          <w:rFonts w:ascii="Calibri" w:hAnsi="Calibri"/>
+          <w:b w:val="0"/>
+          <w:i w:val="0"/>
+          <w:color w:val="222222"/>
+          <w:sz w:val="21"/>
+        </w:rPr>
+        <w:t xml:space="preserve"> beside the ladder, outside its definition set). The registration (</w:t>
+      </w:r>
+      <w:r>
+        <w:rPr>
+          <w:rFonts w:ascii="Consolas" w:hAnsi="Consolas"/>
+          <w:b w:val="0"/>
+          <w:i w:val="0"/>
+          <w:color w:val="222222"/>
+          <w:sz w:val="19"/>
+        </w:rPr>
+        <w:t>preregistration/extractor_logisi.json</w:t>
+      </w:r>
+      <w:r>
+        <w:rPr>
+          <w:rFonts w:ascii="Calibri" w:hAnsi="Calibri"/>
+          <w:b w:val="0"/>
+          <w:i w:val="0"/>
+          <w:color w:val="222222"/>
+          <w:sz w:val="21"/>
+        </w:rPr>
+        <w:t>, decision D34) fixed four predictions and the uninterpretable rule; its implementation section was completed and committed alone (</w:t>
+      </w:r>
+      <w:r>
+        <w:rPr>
+          <w:rFonts w:ascii="Consolas" w:hAnsi="Consolas"/>
+          <w:b w:val="0"/>
+          <w:i w:val="0"/>
+          <w:color w:val="222222"/>
+          <w:sz w:val="19"/>
+        </w:rPr>
+        <w:t>9570a9f</w:t>
+      </w:r>
+      <w:r>
+        <w:rPr>
+          <w:rFonts w:ascii="Calibri" w:hAnsi="Calibri"/>
+          <w:b w:val="0"/>
+          <w:i w:val="0"/>
+          <w:color w:val="222222"/>
+          <w:sz w:val="21"/>
+        </w:rPr>
+        <w:t>) before the detector ran on any Kapucu recording.</w:t>
+      </w:r>
+    </w:p>
+    <w:p>
+      <w:pPr>
+        <w:spacing w:after="120"/>
+        <w:ind w:left="432" w:hanging="259"/>
+      </w:pPr>
+      <w:r>
+        <w:rPr>
+          <w:rFonts w:ascii="Calibri" w:hAnsi="Calibri"/>
+          <w:b w:val="0"/>
+          <w:i w:val="0"/>
+          <w:color w:val="222222"/>
+          <w:sz w:val="21"/>
+        </w:rPr>
+        <w:t>•</w:t>
+        <w:tab/>
+      </w:r>
+      <w:r>
+        <w:rPr>
+          <w:rFonts w:ascii="Calibri" w:hAnsi="Calibri"/>
+          <w:b/>
+          <w:i w:val="0"/>
+          <w:color w:val="156082"/>
+          <w:sz w:val="21"/>
+        </w:rPr>
+        <w:t>Why.</w:t>
+      </w:r>
+      <w:r>
+        <w:rPr>
+          <w:rFonts w:ascii="Calibri" w:hAnsi="Calibri"/>
+          <w:b w:val="0"/>
+          <w:i w:val="0"/>
+          <w:color w:val="222222"/>
+          <w:sz w:val="21"/>
+        </w:rPr>
+        <w:t xml:space="preserve"> Entry 47 attributed what the settings ladder left (burst duration, spikes per burst, part of the hPSC burst rate) to the burst detector without a test; a measured attribution answers "why trust your extractor" better than an inferred one.</w:t>
+      </w:r>
+    </w:p>
+    <w:p>
+      <w:pPr>
+        <w:spacing w:after="120"/>
+        <w:ind w:left="432" w:hanging="259"/>
+      </w:pPr>
+      <w:r>
+        <w:rPr>
+          <w:rFonts w:ascii="Calibri" w:hAnsi="Calibri"/>
+          <w:b w:val="0"/>
+          <w:i w:val="0"/>
+          <w:color w:val="222222"/>
+          <w:sz w:val="21"/>
+        </w:rPr>
+        <w:t>•</w:t>
+        <w:tab/>
+      </w:r>
+      <w:r>
+        <w:rPr>
+          <w:rFonts w:ascii="Calibri" w:hAnsi="Calibri"/>
+          <w:b/>
+          <w:i w:val="0"/>
+          <w:color w:val="156082"/>
+          <w:sz w:val="21"/>
+        </w:rPr>
+        <w:t>Effect.</w:t>
+      </w:r>
+    </w:p>
+    <w:p>
+      <w:pPr>
+        <w:spacing w:after="120"/>
+        <w:ind w:left="432" w:hanging="259"/>
+      </w:pPr>
+      <w:r>
+        <w:rPr>
+          <w:rFonts w:ascii="Calibri" w:hAnsi="Calibri"/>
+          <w:b w:val="0"/>
+          <w:i w:val="0"/>
+          <w:color w:val="222222"/>
+          <w:sz w:val="21"/>
+        </w:rPr>
+        <w:t>•</w:t>
+        <w:tab/>
+      </w:r>
+      <w:r>
+        <w:rPr>
+          <w:rFonts w:ascii="Calibri" w:hAnsi="Calibri"/>
+          <w:b w:val="0"/>
+          <w:i w:val="0"/>
+          <w:color w:val="222222"/>
+          <w:sz w:val="21"/>
+        </w:rPr>
+        <w:t xml:space="preserve">L1 </w:t>
+      </w:r>
+      <w:r>
+        <w:rPr>
+          <w:rFonts w:ascii="Consolas" w:hAnsi="Consolas"/>
+          <w:b w:val="0"/>
+          <w:i w:val="0"/>
+          <w:color w:val="222222"/>
+          <w:sz w:val="19"/>
+        </w:rPr>
+        <w:t>fail</w:t>
+      </w:r>
+      <w:r>
+        <w:rPr>
+          <w:rFonts w:ascii="Calibri" w:hAnsi="Calibri"/>
+          <w:b w:val="0"/>
+          <w:i w:val="0"/>
+          <w:color w:val="222222"/>
+          <w:sz w:val="21"/>
+        </w:rPr>
+        <w:t>: pooled burst duration ratio 0.9611 is in its band, but rho 0.8347 is below 0.9 (S3: 0.8167).</w:t>
+      </w:r>
+    </w:p>
+    <w:p>
+      <w:pPr>
+        <w:spacing w:after="120"/>
+        <w:ind w:left="432" w:hanging="259"/>
+      </w:pPr>
+      <w:r>
+        <w:rPr>
+          <w:rFonts w:ascii="Calibri" w:hAnsi="Calibri"/>
+          <w:b w:val="0"/>
+          <w:i w:val="0"/>
+          <w:color w:val="222222"/>
+          <w:sz w:val="21"/>
+        </w:rPr>
+        <w:t>•</w:t>
+        <w:tab/>
+      </w:r>
+      <w:r>
+        <w:rPr>
+          <w:rFonts w:ascii="Calibri" w:hAnsi="Calibri"/>
+          <w:b w:val="0"/>
+          <w:i w:val="0"/>
+          <w:color w:val="222222"/>
+          <w:sz w:val="21"/>
+        </w:rPr>
+        <w:t xml:space="preserve">L2 </w:t>
+      </w:r>
+      <w:r>
+        <w:rPr>
+          <w:rFonts w:ascii="Consolas" w:hAnsi="Consolas"/>
+          <w:b w:val="0"/>
+          <w:i w:val="0"/>
+          <w:color w:val="222222"/>
+          <w:sz w:val="19"/>
+        </w:rPr>
+        <w:t>fail</w:t>
+      </w:r>
+      <w:r>
+        <w:rPr>
+          <w:rFonts w:ascii="Calibri" w:hAnsi="Calibri"/>
+          <w:b w:val="0"/>
+          <w:i w:val="0"/>
+          <w:color w:val="222222"/>
+          <w:sz w:val="21"/>
+        </w:rPr>
+        <w:t>: pooled spikes per burst ratio 0.9986 is in its band, but rho 0.9467 is below 0.95 (S3: 0.9443).</w:t>
+      </w:r>
+    </w:p>
+    <w:p>
+      <w:pPr>
+        <w:spacing w:after="120"/>
+        <w:ind w:left="432" w:hanging="259"/>
+      </w:pPr>
+      <w:r>
+        <w:rPr>
+          <w:rFonts w:ascii="Calibri" w:hAnsi="Calibri"/>
+          <w:b w:val="0"/>
+          <w:i w:val="0"/>
+          <w:color w:val="222222"/>
+          <w:sz w:val="21"/>
+        </w:rPr>
+        <w:t>•</w:t>
+        <w:tab/>
+      </w:r>
+      <w:r>
+        <w:rPr>
+          <w:rFonts w:ascii="Calibri" w:hAnsi="Calibri"/>
+          <w:b w:val="0"/>
+          <w:i w:val="0"/>
+          <w:color w:val="222222"/>
+          <w:sz w:val="21"/>
+        </w:rPr>
+        <w:t xml:space="preserve">L3 </w:t>
+      </w:r>
+      <w:r>
+        <w:rPr>
+          <w:rFonts w:ascii="Consolas" w:hAnsi="Consolas"/>
+          <w:b w:val="0"/>
+          <w:i w:val="0"/>
+          <w:color w:val="222222"/>
+          <w:sz w:val="19"/>
+        </w:rPr>
+        <w:t>uninterpretable</w:t>
+      </w:r>
+      <w:r>
+        <w:rPr>
+          <w:rFonts w:ascii="Calibri" w:hAnsi="Calibri"/>
+          <w:b w:val="0"/>
+          <w:i w:val="0"/>
+          <w:color w:val="222222"/>
+          <w:sz w:val="21"/>
+        </w:rPr>
+        <w:t>: the fallback covers a share of 0.515 of the hPSC active electrode-recordings, more than the registered half; the ratios, 1.0847 (hPSC_MEA1) and 1.1438 (hPSC_MEA2), lie above the band, where S3 lay below it.</w:t>
+      </w:r>
+    </w:p>
+    <w:p>
+      <w:pPr>
+        <w:spacing w:after="120"/>
+        <w:ind w:left="432" w:hanging="259"/>
+      </w:pPr>
+      <w:r>
+        <w:rPr>
+          <w:rFonts w:ascii="Calibri" w:hAnsi="Calibri"/>
+          <w:b w:val="0"/>
+          <w:i w:val="0"/>
+          <w:color w:val="222222"/>
+          <w:sz w:val="21"/>
+        </w:rPr>
+        <w:t>•</w:t>
+        <w:tab/>
+      </w:r>
+      <w:r>
+        <w:rPr>
+          <w:rFonts w:ascii="Calibri" w:hAnsi="Calibri"/>
+          <w:b w:val="0"/>
+          <w:i w:val="0"/>
+          <w:color w:val="222222"/>
+          <w:sz w:val="21"/>
+        </w:rPr>
+        <w:t xml:space="preserve">L4 </w:t>
+      </w:r>
+      <w:r>
+        <w:rPr>
+          <w:rFonts w:ascii="Consolas" w:hAnsi="Consolas"/>
+          <w:b w:val="0"/>
+          <w:i w:val="0"/>
+          <w:color w:val="222222"/>
+          <w:sz w:val="19"/>
+        </w:rPr>
+        <w:t>pass</w:t>
+      </w:r>
+      <w:r>
+        <w:rPr>
+          <w:rFonts w:ascii="Calibri" w:hAnsi="Calibri"/>
+          <w:b w:val="0"/>
+          <w:i w:val="0"/>
+          <w:color w:val="222222"/>
+          <w:sz w:val="21"/>
+        </w:rPr>
+        <w:t>: on the rat plate burst rate 0.9816 and burst duration 0.9825, up from 0.7705 at S3.</w:t>
+      </w:r>
+    </w:p>
+    <w:p>
+      <w:pPr>
+        <w:spacing w:after="120"/>
+        <w:ind w:left="432" w:hanging="259"/>
+      </w:pPr>
+      <w:r>
+        <w:rPr>
+          <w:rFonts w:ascii="Calibri" w:hAnsi="Calibri"/>
+          <w:b w:val="0"/>
+          <w:i w:val="0"/>
+          <w:color w:val="222222"/>
+          <w:sz w:val="21"/>
+        </w:rPr>
+        <w:t>•</w:t>
+        <w:tab/>
+      </w:r>
+      <w:r>
+        <w:rPr>
+          <w:rFonts w:ascii="Calibri" w:hAnsi="Calibri"/>
+          <w:b w:val="0"/>
+          <w:i w:val="0"/>
+          <w:color w:val="222222"/>
+          <w:sz w:val="21"/>
+        </w:rPr>
+        <w:t>The registered assumption check: fallback shares 0.4982 (hPSC_MEA1), 0.5321 (hPSC_MEA2) and 0.2313 (Rat_MEA1); median valid thresholds 7.08 ms, 8.91 ms and 281.84 ms. A share of 0.2786 and 0.2133 of the valid hPSC thresholds are below a millisecond, where a peak of near-coincident spikes is taken as the intraburst peak; this share was added to the output after the quick run showed such thresholds, and is descriptive.</w:t>
+      </w:r>
+    </w:p>
+    <w:p>
+      <w:pPr>
+        <w:spacing w:after="120"/>
+        <w:ind w:left="432" w:hanging="259"/>
+      </w:pPr>
+      <w:r>
+        <w:rPr>
+          <w:rFonts w:ascii="Calibri" w:hAnsi="Calibri"/>
+          <w:b w:val="0"/>
+          <w:i w:val="0"/>
+          <w:color w:val="222222"/>
+          <w:sz w:val="21"/>
+        </w:rPr>
+        <w:t>•</w:t>
+        <w:tab/>
+      </w:r>
+      <w:r>
+        <w:rPr>
+          <w:rFonts w:ascii="Calibri" w:hAnsi="Calibri"/>
+          <w:b w:val="0"/>
+          <w:i w:val="0"/>
+          <w:color w:val="222222"/>
+          <w:sz w:val="21"/>
+        </w:rPr>
+        <w:t>Post hoc, as the registration named it: from S3 to S4 the burst rate changes by more than a tenth in a share of 0.8273 (hPSC_MEA1) and 0.7632 (hPSC_MEA2) of recordings, the rat burst duration in 0.8723.</w:t>
+      </w:r>
+    </w:p>
+    <w:p>
+      <w:pPr>
+        <w:spacing w:after="120"/>
+        <w:ind w:left="432" w:hanging="259"/>
+      </w:pPr>
+      <w:r>
+        <w:rPr>
+          <w:rFonts w:ascii="Calibri" w:hAnsi="Calibri"/>
+          <w:b w:val="0"/>
+          <w:i w:val="0"/>
+          <w:color w:val="222222"/>
+          <w:sz w:val="21"/>
+        </w:rPr>
+        <w:t>•</w:t>
+        <w:tab/>
+      </w:r>
+      <w:r>
+        <w:rPr>
+          <w:rFonts w:ascii="Calibri" w:hAnsi="Calibri"/>
+          <w:b w:val="0"/>
+          <w:i w:val="0"/>
+          <w:color w:val="222222"/>
+          <w:sz w:val="21"/>
+        </w:rPr>
+        <w:t xml:space="preserve">The ladder's numbers and the published agreement are unchanged (every other key of </w:t>
+      </w:r>
+      <w:r>
+        <w:rPr>
+          <w:rFonts w:ascii="Consolas" w:hAnsi="Consolas"/>
+          <w:b w:val="0"/>
+          <w:i w:val="0"/>
+          <w:color w:val="222222"/>
+          <w:sz w:val="19"/>
+        </w:rPr>
+        <w:t>extractor_agreement</w:t>
+      </w:r>
+      <w:r>
+        <w:rPr>
+          <w:rFonts w:ascii="Calibri" w:hAnsi="Calibri"/>
+          <w:b w:val="0"/>
+          <w:i w:val="0"/>
+          <w:color w:val="222222"/>
+          <w:sz w:val="21"/>
+        </w:rPr>
+        <w:t xml:space="preserve"> is identical to the previous run). The registration counts in §21 and entry 43 rise by this study's four predictions. The depositors' analysis scripts, shared on G-Node GIN, were not read; they are the next check if the attribution matters.</w:t>
+      </w:r>
+    </w:p>
+    <w:p>
+      <w:pPr>
+        <w:spacing w:after="120"/>
+        <w:ind w:left="432" w:hanging="259"/>
+      </w:pPr>
+      <w:r>
+        <w:rPr>
+          <w:rFonts w:ascii="Calibri" w:hAnsi="Calibri"/>
+          <w:b w:val="0"/>
+          <w:i w:val="0"/>
+          <w:color w:val="222222"/>
+          <w:sz w:val="21"/>
+        </w:rPr>
+        <w:t>•</w:t>
+        <w:tab/>
+      </w:r>
+      <w:r>
+        <w:rPr>
+          <w:rFonts w:ascii="Calibri" w:hAnsi="Calibri"/>
+          <w:b/>
+          <w:i w:val="0"/>
+          <w:color w:val="156082"/>
+          <w:sz w:val="21"/>
+        </w:rPr>
+        <w:t>Evidence.</w:t>
+      </w:r>
+      <w:r>
+        <w:rPr>
+          <w:rFonts w:ascii="Calibri" w:hAnsi="Calibri"/>
+          <w:b w:val="0"/>
+          <w:i w:val="0"/>
+          <w:color w:val="222222"/>
+          <w:sz w:val="21"/>
+        </w:rPr>
+        <w:t xml:space="preserve"> Report §3 ("The detector, tested"); decision D34; </w:t>
+      </w:r>
+      <w:r>
+        <w:rPr>
+          <w:rFonts w:ascii="Consolas" w:hAnsi="Consolas"/>
+          <w:b w:val="0"/>
+          <w:i w:val="0"/>
+          <w:color w:val="222222"/>
+          <w:sz w:val="19"/>
+        </w:rPr>
+        <w:t>outputs/figures/extractor_logisi_real.png</w:t>
+      </w:r>
+      <w:r>
+        <w:rPr>
+          <w:rFonts w:ascii="Calibri" w:hAnsi="Calibri"/>
+          <w:b w:val="0"/>
+          <w:i w:val="0"/>
+          <w:color w:val="222222"/>
+          <w:sz w:val="21"/>
+        </w:rPr>
+        <w:t xml:space="preserve">, </w:t>
+      </w:r>
+      <w:r>
+        <w:rPr>
+          <w:rFonts w:ascii="Consolas" w:hAnsi="Consolas"/>
+          <w:b w:val="0"/>
+          <w:i w:val="0"/>
+          <w:color w:val="222222"/>
+          <w:sz w:val="19"/>
+        </w:rPr>
+        <w:t>outputs/extractor_logisi_REAL.json</w:t>
+      </w:r>
+      <w:r>
+        <w:rPr>
+          <w:rFonts w:ascii="Calibri" w:hAnsi="Calibri"/>
+          <w:b w:val="0"/>
+          <w:i w:val="0"/>
+          <w:color w:val="222222"/>
+          <w:sz w:val="21"/>
+        </w:rPr>
+        <w:t xml:space="preserve"> (with every electrode's threshold), </w:t>
+      </w:r>
+      <w:r>
+        <w:rPr>
+          <w:rFonts w:ascii="Consolas" w:hAnsi="Consolas"/>
+          <w:b w:val="0"/>
+          <w:i w:val="0"/>
+          <w:color w:val="222222"/>
+          <w:sz w:val="19"/>
+        </w:rPr>
+        <w:t>outputs/metrics.json</w:t>
+      </w:r>
+      <w:r>
+        <w:rPr>
+          <w:rFonts w:ascii="Calibri" w:hAnsi="Calibri"/>
+          <w:b w:val="0"/>
+          <w:i w:val="0"/>
+          <w:color w:val="222222"/>
+          <w:sz w:val="21"/>
+        </w:rPr>
+        <w:t xml:space="preserve"> key </w:t>
+      </w:r>
+      <w:r>
+        <w:rPr>
+          <w:rFonts w:ascii="Consolas" w:hAnsi="Consolas"/>
+          <w:b w:val="0"/>
+          <w:i w:val="0"/>
+          <w:color w:val="222222"/>
+          <w:sz w:val="19"/>
+        </w:rPr>
+        <w:t>extractor_agreement.logisi</w:t>
+      </w:r>
+      <w:r>
+        <w:rPr>
+          <w:rFonts w:ascii="Calibri" w:hAnsi="Calibri"/>
+          <w:b w:val="0"/>
+          <w:i w:val="0"/>
+          <w:color w:val="222222"/>
+          <w:sz w:val="21"/>
+        </w:rPr>
+        <w:t xml:space="preserve">; tests </w:t>
+      </w:r>
+      <w:r>
+        <w:rPr>
+          <w:rFonts w:ascii="Consolas" w:hAnsi="Consolas"/>
+          <w:b w:val="0"/>
+          <w:i w:val="0"/>
+          <w:color w:val="222222"/>
+          <w:sz w:val="19"/>
+        </w:rPr>
+        <w:t>tests/test_features_mea.py</w:t>
+      </w:r>
+      <w:r>
+        <w:rPr>
+          <w:rFonts w:ascii="Calibri" w:hAnsi="Calibri"/>
+          <w:b w:val="0"/>
+          <w:i w:val="0"/>
+          <w:color w:val="222222"/>
+          <w:sz w:val="21"/>
+        </w:rPr>
+        <w:t xml:space="preserve">, </w:t>
+      </w:r>
+      <w:r>
+        <w:rPr>
+          <w:rFonts w:ascii="Consolas" w:hAnsi="Consolas"/>
+          <w:b w:val="0"/>
+          <w:i w:val="0"/>
+          <w:color w:val="222222"/>
+          <w:sz w:val="19"/>
+        </w:rPr>
+        <w:t>tests/test_extractor_logisi.py</w:t>
       </w:r>
       <w:r>
         <w:rPr>

--- a/report/POST_SUBMISSION_CHANGES.docx
+++ b/report/POST_SUBMISSION_CHANGES.docx
@@ -6513,7 +6513,7 @@
           </w:tcPr>
           <w:p>
             <w:pPr>
-              <w:keepNext w:val="0"/>
+              <w:keepNext/>
               <w:spacing w:after="0"/>
               <w:jc w:val="center"/>
             </w:pPr>
@@ -6537,7 +6537,7 @@
           </w:tcPr>
           <w:p>
             <w:pPr>
-              <w:keepNext w:val="0"/>
+              <w:keepNext/>
               <w:spacing w:after="0"/>
               <w:jc w:val="center"/>
             </w:pPr>
@@ -6561,7 +6561,7 @@
           </w:tcPr>
           <w:p>
             <w:pPr>
-              <w:keepNext w:val="0"/>
+              <w:keepNext/>
               <w:spacing w:after="0"/>
             </w:pPr>
             <w:r>
@@ -6584,7 +6584,7 @@
           </w:tcPr>
           <w:p>
             <w:pPr>
-              <w:keepNext w:val="0"/>
+              <w:keepNext/>
               <w:spacing w:after="0"/>
             </w:pPr>
             <w:r>
@@ -6607,8 +6607,180 @@
           </w:tcPr>
           <w:p>
             <w:pPr>
+              <w:keepNext/>
+              <w:spacing w:after="0"/>
+            </w:pPr>
+            <w:r>
+              <w:rPr>
+                <w:rFonts w:ascii="Consolas" w:hAnsi="Consolas"/>
+                <w:b w:val="0"/>
+                <w:i w:val="0"/>
+                <w:color w:val="222222"/>
+                <w:sz w:val="18"/>
+              </w:rPr>
+              <w:t>e11bc05</w:t>
+            </w:r>
+            <w:r>
+              <w:rPr>
+                <w:rFonts w:ascii="Calibri" w:hAnsi="Calibri"/>
+                <w:b w:val="0"/>
+                <w:i w:val="0"/>
+                <w:color w:val="222222"/>
+                <w:sz w:val="20"/>
+              </w:rPr>
+              <w:t xml:space="preserve">, </w:t>
+            </w:r>
+            <w:r>
+              <w:rPr>
+                <w:rFonts w:ascii="Consolas" w:hAnsi="Consolas"/>
+                <w:b w:val="0"/>
+                <w:i w:val="0"/>
+                <w:color w:val="222222"/>
+                <w:sz w:val="18"/>
+              </w:rPr>
+              <w:t>9570a9f</w:t>
+            </w:r>
+            <w:r>
+              <w:rPr>
+                <w:rFonts w:ascii="Calibri" w:hAnsi="Calibri"/>
+                <w:b w:val="0"/>
+                <w:i w:val="0"/>
+                <w:color w:val="222222"/>
+                <w:sz w:val="20"/>
+              </w:rPr>
+              <w:t xml:space="preserve">, </w:t>
+            </w:r>
+            <w:r>
+              <w:rPr>
+                <w:rFonts w:ascii="Consolas" w:hAnsi="Consolas"/>
+                <w:b w:val="0"/>
+                <w:i w:val="0"/>
+                <w:color w:val="222222"/>
+                <w:sz w:val="18"/>
+              </w:rPr>
+              <w:t>6f63385</w:t>
+            </w:r>
+            <w:r>
+              <w:rPr>
+                <w:rFonts w:ascii="Calibri" w:hAnsi="Calibri"/>
+                <w:b w:val="0"/>
+                <w:i w:val="0"/>
+                <w:color w:val="222222"/>
+                <w:sz w:val="20"/>
+              </w:rPr>
+              <w:t xml:space="preserve"> … this branch</w:t>
+            </w:r>
+          </w:p>
+        </w:tc>
+      </w:tr>
+      <w:tr>
+        <w:trPr>
+          <w:cantSplit/>
+        </w:trPr>
+        <w:tc>
+          <w:tcPr>
+            <w:tcW w:type="dxa" w:w="407"/>
+            <w:shd w:val="clear" w:color="auto" w:fill="FFFFFF"/>
+            <w:vAlign w:val="center"/>
+          </w:tcPr>
+          <w:p>
+            <w:pPr>
               <w:keepNext w:val="0"/>
               <w:spacing w:after="0"/>
+              <w:jc w:val="center"/>
+            </w:pPr>
+            <w:r>
+              <w:rPr>
+                <w:rFonts w:ascii="Calibri" w:hAnsi="Calibri"/>
+                <w:b/>
+                <w:i w:val="0"/>
+                <w:color w:val="222222"/>
+                <w:sz w:val="20"/>
+              </w:rPr>
+              <w:t>49</w:t>
+            </w:r>
+          </w:p>
+        </w:tc>
+        <w:tc>
+          <w:tcPr>
+            <w:tcW w:type="dxa" w:w="1538"/>
+            <w:shd w:val="clear" w:color="auto" w:fill="FFFFFF"/>
+            <w:vAlign w:val="center"/>
+          </w:tcPr>
+          <w:p>
+            <w:pPr>
+              <w:keepNext w:val="0"/>
+              <w:spacing w:after="0"/>
+              <w:jc w:val="center"/>
+            </w:pPr>
+            <w:r>
+              <w:rPr>
+                <w:rFonts w:ascii="Calibri" w:hAnsi="Calibri"/>
+                <w:b w:val="0"/>
+                <w:i w:val="0"/>
+                <w:color w:val="222222"/>
+                <w:sz w:val="20"/>
+              </w:rPr>
+              <w:t>2026-10-28</w:t>
+            </w:r>
+          </w:p>
+        </w:tc>
+        <w:tc>
+          <w:tcPr>
+            <w:tcW w:type="dxa" w:w="2797"/>
+            <w:shd w:val="clear" w:color="auto" w:fill="FFFFFF"/>
+            <w:vAlign w:val="center"/>
+          </w:tcPr>
+          <w:p>
+            <w:pPr>
+              <w:keepNext w:val="0"/>
+              <w:spacing w:after="0"/>
+            </w:pPr>
+            <w:r>
+              <w:rPr>
+                <w:rFonts w:ascii="Calibri" w:hAnsi="Calibri"/>
+                <w:b w:val="0"/>
+                <w:i w:val="0"/>
+                <w:color w:val="222222"/>
+                <w:sz w:val="20"/>
+              </w:rPr>
+              <w:t>Settling or steady noise in the human iPSC split-half spread (D35)</w:t>
+            </w:r>
+          </w:p>
+        </w:tc>
+        <w:tc>
+          <w:tcPr>
+            <w:tcW w:type="dxa" w:w="2562"/>
+            <w:shd w:val="clear" w:color="auto" w:fill="FFFFFF"/>
+            <w:vAlign w:val="center"/>
+          </w:tcPr>
+          <w:p>
+            <w:pPr>
+              <w:keepNext w:val="0"/>
+              <w:spacing w:after="0"/>
+            </w:pPr>
+            <w:r>
+              <w:rPr>
+                <w:rFonts w:ascii="Calibri" w:hAnsi="Calibri"/>
+                <w:b w:val="0"/>
+                <w:i w:val="0"/>
+                <w:color w:val="222222"/>
+                <w:sz w:val="20"/>
+              </w:rPr>
+              <w:t>3 of 3 registered predictions pass; the registered linearity check fails for human wells; the human spread is mostly uneven settling, and five more minutes would not remove it</w:t>
+            </w:r>
+          </w:p>
+        </w:tc>
+        <w:tc>
+          <w:tcPr>
+            <w:tcW w:type="dxa" w:w="1191"/>
+            <w:shd w:val="clear" w:color="auto" w:fill="FFFFFF"/>
+            <w:vAlign w:val="center"/>
+          </w:tcPr>
+          <w:p>
+            <w:pPr>
+              <w:keepNext w:val="0"/>
+              <w:spacing w:after="0"/>
             </w:pPr>
             <w:r>
               <w:rPr>
@@ -6618,7 +6790,7 @@
                 <w:color w:val="222222"/>
                 <w:sz w:val="18"/>
               </w:rPr>
-              <w:t>e11bc05</w:t>
+              <w:t>e743c4c</w:t>
             </w:r>
             <w:r>
               <w:rPr>
@@ -6638,27 +6810,7 @@
                 <w:color w:val="222222"/>
                 <w:sz w:val="18"/>
               </w:rPr>
-              <w:t>9570a9f</w:t>
-            </w:r>
-            <w:r>
-              <w:rPr>
-                <w:rFonts w:ascii="Calibri" w:hAnsi="Calibri"/>
-                <w:b w:val="0"/>
-                <w:i w:val="0"/>
-                <w:color w:val="222222"/>
-                <w:sz w:val="20"/>
-              </w:rPr>
-              <w:t xml:space="preserve">, </w:t>
-            </w:r>
-            <w:r>
-              <w:rPr>
-                <w:rFonts w:ascii="Consolas" w:hAnsi="Consolas"/>
-                <w:b w:val="0"/>
-                <w:i w:val="0"/>
-                <w:color w:val="222222"/>
-                <w:sz w:val="18"/>
-              </w:rPr>
-              <w:t>6f63385</w:t>
+              <w:t>bc6a56b</w:t>
             </w:r>
             <w:r>
               <w:rPr>
@@ -17374,7 +17526,7 @@
           <w:color w:val="222222"/>
           <w:sz w:val="21"/>
         </w:rPr>
-        <w:t>45 registered studies here made 230 predictions: 102 passed, 88 failed, 39 were uninterpretable.</w:t>
+        <w:t>46 registered studies here made 233 predictions: 105 passed, 88 failed, 39 were uninterpretable.</w:t>
       </w:r>
     </w:p>
     <w:p>
@@ -17401,7 +17553,7 @@
           <w:color w:val="222222"/>
           <w:sz w:val="21"/>
         </w:rPr>
-        <w:t>40 result files name their registration, and 0 of them came before it; 4 registrations are not covered because their results do not name them.</w:t>
+        <w:t>41 result files name their registration, and 0 of them came before it; 4 registrations are not covered because their results do not name them.</w:t>
       </w:r>
     </w:p>
     <w:p>
@@ -20287,6 +20439,497 @@
           <w:sz w:val="19"/>
         </w:rPr>
         <w:t>tests/test_extractor_logisi.py</w:t>
+      </w:r>
+      <w:r>
+        <w:rPr>
+          <w:rFonts w:ascii="Calibri" w:hAnsi="Calibri"/>
+          <w:b w:val="0"/>
+          <w:i w:val="0"/>
+          <w:color w:val="222222"/>
+          <w:sz w:val="21"/>
+        </w:rPr>
+        <w:t>.</w:t>
+      </w:r>
+    </w:p>
+    <w:p>
+      <w:pPr>
+        <w:keepNext/>
+        <w:spacing w:before="240" w:after="60"/>
+      </w:pPr>
+      <w:r>
+        <w:rPr>
+          <w:rFonts w:ascii="Calibri" w:hAnsi="Calibri"/>
+          <w:b/>
+          <w:i w:val="0"/>
+          <w:color w:val="1F4E79"/>
+          <w:sz w:val="23"/>
+        </w:rPr>
+        <w:t>49. The human iPSC split-half noise is mostly uneven settling, not steady noise</w:t>
+      </w:r>
+    </w:p>
+    <w:p>
+      <w:pPr>
+        <w:spacing w:after="120"/>
+      </w:pPr>
+      <w:r>
+        <w:rPr>
+          <w:rFonts w:ascii="Calibri" w:hAnsi="Calibri"/>
+          <w:b/>
+          <w:i w:val="0"/>
+          <w:color w:val="156082"/>
+          <w:sz w:val="21"/>
+        </w:rPr>
+        <w:t>Slide message:</w:t>
+      </w:r>
+      <w:r>
+        <w:rPr>
+          <w:rFonts w:ascii="Calibri" w:hAnsi="Calibri"/>
+          <w:b w:val="0"/>
+          <w:i w:val="0"/>
+          <w:color w:val="222222"/>
+          <w:sz w:val="21"/>
+        </w:rPr>
+        <w:t xml:space="preserve"> </w:t>
+      </w:r>
+      <w:r>
+        <w:rPr>
+          <w:rFonts w:ascii="Calibri" w:hAnsi="Calibri"/>
+          <w:b w:val="0"/>
+          <w:i/>
+          <w:color w:val="222222"/>
+          <w:sz w:val="21"/>
+        </w:rPr>
+        <w:t>Within one untreated 30-minute recording, almost all of a human iPSC well's split-half firing-rate change is its own trend (share 0.996), and human wells differ far more than rat wells in that trend (SD ratio 3.65); so on these data a longer settling period before dosing is the first thing to try, but the recordings are too short to say how long it must be.</w:t>
+      </w:r>
+    </w:p>
+    <w:p>
+      <w:pPr>
+        <w:spacing w:after="120"/>
+        <w:ind w:left="432" w:hanging="259"/>
+      </w:pPr>
+      <w:r>
+        <w:rPr>
+          <w:rFonts w:ascii="Calibri" w:hAnsi="Calibri"/>
+          <w:b w:val="0"/>
+          <w:i w:val="0"/>
+          <w:color w:val="222222"/>
+          <w:sz w:val="21"/>
+        </w:rPr>
+        <w:t>•</w:t>
+        <w:tab/>
+      </w:r>
+      <w:r>
+        <w:rPr>
+          <w:rFonts w:ascii="Calibri" w:hAnsi="Calibri"/>
+          <w:b/>
+          <w:i w:val="0"/>
+          <w:color w:val="156082"/>
+          <w:sz w:val="21"/>
+        </w:rPr>
+        <w:t>What changed.</w:t>
+      </w:r>
+      <w:r>
+        <w:rPr>
+          <w:rFonts w:ascii="Calibri" w:hAnsi="Calibri"/>
+          <w:b w:val="0"/>
+          <w:i w:val="0"/>
+          <w:color w:val="222222"/>
+          <w:sz w:val="21"/>
+        </w:rPr>
+        <w:t xml:space="preserve"> A registered follow-up to entry 46 on the same Kapucu et al. 2022 baselines and usable wells (</w:t>
+      </w:r>
+      <w:r>
+        <w:rPr>
+          <w:rFonts w:ascii="Consolas" w:hAnsi="Consolas"/>
+          <w:b w:val="0"/>
+          <w:i w:val="0"/>
+          <w:color w:val="222222"/>
+          <w:sz w:val="19"/>
+        </w:rPr>
+        <w:t>src/neuromps/models/hpsc_settling.py</w:t>
+      </w:r>
+      <w:r>
+        <w:rPr>
+          <w:rFonts w:ascii="Calibri" w:hAnsi="Calibri"/>
+          <w:b w:val="0"/>
+          <w:i w:val="0"/>
+          <w:color w:val="222222"/>
+          <w:sz w:val="21"/>
+        </w:rPr>
+        <w:t xml:space="preserve">, </w:t>
+      </w:r>
+      <w:r>
+        <w:rPr>
+          <w:rFonts w:ascii="Consolas" w:hAnsi="Consolas"/>
+          <w:b w:val="0"/>
+          <w:i w:val="0"/>
+          <w:color w:val="222222"/>
+          <w:sz w:val="19"/>
+        </w:rPr>
+        <w:t>preregistration/hpsc_settling.json</w:t>
+      </w:r>
+      <w:r>
+        <w:rPr>
+          <w:rFonts w:ascii="Calibri" w:hAnsi="Calibri"/>
+          <w:b w:val="0"/>
+          <w:i w:val="0"/>
+          <w:color w:val="222222"/>
+          <w:sz w:val="21"/>
+        </w:rPr>
+        <w:t>, decision D35, report §36, "Registered follow-up"). Each recording is cut into six 5-minute windows; per well, the firing rate on one fixed electrode set gives a straight-line slope (its settling) and a residual SD (its scatter), and the split-half change splits into a trend part and a residual part.</w:t>
+      </w:r>
+    </w:p>
+    <w:p>
+      <w:pPr>
+        <w:spacing w:after="120"/>
+        <w:ind w:left="432" w:hanging="259"/>
+      </w:pPr>
+      <w:r>
+        <w:rPr>
+          <w:rFonts w:ascii="Calibri" w:hAnsi="Calibri"/>
+          <w:b w:val="0"/>
+          <w:i w:val="0"/>
+          <w:color w:val="222222"/>
+          <w:sz w:val="21"/>
+        </w:rPr>
+        <w:t>•</w:t>
+        <w:tab/>
+      </w:r>
+      <w:r>
+        <w:rPr>
+          <w:rFonts w:ascii="Calibri" w:hAnsi="Calibri"/>
+          <w:b/>
+          <w:i w:val="0"/>
+          <w:color w:val="156082"/>
+          <w:sz w:val="21"/>
+        </w:rPr>
+        <w:t>Why.</w:t>
+      </w:r>
+      <w:r>
+        <w:rPr>
+          <w:rFonts w:ascii="Calibri" w:hAnsi="Calibri"/>
+          <w:b w:val="0"/>
+          <w:i w:val="0"/>
+          <w:color w:val="222222"/>
+          <w:sz w:val="21"/>
+        </w:rPr>
+        <w:t xml:space="preserve"> Entry 46 noted that part of the human spread might be wells settling at different speeds; for an assay the two readings call for different fixes (a longer settling period against more wells).</w:t>
+      </w:r>
+    </w:p>
+    <w:p>
+      <w:pPr>
+        <w:spacing w:after="120"/>
+        <w:ind w:left="432" w:hanging="259"/>
+      </w:pPr>
+      <w:r>
+        <w:rPr>
+          <w:rFonts w:ascii="Calibri" w:hAnsi="Calibri"/>
+          <w:b w:val="0"/>
+          <w:i w:val="0"/>
+          <w:color w:val="222222"/>
+          <w:sz w:val="21"/>
+        </w:rPr>
+        <w:t>•</w:t>
+        <w:tab/>
+      </w:r>
+      <w:r>
+        <w:rPr>
+          <w:rFonts w:ascii="Calibri" w:hAnsi="Calibri"/>
+          <w:b/>
+          <w:i w:val="0"/>
+          <w:color w:val="156082"/>
+          <w:sz w:val="21"/>
+        </w:rPr>
+        <w:t>Effect.</w:t>
+      </w:r>
+    </w:p>
+    <w:p>
+      <w:pPr>
+        <w:spacing w:after="120"/>
+        <w:ind w:left="432" w:hanging="259"/>
+      </w:pPr>
+      <w:r>
+        <w:rPr>
+          <w:rFonts w:ascii="Calibri" w:hAnsi="Calibri"/>
+          <w:b w:val="0"/>
+          <w:i w:val="0"/>
+          <w:color w:val="222222"/>
+          <w:sz w:val="21"/>
+        </w:rPr>
+        <w:t>•</w:t>
+        <w:tab/>
+      </w:r>
+      <w:r>
+        <w:rPr>
+          <w:rFonts w:ascii="Calibri" w:hAnsi="Calibri"/>
+          <w:b w:val="0"/>
+          <w:i w:val="0"/>
+          <w:color w:val="222222"/>
+          <w:sz w:val="21"/>
+        </w:rPr>
+        <w:t>T1 passes: the slope's SD is 0.076 human against 0.021 rat (log2 per window), ratio 95% interval 2.72 to 5.04.</w:t>
+      </w:r>
+    </w:p>
+    <w:p>
+      <w:pPr>
+        <w:spacing w:after="120"/>
+        <w:ind w:left="432" w:hanging="259"/>
+      </w:pPr>
+      <w:r>
+        <w:rPr>
+          <w:rFonts w:ascii="Calibri" w:hAnsi="Calibri"/>
+          <w:b w:val="0"/>
+          <w:i w:val="0"/>
+          <w:color w:val="222222"/>
+          <w:sz w:val="21"/>
+        </w:rPr>
+        <w:t>•</w:t>
+        <w:tab/>
+      </w:r>
+      <w:r>
+        <w:rPr>
+          <w:rFonts w:ascii="Calibri" w:hAnsi="Calibri"/>
+          <w:b w:val="0"/>
+          <w:i w:val="0"/>
+          <w:color w:val="222222"/>
+          <w:sz w:val="21"/>
+        </w:rPr>
+        <w:t>T2 passes: median residual SD ratio 10.2 (7.91 to 11.43), but most of it is curvature a straight line misses (next point), so it is not read as tenfold steady noise.</w:t>
+      </w:r>
+    </w:p>
+    <w:p>
+      <w:pPr>
+        <w:spacing w:after="120"/>
+        <w:ind w:left="432" w:hanging="259"/>
+      </w:pPr>
+      <w:r>
+        <w:rPr>
+          <w:rFonts w:ascii="Calibri" w:hAnsi="Calibri"/>
+          <w:b w:val="0"/>
+          <w:i w:val="0"/>
+          <w:color w:val="222222"/>
+          <w:sz w:val="21"/>
+        </w:rPr>
+        <w:t>•</w:t>
+        <w:tab/>
+      </w:r>
+      <w:r>
+        <w:rPr>
+          <w:rFonts w:ascii="Calibri" w:hAnsi="Calibri"/>
+          <w:b w:val="0"/>
+          <w:i w:val="0"/>
+          <w:color w:val="222222"/>
+          <w:sz w:val="21"/>
+        </w:rPr>
+        <w:t>T3 passes: the trend's share is 0.996 human and 0.946 rat. The registered threshold sits below what a line absorbs from pure steady noise (about 0.77), which we found when implementing it; the human share is well above that reference.</w:t>
+      </w:r>
+    </w:p>
+    <w:p>
+      <w:pPr>
+        <w:spacing w:after="120"/>
+        <w:ind w:left="432" w:hanging="259"/>
+      </w:pPr>
+      <w:r>
+        <w:rPr>
+          <w:rFonts w:ascii="Calibri" w:hAnsi="Calibri"/>
+          <w:b w:val="0"/>
+          <w:i w:val="0"/>
+          <w:color w:val="222222"/>
+          <w:sz w:val="21"/>
+        </w:rPr>
+        <w:t>•</w:t>
+        <w:tab/>
+      </w:r>
+      <w:r>
+        <w:rPr>
+          <w:rFonts w:ascii="Calibri" w:hAnsi="Calibri"/>
+          <w:b w:val="0"/>
+          <w:i w:val="0"/>
+          <w:color w:val="222222"/>
+          <w:sz w:val="21"/>
+        </w:rPr>
+        <w:t>The registered linearity check fails for human wells: a quadratic term lowers the residual SD by more than a third in a share of 1.0 of them (0.26 of rat wells), so T1 and T3 are read with that caveat. The human median rate falls from 6.73 to 4.26 Hz by the fourth window, then partly recovers.</w:t>
+      </w:r>
+    </w:p>
+    <w:p>
+      <w:pPr>
+        <w:spacing w:after="120"/>
+        <w:ind w:left="432" w:hanging="259"/>
+      </w:pPr>
+      <w:r>
+        <w:rPr>
+          <w:rFonts w:ascii="Calibri" w:hAnsi="Calibri"/>
+          <w:b w:val="0"/>
+          <w:i w:val="0"/>
+          <w:color w:val="222222"/>
+          <w:sz w:val="21"/>
+        </w:rPr>
+        <w:t>•</w:t>
+        <w:tab/>
+      </w:r>
+      <w:r>
+        <w:rPr>
+          <w:rFonts w:ascii="Calibri" w:hAnsi="Calibri"/>
+          <w:b w:val="0"/>
+          <w:i w:val="0"/>
+          <w:color w:val="222222"/>
+          <w:sz w:val="21"/>
+        </w:rPr>
+        <w:t>Post hoc: dropping the first window leaves the human spread 3.16 times the rat one, so five more minutes of settling would not close the gap. The residual-only wells needed (1 human well for a 20% fall) are illustrative only and are not used.</w:t>
+      </w:r>
+    </w:p>
+    <w:p>
+      <w:pPr>
+        <w:spacing w:after="120"/>
+        <w:ind w:left="432" w:hanging="259"/>
+      </w:pPr>
+      <w:r>
+        <w:rPr>
+          <w:rFonts w:ascii="Calibri" w:hAnsi="Calibri"/>
+          <w:b w:val="0"/>
+          <w:i w:val="0"/>
+          <w:color w:val="222222"/>
+          <w:sz w:val="21"/>
+        </w:rPr>
+        <w:t>•</w:t>
+        <w:tab/>
+      </w:r>
+      <w:r>
+        <w:rPr>
+          <w:rFonts w:ascii="Calibri" w:hAnsi="Calibri"/>
+          <w:b w:val="0"/>
+          <w:i w:val="0"/>
+          <w:color w:val="222222"/>
+          <w:sz w:val="21"/>
+        </w:rPr>
+        <w:t>No earlier result changes: entry 46's numbers are unchanged, and §36's caveat now states the measured reading. The registration counts in §21 and entry 43 rise by this study's three predictions and one checked result file.</w:t>
+      </w:r>
+    </w:p>
+    <w:p>
+      <w:pPr>
+        <w:spacing w:after="120"/>
+        <w:ind w:left="432" w:hanging="259"/>
+      </w:pPr>
+      <w:r>
+        <w:rPr>
+          <w:rFonts w:ascii="Calibri" w:hAnsi="Calibri"/>
+          <w:b w:val="0"/>
+          <w:i w:val="0"/>
+          <w:color w:val="222222"/>
+          <w:sz w:val="21"/>
+        </w:rPr>
+        <w:t>•</w:t>
+        <w:tab/>
+      </w:r>
+      <w:r>
+        <w:rPr>
+          <w:rFonts w:ascii="Calibri" w:hAnsi="Calibri"/>
+          <w:b/>
+          <w:i w:val="0"/>
+          <w:color w:val="156082"/>
+          <w:sz w:val="21"/>
+        </w:rPr>
+        <w:t>Evidence.</w:t>
+      </w:r>
+      <w:r>
+        <w:rPr>
+          <w:rFonts w:ascii="Calibri" w:hAnsi="Calibri"/>
+          <w:b w:val="0"/>
+          <w:i w:val="0"/>
+          <w:color w:val="222222"/>
+          <w:sz w:val="21"/>
+        </w:rPr>
+        <w:t xml:space="preserve"> Report §36; decision D35; </w:t>
+      </w:r>
+      <w:r>
+        <w:rPr>
+          <w:rFonts w:ascii="Consolas" w:hAnsi="Consolas"/>
+          <w:b w:val="0"/>
+          <w:i w:val="0"/>
+          <w:color w:val="222222"/>
+          <w:sz w:val="19"/>
+        </w:rPr>
+        <w:t>outputs/figures/hpsc_settling_real.png</w:t>
+      </w:r>
+      <w:r>
+        <w:rPr>
+          <w:rFonts w:ascii="Calibri" w:hAnsi="Calibri"/>
+          <w:b w:val="0"/>
+          <w:i w:val="0"/>
+          <w:color w:val="222222"/>
+          <w:sz w:val="21"/>
+        </w:rPr>
+        <w:t xml:space="preserve">, </w:t>
+      </w:r>
+      <w:r>
+        <w:rPr>
+          <w:rFonts w:ascii="Consolas" w:hAnsi="Consolas"/>
+          <w:b w:val="0"/>
+          <w:i w:val="0"/>
+          <w:color w:val="222222"/>
+          <w:sz w:val="19"/>
+        </w:rPr>
+        <w:t>outputs/hpsc_settling_REAL.json</w:t>
+      </w:r>
+      <w:r>
+        <w:rPr>
+          <w:rFonts w:ascii="Calibri" w:hAnsi="Calibri"/>
+          <w:b w:val="0"/>
+          <w:i w:val="0"/>
+          <w:color w:val="222222"/>
+          <w:sz w:val="21"/>
+        </w:rPr>
+        <w:t xml:space="preserve"> (with the per-well table), </w:t>
+      </w:r>
+      <w:r>
+        <w:rPr>
+          <w:rFonts w:ascii="Consolas" w:hAnsi="Consolas"/>
+          <w:b w:val="0"/>
+          <w:i w:val="0"/>
+          <w:color w:val="222222"/>
+          <w:sz w:val="19"/>
+        </w:rPr>
+        <w:t>outputs/metrics.json</w:t>
+      </w:r>
+      <w:r>
+        <w:rPr>
+          <w:rFonts w:ascii="Calibri" w:hAnsi="Calibri"/>
+          <w:b w:val="0"/>
+          <w:i w:val="0"/>
+          <w:color w:val="222222"/>
+          <w:sz w:val="21"/>
+        </w:rPr>
+        <w:t xml:space="preserve"> key </w:t>
+      </w:r>
+      <w:r>
+        <w:rPr>
+          <w:rFonts w:ascii="Consolas" w:hAnsi="Consolas"/>
+          <w:b w:val="0"/>
+          <w:i w:val="0"/>
+          <w:color w:val="222222"/>
+          <w:sz w:val="19"/>
+        </w:rPr>
+        <w:t>hpsc_settling</w:t>
+      </w:r>
+      <w:r>
+        <w:rPr>
+          <w:rFonts w:ascii="Calibri" w:hAnsi="Calibri"/>
+          <w:b w:val="0"/>
+          <w:i w:val="0"/>
+          <w:color w:val="222222"/>
+          <w:sz w:val="21"/>
+        </w:rPr>
+        <w:t xml:space="preserve">; tests </w:t>
+      </w:r>
+      <w:r>
+        <w:rPr>
+          <w:rFonts w:ascii="Consolas" w:hAnsi="Consolas"/>
+          <w:b w:val="0"/>
+          <w:i w:val="0"/>
+          <w:color w:val="222222"/>
+          <w:sz w:val="19"/>
+        </w:rPr>
+        <w:t>tests/test_hpsc_settling.py</w:t>
       </w:r>
       <w:r>
         <w:rPr>

--- a/report/POST_SUBMISSION_CHANGES.docx
+++ b/report/POST_SUBMISSION_CHANGES.docx
@@ -6513,7 +6513,7 @@
           </w:tcPr>
           <w:p>
             <w:pPr>
-              <w:keepNext w:val="0"/>
+              <w:keepNext/>
               <w:spacing w:after="0"/>
               <w:jc w:val="center"/>
             </w:pPr>
@@ -6537,7 +6537,7 @@
           </w:tcPr>
           <w:p>
             <w:pPr>
-              <w:keepNext w:val="0"/>
+              <w:keepNext/>
               <w:spacing w:after="0"/>
               <w:jc w:val="center"/>
             </w:pPr>
@@ -6561,7 +6561,7 @@
           </w:tcPr>
           <w:p>
             <w:pPr>
-              <w:keepNext w:val="0"/>
+              <w:keepNext/>
               <w:spacing w:after="0"/>
             </w:pPr>
             <w:r>
@@ -6584,7 +6584,7 @@
           </w:tcPr>
           <w:p>
             <w:pPr>
-              <w:keepNext w:val="0"/>
+              <w:keepNext/>
               <w:spacing w:after="0"/>
             </w:pPr>
             <w:r>
@@ -6607,8 +6607,160 @@
           </w:tcPr>
           <w:p>
             <w:pPr>
+              <w:keepNext/>
+              <w:spacing w:after="0"/>
+            </w:pPr>
+            <w:r>
+              <w:rPr>
+                <w:rFonts w:ascii="Consolas" w:hAnsi="Consolas"/>
+                <w:b w:val="0"/>
+                <w:i w:val="0"/>
+                <w:color w:val="222222"/>
+                <w:sz w:val="18"/>
+              </w:rPr>
+              <w:t>e743c4c</w:t>
+            </w:r>
+            <w:r>
+              <w:rPr>
+                <w:rFonts w:ascii="Calibri" w:hAnsi="Calibri"/>
+                <w:b w:val="0"/>
+                <w:i w:val="0"/>
+                <w:color w:val="222222"/>
+                <w:sz w:val="20"/>
+              </w:rPr>
+              <w:t xml:space="preserve">, </w:t>
+            </w:r>
+            <w:r>
+              <w:rPr>
+                <w:rFonts w:ascii="Consolas" w:hAnsi="Consolas"/>
+                <w:b w:val="0"/>
+                <w:i w:val="0"/>
+                <w:color w:val="222222"/>
+                <w:sz w:val="18"/>
+              </w:rPr>
+              <w:t>bc6a56b</w:t>
+            </w:r>
+            <w:r>
+              <w:rPr>
+                <w:rFonts w:ascii="Calibri" w:hAnsi="Calibri"/>
+                <w:b w:val="0"/>
+                <w:i w:val="0"/>
+                <w:color w:val="222222"/>
+                <w:sz w:val="20"/>
+              </w:rPr>
+              <w:t xml:space="preserve"> … this branch</w:t>
+            </w:r>
+          </w:p>
+        </w:tc>
+      </w:tr>
+      <w:tr>
+        <w:trPr>
+          <w:cantSplit/>
+        </w:trPr>
+        <w:tc>
+          <w:tcPr>
+            <w:tcW w:type="dxa" w:w="407"/>
+            <w:shd w:val="clear" w:color="auto" w:fill="FFFFFF"/>
+            <w:vAlign w:val="center"/>
+          </w:tcPr>
+          <w:p>
+            <w:pPr>
               <w:keepNext w:val="0"/>
               <w:spacing w:after="0"/>
+              <w:jc w:val="center"/>
+            </w:pPr>
+            <w:r>
+              <w:rPr>
+                <w:rFonts w:ascii="Calibri" w:hAnsi="Calibri"/>
+                <w:b/>
+                <w:i w:val="0"/>
+                <w:color w:val="222222"/>
+                <w:sz w:val="20"/>
+              </w:rPr>
+              <w:t>50</w:t>
+            </w:r>
+          </w:p>
+        </w:tc>
+        <w:tc>
+          <w:tcPr>
+            <w:tcW w:type="dxa" w:w="1539"/>
+            <w:shd w:val="clear" w:color="auto" w:fill="FFFFFF"/>
+            <w:vAlign w:val="center"/>
+          </w:tcPr>
+          <w:p>
+            <w:pPr>
+              <w:keepNext w:val="0"/>
+              <w:spacing w:after="0"/>
+              <w:jc w:val="center"/>
+            </w:pPr>
+            <w:r>
+              <w:rPr>
+                <w:rFonts w:ascii="Calibri" w:hAnsi="Calibri"/>
+                <w:b w:val="0"/>
+                <w:i w:val="0"/>
+                <w:color w:val="222222"/>
+                <w:sz w:val="20"/>
+              </w:rPr>
+              <w:t>2026-10-28</w:t>
+            </w:r>
+          </w:p>
+        </w:tc>
+        <w:tc>
+          <w:tcPr>
+            <w:tcW w:type="dxa" w:w="2814"/>
+            <w:shd w:val="clear" w:color="auto" w:fill="FFFFFF"/>
+            <w:vAlign w:val="center"/>
+          </w:tcPr>
+          <w:p>
+            <w:pPr>
+              <w:keepNext w:val="0"/>
+              <w:spacing w:after="0"/>
+            </w:pPr>
+            <w:r>
+              <w:rPr>
+                <w:rFonts w:ascii="Calibri" w:hAnsi="Calibri"/>
+                <w:b w:val="0"/>
+                <w:i w:val="0"/>
+                <w:color w:val="222222"/>
+                <w:sz w:val="20"/>
+              </w:rPr>
+              <w:t>Does early network bursting predict how an untreated human iPSC well settles? A registered replication on the developmental plates (D36)</w:t>
+            </w:r>
+          </w:p>
+        </w:tc>
+        <w:tc>
+          <w:tcPr>
+            <w:tcW w:type="dxa" w:w="2569"/>
+            <w:shd w:val="clear" w:color="auto" w:fill="FFFFFF"/>
+            <w:vAlign w:val="center"/>
+          </w:tcPr>
+          <w:p>
+            <w:pPr>
+              <w:keepNext w:val="0"/>
+              <w:spacing w:after="0"/>
+            </w:pPr>
+            <w:r>
+              <w:rPr>
+                <w:rFonts w:ascii="Calibri" w:hAnsi="Calibri"/>
+                <w:b w:val="0"/>
+                <w:i w:val="0"/>
+                <w:color w:val="222222"/>
+                <w:sz w:val="20"/>
+              </w:rPr>
+              <w:t>1 of 3 registered predictions pass; the post hoc 48-well relation does not replicate (N1 fails), so stratifying human wells by baseline network bursting is not supported</w:t>
+            </w:r>
+          </w:p>
+        </w:tc>
+        <w:tc>
+          <w:tcPr>
+            <w:tcW w:type="dxa" w:w="1166"/>
+            <w:shd w:val="clear" w:color="auto" w:fill="FFFFFF"/>
+            <w:vAlign w:val="center"/>
+          </w:tcPr>
+          <w:p>
+            <w:pPr>
+              <w:keepNext w:val="0"/>
+              <w:spacing w:after="0"/>
             </w:pPr>
             <w:r>
               <w:rPr>
@@ -6618,7 +6770,7 @@
                 <w:color w:val="222222"/>
                 <w:sz w:val="18"/>
               </w:rPr>
-              <w:t>e743c4c</w:t>
+              <w:t>f669016</w:t>
             </w:r>
             <w:r>
               <w:rPr>
@@ -6638,7 +6790,7 @@
                 <w:color w:val="222222"/>
                 <w:sz w:val="18"/>
               </w:rPr>
-              <w:t>bc6a56b</w:t>
+              <w:t>d7ba7da</w:t>
             </w:r>
             <w:r>
               <w:rPr>
@@ -17354,7 +17506,7 @@
           <w:color w:val="222222"/>
           <w:sz w:val="21"/>
         </w:rPr>
-        <w:t>45 registered studies here made 229 predictions: 104 passed, 86 failed, 38 were uninterpretable.</w:t>
+        <w:t>46 registered studies here made 232 predictions: 105 passed, 88 failed, 38 were uninterpretable.</w:t>
       </w:r>
     </w:p>
     <w:p>
@@ -17381,7 +17533,7 @@
           <w:color w:val="222222"/>
           <w:sz w:val="21"/>
         </w:rPr>
-        <w:t>40 result files name their registration, and 0 of them came before it; 4 registrations are not covered because their results do not name them.</w:t>
+        <w:t>41 result files name their registration, and 0 of them came before it; 4 registrations are not covered because their results do not name them.</w:t>
       </w:r>
     </w:p>
     <w:p>
@@ -20040,6 +20192,443 @@
           <w:sz w:val="19"/>
         </w:rPr>
         <w:t>tests/test_hpsc_settling.py</w:t>
+      </w:r>
+      <w:r>
+        <w:rPr>
+          <w:rFonts w:ascii="Calibri" w:hAnsi="Calibri"/>
+          <w:b w:val="0"/>
+          <w:i w:val="0"/>
+          <w:color w:val="222222"/>
+          <w:sz w:val="21"/>
+        </w:rPr>
+        <w:t>.</w:t>
+      </w:r>
+    </w:p>
+    <w:p>
+      <w:pPr>
+        <w:keepNext/>
+        <w:spacing w:before="240" w:after="60"/>
+      </w:pPr>
+      <w:r>
+        <w:rPr>
+          <w:rFonts w:ascii="Calibri" w:hAnsi="Calibri"/>
+          <w:b/>
+          <w:i w:val="0"/>
+          <w:color w:val="1F4E79"/>
+          <w:sz w:val="23"/>
+        </w:rPr>
+        <w:t>50. Early network bursting does not predict how a human iPSC well settles, on independent plates</w:t>
+      </w:r>
+    </w:p>
+    <w:p>
+      <w:pPr>
+        <w:spacing w:after="120"/>
+      </w:pPr>
+      <w:r>
+        <w:rPr>
+          <w:rFonts w:ascii="Calibri" w:hAnsi="Calibri"/>
+          <w:b/>
+          <w:i w:val="0"/>
+          <w:color w:val="156082"/>
+          <w:sz w:val="21"/>
+        </w:rPr>
+        <w:t>Slide message:</w:t>
+      </w:r>
+      <w:r>
+        <w:rPr>
+          <w:rFonts w:ascii="Calibri" w:hAnsi="Calibri"/>
+          <w:b w:val="0"/>
+          <w:i w:val="0"/>
+          <w:color w:val="222222"/>
+          <w:sz w:val="21"/>
+        </w:rPr>
+        <w:t xml:space="preserve"> </w:t>
+      </w:r>
+      <w:r>
+        <w:rPr>
+          <w:rFonts w:ascii="Calibri" w:hAnsi="Calibri"/>
+          <w:b w:val="0"/>
+          <w:i/>
+          <w:color w:val="222222"/>
+          <w:sz w:val="21"/>
+        </w:rPr>
+        <w:t>On one 48-well plate, human iPSC wells with more network bursting in the first five minutes kept falling (post hoc rho −0.73); registered and retested on 144 recordings from the lab's developmental plates, the relation is gone (rho −0.06, interval −0.23 to 0.09), so a baseline network readout cannot yet be used to sort human wells.</w:t>
+      </w:r>
+    </w:p>
+    <w:p>
+      <w:pPr>
+        <w:spacing w:after="120"/>
+        <w:ind w:left="432" w:hanging="259"/>
+      </w:pPr>
+      <w:r>
+        <w:rPr>
+          <w:rFonts w:ascii="Calibri" w:hAnsi="Calibri"/>
+          <w:b w:val="0"/>
+          <w:i w:val="0"/>
+          <w:color w:val="222222"/>
+          <w:sz w:val="21"/>
+        </w:rPr>
+        <w:t>•</w:t>
+        <w:tab/>
+      </w:r>
+      <w:r>
+        <w:rPr>
+          <w:rFonts w:ascii="Calibri" w:hAnsi="Calibri"/>
+          <w:b/>
+          <w:i w:val="0"/>
+          <w:color w:val="156082"/>
+          <w:sz w:val="21"/>
+        </w:rPr>
+        <w:t>What changed.</w:t>
+      </w:r>
+      <w:r>
+        <w:rPr>
+          <w:rFonts w:ascii="Calibri" w:hAnsi="Calibri"/>
+          <w:b w:val="0"/>
+          <w:i w:val="0"/>
+          <w:color w:val="222222"/>
+          <w:sz w:val="21"/>
+        </w:rPr>
+        <w:t xml:space="preserve"> A registered replication (</w:t>
+      </w:r>
+      <w:r>
+        <w:rPr>
+          <w:rFonts w:ascii="Consolas" w:hAnsi="Consolas"/>
+          <w:b w:val="0"/>
+          <w:i w:val="0"/>
+          <w:color w:val="222222"/>
+          <w:sz w:val="19"/>
+        </w:rPr>
+        <w:t>src/neuromps/models/hpsc_network_state.py</w:t>
+      </w:r>
+      <w:r>
+        <w:rPr>
+          <w:rFonts w:ascii="Calibri" w:hAnsi="Calibri"/>
+          <w:b w:val="0"/>
+          <w:i w:val="0"/>
+          <w:color w:val="222222"/>
+          <w:sz w:val="21"/>
+        </w:rPr>
+        <w:t xml:space="preserve">, </w:t>
+      </w:r>
+      <w:r>
+        <w:rPr>
+          <w:rFonts w:ascii="Consolas" w:hAnsi="Consolas"/>
+          <w:b w:val="0"/>
+          <w:i w:val="0"/>
+          <w:color w:val="222222"/>
+          <w:sz w:val="19"/>
+        </w:rPr>
+        <w:t>preregistration/hpsc_network_state.json</w:t>
+      </w:r>
+      <w:r>
+        <w:rPr>
+          <w:rFonts w:ascii="Calibri" w:hAnsi="Calibri"/>
+          <w:b w:val="0"/>
+          <w:i w:val="0"/>
+          <w:color w:val="222222"/>
+          <w:sz w:val="21"/>
+        </w:rPr>
+        <w:t>, decision D36, report §36, "Registered replication") of a post hoc observation on entry 49's human wells. On D32's replication pool (the 12-well developmental plates, its usable untreated recordings), each 10-minute recording is cut into six windows; the first window's network-burst rate, synchrony and firing rate (the shared extractor) are set against the slope of the fixed-electrode log2 firing rate over the last five windows.</w:t>
+      </w:r>
+    </w:p>
+    <w:p>
+      <w:pPr>
+        <w:spacing w:after="120"/>
+        <w:ind w:left="432" w:hanging="259"/>
+      </w:pPr>
+      <w:r>
+        <w:rPr>
+          <w:rFonts w:ascii="Calibri" w:hAnsi="Calibri"/>
+          <w:b w:val="0"/>
+          <w:i w:val="0"/>
+          <w:color w:val="222222"/>
+          <w:sz w:val="21"/>
+        </w:rPr>
+        <w:t>•</w:t>
+        <w:tab/>
+      </w:r>
+      <w:r>
+        <w:rPr>
+          <w:rFonts w:ascii="Calibri" w:hAnsi="Calibri"/>
+          <w:b/>
+          <w:i w:val="0"/>
+          <w:color w:val="156082"/>
+          <w:sz w:val="21"/>
+        </w:rPr>
+        <w:t>Why.</w:t>
+      </w:r>
+      <w:r>
+        <w:rPr>
+          <w:rFonts w:ascii="Calibri" w:hAnsi="Calibri"/>
+          <w:b w:val="0"/>
+          <w:i w:val="0"/>
+          <w:color w:val="222222"/>
+          <w:sz w:val="21"/>
+        </w:rPr>
+        <w:t xml:space="preserve"> If early network state predicted settling, a lab could stratify human wells by it at baseline; a relation found by looking at one plate needed independent recordings first.</w:t>
+      </w:r>
+    </w:p>
+    <w:p>
+      <w:pPr>
+        <w:spacing w:after="120"/>
+        <w:ind w:left="432" w:hanging="259"/>
+      </w:pPr>
+      <w:r>
+        <w:rPr>
+          <w:rFonts w:ascii="Calibri" w:hAnsi="Calibri"/>
+          <w:b w:val="0"/>
+          <w:i w:val="0"/>
+          <w:color w:val="222222"/>
+          <w:sz w:val="21"/>
+        </w:rPr>
+        <w:t>•</w:t>
+        <w:tab/>
+      </w:r>
+      <w:r>
+        <w:rPr>
+          <w:rFonts w:ascii="Calibri" w:hAnsi="Calibri"/>
+          <w:b/>
+          <w:i w:val="0"/>
+          <w:color w:val="156082"/>
+          <w:sz w:val="21"/>
+        </w:rPr>
+        <w:t>Effect.</w:t>
+      </w:r>
+    </w:p>
+    <w:p>
+      <w:pPr>
+        <w:spacing w:after="120"/>
+        <w:ind w:left="432" w:hanging="259"/>
+      </w:pPr>
+      <w:r>
+        <w:rPr>
+          <w:rFonts w:ascii="Calibri" w:hAnsi="Calibri"/>
+          <w:b w:val="0"/>
+          <w:i w:val="0"/>
+          <w:color w:val="222222"/>
+          <w:sz w:val="21"/>
+        </w:rPr>
+        <w:t>•</w:t>
+        <w:tab/>
+      </w:r>
+      <w:r>
+        <w:rPr>
+          <w:rFonts w:ascii="Calibri" w:hAnsi="Calibri"/>
+          <w:b w:val="0"/>
+          <w:i w:val="0"/>
+          <w:color w:val="222222"/>
+          <w:sz w:val="21"/>
+        </w:rPr>
+        <w:t>N1 fails: the human interval does not lie below 0. N2 passes (rat rho −0.06, −0.28 to 0.20), which with N1 failing means neither species shows the relation. N3 fails (rho(mfr0) − rho(nb0) 0.02).</w:t>
+      </w:r>
+    </w:p>
+    <w:p>
+      <w:pPr>
+        <w:spacing w:after="120"/>
+        <w:ind w:left="432" w:hanging="259"/>
+      </w:pPr>
+      <w:r>
+        <w:rPr>
+          <w:rFonts w:ascii="Calibri" w:hAnsi="Calibri"/>
+          <w:b w:val="0"/>
+          <w:i w:val="0"/>
+          <w:color w:val="222222"/>
+          <w:sz w:val="21"/>
+        </w:rPr>
+        <w:t>•</w:t>
+        <w:tab/>
+      </w:r>
+      <w:r>
+        <w:rPr>
+          <w:rFonts w:ascii="Calibri" w:hAnsi="Calibri"/>
+          <w:b w:val="0"/>
+          <w:i w:val="0"/>
+          <w:color w:val="222222"/>
+          <w:sz w:val="21"/>
+        </w:rPr>
+        <w:t>Every recording was scored; nb0 was zero in 44% of human recordings (registered limit 80%). Post hoc, over the human recordings with an early network burst, rho is −0.17, still with an interval reaching 0.</w:t>
+      </w:r>
+    </w:p>
+    <w:p>
+      <w:pPr>
+        <w:spacing w:after="120"/>
+        <w:ind w:left="432" w:hanging="259"/>
+      </w:pPr>
+      <w:r>
+        <w:rPr>
+          <w:rFonts w:ascii="Calibri" w:hAnsi="Calibri"/>
+          <w:b w:val="0"/>
+          <w:i w:val="0"/>
+          <w:color w:val="222222"/>
+          <w:sz w:val="21"/>
+        </w:rPr>
+        <w:t>•</w:t>
+        <w:tab/>
+      </w:r>
+      <w:r>
+        <w:rPr>
+          <w:rFonts w:ascii="Calibri" w:hAnsi="Calibri"/>
+          <w:b w:val="0"/>
+          <w:i w:val="0"/>
+          <w:color w:val="222222"/>
+          <w:sz w:val="21"/>
+        </w:rPr>
+        <w:t>Registered age check: the human partial rho on DIV is −0.39, so the age flag is not raised; the per-DIV median, −0.06, does not agree, and human early bursting falls steeply with age. Neither is a registered test of a within-age relation.</w:t>
+      </w:r>
+    </w:p>
+    <w:p>
+      <w:pPr>
+        <w:spacing w:after="120"/>
+        <w:ind w:left="432" w:hanging="259"/>
+      </w:pPr>
+      <w:r>
+        <w:rPr>
+          <w:rFonts w:ascii="Calibri" w:hAnsi="Calibri"/>
+          <w:b w:val="0"/>
+          <w:i w:val="0"/>
+          <w:color w:val="222222"/>
+          <w:sz w:val="21"/>
+        </w:rPr>
+        <w:t>•</w:t>
+        <w:tab/>
+      </w:r>
+      <w:r>
+        <w:rPr>
+          <w:rFonts w:ascii="Calibri" w:hAnsi="Calibri"/>
+          <w:b w:val="0"/>
+          <w:i w:val="0"/>
+          <w:color w:val="222222"/>
+          <w:sz w:val="21"/>
+        </w:rPr>
+        <w:t>No earlier result changes. The registration counts in §21 and entry 43 rise by this study's three predictions and one checked result file.</w:t>
+      </w:r>
+    </w:p>
+    <w:p>
+      <w:pPr>
+        <w:spacing w:after="120"/>
+        <w:ind w:left="432" w:hanging="259"/>
+      </w:pPr>
+      <w:r>
+        <w:rPr>
+          <w:rFonts w:ascii="Calibri" w:hAnsi="Calibri"/>
+          <w:b w:val="0"/>
+          <w:i w:val="0"/>
+          <w:color w:val="222222"/>
+          <w:sz w:val="21"/>
+        </w:rPr>
+        <w:t>•</w:t>
+        <w:tab/>
+      </w:r>
+      <w:r>
+        <w:rPr>
+          <w:rFonts w:ascii="Calibri" w:hAnsi="Calibri"/>
+          <w:b/>
+          <w:i w:val="0"/>
+          <w:color w:val="156082"/>
+          <w:sz w:val="21"/>
+        </w:rPr>
+        <w:t>Evidence.</w:t>
+      </w:r>
+      <w:r>
+        <w:rPr>
+          <w:rFonts w:ascii="Calibri" w:hAnsi="Calibri"/>
+          <w:b w:val="0"/>
+          <w:i w:val="0"/>
+          <w:color w:val="222222"/>
+          <w:sz w:val="21"/>
+        </w:rPr>
+        <w:t xml:space="preserve"> Report §36; decision D36; </w:t>
+      </w:r>
+      <w:r>
+        <w:rPr>
+          <w:rFonts w:ascii="Consolas" w:hAnsi="Consolas"/>
+          <w:b w:val="0"/>
+          <w:i w:val="0"/>
+          <w:color w:val="222222"/>
+          <w:sz w:val="19"/>
+        </w:rPr>
+        <w:t>outputs/figures/hpsc_network_state_real.png</w:t>
+      </w:r>
+      <w:r>
+        <w:rPr>
+          <w:rFonts w:ascii="Calibri" w:hAnsi="Calibri"/>
+          <w:b w:val="0"/>
+          <w:i w:val="0"/>
+          <w:color w:val="222222"/>
+          <w:sz w:val="21"/>
+        </w:rPr>
+        <w:t xml:space="preserve">, </w:t>
+      </w:r>
+      <w:r>
+        <w:rPr>
+          <w:rFonts w:ascii="Consolas" w:hAnsi="Consolas"/>
+          <w:b w:val="0"/>
+          <w:i w:val="0"/>
+          <w:color w:val="222222"/>
+          <w:sz w:val="19"/>
+        </w:rPr>
+        <w:t>outputs/hpsc_network_state_REAL.json</w:t>
+      </w:r>
+      <w:r>
+        <w:rPr>
+          <w:rFonts w:ascii="Calibri" w:hAnsi="Calibri"/>
+          <w:b w:val="0"/>
+          <w:i w:val="0"/>
+          <w:color w:val="222222"/>
+          <w:sz w:val="21"/>
+        </w:rPr>
+        <w:t xml:space="preserve"> (with the per-recording table), </w:t>
+      </w:r>
+      <w:r>
+        <w:rPr>
+          <w:rFonts w:ascii="Consolas" w:hAnsi="Consolas"/>
+          <w:b w:val="0"/>
+          <w:i w:val="0"/>
+          <w:color w:val="222222"/>
+          <w:sz w:val="19"/>
+        </w:rPr>
+        <w:t>outputs/metrics.json</w:t>
+      </w:r>
+      <w:r>
+        <w:rPr>
+          <w:rFonts w:ascii="Calibri" w:hAnsi="Calibri"/>
+          <w:b w:val="0"/>
+          <w:i w:val="0"/>
+          <w:color w:val="222222"/>
+          <w:sz w:val="21"/>
+        </w:rPr>
+        <w:t xml:space="preserve"> key </w:t>
+      </w:r>
+      <w:r>
+        <w:rPr>
+          <w:rFonts w:ascii="Consolas" w:hAnsi="Consolas"/>
+          <w:b w:val="0"/>
+          <w:i w:val="0"/>
+          <w:color w:val="222222"/>
+          <w:sz w:val="19"/>
+        </w:rPr>
+        <w:t>hpsc_network_state</w:t>
+      </w:r>
+      <w:r>
+        <w:rPr>
+          <w:rFonts w:ascii="Calibri" w:hAnsi="Calibri"/>
+          <w:b w:val="0"/>
+          <w:i w:val="0"/>
+          <w:color w:val="222222"/>
+          <w:sz w:val="21"/>
+        </w:rPr>
+        <w:t xml:space="preserve">; tests </w:t>
+      </w:r>
+      <w:r>
+        <w:rPr>
+          <w:rFonts w:ascii="Consolas" w:hAnsi="Consolas"/>
+          <w:b w:val="0"/>
+          <w:i w:val="0"/>
+          <w:color w:val="222222"/>
+          <w:sz w:val="19"/>
+        </w:rPr>
+        <w:t>tests/test_hpsc_network_state.py</w:t>
       </w:r>
       <w:r>
         <w:rPr>

--- a/report/POST_SUBMISSION_CHANGES.docx
+++ b/report/POST_SUBMISSION_CHANGES.docx
@@ -49,10 +49,10 @@
       </w:tblPr>
       <w:tblGrid>
         <w:gridCol w:w="407"/>
-        <w:gridCol w:w="1539"/>
-        <w:gridCol w:w="2814"/>
-        <w:gridCol w:w="2569"/>
-        <w:gridCol w:w="1166"/>
+        <w:gridCol w:w="1538"/>
+        <w:gridCol w:w="2797"/>
+        <w:gridCol w:w="2562"/>
+        <w:gridCol w:w="1191"/>
       </w:tblGrid>
       <w:tr>
         <w:trPr>
@@ -85,7 +85,7 @@
         </w:tc>
         <w:tc>
           <w:tcPr>
-            <w:tcW w:type="dxa" w:w="1539"/>
+            <w:tcW w:type="dxa" w:w="1538"/>
             <w:shd w:val="clear" w:color="auto" w:fill="1F4E79"/>
             <w:vAlign w:val="center"/>
           </w:tcPr>
@@ -109,7 +109,7 @@
         </w:tc>
         <w:tc>
           <w:tcPr>
-            <w:tcW w:type="dxa" w:w="2814"/>
+            <w:tcW w:type="dxa" w:w="2797"/>
             <w:shd w:val="clear" w:color="auto" w:fill="1F4E79"/>
             <w:vAlign w:val="center"/>
           </w:tcPr>
@@ -132,7 +132,7 @@
         </w:tc>
         <w:tc>
           <w:tcPr>
-            <w:tcW w:type="dxa" w:w="2569"/>
+            <w:tcW w:type="dxa" w:w="2562"/>
             <w:shd w:val="clear" w:color="auto" w:fill="1F4E79"/>
             <w:vAlign w:val="center"/>
           </w:tcPr>
@@ -155,7 +155,7 @@
         </w:tc>
         <w:tc>
           <w:tcPr>
-            <w:tcW w:type="dxa" w:w="1166"/>
+            <w:tcW w:type="dxa" w:w="1191"/>
             <w:shd w:val="clear" w:color="auto" w:fill="1F4E79"/>
             <w:vAlign w:val="center"/>
           </w:tcPr>
@@ -207,7 +207,7 @@
         </w:tc>
         <w:tc>
           <w:tcPr>
-            <w:tcW w:type="dxa" w:w="1539"/>
+            <w:tcW w:type="dxa" w:w="1538"/>
             <w:shd w:val="clear" w:color="auto" w:fill="FFFFFF"/>
             <w:vAlign w:val="center"/>
           </w:tcPr>
@@ -231,7 +231,7 @@
         </w:tc>
         <w:tc>
           <w:tcPr>
-            <w:tcW w:type="dxa" w:w="2814"/>
+            <w:tcW w:type="dxa" w:w="2797"/>
             <w:shd w:val="clear" w:color="auto" w:fill="FFFFFF"/>
             <w:vAlign w:val="center"/>
           </w:tcPr>
@@ -254,7 +254,7 @@
         </w:tc>
         <w:tc>
           <w:tcPr>
-            <w:tcW w:type="dxa" w:w="2569"/>
+            <w:tcW w:type="dxa" w:w="2562"/>
             <w:shd w:val="clear" w:color="auto" w:fill="FFFFFF"/>
             <w:vAlign w:val="center"/>
           </w:tcPr>
@@ -277,7 +277,7 @@
         </w:tc>
         <w:tc>
           <w:tcPr>
-            <w:tcW w:type="dxa" w:w="1166"/>
+            <w:tcW w:type="dxa" w:w="1191"/>
             <w:shd w:val="clear" w:color="auto" w:fill="FFFFFF"/>
             <w:vAlign w:val="center"/>
           </w:tcPr>
@@ -349,7 +349,7 @@
         </w:tc>
         <w:tc>
           <w:tcPr>
-            <w:tcW w:type="dxa" w:w="1539"/>
+            <w:tcW w:type="dxa" w:w="1538"/>
             <w:shd w:val="clear" w:color="auto" w:fill="F7F9FB"/>
             <w:vAlign w:val="center"/>
           </w:tcPr>
@@ -373,7 +373,7 @@
         </w:tc>
         <w:tc>
           <w:tcPr>
-            <w:tcW w:type="dxa" w:w="2814"/>
+            <w:tcW w:type="dxa" w:w="2797"/>
             <w:shd w:val="clear" w:color="auto" w:fill="F7F9FB"/>
             <w:vAlign w:val="center"/>
           </w:tcPr>
@@ -396,7 +396,7 @@
         </w:tc>
         <w:tc>
           <w:tcPr>
-            <w:tcW w:type="dxa" w:w="2569"/>
+            <w:tcW w:type="dxa" w:w="2562"/>
             <w:shd w:val="clear" w:color="auto" w:fill="F7F9FB"/>
             <w:vAlign w:val="center"/>
           </w:tcPr>
@@ -419,7 +419,7 @@
         </w:tc>
         <w:tc>
           <w:tcPr>
-            <w:tcW w:type="dxa" w:w="1166"/>
+            <w:tcW w:type="dxa" w:w="1191"/>
             <w:shd w:val="clear" w:color="auto" w:fill="F7F9FB"/>
             <w:vAlign w:val="center"/>
           </w:tcPr>
@@ -471,7 +471,7 @@
         </w:tc>
         <w:tc>
           <w:tcPr>
-            <w:tcW w:type="dxa" w:w="1539"/>
+            <w:tcW w:type="dxa" w:w="1538"/>
             <w:shd w:val="clear" w:color="auto" w:fill="FFFFFF"/>
             <w:vAlign w:val="center"/>
           </w:tcPr>
@@ -495,7 +495,7 @@
         </w:tc>
         <w:tc>
           <w:tcPr>
-            <w:tcW w:type="dxa" w:w="2814"/>
+            <w:tcW w:type="dxa" w:w="2797"/>
             <w:shd w:val="clear" w:color="auto" w:fill="FFFFFF"/>
             <w:vAlign w:val="center"/>
           </w:tcPr>
@@ -518,7 +518,7 @@
         </w:tc>
         <w:tc>
           <w:tcPr>
-            <w:tcW w:type="dxa" w:w="2569"/>
+            <w:tcW w:type="dxa" w:w="2562"/>
             <w:shd w:val="clear" w:color="auto" w:fill="FFFFFF"/>
             <w:vAlign w:val="center"/>
           </w:tcPr>
@@ -541,7 +541,7 @@
         </w:tc>
         <w:tc>
           <w:tcPr>
-            <w:tcW w:type="dxa" w:w="1166"/>
+            <w:tcW w:type="dxa" w:w="1191"/>
             <w:shd w:val="clear" w:color="auto" w:fill="FFFFFF"/>
             <w:vAlign w:val="center"/>
           </w:tcPr>
@@ -593,7 +593,7 @@
         </w:tc>
         <w:tc>
           <w:tcPr>
-            <w:tcW w:type="dxa" w:w="1539"/>
+            <w:tcW w:type="dxa" w:w="1538"/>
             <w:shd w:val="clear" w:color="auto" w:fill="F7F9FB"/>
             <w:vAlign w:val="center"/>
           </w:tcPr>
@@ -617,7 +617,7 @@
         </w:tc>
         <w:tc>
           <w:tcPr>
-            <w:tcW w:type="dxa" w:w="2814"/>
+            <w:tcW w:type="dxa" w:w="2797"/>
             <w:shd w:val="clear" w:color="auto" w:fill="F7F9FB"/>
             <w:vAlign w:val="center"/>
           </w:tcPr>
@@ -640,7 +640,7 @@
         </w:tc>
         <w:tc>
           <w:tcPr>
-            <w:tcW w:type="dxa" w:w="2569"/>
+            <w:tcW w:type="dxa" w:w="2562"/>
             <w:shd w:val="clear" w:color="auto" w:fill="F7F9FB"/>
             <w:vAlign w:val="center"/>
           </w:tcPr>
@@ -663,7 +663,7 @@
         </w:tc>
         <w:tc>
           <w:tcPr>
-            <w:tcW w:type="dxa" w:w="1166"/>
+            <w:tcW w:type="dxa" w:w="1191"/>
             <w:shd w:val="clear" w:color="auto" w:fill="F7F9FB"/>
             <w:vAlign w:val="center"/>
           </w:tcPr>
@@ -735,7 +735,7 @@
         </w:tc>
         <w:tc>
           <w:tcPr>
-            <w:tcW w:type="dxa" w:w="1539"/>
+            <w:tcW w:type="dxa" w:w="1538"/>
             <w:shd w:val="clear" w:color="auto" w:fill="FFFFFF"/>
             <w:vAlign w:val="center"/>
           </w:tcPr>
@@ -759,7 +759,7 @@
         </w:tc>
         <w:tc>
           <w:tcPr>
-            <w:tcW w:type="dxa" w:w="2814"/>
+            <w:tcW w:type="dxa" w:w="2797"/>
             <w:shd w:val="clear" w:color="auto" w:fill="FFFFFF"/>
             <w:vAlign w:val="center"/>
           </w:tcPr>
@@ -782,7 +782,7 @@
         </w:tc>
         <w:tc>
           <w:tcPr>
-            <w:tcW w:type="dxa" w:w="2569"/>
+            <w:tcW w:type="dxa" w:w="2562"/>
             <w:shd w:val="clear" w:color="auto" w:fill="FFFFFF"/>
             <w:vAlign w:val="center"/>
           </w:tcPr>
@@ -805,7 +805,7 @@
         </w:tc>
         <w:tc>
           <w:tcPr>
-            <w:tcW w:type="dxa" w:w="1166"/>
+            <w:tcW w:type="dxa" w:w="1191"/>
             <w:shd w:val="clear" w:color="auto" w:fill="FFFFFF"/>
             <w:vAlign w:val="center"/>
           </w:tcPr>
@@ -857,7 +857,7 @@
         </w:tc>
         <w:tc>
           <w:tcPr>
-            <w:tcW w:type="dxa" w:w="1539"/>
+            <w:tcW w:type="dxa" w:w="1538"/>
             <w:shd w:val="clear" w:color="auto" w:fill="F7F9FB"/>
             <w:vAlign w:val="center"/>
           </w:tcPr>
@@ -881,7 +881,7 @@
         </w:tc>
         <w:tc>
           <w:tcPr>
-            <w:tcW w:type="dxa" w:w="2814"/>
+            <w:tcW w:type="dxa" w:w="2797"/>
             <w:shd w:val="clear" w:color="auto" w:fill="F7F9FB"/>
             <w:vAlign w:val="center"/>
           </w:tcPr>
@@ -904,7 +904,7 @@
         </w:tc>
         <w:tc>
           <w:tcPr>
-            <w:tcW w:type="dxa" w:w="2569"/>
+            <w:tcW w:type="dxa" w:w="2562"/>
             <w:shd w:val="clear" w:color="auto" w:fill="F7F9FB"/>
             <w:vAlign w:val="center"/>
           </w:tcPr>
@@ -927,7 +927,7 @@
         </w:tc>
         <w:tc>
           <w:tcPr>
-            <w:tcW w:type="dxa" w:w="1166"/>
+            <w:tcW w:type="dxa" w:w="1191"/>
             <w:shd w:val="clear" w:color="auto" w:fill="F7F9FB"/>
             <w:vAlign w:val="center"/>
           </w:tcPr>
@@ -979,7 +979,7 @@
         </w:tc>
         <w:tc>
           <w:tcPr>
-            <w:tcW w:type="dxa" w:w="1539"/>
+            <w:tcW w:type="dxa" w:w="1538"/>
             <w:shd w:val="clear" w:color="auto" w:fill="FFFFFF"/>
             <w:vAlign w:val="center"/>
           </w:tcPr>
@@ -1003,7 +1003,7 @@
         </w:tc>
         <w:tc>
           <w:tcPr>
-            <w:tcW w:type="dxa" w:w="2814"/>
+            <w:tcW w:type="dxa" w:w="2797"/>
             <w:shd w:val="clear" w:color="auto" w:fill="FFFFFF"/>
             <w:vAlign w:val="center"/>
           </w:tcPr>
@@ -1026,7 +1026,7 @@
         </w:tc>
         <w:tc>
           <w:tcPr>
-            <w:tcW w:type="dxa" w:w="2569"/>
+            <w:tcW w:type="dxa" w:w="2562"/>
             <w:shd w:val="clear" w:color="auto" w:fill="FFFFFF"/>
             <w:vAlign w:val="center"/>
           </w:tcPr>
@@ -1049,7 +1049,7 @@
         </w:tc>
         <w:tc>
           <w:tcPr>
-            <w:tcW w:type="dxa" w:w="1166"/>
+            <w:tcW w:type="dxa" w:w="1191"/>
             <w:shd w:val="clear" w:color="auto" w:fill="FFFFFF"/>
             <w:vAlign w:val="center"/>
           </w:tcPr>
@@ -1121,7 +1121,7 @@
         </w:tc>
         <w:tc>
           <w:tcPr>
-            <w:tcW w:type="dxa" w:w="1539"/>
+            <w:tcW w:type="dxa" w:w="1538"/>
             <w:shd w:val="clear" w:color="auto" w:fill="F7F9FB"/>
             <w:vAlign w:val="center"/>
           </w:tcPr>
@@ -1145,7 +1145,7 @@
         </w:tc>
         <w:tc>
           <w:tcPr>
-            <w:tcW w:type="dxa" w:w="2814"/>
+            <w:tcW w:type="dxa" w:w="2797"/>
             <w:shd w:val="clear" w:color="auto" w:fill="F7F9FB"/>
             <w:vAlign w:val="center"/>
           </w:tcPr>
@@ -1168,7 +1168,7 @@
         </w:tc>
         <w:tc>
           <w:tcPr>
-            <w:tcW w:type="dxa" w:w="2569"/>
+            <w:tcW w:type="dxa" w:w="2562"/>
             <w:shd w:val="clear" w:color="auto" w:fill="F7F9FB"/>
             <w:vAlign w:val="center"/>
           </w:tcPr>
@@ -1191,7 +1191,7 @@
         </w:tc>
         <w:tc>
           <w:tcPr>
-            <w:tcW w:type="dxa" w:w="1166"/>
+            <w:tcW w:type="dxa" w:w="1191"/>
             <w:shd w:val="clear" w:color="auto" w:fill="F7F9FB"/>
             <w:vAlign w:val="center"/>
           </w:tcPr>
@@ -1263,7 +1263,7 @@
         </w:tc>
         <w:tc>
           <w:tcPr>
-            <w:tcW w:type="dxa" w:w="1539"/>
+            <w:tcW w:type="dxa" w:w="1538"/>
             <w:shd w:val="clear" w:color="auto" w:fill="FFFFFF"/>
             <w:vAlign w:val="center"/>
           </w:tcPr>
@@ -1287,7 +1287,7 @@
         </w:tc>
         <w:tc>
           <w:tcPr>
-            <w:tcW w:type="dxa" w:w="2814"/>
+            <w:tcW w:type="dxa" w:w="2797"/>
             <w:shd w:val="clear" w:color="auto" w:fill="FFFFFF"/>
             <w:vAlign w:val="center"/>
           </w:tcPr>
@@ -1310,7 +1310,7 @@
         </w:tc>
         <w:tc>
           <w:tcPr>
-            <w:tcW w:type="dxa" w:w="2569"/>
+            <w:tcW w:type="dxa" w:w="2562"/>
             <w:shd w:val="clear" w:color="auto" w:fill="FFFFFF"/>
             <w:vAlign w:val="center"/>
           </w:tcPr>
@@ -1333,7 +1333,7 @@
         </w:tc>
         <w:tc>
           <w:tcPr>
-            <w:tcW w:type="dxa" w:w="1166"/>
+            <w:tcW w:type="dxa" w:w="1191"/>
             <w:shd w:val="clear" w:color="auto" w:fill="FFFFFF"/>
             <w:vAlign w:val="center"/>
           </w:tcPr>
@@ -1405,7 +1405,7 @@
         </w:tc>
         <w:tc>
           <w:tcPr>
-            <w:tcW w:type="dxa" w:w="1539"/>
+            <w:tcW w:type="dxa" w:w="1538"/>
             <w:shd w:val="clear" w:color="auto" w:fill="F7F9FB"/>
             <w:vAlign w:val="center"/>
           </w:tcPr>
@@ -1429,7 +1429,7 @@
         </w:tc>
         <w:tc>
           <w:tcPr>
-            <w:tcW w:type="dxa" w:w="2814"/>
+            <w:tcW w:type="dxa" w:w="2797"/>
             <w:shd w:val="clear" w:color="auto" w:fill="F7F9FB"/>
             <w:vAlign w:val="center"/>
           </w:tcPr>
@@ -1452,7 +1452,7 @@
         </w:tc>
         <w:tc>
           <w:tcPr>
-            <w:tcW w:type="dxa" w:w="2569"/>
+            <w:tcW w:type="dxa" w:w="2562"/>
             <w:shd w:val="clear" w:color="auto" w:fill="F7F9FB"/>
             <w:vAlign w:val="center"/>
           </w:tcPr>
@@ -1475,7 +1475,7 @@
         </w:tc>
         <w:tc>
           <w:tcPr>
-            <w:tcW w:type="dxa" w:w="1166"/>
+            <w:tcW w:type="dxa" w:w="1191"/>
             <w:shd w:val="clear" w:color="auto" w:fill="F7F9FB"/>
             <w:vAlign w:val="center"/>
           </w:tcPr>
@@ -1547,7 +1547,7 @@
         </w:tc>
         <w:tc>
           <w:tcPr>
-            <w:tcW w:type="dxa" w:w="1539"/>
+            <w:tcW w:type="dxa" w:w="1538"/>
             <w:shd w:val="clear" w:color="auto" w:fill="FFFFFF"/>
             <w:vAlign w:val="center"/>
           </w:tcPr>
@@ -1571,7 +1571,7 @@
         </w:tc>
         <w:tc>
           <w:tcPr>
-            <w:tcW w:type="dxa" w:w="2814"/>
+            <w:tcW w:type="dxa" w:w="2797"/>
             <w:shd w:val="clear" w:color="auto" w:fill="FFFFFF"/>
             <w:vAlign w:val="center"/>
           </w:tcPr>
@@ -1594,7 +1594,7 @@
         </w:tc>
         <w:tc>
           <w:tcPr>
-            <w:tcW w:type="dxa" w:w="2569"/>
+            <w:tcW w:type="dxa" w:w="2562"/>
             <w:shd w:val="clear" w:color="auto" w:fill="FFFFFF"/>
             <w:vAlign w:val="center"/>
           </w:tcPr>
@@ -1617,7 +1617,7 @@
         </w:tc>
         <w:tc>
           <w:tcPr>
-            <w:tcW w:type="dxa" w:w="1166"/>
+            <w:tcW w:type="dxa" w:w="1191"/>
             <w:shd w:val="clear" w:color="auto" w:fill="FFFFFF"/>
             <w:vAlign w:val="center"/>
           </w:tcPr>
@@ -1689,7 +1689,7 @@
         </w:tc>
         <w:tc>
           <w:tcPr>
-            <w:tcW w:type="dxa" w:w="1539"/>
+            <w:tcW w:type="dxa" w:w="1538"/>
             <w:shd w:val="clear" w:color="auto" w:fill="F7F9FB"/>
             <w:vAlign w:val="center"/>
           </w:tcPr>
@@ -1713,7 +1713,7 @@
         </w:tc>
         <w:tc>
           <w:tcPr>
-            <w:tcW w:type="dxa" w:w="2814"/>
+            <w:tcW w:type="dxa" w:w="2797"/>
             <w:shd w:val="clear" w:color="auto" w:fill="F7F9FB"/>
             <w:vAlign w:val="center"/>
           </w:tcPr>
@@ -1736,7 +1736,7 @@
         </w:tc>
         <w:tc>
           <w:tcPr>
-            <w:tcW w:type="dxa" w:w="2569"/>
+            <w:tcW w:type="dxa" w:w="2562"/>
             <w:shd w:val="clear" w:color="auto" w:fill="F7F9FB"/>
             <w:vAlign w:val="center"/>
           </w:tcPr>
@@ -1759,7 +1759,7 @@
         </w:tc>
         <w:tc>
           <w:tcPr>
-            <w:tcW w:type="dxa" w:w="1166"/>
+            <w:tcW w:type="dxa" w:w="1191"/>
             <w:shd w:val="clear" w:color="auto" w:fill="F7F9FB"/>
             <w:vAlign w:val="center"/>
           </w:tcPr>
@@ -1811,7 +1811,7 @@
         </w:tc>
         <w:tc>
           <w:tcPr>
-            <w:tcW w:type="dxa" w:w="1539"/>
+            <w:tcW w:type="dxa" w:w="1538"/>
             <w:shd w:val="clear" w:color="auto" w:fill="FFFFFF"/>
             <w:vAlign w:val="center"/>
           </w:tcPr>
@@ -1835,7 +1835,7 @@
         </w:tc>
         <w:tc>
           <w:tcPr>
-            <w:tcW w:type="dxa" w:w="2814"/>
+            <w:tcW w:type="dxa" w:w="2797"/>
             <w:shd w:val="clear" w:color="auto" w:fill="FFFFFF"/>
             <w:vAlign w:val="center"/>
           </w:tcPr>
@@ -1858,7 +1858,7 @@
         </w:tc>
         <w:tc>
           <w:tcPr>
-            <w:tcW w:type="dxa" w:w="2569"/>
+            <w:tcW w:type="dxa" w:w="2562"/>
             <w:shd w:val="clear" w:color="auto" w:fill="FFFFFF"/>
             <w:vAlign w:val="center"/>
           </w:tcPr>
@@ -1881,7 +1881,7 @@
         </w:tc>
         <w:tc>
           <w:tcPr>
-            <w:tcW w:type="dxa" w:w="1166"/>
+            <w:tcW w:type="dxa" w:w="1191"/>
             <w:shd w:val="clear" w:color="auto" w:fill="FFFFFF"/>
             <w:vAlign w:val="center"/>
           </w:tcPr>
@@ -1943,7 +1943,7 @@
         </w:tc>
         <w:tc>
           <w:tcPr>
-            <w:tcW w:type="dxa" w:w="1539"/>
+            <w:tcW w:type="dxa" w:w="1538"/>
             <w:shd w:val="clear" w:color="auto" w:fill="F7F9FB"/>
             <w:vAlign w:val="center"/>
           </w:tcPr>
@@ -1967,7 +1967,7 @@
         </w:tc>
         <w:tc>
           <w:tcPr>
-            <w:tcW w:type="dxa" w:w="2814"/>
+            <w:tcW w:type="dxa" w:w="2797"/>
             <w:shd w:val="clear" w:color="auto" w:fill="F7F9FB"/>
             <w:vAlign w:val="center"/>
           </w:tcPr>
@@ -1990,7 +1990,7 @@
         </w:tc>
         <w:tc>
           <w:tcPr>
-            <w:tcW w:type="dxa" w:w="2569"/>
+            <w:tcW w:type="dxa" w:w="2562"/>
             <w:shd w:val="clear" w:color="auto" w:fill="F7F9FB"/>
             <w:vAlign w:val="center"/>
           </w:tcPr>
@@ -2013,7 +2013,7 @@
         </w:tc>
         <w:tc>
           <w:tcPr>
-            <w:tcW w:type="dxa" w:w="1166"/>
+            <w:tcW w:type="dxa" w:w="1191"/>
             <w:shd w:val="clear" w:color="auto" w:fill="F7F9FB"/>
             <w:vAlign w:val="center"/>
           </w:tcPr>
@@ -2085,7 +2085,7 @@
         </w:tc>
         <w:tc>
           <w:tcPr>
-            <w:tcW w:type="dxa" w:w="1539"/>
+            <w:tcW w:type="dxa" w:w="1538"/>
             <w:shd w:val="clear" w:color="auto" w:fill="FFFFFF"/>
             <w:vAlign w:val="center"/>
           </w:tcPr>
@@ -2109,7 +2109,7 @@
         </w:tc>
         <w:tc>
           <w:tcPr>
-            <w:tcW w:type="dxa" w:w="2814"/>
+            <w:tcW w:type="dxa" w:w="2797"/>
             <w:shd w:val="clear" w:color="auto" w:fill="FFFFFF"/>
             <w:vAlign w:val="center"/>
           </w:tcPr>
@@ -2132,7 +2132,7 @@
         </w:tc>
         <w:tc>
           <w:tcPr>
-            <w:tcW w:type="dxa" w:w="2569"/>
+            <w:tcW w:type="dxa" w:w="2562"/>
             <w:shd w:val="clear" w:color="auto" w:fill="FFFFFF"/>
             <w:vAlign w:val="center"/>
           </w:tcPr>
@@ -2155,7 +2155,7 @@
         </w:tc>
         <w:tc>
           <w:tcPr>
-            <w:tcW w:type="dxa" w:w="1166"/>
+            <w:tcW w:type="dxa" w:w="1191"/>
             <w:shd w:val="clear" w:color="auto" w:fill="FFFFFF"/>
             <w:vAlign w:val="center"/>
           </w:tcPr>
@@ -2227,7 +2227,7 @@
         </w:tc>
         <w:tc>
           <w:tcPr>
-            <w:tcW w:type="dxa" w:w="1539"/>
+            <w:tcW w:type="dxa" w:w="1538"/>
             <w:shd w:val="clear" w:color="auto" w:fill="F7F9FB"/>
             <w:vAlign w:val="center"/>
           </w:tcPr>
@@ -2251,7 +2251,7 @@
         </w:tc>
         <w:tc>
           <w:tcPr>
-            <w:tcW w:type="dxa" w:w="2814"/>
+            <w:tcW w:type="dxa" w:w="2797"/>
             <w:shd w:val="clear" w:color="auto" w:fill="F7F9FB"/>
             <w:vAlign w:val="center"/>
           </w:tcPr>
@@ -2274,7 +2274,7 @@
         </w:tc>
         <w:tc>
           <w:tcPr>
-            <w:tcW w:type="dxa" w:w="2569"/>
+            <w:tcW w:type="dxa" w:w="2562"/>
             <w:shd w:val="clear" w:color="auto" w:fill="F7F9FB"/>
             <w:vAlign w:val="center"/>
           </w:tcPr>
@@ -2297,7 +2297,7 @@
         </w:tc>
         <w:tc>
           <w:tcPr>
-            <w:tcW w:type="dxa" w:w="1166"/>
+            <w:tcW w:type="dxa" w:w="1191"/>
             <w:shd w:val="clear" w:color="auto" w:fill="F7F9FB"/>
             <w:vAlign w:val="center"/>
           </w:tcPr>
@@ -2359,7 +2359,7 @@
         </w:tc>
         <w:tc>
           <w:tcPr>
-            <w:tcW w:type="dxa" w:w="1539"/>
+            <w:tcW w:type="dxa" w:w="1538"/>
             <w:shd w:val="clear" w:color="auto" w:fill="FFFFFF"/>
             <w:vAlign w:val="center"/>
           </w:tcPr>
@@ -2383,7 +2383,7 @@
         </w:tc>
         <w:tc>
           <w:tcPr>
-            <w:tcW w:type="dxa" w:w="2814"/>
+            <w:tcW w:type="dxa" w:w="2797"/>
             <w:shd w:val="clear" w:color="auto" w:fill="FFFFFF"/>
             <w:vAlign w:val="center"/>
           </w:tcPr>
@@ -2406,7 +2406,7 @@
         </w:tc>
         <w:tc>
           <w:tcPr>
-            <w:tcW w:type="dxa" w:w="2569"/>
+            <w:tcW w:type="dxa" w:w="2562"/>
             <w:shd w:val="clear" w:color="auto" w:fill="FFFFFF"/>
             <w:vAlign w:val="center"/>
           </w:tcPr>
@@ -2429,7 +2429,7 @@
         </w:tc>
         <w:tc>
           <w:tcPr>
-            <w:tcW w:type="dxa" w:w="1166"/>
+            <w:tcW w:type="dxa" w:w="1191"/>
             <w:shd w:val="clear" w:color="auto" w:fill="FFFFFF"/>
             <w:vAlign w:val="center"/>
           </w:tcPr>
@@ -2501,7 +2501,7 @@
         </w:tc>
         <w:tc>
           <w:tcPr>
-            <w:tcW w:type="dxa" w:w="1539"/>
+            <w:tcW w:type="dxa" w:w="1538"/>
             <w:shd w:val="clear" w:color="auto" w:fill="F7F9FB"/>
             <w:vAlign w:val="center"/>
           </w:tcPr>
@@ -2525,7 +2525,7 @@
         </w:tc>
         <w:tc>
           <w:tcPr>
-            <w:tcW w:type="dxa" w:w="2814"/>
+            <w:tcW w:type="dxa" w:w="2797"/>
             <w:shd w:val="clear" w:color="auto" w:fill="F7F9FB"/>
             <w:vAlign w:val="center"/>
           </w:tcPr>
@@ -2548,7 +2548,7 @@
         </w:tc>
         <w:tc>
           <w:tcPr>
-            <w:tcW w:type="dxa" w:w="2569"/>
+            <w:tcW w:type="dxa" w:w="2562"/>
             <w:shd w:val="clear" w:color="auto" w:fill="F7F9FB"/>
             <w:vAlign w:val="center"/>
           </w:tcPr>
@@ -2571,7 +2571,7 @@
         </w:tc>
         <w:tc>
           <w:tcPr>
-            <w:tcW w:type="dxa" w:w="1166"/>
+            <w:tcW w:type="dxa" w:w="1191"/>
             <w:shd w:val="clear" w:color="auto" w:fill="F7F9FB"/>
             <w:vAlign w:val="center"/>
           </w:tcPr>
@@ -2643,7 +2643,7 @@
         </w:tc>
         <w:tc>
           <w:tcPr>
-            <w:tcW w:type="dxa" w:w="1539"/>
+            <w:tcW w:type="dxa" w:w="1538"/>
             <w:shd w:val="clear" w:color="auto" w:fill="FFFFFF"/>
             <w:vAlign w:val="center"/>
           </w:tcPr>
@@ -2667,7 +2667,7 @@
         </w:tc>
         <w:tc>
           <w:tcPr>
-            <w:tcW w:type="dxa" w:w="2814"/>
+            <w:tcW w:type="dxa" w:w="2797"/>
             <w:shd w:val="clear" w:color="auto" w:fill="FFFFFF"/>
             <w:vAlign w:val="center"/>
           </w:tcPr>
@@ -2690,7 +2690,7 @@
         </w:tc>
         <w:tc>
           <w:tcPr>
-            <w:tcW w:type="dxa" w:w="2569"/>
+            <w:tcW w:type="dxa" w:w="2562"/>
             <w:shd w:val="clear" w:color="auto" w:fill="FFFFFF"/>
             <w:vAlign w:val="center"/>
           </w:tcPr>
@@ -2713,7 +2713,7 @@
         </w:tc>
         <w:tc>
           <w:tcPr>
-            <w:tcW w:type="dxa" w:w="1166"/>
+            <w:tcW w:type="dxa" w:w="1191"/>
             <w:shd w:val="clear" w:color="auto" w:fill="FFFFFF"/>
             <w:vAlign w:val="center"/>
           </w:tcPr>
@@ -2785,7 +2785,7 @@
         </w:tc>
         <w:tc>
           <w:tcPr>
-            <w:tcW w:type="dxa" w:w="1539"/>
+            <w:tcW w:type="dxa" w:w="1538"/>
             <w:shd w:val="clear" w:color="auto" w:fill="F7F9FB"/>
             <w:vAlign w:val="center"/>
           </w:tcPr>
@@ -2809,7 +2809,7 @@
         </w:tc>
         <w:tc>
           <w:tcPr>
-            <w:tcW w:type="dxa" w:w="2814"/>
+            <w:tcW w:type="dxa" w:w="2797"/>
             <w:shd w:val="clear" w:color="auto" w:fill="F7F9FB"/>
             <w:vAlign w:val="center"/>
           </w:tcPr>
@@ -2832,7 +2832,7 @@
         </w:tc>
         <w:tc>
           <w:tcPr>
-            <w:tcW w:type="dxa" w:w="2569"/>
+            <w:tcW w:type="dxa" w:w="2562"/>
             <w:shd w:val="clear" w:color="auto" w:fill="F7F9FB"/>
             <w:vAlign w:val="center"/>
           </w:tcPr>
@@ -2855,7 +2855,7 @@
         </w:tc>
         <w:tc>
           <w:tcPr>
-            <w:tcW w:type="dxa" w:w="1166"/>
+            <w:tcW w:type="dxa" w:w="1191"/>
             <w:shd w:val="clear" w:color="auto" w:fill="F7F9FB"/>
             <w:vAlign w:val="center"/>
           </w:tcPr>
@@ -2927,7 +2927,7 @@
         </w:tc>
         <w:tc>
           <w:tcPr>
-            <w:tcW w:type="dxa" w:w="1539"/>
+            <w:tcW w:type="dxa" w:w="1538"/>
             <w:shd w:val="clear" w:color="auto" w:fill="FFFFFF"/>
             <w:vAlign w:val="center"/>
           </w:tcPr>
@@ -2951,7 +2951,7 @@
         </w:tc>
         <w:tc>
           <w:tcPr>
-            <w:tcW w:type="dxa" w:w="2814"/>
+            <w:tcW w:type="dxa" w:w="2797"/>
             <w:shd w:val="clear" w:color="auto" w:fill="FFFFFF"/>
             <w:vAlign w:val="center"/>
           </w:tcPr>
@@ -2974,7 +2974,7 @@
         </w:tc>
         <w:tc>
           <w:tcPr>
-            <w:tcW w:type="dxa" w:w="2569"/>
+            <w:tcW w:type="dxa" w:w="2562"/>
             <w:shd w:val="clear" w:color="auto" w:fill="FFFFFF"/>
             <w:vAlign w:val="center"/>
           </w:tcPr>
@@ -2997,7 +2997,7 @@
         </w:tc>
         <w:tc>
           <w:tcPr>
-            <w:tcW w:type="dxa" w:w="1166"/>
+            <w:tcW w:type="dxa" w:w="1191"/>
             <w:shd w:val="clear" w:color="auto" w:fill="FFFFFF"/>
             <w:vAlign w:val="center"/>
           </w:tcPr>
@@ -3069,7 +3069,7 @@
         </w:tc>
         <w:tc>
           <w:tcPr>
-            <w:tcW w:type="dxa" w:w="1539"/>
+            <w:tcW w:type="dxa" w:w="1538"/>
             <w:shd w:val="clear" w:color="auto" w:fill="F7F9FB"/>
             <w:vAlign w:val="center"/>
           </w:tcPr>
@@ -3093,7 +3093,7 @@
         </w:tc>
         <w:tc>
           <w:tcPr>
-            <w:tcW w:type="dxa" w:w="2814"/>
+            <w:tcW w:type="dxa" w:w="2797"/>
             <w:shd w:val="clear" w:color="auto" w:fill="F7F9FB"/>
             <w:vAlign w:val="center"/>
           </w:tcPr>
@@ -3116,7 +3116,7 @@
         </w:tc>
         <w:tc>
           <w:tcPr>
-            <w:tcW w:type="dxa" w:w="2569"/>
+            <w:tcW w:type="dxa" w:w="2562"/>
             <w:shd w:val="clear" w:color="auto" w:fill="F7F9FB"/>
             <w:vAlign w:val="center"/>
           </w:tcPr>
@@ -3139,7 +3139,7 @@
         </w:tc>
         <w:tc>
           <w:tcPr>
-            <w:tcW w:type="dxa" w:w="1166"/>
+            <w:tcW w:type="dxa" w:w="1191"/>
             <w:shd w:val="clear" w:color="auto" w:fill="F7F9FB"/>
             <w:vAlign w:val="center"/>
           </w:tcPr>
@@ -3201,7 +3201,7 @@
         </w:tc>
         <w:tc>
           <w:tcPr>
-            <w:tcW w:type="dxa" w:w="1539"/>
+            <w:tcW w:type="dxa" w:w="1538"/>
             <w:shd w:val="clear" w:color="auto" w:fill="FFFFFF"/>
             <w:vAlign w:val="center"/>
           </w:tcPr>
@@ -3225,7 +3225,7 @@
         </w:tc>
         <w:tc>
           <w:tcPr>
-            <w:tcW w:type="dxa" w:w="2814"/>
+            <w:tcW w:type="dxa" w:w="2797"/>
             <w:shd w:val="clear" w:color="auto" w:fill="FFFFFF"/>
             <w:vAlign w:val="center"/>
           </w:tcPr>
@@ -3248,7 +3248,7 @@
         </w:tc>
         <w:tc>
           <w:tcPr>
-            <w:tcW w:type="dxa" w:w="2569"/>
+            <w:tcW w:type="dxa" w:w="2562"/>
             <w:shd w:val="clear" w:color="auto" w:fill="FFFFFF"/>
             <w:vAlign w:val="center"/>
           </w:tcPr>
@@ -3271,7 +3271,7 @@
         </w:tc>
         <w:tc>
           <w:tcPr>
-            <w:tcW w:type="dxa" w:w="1166"/>
+            <w:tcW w:type="dxa" w:w="1191"/>
             <w:shd w:val="clear" w:color="auto" w:fill="FFFFFF"/>
             <w:vAlign w:val="center"/>
           </w:tcPr>
@@ -3333,7 +3333,7 @@
         </w:tc>
         <w:tc>
           <w:tcPr>
-            <w:tcW w:type="dxa" w:w="1539"/>
+            <w:tcW w:type="dxa" w:w="1538"/>
             <w:shd w:val="clear" w:color="auto" w:fill="F7F9FB"/>
             <w:vAlign w:val="center"/>
           </w:tcPr>
@@ -3357,7 +3357,7 @@
         </w:tc>
         <w:tc>
           <w:tcPr>
-            <w:tcW w:type="dxa" w:w="2814"/>
+            <w:tcW w:type="dxa" w:w="2797"/>
             <w:shd w:val="clear" w:color="auto" w:fill="F7F9FB"/>
             <w:vAlign w:val="center"/>
           </w:tcPr>
@@ -3380,7 +3380,7 @@
         </w:tc>
         <w:tc>
           <w:tcPr>
-            <w:tcW w:type="dxa" w:w="2569"/>
+            <w:tcW w:type="dxa" w:w="2562"/>
             <w:shd w:val="clear" w:color="auto" w:fill="F7F9FB"/>
             <w:vAlign w:val="center"/>
           </w:tcPr>
@@ -3403,7 +3403,7 @@
         </w:tc>
         <w:tc>
           <w:tcPr>
-            <w:tcW w:type="dxa" w:w="1166"/>
+            <w:tcW w:type="dxa" w:w="1191"/>
             <w:shd w:val="clear" w:color="auto" w:fill="F7F9FB"/>
             <w:vAlign w:val="center"/>
           </w:tcPr>
@@ -3465,7 +3465,7 @@
         </w:tc>
         <w:tc>
           <w:tcPr>
-            <w:tcW w:type="dxa" w:w="1539"/>
+            <w:tcW w:type="dxa" w:w="1538"/>
             <w:shd w:val="clear" w:color="auto" w:fill="FFFFFF"/>
             <w:vAlign w:val="center"/>
           </w:tcPr>
@@ -3489,7 +3489,7 @@
         </w:tc>
         <w:tc>
           <w:tcPr>
-            <w:tcW w:type="dxa" w:w="2814"/>
+            <w:tcW w:type="dxa" w:w="2797"/>
             <w:shd w:val="clear" w:color="auto" w:fill="FFFFFF"/>
             <w:vAlign w:val="center"/>
           </w:tcPr>
@@ -3512,7 +3512,7 @@
         </w:tc>
         <w:tc>
           <w:tcPr>
-            <w:tcW w:type="dxa" w:w="2569"/>
+            <w:tcW w:type="dxa" w:w="2562"/>
             <w:shd w:val="clear" w:color="auto" w:fill="FFFFFF"/>
             <w:vAlign w:val="center"/>
           </w:tcPr>
@@ -3535,7 +3535,7 @@
         </w:tc>
         <w:tc>
           <w:tcPr>
-            <w:tcW w:type="dxa" w:w="1166"/>
+            <w:tcW w:type="dxa" w:w="1191"/>
             <w:shd w:val="clear" w:color="auto" w:fill="FFFFFF"/>
             <w:vAlign w:val="center"/>
           </w:tcPr>
@@ -3597,7 +3597,7 @@
         </w:tc>
         <w:tc>
           <w:tcPr>
-            <w:tcW w:type="dxa" w:w="1539"/>
+            <w:tcW w:type="dxa" w:w="1538"/>
             <w:shd w:val="clear" w:color="auto" w:fill="F7F9FB"/>
             <w:vAlign w:val="center"/>
           </w:tcPr>
@@ -3621,7 +3621,7 @@
         </w:tc>
         <w:tc>
           <w:tcPr>
-            <w:tcW w:type="dxa" w:w="2814"/>
+            <w:tcW w:type="dxa" w:w="2797"/>
             <w:shd w:val="clear" w:color="auto" w:fill="F7F9FB"/>
             <w:vAlign w:val="center"/>
           </w:tcPr>
@@ -3644,7 +3644,7 @@
         </w:tc>
         <w:tc>
           <w:tcPr>
-            <w:tcW w:type="dxa" w:w="2569"/>
+            <w:tcW w:type="dxa" w:w="2562"/>
             <w:shd w:val="clear" w:color="auto" w:fill="F7F9FB"/>
             <w:vAlign w:val="center"/>
           </w:tcPr>
@@ -3667,7 +3667,7 @@
         </w:tc>
         <w:tc>
           <w:tcPr>
-            <w:tcW w:type="dxa" w:w="1166"/>
+            <w:tcW w:type="dxa" w:w="1191"/>
             <w:shd w:val="clear" w:color="auto" w:fill="F7F9FB"/>
             <w:vAlign w:val="center"/>
           </w:tcPr>
@@ -3729,7 +3729,7 @@
         </w:tc>
         <w:tc>
           <w:tcPr>
-            <w:tcW w:type="dxa" w:w="1539"/>
+            <w:tcW w:type="dxa" w:w="1538"/>
             <w:shd w:val="clear" w:color="auto" w:fill="FFFFFF"/>
             <w:vAlign w:val="center"/>
           </w:tcPr>
@@ -3753,7 +3753,7 @@
         </w:tc>
         <w:tc>
           <w:tcPr>
-            <w:tcW w:type="dxa" w:w="2814"/>
+            <w:tcW w:type="dxa" w:w="2797"/>
             <w:shd w:val="clear" w:color="auto" w:fill="FFFFFF"/>
             <w:vAlign w:val="center"/>
           </w:tcPr>
@@ -3776,7 +3776,7 @@
         </w:tc>
         <w:tc>
           <w:tcPr>
-            <w:tcW w:type="dxa" w:w="2569"/>
+            <w:tcW w:type="dxa" w:w="2562"/>
             <w:shd w:val="clear" w:color="auto" w:fill="FFFFFF"/>
             <w:vAlign w:val="center"/>
           </w:tcPr>
@@ -3799,7 +3799,7 @@
         </w:tc>
         <w:tc>
           <w:tcPr>
-            <w:tcW w:type="dxa" w:w="1166"/>
+            <w:tcW w:type="dxa" w:w="1191"/>
             <w:shd w:val="clear" w:color="auto" w:fill="FFFFFF"/>
             <w:vAlign w:val="center"/>
           </w:tcPr>
@@ -3861,7 +3861,7 @@
         </w:tc>
         <w:tc>
           <w:tcPr>
-            <w:tcW w:type="dxa" w:w="1539"/>
+            <w:tcW w:type="dxa" w:w="1538"/>
             <w:shd w:val="clear" w:color="auto" w:fill="F7F9FB"/>
             <w:vAlign w:val="center"/>
           </w:tcPr>
@@ -3885,7 +3885,7 @@
         </w:tc>
         <w:tc>
           <w:tcPr>
-            <w:tcW w:type="dxa" w:w="2814"/>
+            <w:tcW w:type="dxa" w:w="2797"/>
             <w:shd w:val="clear" w:color="auto" w:fill="F7F9FB"/>
             <w:vAlign w:val="center"/>
           </w:tcPr>
@@ -3908,7 +3908,7 @@
         </w:tc>
         <w:tc>
           <w:tcPr>
-            <w:tcW w:type="dxa" w:w="2569"/>
+            <w:tcW w:type="dxa" w:w="2562"/>
             <w:shd w:val="clear" w:color="auto" w:fill="F7F9FB"/>
             <w:vAlign w:val="center"/>
           </w:tcPr>
@@ -3931,7 +3931,7 @@
         </w:tc>
         <w:tc>
           <w:tcPr>
-            <w:tcW w:type="dxa" w:w="1166"/>
+            <w:tcW w:type="dxa" w:w="1191"/>
             <w:shd w:val="clear" w:color="auto" w:fill="F7F9FB"/>
             <w:vAlign w:val="center"/>
           </w:tcPr>
@@ -3993,7 +3993,7 @@
         </w:tc>
         <w:tc>
           <w:tcPr>
-            <w:tcW w:type="dxa" w:w="1539"/>
+            <w:tcW w:type="dxa" w:w="1538"/>
             <w:shd w:val="clear" w:color="auto" w:fill="FFFFFF"/>
             <w:vAlign w:val="center"/>
           </w:tcPr>
@@ -4017,7 +4017,7 @@
         </w:tc>
         <w:tc>
           <w:tcPr>
-            <w:tcW w:type="dxa" w:w="2814"/>
+            <w:tcW w:type="dxa" w:w="2797"/>
             <w:shd w:val="clear" w:color="auto" w:fill="FFFFFF"/>
             <w:vAlign w:val="center"/>
           </w:tcPr>
@@ -4040,7 +4040,7 @@
         </w:tc>
         <w:tc>
           <w:tcPr>
-            <w:tcW w:type="dxa" w:w="2569"/>
+            <w:tcW w:type="dxa" w:w="2562"/>
             <w:shd w:val="clear" w:color="auto" w:fill="FFFFFF"/>
             <w:vAlign w:val="center"/>
           </w:tcPr>
@@ -4063,7 +4063,7 @@
         </w:tc>
         <w:tc>
           <w:tcPr>
-            <w:tcW w:type="dxa" w:w="1166"/>
+            <w:tcW w:type="dxa" w:w="1191"/>
             <w:shd w:val="clear" w:color="auto" w:fill="FFFFFF"/>
             <w:vAlign w:val="center"/>
           </w:tcPr>
@@ -4125,7 +4125,7 @@
         </w:tc>
         <w:tc>
           <w:tcPr>
-            <w:tcW w:type="dxa" w:w="1539"/>
+            <w:tcW w:type="dxa" w:w="1538"/>
             <w:shd w:val="clear" w:color="auto" w:fill="F7F9FB"/>
             <w:vAlign w:val="center"/>
           </w:tcPr>
@@ -4149,7 +4149,7 @@
         </w:tc>
         <w:tc>
           <w:tcPr>
-            <w:tcW w:type="dxa" w:w="2814"/>
+            <w:tcW w:type="dxa" w:w="2797"/>
             <w:shd w:val="clear" w:color="auto" w:fill="F7F9FB"/>
             <w:vAlign w:val="center"/>
           </w:tcPr>
@@ -4172,7 +4172,7 @@
         </w:tc>
         <w:tc>
           <w:tcPr>
-            <w:tcW w:type="dxa" w:w="2569"/>
+            <w:tcW w:type="dxa" w:w="2562"/>
             <w:shd w:val="clear" w:color="auto" w:fill="F7F9FB"/>
             <w:vAlign w:val="center"/>
           </w:tcPr>
@@ -4195,7 +4195,7 @@
         </w:tc>
         <w:tc>
           <w:tcPr>
-            <w:tcW w:type="dxa" w:w="1166"/>
+            <w:tcW w:type="dxa" w:w="1191"/>
             <w:shd w:val="clear" w:color="auto" w:fill="F7F9FB"/>
             <w:vAlign w:val="center"/>
           </w:tcPr>
@@ -4257,7 +4257,7 @@
         </w:tc>
         <w:tc>
           <w:tcPr>
-            <w:tcW w:type="dxa" w:w="1539"/>
+            <w:tcW w:type="dxa" w:w="1538"/>
             <w:shd w:val="clear" w:color="auto" w:fill="FFFFFF"/>
             <w:vAlign w:val="center"/>
           </w:tcPr>
@@ -4281,7 +4281,7 @@
         </w:tc>
         <w:tc>
           <w:tcPr>
-            <w:tcW w:type="dxa" w:w="2814"/>
+            <w:tcW w:type="dxa" w:w="2797"/>
             <w:shd w:val="clear" w:color="auto" w:fill="FFFFFF"/>
             <w:vAlign w:val="center"/>
           </w:tcPr>
@@ -4304,7 +4304,7 @@
         </w:tc>
         <w:tc>
           <w:tcPr>
-            <w:tcW w:type="dxa" w:w="2569"/>
+            <w:tcW w:type="dxa" w:w="2562"/>
             <w:shd w:val="clear" w:color="auto" w:fill="FFFFFF"/>
             <w:vAlign w:val="center"/>
           </w:tcPr>
@@ -4327,7 +4327,7 @@
         </w:tc>
         <w:tc>
           <w:tcPr>
-            <w:tcW w:type="dxa" w:w="1166"/>
+            <w:tcW w:type="dxa" w:w="1191"/>
             <w:shd w:val="clear" w:color="auto" w:fill="FFFFFF"/>
             <w:vAlign w:val="center"/>
           </w:tcPr>
@@ -4389,7 +4389,7 @@
         </w:tc>
         <w:tc>
           <w:tcPr>
-            <w:tcW w:type="dxa" w:w="1539"/>
+            <w:tcW w:type="dxa" w:w="1538"/>
             <w:shd w:val="clear" w:color="auto" w:fill="F7F9FB"/>
             <w:vAlign w:val="center"/>
           </w:tcPr>
@@ -4413,7 +4413,7 @@
         </w:tc>
         <w:tc>
           <w:tcPr>
-            <w:tcW w:type="dxa" w:w="2814"/>
+            <w:tcW w:type="dxa" w:w="2797"/>
             <w:shd w:val="clear" w:color="auto" w:fill="F7F9FB"/>
             <w:vAlign w:val="center"/>
           </w:tcPr>
@@ -4436,7 +4436,7 @@
         </w:tc>
         <w:tc>
           <w:tcPr>
-            <w:tcW w:type="dxa" w:w="2569"/>
+            <w:tcW w:type="dxa" w:w="2562"/>
             <w:shd w:val="clear" w:color="auto" w:fill="F7F9FB"/>
             <w:vAlign w:val="center"/>
           </w:tcPr>
@@ -4459,7 +4459,7 @@
         </w:tc>
         <w:tc>
           <w:tcPr>
-            <w:tcW w:type="dxa" w:w="1166"/>
+            <w:tcW w:type="dxa" w:w="1191"/>
             <w:shd w:val="clear" w:color="auto" w:fill="F7F9FB"/>
             <w:vAlign w:val="center"/>
           </w:tcPr>
@@ -4521,7 +4521,7 @@
         </w:tc>
         <w:tc>
           <w:tcPr>
-            <w:tcW w:type="dxa" w:w="1539"/>
+            <w:tcW w:type="dxa" w:w="1538"/>
             <w:shd w:val="clear" w:color="auto" w:fill="FFFFFF"/>
             <w:vAlign w:val="center"/>
           </w:tcPr>
@@ -4545,7 +4545,7 @@
         </w:tc>
         <w:tc>
           <w:tcPr>
-            <w:tcW w:type="dxa" w:w="2814"/>
+            <w:tcW w:type="dxa" w:w="2797"/>
             <w:shd w:val="clear" w:color="auto" w:fill="FFFFFF"/>
             <w:vAlign w:val="center"/>
           </w:tcPr>
@@ -4568,7 +4568,7 @@
         </w:tc>
         <w:tc>
           <w:tcPr>
-            <w:tcW w:type="dxa" w:w="2569"/>
+            <w:tcW w:type="dxa" w:w="2562"/>
             <w:shd w:val="clear" w:color="auto" w:fill="FFFFFF"/>
             <w:vAlign w:val="center"/>
           </w:tcPr>
@@ -4591,7 +4591,7 @@
         </w:tc>
         <w:tc>
           <w:tcPr>
-            <w:tcW w:type="dxa" w:w="1166"/>
+            <w:tcW w:type="dxa" w:w="1191"/>
             <w:shd w:val="clear" w:color="auto" w:fill="FFFFFF"/>
             <w:vAlign w:val="center"/>
           </w:tcPr>
@@ -4653,7 +4653,7 @@
         </w:tc>
         <w:tc>
           <w:tcPr>
-            <w:tcW w:type="dxa" w:w="1539"/>
+            <w:tcW w:type="dxa" w:w="1538"/>
             <w:shd w:val="clear" w:color="auto" w:fill="F7F9FB"/>
             <w:vAlign w:val="center"/>
           </w:tcPr>
@@ -4677,7 +4677,7 @@
         </w:tc>
         <w:tc>
           <w:tcPr>
-            <w:tcW w:type="dxa" w:w="2814"/>
+            <w:tcW w:type="dxa" w:w="2797"/>
             <w:shd w:val="clear" w:color="auto" w:fill="F7F9FB"/>
             <w:vAlign w:val="center"/>
           </w:tcPr>
@@ -4700,7 +4700,7 @@
         </w:tc>
         <w:tc>
           <w:tcPr>
-            <w:tcW w:type="dxa" w:w="2569"/>
+            <w:tcW w:type="dxa" w:w="2562"/>
             <w:shd w:val="clear" w:color="auto" w:fill="F7F9FB"/>
             <w:vAlign w:val="center"/>
           </w:tcPr>
@@ -4723,7 +4723,7 @@
         </w:tc>
         <w:tc>
           <w:tcPr>
-            <w:tcW w:type="dxa" w:w="1166"/>
+            <w:tcW w:type="dxa" w:w="1191"/>
             <w:shd w:val="clear" w:color="auto" w:fill="F7F9FB"/>
             <w:vAlign w:val="center"/>
           </w:tcPr>
@@ -4785,7 +4785,7 @@
         </w:tc>
         <w:tc>
           <w:tcPr>
-            <w:tcW w:type="dxa" w:w="1539"/>
+            <w:tcW w:type="dxa" w:w="1538"/>
             <w:shd w:val="clear" w:color="auto" w:fill="FFFFFF"/>
             <w:vAlign w:val="center"/>
           </w:tcPr>
@@ -4809,7 +4809,7 @@
         </w:tc>
         <w:tc>
           <w:tcPr>
-            <w:tcW w:type="dxa" w:w="2814"/>
+            <w:tcW w:type="dxa" w:w="2797"/>
             <w:shd w:val="clear" w:color="auto" w:fill="FFFFFF"/>
             <w:vAlign w:val="center"/>
           </w:tcPr>
@@ -4832,7 +4832,7 @@
         </w:tc>
         <w:tc>
           <w:tcPr>
-            <w:tcW w:type="dxa" w:w="2569"/>
+            <w:tcW w:type="dxa" w:w="2562"/>
             <w:shd w:val="clear" w:color="auto" w:fill="FFFFFF"/>
             <w:vAlign w:val="center"/>
           </w:tcPr>
@@ -4855,7 +4855,7 @@
         </w:tc>
         <w:tc>
           <w:tcPr>
-            <w:tcW w:type="dxa" w:w="1166"/>
+            <w:tcW w:type="dxa" w:w="1191"/>
             <w:shd w:val="clear" w:color="auto" w:fill="FFFFFF"/>
             <w:vAlign w:val="center"/>
           </w:tcPr>
@@ -4917,7 +4917,7 @@
         </w:tc>
         <w:tc>
           <w:tcPr>
-            <w:tcW w:type="dxa" w:w="1539"/>
+            <w:tcW w:type="dxa" w:w="1538"/>
             <w:shd w:val="clear" w:color="auto" w:fill="F7F9FB"/>
             <w:vAlign w:val="center"/>
           </w:tcPr>
@@ -4941,7 +4941,7 @@
         </w:tc>
         <w:tc>
           <w:tcPr>
-            <w:tcW w:type="dxa" w:w="2814"/>
+            <w:tcW w:type="dxa" w:w="2797"/>
             <w:shd w:val="clear" w:color="auto" w:fill="F7F9FB"/>
             <w:vAlign w:val="center"/>
           </w:tcPr>
@@ -4964,7 +4964,7 @@
         </w:tc>
         <w:tc>
           <w:tcPr>
-            <w:tcW w:type="dxa" w:w="2569"/>
+            <w:tcW w:type="dxa" w:w="2562"/>
             <w:shd w:val="clear" w:color="auto" w:fill="F7F9FB"/>
             <w:vAlign w:val="center"/>
           </w:tcPr>
@@ -4987,7 +4987,7 @@
         </w:tc>
         <w:tc>
           <w:tcPr>
-            <w:tcW w:type="dxa" w:w="1166"/>
+            <w:tcW w:type="dxa" w:w="1191"/>
             <w:shd w:val="clear" w:color="auto" w:fill="F7F9FB"/>
             <w:vAlign w:val="center"/>
           </w:tcPr>
@@ -5049,7 +5049,7 @@
         </w:tc>
         <w:tc>
           <w:tcPr>
-            <w:tcW w:type="dxa" w:w="1539"/>
+            <w:tcW w:type="dxa" w:w="1538"/>
             <w:shd w:val="clear" w:color="auto" w:fill="FFFFFF"/>
             <w:vAlign w:val="center"/>
           </w:tcPr>
@@ -5073,7 +5073,7 @@
         </w:tc>
         <w:tc>
           <w:tcPr>
-            <w:tcW w:type="dxa" w:w="2814"/>
+            <w:tcW w:type="dxa" w:w="2797"/>
             <w:shd w:val="clear" w:color="auto" w:fill="FFFFFF"/>
             <w:vAlign w:val="center"/>
           </w:tcPr>
@@ -5096,7 +5096,7 @@
         </w:tc>
         <w:tc>
           <w:tcPr>
-            <w:tcW w:type="dxa" w:w="2569"/>
+            <w:tcW w:type="dxa" w:w="2562"/>
             <w:shd w:val="clear" w:color="auto" w:fill="FFFFFF"/>
             <w:vAlign w:val="center"/>
           </w:tcPr>
@@ -5119,7 +5119,7 @@
         </w:tc>
         <w:tc>
           <w:tcPr>
-            <w:tcW w:type="dxa" w:w="1166"/>
+            <w:tcW w:type="dxa" w:w="1191"/>
             <w:shd w:val="clear" w:color="auto" w:fill="FFFFFF"/>
             <w:vAlign w:val="center"/>
           </w:tcPr>
@@ -5181,7 +5181,7 @@
         </w:tc>
         <w:tc>
           <w:tcPr>
-            <w:tcW w:type="dxa" w:w="1539"/>
+            <w:tcW w:type="dxa" w:w="1538"/>
             <w:shd w:val="clear" w:color="auto" w:fill="F7F9FB"/>
             <w:vAlign w:val="center"/>
           </w:tcPr>
@@ -5205,7 +5205,7 @@
         </w:tc>
         <w:tc>
           <w:tcPr>
-            <w:tcW w:type="dxa" w:w="2814"/>
+            <w:tcW w:type="dxa" w:w="2797"/>
             <w:shd w:val="clear" w:color="auto" w:fill="F7F9FB"/>
             <w:vAlign w:val="center"/>
           </w:tcPr>
@@ -5228,7 +5228,7 @@
         </w:tc>
         <w:tc>
           <w:tcPr>
-            <w:tcW w:type="dxa" w:w="2569"/>
+            <w:tcW w:type="dxa" w:w="2562"/>
             <w:shd w:val="clear" w:color="auto" w:fill="F7F9FB"/>
             <w:vAlign w:val="center"/>
           </w:tcPr>
@@ -5251,7 +5251,7 @@
         </w:tc>
         <w:tc>
           <w:tcPr>
-            <w:tcW w:type="dxa" w:w="1166"/>
+            <w:tcW w:type="dxa" w:w="1191"/>
             <w:shd w:val="clear" w:color="auto" w:fill="F7F9FB"/>
             <w:vAlign w:val="center"/>
           </w:tcPr>
@@ -5313,7 +5313,7 @@
         </w:tc>
         <w:tc>
           <w:tcPr>
-            <w:tcW w:type="dxa" w:w="1539"/>
+            <w:tcW w:type="dxa" w:w="1538"/>
             <w:shd w:val="clear" w:color="auto" w:fill="FFFFFF"/>
             <w:vAlign w:val="center"/>
           </w:tcPr>
@@ -5337,7 +5337,7 @@
         </w:tc>
         <w:tc>
           <w:tcPr>
-            <w:tcW w:type="dxa" w:w="2814"/>
+            <w:tcW w:type="dxa" w:w="2797"/>
             <w:shd w:val="clear" w:color="auto" w:fill="FFFFFF"/>
             <w:vAlign w:val="center"/>
           </w:tcPr>
@@ -5360,7 +5360,7 @@
         </w:tc>
         <w:tc>
           <w:tcPr>
-            <w:tcW w:type="dxa" w:w="2569"/>
+            <w:tcW w:type="dxa" w:w="2562"/>
             <w:shd w:val="clear" w:color="auto" w:fill="FFFFFF"/>
             <w:vAlign w:val="center"/>
           </w:tcPr>
@@ -5383,7 +5383,7 @@
         </w:tc>
         <w:tc>
           <w:tcPr>
-            <w:tcW w:type="dxa" w:w="1166"/>
+            <w:tcW w:type="dxa" w:w="1191"/>
             <w:shd w:val="clear" w:color="auto" w:fill="FFFFFF"/>
             <w:vAlign w:val="center"/>
           </w:tcPr>
@@ -5445,7 +5445,7 @@
         </w:tc>
         <w:tc>
           <w:tcPr>
-            <w:tcW w:type="dxa" w:w="1539"/>
+            <w:tcW w:type="dxa" w:w="1538"/>
             <w:shd w:val="clear" w:color="auto" w:fill="F7F9FB"/>
             <w:vAlign w:val="center"/>
           </w:tcPr>
@@ -5469,7 +5469,7 @@
         </w:tc>
         <w:tc>
           <w:tcPr>
-            <w:tcW w:type="dxa" w:w="2814"/>
+            <w:tcW w:type="dxa" w:w="2797"/>
             <w:shd w:val="clear" w:color="auto" w:fill="F7F9FB"/>
             <w:vAlign w:val="center"/>
           </w:tcPr>
@@ -5492,7 +5492,7 @@
         </w:tc>
         <w:tc>
           <w:tcPr>
-            <w:tcW w:type="dxa" w:w="2569"/>
+            <w:tcW w:type="dxa" w:w="2562"/>
             <w:shd w:val="clear" w:color="auto" w:fill="F7F9FB"/>
             <w:vAlign w:val="center"/>
           </w:tcPr>
@@ -5515,7 +5515,7 @@
         </w:tc>
         <w:tc>
           <w:tcPr>
-            <w:tcW w:type="dxa" w:w="1166"/>
+            <w:tcW w:type="dxa" w:w="1191"/>
             <w:shd w:val="clear" w:color="auto" w:fill="F7F9FB"/>
             <w:vAlign w:val="center"/>
           </w:tcPr>
@@ -5577,7 +5577,7 @@
         </w:tc>
         <w:tc>
           <w:tcPr>
-            <w:tcW w:type="dxa" w:w="1539"/>
+            <w:tcW w:type="dxa" w:w="1538"/>
             <w:shd w:val="clear" w:color="auto" w:fill="FFFFFF"/>
             <w:vAlign w:val="center"/>
           </w:tcPr>
@@ -5601,7 +5601,7 @@
         </w:tc>
         <w:tc>
           <w:tcPr>
-            <w:tcW w:type="dxa" w:w="2814"/>
+            <w:tcW w:type="dxa" w:w="2797"/>
             <w:shd w:val="clear" w:color="auto" w:fill="FFFFFF"/>
             <w:vAlign w:val="center"/>
           </w:tcPr>
@@ -5624,7 +5624,7 @@
         </w:tc>
         <w:tc>
           <w:tcPr>
-            <w:tcW w:type="dxa" w:w="2569"/>
+            <w:tcW w:type="dxa" w:w="2562"/>
             <w:shd w:val="clear" w:color="auto" w:fill="FFFFFF"/>
             <w:vAlign w:val="center"/>
           </w:tcPr>
@@ -5647,7 +5647,7 @@
         </w:tc>
         <w:tc>
           <w:tcPr>
-            <w:tcW w:type="dxa" w:w="1166"/>
+            <w:tcW w:type="dxa" w:w="1191"/>
             <w:shd w:val="clear" w:color="auto" w:fill="FFFFFF"/>
             <w:vAlign w:val="center"/>
           </w:tcPr>
@@ -5699,7 +5699,7 @@
         </w:tc>
         <w:tc>
           <w:tcPr>
-            <w:tcW w:type="dxa" w:w="1539"/>
+            <w:tcW w:type="dxa" w:w="1538"/>
             <w:shd w:val="clear" w:color="auto" w:fill="F7F9FB"/>
             <w:vAlign w:val="center"/>
           </w:tcPr>
@@ -5723,7 +5723,7 @@
         </w:tc>
         <w:tc>
           <w:tcPr>
-            <w:tcW w:type="dxa" w:w="2814"/>
+            <w:tcW w:type="dxa" w:w="2797"/>
             <w:shd w:val="clear" w:color="auto" w:fill="F7F9FB"/>
             <w:vAlign w:val="center"/>
           </w:tcPr>
@@ -5746,7 +5746,7 @@
         </w:tc>
         <w:tc>
           <w:tcPr>
-            <w:tcW w:type="dxa" w:w="2569"/>
+            <w:tcW w:type="dxa" w:w="2562"/>
             <w:shd w:val="clear" w:color="auto" w:fill="F7F9FB"/>
             <w:vAlign w:val="center"/>
           </w:tcPr>
@@ -5769,7 +5769,7 @@
         </w:tc>
         <w:tc>
           <w:tcPr>
-            <w:tcW w:type="dxa" w:w="1166"/>
+            <w:tcW w:type="dxa" w:w="1191"/>
             <w:shd w:val="clear" w:color="auto" w:fill="F7F9FB"/>
             <w:vAlign w:val="center"/>
           </w:tcPr>
@@ -5831,7 +5831,7 @@
         </w:tc>
         <w:tc>
           <w:tcPr>
-            <w:tcW w:type="dxa" w:w="1539"/>
+            <w:tcW w:type="dxa" w:w="1538"/>
             <w:shd w:val="clear" w:color="auto" w:fill="FFFFFF"/>
             <w:vAlign w:val="center"/>
           </w:tcPr>
@@ -5855,7 +5855,7 @@
         </w:tc>
         <w:tc>
           <w:tcPr>
-            <w:tcW w:type="dxa" w:w="2814"/>
+            <w:tcW w:type="dxa" w:w="2797"/>
             <w:shd w:val="clear" w:color="auto" w:fill="FFFFFF"/>
             <w:vAlign w:val="center"/>
           </w:tcPr>
@@ -5878,7 +5878,7 @@
         </w:tc>
         <w:tc>
           <w:tcPr>
-            <w:tcW w:type="dxa" w:w="2569"/>
+            <w:tcW w:type="dxa" w:w="2562"/>
             <w:shd w:val="clear" w:color="auto" w:fill="FFFFFF"/>
             <w:vAlign w:val="center"/>
           </w:tcPr>
@@ -5901,7 +5901,7 @@
         </w:tc>
         <w:tc>
           <w:tcPr>
-            <w:tcW w:type="dxa" w:w="1166"/>
+            <w:tcW w:type="dxa" w:w="1191"/>
             <w:shd w:val="clear" w:color="auto" w:fill="FFFFFF"/>
             <w:vAlign w:val="center"/>
           </w:tcPr>
@@ -5963,7 +5963,7 @@
         </w:tc>
         <w:tc>
           <w:tcPr>
-            <w:tcW w:type="dxa" w:w="1539"/>
+            <w:tcW w:type="dxa" w:w="1538"/>
             <w:shd w:val="clear" w:color="auto" w:fill="F7F9FB"/>
             <w:vAlign w:val="center"/>
           </w:tcPr>
@@ -5987,7 +5987,7 @@
         </w:tc>
         <w:tc>
           <w:tcPr>
-            <w:tcW w:type="dxa" w:w="2814"/>
+            <w:tcW w:type="dxa" w:w="2797"/>
             <w:shd w:val="clear" w:color="auto" w:fill="F7F9FB"/>
             <w:vAlign w:val="center"/>
           </w:tcPr>
@@ -6010,7 +6010,7 @@
         </w:tc>
         <w:tc>
           <w:tcPr>
-            <w:tcW w:type="dxa" w:w="2569"/>
+            <w:tcW w:type="dxa" w:w="2562"/>
             <w:shd w:val="clear" w:color="auto" w:fill="F7F9FB"/>
             <w:vAlign w:val="center"/>
           </w:tcPr>
@@ -6033,7 +6033,7 @@
         </w:tc>
         <w:tc>
           <w:tcPr>
-            <w:tcW w:type="dxa" w:w="1166"/>
+            <w:tcW w:type="dxa" w:w="1191"/>
             <w:shd w:val="clear" w:color="auto" w:fill="F7F9FB"/>
             <w:vAlign w:val="center"/>
           </w:tcPr>
@@ -6095,7 +6095,7 @@
         </w:tc>
         <w:tc>
           <w:tcPr>
-            <w:tcW w:type="dxa" w:w="1539"/>
+            <w:tcW w:type="dxa" w:w="1538"/>
             <w:shd w:val="clear" w:color="auto" w:fill="FFFFFF"/>
             <w:vAlign w:val="center"/>
           </w:tcPr>
@@ -6119,7 +6119,7 @@
         </w:tc>
         <w:tc>
           <w:tcPr>
-            <w:tcW w:type="dxa" w:w="2814"/>
+            <w:tcW w:type="dxa" w:w="2797"/>
             <w:shd w:val="clear" w:color="auto" w:fill="FFFFFF"/>
             <w:vAlign w:val="center"/>
           </w:tcPr>
@@ -6142,7 +6142,7 @@
         </w:tc>
         <w:tc>
           <w:tcPr>
-            <w:tcW w:type="dxa" w:w="2569"/>
+            <w:tcW w:type="dxa" w:w="2562"/>
             <w:shd w:val="clear" w:color="auto" w:fill="FFFFFF"/>
             <w:vAlign w:val="center"/>
           </w:tcPr>
@@ -6185,7 +6185,7 @@
         </w:tc>
         <w:tc>
           <w:tcPr>
-            <w:tcW w:type="dxa" w:w="1166"/>
+            <w:tcW w:type="dxa" w:w="1191"/>
             <w:shd w:val="clear" w:color="auto" w:fill="FFFFFF"/>
             <w:vAlign w:val="center"/>
           </w:tcPr>
@@ -6247,7 +6247,7 @@
         </w:tc>
         <w:tc>
           <w:tcPr>
-            <w:tcW w:type="dxa" w:w="1539"/>
+            <w:tcW w:type="dxa" w:w="1538"/>
             <w:shd w:val="clear" w:color="auto" w:fill="F7F9FB"/>
             <w:vAlign w:val="center"/>
           </w:tcPr>
@@ -6271,7 +6271,7 @@
         </w:tc>
         <w:tc>
           <w:tcPr>
-            <w:tcW w:type="dxa" w:w="2814"/>
+            <w:tcW w:type="dxa" w:w="2797"/>
             <w:shd w:val="clear" w:color="auto" w:fill="F7F9FB"/>
             <w:vAlign w:val="center"/>
           </w:tcPr>
@@ -6294,7 +6294,7 @@
         </w:tc>
         <w:tc>
           <w:tcPr>
-            <w:tcW w:type="dxa" w:w="2569"/>
+            <w:tcW w:type="dxa" w:w="2562"/>
             <w:shd w:val="clear" w:color="auto" w:fill="F7F9FB"/>
             <w:vAlign w:val="center"/>
           </w:tcPr>
@@ -6317,7 +6317,7 @@
         </w:tc>
         <w:tc>
           <w:tcPr>
-            <w:tcW w:type="dxa" w:w="1166"/>
+            <w:tcW w:type="dxa" w:w="1191"/>
             <w:shd w:val="clear" w:color="auto" w:fill="F7F9FB"/>
             <w:vAlign w:val="center"/>
           </w:tcPr>
@@ -6379,7 +6379,7 @@
         </w:tc>
         <w:tc>
           <w:tcPr>
-            <w:tcW w:type="dxa" w:w="1539"/>
+            <w:tcW w:type="dxa" w:w="1538"/>
             <w:shd w:val="clear" w:color="auto" w:fill="FFFFFF"/>
             <w:vAlign w:val="center"/>
           </w:tcPr>
@@ -6403,7 +6403,7 @@
         </w:tc>
         <w:tc>
           <w:tcPr>
-            <w:tcW w:type="dxa" w:w="2814"/>
+            <w:tcW w:type="dxa" w:w="2797"/>
             <w:shd w:val="clear" w:color="auto" w:fill="FFFFFF"/>
             <w:vAlign w:val="center"/>
           </w:tcPr>
@@ -6426,7 +6426,7 @@
         </w:tc>
         <w:tc>
           <w:tcPr>
-            <w:tcW w:type="dxa" w:w="2569"/>
+            <w:tcW w:type="dxa" w:w="2562"/>
             <w:shd w:val="clear" w:color="auto" w:fill="FFFFFF"/>
             <w:vAlign w:val="center"/>
           </w:tcPr>
@@ -6449,7 +6449,7 @@
         </w:tc>
         <w:tc>
           <w:tcPr>
-            <w:tcW w:type="dxa" w:w="1166"/>
+            <w:tcW w:type="dxa" w:w="1191"/>
             <w:shd w:val="clear" w:color="auto" w:fill="FFFFFF"/>
             <w:vAlign w:val="center"/>
           </w:tcPr>
@@ -6525,13 +6525,13 @@
                 <w:color w:val="222222"/>
                 <w:sz w:val="20"/>
               </w:rPr>
-              <w:t>49</w:t>
-            </w:r>
-          </w:p>
-        </w:tc>
-        <w:tc>
-          <w:tcPr>
-            <w:tcW w:type="dxa" w:w="1539"/>
+              <w:t>48</w:t>
+            </w:r>
+          </w:p>
+        </w:tc>
+        <w:tc>
+          <w:tcPr>
+            <w:tcW w:type="dxa" w:w="1538"/>
             <w:shd w:val="clear" w:color="auto" w:fill="F7F9FB"/>
             <w:vAlign w:val="center"/>
           </w:tcPr>
@@ -6555,7 +6555,7 @@
         </w:tc>
         <w:tc>
           <w:tcPr>
-            <w:tcW w:type="dxa" w:w="2814"/>
+            <w:tcW w:type="dxa" w:w="2797"/>
             <w:shd w:val="clear" w:color="auto" w:fill="F7F9FB"/>
             <w:vAlign w:val="center"/>
           </w:tcPr>
@@ -6572,13 +6572,13 @@
                 <w:color w:val="222222"/>
                 <w:sz w:val="20"/>
               </w:rPr>
-              <w:t>Settling or steady noise in the human iPSC split-half spread (D35)</w:t>
-            </w:r>
-          </w:p>
-        </w:tc>
-        <w:tc>
-          <w:tcPr>
-            <w:tcW w:type="dxa" w:w="2569"/>
+              <w:t>The depositors' logISI burst detector, implemented and tested against their meaRtools output (D34, registered)</w:t>
+            </w:r>
+          </w:p>
+        </w:tc>
+        <w:tc>
+          <w:tcPr>
+            <w:tcW w:type="dxa" w:w="2562"/>
             <w:shd w:val="clear" w:color="auto" w:fill="F7F9FB"/>
             <w:vAlign w:val="center"/>
           </w:tcPr>
@@ -6595,13 +6595,13 @@
                 <w:color w:val="222222"/>
                 <w:sz w:val="20"/>
               </w:rPr>
-              <w:t>3 of 3 registered predictions pass; the registered linearity check fails for human wells; the human spread is mostly uneven settling, and five more minutes would not remove it</w:t>
-            </w:r>
-          </w:p>
-        </w:tc>
-        <w:tc>
-          <w:tcPr>
-            <w:tcW w:type="dxa" w:w="1166"/>
+              <w:t>1 of 4 registered predictions pass; burst duration and spikes per burst reach their scale but not their ordering, the hPSC burst rate overshoots; the detector attribution stays open</w:t>
+            </w:r>
+          </w:p>
+        </w:tc>
+        <w:tc>
+          <w:tcPr>
+            <w:tcW w:type="dxa" w:w="1191"/>
             <w:shd w:val="clear" w:color="auto" w:fill="F7F9FB"/>
             <w:vAlign w:val="center"/>
           </w:tcPr>
@@ -6618,7 +6618,7 @@
                 <w:color w:val="222222"/>
                 <w:sz w:val="18"/>
               </w:rPr>
-              <w:t>e743c4c</w:t>
+              <w:t>e11bc05</w:t>
             </w:r>
             <w:r>
               <w:rPr>
@@ -6638,7 +6638,27 @@
                 <w:color w:val="222222"/>
                 <w:sz w:val="18"/>
               </w:rPr>
-              <w:t>bc6a56b</w:t>
+              <w:t>9570a9f</w:t>
+            </w:r>
+            <w:r>
+              <w:rPr>
+                <w:rFonts w:ascii="Calibri" w:hAnsi="Calibri"/>
+                <w:b w:val="0"/>
+                <w:i w:val="0"/>
+                <w:color w:val="222222"/>
+                <w:sz w:val="20"/>
+              </w:rPr>
+              <w:t xml:space="preserve">, </w:t>
+            </w:r>
+            <w:r>
+              <w:rPr>
+                <w:rFonts w:ascii="Consolas" w:hAnsi="Consolas"/>
+                <w:b w:val="0"/>
+                <w:i w:val="0"/>
+                <w:color w:val="222222"/>
+                <w:sz w:val="18"/>
+              </w:rPr>
+              <w:t>6f63385</w:t>
             </w:r>
             <w:r>
               <w:rPr>
@@ -6665,6 +6685,158 @@
           </w:tcPr>
           <w:p>
             <w:pPr>
+              <w:keepNext/>
+              <w:spacing w:after="0"/>
+              <w:jc w:val="center"/>
+            </w:pPr>
+            <w:r>
+              <w:rPr>
+                <w:rFonts w:ascii="Calibri" w:hAnsi="Calibri"/>
+                <w:b/>
+                <w:i w:val="0"/>
+                <w:color w:val="222222"/>
+                <w:sz w:val="20"/>
+              </w:rPr>
+              <w:t>49</w:t>
+            </w:r>
+          </w:p>
+        </w:tc>
+        <w:tc>
+          <w:tcPr>
+            <w:tcW w:type="dxa" w:w="1538"/>
+            <w:shd w:val="clear" w:color="auto" w:fill="FFFFFF"/>
+            <w:vAlign w:val="center"/>
+          </w:tcPr>
+          <w:p>
+            <w:pPr>
+              <w:keepNext/>
+              <w:spacing w:after="0"/>
+              <w:jc w:val="center"/>
+            </w:pPr>
+            <w:r>
+              <w:rPr>
+                <w:rFonts w:ascii="Calibri" w:hAnsi="Calibri"/>
+                <w:b w:val="0"/>
+                <w:i w:val="0"/>
+                <w:color w:val="222222"/>
+                <w:sz w:val="20"/>
+              </w:rPr>
+              <w:t>2026-10-28</w:t>
+            </w:r>
+          </w:p>
+        </w:tc>
+        <w:tc>
+          <w:tcPr>
+            <w:tcW w:type="dxa" w:w="2797"/>
+            <w:shd w:val="clear" w:color="auto" w:fill="FFFFFF"/>
+            <w:vAlign w:val="center"/>
+          </w:tcPr>
+          <w:p>
+            <w:pPr>
+              <w:keepNext/>
+              <w:spacing w:after="0"/>
+            </w:pPr>
+            <w:r>
+              <w:rPr>
+                <w:rFonts w:ascii="Calibri" w:hAnsi="Calibri"/>
+                <w:b w:val="0"/>
+                <w:i w:val="0"/>
+                <w:color w:val="222222"/>
+                <w:sz w:val="20"/>
+              </w:rPr>
+              <w:t>Settling or steady noise in the human iPSC split-half spread (D35)</w:t>
+            </w:r>
+          </w:p>
+        </w:tc>
+        <w:tc>
+          <w:tcPr>
+            <w:tcW w:type="dxa" w:w="2562"/>
+            <w:shd w:val="clear" w:color="auto" w:fill="FFFFFF"/>
+            <w:vAlign w:val="center"/>
+          </w:tcPr>
+          <w:p>
+            <w:pPr>
+              <w:keepNext/>
+              <w:spacing w:after="0"/>
+            </w:pPr>
+            <w:r>
+              <w:rPr>
+                <w:rFonts w:ascii="Calibri" w:hAnsi="Calibri"/>
+                <w:b w:val="0"/>
+                <w:i w:val="0"/>
+                <w:color w:val="222222"/>
+                <w:sz w:val="20"/>
+              </w:rPr>
+              <w:t>3 of 3 registered predictions pass; the registered linearity check fails for human wells; the human spread is mostly uneven settling, and five more minutes would not remove it</w:t>
+            </w:r>
+          </w:p>
+        </w:tc>
+        <w:tc>
+          <w:tcPr>
+            <w:tcW w:type="dxa" w:w="1191"/>
+            <w:shd w:val="clear" w:color="auto" w:fill="FFFFFF"/>
+            <w:vAlign w:val="center"/>
+          </w:tcPr>
+          <w:p>
+            <w:pPr>
+              <w:keepNext/>
+              <w:spacing w:after="0"/>
+            </w:pPr>
+            <w:r>
+              <w:rPr>
+                <w:rFonts w:ascii="Consolas" w:hAnsi="Consolas"/>
+                <w:b w:val="0"/>
+                <w:i w:val="0"/>
+                <w:color w:val="222222"/>
+                <w:sz w:val="18"/>
+              </w:rPr>
+              <w:t>e743c4c</w:t>
+            </w:r>
+            <w:r>
+              <w:rPr>
+                <w:rFonts w:ascii="Calibri" w:hAnsi="Calibri"/>
+                <w:b w:val="0"/>
+                <w:i w:val="0"/>
+                <w:color w:val="222222"/>
+                <w:sz w:val="20"/>
+              </w:rPr>
+              <w:t xml:space="preserve">, </w:t>
+            </w:r>
+            <w:r>
+              <w:rPr>
+                <w:rFonts w:ascii="Consolas" w:hAnsi="Consolas"/>
+                <w:b w:val="0"/>
+                <w:i w:val="0"/>
+                <w:color w:val="222222"/>
+                <w:sz w:val="18"/>
+              </w:rPr>
+              <w:t>bc6a56b</w:t>
+            </w:r>
+            <w:r>
+              <w:rPr>
+                <w:rFonts w:ascii="Calibri" w:hAnsi="Calibri"/>
+                <w:b w:val="0"/>
+                <w:i w:val="0"/>
+                <w:color w:val="222222"/>
+                <w:sz w:val="20"/>
+              </w:rPr>
+              <w:t xml:space="preserve"> … this branch</w:t>
+            </w:r>
+          </w:p>
+        </w:tc>
+      </w:tr>
+      <w:tr>
+        <w:trPr>
+          <w:cantSplit/>
+        </w:trPr>
+        <w:tc>
+          <w:tcPr>
+            <w:tcW w:type="dxa" w:w="407"/>
+            <w:shd w:val="clear" w:color="auto" w:fill="F7F9FB"/>
+            <w:vAlign w:val="center"/>
+          </w:tcPr>
+          <w:p>
+            <w:pPr>
               <w:keepNext w:val="0"/>
               <w:spacing w:after="0"/>
               <w:jc w:val="center"/>
@@ -6683,8 +6855,8 @@
         </w:tc>
         <w:tc>
           <w:tcPr>
-            <w:tcW w:type="dxa" w:w="1539"/>
-            <w:shd w:val="clear" w:color="auto" w:fill="FFFFFF"/>
+            <w:tcW w:type="dxa" w:w="1538"/>
+            <w:shd w:val="clear" w:color="auto" w:fill="F7F9FB"/>
             <w:vAlign w:val="center"/>
           </w:tcPr>
           <w:p>
@@ -6707,8 +6879,8 @@
         </w:tc>
         <w:tc>
           <w:tcPr>
-            <w:tcW w:type="dxa" w:w="2814"/>
-            <w:shd w:val="clear" w:color="auto" w:fill="FFFFFF"/>
+            <w:tcW w:type="dxa" w:w="2797"/>
+            <w:shd w:val="clear" w:color="auto" w:fill="F7F9FB"/>
             <w:vAlign w:val="center"/>
           </w:tcPr>
           <w:p>
@@ -6730,8 +6902,8 @@
         </w:tc>
         <w:tc>
           <w:tcPr>
-            <w:tcW w:type="dxa" w:w="2569"/>
-            <w:shd w:val="clear" w:color="auto" w:fill="FFFFFF"/>
+            <w:tcW w:type="dxa" w:w="2562"/>
+            <w:shd w:val="clear" w:color="auto" w:fill="F7F9FB"/>
             <w:vAlign w:val="center"/>
           </w:tcPr>
           <w:p>
@@ -6753,8 +6925,8 @@
         </w:tc>
         <w:tc>
           <w:tcPr>
-            <w:tcW w:type="dxa" w:w="1166"/>
-            <w:shd w:val="clear" w:color="auto" w:fill="FFFFFF"/>
+            <w:tcW w:type="dxa" w:w="1191"/>
+            <w:shd w:val="clear" w:color="auto" w:fill="F7F9FB"/>
             <w:vAlign w:val="center"/>
           </w:tcPr>
           <w:p>
@@ -17506,7 +17678,7 @@
           <w:color w:val="222222"/>
           <w:sz w:val="21"/>
         </w:rPr>
-        <w:t>46 registered studies here made 232 predictions: 105 passed, 88 failed, 38 were uninterpretable.</w:t>
+        <w:t>47 registered studies here made 236 predictions: 106 passed, 90 failed, 39 were uninterpretable.</w:t>
       </w:r>
     </w:p>
     <w:p>
@@ -17533,7 +17705,7 @@
           <w:color w:val="222222"/>
           <w:sz w:val="21"/>
         </w:rPr>
-        <w:t>41 result files name their registration, and 0 of them came before it; 4 registrations are not covered because their results do not name them.</w:t>
+        <w:t>42 result files name their registration, and 0 of them came before it; 4 registrations are not covered because their results do not name them.</w:t>
       </w:r>
     </w:p>
     <w:p>
@@ -19701,6 +19873,724 @@
           <w:sz w:val="19"/>
         </w:rPr>
         <w:t>tests/test_extractor_ladder.py</w:t>
+      </w:r>
+      <w:r>
+        <w:rPr>
+          <w:rFonts w:ascii="Calibri" w:hAnsi="Calibri"/>
+          <w:b w:val="0"/>
+          <w:i w:val="0"/>
+          <w:color w:val="222222"/>
+          <w:sz w:val="21"/>
+        </w:rPr>
+        <w:t>.</w:t>
+      </w:r>
+    </w:p>
+    <w:p>
+      <w:pPr>
+        <w:keepNext/>
+        <w:spacing w:before="240" w:after="60"/>
+      </w:pPr>
+      <w:r>
+        <w:rPr>
+          <w:rFonts w:ascii="Calibri" w:hAnsi="Calibri"/>
+          <w:b/>
+          <w:i w:val="0"/>
+          <w:color w:val="1F4E79"/>
+          <w:sz w:val="23"/>
+        </w:rPr>
+        <w:t>48. The depositors' burst detector, tested: it does not explain the rest of the gap as registered</w:t>
+      </w:r>
+    </w:p>
+    <w:p>
+      <w:pPr>
+        <w:spacing w:after="120"/>
+      </w:pPr>
+      <w:r>
+        <w:rPr>
+          <w:rFonts w:ascii="Calibri" w:hAnsi="Calibri"/>
+          <w:b/>
+          <w:i w:val="0"/>
+          <w:color w:val="156082"/>
+          <w:sz w:val="21"/>
+        </w:rPr>
+        <w:t>Slide message:</w:t>
+      </w:r>
+      <w:r>
+        <w:rPr>
+          <w:rFonts w:ascii="Calibri" w:hAnsi="Calibri"/>
+          <w:b w:val="0"/>
+          <w:i w:val="0"/>
+          <w:color w:val="222222"/>
+          <w:sz w:val="21"/>
+        </w:rPr>
+        <w:t xml:space="preserve"> </w:t>
+      </w:r>
+      <w:r>
+        <w:rPr>
+          <w:rFonts w:ascii="Calibri" w:hAnsi="Calibri"/>
+          <w:b w:val="0"/>
+          <w:i/>
+          <w:color w:val="222222"/>
+          <w:sz w:val="21"/>
+        </w:rPr>
+        <w:t>With the depositors' own adaptive burst detector (logISI) added to their stated settings, our burst duration and spikes per burst land on their scale (pooled ratios 0.96 and 1.00) but still rank recordings differently, and the human burst rate overshoots theirs; one of four registered predictions passes, so the detector does not account for the remaining gap, or our implementation differs from theirs.</w:t>
+      </w:r>
+    </w:p>
+    <w:p>
+      <w:pPr>
+        <w:spacing w:after="120"/>
+        <w:ind w:left="432" w:hanging="259"/>
+      </w:pPr>
+      <w:r>
+        <w:rPr>
+          <w:rFonts w:ascii="Calibri" w:hAnsi="Calibri"/>
+          <w:b w:val="0"/>
+          <w:i w:val="0"/>
+          <w:color w:val="222222"/>
+          <w:sz w:val="21"/>
+        </w:rPr>
+        <w:t>•</w:t>
+        <w:tab/>
+      </w:r>
+      <w:r>
+        <w:rPr>
+          <w:rFonts w:ascii="Calibri" w:hAnsi="Calibri"/>
+          <w:b/>
+          <w:i w:val="0"/>
+          <w:color w:val="156082"/>
+          <w:sz w:val="21"/>
+        </w:rPr>
+        <w:t>What changed.</w:t>
+      </w:r>
+      <w:r>
+        <w:rPr>
+          <w:rFonts w:ascii="Calibri" w:hAnsi="Calibri"/>
+          <w:b w:val="0"/>
+          <w:i w:val="0"/>
+          <w:color w:val="222222"/>
+          <w:sz w:val="21"/>
+        </w:rPr>
+        <w:t xml:space="preserve"> </w:t>
+      </w:r>
+      <w:r>
+        <w:rPr>
+          <w:rFonts w:ascii="Consolas" w:hAnsi="Consolas"/>
+          <w:b w:val="0"/>
+          <w:i w:val="0"/>
+          <w:color w:val="222222"/>
+          <w:sz w:val="19"/>
+        </w:rPr>
+        <w:t>features/mea.py</w:t>
+      </w:r>
+      <w:r>
+        <w:rPr>
+          <w:rFonts w:ascii="Calibri" w:hAnsi="Calibri"/>
+          <w:b w:val="0"/>
+          <w:i w:val="0"/>
+          <w:color w:val="222222"/>
+          <w:sz w:val="21"/>
+        </w:rPr>
+        <w:t xml:space="preserve"> gains a third definition option, off by default: </w:t>
+      </w:r>
+      <w:r>
+        <w:rPr>
+          <w:rFonts w:ascii="Consolas" w:hAnsi="Consolas"/>
+          <w:b w:val="0"/>
+          <w:i w:val="0"/>
+          <w:color w:val="222222"/>
+          <w:sz w:val="19"/>
+        </w:rPr>
+        <w:t>FeatureParams.burst_detector = "logisi"</w:t>
+      </w:r>
+      <w:r>
+        <w:rPr>
+          <w:rFonts w:ascii="Calibri" w:hAnsi="Calibri"/>
+          <w:b w:val="0"/>
+          <w:i w:val="0"/>
+          <w:color w:val="222222"/>
+          <w:sz w:val="21"/>
+        </w:rPr>
+        <w:t xml:space="preserve">, the adaptive detector of Pasquale et al. 2010 with the depositors' stated minimum of five spikes and merging of close bursts. At the default every feature value and method record is byte-identical (the golden-value tests pass). A new module, </w:t>
+      </w:r>
+      <w:r>
+        <w:rPr>
+          <w:rFonts w:ascii="Consolas" w:hAnsi="Consolas"/>
+          <w:b w:val="0"/>
+          <w:i w:val="0"/>
+          <w:color w:val="222222"/>
+          <w:sz w:val="19"/>
+        </w:rPr>
+        <w:t>src/neuromps/models/extractor_logisi.py</w:t>
+      </w:r>
+      <w:r>
+        <w:rPr>
+          <w:rFonts w:ascii="Calibri" w:hAnsi="Calibri"/>
+          <w:b w:val="0"/>
+          <w:i w:val="0"/>
+          <w:color w:val="222222"/>
+          <w:sz w:val="21"/>
+        </w:rPr>
+        <w:t xml:space="preserve">, runs inside the extractor-agreement stage: S4 is the ladder's S3 with logISI (defined in </w:t>
+      </w:r>
+      <w:r>
+        <w:rPr>
+          <w:rFonts w:ascii="Consolas" w:hAnsi="Consolas"/>
+          <w:b w:val="0"/>
+          <w:i w:val="0"/>
+          <w:color w:val="222222"/>
+          <w:sz w:val="19"/>
+        </w:rPr>
+        <w:t>extractor_ladder.py</w:t>
+      </w:r>
+      <w:r>
+        <w:rPr>
+          <w:rFonts w:ascii="Calibri" w:hAnsi="Calibri"/>
+          <w:b w:val="0"/>
+          <w:i w:val="0"/>
+          <w:color w:val="222222"/>
+          <w:sz w:val="21"/>
+        </w:rPr>
+        <w:t xml:space="preserve"> beside the ladder, outside its definition set). The registration (</w:t>
+      </w:r>
+      <w:r>
+        <w:rPr>
+          <w:rFonts w:ascii="Consolas" w:hAnsi="Consolas"/>
+          <w:b w:val="0"/>
+          <w:i w:val="0"/>
+          <w:color w:val="222222"/>
+          <w:sz w:val="19"/>
+        </w:rPr>
+        <w:t>preregistration/extractor_logisi.json</w:t>
+      </w:r>
+      <w:r>
+        <w:rPr>
+          <w:rFonts w:ascii="Calibri" w:hAnsi="Calibri"/>
+          <w:b w:val="0"/>
+          <w:i w:val="0"/>
+          <w:color w:val="222222"/>
+          <w:sz w:val="21"/>
+        </w:rPr>
+        <w:t>, decision D34) fixed four predictions and the uninterpretable rule; its implementation section was completed and committed alone (</w:t>
+      </w:r>
+      <w:r>
+        <w:rPr>
+          <w:rFonts w:ascii="Consolas" w:hAnsi="Consolas"/>
+          <w:b w:val="0"/>
+          <w:i w:val="0"/>
+          <w:color w:val="222222"/>
+          <w:sz w:val="19"/>
+        </w:rPr>
+        <w:t>9570a9f</w:t>
+      </w:r>
+      <w:r>
+        <w:rPr>
+          <w:rFonts w:ascii="Calibri" w:hAnsi="Calibri"/>
+          <w:b w:val="0"/>
+          <w:i w:val="0"/>
+          <w:color w:val="222222"/>
+          <w:sz w:val="21"/>
+        </w:rPr>
+        <w:t>) before the detector ran on any Kapucu recording.</w:t>
+      </w:r>
+    </w:p>
+    <w:p>
+      <w:pPr>
+        <w:spacing w:after="120"/>
+        <w:ind w:left="432" w:hanging="259"/>
+      </w:pPr>
+      <w:r>
+        <w:rPr>
+          <w:rFonts w:ascii="Calibri" w:hAnsi="Calibri"/>
+          <w:b w:val="0"/>
+          <w:i w:val="0"/>
+          <w:color w:val="222222"/>
+          <w:sz w:val="21"/>
+        </w:rPr>
+        <w:t>•</w:t>
+        <w:tab/>
+      </w:r>
+      <w:r>
+        <w:rPr>
+          <w:rFonts w:ascii="Calibri" w:hAnsi="Calibri"/>
+          <w:b/>
+          <w:i w:val="0"/>
+          <w:color w:val="156082"/>
+          <w:sz w:val="21"/>
+        </w:rPr>
+        <w:t>Why.</w:t>
+      </w:r>
+      <w:r>
+        <w:rPr>
+          <w:rFonts w:ascii="Calibri" w:hAnsi="Calibri"/>
+          <w:b w:val="0"/>
+          <w:i w:val="0"/>
+          <w:color w:val="222222"/>
+          <w:sz w:val="21"/>
+        </w:rPr>
+        <w:t xml:space="preserve"> Entry 47 attributed what the settings ladder left (burst duration, spikes per burst, part of the hPSC burst rate) to the burst detector without a test; a measured attribution answers "why trust your extractor" better than an inferred one.</w:t>
+      </w:r>
+    </w:p>
+    <w:p>
+      <w:pPr>
+        <w:spacing w:after="120"/>
+        <w:ind w:left="432" w:hanging="259"/>
+      </w:pPr>
+      <w:r>
+        <w:rPr>
+          <w:rFonts w:ascii="Calibri" w:hAnsi="Calibri"/>
+          <w:b w:val="0"/>
+          <w:i w:val="0"/>
+          <w:color w:val="222222"/>
+          <w:sz w:val="21"/>
+        </w:rPr>
+        <w:t>•</w:t>
+        <w:tab/>
+      </w:r>
+      <w:r>
+        <w:rPr>
+          <w:rFonts w:ascii="Calibri" w:hAnsi="Calibri"/>
+          <w:b/>
+          <w:i w:val="0"/>
+          <w:color w:val="156082"/>
+          <w:sz w:val="21"/>
+        </w:rPr>
+        <w:t>Effect.</w:t>
+      </w:r>
+    </w:p>
+    <w:p>
+      <w:pPr>
+        <w:spacing w:after="120"/>
+        <w:ind w:left="432" w:hanging="259"/>
+      </w:pPr>
+      <w:r>
+        <w:rPr>
+          <w:rFonts w:ascii="Calibri" w:hAnsi="Calibri"/>
+          <w:b w:val="0"/>
+          <w:i w:val="0"/>
+          <w:color w:val="222222"/>
+          <w:sz w:val="21"/>
+        </w:rPr>
+        <w:t>•</w:t>
+        <w:tab/>
+      </w:r>
+      <w:r>
+        <w:rPr>
+          <w:rFonts w:ascii="Calibri" w:hAnsi="Calibri"/>
+          <w:b w:val="0"/>
+          <w:i w:val="0"/>
+          <w:color w:val="222222"/>
+          <w:sz w:val="21"/>
+        </w:rPr>
+        <w:t xml:space="preserve">L1 </w:t>
+      </w:r>
+      <w:r>
+        <w:rPr>
+          <w:rFonts w:ascii="Consolas" w:hAnsi="Consolas"/>
+          <w:b w:val="0"/>
+          <w:i w:val="0"/>
+          <w:color w:val="222222"/>
+          <w:sz w:val="19"/>
+        </w:rPr>
+        <w:t>fail</w:t>
+      </w:r>
+      <w:r>
+        <w:rPr>
+          <w:rFonts w:ascii="Calibri" w:hAnsi="Calibri"/>
+          <w:b w:val="0"/>
+          <w:i w:val="0"/>
+          <w:color w:val="222222"/>
+          <w:sz w:val="21"/>
+        </w:rPr>
+        <w:t>: pooled burst duration ratio 0.9611 is in its band, but rho 0.8347 is below 0.9 (S3: 0.8167).</w:t>
+      </w:r>
+    </w:p>
+    <w:p>
+      <w:pPr>
+        <w:spacing w:after="120"/>
+        <w:ind w:left="432" w:hanging="259"/>
+      </w:pPr>
+      <w:r>
+        <w:rPr>
+          <w:rFonts w:ascii="Calibri" w:hAnsi="Calibri"/>
+          <w:b w:val="0"/>
+          <w:i w:val="0"/>
+          <w:color w:val="222222"/>
+          <w:sz w:val="21"/>
+        </w:rPr>
+        <w:t>•</w:t>
+        <w:tab/>
+      </w:r>
+      <w:r>
+        <w:rPr>
+          <w:rFonts w:ascii="Calibri" w:hAnsi="Calibri"/>
+          <w:b w:val="0"/>
+          <w:i w:val="0"/>
+          <w:color w:val="222222"/>
+          <w:sz w:val="21"/>
+        </w:rPr>
+        <w:t xml:space="preserve">L2 </w:t>
+      </w:r>
+      <w:r>
+        <w:rPr>
+          <w:rFonts w:ascii="Consolas" w:hAnsi="Consolas"/>
+          <w:b w:val="0"/>
+          <w:i w:val="0"/>
+          <w:color w:val="222222"/>
+          <w:sz w:val="19"/>
+        </w:rPr>
+        <w:t>fail</w:t>
+      </w:r>
+      <w:r>
+        <w:rPr>
+          <w:rFonts w:ascii="Calibri" w:hAnsi="Calibri"/>
+          <w:b w:val="0"/>
+          <w:i w:val="0"/>
+          <w:color w:val="222222"/>
+          <w:sz w:val="21"/>
+        </w:rPr>
+        <w:t>: pooled spikes per burst ratio 0.9986 is in its band, but rho 0.9467 is below 0.95 (S3: 0.9443).</w:t>
+      </w:r>
+    </w:p>
+    <w:p>
+      <w:pPr>
+        <w:spacing w:after="120"/>
+        <w:ind w:left="432" w:hanging="259"/>
+      </w:pPr>
+      <w:r>
+        <w:rPr>
+          <w:rFonts w:ascii="Calibri" w:hAnsi="Calibri"/>
+          <w:b w:val="0"/>
+          <w:i w:val="0"/>
+          <w:color w:val="222222"/>
+          <w:sz w:val="21"/>
+        </w:rPr>
+        <w:t>•</w:t>
+        <w:tab/>
+      </w:r>
+      <w:r>
+        <w:rPr>
+          <w:rFonts w:ascii="Calibri" w:hAnsi="Calibri"/>
+          <w:b w:val="0"/>
+          <w:i w:val="0"/>
+          <w:color w:val="222222"/>
+          <w:sz w:val="21"/>
+        </w:rPr>
+        <w:t xml:space="preserve">L3 </w:t>
+      </w:r>
+      <w:r>
+        <w:rPr>
+          <w:rFonts w:ascii="Consolas" w:hAnsi="Consolas"/>
+          <w:b w:val="0"/>
+          <w:i w:val="0"/>
+          <w:color w:val="222222"/>
+          <w:sz w:val="19"/>
+        </w:rPr>
+        <w:t>uninterpretable</w:t>
+      </w:r>
+      <w:r>
+        <w:rPr>
+          <w:rFonts w:ascii="Calibri" w:hAnsi="Calibri"/>
+          <w:b w:val="0"/>
+          <w:i w:val="0"/>
+          <w:color w:val="222222"/>
+          <w:sz w:val="21"/>
+        </w:rPr>
+        <w:t>: the fallback covers a share of 0.515 of the hPSC active electrode-recordings, more than the registered half; the ratios, 1.0847 (hPSC_MEA1) and 1.1438 (hPSC_MEA2), lie above the band, where S3 lay below it.</w:t>
+      </w:r>
+    </w:p>
+    <w:p>
+      <w:pPr>
+        <w:spacing w:after="120"/>
+        <w:ind w:left="432" w:hanging="259"/>
+      </w:pPr>
+      <w:r>
+        <w:rPr>
+          <w:rFonts w:ascii="Calibri" w:hAnsi="Calibri"/>
+          <w:b w:val="0"/>
+          <w:i w:val="0"/>
+          <w:color w:val="222222"/>
+          <w:sz w:val="21"/>
+        </w:rPr>
+        <w:t>•</w:t>
+        <w:tab/>
+      </w:r>
+      <w:r>
+        <w:rPr>
+          <w:rFonts w:ascii="Calibri" w:hAnsi="Calibri"/>
+          <w:b w:val="0"/>
+          <w:i w:val="0"/>
+          <w:color w:val="222222"/>
+          <w:sz w:val="21"/>
+        </w:rPr>
+        <w:t xml:space="preserve">L4 </w:t>
+      </w:r>
+      <w:r>
+        <w:rPr>
+          <w:rFonts w:ascii="Consolas" w:hAnsi="Consolas"/>
+          <w:b w:val="0"/>
+          <w:i w:val="0"/>
+          <w:color w:val="222222"/>
+          <w:sz w:val="19"/>
+        </w:rPr>
+        <w:t>pass</w:t>
+      </w:r>
+      <w:r>
+        <w:rPr>
+          <w:rFonts w:ascii="Calibri" w:hAnsi="Calibri"/>
+          <w:b w:val="0"/>
+          <w:i w:val="0"/>
+          <w:color w:val="222222"/>
+          <w:sz w:val="21"/>
+        </w:rPr>
+        <w:t>: on the rat plate burst rate 0.9816 and burst duration 0.9825, up from 0.7705 at S3.</w:t>
+      </w:r>
+    </w:p>
+    <w:p>
+      <w:pPr>
+        <w:spacing w:after="120"/>
+        <w:ind w:left="432" w:hanging="259"/>
+      </w:pPr>
+      <w:r>
+        <w:rPr>
+          <w:rFonts w:ascii="Calibri" w:hAnsi="Calibri"/>
+          <w:b w:val="0"/>
+          <w:i w:val="0"/>
+          <w:color w:val="222222"/>
+          <w:sz w:val="21"/>
+        </w:rPr>
+        <w:t>•</w:t>
+        <w:tab/>
+      </w:r>
+      <w:r>
+        <w:rPr>
+          <w:rFonts w:ascii="Calibri" w:hAnsi="Calibri"/>
+          <w:b w:val="0"/>
+          <w:i w:val="0"/>
+          <w:color w:val="222222"/>
+          <w:sz w:val="21"/>
+        </w:rPr>
+        <w:t>The registered assumption check: fallback shares 0.4982 (hPSC_MEA1), 0.5321 (hPSC_MEA2) and 0.2313 (Rat_MEA1); median valid thresholds 7.08 ms, 8.91 ms and 281.84 ms. A share of 0.2786 and 0.2133 of the valid hPSC thresholds are below a millisecond, where a peak of near-coincident spikes is taken as the intraburst peak; this share was added to the output after the quick run showed such thresholds, and is descriptive.</w:t>
+      </w:r>
+    </w:p>
+    <w:p>
+      <w:pPr>
+        <w:spacing w:after="120"/>
+        <w:ind w:left="432" w:hanging="259"/>
+      </w:pPr>
+      <w:r>
+        <w:rPr>
+          <w:rFonts w:ascii="Calibri" w:hAnsi="Calibri"/>
+          <w:b w:val="0"/>
+          <w:i w:val="0"/>
+          <w:color w:val="222222"/>
+          <w:sz w:val="21"/>
+        </w:rPr>
+        <w:t>•</w:t>
+        <w:tab/>
+      </w:r>
+      <w:r>
+        <w:rPr>
+          <w:rFonts w:ascii="Calibri" w:hAnsi="Calibri"/>
+          <w:b w:val="0"/>
+          <w:i w:val="0"/>
+          <w:color w:val="222222"/>
+          <w:sz w:val="21"/>
+        </w:rPr>
+        <w:t>Post hoc, as the registration named it: from S3 to S4 the burst rate changes by more than a tenth in a share of 0.8273 (hPSC_MEA1) and 0.7632 (hPSC_MEA2) of recordings, the rat burst duration in 0.8723.</w:t>
+      </w:r>
+    </w:p>
+    <w:p>
+      <w:pPr>
+        <w:spacing w:after="120"/>
+        <w:ind w:left="432" w:hanging="259"/>
+      </w:pPr>
+      <w:r>
+        <w:rPr>
+          <w:rFonts w:ascii="Calibri" w:hAnsi="Calibri"/>
+          <w:b w:val="0"/>
+          <w:i w:val="0"/>
+          <w:color w:val="222222"/>
+          <w:sz w:val="21"/>
+        </w:rPr>
+        <w:t>•</w:t>
+        <w:tab/>
+      </w:r>
+      <w:r>
+        <w:rPr>
+          <w:rFonts w:ascii="Calibri" w:hAnsi="Calibri"/>
+          <w:b w:val="0"/>
+          <w:i w:val="0"/>
+          <w:color w:val="222222"/>
+          <w:sz w:val="21"/>
+        </w:rPr>
+        <w:t xml:space="preserve">The ladder's numbers and the published agreement are unchanged (every other key of </w:t>
+      </w:r>
+      <w:r>
+        <w:rPr>
+          <w:rFonts w:ascii="Consolas" w:hAnsi="Consolas"/>
+          <w:b w:val="0"/>
+          <w:i w:val="0"/>
+          <w:color w:val="222222"/>
+          <w:sz w:val="19"/>
+        </w:rPr>
+        <w:t>extractor_agreement</w:t>
+      </w:r>
+      <w:r>
+        <w:rPr>
+          <w:rFonts w:ascii="Calibri" w:hAnsi="Calibri"/>
+          <w:b w:val="0"/>
+          <w:i w:val="0"/>
+          <w:color w:val="222222"/>
+          <w:sz w:val="21"/>
+        </w:rPr>
+        <w:t xml:space="preserve"> is identical to the previous run). The registration counts in §21 and entry 43 rise by this study's four predictions. The depositors' analysis scripts, shared on G-Node GIN, were not read; they are the next check if the attribution matters.</w:t>
+      </w:r>
+    </w:p>
+    <w:p>
+      <w:pPr>
+        <w:spacing w:after="120"/>
+        <w:ind w:left="432" w:hanging="259"/>
+      </w:pPr>
+      <w:r>
+        <w:rPr>
+          <w:rFonts w:ascii="Calibri" w:hAnsi="Calibri"/>
+          <w:b w:val="0"/>
+          <w:i w:val="0"/>
+          <w:color w:val="222222"/>
+          <w:sz w:val="21"/>
+        </w:rPr>
+        <w:t>•</w:t>
+        <w:tab/>
+      </w:r>
+      <w:r>
+        <w:rPr>
+          <w:rFonts w:ascii="Calibri" w:hAnsi="Calibri"/>
+          <w:b/>
+          <w:i w:val="0"/>
+          <w:color w:val="156082"/>
+          <w:sz w:val="21"/>
+        </w:rPr>
+        <w:t>Evidence.</w:t>
+      </w:r>
+      <w:r>
+        <w:rPr>
+          <w:rFonts w:ascii="Calibri" w:hAnsi="Calibri"/>
+          <w:b w:val="0"/>
+          <w:i w:val="0"/>
+          <w:color w:val="222222"/>
+          <w:sz w:val="21"/>
+        </w:rPr>
+        <w:t xml:space="preserve"> Report §3 ("The detector, tested"); decision D34; </w:t>
+      </w:r>
+      <w:r>
+        <w:rPr>
+          <w:rFonts w:ascii="Consolas" w:hAnsi="Consolas"/>
+          <w:b w:val="0"/>
+          <w:i w:val="0"/>
+          <w:color w:val="222222"/>
+          <w:sz w:val="19"/>
+        </w:rPr>
+        <w:t>outputs/figures/extractor_logisi_real.png</w:t>
+      </w:r>
+      <w:r>
+        <w:rPr>
+          <w:rFonts w:ascii="Calibri" w:hAnsi="Calibri"/>
+          <w:b w:val="0"/>
+          <w:i w:val="0"/>
+          <w:color w:val="222222"/>
+          <w:sz w:val="21"/>
+        </w:rPr>
+        <w:t xml:space="preserve">, </w:t>
+      </w:r>
+      <w:r>
+        <w:rPr>
+          <w:rFonts w:ascii="Consolas" w:hAnsi="Consolas"/>
+          <w:b w:val="0"/>
+          <w:i w:val="0"/>
+          <w:color w:val="222222"/>
+          <w:sz w:val="19"/>
+        </w:rPr>
+        <w:t>outputs/extractor_logisi_REAL.json</w:t>
+      </w:r>
+      <w:r>
+        <w:rPr>
+          <w:rFonts w:ascii="Calibri" w:hAnsi="Calibri"/>
+          <w:b w:val="0"/>
+          <w:i w:val="0"/>
+          <w:color w:val="222222"/>
+          <w:sz w:val="21"/>
+        </w:rPr>
+        <w:t xml:space="preserve"> (with every electrode's threshold), </w:t>
+      </w:r>
+      <w:r>
+        <w:rPr>
+          <w:rFonts w:ascii="Consolas" w:hAnsi="Consolas"/>
+          <w:b w:val="0"/>
+          <w:i w:val="0"/>
+          <w:color w:val="222222"/>
+          <w:sz w:val="19"/>
+        </w:rPr>
+        <w:t>outputs/metrics.json</w:t>
+      </w:r>
+      <w:r>
+        <w:rPr>
+          <w:rFonts w:ascii="Calibri" w:hAnsi="Calibri"/>
+          <w:b w:val="0"/>
+          <w:i w:val="0"/>
+          <w:color w:val="222222"/>
+          <w:sz w:val="21"/>
+        </w:rPr>
+        <w:t xml:space="preserve"> key </w:t>
+      </w:r>
+      <w:r>
+        <w:rPr>
+          <w:rFonts w:ascii="Consolas" w:hAnsi="Consolas"/>
+          <w:b w:val="0"/>
+          <w:i w:val="0"/>
+          <w:color w:val="222222"/>
+          <w:sz w:val="19"/>
+        </w:rPr>
+        <w:t>extractor_agreement.logisi</w:t>
+      </w:r>
+      <w:r>
+        <w:rPr>
+          <w:rFonts w:ascii="Calibri" w:hAnsi="Calibri"/>
+          <w:b w:val="0"/>
+          <w:i w:val="0"/>
+          <w:color w:val="222222"/>
+          <w:sz w:val="21"/>
+        </w:rPr>
+        <w:t xml:space="preserve">; tests </w:t>
+      </w:r>
+      <w:r>
+        <w:rPr>
+          <w:rFonts w:ascii="Consolas" w:hAnsi="Consolas"/>
+          <w:b w:val="0"/>
+          <w:i w:val="0"/>
+          <w:color w:val="222222"/>
+          <w:sz w:val="19"/>
+        </w:rPr>
+        <w:t>tests/test_features_mea.py</w:t>
+      </w:r>
+      <w:r>
+        <w:rPr>
+          <w:rFonts w:ascii="Calibri" w:hAnsi="Calibri"/>
+          <w:b w:val="0"/>
+          <w:i w:val="0"/>
+          <w:color w:val="222222"/>
+          <w:sz w:val="21"/>
+        </w:rPr>
+        <w:t xml:space="preserve">, </w:t>
+      </w:r>
+      <w:r>
+        <w:rPr>
+          <w:rFonts w:ascii="Consolas" w:hAnsi="Consolas"/>
+          <w:b w:val="0"/>
+          <w:i w:val="0"/>
+          <w:color w:val="222222"/>
+          <w:sz w:val="19"/>
+        </w:rPr>
+        <w:t>tests/test_extractor_logisi.py</w:t>
       </w:r>
       <w:r>
         <w:rPr>

--- a/report/POST_SUBMISSION_CHANGES.docx
+++ b/report/POST_SUBMISSION_CHANGES.docx
@@ -49,10 +49,10 @@
       </w:tblPr>
       <w:tblGrid>
         <w:gridCol w:w="407"/>
-        <w:gridCol w:w="1538"/>
-        <w:gridCol w:w="2797"/>
-        <w:gridCol w:w="2562"/>
-        <w:gridCol w:w="1191"/>
+        <w:gridCol w:w="1535"/>
+        <w:gridCol w:w="2838"/>
+        <w:gridCol w:w="2532"/>
+        <w:gridCol w:w="1184"/>
       </w:tblGrid>
       <w:tr>
         <w:trPr>
@@ -85,7 +85,7 @@
         </w:tc>
         <w:tc>
           <w:tcPr>
-            <w:tcW w:type="dxa" w:w="1538"/>
+            <w:tcW w:type="dxa" w:w="1535"/>
             <w:shd w:val="clear" w:color="auto" w:fill="1F4E79"/>
             <w:vAlign w:val="center"/>
           </w:tcPr>
@@ -109,7 +109,7 @@
         </w:tc>
         <w:tc>
           <w:tcPr>
-            <w:tcW w:type="dxa" w:w="2797"/>
+            <w:tcW w:type="dxa" w:w="2838"/>
             <w:shd w:val="clear" w:color="auto" w:fill="1F4E79"/>
             <w:vAlign w:val="center"/>
           </w:tcPr>
@@ -132,7 +132,7 @@
         </w:tc>
         <w:tc>
           <w:tcPr>
-            <w:tcW w:type="dxa" w:w="2562"/>
+            <w:tcW w:type="dxa" w:w="2532"/>
             <w:shd w:val="clear" w:color="auto" w:fill="1F4E79"/>
             <w:vAlign w:val="center"/>
           </w:tcPr>
@@ -155,7 +155,7 @@
         </w:tc>
         <w:tc>
           <w:tcPr>
-            <w:tcW w:type="dxa" w:w="1191"/>
+            <w:tcW w:type="dxa" w:w="1184"/>
             <w:shd w:val="clear" w:color="auto" w:fill="1F4E79"/>
             <w:vAlign w:val="center"/>
           </w:tcPr>
@@ -207,7 +207,7 @@
         </w:tc>
         <w:tc>
           <w:tcPr>
-            <w:tcW w:type="dxa" w:w="1538"/>
+            <w:tcW w:type="dxa" w:w="1535"/>
             <w:shd w:val="clear" w:color="auto" w:fill="FFFFFF"/>
             <w:vAlign w:val="center"/>
           </w:tcPr>
@@ -231,7 +231,7 @@
         </w:tc>
         <w:tc>
           <w:tcPr>
-            <w:tcW w:type="dxa" w:w="2797"/>
+            <w:tcW w:type="dxa" w:w="2838"/>
             <w:shd w:val="clear" w:color="auto" w:fill="FFFFFF"/>
             <w:vAlign w:val="center"/>
           </w:tcPr>
@@ -254,7 +254,7 @@
         </w:tc>
         <w:tc>
           <w:tcPr>
-            <w:tcW w:type="dxa" w:w="2562"/>
+            <w:tcW w:type="dxa" w:w="2532"/>
             <w:shd w:val="clear" w:color="auto" w:fill="FFFFFF"/>
             <w:vAlign w:val="center"/>
           </w:tcPr>
@@ -277,7 +277,7 @@
         </w:tc>
         <w:tc>
           <w:tcPr>
-            <w:tcW w:type="dxa" w:w="1191"/>
+            <w:tcW w:type="dxa" w:w="1184"/>
             <w:shd w:val="clear" w:color="auto" w:fill="FFFFFF"/>
             <w:vAlign w:val="center"/>
           </w:tcPr>
@@ -349,7 +349,7 @@
         </w:tc>
         <w:tc>
           <w:tcPr>
-            <w:tcW w:type="dxa" w:w="1538"/>
+            <w:tcW w:type="dxa" w:w="1535"/>
             <w:shd w:val="clear" w:color="auto" w:fill="F7F9FB"/>
             <w:vAlign w:val="center"/>
           </w:tcPr>
@@ -373,7 +373,7 @@
         </w:tc>
         <w:tc>
           <w:tcPr>
-            <w:tcW w:type="dxa" w:w="2797"/>
+            <w:tcW w:type="dxa" w:w="2838"/>
             <w:shd w:val="clear" w:color="auto" w:fill="F7F9FB"/>
             <w:vAlign w:val="center"/>
           </w:tcPr>
@@ -396,7 +396,7 @@
         </w:tc>
         <w:tc>
           <w:tcPr>
-            <w:tcW w:type="dxa" w:w="2562"/>
+            <w:tcW w:type="dxa" w:w="2532"/>
             <w:shd w:val="clear" w:color="auto" w:fill="F7F9FB"/>
             <w:vAlign w:val="center"/>
           </w:tcPr>
@@ -419,7 +419,7 @@
         </w:tc>
         <w:tc>
           <w:tcPr>
-            <w:tcW w:type="dxa" w:w="1191"/>
+            <w:tcW w:type="dxa" w:w="1184"/>
             <w:shd w:val="clear" w:color="auto" w:fill="F7F9FB"/>
             <w:vAlign w:val="center"/>
           </w:tcPr>
@@ -471,7 +471,7 @@
         </w:tc>
         <w:tc>
           <w:tcPr>
-            <w:tcW w:type="dxa" w:w="1538"/>
+            <w:tcW w:type="dxa" w:w="1535"/>
             <w:shd w:val="clear" w:color="auto" w:fill="FFFFFF"/>
             <w:vAlign w:val="center"/>
           </w:tcPr>
@@ -495,7 +495,7 @@
         </w:tc>
         <w:tc>
           <w:tcPr>
-            <w:tcW w:type="dxa" w:w="2797"/>
+            <w:tcW w:type="dxa" w:w="2838"/>
             <w:shd w:val="clear" w:color="auto" w:fill="FFFFFF"/>
             <w:vAlign w:val="center"/>
           </w:tcPr>
@@ -518,7 +518,7 @@
         </w:tc>
         <w:tc>
           <w:tcPr>
-            <w:tcW w:type="dxa" w:w="2562"/>
+            <w:tcW w:type="dxa" w:w="2532"/>
             <w:shd w:val="clear" w:color="auto" w:fill="FFFFFF"/>
             <w:vAlign w:val="center"/>
           </w:tcPr>
@@ -541,7 +541,7 @@
         </w:tc>
         <w:tc>
           <w:tcPr>
-            <w:tcW w:type="dxa" w:w="1191"/>
+            <w:tcW w:type="dxa" w:w="1184"/>
             <w:shd w:val="clear" w:color="auto" w:fill="FFFFFF"/>
             <w:vAlign w:val="center"/>
           </w:tcPr>
@@ -593,7 +593,7 @@
         </w:tc>
         <w:tc>
           <w:tcPr>
-            <w:tcW w:type="dxa" w:w="1538"/>
+            <w:tcW w:type="dxa" w:w="1535"/>
             <w:shd w:val="clear" w:color="auto" w:fill="F7F9FB"/>
             <w:vAlign w:val="center"/>
           </w:tcPr>
@@ -617,7 +617,7 @@
         </w:tc>
         <w:tc>
           <w:tcPr>
-            <w:tcW w:type="dxa" w:w="2797"/>
+            <w:tcW w:type="dxa" w:w="2838"/>
             <w:shd w:val="clear" w:color="auto" w:fill="F7F9FB"/>
             <w:vAlign w:val="center"/>
           </w:tcPr>
@@ -640,7 +640,7 @@
         </w:tc>
         <w:tc>
           <w:tcPr>
-            <w:tcW w:type="dxa" w:w="2562"/>
+            <w:tcW w:type="dxa" w:w="2532"/>
             <w:shd w:val="clear" w:color="auto" w:fill="F7F9FB"/>
             <w:vAlign w:val="center"/>
           </w:tcPr>
@@ -663,7 +663,7 @@
         </w:tc>
         <w:tc>
           <w:tcPr>
-            <w:tcW w:type="dxa" w:w="1191"/>
+            <w:tcW w:type="dxa" w:w="1184"/>
             <w:shd w:val="clear" w:color="auto" w:fill="F7F9FB"/>
             <w:vAlign w:val="center"/>
           </w:tcPr>
@@ -735,7 +735,7 @@
         </w:tc>
         <w:tc>
           <w:tcPr>
-            <w:tcW w:type="dxa" w:w="1538"/>
+            <w:tcW w:type="dxa" w:w="1535"/>
             <w:shd w:val="clear" w:color="auto" w:fill="FFFFFF"/>
             <w:vAlign w:val="center"/>
           </w:tcPr>
@@ -759,7 +759,7 @@
         </w:tc>
         <w:tc>
           <w:tcPr>
-            <w:tcW w:type="dxa" w:w="2797"/>
+            <w:tcW w:type="dxa" w:w="2838"/>
             <w:shd w:val="clear" w:color="auto" w:fill="FFFFFF"/>
             <w:vAlign w:val="center"/>
           </w:tcPr>
@@ -782,7 +782,7 @@
         </w:tc>
         <w:tc>
           <w:tcPr>
-            <w:tcW w:type="dxa" w:w="2562"/>
+            <w:tcW w:type="dxa" w:w="2532"/>
             <w:shd w:val="clear" w:color="auto" w:fill="FFFFFF"/>
             <w:vAlign w:val="center"/>
           </w:tcPr>
@@ -805,7 +805,7 @@
         </w:tc>
         <w:tc>
           <w:tcPr>
-            <w:tcW w:type="dxa" w:w="1191"/>
+            <w:tcW w:type="dxa" w:w="1184"/>
             <w:shd w:val="clear" w:color="auto" w:fill="FFFFFF"/>
             <w:vAlign w:val="center"/>
           </w:tcPr>
@@ -857,7 +857,7 @@
         </w:tc>
         <w:tc>
           <w:tcPr>
-            <w:tcW w:type="dxa" w:w="1538"/>
+            <w:tcW w:type="dxa" w:w="1535"/>
             <w:shd w:val="clear" w:color="auto" w:fill="F7F9FB"/>
             <w:vAlign w:val="center"/>
           </w:tcPr>
@@ -881,7 +881,7 @@
         </w:tc>
         <w:tc>
           <w:tcPr>
-            <w:tcW w:type="dxa" w:w="2797"/>
+            <w:tcW w:type="dxa" w:w="2838"/>
             <w:shd w:val="clear" w:color="auto" w:fill="F7F9FB"/>
             <w:vAlign w:val="center"/>
           </w:tcPr>
@@ -904,7 +904,7 @@
         </w:tc>
         <w:tc>
           <w:tcPr>
-            <w:tcW w:type="dxa" w:w="2562"/>
+            <w:tcW w:type="dxa" w:w="2532"/>
             <w:shd w:val="clear" w:color="auto" w:fill="F7F9FB"/>
             <w:vAlign w:val="center"/>
           </w:tcPr>
@@ -927,7 +927,7 @@
         </w:tc>
         <w:tc>
           <w:tcPr>
-            <w:tcW w:type="dxa" w:w="1191"/>
+            <w:tcW w:type="dxa" w:w="1184"/>
             <w:shd w:val="clear" w:color="auto" w:fill="F7F9FB"/>
             <w:vAlign w:val="center"/>
           </w:tcPr>
@@ -979,7 +979,7 @@
         </w:tc>
         <w:tc>
           <w:tcPr>
-            <w:tcW w:type="dxa" w:w="1538"/>
+            <w:tcW w:type="dxa" w:w="1535"/>
             <w:shd w:val="clear" w:color="auto" w:fill="FFFFFF"/>
             <w:vAlign w:val="center"/>
           </w:tcPr>
@@ -1003,7 +1003,7 @@
         </w:tc>
         <w:tc>
           <w:tcPr>
-            <w:tcW w:type="dxa" w:w="2797"/>
+            <w:tcW w:type="dxa" w:w="2838"/>
             <w:shd w:val="clear" w:color="auto" w:fill="FFFFFF"/>
             <w:vAlign w:val="center"/>
           </w:tcPr>
@@ -1026,7 +1026,7 @@
         </w:tc>
         <w:tc>
           <w:tcPr>
-            <w:tcW w:type="dxa" w:w="2562"/>
+            <w:tcW w:type="dxa" w:w="2532"/>
             <w:shd w:val="clear" w:color="auto" w:fill="FFFFFF"/>
             <w:vAlign w:val="center"/>
           </w:tcPr>
@@ -1049,7 +1049,7 @@
         </w:tc>
         <w:tc>
           <w:tcPr>
-            <w:tcW w:type="dxa" w:w="1191"/>
+            <w:tcW w:type="dxa" w:w="1184"/>
             <w:shd w:val="clear" w:color="auto" w:fill="FFFFFF"/>
             <w:vAlign w:val="center"/>
           </w:tcPr>
@@ -1121,7 +1121,7 @@
         </w:tc>
         <w:tc>
           <w:tcPr>
-            <w:tcW w:type="dxa" w:w="1538"/>
+            <w:tcW w:type="dxa" w:w="1535"/>
             <w:shd w:val="clear" w:color="auto" w:fill="F7F9FB"/>
             <w:vAlign w:val="center"/>
           </w:tcPr>
@@ -1145,7 +1145,7 @@
         </w:tc>
         <w:tc>
           <w:tcPr>
-            <w:tcW w:type="dxa" w:w="2797"/>
+            <w:tcW w:type="dxa" w:w="2838"/>
             <w:shd w:val="clear" w:color="auto" w:fill="F7F9FB"/>
             <w:vAlign w:val="center"/>
           </w:tcPr>
@@ -1168,7 +1168,7 @@
         </w:tc>
         <w:tc>
           <w:tcPr>
-            <w:tcW w:type="dxa" w:w="2562"/>
+            <w:tcW w:type="dxa" w:w="2532"/>
             <w:shd w:val="clear" w:color="auto" w:fill="F7F9FB"/>
             <w:vAlign w:val="center"/>
           </w:tcPr>
@@ -1191,7 +1191,7 @@
         </w:tc>
         <w:tc>
           <w:tcPr>
-            <w:tcW w:type="dxa" w:w="1191"/>
+            <w:tcW w:type="dxa" w:w="1184"/>
             <w:shd w:val="clear" w:color="auto" w:fill="F7F9FB"/>
             <w:vAlign w:val="center"/>
           </w:tcPr>
@@ -1263,7 +1263,7 @@
         </w:tc>
         <w:tc>
           <w:tcPr>
-            <w:tcW w:type="dxa" w:w="1538"/>
+            <w:tcW w:type="dxa" w:w="1535"/>
             <w:shd w:val="clear" w:color="auto" w:fill="FFFFFF"/>
             <w:vAlign w:val="center"/>
           </w:tcPr>
@@ -1287,7 +1287,7 @@
         </w:tc>
         <w:tc>
           <w:tcPr>
-            <w:tcW w:type="dxa" w:w="2797"/>
+            <w:tcW w:type="dxa" w:w="2838"/>
             <w:shd w:val="clear" w:color="auto" w:fill="FFFFFF"/>
             <w:vAlign w:val="center"/>
           </w:tcPr>
@@ -1310,7 +1310,7 @@
         </w:tc>
         <w:tc>
           <w:tcPr>
-            <w:tcW w:type="dxa" w:w="2562"/>
+            <w:tcW w:type="dxa" w:w="2532"/>
             <w:shd w:val="clear" w:color="auto" w:fill="FFFFFF"/>
             <w:vAlign w:val="center"/>
           </w:tcPr>
@@ -1333,7 +1333,7 @@
         </w:tc>
         <w:tc>
           <w:tcPr>
-            <w:tcW w:type="dxa" w:w="1191"/>
+            <w:tcW w:type="dxa" w:w="1184"/>
             <w:shd w:val="clear" w:color="auto" w:fill="FFFFFF"/>
             <w:vAlign w:val="center"/>
           </w:tcPr>
@@ -1405,7 +1405,7 @@
         </w:tc>
         <w:tc>
           <w:tcPr>
-            <w:tcW w:type="dxa" w:w="1538"/>
+            <w:tcW w:type="dxa" w:w="1535"/>
             <w:shd w:val="clear" w:color="auto" w:fill="F7F9FB"/>
             <w:vAlign w:val="center"/>
           </w:tcPr>
@@ -1429,7 +1429,7 @@
         </w:tc>
         <w:tc>
           <w:tcPr>
-            <w:tcW w:type="dxa" w:w="2797"/>
+            <w:tcW w:type="dxa" w:w="2838"/>
             <w:shd w:val="clear" w:color="auto" w:fill="F7F9FB"/>
             <w:vAlign w:val="center"/>
           </w:tcPr>
@@ -1452,7 +1452,7 @@
         </w:tc>
         <w:tc>
           <w:tcPr>
-            <w:tcW w:type="dxa" w:w="2562"/>
+            <w:tcW w:type="dxa" w:w="2532"/>
             <w:shd w:val="clear" w:color="auto" w:fill="F7F9FB"/>
             <w:vAlign w:val="center"/>
           </w:tcPr>
@@ -1475,7 +1475,7 @@
         </w:tc>
         <w:tc>
           <w:tcPr>
-            <w:tcW w:type="dxa" w:w="1191"/>
+            <w:tcW w:type="dxa" w:w="1184"/>
             <w:shd w:val="clear" w:color="auto" w:fill="F7F9FB"/>
             <w:vAlign w:val="center"/>
           </w:tcPr>
@@ -1547,7 +1547,7 @@
         </w:tc>
         <w:tc>
           <w:tcPr>
-            <w:tcW w:type="dxa" w:w="1538"/>
+            <w:tcW w:type="dxa" w:w="1535"/>
             <w:shd w:val="clear" w:color="auto" w:fill="FFFFFF"/>
             <w:vAlign w:val="center"/>
           </w:tcPr>
@@ -1571,7 +1571,7 @@
         </w:tc>
         <w:tc>
           <w:tcPr>
-            <w:tcW w:type="dxa" w:w="2797"/>
+            <w:tcW w:type="dxa" w:w="2838"/>
             <w:shd w:val="clear" w:color="auto" w:fill="FFFFFF"/>
             <w:vAlign w:val="center"/>
           </w:tcPr>
@@ -1594,7 +1594,7 @@
         </w:tc>
         <w:tc>
           <w:tcPr>
-            <w:tcW w:type="dxa" w:w="2562"/>
+            <w:tcW w:type="dxa" w:w="2532"/>
             <w:shd w:val="clear" w:color="auto" w:fill="FFFFFF"/>
             <w:vAlign w:val="center"/>
           </w:tcPr>
@@ -1617,7 +1617,7 @@
         </w:tc>
         <w:tc>
           <w:tcPr>
-            <w:tcW w:type="dxa" w:w="1191"/>
+            <w:tcW w:type="dxa" w:w="1184"/>
             <w:shd w:val="clear" w:color="auto" w:fill="FFFFFF"/>
             <w:vAlign w:val="center"/>
           </w:tcPr>
@@ -1689,7 +1689,7 @@
         </w:tc>
         <w:tc>
           <w:tcPr>
-            <w:tcW w:type="dxa" w:w="1538"/>
+            <w:tcW w:type="dxa" w:w="1535"/>
             <w:shd w:val="clear" w:color="auto" w:fill="F7F9FB"/>
             <w:vAlign w:val="center"/>
           </w:tcPr>
@@ -1713,7 +1713,7 @@
         </w:tc>
         <w:tc>
           <w:tcPr>
-            <w:tcW w:type="dxa" w:w="2797"/>
+            <w:tcW w:type="dxa" w:w="2838"/>
             <w:shd w:val="clear" w:color="auto" w:fill="F7F9FB"/>
             <w:vAlign w:val="center"/>
           </w:tcPr>
@@ -1736,7 +1736,7 @@
         </w:tc>
         <w:tc>
           <w:tcPr>
-            <w:tcW w:type="dxa" w:w="2562"/>
+            <w:tcW w:type="dxa" w:w="2532"/>
             <w:shd w:val="clear" w:color="auto" w:fill="F7F9FB"/>
             <w:vAlign w:val="center"/>
           </w:tcPr>
@@ -1759,7 +1759,7 @@
         </w:tc>
         <w:tc>
           <w:tcPr>
-            <w:tcW w:type="dxa" w:w="1191"/>
+            <w:tcW w:type="dxa" w:w="1184"/>
             <w:shd w:val="clear" w:color="auto" w:fill="F7F9FB"/>
             <w:vAlign w:val="center"/>
           </w:tcPr>
@@ -1811,7 +1811,7 @@
         </w:tc>
         <w:tc>
           <w:tcPr>
-            <w:tcW w:type="dxa" w:w="1538"/>
+            <w:tcW w:type="dxa" w:w="1535"/>
             <w:shd w:val="clear" w:color="auto" w:fill="FFFFFF"/>
             <w:vAlign w:val="center"/>
           </w:tcPr>
@@ -1835,7 +1835,7 @@
         </w:tc>
         <w:tc>
           <w:tcPr>
-            <w:tcW w:type="dxa" w:w="2797"/>
+            <w:tcW w:type="dxa" w:w="2838"/>
             <w:shd w:val="clear" w:color="auto" w:fill="FFFFFF"/>
             <w:vAlign w:val="center"/>
           </w:tcPr>
@@ -1858,7 +1858,7 @@
         </w:tc>
         <w:tc>
           <w:tcPr>
-            <w:tcW w:type="dxa" w:w="2562"/>
+            <w:tcW w:type="dxa" w:w="2532"/>
             <w:shd w:val="clear" w:color="auto" w:fill="FFFFFF"/>
             <w:vAlign w:val="center"/>
           </w:tcPr>
@@ -1881,7 +1881,7 @@
         </w:tc>
         <w:tc>
           <w:tcPr>
-            <w:tcW w:type="dxa" w:w="1191"/>
+            <w:tcW w:type="dxa" w:w="1184"/>
             <w:shd w:val="clear" w:color="auto" w:fill="FFFFFF"/>
             <w:vAlign w:val="center"/>
           </w:tcPr>
@@ -1943,7 +1943,7 @@
         </w:tc>
         <w:tc>
           <w:tcPr>
-            <w:tcW w:type="dxa" w:w="1538"/>
+            <w:tcW w:type="dxa" w:w="1535"/>
             <w:shd w:val="clear" w:color="auto" w:fill="F7F9FB"/>
             <w:vAlign w:val="center"/>
           </w:tcPr>
@@ -1967,7 +1967,7 @@
         </w:tc>
         <w:tc>
           <w:tcPr>
-            <w:tcW w:type="dxa" w:w="2797"/>
+            <w:tcW w:type="dxa" w:w="2838"/>
             <w:shd w:val="clear" w:color="auto" w:fill="F7F9FB"/>
             <w:vAlign w:val="center"/>
           </w:tcPr>
@@ -1990,7 +1990,7 @@
         </w:tc>
         <w:tc>
           <w:tcPr>
-            <w:tcW w:type="dxa" w:w="2562"/>
+            <w:tcW w:type="dxa" w:w="2532"/>
             <w:shd w:val="clear" w:color="auto" w:fill="F7F9FB"/>
             <w:vAlign w:val="center"/>
           </w:tcPr>
@@ -2013,7 +2013,7 @@
         </w:tc>
         <w:tc>
           <w:tcPr>
-            <w:tcW w:type="dxa" w:w="1191"/>
+            <w:tcW w:type="dxa" w:w="1184"/>
             <w:shd w:val="clear" w:color="auto" w:fill="F7F9FB"/>
             <w:vAlign w:val="center"/>
           </w:tcPr>
@@ -2085,7 +2085,7 @@
         </w:tc>
         <w:tc>
           <w:tcPr>
-            <w:tcW w:type="dxa" w:w="1538"/>
+            <w:tcW w:type="dxa" w:w="1535"/>
             <w:shd w:val="clear" w:color="auto" w:fill="FFFFFF"/>
             <w:vAlign w:val="center"/>
           </w:tcPr>
@@ -2109,7 +2109,7 @@
         </w:tc>
         <w:tc>
           <w:tcPr>
-            <w:tcW w:type="dxa" w:w="2797"/>
+            <w:tcW w:type="dxa" w:w="2838"/>
             <w:shd w:val="clear" w:color="auto" w:fill="FFFFFF"/>
             <w:vAlign w:val="center"/>
           </w:tcPr>
@@ -2132,7 +2132,7 @@
         </w:tc>
         <w:tc>
           <w:tcPr>
-            <w:tcW w:type="dxa" w:w="2562"/>
+            <w:tcW w:type="dxa" w:w="2532"/>
             <w:shd w:val="clear" w:color="auto" w:fill="FFFFFF"/>
             <w:vAlign w:val="center"/>
           </w:tcPr>
@@ -2155,7 +2155,7 @@
         </w:tc>
         <w:tc>
           <w:tcPr>
-            <w:tcW w:type="dxa" w:w="1191"/>
+            <w:tcW w:type="dxa" w:w="1184"/>
             <w:shd w:val="clear" w:color="auto" w:fill="FFFFFF"/>
             <w:vAlign w:val="center"/>
           </w:tcPr>
@@ -2227,7 +2227,7 @@
         </w:tc>
         <w:tc>
           <w:tcPr>
-            <w:tcW w:type="dxa" w:w="1538"/>
+            <w:tcW w:type="dxa" w:w="1535"/>
             <w:shd w:val="clear" w:color="auto" w:fill="F7F9FB"/>
             <w:vAlign w:val="center"/>
           </w:tcPr>
@@ -2251,7 +2251,7 @@
         </w:tc>
         <w:tc>
           <w:tcPr>
-            <w:tcW w:type="dxa" w:w="2797"/>
+            <w:tcW w:type="dxa" w:w="2838"/>
             <w:shd w:val="clear" w:color="auto" w:fill="F7F9FB"/>
             <w:vAlign w:val="center"/>
           </w:tcPr>
@@ -2274,7 +2274,7 @@
         </w:tc>
         <w:tc>
           <w:tcPr>
-            <w:tcW w:type="dxa" w:w="2562"/>
+            <w:tcW w:type="dxa" w:w="2532"/>
             <w:shd w:val="clear" w:color="auto" w:fill="F7F9FB"/>
             <w:vAlign w:val="center"/>
           </w:tcPr>
@@ -2297,7 +2297,7 @@
         </w:tc>
         <w:tc>
           <w:tcPr>
-            <w:tcW w:type="dxa" w:w="1191"/>
+            <w:tcW w:type="dxa" w:w="1184"/>
             <w:shd w:val="clear" w:color="auto" w:fill="F7F9FB"/>
             <w:vAlign w:val="center"/>
           </w:tcPr>
@@ -2359,7 +2359,7 @@
         </w:tc>
         <w:tc>
           <w:tcPr>
-            <w:tcW w:type="dxa" w:w="1538"/>
+            <w:tcW w:type="dxa" w:w="1535"/>
             <w:shd w:val="clear" w:color="auto" w:fill="FFFFFF"/>
             <w:vAlign w:val="center"/>
           </w:tcPr>
@@ -2383,7 +2383,7 @@
         </w:tc>
         <w:tc>
           <w:tcPr>
-            <w:tcW w:type="dxa" w:w="2797"/>
+            <w:tcW w:type="dxa" w:w="2838"/>
             <w:shd w:val="clear" w:color="auto" w:fill="FFFFFF"/>
             <w:vAlign w:val="center"/>
           </w:tcPr>
@@ -2406,7 +2406,7 @@
         </w:tc>
         <w:tc>
           <w:tcPr>
-            <w:tcW w:type="dxa" w:w="2562"/>
+            <w:tcW w:type="dxa" w:w="2532"/>
             <w:shd w:val="clear" w:color="auto" w:fill="FFFFFF"/>
             <w:vAlign w:val="center"/>
           </w:tcPr>
@@ -2429,7 +2429,7 @@
         </w:tc>
         <w:tc>
           <w:tcPr>
-            <w:tcW w:type="dxa" w:w="1191"/>
+            <w:tcW w:type="dxa" w:w="1184"/>
             <w:shd w:val="clear" w:color="auto" w:fill="FFFFFF"/>
             <w:vAlign w:val="center"/>
           </w:tcPr>
@@ -2501,7 +2501,7 @@
         </w:tc>
         <w:tc>
           <w:tcPr>
-            <w:tcW w:type="dxa" w:w="1538"/>
+            <w:tcW w:type="dxa" w:w="1535"/>
             <w:shd w:val="clear" w:color="auto" w:fill="F7F9FB"/>
             <w:vAlign w:val="center"/>
           </w:tcPr>
@@ -2525,7 +2525,7 @@
         </w:tc>
         <w:tc>
           <w:tcPr>
-            <w:tcW w:type="dxa" w:w="2797"/>
+            <w:tcW w:type="dxa" w:w="2838"/>
             <w:shd w:val="clear" w:color="auto" w:fill="F7F9FB"/>
             <w:vAlign w:val="center"/>
           </w:tcPr>
@@ -2548,7 +2548,7 @@
         </w:tc>
         <w:tc>
           <w:tcPr>
-            <w:tcW w:type="dxa" w:w="2562"/>
+            <w:tcW w:type="dxa" w:w="2532"/>
             <w:shd w:val="clear" w:color="auto" w:fill="F7F9FB"/>
             <w:vAlign w:val="center"/>
           </w:tcPr>
@@ -2571,7 +2571,7 @@
         </w:tc>
         <w:tc>
           <w:tcPr>
-            <w:tcW w:type="dxa" w:w="1191"/>
+            <w:tcW w:type="dxa" w:w="1184"/>
             <w:shd w:val="clear" w:color="auto" w:fill="F7F9FB"/>
             <w:vAlign w:val="center"/>
           </w:tcPr>
@@ -2643,7 +2643,7 @@
         </w:tc>
         <w:tc>
           <w:tcPr>
-            <w:tcW w:type="dxa" w:w="1538"/>
+            <w:tcW w:type="dxa" w:w="1535"/>
             <w:shd w:val="clear" w:color="auto" w:fill="FFFFFF"/>
             <w:vAlign w:val="center"/>
           </w:tcPr>
@@ -2667,7 +2667,7 @@
         </w:tc>
         <w:tc>
           <w:tcPr>
-            <w:tcW w:type="dxa" w:w="2797"/>
+            <w:tcW w:type="dxa" w:w="2838"/>
             <w:shd w:val="clear" w:color="auto" w:fill="FFFFFF"/>
             <w:vAlign w:val="center"/>
           </w:tcPr>
@@ -2690,7 +2690,7 @@
         </w:tc>
         <w:tc>
           <w:tcPr>
-            <w:tcW w:type="dxa" w:w="2562"/>
+            <w:tcW w:type="dxa" w:w="2532"/>
             <w:shd w:val="clear" w:color="auto" w:fill="FFFFFF"/>
             <w:vAlign w:val="center"/>
           </w:tcPr>
@@ -2713,7 +2713,7 @@
         </w:tc>
         <w:tc>
           <w:tcPr>
-            <w:tcW w:type="dxa" w:w="1191"/>
+            <w:tcW w:type="dxa" w:w="1184"/>
             <w:shd w:val="clear" w:color="auto" w:fill="FFFFFF"/>
             <w:vAlign w:val="center"/>
           </w:tcPr>
@@ -2785,7 +2785,7 @@
         </w:tc>
         <w:tc>
           <w:tcPr>
-            <w:tcW w:type="dxa" w:w="1538"/>
+            <w:tcW w:type="dxa" w:w="1535"/>
             <w:shd w:val="clear" w:color="auto" w:fill="F7F9FB"/>
             <w:vAlign w:val="center"/>
           </w:tcPr>
@@ -2809,7 +2809,7 @@
         </w:tc>
         <w:tc>
           <w:tcPr>
-            <w:tcW w:type="dxa" w:w="2797"/>
+            <w:tcW w:type="dxa" w:w="2838"/>
             <w:shd w:val="clear" w:color="auto" w:fill="F7F9FB"/>
             <w:vAlign w:val="center"/>
           </w:tcPr>
@@ -2832,7 +2832,7 @@
         </w:tc>
         <w:tc>
           <w:tcPr>
-            <w:tcW w:type="dxa" w:w="2562"/>
+            <w:tcW w:type="dxa" w:w="2532"/>
             <w:shd w:val="clear" w:color="auto" w:fill="F7F9FB"/>
             <w:vAlign w:val="center"/>
           </w:tcPr>
@@ -2855,7 +2855,7 @@
         </w:tc>
         <w:tc>
           <w:tcPr>
-            <w:tcW w:type="dxa" w:w="1191"/>
+            <w:tcW w:type="dxa" w:w="1184"/>
             <w:shd w:val="clear" w:color="auto" w:fill="F7F9FB"/>
             <w:vAlign w:val="center"/>
           </w:tcPr>
@@ -2927,7 +2927,7 @@
         </w:tc>
         <w:tc>
           <w:tcPr>
-            <w:tcW w:type="dxa" w:w="1538"/>
+            <w:tcW w:type="dxa" w:w="1535"/>
             <w:shd w:val="clear" w:color="auto" w:fill="FFFFFF"/>
             <w:vAlign w:val="center"/>
           </w:tcPr>
@@ -2951,7 +2951,7 @@
         </w:tc>
         <w:tc>
           <w:tcPr>
-            <w:tcW w:type="dxa" w:w="2797"/>
+            <w:tcW w:type="dxa" w:w="2838"/>
             <w:shd w:val="clear" w:color="auto" w:fill="FFFFFF"/>
             <w:vAlign w:val="center"/>
           </w:tcPr>
@@ -2974,7 +2974,7 @@
         </w:tc>
         <w:tc>
           <w:tcPr>
-            <w:tcW w:type="dxa" w:w="2562"/>
+            <w:tcW w:type="dxa" w:w="2532"/>
             <w:shd w:val="clear" w:color="auto" w:fill="FFFFFF"/>
             <w:vAlign w:val="center"/>
           </w:tcPr>
@@ -2997,7 +2997,7 @@
         </w:tc>
         <w:tc>
           <w:tcPr>
-            <w:tcW w:type="dxa" w:w="1191"/>
+            <w:tcW w:type="dxa" w:w="1184"/>
             <w:shd w:val="clear" w:color="auto" w:fill="FFFFFF"/>
             <w:vAlign w:val="center"/>
           </w:tcPr>
@@ -3069,7 +3069,7 @@
         </w:tc>
         <w:tc>
           <w:tcPr>
-            <w:tcW w:type="dxa" w:w="1538"/>
+            <w:tcW w:type="dxa" w:w="1535"/>
             <w:shd w:val="clear" w:color="auto" w:fill="F7F9FB"/>
             <w:vAlign w:val="center"/>
           </w:tcPr>
@@ -3093,7 +3093,7 @@
         </w:tc>
         <w:tc>
           <w:tcPr>
-            <w:tcW w:type="dxa" w:w="2797"/>
+            <w:tcW w:type="dxa" w:w="2838"/>
             <w:shd w:val="clear" w:color="auto" w:fill="F7F9FB"/>
             <w:vAlign w:val="center"/>
           </w:tcPr>
@@ -3116,7 +3116,7 @@
         </w:tc>
         <w:tc>
           <w:tcPr>
-            <w:tcW w:type="dxa" w:w="2562"/>
+            <w:tcW w:type="dxa" w:w="2532"/>
             <w:shd w:val="clear" w:color="auto" w:fill="F7F9FB"/>
             <w:vAlign w:val="center"/>
           </w:tcPr>
@@ -3139,7 +3139,7 @@
         </w:tc>
         <w:tc>
           <w:tcPr>
-            <w:tcW w:type="dxa" w:w="1191"/>
+            <w:tcW w:type="dxa" w:w="1184"/>
             <w:shd w:val="clear" w:color="auto" w:fill="F7F9FB"/>
             <w:vAlign w:val="center"/>
           </w:tcPr>
@@ -3201,7 +3201,7 @@
         </w:tc>
         <w:tc>
           <w:tcPr>
-            <w:tcW w:type="dxa" w:w="1538"/>
+            <w:tcW w:type="dxa" w:w="1535"/>
             <w:shd w:val="clear" w:color="auto" w:fill="FFFFFF"/>
             <w:vAlign w:val="center"/>
           </w:tcPr>
@@ -3225,7 +3225,7 @@
         </w:tc>
         <w:tc>
           <w:tcPr>
-            <w:tcW w:type="dxa" w:w="2797"/>
+            <w:tcW w:type="dxa" w:w="2838"/>
             <w:shd w:val="clear" w:color="auto" w:fill="FFFFFF"/>
             <w:vAlign w:val="center"/>
           </w:tcPr>
@@ -3248,7 +3248,7 @@
         </w:tc>
         <w:tc>
           <w:tcPr>
-            <w:tcW w:type="dxa" w:w="2562"/>
+            <w:tcW w:type="dxa" w:w="2532"/>
             <w:shd w:val="clear" w:color="auto" w:fill="FFFFFF"/>
             <w:vAlign w:val="center"/>
           </w:tcPr>
@@ -3271,7 +3271,7 @@
         </w:tc>
         <w:tc>
           <w:tcPr>
-            <w:tcW w:type="dxa" w:w="1191"/>
+            <w:tcW w:type="dxa" w:w="1184"/>
             <w:shd w:val="clear" w:color="auto" w:fill="FFFFFF"/>
             <w:vAlign w:val="center"/>
           </w:tcPr>
@@ -3333,7 +3333,7 @@
         </w:tc>
         <w:tc>
           <w:tcPr>
-            <w:tcW w:type="dxa" w:w="1538"/>
+            <w:tcW w:type="dxa" w:w="1535"/>
             <w:shd w:val="clear" w:color="auto" w:fill="F7F9FB"/>
             <w:vAlign w:val="center"/>
           </w:tcPr>
@@ -3357,7 +3357,7 @@
         </w:tc>
         <w:tc>
           <w:tcPr>
-            <w:tcW w:type="dxa" w:w="2797"/>
+            <w:tcW w:type="dxa" w:w="2838"/>
             <w:shd w:val="clear" w:color="auto" w:fill="F7F9FB"/>
             <w:vAlign w:val="center"/>
           </w:tcPr>
@@ -3380,7 +3380,7 @@
         </w:tc>
         <w:tc>
           <w:tcPr>
-            <w:tcW w:type="dxa" w:w="2562"/>
+            <w:tcW w:type="dxa" w:w="2532"/>
             <w:shd w:val="clear" w:color="auto" w:fill="F7F9FB"/>
             <w:vAlign w:val="center"/>
           </w:tcPr>
@@ -3403,7 +3403,7 @@
         </w:tc>
         <w:tc>
           <w:tcPr>
-            <w:tcW w:type="dxa" w:w="1191"/>
+            <w:tcW w:type="dxa" w:w="1184"/>
             <w:shd w:val="clear" w:color="auto" w:fill="F7F9FB"/>
             <w:vAlign w:val="center"/>
           </w:tcPr>
@@ -3465,7 +3465,7 @@
         </w:tc>
         <w:tc>
           <w:tcPr>
-            <w:tcW w:type="dxa" w:w="1538"/>
+            <w:tcW w:type="dxa" w:w="1535"/>
             <w:shd w:val="clear" w:color="auto" w:fill="FFFFFF"/>
             <w:vAlign w:val="center"/>
           </w:tcPr>
@@ -3489,7 +3489,7 @@
         </w:tc>
         <w:tc>
           <w:tcPr>
-            <w:tcW w:type="dxa" w:w="2797"/>
+            <w:tcW w:type="dxa" w:w="2838"/>
             <w:shd w:val="clear" w:color="auto" w:fill="FFFFFF"/>
             <w:vAlign w:val="center"/>
           </w:tcPr>
@@ -3512,7 +3512,7 @@
         </w:tc>
         <w:tc>
           <w:tcPr>
-            <w:tcW w:type="dxa" w:w="2562"/>
+            <w:tcW w:type="dxa" w:w="2532"/>
             <w:shd w:val="clear" w:color="auto" w:fill="FFFFFF"/>
             <w:vAlign w:val="center"/>
           </w:tcPr>
@@ -3535,7 +3535,7 @@
         </w:tc>
         <w:tc>
           <w:tcPr>
-            <w:tcW w:type="dxa" w:w="1191"/>
+            <w:tcW w:type="dxa" w:w="1184"/>
             <w:shd w:val="clear" w:color="auto" w:fill="FFFFFF"/>
             <w:vAlign w:val="center"/>
           </w:tcPr>
@@ -3597,7 +3597,7 @@
         </w:tc>
         <w:tc>
           <w:tcPr>
-            <w:tcW w:type="dxa" w:w="1538"/>
+            <w:tcW w:type="dxa" w:w="1535"/>
             <w:shd w:val="clear" w:color="auto" w:fill="F7F9FB"/>
             <w:vAlign w:val="center"/>
           </w:tcPr>
@@ -3621,7 +3621,7 @@
         </w:tc>
         <w:tc>
           <w:tcPr>
-            <w:tcW w:type="dxa" w:w="2797"/>
+            <w:tcW w:type="dxa" w:w="2838"/>
             <w:shd w:val="clear" w:color="auto" w:fill="F7F9FB"/>
             <w:vAlign w:val="center"/>
           </w:tcPr>
@@ -3644,7 +3644,7 @@
         </w:tc>
         <w:tc>
           <w:tcPr>
-            <w:tcW w:type="dxa" w:w="2562"/>
+            <w:tcW w:type="dxa" w:w="2532"/>
             <w:shd w:val="clear" w:color="auto" w:fill="F7F9FB"/>
             <w:vAlign w:val="center"/>
           </w:tcPr>
@@ -3667,7 +3667,7 @@
         </w:tc>
         <w:tc>
           <w:tcPr>
-            <w:tcW w:type="dxa" w:w="1191"/>
+            <w:tcW w:type="dxa" w:w="1184"/>
             <w:shd w:val="clear" w:color="auto" w:fill="F7F9FB"/>
             <w:vAlign w:val="center"/>
           </w:tcPr>
@@ -3729,7 +3729,7 @@
         </w:tc>
         <w:tc>
           <w:tcPr>
-            <w:tcW w:type="dxa" w:w="1538"/>
+            <w:tcW w:type="dxa" w:w="1535"/>
             <w:shd w:val="clear" w:color="auto" w:fill="FFFFFF"/>
             <w:vAlign w:val="center"/>
           </w:tcPr>
@@ -3753,7 +3753,7 @@
         </w:tc>
         <w:tc>
           <w:tcPr>
-            <w:tcW w:type="dxa" w:w="2797"/>
+            <w:tcW w:type="dxa" w:w="2838"/>
             <w:shd w:val="clear" w:color="auto" w:fill="FFFFFF"/>
             <w:vAlign w:val="center"/>
           </w:tcPr>
@@ -3776,7 +3776,7 @@
         </w:tc>
         <w:tc>
           <w:tcPr>
-            <w:tcW w:type="dxa" w:w="2562"/>
+            <w:tcW w:type="dxa" w:w="2532"/>
             <w:shd w:val="clear" w:color="auto" w:fill="FFFFFF"/>
             <w:vAlign w:val="center"/>
           </w:tcPr>
@@ -3799,7 +3799,7 @@
         </w:tc>
         <w:tc>
           <w:tcPr>
-            <w:tcW w:type="dxa" w:w="1191"/>
+            <w:tcW w:type="dxa" w:w="1184"/>
             <w:shd w:val="clear" w:color="auto" w:fill="FFFFFF"/>
             <w:vAlign w:val="center"/>
           </w:tcPr>
@@ -3861,7 +3861,7 @@
         </w:tc>
         <w:tc>
           <w:tcPr>
-            <w:tcW w:type="dxa" w:w="1538"/>
+            <w:tcW w:type="dxa" w:w="1535"/>
             <w:shd w:val="clear" w:color="auto" w:fill="F7F9FB"/>
             <w:vAlign w:val="center"/>
           </w:tcPr>
@@ -3885,7 +3885,7 @@
         </w:tc>
         <w:tc>
           <w:tcPr>
-            <w:tcW w:type="dxa" w:w="2797"/>
+            <w:tcW w:type="dxa" w:w="2838"/>
             <w:shd w:val="clear" w:color="auto" w:fill="F7F9FB"/>
             <w:vAlign w:val="center"/>
           </w:tcPr>
@@ -3908,7 +3908,7 @@
         </w:tc>
         <w:tc>
           <w:tcPr>
-            <w:tcW w:type="dxa" w:w="2562"/>
+            <w:tcW w:type="dxa" w:w="2532"/>
             <w:shd w:val="clear" w:color="auto" w:fill="F7F9FB"/>
             <w:vAlign w:val="center"/>
           </w:tcPr>
@@ -3931,7 +3931,7 @@
         </w:tc>
         <w:tc>
           <w:tcPr>
-            <w:tcW w:type="dxa" w:w="1191"/>
+            <w:tcW w:type="dxa" w:w="1184"/>
             <w:shd w:val="clear" w:color="auto" w:fill="F7F9FB"/>
             <w:vAlign w:val="center"/>
           </w:tcPr>
@@ -3993,7 +3993,7 @@
         </w:tc>
         <w:tc>
           <w:tcPr>
-            <w:tcW w:type="dxa" w:w="1538"/>
+            <w:tcW w:type="dxa" w:w="1535"/>
             <w:shd w:val="clear" w:color="auto" w:fill="FFFFFF"/>
             <w:vAlign w:val="center"/>
           </w:tcPr>
@@ -4017,7 +4017,7 @@
         </w:tc>
         <w:tc>
           <w:tcPr>
-            <w:tcW w:type="dxa" w:w="2797"/>
+            <w:tcW w:type="dxa" w:w="2838"/>
             <w:shd w:val="clear" w:color="auto" w:fill="FFFFFF"/>
             <w:vAlign w:val="center"/>
           </w:tcPr>
@@ -4040,7 +4040,7 @@
         </w:tc>
         <w:tc>
           <w:tcPr>
-            <w:tcW w:type="dxa" w:w="2562"/>
+            <w:tcW w:type="dxa" w:w="2532"/>
             <w:shd w:val="clear" w:color="auto" w:fill="FFFFFF"/>
             <w:vAlign w:val="center"/>
           </w:tcPr>
@@ -4063,7 +4063,7 @@
         </w:tc>
         <w:tc>
           <w:tcPr>
-            <w:tcW w:type="dxa" w:w="1191"/>
+            <w:tcW w:type="dxa" w:w="1184"/>
             <w:shd w:val="clear" w:color="auto" w:fill="FFFFFF"/>
             <w:vAlign w:val="center"/>
           </w:tcPr>
@@ -4125,7 +4125,7 @@
         </w:tc>
         <w:tc>
           <w:tcPr>
-            <w:tcW w:type="dxa" w:w="1538"/>
+            <w:tcW w:type="dxa" w:w="1535"/>
             <w:shd w:val="clear" w:color="auto" w:fill="F7F9FB"/>
             <w:vAlign w:val="center"/>
           </w:tcPr>
@@ -4149,7 +4149,7 @@
         </w:tc>
         <w:tc>
           <w:tcPr>
-            <w:tcW w:type="dxa" w:w="2797"/>
+            <w:tcW w:type="dxa" w:w="2838"/>
             <w:shd w:val="clear" w:color="auto" w:fill="F7F9FB"/>
             <w:vAlign w:val="center"/>
           </w:tcPr>
@@ -4172,7 +4172,7 @@
         </w:tc>
         <w:tc>
           <w:tcPr>
-            <w:tcW w:type="dxa" w:w="2562"/>
+            <w:tcW w:type="dxa" w:w="2532"/>
             <w:shd w:val="clear" w:color="auto" w:fill="F7F9FB"/>
             <w:vAlign w:val="center"/>
           </w:tcPr>
@@ -4195,7 +4195,7 @@
         </w:tc>
         <w:tc>
           <w:tcPr>
-            <w:tcW w:type="dxa" w:w="1191"/>
+            <w:tcW w:type="dxa" w:w="1184"/>
             <w:shd w:val="clear" w:color="auto" w:fill="F7F9FB"/>
             <w:vAlign w:val="center"/>
           </w:tcPr>
@@ -4257,7 +4257,7 @@
         </w:tc>
         <w:tc>
           <w:tcPr>
-            <w:tcW w:type="dxa" w:w="1538"/>
+            <w:tcW w:type="dxa" w:w="1535"/>
             <w:shd w:val="clear" w:color="auto" w:fill="FFFFFF"/>
             <w:vAlign w:val="center"/>
           </w:tcPr>
@@ -4281,7 +4281,7 @@
         </w:tc>
         <w:tc>
           <w:tcPr>
-            <w:tcW w:type="dxa" w:w="2797"/>
+            <w:tcW w:type="dxa" w:w="2838"/>
             <w:shd w:val="clear" w:color="auto" w:fill="FFFFFF"/>
             <w:vAlign w:val="center"/>
           </w:tcPr>
@@ -4304,7 +4304,7 @@
         </w:tc>
         <w:tc>
           <w:tcPr>
-            <w:tcW w:type="dxa" w:w="2562"/>
+            <w:tcW w:type="dxa" w:w="2532"/>
             <w:shd w:val="clear" w:color="auto" w:fill="FFFFFF"/>
             <w:vAlign w:val="center"/>
           </w:tcPr>
@@ -4327,7 +4327,7 @@
         </w:tc>
         <w:tc>
           <w:tcPr>
-            <w:tcW w:type="dxa" w:w="1191"/>
+            <w:tcW w:type="dxa" w:w="1184"/>
             <w:shd w:val="clear" w:color="auto" w:fill="FFFFFF"/>
             <w:vAlign w:val="center"/>
           </w:tcPr>
@@ -4389,7 +4389,7 @@
         </w:tc>
         <w:tc>
           <w:tcPr>
-            <w:tcW w:type="dxa" w:w="1538"/>
+            <w:tcW w:type="dxa" w:w="1535"/>
             <w:shd w:val="clear" w:color="auto" w:fill="F7F9FB"/>
             <w:vAlign w:val="center"/>
           </w:tcPr>
@@ -4413,7 +4413,7 @@
         </w:tc>
         <w:tc>
           <w:tcPr>
-            <w:tcW w:type="dxa" w:w="2797"/>
+            <w:tcW w:type="dxa" w:w="2838"/>
             <w:shd w:val="clear" w:color="auto" w:fill="F7F9FB"/>
             <w:vAlign w:val="center"/>
           </w:tcPr>
@@ -4436,7 +4436,7 @@
         </w:tc>
         <w:tc>
           <w:tcPr>
-            <w:tcW w:type="dxa" w:w="2562"/>
+            <w:tcW w:type="dxa" w:w="2532"/>
             <w:shd w:val="clear" w:color="auto" w:fill="F7F9FB"/>
             <w:vAlign w:val="center"/>
           </w:tcPr>
@@ -4459,7 +4459,7 @@
         </w:tc>
         <w:tc>
           <w:tcPr>
-            <w:tcW w:type="dxa" w:w="1191"/>
+            <w:tcW w:type="dxa" w:w="1184"/>
             <w:shd w:val="clear" w:color="auto" w:fill="F7F9FB"/>
             <w:vAlign w:val="center"/>
           </w:tcPr>
@@ -4521,7 +4521,7 @@
         </w:tc>
         <w:tc>
           <w:tcPr>
-            <w:tcW w:type="dxa" w:w="1538"/>
+            <w:tcW w:type="dxa" w:w="1535"/>
             <w:shd w:val="clear" w:color="auto" w:fill="FFFFFF"/>
             <w:vAlign w:val="center"/>
           </w:tcPr>
@@ -4545,7 +4545,7 @@
         </w:tc>
         <w:tc>
           <w:tcPr>
-            <w:tcW w:type="dxa" w:w="2797"/>
+            <w:tcW w:type="dxa" w:w="2838"/>
             <w:shd w:val="clear" w:color="auto" w:fill="FFFFFF"/>
             <w:vAlign w:val="center"/>
           </w:tcPr>
@@ -4568,7 +4568,7 @@
         </w:tc>
         <w:tc>
           <w:tcPr>
-            <w:tcW w:type="dxa" w:w="2562"/>
+            <w:tcW w:type="dxa" w:w="2532"/>
             <w:shd w:val="clear" w:color="auto" w:fill="FFFFFF"/>
             <w:vAlign w:val="center"/>
           </w:tcPr>
@@ -4591,7 +4591,7 @@
         </w:tc>
         <w:tc>
           <w:tcPr>
-            <w:tcW w:type="dxa" w:w="1191"/>
+            <w:tcW w:type="dxa" w:w="1184"/>
             <w:shd w:val="clear" w:color="auto" w:fill="FFFFFF"/>
             <w:vAlign w:val="center"/>
           </w:tcPr>
@@ -4653,7 +4653,7 @@
         </w:tc>
         <w:tc>
           <w:tcPr>
-            <w:tcW w:type="dxa" w:w="1538"/>
+            <w:tcW w:type="dxa" w:w="1535"/>
             <w:shd w:val="clear" w:color="auto" w:fill="F7F9FB"/>
             <w:vAlign w:val="center"/>
           </w:tcPr>
@@ -4677,7 +4677,7 @@
         </w:tc>
         <w:tc>
           <w:tcPr>
-            <w:tcW w:type="dxa" w:w="2797"/>
+            <w:tcW w:type="dxa" w:w="2838"/>
             <w:shd w:val="clear" w:color="auto" w:fill="F7F9FB"/>
             <w:vAlign w:val="center"/>
           </w:tcPr>
@@ -4700,7 +4700,7 @@
         </w:tc>
         <w:tc>
           <w:tcPr>
-            <w:tcW w:type="dxa" w:w="2562"/>
+            <w:tcW w:type="dxa" w:w="2532"/>
             <w:shd w:val="clear" w:color="auto" w:fill="F7F9FB"/>
             <w:vAlign w:val="center"/>
           </w:tcPr>
@@ -4723,7 +4723,7 @@
         </w:tc>
         <w:tc>
           <w:tcPr>
-            <w:tcW w:type="dxa" w:w="1191"/>
+            <w:tcW w:type="dxa" w:w="1184"/>
             <w:shd w:val="clear" w:color="auto" w:fill="F7F9FB"/>
             <w:vAlign w:val="center"/>
           </w:tcPr>
@@ -4785,7 +4785,7 @@
         </w:tc>
         <w:tc>
           <w:tcPr>
-            <w:tcW w:type="dxa" w:w="1538"/>
+            <w:tcW w:type="dxa" w:w="1535"/>
             <w:shd w:val="clear" w:color="auto" w:fill="FFFFFF"/>
             <w:vAlign w:val="center"/>
           </w:tcPr>
@@ -4809,7 +4809,7 @@
         </w:tc>
         <w:tc>
           <w:tcPr>
-            <w:tcW w:type="dxa" w:w="2797"/>
+            <w:tcW w:type="dxa" w:w="2838"/>
             <w:shd w:val="clear" w:color="auto" w:fill="FFFFFF"/>
             <w:vAlign w:val="center"/>
           </w:tcPr>
@@ -4832,7 +4832,7 @@
         </w:tc>
         <w:tc>
           <w:tcPr>
-            <w:tcW w:type="dxa" w:w="2562"/>
+            <w:tcW w:type="dxa" w:w="2532"/>
             <w:shd w:val="clear" w:color="auto" w:fill="FFFFFF"/>
             <w:vAlign w:val="center"/>
           </w:tcPr>
@@ -4855,7 +4855,7 @@
         </w:tc>
         <w:tc>
           <w:tcPr>
-            <w:tcW w:type="dxa" w:w="1191"/>
+            <w:tcW w:type="dxa" w:w="1184"/>
             <w:shd w:val="clear" w:color="auto" w:fill="FFFFFF"/>
             <w:vAlign w:val="center"/>
           </w:tcPr>
@@ -4917,7 +4917,7 @@
         </w:tc>
         <w:tc>
           <w:tcPr>
-            <w:tcW w:type="dxa" w:w="1538"/>
+            <w:tcW w:type="dxa" w:w="1535"/>
             <w:shd w:val="clear" w:color="auto" w:fill="F7F9FB"/>
             <w:vAlign w:val="center"/>
           </w:tcPr>
@@ -4941,7 +4941,7 @@
         </w:tc>
         <w:tc>
           <w:tcPr>
-            <w:tcW w:type="dxa" w:w="2797"/>
+            <w:tcW w:type="dxa" w:w="2838"/>
             <w:shd w:val="clear" w:color="auto" w:fill="F7F9FB"/>
             <w:vAlign w:val="center"/>
           </w:tcPr>
@@ -4964,7 +4964,7 @@
         </w:tc>
         <w:tc>
           <w:tcPr>
-            <w:tcW w:type="dxa" w:w="2562"/>
+            <w:tcW w:type="dxa" w:w="2532"/>
             <w:shd w:val="clear" w:color="auto" w:fill="F7F9FB"/>
             <w:vAlign w:val="center"/>
           </w:tcPr>
@@ -4987,7 +4987,7 @@
         </w:tc>
         <w:tc>
           <w:tcPr>
-            <w:tcW w:type="dxa" w:w="1191"/>
+            <w:tcW w:type="dxa" w:w="1184"/>
             <w:shd w:val="clear" w:color="auto" w:fill="F7F9FB"/>
             <w:vAlign w:val="center"/>
           </w:tcPr>
@@ -5049,7 +5049,7 @@
         </w:tc>
         <w:tc>
           <w:tcPr>
-            <w:tcW w:type="dxa" w:w="1538"/>
+            <w:tcW w:type="dxa" w:w="1535"/>
             <w:shd w:val="clear" w:color="auto" w:fill="FFFFFF"/>
             <w:vAlign w:val="center"/>
           </w:tcPr>
@@ -5073,7 +5073,7 @@
         </w:tc>
         <w:tc>
           <w:tcPr>
-            <w:tcW w:type="dxa" w:w="2797"/>
+            <w:tcW w:type="dxa" w:w="2838"/>
             <w:shd w:val="clear" w:color="auto" w:fill="FFFFFF"/>
             <w:vAlign w:val="center"/>
           </w:tcPr>
@@ -5096,7 +5096,7 @@
         </w:tc>
         <w:tc>
           <w:tcPr>
-            <w:tcW w:type="dxa" w:w="2562"/>
+            <w:tcW w:type="dxa" w:w="2532"/>
             <w:shd w:val="clear" w:color="auto" w:fill="FFFFFF"/>
             <w:vAlign w:val="center"/>
           </w:tcPr>
@@ -5119,7 +5119,7 @@
         </w:tc>
         <w:tc>
           <w:tcPr>
-            <w:tcW w:type="dxa" w:w="1191"/>
+            <w:tcW w:type="dxa" w:w="1184"/>
             <w:shd w:val="clear" w:color="auto" w:fill="FFFFFF"/>
             <w:vAlign w:val="center"/>
           </w:tcPr>
@@ -5181,7 +5181,7 @@
         </w:tc>
         <w:tc>
           <w:tcPr>
-            <w:tcW w:type="dxa" w:w="1538"/>
+            <w:tcW w:type="dxa" w:w="1535"/>
             <w:shd w:val="clear" w:color="auto" w:fill="F7F9FB"/>
             <w:vAlign w:val="center"/>
           </w:tcPr>
@@ -5205,7 +5205,7 @@
         </w:tc>
         <w:tc>
           <w:tcPr>
-            <w:tcW w:type="dxa" w:w="2797"/>
+            <w:tcW w:type="dxa" w:w="2838"/>
             <w:shd w:val="clear" w:color="auto" w:fill="F7F9FB"/>
             <w:vAlign w:val="center"/>
           </w:tcPr>
@@ -5228,7 +5228,7 @@
         </w:tc>
         <w:tc>
           <w:tcPr>
-            <w:tcW w:type="dxa" w:w="2562"/>
+            <w:tcW w:type="dxa" w:w="2532"/>
             <w:shd w:val="clear" w:color="auto" w:fill="F7F9FB"/>
             <w:vAlign w:val="center"/>
           </w:tcPr>
@@ -5251,7 +5251,7 @@
         </w:tc>
         <w:tc>
           <w:tcPr>
-            <w:tcW w:type="dxa" w:w="1191"/>
+            <w:tcW w:type="dxa" w:w="1184"/>
             <w:shd w:val="clear" w:color="auto" w:fill="F7F9FB"/>
             <w:vAlign w:val="center"/>
           </w:tcPr>
@@ -5313,7 +5313,7 @@
         </w:tc>
         <w:tc>
           <w:tcPr>
-            <w:tcW w:type="dxa" w:w="1538"/>
+            <w:tcW w:type="dxa" w:w="1535"/>
             <w:shd w:val="clear" w:color="auto" w:fill="FFFFFF"/>
             <w:vAlign w:val="center"/>
           </w:tcPr>
@@ -5337,7 +5337,7 @@
         </w:tc>
         <w:tc>
           <w:tcPr>
-            <w:tcW w:type="dxa" w:w="2797"/>
+            <w:tcW w:type="dxa" w:w="2838"/>
             <w:shd w:val="clear" w:color="auto" w:fill="FFFFFF"/>
             <w:vAlign w:val="center"/>
           </w:tcPr>
@@ -5360,7 +5360,7 @@
         </w:tc>
         <w:tc>
           <w:tcPr>
-            <w:tcW w:type="dxa" w:w="2562"/>
+            <w:tcW w:type="dxa" w:w="2532"/>
             <w:shd w:val="clear" w:color="auto" w:fill="FFFFFF"/>
             <w:vAlign w:val="center"/>
           </w:tcPr>
@@ -5383,7 +5383,7 @@
         </w:tc>
         <w:tc>
           <w:tcPr>
-            <w:tcW w:type="dxa" w:w="1191"/>
+            <w:tcW w:type="dxa" w:w="1184"/>
             <w:shd w:val="clear" w:color="auto" w:fill="FFFFFF"/>
             <w:vAlign w:val="center"/>
           </w:tcPr>
@@ -5445,7 +5445,7 @@
         </w:tc>
         <w:tc>
           <w:tcPr>
-            <w:tcW w:type="dxa" w:w="1538"/>
+            <w:tcW w:type="dxa" w:w="1535"/>
             <w:shd w:val="clear" w:color="auto" w:fill="F7F9FB"/>
             <w:vAlign w:val="center"/>
           </w:tcPr>
@@ -5469,7 +5469,7 @@
         </w:tc>
         <w:tc>
           <w:tcPr>
-            <w:tcW w:type="dxa" w:w="2797"/>
+            <w:tcW w:type="dxa" w:w="2838"/>
             <w:shd w:val="clear" w:color="auto" w:fill="F7F9FB"/>
             <w:vAlign w:val="center"/>
           </w:tcPr>
@@ -5492,7 +5492,7 @@
         </w:tc>
         <w:tc>
           <w:tcPr>
-            <w:tcW w:type="dxa" w:w="2562"/>
+            <w:tcW w:type="dxa" w:w="2532"/>
             <w:shd w:val="clear" w:color="auto" w:fill="F7F9FB"/>
             <w:vAlign w:val="center"/>
           </w:tcPr>
@@ -5515,7 +5515,7 @@
         </w:tc>
         <w:tc>
           <w:tcPr>
-            <w:tcW w:type="dxa" w:w="1191"/>
+            <w:tcW w:type="dxa" w:w="1184"/>
             <w:shd w:val="clear" w:color="auto" w:fill="F7F9FB"/>
             <w:vAlign w:val="center"/>
           </w:tcPr>
@@ -5577,7 +5577,7 @@
         </w:tc>
         <w:tc>
           <w:tcPr>
-            <w:tcW w:type="dxa" w:w="1538"/>
+            <w:tcW w:type="dxa" w:w="1535"/>
             <w:shd w:val="clear" w:color="auto" w:fill="FFFFFF"/>
             <w:vAlign w:val="center"/>
           </w:tcPr>
@@ -5601,7 +5601,7 @@
         </w:tc>
         <w:tc>
           <w:tcPr>
-            <w:tcW w:type="dxa" w:w="2797"/>
+            <w:tcW w:type="dxa" w:w="2838"/>
             <w:shd w:val="clear" w:color="auto" w:fill="FFFFFF"/>
             <w:vAlign w:val="center"/>
           </w:tcPr>
@@ -5624,7 +5624,7 @@
         </w:tc>
         <w:tc>
           <w:tcPr>
-            <w:tcW w:type="dxa" w:w="2562"/>
+            <w:tcW w:type="dxa" w:w="2532"/>
             <w:shd w:val="clear" w:color="auto" w:fill="FFFFFF"/>
             <w:vAlign w:val="center"/>
           </w:tcPr>
@@ -5647,7 +5647,7 @@
         </w:tc>
         <w:tc>
           <w:tcPr>
-            <w:tcW w:type="dxa" w:w="1191"/>
+            <w:tcW w:type="dxa" w:w="1184"/>
             <w:shd w:val="clear" w:color="auto" w:fill="FFFFFF"/>
             <w:vAlign w:val="center"/>
           </w:tcPr>
@@ -5699,7 +5699,7 @@
         </w:tc>
         <w:tc>
           <w:tcPr>
-            <w:tcW w:type="dxa" w:w="1538"/>
+            <w:tcW w:type="dxa" w:w="1535"/>
             <w:shd w:val="clear" w:color="auto" w:fill="F7F9FB"/>
             <w:vAlign w:val="center"/>
           </w:tcPr>
@@ -5723,7 +5723,7 @@
         </w:tc>
         <w:tc>
           <w:tcPr>
-            <w:tcW w:type="dxa" w:w="2797"/>
+            <w:tcW w:type="dxa" w:w="2838"/>
             <w:shd w:val="clear" w:color="auto" w:fill="F7F9FB"/>
             <w:vAlign w:val="center"/>
           </w:tcPr>
@@ -5746,7 +5746,7 @@
         </w:tc>
         <w:tc>
           <w:tcPr>
-            <w:tcW w:type="dxa" w:w="2562"/>
+            <w:tcW w:type="dxa" w:w="2532"/>
             <w:shd w:val="clear" w:color="auto" w:fill="F7F9FB"/>
             <w:vAlign w:val="center"/>
           </w:tcPr>
@@ -5769,7 +5769,7 @@
         </w:tc>
         <w:tc>
           <w:tcPr>
-            <w:tcW w:type="dxa" w:w="1191"/>
+            <w:tcW w:type="dxa" w:w="1184"/>
             <w:shd w:val="clear" w:color="auto" w:fill="F7F9FB"/>
             <w:vAlign w:val="center"/>
           </w:tcPr>
@@ -5831,7 +5831,7 @@
         </w:tc>
         <w:tc>
           <w:tcPr>
-            <w:tcW w:type="dxa" w:w="1538"/>
+            <w:tcW w:type="dxa" w:w="1535"/>
             <w:shd w:val="clear" w:color="auto" w:fill="FFFFFF"/>
             <w:vAlign w:val="center"/>
           </w:tcPr>
@@ -5855,7 +5855,7 @@
         </w:tc>
         <w:tc>
           <w:tcPr>
-            <w:tcW w:type="dxa" w:w="2797"/>
+            <w:tcW w:type="dxa" w:w="2838"/>
             <w:shd w:val="clear" w:color="auto" w:fill="FFFFFF"/>
             <w:vAlign w:val="center"/>
           </w:tcPr>
@@ -5878,7 +5878,7 @@
         </w:tc>
         <w:tc>
           <w:tcPr>
-            <w:tcW w:type="dxa" w:w="2562"/>
+            <w:tcW w:type="dxa" w:w="2532"/>
             <w:shd w:val="clear" w:color="auto" w:fill="FFFFFF"/>
             <w:vAlign w:val="center"/>
           </w:tcPr>
@@ -5901,7 +5901,7 @@
         </w:tc>
         <w:tc>
           <w:tcPr>
-            <w:tcW w:type="dxa" w:w="1191"/>
+            <w:tcW w:type="dxa" w:w="1184"/>
             <w:shd w:val="clear" w:color="auto" w:fill="FFFFFF"/>
             <w:vAlign w:val="center"/>
           </w:tcPr>
@@ -5963,7 +5963,7 @@
         </w:tc>
         <w:tc>
           <w:tcPr>
-            <w:tcW w:type="dxa" w:w="1538"/>
+            <w:tcW w:type="dxa" w:w="1535"/>
             <w:shd w:val="clear" w:color="auto" w:fill="F7F9FB"/>
             <w:vAlign w:val="center"/>
           </w:tcPr>
@@ -5987,7 +5987,7 @@
         </w:tc>
         <w:tc>
           <w:tcPr>
-            <w:tcW w:type="dxa" w:w="2797"/>
+            <w:tcW w:type="dxa" w:w="2838"/>
             <w:shd w:val="clear" w:color="auto" w:fill="F7F9FB"/>
             <w:vAlign w:val="center"/>
           </w:tcPr>
@@ -6010,7 +6010,7 @@
         </w:tc>
         <w:tc>
           <w:tcPr>
-            <w:tcW w:type="dxa" w:w="2562"/>
+            <w:tcW w:type="dxa" w:w="2532"/>
             <w:shd w:val="clear" w:color="auto" w:fill="F7F9FB"/>
             <w:vAlign w:val="center"/>
           </w:tcPr>
@@ -6033,7 +6033,7 @@
         </w:tc>
         <w:tc>
           <w:tcPr>
-            <w:tcW w:type="dxa" w:w="1191"/>
+            <w:tcW w:type="dxa" w:w="1184"/>
             <w:shd w:val="clear" w:color="auto" w:fill="F7F9FB"/>
             <w:vAlign w:val="center"/>
           </w:tcPr>
@@ -6095,7 +6095,7 @@
         </w:tc>
         <w:tc>
           <w:tcPr>
-            <w:tcW w:type="dxa" w:w="1538"/>
+            <w:tcW w:type="dxa" w:w="1535"/>
             <w:shd w:val="clear" w:color="auto" w:fill="FFFFFF"/>
             <w:vAlign w:val="center"/>
           </w:tcPr>
@@ -6119,7 +6119,7 @@
         </w:tc>
         <w:tc>
           <w:tcPr>
-            <w:tcW w:type="dxa" w:w="2797"/>
+            <w:tcW w:type="dxa" w:w="2838"/>
             <w:shd w:val="clear" w:color="auto" w:fill="FFFFFF"/>
             <w:vAlign w:val="center"/>
           </w:tcPr>
@@ -6142,7 +6142,7 @@
         </w:tc>
         <w:tc>
           <w:tcPr>
-            <w:tcW w:type="dxa" w:w="2562"/>
+            <w:tcW w:type="dxa" w:w="2532"/>
             <w:shd w:val="clear" w:color="auto" w:fill="FFFFFF"/>
             <w:vAlign w:val="center"/>
           </w:tcPr>
@@ -6185,7 +6185,7 @@
         </w:tc>
         <w:tc>
           <w:tcPr>
-            <w:tcW w:type="dxa" w:w="1191"/>
+            <w:tcW w:type="dxa" w:w="1184"/>
             <w:shd w:val="clear" w:color="auto" w:fill="FFFFFF"/>
             <w:vAlign w:val="center"/>
           </w:tcPr>
@@ -6247,7 +6247,7 @@
         </w:tc>
         <w:tc>
           <w:tcPr>
-            <w:tcW w:type="dxa" w:w="1538"/>
+            <w:tcW w:type="dxa" w:w="1535"/>
             <w:shd w:val="clear" w:color="auto" w:fill="F7F9FB"/>
             <w:vAlign w:val="center"/>
           </w:tcPr>
@@ -6271,7 +6271,7 @@
         </w:tc>
         <w:tc>
           <w:tcPr>
-            <w:tcW w:type="dxa" w:w="2797"/>
+            <w:tcW w:type="dxa" w:w="2838"/>
             <w:shd w:val="clear" w:color="auto" w:fill="F7F9FB"/>
             <w:vAlign w:val="center"/>
           </w:tcPr>
@@ -6294,7 +6294,7 @@
         </w:tc>
         <w:tc>
           <w:tcPr>
-            <w:tcW w:type="dxa" w:w="2562"/>
+            <w:tcW w:type="dxa" w:w="2532"/>
             <w:shd w:val="clear" w:color="auto" w:fill="F7F9FB"/>
             <w:vAlign w:val="center"/>
           </w:tcPr>
@@ -6317,7 +6317,7 @@
         </w:tc>
         <w:tc>
           <w:tcPr>
-            <w:tcW w:type="dxa" w:w="1191"/>
+            <w:tcW w:type="dxa" w:w="1184"/>
             <w:shd w:val="clear" w:color="auto" w:fill="F7F9FB"/>
             <w:vAlign w:val="center"/>
           </w:tcPr>
@@ -6379,7 +6379,7 @@
         </w:tc>
         <w:tc>
           <w:tcPr>
-            <w:tcW w:type="dxa" w:w="1538"/>
+            <w:tcW w:type="dxa" w:w="1535"/>
             <w:shd w:val="clear" w:color="auto" w:fill="FFFFFF"/>
             <w:vAlign w:val="center"/>
           </w:tcPr>
@@ -6403,7 +6403,7 @@
         </w:tc>
         <w:tc>
           <w:tcPr>
-            <w:tcW w:type="dxa" w:w="2797"/>
+            <w:tcW w:type="dxa" w:w="2838"/>
             <w:shd w:val="clear" w:color="auto" w:fill="FFFFFF"/>
             <w:vAlign w:val="center"/>
           </w:tcPr>
@@ -6426,7 +6426,7 @@
         </w:tc>
         <w:tc>
           <w:tcPr>
-            <w:tcW w:type="dxa" w:w="2562"/>
+            <w:tcW w:type="dxa" w:w="2532"/>
             <w:shd w:val="clear" w:color="auto" w:fill="FFFFFF"/>
             <w:vAlign w:val="center"/>
           </w:tcPr>
@@ -6449,7 +6449,7 @@
         </w:tc>
         <w:tc>
           <w:tcPr>
-            <w:tcW w:type="dxa" w:w="1191"/>
+            <w:tcW w:type="dxa" w:w="1184"/>
             <w:shd w:val="clear" w:color="auto" w:fill="FFFFFF"/>
             <w:vAlign w:val="center"/>
           </w:tcPr>
@@ -6531,7 +6531,7 @@
         </w:tc>
         <w:tc>
           <w:tcPr>
-            <w:tcW w:type="dxa" w:w="1538"/>
+            <w:tcW w:type="dxa" w:w="1535"/>
             <w:shd w:val="clear" w:color="auto" w:fill="F7F9FB"/>
             <w:vAlign w:val="center"/>
           </w:tcPr>
@@ -6555,7 +6555,7 @@
         </w:tc>
         <w:tc>
           <w:tcPr>
-            <w:tcW w:type="dxa" w:w="2797"/>
+            <w:tcW w:type="dxa" w:w="2838"/>
             <w:shd w:val="clear" w:color="auto" w:fill="F7F9FB"/>
             <w:vAlign w:val="center"/>
           </w:tcPr>
@@ -6578,7 +6578,7 @@
         </w:tc>
         <w:tc>
           <w:tcPr>
-            <w:tcW w:type="dxa" w:w="2562"/>
+            <w:tcW w:type="dxa" w:w="2532"/>
             <w:shd w:val="clear" w:color="auto" w:fill="F7F9FB"/>
             <w:vAlign w:val="center"/>
           </w:tcPr>
@@ -6601,7 +6601,7 @@
         </w:tc>
         <w:tc>
           <w:tcPr>
-            <w:tcW w:type="dxa" w:w="1191"/>
+            <w:tcW w:type="dxa" w:w="1184"/>
             <w:shd w:val="clear" w:color="auto" w:fill="F7F9FB"/>
             <w:vAlign w:val="center"/>
           </w:tcPr>
@@ -6685,6 +6685,158 @@
           </w:tcPr>
           <w:p>
             <w:pPr>
+              <w:keepNext/>
+              <w:spacing w:after="0"/>
+              <w:jc w:val="center"/>
+            </w:pPr>
+            <w:r>
+              <w:rPr>
+                <w:rFonts w:ascii="Calibri" w:hAnsi="Calibri"/>
+                <w:b/>
+                <w:i w:val="0"/>
+                <w:color w:val="222222"/>
+                <w:sz w:val="20"/>
+              </w:rPr>
+              <w:t>49</w:t>
+            </w:r>
+          </w:p>
+        </w:tc>
+        <w:tc>
+          <w:tcPr>
+            <w:tcW w:type="dxa" w:w="1535"/>
+            <w:shd w:val="clear" w:color="auto" w:fill="FFFFFF"/>
+            <w:vAlign w:val="center"/>
+          </w:tcPr>
+          <w:p>
+            <w:pPr>
+              <w:keepNext/>
+              <w:spacing w:after="0"/>
+              <w:jc w:val="center"/>
+            </w:pPr>
+            <w:r>
+              <w:rPr>
+                <w:rFonts w:ascii="Calibri" w:hAnsi="Calibri"/>
+                <w:b w:val="0"/>
+                <w:i w:val="0"/>
+                <w:color w:val="222222"/>
+                <w:sz w:val="20"/>
+              </w:rPr>
+              <w:t>2026-10-28</w:t>
+            </w:r>
+          </w:p>
+        </w:tc>
+        <w:tc>
+          <w:tcPr>
+            <w:tcW w:type="dxa" w:w="2838"/>
+            <w:shd w:val="clear" w:color="auto" w:fill="FFFFFF"/>
+            <w:vAlign w:val="center"/>
+          </w:tcPr>
+          <w:p>
+            <w:pPr>
+              <w:keepNext/>
+              <w:spacing w:after="0"/>
+            </w:pPr>
+            <w:r>
+              <w:rPr>
+                <w:rFonts w:ascii="Calibri" w:hAnsi="Calibri"/>
+                <w:b w:val="0"/>
+                <w:i w:val="0"/>
+                <w:color w:val="222222"/>
+                <w:sz w:val="20"/>
+              </w:rPr>
+              <w:t>Settling or steady noise in the human iPSC split-half spread (D35)</w:t>
+            </w:r>
+          </w:p>
+        </w:tc>
+        <w:tc>
+          <w:tcPr>
+            <w:tcW w:type="dxa" w:w="2532"/>
+            <w:shd w:val="clear" w:color="auto" w:fill="FFFFFF"/>
+            <w:vAlign w:val="center"/>
+          </w:tcPr>
+          <w:p>
+            <w:pPr>
+              <w:keepNext/>
+              <w:spacing w:after="0"/>
+            </w:pPr>
+            <w:r>
+              <w:rPr>
+                <w:rFonts w:ascii="Calibri" w:hAnsi="Calibri"/>
+                <w:b w:val="0"/>
+                <w:i w:val="0"/>
+                <w:color w:val="222222"/>
+                <w:sz w:val="20"/>
+              </w:rPr>
+              <w:t>3 of 3 registered predictions pass; the registered linearity check fails for human wells; the human spread is mostly uneven settling, and five more minutes would not remove it</w:t>
+            </w:r>
+          </w:p>
+        </w:tc>
+        <w:tc>
+          <w:tcPr>
+            <w:tcW w:type="dxa" w:w="1184"/>
+            <w:shd w:val="clear" w:color="auto" w:fill="FFFFFF"/>
+            <w:vAlign w:val="center"/>
+          </w:tcPr>
+          <w:p>
+            <w:pPr>
+              <w:keepNext/>
+              <w:spacing w:after="0"/>
+            </w:pPr>
+            <w:r>
+              <w:rPr>
+                <w:rFonts w:ascii="Consolas" w:hAnsi="Consolas"/>
+                <w:b w:val="0"/>
+                <w:i w:val="0"/>
+                <w:color w:val="222222"/>
+                <w:sz w:val="18"/>
+              </w:rPr>
+              <w:t>e743c4c</w:t>
+            </w:r>
+            <w:r>
+              <w:rPr>
+                <w:rFonts w:ascii="Calibri" w:hAnsi="Calibri"/>
+                <w:b w:val="0"/>
+                <w:i w:val="0"/>
+                <w:color w:val="222222"/>
+                <w:sz w:val="20"/>
+              </w:rPr>
+              <w:t xml:space="preserve">, </w:t>
+            </w:r>
+            <w:r>
+              <w:rPr>
+                <w:rFonts w:ascii="Consolas" w:hAnsi="Consolas"/>
+                <w:b w:val="0"/>
+                <w:i w:val="0"/>
+                <w:color w:val="222222"/>
+                <w:sz w:val="18"/>
+              </w:rPr>
+              <w:t>bc6a56b</w:t>
+            </w:r>
+            <w:r>
+              <w:rPr>
+                <w:rFonts w:ascii="Calibri" w:hAnsi="Calibri"/>
+                <w:b w:val="0"/>
+                <w:i w:val="0"/>
+                <w:color w:val="222222"/>
+                <w:sz w:val="20"/>
+              </w:rPr>
+              <w:t xml:space="preserve"> … this branch</w:t>
+            </w:r>
+          </w:p>
+        </w:tc>
+      </w:tr>
+      <w:tr>
+        <w:trPr>
+          <w:cantSplit/>
+        </w:trPr>
+        <w:tc>
+          <w:tcPr>
+            <w:tcW w:type="dxa" w:w="407"/>
+            <w:shd w:val="clear" w:color="auto" w:fill="F7F9FB"/>
+            <w:vAlign w:val="center"/>
+          </w:tcPr>
+          <w:p>
+            <w:pPr>
               <w:keepNext w:val="0"/>
               <w:spacing w:after="0"/>
               <w:jc w:val="center"/>
@@ -6697,14 +6849,14 @@
                 <w:color w:val="222222"/>
                 <w:sz w:val="20"/>
               </w:rPr>
-              <w:t>49</w:t>
-            </w:r>
-          </w:p>
-        </w:tc>
-        <w:tc>
-          <w:tcPr>
-            <w:tcW w:type="dxa" w:w="1538"/>
-            <w:shd w:val="clear" w:color="auto" w:fill="FFFFFF"/>
+              <w:t>51</w:t>
+            </w:r>
+          </w:p>
+        </w:tc>
+        <w:tc>
+          <w:tcPr>
+            <w:tcW w:type="dxa" w:w="1535"/>
+            <w:shd w:val="clear" w:color="auto" w:fill="F7F9FB"/>
             <w:vAlign w:val="center"/>
           </w:tcPr>
           <w:p>
@@ -6727,8 +6879,8 @@
         </w:tc>
         <w:tc>
           <w:tcPr>
-            <w:tcW w:type="dxa" w:w="2797"/>
-            <w:shd w:val="clear" w:color="auto" w:fill="FFFFFF"/>
+            <w:tcW w:type="dxa" w:w="2838"/>
+            <w:shd w:val="clear" w:color="auto" w:fill="F7F9FB"/>
             <w:vAlign w:val="center"/>
           </w:tcPr>
           <w:p>
@@ -6744,14 +6896,14 @@
                 <w:color w:val="222222"/>
                 <w:sz w:val="20"/>
               </w:rPr>
-              <w:t>Settling or steady noise in the human iPSC split-half spread (D35)</w:t>
-            </w:r>
-          </w:p>
-        </w:tc>
-        <w:tc>
-          <w:tcPr>
-            <w:tcW w:type="dxa" w:w="2562"/>
-            <w:shd w:val="clear" w:color="auto" w:fill="FFFFFF"/>
+              <w:t>Named definition sets: the asset's spike-time features under ours and the Kapucu 2022 depositors' stated definitions, in a sidecar table, with a translation table (D37)</w:t>
+            </w:r>
+          </w:p>
+        </w:tc>
+        <w:tc>
+          <w:tcPr>
+            <w:tcW w:type="dxa" w:w="2532"/>
+            <w:shd w:val="clear" w:color="auto" w:fill="F7F9FB"/>
             <w:vAlign w:val="center"/>
           </w:tcPr>
           <w:p>
@@ -6767,14 +6919,14 @@
                 <w:color w:val="222222"/>
                 <w:sz w:val="20"/>
               </w:rPr>
-              <w:t>3 of 3 registered predictions pass; the registered linearity check fails for human wells; the human spread is mostly uneven settling, and five more minutes would not remove it</w:t>
-            </w:r>
-          </w:p>
-        </w:tc>
-        <w:tc>
-          <w:tcPr>
-            <w:tcW w:type="dxa" w:w="1191"/>
-            <w:shd w:val="clear" w:color="auto" w:fill="FFFFFF"/>
+              <w:t>none to earlier results (asset and metrics byte-identical); three features carry over as the same number, three by a plate-dependent factor, burst rate not at all</w:t>
+            </w:r>
+          </w:p>
+        </w:tc>
+        <w:tc>
+          <w:tcPr>
+            <w:tcW w:type="dxa" w:w="1184"/>
+            <w:shd w:val="clear" w:color="auto" w:fill="F7F9FB"/>
             <w:vAlign w:val="center"/>
           </w:tcPr>
           <w:p>
@@ -6784,43 +6936,13 @@
             </w:pPr>
             <w:r>
               <w:rPr>
-                <w:rFonts w:ascii="Consolas" w:hAnsi="Consolas"/>
-                <w:b w:val="0"/>
-                <w:i w:val="0"/>
-                <w:color w:val="222222"/>
-                <w:sz w:val="18"/>
-              </w:rPr>
-              <w:t>e743c4c</w:t>
-            </w:r>
-            <w:r>
-              <w:rPr>
-                <w:rFonts w:ascii="Calibri" w:hAnsi="Calibri"/>
-                <w:b w:val="0"/>
-                <w:i w:val="0"/>
-                <w:color w:val="222222"/>
-                <w:sz w:val="20"/>
-              </w:rPr>
-              <w:t xml:space="preserve">, </w:t>
-            </w:r>
-            <w:r>
-              <w:rPr>
-                <w:rFonts w:ascii="Consolas" w:hAnsi="Consolas"/>
-                <w:b w:val="0"/>
-                <w:i w:val="0"/>
-                <w:color w:val="222222"/>
-                <w:sz w:val="18"/>
-              </w:rPr>
-              <w:t>bc6a56b</w:t>
-            </w:r>
-            <w:r>
-              <w:rPr>
-                <w:rFonts w:ascii="Calibri" w:hAnsi="Calibri"/>
-                <w:b w:val="0"/>
-                <w:i w:val="0"/>
-                <w:color w:val="222222"/>
-                <w:sz w:val="20"/>
-              </w:rPr>
-              <w:t xml:space="preserve"> … this branch</w:t>
+                <w:rFonts w:ascii="Calibri" w:hAnsi="Calibri"/>
+                <w:b w:val="0"/>
+                <w:i w:val="0"/>
+                <w:color w:val="222222"/>
+                <w:sz w:val="20"/>
+              </w:rPr>
+              <w:t>this branch</w:t>
             </w:r>
           </w:p>
         </w:tc>
@@ -20930,6 +21052,840 @@
           <w:sz w:val="19"/>
         </w:rPr>
         <w:t>tests/test_hpsc_settling.py</w:t>
+      </w:r>
+      <w:r>
+        <w:rPr>
+          <w:rFonts w:ascii="Calibri" w:hAnsi="Calibri"/>
+          <w:b w:val="0"/>
+          <w:i w:val="0"/>
+          <w:color w:val="222222"/>
+          <w:sz w:val="21"/>
+        </w:rPr>
+        <w:t>.</w:t>
+      </w:r>
+    </w:p>
+    <w:p>
+      <w:pPr>
+        <w:keepNext/>
+        <w:spacing w:before="240" w:after="60"/>
+      </w:pPr>
+      <w:r>
+        <w:rPr>
+          <w:rFonts w:ascii="Calibri" w:hAnsi="Calibri"/>
+          <w:b/>
+          <w:i w:val="0"/>
+          <w:color w:val="1F4E79"/>
+          <w:sz w:val="23"/>
+        </w:rPr>
+        <w:t>51. Our features under another laboratory's definitions, and where they translate</w:t>
+      </w:r>
+    </w:p>
+    <w:p>
+      <w:pPr>
+        <w:spacing w:after="120"/>
+      </w:pPr>
+      <w:r>
+        <w:rPr>
+          <w:rFonts w:ascii="Calibri" w:hAnsi="Calibri"/>
+          <w:b/>
+          <w:i w:val="0"/>
+          <w:color w:val="156082"/>
+          <w:sz w:val="21"/>
+        </w:rPr>
+        <w:t>Slide message:</w:t>
+      </w:r>
+      <w:r>
+        <w:rPr>
+          <w:rFonts w:ascii="Calibri" w:hAnsi="Calibri"/>
+          <w:b w:val="0"/>
+          <w:i w:val="0"/>
+          <w:color w:val="222222"/>
+          <w:sz w:val="21"/>
+        </w:rPr>
+        <w:t xml:space="preserve"> </w:t>
+      </w:r>
+      <w:r>
+        <w:rPr>
+          <w:rFonts w:ascii="Calibri" w:hAnsi="Calibri"/>
+          <w:b w:val="0"/>
+          <w:i/>
+          <w:color w:val="222222"/>
+          <w:sz w:val="21"/>
+        </w:rPr>
+        <w:t>Every spike-time record in the asset now also carries its features under the Kapucu 2022 depositors' stated definitions, from the same extractor; on their plates, three of seven features are the same number under both, three differ by a factor that depends on the culture (firing rate 1.1017 rat, 1.3902 human), and burst rate cannot be converted.</w:t>
+      </w:r>
+    </w:p>
+    <w:p>
+      <w:pPr>
+        <w:spacing w:after="120"/>
+        <w:ind w:left="432" w:hanging="259"/>
+      </w:pPr>
+      <w:r>
+        <w:rPr>
+          <w:rFonts w:ascii="Calibri" w:hAnsi="Calibri"/>
+          <w:b w:val="0"/>
+          <w:i w:val="0"/>
+          <w:color w:val="222222"/>
+          <w:sz w:val="21"/>
+        </w:rPr>
+        <w:t>•</w:t>
+        <w:tab/>
+      </w:r>
+      <w:r>
+        <w:rPr>
+          <w:rFonts w:ascii="Calibri" w:hAnsi="Calibri"/>
+          <w:b/>
+          <w:i w:val="0"/>
+          <w:color w:val="156082"/>
+          <w:sz w:val="21"/>
+        </w:rPr>
+        <w:t>What changed.</w:t>
+      </w:r>
+      <w:r>
+        <w:rPr>
+          <w:rFonts w:ascii="Calibri" w:hAnsi="Calibri"/>
+          <w:b w:val="0"/>
+          <w:i w:val="0"/>
+          <w:color w:val="222222"/>
+          <w:sz w:val="21"/>
+        </w:rPr>
+        <w:t xml:space="preserve"> A registry of named definition sets, </w:t>
+      </w:r>
+      <w:r>
+        <w:rPr>
+          <w:rFonts w:ascii="Consolas" w:hAnsi="Consolas"/>
+          <w:b w:val="0"/>
+          <w:i w:val="0"/>
+          <w:color w:val="222222"/>
+          <w:sz w:val="19"/>
+        </w:rPr>
+        <w:t>src/neuromps/features/definitions.py</w:t>
+      </w:r>
+      <w:r>
+        <w:rPr>
+          <w:rFonts w:ascii="Calibri" w:hAnsi="Calibri"/>
+          <w:b w:val="0"/>
+          <w:i w:val="0"/>
+          <w:color w:val="222222"/>
+          <w:sz w:val="21"/>
+        </w:rPr>
+        <w:t xml:space="preserve">: </w:t>
+      </w:r>
+      <w:r>
+        <w:rPr>
+          <w:rFonts w:ascii="Consolas" w:hAnsi="Consolas"/>
+          <w:b w:val="0"/>
+          <w:i w:val="0"/>
+          <w:color w:val="222222"/>
+          <w:sz w:val="19"/>
+        </w:rPr>
+        <w:t>neuromps</w:t>
+      </w:r>
+      <w:r>
+        <w:rPr>
+          <w:rFonts w:ascii="Calibri" w:hAnsi="Calibri"/>
+          <w:b w:val="0"/>
+          <w:i w:val="0"/>
+          <w:color w:val="222222"/>
+          <w:sz w:val="21"/>
+        </w:rPr>
+        <w:t xml:space="preserve"> (reference, the defaults the asset and the twin use), </w:t>
+      </w:r>
+      <w:r>
+        <w:rPr>
+          <w:rFonts w:ascii="Consolas" w:hAnsi="Consolas"/>
+          <w:b w:val="0"/>
+          <w:i w:val="0"/>
+          <w:color w:val="222222"/>
+          <w:sz w:val="19"/>
+        </w:rPr>
+        <w:t>kapucu2022</w:t>
+      </w:r>
+      <w:r>
+        <w:rPr>
+          <w:rFonts w:ascii="Calibri" w:hAnsi="Calibri"/>
+          <w:b w:val="0"/>
+          <w:i w:val="0"/>
+          <w:color w:val="222222"/>
+          <w:sz w:val="21"/>
+        </w:rPr>
+        <w:t xml:space="preserve"> (validated, the settings ladder's S3) and </w:t>
+      </w:r>
+      <w:r>
+        <w:rPr>
+          <w:rFonts w:ascii="Consolas" w:hAnsi="Consolas"/>
+          <w:b w:val="0"/>
+          <w:i w:val="0"/>
+          <w:color w:val="222222"/>
+          <w:sz w:val="19"/>
+        </w:rPr>
+        <w:t>kapucu2022_logisi</w:t>
+      </w:r>
+      <w:r>
+        <w:rPr>
+          <w:rFonts w:ascii="Calibri" w:hAnsi="Calibri"/>
+          <w:b w:val="0"/>
+          <w:i w:val="0"/>
+          <w:color w:val="222222"/>
+          <w:sz w:val="21"/>
+        </w:rPr>
+        <w:t xml:space="preserve"> (experimental, S4; used for no claim). Each is a bundle of </w:t>
+      </w:r>
+      <w:r>
+        <w:rPr>
+          <w:rFonts w:ascii="Consolas" w:hAnsi="Consolas"/>
+          <w:b w:val="0"/>
+          <w:i w:val="0"/>
+          <w:color w:val="222222"/>
+          <w:sz w:val="19"/>
+        </w:rPr>
+        <w:t>FeatureParams</w:t>
+      </w:r>
+      <w:r>
+        <w:rPr>
+          <w:rFonts w:ascii="Calibri" w:hAnsi="Calibri"/>
+          <w:b w:val="0"/>
+          <w:i w:val="0"/>
+          <w:color w:val="222222"/>
+          <w:sz w:val="21"/>
+        </w:rPr>
+        <w:t xml:space="preserve"> options plus whether a deposit's noisy electrodes are dropped, so </w:t>
+      </w:r>
+      <w:r>
+        <w:rPr>
+          <w:rFonts w:ascii="Consolas" w:hAnsi="Consolas"/>
+          <w:b w:val="0"/>
+          <w:i w:val="0"/>
+          <w:color w:val="222222"/>
+          <w:sz w:val="19"/>
+        </w:rPr>
+        <w:t>features/mea.py</w:t>
+      </w:r>
+      <w:r>
+        <w:rPr>
+          <w:rFonts w:ascii="Calibri" w:hAnsi="Calibri"/>
+          <w:b w:val="0"/>
+          <w:i w:val="0"/>
+          <w:color w:val="222222"/>
+          <w:sz w:val="21"/>
+        </w:rPr>
+        <w:t xml:space="preserve"> stays the one extractor. The ladder and the logISI study now take S3 and S4 from the registry; the definitions are equal to the old ones. A new stage in the models step (</w:t>
+      </w:r>
+      <w:r>
+        <w:rPr>
+          <w:rFonts w:ascii="Consolas" w:hAnsi="Consolas"/>
+          <w:b w:val="0"/>
+          <w:i w:val="0"/>
+          <w:color w:val="222222"/>
+          <w:sz w:val="19"/>
+        </w:rPr>
+        <w:t>src/neuromps/models/feature_definitions.py</w:t>
+      </w:r>
+      <w:r>
+        <w:rPr>
+          <w:rFonts w:ascii="Calibri" w:hAnsi="Calibri"/>
+          <w:b w:val="0"/>
+          <w:i w:val="0"/>
+          <w:color w:val="222222"/>
+          <w:sz w:val="21"/>
+        </w:rPr>
+        <w:t>, after the extractor agreement) re-reads each spike-time record with the ETL modules' own loaders (</w:t>
+      </w:r>
+      <w:r>
+        <w:rPr>
+          <w:rFonts w:ascii="Consolas" w:hAnsi="Consolas"/>
+          <w:b w:val="0"/>
+          <w:i w:val="0"/>
+          <w:color w:val="222222"/>
+          <w:sz w:val="19"/>
+        </w:rPr>
+        <w:t>src/neuromps/etl/spike_trains.py</w:t>
+      </w:r>
+      <w:r>
+        <w:rPr>
+          <w:rFonts w:ascii="Calibri" w:hAnsi="Calibri"/>
+          <w:b w:val="0"/>
+          <w:i w:val="0"/>
+          <w:color w:val="222222"/>
+          <w:sz w:val="21"/>
+        </w:rPr>
+        <w:t xml:space="preserve">), writes </w:t>
+      </w:r>
+      <w:r>
+        <w:rPr>
+          <w:rFonts w:ascii="Consolas" w:hAnsi="Consolas"/>
+          <w:b w:val="0"/>
+          <w:i w:val="0"/>
+          <w:color w:val="222222"/>
+          <w:sz w:val="19"/>
+        </w:rPr>
+        <w:t>data/processed/features_by_definition.parquet</w:t>
+      </w:r>
+      <w:r>
+        <w:rPr>
+          <w:rFonts w:ascii="Calibri" w:hAnsi="Calibri"/>
+          <w:b w:val="0"/>
+          <w:i w:val="0"/>
+          <w:color w:val="222222"/>
+          <w:sz w:val="21"/>
+        </w:rPr>
+        <w:t xml:space="preserve"> (record id, source, definition, feature, value) and generates </w:t>
+      </w:r>
+      <w:r>
+        <w:rPr>
+          <w:rFonts w:ascii="Consolas" w:hAnsi="Consolas"/>
+          <w:b w:val="0"/>
+          <w:i w:val="0"/>
+          <w:color w:val="222222"/>
+          <w:sz w:val="19"/>
+        </w:rPr>
+        <w:t>outputs/tables/feature_definitions.md</w:t>
+      </w:r>
+      <w:r>
+        <w:rPr>
+          <w:rFonts w:ascii="Calibri" w:hAnsi="Calibri"/>
+          <w:b w:val="0"/>
+          <w:i w:val="0"/>
+          <w:color w:val="222222"/>
+          <w:sz w:val="21"/>
+        </w:rPr>
+        <w:t xml:space="preserve">. Decision D37; report §3, "Named definition sets"; </w:t>
+      </w:r>
+      <w:r>
+        <w:rPr>
+          <w:rFonts w:ascii="Consolas" w:hAnsi="Consolas"/>
+          <w:b w:val="0"/>
+          <w:i w:val="0"/>
+          <w:color w:val="222222"/>
+          <w:sz w:val="19"/>
+        </w:rPr>
+        <w:t>schema/STANDARD.md</w:t>
+      </w:r>
+      <w:r>
+        <w:rPr>
+          <w:rFonts w:ascii="Calibri" w:hAnsi="Calibri"/>
+          <w:b w:val="0"/>
+          <w:i w:val="0"/>
+          <w:color w:val="222222"/>
+          <w:sz w:val="21"/>
+        </w:rPr>
+        <w:t xml:space="preserve"> §4.4.</w:t>
+      </w:r>
+    </w:p>
+    <w:p>
+      <w:pPr>
+        <w:spacing w:after="120"/>
+        <w:ind w:left="432" w:hanging="259"/>
+      </w:pPr>
+      <w:r>
+        <w:rPr>
+          <w:rFonts w:ascii="Calibri" w:hAnsi="Calibri"/>
+          <w:b w:val="0"/>
+          <w:i w:val="0"/>
+          <w:color w:val="222222"/>
+          <w:sz w:val="21"/>
+        </w:rPr>
+        <w:t>•</w:t>
+        <w:tab/>
+      </w:r>
+      <w:r>
+        <w:rPr>
+          <w:rFonts w:ascii="Calibri" w:hAnsi="Calibri"/>
+          <w:b/>
+          <w:i w:val="0"/>
+          <w:color w:val="156082"/>
+          <w:sz w:val="21"/>
+        </w:rPr>
+        <w:t>Why.</w:t>
+      </w:r>
+      <w:r>
+        <w:rPr>
+          <w:rFonts w:ascii="Calibri" w:hAnsi="Calibri"/>
+          <w:b w:val="0"/>
+          <w:i w:val="0"/>
+          <w:color w:val="222222"/>
+          <w:sz w:val="21"/>
+        </w:rPr>
+        <w:t xml:space="preserve"> D33 recorded this as the future option: a laboratory reading our numbers beside its own needs to know where a translation is supported by evidence, and the evidence (the ladder and the logISI test) was only in a metrics file.</w:t>
+      </w:r>
+    </w:p>
+    <w:p>
+      <w:pPr>
+        <w:spacing w:after="120"/>
+        <w:ind w:left="432" w:hanging="259"/>
+      </w:pPr>
+      <w:r>
+        <w:rPr>
+          <w:rFonts w:ascii="Calibri" w:hAnsi="Calibri"/>
+          <w:b w:val="0"/>
+          <w:i w:val="0"/>
+          <w:color w:val="222222"/>
+          <w:sz w:val="21"/>
+        </w:rPr>
+        <w:t>•</w:t>
+        <w:tab/>
+      </w:r>
+      <w:r>
+        <w:rPr>
+          <w:rFonts w:ascii="Calibri" w:hAnsi="Calibri"/>
+          <w:b/>
+          <w:i w:val="0"/>
+          <w:color w:val="156082"/>
+          <w:sz w:val="21"/>
+        </w:rPr>
+        <w:t>Effect.</w:t>
+      </w:r>
+    </w:p>
+    <w:p>
+      <w:pPr>
+        <w:spacing w:after="120"/>
+        <w:ind w:left="432" w:hanging="259"/>
+      </w:pPr>
+      <w:r>
+        <w:rPr>
+          <w:rFonts w:ascii="Calibri" w:hAnsi="Calibri"/>
+          <w:b w:val="0"/>
+          <w:i w:val="0"/>
+          <w:color w:val="222222"/>
+          <w:sz w:val="21"/>
+        </w:rPr>
+        <w:t>•</w:t>
+        <w:tab/>
+      </w:r>
+      <w:r>
+        <w:rPr>
+          <w:rFonts w:ascii="Calibri" w:hAnsi="Calibri"/>
+          <w:b w:val="0"/>
+          <w:i w:val="0"/>
+          <w:color w:val="222222"/>
+          <w:sz w:val="21"/>
+        </w:rPr>
+        <w:t xml:space="preserve">The sidecar holds 1,512 records under every set (40,824 rows). Its </w:t>
+      </w:r>
+      <w:r>
+        <w:rPr>
+          <w:rFonts w:ascii="Consolas" w:hAnsi="Consolas"/>
+          <w:b w:val="0"/>
+          <w:i w:val="0"/>
+          <w:color w:val="222222"/>
+          <w:sz w:val="19"/>
+        </w:rPr>
+        <w:t>neuromps</w:t>
+      </w:r>
+      <w:r>
+        <w:rPr>
+          <w:rFonts w:ascii="Calibri" w:hAnsi="Calibri"/>
+          <w:b w:val="0"/>
+          <w:i w:val="0"/>
+          <w:color w:val="222222"/>
+          <w:sz w:val="21"/>
+        </w:rPr>
+        <w:t xml:space="preserve"> rows equal the asset in all 13,608 values; on the developmental plates the </w:t>
+      </w:r>
+      <w:r>
+        <w:rPr>
+          <w:rFonts w:ascii="Consolas" w:hAnsi="Consolas"/>
+          <w:b w:val="0"/>
+          <w:i w:val="0"/>
+          <w:color w:val="222222"/>
+          <w:sz w:val="19"/>
+        </w:rPr>
+        <w:t>kapucu2022</w:t>
+      </w:r>
+      <w:r>
+        <w:rPr>
+          <w:rFonts w:ascii="Calibri" w:hAnsi="Calibri"/>
+          <w:b w:val="0"/>
+          <w:i w:val="0"/>
+          <w:color w:val="222222"/>
+          <w:sz w:val="21"/>
+        </w:rPr>
+        <w:t xml:space="preserve"> ratios against the depositors equal the ladder's S3 numbers in 28 of 28 comparisons (all checks: true).</w:t>
+      </w:r>
+    </w:p>
+    <w:p>
+      <w:pPr>
+        <w:spacing w:after="120"/>
+        <w:ind w:left="432" w:hanging="259"/>
+      </w:pPr>
+      <w:r>
+        <w:rPr>
+          <w:rFonts w:ascii="Calibri" w:hAnsi="Calibri"/>
+          <w:b w:val="0"/>
+          <w:i w:val="0"/>
+          <w:color w:val="222222"/>
+          <w:sz w:val="21"/>
+        </w:rPr>
+        <w:t>•</w:t>
+        <w:tab/>
+      </w:r>
+      <w:r>
+        <w:rPr>
+          <w:rFonts w:ascii="Consolas" w:hAnsi="Consolas"/>
+          <w:b w:val="0"/>
+          <w:i w:val="0"/>
+          <w:color w:val="222222"/>
+          <w:sz w:val="19"/>
+        </w:rPr>
+        <w:t>kapucu2022</w:t>
+      </w:r>
+      <w:r>
+        <w:rPr>
+          <w:rFonts w:ascii="Calibri" w:hAnsi="Calibri"/>
+          <w:b w:val="0"/>
+          <w:i w:val="0"/>
+          <w:color w:val="222222"/>
+          <w:sz w:val="21"/>
+        </w:rPr>
+        <w:t xml:space="preserve"> against ours, on 336 recordings: share of spikes in bursts, spikes per burst and burst duration are the same number (ratio 1.0132 for the first); active electrodes, firing rate and STTC are a scale factor (0.734, 1.3264 and 1.315); burst rate has no conversion (ratio 2.0584, rank agreement 0.9299).</w:t>
+      </w:r>
+    </w:p>
+    <w:p>
+      <w:pPr>
+        <w:spacing w:after="120"/>
+        <w:ind w:left="432" w:hanging="259"/>
+      </w:pPr>
+      <w:r>
+        <w:rPr>
+          <w:rFonts w:ascii="Calibri" w:hAnsi="Calibri"/>
+          <w:b w:val="0"/>
+          <w:i w:val="0"/>
+          <w:color w:val="222222"/>
+          <w:sz w:val="21"/>
+        </w:rPr>
+        <w:t>•</w:t>
+        <w:tab/>
+      </w:r>
+      <w:r>
+        <w:rPr>
+          <w:rFonts w:ascii="Calibri" w:hAnsi="Calibri"/>
+          <w:b w:val="0"/>
+          <w:i w:val="0"/>
+          <w:color w:val="222222"/>
+          <w:sz w:val="21"/>
+        </w:rPr>
+        <w:t>The factors differ by plate, so they are properties of these cultures, not constants of the definitions: active electrodes 0.9008 on the rat plate against 0.6958 on hPSC_MEA2.</w:t>
+      </w:r>
+    </w:p>
+    <w:p>
+      <w:pPr>
+        <w:spacing w:after="120"/>
+        <w:ind w:left="432" w:hanging="259"/>
+      </w:pPr>
+      <w:r>
+        <w:rPr>
+          <w:rFonts w:ascii="Calibri" w:hAnsi="Calibri"/>
+          <w:b w:val="0"/>
+          <w:i w:val="0"/>
+          <w:color w:val="222222"/>
+          <w:sz w:val="21"/>
+        </w:rPr>
+        <w:t>•</w:t>
+        <w:tab/>
+      </w:r>
+      <w:r>
+        <w:rPr>
+          <w:rFonts w:ascii="Calibri" w:hAnsi="Calibri"/>
+          <w:b w:val="0"/>
+          <w:i w:val="0"/>
+          <w:color w:val="222222"/>
+          <w:sz w:val="21"/>
+        </w:rPr>
+        <w:t xml:space="preserve">A same number between two of our sets is not agreement with the depositors: burst duration is unchanged by the switch, and </w:t>
+      </w:r>
+      <w:r>
+        <w:rPr>
+          <w:rFonts w:ascii="Consolas" w:hAnsi="Consolas"/>
+          <w:b w:val="0"/>
+          <w:i w:val="0"/>
+          <w:color w:val="222222"/>
+          <w:sz w:val="19"/>
+        </w:rPr>
+        <w:t>kapucu2022</w:t>
+      </w:r>
+      <w:r>
+        <w:rPr>
+          <w:rFonts w:ascii="Calibri" w:hAnsi="Calibri"/>
+          <w:b w:val="0"/>
+          <w:i w:val="0"/>
+          <w:color w:val="222222"/>
+          <w:sz w:val="21"/>
+        </w:rPr>
+        <w:t xml:space="preserve"> sits at 0.8208 of their value.</w:t>
+      </w:r>
+    </w:p>
+    <w:p>
+      <w:pPr>
+        <w:spacing w:after="120"/>
+        <w:ind w:left="432" w:hanging="259"/>
+      </w:pPr>
+      <w:r>
+        <w:rPr>
+          <w:rFonts w:ascii="Calibri" w:hAnsi="Calibri"/>
+          <w:b w:val="0"/>
+          <w:i w:val="0"/>
+          <w:color w:val="222222"/>
+          <w:sz w:val="21"/>
+        </w:rPr>
+        <w:t>•</w:t>
+        <w:tab/>
+      </w:r>
+      <w:r>
+        <w:rPr>
+          <w:rFonts w:ascii="Calibri" w:hAnsi="Calibri"/>
+          <w:b w:val="0"/>
+          <w:i w:val="0"/>
+          <w:color w:val="222222"/>
+          <w:sz w:val="21"/>
+        </w:rPr>
+        <w:t xml:space="preserve">Not a registered study, so the registration counts (§21, entry 43) do not change. No record of </w:t>
+      </w:r>
+      <w:r>
+        <w:rPr>
+          <w:rFonts w:ascii="Consolas" w:hAnsi="Consolas"/>
+          <w:b w:val="0"/>
+          <w:i w:val="0"/>
+          <w:color w:val="222222"/>
+          <w:sz w:val="19"/>
+        </w:rPr>
+        <w:t>neuromps.parquet</w:t>
+      </w:r>
+      <w:r>
+        <w:rPr>
+          <w:rFonts w:ascii="Calibri" w:hAnsi="Calibri"/>
+          <w:b w:val="0"/>
+          <w:i w:val="0"/>
+          <w:color w:val="222222"/>
+          <w:sz w:val="21"/>
+        </w:rPr>
+        <w:t xml:space="preserve">, no method block, no twin target and no earlier key of </w:t>
+      </w:r>
+      <w:r>
+        <w:rPr>
+          <w:rFonts w:ascii="Consolas" w:hAnsi="Consolas"/>
+          <w:b w:val="0"/>
+          <w:i w:val="0"/>
+          <w:color w:val="222222"/>
+          <w:sz w:val="19"/>
+        </w:rPr>
+        <w:t>outputs/metrics.json</w:t>
+      </w:r>
+      <w:r>
+        <w:rPr>
+          <w:rFonts w:ascii="Calibri" w:hAnsi="Calibri"/>
+          <w:b w:val="0"/>
+          <w:i w:val="0"/>
+          <w:color w:val="222222"/>
+          <w:sz w:val="21"/>
+        </w:rPr>
+        <w:t xml:space="preserve"> changes; the stage adds the key </w:t>
+      </w:r>
+      <w:r>
+        <w:rPr>
+          <w:rFonts w:ascii="Consolas" w:hAnsi="Consolas"/>
+          <w:b w:val="0"/>
+          <w:i w:val="0"/>
+          <w:color w:val="222222"/>
+          <w:sz w:val="19"/>
+        </w:rPr>
+        <w:t>feature_definitions</w:t>
+      </w:r>
+      <w:r>
+        <w:rPr>
+          <w:rFonts w:ascii="Calibri" w:hAnsi="Calibri"/>
+          <w:b w:val="0"/>
+          <w:i w:val="0"/>
+          <w:color w:val="222222"/>
+          <w:sz w:val="21"/>
+        </w:rPr>
+        <w:t xml:space="preserve"> and costs a few seconds on the quick tier, which has no developmental-plate spike files and so skips the translation.</w:t>
+      </w:r>
+    </w:p>
+    <w:p>
+      <w:pPr>
+        <w:spacing w:after="120"/>
+        <w:ind w:left="432" w:hanging="259"/>
+      </w:pPr>
+      <w:r>
+        <w:rPr>
+          <w:rFonts w:ascii="Calibri" w:hAnsi="Calibri"/>
+          <w:b w:val="0"/>
+          <w:i w:val="0"/>
+          <w:color w:val="222222"/>
+          <w:sz w:val="21"/>
+        </w:rPr>
+        <w:t>•</w:t>
+        <w:tab/>
+      </w:r>
+      <w:r>
+        <w:rPr>
+          <w:rFonts w:ascii="Calibri" w:hAnsi="Calibri"/>
+          <w:b/>
+          <w:i w:val="0"/>
+          <w:color w:val="156082"/>
+          <w:sz w:val="21"/>
+        </w:rPr>
+        <w:t>Evidence.</w:t>
+      </w:r>
+      <w:r>
+        <w:rPr>
+          <w:rFonts w:ascii="Calibri" w:hAnsi="Calibri"/>
+          <w:b w:val="0"/>
+          <w:i w:val="0"/>
+          <w:color w:val="222222"/>
+          <w:sz w:val="21"/>
+        </w:rPr>
+        <w:t xml:space="preserve"> Report §3 ("Named definition sets"); decision D37; </w:t>
+      </w:r>
+      <w:r>
+        <w:rPr>
+          <w:rFonts w:ascii="Consolas" w:hAnsi="Consolas"/>
+          <w:b w:val="0"/>
+          <w:i w:val="0"/>
+          <w:color w:val="222222"/>
+          <w:sz w:val="19"/>
+        </w:rPr>
+        <w:t>schema/STANDARD.md</w:t>
+      </w:r>
+      <w:r>
+        <w:rPr>
+          <w:rFonts w:ascii="Calibri" w:hAnsi="Calibri"/>
+          <w:b w:val="0"/>
+          <w:i w:val="0"/>
+          <w:color w:val="222222"/>
+          <w:sz w:val="21"/>
+        </w:rPr>
+        <w:t xml:space="preserve"> §4.4; </w:t>
+      </w:r>
+      <w:r>
+        <w:rPr>
+          <w:rFonts w:ascii="Consolas" w:hAnsi="Consolas"/>
+          <w:b w:val="0"/>
+          <w:i w:val="0"/>
+          <w:color w:val="222222"/>
+          <w:sz w:val="19"/>
+        </w:rPr>
+        <w:t>data/processed/features_by_definition.parquet</w:t>
+      </w:r>
+      <w:r>
+        <w:rPr>
+          <w:rFonts w:ascii="Calibri" w:hAnsi="Calibri"/>
+          <w:b w:val="0"/>
+          <w:i w:val="0"/>
+          <w:color w:val="222222"/>
+          <w:sz w:val="21"/>
+        </w:rPr>
+        <w:t xml:space="preserve">; </w:t>
+      </w:r>
+      <w:r>
+        <w:rPr>
+          <w:rFonts w:ascii="Consolas" w:hAnsi="Consolas"/>
+          <w:b w:val="0"/>
+          <w:i w:val="0"/>
+          <w:color w:val="222222"/>
+          <w:sz w:val="19"/>
+        </w:rPr>
+        <w:t>outputs/tables/feature_definitions.md</w:t>
+      </w:r>
+      <w:r>
+        <w:rPr>
+          <w:rFonts w:ascii="Calibri" w:hAnsi="Calibri"/>
+          <w:b w:val="0"/>
+          <w:i w:val="0"/>
+          <w:color w:val="222222"/>
+          <w:sz w:val="21"/>
+        </w:rPr>
+        <w:t xml:space="preserve">; </w:t>
+      </w:r>
+      <w:r>
+        <w:rPr>
+          <w:rFonts w:ascii="Consolas" w:hAnsi="Consolas"/>
+          <w:b w:val="0"/>
+          <w:i w:val="0"/>
+          <w:color w:val="222222"/>
+          <w:sz w:val="19"/>
+        </w:rPr>
+        <w:t>outputs/metrics.json</w:t>
+      </w:r>
+      <w:r>
+        <w:rPr>
+          <w:rFonts w:ascii="Calibri" w:hAnsi="Calibri"/>
+          <w:b w:val="0"/>
+          <w:i w:val="0"/>
+          <w:color w:val="222222"/>
+          <w:sz w:val="21"/>
+        </w:rPr>
+        <w:t xml:space="preserve"> key </w:t>
+      </w:r>
+      <w:r>
+        <w:rPr>
+          <w:rFonts w:ascii="Consolas" w:hAnsi="Consolas"/>
+          <w:b w:val="0"/>
+          <w:i w:val="0"/>
+          <w:color w:val="222222"/>
+          <w:sz w:val="19"/>
+        </w:rPr>
+        <w:t>feature_definitions</w:t>
+      </w:r>
+      <w:r>
+        <w:rPr>
+          <w:rFonts w:ascii="Calibri" w:hAnsi="Calibri"/>
+          <w:b w:val="0"/>
+          <w:i w:val="0"/>
+          <w:color w:val="222222"/>
+          <w:sz w:val="21"/>
+        </w:rPr>
+        <w:t xml:space="preserve">; tests </w:t>
+      </w:r>
+      <w:r>
+        <w:rPr>
+          <w:rFonts w:ascii="Consolas" w:hAnsi="Consolas"/>
+          <w:b w:val="0"/>
+          <w:i w:val="0"/>
+          <w:color w:val="222222"/>
+          <w:sz w:val="19"/>
+        </w:rPr>
+        <w:t>tests/test_feature_definitions.py</w:t>
+      </w:r>
+      <w:r>
+        <w:rPr>
+          <w:rFonts w:ascii="Calibri" w:hAnsi="Calibri"/>
+          <w:b w:val="0"/>
+          <w:i w:val="0"/>
+          <w:color w:val="222222"/>
+          <w:sz w:val="21"/>
+        </w:rPr>
+        <w:t xml:space="preserve">, </w:t>
+      </w:r>
+      <w:r>
+        <w:rPr>
+          <w:rFonts w:ascii="Consolas" w:hAnsi="Consolas"/>
+          <w:b w:val="0"/>
+          <w:i w:val="0"/>
+          <w:color w:val="222222"/>
+          <w:sz w:val="19"/>
+        </w:rPr>
+        <w:t>tests/test_definition_sidecar.py</w:t>
+      </w:r>
+      <w:r>
+        <w:rPr>
+          <w:rFonts w:ascii="Calibri" w:hAnsi="Calibri"/>
+          <w:b w:val="0"/>
+          <w:i w:val="0"/>
+          <w:color w:val="222222"/>
+          <w:sz w:val="21"/>
+        </w:rPr>
+        <w:t xml:space="preserve">, </w:t>
+      </w:r>
+      <w:r>
+        <w:rPr>
+          <w:rFonts w:ascii="Consolas" w:hAnsi="Consolas"/>
+          <w:b w:val="0"/>
+          <w:i w:val="0"/>
+          <w:color w:val="222222"/>
+          <w:sz w:val="19"/>
+        </w:rPr>
+        <w:t>tests/test_feature_translation.py</w:t>
       </w:r>
       <w:r>
         <w:rPr>

--- a/report/POST_SUBMISSION_CHANGES.docx
+++ b/report/POST_SUBMISSION_CHANGES.docx
@@ -6837,7 +6837,7 @@
           </w:tcPr>
           <w:p>
             <w:pPr>
-              <w:keepNext w:val="0"/>
+              <w:keepNext/>
               <w:spacing w:after="0"/>
               <w:jc w:val="center"/>
             </w:pPr>
@@ -6849,7 +6849,7 @@
                 <w:color w:val="222222"/>
                 <w:sz w:val="20"/>
               </w:rPr>
-              <w:t>51</w:t>
+              <w:t>50</w:t>
             </w:r>
           </w:p>
         </w:tc>
@@ -6861,7 +6861,7 @@
           </w:tcPr>
           <w:p>
             <w:pPr>
-              <w:keepNext w:val="0"/>
+              <w:keepNext/>
               <w:spacing w:after="0"/>
               <w:jc w:val="center"/>
             </w:pPr>
@@ -6885,18 +6885,18 @@
           </w:tcPr>
           <w:p>
             <w:pPr>
-              <w:keepNext w:val="0"/>
-              <w:spacing w:after="0"/>
-            </w:pPr>
-            <w:r>
-              <w:rPr>
-                <w:rFonts w:ascii="Calibri" w:hAnsi="Calibri"/>
-                <w:b w:val="0"/>
-                <w:i w:val="0"/>
-                <w:color w:val="222222"/>
-                <w:sz w:val="20"/>
-              </w:rPr>
-              <w:t>Named definition sets: the asset's spike-time features under ours and the Kapucu 2022 depositors' stated definitions, in a sidecar table, with a translation table (D37)</w:t>
+              <w:keepNext/>
+              <w:spacing w:after="0"/>
+            </w:pPr>
+            <w:r>
+              <w:rPr>
+                <w:rFonts w:ascii="Calibri" w:hAnsi="Calibri"/>
+                <w:b w:val="0"/>
+                <w:i w:val="0"/>
+                <w:color w:val="222222"/>
+                <w:sz w:val="20"/>
+              </w:rPr>
+              <w:t>Does early network bursting predict how an untreated human iPSC well settles? A registered replication on the developmental plates (D36)</w:t>
             </w:r>
           </w:p>
         </w:tc>
@@ -6908,18 +6908,18 @@
           </w:tcPr>
           <w:p>
             <w:pPr>
-              <w:keepNext w:val="0"/>
-              <w:spacing w:after="0"/>
-            </w:pPr>
-            <w:r>
-              <w:rPr>
-                <w:rFonts w:ascii="Calibri" w:hAnsi="Calibri"/>
-                <w:b w:val="0"/>
-                <w:i w:val="0"/>
-                <w:color w:val="222222"/>
-                <w:sz w:val="20"/>
-              </w:rPr>
-              <w:t>none to earlier results (asset and metrics byte-identical); three features carry over as the same number, three by a plate-dependent factor, burst rate not at all</w:t>
+              <w:keepNext/>
+              <w:spacing w:after="0"/>
+            </w:pPr>
+            <w:r>
+              <w:rPr>
+                <w:rFonts w:ascii="Calibri" w:hAnsi="Calibri"/>
+                <w:b w:val="0"/>
+                <w:i w:val="0"/>
+                <w:color w:val="222222"/>
+                <w:sz w:val="20"/>
+              </w:rPr>
+              <w:t>1 of 3 registered predictions pass; the post hoc 48-well relation does not replicate (N1 fails), so stratifying human wells by baseline network bursting is not supported</w:t>
             </w:r>
           </w:p>
         </w:tc>
@@ -6931,6 +6931,158 @@
           </w:tcPr>
           <w:p>
             <w:pPr>
+              <w:keepNext/>
+              <w:spacing w:after="0"/>
+            </w:pPr>
+            <w:r>
+              <w:rPr>
+                <w:rFonts w:ascii="Consolas" w:hAnsi="Consolas"/>
+                <w:b w:val="0"/>
+                <w:i w:val="0"/>
+                <w:color w:val="222222"/>
+                <w:sz w:val="18"/>
+              </w:rPr>
+              <w:t>f669016</w:t>
+            </w:r>
+            <w:r>
+              <w:rPr>
+                <w:rFonts w:ascii="Calibri" w:hAnsi="Calibri"/>
+                <w:b w:val="0"/>
+                <w:i w:val="0"/>
+                <w:color w:val="222222"/>
+                <w:sz w:val="20"/>
+              </w:rPr>
+              <w:t xml:space="preserve">, </w:t>
+            </w:r>
+            <w:r>
+              <w:rPr>
+                <w:rFonts w:ascii="Consolas" w:hAnsi="Consolas"/>
+                <w:b w:val="0"/>
+                <w:i w:val="0"/>
+                <w:color w:val="222222"/>
+                <w:sz w:val="18"/>
+              </w:rPr>
+              <w:t>d7ba7da</w:t>
+            </w:r>
+            <w:r>
+              <w:rPr>
+                <w:rFonts w:ascii="Calibri" w:hAnsi="Calibri"/>
+                <w:b w:val="0"/>
+                <w:i w:val="0"/>
+                <w:color w:val="222222"/>
+                <w:sz w:val="20"/>
+              </w:rPr>
+              <w:t xml:space="preserve"> … this branch</w:t>
+            </w:r>
+          </w:p>
+        </w:tc>
+      </w:tr>
+      <w:tr>
+        <w:trPr>
+          <w:cantSplit/>
+        </w:trPr>
+        <w:tc>
+          <w:tcPr>
+            <w:tcW w:type="dxa" w:w="407"/>
+            <w:shd w:val="clear" w:color="auto" w:fill="FFFFFF"/>
+            <w:vAlign w:val="center"/>
+          </w:tcPr>
+          <w:p>
+            <w:pPr>
+              <w:keepNext w:val="0"/>
+              <w:spacing w:after="0"/>
+              <w:jc w:val="center"/>
+            </w:pPr>
+            <w:r>
+              <w:rPr>
+                <w:rFonts w:ascii="Calibri" w:hAnsi="Calibri"/>
+                <w:b/>
+                <w:i w:val="0"/>
+                <w:color w:val="222222"/>
+                <w:sz w:val="20"/>
+              </w:rPr>
+              <w:t>51</w:t>
+            </w:r>
+          </w:p>
+        </w:tc>
+        <w:tc>
+          <w:tcPr>
+            <w:tcW w:type="dxa" w:w="1535"/>
+            <w:shd w:val="clear" w:color="auto" w:fill="FFFFFF"/>
+            <w:vAlign w:val="center"/>
+          </w:tcPr>
+          <w:p>
+            <w:pPr>
+              <w:keepNext w:val="0"/>
+              <w:spacing w:after="0"/>
+              <w:jc w:val="center"/>
+            </w:pPr>
+            <w:r>
+              <w:rPr>
+                <w:rFonts w:ascii="Calibri" w:hAnsi="Calibri"/>
+                <w:b w:val="0"/>
+                <w:i w:val="0"/>
+                <w:color w:val="222222"/>
+                <w:sz w:val="20"/>
+              </w:rPr>
+              <w:t>2026-10-28</w:t>
+            </w:r>
+          </w:p>
+        </w:tc>
+        <w:tc>
+          <w:tcPr>
+            <w:tcW w:type="dxa" w:w="2838"/>
+            <w:shd w:val="clear" w:color="auto" w:fill="FFFFFF"/>
+            <w:vAlign w:val="center"/>
+          </w:tcPr>
+          <w:p>
+            <w:pPr>
+              <w:keepNext w:val="0"/>
+              <w:spacing w:after="0"/>
+            </w:pPr>
+            <w:r>
+              <w:rPr>
+                <w:rFonts w:ascii="Calibri" w:hAnsi="Calibri"/>
+                <w:b w:val="0"/>
+                <w:i w:val="0"/>
+                <w:color w:val="222222"/>
+                <w:sz w:val="20"/>
+              </w:rPr>
+              <w:t>Named definition sets: the asset's spike-time features under ours and the Kapucu 2022 depositors' stated definitions, in a sidecar table, with a translation table (D37)</w:t>
+            </w:r>
+          </w:p>
+        </w:tc>
+        <w:tc>
+          <w:tcPr>
+            <w:tcW w:type="dxa" w:w="2532"/>
+            <w:shd w:val="clear" w:color="auto" w:fill="FFFFFF"/>
+            <w:vAlign w:val="center"/>
+          </w:tcPr>
+          <w:p>
+            <w:pPr>
+              <w:keepNext w:val="0"/>
+              <w:spacing w:after="0"/>
+            </w:pPr>
+            <w:r>
+              <w:rPr>
+                <w:rFonts w:ascii="Calibri" w:hAnsi="Calibri"/>
+                <w:b w:val="0"/>
+                <w:i w:val="0"/>
+                <w:color w:val="222222"/>
+                <w:sz w:val="20"/>
+              </w:rPr>
+              <w:t>none to earlier results (asset and metrics byte-identical); three features carry over as the same number, three by a plate-dependent factor, burst rate not at all</w:t>
+            </w:r>
+          </w:p>
+        </w:tc>
+        <w:tc>
+          <w:tcPr>
+            <w:tcW w:type="dxa" w:w="1184"/>
+            <w:shd w:val="clear" w:color="auto" w:fill="FFFFFF"/>
+            <w:vAlign w:val="center"/>
+          </w:tcPr>
+          <w:p>
+            <w:pPr>
               <w:keepNext w:val="0"/>
               <w:spacing w:after="0"/>
             </w:pPr>
@@ -17648,7 +17800,7 @@
           <w:color w:val="222222"/>
           <w:sz w:val="21"/>
         </w:rPr>
-        <w:t>46 registered studies here made 233 predictions: 105 passed, 88 failed, 39 were uninterpretable.</w:t>
+        <w:t>47 registered studies here made 236 predictions: 106 passed, 90 failed, 39 were uninterpretable.</w:t>
       </w:r>
     </w:p>
     <w:p>
@@ -17675,7 +17827,7 @@
           <w:color w:val="222222"/>
           <w:sz w:val="21"/>
         </w:rPr>
-        <w:t>41 result files name their registration, and 0 of them came before it; 4 registrations are not covered because their results do not name them.</w:t>
+        <w:t>42 result files name their registration, and 0 of them came before it; 4 registrations are not covered because their results do not name them.</w:t>
       </w:r>
     </w:p>
     <w:p>
@@ -21052,6 +21204,443 @@
           <w:sz w:val="19"/>
         </w:rPr>
         <w:t>tests/test_hpsc_settling.py</w:t>
+      </w:r>
+      <w:r>
+        <w:rPr>
+          <w:rFonts w:ascii="Calibri" w:hAnsi="Calibri"/>
+          <w:b w:val="0"/>
+          <w:i w:val="0"/>
+          <w:color w:val="222222"/>
+          <w:sz w:val="21"/>
+        </w:rPr>
+        <w:t>.</w:t>
+      </w:r>
+    </w:p>
+    <w:p>
+      <w:pPr>
+        <w:keepNext/>
+        <w:spacing w:before="240" w:after="60"/>
+      </w:pPr>
+      <w:r>
+        <w:rPr>
+          <w:rFonts w:ascii="Calibri" w:hAnsi="Calibri"/>
+          <w:b/>
+          <w:i w:val="0"/>
+          <w:color w:val="1F4E79"/>
+          <w:sz w:val="23"/>
+        </w:rPr>
+        <w:t>50. Early network bursting does not predict how a human iPSC well settles, on independent plates</w:t>
+      </w:r>
+    </w:p>
+    <w:p>
+      <w:pPr>
+        <w:spacing w:after="120"/>
+      </w:pPr>
+      <w:r>
+        <w:rPr>
+          <w:rFonts w:ascii="Calibri" w:hAnsi="Calibri"/>
+          <w:b/>
+          <w:i w:val="0"/>
+          <w:color w:val="156082"/>
+          <w:sz w:val="21"/>
+        </w:rPr>
+        <w:t>Slide message:</w:t>
+      </w:r>
+      <w:r>
+        <w:rPr>
+          <w:rFonts w:ascii="Calibri" w:hAnsi="Calibri"/>
+          <w:b w:val="0"/>
+          <w:i w:val="0"/>
+          <w:color w:val="222222"/>
+          <w:sz w:val="21"/>
+        </w:rPr>
+        <w:t xml:space="preserve"> </w:t>
+      </w:r>
+      <w:r>
+        <w:rPr>
+          <w:rFonts w:ascii="Calibri" w:hAnsi="Calibri"/>
+          <w:b w:val="0"/>
+          <w:i/>
+          <w:color w:val="222222"/>
+          <w:sz w:val="21"/>
+        </w:rPr>
+        <w:t>On one 48-well plate, human iPSC wells with more network bursting in the first five minutes kept falling (post hoc rho −0.73); registered and retested on 144 recordings from the lab's developmental plates, the relation is gone (rho −0.06, interval −0.23 to 0.09), so a baseline network readout cannot yet be used to sort human wells.</w:t>
+      </w:r>
+    </w:p>
+    <w:p>
+      <w:pPr>
+        <w:spacing w:after="120"/>
+        <w:ind w:left="432" w:hanging="259"/>
+      </w:pPr>
+      <w:r>
+        <w:rPr>
+          <w:rFonts w:ascii="Calibri" w:hAnsi="Calibri"/>
+          <w:b w:val="0"/>
+          <w:i w:val="0"/>
+          <w:color w:val="222222"/>
+          <w:sz w:val="21"/>
+        </w:rPr>
+        <w:t>•</w:t>
+        <w:tab/>
+      </w:r>
+      <w:r>
+        <w:rPr>
+          <w:rFonts w:ascii="Calibri" w:hAnsi="Calibri"/>
+          <w:b/>
+          <w:i w:val="0"/>
+          <w:color w:val="156082"/>
+          <w:sz w:val="21"/>
+        </w:rPr>
+        <w:t>What changed.</w:t>
+      </w:r>
+      <w:r>
+        <w:rPr>
+          <w:rFonts w:ascii="Calibri" w:hAnsi="Calibri"/>
+          <w:b w:val="0"/>
+          <w:i w:val="0"/>
+          <w:color w:val="222222"/>
+          <w:sz w:val="21"/>
+        </w:rPr>
+        <w:t xml:space="preserve"> A registered replication (</w:t>
+      </w:r>
+      <w:r>
+        <w:rPr>
+          <w:rFonts w:ascii="Consolas" w:hAnsi="Consolas"/>
+          <w:b w:val="0"/>
+          <w:i w:val="0"/>
+          <w:color w:val="222222"/>
+          <w:sz w:val="19"/>
+        </w:rPr>
+        <w:t>src/neuromps/models/hpsc_network_state.py</w:t>
+      </w:r>
+      <w:r>
+        <w:rPr>
+          <w:rFonts w:ascii="Calibri" w:hAnsi="Calibri"/>
+          <w:b w:val="0"/>
+          <w:i w:val="0"/>
+          <w:color w:val="222222"/>
+          <w:sz w:val="21"/>
+        </w:rPr>
+        <w:t xml:space="preserve">, </w:t>
+      </w:r>
+      <w:r>
+        <w:rPr>
+          <w:rFonts w:ascii="Consolas" w:hAnsi="Consolas"/>
+          <w:b w:val="0"/>
+          <w:i w:val="0"/>
+          <w:color w:val="222222"/>
+          <w:sz w:val="19"/>
+        </w:rPr>
+        <w:t>preregistration/hpsc_network_state.json</w:t>
+      </w:r>
+      <w:r>
+        <w:rPr>
+          <w:rFonts w:ascii="Calibri" w:hAnsi="Calibri"/>
+          <w:b w:val="0"/>
+          <w:i w:val="0"/>
+          <w:color w:val="222222"/>
+          <w:sz w:val="21"/>
+        </w:rPr>
+        <w:t>, decision D36, report §36, "Registered replication") of a post hoc observation on entry 49's human wells. On D32's replication pool (the 12-well developmental plates, its usable untreated recordings), each 10-minute recording is cut into six windows; the first window's network-burst rate, synchrony and firing rate (the shared extractor) are set against the slope of the fixed-electrode log2 firing rate over the last five windows.</w:t>
+      </w:r>
+    </w:p>
+    <w:p>
+      <w:pPr>
+        <w:spacing w:after="120"/>
+        <w:ind w:left="432" w:hanging="259"/>
+      </w:pPr>
+      <w:r>
+        <w:rPr>
+          <w:rFonts w:ascii="Calibri" w:hAnsi="Calibri"/>
+          <w:b w:val="0"/>
+          <w:i w:val="0"/>
+          <w:color w:val="222222"/>
+          <w:sz w:val="21"/>
+        </w:rPr>
+        <w:t>•</w:t>
+        <w:tab/>
+      </w:r>
+      <w:r>
+        <w:rPr>
+          <w:rFonts w:ascii="Calibri" w:hAnsi="Calibri"/>
+          <w:b/>
+          <w:i w:val="0"/>
+          <w:color w:val="156082"/>
+          <w:sz w:val="21"/>
+        </w:rPr>
+        <w:t>Why.</w:t>
+      </w:r>
+      <w:r>
+        <w:rPr>
+          <w:rFonts w:ascii="Calibri" w:hAnsi="Calibri"/>
+          <w:b w:val="0"/>
+          <w:i w:val="0"/>
+          <w:color w:val="222222"/>
+          <w:sz w:val="21"/>
+        </w:rPr>
+        <w:t xml:space="preserve"> If early network state predicted settling, a lab could stratify human wells by it at baseline; a relation found by looking at one plate needed independent recordings first.</w:t>
+      </w:r>
+    </w:p>
+    <w:p>
+      <w:pPr>
+        <w:spacing w:after="120"/>
+        <w:ind w:left="432" w:hanging="259"/>
+      </w:pPr>
+      <w:r>
+        <w:rPr>
+          <w:rFonts w:ascii="Calibri" w:hAnsi="Calibri"/>
+          <w:b w:val="0"/>
+          <w:i w:val="0"/>
+          <w:color w:val="222222"/>
+          <w:sz w:val="21"/>
+        </w:rPr>
+        <w:t>•</w:t>
+        <w:tab/>
+      </w:r>
+      <w:r>
+        <w:rPr>
+          <w:rFonts w:ascii="Calibri" w:hAnsi="Calibri"/>
+          <w:b/>
+          <w:i w:val="0"/>
+          <w:color w:val="156082"/>
+          <w:sz w:val="21"/>
+        </w:rPr>
+        <w:t>Effect.</w:t>
+      </w:r>
+    </w:p>
+    <w:p>
+      <w:pPr>
+        <w:spacing w:after="120"/>
+        <w:ind w:left="432" w:hanging="259"/>
+      </w:pPr>
+      <w:r>
+        <w:rPr>
+          <w:rFonts w:ascii="Calibri" w:hAnsi="Calibri"/>
+          <w:b w:val="0"/>
+          <w:i w:val="0"/>
+          <w:color w:val="222222"/>
+          <w:sz w:val="21"/>
+        </w:rPr>
+        <w:t>•</w:t>
+        <w:tab/>
+      </w:r>
+      <w:r>
+        <w:rPr>
+          <w:rFonts w:ascii="Calibri" w:hAnsi="Calibri"/>
+          <w:b w:val="0"/>
+          <w:i w:val="0"/>
+          <w:color w:val="222222"/>
+          <w:sz w:val="21"/>
+        </w:rPr>
+        <w:t>N1 fails: the human interval does not lie below 0. N2 passes (rat rho −0.06, −0.28 to 0.20), which with N1 failing means neither species shows the relation. N3 fails (rho(mfr0) − rho(nb0) 0.02).</w:t>
+      </w:r>
+    </w:p>
+    <w:p>
+      <w:pPr>
+        <w:spacing w:after="120"/>
+        <w:ind w:left="432" w:hanging="259"/>
+      </w:pPr>
+      <w:r>
+        <w:rPr>
+          <w:rFonts w:ascii="Calibri" w:hAnsi="Calibri"/>
+          <w:b w:val="0"/>
+          <w:i w:val="0"/>
+          <w:color w:val="222222"/>
+          <w:sz w:val="21"/>
+        </w:rPr>
+        <w:t>•</w:t>
+        <w:tab/>
+      </w:r>
+      <w:r>
+        <w:rPr>
+          <w:rFonts w:ascii="Calibri" w:hAnsi="Calibri"/>
+          <w:b w:val="0"/>
+          <w:i w:val="0"/>
+          <w:color w:val="222222"/>
+          <w:sz w:val="21"/>
+        </w:rPr>
+        <w:t>Every recording was scored; nb0 was zero in 44% of human recordings (registered limit 80%). Post hoc, over the human recordings with an early network burst, rho is −0.17, still with an interval reaching 0.</w:t>
+      </w:r>
+    </w:p>
+    <w:p>
+      <w:pPr>
+        <w:spacing w:after="120"/>
+        <w:ind w:left="432" w:hanging="259"/>
+      </w:pPr>
+      <w:r>
+        <w:rPr>
+          <w:rFonts w:ascii="Calibri" w:hAnsi="Calibri"/>
+          <w:b w:val="0"/>
+          <w:i w:val="0"/>
+          <w:color w:val="222222"/>
+          <w:sz w:val="21"/>
+        </w:rPr>
+        <w:t>•</w:t>
+        <w:tab/>
+      </w:r>
+      <w:r>
+        <w:rPr>
+          <w:rFonts w:ascii="Calibri" w:hAnsi="Calibri"/>
+          <w:b w:val="0"/>
+          <w:i w:val="0"/>
+          <w:color w:val="222222"/>
+          <w:sz w:val="21"/>
+        </w:rPr>
+        <w:t>Registered age check: the human partial rho on DIV is −0.39, so the age flag is not raised; the per-DIV median, −0.06, does not agree, and human early bursting falls steeply with age. Neither is a registered test of a within-age relation.</w:t>
+      </w:r>
+    </w:p>
+    <w:p>
+      <w:pPr>
+        <w:spacing w:after="120"/>
+        <w:ind w:left="432" w:hanging="259"/>
+      </w:pPr>
+      <w:r>
+        <w:rPr>
+          <w:rFonts w:ascii="Calibri" w:hAnsi="Calibri"/>
+          <w:b w:val="0"/>
+          <w:i w:val="0"/>
+          <w:color w:val="222222"/>
+          <w:sz w:val="21"/>
+        </w:rPr>
+        <w:t>•</w:t>
+        <w:tab/>
+      </w:r>
+      <w:r>
+        <w:rPr>
+          <w:rFonts w:ascii="Calibri" w:hAnsi="Calibri"/>
+          <w:b w:val="0"/>
+          <w:i w:val="0"/>
+          <w:color w:val="222222"/>
+          <w:sz w:val="21"/>
+        </w:rPr>
+        <w:t>No earlier result changes. The registration counts in §21 and entry 43 rise by this study's three predictions and one checked result file.</w:t>
+      </w:r>
+    </w:p>
+    <w:p>
+      <w:pPr>
+        <w:spacing w:after="120"/>
+        <w:ind w:left="432" w:hanging="259"/>
+      </w:pPr>
+      <w:r>
+        <w:rPr>
+          <w:rFonts w:ascii="Calibri" w:hAnsi="Calibri"/>
+          <w:b w:val="0"/>
+          <w:i w:val="0"/>
+          <w:color w:val="222222"/>
+          <w:sz w:val="21"/>
+        </w:rPr>
+        <w:t>•</w:t>
+        <w:tab/>
+      </w:r>
+      <w:r>
+        <w:rPr>
+          <w:rFonts w:ascii="Calibri" w:hAnsi="Calibri"/>
+          <w:b/>
+          <w:i w:val="0"/>
+          <w:color w:val="156082"/>
+          <w:sz w:val="21"/>
+        </w:rPr>
+        <w:t>Evidence.</w:t>
+      </w:r>
+      <w:r>
+        <w:rPr>
+          <w:rFonts w:ascii="Calibri" w:hAnsi="Calibri"/>
+          <w:b w:val="0"/>
+          <w:i w:val="0"/>
+          <w:color w:val="222222"/>
+          <w:sz w:val="21"/>
+        </w:rPr>
+        <w:t xml:space="preserve"> Report §36; decision D36; </w:t>
+      </w:r>
+      <w:r>
+        <w:rPr>
+          <w:rFonts w:ascii="Consolas" w:hAnsi="Consolas"/>
+          <w:b w:val="0"/>
+          <w:i w:val="0"/>
+          <w:color w:val="222222"/>
+          <w:sz w:val="19"/>
+        </w:rPr>
+        <w:t>outputs/figures/hpsc_network_state_real.png</w:t>
+      </w:r>
+      <w:r>
+        <w:rPr>
+          <w:rFonts w:ascii="Calibri" w:hAnsi="Calibri"/>
+          <w:b w:val="0"/>
+          <w:i w:val="0"/>
+          <w:color w:val="222222"/>
+          <w:sz w:val="21"/>
+        </w:rPr>
+        <w:t xml:space="preserve">, </w:t>
+      </w:r>
+      <w:r>
+        <w:rPr>
+          <w:rFonts w:ascii="Consolas" w:hAnsi="Consolas"/>
+          <w:b w:val="0"/>
+          <w:i w:val="0"/>
+          <w:color w:val="222222"/>
+          <w:sz w:val="19"/>
+        </w:rPr>
+        <w:t>outputs/hpsc_network_state_REAL.json</w:t>
+      </w:r>
+      <w:r>
+        <w:rPr>
+          <w:rFonts w:ascii="Calibri" w:hAnsi="Calibri"/>
+          <w:b w:val="0"/>
+          <w:i w:val="0"/>
+          <w:color w:val="222222"/>
+          <w:sz w:val="21"/>
+        </w:rPr>
+        <w:t xml:space="preserve"> (with the per-recording table), </w:t>
+      </w:r>
+      <w:r>
+        <w:rPr>
+          <w:rFonts w:ascii="Consolas" w:hAnsi="Consolas"/>
+          <w:b w:val="0"/>
+          <w:i w:val="0"/>
+          <w:color w:val="222222"/>
+          <w:sz w:val="19"/>
+        </w:rPr>
+        <w:t>outputs/metrics.json</w:t>
+      </w:r>
+      <w:r>
+        <w:rPr>
+          <w:rFonts w:ascii="Calibri" w:hAnsi="Calibri"/>
+          <w:b w:val="0"/>
+          <w:i w:val="0"/>
+          <w:color w:val="222222"/>
+          <w:sz w:val="21"/>
+        </w:rPr>
+        <w:t xml:space="preserve"> key </w:t>
+      </w:r>
+      <w:r>
+        <w:rPr>
+          <w:rFonts w:ascii="Consolas" w:hAnsi="Consolas"/>
+          <w:b w:val="0"/>
+          <w:i w:val="0"/>
+          <w:color w:val="222222"/>
+          <w:sz w:val="19"/>
+        </w:rPr>
+        <w:t>hpsc_network_state</w:t>
+      </w:r>
+      <w:r>
+        <w:rPr>
+          <w:rFonts w:ascii="Calibri" w:hAnsi="Calibri"/>
+          <w:b w:val="0"/>
+          <w:i w:val="0"/>
+          <w:color w:val="222222"/>
+          <w:sz w:val="21"/>
+        </w:rPr>
+        <w:t xml:space="preserve">; tests </w:t>
+      </w:r>
+      <w:r>
+        <w:rPr>
+          <w:rFonts w:ascii="Consolas" w:hAnsi="Consolas"/>
+          <w:b w:val="0"/>
+          <w:i w:val="0"/>
+          <w:color w:val="222222"/>
+          <w:sz w:val="19"/>
+        </w:rPr>
+        <w:t>tests/test_hpsc_network_state.py</w:t>
       </w:r>
       <w:r>
         <w:rPr>

--- a/report/POST_SUBMISSION_CHANGES.docx
+++ b/report/POST_SUBMISSION_CHANGES.docx
@@ -49,10 +49,10 @@
       </w:tblPr>
       <w:tblGrid>
         <w:gridCol w:w="407"/>
-        <w:gridCol w:w="1538"/>
-        <w:gridCol w:w="2797"/>
-        <w:gridCol w:w="2562"/>
-        <w:gridCol w:w="1191"/>
+        <w:gridCol w:w="1534"/>
+        <w:gridCol w:w="2763"/>
+        <w:gridCol w:w="2611"/>
+        <w:gridCol w:w="1181"/>
       </w:tblGrid>
       <w:tr>
         <w:trPr>
@@ -85,7 +85,7 @@
         </w:tc>
         <w:tc>
           <w:tcPr>
-            <w:tcW w:type="dxa" w:w="1538"/>
+            <w:tcW w:type="dxa" w:w="1534"/>
             <w:shd w:val="clear" w:color="auto" w:fill="1F4E79"/>
             <w:vAlign w:val="center"/>
           </w:tcPr>
@@ -109,7 +109,7 @@
         </w:tc>
         <w:tc>
           <w:tcPr>
-            <w:tcW w:type="dxa" w:w="2797"/>
+            <w:tcW w:type="dxa" w:w="2763"/>
             <w:shd w:val="clear" w:color="auto" w:fill="1F4E79"/>
             <w:vAlign w:val="center"/>
           </w:tcPr>
@@ -132,7 +132,7 @@
         </w:tc>
         <w:tc>
           <w:tcPr>
-            <w:tcW w:type="dxa" w:w="2562"/>
+            <w:tcW w:type="dxa" w:w="2611"/>
             <w:shd w:val="clear" w:color="auto" w:fill="1F4E79"/>
             <w:vAlign w:val="center"/>
           </w:tcPr>
@@ -155,7 +155,7 @@
         </w:tc>
         <w:tc>
           <w:tcPr>
-            <w:tcW w:type="dxa" w:w="1191"/>
+            <w:tcW w:type="dxa" w:w="1181"/>
             <w:shd w:val="clear" w:color="auto" w:fill="1F4E79"/>
             <w:vAlign w:val="center"/>
           </w:tcPr>
@@ -207,7 +207,7 @@
         </w:tc>
         <w:tc>
           <w:tcPr>
-            <w:tcW w:type="dxa" w:w="1538"/>
+            <w:tcW w:type="dxa" w:w="1534"/>
             <w:shd w:val="clear" w:color="auto" w:fill="FFFFFF"/>
             <w:vAlign w:val="center"/>
           </w:tcPr>
@@ -231,7 +231,7 @@
         </w:tc>
         <w:tc>
           <w:tcPr>
-            <w:tcW w:type="dxa" w:w="2797"/>
+            <w:tcW w:type="dxa" w:w="2763"/>
             <w:shd w:val="clear" w:color="auto" w:fill="FFFFFF"/>
             <w:vAlign w:val="center"/>
           </w:tcPr>
@@ -254,7 +254,7 @@
         </w:tc>
         <w:tc>
           <w:tcPr>
-            <w:tcW w:type="dxa" w:w="2562"/>
+            <w:tcW w:type="dxa" w:w="2611"/>
             <w:shd w:val="clear" w:color="auto" w:fill="FFFFFF"/>
             <w:vAlign w:val="center"/>
           </w:tcPr>
@@ -277,7 +277,7 @@
         </w:tc>
         <w:tc>
           <w:tcPr>
-            <w:tcW w:type="dxa" w:w="1191"/>
+            <w:tcW w:type="dxa" w:w="1181"/>
             <w:shd w:val="clear" w:color="auto" w:fill="FFFFFF"/>
             <w:vAlign w:val="center"/>
           </w:tcPr>
@@ -349,7 +349,7 @@
         </w:tc>
         <w:tc>
           <w:tcPr>
-            <w:tcW w:type="dxa" w:w="1538"/>
+            <w:tcW w:type="dxa" w:w="1534"/>
             <w:shd w:val="clear" w:color="auto" w:fill="F7F9FB"/>
             <w:vAlign w:val="center"/>
           </w:tcPr>
@@ -373,7 +373,7 @@
         </w:tc>
         <w:tc>
           <w:tcPr>
-            <w:tcW w:type="dxa" w:w="2797"/>
+            <w:tcW w:type="dxa" w:w="2763"/>
             <w:shd w:val="clear" w:color="auto" w:fill="F7F9FB"/>
             <w:vAlign w:val="center"/>
           </w:tcPr>
@@ -396,7 +396,7 @@
         </w:tc>
         <w:tc>
           <w:tcPr>
-            <w:tcW w:type="dxa" w:w="2562"/>
+            <w:tcW w:type="dxa" w:w="2611"/>
             <w:shd w:val="clear" w:color="auto" w:fill="F7F9FB"/>
             <w:vAlign w:val="center"/>
           </w:tcPr>
@@ -419,7 +419,7 @@
         </w:tc>
         <w:tc>
           <w:tcPr>
-            <w:tcW w:type="dxa" w:w="1191"/>
+            <w:tcW w:type="dxa" w:w="1181"/>
             <w:shd w:val="clear" w:color="auto" w:fill="F7F9FB"/>
             <w:vAlign w:val="center"/>
           </w:tcPr>
@@ -471,7 +471,7 @@
         </w:tc>
         <w:tc>
           <w:tcPr>
-            <w:tcW w:type="dxa" w:w="1538"/>
+            <w:tcW w:type="dxa" w:w="1534"/>
             <w:shd w:val="clear" w:color="auto" w:fill="FFFFFF"/>
             <w:vAlign w:val="center"/>
           </w:tcPr>
@@ -495,7 +495,7 @@
         </w:tc>
         <w:tc>
           <w:tcPr>
-            <w:tcW w:type="dxa" w:w="2797"/>
+            <w:tcW w:type="dxa" w:w="2763"/>
             <w:shd w:val="clear" w:color="auto" w:fill="FFFFFF"/>
             <w:vAlign w:val="center"/>
           </w:tcPr>
@@ -518,7 +518,7 @@
         </w:tc>
         <w:tc>
           <w:tcPr>
-            <w:tcW w:type="dxa" w:w="2562"/>
+            <w:tcW w:type="dxa" w:w="2611"/>
             <w:shd w:val="clear" w:color="auto" w:fill="FFFFFF"/>
             <w:vAlign w:val="center"/>
           </w:tcPr>
@@ -541,7 +541,7 @@
         </w:tc>
         <w:tc>
           <w:tcPr>
-            <w:tcW w:type="dxa" w:w="1191"/>
+            <w:tcW w:type="dxa" w:w="1181"/>
             <w:shd w:val="clear" w:color="auto" w:fill="FFFFFF"/>
             <w:vAlign w:val="center"/>
           </w:tcPr>
@@ -593,7 +593,7 @@
         </w:tc>
         <w:tc>
           <w:tcPr>
-            <w:tcW w:type="dxa" w:w="1538"/>
+            <w:tcW w:type="dxa" w:w="1534"/>
             <w:shd w:val="clear" w:color="auto" w:fill="F7F9FB"/>
             <w:vAlign w:val="center"/>
           </w:tcPr>
@@ -617,7 +617,7 @@
         </w:tc>
         <w:tc>
           <w:tcPr>
-            <w:tcW w:type="dxa" w:w="2797"/>
+            <w:tcW w:type="dxa" w:w="2763"/>
             <w:shd w:val="clear" w:color="auto" w:fill="F7F9FB"/>
             <w:vAlign w:val="center"/>
           </w:tcPr>
@@ -640,7 +640,7 @@
         </w:tc>
         <w:tc>
           <w:tcPr>
-            <w:tcW w:type="dxa" w:w="2562"/>
+            <w:tcW w:type="dxa" w:w="2611"/>
             <w:shd w:val="clear" w:color="auto" w:fill="F7F9FB"/>
             <w:vAlign w:val="center"/>
           </w:tcPr>
@@ -663,7 +663,7 @@
         </w:tc>
         <w:tc>
           <w:tcPr>
-            <w:tcW w:type="dxa" w:w="1191"/>
+            <w:tcW w:type="dxa" w:w="1181"/>
             <w:shd w:val="clear" w:color="auto" w:fill="F7F9FB"/>
             <w:vAlign w:val="center"/>
           </w:tcPr>
@@ -735,7 +735,7 @@
         </w:tc>
         <w:tc>
           <w:tcPr>
-            <w:tcW w:type="dxa" w:w="1538"/>
+            <w:tcW w:type="dxa" w:w="1534"/>
             <w:shd w:val="clear" w:color="auto" w:fill="FFFFFF"/>
             <w:vAlign w:val="center"/>
           </w:tcPr>
@@ -759,7 +759,7 @@
         </w:tc>
         <w:tc>
           <w:tcPr>
-            <w:tcW w:type="dxa" w:w="2797"/>
+            <w:tcW w:type="dxa" w:w="2763"/>
             <w:shd w:val="clear" w:color="auto" w:fill="FFFFFF"/>
             <w:vAlign w:val="center"/>
           </w:tcPr>
@@ -782,7 +782,7 @@
         </w:tc>
         <w:tc>
           <w:tcPr>
-            <w:tcW w:type="dxa" w:w="2562"/>
+            <w:tcW w:type="dxa" w:w="2611"/>
             <w:shd w:val="clear" w:color="auto" w:fill="FFFFFF"/>
             <w:vAlign w:val="center"/>
           </w:tcPr>
@@ -805,7 +805,7 @@
         </w:tc>
         <w:tc>
           <w:tcPr>
-            <w:tcW w:type="dxa" w:w="1191"/>
+            <w:tcW w:type="dxa" w:w="1181"/>
             <w:shd w:val="clear" w:color="auto" w:fill="FFFFFF"/>
             <w:vAlign w:val="center"/>
           </w:tcPr>
@@ -857,7 +857,7 @@
         </w:tc>
         <w:tc>
           <w:tcPr>
-            <w:tcW w:type="dxa" w:w="1538"/>
+            <w:tcW w:type="dxa" w:w="1534"/>
             <w:shd w:val="clear" w:color="auto" w:fill="F7F9FB"/>
             <w:vAlign w:val="center"/>
           </w:tcPr>
@@ -881,7 +881,7 @@
         </w:tc>
         <w:tc>
           <w:tcPr>
-            <w:tcW w:type="dxa" w:w="2797"/>
+            <w:tcW w:type="dxa" w:w="2763"/>
             <w:shd w:val="clear" w:color="auto" w:fill="F7F9FB"/>
             <w:vAlign w:val="center"/>
           </w:tcPr>
@@ -904,7 +904,7 @@
         </w:tc>
         <w:tc>
           <w:tcPr>
-            <w:tcW w:type="dxa" w:w="2562"/>
+            <w:tcW w:type="dxa" w:w="2611"/>
             <w:shd w:val="clear" w:color="auto" w:fill="F7F9FB"/>
             <w:vAlign w:val="center"/>
           </w:tcPr>
@@ -927,7 +927,7 @@
         </w:tc>
         <w:tc>
           <w:tcPr>
-            <w:tcW w:type="dxa" w:w="1191"/>
+            <w:tcW w:type="dxa" w:w="1181"/>
             <w:shd w:val="clear" w:color="auto" w:fill="F7F9FB"/>
             <w:vAlign w:val="center"/>
           </w:tcPr>
@@ -979,7 +979,7 @@
         </w:tc>
         <w:tc>
           <w:tcPr>
-            <w:tcW w:type="dxa" w:w="1538"/>
+            <w:tcW w:type="dxa" w:w="1534"/>
             <w:shd w:val="clear" w:color="auto" w:fill="FFFFFF"/>
             <w:vAlign w:val="center"/>
           </w:tcPr>
@@ -1003,7 +1003,7 @@
         </w:tc>
         <w:tc>
           <w:tcPr>
-            <w:tcW w:type="dxa" w:w="2797"/>
+            <w:tcW w:type="dxa" w:w="2763"/>
             <w:shd w:val="clear" w:color="auto" w:fill="FFFFFF"/>
             <w:vAlign w:val="center"/>
           </w:tcPr>
@@ -1026,7 +1026,7 @@
         </w:tc>
         <w:tc>
           <w:tcPr>
-            <w:tcW w:type="dxa" w:w="2562"/>
+            <w:tcW w:type="dxa" w:w="2611"/>
             <w:shd w:val="clear" w:color="auto" w:fill="FFFFFF"/>
             <w:vAlign w:val="center"/>
           </w:tcPr>
@@ -1049,7 +1049,7 @@
         </w:tc>
         <w:tc>
           <w:tcPr>
-            <w:tcW w:type="dxa" w:w="1191"/>
+            <w:tcW w:type="dxa" w:w="1181"/>
             <w:shd w:val="clear" w:color="auto" w:fill="FFFFFF"/>
             <w:vAlign w:val="center"/>
           </w:tcPr>
@@ -1121,7 +1121,7 @@
         </w:tc>
         <w:tc>
           <w:tcPr>
-            <w:tcW w:type="dxa" w:w="1538"/>
+            <w:tcW w:type="dxa" w:w="1534"/>
             <w:shd w:val="clear" w:color="auto" w:fill="F7F9FB"/>
             <w:vAlign w:val="center"/>
           </w:tcPr>
@@ -1145,7 +1145,7 @@
         </w:tc>
         <w:tc>
           <w:tcPr>
-            <w:tcW w:type="dxa" w:w="2797"/>
+            <w:tcW w:type="dxa" w:w="2763"/>
             <w:shd w:val="clear" w:color="auto" w:fill="F7F9FB"/>
             <w:vAlign w:val="center"/>
           </w:tcPr>
@@ -1168,7 +1168,7 @@
         </w:tc>
         <w:tc>
           <w:tcPr>
-            <w:tcW w:type="dxa" w:w="2562"/>
+            <w:tcW w:type="dxa" w:w="2611"/>
             <w:shd w:val="clear" w:color="auto" w:fill="F7F9FB"/>
             <w:vAlign w:val="center"/>
           </w:tcPr>
@@ -1191,7 +1191,7 @@
         </w:tc>
         <w:tc>
           <w:tcPr>
-            <w:tcW w:type="dxa" w:w="1191"/>
+            <w:tcW w:type="dxa" w:w="1181"/>
             <w:shd w:val="clear" w:color="auto" w:fill="F7F9FB"/>
             <w:vAlign w:val="center"/>
           </w:tcPr>
@@ -1263,7 +1263,7 @@
         </w:tc>
         <w:tc>
           <w:tcPr>
-            <w:tcW w:type="dxa" w:w="1538"/>
+            <w:tcW w:type="dxa" w:w="1534"/>
             <w:shd w:val="clear" w:color="auto" w:fill="FFFFFF"/>
             <w:vAlign w:val="center"/>
           </w:tcPr>
@@ -1287,7 +1287,7 @@
         </w:tc>
         <w:tc>
           <w:tcPr>
-            <w:tcW w:type="dxa" w:w="2797"/>
+            <w:tcW w:type="dxa" w:w="2763"/>
             <w:shd w:val="clear" w:color="auto" w:fill="FFFFFF"/>
             <w:vAlign w:val="center"/>
           </w:tcPr>
@@ -1310,7 +1310,7 @@
         </w:tc>
         <w:tc>
           <w:tcPr>
-            <w:tcW w:type="dxa" w:w="2562"/>
+            <w:tcW w:type="dxa" w:w="2611"/>
             <w:shd w:val="clear" w:color="auto" w:fill="FFFFFF"/>
             <w:vAlign w:val="center"/>
           </w:tcPr>
@@ -1333,7 +1333,7 @@
         </w:tc>
         <w:tc>
           <w:tcPr>
-            <w:tcW w:type="dxa" w:w="1191"/>
+            <w:tcW w:type="dxa" w:w="1181"/>
             <w:shd w:val="clear" w:color="auto" w:fill="FFFFFF"/>
             <w:vAlign w:val="center"/>
           </w:tcPr>
@@ -1405,7 +1405,7 @@
         </w:tc>
         <w:tc>
           <w:tcPr>
-            <w:tcW w:type="dxa" w:w="1538"/>
+            <w:tcW w:type="dxa" w:w="1534"/>
             <w:shd w:val="clear" w:color="auto" w:fill="F7F9FB"/>
             <w:vAlign w:val="center"/>
           </w:tcPr>
@@ -1429,7 +1429,7 @@
         </w:tc>
         <w:tc>
           <w:tcPr>
-            <w:tcW w:type="dxa" w:w="2797"/>
+            <w:tcW w:type="dxa" w:w="2763"/>
             <w:shd w:val="clear" w:color="auto" w:fill="F7F9FB"/>
             <w:vAlign w:val="center"/>
           </w:tcPr>
@@ -1452,7 +1452,7 @@
         </w:tc>
         <w:tc>
           <w:tcPr>
-            <w:tcW w:type="dxa" w:w="2562"/>
+            <w:tcW w:type="dxa" w:w="2611"/>
             <w:shd w:val="clear" w:color="auto" w:fill="F7F9FB"/>
             <w:vAlign w:val="center"/>
           </w:tcPr>
@@ -1475,7 +1475,7 @@
         </w:tc>
         <w:tc>
           <w:tcPr>
-            <w:tcW w:type="dxa" w:w="1191"/>
+            <w:tcW w:type="dxa" w:w="1181"/>
             <w:shd w:val="clear" w:color="auto" w:fill="F7F9FB"/>
             <w:vAlign w:val="center"/>
           </w:tcPr>
@@ -1547,7 +1547,7 @@
         </w:tc>
         <w:tc>
           <w:tcPr>
-            <w:tcW w:type="dxa" w:w="1538"/>
+            <w:tcW w:type="dxa" w:w="1534"/>
             <w:shd w:val="clear" w:color="auto" w:fill="FFFFFF"/>
             <w:vAlign w:val="center"/>
           </w:tcPr>
@@ -1571,7 +1571,7 @@
         </w:tc>
         <w:tc>
           <w:tcPr>
-            <w:tcW w:type="dxa" w:w="2797"/>
+            <w:tcW w:type="dxa" w:w="2763"/>
             <w:shd w:val="clear" w:color="auto" w:fill="FFFFFF"/>
             <w:vAlign w:val="center"/>
           </w:tcPr>
@@ -1594,7 +1594,7 @@
         </w:tc>
         <w:tc>
           <w:tcPr>
-            <w:tcW w:type="dxa" w:w="2562"/>
+            <w:tcW w:type="dxa" w:w="2611"/>
             <w:shd w:val="clear" w:color="auto" w:fill="FFFFFF"/>
             <w:vAlign w:val="center"/>
           </w:tcPr>
@@ -1617,7 +1617,7 @@
         </w:tc>
         <w:tc>
           <w:tcPr>
-            <w:tcW w:type="dxa" w:w="1191"/>
+            <w:tcW w:type="dxa" w:w="1181"/>
             <w:shd w:val="clear" w:color="auto" w:fill="FFFFFF"/>
             <w:vAlign w:val="center"/>
           </w:tcPr>
@@ -1689,7 +1689,7 @@
         </w:tc>
         <w:tc>
           <w:tcPr>
-            <w:tcW w:type="dxa" w:w="1538"/>
+            <w:tcW w:type="dxa" w:w="1534"/>
             <w:shd w:val="clear" w:color="auto" w:fill="F7F9FB"/>
             <w:vAlign w:val="center"/>
           </w:tcPr>
@@ -1713,7 +1713,7 @@
         </w:tc>
         <w:tc>
           <w:tcPr>
-            <w:tcW w:type="dxa" w:w="2797"/>
+            <w:tcW w:type="dxa" w:w="2763"/>
             <w:shd w:val="clear" w:color="auto" w:fill="F7F9FB"/>
             <w:vAlign w:val="center"/>
           </w:tcPr>
@@ -1736,7 +1736,7 @@
         </w:tc>
         <w:tc>
           <w:tcPr>
-            <w:tcW w:type="dxa" w:w="2562"/>
+            <w:tcW w:type="dxa" w:w="2611"/>
             <w:shd w:val="clear" w:color="auto" w:fill="F7F9FB"/>
             <w:vAlign w:val="center"/>
           </w:tcPr>
@@ -1759,7 +1759,7 @@
         </w:tc>
         <w:tc>
           <w:tcPr>
-            <w:tcW w:type="dxa" w:w="1191"/>
+            <w:tcW w:type="dxa" w:w="1181"/>
             <w:shd w:val="clear" w:color="auto" w:fill="F7F9FB"/>
             <w:vAlign w:val="center"/>
           </w:tcPr>
@@ -1811,7 +1811,7 @@
         </w:tc>
         <w:tc>
           <w:tcPr>
-            <w:tcW w:type="dxa" w:w="1538"/>
+            <w:tcW w:type="dxa" w:w="1534"/>
             <w:shd w:val="clear" w:color="auto" w:fill="FFFFFF"/>
             <w:vAlign w:val="center"/>
           </w:tcPr>
@@ -1835,7 +1835,7 @@
         </w:tc>
         <w:tc>
           <w:tcPr>
-            <w:tcW w:type="dxa" w:w="2797"/>
+            <w:tcW w:type="dxa" w:w="2763"/>
             <w:shd w:val="clear" w:color="auto" w:fill="FFFFFF"/>
             <w:vAlign w:val="center"/>
           </w:tcPr>
@@ -1858,7 +1858,7 @@
         </w:tc>
         <w:tc>
           <w:tcPr>
-            <w:tcW w:type="dxa" w:w="2562"/>
+            <w:tcW w:type="dxa" w:w="2611"/>
             <w:shd w:val="clear" w:color="auto" w:fill="FFFFFF"/>
             <w:vAlign w:val="center"/>
           </w:tcPr>
@@ -1881,7 +1881,7 @@
         </w:tc>
         <w:tc>
           <w:tcPr>
-            <w:tcW w:type="dxa" w:w="1191"/>
+            <w:tcW w:type="dxa" w:w="1181"/>
             <w:shd w:val="clear" w:color="auto" w:fill="FFFFFF"/>
             <w:vAlign w:val="center"/>
           </w:tcPr>
@@ -1943,7 +1943,7 @@
         </w:tc>
         <w:tc>
           <w:tcPr>
-            <w:tcW w:type="dxa" w:w="1538"/>
+            <w:tcW w:type="dxa" w:w="1534"/>
             <w:shd w:val="clear" w:color="auto" w:fill="F7F9FB"/>
             <w:vAlign w:val="center"/>
           </w:tcPr>
@@ -1967,7 +1967,7 @@
         </w:tc>
         <w:tc>
           <w:tcPr>
-            <w:tcW w:type="dxa" w:w="2797"/>
+            <w:tcW w:type="dxa" w:w="2763"/>
             <w:shd w:val="clear" w:color="auto" w:fill="F7F9FB"/>
             <w:vAlign w:val="center"/>
           </w:tcPr>
@@ -1990,7 +1990,7 @@
         </w:tc>
         <w:tc>
           <w:tcPr>
-            <w:tcW w:type="dxa" w:w="2562"/>
+            <w:tcW w:type="dxa" w:w="2611"/>
             <w:shd w:val="clear" w:color="auto" w:fill="F7F9FB"/>
             <w:vAlign w:val="center"/>
           </w:tcPr>
@@ -2013,7 +2013,7 @@
         </w:tc>
         <w:tc>
           <w:tcPr>
-            <w:tcW w:type="dxa" w:w="1191"/>
+            <w:tcW w:type="dxa" w:w="1181"/>
             <w:shd w:val="clear" w:color="auto" w:fill="F7F9FB"/>
             <w:vAlign w:val="center"/>
           </w:tcPr>
@@ -2085,7 +2085,7 @@
         </w:tc>
         <w:tc>
           <w:tcPr>
-            <w:tcW w:type="dxa" w:w="1538"/>
+            <w:tcW w:type="dxa" w:w="1534"/>
             <w:shd w:val="clear" w:color="auto" w:fill="FFFFFF"/>
             <w:vAlign w:val="center"/>
           </w:tcPr>
@@ -2109,7 +2109,7 @@
         </w:tc>
         <w:tc>
           <w:tcPr>
-            <w:tcW w:type="dxa" w:w="2797"/>
+            <w:tcW w:type="dxa" w:w="2763"/>
             <w:shd w:val="clear" w:color="auto" w:fill="FFFFFF"/>
             <w:vAlign w:val="center"/>
           </w:tcPr>
@@ -2132,7 +2132,7 @@
         </w:tc>
         <w:tc>
           <w:tcPr>
-            <w:tcW w:type="dxa" w:w="2562"/>
+            <w:tcW w:type="dxa" w:w="2611"/>
             <w:shd w:val="clear" w:color="auto" w:fill="FFFFFF"/>
             <w:vAlign w:val="center"/>
           </w:tcPr>
@@ -2155,7 +2155,7 @@
         </w:tc>
         <w:tc>
           <w:tcPr>
-            <w:tcW w:type="dxa" w:w="1191"/>
+            <w:tcW w:type="dxa" w:w="1181"/>
             <w:shd w:val="clear" w:color="auto" w:fill="FFFFFF"/>
             <w:vAlign w:val="center"/>
           </w:tcPr>
@@ -2227,7 +2227,7 @@
         </w:tc>
         <w:tc>
           <w:tcPr>
-            <w:tcW w:type="dxa" w:w="1538"/>
+            <w:tcW w:type="dxa" w:w="1534"/>
             <w:shd w:val="clear" w:color="auto" w:fill="F7F9FB"/>
             <w:vAlign w:val="center"/>
           </w:tcPr>
@@ -2251,7 +2251,7 @@
         </w:tc>
         <w:tc>
           <w:tcPr>
-            <w:tcW w:type="dxa" w:w="2797"/>
+            <w:tcW w:type="dxa" w:w="2763"/>
             <w:shd w:val="clear" w:color="auto" w:fill="F7F9FB"/>
             <w:vAlign w:val="center"/>
           </w:tcPr>
@@ -2274,7 +2274,7 @@
         </w:tc>
         <w:tc>
           <w:tcPr>
-            <w:tcW w:type="dxa" w:w="2562"/>
+            <w:tcW w:type="dxa" w:w="2611"/>
             <w:shd w:val="clear" w:color="auto" w:fill="F7F9FB"/>
             <w:vAlign w:val="center"/>
           </w:tcPr>
@@ -2297,7 +2297,7 @@
         </w:tc>
         <w:tc>
           <w:tcPr>
-            <w:tcW w:type="dxa" w:w="1191"/>
+            <w:tcW w:type="dxa" w:w="1181"/>
             <w:shd w:val="clear" w:color="auto" w:fill="F7F9FB"/>
             <w:vAlign w:val="center"/>
           </w:tcPr>
@@ -2359,7 +2359,7 @@
         </w:tc>
         <w:tc>
           <w:tcPr>
-            <w:tcW w:type="dxa" w:w="1538"/>
+            <w:tcW w:type="dxa" w:w="1534"/>
             <w:shd w:val="clear" w:color="auto" w:fill="FFFFFF"/>
             <w:vAlign w:val="center"/>
           </w:tcPr>
@@ -2383,7 +2383,7 @@
         </w:tc>
         <w:tc>
           <w:tcPr>
-            <w:tcW w:type="dxa" w:w="2797"/>
+            <w:tcW w:type="dxa" w:w="2763"/>
             <w:shd w:val="clear" w:color="auto" w:fill="FFFFFF"/>
             <w:vAlign w:val="center"/>
           </w:tcPr>
@@ -2406,7 +2406,7 @@
         </w:tc>
         <w:tc>
           <w:tcPr>
-            <w:tcW w:type="dxa" w:w="2562"/>
+            <w:tcW w:type="dxa" w:w="2611"/>
             <w:shd w:val="clear" w:color="auto" w:fill="FFFFFF"/>
             <w:vAlign w:val="center"/>
           </w:tcPr>
@@ -2429,7 +2429,7 @@
         </w:tc>
         <w:tc>
           <w:tcPr>
-            <w:tcW w:type="dxa" w:w="1191"/>
+            <w:tcW w:type="dxa" w:w="1181"/>
             <w:shd w:val="clear" w:color="auto" w:fill="FFFFFF"/>
             <w:vAlign w:val="center"/>
           </w:tcPr>
@@ -2501,7 +2501,7 @@
         </w:tc>
         <w:tc>
           <w:tcPr>
-            <w:tcW w:type="dxa" w:w="1538"/>
+            <w:tcW w:type="dxa" w:w="1534"/>
             <w:shd w:val="clear" w:color="auto" w:fill="F7F9FB"/>
             <w:vAlign w:val="center"/>
           </w:tcPr>
@@ -2525,7 +2525,7 @@
         </w:tc>
         <w:tc>
           <w:tcPr>
-            <w:tcW w:type="dxa" w:w="2797"/>
+            <w:tcW w:type="dxa" w:w="2763"/>
             <w:shd w:val="clear" w:color="auto" w:fill="F7F9FB"/>
             <w:vAlign w:val="center"/>
           </w:tcPr>
@@ -2548,7 +2548,7 @@
         </w:tc>
         <w:tc>
           <w:tcPr>
-            <w:tcW w:type="dxa" w:w="2562"/>
+            <w:tcW w:type="dxa" w:w="2611"/>
             <w:shd w:val="clear" w:color="auto" w:fill="F7F9FB"/>
             <w:vAlign w:val="center"/>
           </w:tcPr>
@@ -2571,7 +2571,7 @@
         </w:tc>
         <w:tc>
           <w:tcPr>
-            <w:tcW w:type="dxa" w:w="1191"/>
+            <w:tcW w:type="dxa" w:w="1181"/>
             <w:shd w:val="clear" w:color="auto" w:fill="F7F9FB"/>
             <w:vAlign w:val="center"/>
           </w:tcPr>
@@ -2643,7 +2643,7 @@
         </w:tc>
         <w:tc>
           <w:tcPr>
-            <w:tcW w:type="dxa" w:w="1538"/>
+            <w:tcW w:type="dxa" w:w="1534"/>
             <w:shd w:val="clear" w:color="auto" w:fill="FFFFFF"/>
             <w:vAlign w:val="center"/>
           </w:tcPr>
@@ -2667,7 +2667,7 @@
         </w:tc>
         <w:tc>
           <w:tcPr>
-            <w:tcW w:type="dxa" w:w="2797"/>
+            <w:tcW w:type="dxa" w:w="2763"/>
             <w:shd w:val="clear" w:color="auto" w:fill="FFFFFF"/>
             <w:vAlign w:val="center"/>
           </w:tcPr>
@@ -2690,7 +2690,7 @@
         </w:tc>
         <w:tc>
           <w:tcPr>
-            <w:tcW w:type="dxa" w:w="2562"/>
+            <w:tcW w:type="dxa" w:w="2611"/>
             <w:shd w:val="clear" w:color="auto" w:fill="FFFFFF"/>
             <w:vAlign w:val="center"/>
           </w:tcPr>
@@ -2713,7 +2713,7 @@
         </w:tc>
         <w:tc>
           <w:tcPr>
-            <w:tcW w:type="dxa" w:w="1191"/>
+            <w:tcW w:type="dxa" w:w="1181"/>
             <w:shd w:val="clear" w:color="auto" w:fill="FFFFFF"/>
             <w:vAlign w:val="center"/>
           </w:tcPr>
@@ -2785,7 +2785,7 @@
         </w:tc>
         <w:tc>
           <w:tcPr>
-            <w:tcW w:type="dxa" w:w="1538"/>
+            <w:tcW w:type="dxa" w:w="1534"/>
             <w:shd w:val="clear" w:color="auto" w:fill="F7F9FB"/>
             <w:vAlign w:val="center"/>
           </w:tcPr>
@@ -2809,7 +2809,7 @@
         </w:tc>
         <w:tc>
           <w:tcPr>
-            <w:tcW w:type="dxa" w:w="2797"/>
+            <w:tcW w:type="dxa" w:w="2763"/>
             <w:shd w:val="clear" w:color="auto" w:fill="F7F9FB"/>
             <w:vAlign w:val="center"/>
           </w:tcPr>
@@ -2832,7 +2832,7 @@
         </w:tc>
         <w:tc>
           <w:tcPr>
-            <w:tcW w:type="dxa" w:w="2562"/>
+            <w:tcW w:type="dxa" w:w="2611"/>
             <w:shd w:val="clear" w:color="auto" w:fill="F7F9FB"/>
             <w:vAlign w:val="center"/>
           </w:tcPr>
@@ -2855,7 +2855,7 @@
         </w:tc>
         <w:tc>
           <w:tcPr>
-            <w:tcW w:type="dxa" w:w="1191"/>
+            <w:tcW w:type="dxa" w:w="1181"/>
             <w:shd w:val="clear" w:color="auto" w:fill="F7F9FB"/>
             <w:vAlign w:val="center"/>
           </w:tcPr>
@@ -2927,7 +2927,7 @@
         </w:tc>
         <w:tc>
           <w:tcPr>
-            <w:tcW w:type="dxa" w:w="1538"/>
+            <w:tcW w:type="dxa" w:w="1534"/>
             <w:shd w:val="clear" w:color="auto" w:fill="FFFFFF"/>
             <w:vAlign w:val="center"/>
           </w:tcPr>
@@ -2951,7 +2951,7 @@
         </w:tc>
         <w:tc>
           <w:tcPr>
-            <w:tcW w:type="dxa" w:w="2797"/>
+            <w:tcW w:type="dxa" w:w="2763"/>
             <w:shd w:val="clear" w:color="auto" w:fill="FFFFFF"/>
             <w:vAlign w:val="center"/>
           </w:tcPr>
@@ -2974,7 +2974,7 @@
         </w:tc>
         <w:tc>
           <w:tcPr>
-            <w:tcW w:type="dxa" w:w="2562"/>
+            <w:tcW w:type="dxa" w:w="2611"/>
             <w:shd w:val="clear" w:color="auto" w:fill="FFFFFF"/>
             <w:vAlign w:val="center"/>
           </w:tcPr>
@@ -2997,7 +2997,7 @@
         </w:tc>
         <w:tc>
           <w:tcPr>
-            <w:tcW w:type="dxa" w:w="1191"/>
+            <w:tcW w:type="dxa" w:w="1181"/>
             <w:shd w:val="clear" w:color="auto" w:fill="FFFFFF"/>
             <w:vAlign w:val="center"/>
           </w:tcPr>
@@ -3069,7 +3069,7 @@
         </w:tc>
         <w:tc>
           <w:tcPr>
-            <w:tcW w:type="dxa" w:w="1538"/>
+            <w:tcW w:type="dxa" w:w="1534"/>
             <w:shd w:val="clear" w:color="auto" w:fill="F7F9FB"/>
             <w:vAlign w:val="center"/>
           </w:tcPr>
@@ -3093,7 +3093,7 @@
         </w:tc>
         <w:tc>
           <w:tcPr>
-            <w:tcW w:type="dxa" w:w="2797"/>
+            <w:tcW w:type="dxa" w:w="2763"/>
             <w:shd w:val="clear" w:color="auto" w:fill="F7F9FB"/>
             <w:vAlign w:val="center"/>
           </w:tcPr>
@@ -3116,7 +3116,7 @@
         </w:tc>
         <w:tc>
           <w:tcPr>
-            <w:tcW w:type="dxa" w:w="2562"/>
+            <w:tcW w:type="dxa" w:w="2611"/>
             <w:shd w:val="clear" w:color="auto" w:fill="F7F9FB"/>
             <w:vAlign w:val="center"/>
           </w:tcPr>
@@ -3139,7 +3139,7 @@
         </w:tc>
         <w:tc>
           <w:tcPr>
-            <w:tcW w:type="dxa" w:w="1191"/>
+            <w:tcW w:type="dxa" w:w="1181"/>
             <w:shd w:val="clear" w:color="auto" w:fill="F7F9FB"/>
             <w:vAlign w:val="center"/>
           </w:tcPr>
@@ -3201,7 +3201,7 @@
         </w:tc>
         <w:tc>
           <w:tcPr>
-            <w:tcW w:type="dxa" w:w="1538"/>
+            <w:tcW w:type="dxa" w:w="1534"/>
             <w:shd w:val="clear" w:color="auto" w:fill="FFFFFF"/>
             <w:vAlign w:val="center"/>
           </w:tcPr>
@@ -3225,7 +3225,7 @@
         </w:tc>
         <w:tc>
           <w:tcPr>
-            <w:tcW w:type="dxa" w:w="2797"/>
+            <w:tcW w:type="dxa" w:w="2763"/>
             <w:shd w:val="clear" w:color="auto" w:fill="FFFFFF"/>
             <w:vAlign w:val="center"/>
           </w:tcPr>
@@ -3248,7 +3248,7 @@
         </w:tc>
         <w:tc>
           <w:tcPr>
-            <w:tcW w:type="dxa" w:w="2562"/>
+            <w:tcW w:type="dxa" w:w="2611"/>
             <w:shd w:val="clear" w:color="auto" w:fill="FFFFFF"/>
             <w:vAlign w:val="center"/>
           </w:tcPr>
@@ -3271,7 +3271,7 @@
         </w:tc>
         <w:tc>
           <w:tcPr>
-            <w:tcW w:type="dxa" w:w="1191"/>
+            <w:tcW w:type="dxa" w:w="1181"/>
             <w:shd w:val="clear" w:color="auto" w:fill="FFFFFF"/>
             <w:vAlign w:val="center"/>
           </w:tcPr>
@@ -3333,7 +3333,7 @@
         </w:tc>
         <w:tc>
           <w:tcPr>
-            <w:tcW w:type="dxa" w:w="1538"/>
+            <w:tcW w:type="dxa" w:w="1534"/>
             <w:shd w:val="clear" w:color="auto" w:fill="F7F9FB"/>
             <w:vAlign w:val="center"/>
           </w:tcPr>
@@ -3357,7 +3357,7 @@
         </w:tc>
         <w:tc>
           <w:tcPr>
-            <w:tcW w:type="dxa" w:w="2797"/>
+            <w:tcW w:type="dxa" w:w="2763"/>
             <w:shd w:val="clear" w:color="auto" w:fill="F7F9FB"/>
             <w:vAlign w:val="center"/>
           </w:tcPr>
@@ -3380,7 +3380,7 @@
         </w:tc>
         <w:tc>
           <w:tcPr>
-            <w:tcW w:type="dxa" w:w="2562"/>
+            <w:tcW w:type="dxa" w:w="2611"/>
             <w:shd w:val="clear" w:color="auto" w:fill="F7F9FB"/>
             <w:vAlign w:val="center"/>
           </w:tcPr>
@@ -3403,7 +3403,7 @@
         </w:tc>
         <w:tc>
           <w:tcPr>
-            <w:tcW w:type="dxa" w:w="1191"/>
+            <w:tcW w:type="dxa" w:w="1181"/>
             <w:shd w:val="clear" w:color="auto" w:fill="F7F9FB"/>
             <w:vAlign w:val="center"/>
           </w:tcPr>
@@ -3465,7 +3465,7 @@
         </w:tc>
         <w:tc>
           <w:tcPr>
-            <w:tcW w:type="dxa" w:w="1538"/>
+            <w:tcW w:type="dxa" w:w="1534"/>
             <w:shd w:val="clear" w:color="auto" w:fill="FFFFFF"/>
             <w:vAlign w:val="center"/>
           </w:tcPr>
@@ -3489,7 +3489,7 @@
         </w:tc>
         <w:tc>
           <w:tcPr>
-            <w:tcW w:type="dxa" w:w="2797"/>
+            <w:tcW w:type="dxa" w:w="2763"/>
             <w:shd w:val="clear" w:color="auto" w:fill="FFFFFF"/>
             <w:vAlign w:val="center"/>
           </w:tcPr>
@@ -3512,7 +3512,7 @@
         </w:tc>
         <w:tc>
           <w:tcPr>
-            <w:tcW w:type="dxa" w:w="2562"/>
+            <w:tcW w:type="dxa" w:w="2611"/>
             <w:shd w:val="clear" w:color="auto" w:fill="FFFFFF"/>
             <w:vAlign w:val="center"/>
           </w:tcPr>
@@ -3535,7 +3535,7 @@
         </w:tc>
         <w:tc>
           <w:tcPr>
-            <w:tcW w:type="dxa" w:w="1191"/>
+            <w:tcW w:type="dxa" w:w="1181"/>
             <w:shd w:val="clear" w:color="auto" w:fill="FFFFFF"/>
             <w:vAlign w:val="center"/>
           </w:tcPr>
@@ -3597,7 +3597,7 @@
         </w:tc>
         <w:tc>
           <w:tcPr>
-            <w:tcW w:type="dxa" w:w="1538"/>
+            <w:tcW w:type="dxa" w:w="1534"/>
             <w:shd w:val="clear" w:color="auto" w:fill="F7F9FB"/>
             <w:vAlign w:val="center"/>
           </w:tcPr>
@@ -3621,7 +3621,7 @@
         </w:tc>
         <w:tc>
           <w:tcPr>
-            <w:tcW w:type="dxa" w:w="2797"/>
+            <w:tcW w:type="dxa" w:w="2763"/>
             <w:shd w:val="clear" w:color="auto" w:fill="F7F9FB"/>
             <w:vAlign w:val="center"/>
           </w:tcPr>
@@ -3644,7 +3644,7 @@
         </w:tc>
         <w:tc>
           <w:tcPr>
-            <w:tcW w:type="dxa" w:w="2562"/>
+            <w:tcW w:type="dxa" w:w="2611"/>
             <w:shd w:val="clear" w:color="auto" w:fill="F7F9FB"/>
             <w:vAlign w:val="center"/>
           </w:tcPr>
@@ -3667,7 +3667,7 @@
         </w:tc>
         <w:tc>
           <w:tcPr>
-            <w:tcW w:type="dxa" w:w="1191"/>
+            <w:tcW w:type="dxa" w:w="1181"/>
             <w:shd w:val="clear" w:color="auto" w:fill="F7F9FB"/>
             <w:vAlign w:val="center"/>
           </w:tcPr>
@@ -3729,7 +3729,7 @@
         </w:tc>
         <w:tc>
           <w:tcPr>
-            <w:tcW w:type="dxa" w:w="1538"/>
+            <w:tcW w:type="dxa" w:w="1534"/>
             <w:shd w:val="clear" w:color="auto" w:fill="FFFFFF"/>
             <w:vAlign w:val="center"/>
           </w:tcPr>
@@ -3753,7 +3753,7 @@
         </w:tc>
         <w:tc>
           <w:tcPr>
-            <w:tcW w:type="dxa" w:w="2797"/>
+            <w:tcW w:type="dxa" w:w="2763"/>
             <w:shd w:val="clear" w:color="auto" w:fill="FFFFFF"/>
             <w:vAlign w:val="center"/>
           </w:tcPr>
@@ -3776,7 +3776,7 @@
         </w:tc>
         <w:tc>
           <w:tcPr>
-            <w:tcW w:type="dxa" w:w="2562"/>
+            <w:tcW w:type="dxa" w:w="2611"/>
             <w:shd w:val="clear" w:color="auto" w:fill="FFFFFF"/>
             <w:vAlign w:val="center"/>
           </w:tcPr>
@@ -3799,7 +3799,7 @@
         </w:tc>
         <w:tc>
           <w:tcPr>
-            <w:tcW w:type="dxa" w:w="1191"/>
+            <w:tcW w:type="dxa" w:w="1181"/>
             <w:shd w:val="clear" w:color="auto" w:fill="FFFFFF"/>
             <w:vAlign w:val="center"/>
           </w:tcPr>
@@ -3861,7 +3861,7 @@
         </w:tc>
         <w:tc>
           <w:tcPr>
-            <w:tcW w:type="dxa" w:w="1538"/>
+            <w:tcW w:type="dxa" w:w="1534"/>
             <w:shd w:val="clear" w:color="auto" w:fill="F7F9FB"/>
             <w:vAlign w:val="center"/>
           </w:tcPr>
@@ -3885,7 +3885,7 @@
         </w:tc>
         <w:tc>
           <w:tcPr>
-            <w:tcW w:type="dxa" w:w="2797"/>
+            <w:tcW w:type="dxa" w:w="2763"/>
             <w:shd w:val="clear" w:color="auto" w:fill="F7F9FB"/>
             <w:vAlign w:val="center"/>
           </w:tcPr>
@@ -3908,7 +3908,7 @@
         </w:tc>
         <w:tc>
           <w:tcPr>
-            <w:tcW w:type="dxa" w:w="2562"/>
+            <w:tcW w:type="dxa" w:w="2611"/>
             <w:shd w:val="clear" w:color="auto" w:fill="F7F9FB"/>
             <w:vAlign w:val="center"/>
           </w:tcPr>
@@ -3931,7 +3931,7 @@
         </w:tc>
         <w:tc>
           <w:tcPr>
-            <w:tcW w:type="dxa" w:w="1191"/>
+            <w:tcW w:type="dxa" w:w="1181"/>
             <w:shd w:val="clear" w:color="auto" w:fill="F7F9FB"/>
             <w:vAlign w:val="center"/>
           </w:tcPr>
@@ -3993,7 +3993,7 @@
         </w:tc>
         <w:tc>
           <w:tcPr>
-            <w:tcW w:type="dxa" w:w="1538"/>
+            <w:tcW w:type="dxa" w:w="1534"/>
             <w:shd w:val="clear" w:color="auto" w:fill="FFFFFF"/>
             <w:vAlign w:val="center"/>
           </w:tcPr>
@@ -4017,7 +4017,7 @@
         </w:tc>
         <w:tc>
           <w:tcPr>
-            <w:tcW w:type="dxa" w:w="2797"/>
+            <w:tcW w:type="dxa" w:w="2763"/>
             <w:shd w:val="clear" w:color="auto" w:fill="FFFFFF"/>
             <w:vAlign w:val="center"/>
           </w:tcPr>
@@ -4040,7 +4040,7 @@
         </w:tc>
         <w:tc>
           <w:tcPr>
-            <w:tcW w:type="dxa" w:w="2562"/>
+            <w:tcW w:type="dxa" w:w="2611"/>
             <w:shd w:val="clear" w:color="auto" w:fill="FFFFFF"/>
             <w:vAlign w:val="center"/>
           </w:tcPr>
@@ -4063,7 +4063,7 @@
         </w:tc>
         <w:tc>
           <w:tcPr>
-            <w:tcW w:type="dxa" w:w="1191"/>
+            <w:tcW w:type="dxa" w:w="1181"/>
             <w:shd w:val="clear" w:color="auto" w:fill="FFFFFF"/>
             <w:vAlign w:val="center"/>
           </w:tcPr>
@@ -4125,7 +4125,7 @@
         </w:tc>
         <w:tc>
           <w:tcPr>
-            <w:tcW w:type="dxa" w:w="1538"/>
+            <w:tcW w:type="dxa" w:w="1534"/>
             <w:shd w:val="clear" w:color="auto" w:fill="F7F9FB"/>
             <w:vAlign w:val="center"/>
           </w:tcPr>
@@ -4149,7 +4149,7 @@
         </w:tc>
         <w:tc>
           <w:tcPr>
-            <w:tcW w:type="dxa" w:w="2797"/>
+            <w:tcW w:type="dxa" w:w="2763"/>
             <w:shd w:val="clear" w:color="auto" w:fill="F7F9FB"/>
             <w:vAlign w:val="center"/>
           </w:tcPr>
@@ -4172,7 +4172,7 @@
         </w:tc>
         <w:tc>
           <w:tcPr>
-            <w:tcW w:type="dxa" w:w="2562"/>
+            <w:tcW w:type="dxa" w:w="2611"/>
             <w:shd w:val="clear" w:color="auto" w:fill="F7F9FB"/>
             <w:vAlign w:val="center"/>
           </w:tcPr>
@@ -4195,7 +4195,7 @@
         </w:tc>
         <w:tc>
           <w:tcPr>
-            <w:tcW w:type="dxa" w:w="1191"/>
+            <w:tcW w:type="dxa" w:w="1181"/>
             <w:shd w:val="clear" w:color="auto" w:fill="F7F9FB"/>
             <w:vAlign w:val="center"/>
           </w:tcPr>
@@ -4257,7 +4257,7 @@
         </w:tc>
         <w:tc>
           <w:tcPr>
-            <w:tcW w:type="dxa" w:w="1538"/>
+            <w:tcW w:type="dxa" w:w="1534"/>
             <w:shd w:val="clear" w:color="auto" w:fill="FFFFFF"/>
             <w:vAlign w:val="center"/>
           </w:tcPr>
@@ -4281,7 +4281,7 @@
         </w:tc>
         <w:tc>
           <w:tcPr>
-            <w:tcW w:type="dxa" w:w="2797"/>
+            <w:tcW w:type="dxa" w:w="2763"/>
             <w:shd w:val="clear" w:color="auto" w:fill="FFFFFF"/>
             <w:vAlign w:val="center"/>
           </w:tcPr>
@@ -4304,7 +4304,7 @@
         </w:tc>
         <w:tc>
           <w:tcPr>
-            <w:tcW w:type="dxa" w:w="2562"/>
+            <w:tcW w:type="dxa" w:w="2611"/>
             <w:shd w:val="clear" w:color="auto" w:fill="FFFFFF"/>
             <w:vAlign w:val="center"/>
           </w:tcPr>
@@ -4327,7 +4327,7 @@
         </w:tc>
         <w:tc>
           <w:tcPr>
-            <w:tcW w:type="dxa" w:w="1191"/>
+            <w:tcW w:type="dxa" w:w="1181"/>
             <w:shd w:val="clear" w:color="auto" w:fill="FFFFFF"/>
             <w:vAlign w:val="center"/>
           </w:tcPr>
@@ -4389,7 +4389,7 @@
         </w:tc>
         <w:tc>
           <w:tcPr>
-            <w:tcW w:type="dxa" w:w="1538"/>
+            <w:tcW w:type="dxa" w:w="1534"/>
             <w:shd w:val="clear" w:color="auto" w:fill="F7F9FB"/>
             <w:vAlign w:val="center"/>
           </w:tcPr>
@@ -4413,7 +4413,7 @@
         </w:tc>
         <w:tc>
           <w:tcPr>
-            <w:tcW w:type="dxa" w:w="2797"/>
+            <w:tcW w:type="dxa" w:w="2763"/>
             <w:shd w:val="clear" w:color="auto" w:fill="F7F9FB"/>
             <w:vAlign w:val="center"/>
           </w:tcPr>
@@ -4436,7 +4436,7 @@
         </w:tc>
         <w:tc>
           <w:tcPr>
-            <w:tcW w:type="dxa" w:w="2562"/>
+            <w:tcW w:type="dxa" w:w="2611"/>
             <w:shd w:val="clear" w:color="auto" w:fill="F7F9FB"/>
             <w:vAlign w:val="center"/>
           </w:tcPr>
@@ -4459,7 +4459,7 @@
         </w:tc>
         <w:tc>
           <w:tcPr>
-            <w:tcW w:type="dxa" w:w="1191"/>
+            <w:tcW w:type="dxa" w:w="1181"/>
             <w:shd w:val="clear" w:color="auto" w:fill="F7F9FB"/>
             <w:vAlign w:val="center"/>
           </w:tcPr>
@@ -4521,7 +4521,7 @@
         </w:tc>
         <w:tc>
           <w:tcPr>
-            <w:tcW w:type="dxa" w:w="1538"/>
+            <w:tcW w:type="dxa" w:w="1534"/>
             <w:shd w:val="clear" w:color="auto" w:fill="FFFFFF"/>
             <w:vAlign w:val="center"/>
           </w:tcPr>
@@ -4545,7 +4545,7 @@
         </w:tc>
         <w:tc>
           <w:tcPr>
-            <w:tcW w:type="dxa" w:w="2797"/>
+            <w:tcW w:type="dxa" w:w="2763"/>
             <w:shd w:val="clear" w:color="auto" w:fill="FFFFFF"/>
             <w:vAlign w:val="center"/>
           </w:tcPr>
@@ -4568,7 +4568,7 @@
         </w:tc>
         <w:tc>
           <w:tcPr>
-            <w:tcW w:type="dxa" w:w="2562"/>
+            <w:tcW w:type="dxa" w:w="2611"/>
             <w:shd w:val="clear" w:color="auto" w:fill="FFFFFF"/>
             <w:vAlign w:val="center"/>
           </w:tcPr>
@@ -4591,7 +4591,7 @@
         </w:tc>
         <w:tc>
           <w:tcPr>
-            <w:tcW w:type="dxa" w:w="1191"/>
+            <w:tcW w:type="dxa" w:w="1181"/>
             <w:shd w:val="clear" w:color="auto" w:fill="FFFFFF"/>
             <w:vAlign w:val="center"/>
           </w:tcPr>
@@ -4653,7 +4653,7 @@
         </w:tc>
         <w:tc>
           <w:tcPr>
-            <w:tcW w:type="dxa" w:w="1538"/>
+            <w:tcW w:type="dxa" w:w="1534"/>
             <w:shd w:val="clear" w:color="auto" w:fill="F7F9FB"/>
             <w:vAlign w:val="center"/>
           </w:tcPr>
@@ -4677,7 +4677,7 @@
         </w:tc>
         <w:tc>
           <w:tcPr>
-            <w:tcW w:type="dxa" w:w="2797"/>
+            <w:tcW w:type="dxa" w:w="2763"/>
             <w:shd w:val="clear" w:color="auto" w:fill="F7F9FB"/>
             <w:vAlign w:val="center"/>
           </w:tcPr>
@@ -4700,7 +4700,7 @@
         </w:tc>
         <w:tc>
           <w:tcPr>
-            <w:tcW w:type="dxa" w:w="2562"/>
+            <w:tcW w:type="dxa" w:w="2611"/>
             <w:shd w:val="clear" w:color="auto" w:fill="F7F9FB"/>
             <w:vAlign w:val="center"/>
           </w:tcPr>
@@ -4723,7 +4723,7 @@
         </w:tc>
         <w:tc>
           <w:tcPr>
-            <w:tcW w:type="dxa" w:w="1191"/>
+            <w:tcW w:type="dxa" w:w="1181"/>
             <w:shd w:val="clear" w:color="auto" w:fill="F7F9FB"/>
             <w:vAlign w:val="center"/>
           </w:tcPr>
@@ -4785,7 +4785,7 @@
         </w:tc>
         <w:tc>
           <w:tcPr>
-            <w:tcW w:type="dxa" w:w="1538"/>
+            <w:tcW w:type="dxa" w:w="1534"/>
             <w:shd w:val="clear" w:color="auto" w:fill="FFFFFF"/>
             <w:vAlign w:val="center"/>
           </w:tcPr>
@@ -4809,7 +4809,7 @@
         </w:tc>
         <w:tc>
           <w:tcPr>
-            <w:tcW w:type="dxa" w:w="2797"/>
+            <w:tcW w:type="dxa" w:w="2763"/>
             <w:shd w:val="clear" w:color="auto" w:fill="FFFFFF"/>
             <w:vAlign w:val="center"/>
           </w:tcPr>
@@ -4832,7 +4832,7 @@
         </w:tc>
         <w:tc>
           <w:tcPr>
-            <w:tcW w:type="dxa" w:w="2562"/>
+            <w:tcW w:type="dxa" w:w="2611"/>
             <w:shd w:val="clear" w:color="auto" w:fill="FFFFFF"/>
             <w:vAlign w:val="center"/>
           </w:tcPr>
@@ -4855,7 +4855,7 @@
         </w:tc>
         <w:tc>
           <w:tcPr>
-            <w:tcW w:type="dxa" w:w="1191"/>
+            <w:tcW w:type="dxa" w:w="1181"/>
             <w:shd w:val="clear" w:color="auto" w:fill="FFFFFF"/>
             <w:vAlign w:val="center"/>
           </w:tcPr>
@@ -4917,7 +4917,7 @@
         </w:tc>
         <w:tc>
           <w:tcPr>
-            <w:tcW w:type="dxa" w:w="1538"/>
+            <w:tcW w:type="dxa" w:w="1534"/>
             <w:shd w:val="clear" w:color="auto" w:fill="F7F9FB"/>
             <w:vAlign w:val="center"/>
           </w:tcPr>
@@ -4941,7 +4941,7 @@
         </w:tc>
         <w:tc>
           <w:tcPr>
-            <w:tcW w:type="dxa" w:w="2797"/>
+            <w:tcW w:type="dxa" w:w="2763"/>
             <w:shd w:val="clear" w:color="auto" w:fill="F7F9FB"/>
             <w:vAlign w:val="center"/>
           </w:tcPr>
@@ -4964,7 +4964,7 @@
         </w:tc>
         <w:tc>
           <w:tcPr>
-            <w:tcW w:type="dxa" w:w="2562"/>
+            <w:tcW w:type="dxa" w:w="2611"/>
             <w:shd w:val="clear" w:color="auto" w:fill="F7F9FB"/>
             <w:vAlign w:val="center"/>
           </w:tcPr>
@@ -4987,7 +4987,7 @@
         </w:tc>
         <w:tc>
           <w:tcPr>
-            <w:tcW w:type="dxa" w:w="1191"/>
+            <w:tcW w:type="dxa" w:w="1181"/>
             <w:shd w:val="clear" w:color="auto" w:fill="F7F9FB"/>
             <w:vAlign w:val="center"/>
           </w:tcPr>
@@ -5049,7 +5049,7 @@
         </w:tc>
         <w:tc>
           <w:tcPr>
-            <w:tcW w:type="dxa" w:w="1538"/>
+            <w:tcW w:type="dxa" w:w="1534"/>
             <w:shd w:val="clear" w:color="auto" w:fill="FFFFFF"/>
             <w:vAlign w:val="center"/>
           </w:tcPr>
@@ -5073,7 +5073,7 @@
         </w:tc>
         <w:tc>
           <w:tcPr>
-            <w:tcW w:type="dxa" w:w="2797"/>
+            <w:tcW w:type="dxa" w:w="2763"/>
             <w:shd w:val="clear" w:color="auto" w:fill="FFFFFF"/>
             <w:vAlign w:val="center"/>
           </w:tcPr>
@@ -5096,7 +5096,7 @@
         </w:tc>
         <w:tc>
           <w:tcPr>
-            <w:tcW w:type="dxa" w:w="2562"/>
+            <w:tcW w:type="dxa" w:w="2611"/>
             <w:shd w:val="clear" w:color="auto" w:fill="FFFFFF"/>
             <w:vAlign w:val="center"/>
           </w:tcPr>
@@ -5119,7 +5119,7 @@
         </w:tc>
         <w:tc>
           <w:tcPr>
-            <w:tcW w:type="dxa" w:w="1191"/>
+            <w:tcW w:type="dxa" w:w="1181"/>
             <w:shd w:val="clear" w:color="auto" w:fill="FFFFFF"/>
             <w:vAlign w:val="center"/>
           </w:tcPr>
@@ -5181,7 +5181,7 @@
         </w:tc>
         <w:tc>
           <w:tcPr>
-            <w:tcW w:type="dxa" w:w="1538"/>
+            <w:tcW w:type="dxa" w:w="1534"/>
             <w:shd w:val="clear" w:color="auto" w:fill="F7F9FB"/>
             <w:vAlign w:val="center"/>
           </w:tcPr>
@@ -5205,7 +5205,7 @@
         </w:tc>
         <w:tc>
           <w:tcPr>
-            <w:tcW w:type="dxa" w:w="2797"/>
+            <w:tcW w:type="dxa" w:w="2763"/>
             <w:shd w:val="clear" w:color="auto" w:fill="F7F9FB"/>
             <w:vAlign w:val="center"/>
           </w:tcPr>
@@ -5228,7 +5228,7 @@
         </w:tc>
         <w:tc>
           <w:tcPr>
-            <w:tcW w:type="dxa" w:w="2562"/>
+            <w:tcW w:type="dxa" w:w="2611"/>
             <w:shd w:val="clear" w:color="auto" w:fill="F7F9FB"/>
             <w:vAlign w:val="center"/>
           </w:tcPr>
@@ -5251,7 +5251,7 @@
         </w:tc>
         <w:tc>
           <w:tcPr>
-            <w:tcW w:type="dxa" w:w="1191"/>
+            <w:tcW w:type="dxa" w:w="1181"/>
             <w:shd w:val="clear" w:color="auto" w:fill="F7F9FB"/>
             <w:vAlign w:val="center"/>
           </w:tcPr>
@@ -5313,7 +5313,7 @@
         </w:tc>
         <w:tc>
           <w:tcPr>
-            <w:tcW w:type="dxa" w:w="1538"/>
+            <w:tcW w:type="dxa" w:w="1534"/>
             <w:shd w:val="clear" w:color="auto" w:fill="FFFFFF"/>
             <w:vAlign w:val="center"/>
           </w:tcPr>
@@ -5337,7 +5337,7 @@
         </w:tc>
         <w:tc>
           <w:tcPr>
-            <w:tcW w:type="dxa" w:w="2797"/>
+            <w:tcW w:type="dxa" w:w="2763"/>
             <w:shd w:val="clear" w:color="auto" w:fill="FFFFFF"/>
             <w:vAlign w:val="center"/>
           </w:tcPr>
@@ -5360,7 +5360,7 @@
         </w:tc>
         <w:tc>
           <w:tcPr>
-            <w:tcW w:type="dxa" w:w="2562"/>
+            <w:tcW w:type="dxa" w:w="2611"/>
             <w:shd w:val="clear" w:color="auto" w:fill="FFFFFF"/>
             <w:vAlign w:val="center"/>
           </w:tcPr>
@@ -5383,7 +5383,7 @@
         </w:tc>
         <w:tc>
           <w:tcPr>
-            <w:tcW w:type="dxa" w:w="1191"/>
+            <w:tcW w:type="dxa" w:w="1181"/>
             <w:shd w:val="clear" w:color="auto" w:fill="FFFFFF"/>
             <w:vAlign w:val="center"/>
           </w:tcPr>
@@ -5445,7 +5445,7 @@
         </w:tc>
         <w:tc>
           <w:tcPr>
-            <w:tcW w:type="dxa" w:w="1538"/>
+            <w:tcW w:type="dxa" w:w="1534"/>
             <w:shd w:val="clear" w:color="auto" w:fill="F7F9FB"/>
             <w:vAlign w:val="center"/>
           </w:tcPr>
@@ -5469,7 +5469,7 @@
         </w:tc>
         <w:tc>
           <w:tcPr>
-            <w:tcW w:type="dxa" w:w="2797"/>
+            <w:tcW w:type="dxa" w:w="2763"/>
             <w:shd w:val="clear" w:color="auto" w:fill="F7F9FB"/>
             <w:vAlign w:val="center"/>
           </w:tcPr>
@@ -5492,7 +5492,7 @@
         </w:tc>
         <w:tc>
           <w:tcPr>
-            <w:tcW w:type="dxa" w:w="2562"/>
+            <w:tcW w:type="dxa" w:w="2611"/>
             <w:shd w:val="clear" w:color="auto" w:fill="F7F9FB"/>
             <w:vAlign w:val="center"/>
           </w:tcPr>
@@ -5515,7 +5515,7 @@
         </w:tc>
         <w:tc>
           <w:tcPr>
-            <w:tcW w:type="dxa" w:w="1191"/>
+            <w:tcW w:type="dxa" w:w="1181"/>
             <w:shd w:val="clear" w:color="auto" w:fill="F7F9FB"/>
             <w:vAlign w:val="center"/>
           </w:tcPr>
@@ -5577,7 +5577,7 @@
         </w:tc>
         <w:tc>
           <w:tcPr>
-            <w:tcW w:type="dxa" w:w="1538"/>
+            <w:tcW w:type="dxa" w:w="1534"/>
             <w:shd w:val="clear" w:color="auto" w:fill="FFFFFF"/>
             <w:vAlign w:val="center"/>
           </w:tcPr>
@@ -5601,7 +5601,7 @@
         </w:tc>
         <w:tc>
           <w:tcPr>
-            <w:tcW w:type="dxa" w:w="2797"/>
+            <w:tcW w:type="dxa" w:w="2763"/>
             <w:shd w:val="clear" w:color="auto" w:fill="FFFFFF"/>
             <w:vAlign w:val="center"/>
           </w:tcPr>
@@ -5624,7 +5624,7 @@
         </w:tc>
         <w:tc>
           <w:tcPr>
-            <w:tcW w:type="dxa" w:w="2562"/>
+            <w:tcW w:type="dxa" w:w="2611"/>
             <w:shd w:val="clear" w:color="auto" w:fill="FFFFFF"/>
             <w:vAlign w:val="center"/>
           </w:tcPr>
@@ -5647,7 +5647,7 @@
         </w:tc>
         <w:tc>
           <w:tcPr>
-            <w:tcW w:type="dxa" w:w="1191"/>
+            <w:tcW w:type="dxa" w:w="1181"/>
             <w:shd w:val="clear" w:color="auto" w:fill="FFFFFF"/>
             <w:vAlign w:val="center"/>
           </w:tcPr>
@@ -5699,7 +5699,7 @@
         </w:tc>
         <w:tc>
           <w:tcPr>
-            <w:tcW w:type="dxa" w:w="1538"/>
+            <w:tcW w:type="dxa" w:w="1534"/>
             <w:shd w:val="clear" w:color="auto" w:fill="F7F9FB"/>
             <w:vAlign w:val="center"/>
           </w:tcPr>
@@ -5723,7 +5723,7 @@
         </w:tc>
         <w:tc>
           <w:tcPr>
-            <w:tcW w:type="dxa" w:w="2797"/>
+            <w:tcW w:type="dxa" w:w="2763"/>
             <w:shd w:val="clear" w:color="auto" w:fill="F7F9FB"/>
             <w:vAlign w:val="center"/>
           </w:tcPr>
@@ -5746,7 +5746,7 @@
         </w:tc>
         <w:tc>
           <w:tcPr>
-            <w:tcW w:type="dxa" w:w="2562"/>
+            <w:tcW w:type="dxa" w:w="2611"/>
             <w:shd w:val="clear" w:color="auto" w:fill="F7F9FB"/>
             <w:vAlign w:val="center"/>
           </w:tcPr>
@@ -5769,7 +5769,7 @@
         </w:tc>
         <w:tc>
           <w:tcPr>
-            <w:tcW w:type="dxa" w:w="1191"/>
+            <w:tcW w:type="dxa" w:w="1181"/>
             <w:shd w:val="clear" w:color="auto" w:fill="F7F9FB"/>
             <w:vAlign w:val="center"/>
           </w:tcPr>
@@ -5831,7 +5831,7 @@
         </w:tc>
         <w:tc>
           <w:tcPr>
-            <w:tcW w:type="dxa" w:w="1538"/>
+            <w:tcW w:type="dxa" w:w="1534"/>
             <w:shd w:val="clear" w:color="auto" w:fill="FFFFFF"/>
             <w:vAlign w:val="center"/>
           </w:tcPr>
@@ -5855,7 +5855,7 @@
         </w:tc>
         <w:tc>
           <w:tcPr>
-            <w:tcW w:type="dxa" w:w="2797"/>
+            <w:tcW w:type="dxa" w:w="2763"/>
             <w:shd w:val="clear" w:color="auto" w:fill="FFFFFF"/>
             <w:vAlign w:val="center"/>
           </w:tcPr>
@@ -5878,7 +5878,7 @@
         </w:tc>
         <w:tc>
           <w:tcPr>
-            <w:tcW w:type="dxa" w:w="2562"/>
+            <w:tcW w:type="dxa" w:w="2611"/>
             <w:shd w:val="clear" w:color="auto" w:fill="FFFFFF"/>
             <w:vAlign w:val="center"/>
           </w:tcPr>
@@ -5901,7 +5901,7 @@
         </w:tc>
         <w:tc>
           <w:tcPr>
-            <w:tcW w:type="dxa" w:w="1191"/>
+            <w:tcW w:type="dxa" w:w="1181"/>
             <w:shd w:val="clear" w:color="auto" w:fill="FFFFFF"/>
             <w:vAlign w:val="center"/>
           </w:tcPr>
@@ -5963,7 +5963,7 @@
         </w:tc>
         <w:tc>
           <w:tcPr>
-            <w:tcW w:type="dxa" w:w="1538"/>
+            <w:tcW w:type="dxa" w:w="1534"/>
             <w:shd w:val="clear" w:color="auto" w:fill="F7F9FB"/>
             <w:vAlign w:val="center"/>
           </w:tcPr>
@@ -5987,7 +5987,7 @@
         </w:tc>
         <w:tc>
           <w:tcPr>
-            <w:tcW w:type="dxa" w:w="2797"/>
+            <w:tcW w:type="dxa" w:w="2763"/>
             <w:shd w:val="clear" w:color="auto" w:fill="F7F9FB"/>
             <w:vAlign w:val="center"/>
           </w:tcPr>
@@ -6010,7 +6010,7 @@
         </w:tc>
         <w:tc>
           <w:tcPr>
-            <w:tcW w:type="dxa" w:w="2562"/>
+            <w:tcW w:type="dxa" w:w="2611"/>
             <w:shd w:val="clear" w:color="auto" w:fill="F7F9FB"/>
             <w:vAlign w:val="center"/>
           </w:tcPr>
@@ -6033,7 +6033,7 @@
         </w:tc>
         <w:tc>
           <w:tcPr>
-            <w:tcW w:type="dxa" w:w="1191"/>
+            <w:tcW w:type="dxa" w:w="1181"/>
             <w:shd w:val="clear" w:color="auto" w:fill="F7F9FB"/>
             <w:vAlign w:val="center"/>
           </w:tcPr>
@@ -6095,7 +6095,7 @@
         </w:tc>
         <w:tc>
           <w:tcPr>
-            <w:tcW w:type="dxa" w:w="1538"/>
+            <w:tcW w:type="dxa" w:w="1534"/>
             <w:shd w:val="clear" w:color="auto" w:fill="FFFFFF"/>
             <w:vAlign w:val="center"/>
           </w:tcPr>
@@ -6119,7 +6119,7 @@
         </w:tc>
         <w:tc>
           <w:tcPr>
-            <w:tcW w:type="dxa" w:w="2797"/>
+            <w:tcW w:type="dxa" w:w="2763"/>
             <w:shd w:val="clear" w:color="auto" w:fill="FFFFFF"/>
             <w:vAlign w:val="center"/>
           </w:tcPr>
@@ -6142,7 +6142,7 @@
         </w:tc>
         <w:tc>
           <w:tcPr>
-            <w:tcW w:type="dxa" w:w="2562"/>
+            <w:tcW w:type="dxa" w:w="2611"/>
             <w:shd w:val="clear" w:color="auto" w:fill="FFFFFF"/>
             <w:vAlign w:val="center"/>
           </w:tcPr>
@@ -6185,7 +6185,7 @@
         </w:tc>
         <w:tc>
           <w:tcPr>
-            <w:tcW w:type="dxa" w:w="1191"/>
+            <w:tcW w:type="dxa" w:w="1181"/>
             <w:shd w:val="clear" w:color="auto" w:fill="FFFFFF"/>
             <w:vAlign w:val="center"/>
           </w:tcPr>
@@ -6247,7 +6247,7 @@
         </w:tc>
         <w:tc>
           <w:tcPr>
-            <w:tcW w:type="dxa" w:w="1538"/>
+            <w:tcW w:type="dxa" w:w="1534"/>
             <w:shd w:val="clear" w:color="auto" w:fill="F7F9FB"/>
             <w:vAlign w:val="center"/>
           </w:tcPr>
@@ -6271,7 +6271,7 @@
         </w:tc>
         <w:tc>
           <w:tcPr>
-            <w:tcW w:type="dxa" w:w="2797"/>
+            <w:tcW w:type="dxa" w:w="2763"/>
             <w:shd w:val="clear" w:color="auto" w:fill="F7F9FB"/>
             <w:vAlign w:val="center"/>
           </w:tcPr>
@@ -6294,7 +6294,7 @@
         </w:tc>
         <w:tc>
           <w:tcPr>
-            <w:tcW w:type="dxa" w:w="2562"/>
+            <w:tcW w:type="dxa" w:w="2611"/>
             <w:shd w:val="clear" w:color="auto" w:fill="F7F9FB"/>
             <w:vAlign w:val="center"/>
           </w:tcPr>
@@ -6317,7 +6317,7 @@
         </w:tc>
         <w:tc>
           <w:tcPr>
-            <w:tcW w:type="dxa" w:w="1191"/>
+            <w:tcW w:type="dxa" w:w="1181"/>
             <w:shd w:val="clear" w:color="auto" w:fill="F7F9FB"/>
             <w:vAlign w:val="center"/>
           </w:tcPr>
@@ -6379,7 +6379,7 @@
         </w:tc>
         <w:tc>
           <w:tcPr>
-            <w:tcW w:type="dxa" w:w="1538"/>
+            <w:tcW w:type="dxa" w:w="1534"/>
             <w:shd w:val="clear" w:color="auto" w:fill="FFFFFF"/>
             <w:vAlign w:val="center"/>
           </w:tcPr>
@@ -6403,7 +6403,7 @@
         </w:tc>
         <w:tc>
           <w:tcPr>
-            <w:tcW w:type="dxa" w:w="2797"/>
+            <w:tcW w:type="dxa" w:w="2763"/>
             <w:shd w:val="clear" w:color="auto" w:fill="FFFFFF"/>
             <w:vAlign w:val="center"/>
           </w:tcPr>
@@ -6426,7 +6426,7 @@
         </w:tc>
         <w:tc>
           <w:tcPr>
-            <w:tcW w:type="dxa" w:w="2562"/>
+            <w:tcW w:type="dxa" w:w="2611"/>
             <w:shd w:val="clear" w:color="auto" w:fill="FFFFFF"/>
             <w:vAlign w:val="center"/>
           </w:tcPr>
@@ -6449,7 +6449,7 @@
         </w:tc>
         <w:tc>
           <w:tcPr>
-            <w:tcW w:type="dxa" w:w="1191"/>
+            <w:tcW w:type="dxa" w:w="1181"/>
             <w:shd w:val="clear" w:color="auto" w:fill="FFFFFF"/>
             <w:vAlign w:val="center"/>
           </w:tcPr>
@@ -6531,7 +6531,7 @@
         </w:tc>
         <w:tc>
           <w:tcPr>
-            <w:tcW w:type="dxa" w:w="1538"/>
+            <w:tcW w:type="dxa" w:w="1534"/>
             <w:shd w:val="clear" w:color="auto" w:fill="F7F9FB"/>
             <w:vAlign w:val="center"/>
           </w:tcPr>
@@ -6555,7 +6555,7 @@
         </w:tc>
         <w:tc>
           <w:tcPr>
-            <w:tcW w:type="dxa" w:w="2797"/>
+            <w:tcW w:type="dxa" w:w="2763"/>
             <w:shd w:val="clear" w:color="auto" w:fill="F7F9FB"/>
             <w:vAlign w:val="center"/>
           </w:tcPr>
@@ -6578,7 +6578,7 @@
         </w:tc>
         <w:tc>
           <w:tcPr>
-            <w:tcW w:type="dxa" w:w="2562"/>
+            <w:tcW w:type="dxa" w:w="2611"/>
             <w:shd w:val="clear" w:color="auto" w:fill="F7F9FB"/>
             <w:vAlign w:val="center"/>
           </w:tcPr>
@@ -6601,7 +6601,7 @@
         </w:tc>
         <w:tc>
           <w:tcPr>
-            <w:tcW w:type="dxa" w:w="1191"/>
+            <w:tcW w:type="dxa" w:w="1181"/>
             <w:shd w:val="clear" w:color="auto" w:fill="F7F9FB"/>
             <w:vAlign w:val="center"/>
           </w:tcPr>
@@ -6685,6 +6685,158 @@
           </w:tcPr>
           <w:p>
             <w:pPr>
+              <w:keepNext/>
+              <w:spacing w:after="0"/>
+              <w:jc w:val="center"/>
+            </w:pPr>
+            <w:r>
+              <w:rPr>
+                <w:rFonts w:ascii="Calibri" w:hAnsi="Calibri"/>
+                <w:b/>
+                <w:i w:val="0"/>
+                <w:color w:val="222222"/>
+                <w:sz w:val="20"/>
+              </w:rPr>
+              <w:t>49</w:t>
+            </w:r>
+          </w:p>
+        </w:tc>
+        <w:tc>
+          <w:tcPr>
+            <w:tcW w:type="dxa" w:w="1534"/>
+            <w:shd w:val="clear" w:color="auto" w:fill="FFFFFF"/>
+            <w:vAlign w:val="center"/>
+          </w:tcPr>
+          <w:p>
+            <w:pPr>
+              <w:keepNext/>
+              <w:spacing w:after="0"/>
+              <w:jc w:val="center"/>
+            </w:pPr>
+            <w:r>
+              <w:rPr>
+                <w:rFonts w:ascii="Calibri" w:hAnsi="Calibri"/>
+                <w:b w:val="0"/>
+                <w:i w:val="0"/>
+                <w:color w:val="222222"/>
+                <w:sz w:val="20"/>
+              </w:rPr>
+              <w:t>2026-10-28</w:t>
+            </w:r>
+          </w:p>
+        </w:tc>
+        <w:tc>
+          <w:tcPr>
+            <w:tcW w:type="dxa" w:w="2763"/>
+            <w:shd w:val="clear" w:color="auto" w:fill="FFFFFF"/>
+            <w:vAlign w:val="center"/>
+          </w:tcPr>
+          <w:p>
+            <w:pPr>
+              <w:keepNext/>
+              <w:spacing w:after="0"/>
+            </w:pPr>
+            <w:r>
+              <w:rPr>
+                <w:rFonts w:ascii="Calibri" w:hAnsi="Calibri"/>
+                <w:b w:val="0"/>
+                <w:i w:val="0"/>
+                <w:color w:val="222222"/>
+                <w:sz w:val="20"/>
+              </w:rPr>
+              <w:t>Settling or steady noise in the human iPSC split-half spread (D35)</w:t>
+            </w:r>
+          </w:p>
+        </w:tc>
+        <w:tc>
+          <w:tcPr>
+            <w:tcW w:type="dxa" w:w="2611"/>
+            <w:shd w:val="clear" w:color="auto" w:fill="FFFFFF"/>
+            <w:vAlign w:val="center"/>
+          </w:tcPr>
+          <w:p>
+            <w:pPr>
+              <w:keepNext/>
+              <w:spacing w:after="0"/>
+            </w:pPr>
+            <w:r>
+              <w:rPr>
+                <w:rFonts w:ascii="Calibri" w:hAnsi="Calibri"/>
+                <w:b w:val="0"/>
+                <w:i w:val="0"/>
+                <w:color w:val="222222"/>
+                <w:sz w:val="20"/>
+              </w:rPr>
+              <w:t>3 of 3 registered predictions pass; the registered linearity check fails for human wells; the human spread is mostly uneven settling, and five more minutes would not remove it</w:t>
+            </w:r>
+          </w:p>
+        </w:tc>
+        <w:tc>
+          <w:tcPr>
+            <w:tcW w:type="dxa" w:w="1181"/>
+            <w:shd w:val="clear" w:color="auto" w:fill="FFFFFF"/>
+            <w:vAlign w:val="center"/>
+          </w:tcPr>
+          <w:p>
+            <w:pPr>
+              <w:keepNext/>
+              <w:spacing w:after="0"/>
+            </w:pPr>
+            <w:r>
+              <w:rPr>
+                <w:rFonts w:ascii="Consolas" w:hAnsi="Consolas"/>
+                <w:b w:val="0"/>
+                <w:i w:val="0"/>
+                <w:color w:val="222222"/>
+                <w:sz w:val="18"/>
+              </w:rPr>
+              <w:t>e743c4c</w:t>
+            </w:r>
+            <w:r>
+              <w:rPr>
+                <w:rFonts w:ascii="Calibri" w:hAnsi="Calibri"/>
+                <w:b w:val="0"/>
+                <w:i w:val="0"/>
+                <w:color w:val="222222"/>
+                <w:sz w:val="20"/>
+              </w:rPr>
+              <w:t xml:space="preserve">, </w:t>
+            </w:r>
+            <w:r>
+              <w:rPr>
+                <w:rFonts w:ascii="Consolas" w:hAnsi="Consolas"/>
+                <w:b w:val="0"/>
+                <w:i w:val="0"/>
+                <w:color w:val="222222"/>
+                <w:sz w:val="18"/>
+              </w:rPr>
+              <w:t>bc6a56b</w:t>
+            </w:r>
+            <w:r>
+              <w:rPr>
+                <w:rFonts w:ascii="Calibri" w:hAnsi="Calibri"/>
+                <w:b w:val="0"/>
+                <w:i w:val="0"/>
+                <w:color w:val="222222"/>
+                <w:sz w:val="20"/>
+              </w:rPr>
+              <w:t xml:space="preserve"> … this branch</w:t>
+            </w:r>
+          </w:p>
+        </w:tc>
+      </w:tr>
+      <w:tr>
+        <w:trPr>
+          <w:cantSplit/>
+        </w:trPr>
+        <w:tc>
+          <w:tcPr>
+            <w:tcW w:type="dxa" w:w="407"/>
+            <w:shd w:val="clear" w:color="auto" w:fill="F7F9FB"/>
+            <w:vAlign w:val="center"/>
+          </w:tcPr>
+          <w:p>
+            <w:pPr>
               <w:keepNext w:val="0"/>
               <w:spacing w:after="0"/>
               <w:jc w:val="center"/>
@@ -6697,14 +6849,14 @@
                 <w:color w:val="222222"/>
                 <w:sz w:val="20"/>
               </w:rPr>
-              <w:t>49</w:t>
-            </w:r>
-          </w:p>
-        </w:tc>
-        <w:tc>
-          <w:tcPr>
-            <w:tcW w:type="dxa" w:w="1538"/>
-            <w:shd w:val="clear" w:color="auto" w:fill="FFFFFF"/>
+              <w:t>53</w:t>
+            </w:r>
+          </w:p>
+        </w:tc>
+        <w:tc>
+          <w:tcPr>
+            <w:tcW w:type="dxa" w:w="1534"/>
+            <w:shd w:val="clear" w:color="auto" w:fill="F7F9FB"/>
             <w:vAlign w:val="center"/>
           </w:tcPr>
           <w:p>
@@ -6727,8 +6879,8 @@
         </w:tc>
         <w:tc>
           <w:tcPr>
-            <w:tcW w:type="dxa" w:w="2797"/>
-            <w:shd w:val="clear" w:color="auto" w:fill="FFFFFF"/>
+            <w:tcW w:type="dxa" w:w="2763"/>
+            <w:shd w:val="clear" w:color="auto" w:fill="F7F9FB"/>
             <w:vAlign w:val="center"/>
           </w:tcPr>
           <w:p>
@@ -6744,14 +6896,14 @@
                 <w:color w:val="222222"/>
                 <w:sz w:val="20"/>
               </w:rPr>
-              <w:t>Settling or steady noise in the human iPSC split-half spread (D35)</w:t>
-            </w:r>
-          </w:p>
-        </w:tc>
-        <w:tc>
-          <w:tcPr>
-            <w:tcW w:type="dxa" w:w="2562"/>
-            <w:shd w:val="clear" w:color="auto" w:fill="FFFFFF"/>
+              <w:t>Is the twin's distance from the real recordings the prior's range? A registered wider prior (D38)</w:t>
+            </w:r>
+          </w:p>
+        </w:tc>
+        <w:tc>
+          <w:tcPr>
+            <w:tcW w:type="dxa" w:w="2611"/>
+            <w:shd w:val="clear" w:color="auto" w:fill="F7F9FB"/>
             <w:vAlign w:val="center"/>
           </w:tcPr>
           <w:p>
@@ -6767,14 +6919,14 @@
                 <w:color w:val="222222"/>
                 <w:sz w:val="20"/>
               </w:rPr>
-              <w:t>3 of 3 registered predictions pass; the registered linearity check fails for human wells; the human spread is mostly uneven settling, and five more minutes would not remove it</w:t>
-            </w:r>
-          </w:p>
-        </w:tc>
-        <w:tc>
-          <w:tcPr>
-            <w:tcW w:type="dxa" w:w="1191"/>
-            <w:shd w:val="clear" w:color="auto" w:fill="FFFFFF"/>
+              <w:t>2 of 3 registered predictions pass; widening the box where the posterior pointed barely moves the real recordings closer, so the gap is misspecification; the inverse model is not to be read on absolute real recordings</w:t>
+            </w:r>
+          </w:p>
+        </w:tc>
+        <w:tc>
+          <w:tcPr>
+            <w:tcW w:type="dxa" w:w="1181"/>
+            <w:shd w:val="clear" w:color="auto" w:fill="F7F9FB"/>
             <w:vAlign w:val="center"/>
           </w:tcPr>
           <w:p>
@@ -6790,7 +6942,7 @@
                 <w:color w:val="222222"/>
                 <w:sz w:val="18"/>
               </w:rPr>
-              <w:t>e743c4c</w:t>
+              <w:t>3c2e43e</w:t>
             </w:r>
             <w:r>
               <w:rPr>
@@ -6810,7 +6962,27 @@
                 <w:color w:val="222222"/>
                 <w:sz w:val="18"/>
               </w:rPr>
-              <w:t>bc6a56b</w:t>
+              <w:t>c3a7d3a</w:t>
+            </w:r>
+            <w:r>
+              <w:rPr>
+                <w:rFonts w:ascii="Calibri" w:hAnsi="Calibri"/>
+                <w:b w:val="0"/>
+                <w:i w:val="0"/>
+                <w:color w:val="222222"/>
+                <w:sz w:val="20"/>
+              </w:rPr>
+              <w:t xml:space="preserve">, </w:t>
+            </w:r>
+            <w:r>
+              <w:rPr>
+                <w:rFonts w:ascii="Consolas" w:hAnsi="Consolas"/>
+                <w:b w:val="0"/>
+                <w:i w:val="0"/>
+                <w:color w:val="222222"/>
+                <w:sz w:val="18"/>
+              </w:rPr>
+              <w:t>44f78f1</w:t>
             </w:r>
             <w:r>
               <w:rPr>
@@ -17526,7 +17698,7 @@
           <w:color w:val="222222"/>
           <w:sz w:val="21"/>
         </w:rPr>
-        <w:t>46 registered studies here made 233 predictions: 105 passed, 88 failed, 39 were uninterpretable.</w:t>
+        <w:t>47 registered studies here made 236 predictions: 107 passed, 89 failed, 39 were uninterpretable.</w:t>
       </w:r>
     </w:p>
     <w:p>
@@ -17553,7 +17725,7 @@
           <w:color w:val="222222"/>
           <w:sz w:val="21"/>
         </w:rPr>
-        <w:t>41 result files name their registration, and 0 of them came before it; 4 registrations are not covered because their results do not name them.</w:t>
+        <w:t>42 result files name their registration, and 0 of them came before it; 4 registrations are not covered because their results do not name them.</w:t>
       </w:r>
     </w:p>
     <w:p>
@@ -20930,6 +21102,670 @@
           <w:sz w:val="19"/>
         </w:rPr>
         <w:t>tests/test_hpsc_settling.py</w:t>
+      </w:r>
+      <w:r>
+        <w:rPr>
+          <w:rFonts w:ascii="Calibri" w:hAnsi="Calibri"/>
+          <w:b w:val="0"/>
+          <w:i w:val="0"/>
+          <w:color w:val="222222"/>
+          <w:sz w:val="21"/>
+        </w:rPr>
+        <w:t>.</w:t>
+      </w:r>
+    </w:p>
+    <w:p>
+      <w:pPr>
+        <w:keepNext/>
+        <w:spacing w:before="240" w:after="60"/>
+      </w:pPr>
+      <w:r>
+        <w:rPr>
+          <w:rFonts w:ascii="Calibri" w:hAnsi="Calibri"/>
+          <w:b/>
+          <w:i w:val="0"/>
+          <w:color w:val="1F4E79"/>
+          <w:sz w:val="23"/>
+        </w:rPr>
+        <w:t>53. A wider prior does not bring the twin to the real recordings: the gap is the model</w:t>
+      </w:r>
+    </w:p>
+    <w:p>
+      <w:pPr>
+        <w:spacing w:after="120"/>
+      </w:pPr>
+      <w:r>
+        <w:rPr>
+          <w:rFonts w:ascii="Calibri" w:hAnsi="Calibri"/>
+          <w:b/>
+          <w:i w:val="0"/>
+          <w:color w:val="156082"/>
+          <w:sz w:val="21"/>
+        </w:rPr>
+        <w:t>Slide message:</w:t>
+      </w:r>
+      <w:r>
+        <w:rPr>
+          <w:rFonts w:ascii="Calibri" w:hAnsi="Calibri"/>
+          <w:b w:val="0"/>
+          <w:i w:val="0"/>
+          <w:color w:val="222222"/>
+          <w:sz w:val="21"/>
+        </w:rPr>
+        <w:t xml:space="preserve"> </w:t>
+      </w:r>
+      <w:r>
+        <w:rPr>
+          <w:rFonts w:ascii="Calibri" w:hAnsi="Calibri"/>
+          <w:b w:val="0"/>
+          <w:i/>
+          <w:color w:val="222222"/>
+          <w:sz w:val="21"/>
+        </w:rPr>
+        <w:t>Widening the twin's prior where its posterior pointed moves the median real recording only from 2.43 to 2.211 units from its nearest simulation (registered target: half); the twin does not produce these recordings, so its inverse model is not to be read on them, under either prior.</w:t>
+      </w:r>
+    </w:p>
+    <w:p>
+      <w:pPr>
+        <w:spacing w:after="120"/>
+        <w:ind w:left="432" w:hanging="259"/>
+      </w:pPr>
+      <w:r>
+        <w:rPr>
+          <w:rFonts w:ascii="Calibri" w:hAnsi="Calibri"/>
+          <w:b w:val="0"/>
+          <w:i w:val="0"/>
+          <w:color w:val="222222"/>
+          <w:sz w:val="21"/>
+        </w:rPr>
+        <w:t>•</w:t>
+        <w:tab/>
+      </w:r>
+      <w:r>
+        <w:rPr>
+          <w:rFonts w:ascii="Calibri" w:hAnsi="Calibri"/>
+          <w:b/>
+          <w:i w:val="0"/>
+          <w:color w:val="156082"/>
+          <w:sz w:val="21"/>
+        </w:rPr>
+        <w:t>What changed.</w:t>
+      </w:r>
+      <w:r>
+        <w:rPr>
+          <w:rFonts w:ascii="Calibri" w:hAnsi="Calibri"/>
+          <w:b w:val="0"/>
+          <w:i w:val="0"/>
+          <w:color w:val="222222"/>
+          <w:sz w:val="21"/>
+        </w:rPr>
+        <w:t xml:space="preserve"> A registered follow-up to entry 45 (</w:t>
+      </w:r>
+      <w:r>
+        <w:rPr>
+          <w:rFonts w:ascii="Consolas" w:hAnsi="Consolas"/>
+          <w:b w:val="0"/>
+          <w:i w:val="0"/>
+          <w:color w:val="222222"/>
+          <w:sz w:val="19"/>
+        </w:rPr>
+        <w:t>src/neuromps/twin/prior_reach.py</w:t>
+      </w:r>
+      <w:r>
+        <w:rPr>
+          <w:rFonts w:ascii="Calibri" w:hAnsi="Calibri"/>
+          <w:b w:val="0"/>
+          <w:i w:val="0"/>
+          <w:color w:val="222222"/>
+          <w:sz w:val="21"/>
+        </w:rPr>
+        <w:t xml:space="preserve">, </w:t>
+      </w:r>
+      <w:r>
+        <w:rPr>
+          <w:rFonts w:ascii="Consolas" w:hAnsi="Consolas"/>
+          <w:b w:val="0"/>
+          <w:i w:val="0"/>
+          <w:color w:val="222222"/>
+          <w:sz w:val="19"/>
+        </w:rPr>
+        <w:t>src/neuromps/twin/prior_reach_run.py</w:t>
+      </w:r>
+      <w:r>
+        <w:rPr>
+          <w:rFonts w:ascii="Calibri" w:hAnsi="Calibri"/>
+          <w:b w:val="0"/>
+          <w:i w:val="0"/>
+          <w:color w:val="222222"/>
+          <w:sz w:val="21"/>
+        </w:rPr>
+        <w:t xml:space="preserve">, </w:t>
+      </w:r>
+      <w:r>
+        <w:rPr>
+          <w:rFonts w:ascii="Consolas" w:hAnsi="Consolas"/>
+          <w:b w:val="0"/>
+          <w:i w:val="0"/>
+          <w:color w:val="222222"/>
+          <w:sz w:val="19"/>
+        </w:rPr>
+        <w:t>preregistration/twin_prior_reach.json</w:t>
+      </w:r>
+      <w:r>
+        <w:rPr>
+          <w:rFonts w:ascii="Calibri" w:hAnsi="Calibri"/>
+          <w:b w:val="0"/>
+          <w:i w:val="0"/>
+          <w:color w:val="222222"/>
+          <w:sz w:val="21"/>
+        </w:rPr>
+        <w:t xml:space="preserve">, decision D38, report §16, "A registered follow-up"). A diagnostic on the round-1 pool, declared as seen, located the gap in four summaries (the chambers' rate ratio, the coupling lag, the two active-electrode counts) and showed the round-1 posterior pushing past the </w:t>
+      </w:r>
+      <w:r>
+        <w:rPr>
+          <w:rFonts w:ascii="Consolas" w:hAnsi="Consolas"/>
+          <w:b w:val="0"/>
+          <w:i w:val="0"/>
+          <w:color w:val="222222"/>
+          <w:sz w:val="19"/>
+        </w:rPr>
+        <w:t>threshold_scale</w:t>
+      </w:r>
+      <w:r>
+        <w:rPr>
+          <w:rFonts w:ascii="Calibri" w:hAnsi="Calibri"/>
+          <w:b w:val="0"/>
+          <w:i w:val="0"/>
+          <w:color w:val="222222"/>
+          <w:sz w:val="21"/>
+        </w:rPr>
+        <w:t xml:space="preserve"> and </w:t>
+      </w:r>
+      <w:r>
+        <w:rPr>
+          <w:rFonts w:ascii="Consolas" w:hAnsi="Consolas"/>
+          <w:b w:val="0"/>
+          <w:i w:val="0"/>
+          <w:color w:val="222222"/>
+          <w:sz w:val="19"/>
+        </w:rPr>
+        <w:t>log10_forward_ratio</w:t>
+      </w:r>
+      <w:r>
+        <w:rPr>
+          <w:rFonts w:ascii="Calibri" w:hAnsi="Calibri"/>
+          <w:b w:val="0"/>
+          <w:i w:val="0"/>
+          <w:color w:val="222222"/>
+          <w:sz w:val="21"/>
+        </w:rPr>
+        <w:t xml:space="preserve"> bounds for the real recordings. The registered box widens those two and </w:t>
+      </w:r>
+      <w:r>
+        <w:rPr>
+          <w:rFonts w:ascii="Consolas" w:hAnsi="Consolas"/>
+          <w:b w:val="0"/>
+          <w:i w:val="0"/>
+          <w:color w:val="222222"/>
+          <w:sz w:val="19"/>
+        </w:rPr>
+        <w:t>ampa_scale</w:t>
+      </w:r>
+      <w:r>
+        <w:rPr>
+          <w:rFonts w:ascii="Calibri" w:hAnsi="Calibri"/>
+          <w:b w:val="0"/>
+          <w:i w:val="0"/>
+          <w:color w:val="222222"/>
+          <w:sz w:val="21"/>
+        </w:rPr>
+        <w:t xml:space="preserve"> and keeps the other two; 3,000 fresh simulations (600 held out) were run from it, all before the registered cut-off, and every distance is read on the round-1 pool's scale at equal pool sizes. </w:t>
+      </w:r>
+      <w:r>
+        <w:rPr>
+          <w:rFonts w:ascii="Consolas" w:hAnsi="Consolas"/>
+          <w:b w:val="0"/>
+          <w:i w:val="0"/>
+          <w:color w:val="222222"/>
+          <w:sz w:val="19"/>
+        </w:rPr>
+        <w:t>neuromps.twin.inference</w:t>
+      </w:r>
+      <w:r>
+        <w:rPr>
+          <w:rFonts w:ascii="Calibri" w:hAnsi="Calibri"/>
+          <w:b w:val="0"/>
+          <w:i w:val="0"/>
+          <w:color w:val="222222"/>
+          <w:sz w:val="21"/>
+        </w:rPr>
+        <w:t xml:space="preserve"> now takes an optional prior box (unchanged when none is given), and </w:t>
+      </w:r>
+      <w:r>
+        <w:rPr>
+          <w:rFonts w:ascii="Consolas" w:hAnsi="Consolas"/>
+          <w:b w:val="0"/>
+          <w:i w:val="0"/>
+          <w:color w:val="222222"/>
+          <w:sz w:val="19"/>
+        </w:rPr>
+        <w:t>run_all.py</w:t>
+      </w:r>
+      <w:r>
+        <w:rPr>
+          <w:rFonts w:ascii="Calibri" w:hAnsi="Calibri"/>
+          <w:b w:val="0"/>
+          <w:i w:val="0"/>
+          <w:color w:val="222222"/>
+          <w:sz w:val="21"/>
+        </w:rPr>
+        <w:t xml:space="preserve"> gains a full-tier step; the quick tier only re-scores the committed record.</w:t>
+      </w:r>
+    </w:p>
+    <w:p>
+      <w:pPr>
+        <w:spacing w:after="120"/>
+        <w:ind w:left="432" w:hanging="259"/>
+      </w:pPr>
+      <w:r>
+        <w:rPr>
+          <w:rFonts w:ascii="Calibri" w:hAnsi="Calibri"/>
+          <w:b w:val="0"/>
+          <w:i w:val="0"/>
+          <w:color w:val="222222"/>
+          <w:sz w:val="21"/>
+        </w:rPr>
+        <w:t>•</w:t>
+        <w:tab/>
+      </w:r>
+      <w:r>
+        <w:rPr>
+          <w:rFonts w:ascii="Calibri" w:hAnsi="Calibri"/>
+          <w:b/>
+          <w:i w:val="0"/>
+          <w:color w:val="156082"/>
+          <w:sz w:val="21"/>
+        </w:rPr>
+        <w:t>Why.</w:t>
+      </w:r>
+      <w:r>
+        <w:rPr>
+          <w:rFonts w:ascii="Calibri" w:hAnsi="Calibri"/>
+          <w:b w:val="0"/>
+          <w:i w:val="0"/>
+          <w:color w:val="222222"/>
+          <w:sz w:val="21"/>
+        </w:rPr>
+        <w:t xml:space="preserve"> Entry 45 found the real recordings far from every simulation; whether that is the prior's range or something the twin cannot produce decides whether a wider prior or a different model is the next step.</w:t>
+      </w:r>
+    </w:p>
+    <w:p>
+      <w:pPr>
+        <w:spacing w:after="120"/>
+        <w:ind w:left="432" w:hanging="259"/>
+      </w:pPr>
+      <w:r>
+        <w:rPr>
+          <w:rFonts w:ascii="Calibri" w:hAnsi="Calibri"/>
+          <w:b w:val="0"/>
+          <w:i w:val="0"/>
+          <w:color w:val="222222"/>
+          <w:sz w:val="21"/>
+        </w:rPr>
+        <w:t>•</w:t>
+        <w:tab/>
+      </w:r>
+      <w:r>
+        <w:rPr>
+          <w:rFonts w:ascii="Calibri" w:hAnsi="Calibri"/>
+          <w:b/>
+          <w:i w:val="0"/>
+          <w:color w:val="156082"/>
+          <w:sz w:val="21"/>
+        </w:rPr>
+        <w:t>Effect.</w:t>
+      </w:r>
+    </w:p>
+    <w:p>
+      <w:pPr>
+        <w:spacing w:after="120"/>
+        <w:ind w:left="432" w:hanging="259"/>
+      </w:pPr>
+      <w:r>
+        <w:rPr>
+          <w:rFonts w:ascii="Calibri" w:hAnsi="Calibri"/>
+          <w:b w:val="0"/>
+          <w:i w:val="0"/>
+          <w:color w:val="222222"/>
+          <w:sz w:val="21"/>
+        </w:rPr>
+        <w:t>•</w:t>
+        <w:tab/>
+      </w:r>
+      <w:r>
+        <w:rPr>
+          <w:rFonts w:ascii="Calibri" w:hAnsi="Calibri"/>
+          <w:b w:val="0"/>
+          <w:i w:val="0"/>
+          <w:color w:val="222222"/>
+          <w:sz w:val="21"/>
+        </w:rPr>
+        <w:t>R1 fails: the ratio of median distances is 0.91 (registered pass at 0.5 or below), and the verdict holds on the new pool's own scale (0.876) and on the pooled one. The chambers' rate ratio still carries a share of 0.2998 of what remains.</w:t>
+      </w:r>
+    </w:p>
+    <w:p>
+      <w:pPr>
+        <w:spacing w:after="120"/>
+        <w:ind w:left="432" w:hanging="259"/>
+      </w:pPr>
+      <w:r>
+        <w:rPr>
+          <w:rFonts w:ascii="Calibri" w:hAnsi="Calibri"/>
+          <w:b w:val="0"/>
+          <w:i w:val="0"/>
+          <w:color w:val="222222"/>
+          <w:sz w:val="21"/>
+        </w:rPr>
+        <w:t>•</w:t>
+        <w:tab/>
+      </w:r>
+      <w:r>
+        <w:rPr>
+          <w:rFonts w:ascii="Calibri" w:hAnsi="Calibri"/>
+          <w:b w:val="0"/>
+          <w:i w:val="0"/>
+          <w:color w:val="222222"/>
+          <w:sz w:val="21"/>
+        </w:rPr>
+        <w:t>R2 passes: the new pool keeps a near neighbour for a share of 0.8233 of the round-1 held-out simulations.</w:t>
+      </w:r>
+    </w:p>
+    <w:p>
+      <w:pPr>
+        <w:spacing w:after="120"/>
+        <w:ind w:left="432" w:hanging="259"/>
+      </w:pPr>
+      <w:r>
+        <w:rPr>
+          <w:rFonts w:ascii="Calibri" w:hAnsi="Calibri"/>
+          <w:b w:val="0"/>
+          <w:i w:val="0"/>
+          <w:color w:val="222222"/>
+          <w:sz w:val="21"/>
+        </w:rPr>
+        <w:t>•</w:t>
+        <w:tab/>
+      </w:r>
+      <w:r>
+        <w:rPr>
+          <w:rFonts w:ascii="Calibri" w:hAnsi="Calibri"/>
+          <w:b w:val="0"/>
+          <w:i w:val="0"/>
+          <w:color w:val="222222"/>
+          <w:sz w:val="21"/>
+        </w:rPr>
+        <w:t xml:space="preserve">R3 passes: one flow on the new pool is calibrated for </w:t>
+      </w:r>
+      <w:r>
+        <w:rPr>
+          <w:rFonts w:ascii="Consolas" w:hAnsi="Consolas"/>
+          <w:b w:val="0"/>
+          <w:i w:val="0"/>
+          <w:color w:val="222222"/>
+          <w:sz w:val="19"/>
+        </w:rPr>
+        <w:t>threshold_scale</w:t>
+      </w:r>
+      <w:r>
+        <w:rPr>
+          <w:rFonts w:ascii="Calibri" w:hAnsi="Calibri"/>
+          <w:b w:val="0"/>
+          <w:i w:val="0"/>
+          <w:color w:val="222222"/>
+          <w:sz w:val="21"/>
+        </w:rPr>
+        <w:t xml:space="preserve"> on the 200 held-out simulations nearest the real recordings (p = 0.2682); on the same simulations it fails </w:t>
+      </w:r>
+      <w:r>
+        <w:rPr>
+          <w:rFonts w:ascii="Consolas" w:hAnsi="Consolas"/>
+          <w:b w:val="0"/>
+          <w:i w:val="0"/>
+          <w:color w:val="222222"/>
+          <w:sz w:val="19"/>
+        </w:rPr>
+        <w:t>gabaa_scale</w:t>
+      </w:r>
+      <w:r>
+        <w:rPr>
+          <w:rFonts w:ascii="Calibri" w:hAnsi="Calibri"/>
+          <w:b w:val="0"/>
+          <w:i w:val="0"/>
+          <w:color w:val="222222"/>
+          <w:sz w:val="21"/>
+        </w:rPr>
+        <w:t xml:space="preserve"> and </w:t>
+      </w:r>
+      <w:r>
+        <w:rPr>
+          <w:rFonts w:ascii="Consolas" w:hAnsi="Consolas"/>
+          <w:b w:val="0"/>
+          <w:i w:val="0"/>
+          <w:color w:val="222222"/>
+          <w:sz w:val="19"/>
+        </w:rPr>
+        <w:t>inter_in_degree</w:t>
+      </w:r>
+      <w:r>
+        <w:rPr>
+          <w:rFonts w:ascii="Calibri" w:hAnsi="Calibri"/>
+          <w:b w:val="0"/>
+          <w:i w:val="0"/>
+          <w:color w:val="222222"/>
+          <w:sz w:val="21"/>
+        </w:rPr>
+        <w:t>.</w:t>
+      </w:r>
+    </w:p>
+    <w:p>
+      <w:pPr>
+        <w:spacing w:after="120"/>
+        <w:ind w:left="432" w:hanging="259"/>
+      </w:pPr>
+      <w:r>
+        <w:rPr>
+          <w:rFonts w:ascii="Calibri" w:hAnsi="Calibri"/>
+          <w:b w:val="0"/>
+          <w:i w:val="0"/>
+          <w:color w:val="222222"/>
+          <w:sz w:val="21"/>
+        </w:rPr>
+        <w:t>•</w:t>
+        <w:tab/>
+      </w:r>
+      <w:r>
+        <w:rPr>
+          <w:rFonts w:ascii="Calibri" w:hAnsi="Calibri"/>
+          <w:b w:val="0"/>
+          <w:i w:val="0"/>
+          <w:color w:val="222222"/>
+          <w:sz w:val="21"/>
+        </w:rPr>
+        <w:t>The round-1 cache, whose summary-code hash moved with two off-by-default extractor options (entry 47), reproduces exactly (6 of 6 rows), so both pools come from one simulator.</w:t>
+      </w:r>
+    </w:p>
+    <w:p>
+      <w:pPr>
+        <w:spacing w:after="120"/>
+        <w:ind w:left="432" w:hanging="259"/>
+      </w:pPr>
+      <w:r>
+        <w:rPr>
+          <w:rFonts w:ascii="Calibri" w:hAnsi="Calibri"/>
+          <w:b w:val="0"/>
+          <w:i w:val="0"/>
+          <w:color w:val="222222"/>
+          <w:sz w:val="21"/>
+        </w:rPr>
+        <w:t>•</w:t>
+        <w:tab/>
+      </w:r>
+      <w:r>
+        <w:rPr>
+          <w:rFonts w:ascii="Calibri" w:hAnsi="Calibri"/>
+          <w:b w:val="0"/>
+          <w:i w:val="0"/>
+          <w:color w:val="222222"/>
+          <w:sz w:val="21"/>
+        </w:rPr>
+        <w:t>No earlier result changes: entry 45's record (</w:t>
+      </w:r>
+      <w:r>
+        <w:rPr>
+          <w:rFonts w:ascii="Consolas" w:hAnsi="Consolas"/>
+          <w:b w:val="0"/>
+          <w:i w:val="0"/>
+          <w:color w:val="222222"/>
+          <w:sz w:val="19"/>
+        </w:rPr>
+        <w:t>twin_hd14b_recalibration</w:t>
+      </w:r>
+      <w:r>
+        <w:rPr>
+          <w:rFonts w:ascii="Calibri" w:hAnsi="Calibri"/>
+          <w:b w:val="0"/>
+          <w:i w:val="0"/>
+          <w:color w:val="222222"/>
+          <w:sz w:val="21"/>
+        </w:rPr>
+        <w:t>) is untouched. §18's support-rejection row now says the gap is misspecification, not the prior's range. The registration counts in §21 and entry 43 rise by this study's three predictions, one registration and one checked result file.</w:t>
+      </w:r>
+    </w:p>
+    <w:p>
+      <w:pPr>
+        <w:spacing w:after="120"/>
+        <w:ind w:left="432" w:hanging="259"/>
+      </w:pPr>
+      <w:r>
+        <w:rPr>
+          <w:rFonts w:ascii="Calibri" w:hAnsi="Calibri"/>
+          <w:b w:val="0"/>
+          <w:i w:val="0"/>
+          <w:color w:val="222222"/>
+          <w:sz w:val="21"/>
+        </w:rPr>
+        <w:t>•</w:t>
+        <w:tab/>
+      </w:r>
+      <w:r>
+        <w:rPr>
+          <w:rFonts w:ascii="Calibri" w:hAnsi="Calibri"/>
+          <w:b/>
+          <w:i w:val="0"/>
+          <w:color w:val="156082"/>
+          <w:sz w:val="21"/>
+        </w:rPr>
+        <w:t>Evidence.</w:t>
+      </w:r>
+      <w:r>
+        <w:rPr>
+          <w:rFonts w:ascii="Calibri" w:hAnsi="Calibri"/>
+          <w:b w:val="0"/>
+          <w:i w:val="0"/>
+          <w:color w:val="222222"/>
+          <w:sz w:val="21"/>
+        </w:rPr>
+        <w:t xml:space="preserve"> Report §16; decision D38; </w:t>
+      </w:r>
+      <w:r>
+        <w:rPr>
+          <w:rFonts w:ascii="Consolas" w:hAnsi="Consolas"/>
+          <w:b w:val="0"/>
+          <w:i w:val="0"/>
+          <w:color w:val="222222"/>
+          <w:sz w:val="19"/>
+        </w:rPr>
+        <w:t>outputs/twin/prior_reach_simulated.png</w:t>
+      </w:r>
+      <w:r>
+        <w:rPr>
+          <w:rFonts w:ascii="Calibri" w:hAnsi="Calibri"/>
+          <w:b w:val="0"/>
+          <w:i w:val="0"/>
+          <w:color w:val="222222"/>
+          <w:sz w:val="21"/>
+        </w:rPr>
+        <w:t xml:space="preserve">, </w:t>
+      </w:r>
+      <w:r>
+        <w:rPr>
+          <w:rFonts w:ascii="Consolas" w:hAnsi="Consolas"/>
+          <w:b w:val="0"/>
+          <w:i w:val="0"/>
+          <w:color w:val="222222"/>
+          <w:sz w:val="19"/>
+        </w:rPr>
+        <w:t>outputs/twin/prior_reach_SIMULATED.json</w:t>
+      </w:r>
+      <w:r>
+        <w:rPr>
+          <w:rFonts w:ascii="Calibri" w:hAnsi="Calibri"/>
+          <w:b w:val="0"/>
+          <w:i w:val="0"/>
+          <w:color w:val="222222"/>
+          <w:sz w:val="21"/>
+        </w:rPr>
+        <w:t xml:space="preserve">, </w:t>
+      </w:r>
+      <w:r>
+        <w:rPr>
+          <w:rFonts w:ascii="Consolas" w:hAnsi="Consolas"/>
+          <w:b w:val="0"/>
+          <w:i w:val="0"/>
+          <w:color w:val="222222"/>
+          <w:sz w:val="19"/>
+        </w:rPr>
+        <w:t>outputs/metrics.json</w:t>
+      </w:r>
+      <w:r>
+        <w:rPr>
+          <w:rFonts w:ascii="Calibri" w:hAnsi="Calibri"/>
+          <w:b w:val="0"/>
+          <w:i w:val="0"/>
+          <w:color w:val="222222"/>
+          <w:sz w:val="21"/>
+        </w:rPr>
+        <w:t xml:space="preserve"> key </w:t>
+      </w:r>
+      <w:r>
+        <w:rPr>
+          <w:rFonts w:ascii="Consolas" w:hAnsi="Consolas"/>
+          <w:b w:val="0"/>
+          <w:i w:val="0"/>
+          <w:color w:val="222222"/>
+          <w:sz w:val="19"/>
+        </w:rPr>
+        <w:t>twin_prior_reach</w:t>
+      </w:r>
+      <w:r>
+        <w:rPr>
+          <w:rFonts w:ascii="Calibri" w:hAnsi="Calibri"/>
+          <w:b w:val="0"/>
+          <w:i w:val="0"/>
+          <w:color w:val="222222"/>
+          <w:sz w:val="21"/>
+        </w:rPr>
+        <w:t xml:space="preserve">; tests </w:t>
+      </w:r>
+      <w:r>
+        <w:rPr>
+          <w:rFonts w:ascii="Consolas" w:hAnsi="Consolas"/>
+          <w:b w:val="0"/>
+          <w:i w:val="0"/>
+          <w:color w:val="222222"/>
+          <w:sz w:val="19"/>
+        </w:rPr>
+        <w:t>tests/test_twin_prior_reach.py</w:t>
       </w:r>
       <w:r>
         <w:rPr>

--- a/report/POST_SUBMISSION_CHANGES.docx
+++ b/report/POST_SUBMISSION_CHANGES.docx
@@ -48,11 +48,11 @@
         <w:tblLook w:firstColumn="1" w:firstRow="1" w:lastColumn="0" w:lastRow="0" w:noHBand="0" w:noVBand="1" w:val="04A0"/>
       </w:tblPr>
       <w:tblGrid>
-        <w:gridCol w:w="407"/>
-        <w:gridCol w:w="1534"/>
-        <w:gridCol w:w="2763"/>
-        <w:gridCol w:w="2611"/>
-        <w:gridCol w:w="1181"/>
+        <w:gridCol w:w="406"/>
+        <w:gridCol w:w="1533"/>
+        <w:gridCol w:w="2803"/>
+        <w:gridCol w:w="2580"/>
+        <w:gridCol w:w="1175"/>
       </w:tblGrid>
       <w:tr>
         <w:trPr>
@@ -61,7 +61,7 @@
         </w:trPr>
         <w:tc>
           <w:tcPr>
-            <w:tcW w:type="dxa" w:w="407"/>
+            <w:tcW w:type="dxa" w:w="406"/>
             <w:shd w:val="clear" w:color="auto" w:fill="1F4E79"/>
             <w:vAlign w:val="center"/>
           </w:tcPr>
@@ -85,7 +85,7 @@
         </w:tc>
         <w:tc>
           <w:tcPr>
-            <w:tcW w:type="dxa" w:w="1534"/>
+            <w:tcW w:type="dxa" w:w="1533"/>
             <w:shd w:val="clear" w:color="auto" w:fill="1F4E79"/>
             <w:vAlign w:val="center"/>
           </w:tcPr>
@@ -109,7 +109,7 @@
         </w:tc>
         <w:tc>
           <w:tcPr>
-            <w:tcW w:type="dxa" w:w="2763"/>
+            <w:tcW w:type="dxa" w:w="2803"/>
             <w:shd w:val="clear" w:color="auto" w:fill="1F4E79"/>
             <w:vAlign w:val="center"/>
           </w:tcPr>
@@ -132,7 +132,7 @@
         </w:tc>
         <w:tc>
           <w:tcPr>
-            <w:tcW w:type="dxa" w:w="2611"/>
+            <w:tcW w:type="dxa" w:w="2580"/>
             <w:shd w:val="clear" w:color="auto" w:fill="1F4E79"/>
             <w:vAlign w:val="center"/>
           </w:tcPr>
@@ -155,7 +155,7 @@
         </w:tc>
         <w:tc>
           <w:tcPr>
-            <w:tcW w:type="dxa" w:w="1181"/>
+            <w:tcW w:type="dxa" w:w="1175"/>
             <w:shd w:val="clear" w:color="auto" w:fill="1F4E79"/>
             <w:vAlign w:val="center"/>
           </w:tcPr>
@@ -183,7 +183,7 @@
         </w:trPr>
         <w:tc>
           <w:tcPr>
-            <w:tcW w:type="dxa" w:w="407"/>
+            <w:tcW w:type="dxa" w:w="406"/>
             <w:shd w:val="clear" w:color="auto" w:fill="FFFFFF"/>
             <w:vAlign w:val="center"/>
           </w:tcPr>
@@ -207,7 +207,7 @@
         </w:tc>
         <w:tc>
           <w:tcPr>
-            <w:tcW w:type="dxa" w:w="1534"/>
+            <w:tcW w:type="dxa" w:w="1533"/>
             <w:shd w:val="clear" w:color="auto" w:fill="FFFFFF"/>
             <w:vAlign w:val="center"/>
           </w:tcPr>
@@ -231,7 +231,7 @@
         </w:tc>
         <w:tc>
           <w:tcPr>
-            <w:tcW w:type="dxa" w:w="2763"/>
+            <w:tcW w:type="dxa" w:w="2803"/>
             <w:shd w:val="clear" w:color="auto" w:fill="FFFFFF"/>
             <w:vAlign w:val="center"/>
           </w:tcPr>
@@ -254,7 +254,7 @@
         </w:tc>
         <w:tc>
           <w:tcPr>
-            <w:tcW w:type="dxa" w:w="2611"/>
+            <w:tcW w:type="dxa" w:w="2580"/>
             <w:shd w:val="clear" w:color="auto" w:fill="FFFFFF"/>
             <w:vAlign w:val="center"/>
           </w:tcPr>
@@ -277,7 +277,7 @@
         </w:tc>
         <w:tc>
           <w:tcPr>
-            <w:tcW w:type="dxa" w:w="1181"/>
+            <w:tcW w:type="dxa" w:w="1175"/>
             <w:shd w:val="clear" w:color="auto" w:fill="FFFFFF"/>
             <w:vAlign w:val="center"/>
           </w:tcPr>
@@ -325,7 +325,7 @@
         </w:trPr>
         <w:tc>
           <w:tcPr>
-            <w:tcW w:type="dxa" w:w="407"/>
+            <w:tcW w:type="dxa" w:w="406"/>
             <w:shd w:val="clear" w:color="auto" w:fill="F7F9FB"/>
             <w:vAlign w:val="center"/>
           </w:tcPr>
@@ -349,7 +349,7 @@
         </w:tc>
         <w:tc>
           <w:tcPr>
-            <w:tcW w:type="dxa" w:w="1534"/>
+            <w:tcW w:type="dxa" w:w="1533"/>
             <w:shd w:val="clear" w:color="auto" w:fill="F7F9FB"/>
             <w:vAlign w:val="center"/>
           </w:tcPr>
@@ -373,7 +373,7 @@
         </w:tc>
         <w:tc>
           <w:tcPr>
-            <w:tcW w:type="dxa" w:w="2763"/>
+            <w:tcW w:type="dxa" w:w="2803"/>
             <w:shd w:val="clear" w:color="auto" w:fill="F7F9FB"/>
             <w:vAlign w:val="center"/>
           </w:tcPr>
@@ -396,7 +396,7 @@
         </w:tc>
         <w:tc>
           <w:tcPr>
-            <w:tcW w:type="dxa" w:w="2611"/>
+            <w:tcW w:type="dxa" w:w="2580"/>
             <w:shd w:val="clear" w:color="auto" w:fill="F7F9FB"/>
             <w:vAlign w:val="center"/>
           </w:tcPr>
@@ -419,7 +419,7 @@
         </w:tc>
         <w:tc>
           <w:tcPr>
-            <w:tcW w:type="dxa" w:w="1181"/>
+            <w:tcW w:type="dxa" w:w="1175"/>
             <w:shd w:val="clear" w:color="auto" w:fill="F7F9FB"/>
             <w:vAlign w:val="center"/>
           </w:tcPr>
@@ -447,7 +447,7 @@
         </w:trPr>
         <w:tc>
           <w:tcPr>
-            <w:tcW w:type="dxa" w:w="407"/>
+            <w:tcW w:type="dxa" w:w="406"/>
             <w:shd w:val="clear" w:color="auto" w:fill="FFFFFF"/>
             <w:vAlign w:val="center"/>
           </w:tcPr>
@@ -471,7 +471,7 @@
         </w:tc>
         <w:tc>
           <w:tcPr>
-            <w:tcW w:type="dxa" w:w="1534"/>
+            <w:tcW w:type="dxa" w:w="1533"/>
             <w:shd w:val="clear" w:color="auto" w:fill="FFFFFF"/>
             <w:vAlign w:val="center"/>
           </w:tcPr>
@@ -495,7 +495,7 @@
         </w:tc>
         <w:tc>
           <w:tcPr>
-            <w:tcW w:type="dxa" w:w="2763"/>
+            <w:tcW w:type="dxa" w:w="2803"/>
             <w:shd w:val="clear" w:color="auto" w:fill="FFFFFF"/>
             <w:vAlign w:val="center"/>
           </w:tcPr>
@@ -518,7 +518,7 @@
         </w:tc>
         <w:tc>
           <w:tcPr>
-            <w:tcW w:type="dxa" w:w="2611"/>
+            <w:tcW w:type="dxa" w:w="2580"/>
             <w:shd w:val="clear" w:color="auto" w:fill="FFFFFF"/>
             <w:vAlign w:val="center"/>
           </w:tcPr>
@@ -541,7 +541,7 @@
         </w:tc>
         <w:tc>
           <w:tcPr>
-            <w:tcW w:type="dxa" w:w="1181"/>
+            <w:tcW w:type="dxa" w:w="1175"/>
             <w:shd w:val="clear" w:color="auto" w:fill="FFFFFF"/>
             <w:vAlign w:val="center"/>
           </w:tcPr>
@@ -569,7 +569,7 @@
         </w:trPr>
         <w:tc>
           <w:tcPr>
-            <w:tcW w:type="dxa" w:w="407"/>
+            <w:tcW w:type="dxa" w:w="406"/>
             <w:shd w:val="clear" w:color="auto" w:fill="F7F9FB"/>
             <w:vAlign w:val="center"/>
           </w:tcPr>
@@ -593,7 +593,7 @@
         </w:tc>
         <w:tc>
           <w:tcPr>
-            <w:tcW w:type="dxa" w:w="1534"/>
+            <w:tcW w:type="dxa" w:w="1533"/>
             <w:shd w:val="clear" w:color="auto" w:fill="F7F9FB"/>
             <w:vAlign w:val="center"/>
           </w:tcPr>
@@ -617,7 +617,7 @@
         </w:tc>
         <w:tc>
           <w:tcPr>
-            <w:tcW w:type="dxa" w:w="2763"/>
+            <w:tcW w:type="dxa" w:w="2803"/>
             <w:shd w:val="clear" w:color="auto" w:fill="F7F9FB"/>
             <w:vAlign w:val="center"/>
           </w:tcPr>
@@ -640,7 +640,7 @@
         </w:tc>
         <w:tc>
           <w:tcPr>
-            <w:tcW w:type="dxa" w:w="2611"/>
+            <w:tcW w:type="dxa" w:w="2580"/>
             <w:shd w:val="clear" w:color="auto" w:fill="F7F9FB"/>
             <w:vAlign w:val="center"/>
           </w:tcPr>
@@ -663,7 +663,7 @@
         </w:tc>
         <w:tc>
           <w:tcPr>
-            <w:tcW w:type="dxa" w:w="1181"/>
+            <w:tcW w:type="dxa" w:w="1175"/>
             <w:shd w:val="clear" w:color="auto" w:fill="F7F9FB"/>
             <w:vAlign w:val="center"/>
           </w:tcPr>
@@ -711,7 +711,7 @@
         </w:trPr>
         <w:tc>
           <w:tcPr>
-            <w:tcW w:type="dxa" w:w="407"/>
+            <w:tcW w:type="dxa" w:w="406"/>
             <w:shd w:val="clear" w:color="auto" w:fill="FFFFFF"/>
             <w:vAlign w:val="center"/>
           </w:tcPr>
@@ -735,7 +735,7 @@
         </w:tc>
         <w:tc>
           <w:tcPr>
-            <w:tcW w:type="dxa" w:w="1534"/>
+            <w:tcW w:type="dxa" w:w="1533"/>
             <w:shd w:val="clear" w:color="auto" w:fill="FFFFFF"/>
             <w:vAlign w:val="center"/>
           </w:tcPr>
@@ -759,7 +759,7 @@
         </w:tc>
         <w:tc>
           <w:tcPr>
-            <w:tcW w:type="dxa" w:w="2763"/>
+            <w:tcW w:type="dxa" w:w="2803"/>
             <w:shd w:val="clear" w:color="auto" w:fill="FFFFFF"/>
             <w:vAlign w:val="center"/>
           </w:tcPr>
@@ -782,7 +782,7 @@
         </w:tc>
         <w:tc>
           <w:tcPr>
-            <w:tcW w:type="dxa" w:w="2611"/>
+            <w:tcW w:type="dxa" w:w="2580"/>
             <w:shd w:val="clear" w:color="auto" w:fill="FFFFFF"/>
             <w:vAlign w:val="center"/>
           </w:tcPr>
@@ -805,7 +805,7 @@
         </w:tc>
         <w:tc>
           <w:tcPr>
-            <w:tcW w:type="dxa" w:w="1181"/>
+            <w:tcW w:type="dxa" w:w="1175"/>
             <w:shd w:val="clear" w:color="auto" w:fill="FFFFFF"/>
             <w:vAlign w:val="center"/>
           </w:tcPr>
@@ -833,7 +833,7 @@
         </w:trPr>
         <w:tc>
           <w:tcPr>
-            <w:tcW w:type="dxa" w:w="407"/>
+            <w:tcW w:type="dxa" w:w="406"/>
             <w:shd w:val="clear" w:color="auto" w:fill="F7F9FB"/>
             <w:vAlign w:val="center"/>
           </w:tcPr>
@@ -857,7 +857,7 @@
         </w:tc>
         <w:tc>
           <w:tcPr>
-            <w:tcW w:type="dxa" w:w="1534"/>
+            <w:tcW w:type="dxa" w:w="1533"/>
             <w:shd w:val="clear" w:color="auto" w:fill="F7F9FB"/>
             <w:vAlign w:val="center"/>
           </w:tcPr>
@@ -881,7 +881,7 @@
         </w:tc>
         <w:tc>
           <w:tcPr>
-            <w:tcW w:type="dxa" w:w="2763"/>
+            <w:tcW w:type="dxa" w:w="2803"/>
             <w:shd w:val="clear" w:color="auto" w:fill="F7F9FB"/>
             <w:vAlign w:val="center"/>
           </w:tcPr>
@@ -904,7 +904,7 @@
         </w:tc>
         <w:tc>
           <w:tcPr>
-            <w:tcW w:type="dxa" w:w="2611"/>
+            <w:tcW w:type="dxa" w:w="2580"/>
             <w:shd w:val="clear" w:color="auto" w:fill="F7F9FB"/>
             <w:vAlign w:val="center"/>
           </w:tcPr>
@@ -927,7 +927,7 @@
         </w:tc>
         <w:tc>
           <w:tcPr>
-            <w:tcW w:type="dxa" w:w="1181"/>
+            <w:tcW w:type="dxa" w:w="1175"/>
             <w:shd w:val="clear" w:color="auto" w:fill="F7F9FB"/>
             <w:vAlign w:val="center"/>
           </w:tcPr>
@@ -955,7 +955,7 @@
         </w:trPr>
         <w:tc>
           <w:tcPr>
-            <w:tcW w:type="dxa" w:w="407"/>
+            <w:tcW w:type="dxa" w:w="406"/>
             <w:shd w:val="clear" w:color="auto" w:fill="FFFFFF"/>
             <w:vAlign w:val="center"/>
           </w:tcPr>
@@ -979,7 +979,7 @@
         </w:tc>
         <w:tc>
           <w:tcPr>
-            <w:tcW w:type="dxa" w:w="1534"/>
+            <w:tcW w:type="dxa" w:w="1533"/>
             <w:shd w:val="clear" w:color="auto" w:fill="FFFFFF"/>
             <w:vAlign w:val="center"/>
           </w:tcPr>
@@ -1003,7 +1003,7 @@
         </w:tc>
         <w:tc>
           <w:tcPr>
-            <w:tcW w:type="dxa" w:w="2763"/>
+            <w:tcW w:type="dxa" w:w="2803"/>
             <w:shd w:val="clear" w:color="auto" w:fill="FFFFFF"/>
             <w:vAlign w:val="center"/>
           </w:tcPr>
@@ -1026,7 +1026,7 @@
         </w:tc>
         <w:tc>
           <w:tcPr>
-            <w:tcW w:type="dxa" w:w="2611"/>
+            <w:tcW w:type="dxa" w:w="2580"/>
             <w:shd w:val="clear" w:color="auto" w:fill="FFFFFF"/>
             <w:vAlign w:val="center"/>
           </w:tcPr>
@@ -1049,7 +1049,7 @@
         </w:tc>
         <w:tc>
           <w:tcPr>
-            <w:tcW w:type="dxa" w:w="1181"/>
+            <w:tcW w:type="dxa" w:w="1175"/>
             <w:shd w:val="clear" w:color="auto" w:fill="FFFFFF"/>
             <w:vAlign w:val="center"/>
           </w:tcPr>
@@ -1097,7 +1097,7 @@
         </w:trPr>
         <w:tc>
           <w:tcPr>
-            <w:tcW w:type="dxa" w:w="407"/>
+            <w:tcW w:type="dxa" w:w="406"/>
             <w:shd w:val="clear" w:color="auto" w:fill="F7F9FB"/>
             <w:vAlign w:val="center"/>
           </w:tcPr>
@@ -1121,7 +1121,7 @@
         </w:tc>
         <w:tc>
           <w:tcPr>
-            <w:tcW w:type="dxa" w:w="1534"/>
+            <w:tcW w:type="dxa" w:w="1533"/>
             <w:shd w:val="clear" w:color="auto" w:fill="F7F9FB"/>
             <w:vAlign w:val="center"/>
           </w:tcPr>
@@ -1145,7 +1145,7 @@
         </w:tc>
         <w:tc>
           <w:tcPr>
-            <w:tcW w:type="dxa" w:w="2763"/>
+            <w:tcW w:type="dxa" w:w="2803"/>
             <w:shd w:val="clear" w:color="auto" w:fill="F7F9FB"/>
             <w:vAlign w:val="center"/>
           </w:tcPr>
@@ -1168,7 +1168,7 @@
         </w:tc>
         <w:tc>
           <w:tcPr>
-            <w:tcW w:type="dxa" w:w="2611"/>
+            <w:tcW w:type="dxa" w:w="2580"/>
             <w:shd w:val="clear" w:color="auto" w:fill="F7F9FB"/>
             <w:vAlign w:val="center"/>
           </w:tcPr>
@@ -1191,7 +1191,7 @@
         </w:tc>
         <w:tc>
           <w:tcPr>
-            <w:tcW w:type="dxa" w:w="1181"/>
+            <w:tcW w:type="dxa" w:w="1175"/>
             <w:shd w:val="clear" w:color="auto" w:fill="F7F9FB"/>
             <w:vAlign w:val="center"/>
           </w:tcPr>
@@ -1239,7 +1239,7 @@
         </w:trPr>
         <w:tc>
           <w:tcPr>
-            <w:tcW w:type="dxa" w:w="407"/>
+            <w:tcW w:type="dxa" w:w="406"/>
             <w:shd w:val="clear" w:color="auto" w:fill="FFFFFF"/>
             <w:vAlign w:val="center"/>
           </w:tcPr>
@@ -1263,7 +1263,7 @@
         </w:tc>
         <w:tc>
           <w:tcPr>
-            <w:tcW w:type="dxa" w:w="1534"/>
+            <w:tcW w:type="dxa" w:w="1533"/>
             <w:shd w:val="clear" w:color="auto" w:fill="FFFFFF"/>
             <w:vAlign w:val="center"/>
           </w:tcPr>
@@ -1287,7 +1287,7 @@
         </w:tc>
         <w:tc>
           <w:tcPr>
-            <w:tcW w:type="dxa" w:w="2763"/>
+            <w:tcW w:type="dxa" w:w="2803"/>
             <w:shd w:val="clear" w:color="auto" w:fill="FFFFFF"/>
             <w:vAlign w:val="center"/>
           </w:tcPr>
@@ -1310,7 +1310,7 @@
         </w:tc>
         <w:tc>
           <w:tcPr>
-            <w:tcW w:type="dxa" w:w="2611"/>
+            <w:tcW w:type="dxa" w:w="2580"/>
             <w:shd w:val="clear" w:color="auto" w:fill="FFFFFF"/>
             <w:vAlign w:val="center"/>
           </w:tcPr>
@@ -1333,7 +1333,7 @@
         </w:tc>
         <w:tc>
           <w:tcPr>
-            <w:tcW w:type="dxa" w:w="1181"/>
+            <w:tcW w:type="dxa" w:w="1175"/>
             <w:shd w:val="clear" w:color="auto" w:fill="FFFFFF"/>
             <w:vAlign w:val="center"/>
           </w:tcPr>
@@ -1381,7 +1381,7 @@
         </w:trPr>
         <w:tc>
           <w:tcPr>
-            <w:tcW w:type="dxa" w:w="407"/>
+            <w:tcW w:type="dxa" w:w="406"/>
             <w:shd w:val="clear" w:color="auto" w:fill="F7F9FB"/>
             <w:vAlign w:val="center"/>
           </w:tcPr>
@@ -1405,7 +1405,7 @@
         </w:tc>
         <w:tc>
           <w:tcPr>
-            <w:tcW w:type="dxa" w:w="1534"/>
+            <w:tcW w:type="dxa" w:w="1533"/>
             <w:shd w:val="clear" w:color="auto" w:fill="F7F9FB"/>
             <w:vAlign w:val="center"/>
           </w:tcPr>
@@ -1429,7 +1429,7 @@
         </w:tc>
         <w:tc>
           <w:tcPr>
-            <w:tcW w:type="dxa" w:w="2763"/>
+            <w:tcW w:type="dxa" w:w="2803"/>
             <w:shd w:val="clear" w:color="auto" w:fill="F7F9FB"/>
             <w:vAlign w:val="center"/>
           </w:tcPr>
@@ -1452,7 +1452,7 @@
         </w:tc>
         <w:tc>
           <w:tcPr>
-            <w:tcW w:type="dxa" w:w="2611"/>
+            <w:tcW w:type="dxa" w:w="2580"/>
             <w:shd w:val="clear" w:color="auto" w:fill="F7F9FB"/>
             <w:vAlign w:val="center"/>
           </w:tcPr>
@@ -1475,7 +1475,7 @@
         </w:tc>
         <w:tc>
           <w:tcPr>
-            <w:tcW w:type="dxa" w:w="1181"/>
+            <w:tcW w:type="dxa" w:w="1175"/>
             <w:shd w:val="clear" w:color="auto" w:fill="F7F9FB"/>
             <w:vAlign w:val="center"/>
           </w:tcPr>
@@ -1523,7 +1523,7 @@
         </w:trPr>
         <w:tc>
           <w:tcPr>
-            <w:tcW w:type="dxa" w:w="407"/>
+            <w:tcW w:type="dxa" w:w="406"/>
             <w:shd w:val="clear" w:color="auto" w:fill="FFFFFF"/>
             <w:vAlign w:val="center"/>
           </w:tcPr>
@@ -1547,7 +1547,7 @@
         </w:tc>
         <w:tc>
           <w:tcPr>
-            <w:tcW w:type="dxa" w:w="1534"/>
+            <w:tcW w:type="dxa" w:w="1533"/>
             <w:shd w:val="clear" w:color="auto" w:fill="FFFFFF"/>
             <w:vAlign w:val="center"/>
           </w:tcPr>
@@ -1571,7 +1571,7 @@
         </w:tc>
         <w:tc>
           <w:tcPr>
-            <w:tcW w:type="dxa" w:w="2763"/>
+            <w:tcW w:type="dxa" w:w="2803"/>
             <w:shd w:val="clear" w:color="auto" w:fill="FFFFFF"/>
             <w:vAlign w:val="center"/>
           </w:tcPr>
@@ -1594,7 +1594,7 @@
         </w:tc>
         <w:tc>
           <w:tcPr>
-            <w:tcW w:type="dxa" w:w="2611"/>
+            <w:tcW w:type="dxa" w:w="2580"/>
             <w:shd w:val="clear" w:color="auto" w:fill="FFFFFF"/>
             <w:vAlign w:val="center"/>
           </w:tcPr>
@@ -1617,7 +1617,7 @@
         </w:tc>
         <w:tc>
           <w:tcPr>
-            <w:tcW w:type="dxa" w:w="1181"/>
+            <w:tcW w:type="dxa" w:w="1175"/>
             <w:shd w:val="clear" w:color="auto" w:fill="FFFFFF"/>
             <w:vAlign w:val="center"/>
           </w:tcPr>
@@ -1665,7 +1665,7 @@
         </w:trPr>
         <w:tc>
           <w:tcPr>
-            <w:tcW w:type="dxa" w:w="407"/>
+            <w:tcW w:type="dxa" w:w="406"/>
             <w:shd w:val="clear" w:color="auto" w:fill="F7F9FB"/>
             <w:vAlign w:val="center"/>
           </w:tcPr>
@@ -1689,7 +1689,7 @@
         </w:tc>
         <w:tc>
           <w:tcPr>
-            <w:tcW w:type="dxa" w:w="1534"/>
+            <w:tcW w:type="dxa" w:w="1533"/>
             <w:shd w:val="clear" w:color="auto" w:fill="F7F9FB"/>
             <w:vAlign w:val="center"/>
           </w:tcPr>
@@ -1713,7 +1713,7 @@
         </w:tc>
         <w:tc>
           <w:tcPr>
-            <w:tcW w:type="dxa" w:w="2763"/>
+            <w:tcW w:type="dxa" w:w="2803"/>
             <w:shd w:val="clear" w:color="auto" w:fill="F7F9FB"/>
             <w:vAlign w:val="center"/>
           </w:tcPr>
@@ -1736,7 +1736,7 @@
         </w:tc>
         <w:tc>
           <w:tcPr>
-            <w:tcW w:type="dxa" w:w="2611"/>
+            <w:tcW w:type="dxa" w:w="2580"/>
             <w:shd w:val="clear" w:color="auto" w:fill="F7F9FB"/>
             <w:vAlign w:val="center"/>
           </w:tcPr>
@@ -1759,7 +1759,7 @@
         </w:tc>
         <w:tc>
           <w:tcPr>
-            <w:tcW w:type="dxa" w:w="1181"/>
+            <w:tcW w:type="dxa" w:w="1175"/>
             <w:shd w:val="clear" w:color="auto" w:fill="F7F9FB"/>
             <w:vAlign w:val="center"/>
           </w:tcPr>
@@ -1787,7 +1787,7 @@
         </w:trPr>
         <w:tc>
           <w:tcPr>
-            <w:tcW w:type="dxa" w:w="407"/>
+            <w:tcW w:type="dxa" w:w="406"/>
             <w:shd w:val="clear" w:color="auto" w:fill="FFFFFF"/>
             <w:vAlign w:val="center"/>
           </w:tcPr>
@@ -1811,7 +1811,7 @@
         </w:tc>
         <w:tc>
           <w:tcPr>
-            <w:tcW w:type="dxa" w:w="1534"/>
+            <w:tcW w:type="dxa" w:w="1533"/>
             <w:shd w:val="clear" w:color="auto" w:fill="FFFFFF"/>
             <w:vAlign w:val="center"/>
           </w:tcPr>
@@ -1835,7 +1835,7 @@
         </w:tc>
         <w:tc>
           <w:tcPr>
-            <w:tcW w:type="dxa" w:w="2763"/>
+            <w:tcW w:type="dxa" w:w="2803"/>
             <w:shd w:val="clear" w:color="auto" w:fill="FFFFFF"/>
             <w:vAlign w:val="center"/>
           </w:tcPr>
@@ -1858,7 +1858,7 @@
         </w:tc>
         <w:tc>
           <w:tcPr>
-            <w:tcW w:type="dxa" w:w="2611"/>
+            <w:tcW w:type="dxa" w:w="2580"/>
             <w:shd w:val="clear" w:color="auto" w:fill="FFFFFF"/>
             <w:vAlign w:val="center"/>
           </w:tcPr>
@@ -1881,7 +1881,7 @@
         </w:tc>
         <w:tc>
           <w:tcPr>
-            <w:tcW w:type="dxa" w:w="1181"/>
+            <w:tcW w:type="dxa" w:w="1175"/>
             <w:shd w:val="clear" w:color="auto" w:fill="FFFFFF"/>
             <w:vAlign w:val="center"/>
           </w:tcPr>
@@ -1919,7 +1919,7 @@
         </w:trPr>
         <w:tc>
           <w:tcPr>
-            <w:tcW w:type="dxa" w:w="407"/>
+            <w:tcW w:type="dxa" w:w="406"/>
             <w:shd w:val="clear" w:color="auto" w:fill="F7F9FB"/>
             <w:vAlign w:val="center"/>
           </w:tcPr>
@@ -1943,7 +1943,7 @@
         </w:tc>
         <w:tc>
           <w:tcPr>
-            <w:tcW w:type="dxa" w:w="1534"/>
+            <w:tcW w:type="dxa" w:w="1533"/>
             <w:shd w:val="clear" w:color="auto" w:fill="F7F9FB"/>
             <w:vAlign w:val="center"/>
           </w:tcPr>
@@ -1967,7 +1967,7 @@
         </w:tc>
         <w:tc>
           <w:tcPr>
-            <w:tcW w:type="dxa" w:w="2763"/>
+            <w:tcW w:type="dxa" w:w="2803"/>
             <w:shd w:val="clear" w:color="auto" w:fill="F7F9FB"/>
             <w:vAlign w:val="center"/>
           </w:tcPr>
@@ -1990,7 +1990,7 @@
         </w:tc>
         <w:tc>
           <w:tcPr>
-            <w:tcW w:type="dxa" w:w="2611"/>
+            <w:tcW w:type="dxa" w:w="2580"/>
             <w:shd w:val="clear" w:color="auto" w:fill="F7F9FB"/>
             <w:vAlign w:val="center"/>
           </w:tcPr>
@@ -2013,7 +2013,7 @@
         </w:tc>
         <w:tc>
           <w:tcPr>
-            <w:tcW w:type="dxa" w:w="1181"/>
+            <w:tcW w:type="dxa" w:w="1175"/>
             <w:shd w:val="clear" w:color="auto" w:fill="F7F9FB"/>
             <w:vAlign w:val="center"/>
           </w:tcPr>
@@ -2061,7 +2061,7 @@
         </w:trPr>
         <w:tc>
           <w:tcPr>
-            <w:tcW w:type="dxa" w:w="407"/>
+            <w:tcW w:type="dxa" w:w="406"/>
             <w:shd w:val="clear" w:color="auto" w:fill="FFFFFF"/>
             <w:vAlign w:val="center"/>
           </w:tcPr>
@@ -2085,7 +2085,7 @@
         </w:tc>
         <w:tc>
           <w:tcPr>
-            <w:tcW w:type="dxa" w:w="1534"/>
+            <w:tcW w:type="dxa" w:w="1533"/>
             <w:shd w:val="clear" w:color="auto" w:fill="FFFFFF"/>
             <w:vAlign w:val="center"/>
           </w:tcPr>
@@ -2109,7 +2109,7 @@
         </w:tc>
         <w:tc>
           <w:tcPr>
-            <w:tcW w:type="dxa" w:w="2763"/>
+            <w:tcW w:type="dxa" w:w="2803"/>
             <w:shd w:val="clear" w:color="auto" w:fill="FFFFFF"/>
             <w:vAlign w:val="center"/>
           </w:tcPr>
@@ -2132,7 +2132,7 @@
         </w:tc>
         <w:tc>
           <w:tcPr>
-            <w:tcW w:type="dxa" w:w="2611"/>
+            <w:tcW w:type="dxa" w:w="2580"/>
             <w:shd w:val="clear" w:color="auto" w:fill="FFFFFF"/>
             <w:vAlign w:val="center"/>
           </w:tcPr>
@@ -2155,7 +2155,7 @@
         </w:tc>
         <w:tc>
           <w:tcPr>
-            <w:tcW w:type="dxa" w:w="1181"/>
+            <w:tcW w:type="dxa" w:w="1175"/>
             <w:shd w:val="clear" w:color="auto" w:fill="FFFFFF"/>
             <w:vAlign w:val="center"/>
           </w:tcPr>
@@ -2203,7 +2203,7 @@
         </w:trPr>
         <w:tc>
           <w:tcPr>
-            <w:tcW w:type="dxa" w:w="407"/>
+            <w:tcW w:type="dxa" w:w="406"/>
             <w:shd w:val="clear" w:color="auto" w:fill="F7F9FB"/>
             <w:vAlign w:val="center"/>
           </w:tcPr>
@@ -2227,7 +2227,7 @@
         </w:tc>
         <w:tc>
           <w:tcPr>
-            <w:tcW w:type="dxa" w:w="1534"/>
+            <w:tcW w:type="dxa" w:w="1533"/>
             <w:shd w:val="clear" w:color="auto" w:fill="F7F9FB"/>
             <w:vAlign w:val="center"/>
           </w:tcPr>
@@ -2251,7 +2251,7 @@
         </w:tc>
         <w:tc>
           <w:tcPr>
-            <w:tcW w:type="dxa" w:w="2763"/>
+            <w:tcW w:type="dxa" w:w="2803"/>
             <w:shd w:val="clear" w:color="auto" w:fill="F7F9FB"/>
             <w:vAlign w:val="center"/>
           </w:tcPr>
@@ -2274,7 +2274,7 @@
         </w:tc>
         <w:tc>
           <w:tcPr>
-            <w:tcW w:type="dxa" w:w="2611"/>
+            <w:tcW w:type="dxa" w:w="2580"/>
             <w:shd w:val="clear" w:color="auto" w:fill="F7F9FB"/>
             <w:vAlign w:val="center"/>
           </w:tcPr>
@@ -2297,7 +2297,7 @@
         </w:tc>
         <w:tc>
           <w:tcPr>
-            <w:tcW w:type="dxa" w:w="1181"/>
+            <w:tcW w:type="dxa" w:w="1175"/>
             <w:shd w:val="clear" w:color="auto" w:fill="F7F9FB"/>
             <w:vAlign w:val="center"/>
           </w:tcPr>
@@ -2335,7 +2335,7 @@
         </w:trPr>
         <w:tc>
           <w:tcPr>
-            <w:tcW w:type="dxa" w:w="407"/>
+            <w:tcW w:type="dxa" w:w="406"/>
             <w:shd w:val="clear" w:color="auto" w:fill="FFFFFF"/>
             <w:vAlign w:val="center"/>
           </w:tcPr>
@@ -2359,7 +2359,7 @@
         </w:tc>
         <w:tc>
           <w:tcPr>
-            <w:tcW w:type="dxa" w:w="1534"/>
+            <w:tcW w:type="dxa" w:w="1533"/>
             <w:shd w:val="clear" w:color="auto" w:fill="FFFFFF"/>
             <w:vAlign w:val="center"/>
           </w:tcPr>
@@ -2383,7 +2383,7 @@
         </w:tc>
         <w:tc>
           <w:tcPr>
-            <w:tcW w:type="dxa" w:w="2763"/>
+            <w:tcW w:type="dxa" w:w="2803"/>
             <w:shd w:val="clear" w:color="auto" w:fill="FFFFFF"/>
             <w:vAlign w:val="center"/>
           </w:tcPr>
@@ -2406,7 +2406,7 @@
         </w:tc>
         <w:tc>
           <w:tcPr>
-            <w:tcW w:type="dxa" w:w="2611"/>
+            <w:tcW w:type="dxa" w:w="2580"/>
             <w:shd w:val="clear" w:color="auto" w:fill="FFFFFF"/>
             <w:vAlign w:val="center"/>
           </w:tcPr>
@@ -2429,7 +2429,7 @@
         </w:tc>
         <w:tc>
           <w:tcPr>
-            <w:tcW w:type="dxa" w:w="1181"/>
+            <w:tcW w:type="dxa" w:w="1175"/>
             <w:shd w:val="clear" w:color="auto" w:fill="FFFFFF"/>
             <w:vAlign w:val="center"/>
           </w:tcPr>
@@ -2477,7 +2477,7 @@
         </w:trPr>
         <w:tc>
           <w:tcPr>
-            <w:tcW w:type="dxa" w:w="407"/>
+            <w:tcW w:type="dxa" w:w="406"/>
             <w:shd w:val="clear" w:color="auto" w:fill="F7F9FB"/>
             <w:vAlign w:val="center"/>
           </w:tcPr>
@@ -2501,7 +2501,7 @@
         </w:tc>
         <w:tc>
           <w:tcPr>
-            <w:tcW w:type="dxa" w:w="1534"/>
+            <w:tcW w:type="dxa" w:w="1533"/>
             <w:shd w:val="clear" w:color="auto" w:fill="F7F9FB"/>
             <w:vAlign w:val="center"/>
           </w:tcPr>
@@ -2525,7 +2525,7 @@
         </w:tc>
         <w:tc>
           <w:tcPr>
-            <w:tcW w:type="dxa" w:w="2763"/>
+            <w:tcW w:type="dxa" w:w="2803"/>
             <w:shd w:val="clear" w:color="auto" w:fill="F7F9FB"/>
             <w:vAlign w:val="center"/>
           </w:tcPr>
@@ -2548,7 +2548,7 @@
         </w:tc>
         <w:tc>
           <w:tcPr>
-            <w:tcW w:type="dxa" w:w="2611"/>
+            <w:tcW w:type="dxa" w:w="2580"/>
             <w:shd w:val="clear" w:color="auto" w:fill="F7F9FB"/>
             <w:vAlign w:val="center"/>
           </w:tcPr>
@@ -2571,7 +2571,7 @@
         </w:tc>
         <w:tc>
           <w:tcPr>
-            <w:tcW w:type="dxa" w:w="1181"/>
+            <w:tcW w:type="dxa" w:w="1175"/>
             <w:shd w:val="clear" w:color="auto" w:fill="F7F9FB"/>
             <w:vAlign w:val="center"/>
           </w:tcPr>
@@ -2619,7 +2619,7 @@
         </w:trPr>
         <w:tc>
           <w:tcPr>
-            <w:tcW w:type="dxa" w:w="407"/>
+            <w:tcW w:type="dxa" w:w="406"/>
             <w:shd w:val="clear" w:color="auto" w:fill="FFFFFF"/>
             <w:vAlign w:val="center"/>
           </w:tcPr>
@@ -2643,7 +2643,7 @@
         </w:tc>
         <w:tc>
           <w:tcPr>
-            <w:tcW w:type="dxa" w:w="1534"/>
+            <w:tcW w:type="dxa" w:w="1533"/>
             <w:shd w:val="clear" w:color="auto" w:fill="FFFFFF"/>
             <w:vAlign w:val="center"/>
           </w:tcPr>
@@ -2667,7 +2667,7 @@
         </w:tc>
         <w:tc>
           <w:tcPr>
-            <w:tcW w:type="dxa" w:w="2763"/>
+            <w:tcW w:type="dxa" w:w="2803"/>
             <w:shd w:val="clear" w:color="auto" w:fill="FFFFFF"/>
             <w:vAlign w:val="center"/>
           </w:tcPr>
@@ -2690,7 +2690,7 @@
         </w:tc>
         <w:tc>
           <w:tcPr>
-            <w:tcW w:type="dxa" w:w="2611"/>
+            <w:tcW w:type="dxa" w:w="2580"/>
             <w:shd w:val="clear" w:color="auto" w:fill="FFFFFF"/>
             <w:vAlign w:val="center"/>
           </w:tcPr>
@@ -2713,7 +2713,7 @@
         </w:tc>
         <w:tc>
           <w:tcPr>
-            <w:tcW w:type="dxa" w:w="1181"/>
+            <w:tcW w:type="dxa" w:w="1175"/>
             <w:shd w:val="clear" w:color="auto" w:fill="FFFFFF"/>
             <w:vAlign w:val="center"/>
           </w:tcPr>
@@ -2761,7 +2761,7 @@
         </w:trPr>
         <w:tc>
           <w:tcPr>
-            <w:tcW w:type="dxa" w:w="407"/>
+            <w:tcW w:type="dxa" w:w="406"/>
             <w:shd w:val="clear" w:color="auto" w:fill="F7F9FB"/>
             <w:vAlign w:val="center"/>
           </w:tcPr>
@@ -2785,7 +2785,7 @@
         </w:tc>
         <w:tc>
           <w:tcPr>
-            <w:tcW w:type="dxa" w:w="1534"/>
+            <w:tcW w:type="dxa" w:w="1533"/>
             <w:shd w:val="clear" w:color="auto" w:fill="F7F9FB"/>
             <w:vAlign w:val="center"/>
           </w:tcPr>
@@ -2809,7 +2809,7 @@
         </w:tc>
         <w:tc>
           <w:tcPr>
-            <w:tcW w:type="dxa" w:w="2763"/>
+            <w:tcW w:type="dxa" w:w="2803"/>
             <w:shd w:val="clear" w:color="auto" w:fill="F7F9FB"/>
             <w:vAlign w:val="center"/>
           </w:tcPr>
@@ -2832,7 +2832,7 @@
         </w:tc>
         <w:tc>
           <w:tcPr>
-            <w:tcW w:type="dxa" w:w="2611"/>
+            <w:tcW w:type="dxa" w:w="2580"/>
             <w:shd w:val="clear" w:color="auto" w:fill="F7F9FB"/>
             <w:vAlign w:val="center"/>
           </w:tcPr>
@@ -2855,7 +2855,7 @@
         </w:tc>
         <w:tc>
           <w:tcPr>
-            <w:tcW w:type="dxa" w:w="1181"/>
+            <w:tcW w:type="dxa" w:w="1175"/>
             <w:shd w:val="clear" w:color="auto" w:fill="F7F9FB"/>
             <w:vAlign w:val="center"/>
           </w:tcPr>
@@ -2903,7 +2903,7 @@
         </w:trPr>
         <w:tc>
           <w:tcPr>
-            <w:tcW w:type="dxa" w:w="407"/>
+            <w:tcW w:type="dxa" w:w="406"/>
             <w:shd w:val="clear" w:color="auto" w:fill="FFFFFF"/>
             <w:vAlign w:val="center"/>
           </w:tcPr>
@@ -2927,7 +2927,7 @@
         </w:tc>
         <w:tc>
           <w:tcPr>
-            <w:tcW w:type="dxa" w:w="1534"/>
+            <w:tcW w:type="dxa" w:w="1533"/>
             <w:shd w:val="clear" w:color="auto" w:fill="FFFFFF"/>
             <w:vAlign w:val="center"/>
           </w:tcPr>
@@ -2951,7 +2951,7 @@
         </w:tc>
         <w:tc>
           <w:tcPr>
-            <w:tcW w:type="dxa" w:w="2763"/>
+            <w:tcW w:type="dxa" w:w="2803"/>
             <w:shd w:val="clear" w:color="auto" w:fill="FFFFFF"/>
             <w:vAlign w:val="center"/>
           </w:tcPr>
@@ -2974,7 +2974,7 @@
         </w:tc>
         <w:tc>
           <w:tcPr>
-            <w:tcW w:type="dxa" w:w="2611"/>
+            <w:tcW w:type="dxa" w:w="2580"/>
             <w:shd w:val="clear" w:color="auto" w:fill="FFFFFF"/>
             <w:vAlign w:val="center"/>
           </w:tcPr>
@@ -2997,7 +2997,7 @@
         </w:tc>
         <w:tc>
           <w:tcPr>
-            <w:tcW w:type="dxa" w:w="1181"/>
+            <w:tcW w:type="dxa" w:w="1175"/>
             <w:shd w:val="clear" w:color="auto" w:fill="FFFFFF"/>
             <w:vAlign w:val="center"/>
           </w:tcPr>
@@ -3045,7 +3045,7 @@
         </w:trPr>
         <w:tc>
           <w:tcPr>
-            <w:tcW w:type="dxa" w:w="407"/>
+            <w:tcW w:type="dxa" w:w="406"/>
             <w:shd w:val="clear" w:color="auto" w:fill="F7F9FB"/>
             <w:vAlign w:val="center"/>
           </w:tcPr>
@@ -3069,7 +3069,7 @@
         </w:tc>
         <w:tc>
           <w:tcPr>
-            <w:tcW w:type="dxa" w:w="1534"/>
+            <w:tcW w:type="dxa" w:w="1533"/>
             <w:shd w:val="clear" w:color="auto" w:fill="F7F9FB"/>
             <w:vAlign w:val="center"/>
           </w:tcPr>
@@ -3093,7 +3093,7 @@
         </w:tc>
         <w:tc>
           <w:tcPr>
-            <w:tcW w:type="dxa" w:w="2763"/>
+            <w:tcW w:type="dxa" w:w="2803"/>
             <w:shd w:val="clear" w:color="auto" w:fill="F7F9FB"/>
             <w:vAlign w:val="center"/>
           </w:tcPr>
@@ -3116,7 +3116,7 @@
         </w:tc>
         <w:tc>
           <w:tcPr>
-            <w:tcW w:type="dxa" w:w="2611"/>
+            <w:tcW w:type="dxa" w:w="2580"/>
             <w:shd w:val="clear" w:color="auto" w:fill="F7F9FB"/>
             <w:vAlign w:val="center"/>
           </w:tcPr>
@@ -3139,7 +3139,7 @@
         </w:tc>
         <w:tc>
           <w:tcPr>
-            <w:tcW w:type="dxa" w:w="1181"/>
+            <w:tcW w:type="dxa" w:w="1175"/>
             <w:shd w:val="clear" w:color="auto" w:fill="F7F9FB"/>
             <w:vAlign w:val="center"/>
           </w:tcPr>
@@ -3177,7 +3177,7 @@
         </w:trPr>
         <w:tc>
           <w:tcPr>
-            <w:tcW w:type="dxa" w:w="407"/>
+            <w:tcW w:type="dxa" w:w="406"/>
             <w:shd w:val="clear" w:color="auto" w:fill="FFFFFF"/>
             <w:vAlign w:val="center"/>
           </w:tcPr>
@@ -3201,7 +3201,7 @@
         </w:tc>
         <w:tc>
           <w:tcPr>
-            <w:tcW w:type="dxa" w:w="1534"/>
+            <w:tcW w:type="dxa" w:w="1533"/>
             <w:shd w:val="clear" w:color="auto" w:fill="FFFFFF"/>
             <w:vAlign w:val="center"/>
           </w:tcPr>
@@ -3225,7 +3225,7 @@
         </w:tc>
         <w:tc>
           <w:tcPr>
-            <w:tcW w:type="dxa" w:w="2763"/>
+            <w:tcW w:type="dxa" w:w="2803"/>
             <w:shd w:val="clear" w:color="auto" w:fill="FFFFFF"/>
             <w:vAlign w:val="center"/>
           </w:tcPr>
@@ -3248,7 +3248,7 @@
         </w:tc>
         <w:tc>
           <w:tcPr>
-            <w:tcW w:type="dxa" w:w="2611"/>
+            <w:tcW w:type="dxa" w:w="2580"/>
             <w:shd w:val="clear" w:color="auto" w:fill="FFFFFF"/>
             <w:vAlign w:val="center"/>
           </w:tcPr>
@@ -3271,7 +3271,7 @@
         </w:tc>
         <w:tc>
           <w:tcPr>
-            <w:tcW w:type="dxa" w:w="1181"/>
+            <w:tcW w:type="dxa" w:w="1175"/>
             <w:shd w:val="clear" w:color="auto" w:fill="FFFFFF"/>
             <w:vAlign w:val="center"/>
           </w:tcPr>
@@ -3309,7 +3309,7 @@
         </w:trPr>
         <w:tc>
           <w:tcPr>
-            <w:tcW w:type="dxa" w:w="407"/>
+            <w:tcW w:type="dxa" w:w="406"/>
             <w:shd w:val="clear" w:color="auto" w:fill="F7F9FB"/>
             <w:vAlign w:val="center"/>
           </w:tcPr>
@@ -3333,7 +3333,7 @@
         </w:tc>
         <w:tc>
           <w:tcPr>
-            <w:tcW w:type="dxa" w:w="1534"/>
+            <w:tcW w:type="dxa" w:w="1533"/>
             <w:shd w:val="clear" w:color="auto" w:fill="F7F9FB"/>
             <w:vAlign w:val="center"/>
           </w:tcPr>
@@ -3357,7 +3357,7 @@
         </w:tc>
         <w:tc>
           <w:tcPr>
-            <w:tcW w:type="dxa" w:w="2763"/>
+            <w:tcW w:type="dxa" w:w="2803"/>
             <w:shd w:val="clear" w:color="auto" w:fill="F7F9FB"/>
             <w:vAlign w:val="center"/>
           </w:tcPr>
@@ -3380,7 +3380,7 @@
         </w:tc>
         <w:tc>
           <w:tcPr>
-            <w:tcW w:type="dxa" w:w="2611"/>
+            <w:tcW w:type="dxa" w:w="2580"/>
             <w:shd w:val="clear" w:color="auto" w:fill="F7F9FB"/>
             <w:vAlign w:val="center"/>
           </w:tcPr>
@@ -3403,7 +3403,7 @@
         </w:tc>
         <w:tc>
           <w:tcPr>
-            <w:tcW w:type="dxa" w:w="1181"/>
+            <w:tcW w:type="dxa" w:w="1175"/>
             <w:shd w:val="clear" w:color="auto" w:fill="F7F9FB"/>
             <w:vAlign w:val="center"/>
           </w:tcPr>
@@ -3441,7 +3441,7 @@
         </w:trPr>
         <w:tc>
           <w:tcPr>
-            <w:tcW w:type="dxa" w:w="407"/>
+            <w:tcW w:type="dxa" w:w="406"/>
             <w:shd w:val="clear" w:color="auto" w:fill="FFFFFF"/>
             <w:vAlign w:val="center"/>
           </w:tcPr>
@@ -3465,7 +3465,7 @@
         </w:tc>
         <w:tc>
           <w:tcPr>
-            <w:tcW w:type="dxa" w:w="1534"/>
+            <w:tcW w:type="dxa" w:w="1533"/>
             <w:shd w:val="clear" w:color="auto" w:fill="FFFFFF"/>
             <w:vAlign w:val="center"/>
           </w:tcPr>
@@ -3489,7 +3489,7 @@
         </w:tc>
         <w:tc>
           <w:tcPr>
-            <w:tcW w:type="dxa" w:w="2763"/>
+            <w:tcW w:type="dxa" w:w="2803"/>
             <w:shd w:val="clear" w:color="auto" w:fill="FFFFFF"/>
             <w:vAlign w:val="center"/>
           </w:tcPr>
@@ -3512,7 +3512,7 @@
         </w:tc>
         <w:tc>
           <w:tcPr>
-            <w:tcW w:type="dxa" w:w="2611"/>
+            <w:tcW w:type="dxa" w:w="2580"/>
             <w:shd w:val="clear" w:color="auto" w:fill="FFFFFF"/>
             <w:vAlign w:val="center"/>
           </w:tcPr>
@@ -3535,7 +3535,7 @@
         </w:tc>
         <w:tc>
           <w:tcPr>
-            <w:tcW w:type="dxa" w:w="1181"/>
+            <w:tcW w:type="dxa" w:w="1175"/>
             <w:shd w:val="clear" w:color="auto" w:fill="FFFFFF"/>
             <w:vAlign w:val="center"/>
           </w:tcPr>
@@ -3573,7 +3573,7 @@
         </w:trPr>
         <w:tc>
           <w:tcPr>
-            <w:tcW w:type="dxa" w:w="407"/>
+            <w:tcW w:type="dxa" w:w="406"/>
             <w:shd w:val="clear" w:color="auto" w:fill="F7F9FB"/>
             <w:vAlign w:val="center"/>
           </w:tcPr>
@@ -3597,7 +3597,7 @@
         </w:tc>
         <w:tc>
           <w:tcPr>
-            <w:tcW w:type="dxa" w:w="1534"/>
+            <w:tcW w:type="dxa" w:w="1533"/>
             <w:shd w:val="clear" w:color="auto" w:fill="F7F9FB"/>
             <w:vAlign w:val="center"/>
           </w:tcPr>
@@ -3621,7 +3621,7 @@
         </w:tc>
         <w:tc>
           <w:tcPr>
-            <w:tcW w:type="dxa" w:w="2763"/>
+            <w:tcW w:type="dxa" w:w="2803"/>
             <w:shd w:val="clear" w:color="auto" w:fill="F7F9FB"/>
             <w:vAlign w:val="center"/>
           </w:tcPr>
@@ -3644,7 +3644,7 @@
         </w:tc>
         <w:tc>
           <w:tcPr>
-            <w:tcW w:type="dxa" w:w="2611"/>
+            <w:tcW w:type="dxa" w:w="2580"/>
             <w:shd w:val="clear" w:color="auto" w:fill="F7F9FB"/>
             <w:vAlign w:val="center"/>
           </w:tcPr>
@@ -3667,7 +3667,7 @@
         </w:tc>
         <w:tc>
           <w:tcPr>
-            <w:tcW w:type="dxa" w:w="1181"/>
+            <w:tcW w:type="dxa" w:w="1175"/>
             <w:shd w:val="clear" w:color="auto" w:fill="F7F9FB"/>
             <w:vAlign w:val="center"/>
           </w:tcPr>
@@ -3705,7 +3705,7 @@
         </w:trPr>
         <w:tc>
           <w:tcPr>
-            <w:tcW w:type="dxa" w:w="407"/>
+            <w:tcW w:type="dxa" w:w="406"/>
             <w:shd w:val="clear" w:color="auto" w:fill="FFFFFF"/>
             <w:vAlign w:val="center"/>
           </w:tcPr>
@@ -3729,7 +3729,7 @@
         </w:tc>
         <w:tc>
           <w:tcPr>
-            <w:tcW w:type="dxa" w:w="1534"/>
+            <w:tcW w:type="dxa" w:w="1533"/>
             <w:shd w:val="clear" w:color="auto" w:fill="FFFFFF"/>
             <w:vAlign w:val="center"/>
           </w:tcPr>
@@ -3753,7 +3753,7 @@
         </w:tc>
         <w:tc>
           <w:tcPr>
-            <w:tcW w:type="dxa" w:w="2763"/>
+            <w:tcW w:type="dxa" w:w="2803"/>
             <w:shd w:val="clear" w:color="auto" w:fill="FFFFFF"/>
             <w:vAlign w:val="center"/>
           </w:tcPr>
@@ -3776,7 +3776,7 @@
         </w:tc>
         <w:tc>
           <w:tcPr>
-            <w:tcW w:type="dxa" w:w="2611"/>
+            <w:tcW w:type="dxa" w:w="2580"/>
             <w:shd w:val="clear" w:color="auto" w:fill="FFFFFF"/>
             <w:vAlign w:val="center"/>
           </w:tcPr>
@@ -3799,7 +3799,7 @@
         </w:tc>
         <w:tc>
           <w:tcPr>
-            <w:tcW w:type="dxa" w:w="1181"/>
+            <w:tcW w:type="dxa" w:w="1175"/>
             <w:shd w:val="clear" w:color="auto" w:fill="FFFFFF"/>
             <w:vAlign w:val="center"/>
           </w:tcPr>
@@ -3837,7 +3837,7 @@
         </w:trPr>
         <w:tc>
           <w:tcPr>
-            <w:tcW w:type="dxa" w:w="407"/>
+            <w:tcW w:type="dxa" w:w="406"/>
             <w:shd w:val="clear" w:color="auto" w:fill="F7F9FB"/>
             <w:vAlign w:val="center"/>
           </w:tcPr>
@@ -3861,7 +3861,7 @@
         </w:tc>
         <w:tc>
           <w:tcPr>
-            <w:tcW w:type="dxa" w:w="1534"/>
+            <w:tcW w:type="dxa" w:w="1533"/>
             <w:shd w:val="clear" w:color="auto" w:fill="F7F9FB"/>
             <w:vAlign w:val="center"/>
           </w:tcPr>
@@ -3885,7 +3885,7 @@
         </w:tc>
         <w:tc>
           <w:tcPr>
-            <w:tcW w:type="dxa" w:w="2763"/>
+            <w:tcW w:type="dxa" w:w="2803"/>
             <w:shd w:val="clear" w:color="auto" w:fill="F7F9FB"/>
             <w:vAlign w:val="center"/>
           </w:tcPr>
@@ -3908,7 +3908,7 @@
         </w:tc>
         <w:tc>
           <w:tcPr>
-            <w:tcW w:type="dxa" w:w="2611"/>
+            <w:tcW w:type="dxa" w:w="2580"/>
             <w:shd w:val="clear" w:color="auto" w:fill="F7F9FB"/>
             <w:vAlign w:val="center"/>
           </w:tcPr>
@@ -3931,7 +3931,7 @@
         </w:tc>
         <w:tc>
           <w:tcPr>
-            <w:tcW w:type="dxa" w:w="1181"/>
+            <w:tcW w:type="dxa" w:w="1175"/>
             <w:shd w:val="clear" w:color="auto" w:fill="F7F9FB"/>
             <w:vAlign w:val="center"/>
           </w:tcPr>
@@ -3969,7 +3969,7 @@
         </w:trPr>
         <w:tc>
           <w:tcPr>
-            <w:tcW w:type="dxa" w:w="407"/>
+            <w:tcW w:type="dxa" w:w="406"/>
             <w:shd w:val="clear" w:color="auto" w:fill="FFFFFF"/>
             <w:vAlign w:val="center"/>
           </w:tcPr>
@@ -3993,7 +3993,7 @@
         </w:tc>
         <w:tc>
           <w:tcPr>
-            <w:tcW w:type="dxa" w:w="1534"/>
+            <w:tcW w:type="dxa" w:w="1533"/>
             <w:shd w:val="clear" w:color="auto" w:fill="FFFFFF"/>
             <w:vAlign w:val="center"/>
           </w:tcPr>
@@ -4017,7 +4017,7 @@
         </w:tc>
         <w:tc>
           <w:tcPr>
-            <w:tcW w:type="dxa" w:w="2763"/>
+            <w:tcW w:type="dxa" w:w="2803"/>
             <w:shd w:val="clear" w:color="auto" w:fill="FFFFFF"/>
             <w:vAlign w:val="center"/>
           </w:tcPr>
@@ -4040,7 +4040,7 @@
         </w:tc>
         <w:tc>
           <w:tcPr>
-            <w:tcW w:type="dxa" w:w="2611"/>
+            <w:tcW w:type="dxa" w:w="2580"/>
             <w:shd w:val="clear" w:color="auto" w:fill="FFFFFF"/>
             <w:vAlign w:val="center"/>
           </w:tcPr>
@@ -4063,7 +4063,7 @@
         </w:tc>
         <w:tc>
           <w:tcPr>
-            <w:tcW w:type="dxa" w:w="1181"/>
+            <w:tcW w:type="dxa" w:w="1175"/>
             <w:shd w:val="clear" w:color="auto" w:fill="FFFFFF"/>
             <w:vAlign w:val="center"/>
           </w:tcPr>
@@ -4101,7 +4101,7 @@
         </w:trPr>
         <w:tc>
           <w:tcPr>
-            <w:tcW w:type="dxa" w:w="407"/>
+            <w:tcW w:type="dxa" w:w="406"/>
             <w:shd w:val="clear" w:color="auto" w:fill="F7F9FB"/>
             <w:vAlign w:val="center"/>
           </w:tcPr>
@@ -4125,7 +4125,7 @@
         </w:tc>
         <w:tc>
           <w:tcPr>
-            <w:tcW w:type="dxa" w:w="1534"/>
+            <w:tcW w:type="dxa" w:w="1533"/>
             <w:shd w:val="clear" w:color="auto" w:fill="F7F9FB"/>
             <w:vAlign w:val="center"/>
           </w:tcPr>
@@ -4149,7 +4149,7 @@
         </w:tc>
         <w:tc>
           <w:tcPr>
-            <w:tcW w:type="dxa" w:w="2763"/>
+            <w:tcW w:type="dxa" w:w="2803"/>
             <w:shd w:val="clear" w:color="auto" w:fill="F7F9FB"/>
             <w:vAlign w:val="center"/>
           </w:tcPr>
@@ -4172,7 +4172,7 @@
         </w:tc>
         <w:tc>
           <w:tcPr>
-            <w:tcW w:type="dxa" w:w="2611"/>
+            <w:tcW w:type="dxa" w:w="2580"/>
             <w:shd w:val="clear" w:color="auto" w:fill="F7F9FB"/>
             <w:vAlign w:val="center"/>
           </w:tcPr>
@@ -4195,7 +4195,7 @@
         </w:tc>
         <w:tc>
           <w:tcPr>
-            <w:tcW w:type="dxa" w:w="1181"/>
+            <w:tcW w:type="dxa" w:w="1175"/>
             <w:shd w:val="clear" w:color="auto" w:fill="F7F9FB"/>
             <w:vAlign w:val="center"/>
           </w:tcPr>
@@ -4233,7 +4233,7 @@
         </w:trPr>
         <w:tc>
           <w:tcPr>
-            <w:tcW w:type="dxa" w:w="407"/>
+            <w:tcW w:type="dxa" w:w="406"/>
             <w:shd w:val="clear" w:color="auto" w:fill="FFFFFF"/>
             <w:vAlign w:val="center"/>
           </w:tcPr>
@@ -4257,7 +4257,7 @@
         </w:tc>
         <w:tc>
           <w:tcPr>
-            <w:tcW w:type="dxa" w:w="1534"/>
+            <w:tcW w:type="dxa" w:w="1533"/>
             <w:shd w:val="clear" w:color="auto" w:fill="FFFFFF"/>
             <w:vAlign w:val="center"/>
           </w:tcPr>
@@ -4281,7 +4281,7 @@
         </w:tc>
         <w:tc>
           <w:tcPr>
-            <w:tcW w:type="dxa" w:w="2763"/>
+            <w:tcW w:type="dxa" w:w="2803"/>
             <w:shd w:val="clear" w:color="auto" w:fill="FFFFFF"/>
             <w:vAlign w:val="center"/>
           </w:tcPr>
@@ -4304,7 +4304,7 @@
         </w:tc>
         <w:tc>
           <w:tcPr>
-            <w:tcW w:type="dxa" w:w="2611"/>
+            <w:tcW w:type="dxa" w:w="2580"/>
             <w:shd w:val="clear" w:color="auto" w:fill="FFFFFF"/>
             <w:vAlign w:val="center"/>
           </w:tcPr>
@@ -4327,7 +4327,7 @@
         </w:tc>
         <w:tc>
           <w:tcPr>
-            <w:tcW w:type="dxa" w:w="1181"/>
+            <w:tcW w:type="dxa" w:w="1175"/>
             <w:shd w:val="clear" w:color="auto" w:fill="FFFFFF"/>
             <w:vAlign w:val="center"/>
           </w:tcPr>
@@ -4365,7 +4365,7 @@
         </w:trPr>
         <w:tc>
           <w:tcPr>
-            <w:tcW w:type="dxa" w:w="407"/>
+            <w:tcW w:type="dxa" w:w="406"/>
             <w:shd w:val="clear" w:color="auto" w:fill="F7F9FB"/>
             <w:vAlign w:val="center"/>
           </w:tcPr>
@@ -4389,7 +4389,7 @@
         </w:tc>
         <w:tc>
           <w:tcPr>
-            <w:tcW w:type="dxa" w:w="1534"/>
+            <w:tcW w:type="dxa" w:w="1533"/>
             <w:shd w:val="clear" w:color="auto" w:fill="F7F9FB"/>
             <w:vAlign w:val="center"/>
           </w:tcPr>
@@ -4413,7 +4413,7 @@
         </w:tc>
         <w:tc>
           <w:tcPr>
-            <w:tcW w:type="dxa" w:w="2763"/>
+            <w:tcW w:type="dxa" w:w="2803"/>
             <w:shd w:val="clear" w:color="auto" w:fill="F7F9FB"/>
             <w:vAlign w:val="center"/>
           </w:tcPr>
@@ -4436,7 +4436,7 @@
         </w:tc>
         <w:tc>
           <w:tcPr>
-            <w:tcW w:type="dxa" w:w="2611"/>
+            <w:tcW w:type="dxa" w:w="2580"/>
             <w:shd w:val="clear" w:color="auto" w:fill="F7F9FB"/>
             <w:vAlign w:val="center"/>
           </w:tcPr>
@@ -4459,7 +4459,7 @@
         </w:tc>
         <w:tc>
           <w:tcPr>
-            <w:tcW w:type="dxa" w:w="1181"/>
+            <w:tcW w:type="dxa" w:w="1175"/>
             <w:shd w:val="clear" w:color="auto" w:fill="F7F9FB"/>
             <w:vAlign w:val="center"/>
           </w:tcPr>
@@ -4497,7 +4497,7 @@
         </w:trPr>
         <w:tc>
           <w:tcPr>
-            <w:tcW w:type="dxa" w:w="407"/>
+            <w:tcW w:type="dxa" w:w="406"/>
             <w:shd w:val="clear" w:color="auto" w:fill="FFFFFF"/>
             <w:vAlign w:val="center"/>
           </w:tcPr>
@@ -4521,7 +4521,7 @@
         </w:tc>
         <w:tc>
           <w:tcPr>
-            <w:tcW w:type="dxa" w:w="1534"/>
+            <w:tcW w:type="dxa" w:w="1533"/>
             <w:shd w:val="clear" w:color="auto" w:fill="FFFFFF"/>
             <w:vAlign w:val="center"/>
           </w:tcPr>
@@ -4545,7 +4545,7 @@
         </w:tc>
         <w:tc>
           <w:tcPr>
-            <w:tcW w:type="dxa" w:w="2763"/>
+            <w:tcW w:type="dxa" w:w="2803"/>
             <w:shd w:val="clear" w:color="auto" w:fill="FFFFFF"/>
             <w:vAlign w:val="center"/>
           </w:tcPr>
@@ -4568,7 +4568,7 @@
         </w:tc>
         <w:tc>
           <w:tcPr>
-            <w:tcW w:type="dxa" w:w="2611"/>
+            <w:tcW w:type="dxa" w:w="2580"/>
             <w:shd w:val="clear" w:color="auto" w:fill="FFFFFF"/>
             <w:vAlign w:val="center"/>
           </w:tcPr>
@@ -4591,7 +4591,7 @@
         </w:tc>
         <w:tc>
           <w:tcPr>
-            <w:tcW w:type="dxa" w:w="1181"/>
+            <w:tcW w:type="dxa" w:w="1175"/>
             <w:shd w:val="clear" w:color="auto" w:fill="FFFFFF"/>
             <w:vAlign w:val="center"/>
           </w:tcPr>
@@ -4629,7 +4629,7 @@
         </w:trPr>
         <w:tc>
           <w:tcPr>
-            <w:tcW w:type="dxa" w:w="407"/>
+            <w:tcW w:type="dxa" w:w="406"/>
             <w:shd w:val="clear" w:color="auto" w:fill="F7F9FB"/>
             <w:vAlign w:val="center"/>
           </w:tcPr>
@@ -4653,7 +4653,7 @@
         </w:tc>
         <w:tc>
           <w:tcPr>
-            <w:tcW w:type="dxa" w:w="1534"/>
+            <w:tcW w:type="dxa" w:w="1533"/>
             <w:shd w:val="clear" w:color="auto" w:fill="F7F9FB"/>
             <w:vAlign w:val="center"/>
           </w:tcPr>
@@ -4677,7 +4677,7 @@
         </w:tc>
         <w:tc>
           <w:tcPr>
-            <w:tcW w:type="dxa" w:w="2763"/>
+            <w:tcW w:type="dxa" w:w="2803"/>
             <w:shd w:val="clear" w:color="auto" w:fill="F7F9FB"/>
             <w:vAlign w:val="center"/>
           </w:tcPr>
@@ -4700,7 +4700,7 @@
         </w:tc>
         <w:tc>
           <w:tcPr>
-            <w:tcW w:type="dxa" w:w="2611"/>
+            <w:tcW w:type="dxa" w:w="2580"/>
             <w:shd w:val="clear" w:color="auto" w:fill="F7F9FB"/>
             <w:vAlign w:val="center"/>
           </w:tcPr>
@@ -4723,7 +4723,7 @@
         </w:tc>
         <w:tc>
           <w:tcPr>
-            <w:tcW w:type="dxa" w:w="1181"/>
+            <w:tcW w:type="dxa" w:w="1175"/>
             <w:shd w:val="clear" w:color="auto" w:fill="F7F9FB"/>
             <w:vAlign w:val="center"/>
           </w:tcPr>
@@ -4761,7 +4761,7 @@
         </w:trPr>
         <w:tc>
           <w:tcPr>
-            <w:tcW w:type="dxa" w:w="407"/>
+            <w:tcW w:type="dxa" w:w="406"/>
             <w:shd w:val="clear" w:color="auto" w:fill="FFFFFF"/>
             <w:vAlign w:val="center"/>
           </w:tcPr>
@@ -4785,7 +4785,7 @@
         </w:tc>
         <w:tc>
           <w:tcPr>
-            <w:tcW w:type="dxa" w:w="1534"/>
+            <w:tcW w:type="dxa" w:w="1533"/>
             <w:shd w:val="clear" w:color="auto" w:fill="FFFFFF"/>
             <w:vAlign w:val="center"/>
           </w:tcPr>
@@ -4809,7 +4809,7 @@
         </w:tc>
         <w:tc>
           <w:tcPr>
-            <w:tcW w:type="dxa" w:w="2763"/>
+            <w:tcW w:type="dxa" w:w="2803"/>
             <w:shd w:val="clear" w:color="auto" w:fill="FFFFFF"/>
             <w:vAlign w:val="center"/>
           </w:tcPr>
@@ -4832,7 +4832,7 @@
         </w:tc>
         <w:tc>
           <w:tcPr>
-            <w:tcW w:type="dxa" w:w="2611"/>
+            <w:tcW w:type="dxa" w:w="2580"/>
             <w:shd w:val="clear" w:color="auto" w:fill="FFFFFF"/>
             <w:vAlign w:val="center"/>
           </w:tcPr>
@@ -4855,7 +4855,7 @@
         </w:tc>
         <w:tc>
           <w:tcPr>
-            <w:tcW w:type="dxa" w:w="1181"/>
+            <w:tcW w:type="dxa" w:w="1175"/>
             <w:shd w:val="clear" w:color="auto" w:fill="FFFFFF"/>
             <w:vAlign w:val="center"/>
           </w:tcPr>
@@ -4893,7 +4893,7 @@
         </w:trPr>
         <w:tc>
           <w:tcPr>
-            <w:tcW w:type="dxa" w:w="407"/>
+            <w:tcW w:type="dxa" w:w="406"/>
             <w:shd w:val="clear" w:color="auto" w:fill="F7F9FB"/>
             <w:vAlign w:val="center"/>
           </w:tcPr>
@@ -4917,7 +4917,7 @@
         </w:tc>
         <w:tc>
           <w:tcPr>
-            <w:tcW w:type="dxa" w:w="1534"/>
+            <w:tcW w:type="dxa" w:w="1533"/>
             <w:shd w:val="clear" w:color="auto" w:fill="F7F9FB"/>
             <w:vAlign w:val="center"/>
           </w:tcPr>
@@ -4941,7 +4941,7 @@
         </w:tc>
         <w:tc>
           <w:tcPr>
-            <w:tcW w:type="dxa" w:w="2763"/>
+            <w:tcW w:type="dxa" w:w="2803"/>
             <w:shd w:val="clear" w:color="auto" w:fill="F7F9FB"/>
             <w:vAlign w:val="center"/>
           </w:tcPr>
@@ -4964,7 +4964,7 @@
         </w:tc>
         <w:tc>
           <w:tcPr>
-            <w:tcW w:type="dxa" w:w="2611"/>
+            <w:tcW w:type="dxa" w:w="2580"/>
             <w:shd w:val="clear" w:color="auto" w:fill="F7F9FB"/>
             <w:vAlign w:val="center"/>
           </w:tcPr>
@@ -4987,7 +4987,7 @@
         </w:tc>
         <w:tc>
           <w:tcPr>
-            <w:tcW w:type="dxa" w:w="1181"/>
+            <w:tcW w:type="dxa" w:w="1175"/>
             <w:shd w:val="clear" w:color="auto" w:fill="F7F9FB"/>
             <w:vAlign w:val="center"/>
           </w:tcPr>
@@ -5025,7 +5025,7 @@
         </w:trPr>
         <w:tc>
           <w:tcPr>
-            <w:tcW w:type="dxa" w:w="407"/>
+            <w:tcW w:type="dxa" w:w="406"/>
             <w:shd w:val="clear" w:color="auto" w:fill="FFFFFF"/>
             <w:vAlign w:val="center"/>
           </w:tcPr>
@@ -5049,7 +5049,7 @@
         </w:tc>
         <w:tc>
           <w:tcPr>
-            <w:tcW w:type="dxa" w:w="1534"/>
+            <w:tcW w:type="dxa" w:w="1533"/>
             <w:shd w:val="clear" w:color="auto" w:fill="FFFFFF"/>
             <w:vAlign w:val="center"/>
           </w:tcPr>
@@ -5073,7 +5073,7 @@
         </w:tc>
         <w:tc>
           <w:tcPr>
-            <w:tcW w:type="dxa" w:w="2763"/>
+            <w:tcW w:type="dxa" w:w="2803"/>
             <w:shd w:val="clear" w:color="auto" w:fill="FFFFFF"/>
             <w:vAlign w:val="center"/>
           </w:tcPr>
@@ -5096,7 +5096,7 @@
         </w:tc>
         <w:tc>
           <w:tcPr>
-            <w:tcW w:type="dxa" w:w="2611"/>
+            <w:tcW w:type="dxa" w:w="2580"/>
             <w:shd w:val="clear" w:color="auto" w:fill="FFFFFF"/>
             <w:vAlign w:val="center"/>
           </w:tcPr>
@@ -5119,7 +5119,7 @@
         </w:tc>
         <w:tc>
           <w:tcPr>
-            <w:tcW w:type="dxa" w:w="1181"/>
+            <w:tcW w:type="dxa" w:w="1175"/>
             <w:shd w:val="clear" w:color="auto" w:fill="FFFFFF"/>
             <w:vAlign w:val="center"/>
           </w:tcPr>
@@ -5157,7 +5157,7 @@
         </w:trPr>
         <w:tc>
           <w:tcPr>
-            <w:tcW w:type="dxa" w:w="407"/>
+            <w:tcW w:type="dxa" w:w="406"/>
             <w:shd w:val="clear" w:color="auto" w:fill="F7F9FB"/>
             <w:vAlign w:val="center"/>
           </w:tcPr>
@@ -5181,7 +5181,7 @@
         </w:tc>
         <w:tc>
           <w:tcPr>
-            <w:tcW w:type="dxa" w:w="1534"/>
+            <w:tcW w:type="dxa" w:w="1533"/>
             <w:shd w:val="clear" w:color="auto" w:fill="F7F9FB"/>
             <w:vAlign w:val="center"/>
           </w:tcPr>
@@ -5205,7 +5205,7 @@
         </w:tc>
         <w:tc>
           <w:tcPr>
-            <w:tcW w:type="dxa" w:w="2763"/>
+            <w:tcW w:type="dxa" w:w="2803"/>
             <w:shd w:val="clear" w:color="auto" w:fill="F7F9FB"/>
             <w:vAlign w:val="center"/>
           </w:tcPr>
@@ -5228,7 +5228,7 @@
         </w:tc>
         <w:tc>
           <w:tcPr>
-            <w:tcW w:type="dxa" w:w="2611"/>
+            <w:tcW w:type="dxa" w:w="2580"/>
             <w:shd w:val="clear" w:color="auto" w:fill="F7F9FB"/>
             <w:vAlign w:val="center"/>
           </w:tcPr>
@@ -5251,7 +5251,7 @@
         </w:tc>
         <w:tc>
           <w:tcPr>
-            <w:tcW w:type="dxa" w:w="1181"/>
+            <w:tcW w:type="dxa" w:w="1175"/>
             <w:shd w:val="clear" w:color="auto" w:fill="F7F9FB"/>
             <w:vAlign w:val="center"/>
           </w:tcPr>
@@ -5289,7 +5289,7 @@
         </w:trPr>
         <w:tc>
           <w:tcPr>
-            <w:tcW w:type="dxa" w:w="407"/>
+            <w:tcW w:type="dxa" w:w="406"/>
             <w:shd w:val="clear" w:color="auto" w:fill="FFFFFF"/>
             <w:vAlign w:val="center"/>
           </w:tcPr>
@@ -5313,7 +5313,7 @@
         </w:tc>
         <w:tc>
           <w:tcPr>
-            <w:tcW w:type="dxa" w:w="1534"/>
+            <w:tcW w:type="dxa" w:w="1533"/>
             <w:shd w:val="clear" w:color="auto" w:fill="FFFFFF"/>
             <w:vAlign w:val="center"/>
           </w:tcPr>
@@ -5337,7 +5337,7 @@
         </w:tc>
         <w:tc>
           <w:tcPr>
-            <w:tcW w:type="dxa" w:w="2763"/>
+            <w:tcW w:type="dxa" w:w="2803"/>
             <w:shd w:val="clear" w:color="auto" w:fill="FFFFFF"/>
             <w:vAlign w:val="center"/>
           </w:tcPr>
@@ -5360,7 +5360,7 @@
         </w:tc>
         <w:tc>
           <w:tcPr>
-            <w:tcW w:type="dxa" w:w="2611"/>
+            <w:tcW w:type="dxa" w:w="2580"/>
             <w:shd w:val="clear" w:color="auto" w:fill="FFFFFF"/>
             <w:vAlign w:val="center"/>
           </w:tcPr>
@@ -5383,7 +5383,7 @@
         </w:tc>
         <w:tc>
           <w:tcPr>
-            <w:tcW w:type="dxa" w:w="1181"/>
+            <w:tcW w:type="dxa" w:w="1175"/>
             <w:shd w:val="clear" w:color="auto" w:fill="FFFFFF"/>
             <w:vAlign w:val="center"/>
           </w:tcPr>
@@ -5421,7 +5421,7 @@
         </w:trPr>
         <w:tc>
           <w:tcPr>
-            <w:tcW w:type="dxa" w:w="407"/>
+            <w:tcW w:type="dxa" w:w="406"/>
             <w:shd w:val="clear" w:color="auto" w:fill="F7F9FB"/>
             <w:vAlign w:val="center"/>
           </w:tcPr>
@@ -5445,7 +5445,7 @@
         </w:tc>
         <w:tc>
           <w:tcPr>
-            <w:tcW w:type="dxa" w:w="1534"/>
+            <w:tcW w:type="dxa" w:w="1533"/>
             <w:shd w:val="clear" w:color="auto" w:fill="F7F9FB"/>
             <w:vAlign w:val="center"/>
           </w:tcPr>
@@ -5469,7 +5469,7 @@
         </w:tc>
         <w:tc>
           <w:tcPr>
-            <w:tcW w:type="dxa" w:w="2763"/>
+            <w:tcW w:type="dxa" w:w="2803"/>
             <w:shd w:val="clear" w:color="auto" w:fill="F7F9FB"/>
             <w:vAlign w:val="center"/>
           </w:tcPr>
@@ -5492,7 +5492,7 @@
         </w:tc>
         <w:tc>
           <w:tcPr>
-            <w:tcW w:type="dxa" w:w="2611"/>
+            <w:tcW w:type="dxa" w:w="2580"/>
             <w:shd w:val="clear" w:color="auto" w:fill="F7F9FB"/>
             <w:vAlign w:val="center"/>
           </w:tcPr>
@@ -5515,7 +5515,7 @@
         </w:tc>
         <w:tc>
           <w:tcPr>
-            <w:tcW w:type="dxa" w:w="1181"/>
+            <w:tcW w:type="dxa" w:w="1175"/>
             <w:shd w:val="clear" w:color="auto" w:fill="F7F9FB"/>
             <w:vAlign w:val="center"/>
           </w:tcPr>
@@ -5553,7 +5553,7 @@
         </w:trPr>
         <w:tc>
           <w:tcPr>
-            <w:tcW w:type="dxa" w:w="407"/>
+            <w:tcW w:type="dxa" w:w="406"/>
             <w:shd w:val="clear" w:color="auto" w:fill="FFFFFF"/>
             <w:vAlign w:val="center"/>
           </w:tcPr>
@@ -5577,7 +5577,7 @@
         </w:tc>
         <w:tc>
           <w:tcPr>
-            <w:tcW w:type="dxa" w:w="1534"/>
+            <w:tcW w:type="dxa" w:w="1533"/>
             <w:shd w:val="clear" w:color="auto" w:fill="FFFFFF"/>
             <w:vAlign w:val="center"/>
           </w:tcPr>
@@ -5601,7 +5601,7 @@
         </w:tc>
         <w:tc>
           <w:tcPr>
-            <w:tcW w:type="dxa" w:w="2763"/>
+            <w:tcW w:type="dxa" w:w="2803"/>
             <w:shd w:val="clear" w:color="auto" w:fill="FFFFFF"/>
             <w:vAlign w:val="center"/>
           </w:tcPr>
@@ -5624,7 +5624,7 @@
         </w:tc>
         <w:tc>
           <w:tcPr>
-            <w:tcW w:type="dxa" w:w="2611"/>
+            <w:tcW w:type="dxa" w:w="2580"/>
             <w:shd w:val="clear" w:color="auto" w:fill="FFFFFF"/>
             <w:vAlign w:val="center"/>
           </w:tcPr>
@@ -5647,7 +5647,7 @@
         </w:tc>
         <w:tc>
           <w:tcPr>
-            <w:tcW w:type="dxa" w:w="1181"/>
+            <w:tcW w:type="dxa" w:w="1175"/>
             <w:shd w:val="clear" w:color="auto" w:fill="FFFFFF"/>
             <w:vAlign w:val="center"/>
           </w:tcPr>
@@ -5675,7 +5675,7 @@
         </w:trPr>
         <w:tc>
           <w:tcPr>
-            <w:tcW w:type="dxa" w:w="407"/>
+            <w:tcW w:type="dxa" w:w="406"/>
             <w:shd w:val="clear" w:color="auto" w:fill="F7F9FB"/>
             <w:vAlign w:val="center"/>
           </w:tcPr>
@@ -5699,7 +5699,7 @@
         </w:tc>
         <w:tc>
           <w:tcPr>
-            <w:tcW w:type="dxa" w:w="1534"/>
+            <w:tcW w:type="dxa" w:w="1533"/>
             <w:shd w:val="clear" w:color="auto" w:fill="F7F9FB"/>
             <w:vAlign w:val="center"/>
           </w:tcPr>
@@ -5723,7 +5723,7 @@
         </w:tc>
         <w:tc>
           <w:tcPr>
-            <w:tcW w:type="dxa" w:w="2763"/>
+            <w:tcW w:type="dxa" w:w="2803"/>
             <w:shd w:val="clear" w:color="auto" w:fill="F7F9FB"/>
             <w:vAlign w:val="center"/>
           </w:tcPr>
@@ -5746,7 +5746,7 @@
         </w:tc>
         <w:tc>
           <w:tcPr>
-            <w:tcW w:type="dxa" w:w="2611"/>
+            <w:tcW w:type="dxa" w:w="2580"/>
             <w:shd w:val="clear" w:color="auto" w:fill="F7F9FB"/>
             <w:vAlign w:val="center"/>
           </w:tcPr>
@@ -5769,7 +5769,7 @@
         </w:tc>
         <w:tc>
           <w:tcPr>
-            <w:tcW w:type="dxa" w:w="1181"/>
+            <w:tcW w:type="dxa" w:w="1175"/>
             <w:shd w:val="clear" w:color="auto" w:fill="F7F9FB"/>
             <w:vAlign w:val="center"/>
           </w:tcPr>
@@ -5807,7 +5807,7 @@
         </w:trPr>
         <w:tc>
           <w:tcPr>
-            <w:tcW w:type="dxa" w:w="407"/>
+            <w:tcW w:type="dxa" w:w="406"/>
             <w:shd w:val="clear" w:color="auto" w:fill="FFFFFF"/>
             <w:vAlign w:val="center"/>
           </w:tcPr>
@@ -5831,7 +5831,7 @@
         </w:tc>
         <w:tc>
           <w:tcPr>
-            <w:tcW w:type="dxa" w:w="1534"/>
+            <w:tcW w:type="dxa" w:w="1533"/>
             <w:shd w:val="clear" w:color="auto" w:fill="FFFFFF"/>
             <w:vAlign w:val="center"/>
           </w:tcPr>
@@ -5855,7 +5855,7 @@
         </w:tc>
         <w:tc>
           <w:tcPr>
-            <w:tcW w:type="dxa" w:w="2763"/>
+            <w:tcW w:type="dxa" w:w="2803"/>
             <w:shd w:val="clear" w:color="auto" w:fill="FFFFFF"/>
             <w:vAlign w:val="center"/>
           </w:tcPr>
@@ -5878,7 +5878,7 @@
         </w:tc>
         <w:tc>
           <w:tcPr>
-            <w:tcW w:type="dxa" w:w="2611"/>
+            <w:tcW w:type="dxa" w:w="2580"/>
             <w:shd w:val="clear" w:color="auto" w:fill="FFFFFF"/>
             <w:vAlign w:val="center"/>
           </w:tcPr>
@@ -5901,7 +5901,7 @@
         </w:tc>
         <w:tc>
           <w:tcPr>
-            <w:tcW w:type="dxa" w:w="1181"/>
+            <w:tcW w:type="dxa" w:w="1175"/>
             <w:shd w:val="clear" w:color="auto" w:fill="FFFFFF"/>
             <w:vAlign w:val="center"/>
           </w:tcPr>
@@ -5939,7 +5939,7 @@
         </w:trPr>
         <w:tc>
           <w:tcPr>
-            <w:tcW w:type="dxa" w:w="407"/>
+            <w:tcW w:type="dxa" w:w="406"/>
             <w:shd w:val="clear" w:color="auto" w:fill="F7F9FB"/>
             <w:vAlign w:val="center"/>
           </w:tcPr>
@@ -5963,7 +5963,7 @@
         </w:tc>
         <w:tc>
           <w:tcPr>
-            <w:tcW w:type="dxa" w:w="1534"/>
+            <w:tcW w:type="dxa" w:w="1533"/>
             <w:shd w:val="clear" w:color="auto" w:fill="F7F9FB"/>
             <w:vAlign w:val="center"/>
           </w:tcPr>
@@ -5987,7 +5987,7 @@
         </w:tc>
         <w:tc>
           <w:tcPr>
-            <w:tcW w:type="dxa" w:w="2763"/>
+            <w:tcW w:type="dxa" w:w="2803"/>
             <w:shd w:val="clear" w:color="auto" w:fill="F7F9FB"/>
             <w:vAlign w:val="center"/>
           </w:tcPr>
@@ -6010,7 +6010,7 @@
         </w:tc>
         <w:tc>
           <w:tcPr>
-            <w:tcW w:type="dxa" w:w="2611"/>
+            <w:tcW w:type="dxa" w:w="2580"/>
             <w:shd w:val="clear" w:color="auto" w:fill="F7F9FB"/>
             <w:vAlign w:val="center"/>
           </w:tcPr>
@@ -6033,7 +6033,7 @@
         </w:tc>
         <w:tc>
           <w:tcPr>
-            <w:tcW w:type="dxa" w:w="1181"/>
+            <w:tcW w:type="dxa" w:w="1175"/>
             <w:shd w:val="clear" w:color="auto" w:fill="F7F9FB"/>
             <w:vAlign w:val="center"/>
           </w:tcPr>
@@ -6071,7 +6071,7 @@
         </w:trPr>
         <w:tc>
           <w:tcPr>
-            <w:tcW w:type="dxa" w:w="407"/>
+            <w:tcW w:type="dxa" w:w="406"/>
             <w:shd w:val="clear" w:color="auto" w:fill="FFFFFF"/>
             <w:vAlign w:val="center"/>
           </w:tcPr>
@@ -6095,7 +6095,7 @@
         </w:tc>
         <w:tc>
           <w:tcPr>
-            <w:tcW w:type="dxa" w:w="1534"/>
+            <w:tcW w:type="dxa" w:w="1533"/>
             <w:shd w:val="clear" w:color="auto" w:fill="FFFFFF"/>
             <w:vAlign w:val="center"/>
           </w:tcPr>
@@ -6119,7 +6119,7 @@
         </w:tc>
         <w:tc>
           <w:tcPr>
-            <w:tcW w:type="dxa" w:w="2763"/>
+            <w:tcW w:type="dxa" w:w="2803"/>
             <w:shd w:val="clear" w:color="auto" w:fill="FFFFFF"/>
             <w:vAlign w:val="center"/>
           </w:tcPr>
@@ -6142,7 +6142,7 @@
         </w:tc>
         <w:tc>
           <w:tcPr>
-            <w:tcW w:type="dxa" w:w="2611"/>
+            <w:tcW w:type="dxa" w:w="2580"/>
             <w:shd w:val="clear" w:color="auto" w:fill="FFFFFF"/>
             <w:vAlign w:val="center"/>
           </w:tcPr>
@@ -6185,7 +6185,7 @@
         </w:tc>
         <w:tc>
           <w:tcPr>
-            <w:tcW w:type="dxa" w:w="1181"/>
+            <w:tcW w:type="dxa" w:w="1175"/>
             <w:shd w:val="clear" w:color="auto" w:fill="FFFFFF"/>
             <w:vAlign w:val="center"/>
           </w:tcPr>
@@ -6223,7 +6223,7 @@
         </w:trPr>
         <w:tc>
           <w:tcPr>
-            <w:tcW w:type="dxa" w:w="407"/>
+            <w:tcW w:type="dxa" w:w="406"/>
             <w:shd w:val="clear" w:color="auto" w:fill="F7F9FB"/>
             <w:vAlign w:val="center"/>
           </w:tcPr>
@@ -6247,7 +6247,7 @@
         </w:tc>
         <w:tc>
           <w:tcPr>
-            <w:tcW w:type="dxa" w:w="1534"/>
+            <w:tcW w:type="dxa" w:w="1533"/>
             <w:shd w:val="clear" w:color="auto" w:fill="F7F9FB"/>
             <w:vAlign w:val="center"/>
           </w:tcPr>
@@ -6271,7 +6271,7 @@
         </w:tc>
         <w:tc>
           <w:tcPr>
-            <w:tcW w:type="dxa" w:w="2763"/>
+            <w:tcW w:type="dxa" w:w="2803"/>
             <w:shd w:val="clear" w:color="auto" w:fill="F7F9FB"/>
             <w:vAlign w:val="center"/>
           </w:tcPr>
@@ -6294,7 +6294,7 @@
         </w:tc>
         <w:tc>
           <w:tcPr>
-            <w:tcW w:type="dxa" w:w="2611"/>
+            <w:tcW w:type="dxa" w:w="2580"/>
             <w:shd w:val="clear" w:color="auto" w:fill="F7F9FB"/>
             <w:vAlign w:val="center"/>
           </w:tcPr>
@@ -6317,7 +6317,7 @@
         </w:tc>
         <w:tc>
           <w:tcPr>
-            <w:tcW w:type="dxa" w:w="1181"/>
+            <w:tcW w:type="dxa" w:w="1175"/>
             <w:shd w:val="clear" w:color="auto" w:fill="F7F9FB"/>
             <w:vAlign w:val="center"/>
           </w:tcPr>
@@ -6355,7 +6355,7 @@
         </w:trPr>
         <w:tc>
           <w:tcPr>
-            <w:tcW w:type="dxa" w:w="407"/>
+            <w:tcW w:type="dxa" w:w="406"/>
             <w:shd w:val="clear" w:color="auto" w:fill="FFFFFF"/>
             <w:vAlign w:val="center"/>
           </w:tcPr>
@@ -6379,7 +6379,7 @@
         </w:tc>
         <w:tc>
           <w:tcPr>
-            <w:tcW w:type="dxa" w:w="1534"/>
+            <w:tcW w:type="dxa" w:w="1533"/>
             <w:shd w:val="clear" w:color="auto" w:fill="FFFFFF"/>
             <w:vAlign w:val="center"/>
           </w:tcPr>
@@ -6403,7 +6403,7 @@
         </w:tc>
         <w:tc>
           <w:tcPr>
-            <w:tcW w:type="dxa" w:w="2763"/>
+            <w:tcW w:type="dxa" w:w="2803"/>
             <w:shd w:val="clear" w:color="auto" w:fill="FFFFFF"/>
             <w:vAlign w:val="center"/>
           </w:tcPr>
@@ -6426,7 +6426,7 @@
         </w:tc>
         <w:tc>
           <w:tcPr>
-            <w:tcW w:type="dxa" w:w="2611"/>
+            <w:tcW w:type="dxa" w:w="2580"/>
             <w:shd w:val="clear" w:color="auto" w:fill="FFFFFF"/>
             <w:vAlign w:val="center"/>
           </w:tcPr>
@@ -6449,7 +6449,7 @@
         </w:tc>
         <w:tc>
           <w:tcPr>
-            <w:tcW w:type="dxa" w:w="1181"/>
+            <w:tcW w:type="dxa" w:w="1175"/>
             <w:shd w:val="clear" w:color="auto" w:fill="FFFFFF"/>
             <w:vAlign w:val="center"/>
           </w:tcPr>
@@ -6507,7 +6507,7 @@
         </w:trPr>
         <w:tc>
           <w:tcPr>
-            <w:tcW w:type="dxa" w:w="407"/>
+            <w:tcW w:type="dxa" w:w="406"/>
             <w:shd w:val="clear" w:color="auto" w:fill="F7F9FB"/>
             <w:vAlign w:val="center"/>
           </w:tcPr>
@@ -6531,7 +6531,7 @@
         </w:tc>
         <w:tc>
           <w:tcPr>
-            <w:tcW w:type="dxa" w:w="1534"/>
+            <w:tcW w:type="dxa" w:w="1533"/>
             <w:shd w:val="clear" w:color="auto" w:fill="F7F9FB"/>
             <w:vAlign w:val="center"/>
           </w:tcPr>
@@ -6555,7 +6555,7 @@
         </w:tc>
         <w:tc>
           <w:tcPr>
-            <w:tcW w:type="dxa" w:w="2763"/>
+            <w:tcW w:type="dxa" w:w="2803"/>
             <w:shd w:val="clear" w:color="auto" w:fill="F7F9FB"/>
             <w:vAlign w:val="center"/>
           </w:tcPr>
@@ -6578,7 +6578,7 @@
         </w:tc>
         <w:tc>
           <w:tcPr>
-            <w:tcW w:type="dxa" w:w="2611"/>
+            <w:tcW w:type="dxa" w:w="2580"/>
             <w:shd w:val="clear" w:color="auto" w:fill="F7F9FB"/>
             <w:vAlign w:val="center"/>
           </w:tcPr>
@@ -6601,7 +6601,7 @@
         </w:tc>
         <w:tc>
           <w:tcPr>
-            <w:tcW w:type="dxa" w:w="1181"/>
+            <w:tcW w:type="dxa" w:w="1175"/>
             <w:shd w:val="clear" w:color="auto" w:fill="F7F9FB"/>
             <w:vAlign w:val="center"/>
           </w:tcPr>
@@ -6679,7 +6679,7 @@
         </w:trPr>
         <w:tc>
           <w:tcPr>
-            <w:tcW w:type="dxa" w:w="407"/>
+            <w:tcW w:type="dxa" w:w="406"/>
             <w:shd w:val="clear" w:color="auto" w:fill="FFFFFF"/>
             <w:vAlign w:val="center"/>
           </w:tcPr>
@@ -6703,7 +6703,7 @@
         </w:tc>
         <w:tc>
           <w:tcPr>
-            <w:tcW w:type="dxa" w:w="1534"/>
+            <w:tcW w:type="dxa" w:w="1533"/>
             <w:shd w:val="clear" w:color="auto" w:fill="FFFFFF"/>
             <w:vAlign w:val="center"/>
           </w:tcPr>
@@ -6727,7 +6727,7 @@
         </w:tc>
         <w:tc>
           <w:tcPr>
-            <w:tcW w:type="dxa" w:w="2763"/>
+            <w:tcW w:type="dxa" w:w="2803"/>
             <w:shd w:val="clear" w:color="auto" w:fill="FFFFFF"/>
             <w:vAlign w:val="center"/>
           </w:tcPr>
@@ -6750,7 +6750,7 @@
         </w:tc>
         <w:tc>
           <w:tcPr>
-            <w:tcW w:type="dxa" w:w="2611"/>
+            <w:tcW w:type="dxa" w:w="2580"/>
             <w:shd w:val="clear" w:color="auto" w:fill="FFFFFF"/>
             <w:vAlign w:val="center"/>
           </w:tcPr>
@@ -6773,7 +6773,7 @@
         </w:tc>
         <w:tc>
           <w:tcPr>
-            <w:tcW w:type="dxa" w:w="1181"/>
+            <w:tcW w:type="dxa" w:w="1175"/>
             <w:shd w:val="clear" w:color="auto" w:fill="FFFFFF"/>
             <w:vAlign w:val="center"/>
           </w:tcPr>
@@ -6831,7 +6831,281 @@
         </w:trPr>
         <w:tc>
           <w:tcPr>
-            <w:tcW w:type="dxa" w:w="407"/>
+            <w:tcW w:type="dxa" w:w="406"/>
+            <w:shd w:val="clear" w:color="auto" w:fill="F7F9FB"/>
+            <w:vAlign w:val="center"/>
+          </w:tcPr>
+          <w:p>
+            <w:pPr>
+              <w:keepNext/>
+              <w:spacing w:after="0"/>
+              <w:jc w:val="center"/>
+            </w:pPr>
+            <w:r>
+              <w:rPr>
+                <w:rFonts w:ascii="Calibri" w:hAnsi="Calibri"/>
+                <w:b/>
+                <w:i w:val="0"/>
+                <w:color w:val="222222"/>
+                <w:sz w:val="20"/>
+              </w:rPr>
+              <w:t>50</w:t>
+            </w:r>
+          </w:p>
+        </w:tc>
+        <w:tc>
+          <w:tcPr>
+            <w:tcW w:type="dxa" w:w="1533"/>
+            <w:shd w:val="clear" w:color="auto" w:fill="F7F9FB"/>
+            <w:vAlign w:val="center"/>
+          </w:tcPr>
+          <w:p>
+            <w:pPr>
+              <w:keepNext/>
+              <w:spacing w:after="0"/>
+              <w:jc w:val="center"/>
+            </w:pPr>
+            <w:r>
+              <w:rPr>
+                <w:rFonts w:ascii="Calibri" w:hAnsi="Calibri"/>
+                <w:b w:val="0"/>
+                <w:i w:val="0"/>
+                <w:color w:val="222222"/>
+                <w:sz w:val="20"/>
+              </w:rPr>
+              <w:t>2026-10-28</w:t>
+            </w:r>
+          </w:p>
+        </w:tc>
+        <w:tc>
+          <w:tcPr>
+            <w:tcW w:type="dxa" w:w="2803"/>
+            <w:shd w:val="clear" w:color="auto" w:fill="F7F9FB"/>
+            <w:vAlign w:val="center"/>
+          </w:tcPr>
+          <w:p>
+            <w:pPr>
+              <w:keepNext/>
+              <w:spacing w:after="0"/>
+            </w:pPr>
+            <w:r>
+              <w:rPr>
+                <w:rFonts w:ascii="Calibri" w:hAnsi="Calibri"/>
+                <w:b w:val="0"/>
+                <w:i w:val="0"/>
+                <w:color w:val="222222"/>
+                <w:sz w:val="20"/>
+              </w:rPr>
+              <w:t>Does early network bursting predict how an untreated human iPSC well settles? A registered replication on the developmental plates (D36)</w:t>
+            </w:r>
+          </w:p>
+        </w:tc>
+        <w:tc>
+          <w:tcPr>
+            <w:tcW w:type="dxa" w:w="2580"/>
+            <w:shd w:val="clear" w:color="auto" w:fill="F7F9FB"/>
+            <w:vAlign w:val="center"/>
+          </w:tcPr>
+          <w:p>
+            <w:pPr>
+              <w:keepNext/>
+              <w:spacing w:after="0"/>
+            </w:pPr>
+            <w:r>
+              <w:rPr>
+                <w:rFonts w:ascii="Calibri" w:hAnsi="Calibri"/>
+                <w:b w:val="0"/>
+                <w:i w:val="0"/>
+                <w:color w:val="222222"/>
+                <w:sz w:val="20"/>
+              </w:rPr>
+              <w:t>1 of 3 registered predictions pass; the post hoc 48-well relation does not replicate (N1 fails), so stratifying human wells by baseline network bursting is not supported</w:t>
+            </w:r>
+          </w:p>
+        </w:tc>
+        <w:tc>
+          <w:tcPr>
+            <w:tcW w:type="dxa" w:w="1175"/>
+            <w:shd w:val="clear" w:color="auto" w:fill="F7F9FB"/>
+            <w:vAlign w:val="center"/>
+          </w:tcPr>
+          <w:p>
+            <w:pPr>
+              <w:keepNext/>
+              <w:spacing w:after="0"/>
+            </w:pPr>
+            <w:r>
+              <w:rPr>
+                <w:rFonts w:ascii="Consolas" w:hAnsi="Consolas"/>
+                <w:b w:val="0"/>
+                <w:i w:val="0"/>
+                <w:color w:val="222222"/>
+                <w:sz w:val="18"/>
+              </w:rPr>
+              <w:t>f669016</w:t>
+            </w:r>
+            <w:r>
+              <w:rPr>
+                <w:rFonts w:ascii="Calibri" w:hAnsi="Calibri"/>
+                <w:b w:val="0"/>
+                <w:i w:val="0"/>
+                <w:color w:val="222222"/>
+                <w:sz w:val="20"/>
+              </w:rPr>
+              <w:t xml:space="preserve">, </w:t>
+            </w:r>
+            <w:r>
+              <w:rPr>
+                <w:rFonts w:ascii="Consolas" w:hAnsi="Consolas"/>
+                <w:b w:val="0"/>
+                <w:i w:val="0"/>
+                <w:color w:val="222222"/>
+                <w:sz w:val="18"/>
+              </w:rPr>
+              <w:t>d7ba7da</w:t>
+            </w:r>
+            <w:r>
+              <w:rPr>
+                <w:rFonts w:ascii="Calibri" w:hAnsi="Calibri"/>
+                <w:b w:val="0"/>
+                <w:i w:val="0"/>
+                <w:color w:val="222222"/>
+                <w:sz w:val="20"/>
+              </w:rPr>
+              <w:t xml:space="preserve"> … this branch</w:t>
+            </w:r>
+          </w:p>
+        </w:tc>
+      </w:tr>
+      <w:tr>
+        <w:trPr>
+          <w:cantSplit/>
+        </w:trPr>
+        <w:tc>
+          <w:tcPr>
+            <w:tcW w:type="dxa" w:w="406"/>
+            <w:shd w:val="clear" w:color="auto" w:fill="FFFFFF"/>
+            <w:vAlign w:val="center"/>
+          </w:tcPr>
+          <w:p>
+            <w:pPr>
+              <w:keepNext/>
+              <w:spacing w:after="0"/>
+              <w:jc w:val="center"/>
+            </w:pPr>
+            <w:r>
+              <w:rPr>
+                <w:rFonts w:ascii="Calibri" w:hAnsi="Calibri"/>
+                <w:b/>
+                <w:i w:val="0"/>
+                <w:color w:val="222222"/>
+                <w:sz w:val="20"/>
+              </w:rPr>
+              <w:t>51</w:t>
+            </w:r>
+          </w:p>
+        </w:tc>
+        <w:tc>
+          <w:tcPr>
+            <w:tcW w:type="dxa" w:w="1533"/>
+            <w:shd w:val="clear" w:color="auto" w:fill="FFFFFF"/>
+            <w:vAlign w:val="center"/>
+          </w:tcPr>
+          <w:p>
+            <w:pPr>
+              <w:keepNext/>
+              <w:spacing w:after="0"/>
+              <w:jc w:val="center"/>
+            </w:pPr>
+            <w:r>
+              <w:rPr>
+                <w:rFonts w:ascii="Calibri" w:hAnsi="Calibri"/>
+                <w:b w:val="0"/>
+                <w:i w:val="0"/>
+                <w:color w:val="222222"/>
+                <w:sz w:val="20"/>
+              </w:rPr>
+              <w:t>2026-10-28</w:t>
+            </w:r>
+          </w:p>
+        </w:tc>
+        <w:tc>
+          <w:tcPr>
+            <w:tcW w:type="dxa" w:w="2803"/>
+            <w:shd w:val="clear" w:color="auto" w:fill="FFFFFF"/>
+            <w:vAlign w:val="center"/>
+          </w:tcPr>
+          <w:p>
+            <w:pPr>
+              <w:keepNext/>
+              <w:spacing w:after="0"/>
+            </w:pPr>
+            <w:r>
+              <w:rPr>
+                <w:rFonts w:ascii="Calibri" w:hAnsi="Calibri"/>
+                <w:b w:val="0"/>
+                <w:i w:val="0"/>
+                <w:color w:val="222222"/>
+                <w:sz w:val="20"/>
+              </w:rPr>
+              <w:t>Named definition sets: the asset's spike-time features under ours and the Kapucu 2022 depositors' stated definitions, in a sidecar table, with a translation table (D37)</w:t>
+            </w:r>
+          </w:p>
+        </w:tc>
+        <w:tc>
+          <w:tcPr>
+            <w:tcW w:type="dxa" w:w="2580"/>
+            <w:shd w:val="clear" w:color="auto" w:fill="FFFFFF"/>
+            <w:vAlign w:val="center"/>
+          </w:tcPr>
+          <w:p>
+            <w:pPr>
+              <w:keepNext/>
+              <w:spacing w:after="0"/>
+            </w:pPr>
+            <w:r>
+              <w:rPr>
+                <w:rFonts w:ascii="Calibri" w:hAnsi="Calibri"/>
+                <w:b w:val="0"/>
+                <w:i w:val="0"/>
+                <w:color w:val="222222"/>
+                <w:sz w:val="20"/>
+              </w:rPr>
+              <w:t>none to earlier results (asset and metrics byte-identical); three features carry over as the same number, three by a plate-dependent factor, burst rate not at all</w:t>
+            </w:r>
+          </w:p>
+        </w:tc>
+        <w:tc>
+          <w:tcPr>
+            <w:tcW w:type="dxa" w:w="1175"/>
+            <w:shd w:val="clear" w:color="auto" w:fill="FFFFFF"/>
+            <w:vAlign w:val="center"/>
+          </w:tcPr>
+          <w:p>
+            <w:pPr>
+              <w:keepNext/>
+              <w:spacing w:after="0"/>
+            </w:pPr>
+            <w:r>
+              <w:rPr>
+                <w:rFonts w:ascii="Calibri" w:hAnsi="Calibri"/>
+                <w:b w:val="0"/>
+                <w:i w:val="0"/>
+                <w:color w:val="222222"/>
+                <w:sz w:val="20"/>
+              </w:rPr>
+              <w:t>this branch</w:t>
+            </w:r>
+          </w:p>
+        </w:tc>
+      </w:tr>
+      <w:tr>
+        <w:trPr>
+          <w:cantSplit/>
+        </w:trPr>
+        <w:tc>
+          <w:tcPr>
+            <w:tcW w:type="dxa" w:w="406"/>
             <w:shd w:val="clear" w:color="auto" w:fill="F7F9FB"/>
             <w:vAlign w:val="center"/>
           </w:tcPr>
@@ -6855,7 +7129,7 @@
         </w:tc>
         <w:tc>
           <w:tcPr>
-            <w:tcW w:type="dxa" w:w="1534"/>
+            <w:tcW w:type="dxa" w:w="1533"/>
             <w:shd w:val="clear" w:color="auto" w:fill="F7F9FB"/>
             <w:vAlign w:val="center"/>
           </w:tcPr>
@@ -6879,7 +7153,7 @@
         </w:tc>
         <w:tc>
           <w:tcPr>
-            <w:tcW w:type="dxa" w:w="2763"/>
+            <w:tcW w:type="dxa" w:w="2803"/>
             <w:shd w:val="clear" w:color="auto" w:fill="F7F9FB"/>
             <w:vAlign w:val="center"/>
           </w:tcPr>
@@ -6902,7 +7176,7 @@
         </w:tc>
         <w:tc>
           <w:tcPr>
-            <w:tcW w:type="dxa" w:w="2611"/>
+            <w:tcW w:type="dxa" w:w="2580"/>
             <w:shd w:val="clear" w:color="auto" w:fill="F7F9FB"/>
             <w:vAlign w:val="center"/>
           </w:tcPr>
@@ -6925,7 +7199,7 @@
         </w:tc>
         <w:tc>
           <w:tcPr>
-            <w:tcW w:type="dxa" w:w="1181"/>
+            <w:tcW w:type="dxa" w:w="1175"/>
             <w:shd w:val="clear" w:color="auto" w:fill="F7F9FB"/>
             <w:vAlign w:val="center"/>
           </w:tcPr>
@@ -17698,7 +17972,7 @@
           <w:color w:val="222222"/>
           <w:sz w:val="21"/>
         </w:rPr>
-        <w:t>47 registered studies here made 236 predictions: 107 passed, 89 failed, 39 were uninterpretable.</w:t>
+        <w:t>48 registered studies here made 239 predictions: 108 passed, 91 failed, 39 were uninterpretable.</w:t>
       </w:r>
     </w:p>
     <w:p>
@@ -17725,7 +17999,7 @@
           <w:color w:val="222222"/>
           <w:sz w:val="21"/>
         </w:rPr>
-        <w:t>42 result files name their registration, and 0 of them came before it; 4 registrations are not covered because their results do not name them.</w:t>
+        <w:t>43 result files name their registration, and 0 of them came before it; 4 registrations are not covered because their results do not name them.</w:t>
       </w:r>
     </w:p>
     <w:p>
@@ -21102,6 +21376,1277 @@
           <w:sz w:val="19"/>
         </w:rPr>
         <w:t>tests/test_hpsc_settling.py</w:t>
+      </w:r>
+      <w:r>
+        <w:rPr>
+          <w:rFonts w:ascii="Calibri" w:hAnsi="Calibri"/>
+          <w:b w:val="0"/>
+          <w:i w:val="0"/>
+          <w:color w:val="222222"/>
+          <w:sz w:val="21"/>
+        </w:rPr>
+        <w:t>.</w:t>
+      </w:r>
+    </w:p>
+    <w:p>
+      <w:pPr>
+        <w:keepNext/>
+        <w:spacing w:before="240" w:after="60"/>
+      </w:pPr>
+      <w:r>
+        <w:rPr>
+          <w:rFonts w:ascii="Calibri" w:hAnsi="Calibri"/>
+          <w:b/>
+          <w:i w:val="0"/>
+          <w:color w:val="1F4E79"/>
+          <w:sz w:val="23"/>
+        </w:rPr>
+        <w:t>50. Early network bursting does not predict how a human iPSC well settles, on independent plates</w:t>
+      </w:r>
+    </w:p>
+    <w:p>
+      <w:pPr>
+        <w:spacing w:after="120"/>
+      </w:pPr>
+      <w:r>
+        <w:rPr>
+          <w:rFonts w:ascii="Calibri" w:hAnsi="Calibri"/>
+          <w:b/>
+          <w:i w:val="0"/>
+          <w:color w:val="156082"/>
+          <w:sz w:val="21"/>
+        </w:rPr>
+        <w:t>Slide message:</w:t>
+      </w:r>
+      <w:r>
+        <w:rPr>
+          <w:rFonts w:ascii="Calibri" w:hAnsi="Calibri"/>
+          <w:b w:val="0"/>
+          <w:i w:val="0"/>
+          <w:color w:val="222222"/>
+          <w:sz w:val="21"/>
+        </w:rPr>
+        <w:t xml:space="preserve"> </w:t>
+      </w:r>
+      <w:r>
+        <w:rPr>
+          <w:rFonts w:ascii="Calibri" w:hAnsi="Calibri"/>
+          <w:b w:val="0"/>
+          <w:i/>
+          <w:color w:val="222222"/>
+          <w:sz w:val="21"/>
+        </w:rPr>
+        <w:t>On one 48-well plate, human iPSC wells with more network bursting in the first five minutes kept falling (post hoc rho −0.73); registered and retested on 144 recordings from the lab's developmental plates, the relation is gone (rho −0.06, interval −0.23 to 0.09), so a baseline network readout cannot yet be used to sort human wells.</w:t>
+      </w:r>
+    </w:p>
+    <w:p>
+      <w:pPr>
+        <w:spacing w:after="120"/>
+        <w:ind w:left="432" w:hanging="259"/>
+      </w:pPr>
+      <w:r>
+        <w:rPr>
+          <w:rFonts w:ascii="Calibri" w:hAnsi="Calibri"/>
+          <w:b w:val="0"/>
+          <w:i w:val="0"/>
+          <w:color w:val="222222"/>
+          <w:sz w:val="21"/>
+        </w:rPr>
+        <w:t>•</w:t>
+        <w:tab/>
+      </w:r>
+      <w:r>
+        <w:rPr>
+          <w:rFonts w:ascii="Calibri" w:hAnsi="Calibri"/>
+          <w:b/>
+          <w:i w:val="0"/>
+          <w:color w:val="156082"/>
+          <w:sz w:val="21"/>
+        </w:rPr>
+        <w:t>What changed.</w:t>
+      </w:r>
+      <w:r>
+        <w:rPr>
+          <w:rFonts w:ascii="Calibri" w:hAnsi="Calibri"/>
+          <w:b w:val="0"/>
+          <w:i w:val="0"/>
+          <w:color w:val="222222"/>
+          <w:sz w:val="21"/>
+        </w:rPr>
+        <w:t xml:space="preserve"> A registered replication (</w:t>
+      </w:r>
+      <w:r>
+        <w:rPr>
+          <w:rFonts w:ascii="Consolas" w:hAnsi="Consolas"/>
+          <w:b w:val="0"/>
+          <w:i w:val="0"/>
+          <w:color w:val="222222"/>
+          <w:sz w:val="19"/>
+        </w:rPr>
+        <w:t>src/neuromps/models/hpsc_network_state.py</w:t>
+      </w:r>
+      <w:r>
+        <w:rPr>
+          <w:rFonts w:ascii="Calibri" w:hAnsi="Calibri"/>
+          <w:b w:val="0"/>
+          <w:i w:val="0"/>
+          <w:color w:val="222222"/>
+          <w:sz w:val="21"/>
+        </w:rPr>
+        <w:t xml:space="preserve">, </w:t>
+      </w:r>
+      <w:r>
+        <w:rPr>
+          <w:rFonts w:ascii="Consolas" w:hAnsi="Consolas"/>
+          <w:b w:val="0"/>
+          <w:i w:val="0"/>
+          <w:color w:val="222222"/>
+          <w:sz w:val="19"/>
+        </w:rPr>
+        <w:t>preregistration/hpsc_network_state.json</w:t>
+      </w:r>
+      <w:r>
+        <w:rPr>
+          <w:rFonts w:ascii="Calibri" w:hAnsi="Calibri"/>
+          <w:b w:val="0"/>
+          <w:i w:val="0"/>
+          <w:color w:val="222222"/>
+          <w:sz w:val="21"/>
+        </w:rPr>
+        <w:t>, decision D36, report §36, "Registered replication") of a post hoc observation on entry 49's human wells. On D32's replication pool (the 12-well developmental plates, its usable untreated recordings), each 10-minute recording is cut into six windows; the first window's network-burst rate, synchrony and firing rate (the shared extractor) are set against the slope of the fixed-electrode log2 firing rate over the last five windows.</w:t>
+      </w:r>
+    </w:p>
+    <w:p>
+      <w:pPr>
+        <w:spacing w:after="120"/>
+        <w:ind w:left="432" w:hanging="259"/>
+      </w:pPr>
+      <w:r>
+        <w:rPr>
+          <w:rFonts w:ascii="Calibri" w:hAnsi="Calibri"/>
+          <w:b w:val="0"/>
+          <w:i w:val="0"/>
+          <w:color w:val="222222"/>
+          <w:sz w:val="21"/>
+        </w:rPr>
+        <w:t>•</w:t>
+        <w:tab/>
+      </w:r>
+      <w:r>
+        <w:rPr>
+          <w:rFonts w:ascii="Calibri" w:hAnsi="Calibri"/>
+          <w:b/>
+          <w:i w:val="0"/>
+          <w:color w:val="156082"/>
+          <w:sz w:val="21"/>
+        </w:rPr>
+        <w:t>Why.</w:t>
+      </w:r>
+      <w:r>
+        <w:rPr>
+          <w:rFonts w:ascii="Calibri" w:hAnsi="Calibri"/>
+          <w:b w:val="0"/>
+          <w:i w:val="0"/>
+          <w:color w:val="222222"/>
+          <w:sz w:val="21"/>
+        </w:rPr>
+        <w:t xml:space="preserve"> If early network state predicted settling, a lab could stratify human wells by it at baseline; a relation found by looking at one plate needed independent recordings first.</w:t>
+      </w:r>
+    </w:p>
+    <w:p>
+      <w:pPr>
+        <w:spacing w:after="120"/>
+        <w:ind w:left="432" w:hanging="259"/>
+      </w:pPr>
+      <w:r>
+        <w:rPr>
+          <w:rFonts w:ascii="Calibri" w:hAnsi="Calibri"/>
+          <w:b w:val="0"/>
+          <w:i w:val="0"/>
+          <w:color w:val="222222"/>
+          <w:sz w:val="21"/>
+        </w:rPr>
+        <w:t>•</w:t>
+        <w:tab/>
+      </w:r>
+      <w:r>
+        <w:rPr>
+          <w:rFonts w:ascii="Calibri" w:hAnsi="Calibri"/>
+          <w:b/>
+          <w:i w:val="0"/>
+          <w:color w:val="156082"/>
+          <w:sz w:val="21"/>
+        </w:rPr>
+        <w:t>Effect.</w:t>
+      </w:r>
+    </w:p>
+    <w:p>
+      <w:pPr>
+        <w:spacing w:after="120"/>
+        <w:ind w:left="432" w:hanging="259"/>
+      </w:pPr>
+      <w:r>
+        <w:rPr>
+          <w:rFonts w:ascii="Calibri" w:hAnsi="Calibri"/>
+          <w:b w:val="0"/>
+          <w:i w:val="0"/>
+          <w:color w:val="222222"/>
+          <w:sz w:val="21"/>
+        </w:rPr>
+        <w:t>•</w:t>
+        <w:tab/>
+      </w:r>
+      <w:r>
+        <w:rPr>
+          <w:rFonts w:ascii="Calibri" w:hAnsi="Calibri"/>
+          <w:b w:val="0"/>
+          <w:i w:val="0"/>
+          <w:color w:val="222222"/>
+          <w:sz w:val="21"/>
+        </w:rPr>
+        <w:t>N1 fails: the human interval does not lie below 0. N2 passes (rat rho −0.06, −0.28 to 0.20), which with N1 failing means neither species shows the relation. N3 fails (rho(mfr0) − rho(nb0) 0.02).</w:t>
+      </w:r>
+    </w:p>
+    <w:p>
+      <w:pPr>
+        <w:spacing w:after="120"/>
+        <w:ind w:left="432" w:hanging="259"/>
+      </w:pPr>
+      <w:r>
+        <w:rPr>
+          <w:rFonts w:ascii="Calibri" w:hAnsi="Calibri"/>
+          <w:b w:val="0"/>
+          <w:i w:val="0"/>
+          <w:color w:val="222222"/>
+          <w:sz w:val="21"/>
+        </w:rPr>
+        <w:t>•</w:t>
+        <w:tab/>
+      </w:r>
+      <w:r>
+        <w:rPr>
+          <w:rFonts w:ascii="Calibri" w:hAnsi="Calibri"/>
+          <w:b w:val="0"/>
+          <w:i w:val="0"/>
+          <w:color w:val="222222"/>
+          <w:sz w:val="21"/>
+        </w:rPr>
+        <w:t>Every recording was scored; nb0 was zero in 44% of human recordings (registered limit 80%). Post hoc, over the human recordings with an early network burst, rho is −0.17, still with an interval reaching 0.</w:t>
+      </w:r>
+    </w:p>
+    <w:p>
+      <w:pPr>
+        <w:spacing w:after="120"/>
+        <w:ind w:left="432" w:hanging="259"/>
+      </w:pPr>
+      <w:r>
+        <w:rPr>
+          <w:rFonts w:ascii="Calibri" w:hAnsi="Calibri"/>
+          <w:b w:val="0"/>
+          <w:i w:val="0"/>
+          <w:color w:val="222222"/>
+          <w:sz w:val="21"/>
+        </w:rPr>
+        <w:t>•</w:t>
+        <w:tab/>
+      </w:r>
+      <w:r>
+        <w:rPr>
+          <w:rFonts w:ascii="Calibri" w:hAnsi="Calibri"/>
+          <w:b w:val="0"/>
+          <w:i w:val="0"/>
+          <w:color w:val="222222"/>
+          <w:sz w:val="21"/>
+        </w:rPr>
+        <w:t>Registered age check: the human partial rho on DIV is −0.39, so the age flag is not raised; the per-DIV median, −0.06, does not agree, and human early bursting falls steeply with age. Neither is a registered test of a within-age relation.</w:t>
+      </w:r>
+    </w:p>
+    <w:p>
+      <w:pPr>
+        <w:spacing w:after="120"/>
+        <w:ind w:left="432" w:hanging="259"/>
+      </w:pPr>
+      <w:r>
+        <w:rPr>
+          <w:rFonts w:ascii="Calibri" w:hAnsi="Calibri"/>
+          <w:b w:val="0"/>
+          <w:i w:val="0"/>
+          <w:color w:val="222222"/>
+          <w:sz w:val="21"/>
+        </w:rPr>
+        <w:t>•</w:t>
+        <w:tab/>
+      </w:r>
+      <w:r>
+        <w:rPr>
+          <w:rFonts w:ascii="Calibri" w:hAnsi="Calibri"/>
+          <w:b w:val="0"/>
+          <w:i w:val="0"/>
+          <w:color w:val="222222"/>
+          <w:sz w:val="21"/>
+        </w:rPr>
+        <w:t>No earlier result changes. The registration counts in §21 and entry 43 rise by this study's three predictions and one checked result file.</w:t>
+      </w:r>
+    </w:p>
+    <w:p>
+      <w:pPr>
+        <w:spacing w:after="120"/>
+        <w:ind w:left="432" w:hanging="259"/>
+      </w:pPr>
+      <w:r>
+        <w:rPr>
+          <w:rFonts w:ascii="Calibri" w:hAnsi="Calibri"/>
+          <w:b w:val="0"/>
+          <w:i w:val="0"/>
+          <w:color w:val="222222"/>
+          <w:sz w:val="21"/>
+        </w:rPr>
+        <w:t>•</w:t>
+        <w:tab/>
+      </w:r>
+      <w:r>
+        <w:rPr>
+          <w:rFonts w:ascii="Calibri" w:hAnsi="Calibri"/>
+          <w:b/>
+          <w:i w:val="0"/>
+          <w:color w:val="156082"/>
+          <w:sz w:val="21"/>
+        </w:rPr>
+        <w:t>Evidence.</w:t>
+      </w:r>
+      <w:r>
+        <w:rPr>
+          <w:rFonts w:ascii="Calibri" w:hAnsi="Calibri"/>
+          <w:b w:val="0"/>
+          <w:i w:val="0"/>
+          <w:color w:val="222222"/>
+          <w:sz w:val="21"/>
+        </w:rPr>
+        <w:t xml:space="preserve"> Report §36; decision D36; </w:t>
+      </w:r>
+      <w:r>
+        <w:rPr>
+          <w:rFonts w:ascii="Consolas" w:hAnsi="Consolas"/>
+          <w:b w:val="0"/>
+          <w:i w:val="0"/>
+          <w:color w:val="222222"/>
+          <w:sz w:val="19"/>
+        </w:rPr>
+        <w:t>outputs/figures/hpsc_network_state_real.png</w:t>
+      </w:r>
+      <w:r>
+        <w:rPr>
+          <w:rFonts w:ascii="Calibri" w:hAnsi="Calibri"/>
+          <w:b w:val="0"/>
+          <w:i w:val="0"/>
+          <w:color w:val="222222"/>
+          <w:sz w:val="21"/>
+        </w:rPr>
+        <w:t xml:space="preserve">, </w:t>
+      </w:r>
+      <w:r>
+        <w:rPr>
+          <w:rFonts w:ascii="Consolas" w:hAnsi="Consolas"/>
+          <w:b w:val="0"/>
+          <w:i w:val="0"/>
+          <w:color w:val="222222"/>
+          <w:sz w:val="19"/>
+        </w:rPr>
+        <w:t>outputs/hpsc_network_state_REAL.json</w:t>
+      </w:r>
+      <w:r>
+        <w:rPr>
+          <w:rFonts w:ascii="Calibri" w:hAnsi="Calibri"/>
+          <w:b w:val="0"/>
+          <w:i w:val="0"/>
+          <w:color w:val="222222"/>
+          <w:sz w:val="21"/>
+        </w:rPr>
+        <w:t xml:space="preserve"> (with the per-recording table), </w:t>
+      </w:r>
+      <w:r>
+        <w:rPr>
+          <w:rFonts w:ascii="Consolas" w:hAnsi="Consolas"/>
+          <w:b w:val="0"/>
+          <w:i w:val="0"/>
+          <w:color w:val="222222"/>
+          <w:sz w:val="19"/>
+        </w:rPr>
+        <w:t>outputs/metrics.json</w:t>
+      </w:r>
+      <w:r>
+        <w:rPr>
+          <w:rFonts w:ascii="Calibri" w:hAnsi="Calibri"/>
+          <w:b w:val="0"/>
+          <w:i w:val="0"/>
+          <w:color w:val="222222"/>
+          <w:sz w:val="21"/>
+        </w:rPr>
+        <w:t xml:space="preserve"> key </w:t>
+      </w:r>
+      <w:r>
+        <w:rPr>
+          <w:rFonts w:ascii="Consolas" w:hAnsi="Consolas"/>
+          <w:b w:val="0"/>
+          <w:i w:val="0"/>
+          <w:color w:val="222222"/>
+          <w:sz w:val="19"/>
+        </w:rPr>
+        <w:t>hpsc_network_state</w:t>
+      </w:r>
+      <w:r>
+        <w:rPr>
+          <w:rFonts w:ascii="Calibri" w:hAnsi="Calibri"/>
+          <w:b w:val="0"/>
+          <w:i w:val="0"/>
+          <w:color w:val="222222"/>
+          <w:sz w:val="21"/>
+        </w:rPr>
+        <w:t xml:space="preserve">; tests </w:t>
+      </w:r>
+      <w:r>
+        <w:rPr>
+          <w:rFonts w:ascii="Consolas" w:hAnsi="Consolas"/>
+          <w:b w:val="0"/>
+          <w:i w:val="0"/>
+          <w:color w:val="222222"/>
+          <w:sz w:val="19"/>
+        </w:rPr>
+        <w:t>tests/test_hpsc_network_state.py</w:t>
+      </w:r>
+      <w:r>
+        <w:rPr>
+          <w:rFonts w:ascii="Calibri" w:hAnsi="Calibri"/>
+          <w:b w:val="0"/>
+          <w:i w:val="0"/>
+          <w:color w:val="222222"/>
+          <w:sz w:val="21"/>
+        </w:rPr>
+        <w:t>.</w:t>
+      </w:r>
+    </w:p>
+    <w:p>
+      <w:pPr>
+        <w:keepNext/>
+        <w:spacing w:before="240" w:after="60"/>
+      </w:pPr>
+      <w:r>
+        <w:rPr>
+          <w:rFonts w:ascii="Calibri" w:hAnsi="Calibri"/>
+          <w:b/>
+          <w:i w:val="0"/>
+          <w:color w:val="1F4E79"/>
+          <w:sz w:val="23"/>
+        </w:rPr>
+        <w:t>51. Our features under another laboratory's definitions, and where they translate</w:t>
+      </w:r>
+    </w:p>
+    <w:p>
+      <w:pPr>
+        <w:spacing w:after="120"/>
+      </w:pPr>
+      <w:r>
+        <w:rPr>
+          <w:rFonts w:ascii="Calibri" w:hAnsi="Calibri"/>
+          <w:b/>
+          <w:i w:val="0"/>
+          <w:color w:val="156082"/>
+          <w:sz w:val="21"/>
+        </w:rPr>
+        <w:t>Slide message:</w:t>
+      </w:r>
+      <w:r>
+        <w:rPr>
+          <w:rFonts w:ascii="Calibri" w:hAnsi="Calibri"/>
+          <w:b w:val="0"/>
+          <w:i w:val="0"/>
+          <w:color w:val="222222"/>
+          <w:sz w:val="21"/>
+        </w:rPr>
+        <w:t xml:space="preserve"> </w:t>
+      </w:r>
+      <w:r>
+        <w:rPr>
+          <w:rFonts w:ascii="Calibri" w:hAnsi="Calibri"/>
+          <w:b w:val="0"/>
+          <w:i/>
+          <w:color w:val="222222"/>
+          <w:sz w:val="21"/>
+        </w:rPr>
+        <w:t>Every spike-time record in the asset now also carries its features under the Kapucu 2022 depositors' stated definitions, from the same extractor; on their plates, three of seven features are the same number under both, three differ by a factor that depends on the culture (firing rate 1.1017 rat, 1.3902 human), and burst rate cannot be converted.</w:t>
+      </w:r>
+    </w:p>
+    <w:p>
+      <w:pPr>
+        <w:spacing w:after="120"/>
+        <w:ind w:left="432" w:hanging="259"/>
+      </w:pPr>
+      <w:r>
+        <w:rPr>
+          <w:rFonts w:ascii="Calibri" w:hAnsi="Calibri"/>
+          <w:b w:val="0"/>
+          <w:i w:val="0"/>
+          <w:color w:val="222222"/>
+          <w:sz w:val="21"/>
+        </w:rPr>
+        <w:t>•</w:t>
+        <w:tab/>
+      </w:r>
+      <w:r>
+        <w:rPr>
+          <w:rFonts w:ascii="Calibri" w:hAnsi="Calibri"/>
+          <w:b/>
+          <w:i w:val="0"/>
+          <w:color w:val="156082"/>
+          <w:sz w:val="21"/>
+        </w:rPr>
+        <w:t>What changed.</w:t>
+      </w:r>
+      <w:r>
+        <w:rPr>
+          <w:rFonts w:ascii="Calibri" w:hAnsi="Calibri"/>
+          <w:b w:val="0"/>
+          <w:i w:val="0"/>
+          <w:color w:val="222222"/>
+          <w:sz w:val="21"/>
+        </w:rPr>
+        <w:t xml:space="preserve"> A registry of named definition sets, </w:t>
+      </w:r>
+      <w:r>
+        <w:rPr>
+          <w:rFonts w:ascii="Consolas" w:hAnsi="Consolas"/>
+          <w:b w:val="0"/>
+          <w:i w:val="0"/>
+          <w:color w:val="222222"/>
+          <w:sz w:val="19"/>
+        </w:rPr>
+        <w:t>src/neuromps/features/definitions.py</w:t>
+      </w:r>
+      <w:r>
+        <w:rPr>
+          <w:rFonts w:ascii="Calibri" w:hAnsi="Calibri"/>
+          <w:b w:val="0"/>
+          <w:i w:val="0"/>
+          <w:color w:val="222222"/>
+          <w:sz w:val="21"/>
+        </w:rPr>
+        <w:t xml:space="preserve">: </w:t>
+      </w:r>
+      <w:r>
+        <w:rPr>
+          <w:rFonts w:ascii="Consolas" w:hAnsi="Consolas"/>
+          <w:b w:val="0"/>
+          <w:i w:val="0"/>
+          <w:color w:val="222222"/>
+          <w:sz w:val="19"/>
+        </w:rPr>
+        <w:t>neuromps</w:t>
+      </w:r>
+      <w:r>
+        <w:rPr>
+          <w:rFonts w:ascii="Calibri" w:hAnsi="Calibri"/>
+          <w:b w:val="0"/>
+          <w:i w:val="0"/>
+          <w:color w:val="222222"/>
+          <w:sz w:val="21"/>
+        </w:rPr>
+        <w:t xml:space="preserve"> (reference, the defaults the asset and the twin use), </w:t>
+      </w:r>
+      <w:r>
+        <w:rPr>
+          <w:rFonts w:ascii="Consolas" w:hAnsi="Consolas"/>
+          <w:b w:val="0"/>
+          <w:i w:val="0"/>
+          <w:color w:val="222222"/>
+          <w:sz w:val="19"/>
+        </w:rPr>
+        <w:t>kapucu2022</w:t>
+      </w:r>
+      <w:r>
+        <w:rPr>
+          <w:rFonts w:ascii="Calibri" w:hAnsi="Calibri"/>
+          <w:b w:val="0"/>
+          <w:i w:val="0"/>
+          <w:color w:val="222222"/>
+          <w:sz w:val="21"/>
+        </w:rPr>
+        <w:t xml:space="preserve"> (validated, the settings ladder's S3) and </w:t>
+      </w:r>
+      <w:r>
+        <w:rPr>
+          <w:rFonts w:ascii="Consolas" w:hAnsi="Consolas"/>
+          <w:b w:val="0"/>
+          <w:i w:val="0"/>
+          <w:color w:val="222222"/>
+          <w:sz w:val="19"/>
+        </w:rPr>
+        <w:t>kapucu2022_logisi</w:t>
+      </w:r>
+      <w:r>
+        <w:rPr>
+          <w:rFonts w:ascii="Calibri" w:hAnsi="Calibri"/>
+          <w:b w:val="0"/>
+          <w:i w:val="0"/>
+          <w:color w:val="222222"/>
+          <w:sz w:val="21"/>
+        </w:rPr>
+        <w:t xml:space="preserve"> (experimental, S4; used for no claim). Each is a bundle of </w:t>
+      </w:r>
+      <w:r>
+        <w:rPr>
+          <w:rFonts w:ascii="Consolas" w:hAnsi="Consolas"/>
+          <w:b w:val="0"/>
+          <w:i w:val="0"/>
+          <w:color w:val="222222"/>
+          <w:sz w:val="19"/>
+        </w:rPr>
+        <w:t>FeatureParams</w:t>
+      </w:r>
+      <w:r>
+        <w:rPr>
+          <w:rFonts w:ascii="Calibri" w:hAnsi="Calibri"/>
+          <w:b w:val="0"/>
+          <w:i w:val="0"/>
+          <w:color w:val="222222"/>
+          <w:sz w:val="21"/>
+        </w:rPr>
+        <w:t xml:space="preserve"> options plus whether a deposit's noisy electrodes are dropped, so </w:t>
+      </w:r>
+      <w:r>
+        <w:rPr>
+          <w:rFonts w:ascii="Consolas" w:hAnsi="Consolas"/>
+          <w:b w:val="0"/>
+          <w:i w:val="0"/>
+          <w:color w:val="222222"/>
+          <w:sz w:val="19"/>
+        </w:rPr>
+        <w:t>features/mea.py</w:t>
+      </w:r>
+      <w:r>
+        <w:rPr>
+          <w:rFonts w:ascii="Calibri" w:hAnsi="Calibri"/>
+          <w:b w:val="0"/>
+          <w:i w:val="0"/>
+          <w:color w:val="222222"/>
+          <w:sz w:val="21"/>
+        </w:rPr>
+        <w:t xml:space="preserve"> stays the one extractor. The ladder and the logISI study now take S3 and S4 from the registry; the definitions are equal to the old ones. A new stage in the models step (</w:t>
+      </w:r>
+      <w:r>
+        <w:rPr>
+          <w:rFonts w:ascii="Consolas" w:hAnsi="Consolas"/>
+          <w:b w:val="0"/>
+          <w:i w:val="0"/>
+          <w:color w:val="222222"/>
+          <w:sz w:val="19"/>
+        </w:rPr>
+        <w:t>src/neuromps/models/feature_definitions.py</w:t>
+      </w:r>
+      <w:r>
+        <w:rPr>
+          <w:rFonts w:ascii="Calibri" w:hAnsi="Calibri"/>
+          <w:b w:val="0"/>
+          <w:i w:val="0"/>
+          <w:color w:val="222222"/>
+          <w:sz w:val="21"/>
+        </w:rPr>
+        <w:t>, after the extractor agreement) re-reads each spike-time record with the ETL modules' own loaders (</w:t>
+      </w:r>
+      <w:r>
+        <w:rPr>
+          <w:rFonts w:ascii="Consolas" w:hAnsi="Consolas"/>
+          <w:b w:val="0"/>
+          <w:i w:val="0"/>
+          <w:color w:val="222222"/>
+          <w:sz w:val="19"/>
+        </w:rPr>
+        <w:t>src/neuromps/etl/spike_trains.py</w:t>
+      </w:r>
+      <w:r>
+        <w:rPr>
+          <w:rFonts w:ascii="Calibri" w:hAnsi="Calibri"/>
+          <w:b w:val="0"/>
+          <w:i w:val="0"/>
+          <w:color w:val="222222"/>
+          <w:sz w:val="21"/>
+        </w:rPr>
+        <w:t xml:space="preserve">), writes </w:t>
+      </w:r>
+      <w:r>
+        <w:rPr>
+          <w:rFonts w:ascii="Consolas" w:hAnsi="Consolas"/>
+          <w:b w:val="0"/>
+          <w:i w:val="0"/>
+          <w:color w:val="222222"/>
+          <w:sz w:val="19"/>
+        </w:rPr>
+        <w:t>data/processed/features_by_definition.parquet</w:t>
+      </w:r>
+      <w:r>
+        <w:rPr>
+          <w:rFonts w:ascii="Calibri" w:hAnsi="Calibri"/>
+          <w:b w:val="0"/>
+          <w:i w:val="0"/>
+          <w:color w:val="222222"/>
+          <w:sz w:val="21"/>
+        </w:rPr>
+        <w:t xml:space="preserve"> (record id, source, definition, feature, value) and generates </w:t>
+      </w:r>
+      <w:r>
+        <w:rPr>
+          <w:rFonts w:ascii="Consolas" w:hAnsi="Consolas"/>
+          <w:b w:val="0"/>
+          <w:i w:val="0"/>
+          <w:color w:val="222222"/>
+          <w:sz w:val="19"/>
+        </w:rPr>
+        <w:t>outputs/tables/feature_definitions.md</w:t>
+      </w:r>
+      <w:r>
+        <w:rPr>
+          <w:rFonts w:ascii="Calibri" w:hAnsi="Calibri"/>
+          <w:b w:val="0"/>
+          <w:i w:val="0"/>
+          <w:color w:val="222222"/>
+          <w:sz w:val="21"/>
+        </w:rPr>
+        <w:t xml:space="preserve">. Decision D37; report §3, "Named definition sets"; </w:t>
+      </w:r>
+      <w:r>
+        <w:rPr>
+          <w:rFonts w:ascii="Consolas" w:hAnsi="Consolas"/>
+          <w:b w:val="0"/>
+          <w:i w:val="0"/>
+          <w:color w:val="222222"/>
+          <w:sz w:val="19"/>
+        </w:rPr>
+        <w:t>schema/STANDARD.md</w:t>
+      </w:r>
+      <w:r>
+        <w:rPr>
+          <w:rFonts w:ascii="Calibri" w:hAnsi="Calibri"/>
+          <w:b w:val="0"/>
+          <w:i w:val="0"/>
+          <w:color w:val="222222"/>
+          <w:sz w:val="21"/>
+        </w:rPr>
+        <w:t xml:space="preserve"> §4.4.</w:t>
+      </w:r>
+    </w:p>
+    <w:p>
+      <w:pPr>
+        <w:spacing w:after="120"/>
+        <w:ind w:left="432" w:hanging="259"/>
+      </w:pPr>
+      <w:r>
+        <w:rPr>
+          <w:rFonts w:ascii="Calibri" w:hAnsi="Calibri"/>
+          <w:b w:val="0"/>
+          <w:i w:val="0"/>
+          <w:color w:val="222222"/>
+          <w:sz w:val="21"/>
+        </w:rPr>
+        <w:t>•</w:t>
+        <w:tab/>
+      </w:r>
+      <w:r>
+        <w:rPr>
+          <w:rFonts w:ascii="Calibri" w:hAnsi="Calibri"/>
+          <w:b/>
+          <w:i w:val="0"/>
+          <w:color w:val="156082"/>
+          <w:sz w:val="21"/>
+        </w:rPr>
+        <w:t>Why.</w:t>
+      </w:r>
+      <w:r>
+        <w:rPr>
+          <w:rFonts w:ascii="Calibri" w:hAnsi="Calibri"/>
+          <w:b w:val="0"/>
+          <w:i w:val="0"/>
+          <w:color w:val="222222"/>
+          <w:sz w:val="21"/>
+        </w:rPr>
+        <w:t xml:space="preserve"> D33 recorded this as the future option: a laboratory reading our numbers beside its own needs to know where a translation is supported by evidence, and the evidence (the ladder and the logISI test) was only in a metrics file.</w:t>
+      </w:r>
+    </w:p>
+    <w:p>
+      <w:pPr>
+        <w:spacing w:after="120"/>
+        <w:ind w:left="432" w:hanging="259"/>
+      </w:pPr>
+      <w:r>
+        <w:rPr>
+          <w:rFonts w:ascii="Calibri" w:hAnsi="Calibri"/>
+          <w:b w:val="0"/>
+          <w:i w:val="0"/>
+          <w:color w:val="222222"/>
+          <w:sz w:val="21"/>
+        </w:rPr>
+        <w:t>•</w:t>
+        <w:tab/>
+      </w:r>
+      <w:r>
+        <w:rPr>
+          <w:rFonts w:ascii="Calibri" w:hAnsi="Calibri"/>
+          <w:b/>
+          <w:i w:val="0"/>
+          <w:color w:val="156082"/>
+          <w:sz w:val="21"/>
+        </w:rPr>
+        <w:t>Effect.</w:t>
+      </w:r>
+    </w:p>
+    <w:p>
+      <w:pPr>
+        <w:spacing w:after="120"/>
+        <w:ind w:left="432" w:hanging="259"/>
+      </w:pPr>
+      <w:r>
+        <w:rPr>
+          <w:rFonts w:ascii="Calibri" w:hAnsi="Calibri"/>
+          <w:b w:val="0"/>
+          <w:i w:val="0"/>
+          <w:color w:val="222222"/>
+          <w:sz w:val="21"/>
+        </w:rPr>
+        <w:t>•</w:t>
+        <w:tab/>
+      </w:r>
+      <w:r>
+        <w:rPr>
+          <w:rFonts w:ascii="Calibri" w:hAnsi="Calibri"/>
+          <w:b w:val="0"/>
+          <w:i w:val="0"/>
+          <w:color w:val="222222"/>
+          <w:sz w:val="21"/>
+        </w:rPr>
+        <w:t xml:space="preserve">The sidecar holds 1,512 records under every set (40,824 rows). Its </w:t>
+      </w:r>
+      <w:r>
+        <w:rPr>
+          <w:rFonts w:ascii="Consolas" w:hAnsi="Consolas"/>
+          <w:b w:val="0"/>
+          <w:i w:val="0"/>
+          <w:color w:val="222222"/>
+          <w:sz w:val="19"/>
+        </w:rPr>
+        <w:t>neuromps</w:t>
+      </w:r>
+      <w:r>
+        <w:rPr>
+          <w:rFonts w:ascii="Calibri" w:hAnsi="Calibri"/>
+          <w:b w:val="0"/>
+          <w:i w:val="0"/>
+          <w:color w:val="222222"/>
+          <w:sz w:val="21"/>
+        </w:rPr>
+        <w:t xml:space="preserve"> rows equal the asset in all 13,608 values; on the developmental plates the </w:t>
+      </w:r>
+      <w:r>
+        <w:rPr>
+          <w:rFonts w:ascii="Consolas" w:hAnsi="Consolas"/>
+          <w:b w:val="0"/>
+          <w:i w:val="0"/>
+          <w:color w:val="222222"/>
+          <w:sz w:val="19"/>
+        </w:rPr>
+        <w:t>kapucu2022</w:t>
+      </w:r>
+      <w:r>
+        <w:rPr>
+          <w:rFonts w:ascii="Calibri" w:hAnsi="Calibri"/>
+          <w:b w:val="0"/>
+          <w:i w:val="0"/>
+          <w:color w:val="222222"/>
+          <w:sz w:val="21"/>
+        </w:rPr>
+        <w:t xml:space="preserve"> ratios against the depositors equal the ladder's S3 numbers in 28 of 28 comparisons (all checks: true).</w:t>
+      </w:r>
+    </w:p>
+    <w:p>
+      <w:pPr>
+        <w:spacing w:after="120"/>
+        <w:ind w:left="432" w:hanging="259"/>
+      </w:pPr>
+      <w:r>
+        <w:rPr>
+          <w:rFonts w:ascii="Calibri" w:hAnsi="Calibri"/>
+          <w:b w:val="0"/>
+          <w:i w:val="0"/>
+          <w:color w:val="222222"/>
+          <w:sz w:val="21"/>
+        </w:rPr>
+        <w:t>•</w:t>
+        <w:tab/>
+      </w:r>
+      <w:r>
+        <w:rPr>
+          <w:rFonts w:ascii="Consolas" w:hAnsi="Consolas"/>
+          <w:b w:val="0"/>
+          <w:i w:val="0"/>
+          <w:color w:val="222222"/>
+          <w:sz w:val="19"/>
+        </w:rPr>
+        <w:t>kapucu2022</w:t>
+      </w:r>
+      <w:r>
+        <w:rPr>
+          <w:rFonts w:ascii="Calibri" w:hAnsi="Calibri"/>
+          <w:b w:val="0"/>
+          <w:i w:val="0"/>
+          <w:color w:val="222222"/>
+          <w:sz w:val="21"/>
+        </w:rPr>
+        <w:t xml:space="preserve"> against ours, on 336 recordings: share of spikes in bursts, spikes per burst and burst duration are the same number (ratio 1.0132 for the first); active electrodes, firing rate and STTC are a scale factor (0.734, 1.3264 and 1.315); burst rate has no conversion (ratio 2.0584, rank agreement 0.9299).</w:t>
+      </w:r>
+    </w:p>
+    <w:p>
+      <w:pPr>
+        <w:spacing w:after="120"/>
+        <w:ind w:left="432" w:hanging="259"/>
+      </w:pPr>
+      <w:r>
+        <w:rPr>
+          <w:rFonts w:ascii="Calibri" w:hAnsi="Calibri"/>
+          <w:b w:val="0"/>
+          <w:i w:val="0"/>
+          <w:color w:val="222222"/>
+          <w:sz w:val="21"/>
+        </w:rPr>
+        <w:t>•</w:t>
+        <w:tab/>
+      </w:r>
+      <w:r>
+        <w:rPr>
+          <w:rFonts w:ascii="Calibri" w:hAnsi="Calibri"/>
+          <w:b w:val="0"/>
+          <w:i w:val="0"/>
+          <w:color w:val="222222"/>
+          <w:sz w:val="21"/>
+        </w:rPr>
+        <w:t>The factors differ by plate, so they are properties of these cultures, not constants of the definitions: active electrodes 0.9008 on the rat plate against 0.6958 on hPSC_MEA2.</w:t>
+      </w:r>
+    </w:p>
+    <w:p>
+      <w:pPr>
+        <w:spacing w:after="120"/>
+        <w:ind w:left="432" w:hanging="259"/>
+      </w:pPr>
+      <w:r>
+        <w:rPr>
+          <w:rFonts w:ascii="Calibri" w:hAnsi="Calibri"/>
+          <w:b w:val="0"/>
+          <w:i w:val="0"/>
+          <w:color w:val="222222"/>
+          <w:sz w:val="21"/>
+        </w:rPr>
+        <w:t>•</w:t>
+        <w:tab/>
+      </w:r>
+      <w:r>
+        <w:rPr>
+          <w:rFonts w:ascii="Calibri" w:hAnsi="Calibri"/>
+          <w:b w:val="0"/>
+          <w:i w:val="0"/>
+          <w:color w:val="222222"/>
+          <w:sz w:val="21"/>
+        </w:rPr>
+        <w:t xml:space="preserve">A same number between two of our sets is not agreement with the depositors: burst duration is unchanged by the switch, and </w:t>
+      </w:r>
+      <w:r>
+        <w:rPr>
+          <w:rFonts w:ascii="Consolas" w:hAnsi="Consolas"/>
+          <w:b w:val="0"/>
+          <w:i w:val="0"/>
+          <w:color w:val="222222"/>
+          <w:sz w:val="19"/>
+        </w:rPr>
+        <w:t>kapucu2022</w:t>
+      </w:r>
+      <w:r>
+        <w:rPr>
+          <w:rFonts w:ascii="Calibri" w:hAnsi="Calibri"/>
+          <w:b w:val="0"/>
+          <w:i w:val="0"/>
+          <w:color w:val="222222"/>
+          <w:sz w:val="21"/>
+        </w:rPr>
+        <w:t xml:space="preserve"> sits at 0.8208 of their value.</w:t>
+      </w:r>
+    </w:p>
+    <w:p>
+      <w:pPr>
+        <w:spacing w:after="120"/>
+        <w:ind w:left="432" w:hanging="259"/>
+      </w:pPr>
+      <w:r>
+        <w:rPr>
+          <w:rFonts w:ascii="Calibri" w:hAnsi="Calibri"/>
+          <w:b w:val="0"/>
+          <w:i w:val="0"/>
+          <w:color w:val="222222"/>
+          <w:sz w:val="21"/>
+        </w:rPr>
+        <w:t>•</w:t>
+        <w:tab/>
+      </w:r>
+      <w:r>
+        <w:rPr>
+          <w:rFonts w:ascii="Calibri" w:hAnsi="Calibri"/>
+          <w:b w:val="0"/>
+          <w:i w:val="0"/>
+          <w:color w:val="222222"/>
+          <w:sz w:val="21"/>
+        </w:rPr>
+        <w:t xml:space="preserve">Not a registered study, so the registration counts (§21, entry 43) do not change. No record of </w:t>
+      </w:r>
+      <w:r>
+        <w:rPr>
+          <w:rFonts w:ascii="Consolas" w:hAnsi="Consolas"/>
+          <w:b w:val="0"/>
+          <w:i w:val="0"/>
+          <w:color w:val="222222"/>
+          <w:sz w:val="19"/>
+        </w:rPr>
+        <w:t>neuromps.parquet</w:t>
+      </w:r>
+      <w:r>
+        <w:rPr>
+          <w:rFonts w:ascii="Calibri" w:hAnsi="Calibri"/>
+          <w:b w:val="0"/>
+          <w:i w:val="0"/>
+          <w:color w:val="222222"/>
+          <w:sz w:val="21"/>
+        </w:rPr>
+        <w:t xml:space="preserve">, no method block, no twin target and no earlier key of </w:t>
+      </w:r>
+      <w:r>
+        <w:rPr>
+          <w:rFonts w:ascii="Consolas" w:hAnsi="Consolas"/>
+          <w:b w:val="0"/>
+          <w:i w:val="0"/>
+          <w:color w:val="222222"/>
+          <w:sz w:val="19"/>
+        </w:rPr>
+        <w:t>outputs/metrics.json</w:t>
+      </w:r>
+      <w:r>
+        <w:rPr>
+          <w:rFonts w:ascii="Calibri" w:hAnsi="Calibri"/>
+          <w:b w:val="0"/>
+          <w:i w:val="0"/>
+          <w:color w:val="222222"/>
+          <w:sz w:val="21"/>
+        </w:rPr>
+        <w:t xml:space="preserve"> changes; the stage adds the key </w:t>
+      </w:r>
+      <w:r>
+        <w:rPr>
+          <w:rFonts w:ascii="Consolas" w:hAnsi="Consolas"/>
+          <w:b w:val="0"/>
+          <w:i w:val="0"/>
+          <w:color w:val="222222"/>
+          <w:sz w:val="19"/>
+        </w:rPr>
+        <w:t>feature_definitions</w:t>
+      </w:r>
+      <w:r>
+        <w:rPr>
+          <w:rFonts w:ascii="Calibri" w:hAnsi="Calibri"/>
+          <w:b w:val="0"/>
+          <w:i w:val="0"/>
+          <w:color w:val="222222"/>
+          <w:sz w:val="21"/>
+        </w:rPr>
+        <w:t xml:space="preserve"> and costs a few seconds on the quick tier, which has no developmental-plate spike files and so skips the translation.</w:t>
+      </w:r>
+    </w:p>
+    <w:p>
+      <w:pPr>
+        <w:spacing w:after="120"/>
+        <w:ind w:left="432" w:hanging="259"/>
+      </w:pPr>
+      <w:r>
+        <w:rPr>
+          <w:rFonts w:ascii="Calibri" w:hAnsi="Calibri"/>
+          <w:b w:val="0"/>
+          <w:i w:val="0"/>
+          <w:color w:val="222222"/>
+          <w:sz w:val="21"/>
+        </w:rPr>
+        <w:t>•</w:t>
+        <w:tab/>
+      </w:r>
+      <w:r>
+        <w:rPr>
+          <w:rFonts w:ascii="Calibri" w:hAnsi="Calibri"/>
+          <w:b/>
+          <w:i w:val="0"/>
+          <w:color w:val="156082"/>
+          <w:sz w:val="21"/>
+        </w:rPr>
+        <w:t>Evidence.</w:t>
+      </w:r>
+      <w:r>
+        <w:rPr>
+          <w:rFonts w:ascii="Calibri" w:hAnsi="Calibri"/>
+          <w:b w:val="0"/>
+          <w:i w:val="0"/>
+          <w:color w:val="222222"/>
+          <w:sz w:val="21"/>
+        </w:rPr>
+        <w:t xml:space="preserve"> Report §3 ("Named definition sets"); decision D37; </w:t>
+      </w:r>
+      <w:r>
+        <w:rPr>
+          <w:rFonts w:ascii="Consolas" w:hAnsi="Consolas"/>
+          <w:b w:val="0"/>
+          <w:i w:val="0"/>
+          <w:color w:val="222222"/>
+          <w:sz w:val="19"/>
+        </w:rPr>
+        <w:t>schema/STANDARD.md</w:t>
+      </w:r>
+      <w:r>
+        <w:rPr>
+          <w:rFonts w:ascii="Calibri" w:hAnsi="Calibri"/>
+          <w:b w:val="0"/>
+          <w:i w:val="0"/>
+          <w:color w:val="222222"/>
+          <w:sz w:val="21"/>
+        </w:rPr>
+        <w:t xml:space="preserve"> §4.4; </w:t>
+      </w:r>
+      <w:r>
+        <w:rPr>
+          <w:rFonts w:ascii="Consolas" w:hAnsi="Consolas"/>
+          <w:b w:val="0"/>
+          <w:i w:val="0"/>
+          <w:color w:val="222222"/>
+          <w:sz w:val="19"/>
+        </w:rPr>
+        <w:t>data/processed/features_by_definition.parquet</w:t>
+      </w:r>
+      <w:r>
+        <w:rPr>
+          <w:rFonts w:ascii="Calibri" w:hAnsi="Calibri"/>
+          <w:b w:val="0"/>
+          <w:i w:val="0"/>
+          <w:color w:val="222222"/>
+          <w:sz w:val="21"/>
+        </w:rPr>
+        <w:t xml:space="preserve">; </w:t>
+      </w:r>
+      <w:r>
+        <w:rPr>
+          <w:rFonts w:ascii="Consolas" w:hAnsi="Consolas"/>
+          <w:b w:val="0"/>
+          <w:i w:val="0"/>
+          <w:color w:val="222222"/>
+          <w:sz w:val="19"/>
+        </w:rPr>
+        <w:t>outputs/tables/feature_definitions.md</w:t>
+      </w:r>
+      <w:r>
+        <w:rPr>
+          <w:rFonts w:ascii="Calibri" w:hAnsi="Calibri"/>
+          <w:b w:val="0"/>
+          <w:i w:val="0"/>
+          <w:color w:val="222222"/>
+          <w:sz w:val="21"/>
+        </w:rPr>
+        <w:t xml:space="preserve">; </w:t>
+      </w:r>
+      <w:r>
+        <w:rPr>
+          <w:rFonts w:ascii="Consolas" w:hAnsi="Consolas"/>
+          <w:b w:val="0"/>
+          <w:i w:val="0"/>
+          <w:color w:val="222222"/>
+          <w:sz w:val="19"/>
+        </w:rPr>
+        <w:t>outputs/metrics.json</w:t>
+      </w:r>
+      <w:r>
+        <w:rPr>
+          <w:rFonts w:ascii="Calibri" w:hAnsi="Calibri"/>
+          <w:b w:val="0"/>
+          <w:i w:val="0"/>
+          <w:color w:val="222222"/>
+          <w:sz w:val="21"/>
+        </w:rPr>
+        <w:t xml:space="preserve"> key </w:t>
+      </w:r>
+      <w:r>
+        <w:rPr>
+          <w:rFonts w:ascii="Consolas" w:hAnsi="Consolas"/>
+          <w:b w:val="0"/>
+          <w:i w:val="0"/>
+          <w:color w:val="222222"/>
+          <w:sz w:val="19"/>
+        </w:rPr>
+        <w:t>feature_definitions</w:t>
+      </w:r>
+      <w:r>
+        <w:rPr>
+          <w:rFonts w:ascii="Calibri" w:hAnsi="Calibri"/>
+          <w:b w:val="0"/>
+          <w:i w:val="0"/>
+          <w:color w:val="222222"/>
+          <w:sz w:val="21"/>
+        </w:rPr>
+        <w:t xml:space="preserve">; tests </w:t>
+      </w:r>
+      <w:r>
+        <w:rPr>
+          <w:rFonts w:ascii="Consolas" w:hAnsi="Consolas"/>
+          <w:b w:val="0"/>
+          <w:i w:val="0"/>
+          <w:color w:val="222222"/>
+          <w:sz w:val="19"/>
+        </w:rPr>
+        <w:t>tests/test_feature_definitions.py</w:t>
+      </w:r>
+      <w:r>
+        <w:rPr>
+          <w:rFonts w:ascii="Calibri" w:hAnsi="Calibri"/>
+          <w:b w:val="0"/>
+          <w:i w:val="0"/>
+          <w:color w:val="222222"/>
+          <w:sz w:val="21"/>
+        </w:rPr>
+        <w:t xml:space="preserve">, </w:t>
+      </w:r>
+      <w:r>
+        <w:rPr>
+          <w:rFonts w:ascii="Consolas" w:hAnsi="Consolas"/>
+          <w:b w:val="0"/>
+          <w:i w:val="0"/>
+          <w:color w:val="222222"/>
+          <w:sz w:val="19"/>
+        </w:rPr>
+        <w:t>tests/test_definition_sidecar.py</w:t>
+      </w:r>
+      <w:r>
+        <w:rPr>
+          <w:rFonts w:ascii="Calibri" w:hAnsi="Calibri"/>
+          <w:b w:val="0"/>
+          <w:i w:val="0"/>
+          <w:color w:val="222222"/>
+          <w:sz w:val="21"/>
+        </w:rPr>
+        <w:t xml:space="preserve">, </w:t>
+      </w:r>
+      <w:r>
+        <w:rPr>
+          <w:rFonts w:ascii="Consolas" w:hAnsi="Consolas"/>
+          <w:b w:val="0"/>
+          <w:i w:val="0"/>
+          <w:color w:val="222222"/>
+          <w:sz w:val="19"/>
+        </w:rPr>
+        <w:t>tests/test_feature_translation.py</w:t>
       </w:r>
       <w:r>
         <w:rPr>

--- a/report/POST_SUBMISSION_CHANGES.docx
+++ b/report/POST_SUBMISSION_CHANGES.docx
@@ -49,10 +49,10 @@
       </w:tblPr>
       <w:tblGrid>
         <w:gridCol w:w="407"/>
-        <w:gridCol w:w="1538"/>
-        <w:gridCol w:w="2797"/>
-        <w:gridCol w:w="2562"/>
-        <w:gridCol w:w="1191"/>
+        <w:gridCol w:w="1534"/>
+        <w:gridCol w:w="2859"/>
+        <w:gridCol w:w="2516"/>
+        <w:gridCol w:w="1180"/>
       </w:tblGrid>
       <w:tr>
         <w:trPr>
@@ -85,7 +85,7 @@
         </w:tc>
         <w:tc>
           <w:tcPr>
-            <w:tcW w:type="dxa" w:w="1538"/>
+            <w:tcW w:type="dxa" w:w="1534"/>
             <w:shd w:val="clear" w:color="auto" w:fill="1F4E79"/>
             <w:vAlign w:val="center"/>
           </w:tcPr>
@@ -109,7 +109,7 @@
         </w:tc>
         <w:tc>
           <w:tcPr>
-            <w:tcW w:type="dxa" w:w="2797"/>
+            <w:tcW w:type="dxa" w:w="2859"/>
             <w:shd w:val="clear" w:color="auto" w:fill="1F4E79"/>
             <w:vAlign w:val="center"/>
           </w:tcPr>
@@ -132,7 +132,7 @@
         </w:tc>
         <w:tc>
           <w:tcPr>
-            <w:tcW w:type="dxa" w:w="2562"/>
+            <w:tcW w:type="dxa" w:w="2516"/>
             <w:shd w:val="clear" w:color="auto" w:fill="1F4E79"/>
             <w:vAlign w:val="center"/>
           </w:tcPr>
@@ -155,7 +155,7 @@
         </w:tc>
         <w:tc>
           <w:tcPr>
-            <w:tcW w:type="dxa" w:w="1191"/>
+            <w:tcW w:type="dxa" w:w="1180"/>
             <w:shd w:val="clear" w:color="auto" w:fill="1F4E79"/>
             <w:vAlign w:val="center"/>
           </w:tcPr>
@@ -207,7 +207,7 @@
         </w:tc>
         <w:tc>
           <w:tcPr>
-            <w:tcW w:type="dxa" w:w="1538"/>
+            <w:tcW w:type="dxa" w:w="1534"/>
             <w:shd w:val="clear" w:color="auto" w:fill="FFFFFF"/>
             <w:vAlign w:val="center"/>
           </w:tcPr>
@@ -231,7 +231,7 @@
         </w:tc>
         <w:tc>
           <w:tcPr>
-            <w:tcW w:type="dxa" w:w="2797"/>
+            <w:tcW w:type="dxa" w:w="2859"/>
             <w:shd w:val="clear" w:color="auto" w:fill="FFFFFF"/>
             <w:vAlign w:val="center"/>
           </w:tcPr>
@@ -254,7 +254,7 @@
         </w:tc>
         <w:tc>
           <w:tcPr>
-            <w:tcW w:type="dxa" w:w="2562"/>
+            <w:tcW w:type="dxa" w:w="2516"/>
             <w:shd w:val="clear" w:color="auto" w:fill="FFFFFF"/>
             <w:vAlign w:val="center"/>
           </w:tcPr>
@@ -277,7 +277,7 @@
         </w:tc>
         <w:tc>
           <w:tcPr>
-            <w:tcW w:type="dxa" w:w="1191"/>
+            <w:tcW w:type="dxa" w:w="1180"/>
             <w:shd w:val="clear" w:color="auto" w:fill="FFFFFF"/>
             <w:vAlign w:val="center"/>
           </w:tcPr>
@@ -349,7 +349,7 @@
         </w:tc>
         <w:tc>
           <w:tcPr>
-            <w:tcW w:type="dxa" w:w="1538"/>
+            <w:tcW w:type="dxa" w:w="1534"/>
             <w:shd w:val="clear" w:color="auto" w:fill="F7F9FB"/>
             <w:vAlign w:val="center"/>
           </w:tcPr>
@@ -373,7 +373,7 @@
         </w:tc>
         <w:tc>
           <w:tcPr>
-            <w:tcW w:type="dxa" w:w="2797"/>
+            <w:tcW w:type="dxa" w:w="2859"/>
             <w:shd w:val="clear" w:color="auto" w:fill="F7F9FB"/>
             <w:vAlign w:val="center"/>
           </w:tcPr>
@@ -396,7 +396,7 @@
         </w:tc>
         <w:tc>
           <w:tcPr>
-            <w:tcW w:type="dxa" w:w="2562"/>
+            <w:tcW w:type="dxa" w:w="2516"/>
             <w:shd w:val="clear" w:color="auto" w:fill="F7F9FB"/>
             <w:vAlign w:val="center"/>
           </w:tcPr>
@@ -419,7 +419,7 @@
         </w:tc>
         <w:tc>
           <w:tcPr>
-            <w:tcW w:type="dxa" w:w="1191"/>
+            <w:tcW w:type="dxa" w:w="1180"/>
             <w:shd w:val="clear" w:color="auto" w:fill="F7F9FB"/>
             <w:vAlign w:val="center"/>
           </w:tcPr>
@@ -471,7 +471,7 @@
         </w:tc>
         <w:tc>
           <w:tcPr>
-            <w:tcW w:type="dxa" w:w="1538"/>
+            <w:tcW w:type="dxa" w:w="1534"/>
             <w:shd w:val="clear" w:color="auto" w:fill="FFFFFF"/>
             <w:vAlign w:val="center"/>
           </w:tcPr>
@@ -495,7 +495,7 @@
         </w:tc>
         <w:tc>
           <w:tcPr>
-            <w:tcW w:type="dxa" w:w="2797"/>
+            <w:tcW w:type="dxa" w:w="2859"/>
             <w:shd w:val="clear" w:color="auto" w:fill="FFFFFF"/>
             <w:vAlign w:val="center"/>
           </w:tcPr>
@@ -518,7 +518,7 @@
         </w:tc>
         <w:tc>
           <w:tcPr>
-            <w:tcW w:type="dxa" w:w="2562"/>
+            <w:tcW w:type="dxa" w:w="2516"/>
             <w:shd w:val="clear" w:color="auto" w:fill="FFFFFF"/>
             <w:vAlign w:val="center"/>
           </w:tcPr>
@@ -541,7 +541,7 @@
         </w:tc>
         <w:tc>
           <w:tcPr>
-            <w:tcW w:type="dxa" w:w="1191"/>
+            <w:tcW w:type="dxa" w:w="1180"/>
             <w:shd w:val="clear" w:color="auto" w:fill="FFFFFF"/>
             <w:vAlign w:val="center"/>
           </w:tcPr>
@@ -593,7 +593,7 @@
         </w:tc>
         <w:tc>
           <w:tcPr>
-            <w:tcW w:type="dxa" w:w="1538"/>
+            <w:tcW w:type="dxa" w:w="1534"/>
             <w:shd w:val="clear" w:color="auto" w:fill="F7F9FB"/>
             <w:vAlign w:val="center"/>
           </w:tcPr>
@@ -617,7 +617,7 @@
         </w:tc>
         <w:tc>
           <w:tcPr>
-            <w:tcW w:type="dxa" w:w="2797"/>
+            <w:tcW w:type="dxa" w:w="2859"/>
             <w:shd w:val="clear" w:color="auto" w:fill="F7F9FB"/>
             <w:vAlign w:val="center"/>
           </w:tcPr>
@@ -640,7 +640,7 @@
         </w:tc>
         <w:tc>
           <w:tcPr>
-            <w:tcW w:type="dxa" w:w="2562"/>
+            <w:tcW w:type="dxa" w:w="2516"/>
             <w:shd w:val="clear" w:color="auto" w:fill="F7F9FB"/>
             <w:vAlign w:val="center"/>
           </w:tcPr>
@@ -663,7 +663,7 @@
         </w:tc>
         <w:tc>
           <w:tcPr>
-            <w:tcW w:type="dxa" w:w="1191"/>
+            <w:tcW w:type="dxa" w:w="1180"/>
             <w:shd w:val="clear" w:color="auto" w:fill="F7F9FB"/>
             <w:vAlign w:val="center"/>
           </w:tcPr>
@@ -735,7 +735,7 @@
         </w:tc>
         <w:tc>
           <w:tcPr>
-            <w:tcW w:type="dxa" w:w="1538"/>
+            <w:tcW w:type="dxa" w:w="1534"/>
             <w:shd w:val="clear" w:color="auto" w:fill="FFFFFF"/>
             <w:vAlign w:val="center"/>
           </w:tcPr>
@@ -759,7 +759,7 @@
         </w:tc>
         <w:tc>
           <w:tcPr>
-            <w:tcW w:type="dxa" w:w="2797"/>
+            <w:tcW w:type="dxa" w:w="2859"/>
             <w:shd w:val="clear" w:color="auto" w:fill="FFFFFF"/>
             <w:vAlign w:val="center"/>
           </w:tcPr>
@@ -782,7 +782,7 @@
         </w:tc>
         <w:tc>
           <w:tcPr>
-            <w:tcW w:type="dxa" w:w="2562"/>
+            <w:tcW w:type="dxa" w:w="2516"/>
             <w:shd w:val="clear" w:color="auto" w:fill="FFFFFF"/>
             <w:vAlign w:val="center"/>
           </w:tcPr>
@@ -805,7 +805,7 @@
         </w:tc>
         <w:tc>
           <w:tcPr>
-            <w:tcW w:type="dxa" w:w="1191"/>
+            <w:tcW w:type="dxa" w:w="1180"/>
             <w:shd w:val="clear" w:color="auto" w:fill="FFFFFF"/>
             <w:vAlign w:val="center"/>
           </w:tcPr>
@@ -857,7 +857,7 @@
         </w:tc>
         <w:tc>
           <w:tcPr>
-            <w:tcW w:type="dxa" w:w="1538"/>
+            <w:tcW w:type="dxa" w:w="1534"/>
             <w:shd w:val="clear" w:color="auto" w:fill="F7F9FB"/>
             <w:vAlign w:val="center"/>
           </w:tcPr>
@@ -881,7 +881,7 @@
         </w:tc>
         <w:tc>
           <w:tcPr>
-            <w:tcW w:type="dxa" w:w="2797"/>
+            <w:tcW w:type="dxa" w:w="2859"/>
             <w:shd w:val="clear" w:color="auto" w:fill="F7F9FB"/>
             <w:vAlign w:val="center"/>
           </w:tcPr>
@@ -904,7 +904,7 @@
         </w:tc>
         <w:tc>
           <w:tcPr>
-            <w:tcW w:type="dxa" w:w="2562"/>
+            <w:tcW w:type="dxa" w:w="2516"/>
             <w:shd w:val="clear" w:color="auto" w:fill="F7F9FB"/>
             <w:vAlign w:val="center"/>
           </w:tcPr>
@@ -927,7 +927,7 @@
         </w:tc>
         <w:tc>
           <w:tcPr>
-            <w:tcW w:type="dxa" w:w="1191"/>
+            <w:tcW w:type="dxa" w:w="1180"/>
             <w:shd w:val="clear" w:color="auto" w:fill="F7F9FB"/>
             <w:vAlign w:val="center"/>
           </w:tcPr>
@@ -979,7 +979,7 @@
         </w:tc>
         <w:tc>
           <w:tcPr>
-            <w:tcW w:type="dxa" w:w="1538"/>
+            <w:tcW w:type="dxa" w:w="1534"/>
             <w:shd w:val="clear" w:color="auto" w:fill="FFFFFF"/>
             <w:vAlign w:val="center"/>
           </w:tcPr>
@@ -1003,7 +1003,7 @@
         </w:tc>
         <w:tc>
           <w:tcPr>
-            <w:tcW w:type="dxa" w:w="2797"/>
+            <w:tcW w:type="dxa" w:w="2859"/>
             <w:shd w:val="clear" w:color="auto" w:fill="FFFFFF"/>
             <w:vAlign w:val="center"/>
           </w:tcPr>
@@ -1026,7 +1026,7 @@
         </w:tc>
         <w:tc>
           <w:tcPr>
-            <w:tcW w:type="dxa" w:w="2562"/>
+            <w:tcW w:type="dxa" w:w="2516"/>
             <w:shd w:val="clear" w:color="auto" w:fill="FFFFFF"/>
             <w:vAlign w:val="center"/>
           </w:tcPr>
@@ -1049,7 +1049,7 @@
         </w:tc>
         <w:tc>
           <w:tcPr>
-            <w:tcW w:type="dxa" w:w="1191"/>
+            <w:tcW w:type="dxa" w:w="1180"/>
             <w:shd w:val="clear" w:color="auto" w:fill="FFFFFF"/>
             <w:vAlign w:val="center"/>
           </w:tcPr>
@@ -1121,7 +1121,7 @@
         </w:tc>
         <w:tc>
           <w:tcPr>
-            <w:tcW w:type="dxa" w:w="1538"/>
+            <w:tcW w:type="dxa" w:w="1534"/>
             <w:shd w:val="clear" w:color="auto" w:fill="F7F9FB"/>
             <w:vAlign w:val="center"/>
           </w:tcPr>
@@ -1145,7 +1145,7 @@
         </w:tc>
         <w:tc>
           <w:tcPr>
-            <w:tcW w:type="dxa" w:w="2797"/>
+            <w:tcW w:type="dxa" w:w="2859"/>
             <w:shd w:val="clear" w:color="auto" w:fill="F7F9FB"/>
             <w:vAlign w:val="center"/>
           </w:tcPr>
@@ -1168,7 +1168,7 @@
         </w:tc>
         <w:tc>
           <w:tcPr>
-            <w:tcW w:type="dxa" w:w="2562"/>
+            <w:tcW w:type="dxa" w:w="2516"/>
             <w:shd w:val="clear" w:color="auto" w:fill="F7F9FB"/>
             <w:vAlign w:val="center"/>
           </w:tcPr>
@@ -1191,7 +1191,7 @@
         </w:tc>
         <w:tc>
           <w:tcPr>
-            <w:tcW w:type="dxa" w:w="1191"/>
+            <w:tcW w:type="dxa" w:w="1180"/>
             <w:shd w:val="clear" w:color="auto" w:fill="F7F9FB"/>
             <w:vAlign w:val="center"/>
           </w:tcPr>
@@ -1263,7 +1263,7 @@
         </w:tc>
         <w:tc>
           <w:tcPr>
-            <w:tcW w:type="dxa" w:w="1538"/>
+            <w:tcW w:type="dxa" w:w="1534"/>
             <w:shd w:val="clear" w:color="auto" w:fill="FFFFFF"/>
             <w:vAlign w:val="center"/>
           </w:tcPr>
@@ -1287,7 +1287,7 @@
         </w:tc>
         <w:tc>
           <w:tcPr>
-            <w:tcW w:type="dxa" w:w="2797"/>
+            <w:tcW w:type="dxa" w:w="2859"/>
             <w:shd w:val="clear" w:color="auto" w:fill="FFFFFF"/>
             <w:vAlign w:val="center"/>
           </w:tcPr>
@@ -1310,7 +1310,7 @@
         </w:tc>
         <w:tc>
           <w:tcPr>
-            <w:tcW w:type="dxa" w:w="2562"/>
+            <w:tcW w:type="dxa" w:w="2516"/>
             <w:shd w:val="clear" w:color="auto" w:fill="FFFFFF"/>
             <w:vAlign w:val="center"/>
           </w:tcPr>
@@ -1333,7 +1333,7 @@
         </w:tc>
         <w:tc>
           <w:tcPr>
-            <w:tcW w:type="dxa" w:w="1191"/>
+            <w:tcW w:type="dxa" w:w="1180"/>
             <w:shd w:val="clear" w:color="auto" w:fill="FFFFFF"/>
             <w:vAlign w:val="center"/>
           </w:tcPr>
@@ -1405,7 +1405,7 @@
         </w:tc>
         <w:tc>
           <w:tcPr>
-            <w:tcW w:type="dxa" w:w="1538"/>
+            <w:tcW w:type="dxa" w:w="1534"/>
             <w:shd w:val="clear" w:color="auto" w:fill="F7F9FB"/>
             <w:vAlign w:val="center"/>
           </w:tcPr>
@@ -1429,7 +1429,7 @@
         </w:tc>
         <w:tc>
           <w:tcPr>
-            <w:tcW w:type="dxa" w:w="2797"/>
+            <w:tcW w:type="dxa" w:w="2859"/>
             <w:shd w:val="clear" w:color="auto" w:fill="F7F9FB"/>
             <w:vAlign w:val="center"/>
           </w:tcPr>
@@ -1452,7 +1452,7 @@
         </w:tc>
         <w:tc>
           <w:tcPr>
-            <w:tcW w:type="dxa" w:w="2562"/>
+            <w:tcW w:type="dxa" w:w="2516"/>
             <w:shd w:val="clear" w:color="auto" w:fill="F7F9FB"/>
             <w:vAlign w:val="center"/>
           </w:tcPr>
@@ -1475,7 +1475,7 @@
         </w:tc>
         <w:tc>
           <w:tcPr>
-            <w:tcW w:type="dxa" w:w="1191"/>
+            <w:tcW w:type="dxa" w:w="1180"/>
             <w:shd w:val="clear" w:color="auto" w:fill="F7F9FB"/>
             <w:vAlign w:val="center"/>
           </w:tcPr>
@@ -1547,7 +1547,7 @@
         </w:tc>
         <w:tc>
           <w:tcPr>
-            <w:tcW w:type="dxa" w:w="1538"/>
+            <w:tcW w:type="dxa" w:w="1534"/>
             <w:shd w:val="clear" w:color="auto" w:fill="FFFFFF"/>
             <w:vAlign w:val="center"/>
           </w:tcPr>
@@ -1571,7 +1571,7 @@
         </w:tc>
         <w:tc>
           <w:tcPr>
-            <w:tcW w:type="dxa" w:w="2797"/>
+            <w:tcW w:type="dxa" w:w="2859"/>
             <w:shd w:val="clear" w:color="auto" w:fill="FFFFFF"/>
             <w:vAlign w:val="center"/>
           </w:tcPr>
@@ -1594,7 +1594,7 @@
         </w:tc>
         <w:tc>
           <w:tcPr>
-            <w:tcW w:type="dxa" w:w="2562"/>
+            <w:tcW w:type="dxa" w:w="2516"/>
             <w:shd w:val="clear" w:color="auto" w:fill="FFFFFF"/>
             <w:vAlign w:val="center"/>
           </w:tcPr>
@@ -1617,7 +1617,7 @@
         </w:tc>
         <w:tc>
           <w:tcPr>
-            <w:tcW w:type="dxa" w:w="1191"/>
+            <w:tcW w:type="dxa" w:w="1180"/>
             <w:shd w:val="clear" w:color="auto" w:fill="FFFFFF"/>
             <w:vAlign w:val="center"/>
           </w:tcPr>
@@ -1689,7 +1689,7 @@
         </w:tc>
         <w:tc>
           <w:tcPr>
-            <w:tcW w:type="dxa" w:w="1538"/>
+            <w:tcW w:type="dxa" w:w="1534"/>
             <w:shd w:val="clear" w:color="auto" w:fill="F7F9FB"/>
             <w:vAlign w:val="center"/>
           </w:tcPr>
@@ -1713,7 +1713,7 @@
         </w:tc>
         <w:tc>
           <w:tcPr>
-            <w:tcW w:type="dxa" w:w="2797"/>
+            <w:tcW w:type="dxa" w:w="2859"/>
             <w:shd w:val="clear" w:color="auto" w:fill="F7F9FB"/>
             <w:vAlign w:val="center"/>
           </w:tcPr>
@@ -1736,7 +1736,7 @@
         </w:tc>
         <w:tc>
           <w:tcPr>
-            <w:tcW w:type="dxa" w:w="2562"/>
+            <w:tcW w:type="dxa" w:w="2516"/>
             <w:shd w:val="clear" w:color="auto" w:fill="F7F9FB"/>
             <w:vAlign w:val="center"/>
           </w:tcPr>
@@ -1759,7 +1759,7 @@
         </w:tc>
         <w:tc>
           <w:tcPr>
-            <w:tcW w:type="dxa" w:w="1191"/>
+            <w:tcW w:type="dxa" w:w="1180"/>
             <w:shd w:val="clear" w:color="auto" w:fill="F7F9FB"/>
             <w:vAlign w:val="center"/>
           </w:tcPr>
@@ -1811,7 +1811,7 @@
         </w:tc>
         <w:tc>
           <w:tcPr>
-            <w:tcW w:type="dxa" w:w="1538"/>
+            <w:tcW w:type="dxa" w:w="1534"/>
             <w:shd w:val="clear" w:color="auto" w:fill="FFFFFF"/>
             <w:vAlign w:val="center"/>
           </w:tcPr>
@@ -1835,7 +1835,7 @@
         </w:tc>
         <w:tc>
           <w:tcPr>
-            <w:tcW w:type="dxa" w:w="2797"/>
+            <w:tcW w:type="dxa" w:w="2859"/>
             <w:shd w:val="clear" w:color="auto" w:fill="FFFFFF"/>
             <w:vAlign w:val="center"/>
           </w:tcPr>
@@ -1858,7 +1858,7 @@
         </w:tc>
         <w:tc>
           <w:tcPr>
-            <w:tcW w:type="dxa" w:w="2562"/>
+            <w:tcW w:type="dxa" w:w="2516"/>
             <w:shd w:val="clear" w:color="auto" w:fill="FFFFFF"/>
             <w:vAlign w:val="center"/>
           </w:tcPr>
@@ -1881,7 +1881,7 @@
         </w:tc>
         <w:tc>
           <w:tcPr>
-            <w:tcW w:type="dxa" w:w="1191"/>
+            <w:tcW w:type="dxa" w:w="1180"/>
             <w:shd w:val="clear" w:color="auto" w:fill="FFFFFF"/>
             <w:vAlign w:val="center"/>
           </w:tcPr>
@@ -1943,7 +1943,7 @@
         </w:tc>
         <w:tc>
           <w:tcPr>
-            <w:tcW w:type="dxa" w:w="1538"/>
+            <w:tcW w:type="dxa" w:w="1534"/>
             <w:shd w:val="clear" w:color="auto" w:fill="F7F9FB"/>
             <w:vAlign w:val="center"/>
           </w:tcPr>
@@ -1967,7 +1967,7 @@
         </w:tc>
         <w:tc>
           <w:tcPr>
-            <w:tcW w:type="dxa" w:w="2797"/>
+            <w:tcW w:type="dxa" w:w="2859"/>
             <w:shd w:val="clear" w:color="auto" w:fill="F7F9FB"/>
             <w:vAlign w:val="center"/>
           </w:tcPr>
@@ -1990,7 +1990,7 @@
         </w:tc>
         <w:tc>
           <w:tcPr>
-            <w:tcW w:type="dxa" w:w="2562"/>
+            <w:tcW w:type="dxa" w:w="2516"/>
             <w:shd w:val="clear" w:color="auto" w:fill="F7F9FB"/>
             <w:vAlign w:val="center"/>
           </w:tcPr>
@@ -2013,7 +2013,7 @@
         </w:tc>
         <w:tc>
           <w:tcPr>
-            <w:tcW w:type="dxa" w:w="1191"/>
+            <w:tcW w:type="dxa" w:w="1180"/>
             <w:shd w:val="clear" w:color="auto" w:fill="F7F9FB"/>
             <w:vAlign w:val="center"/>
           </w:tcPr>
@@ -2085,7 +2085,7 @@
         </w:tc>
         <w:tc>
           <w:tcPr>
-            <w:tcW w:type="dxa" w:w="1538"/>
+            <w:tcW w:type="dxa" w:w="1534"/>
             <w:shd w:val="clear" w:color="auto" w:fill="FFFFFF"/>
             <w:vAlign w:val="center"/>
           </w:tcPr>
@@ -2109,7 +2109,7 @@
         </w:tc>
         <w:tc>
           <w:tcPr>
-            <w:tcW w:type="dxa" w:w="2797"/>
+            <w:tcW w:type="dxa" w:w="2859"/>
             <w:shd w:val="clear" w:color="auto" w:fill="FFFFFF"/>
             <w:vAlign w:val="center"/>
           </w:tcPr>
@@ -2132,7 +2132,7 @@
         </w:tc>
         <w:tc>
           <w:tcPr>
-            <w:tcW w:type="dxa" w:w="2562"/>
+            <w:tcW w:type="dxa" w:w="2516"/>
             <w:shd w:val="clear" w:color="auto" w:fill="FFFFFF"/>
             <w:vAlign w:val="center"/>
           </w:tcPr>
@@ -2155,7 +2155,7 @@
         </w:tc>
         <w:tc>
           <w:tcPr>
-            <w:tcW w:type="dxa" w:w="1191"/>
+            <w:tcW w:type="dxa" w:w="1180"/>
             <w:shd w:val="clear" w:color="auto" w:fill="FFFFFF"/>
             <w:vAlign w:val="center"/>
           </w:tcPr>
@@ -2227,7 +2227,7 @@
         </w:tc>
         <w:tc>
           <w:tcPr>
-            <w:tcW w:type="dxa" w:w="1538"/>
+            <w:tcW w:type="dxa" w:w="1534"/>
             <w:shd w:val="clear" w:color="auto" w:fill="F7F9FB"/>
             <w:vAlign w:val="center"/>
           </w:tcPr>
@@ -2251,7 +2251,7 @@
         </w:tc>
         <w:tc>
           <w:tcPr>
-            <w:tcW w:type="dxa" w:w="2797"/>
+            <w:tcW w:type="dxa" w:w="2859"/>
             <w:shd w:val="clear" w:color="auto" w:fill="F7F9FB"/>
             <w:vAlign w:val="center"/>
           </w:tcPr>
@@ -2274,7 +2274,7 @@
         </w:tc>
         <w:tc>
           <w:tcPr>
-            <w:tcW w:type="dxa" w:w="2562"/>
+            <w:tcW w:type="dxa" w:w="2516"/>
             <w:shd w:val="clear" w:color="auto" w:fill="F7F9FB"/>
             <w:vAlign w:val="center"/>
           </w:tcPr>
@@ -2297,7 +2297,7 @@
         </w:tc>
         <w:tc>
           <w:tcPr>
-            <w:tcW w:type="dxa" w:w="1191"/>
+            <w:tcW w:type="dxa" w:w="1180"/>
             <w:shd w:val="clear" w:color="auto" w:fill="F7F9FB"/>
             <w:vAlign w:val="center"/>
           </w:tcPr>
@@ -2359,7 +2359,7 @@
         </w:tc>
         <w:tc>
           <w:tcPr>
-            <w:tcW w:type="dxa" w:w="1538"/>
+            <w:tcW w:type="dxa" w:w="1534"/>
             <w:shd w:val="clear" w:color="auto" w:fill="FFFFFF"/>
             <w:vAlign w:val="center"/>
           </w:tcPr>
@@ -2383,7 +2383,7 @@
         </w:tc>
         <w:tc>
           <w:tcPr>
-            <w:tcW w:type="dxa" w:w="2797"/>
+            <w:tcW w:type="dxa" w:w="2859"/>
             <w:shd w:val="clear" w:color="auto" w:fill="FFFFFF"/>
             <w:vAlign w:val="center"/>
           </w:tcPr>
@@ -2406,7 +2406,7 @@
         </w:tc>
         <w:tc>
           <w:tcPr>
-            <w:tcW w:type="dxa" w:w="2562"/>
+            <w:tcW w:type="dxa" w:w="2516"/>
             <w:shd w:val="clear" w:color="auto" w:fill="FFFFFF"/>
             <w:vAlign w:val="center"/>
           </w:tcPr>
@@ -2429,7 +2429,7 @@
         </w:tc>
         <w:tc>
           <w:tcPr>
-            <w:tcW w:type="dxa" w:w="1191"/>
+            <w:tcW w:type="dxa" w:w="1180"/>
             <w:shd w:val="clear" w:color="auto" w:fill="FFFFFF"/>
             <w:vAlign w:val="center"/>
           </w:tcPr>
@@ -2501,7 +2501,7 @@
         </w:tc>
         <w:tc>
           <w:tcPr>
-            <w:tcW w:type="dxa" w:w="1538"/>
+            <w:tcW w:type="dxa" w:w="1534"/>
             <w:shd w:val="clear" w:color="auto" w:fill="F7F9FB"/>
             <w:vAlign w:val="center"/>
           </w:tcPr>
@@ -2525,7 +2525,7 @@
         </w:tc>
         <w:tc>
           <w:tcPr>
-            <w:tcW w:type="dxa" w:w="2797"/>
+            <w:tcW w:type="dxa" w:w="2859"/>
             <w:shd w:val="clear" w:color="auto" w:fill="F7F9FB"/>
             <w:vAlign w:val="center"/>
           </w:tcPr>
@@ -2548,7 +2548,7 @@
         </w:tc>
         <w:tc>
           <w:tcPr>
-            <w:tcW w:type="dxa" w:w="2562"/>
+            <w:tcW w:type="dxa" w:w="2516"/>
             <w:shd w:val="clear" w:color="auto" w:fill="F7F9FB"/>
             <w:vAlign w:val="center"/>
           </w:tcPr>
@@ -2571,7 +2571,7 @@
         </w:tc>
         <w:tc>
           <w:tcPr>
-            <w:tcW w:type="dxa" w:w="1191"/>
+            <w:tcW w:type="dxa" w:w="1180"/>
             <w:shd w:val="clear" w:color="auto" w:fill="F7F9FB"/>
             <w:vAlign w:val="center"/>
           </w:tcPr>
@@ -2643,7 +2643,7 @@
         </w:tc>
         <w:tc>
           <w:tcPr>
-            <w:tcW w:type="dxa" w:w="1538"/>
+            <w:tcW w:type="dxa" w:w="1534"/>
             <w:shd w:val="clear" w:color="auto" w:fill="FFFFFF"/>
             <w:vAlign w:val="center"/>
           </w:tcPr>
@@ -2667,7 +2667,7 @@
         </w:tc>
         <w:tc>
           <w:tcPr>
-            <w:tcW w:type="dxa" w:w="2797"/>
+            <w:tcW w:type="dxa" w:w="2859"/>
             <w:shd w:val="clear" w:color="auto" w:fill="FFFFFF"/>
             <w:vAlign w:val="center"/>
           </w:tcPr>
@@ -2690,7 +2690,7 @@
         </w:tc>
         <w:tc>
           <w:tcPr>
-            <w:tcW w:type="dxa" w:w="2562"/>
+            <w:tcW w:type="dxa" w:w="2516"/>
             <w:shd w:val="clear" w:color="auto" w:fill="FFFFFF"/>
             <w:vAlign w:val="center"/>
           </w:tcPr>
@@ -2713,7 +2713,7 @@
         </w:tc>
         <w:tc>
           <w:tcPr>
-            <w:tcW w:type="dxa" w:w="1191"/>
+            <w:tcW w:type="dxa" w:w="1180"/>
             <w:shd w:val="clear" w:color="auto" w:fill="FFFFFF"/>
             <w:vAlign w:val="center"/>
           </w:tcPr>
@@ -2785,7 +2785,7 @@
         </w:tc>
         <w:tc>
           <w:tcPr>
-            <w:tcW w:type="dxa" w:w="1538"/>
+            <w:tcW w:type="dxa" w:w="1534"/>
             <w:shd w:val="clear" w:color="auto" w:fill="F7F9FB"/>
             <w:vAlign w:val="center"/>
           </w:tcPr>
@@ -2809,7 +2809,7 @@
         </w:tc>
         <w:tc>
           <w:tcPr>
-            <w:tcW w:type="dxa" w:w="2797"/>
+            <w:tcW w:type="dxa" w:w="2859"/>
             <w:shd w:val="clear" w:color="auto" w:fill="F7F9FB"/>
             <w:vAlign w:val="center"/>
           </w:tcPr>
@@ -2832,7 +2832,7 @@
         </w:tc>
         <w:tc>
           <w:tcPr>
-            <w:tcW w:type="dxa" w:w="2562"/>
+            <w:tcW w:type="dxa" w:w="2516"/>
             <w:shd w:val="clear" w:color="auto" w:fill="F7F9FB"/>
             <w:vAlign w:val="center"/>
           </w:tcPr>
@@ -2855,7 +2855,7 @@
         </w:tc>
         <w:tc>
           <w:tcPr>
-            <w:tcW w:type="dxa" w:w="1191"/>
+            <w:tcW w:type="dxa" w:w="1180"/>
             <w:shd w:val="clear" w:color="auto" w:fill="F7F9FB"/>
             <w:vAlign w:val="center"/>
           </w:tcPr>
@@ -2927,7 +2927,7 @@
         </w:tc>
         <w:tc>
           <w:tcPr>
-            <w:tcW w:type="dxa" w:w="1538"/>
+            <w:tcW w:type="dxa" w:w="1534"/>
             <w:shd w:val="clear" w:color="auto" w:fill="FFFFFF"/>
             <w:vAlign w:val="center"/>
           </w:tcPr>
@@ -2951,7 +2951,7 @@
         </w:tc>
         <w:tc>
           <w:tcPr>
-            <w:tcW w:type="dxa" w:w="2797"/>
+            <w:tcW w:type="dxa" w:w="2859"/>
             <w:shd w:val="clear" w:color="auto" w:fill="FFFFFF"/>
             <w:vAlign w:val="center"/>
           </w:tcPr>
@@ -2974,7 +2974,7 @@
         </w:tc>
         <w:tc>
           <w:tcPr>
-            <w:tcW w:type="dxa" w:w="2562"/>
+            <w:tcW w:type="dxa" w:w="2516"/>
             <w:shd w:val="clear" w:color="auto" w:fill="FFFFFF"/>
             <w:vAlign w:val="center"/>
           </w:tcPr>
@@ -2997,7 +2997,7 @@
         </w:tc>
         <w:tc>
           <w:tcPr>
-            <w:tcW w:type="dxa" w:w="1191"/>
+            <w:tcW w:type="dxa" w:w="1180"/>
             <w:shd w:val="clear" w:color="auto" w:fill="FFFFFF"/>
             <w:vAlign w:val="center"/>
           </w:tcPr>
@@ -3069,7 +3069,7 @@
         </w:tc>
         <w:tc>
           <w:tcPr>
-            <w:tcW w:type="dxa" w:w="1538"/>
+            <w:tcW w:type="dxa" w:w="1534"/>
             <w:shd w:val="clear" w:color="auto" w:fill="F7F9FB"/>
             <w:vAlign w:val="center"/>
           </w:tcPr>
@@ -3093,7 +3093,7 @@
         </w:tc>
         <w:tc>
           <w:tcPr>
-            <w:tcW w:type="dxa" w:w="2797"/>
+            <w:tcW w:type="dxa" w:w="2859"/>
             <w:shd w:val="clear" w:color="auto" w:fill="F7F9FB"/>
             <w:vAlign w:val="center"/>
           </w:tcPr>
@@ -3116,7 +3116,7 @@
         </w:tc>
         <w:tc>
           <w:tcPr>
-            <w:tcW w:type="dxa" w:w="2562"/>
+            <w:tcW w:type="dxa" w:w="2516"/>
             <w:shd w:val="clear" w:color="auto" w:fill="F7F9FB"/>
             <w:vAlign w:val="center"/>
           </w:tcPr>
@@ -3139,7 +3139,7 @@
         </w:tc>
         <w:tc>
           <w:tcPr>
-            <w:tcW w:type="dxa" w:w="1191"/>
+            <w:tcW w:type="dxa" w:w="1180"/>
             <w:shd w:val="clear" w:color="auto" w:fill="F7F9FB"/>
             <w:vAlign w:val="center"/>
           </w:tcPr>
@@ -3201,7 +3201,7 @@
         </w:tc>
         <w:tc>
           <w:tcPr>
-            <w:tcW w:type="dxa" w:w="1538"/>
+            <w:tcW w:type="dxa" w:w="1534"/>
             <w:shd w:val="clear" w:color="auto" w:fill="FFFFFF"/>
             <w:vAlign w:val="center"/>
           </w:tcPr>
@@ -3225,7 +3225,7 @@
         </w:tc>
         <w:tc>
           <w:tcPr>
-            <w:tcW w:type="dxa" w:w="2797"/>
+            <w:tcW w:type="dxa" w:w="2859"/>
             <w:shd w:val="clear" w:color="auto" w:fill="FFFFFF"/>
             <w:vAlign w:val="center"/>
           </w:tcPr>
@@ -3248,7 +3248,7 @@
         </w:tc>
         <w:tc>
           <w:tcPr>
-            <w:tcW w:type="dxa" w:w="2562"/>
+            <w:tcW w:type="dxa" w:w="2516"/>
             <w:shd w:val="clear" w:color="auto" w:fill="FFFFFF"/>
             <w:vAlign w:val="center"/>
           </w:tcPr>
@@ -3271,7 +3271,7 @@
         </w:tc>
         <w:tc>
           <w:tcPr>
-            <w:tcW w:type="dxa" w:w="1191"/>
+            <w:tcW w:type="dxa" w:w="1180"/>
             <w:shd w:val="clear" w:color="auto" w:fill="FFFFFF"/>
             <w:vAlign w:val="center"/>
           </w:tcPr>
@@ -3333,7 +3333,7 @@
         </w:tc>
         <w:tc>
           <w:tcPr>
-            <w:tcW w:type="dxa" w:w="1538"/>
+            <w:tcW w:type="dxa" w:w="1534"/>
             <w:shd w:val="clear" w:color="auto" w:fill="F7F9FB"/>
             <w:vAlign w:val="center"/>
           </w:tcPr>
@@ -3357,7 +3357,7 @@
         </w:tc>
         <w:tc>
           <w:tcPr>
-            <w:tcW w:type="dxa" w:w="2797"/>
+            <w:tcW w:type="dxa" w:w="2859"/>
             <w:shd w:val="clear" w:color="auto" w:fill="F7F9FB"/>
             <w:vAlign w:val="center"/>
           </w:tcPr>
@@ -3380,7 +3380,7 @@
         </w:tc>
         <w:tc>
           <w:tcPr>
-            <w:tcW w:type="dxa" w:w="2562"/>
+            <w:tcW w:type="dxa" w:w="2516"/>
             <w:shd w:val="clear" w:color="auto" w:fill="F7F9FB"/>
             <w:vAlign w:val="center"/>
           </w:tcPr>
@@ -3403,7 +3403,7 @@
         </w:tc>
         <w:tc>
           <w:tcPr>
-            <w:tcW w:type="dxa" w:w="1191"/>
+            <w:tcW w:type="dxa" w:w="1180"/>
             <w:shd w:val="clear" w:color="auto" w:fill="F7F9FB"/>
             <w:vAlign w:val="center"/>
           </w:tcPr>
@@ -3465,7 +3465,7 @@
         </w:tc>
         <w:tc>
           <w:tcPr>
-            <w:tcW w:type="dxa" w:w="1538"/>
+            <w:tcW w:type="dxa" w:w="1534"/>
             <w:shd w:val="clear" w:color="auto" w:fill="FFFFFF"/>
             <w:vAlign w:val="center"/>
           </w:tcPr>
@@ -3489,7 +3489,7 @@
         </w:tc>
         <w:tc>
           <w:tcPr>
-            <w:tcW w:type="dxa" w:w="2797"/>
+            <w:tcW w:type="dxa" w:w="2859"/>
             <w:shd w:val="clear" w:color="auto" w:fill="FFFFFF"/>
             <w:vAlign w:val="center"/>
           </w:tcPr>
@@ -3512,7 +3512,7 @@
         </w:tc>
         <w:tc>
           <w:tcPr>
-            <w:tcW w:type="dxa" w:w="2562"/>
+            <w:tcW w:type="dxa" w:w="2516"/>
             <w:shd w:val="clear" w:color="auto" w:fill="FFFFFF"/>
             <w:vAlign w:val="center"/>
           </w:tcPr>
@@ -3535,7 +3535,7 @@
         </w:tc>
         <w:tc>
           <w:tcPr>
-            <w:tcW w:type="dxa" w:w="1191"/>
+            <w:tcW w:type="dxa" w:w="1180"/>
             <w:shd w:val="clear" w:color="auto" w:fill="FFFFFF"/>
             <w:vAlign w:val="center"/>
           </w:tcPr>
@@ -3597,7 +3597,7 @@
         </w:tc>
         <w:tc>
           <w:tcPr>
-            <w:tcW w:type="dxa" w:w="1538"/>
+            <w:tcW w:type="dxa" w:w="1534"/>
             <w:shd w:val="clear" w:color="auto" w:fill="F7F9FB"/>
             <w:vAlign w:val="center"/>
           </w:tcPr>
@@ -3621,7 +3621,7 @@
         </w:tc>
         <w:tc>
           <w:tcPr>
-            <w:tcW w:type="dxa" w:w="2797"/>
+            <w:tcW w:type="dxa" w:w="2859"/>
             <w:shd w:val="clear" w:color="auto" w:fill="F7F9FB"/>
             <w:vAlign w:val="center"/>
           </w:tcPr>
@@ -3644,7 +3644,7 @@
         </w:tc>
         <w:tc>
           <w:tcPr>
-            <w:tcW w:type="dxa" w:w="2562"/>
+            <w:tcW w:type="dxa" w:w="2516"/>
             <w:shd w:val="clear" w:color="auto" w:fill="F7F9FB"/>
             <w:vAlign w:val="center"/>
           </w:tcPr>
@@ -3667,7 +3667,7 @@
         </w:tc>
         <w:tc>
           <w:tcPr>
-            <w:tcW w:type="dxa" w:w="1191"/>
+            <w:tcW w:type="dxa" w:w="1180"/>
             <w:shd w:val="clear" w:color="auto" w:fill="F7F9FB"/>
             <w:vAlign w:val="center"/>
           </w:tcPr>
@@ -3729,7 +3729,7 @@
         </w:tc>
         <w:tc>
           <w:tcPr>
-            <w:tcW w:type="dxa" w:w="1538"/>
+            <w:tcW w:type="dxa" w:w="1534"/>
             <w:shd w:val="clear" w:color="auto" w:fill="FFFFFF"/>
             <w:vAlign w:val="center"/>
           </w:tcPr>
@@ -3753,7 +3753,7 @@
         </w:tc>
         <w:tc>
           <w:tcPr>
-            <w:tcW w:type="dxa" w:w="2797"/>
+            <w:tcW w:type="dxa" w:w="2859"/>
             <w:shd w:val="clear" w:color="auto" w:fill="FFFFFF"/>
             <w:vAlign w:val="center"/>
           </w:tcPr>
@@ -3776,7 +3776,7 @@
         </w:tc>
         <w:tc>
           <w:tcPr>
-            <w:tcW w:type="dxa" w:w="2562"/>
+            <w:tcW w:type="dxa" w:w="2516"/>
             <w:shd w:val="clear" w:color="auto" w:fill="FFFFFF"/>
             <w:vAlign w:val="center"/>
           </w:tcPr>
@@ -3799,7 +3799,7 @@
         </w:tc>
         <w:tc>
           <w:tcPr>
-            <w:tcW w:type="dxa" w:w="1191"/>
+            <w:tcW w:type="dxa" w:w="1180"/>
             <w:shd w:val="clear" w:color="auto" w:fill="FFFFFF"/>
             <w:vAlign w:val="center"/>
           </w:tcPr>
@@ -3861,7 +3861,7 @@
         </w:tc>
         <w:tc>
           <w:tcPr>
-            <w:tcW w:type="dxa" w:w="1538"/>
+            <w:tcW w:type="dxa" w:w="1534"/>
             <w:shd w:val="clear" w:color="auto" w:fill="F7F9FB"/>
             <w:vAlign w:val="center"/>
           </w:tcPr>
@@ -3885,7 +3885,7 @@
         </w:tc>
         <w:tc>
           <w:tcPr>
-            <w:tcW w:type="dxa" w:w="2797"/>
+            <w:tcW w:type="dxa" w:w="2859"/>
             <w:shd w:val="clear" w:color="auto" w:fill="F7F9FB"/>
             <w:vAlign w:val="center"/>
           </w:tcPr>
@@ -3908,7 +3908,7 @@
         </w:tc>
         <w:tc>
           <w:tcPr>
-            <w:tcW w:type="dxa" w:w="2562"/>
+            <w:tcW w:type="dxa" w:w="2516"/>
             <w:shd w:val="clear" w:color="auto" w:fill="F7F9FB"/>
             <w:vAlign w:val="center"/>
           </w:tcPr>
@@ -3931,7 +3931,7 @@
         </w:tc>
         <w:tc>
           <w:tcPr>
-            <w:tcW w:type="dxa" w:w="1191"/>
+            <w:tcW w:type="dxa" w:w="1180"/>
             <w:shd w:val="clear" w:color="auto" w:fill="F7F9FB"/>
             <w:vAlign w:val="center"/>
           </w:tcPr>
@@ -3993,7 +3993,7 @@
         </w:tc>
         <w:tc>
           <w:tcPr>
-            <w:tcW w:type="dxa" w:w="1538"/>
+            <w:tcW w:type="dxa" w:w="1534"/>
             <w:shd w:val="clear" w:color="auto" w:fill="FFFFFF"/>
             <w:vAlign w:val="center"/>
           </w:tcPr>
@@ -4017,7 +4017,7 @@
         </w:tc>
         <w:tc>
           <w:tcPr>
-            <w:tcW w:type="dxa" w:w="2797"/>
+            <w:tcW w:type="dxa" w:w="2859"/>
             <w:shd w:val="clear" w:color="auto" w:fill="FFFFFF"/>
             <w:vAlign w:val="center"/>
           </w:tcPr>
@@ -4040,7 +4040,7 @@
         </w:tc>
         <w:tc>
           <w:tcPr>
-            <w:tcW w:type="dxa" w:w="2562"/>
+            <w:tcW w:type="dxa" w:w="2516"/>
             <w:shd w:val="clear" w:color="auto" w:fill="FFFFFF"/>
             <w:vAlign w:val="center"/>
           </w:tcPr>
@@ -4063,7 +4063,7 @@
         </w:tc>
         <w:tc>
           <w:tcPr>
-            <w:tcW w:type="dxa" w:w="1191"/>
+            <w:tcW w:type="dxa" w:w="1180"/>
             <w:shd w:val="clear" w:color="auto" w:fill="FFFFFF"/>
             <w:vAlign w:val="center"/>
           </w:tcPr>
@@ -4125,7 +4125,7 @@
         </w:tc>
         <w:tc>
           <w:tcPr>
-            <w:tcW w:type="dxa" w:w="1538"/>
+            <w:tcW w:type="dxa" w:w="1534"/>
             <w:shd w:val="clear" w:color="auto" w:fill="F7F9FB"/>
             <w:vAlign w:val="center"/>
           </w:tcPr>
@@ -4149,7 +4149,7 @@
         </w:tc>
         <w:tc>
           <w:tcPr>
-            <w:tcW w:type="dxa" w:w="2797"/>
+            <w:tcW w:type="dxa" w:w="2859"/>
             <w:shd w:val="clear" w:color="auto" w:fill="F7F9FB"/>
             <w:vAlign w:val="center"/>
           </w:tcPr>
@@ -4172,7 +4172,7 @@
         </w:tc>
         <w:tc>
           <w:tcPr>
-            <w:tcW w:type="dxa" w:w="2562"/>
+            <w:tcW w:type="dxa" w:w="2516"/>
             <w:shd w:val="clear" w:color="auto" w:fill="F7F9FB"/>
             <w:vAlign w:val="center"/>
           </w:tcPr>
@@ -4195,7 +4195,7 @@
         </w:tc>
         <w:tc>
           <w:tcPr>
-            <w:tcW w:type="dxa" w:w="1191"/>
+            <w:tcW w:type="dxa" w:w="1180"/>
             <w:shd w:val="clear" w:color="auto" w:fill="F7F9FB"/>
             <w:vAlign w:val="center"/>
           </w:tcPr>
@@ -4257,7 +4257,7 @@
         </w:tc>
         <w:tc>
           <w:tcPr>
-            <w:tcW w:type="dxa" w:w="1538"/>
+            <w:tcW w:type="dxa" w:w="1534"/>
             <w:shd w:val="clear" w:color="auto" w:fill="FFFFFF"/>
             <w:vAlign w:val="center"/>
           </w:tcPr>
@@ -4281,7 +4281,7 @@
         </w:tc>
         <w:tc>
           <w:tcPr>
-            <w:tcW w:type="dxa" w:w="2797"/>
+            <w:tcW w:type="dxa" w:w="2859"/>
             <w:shd w:val="clear" w:color="auto" w:fill="FFFFFF"/>
             <w:vAlign w:val="center"/>
           </w:tcPr>
@@ -4304,7 +4304,7 @@
         </w:tc>
         <w:tc>
           <w:tcPr>
-            <w:tcW w:type="dxa" w:w="2562"/>
+            <w:tcW w:type="dxa" w:w="2516"/>
             <w:shd w:val="clear" w:color="auto" w:fill="FFFFFF"/>
             <w:vAlign w:val="center"/>
           </w:tcPr>
@@ -4327,7 +4327,7 @@
         </w:tc>
         <w:tc>
           <w:tcPr>
-            <w:tcW w:type="dxa" w:w="1191"/>
+            <w:tcW w:type="dxa" w:w="1180"/>
             <w:shd w:val="clear" w:color="auto" w:fill="FFFFFF"/>
             <w:vAlign w:val="center"/>
           </w:tcPr>
@@ -4389,7 +4389,7 @@
         </w:tc>
         <w:tc>
           <w:tcPr>
-            <w:tcW w:type="dxa" w:w="1538"/>
+            <w:tcW w:type="dxa" w:w="1534"/>
             <w:shd w:val="clear" w:color="auto" w:fill="F7F9FB"/>
             <w:vAlign w:val="center"/>
           </w:tcPr>
@@ -4413,7 +4413,7 @@
         </w:tc>
         <w:tc>
           <w:tcPr>
-            <w:tcW w:type="dxa" w:w="2797"/>
+            <w:tcW w:type="dxa" w:w="2859"/>
             <w:shd w:val="clear" w:color="auto" w:fill="F7F9FB"/>
             <w:vAlign w:val="center"/>
           </w:tcPr>
@@ -4436,7 +4436,7 @@
         </w:tc>
         <w:tc>
           <w:tcPr>
-            <w:tcW w:type="dxa" w:w="2562"/>
+            <w:tcW w:type="dxa" w:w="2516"/>
             <w:shd w:val="clear" w:color="auto" w:fill="F7F9FB"/>
             <w:vAlign w:val="center"/>
           </w:tcPr>
@@ -4459,7 +4459,7 @@
         </w:tc>
         <w:tc>
           <w:tcPr>
-            <w:tcW w:type="dxa" w:w="1191"/>
+            <w:tcW w:type="dxa" w:w="1180"/>
             <w:shd w:val="clear" w:color="auto" w:fill="F7F9FB"/>
             <w:vAlign w:val="center"/>
           </w:tcPr>
@@ -4521,7 +4521,7 @@
         </w:tc>
         <w:tc>
           <w:tcPr>
-            <w:tcW w:type="dxa" w:w="1538"/>
+            <w:tcW w:type="dxa" w:w="1534"/>
             <w:shd w:val="clear" w:color="auto" w:fill="FFFFFF"/>
             <w:vAlign w:val="center"/>
           </w:tcPr>
@@ -4545,7 +4545,7 @@
         </w:tc>
         <w:tc>
           <w:tcPr>
-            <w:tcW w:type="dxa" w:w="2797"/>
+            <w:tcW w:type="dxa" w:w="2859"/>
             <w:shd w:val="clear" w:color="auto" w:fill="FFFFFF"/>
             <w:vAlign w:val="center"/>
           </w:tcPr>
@@ -4568,7 +4568,7 @@
         </w:tc>
         <w:tc>
           <w:tcPr>
-            <w:tcW w:type="dxa" w:w="2562"/>
+            <w:tcW w:type="dxa" w:w="2516"/>
             <w:shd w:val="clear" w:color="auto" w:fill="FFFFFF"/>
             <w:vAlign w:val="center"/>
           </w:tcPr>
@@ -4591,7 +4591,7 @@
         </w:tc>
         <w:tc>
           <w:tcPr>
-            <w:tcW w:type="dxa" w:w="1191"/>
+            <w:tcW w:type="dxa" w:w="1180"/>
             <w:shd w:val="clear" w:color="auto" w:fill="FFFFFF"/>
             <w:vAlign w:val="center"/>
           </w:tcPr>
@@ -4653,7 +4653,7 @@
         </w:tc>
         <w:tc>
           <w:tcPr>
-            <w:tcW w:type="dxa" w:w="1538"/>
+            <w:tcW w:type="dxa" w:w="1534"/>
             <w:shd w:val="clear" w:color="auto" w:fill="F7F9FB"/>
             <w:vAlign w:val="center"/>
           </w:tcPr>
@@ -4677,7 +4677,7 @@
         </w:tc>
         <w:tc>
           <w:tcPr>
-            <w:tcW w:type="dxa" w:w="2797"/>
+            <w:tcW w:type="dxa" w:w="2859"/>
             <w:shd w:val="clear" w:color="auto" w:fill="F7F9FB"/>
             <w:vAlign w:val="center"/>
           </w:tcPr>
@@ -4700,7 +4700,7 @@
         </w:tc>
         <w:tc>
           <w:tcPr>
-            <w:tcW w:type="dxa" w:w="2562"/>
+            <w:tcW w:type="dxa" w:w="2516"/>
             <w:shd w:val="clear" w:color="auto" w:fill="F7F9FB"/>
             <w:vAlign w:val="center"/>
           </w:tcPr>
@@ -4723,7 +4723,7 @@
         </w:tc>
         <w:tc>
           <w:tcPr>
-            <w:tcW w:type="dxa" w:w="1191"/>
+            <w:tcW w:type="dxa" w:w="1180"/>
             <w:shd w:val="clear" w:color="auto" w:fill="F7F9FB"/>
             <w:vAlign w:val="center"/>
           </w:tcPr>
@@ -4785,7 +4785,7 @@
         </w:tc>
         <w:tc>
           <w:tcPr>
-            <w:tcW w:type="dxa" w:w="1538"/>
+            <w:tcW w:type="dxa" w:w="1534"/>
             <w:shd w:val="clear" w:color="auto" w:fill="FFFFFF"/>
             <w:vAlign w:val="center"/>
           </w:tcPr>
@@ -4809,7 +4809,7 @@
         </w:tc>
         <w:tc>
           <w:tcPr>
-            <w:tcW w:type="dxa" w:w="2797"/>
+            <w:tcW w:type="dxa" w:w="2859"/>
             <w:shd w:val="clear" w:color="auto" w:fill="FFFFFF"/>
             <w:vAlign w:val="center"/>
           </w:tcPr>
@@ -4832,7 +4832,7 @@
         </w:tc>
         <w:tc>
           <w:tcPr>
-            <w:tcW w:type="dxa" w:w="2562"/>
+            <w:tcW w:type="dxa" w:w="2516"/>
             <w:shd w:val="clear" w:color="auto" w:fill="FFFFFF"/>
             <w:vAlign w:val="center"/>
           </w:tcPr>
@@ -4855,7 +4855,7 @@
         </w:tc>
         <w:tc>
           <w:tcPr>
-            <w:tcW w:type="dxa" w:w="1191"/>
+            <w:tcW w:type="dxa" w:w="1180"/>
             <w:shd w:val="clear" w:color="auto" w:fill="FFFFFF"/>
             <w:vAlign w:val="center"/>
           </w:tcPr>
@@ -4917,7 +4917,7 @@
         </w:tc>
         <w:tc>
           <w:tcPr>
-            <w:tcW w:type="dxa" w:w="1538"/>
+            <w:tcW w:type="dxa" w:w="1534"/>
             <w:shd w:val="clear" w:color="auto" w:fill="F7F9FB"/>
             <w:vAlign w:val="center"/>
           </w:tcPr>
@@ -4941,7 +4941,7 @@
         </w:tc>
         <w:tc>
           <w:tcPr>
-            <w:tcW w:type="dxa" w:w="2797"/>
+            <w:tcW w:type="dxa" w:w="2859"/>
             <w:shd w:val="clear" w:color="auto" w:fill="F7F9FB"/>
             <w:vAlign w:val="center"/>
           </w:tcPr>
@@ -4964,7 +4964,7 @@
         </w:tc>
         <w:tc>
           <w:tcPr>
-            <w:tcW w:type="dxa" w:w="2562"/>
+            <w:tcW w:type="dxa" w:w="2516"/>
             <w:shd w:val="clear" w:color="auto" w:fill="F7F9FB"/>
             <w:vAlign w:val="center"/>
           </w:tcPr>
@@ -4987,7 +4987,7 @@
         </w:tc>
         <w:tc>
           <w:tcPr>
-            <w:tcW w:type="dxa" w:w="1191"/>
+            <w:tcW w:type="dxa" w:w="1180"/>
             <w:shd w:val="clear" w:color="auto" w:fill="F7F9FB"/>
             <w:vAlign w:val="center"/>
           </w:tcPr>
@@ -5049,7 +5049,7 @@
         </w:tc>
         <w:tc>
           <w:tcPr>
-            <w:tcW w:type="dxa" w:w="1538"/>
+            <w:tcW w:type="dxa" w:w="1534"/>
             <w:shd w:val="clear" w:color="auto" w:fill="FFFFFF"/>
             <w:vAlign w:val="center"/>
           </w:tcPr>
@@ -5073,7 +5073,7 @@
         </w:tc>
         <w:tc>
           <w:tcPr>
-            <w:tcW w:type="dxa" w:w="2797"/>
+            <w:tcW w:type="dxa" w:w="2859"/>
             <w:shd w:val="clear" w:color="auto" w:fill="FFFFFF"/>
             <w:vAlign w:val="center"/>
           </w:tcPr>
@@ -5096,7 +5096,7 @@
         </w:tc>
         <w:tc>
           <w:tcPr>
-            <w:tcW w:type="dxa" w:w="2562"/>
+            <w:tcW w:type="dxa" w:w="2516"/>
             <w:shd w:val="clear" w:color="auto" w:fill="FFFFFF"/>
             <w:vAlign w:val="center"/>
           </w:tcPr>
@@ -5119,7 +5119,7 @@
         </w:tc>
         <w:tc>
           <w:tcPr>
-            <w:tcW w:type="dxa" w:w="1191"/>
+            <w:tcW w:type="dxa" w:w="1180"/>
             <w:shd w:val="clear" w:color="auto" w:fill="FFFFFF"/>
             <w:vAlign w:val="center"/>
           </w:tcPr>
@@ -5181,7 +5181,7 @@
         </w:tc>
         <w:tc>
           <w:tcPr>
-            <w:tcW w:type="dxa" w:w="1538"/>
+            <w:tcW w:type="dxa" w:w="1534"/>
             <w:shd w:val="clear" w:color="auto" w:fill="F7F9FB"/>
             <w:vAlign w:val="center"/>
           </w:tcPr>
@@ -5205,7 +5205,7 @@
         </w:tc>
         <w:tc>
           <w:tcPr>
-            <w:tcW w:type="dxa" w:w="2797"/>
+            <w:tcW w:type="dxa" w:w="2859"/>
             <w:shd w:val="clear" w:color="auto" w:fill="F7F9FB"/>
             <w:vAlign w:val="center"/>
           </w:tcPr>
@@ -5228,7 +5228,7 @@
         </w:tc>
         <w:tc>
           <w:tcPr>
-            <w:tcW w:type="dxa" w:w="2562"/>
+            <w:tcW w:type="dxa" w:w="2516"/>
             <w:shd w:val="clear" w:color="auto" w:fill="F7F9FB"/>
             <w:vAlign w:val="center"/>
           </w:tcPr>
@@ -5251,7 +5251,7 @@
         </w:tc>
         <w:tc>
           <w:tcPr>
-            <w:tcW w:type="dxa" w:w="1191"/>
+            <w:tcW w:type="dxa" w:w="1180"/>
             <w:shd w:val="clear" w:color="auto" w:fill="F7F9FB"/>
             <w:vAlign w:val="center"/>
           </w:tcPr>
@@ -5313,7 +5313,7 @@
         </w:tc>
         <w:tc>
           <w:tcPr>
-            <w:tcW w:type="dxa" w:w="1538"/>
+            <w:tcW w:type="dxa" w:w="1534"/>
             <w:shd w:val="clear" w:color="auto" w:fill="FFFFFF"/>
             <w:vAlign w:val="center"/>
           </w:tcPr>
@@ -5337,7 +5337,7 @@
         </w:tc>
         <w:tc>
           <w:tcPr>
-            <w:tcW w:type="dxa" w:w="2797"/>
+            <w:tcW w:type="dxa" w:w="2859"/>
             <w:shd w:val="clear" w:color="auto" w:fill="FFFFFF"/>
             <w:vAlign w:val="center"/>
           </w:tcPr>
@@ -5360,7 +5360,7 @@
         </w:tc>
         <w:tc>
           <w:tcPr>
-            <w:tcW w:type="dxa" w:w="2562"/>
+            <w:tcW w:type="dxa" w:w="2516"/>
             <w:shd w:val="clear" w:color="auto" w:fill="FFFFFF"/>
             <w:vAlign w:val="center"/>
           </w:tcPr>
@@ -5383,7 +5383,7 @@
         </w:tc>
         <w:tc>
           <w:tcPr>
-            <w:tcW w:type="dxa" w:w="1191"/>
+            <w:tcW w:type="dxa" w:w="1180"/>
             <w:shd w:val="clear" w:color="auto" w:fill="FFFFFF"/>
             <w:vAlign w:val="center"/>
           </w:tcPr>
@@ -5445,7 +5445,7 @@
         </w:tc>
         <w:tc>
           <w:tcPr>
-            <w:tcW w:type="dxa" w:w="1538"/>
+            <w:tcW w:type="dxa" w:w="1534"/>
             <w:shd w:val="clear" w:color="auto" w:fill="F7F9FB"/>
             <w:vAlign w:val="center"/>
           </w:tcPr>
@@ -5469,7 +5469,7 @@
         </w:tc>
         <w:tc>
           <w:tcPr>
-            <w:tcW w:type="dxa" w:w="2797"/>
+            <w:tcW w:type="dxa" w:w="2859"/>
             <w:shd w:val="clear" w:color="auto" w:fill="F7F9FB"/>
             <w:vAlign w:val="center"/>
           </w:tcPr>
@@ -5492,7 +5492,7 @@
         </w:tc>
         <w:tc>
           <w:tcPr>
-            <w:tcW w:type="dxa" w:w="2562"/>
+            <w:tcW w:type="dxa" w:w="2516"/>
             <w:shd w:val="clear" w:color="auto" w:fill="F7F9FB"/>
             <w:vAlign w:val="center"/>
           </w:tcPr>
@@ -5515,7 +5515,7 @@
         </w:tc>
         <w:tc>
           <w:tcPr>
-            <w:tcW w:type="dxa" w:w="1191"/>
+            <w:tcW w:type="dxa" w:w="1180"/>
             <w:shd w:val="clear" w:color="auto" w:fill="F7F9FB"/>
             <w:vAlign w:val="center"/>
           </w:tcPr>
@@ -5577,7 +5577,7 @@
         </w:tc>
         <w:tc>
           <w:tcPr>
-            <w:tcW w:type="dxa" w:w="1538"/>
+            <w:tcW w:type="dxa" w:w="1534"/>
             <w:shd w:val="clear" w:color="auto" w:fill="FFFFFF"/>
             <w:vAlign w:val="center"/>
           </w:tcPr>
@@ -5601,7 +5601,7 @@
         </w:tc>
         <w:tc>
           <w:tcPr>
-            <w:tcW w:type="dxa" w:w="2797"/>
+            <w:tcW w:type="dxa" w:w="2859"/>
             <w:shd w:val="clear" w:color="auto" w:fill="FFFFFF"/>
             <w:vAlign w:val="center"/>
           </w:tcPr>
@@ -5624,7 +5624,7 @@
         </w:tc>
         <w:tc>
           <w:tcPr>
-            <w:tcW w:type="dxa" w:w="2562"/>
+            <w:tcW w:type="dxa" w:w="2516"/>
             <w:shd w:val="clear" w:color="auto" w:fill="FFFFFF"/>
             <w:vAlign w:val="center"/>
           </w:tcPr>
@@ -5647,7 +5647,7 @@
         </w:tc>
         <w:tc>
           <w:tcPr>
-            <w:tcW w:type="dxa" w:w="1191"/>
+            <w:tcW w:type="dxa" w:w="1180"/>
             <w:shd w:val="clear" w:color="auto" w:fill="FFFFFF"/>
             <w:vAlign w:val="center"/>
           </w:tcPr>
@@ -5699,7 +5699,7 @@
         </w:tc>
         <w:tc>
           <w:tcPr>
-            <w:tcW w:type="dxa" w:w="1538"/>
+            <w:tcW w:type="dxa" w:w="1534"/>
             <w:shd w:val="clear" w:color="auto" w:fill="F7F9FB"/>
             <w:vAlign w:val="center"/>
           </w:tcPr>
@@ -5723,7 +5723,7 @@
         </w:tc>
         <w:tc>
           <w:tcPr>
-            <w:tcW w:type="dxa" w:w="2797"/>
+            <w:tcW w:type="dxa" w:w="2859"/>
             <w:shd w:val="clear" w:color="auto" w:fill="F7F9FB"/>
             <w:vAlign w:val="center"/>
           </w:tcPr>
@@ -5746,7 +5746,7 @@
         </w:tc>
         <w:tc>
           <w:tcPr>
-            <w:tcW w:type="dxa" w:w="2562"/>
+            <w:tcW w:type="dxa" w:w="2516"/>
             <w:shd w:val="clear" w:color="auto" w:fill="F7F9FB"/>
             <w:vAlign w:val="center"/>
           </w:tcPr>
@@ -5769,7 +5769,7 @@
         </w:tc>
         <w:tc>
           <w:tcPr>
-            <w:tcW w:type="dxa" w:w="1191"/>
+            <w:tcW w:type="dxa" w:w="1180"/>
             <w:shd w:val="clear" w:color="auto" w:fill="F7F9FB"/>
             <w:vAlign w:val="center"/>
           </w:tcPr>
@@ -5831,7 +5831,7 @@
         </w:tc>
         <w:tc>
           <w:tcPr>
-            <w:tcW w:type="dxa" w:w="1538"/>
+            <w:tcW w:type="dxa" w:w="1534"/>
             <w:shd w:val="clear" w:color="auto" w:fill="FFFFFF"/>
             <w:vAlign w:val="center"/>
           </w:tcPr>
@@ -5855,7 +5855,7 @@
         </w:tc>
         <w:tc>
           <w:tcPr>
-            <w:tcW w:type="dxa" w:w="2797"/>
+            <w:tcW w:type="dxa" w:w="2859"/>
             <w:shd w:val="clear" w:color="auto" w:fill="FFFFFF"/>
             <w:vAlign w:val="center"/>
           </w:tcPr>
@@ -5878,7 +5878,7 @@
         </w:tc>
         <w:tc>
           <w:tcPr>
-            <w:tcW w:type="dxa" w:w="2562"/>
+            <w:tcW w:type="dxa" w:w="2516"/>
             <w:shd w:val="clear" w:color="auto" w:fill="FFFFFF"/>
             <w:vAlign w:val="center"/>
           </w:tcPr>
@@ -5901,7 +5901,7 @@
         </w:tc>
         <w:tc>
           <w:tcPr>
-            <w:tcW w:type="dxa" w:w="1191"/>
+            <w:tcW w:type="dxa" w:w="1180"/>
             <w:shd w:val="clear" w:color="auto" w:fill="FFFFFF"/>
             <w:vAlign w:val="center"/>
           </w:tcPr>
@@ -5963,7 +5963,7 @@
         </w:tc>
         <w:tc>
           <w:tcPr>
-            <w:tcW w:type="dxa" w:w="1538"/>
+            <w:tcW w:type="dxa" w:w="1534"/>
             <w:shd w:val="clear" w:color="auto" w:fill="F7F9FB"/>
             <w:vAlign w:val="center"/>
           </w:tcPr>
@@ -5987,7 +5987,7 @@
         </w:tc>
         <w:tc>
           <w:tcPr>
-            <w:tcW w:type="dxa" w:w="2797"/>
+            <w:tcW w:type="dxa" w:w="2859"/>
             <w:shd w:val="clear" w:color="auto" w:fill="F7F9FB"/>
             <w:vAlign w:val="center"/>
           </w:tcPr>
@@ -6010,7 +6010,7 @@
         </w:tc>
         <w:tc>
           <w:tcPr>
-            <w:tcW w:type="dxa" w:w="2562"/>
+            <w:tcW w:type="dxa" w:w="2516"/>
             <w:shd w:val="clear" w:color="auto" w:fill="F7F9FB"/>
             <w:vAlign w:val="center"/>
           </w:tcPr>
@@ -6033,7 +6033,7 @@
         </w:tc>
         <w:tc>
           <w:tcPr>
-            <w:tcW w:type="dxa" w:w="1191"/>
+            <w:tcW w:type="dxa" w:w="1180"/>
             <w:shd w:val="clear" w:color="auto" w:fill="F7F9FB"/>
             <w:vAlign w:val="center"/>
           </w:tcPr>
@@ -6095,7 +6095,7 @@
         </w:tc>
         <w:tc>
           <w:tcPr>
-            <w:tcW w:type="dxa" w:w="1538"/>
+            <w:tcW w:type="dxa" w:w="1534"/>
             <w:shd w:val="clear" w:color="auto" w:fill="FFFFFF"/>
             <w:vAlign w:val="center"/>
           </w:tcPr>
@@ -6119,7 +6119,7 @@
         </w:tc>
         <w:tc>
           <w:tcPr>
-            <w:tcW w:type="dxa" w:w="2797"/>
+            <w:tcW w:type="dxa" w:w="2859"/>
             <w:shd w:val="clear" w:color="auto" w:fill="FFFFFF"/>
             <w:vAlign w:val="center"/>
           </w:tcPr>
@@ -6142,7 +6142,7 @@
         </w:tc>
         <w:tc>
           <w:tcPr>
-            <w:tcW w:type="dxa" w:w="2562"/>
+            <w:tcW w:type="dxa" w:w="2516"/>
             <w:shd w:val="clear" w:color="auto" w:fill="FFFFFF"/>
             <w:vAlign w:val="center"/>
           </w:tcPr>
@@ -6185,7 +6185,7 @@
         </w:tc>
         <w:tc>
           <w:tcPr>
-            <w:tcW w:type="dxa" w:w="1191"/>
+            <w:tcW w:type="dxa" w:w="1180"/>
             <w:shd w:val="clear" w:color="auto" w:fill="FFFFFF"/>
             <w:vAlign w:val="center"/>
           </w:tcPr>
@@ -6247,7 +6247,7 @@
         </w:tc>
         <w:tc>
           <w:tcPr>
-            <w:tcW w:type="dxa" w:w="1538"/>
+            <w:tcW w:type="dxa" w:w="1534"/>
             <w:shd w:val="clear" w:color="auto" w:fill="F7F9FB"/>
             <w:vAlign w:val="center"/>
           </w:tcPr>
@@ -6271,7 +6271,7 @@
         </w:tc>
         <w:tc>
           <w:tcPr>
-            <w:tcW w:type="dxa" w:w="2797"/>
+            <w:tcW w:type="dxa" w:w="2859"/>
             <w:shd w:val="clear" w:color="auto" w:fill="F7F9FB"/>
             <w:vAlign w:val="center"/>
           </w:tcPr>
@@ -6294,7 +6294,7 @@
         </w:tc>
         <w:tc>
           <w:tcPr>
-            <w:tcW w:type="dxa" w:w="2562"/>
+            <w:tcW w:type="dxa" w:w="2516"/>
             <w:shd w:val="clear" w:color="auto" w:fill="F7F9FB"/>
             <w:vAlign w:val="center"/>
           </w:tcPr>
@@ -6317,7 +6317,7 @@
         </w:tc>
         <w:tc>
           <w:tcPr>
-            <w:tcW w:type="dxa" w:w="1191"/>
+            <w:tcW w:type="dxa" w:w="1180"/>
             <w:shd w:val="clear" w:color="auto" w:fill="F7F9FB"/>
             <w:vAlign w:val="center"/>
           </w:tcPr>
@@ -6379,7 +6379,7 @@
         </w:tc>
         <w:tc>
           <w:tcPr>
-            <w:tcW w:type="dxa" w:w="1538"/>
+            <w:tcW w:type="dxa" w:w="1534"/>
             <w:shd w:val="clear" w:color="auto" w:fill="FFFFFF"/>
             <w:vAlign w:val="center"/>
           </w:tcPr>
@@ -6403,7 +6403,7 @@
         </w:tc>
         <w:tc>
           <w:tcPr>
-            <w:tcW w:type="dxa" w:w="2797"/>
+            <w:tcW w:type="dxa" w:w="2859"/>
             <w:shd w:val="clear" w:color="auto" w:fill="FFFFFF"/>
             <w:vAlign w:val="center"/>
           </w:tcPr>
@@ -6426,7 +6426,7 @@
         </w:tc>
         <w:tc>
           <w:tcPr>
-            <w:tcW w:type="dxa" w:w="2562"/>
+            <w:tcW w:type="dxa" w:w="2516"/>
             <w:shd w:val="clear" w:color="auto" w:fill="FFFFFF"/>
             <w:vAlign w:val="center"/>
           </w:tcPr>
@@ -6449,7 +6449,7 @@
         </w:tc>
         <w:tc>
           <w:tcPr>
-            <w:tcW w:type="dxa" w:w="1191"/>
+            <w:tcW w:type="dxa" w:w="1180"/>
             <w:shd w:val="clear" w:color="auto" w:fill="FFFFFF"/>
             <w:vAlign w:val="center"/>
           </w:tcPr>
@@ -6531,7 +6531,7 @@
         </w:tc>
         <w:tc>
           <w:tcPr>
-            <w:tcW w:type="dxa" w:w="1538"/>
+            <w:tcW w:type="dxa" w:w="1534"/>
             <w:shd w:val="clear" w:color="auto" w:fill="F7F9FB"/>
             <w:vAlign w:val="center"/>
           </w:tcPr>
@@ -6555,7 +6555,7 @@
         </w:tc>
         <w:tc>
           <w:tcPr>
-            <w:tcW w:type="dxa" w:w="2797"/>
+            <w:tcW w:type="dxa" w:w="2859"/>
             <w:shd w:val="clear" w:color="auto" w:fill="F7F9FB"/>
             <w:vAlign w:val="center"/>
           </w:tcPr>
@@ -6578,7 +6578,7 @@
         </w:tc>
         <w:tc>
           <w:tcPr>
-            <w:tcW w:type="dxa" w:w="2562"/>
+            <w:tcW w:type="dxa" w:w="2516"/>
             <w:shd w:val="clear" w:color="auto" w:fill="F7F9FB"/>
             <w:vAlign w:val="center"/>
           </w:tcPr>
@@ -6601,7 +6601,7 @@
         </w:tc>
         <w:tc>
           <w:tcPr>
-            <w:tcW w:type="dxa" w:w="1191"/>
+            <w:tcW w:type="dxa" w:w="1180"/>
             <w:shd w:val="clear" w:color="auto" w:fill="F7F9FB"/>
             <w:vAlign w:val="center"/>
           </w:tcPr>
@@ -6685,6 +6685,158 @@
           </w:tcPr>
           <w:p>
             <w:pPr>
+              <w:keepNext/>
+              <w:spacing w:after="0"/>
+              <w:jc w:val="center"/>
+            </w:pPr>
+            <w:r>
+              <w:rPr>
+                <w:rFonts w:ascii="Calibri" w:hAnsi="Calibri"/>
+                <w:b/>
+                <w:i w:val="0"/>
+                <w:color w:val="222222"/>
+                <w:sz w:val="20"/>
+              </w:rPr>
+              <w:t>49</w:t>
+            </w:r>
+          </w:p>
+        </w:tc>
+        <w:tc>
+          <w:tcPr>
+            <w:tcW w:type="dxa" w:w="1534"/>
+            <w:shd w:val="clear" w:color="auto" w:fill="FFFFFF"/>
+            <w:vAlign w:val="center"/>
+          </w:tcPr>
+          <w:p>
+            <w:pPr>
+              <w:keepNext/>
+              <w:spacing w:after="0"/>
+              <w:jc w:val="center"/>
+            </w:pPr>
+            <w:r>
+              <w:rPr>
+                <w:rFonts w:ascii="Calibri" w:hAnsi="Calibri"/>
+                <w:b w:val="0"/>
+                <w:i w:val="0"/>
+                <w:color w:val="222222"/>
+                <w:sz w:val="20"/>
+              </w:rPr>
+              <w:t>2026-10-28</w:t>
+            </w:r>
+          </w:p>
+        </w:tc>
+        <w:tc>
+          <w:tcPr>
+            <w:tcW w:type="dxa" w:w="2859"/>
+            <w:shd w:val="clear" w:color="auto" w:fill="FFFFFF"/>
+            <w:vAlign w:val="center"/>
+          </w:tcPr>
+          <w:p>
+            <w:pPr>
+              <w:keepNext/>
+              <w:spacing w:after="0"/>
+            </w:pPr>
+            <w:r>
+              <w:rPr>
+                <w:rFonts w:ascii="Calibri" w:hAnsi="Calibri"/>
+                <w:b w:val="0"/>
+                <w:i w:val="0"/>
+                <w:color w:val="222222"/>
+                <w:sz w:val="20"/>
+              </w:rPr>
+              <w:t>Settling or steady noise in the human iPSC split-half spread (D35)</w:t>
+            </w:r>
+          </w:p>
+        </w:tc>
+        <w:tc>
+          <w:tcPr>
+            <w:tcW w:type="dxa" w:w="2516"/>
+            <w:shd w:val="clear" w:color="auto" w:fill="FFFFFF"/>
+            <w:vAlign w:val="center"/>
+          </w:tcPr>
+          <w:p>
+            <w:pPr>
+              <w:keepNext/>
+              <w:spacing w:after="0"/>
+            </w:pPr>
+            <w:r>
+              <w:rPr>
+                <w:rFonts w:ascii="Calibri" w:hAnsi="Calibri"/>
+                <w:b w:val="0"/>
+                <w:i w:val="0"/>
+                <w:color w:val="222222"/>
+                <w:sz w:val="20"/>
+              </w:rPr>
+              <w:t>3 of 3 registered predictions pass; the registered linearity check fails for human wells; the human spread is mostly uneven settling, and five more minutes would not remove it</w:t>
+            </w:r>
+          </w:p>
+        </w:tc>
+        <w:tc>
+          <w:tcPr>
+            <w:tcW w:type="dxa" w:w="1180"/>
+            <w:shd w:val="clear" w:color="auto" w:fill="FFFFFF"/>
+            <w:vAlign w:val="center"/>
+          </w:tcPr>
+          <w:p>
+            <w:pPr>
+              <w:keepNext/>
+              <w:spacing w:after="0"/>
+            </w:pPr>
+            <w:r>
+              <w:rPr>
+                <w:rFonts w:ascii="Consolas" w:hAnsi="Consolas"/>
+                <w:b w:val="0"/>
+                <w:i w:val="0"/>
+                <w:color w:val="222222"/>
+                <w:sz w:val="18"/>
+              </w:rPr>
+              <w:t>e743c4c</w:t>
+            </w:r>
+            <w:r>
+              <w:rPr>
+                <w:rFonts w:ascii="Calibri" w:hAnsi="Calibri"/>
+                <w:b w:val="0"/>
+                <w:i w:val="0"/>
+                <w:color w:val="222222"/>
+                <w:sz w:val="20"/>
+              </w:rPr>
+              <w:t xml:space="preserve">, </w:t>
+            </w:r>
+            <w:r>
+              <w:rPr>
+                <w:rFonts w:ascii="Consolas" w:hAnsi="Consolas"/>
+                <w:b w:val="0"/>
+                <w:i w:val="0"/>
+                <w:color w:val="222222"/>
+                <w:sz w:val="18"/>
+              </w:rPr>
+              <w:t>bc6a56b</w:t>
+            </w:r>
+            <w:r>
+              <w:rPr>
+                <w:rFonts w:ascii="Calibri" w:hAnsi="Calibri"/>
+                <w:b w:val="0"/>
+                <w:i w:val="0"/>
+                <w:color w:val="222222"/>
+                <w:sz w:val="20"/>
+              </w:rPr>
+              <w:t xml:space="preserve"> … this branch</w:t>
+            </w:r>
+          </w:p>
+        </w:tc>
+      </w:tr>
+      <w:tr>
+        <w:trPr>
+          <w:cantSplit/>
+        </w:trPr>
+        <w:tc>
+          <w:tcPr>
+            <w:tcW w:type="dxa" w:w="407"/>
+            <w:shd w:val="clear" w:color="auto" w:fill="F7F9FB"/>
+            <w:vAlign w:val="center"/>
+          </w:tcPr>
+          <w:p>
+            <w:pPr>
               <w:keepNext w:val="0"/>
               <w:spacing w:after="0"/>
               <w:jc w:val="center"/>
@@ -6697,14 +6849,14 @@
                 <w:color w:val="222222"/>
                 <w:sz w:val="20"/>
               </w:rPr>
-              <w:t>49</w:t>
-            </w:r>
-          </w:p>
-        </w:tc>
-        <w:tc>
-          <w:tcPr>
-            <w:tcW w:type="dxa" w:w="1538"/>
-            <w:shd w:val="clear" w:color="auto" w:fill="FFFFFF"/>
+              <w:t>52</w:t>
+            </w:r>
+          </w:p>
+        </w:tc>
+        <w:tc>
+          <w:tcPr>
+            <w:tcW w:type="dxa" w:w="1534"/>
+            <w:shd w:val="clear" w:color="auto" w:fill="F7F9FB"/>
             <w:vAlign w:val="center"/>
           </w:tcPr>
           <w:p>
@@ -6727,8 +6879,8 @@
         </w:tc>
         <w:tc>
           <w:tcPr>
-            <w:tcW w:type="dxa" w:w="2797"/>
-            <w:shd w:val="clear" w:color="auto" w:fill="FFFFFF"/>
+            <w:tcW w:type="dxa" w:w="2859"/>
+            <w:shd w:val="clear" w:color="auto" w:fill="F7F9FB"/>
             <w:vAlign w:val="center"/>
           </w:tcPr>
           <w:p>
@@ -6744,14 +6896,54 @@
                 <w:color w:val="222222"/>
                 <w:sz w:val="20"/>
               </w:rPr>
-              <w:t>Settling or steady noise in the human iPSC split-half spread (D35)</w:t>
-            </w:r>
-          </w:p>
-        </w:tc>
-        <w:tc>
-          <w:tcPr>
-            <w:tcW w:type="dxa" w:w="2562"/>
-            <w:shd w:val="clear" w:color="auto" w:fill="FFFFFF"/>
+              <w:t xml:space="preserve">The recalibration figure (D31) redrawn: the coverage legend moved off the </w:t>
+            </w:r>
+            <w:r>
+              <w:rPr>
+                <w:rFonts w:ascii="Consolas" w:hAnsi="Consolas"/>
+                <w:b w:val="0"/>
+                <w:i w:val="0"/>
+                <w:color w:val="222222"/>
+                <w:sz w:val="18"/>
+              </w:rPr>
+              <w:t>threshold_scale</w:t>
+            </w:r>
+            <w:r>
+              <w:rPr>
+                <w:rFonts w:ascii="Calibri" w:hAnsi="Calibri"/>
+                <w:b w:val="0"/>
+                <w:i w:val="0"/>
+                <w:color w:val="222222"/>
+                <w:sz w:val="20"/>
+              </w:rPr>
+              <w:t xml:space="preserve"> panel; its lost simulation cache regenerated with the registered seeds; a </w:t>
+            </w:r>
+            <w:r>
+              <w:rPr>
+                <w:rFonts w:ascii="Consolas" w:hAnsi="Consolas"/>
+                <w:b w:val="0"/>
+                <w:i w:val="0"/>
+                <w:color w:val="222222"/>
+                <w:sz w:val="18"/>
+              </w:rPr>
+              <w:t>--replot</w:t>
+            </w:r>
+            <w:r>
+              <w:rPr>
+                <w:rFonts w:ascii="Calibri" w:hAnsi="Calibri"/>
+                <w:b w:val="0"/>
+                <w:i w:val="0"/>
+                <w:color w:val="222222"/>
+                <w:sz w:val="20"/>
+              </w:rPr>
+              <w:t xml:space="preserve"> path</w:t>
+            </w:r>
+          </w:p>
+        </w:tc>
+        <w:tc>
+          <w:tcPr>
+            <w:tcW w:type="dxa" w:w="2516"/>
+            <w:shd w:val="clear" w:color="auto" w:fill="F7F9FB"/>
             <w:vAlign w:val="center"/>
           </w:tcPr>
           <w:p>
@@ -6767,14 +6959,14 @@
                 <w:color w:val="222222"/>
                 <w:sz w:val="20"/>
               </w:rPr>
-              <w:t>3 of 3 registered predictions pass; the registered linearity check fails for human wells; the human spread is mostly uneven settling, and five more minutes would not remove it</w:t>
-            </w:r>
-          </w:p>
-        </w:tc>
-        <w:tc>
-          <w:tcPr>
-            <w:tcW w:type="dxa" w:w="1191"/>
-            <w:shd w:val="clear" w:color="auto" w:fill="FFFFFF"/>
+              <w:t>none; every recorded calibration statistic reproduced exactly before the figure was redrawn</w:t>
+            </w:r>
+          </w:p>
+        </w:tc>
+        <w:tc>
+          <w:tcPr>
+            <w:tcW w:type="dxa" w:w="1180"/>
+            <w:shd w:val="clear" w:color="auto" w:fill="F7F9FB"/>
             <w:vAlign w:val="center"/>
           </w:tcPr>
           <w:p>
@@ -6784,43 +6976,13 @@
             </w:pPr>
             <w:r>
               <w:rPr>
-                <w:rFonts w:ascii="Consolas" w:hAnsi="Consolas"/>
-                <w:b w:val="0"/>
-                <w:i w:val="0"/>
-                <w:color w:val="222222"/>
-                <w:sz w:val="18"/>
-              </w:rPr>
-              <w:t>e743c4c</w:t>
-            </w:r>
-            <w:r>
-              <w:rPr>
-                <w:rFonts w:ascii="Calibri" w:hAnsi="Calibri"/>
-                <w:b w:val="0"/>
-                <w:i w:val="0"/>
-                <w:color w:val="222222"/>
-                <w:sz w:val="20"/>
-              </w:rPr>
-              <w:t xml:space="preserve">, </w:t>
-            </w:r>
-            <w:r>
-              <w:rPr>
-                <w:rFonts w:ascii="Consolas" w:hAnsi="Consolas"/>
-                <w:b w:val="0"/>
-                <w:i w:val="0"/>
-                <w:color w:val="222222"/>
-                <w:sz w:val="18"/>
-              </w:rPr>
-              <w:t>bc6a56b</w:t>
-            </w:r>
-            <w:r>
-              <w:rPr>
-                <w:rFonts w:ascii="Calibri" w:hAnsi="Calibri"/>
-                <w:b w:val="0"/>
-                <w:i w:val="0"/>
-                <w:color w:val="222222"/>
-                <w:sz w:val="20"/>
-              </w:rPr>
-              <w:t xml:space="preserve"> … this branch</w:t>
+                <w:rFonts w:ascii="Calibri" w:hAnsi="Calibri"/>
+                <w:b w:val="0"/>
+                <w:i w:val="0"/>
+                <w:color w:val="222222"/>
+                <w:sz w:val="20"/>
+              </w:rPr>
+              <w:t>this branch</w:t>
             </w:r>
           </w:p>
         </w:tc>
@@ -20940,6 +21102,525 @@
           <w:sz w:val="21"/>
         </w:rPr>
         <w:t>.</w:t>
+      </w:r>
+    </w:p>
+    <w:p>
+      <w:pPr>
+        <w:keepNext/>
+        <w:spacing w:before="240" w:after="60"/>
+      </w:pPr>
+      <w:r>
+        <w:rPr>
+          <w:rFonts w:ascii="Calibri" w:hAnsi="Calibri"/>
+          <w:b/>
+          <w:i w:val="0"/>
+          <w:color w:val="1F4E79"/>
+          <w:sz w:val="23"/>
+        </w:rPr>
+        <w:t>52. The recalibration figure, redrawn from regenerated simulations; no number changed</w:t>
+      </w:r>
+    </w:p>
+    <w:p>
+      <w:pPr>
+        <w:spacing w:after="120"/>
+      </w:pPr>
+      <w:r>
+        <w:rPr>
+          <w:rFonts w:ascii="Calibri" w:hAnsi="Calibri"/>
+          <w:b/>
+          <w:i w:val="0"/>
+          <w:color w:val="156082"/>
+          <w:sz w:val="21"/>
+        </w:rPr>
+        <w:t>Slide message:</w:t>
+      </w:r>
+      <w:r>
+        <w:rPr>
+          <w:rFonts w:ascii="Calibri" w:hAnsi="Calibri"/>
+          <w:b w:val="0"/>
+          <w:i w:val="0"/>
+          <w:color w:val="222222"/>
+          <w:sz w:val="21"/>
+        </w:rPr>
+        <w:t xml:space="preserve"> </w:t>
+      </w:r>
+      <w:r>
+        <w:rPr>
+          <w:rFonts w:ascii="Calibri" w:hAnsi="Calibri"/>
+          <w:b w:val="0"/>
+          <w:i/>
+          <w:color w:val="222222"/>
+          <w:sz w:val="21"/>
+        </w:rPr>
+        <w:t>The D31 figure's coverage legend no longer covers a panel. It was redrawn from simulations regenerated with the registered seeds, and only after every recorded calibration statistic of the study had been reproduced exactly.</w:t>
+      </w:r>
+    </w:p>
+    <w:p>
+      <w:pPr>
+        <w:spacing w:after="120"/>
+        <w:ind w:left="432" w:hanging="259"/>
+      </w:pPr>
+      <w:r>
+        <w:rPr>
+          <w:rFonts w:ascii="Calibri" w:hAnsi="Calibri"/>
+          <w:b w:val="0"/>
+          <w:i w:val="0"/>
+          <w:color w:val="222222"/>
+          <w:sz w:val="21"/>
+        </w:rPr>
+        <w:t>•</w:t>
+        <w:tab/>
+      </w:r>
+      <w:r>
+        <w:rPr>
+          <w:rFonts w:ascii="Calibri" w:hAnsi="Calibri"/>
+          <w:b/>
+          <w:i w:val="0"/>
+          <w:color w:val="156082"/>
+          <w:sz w:val="21"/>
+        </w:rPr>
+        <w:t>What changed.</w:t>
+      </w:r>
+      <w:r>
+        <w:rPr>
+          <w:rFonts w:ascii="Calibri" w:hAnsi="Calibri"/>
+          <w:b w:val="0"/>
+          <w:i w:val="0"/>
+          <w:color w:val="222222"/>
+          <w:sz w:val="21"/>
+        </w:rPr>
+        <w:t xml:space="preserve"> The coverage row's legend in </w:t>
+      </w:r>
+      <w:r>
+        <w:rPr>
+          <w:rFonts w:ascii="Consolas" w:hAnsi="Consolas"/>
+          <w:b w:val="0"/>
+          <w:i w:val="0"/>
+          <w:color w:val="222222"/>
+          <w:sz w:val="19"/>
+        </w:rPr>
+        <w:t>outputs/twin/hd14b_recalibration_simulated.png</w:t>
+      </w:r>
+      <w:r>
+        <w:rPr>
+          <w:rFonts w:ascii="Calibri" w:hAnsi="Calibri"/>
+          <w:b w:val="0"/>
+          <w:i w:val="0"/>
+          <w:color w:val="222222"/>
+          <w:sz w:val="21"/>
+        </w:rPr>
+        <w:t xml:space="preserve"> sat on the </w:t>
+      </w:r>
+      <w:r>
+        <w:rPr>
+          <w:rFonts w:ascii="Consolas" w:hAnsi="Consolas"/>
+          <w:b w:val="0"/>
+          <w:i w:val="0"/>
+          <w:color w:val="222222"/>
+          <w:sz w:val="19"/>
+        </w:rPr>
+        <w:t>threshold_scale</w:t>
+      </w:r>
+      <w:r>
+        <w:rPr>
+          <w:rFonts w:ascii="Calibri" w:hAnsi="Calibri"/>
+          <w:b w:val="0"/>
+          <w:i w:val="0"/>
+          <w:color w:val="222222"/>
+          <w:sz w:val="21"/>
+        </w:rPr>
+        <w:t xml:space="preserve"> panel; it is now one figure-level legend below the bottom row (same panels, same data, same title). The figure is drawn from ranks that existed only in memory during the run, and the simulation chunks and trained models behind them, git-ignored, had been deleted with a worktree. A new path, </w:t>
+      </w:r>
+      <w:r>
+        <w:rPr>
+          <w:rFonts w:ascii="Consolas" w:hAnsi="Consolas"/>
+          <w:b w:val="0"/>
+          <w:i w:val="0"/>
+          <w:color w:val="222222"/>
+          <w:sz w:val="19"/>
+        </w:rPr>
+        <w:t>python -m neuromps.twin.recalibration --replot</w:t>
+      </w:r>
+      <w:r>
+        <w:rPr>
+          <w:rFonts w:ascii="Calibri" w:hAnsi="Calibri"/>
+          <w:b w:val="0"/>
+          <w:i w:val="0"/>
+          <w:color w:val="222222"/>
+          <w:sz w:val="21"/>
+        </w:rPr>
+        <w:t xml:space="preserve"> (</w:t>
+      </w:r>
+      <w:r>
+        <w:rPr>
+          <w:rFonts w:ascii="Consolas" w:hAnsi="Consolas"/>
+          <w:b w:val="0"/>
+          <w:i w:val="0"/>
+          <w:color w:val="222222"/>
+          <w:sz w:val="19"/>
+        </w:rPr>
+        <w:t>src/neuromps/twin/recalibration_replot.py</w:t>
+      </w:r>
+      <w:r>
+        <w:rPr>
+          <w:rFonts w:ascii="Calibri" w:hAnsi="Calibri"/>
+          <w:b w:val="0"/>
+          <w:i w:val="0"/>
+          <w:color w:val="222222"/>
+          <w:sz w:val="21"/>
+        </w:rPr>
+        <w:t>), simulates only what the record fixes: the registered held-out set (1,000) and exactly the 51 training chunks the run completed, never one beyond. It retrains M1, M2 and M3 with their registered seeds, draws the ranks with the registered evaluation seed, persists them (</w:t>
+      </w:r>
+      <w:r>
+        <w:rPr>
+          <w:rFonts w:ascii="Consolas" w:hAnsi="Consolas"/>
+          <w:b w:val="0"/>
+          <w:i w:val="0"/>
+          <w:color w:val="222222"/>
+          <w:sz w:val="19"/>
+        </w:rPr>
+        <w:t>data/interim/recalibration/ranks_simulated.npz</w:t>
+      </w:r>
+      <w:r>
+        <w:rPr>
+          <w:rFonts w:ascii="Calibri" w:hAnsi="Calibri"/>
+          <w:b w:val="0"/>
+          <w:i w:val="0"/>
+          <w:color w:val="222222"/>
+          <w:sz w:val="21"/>
+        </w:rPr>
+        <w:t xml:space="preserve">, git-ignored) so a later redraw takes seconds, and compares every value under </w:t>
+      </w:r>
+      <w:r>
+        <w:rPr>
+          <w:rFonts w:ascii="Consolas" w:hAnsi="Consolas"/>
+          <w:b w:val="0"/>
+          <w:i w:val="0"/>
+          <w:color w:val="222222"/>
+          <w:sz w:val="19"/>
+        </w:rPr>
+        <w:t>twin_hd14b_recalibration.results</w:t>
+      </w:r>
+      <w:r>
+        <w:rPr>
+          <w:rFonts w:ascii="Calibri" w:hAnsi="Calibri"/>
+          <w:b w:val="0"/>
+          <w:i w:val="0"/>
+          <w:color w:val="222222"/>
+          <w:sz w:val="21"/>
+        </w:rPr>
+        <w:t xml:space="preserve">, </w:t>
+      </w:r>
+      <w:r>
+        <w:rPr>
+          <w:rFonts w:ascii="Consolas" w:hAnsi="Consolas"/>
+          <w:b w:val="0"/>
+          <w:i w:val="0"/>
+          <w:color w:val="222222"/>
+          <w:sz w:val="19"/>
+        </w:rPr>
+        <w:t>near_real</w:t>
+      </w:r>
+      <w:r>
+        <w:rPr>
+          <w:rFonts w:ascii="Calibri" w:hAnsi="Calibri"/>
+          <w:b w:val="0"/>
+          <w:i w:val="0"/>
+          <w:color w:val="222222"/>
+          <w:sz w:val="21"/>
+        </w:rPr>
+        <w:t xml:space="preserve"> and </w:t>
+      </w:r>
+      <w:r>
+        <w:rPr>
+          <w:rFonts w:ascii="Consolas" w:hAnsi="Consolas"/>
+          <w:b w:val="0"/>
+          <w:i w:val="0"/>
+          <w:color w:val="222222"/>
+          <w:sz w:val="19"/>
+        </w:rPr>
+        <w:t>budget</w:t>
+      </w:r>
+      <w:r>
+        <w:rPr>
+          <w:rFonts w:ascii="Calibri" w:hAnsi="Calibri"/>
+          <w:b w:val="0"/>
+          <w:i w:val="0"/>
+          <w:color w:val="222222"/>
+          <w:sz w:val="21"/>
+        </w:rPr>
+        <w:t xml:space="preserve"> with the record. The figure is drawn only if all of them are equal. The path reads </w:t>
+      </w:r>
+      <w:r>
+        <w:rPr>
+          <w:rFonts w:ascii="Consolas" w:hAnsi="Consolas"/>
+          <w:b w:val="0"/>
+          <w:i w:val="0"/>
+          <w:color w:val="222222"/>
+          <w:sz w:val="19"/>
+        </w:rPr>
+        <w:t>outputs/metrics.json</w:t>
+      </w:r>
+      <w:r>
+        <w:rPr>
+          <w:rFonts w:ascii="Calibri" w:hAnsi="Calibri"/>
+          <w:b w:val="0"/>
+          <w:i w:val="0"/>
+          <w:color w:val="222222"/>
+          <w:sz w:val="21"/>
+        </w:rPr>
+        <w:t xml:space="preserve"> and never writes it; the timing is not recomputed.</w:t>
+      </w:r>
+    </w:p>
+    <w:p>
+      <w:pPr>
+        <w:spacing w:after="120"/>
+        <w:ind w:left="432" w:hanging="259"/>
+      </w:pPr>
+      <w:r>
+        <w:rPr>
+          <w:rFonts w:ascii="Calibri" w:hAnsi="Calibri"/>
+          <w:b w:val="0"/>
+          <w:i w:val="0"/>
+          <w:color w:val="222222"/>
+          <w:sz w:val="21"/>
+        </w:rPr>
+        <w:t>•</w:t>
+        <w:tab/>
+      </w:r>
+      <w:r>
+        <w:rPr>
+          <w:rFonts w:ascii="Calibri" w:hAnsi="Calibri"/>
+          <w:b/>
+          <w:i w:val="0"/>
+          <w:color w:val="156082"/>
+          <w:sz w:val="21"/>
+        </w:rPr>
+        <w:t>One guard, relaxed narrowly.</w:t>
+      </w:r>
+      <w:r>
+        <w:rPr>
+          <w:rFonts w:ascii="Calibri" w:hAnsi="Calibri"/>
+          <w:b w:val="0"/>
+          <w:i w:val="0"/>
+          <w:color w:val="222222"/>
+          <w:sz w:val="21"/>
+        </w:rPr>
+        <w:t xml:space="preserve"> HD14's simulation cache carries the summary-code fingerprint the run was made under. Entries 47 and 48 added definition options, off by default, to the feature extractor, which changes that fingerprint without changing a value. The redraw path accepts the cache only if the six rows the study's post hoc check re-simulates come out identical under today's code (they did, with a largest difference of zero); every other cache guard is unchanged.</w:t>
+      </w:r>
+    </w:p>
+    <w:p>
+      <w:pPr>
+        <w:spacing w:after="120"/>
+        <w:ind w:left="432" w:hanging="259"/>
+      </w:pPr>
+      <w:r>
+        <w:rPr>
+          <w:rFonts w:ascii="Calibri" w:hAnsi="Calibri"/>
+          <w:b w:val="0"/>
+          <w:i w:val="0"/>
+          <w:color w:val="222222"/>
+          <w:sz w:val="21"/>
+        </w:rPr>
+        <w:t>•</w:t>
+        <w:tab/>
+      </w:r>
+      <w:r>
+        <w:rPr>
+          <w:rFonts w:ascii="Calibri" w:hAnsi="Calibri"/>
+          <w:b/>
+          <w:i w:val="0"/>
+          <w:color w:val="156082"/>
+          <w:sz w:val="21"/>
+        </w:rPr>
+        <w:t>Effect.</w:t>
+      </w:r>
+      <w:r>
+        <w:rPr>
+          <w:rFonts w:ascii="Calibri" w:hAnsi="Calibri"/>
+          <w:b w:val="0"/>
+          <w:i w:val="0"/>
+          <w:color w:val="222222"/>
+          <w:sz w:val="21"/>
+        </w:rPr>
+        <w:t xml:space="preserve"> None on any result. Every value checked (all of </w:t>
+      </w:r>
+      <w:r>
+        <w:rPr>
+          <w:rFonts w:ascii="Consolas" w:hAnsi="Consolas"/>
+          <w:b w:val="0"/>
+          <w:i w:val="0"/>
+          <w:color w:val="222222"/>
+          <w:sz w:val="19"/>
+        </w:rPr>
+        <w:t>results</w:t>
+      </w:r>
+      <w:r>
+        <w:rPr>
+          <w:rFonts w:ascii="Calibri" w:hAnsi="Calibri"/>
+          <w:b w:val="0"/>
+          <w:i w:val="0"/>
+          <w:color w:val="222222"/>
+          <w:sz w:val="21"/>
+        </w:rPr>
+        <w:t xml:space="preserve">, </w:t>
+      </w:r>
+      <w:r>
+        <w:rPr>
+          <w:rFonts w:ascii="Consolas" w:hAnsi="Consolas"/>
+          <w:b w:val="0"/>
+          <w:i w:val="0"/>
+          <w:color w:val="222222"/>
+          <w:sz w:val="19"/>
+        </w:rPr>
+        <w:t>near_real</w:t>
+      </w:r>
+      <w:r>
+        <w:rPr>
+          <w:rFonts w:ascii="Calibri" w:hAnsi="Calibri"/>
+          <w:b w:val="0"/>
+          <w:i w:val="0"/>
+          <w:color w:val="222222"/>
+          <w:sz w:val="21"/>
+        </w:rPr>
+        <w:t xml:space="preserve"> and </w:t>
+      </w:r>
+      <w:r>
+        <w:rPr>
+          <w:rFonts w:ascii="Consolas" w:hAnsi="Consolas"/>
+          <w:b w:val="0"/>
+          <w:i w:val="0"/>
+          <w:color w:val="222222"/>
+          <w:sz w:val="19"/>
+        </w:rPr>
+        <w:t>budget</w:t>
+      </w:r>
+      <w:r>
+        <w:rPr>
+          <w:rFonts w:ascii="Calibri" w:hAnsi="Calibri"/>
+          <w:b w:val="0"/>
+          <w:i w:val="0"/>
+          <w:color w:val="222222"/>
+          <w:sz w:val="21"/>
+        </w:rPr>
+        <w:t xml:space="preserve">) was reproduced exactly, so training and sampling are bit-reproducible here and no value needed a tolerance; </w:t>
+      </w:r>
+      <w:r>
+        <w:rPr>
+          <w:rFonts w:ascii="Consolas" w:hAnsi="Consolas"/>
+          <w:b w:val="0"/>
+          <w:i w:val="0"/>
+          <w:color w:val="222222"/>
+          <w:sz w:val="19"/>
+        </w:rPr>
+        <w:t>outputs/metrics.json</w:t>
+      </w:r>
+      <w:r>
+        <w:rPr>
+          <w:rFonts w:ascii="Calibri" w:hAnsi="Calibri"/>
+          <w:b w:val="0"/>
+          <w:i w:val="0"/>
+          <w:color w:val="222222"/>
+          <w:sz w:val="21"/>
+        </w:rPr>
+        <w:t xml:space="preserve"> is byte-identical. Appendix G gains one sentence.</w:t>
+      </w:r>
+    </w:p>
+    <w:p>
+      <w:pPr>
+        <w:spacing w:after="120"/>
+        <w:ind w:left="432" w:hanging="259"/>
+      </w:pPr>
+      <w:r>
+        <w:rPr>
+          <w:rFonts w:ascii="Calibri" w:hAnsi="Calibri"/>
+          <w:b w:val="0"/>
+          <w:i w:val="0"/>
+          <w:color w:val="222222"/>
+          <w:sz w:val="21"/>
+        </w:rPr>
+        <w:t>•</w:t>
+        <w:tab/>
+      </w:r>
+      <w:r>
+        <w:rPr>
+          <w:rFonts w:ascii="Calibri" w:hAnsi="Calibri"/>
+          <w:b/>
+          <w:i w:val="0"/>
+          <w:color w:val="156082"/>
+          <w:sz w:val="21"/>
+        </w:rPr>
+        <w:t>Evidence.</w:t>
+      </w:r>
+      <w:r>
+        <w:rPr>
+          <w:rFonts w:ascii="Calibri" w:hAnsi="Calibri"/>
+          <w:b w:val="0"/>
+          <w:i w:val="0"/>
+          <w:color w:val="222222"/>
+          <w:sz w:val="21"/>
+        </w:rPr>
+        <w:t xml:space="preserve"> </w:t>
+      </w:r>
+      <w:r>
+        <w:rPr>
+          <w:rFonts w:ascii="Consolas" w:hAnsi="Consolas"/>
+          <w:b w:val="0"/>
+          <w:i w:val="0"/>
+          <w:color w:val="222222"/>
+          <w:sz w:val="19"/>
+        </w:rPr>
+        <w:t>outputs/twin/hd14b_recalibration_simulated.png</w:t>
+      </w:r>
+      <w:r>
+        <w:rPr>
+          <w:rFonts w:ascii="Calibri" w:hAnsi="Calibri"/>
+          <w:b w:val="0"/>
+          <w:i w:val="0"/>
+          <w:color w:val="222222"/>
+          <w:sz w:val="21"/>
+        </w:rPr>
+        <w:t xml:space="preserve">; the check is printed by </w:t>
+      </w:r>
+      <w:r>
+        <w:rPr>
+          <w:rFonts w:ascii="Consolas" w:hAnsi="Consolas"/>
+          <w:b w:val="0"/>
+          <w:i w:val="0"/>
+          <w:color w:val="222222"/>
+          <w:sz w:val="19"/>
+        </w:rPr>
+        <w:t>python -m neuromps.twin.recalibration --replot</w:t>
+      </w:r>
+      <w:r>
+        <w:rPr>
+          <w:rFonts w:ascii="Calibri" w:hAnsi="Calibri"/>
+          <w:b w:val="0"/>
+          <w:i w:val="0"/>
+          <w:color w:val="222222"/>
+          <w:sz w:val="21"/>
+        </w:rPr>
+        <w:t xml:space="preserve">; tests </w:t>
+      </w:r>
+      <w:r>
+        <w:rPr>
+          <w:rFonts w:ascii="Consolas" w:hAnsi="Consolas"/>
+          <w:b w:val="0"/>
+          <w:i w:val="0"/>
+          <w:color w:val="222222"/>
+          <w:sz w:val="19"/>
+        </w:rPr>
+        <w:t>tests/test_twin_recalibration_replot.py</w:t>
+      </w:r>
+      <w:r>
+        <w:rPr>
+          <w:rFonts w:ascii="Calibri" w:hAnsi="Calibri"/>
+          <w:b w:val="0"/>
+          <w:i w:val="0"/>
+          <w:color w:val="222222"/>
+          <w:sz w:val="21"/>
+        </w:rPr>
+        <w:t xml:space="preserve"> (the comparison, the ranks file, the cache rule, and a legend that overlaps no panel).</w:t>
       </w:r>
     </w:p>
     <w:p>

--- a/report/POST_SUBMISSION_CHANGES.docx
+++ b/report/POST_SUBMISSION_CHANGES.docx
@@ -6837,6 +6837,280 @@
           </w:tcPr>
           <w:p>
             <w:pPr>
+              <w:keepNext/>
+              <w:spacing w:after="0"/>
+              <w:jc w:val="center"/>
+            </w:pPr>
+            <w:r>
+              <w:rPr>
+                <w:rFonts w:ascii="Calibri" w:hAnsi="Calibri"/>
+                <w:b/>
+                <w:i w:val="0"/>
+                <w:color w:val="222222"/>
+                <w:sz w:val="20"/>
+              </w:rPr>
+              <w:t>50</w:t>
+            </w:r>
+          </w:p>
+        </w:tc>
+        <w:tc>
+          <w:tcPr>
+            <w:tcW w:type="dxa" w:w="1534"/>
+            <w:shd w:val="clear" w:color="auto" w:fill="F7F9FB"/>
+            <w:vAlign w:val="center"/>
+          </w:tcPr>
+          <w:p>
+            <w:pPr>
+              <w:keepNext/>
+              <w:spacing w:after="0"/>
+              <w:jc w:val="center"/>
+            </w:pPr>
+            <w:r>
+              <w:rPr>
+                <w:rFonts w:ascii="Calibri" w:hAnsi="Calibri"/>
+                <w:b w:val="0"/>
+                <w:i w:val="0"/>
+                <w:color w:val="222222"/>
+                <w:sz w:val="20"/>
+              </w:rPr>
+              <w:t>2026-10-28</w:t>
+            </w:r>
+          </w:p>
+        </w:tc>
+        <w:tc>
+          <w:tcPr>
+            <w:tcW w:type="dxa" w:w="2859"/>
+            <w:shd w:val="clear" w:color="auto" w:fill="F7F9FB"/>
+            <w:vAlign w:val="center"/>
+          </w:tcPr>
+          <w:p>
+            <w:pPr>
+              <w:keepNext/>
+              <w:spacing w:after="0"/>
+            </w:pPr>
+            <w:r>
+              <w:rPr>
+                <w:rFonts w:ascii="Calibri" w:hAnsi="Calibri"/>
+                <w:b w:val="0"/>
+                <w:i w:val="0"/>
+                <w:color w:val="222222"/>
+                <w:sz w:val="20"/>
+              </w:rPr>
+              <w:t>Does early network bursting predict how an untreated human iPSC well settles? A registered replication on the developmental plates (D36)</w:t>
+            </w:r>
+          </w:p>
+        </w:tc>
+        <w:tc>
+          <w:tcPr>
+            <w:tcW w:type="dxa" w:w="2516"/>
+            <w:shd w:val="clear" w:color="auto" w:fill="F7F9FB"/>
+            <w:vAlign w:val="center"/>
+          </w:tcPr>
+          <w:p>
+            <w:pPr>
+              <w:keepNext/>
+              <w:spacing w:after="0"/>
+            </w:pPr>
+            <w:r>
+              <w:rPr>
+                <w:rFonts w:ascii="Calibri" w:hAnsi="Calibri"/>
+                <w:b w:val="0"/>
+                <w:i w:val="0"/>
+                <w:color w:val="222222"/>
+                <w:sz w:val="20"/>
+              </w:rPr>
+              <w:t>1 of 3 registered predictions pass; the post hoc 48-well relation does not replicate (N1 fails), so stratifying human wells by baseline network bursting is not supported</w:t>
+            </w:r>
+          </w:p>
+        </w:tc>
+        <w:tc>
+          <w:tcPr>
+            <w:tcW w:type="dxa" w:w="1180"/>
+            <w:shd w:val="clear" w:color="auto" w:fill="F7F9FB"/>
+            <w:vAlign w:val="center"/>
+          </w:tcPr>
+          <w:p>
+            <w:pPr>
+              <w:keepNext/>
+              <w:spacing w:after="0"/>
+            </w:pPr>
+            <w:r>
+              <w:rPr>
+                <w:rFonts w:ascii="Consolas" w:hAnsi="Consolas"/>
+                <w:b w:val="0"/>
+                <w:i w:val="0"/>
+                <w:color w:val="222222"/>
+                <w:sz w:val="18"/>
+              </w:rPr>
+              <w:t>f669016</w:t>
+            </w:r>
+            <w:r>
+              <w:rPr>
+                <w:rFonts w:ascii="Calibri" w:hAnsi="Calibri"/>
+                <w:b w:val="0"/>
+                <w:i w:val="0"/>
+                <w:color w:val="222222"/>
+                <w:sz w:val="20"/>
+              </w:rPr>
+              <w:t xml:space="preserve">, </w:t>
+            </w:r>
+            <w:r>
+              <w:rPr>
+                <w:rFonts w:ascii="Consolas" w:hAnsi="Consolas"/>
+                <w:b w:val="0"/>
+                <w:i w:val="0"/>
+                <w:color w:val="222222"/>
+                <w:sz w:val="18"/>
+              </w:rPr>
+              <w:t>d7ba7da</w:t>
+            </w:r>
+            <w:r>
+              <w:rPr>
+                <w:rFonts w:ascii="Calibri" w:hAnsi="Calibri"/>
+                <w:b w:val="0"/>
+                <w:i w:val="0"/>
+                <w:color w:val="222222"/>
+                <w:sz w:val="20"/>
+              </w:rPr>
+              <w:t xml:space="preserve"> … this branch</w:t>
+            </w:r>
+          </w:p>
+        </w:tc>
+      </w:tr>
+      <w:tr>
+        <w:trPr>
+          <w:cantSplit/>
+        </w:trPr>
+        <w:tc>
+          <w:tcPr>
+            <w:tcW w:type="dxa" w:w="407"/>
+            <w:shd w:val="clear" w:color="auto" w:fill="FFFFFF"/>
+            <w:vAlign w:val="center"/>
+          </w:tcPr>
+          <w:p>
+            <w:pPr>
+              <w:keepNext/>
+              <w:spacing w:after="0"/>
+              <w:jc w:val="center"/>
+            </w:pPr>
+            <w:r>
+              <w:rPr>
+                <w:rFonts w:ascii="Calibri" w:hAnsi="Calibri"/>
+                <w:b/>
+                <w:i w:val="0"/>
+                <w:color w:val="222222"/>
+                <w:sz w:val="20"/>
+              </w:rPr>
+              <w:t>51</w:t>
+            </w:r>
+          </w:p>
+        </w:tc>
+        <w:tc>
+          <w:tcPr>
+            <w:tcW w:type="dxa" w:w="1534"/>
+            <w:shd w:val="clear" w:color="auto" w:fill="FFFFFF"/>
+            <w:vAlign w:val="center"/>
+          </w:tcPr>
+          <w:p>
+            <w:pPr>
+              <w:keepNext/>
+              <w:spacing w:after="0"/>
+              <w:jc w:val="center"/>
+            </w:pPr>
+            <w:r>
+              <w:rPr>
+                <w:rFonts w:ascii="Calibri" w:hAnsi="Calibri"/>
+                <w:b w:val="0"/>
+                <w:i w:val="0"/>
+                <w:color w:val="222222"/>
+                <w:sz w:val="20"/>
+              </w:rPr>
+              <w:t>2026-10-28</w:t>
+            </w:r>
+          </w:p>
+        </w:tc>
+        <w:tc>
+          <w:tcPr>
+            <w:tcW w:type="dxa" w:w="2859"/>
+            <w:shd w:val="clear" w:color="auto" w:fill="FFFFFF"/>
+            <w:vAlign w:val="center"/>
+          </w:tcPr>
+          <w:p>
+            <w:pPr>
+              <w:keepNext/>
+              <w:spacing w:after="0"/>
+            </w:pPr>
+            <w:r>
+              <w:rPr>
+                <w:rFonts w:ascii="Calibri" w:hAnsi="Calibri"/>
+                <w:b w:val="0"/>
+                <w:i w:val="0"/>
+                <w:color w:val="222222"/>
+                <w:sz w:val="20"/>
+              </w:rPr>
+              <w:t>Named definition sets: the asset's spike-time features under ours and the Kapucu 2022 depositors' stated definitions, in a sidecar table, with a translation table (D37)</w:t>
+            </w:r>
+          </w:p>
+        </w:tc>
+        <w:tc>
+          <w:tcPr>
+            <w:tcW w:type="dxa" w:w="2516"/>
+            <w:shd w:val="clear" w:color="auto" w:fill="FFFFFF"/>
+            <w:vAlign w:val="center"/>
+          </w:tcPr>
+          <w:p>
+            <w:pPr>
+              <w:keepNext/>
+              <w:spacing w:after="0"/>
+            </w:pPr>
+            <w:r>
+              <w:rPr>
+                <w:rFonts w:ascii="Calibri" w:hAnsi="Calibri"/>
+                <w:b w:val="0"/>
+                <w:i w:val="0"/>
+                <w:color w:val="222222"/>
+                <w:sz w:val="20"/>
+              </w:rPr>
+              <w:t>none to earlier results (asset and metrics byte-identical); three features carry over as the same number, three by a plate-dependent factor, burst rate not at all</w:t>
+            </w:r>
+          </w:p>
+        </w:tc>
+        <w:tc>
+          <w:tcPr>
+            <w:tcW w:type="dxa" w:w="1180"/>
+            <w:shd w:val="clear" w:color="auto" w:fill="FFFFFF"/>
+            <w:vAlign w:val="center"/>
+          </w:tcPr>
+          <w:p>
+            <w:pPr>
+              <w:keepNext/>
+              <w:spacing w:after="0"/>
+            </w:pPr>
+            <w:r>
+              <w:rPr>
+                <w:rFonts w:ascii="Calibri" w:hAnsi="Calibri"/>
+                <w:b w:val="0"/>
+                <w:i w:val="0"/>
+                <w:color w:val="222222"/>
+                <w:sz w:val="20"/>
+              </w:rPr>
+              <w:t>this branch</w:t>
+            </w:r>
+          </w:p>
+        </w:tc>
+      </w:tr>
+      <w:tr>
+        <w:trPr>
+          <w:cantSplit/>
+        </w:trPr>
+        <w:tc>
+          <w:tcPr>
+            <w:tcW w:type="dxa" w:w="407"/>
+            <w:shd w:val="clear" w:color="auto" w:fill="F7F9FB"/>
+            <w:vAlign w:val="center"/>
+          </w:tcPr>
+          <w:p>
+            <w:pPr>
               <w:keepNext w:val="0"/>
               <w:spacing w:after="0"/>
               <w:jc w:val="center"/>
@@ -17688,7 +17962,7 @@
           <w:color w:val="222222"/>
           <w:sz w:val="21"/>
         </w:rPr>
-        <w:t>46 registered studies here made 233 predictions: 105 passed, 88 failed, 39 were uninterpretable.</w:t>
+        <w:t>47 registered studies here made 236 predictions: 106 passed, 90 failed, 39 were uninterpretable.</w:t>
       </w:r>
     </w:p>
     <w:p>
@@ -17715,7 +17989,7 @@
           <w:color w:val="222222"/>
           <w:sz w:val="21"/>
         </w:rPr>
-        <w:t>41 result files name their registration, and 0 of them came before it; 4 registrations are not covered because their results do not name them.</w:t>
+        <w:t>42 result files name their registration, and 0 of them came before it; 4 registrations are not covered because their results do not name them.</w:t>
       </w:r>
     </w:p>
     <w:p>
@@ -21092,6 +21366,1277 @@
           <w:sz w:val="19"/>
         </w:rPr>
         <w:t>tests/test_hpsc_settling.py</w:t>
+      </w:r>
+      <w:r>
+        <w:rPr>
+          <w:rFonts w:ascii="Calibri" w:hAnsi="Calibri"/>
+          <w:b w:val="0"/>
+          <w:i w:val="0"/>
+          <w:color w:val="222222"/>
+          <w:sz w:val="21"/>
+        </w:rPr>
+        <w:t>.</w:t>
+      </w:r>
+    </w:p>
+    <w:p>
+      <w:pPr>
+        <w:keepNext/>
+        <w:spacing w:before="240" w:after="60"/>
+      </w:pPr>
+      <w:r>
+        <w:rPr>
+          <w:rFonts w:ascii="Calibri" w:hAnsi="Calibri"/>
+          <w:b/>
+          <w:i w:val="0"/>
+          <w:color w:val="1F4E79"/>
+          <w:sz w:val="23"/>
+        </w:rPr>
+        <w:t>50. Early network bursting does not predict how a human iPSC well settles, on independent plates</w:t>
+      </w:r>
+    </w:p>
+    <w:p>
+      <w:pPr>
+        <w:spacing w:after="120"/>
+      </w:pPr>
+      <w:r>
+        <w:rPr>
+          <w:rFonts w:ascii="Calibri" w:hAnsi="Calibri"/>
+          <w:b/>
+          <w:i w:val="0"/>
+          <w:color w:val="156082"/>
+          <w:sz w:val="21"/>
+        </w:rPr>
+        <w:t>Slide message:</w:t>
+      </w:r>
+      <w:r>
+        <w:rPr>
+          <w:rFonts w:ascii="Calibri" w:hAnsi="Calibri"/>
+          <w:b w:val="0"/>
+          <w:i w:val="0"/>
+          <w:color w:val="222222"/>
+          <w:sz w:val="21"/>
+        </w:rPr>
+        <w:t xml:space="preserve"> </w:t>
+      </w:r>
+      <w:r>
+        <w:rPr>
+          <w:rFonts w:ascii="Calibri" w:hAnsi="Calibri"/>
+          <w:b w:val="0"/>
+          <w:i/>
+          <w:color w:val="222222"/>
+          <w:sz w:val="21"/>
+        </w:rPr>
+        <w:t>On one 48-well plate, human iPSC wells with more network bursting in the first five minutes kept falling (post hoc rho −0.73); registered and retested on 144 recordings from the lab's developmental plates, the relation is gone (rho −0.06, interval −0.23 to 0.09), so a baseline network readout cannot yet be used to sort human wells.</w:t>
+      </w:r>
+    </w:p>
+    <w:p>
+      <w:pPr>
+        <w:spacing w:after="120"/>
+        <w:ind w:left="432" w:hanging="259"/>
+      </w:pPr>
+      <w:r>
+        <w:rPr>
+          <w:rFonts w:ascii="Calibri" w:hAnsi="Calibri"/>
+          <w:b w:val="0"/>
+          <w:i w:val="0"/>
+          <w:color w:val="222222"/>
+          <w:sz w:val="21"/>
+        </w:rPr>
+        <w:t>•</w:t>
+        <w:tab/>
+      </w:r>
+      <w:r>
+        <w:rPr>
+          <w:rFonts w:ascii="Calibri" w:hAnsi="Calibri"/>
+          <w:b/>
+          <w:i w:val="0"/>
+          <w:color w:val="156082"/>
+          <w:sz w:val="21"/>
+        </w:rPr>
+        <w:t>What changed.</w:t>
+      </w:r>
+      <w:r>
+        <w:rPr>
+          <w:rFonts w:ascii="Calibri" w:hAnsi="Calibri"/>
+          <w:b w:val="0"/>
+          <w:i w:val="0"/>
+          <w:color w:val="222222"/>
+          <w:sz w:val="21"/>
+        </w:rPr>
+        <w:t xml:space="preserve"> A registered replication (</w:t>
+      </w:r>
+      <w:r>
+        <w:rPr>
+          <w:rFonts w:ascii="Consolas" w:hAnsi="Consolas"/>
+          <w:b w:val="0"/>
+          <w:i w:val="0"/>
+          <w:color w:val="222222"/>
+          <w:sz w:val="19"/>
+        </w:rPr>
+        <w:t>src/neuromps/models/hpsc_network_state.py</w:t>
+      </w:r>
+      <w:r>
+        <w:rPr>
+          <w:rFonts w:ascii="Calibri" w:hAnsi="Calibri"/>
+          <w:b w:val="0"/>
+          <w:i w:val="0"/>
+          <w:color w:val="222222"/>
+          <w:sz w:val="21"/>
+        </w:rPr>
+        <w:t xml:space="preserve">, </w:t>
+      </w:r>
+      <w:r>
+        <w:rPr>
+          <w:rFonts w:ascii="Consolas" w:hAnsi="Consolas"/>
+          <w:b w:val="0"/>
+          <w:i w:val="0"/>
+          <w:color w:val="222222"/>
+          <w:sz w:val="19"/>
+        </w:rPr>
+        <w:t>preregistration/hpsc_network_state.json</w:t>
+      </w:r>
+      <w:r>
+        <w:rPr>
+          <w:rFonts w:ascii="Calibri" w:hAnsi="Calibri"/>
+          <w:b w:val="0"/>
+          <w:i w:val="0"/>
+          <w:color w:val="222222"/>
+          <w:sz w:val="21"/>
+        </w:rPr>
+        <w:t>, decision D36, report §36, "Registered replication") of a post hoc observation on entry 49's human wells. On D32's replication pool (the 12-well developmental plates, its usable untreated recordings), each 10-minute recording is cut into six windows; the first window's network-burst rate, synchrony and firing rate (the shared extractor) are set against the slope of the fixed-electrode log2 firing rate over the last five windows.</w:t>
+      </w:r>
+    </w:p>
+    <w:p>
+      <w:pPr>
+        <w:spacing w:after="120"/>
+        <w:ind w:left="432" w:hanging="259"/>
+      </w:pPr>
+      <w:r>
+        <w:rPr>
+          <w:rFonts w:ascii="Calibri" w:hAnsi="Calibri"/>
+          <w:b w:val="0"/>
+          <w:i w:val="0"/>
+          <w:color w:val="222222"/>
+          <w:sz w:val="21"/>
+        </w:rPr>
+        <w:t>•</w:t>
+        <w:tab/>
+      </w:r>
+      <w:r>
+        <w:rPr>
+          <w:rFonts w:ascii="Calibri" w:hAnsi="Calibri"/>
+          <w:b/>
+          <w:i w:val="0"/>
+          <w:color w:val="156082"/>
+          <w:sz w:val="21"/>
+        </w:rPr>
+        <w:t>Why.</w:t>
+      </w:r>
+      <w:r>
+        <w:rPr>
+          <w:rFonts w:ascii="Calibri" w:hAnsi="Calibri"/>
+          <w:b w:val="0"/>
+          <w:i w:val="0"/>
+          <w:color w:val="222222"/>
+          <w:sz w:val="21"/>
+        </w:rPr>
+        <w:t xml:space="preserve"> If early network state predicted settling, a lab could stratify human wells by it at baseline; a relation found by looking at one plate needed independent recordings first.</w:t>
+      </w:r>
+    </w:p>
+    <w:p>
+      <w:pPr>
+        <w:spacing w:after="120"/>
+        <w:ind w:left="432" w:hanging="259"/>
+      </w:pPr>
+      <w:r>
+        <w:rPr>
+          <w:rFonts w:ascii="Calibri" w:hAnsi="Calibri"/>
+          <w:b w:val="0"/>
+          <w:i w:val="0"/>
+          <w:color w:val="222222"/>
+          <w:sz w:val="21"/>
+        </w:rPr>
+        <w:t>•</w:t>
+        <w:tab/>
+      </w:r>
+      <w:r>
+        <w:rPr>
+          <w:rFonts w:ascii="Calibri" w:hAnsi="Calibri"/>
+          <w:b/>
+          <w:i w:val="0"/>
+          <w:color w:val="156082"/>
+          <w:sz w:val="21"/>
+        </w:rPr>
+        <w:t>Effect.</w:t>
+      </w:r>
+    </w:p>
+    <w:p>
+      <w:pPr>
+        <w:spacing w:after="120"/>
+        <w:ind w:left="432" w:hanging="259"/>
+      </w:pPr>
+      <w:r>
+        <w:rPr>
+          <w:rFonts w:ascii="Calibri" w:hAnsi="Calibri"/>
+          <w:b w:val="0"/>
+          <w:i w:val="0"/>
+          <w:color w:val="222222"/>
+          <w:sz w:val="21"/>
+        </w:rPr>
+        <w:t>•</w:t>
+        <w:tab/>
+      </w:r>
+      <w:r>
+        <w:rPr>
+          <w:rFonts w:ascii="Calibri" w:hAnsi="Calibri"/>
+          <w:b w:val="0"/>
+          <w:i w:val="0"/>
+          <w:color w:val="222222"/>
+          <w:sz w:val="21"/>
+        </w:rPr>
+        <w:t>N1 fails: the human interval does not lie below 0. N2 passes (rat rho −0.06, −0.28 to 0.20), which with N1 failing means neither species shows the relation. N3 fails (rho(mfr0) − rho(nb0) 0.02).</w:t>
+      </w:r>
+    </w:p>
+    <w:p>
+      <w:pPr>
+        <w:spacing w:after="120"/>
+        <w:ind w:left="432" w:hanging="259"/>
+      </w:pPr>
+      <w:r>
+        <w:rPr>
+          <w:rFonts w:ascii="Calibri" w:hAnsi="Calibri"/>
+          <w:b w:val="0"/>
+          <w:i w:val="0"/>
+          <w:color w:val="222222"/>
+          <w:sz w:val="21"/>
+        </w:rPr>
+        <w:t>•</w:t>
+        <w:tab/>
+      </w:r>
+      <w:r>
+        <w:rPr>
+          <w:rFonts w:ascii="Calibri" w:hAnsi="Calibri"/>
+          <w:b w:val="0"/>
+          <w:i w:val="0"/>
+          <w:color w:val="222222"/>
+          <w:sz w:val="21"/>
+        </w:rPr>
+        <w:t>Every recording was scored; nb0 was zero in 44% of human recordings (registered limit 80%). Post hoc, over the human recordings with an early network burst, rho is −0.17, still with an interval reaching 0.</w:t>
+      </w:r>
+    </w:p>
+    <w:p>
+      <w:pPr>
+        <w:spacing w:after="120"/>
+        <w:ind w:left="432" w:hanging="259"/>
+      </w:pPr>
+      <w:r>
+        <w:rPr>
+          <w:rFonts w:ascii="Calibri" w:hAnsi="Calibri"/>
+          <w:b w:val="0"/>
+          <w:i w:val="0"/>
+          <w:color w:val="222222"/>
+          <w:sz w:val="21"/>
+        </w:rPr>
+        <w:t>•</w:t>
+        <w:tab/>
+      </w:r>
+      <w:r>
+        <w:rPr>
+          <w:rFonts w:ascii="Calibri" w:hAnsi="Calibri"/>
+          <w:b w:val="0"/>
+          <w:i w:val="0"/>
+          <w:color w:val="222222"/>
+          <w:sz w:val="21"/>
+        </w:rPr>
+        <w:t>Registered age check: the human partial rho on DIV is −0.39, so the age flag is not raised; the per-DIV median, −0.06, does not agree, and human early bursting falls steeply with age. Neither is a registered test of a within-age relation.</w:t>
+      </w:r>
+    </w:p>
+    <w:p>
+      <w:pPr>
+        <w:spacing w:after="120"/>
+        <w:ind w:left="432" w:hanging="259"/>
+      </w:pPr>
+      <w:r>
+        <w:rPr>
+          <w:rFonts w:ascii="Calibri" w:hAnsi="Calibri"/>
+          <w:b w:val="0"/>
+          <w:i w:val="0"/>
+          <w:color w:val="222222"/>
+          <w:sz w:val="21"/>
+        </w:rPr>
+        <w:t>•</w:t>
+        <w:tab/>
+      </w:r>
+      <w:r>
+        <w:rPr>
+          <w:rFonts w:ascii="Calibri" w:hAnsi="Calibri"/>
+          <w:b w:val="0"/>
+          <w:i w:val="0"/>
+          <w:color w:val="222222"/>
+          <w:sz w:val="21"/>
+        </w:rPr>
+        <w:t>No earlier result changes. The registration counts in §21 and entry 43 rise by this study's three predictions and one checked result file.</w:t>
+      </w:r>
+    </w:p>
+    <w:p>
+      <w:pPr>
+        <w:spacing w:after="120"/>
+        <w:ind w:left="432" w:hanging="259"/>
+      </w:pPr>
+      <w:r>
+        <w:rPr>
+          <w:rFonts w:ascii="Calibri" w:hAnsi="Calibri"/>
+          <w:b w:val="0"/>
+          <w:i w:val="0"/>
+          <w:color w:val="222222"/>
+          <w:sz w:val="21"/>
+        </w:rPr>
+        <w:t>•</w:t>
+        <w:tab/>
+      </w:r>
+      <w:r>
+        <w:rPr>
+          <w:rFonts w:ascii="Calibri" w:hAnsi="Calibri"/>
+          <w:b/>
+          <w:i w:val="0"/>
+          <w:color w:val="156082"/>
+          <w:sz w:val="21"/>
+        </w:rPr>
+        <w:t>Evidence.</w:t>
+      </w:r>
+      <w:r>
+        <w:rPr>
+          <w:rFonts w:ascii="Calibri" w:hAnsi="Calibri"/>
+          <w:b w:val="0"/>
+          <w:i w:val="0"/>
+          <w:color w:val="222222"/>
+          <w:sz w:val="21"/>
+        </w:rPr>
+        <w:t xml:space="preserve"> Report §36; decision D36; </w:t>
+      </w:r>
+      <w:r>
+        <w:rPr>
+          <w:rFonts w:ascii="Consolas" w:hAnsi="Consolas"/>
+          <w:b w:val="0"/>
+          <w:i w:val="0"/>
+          <w:color w:val="222222"/>
+          <w:sz w:val="19"/>
+        </w:rPr>
+        <w:t>outputs/figures/hpsc_network_state_real.png</w:t>
+      </w:r>
+      <w:r>
+        <w:rPr>
+          <w:rFonts w:ascii="Calibri" w:hAnsi="Calibri"/>
+          <w:b w:val="0"/>
+          <w:i w:val="0"/>
+          <w:color w:val="222222"/>
+          <w:sz w:val="21"/>
+        </w:rPr>
+        <w:t xml:space="preserve">, </w:t>
+      </w:r>
+      <w:r>
+        <w:rPr>
+          <w:rFonts w:ascii="Consolas" w:hAnsi="Consolas"/>
+          <w:b w:val="0"/>
+          <w:i w:val="0"/>
+          <w:color w:val="222222"/>
+          <w:sz w:val="19"/>
+        </w:rPr>
+        <w:t>outputs/hpsc_network_state_REAL.json</w:t>
+      </w:r>
+      <w:r>
+        <w:rPr>
+          <w:rFonts w:ascii="Calibri" w:hAnsi="Calibri"/>
+          <w:b w:val="0"/>
+          <w:i w:val="0"/>
+          <w:color w:val="222222"/>
+          <w:sz w:val="21"/>
+        </w:rPr>
+        <w:t xml:space="preserve"> (with the per-recording table), </w:t>
+      </w:r>
+      <w:r>
+        <w:rPr>
+          <w:rFonts w:ascii="Consolas" w:hAnsi="Consolas"/>
+          <w:b w:val="0"/>
+          <w:i w:val="0"/>
+          <w:color w:val="222222"/>
+          <w:sz w:val="19"/>
+        </w:rPr>
+        <w:t>outputs/metrics.json</w:t>
+      </w:r>
+      <w:r>
+        <w:rPr>
+          <w:rFonts w:ascii="Calibri" w:hAnsi="Calibri"/>
+          <w:b w:val="0"/>
+          <w:i w:val="0"/>
+          <w:color w:val="222222"/>
+          <w:sz w:val="21"/>
+        </w:rPr>
+        <w:t xml:space="preserve"> key </w:t>
+      </w:r>
+      <w:r>
+        <w:rPr>
+          <w:rFonts w:ascii="Consolas" w:hAnsi="Consolas"/>
+          <w:b w:val="0"/>
+          <w:i w:val="0"/>
+          <w:color w:val="222222"/>
+          <w:sz w:val="19"/>
+        </w:rPr>
+        <w:t>hpsc_network_state</w:t>
+      </w:r>
+      <w:r>
+        <w:rPr>
+          <w:rFonts w:ascii="Calibri" w:hAnsi="Calibri"/>
+          <w:b w:val="0"/>
+          <w:i w:val="0"/>
+          <w:color w:val="222222"/>
+          <w:sz w:val="21"/>
+        </w:rPr>
+        <w:t xml:space="preserve">; tests </w:t>
+      </w:r>
+      <w:r>
+        <w:rPr>
+          <w:rFonts w:ascii="Consolas" w:hAnsi="Consolas"/>
+          <w:b w:val="0"/>
+          <w:i w:val="0"/>
+          <w:color w:val="222222"/>
+          <w:sz w:val="19"/>
+        </w:rPr>
+        <w:t>tests/test_hpsc_network_state.py</w:t>
+      </w:r>
+      <w:r>
+        <w:rPr>
+          <w:rFonts w:ascii="Calibri" w:hAnsi="Calibri"/>
+          <w:b w:val="0"/>
+          <w:i w:val="0"/>
+          <w:color w:val="222222"/>
+          <w:sz w:val="21"/>
+        </w:rPr>
+        <w:t>.</w:t>
+      </w:r>
+    </w:p>
+    <w:p>
+      <w:pPr>
+        <w:keepNext/>
+        <w:spacing w:before="240" w:after="60"/>
+      </w:pPr>
+      <w:r>
+        <w:rPr>
+          <w:rFonts w:ascii="Calibri" w:hAnsi="Calibri"/>
+          <w:b/>
+          <w:i w:val="0"/>
+          <w:color w:val="1F4E79"/>
+          <w:sz w:val="23"/>
+        </w:rPr>
+        <w:t>51. Our features under another laboratory's definitions, and where they translate</w:t>
+      </w:r>
+    </w:p>
+    <w:p>
+      <w:pPr>
+        <w:spacing w:after="120"/>
+      </w:pPr>
+      <w:r>
+        <w:rPr>
+          <w:rFonts w:ascii="Calibri" w:hAnsi="Calibri"/>
+          <w:b/>
+          <w:i w:val="0"/>
+          <w:color w:val="156082"/>
+          <w:sz w:val="21"/>
+        </w:rPr>
+        <w:t>Slide message:</w:t>
+      </w:r>
+      <w:r>
+        <w:rPr>
+          <w:rFonts w:ascii="Calibri" w:hAnsi="Calibri"/>
+          <w:b w:val="0"/>
+          <w:i w:val="0"/>
+          <w:color w:val="222222"/>
+          <w:sz w:val="21"/>
+        </w:rPr>
+        <w:t xml:space="preserve"> </w:t>
+      </w:r>
+      <w:r>
+        <w:rPr>
+          <w:rFonts w:ascii="Calibri" w:hAnsi="Calibri"/>
+          <w:b w:val="0"/>
+          <w:i/>
+          <w:color w:val="222222"/>
+          <w:sz w:val="21"/>
+        </w:rPr>
+        <w:t>Every spike-time record in the asset now also carries its features under the Kapucu 2022 depositors' stated definitions, from the same extractor; on their plates, three of seven features are the same number under both, three differ by a factor that depends on the culture (firing rate 1.1017 rat, 1.3902 human), and burst rate cannot be converted.</w:t>
+      </w:r>
+    </w:p>
+    <w:p>
+      <w:pPr>
+        <w:spacing w:after="120"/>
+        <w:ind w:left="432" w:hanging="259"/>
+      </w:pPr>
+      <w:r>
+        <w:rPr>
+          <w:rFonts w:ascii="Calibri" w:hAnsi="Calibri"/>
+          <w:b w:val="0"/>
+          <w:i w:val="0"/>
+          <w:color w:val="222222"/>
+          <w:sz w:val="21"/>
+        </w:rPr>
+        <w:t>•</w:t>
+        <w:tab/>
+      </w:r>
+      <w:r>
+        <w:rPr>
+          <w:rFonts w:ascii="Calibri" w:hAnsi="Calibri"/>
+          <w:b/>
+          <w:i w:val="0"/>
+          <w:color w:val="156082"/>
+          <w:sz w:val="21"/>
+        </w:rPr>
+        <w:t>What changed.</w:t>
+      </w:r>
+      <w:r>
+        <w:rPr>
+          <w:rFonts w:ascii="Calibri" w:hAnsi="Calibri"/>
+          <w:b w:val="0"/>
+          <w:i w:val="0"/>
+          <w:color w:val="222222"/>
+          <w:sz w:val="21"/>
+        </w:rPr>
+        <w:t xml:space="preserve"> A registry of named definition sets, </w:t>
+      </w:r>
+      <w:r>
+        <w:rPr>
+          <w:rFonts w:ascii="Consolas" w:hAnsi="Consolas"/>
+          <w:b w:val="0"/>
+          <w:i w:val="0"/>
+          <w:color w:val="222222"/>
+          <w:sz w:val="19"/>
+        </w:rPr>
+        <w:t>src/neuromps/features/definitions.py</w:t>
+      </w:r>
+      <w:r>
+        <w:rPr>
+          <w:rFonts w:ascii="Calibri" w:hAnsi="Calibri"/>
+          <w:b w:val="0"/>
+          <w:i w:val="0"/>
+          <w:color w:val="222222"/>
+          <w:sz w:val="21"/>
+        </w:rPr>
+        <w:t xml:space="preserve">: </w:t>
+      </w:r>
+      <w:r>
+        <w:rPr>
+          <w:rFonts w:ascii="Consolas" w:hAnsi="Consolas"/>
+          <w:b w:val="0"/>
+          <w:i w:val="0"/>
+          <w:color w:val="222222"/>
+          <w:sz w:val="19"/>
+        </w:rPr>
+        <w:t>neuromps</w:t>
+      </w:r>
+      <w:r>
+        <w:rPr>
+          <w:rFonts w:ascii="Calibri" w:hAnsi="Calibri"/>
+          <w:b w:val="0"/>
+          <w:i w:val="0"/>
+          <w:color w:val="222222"/>
+          <w:sz w:val="21"/>
+        </w:rPr>
+        <w:t xml:space="preserve"> (reference, the defaults the asset and the twin use), </w:t>
+      </w:r>
+      <w:r>
+        <w:rPr>
+          <w:rFonts w:ascii="Consolas" w:hAnsi="Consolas"/>
+          <w:b w:val="0"/>
+          <w:i w:val="0"/>
+          <w:color w:val="222222"/>
+          <w:sz w:val="19"/>
+        </w:rPr>
+        <w:t>kapucu2022</w:t>
+      </w:r>
+      <w:r>
+        <w:rPr>
+          <w:rFonts w:ascii="Calibri" w:hAnsi="Calibri"/>
+          <w:b w:val="0"/>
+          <w:i w:val="0"/>
+          <w:color w:val="222222"/>
+          <w:sz w:val="21"/>
+        </w:rPr>
+        <w:t xml:space="preserve"> (validated, the settings ladder's S3) and </w:t>
+      </w:r>
+      <w:r>
+        <w:rPr>
+          <w:rFonts w:ascii="Consolas" w:hAnsi="Consolas"/>
+          <w:b w:val="0"/>
+          <w:i w:val="0"/>
+          <w:color w:val="222222"/>
+          <w:sz w:val="19"/>
+        </w:rPr>
+        <w:t>kapucu2022_logisi</w:t>
+      </w:r>
+      <w:r>
+        <w:rPr>
+          <w:rFonts w:ascii="Calibri" w:hAnsi="Calibri"/>
+          <w:b w:val="0"/>
+          <w:i w:val="0"/>
+          <w:color w:val="222222"/>
+          <w:sz w:val="21"/>
+        </w:rPr>
+        <w:t xml:space="preserve"> (experimental, S4; used for no claim). Each is a bundle of </w:t>
+      </w:r>
+      <w:r>
+        <w:rPr>
+          <w:rFonts w:ascii="Consolas" w:hAnsi="Consolas"/>
+          <w:b w:val="0"/>
+          <w:i w:val="0"/>
+          <w:color w:val="222222"/>
+          <w:sz w:val="19"/>
+        </w:rPr>
+        <w:t>FeatureParams</w:t>
+      </w:r>
+      <w:r>
+        <w:rPr>
+          <w:rFonts w:ascii="Calibri" w:hAnsi="Calibri"/>
+          <w:b w:val="0"/>
+          <w:i w:val="0"/>
+          <w:color w:val="222222"/>
+          <w:sz w:val="21"/>
+        </w:rPr>
+        <w:t xml:space="preserve"> options plus whether a deposit's noisy electrodes are dropped, so </w:t>
+      </w:r>
+      <w:r>
+        <w:rPr>
+          <w:rFonts w:ascii="Consolas" w:hAnsi="Consolas"/>
+          <w:b w:val="0"/>
+          <w:i w:val="0"/>
+          <w:color w:val="222222"/>
+          <w:sz w:val="19"/>
+        </w:rPr>
+        <w:t>features/mea.py</w:t>
+      </w:r>
+      <w:r>
+        <w:rPr>
+          <w:rFonts w:ascii="Calibri" w:hAnsi="Calibri"/>
+          <w:b w:val="0"/>
+          <w:i w:val="0"/>
+          <w:color w:val="222222"/>
+          <w:sz w:val="21"/>
+        </w:rPr>
+        <w:t xml:space="preserve"> stays the one extractor. The ladder and the logISI study now take S3 and S4 from the registry; the definitions are equal to the old ones. A new stage in the models step (</w:t>
+      </w:r>
+      <w:r>
+        <w:rPr>
+          <w:rFonts w:ascii="Consolas" w:hAnsi="Consolas"/>
+          <w:b w:val="0"/>
+          <w:i w:val="0"/>
+          <w:color w:val="222222"/>
+          <w:sz w:val="19"/>
+        </w:rPr>
+        <w:t>src/neuromps/models/feature_definitions.py</w:t>
+      </w:r>
+      <w:r>
+        <w:rPr>
+          <w:rFonts w:ascii="Calibri" w:hAnsi="Calibri"/>
+          <w:b w:val="0"/>
+          <w:i w:val="0"/>
+          <w:color w:val="222222"/>
+          <w:sz w:val="21"/>
+        </w:rPr>
+        <w:t>, after the extractor agreement) re-reads each spike-time record with the ETL modules' own loaders (</w:t>
+      </w:r>
+      <w:r>
+        <w:rPr>
+          <w:rFonts w:ascii="Consolas" w:hAnsi="Consolas"/>
+          <w:b w:val="0"/>
+          <w:i w:val="0"/>
+          <w:color w:val="222222"/>
+          <w:sz w:val="19"/>
+        </w:rPr>
+        <w:t>src/neuromps/etl/spike_trains.py</w:t>
+      </w:r>
+      <w:r>
+        <w:rPr>
+          <w:rFonts w:ascii="Calibri" w:hAnsi="Calibri"/>
+          <w:b w:val="0"/>
+          <w:i w:val="0"/>
+          <w:color w:val="222222"/>
+          <w:sz w:val="21"/>
+        </w:rPr>
+        <w:t xml:space="preserve">), writes </w:t>
+      </w:r>
+      <w:r>
+        <w:rPr>
+          <w:rFonts w:ascii="Consolas" w:hAnsi="Consolas"/>
+          <w:b w:val="0"/>
+          <w:i w:val="0"/>
+          <w:color w:val="222222"/>
+          <w:sz w:val="19"/>
+        </w:rPr>
+        <w:t>data/processed/features_by_definition.parquet</w:t>
+      </w:r>
+      <w:r>
+        <w:rPr>
+          <w:rFonts w:ascii="Calibri" w:hAnsi="Calibri"/>
+          <w:b w:val="0"/>
+          <w:i w:val="0"/>
+          <w:color w:val="222222"/>
+          <w:sz w:val="21"/>
+        </w:rPr>
+        <w:t xml:space="preserve"> (record id, source, definition, feature, value) and generates </w:t>
+      </w:r>
+      <w:r>
+        <w:rPr>
+          <w:rFonts w:ascii="Consolas" w:hAnsi="Consolas"/>
+          <w:b w:val="0"/>
+          <w:i w:val="0"/>
+          <w:color w:val="222222"/>
+          <w:sz w:val="19"/>
+        </w:rPr>
+        <w:t>outputs/tables/feature_definitions.md</w:t>
+      </w:r>
+      <w:r>
+        <w:rPr>
+          <w:rFonts w:ascii="Calibri" w:hAnsi="Calibri"/>
+          <w:b w:val="0"/>
+          <w:i w:val="0"/>
+          <w:color w:val="222222"/>
+          <w:sz w:val="21"/>
+        </w:rPr>
+        <w:t xml:space="preserve">. Decision D37; report §3, "Named definition sets"; </w:t>
+      </w:r>
+      <w:r>
+        <w:rPr>
+          <w:rFonts w:ascii="Consolas" w:hAnsi="Consolas"/>
+          <w:b w:val="0"/>
+          <w:i w:val="0"/>
+          <w:color w:val="222222"/>
+          <w:sz w:val="19"/>
+        </w:rPr>
+        <w:t>schema/STANDARD.md</w:t>
+      </w:r>
+      <w:r>
+        <w:rPr>
+          <w:rFonts w:ascii="Calibri" w:hAnsi="Calibri"/>
+          <w:b w:val="0"/>
+          <w:i w:val="0"/>
+          <w:color w:val="222222"/>
+          <w:sz w:val="21"/>
+        </w:rPr>
+        <w:t xml:space="preserve"> §4.4.</w:t>
+      </w:r>
+    </w:p>
+    <w:p>
+      <w:pPr>
+        <w:spacing w:after="120"/>
+        <w:ind w:left="432" w:hanging="259"/>
+      </w:pPr>
+      <w:r>
+        <w:rPr>
+          <w:rFonts w:ascii="Calibri" w:hAnsi="Calibri"/>
+          <w:b w:val="0"/>
+          <w:i w:val="0"/>
+          <w:color w:val="222222"/>
+          <w:sz w:val="21"/>
+        </w:rPr>
+        <w:t>•</w:t>
+        <w:tab/>
+      </w:r>
+      <w:r>
+        <w:rPr>
+          <w:rFonts w:ascii="Calibri" w:hAnsi="Calibri"/>
+          <w:b/>
+          <w:i w:val="0"/>
+          <w:color w:val="156082"/>
+          <w:sz w:val="21"/>
+        </w:rPr>
+        <w:t>Why.</w:t>
+      </w:r>
+      <w:r>
+        <w:rPr>
+          <w:rFonts w:ascii="Calibri" w:hAnsi="Calibri"/>
+          <w:b w:val="0"/>
+          <w:i w:val="0"/>
+          <w:color w:val="222222"/>
+          <w:sz w:val="21"/>
+        </w:rPr>
+        <w:t xml:space="preserve"> D33 recorded this as the future option: a laboratory reading our numbers beside its own needs to know where a translation is supported by evidence, and the evidence (the ladder and the logISI test) was only in a metrics file.</w:t>
+      </w:r>
+    </w:p>
+    <w:p>
+      <w:pPr>
+        <w:spacing w:after="120"/>
+        <w:ind w:left="432" w:hanging="259"/>
+      </w:pPr>
+      <w:r>
+        <w:rPr>
+          <w:rFonts w:ascii="Calibri" w:hAnsi="Calibri"/>
+          <w:b w:val="0"/>
+          <w:i w:val="0"/>
+          <w:color w:val="222222"/>
+          <w:sz w:val="21"/>
+        </w:rPr>
+        <w:t>•</w:t>
+        <w:tab/>
+      </w:r>
+      <w:r>
+        <w:rPr>
+          <w:rFonts w:ascii="Calibri" w:hAnsi="Calibri"/>
+          <w:b/>
+          <w:i w:val="0"/>
+          <w:color w:val="156082"/>
+          <w:sz w:val="21"/>
+        </w:rPr>
+        <w:t>Effect.</w:t>
+      </w:r>
+    </w:p>
+    <w:p>
+      <w:pPr>
+        <w:spacing w:after="120"/>
+        <w:ind w:left="432" w:hanging="259"/>
+      </w:pPr>
+      <w:r>
+        <w:rPr>
+          <w:rFonts w:ascii="Calibri" w:hAnsi="Calibri"/>
+          <w:b w:val="0"/>
+          <w:i w:val="0"/>
+          <w:color w:val="222222"/>
+          <w:sz w:val="21"/>
+        </w:rPr>
+        <w:t>•</w:t>
+        <w:tab/>
+      </w:r>
+      <w:r>
+        <w:rPr>
+          <w:rFonts w:ascii="Calibri" w:hAnsi="Calibri"/>
+          <w:b w:val="0"/>
+          <w:i w:val="0"/>
+          <w:color w:val="222222"/>
+          <w:sz w:val="21"/>
+        </w:rPr>
+        <w:t xml:space="preserve">The sidecar holds 1,512 records under every set (40,824 rows). Its </w:t>
+      </w:r>
+      <w:r>
+        <w:rPr>
+          <w:rFonts w:ascii="Consolas" w:hAnsi="Consolas"/>
+          <w:b w:val="0"/>
+          <w:i w:val="0"/>
+          <w:color w:val="222222"/>
+          <w:sz w:val="19"/>
+        </w:rPr>
+        <w:t>neuromps</w:t>
+      </w:r>
+      <w:r>
+        <w:rPr>
+          <w:rFonts w:ascii="Calibri" w:hAnsi="Calibri"/>
+          <w:b w:val="0"/>
+          <w:i w:val="0"/>
+          <w:color w:val="222222"/>
+          <w:sz w:val="21"/>
+        </w:rPr>
+        <w:t xml:space="preserve"> rows equal the asset in all 13,608 values; on the developmental plates the </w:t>
+      </w:r>
+      <w:r>
+        <w:rPr>
+          <w:rFonts w:ascii="Consolas" w:hAnsi="Consolas"/>
+          <w:b w:val="0"/>
+          <w:i w:val="0"/>
+          <w:color w:val="222222"/>
+          <w:sz w:val="19"/>
+        </w:rPr>
+        <w:t>kapucu2022</w:t>
+      </w:r>
+      <w:r>
+        <w:rPr>
+          <w:rFonts w:ascii="Calibri" w:hAnsi="Calibri"/>
+          <w:b w:val="0"/>
+          <w:i w:val="0"/>
+          <w:color w:val="222222"/>
+          <w:sz w:val="21"/>
+        </w:rPr>
+        <w:t xml:space="preserve"> ratios against the depositors equal the ladder's S3 numbers in 28 of 28 comparisons (all checks: true).</w:t>
+      </w:r>
+    </w:p>
+    <w:p>
+      <w:pPr>
+        <w:spacing w:after="120"/>
+        <w:ind w:left="432" w:hanging="259"/>
+      </w:pPr>
+      <w:r>
+        <w:rPr>
+          <w:rFonts w:ascii="Calibri" w:hAnsi="Calibri"/>
+          <w:b w:val="0"/>
+          <w:i w:val="0"/>
+          <w:color w:val="222222"/>
+          <w:sz w:val="21"/>
+        </w:rPr>
+        <w:t>•</w:t>
+        <w:tab/>
+      </w:r>
+      <w:r>
+        <w:rPr>
+          <w:rFonts w:ascii="Consolas" w:hAnsi="Consolas"/>
+          <w:b w:val="0"/>
+          <w:i w:val="0"/>
+          <w:color w:val="222222"/>
+          <w:sz w:val="19"/>
+        </w:rPr>
+        <w:t>kapucu2022</w:t>
+      </w:r>
+      <w:r>
+        <w:rPr>
+          <w:rFonts w:ascii="Calibri" w:hAnsi="Calibri"/>
+          <w:b w:val="0"/>
+          <w:i w:val="0"/>
+          <w:color w:val="222222"/>
+          <w:sz w:val="21"/>
+        </w:rPr>
+        <w:t xml:space="preserve"> against ours, on 336 recordings: share of spikes in bursts, spikes per burst and burst duration are the same number (ratio 1.0132 for the first); active electrodes, firing rate and STTC are a scale factor (0.734, 1.3264 and 1.315); burst rate has no conversion (ratio 2.0584, rank agreement 0.9299).</w:t>
+      </w:r>
+    </w:p>
+    <w:p>
+      <w:pPr>
+        <w:spacing w:after="120"/>
+        <w:ind w:left="432" w:hanging="259"/>
+      </w:pPr>
+      <w:r>
+        <w:rPr>
+          <w:rFonts w:ascii="Calibri" w:hAnsi="Calibri"/>
+          <w:b w:val="0"/>
+          <w:i w:val="0"/>
+          <w:color w:val="222222"/>
+          <w:sz w:val="21"/>
+        </w:rPr>
+        <w:t>•</w:t>
+        <w:tab/>
+      </w:r>
+      <w:r>
+        <w:rPr>
+          <w:rFonts w:ascii="Calibri" w:hAnsi="Calibri"/>
+          <w:b w:val="0"/>
+          <w:i w:val="0"/>
+          <w:color w:val="222222"/>
+          <w:sz w:val="21"/>
+        </w:rPr>
+        <w:t>The factors differ by plate, so they are properties of these cultures, not constants of the definitions: active electrodes 0.9008 on the rat plate against 0.6958 on hPSC_MEA2.</w:t>
+      </w:r>
+    </w:p>
+    <w:p>
+      <w:pPr>
+        <w:spacing w:after="120"/>
+        <w:ind w:left="432" w:hanging="259"/>
+      </w:pPr>
+      <w:r>
+        <w:rPr>
+          <w:rFonts w:ascii="Calibri" w:hAnsi="Calibri"/>
+          <w:b w:val="0"/>
+          <w:i w:val="0"/>
+          <w:color w:val="222222"/>
+          <w:sz w:val="21"/>
+        </w:rPr>
+        <w:t>•</w:t>
+        <w:tab/>
+      </w:r>
+      <w:r>
+        <w:rPr>
+          <w:rFonts w:ascii="Calibri" w:hAnsi="Calibri"/>
+          <w:b w:val="0"/>
+          <w:i w:val="0"/>
+          <w:color w:val="222222"/>
+          <w:sz w:val="21"/>
+        </w:rPr>
+        <w:t xml:space="preserve">A same number between two of our sets is not agreement with the depositors: burst duration is unchanged by the switch, and </w:t>
+      </w:r>
+      <w:r>
+        <w:rPr>
+          <w:rFonts w:ascii="Consolas" w:hAnsi="Consolas"/>
+          <w:b w:val="0"/>
+          <w:i w:val="0"/>
+          <w:color w:val="222222"/>
+          <w:sz w:val="19"/>
+        </w:rPr>
+        <w:t>kapucu2022</w:t>
+      </w:r>
+      <w:r>
+        <w:rPr>
+          <w:rFonts w:ascii="Calibri" w:hAnsi="Calibri"/>
+          <w:b w:val="0"/>
+          <w:i w:val="0"/>
+          <w:color w:val="222222"/>
+          <w:sz w:val="21"/>
+        </w:rPr>
+        <w:t xml:space="preserve"> sits at 0.8208 of their value.</w:t>
+      </w:r>
+    </w:p>
+    <w:p>
+      <w:pPr>
+        <w:spacing w:after="120"/>
+        <w:ind w:left="432" w:hanging="259"/>
+      </w:pPr>
+      <w:r>
+        <w:rPr>
+          <w:rFonts w:ascii="Calibri" w:hAnsi="Calibri"/>
+          <w:b w:val="0"/>
+          <w:i w:val="0"/>
+          <w:color w:val="222222"/>
+          <w:sz w:val="21"/>
+        </w:rPr>
+        <w:t>•</w:t>
+        <w:tab/>
+      </w:r>
+      <w:r>
+        <w:rPr>
+          <w:rFonts w:ascii="Calibri" w:hAnsi="Calibri"/>
+          <w:b w:val="0"/>
+          <w:i w:val="0"/>
+          <w:color w:val="222222"/>
+          <w:sz w:val="21"/>
+        </w:rPr>
+        <w:t xml:space="preserve">Not a registered study, so the registration counts (§21, entry 43) do not change. No record of </w:t>
+      </w:r>
+      <w:r>
+        <w:rPr>
+          <w:rFonts w:ascii="Consolas" w:hAnsi="Consolas"/>
+          <w:b w:val="0"/>
+          <w:i w:val="0"/>
+          <w:color w:val="222222"/>
+          <w:sz w:val="19"/>
+        </w:rPr>
+        <w:t>neuromps.parquet</w:t>
+      </w:r>
+      <w:r>
+        <w:rPr>
+          <w:rFonts w:ascii="Calibri" w:hAnsi="Calibri"/>
+          <w:b w:val="0"/>
+          <w:i w:val="0"/>
+          <w:color w:val="222222"/>
+          <w:sz w:val="21"/>
+        </w:rPr>
+        <w:t xml:space="preserve">, no method block, no twin target and no earlier key of </w:t>
+      </w:r>
+      <w:r>
+        <w:rPr>
+          <w:rFonts w:ascii="Consolas" w:hAnsi="Consolas"/>
+          <w:b w:val="0"/>
+          <w:i w:val="0"/>
+          <w:color w:val="222222"/>
+          <w:sz w:val="19"/>
+        </w:rPr>
+        <w:t>outputs/metrics.json</w:t>
+      </w:r>
+      <w:r>
+        <w:rPr>
+          <w:rFonts w:ascii="Calibri" w:hAnsi="Calibri"/>
+          <w:b w:val="0"/>
+          <w:i w:val="0"/>
+          <w:color w:val="222222"/>
+          <w:sz w:val="21"/>
+        </w:rPr>
+        <w:t xml:space="preserve"> changes; the stage adds the key </w:t>
+      </w:r>
+      <w:r>
+        <w:rPr>
+          <w:rFonts w:ascii="Consolas" w:hAnsi="Consolas"/>
+          <w:b w:val="0"/>
+          <w:i w:val="0"/>
+          <w:color w:val="222222"/>
+          <w:sz w:val="19"/>
+        </w:rPr>
+        <w:t>feature_definitions</w:t>
+      </w:r>
+      <w:r>
+        <w:rPr>
+          <w:rFonts w:ascii="Calibri" w:hAnsi="Calibri"/>
+          <w:b w:val="0"/>
+          <w:i w:val="0"/>
+          <w:color w:val="222222"/>
+          <w:sz w:val="21"/>
+        </w:rPr>
+        <w:t xml:space="preserve"> and costs a few seconds on the quick tier, which has no developmental-plate spike files and so skips the translation.</w:t>
+      </w:r>
+    </w:p>
+    <w:p>
+      <w:pPr>
+        <w:spacing w:after="120"/>
+        <w:ind w:left="432" w:hanging="259"/>
+      </w:pPr>
+      <w:r>
+        <w:rPr>
+          <w:rFonts w:ascii="Calibri" w:hAnsi="Calibri"/>
+          <w:b w:val="0"/>
+          <w:i w:val="0"/>
+          <w:color w:val="222222"/>
+          <w:sz w:val="21"/>
+        </w:rPr>
+        <w:t>•</w:t>
+        <w:tab/>
+      </w:r>
+      <w:r>
+        <w:rPr>
+          <w:rFonts w:ascii="Calibri" w:hAnsi="Calibri"/>
+          <w:b/>
+          <w:i w:val="0"/>
+          <w:color w:val="156082"/>
+          <w:sz w:val="21"/>
+        </w:rPr>
+        <w:t>Evidence.</w:t>
+      </w:r>
+      <w:r>
+        <w:rPr>
+          <w:rFonts w:ascii="Calibri" w:hAnsi="Calibri"/>
+          <w:b w:val="0"/>
+          <w:i w:val="0"/>
+          <w:color w:val="222222"/>
+          <w:sz w:val="21"/>
+        </w:rPr>
+        <w:t xml:space="preserve"> Report §3 ("Named definition sets"); decision D37; </w:t>
+      </w:r>
+      <w:r>
+        <w:rPr>
+          <w:rFonts w:ascii="Consolas" w:hAnsi="Consolas"/>
+          <w:b w:val="0"/>
+          <w:i w:val="0"/>
+          <w:color w:val="222222"/>
+          <w:sz w:val="19"/>
+        </w:rPr>
+        <w:t>schema/STANDARD.md</w:t>
+      </w:r>
+      <w:r>
+        <w:rPr>
+          <w:rFonts w:ascii="Calibri" w:hAnsi="Calibri"/>
+          <w:b w:val="0"/>
+          <w:i w:val="0"/>
+          <w:color w:val="222222"/>
+          <w:sz w:val="21"/>
+        </w:rPr>
+        <w:t xml:space="preserve"> §4.4; </w:t>
+      </w:r>
+      <w:r>
+        <w:rPr>
+          <w:rFonts w:ascii="Consolas" w:hAnsi="Consolas"/>
+          <w:b w:val="0"/>
+          <w:i w:val="0"/>
+          <w:color w:val="222222"/>
+          <w:sz w:val="19"/>
+        </w:rPr>
+        <w:t>data/processed/features_by_definition.parquet</w:t>
+      </w:r>
+      <w:r>
+        <w:rPr>
+          <w:rFonts w:ascii="Calibri" w:hAnsi="Calibri"/>
+          <w:b w:val="0"/>
+          <w:i w:val="0"/>
+          <w:color w:val="222222"/>
+          <w:sz w:val="21"/>
+        </w:rPr>
+        <w:t xml:space="preserve">; </w:t>
+      </w:r>
+      <w:r>
+        <w:rPr>
+          <w:rFonts w:ascii="Consolas" w:hAnsi="Consolas"/>
+          <w:b w:val="0"/>
+          <w:i w:val="0"/>
+          <w:color w:val="222222"/>
+          <w:sz w:val="19"/>
+        </w:rPr>
+        <w:t>outputs/tables/feature_definitions.md</w:t>
+      </w:r>
+      <w:r>
+        <w:rPr>
+          <w:rFonts w:ascii="Calibri" w:hAnsi="Calibri"/>
+          <w:b w:val="0"/>
+          <w:i w:val="0"/>
+          <w:color w:val="222222"/>
+          <w:sz w:val="21"/>
+        </w:rPr>
+        <w:t xml:space="preserve">; </w:t>
+      </w:r>
+      <w:r>
+        <w:rPr>
+          <w:rFonts w:ascii="Consolas" w:hAnsi="Consolas"/>
+          <w:b w:val="0"/>
+          <w:i w:val="0"/>
+          <w:color w:val="222222"/>
+          <w:sz w:val="19"/>
+        </w:rPr>
+        <w:t>outputs/metrics.json</w:t>
+      </w:r>
+      <w:r>
+        <w:rPr>
+          <w:rFonts w:ascii="Calibri" w:hAnsi="Calibri"/>
+          <w:b w:val="0"/>
+          <w:i w:val="0"/>
+          <w:color w:val="222222"/>
+          <w:sz w:val="21"/>
+        </w:rPr>
+        <w:t xml:space="preserve"> key </w:t>
+      </w:r>
+      <w:r>
+        <w:rPr>
+          <w:rFonts w:ascii="Consolas" w:hAnsi="Consolas"/>
+          <w:b w:val="0"/>
+          <w:i w:val="0"/>
+          <w:color w:val="222222"/>
+          <w:sz w:val="19"/>
+        </w:rPr>
+        <w:t>feature_definitions</w:t>
+      </w:r>
+      <w:r>
+        <w:rPr>
+          <w:rFonts w:ascii="Calibri" w:hAnsi="Calibri"/>
+          <w:b w:val="0"/>
+          <w:i w:val="0"/>
+          <w:color w:val="222222"/>
+          <w:sz w:val="21"/>
+        </w:rPr>
+        <w:t xml:space="preserve">; tests </w:t>
+      </w:r>
+      <w:r>
+        <w:rPr>
+          <w:rFonts w:ascii="Consolas" w:hAnsi="Consolas"/>
+          <w:b w:val="0"/>
+          <w:i w:val="0"/>
+          <w:color w:val="222222"/>
+          <w:sz w:val="19"/>
+        </w:rPr>
+        <w:t>tests/test_feature_definitions.py</w:t>
+      </w:r>
+      <w:r>
+        <w:rPr>
+          <w:rFonts w:ascii="Calibri" w:hAnsi="Calibri"/>
+          <w:b w:val="0"/>
+          <w:i w:val="0"/>
+          <w:color w:val="222222"/>
+          <w:sz w:val="21"/>
+        </w:rPr>
+        <w:t xml:space="preserve">, </w:t>
+      </w:r>
+      <w:r>
+        <w:rPr>
+          <w:rFonts w:ascii="Consolas" w:hAnsi="Consolas"/>
+          <w:b w:val="0"/>
+          <w:i w:val="0"/>
+          <w:color w:val="222222"/>
+          <w:sz w:val="19"/>
+        </w:rPr>
+        <w:t>tests/test_definition_sidecar.py</w:t>
+      </w:r>
+      <w:r>
+        <w:rPr>
+          <w:rFonts w:ascii="Calibri" w:hAnsi="Calibri"/>
+          <w:b w:val="0"/>
+          <w:i w:val="0"/>
+          <w:color w:val="222222"/>
+          <w:sz w:val="21"/>
+        </w:rPr>
+        <w:t xml:space="preserve">, </w:t>
+      </w:r>
+      <w:r>
+        <w:rPr>
+          <w:rFonts w:ascii="Consolas" w:hAnsi="Consolas"/>
+          <w:b w:val="0"/>
+          <w:i w:val="0"/>
+          <w:color w:val="222222"/>
+          <w:sz w:val="19"/>
+        </w:rPr>
+        <w:t>tests/test_feature_translation.py</w:t>
       </w:r>
       <w:r>
         <w:rPr>

--- a/report/POST_SUBMISSION_CHANGES.docx
+++ b/report/POST_SUBMISSION_CHANGES.docx
@@ -48,11 +48,11 @@
         <w:tblLook w:firstColumn="1" w:firstRow="1" w:lastColumn="0" w:lastRow="0" w:noHBand="0" w:noVBand="1" w:val="04A0"/>
       </w:tblPr>
       <w:tblGrid>
-        <w:gridCol w:w="407"/>
-        <w:gridCol w:w="1534"/>
-        <w:gridCol w:w="2859"/>
-        <w:gridCol w:w="2516"/>
-        <w:gridCol w:w="1180"/>
+        <w:gridCol w:w="406"/>
+        <w:gridCol w:w="1532"/>
+        <w:gridCol w:w="2824"/>
+        <w:gridCol w:w="2563"/>
+        <w:gridCol w:w="1171"/>
       </w:tblGrid>
       <w:tr>
         <w:trPr>
@@ -61,7 +61,7 @@
         </w:trPr>
         <w:tc>
           <w:tcPr>
-            <w:tcW w:type="dxa" w:w="407"/>
+            <w:tcW w:type="dxa" w:w="406"/>
             <w:shd w:val="clear" w:color="auto" w:fill="1F4E79"/>
             <w:vAlign w:val="center"/>
           </w:tcPr>
@@ -85,7 +85,7 @@
         </w:tc>
         <w:tc>
           <w:tcPr>
-            <w:tcW w:type="dxa" w:w="1534"/>
+            <w:tcW w:type="dxa" w:w="1532"/>
             <w:shd w:val="clear" w:color="auto" w:fill="1F4E79"/>
             <w:vAlign w:val="center"/>
           </w:tcPr>
@@ -109,7 +109,7 @@
         </w:tc>
         <w:tc>
           <w:tcPr>
-            <w:tcW w:type="dxa" w:w="2859"/>
+            <w:tcW w:type="dxa" w:w="2824"/>
             <w:shd w:val="clear" w:color="auto" w:fill="1F4E79"/>
             <w:vAlign w:val="center"/>
           </w:tcPr>
@@ -132,7 +132,7 @@
         </w:tc>
         <w:tc>
           <w:tcPr>
-            <w:tcW w:type="dxa" w:w="2516"/>
+            <w:tcW w:type="dxa" w:w="2563"/>
             <w:shd w:val="clear" w:color="auto" w:fill="1F4E79"/>
             <w:vAlign w:val="center"/>
           </w:tcPr>
@@ -155,7 +155,7 @@
         </w:tc>
         <w:tc>
           <w:tcPr>
-            <w:tcW w:type="dxa" w:w="1180"/>
+            <w:tcW w:type="dxa" w:w="1171"/>
             <w:shd w:val="clear" w:color="auto" w:fill="1F4E79"/>
             <w:vAlign w:val="center"/>
           </w:tcPr>
@@ -183,7 +183,7 @@
         </w:trPr>
         <w:tc>
           <w:tcPr>
-            <w:tcW w:type="dxa" w:w="407"/>
+            <w:tcW w:type="dxa" w:w="406"/>
             <w:shd w:val="clear" w:color="auto" w:fill="FFFFFF"/>
             <w:vAlign w:val="center"/>
           </w:tcPr>
@@ -207,7 +207,7 @@
         </w:tc>
         <w:tc>
           <w:tcPr>
-            <w:tcW w:type="dxa" w:w="1534"/>
+            <w:tcW w:type="dxa" w:w="1532"/>
             <w:shd w:val="clear" w:color="auto" w:fill="FFFFFF"/>
             <w:vAlign w:val="center"/>
           </w:tcPr>
@@ -231,7 +231,7 @@
         </w:tc>
         <w:tc>
           <w:tcPr>
-            <w:tcW w:type="dxa" w:w="2859"/>
+            <w:tcW w:type="dxa" w:w="2824"/>
             <w:shd w:val="clear" w:color="auto" w:fill="FFFFFF"/>
             <w:vAlign w:val="center"/>
           </w:tcPr>
@@ -254,7 +254,7 @@
         </w:tc>
         <w:tc>
           <w:tcPr>
-            <w:tcW w:type="dxa" w:w="2516"/>
+            <w:tcW w:type="dxa" w:w="2563"/>
             <w:shd w:val="clear" w:color="auto" w:fill="FFFFFF"/>
             <w:vAlign w:val="center"/>
           </w:tcPr>
@@ -277,7 +277,7 @@
         </w:tc>
         <w:tc>
           <w:tcPr>
-            <w:tcW w:type="dxa" w:w="1180"/>
+            <w:tcW w:type="dxa" w:w="1171"/>
             <w:shd w:val="clear" w:color="auto" w:fill="FFFFFF"/>
             <w:vAlign w:val="center"/>
           </w:tcPr>
@@ -325,7 +325,7 @@
         </w:trPr>
         <w:tc>
           <w:tcPr>
-            <w:tcW w:type="dxa" w:w="407"/>
+            <w:tcW w:type="dxa" w:w="406"/>
             <w:shd w:val="clear" w:color="auto" w:fill="F7F9FB"/>
             <w:vAlign w:val="center"/>
           </w:tcPr>
@@ -349,7 +349,7 @@
         </w:tc>
         <w:tc>
           <w:tcPr>
-            <w:tcW w:type="dxa" w:w="1534"/>
+            <w:tcW w:type="dxa" w:w="1532"/>
             <w:shd w:val="clear" w:color="auto" w:fill="F7F9FB"/>
             <w:vAlign w:val="center"/>
           </w:tcPr>
@@ -373,7 +373,7 @@
         </w:tc>
         <w:tc>
           <w:tcPr>
-            <w:tcW w:type="dxa" w:w="2859"/>
+            <w:tcW w:type="dxa" w:w="2824"/>
             <w:shd w:val="clear" w:color="auto" w:fill="F7F9FB"/>
             <w:vAlign w:val="center"/>
           </w:tcPr>
@@ -396,7 +396,7 @@
         </w:tc>
         <w:tc>
           <w:tcPr>
-            <w:tcW w:type="dxa" w:w="2516"/>
+            <w:tcW w:type="dxa" w:w="2563"/>
             <w:shd w:val="clear" w:color="auto" w:fill="F7F9FB"/>
             <w:vAlign w:val="center"/>
           </w:tcPr>
@@ -419,7 +419,7 @@
         </w:tc>
         <w:tc>
           <w:tcPr>
-            <w:tcW w:type="dxa" w:w="1180"/>
+            <w:tcW w:type="dxa" w:w="1171"/>
             <w:shd w:val="clear" w:color="auto" w:fill="F7F9FB"/>
             <w:vAlign w:val="center"/>
           </w:tcPr>
@@ -447,7 +447,7 @@
         </w:trPr>
         <w:tc>
           <w:tcPr>
-            <w:tcW w:type="dxa" w:w="407"/>
+            <w:tcW w:type="dxa" w:w="406"/>
             <w:shd w:val="clear" w:color="auto" w:fill="FFFFFF"/>
             <w:vAlign w:val="center"/>
           </w:tcPr>
@@ -471,7 +471,7 @@
         </w:tc>
         <w:tc>
           <w:tcPr>
-            <w:tcW w:type="dxa" w:w="1534"/>
+            <w:tcW w:type="dxa" w:w="1532"/>
             <w:shd w:val="clear" w:color="auto" w:fill="FFFFFF"/>
             <w:vAlign w:val="center"/>
           </w:tcPr>
@@ -495,7 +495,7 @@
         </w:tc>
         <w:tc>
           <w:tcPr>
-            <w:tcW w:type="dxa" w:w="2859"/>
+            <w:tcW w:type="dxa" w:w="2824"/>
             <w:shd w:val="clear" w:color="auto" w:fill="FFFFFF"/>
             <w:vAlign w:val="center"/>
           </w:tcPr>
@@ -518,7 +518,7 @@
         </w:tc>
         <w:tc>
           <w:tcPr>
-            <w:tcW w:type="dxa" w:w="2516"/>
+            <w:tcW w:type="dxa" w:w="2563"/>
             <w:shd w:val="clear" w:color="auto" w:fill="FFFFFF"/>
             <w:vAlign w:val="center"/>
           </w:tcPr>
@@ -541,7 +541,7 @@
         </w:tc>
         <w:tc>
           <w:tcPr>
-            <w:tcW w:type="dxa" w:w="1180"/>
+            <w:tcW w:type="dxa" w:w="1171"/>
             <w:shd w:val="clear" w:color="auto" w:fill